--- a/uss-pelion/USS_Pelion_Players_Guide.docx
+++ b/uss-pelion/USS_Pelion_Players_Guide.docx
@@ -1541,39 +1541,6 @@
                 <w:b/>
                 <w:sz w:val="19"/>
               </w:rPr>
-              <w:t xml:space="preserve">Half-Vulcan</w:t>
-            </w:r>
-          </w:p>
-        </w:tc>
-        <w:tc>
-          <w:tcPr/>
-          <w:p>
-            <w:pPr>
-              <w:pStyle w:val="Compact"/>
-              <w:jc w:val="left"/>
-            </w:pPr>
-            <w:r>
-              <w:rPr>
-                <w:sz w:val="19"/>
-              </w:rPr>
-              <w:t xml:space="preserve">Intellect +1, Presence −1</w:t>
-            </w:r>
-          </w:p>
-        </w:tc>
-      </w:tr>
-      <w:tr>
-        <w:tc>
-          <w:tcPr/>
-          <w:p>
-            <w:pPr>
-              <w:pStyle w:val="Compact"/>
-              <w:jc w:val="left"/>
-            </w:pPr>
-            <w:r>
-              <w:rPr>
-                <w:b/>
-                <w:sz w:val="19"/>
-              </w:rPr>
               <w:t xml:space="preserve">Lanthanite</w:t>
             </w:r>
           </w:p>
@@ -1656,6 +1623,72 @@
                 <w:sz w:val="19"/>
               </w:rPr>
               <w:t xml:space="preserve">Agility +1, Intellect +1, Body −2</w:t>
+            </w:r>
+          </w:p>
+        </w:tc>
+      </w:tr>
+      <w:tr>
+        <w:tc>
+          <w:tcPr/>
+          <w:p>
+            <w:pPr>
+              <w:pStyle w:val="Compact"/>
+              <w:jc w:val="left"/>
+            </w:pPr>
+            <w:r>
+              <w:rPr>
+                <w:b/>
+                <w:sz w:val="19"/>
+              </w:rPr>
+              <w:t xml:space="preserve">Orion</w:t>
+            </w:r>
+          </w:p>
+        </w:tc>
+        <w:tc>
+          <w:tcPr/>
+          <w:p>
+            <w:pPr>
+              <w:pStyle w:val="Compact"/>
+              <w:jc w:val="left"/>
+            </w:pPr>
+            <w:r>
+              <w:rPr>
+                <w:sz w:val="19"/>
+              </w:rPr>
+              <w:t xml:space="preserve">Body +1, Presence +1, Intellect −1, Will −1</w:t>
+            </w:r>
+          </w:p>
+        </w:tc>
+      </w:tr>
+      <w:tr>
+        <w:tc>
+          <w:tcPr/>
+          <w:p>
+            <w:pPr>
+              <w:pStyle w:val="Compact"/>
+              <w:jc w:val="left"/>
+            </w:pPr>
+            <w:r>
+              <w:rPr>
+                <w:b/>
+                <w:sz w:val="19"/>
+              </w:rPr>
+              <w:t xml:space="preserve">Denobulan</w:t>
+            </w:r>
+          </w:p>
+        </w:tc>
+        <w:tc>
+          <w:tcPr/>
+          <w:p>
+            <w:pPr>
+              <w:pStyle w:val="Compact"/>
+              <w:jc w:val="left"/>
+            </w:pPr>
+            <w:r>
+              <w:rPr>
+                <w:sz w:val="19"/>
+              </w:rPr>
+              <w:t xml:space="preserve">Intellect +1, Presence +1, Body −1, Agility −1</w:t>
             </w:r>
           </w:p>
         </w:tc>
@@ -1859,24 +1892,6 @@
           <w:bCs/>
           <w:b/>
         </w:rPr>
-        <w:t xml:space="preserve">Half-Vulcan.</w:t>
-      </w:r>
-      <w:r>
-        <w:t xml:space="preserve"> </w:t>
-      </w:r>
-      <w:r>
-        <w:t xml:space="preserve">Raised between two cultures, like Spock. Vulcan training and a human heritage that does not always stay quiet.</w:t>
-      </w:r>
-    </w:p>
-    <w:p>
-      <w:pPr>
-        <w:pStyle w:val="BodyText"/>
-      </w:pPr>
-      <w:r>
-        <w:rPr>
-          <w:bCs/>
-          <w:b/>
-        </w:rPr>
         <w:t xml:space="preserve">Lanthanite.</w:t>
       </w:r>
       <w:r>
@@ -1920,6 +1935,42 @@
       </w:r>
       <w:r>
         <w:t xml:space="preserve">A winged, avian people known as scholars and historians, like Aleek-Om. Capable of flight, but light-boned and physically frail.</w:t>
+      </w:r>
+    </w:p>
+    <w:p>
+      <w:pPr>
+        <w:pStyle w:val="BodyText"/>
+      </w:pPr>
+      <w:r>
+        <w:rPr>
+          <w:bCs/>
+          <w:b/>
+        </w:rPr>
+        <w:t xml:space="preserve">Orion.</w:t>
+      </w:r>
+      <w:r>
+        <w:t xml:space="preserve"> </w:t>
+      </w:r>
+      <w:r>
+        <w:t xml:space="preserve">Green-skinned people whose homeworld is better known for the Orion Syndicate’s smugglers and pirates than for Starfleet service. Orions in uniform are rare in this era and often have to prove themselves.</w:t>
+      </w:r>
+    </w:p>
+    <w:p>
+      <w:pPr>
+        <w:pStyle w:val="BodyText"/>
+      </w:pPr>
+      <w:r>
+        <w:rPr>
+          <w:bCs/>
+          <w:b/>
+        </w:rPr>
+        <w:t xml:space="preserve">Denobulan.</w:t>
+      </w:r>
+      <w:r>
+        <w:t xml:space="preserve"> </w:t>
+      </w:r>
+      <w:r>
+        <w:t xml:space="preserve">Cheerful, sociable people with large extended families. They need little sleep most of the year, then hibernate for several days. Dr. Phlox served aboard Enterprise NX-01 a century earlier.</w:t>
       </w:r>
     </w:p>
     <w:bookmarkEnd w:id="28"/>
@@ -5560,7 +5611,7 @@
       </w:tr>
     </w:tbl>
     <w:bookmarkEnd w:id="62"/>
-    <w:bookmarkStart w:id="73" w:name="species-advantages"/>
+    <w:bookmarkStart w:id="74" w:name="species-advantages"/>
     <w:p>
       <w:pPr>
         <w:pStyle w:val="Heading1"/>
@@ -6971,13 +7022,13 @@
       </w:tr>
     </w:tbl>
     <w:bookmarkEnd w:id="68"/>
-    <w:bookmarkStart w:id="69" w:name="half-vulcan"/>
+    <w:bookmarkStart w:id="69" w:name="lanthanite"/>
     <w:p>
       <w:pPr>
         <w:pStyle w:val="Heading2"/>
       </w:pPr>
       <w:r>
-        <w:t xml:space="preserve">Half-Vulcan</w:t>
+        <w:t xml:space="preserve">Lanthanite</w:t>
       </w:r>
     </w:p>
     <w:tbl>
@@ -7072,22 +7123,22 @@
                 <w:b/>
                 <w:sz w:val="19"/>
               </w:rPr>
-              <w:t xml:space="preserve">Between Two Worlds</w:t>
-            </w:r>
-          </w:p>
-        </w:tc>
-        <w:tc>
-          <w:tcPr/>
-          <w:p>
-            <w:pPr>
-              <w:pStyle w:val="Compact"/>
-              <w:jc w:val="left"/>
-            </w:pPr>
-            <w:r>
-              <w:rPr>
-                <w:sz w:val="19"/>
-              </w:rPr>
-              <w:t xml:space="preserve">+2 to Diplomacy when mediating between logic-driven and emotional parties, or bridging a misunderstanding between Vulcan and human ways.</w:t>
+              <w:t xml:space="preserve">Centuries of Experience</w:t>
+            </w:r>
+          </w:p>
+        </w:tc>
+        <w:tc>
+          <w:tcPr/>
+          <w:p>
+            <w:pPr>
+              <w:pStyle w:val="Compact"/>
+              <w:jc w:val="left"/>
+            </w:pPr>
+            <w:r>
+              <w:rPr>
+                <w:sz w:val="19"/>
+              </w:rPr>
+              <w:t xml:space="preserve">+2 to Intellect rolls to recall a historical event, old custom, or obsolete technology you could plausibly have lived through.</w:t>
             </w:r>
           </w:p>
         </w:tc>
@@ -7104,7 +7155,7 @@
                 <w:b/>
                 <w:sz w:val="19"/>
               </w:rPr>
-              <w:t xml:space="preserve">Divided Self.</w:t>
+              <w:t xml:space="preserve">Secret Age.</w:t>
             </w:r>
             <w:r>
               <w:rPr>
@@ -7116,40 +7167,40 @@
               <w:rPr>
                 <w:sz w:val="19"/>
               </w:rPr>
-              <w:t xml:space="preserve">When a situation forces a choice between logic and feeling, your inner conflict surfaces. Accept hesitation or an emotional outburst.</w:t>
-            </w:r>
-          </w:p>
-        </w:tc>
-      </w:tr>
-      <w:tr>
-        <w:tc>
-          <w:tcPr/>
-          <w:p>
-            <w:pPr>
-              <w:pStyle w:val="Compact"/>
-              <w:jc w:val="left"/>
-            </w:pPr>
-            <w:r>
-              <w:rPr>
-                <w:b/>
-                <w:sz w:val="19"/>
-              </w:rPr>
-              <w:t xml:space="preserve">Vulcan Strength</w:t>
-            </w:r>
-          </w:p>
-        </w:tc>
-        <w:tc>
-          <w:tcPr/>
-          <w:p>
-            <w:pPr>
-              <w:pStyle w:val="Compact"/>
-              <w:jc w:val="left"/>
-            </w:pPr>
-            <w:r>
-              <w:rPr>
-                <w:sz w:val="19"/>
-              </w:rPr>
-              <w:t xml:space="preserve">+2 to Body when lifting, forcing, or holding something through raw strength.</w:t>
+              <w:t xml:space="preserve">You keep your true age quiet. When your history threatens to show, accept a lie, a slip, or a revealing consequence.</w:t>
+            </w:r>
+          </w:p>
+        </w:tc>
+      </w:tr>
+      <w:tr>
+        <w:tc>
+          <w:tcPr/>
+          <w:p>
+            <w:pPr>
+              <w:pStyle w:val="Compact"/>
+              <w:jc w:val="left"/>
+            </w:pPr>
+            <w:r>
+              <w:rPr>
+                <w:b/>
+                <w:sz w:val="19"/>
+              </w:rPr>
+              <w:t xml:space="preserve">Old Hand</w:t>
+            </w:r>
+          </w:p>
+        </w:tc>
+        <w:tc>
+          <w:tcPr/>
+          <w:p>
+            <w:pPr>
+              <w:pStyle w:val="Compact"/>
+              <w:jc w:val="left"/>
+            </w:pPr>
+            <w:r>
+              <w:rPr>
+                <w:sz w:val="19"/>
+              </w:rPr>
+              <w:t xml:space="preserve">+2 to Engineering when repairing antique, obsolete, or improvised equipment. It does not apply to current Starfleet systems.</w:t>
             </w:r>
           </w:p>
         </w:tc>
@@ -7166,7 +7217,7 @@
                 <w:b/>
                 <w:sz w:val="19"/>
               </w:rPr>
-              <w:t xml:space="preserve">Neither One Nor the Other.</w:t>
+              <w:t xml:space="preserve">Rules Are Temporary.</w:t>
             </w:r>
             <w:r>
               <w:rPr>
@@ -7178,20 +7229,20 @@
               <w:rPr>
                 <w:sz w:val="19"/>
               </w:rPr>
-              <w:t xml:space="preserve">Members of either culture doubt where you belong. Accept a slight, exclusion, or challenge to your judgment that matters.</w:t>
+              <w:t xml:space="preserve">After millennia, regulations seem fleeting. You skip a procedure and accept the consequences when it matters.</w:t>
             </w:r>
           </w:p>
         </w:tc>
       </w:tr>
     </w:tbl>
     <w:bookmarkEnd w:id="69"/>
-    <w:bookmarkStart w:id="70" w:name="lanthanite"/>
+    <w:bookmarkStart w:id="70" w:name="caitian"/>
     <w:p>
       <w:pPr>
         <w:pStyle w:val="Heading2"/>
       </w:pPr>
       <w:r>
-        <w:t xml:space="preserve">Lanthanite</w:t>
+        <w:t xml:space="preserve">Caitian</w:t>
       </w:r>
     </w:p>
     <w:tbl>
@@ -7286,22 +7337,22 @@
                 <w:b/>
                 <w:sz w:val="19"/>
               </w:rPr>
-              <w:t xml:space="preserve">Centuries of Experience</w:t>
-            </w:r>
-          </w:p>
-        </w:tc>
-        <w:tc>
-          <w:tcPr/>
-          <w:p>
-            <w:pPr>
-              <w:pStyle w:val="Compact"/>
-              <w:jc w:val="left"/>
-            </w:pPr>
-            <w:r>
-              <w:rPr>
-                <w:sz w:val="19"/>
-              </w:rPr>
-              <w:t xml:space="preserve">+2 to Intellect rolls to recall a historical event, old custom, or obsolete technology you could plausibly have lived through.</w:t>
+              <w:t xml:space="preserve">Feline Reflexes</w:t>
+            </w:r>
+          </w:p>
+        </w:tc>
+        <w:tc>
+          <w:tcPr/>
+          <w:p>
+            <w:pPr>
+              <w:pStyle w:val="Compact"/>
+              <w:jc w:val="left"/>
+            </w:pPr>
+            <w:r>
+              <w:rPr>
+                <w:sz w:val="19"/>
+              </w:rPr>
+              <w:t xml:space="preserve">+2 to Athletics when jumping, climbing, or landing safely from a fall.</w:t>
             </w:r>
           </w:p>
         </w:tc>
@@ -7318,7 +7369,7 @@
                 <w:b/>
                 <w:sz w:val="19"/>
               </w:rPr>
-              <w:t xml:space="preserve">Secret Age.</w:t>
+              <w:t xml:space="preserve">Chase Instinct.</w:t>
             </w:r>
             <w:r>
               <w:rPr>
@@ -7330,40 +7381,40 @@
               <w:rPr>
                 <w:sz w:val="19"/>
               </w:rPr>
-              <w:t xml:space="preserve">You keep your true age quiet. When your history threatens to show, accept a lie, a slip, or a revealing consequence.</w:t>
-            </w:r>
-          </w:p>
-        </w:tc>
-      </w:tr>
-      <w:tr>
-        <w:tc>
-          <w:tcPr/>
-          <w:p>
-            <w:pPr>
-              <w:pStyle w:val="Compact"/>
-              <w:jc w:val="left"/>
-            </w:pPr>
-            <w:r>
-              <w:rPr>
-                <w:b/>
-                <w:sz w:val="19"/>
-              </w:rPr>
-              <w:t xml:space="preserve">Old Hand</w:t>
-            </w:r>
-          </w:p>
-        </w:tc>
-        <w:tc>
-          <w:tcPr/>
-          <w:p>
-            <w:pPr>
-              <w:pStyle w:val="Compact"/>
-              <w:jc w:val="left"/>
-            </w:pPr>
-            <w:r>
-              <w:rPr>
-                <w:sz w:val="19"/>
-              </w:rPr>
-              <w:t xml:space="preserve">+2 to Engineering when repairing antique, obsolete, or improvised equipment. It does not apply to current Starfleet systems.</w:t>
+              <w:t xml:space="preserve">Sudden movement or a fleeing creature triggers a pursuit reflex. Accept a momentary distraction or a rash move.</w:t>
+            </w:r>
+          </w:p>
+        </w:tc>
+      </w:tr>
+      <w:tr>
+        <w:tc>
+          <w:tcPr/>
+          <w:p>
+            <w:pPr>
+              <w:pStyle w:val="Compact"/>
+              <w:jc w:val="left"/>
+            </w:pPr>
+            <w:r>
+              <w:rPr>
+                <w:b/>
+                <w:sz w:val="19"/>
+              </w:rPr>
+              <w:t xml:space="preserve">Keen Hearing</w:t>
+            </w:r>
+          </w:p>
+        </w:tc>
+        <w:tc>
+          <w:tcPr/>
+          <w:p>
+            <w:pPr>
+              <w:pStyle w:val="Compact"/>
+              <w:jc w:val="left"/>
+            </w:pPr>
+            <w:r>
+              <w:rPr>
+                <w:sz w:val="19"/>
+              </w:rPr>
+              <w:t xml:space="preserve">+2 to Intellect rolls to hear faint or distant sounds.</w:t>
             </w:r>
           </w:p>
         </w:tc>
@@ -7380,7 +7431,7 @@
                 <w:b/>
                 <w:sz w:val="19"/>
               </w:rPr>
-              <w:t xml:space="preserve">Rules Are Temporary.</w:t>
+              <w:t xml:space="preserve">Sensitive Ears.</w:t>
             </w:r>
             <w:r>
               <w:rPr>
@@ -7392,20 +7443,20 @@
               <w:rPr>
                 <w:sz w:val="19"/>
               </w:rPr>
-              <w:t xml:space="preserve">After millennia, regulations seem fleeting. You skip a procedure and accept the consequences when it matters.</w:t>
+              <w:t xml:space="preserve">Loud noise disorients you. When an alarm, explosion, or sonic weapon goes off nearby, accept −2 on your next action.</w:t>
             </w:r>
           </w:p>
         </w:tc>
       </w:tr>
     </w:tbl>
     <w:bookmarkEnd w:id="70"/>
-    <w:bookmarkStart w:id="71" w:name="caitian"/>
+    <w:bookmarkStart w:id="71" w:name="aurelian"/>
     <w:p>
       <w:pPr>
         <w:pStyle w:val="Heading2"/>
       </w:pPr>
       <w:r>
-        <w:t xml:space="preserve">Caitian</w:t>
+        <w:t xml:space="preserve">Aurelian</w:t>
       </w:r>
     </w:p>
     <w:tbl>
@@ -7500,22 +7551,22 @@
                 <w:b/>
                 <w:sz w:val="19"/>
               </w:rPr>
-              <w:t xml:space="preserve">Feline Reflexes</w:t>
-            </w:r>
-          </w:p>
-        </w:tc>
-        <w:tc>
-          <w:tcPr/>
-          <w:p>
-            <w:pPr>
-              <w:pStyle w:val="Compact"/>
-              <w:jc w:val="left"/>
-            </w:pPr>
-            <w:r>
-              <w:rPr>
-                <w:sz w:val="19"/>
-              </w:rPr>
-              <w:t xml:space="preserve">+2 to Athletics when jumping, climbing, or landing safely from a fall.</w:t>
+              <w:t xml:space="preserve">Flight</w:t>
+            </w:r>
+          </w:p>
+        </w:tc>
+        <w:tc>
+          <w:tcPr/>
+          <w:p>
+            <w:pPr>
+              <w:pStyle w:val="Compact"/>
+              <w:jc w:val="left"/>
+            </w:pPr>
+            <w:r>
+              <w:rPr>
+                <w:sz w:val="19"/>
+              </w:rPr>
+              <w:t xml:space="preserve">You can fly short distances in normal gravity and breathable air. Roll Athletics for difficult flying. It does not work in low pressure, high gravity, or cramped spaces.</w:t>
             </w:r>
           </w:p>
         </w:tc>
@@ -7532,7 +7583,7 @@
                 <w:b/>
                 <w:sz w:val="19"/>
               </w:rPr>
-              <w:t xml:space="preserve">Chase Instinct.</w:t>
+              <w:t xml:space="preserve">Fragile Bones.</w:t>
             </w:r>
             <w:r>
               <w:rPr>
@@ -7544,40 +7595,40 @@
               <w:rPr>
                 <w:sz w:val="19"/>
               </w:rPr>
-              <w:t xml:space="preserve">Sudden movement or a fleeing creature triggers a pursuit reflex. Accept a momentary distraction or a rash move.</w:t>
-            </w:r>
-          </w:p>
-        </w:tc>
-      </w:tr>
-      <w:tr>
-        <w:tc>
-          <w:tcPr/>
-          <w:p>
-            <w:pPr>
-              <w:pStyle w:val="Compact"/>
-              <w:jc w:val="left"/>
-            </w:pPr>
-            <w:r>
-              <w:rPr>
-                <w:b/>
-                <w:sz w:val="19"/>
-              </w:rPr>
-              <w:t xml:space="preserve">Keen Hearing</w:t>
-            </w:r>
-          </w:p>
-        </w:tc>
-        <w:tc>
-          <w:tcPr/>
-          <w:p>
-            <w:pPr>
-              <w:pStyle w:val="Compact"/>
-              <w:jc w:val="left"/>
-            </w:pPr>
-            <w:r>
-              <w:rPr>
-                <w:sz w:val="19"/>
-              </w:rPr>
-              <w:t xml:space="preserve">+2 to Intellect rolls to hear faint or distant sounds.</w:t>
+              <w:t xml:space="preserve">Your light bones break easily. When a fall, crush, or heavy blow hits you, accept the GM marking one extra injury box.</w:t>
+            </w:r>
+          </w:p>
+        </w:tc>
+      </w:tr>
+      <w:tr>
+        <w:tc>
+          <w:tcPr/>
+          <w:p>
+            <w:pPr>
+              <w:pStyle w:val="Compact"/>
+              <w:jc w:val="left"/>
+            </w:pPr>
+            <w:r>
+              <w:rPr>
+                <w:b/>
+                <w:sz w:val="19"/>
+              </w:rPr>
+              <w:t xml:space="preserve">Scholar’s Memory</w:t>
+            </w:r>
+          </w:p>
+        </w:tc>
+        <w:tc>
+          <w:tcPr/>
+          <w:p>
+            <w:pPr>
+              <w:pStyle w:val="Compact"/>
+              <w:jc w:val="left"/>
+            </w:pPr>
+            <w:r>
+              <w:rPr>
+                <w:sz w:val="19"/>
+              </w:rPr>
+              <w:t xml:space="preserve">+2 to Intellect rolls to recall the history, legends, or cultural records of another world.</w:t>
             </w:r>
           </w:p>
         </w:tc>
@@ -7594,7 +7645,7 @@
                 <w:b/>
                 <w:sz w:val="19"/>
               </w:rPr>
-              <w:t xml:space="preserve">Sensitive Ears.</w:t>
+              <w:t xml:space="preserve">Lost in History.</w:t>
             </w:r>
             <w:r>
               <w:rPr>
@@ -7606,20 +7657,20 @@
               <w:rPr>
                 <w:sz w:val="19"/>
               </w:rPr>
-              <w:t xml:space="preserve">Loud noise disorients you. When an alarm, explosion, or sonic weapon goes off nearby, accept −2 on your next action.</w:t>
+              <w:t xml:space="preserve">A historical find tempts you to stop and study it. Accept the lost time or the danger of lingering.</w:t>
             </w:r>
           </w:p>
         </w:tc>
       </w:tr>
     </w:tbl>
     <w:bookmarkEnd w:id="71"/>
-    <w:bookmarkStart w:id="72" w:name="aurelian"/>
+    <w:bookmarkStart w:id="72" w:name="orion"/>
     <w:p>
       <w:pPr>
         <w:pStyle w:val="Heading2"/>
       </w:pPr>
       <w:r>
-        <w:t xml:space="preserve">Aurelian</w:t>
+        <w:t xml:space="preserve">Orion</w:t>
       </w:r>
     </w:p>
     <w:tbl>
@@ -7714,22 +7765,22 @@
                 <w:b/>
                 <w:sz w:val="19"/>
               </w:rPr>
-              <w:t xml:space="preserve">Flight</w:t>
-            </w:r>
-          </w:p>
-        </w:tc>
-        <w:tc>
-          <w:tcPr/>
-          <w:p>
-            <w:pPr>
-              <w:pStyle w:val="Compact"/>
-              <w:jc w:val="left"/>
-            </w:pPr>
-            <w:r>
-              <w:rPr>
-                <w:sz w:val="19"/>
-              </w:rPr>
-              <w:t xml:space="preserve">You can fly short distances in normal gravity and breathable air. Roll Athletics for difficult flying. It does not work in low pressure, high gravity, or cramped spaces.</w:t>
+              <w:t xml:space="preserve">Orion Pheromones</w:t>
+            </w:r>
+          </w:p>
+        </w:tc>
+        <w:tc>
+          <w:tcPr/>
+          <w:p>
+            <w:pPr>
+              <w:pStyle w:val="Compact"/>
+              <w:jc w:val="left"/>
+            </w:pPr>
+            <w:r>
+              <w:rPr>
+                <w:sz w:val="19"/>
+              </w:rPr>
+              <w:t xml:space="preserve">+2 to Diplomacy when persuading someone face to face in close quarters, if their species is affected by Orion pheromones. Many species, including Vulcans, are not.</w:t>
             </w:r>
           </w:p>
         </w:tc>
@@ -7746,7 +7797,7 @@
                 <w:b/>
                 <w:sz w:val="19"/>
               </w:rPr>
-              <w:t xml:space="preserve">Fragile Bones.</w:t>
+              <w:t xml:space="preserve">Pheromone Suspicion.</w:t>
             </w:r>
             <w:r>
               <w:rPr>
@@ -7758,40 +7809,40 @@
               <w:rPr>
                 <w:sz w:val="19"/>
               </w:rPr>
-              <w:t xml:space="preserve">Your light bones break easily. When a fall, crush, or heavy blow hits you, accept the GM marking one extra injury box.</w:t>
-            </w:r>
-          </w:p>
-        </w:tc>
-      </w:tr>
-      <w:tr>
-        <w:tc>
-          <w:tcPr/>
-          <w:p>
-            <w:pPr>
-              <w:pStyle w:val="Compact"/>
-              <w:jc w:val="left"/>
-            </w:pPr>
-            <w:r>
-              <w:rPr>
-                <w:b/>
-                <w:sz w:val="19"/>
-              </w:rPr>
-              <w:t xml:space="preserve">Scholar’s Memory</w:t>
-            </w:r>
-          </w:p>
-        </w:tc>
-        <w:tc>
-          <w:tcPr/>
-          <w:p>
-            <w:pPr>
-              <w:pStyle w:val="Compact"/>
-              <w:jc w:val="left"/>
-            </w:pPr>
-            <w:r>
-              <w:rPr>
-                <w:sz w:val="19"/>
-              </w:rPr>
-              <w:t xml:space="preserve">+2 to Intellect rolls to recall the history, legends, or cultural records of another world.</w:t>
+              <w:t xml:space="preserve">Crewmates who know about Orion pheromones question whether they were persuaded or manipulated. Accept the distrust or a formal complaint when it matters.</w:t>
+            </w:r>
+          </w:p>
+        </w:tc>
+      </w:tr>
+      <w:tr>
+        <w:tc>
+          <w:tcPr/>
+          <w:p>
+            <w:pPr>
+              <w:pStyle w:val="Compact"/>
+              <w:jc w:val="left"/>
+            </w:pPr>
+            <w:r>
+              <w:rPr>
+                <w:b/>
+                <w:sz w:val="19"/>
+              </w:rPr>
+              <w:t xml:space="preserve">Syndicate Savvy</w:t>
+            </w:r>
+          </w:p>
+        </w:tc>
+        <w:tc>
+          <w:tcPr/>
+          <w:p>
+            <w:pPr>
+              <w:pStyle w:val="Compact"/>
+              <w:jc w:val="left"/>
+            </w:pPr>
+            <w:r>
+              <w:rPr>
+                <w:sz w:val="19"/>
+              </w:rPr>
+              <w:t xml:space="preserve">+2 to Psychology when spotting a con, a bribe, a smuggler’s trick, or a pirate’s bluff.</w:t>
             </w:r>
           </w:p>
         </w:tc>
@@ -7808,7 +7859,7 @@
                 <w:b/>
                 <w:sz w:val="19"/>
               </w:rPr>
-              <w:t xml:space="preserve">Lost in History.</w:t>
+              <w:t xml:space="preserve">Syndicate Ties.</w:t>
             </w:r>
             <w:r>
               <w:rPr>
@@ -7820,15 +7871,229 @@
               <w:rPr>
                 <w:sz w:val="19"/>
               </w:rPr>
-              <w:t xml:space="preserve">A historical find tempts you to stop and study it. Accept the lost time or the danger of lingering.</w:t>
+              <w:t xml:space="preserve">Someone from the Orion Syndicate knows you and wants something. Accept the obligation, the threat, or the suspicion that follows.</w:t>
             </w:r>
           </w:p>
         </w:tc>
       </w:tr>
     </w:tbl>
     <w:bookmarkEnd w:id="72"/>
+    <w:bookmarkStart w:id="73" w:name="denobulan"/>
+    <w:p>
+      <w:pPr>
+        <w:pStyle w:val="Heading2"/>
+      </w:pPr>
+      <w:r>
+        <w:t xml:space="preserve">Denobulan</w:t>
+      </w:r>
+    </w:p>
+    <w:tbl>
+      <w:tblPr>
+        <w:tblStyle w:val="Table"/>
+        <w:tblW w:type="pct" w:w="5000"/>
+        <w:tblLook w:firstRow="1" w:lastRow="0" w:firstColumn="0" w:lastColumn="0" w:noHBand="0" w:noVBand="0" w:val="0020"/>
+        <w:jc w:val="start"/>
+        <w:tblBorders>
+          <w:top w:val="single" w:sz="4" w:color="B8C2D3"/>
+          <w:left w:val="single" w:sz="4" w:color="B8C2D3"/>
+          <w:bottom w:val="single" w:sz="4" w:color="B8C2D3"/>
+          <w:right w:val="single" w:sz="4" w:color="B8C2D3"/>
+          <w:insideH w:val="single" w:sz="4" w:color="B8C2D3"/>
+          <w:insideV w:val="single" w:sz="4" w:color="B8C2D3"/>
+        </w:tblBorders>
+      </w:tblPr>
+      <w:tblGrid>
+        <w:gridCol w:w="2640"/>
+        <w:gridCol w:w="2640"/>
+        <w:gridCol w:w="2640"/>
+      </w:tblGrid>
+      <w:tr>
+        <w:trPr>
+          <w:tblHeader w:val="true"/>
+        </w:trPr>
+        <w:tc>
+          <w:tcPr>
+            <w:shd w:val="clear" w:fill="E9EEF6"/>
+          </w:tcPr>
+          <w:p>
+            <w:pPr>
+              <w:pStyle w:val="Compact"/>
+              <w:jc w:val="left"/>
+            </w:pPr>
+            <w:r>
+              <w:rPr>
+                <w:b/>
+                <w:sz w:val="19"/>
+              </w:rPr>
+              <w:t xml:space="preserve">Advantage</w:t>
+            </w:r>
+          </w:p>
+        </w:tc>
+        <w:tc>
+          <w:tcPr>
+            <w:shd w:val="clear" w:fill="E9EEF6"/>
+          </w:tcPr>
+          <w:p>
+            <w:pPr>
+              <w:pStyle w:val="Compact"/>
+              <w:jc w:val="left"/>
+            </w:pPr>
+            <w:r>
+              <w:rPr>
+                <w:b/>
+                <w:sz w:val="19"/>
+              </w:rPr>
+              <w:t xml:space="preserve">Effect</w:t>
+            </w:r>
+          </w:p>
+        </w:tc>
+        <w:tc>
+          <w:tcPr>
+            <w:shd w:val="clear" w:fill="E9EEF6"/>
+          </w:tcPr>
+          <w:p>
+            <w:pPr>
+              <w:pStyle w:val="Compact"/>
+              <w:jc w:val="left"/>
+            </w:pPr>
+            <w:r>
+              <w:rPr>
+                <w:b/>
+                <w:sz w:val="19"/>
+              </w:rPr>
+              <w:t xml:space="preserve">Companion complication</w:t>
+            </w:r>
+          </w:p>
+        </w:tc>
+      </w:tr>
+      <w:tr>
+        <w:tc>
+          <w:tcPr/>
+          <w:p>
+            <w:pPr>
+              <w:pStyle w:val="Compact"/>
+              <w:jc w:val="left"/>
+            </w:pPr>
+            <w:r>
+              <w:rPr>
+                <w:b/>
+                <w:sz w:val="19"/>
+              </w:rPr>
+              <w:t xml:space="preserve">Denobulan Pharmacopoeia</w:t>
+            </w:r>
+          </w:p>
+        </w:tc>
+        <w:tc>
+          <w:tcPr/>
+          <w:p>
+            <w:pPr>
+              <w:pStyle w:val="Compact"/>
+              <w:jc w:val="left"/>
+            </w:pPr>
+            <w:r>
+              <w:rPr>
+                <w:sz w:val="19"/>
+              </w:rPr>
+              <w:t xml:space="preserve">+2 to Medicine when treating a patient with an unconventional remedy, including medicinal organisms kept in sickbay.</w:t>
+            </w:r>
+          </w:p>
+        </w:tc>
+        <w:tc>
+          <w:tcPr/>
+          <w:p>
+            <w:pPr>
+              <w:pStyle w:val="Compact"/>
+              <w:jc w:val="left"/>
+            </w:pPr>
+            <w:r>
+              <w:rPr>
+                <w:bCs/>
+                <w:b/>
+                <w:sz w:val="19"/>
+              </w:rPr>
+              <w:t xml:space="preserve">Unorthodox Methods.</w:t>
+            </w:r>
+            <w:r>
+              <w:rPr>
+                <w:sz w:val="19"/>
+              </w:rPr>
+              <w:t xml:space="preserve"> </w:t>
+            </w:r>
+            <w:r>
+              <w:rPr>
+                <w:sz w:val="19"/>
+              </w:rPr>
+              <w:t xml:space="preserve">Patients and crewmates balk at your strange remedies. Accept a refusal, a delay, or a complaint to the captain.</w:t>
+            </w:r>
+          </w:p>
+        </w:tc>
+      </w:tr>
+      <w:tr>
+        <w:tc>
+          <w:tcPr/>
+          <w:p>
+            <w:pPr>
+              <w:pStyle w:val="Compact"/>
+              <w:jc w:val="left"/>
+            </w:pPr>
+            <w:r>
+              <w:rPr>
+                <w:b/>
+                <w:sz w:val="19"/>
+              </w:rPr>
+              <w:t xml:space="preserve">Wakeful</w:t>
+            </w:r>
+          </w:p>
+        </w:tc>
+        <w:tc>
+          <w:tcPr/>
+          <w:p>
+            <w:pPr>
+              <w:pStyle w:val="Compact"/>
+              <w:jc w:val="left"/>
+            </w:pPr>
+            <w:r>
+              <w:rPr>
+                <w:sz w:val="19"/>
+              </w:rPr>
+              <w:t xml:space="preserve">+2 to Body when resisting fatigue or going without sleep for days.</w:t>
+            </w:r>
+          </w:p>
+        </w:tc>
+        <w:tc>
+          <w:tcPr/>
+          <w:p>
+            <w:pPr>
+              <w:pStyle w:val="Compact"/>
+              <w:jc w:val="left"/>
+            </w:pPr>
+            <w:r>
+              <w:rPr>
+                <w:bCs/>
+                <w:b/>
+                <w:sz w:val="19"/>
+              </w:rPr>
+              <w:t xml:space="preserve">Hibernation Cycle.</w:t>
+            </w:r>
+            <w:r>
+              <w:rPr>
+                <w:sz w:val="19"/>
+              </w:rPr>
+              <w:t xml:space="preserve"> </w:t>
+            </w:r>
+            <w:r>
+              <w:rPr>
+                <w:sz w:val="19"/>
+              </w:rPr>
+              <w:t xml:space="preserve">Once a year you must hibernate for several days. When the cycle comes due at a bad moment, accept your absence or −2 on Intellect rolls until you rest.</w:t>
+            </w:r>
+          </w:p>
+        </w:tc>
+      </w:tr>
+    </w:tbl>
     <w:bookmarkEnd w:id="73"/>
-    <w:bookmarkStart w:id="75" w:name="complications"/>
+    <w:bookmarkEnd w:id="74"/>
+    <w:bookmarkStart w:id="76" w:name="complications"/>
     <w:p>
       <w:pPr>
         <w:pStyle w:val="Heading1"/>
@@ -8434,7 +8699,7 @@
         </w:tc>
       </w:tr>
     </w:tbl>
-    <w:bookmarkStart w:id="74" w:name="using-and-revising-traits"/>
+    <w:bookmarkStart w:id="75" w:name="using-and-revising-traits"/>
     <w:p>
       <w:pPr>
         <w:pStyle w:val="Heading2"/>
@@ -8451,9 +8716,9 @@
         <w:t xml:space="preserve">General advantages and complications describe individual crew members and can suit any species when appropriate. A Vulcan might choose Mental Discipline as a general advantage; species advantages are the only traits tied to a species. At a mission milestone, revise a trait when events change the character. Custom advantages follow the same narrow +2 benefit; custom complications need a clear trigger and a meaningful, accepted consequence.</w:t>
       </w:r>
     </w:p>
-    <w:bookmarkEnd w:id="74"/>
     <w:bookmarkEnd w:id="75"/>
-    <w:bookmarkStart w:id="79" w:name="quick-reference"/>
+    <w:bookmarkEnd w:id="76"/>
+    <w:bookmarkStart w:id="80" w:name="quick-reference"/>
     <w:p>
       <w:pPr>
         <w:pStyle w:val="Heading1"/>
@@ -8462,7 +8727,7 @@
         <w:t xml:space="preserve">Quick reference</w:t>
       </w:r>
     </w:p>
-    <w:bookmarkStart w:id="76" w:name="will-and-mental-resistance"/>
+    <w:bookmarkStart w:id="77" w:name="will-and-mental-resistance"/>
     <w:p>
       <w:pPr>
         <w:pStyle w:val="Heading2"/>
@@ -8495,8 +8760,8 @@
         <w:t xml:space="preserve">Will protects your resolve; Presence influences others. Leadership and Diplomacy still use Presence. Species adjustments may change your starting Will, but mental advantages apply only to their agreed, narrow circumstances.</w:t>
       </w:r>
     </w:p>
-    <w:bookmarkEnd w:id="76"/>
-    <w:bookmarkStart w:id="77" w:name="at-the-table"/>
+    <w:bookmarkEnd w:id="77"/>
+    <w:bookmarkStart w:id="78" w:name="at-the-table"/>
     <w:p>
       <w:pPr>
         <w:pStyle w:val="Heading2"/>
@@ -8565,8 +8830,8 @@
         <w:t xml:space="preserve">Apply the result and describe what changes.</w:t>
       </w:r>
     </w:p>
-    <w:bookmarkEnd w:id="77"/>
-    <w:bookmarkStart w:id="78" w:name="summary"/>
+    <w:bookmarkEnd w:id="78"/>
+    <w:bookmarkStart w:id="79" w:name="summary"/>
     <w:p>
       <w:pPr>
         <w:pStyle w:val="Heading2"/>
@@ -8719,8 +8984,8 @@
         <w:t xml:space="preserve">start each session with two. Spend one to reroll, reduce an injury by one box, or establish a plausible preparation. Earn one when an accepted complication, including a companion complication, creates a meaningful problem.</w:t>
       </w:r>
     </w:p>
-    <w:bookmarkEnd w:id="78"/>
     <w:bookmarkEnd w:id="79"/>
+    <w:bookmarkEnd w:id="80"/>
     <w:sectPr/>
   </w:body>
 </w:document>

--- a/uss-pelion/USS_Pelion_Players_Guide.docx
+++ b/uss-pelion/USS_Pelion_Players_Guide.docx
@@ -3691,7 +3691,7 @@
     </w:p>
     <w:bookmarkEnd w:id="43"/>
     <w:bookmarkEnd w:id="44"/>
-    <w:bookmarkStart w:id="49" w:name="personal-combat"/>
+    <w:bookmarkStart w:id="50" w:name="personal-combat"/>
     <w:p>
       <w:pPr>
         <w:pStyle w:val="Heading1"/>
@@ -4034,192 +4034,13 @@
       </w:r>
     </w:p>
     <w:bookmarkEnd w:id="47"/>
-    <w:bookmarkStart w:id="48" w:name="phaser-settings"/>
+    <w:bookmarkStart w:id="48" w:name="weapons-and-damage"/>
     <w:p>
       <w:pPr>
         <w:pStyle w:val="Heading2"/>
       </w:pPr>
       <w:r>
-        <w:t xml:space="preserve">Phaser settings</w:t>
-      </w:r>
-    </w:p>
-    <w:tbl>
-      <w:tblPr>
-        <w:tblStyle w:val="Table"/>
-        <w:tblW w:type="pct" w:w="5000"/>
-        <w:tblLook w:firstRow="1" w:lastRow="0" w:firstColumn="0" w:lastColumn="0" w:noHBand="0" w:noVBand="0" w:val="0020"/>
-        <w:jc w:val="start"/>
-        <w:tblBorders>
-          <w:top w:val="single" w:sz="4" w:color="B8C2D3"/>
-          <w:left w:val="single" w:sz="4" w:color="B8C2D3"/>
-          <w:bottom w:val="single" w:sz="4" w:color="B8C2D3"/>
-          <w:right w:val="single" w:sz="4" w:color="B8C2D3"/>
-          <w:insideH w:val="single" w:sz="4" w:color="B8C2D3"/>
-          <w:insideV w:val="single" w:sz="4" w:color="B8C2D3"/>
-        </w:tblBorders>
-      </w:tblPr>
-      <w:tblGrid>
-        <w:gridCol w:w="3960"/>
-        <w:gridCol w:w="3960"/>
-      </w:tblGrid>
-      <w:tr>
-        <w:trPr>
-          <w:tblHeader w:val="true"/>
-        </w:trPr>
-        <w:tc>
-          <w:tcPr>
-            <w:shd w:val="clear" w:fill="E9EEF6"/>
-          </w:tcPr>
-          <w:p>
-            <w:pPr>
-              <w:pStyle w:val="Compact"/>
-              <w:jc w:val="left"/>
-            </w:pPr>
-            <w:r>
-              <w:rPr>
-                <w:b/>
-                <w:sz w:val="19"/>
-              </w:rPr>
-              <w:t xml:space="preserve">Setting</w:t>
-            </w:r>
-          </w:p>
-        </w:tc>
-        <w:tc>
-          <w:tcPr>
-            <w:shd w:val="clear" w:fill="E9EEF6"/>
-          </w:tcPr>
-          <w:p>
-            <w:pPr>
-              <w:pStyle w:val="Compact"/>
-              <w:jc w:val="left"/>
-            </w:pPr>
-            <w:r>
-              <w:rPr>
-                <w:b/>
-                <w:sz w:val="19"/>
-              </w:rPr>
-              <w:t xml:space="preserve">Effect on a hit</w:t>
-            </w:r>
-          </w:p>
-        </w:tc>
-      </w:tr>
-      <w:tr>
-        <w:tc>
-          <w:tcPr/>
-          <w:p>
-            <w:pPr>
-              <w:pStyle w:val="Compact"/>
-              <w:jc w:val="left"/>
-            </w:pPr>
-            <w:r>
-              <w:rPr>
-                <w:b/>
-                <w:sz w:val="19"/>
-              </w:rPr>
-              <w:t xml:space="preserve">Stun</w:t>
-            </w:r>
-          </w:p>
-        </w:tc>
-        <w:tc>
-          <w:tcPr/>
-          <w:p>
-            <w:pPr>
-              <w:pStyle w:val="Compact"/>
-              <w:jc w:val="left"/>
-            </w:pPr>
-            <w:r>
-              <w:rPr>
-                <w:sz w:val="19"/>
-              </w:rPr>
-              <w:t xml:space="preserve">Target rolls Body at −2. Failure incapacitates them for the scene; success gives −2 on their next action roll. Stun marks no injury boxes.</w:t>
-            </w:r>
-          </w:p>
-        </w:tc>
-      </w:tr>
-      <w:tr>
-        <w:tc>
-          <w:tcPr/>
-          <w:p>
-            <w:pPr>
-              <w:pStyle w:val="Compact"/>
-              <w:jc w:val="left"/>
-            </w:pPr>
-            <w:r>
-              <w:rPr>
-                <w:b/>
-                <w:sz w:val="19"/>
-              </w:rPr>
-              <w:t xml:space="preserve">Heat or cut</w:t>
-            </w:r>
-          </w:p>
-        </w:tc>
-        <w:tc>
-          <w:tcPr/>
-          <w:p>
-            <w:pPr>
-              <w:pStyle w:val="Compact"/>
-              <w:jc w:val="left"/>
-            </w:pPr>
-            <w:r>
-              <w:rPr>
-                <w:sz w:val="19"/>
-              </w:rPr>
-              <w:t xml:space="preserve">Controlled tool use. Material, time, and the task determine the skill and difficulty.</w:t>
-            </w:r>
-          </w:p>
-        </w:tc>
-      </w:tr>
-      <w:tr>
-        <w:tc>
-          <w:tcPr/>
-          <w:p>
-            <w:pPr>
-              <w:pStyle w:val="Compact"/>
-              <w:jc w:val="left"/>
-            </w:pPr>
-            <w:r>
-              <w:rPr>
-                <w:b/>
-                <w:sz w:val="19"/>
-              </w:rPr>
-              <w:t xml:space="preserve">Lethal</w:t>
-            </w:r>
-          </w:p>
-        </w:tc>
-        <w:tc>
-          <w:tcPr/>
-          <w:p>
-            <w:pPr>
-              <w:pStyle w:val="Compact"/>
-              <w:jc w:val="left"/>
-            </w:pPr>
-            <w:r>
-              <w:rPr>
-                <w:sz w:val="19"/>
-              </w:rPr>
-              <w:t xml:space="preserve">Marks two injury boxes. Disintegration requires a deliberate setting and an exposed target; the GM determines whether it is possible.</w:t>
-            </w:r>
-          </w:p>
-        </w:tc>
-      </w:tr>
-    </w:tbl>
-    <w:p>
-      <w:pPr>
-        <w:pStyle w:val="BodyText"/>
-      </w:pPr>
-      <w:r>
-        <w:t xml:space="preserve">Declare the setting before firing. Stun effects do not stack; a later failed resistance roll still incapacitates the target. Unarmed strikes normally mark one box. A grapple uses an opposed Unarmed Combat contest; winning restrains the target while the hold is maintained. Escape uses an action and a new contest.</w:t>
-      </w:r>
-    </w:p>
-    <w:bookmarkEnd w:id="48"/>
-    <w:bookmarkEnd w:id="49"/>
-    <w:bookmarkStart w:id="56" w:name="medical-care"/>
-    <w:p>
-      <w:pPr>
-        <w:pStyle w:val="Heading1"/>
-      </w:pPr>
-      <w:r>
-        <w:t xml:space="preserve">Medical care</w:t>
+        <w:t xml:space="preserve">Weapons and damage</w:t>
       </w:r>
     </w:p>
     <w:p>
@@ -4227,1405 +4048,7 @@
         <w:pStyle w:val="FirstParagraph"/>
       </w:pPr>
       <w:r>
-        <w:t xml:space="preserve">Starfleet physicians in 2268 have advanced diagnostic scanners, potent pharmaceuticals, portable emergency equipment, and sophisticated sickbay facilities. Familiar injuries often respond quickly to treatment. Severe trauma, incompatible biology, missing supplies, and unidentified conditions still challenge an experienced doctor. The treatment values below are campaign rules inspired by the series, rather than numerical rules stated in canon.</w:t>
-      </w:r>
-    </w:p>
-    <w:bookmarkStart w:id="50" w:name="diagnosis-and-stabilization"/>
-    <w:p>
-      <w:pPr>
-        <w:pStyle w:val="Heading2"/>
-      </w:pPr>
-      <w:r>
-        <w:t xml:space="preserve">Diagnosis and stabilization</w:t>
-      </w:r>
-    </w:p>
-    <w:p>
-      <w:pPr>
-        <w:pStyle w:val="FirstParagraph"/>
-      </w:pPr>
-      <w:r>
-        <w:t xml:space="preserve">A medical scanner identifies ordinary injuries automatically. Roll Medicine when the diagnosis is uncertain, physiology is unfamiliar, or an urgent treatment decision has meaningful consequences. Routine established treatments also succeed automatically when qualified staff have sufficient time and facilities.</w:t>
-      </w:r>
-    </w:p>
-    <w:p>
-      <w:pPr>
-        <w:pStyle w:val="BodyText"/>
-      </w:pPr>
-      <w:r>
-        <w:t xml:space="preserve">Emergency stabilization takes one action and a successful Medicine roll with a medical kit. It prevents deterioration from the treated injury while the patient is protected from further harm. Stabilization alone removes no injury boxes. A patient at three boxes remains incapacitated until treatment clears a box.</w:t>
-      </w:r>
-    </w:p>
-    <w:bookmarkEnd w:id="50"/>
-    <w:bookmarkStart w:id="51" w:name="field-treatment"/>
-    <w:p>
-      <w:pPr>
-        <w:pStyle w:val="Heading2"/>
-      </w:pPr>
-      <w:r>
-        <w:t xml:space="preserve">Field treatment</w:t>
-      </w:r>
-    </w:p>
-    <w:p>
-      <w:pPr>
-        <w:pStyle w:val="FirstParagraph"/>
-      </w:pPr>
-      <w:r>
-        <w:t xml:space="preserve">With a medical kit and several uninterrupted minutes, successful Medicine removes one injury box. Success by 5 or more removes two. Each injury receives one field-treatment attempt, even if that attempt fails; further attempts require changed circumstances such as better equipment, new diagnostic information, or access to sickbay. New injuries can receive their own treatment, but cannot justify treating an old injury repeatedly.</w:t>
-      </w:r>
-    </w:p>
-    <w:bookmarkEnd w:id="51"/>
-    <w:bookmarkStart w:id="52" w:name="sickbay-treatment"/>
-    <w:p>
-      <w:pPr>
-        <w:pStyle w:val="Heading2"/>
-      </w:pPr>
-      <w:r>
-        <w:t xml:space="preserve">Sickbay treatment</w:t>
-      </w:r>
-    </w:p>
-    <w:p>
-      <w:pPr>
-        <w:pStyle w:val="FirstParagraph"/>
-      </w:pPr>
-      <w:r>
-        <w:t xml:space="preserve">A functioning, equipped sickbay grants +2 to Medicine for diagnosis and treatment. A successful treatment removes two injury boxes; success by 5 or more removes three. Allow the time the procedure requires rather than completing surgery in one combat action. Sickbay care can follow field treatment. Do not repeat an unsuccessful procedure without a meaningful change in the situation.</w:t>
-      </w:r>
-    </w:p>
-    <w:p>
-      <w:pPr>
-        <w:pStyle w:val="BodyText"/>
-      </w:pPr>
-      <w:r>
-        <w:t xml:space="preserve">Removing injury boxes removes their associated penalties, but major organ damage, severe burns, and complex internal trauma can still require a procedure and recovery period set by the GM. The physician determines whether the patient is fit for duty. Pain suppression does not itself heal an injury. Stun normally wears off at the end of the scene; prolonged unconsciousness requires assessment.</w:t>
-      </w:r>
-    </w:p>
-    <w:bookmarkEnd w:id="52"/>
-    <w:bookmarkStart w:id="53" w:name="alien-medicine-and-limits"/>
-    <w:p>
-      <w:pPr>
-        <w:pStyle w:val="Heading2"/>
-      </w:pPr>
-      <w:r>
-        <w:t xml:space="preserve">Alien medicine and limits</w:t>
-      </w:r>
-    </w:p>
-    <w:p>
-      <w:pPr>
-        <w:pStyle w:val="FirstParagraph"/>
-      </w:pPr>
-      <w:r>
-        <w:t xml:space="preserve">Unknown illness or physiology requires discovering the cause and a suitable treatment before boxes can be restored. Medicine can receive assistance from Life Sciences, Sensors, or Computers. Existing assistance limits apply. Missing essential equipment or incompatible supplies can prevent a procedure. Disintegration and other unsurvivable injuries cannot be reversed by an ordinary Medicine roll.</w:t>
-      </w:r>
-    </w:p>
-    <w:p>
-      <w:pPr>
-        <w:pStyle w:val="BodyText"/>
-      </w:pPr>
-      <w:r>
-        <w:t xml:space="preserve">Crew of other species may need care suited to their biology. An Alien Physiology Specialist, or a physician with access to the right species data, keeps that care from becoming guesswork.</w:t>
-      </w:r>
-    </w:p>
-    <w:bookmarkEnd w:id="53"/>
-    <w:bookmarkStart w:id="55" w:name="examples-from-the-original-series"/>
-    <w:p>
-      <w:pPr>
-        <w:pStyle w:val="Heading2"/>
-      </w:pPr>
-      <w:r>
-        <w:t xml:space="preserve">Examples from the original series</w:t>
-      </w:r>
-    </w:p>
-    <w:p>
-      <w:pPr>
-        <w:pStyle w:val="FirstParagraph"/>
-      </w:pPr>
-      <w:r>
-        <w:rPr>
-          <w:iCs/>
-          <w:i/>
-        </w:rPr>
-        <w:t xml:space="preserve">Journey to Babel:</w:t>
-      </w:r>
-      <w:r>
-        <w:t xml:space="preserve"> </w:t>
-      </w:r>
-      <w:r>
-        <w:t xml:space="preserve">McCoy performs complex surgery on Sarek during a ship crisis; compatible blood and postoperative care remain important.</w:t>
-      </w:r>
-      <w:r>
-        <w:t xml:space="preserve"> </w:t>
-      </w:r>
-      <w:r>
-        <w:rPr>
-          <w:iCs/>
-          <w:i/>
-        </w:rPr>
-        <w:t xml:space="preserve">The Devil in the Dark:</w:t>
-      </w:r>
-      <w:r>
-        <w:t xml:space="preserve"> </w:t>
-      </w:r>
-      <w:r>
-        <w:t xml:space="preserve">McCoy improvises a treatment suited to the Horta’s unusual biology.</w:t>
-      </w:r>
-      <w:r>
-        <w:t xml:space="preserve"> </w:t>
-      </w:r>
-      <w:r>
-        <w:rPr>
-          <w:iCs/>
-          <w:i/>
-        </w:rPr>
-        <w:t xml:space="preserve">Miri:</w:t>
-      </w:r>
-      <w:r>
-        <w:t xml:space="preserve"> </w:t>
-      </w:r>
-      <w:r>
-        <w:t xml:space="preserve">diagnosing an unfamiliar disease and establishing a safe treatment require investigation. These stories support powerful medicine whose limits come from the medical problem and available resources.</w:t>
-      </w:r>
-    </w:p>
-    <w:p>
-      <w:pPr>
-        <w:pStyle w:val="BodyText"/>
-      </w:pPr>
-      <w:r>
-        <w:t xml:space="preserve">Canon reference: StarTrek.com,</w:t>
-      </w:r>
-      <w:r>
-        <w:t xml:space="preserve"> </w:t>
-      </w:r>
-      <w:r>
-        <w:t xml:space="preserve">“</w:t>
-      </w:r>
-      <w:r>
-        <w:t xml:space="preserve">8 Times Leonard</w:t>
-      </w:r>
-      <w:r>
-        <w:t xml:space="preserve"> </w:t>
-      </w:r>
-      <w:r>
-        <w:t xml:space="preserve">‘</w:t>
-      </w:r>
-      <w:r>
-        <w:t xml:space="preserve">Bones</w:t>
-      </w:r>
-      <w:r>
-        <w:t xml:space="preserve">’</w:t>
-      </w:r>
-      <w:r>
-        <w:t xml:space="preserve"> </w:t>
-      </w:r>
-      <w:r>
-        <w:t xml:space="preserve">McCoy’s Medical Knowledge Saved the Day.</w:t>
-      </w:r>
-      <w:r>
-        <w:t xml:space="preserve">”</w:t>
-      </w:r>
-      <w:r>
-        <w:t xml:space="preserve"> </w:t>
-      </w:r>
-      <w:hyperlink r:id="rId54">
-        <w:r>
-          <w:rPr>
-            <w:rStyle w:val="Hyperlink"/>
-          </w:rPr>
-          <w:t xml:space="preserve">https://www.startrek.com/news/mccoys-medical-knowledge-saved-the-day</w:t>
-        </w:r>
-      </w:hyperlink>
-    </w:p>
-    <w:bookmarkEnd w:id="55"/>
-    <w:bookmarkEnd w:id="56"/>
-    <w:bookmarkStart w:id="61" w:name="duty-points-and-bridge-duty"/>
-    <w:p>
-      <w:pPr>
-        <w:pStyle w:val="Heading1"/>
-      </w:pPr>
-      <w:r>
-        <w:t xml:space="preserve">Duty points and bridge duty</w:t>
-      </w:r>
-    </w:p>
-    <w:bookmarkStart w:id="57" w:name="using-duty-points"/>
-    <w:p>
-      <w:pPr>
-        <w:pStyle w:val="Heading2"/>
-      </w:pPr>
-      <w:r>
-        <w:t xml:space="preserve">Using Duty points</w:t>
-      </w:r>
-    </w:p>
-    <w:p>
-      <w:pPr>
-        <w:pStyle w:val="FirstParagraph"/>
-      </w:pPr>
-      <w:r>
-        <w:t xml:space="preserve">Begin each session with two Duty points; unused points do not carry into the next session. Spend no more than one point on a single roll or injury event. Duty points belong to your character and cannot be transferred.</w:t>
-      </w:r>
-    </w:p>
-    <w:tbl>
-      <w:tblPr>
-        <w:tblStyle w:val="Table"/>
-        <w:tblW w:type="pct" w:w="5000"/>
-        <w:tblLook w:firstRow="1" w:lastRow="0" w:firstColumn="0" w:lastColumn="0" w:noHBand="0" w:noVBand="0" w:val="0020"/>
-        <w:jc w:val="start"/>
-        <w:tblBorders>
-          <w:top w:val="single" w:sz="4" w:color="B8C2D3"/>
-          <w:left w:val="single" w:sz="4" w:color="B8C2D3"/>
-          <w:bottom w:val="single" w:sz="4" w:color="B8C2D3"/>
-          <w:right w:val="single" w:sz="4" w:color="B8C2D3"/>
-          <w:insideH w:val="single" w:sz="4" w:color="B8C2D3"/>
-          <w:insideV w:val="single" w:sz="4" w:color="B8C2D3"/>
-        </w:tblBorders>
-      </w:tblPr>
-      <w:tblGrid>
-        <w:gridCol w:w="3960"/>
-        <w:gridCol w:w="3960"/>
-      </w:tblGrid>
-      <w:tr>
-        <w:trPr>
-          <w:tblHeader w:val="true"/>
-        </w:trPr>
-        <w:tc>
-          <w:tcPr>
-            <w:shd w:val="clear" w:fill="E9EEF6"/>
-          </w:tcPr>
-          <w:p>
-            <w:pPr>
-              <w:pStyle w:val="Compact"/>
-              <w:jc w:val="left"/>
-            </w:pPr>
-            <w:r>
-              <w:rPr>
-                <w:b/>
-                <w:sz w:val="19"/>
-              </w:rPr>
-              <w:t xml:space="preserve">Spend one point to</w:t>
-            </w:r>
-          </w:p>
-        </w:tc>
-        <w:tc>
-          <w:tcPr>
-            <w:shd w:val="clear" w:fill="E9EEF6"/>
-          </w:tcPr>
-          <w:p>
-            <w:pPr>
-              <w:pStyle w:val="Compact"/>
-              <w:jc w:val="left"/>
-            </w:pPr>
-            <w:r>
-              <w:rPr>
-                <w:b/>
-                <w:sz w:val="19"/>
-              </w:rPr>
-              <w:t xml:space="preserve">Timing and limits</w:t>
-            </w:r>
-          </w:p>
-        </w:tc>
-      </w:tr>
-      <w:tr>
-        <w:tc>
-          <w:tcPr/>
-          <w:p>
-            <w:pPr>
-              <w:pStyle w:val="Compact"/>
-              <w:jc w:val="left"/>
-            </w:pPr>
-            <w:r>
-              <w:rPr>
-                <w:b/>
-                <w:sz w:val="19"/>
-              </w:rPr>
-              <w:t xml:space="preserve">Reroll your own roll</w:t>
-            </w:r>
-          </w:p>
-        </w:tc>
-        <w:tc>
-          <w:tcPr/>
-          <w:p>
-            <w:pPr>
-              <w:pStyle w:val="Compact"/>
-              <w:jc w:val="left"/>
-            </w:pPr>
-            <w:r>
-              <w:rPr>
-                <w:sz w:val="19"/>
-              </w:rPr>
-              <w:t xml:space="preserve">Declare after seeing the result but before its consequences are resolved. Keep the second result, even if worse.</w:t>
-            </w:r>
-          </w:p>
-        </w:tc>
-      </w:tr>
-      <w:tr>
-        <w:tc>
-          <w:tcPr/>
-          <w:p>
-            <w:pPr>
-              <w:pStyle w:val="Compact"/>
-              <w:jc w:val="left"/>
-            </w:pPr>
-            <w:r>
-              <w:rPr>
-                <w:b/>
-                <w:sz w:val="19"/>
-              </w:rPr>
-              <w:t xml:space="preserve">Reduce an injury by one box</w:t>
-            </w:r>
-          </w:p>
-        </w:tc>
-        <w:tc>
-          <w:tcPr/>
-          <w:p>
-            <w:pPr>
-              <w:pStyle w:val="Compact"/>
-              <w:jc w:val="left"/>
-            </w:pPr>
-            <w:r>
-              <w:rPr>
-                <w:sz w:val="19"/>
-              </w:rPr>
-              <w:t xml:space="preserve">Declare when a hit would mark boxes, before applying them. Does not prevent disintegration or another hazard that bypasses the injury track.</w:t>
-            </w:r>
-          </w:p>
-        </w:tc>
-      </w:tr>
-      <w:tr>
-        <w:tc>
-          <w:tcPr/>
-          <w:p>
-            <w:pPr>
-              <w:pStyle w:val="Compact"/>
-              <w:jc w:val="left"/>
-            </w:pPr>
-            <w:r>
-              <w:rPr>
-                <w:b/>
-                <w:sz w:val="19"/>
-              </w:rPr>
-              <w:t xml:space="preserve">Establish a small preparation</w:t>
-            </w:r>
-          </w:p>
-        </w:tc>
-        <w:tc>
-          <w:tcPr/>
-          <w:p>
-            <w:pPr>
-              <w:pStyle w:val="Compact"/>
-              <w:jc w:val="left"/>
-            </w:pPr>
-            <w:r>
-              <w:rPr>
-                <w:sz w:val="19"/>
-              </w:rPr>
-              <w:t xml:space="preserve">Propose a plausible detail, such as having brought a field kit. GM approval is required; it cannot contradict established facts or solve the mission outright.</w:t>
-            </w:r>
-          </w:p>
-        </w:tc>
-      </w:tr>
-    </w:tbl>
-    <w:p>
-      <w:pPr>
-        <w:pStyle w:val="BodyText"/>
-      </w:pPr>
-      <w:r>
-        <w:t xml:space="preserve">Gain one point when one of your complications creates a meaningful problem you accept. This includes a companion complication from a species advantage. The GM offers or approves the award. You can decline the proposed complication without a penalty. Repeating a harmless habit does not earn points.</w:t>
-      </w:r>
-    </w:p>
-    <w:p>
-      <w:pPr>
-        <w:pStyle w:val="BodyText"/>
-      </w:pPr>
-      <w:r>
-        <w:rPr>
-          <w:iCs/>
-          <w:i/>
-        </w:rPr>
-        <w:t xml:space="preserve">Example:</w:t>
-      </w:r>
-      <w:r>
-        <w:t xml:space="preserve"> </w:t>
-      </w:r>
-      <w:r>
-        <w:t xml:space="preserve">your curiosity tempts you to remain beside an anomaly while the team withdraws. If you accept the resulting separation and danger, the GM awards one Duty point. The point does not remove that danger.</w:t>
-      </w:r>
-    </w:p>
-    <w:bookmarkEnd w:id="57"/>
-    <w:bookmarkStart w:id="58" w:name="working-on-the-bridge"/>
-    <w:p>
-      <w:pPr>
-        <w:pStyle w:val="Heading2"/>
-      </w:pPr>
-      <w:r>
-        <w:t xml:space="preserve">Working on the bridge</w:t>
-      </w:r>
-    </w:p>
-    <w:p>
-      <w:pPr>
-        <w:pStyle w:val="FirstParagraph"/>
-      </w:pPr>
-      <w:r>
-        <w:t xml:space="preserve">Describe the effect you want before selecting a skill. Each exchange gives occupied stations a chance to contribute. Roll for consequential decisions and uncertain work; routine station operation needs no roll.</w:t>
-      </w:r>
-    </w:p>
-    <w:tbl>
-      <w:tblPr>
-        <w:tblStyle w:val="Table"/>
-        <w:tblW w:type="pct" w:w="5000"/>
-        <w:tblLook w:firstRow="1" w:lastRow="0" w:firstColumn="0" w:lastColumn="0" w:noHBand="0" w:noVBand="0" w:val="0020"/>
-        <w:jc w:val="start"/>
-        <w:tblBorders>
-          <w:top w:val="single" w:sz="4" w:color="B8C2D3"/>
-          <w:left w:val="single" w:sz="4" w:color="B8C2D3"/>
-          <w:bottom w:val="single" w:sz="4" w:color="B8C2D3"/>
-          <w:right w:val="single" w:sz="4" w:color="B8C2D3"/>
-          <w:insideH w:val="single" w:sz="4" w:color="B8C2D3"/>
-          <w:insideV w:val="single" w:sz="4" w:color="B8C2D3"/>
-        </w:tblBorders>
-      </w:tblPr>
-      <w:tblGrid>
-        <w:gridCol w:w="3960"/>
-        <w:gridCol w:w="3960"/>
-      </w:tblGrid>
-      <w:tr>
-        <w:trPr>
-          <w:tblHeader w:val="true"/>
-        </w:trPr>
-        <w:tc>
-          <w:tcPr>
-            <w:shd w:val="clear" w:fill="E9EEF6"/>
-          </w:tcPr>
-          <w:p>
-            <w:pPr>
-              <w:pStyle w:val="Compact"/>
-              <w:jc w:val="left"/>
-            </w:pPr>
-            <w:r>
-              <w:rPr>
-                <w:b/>
-                <w:sz w:val="19"/>
-              </w:rPr>
-              <w:t xml:space="preserve">Station</w:t>
-            </w:r>
-          </w:p>
-        </w:tc>
-        <w:tc>
-          <w:tcPr>
-            <w:shd w:val="clear" w:fill="E9EEF6"/>
-          </w:tcPr>
-          <w:p>
-            <w:pPr>
-              <w:pStyle w:val="Compact"/>
-              <w:jc w:val="left"/>
-            </w:pPr>
-            <w:r>
-              <w:rPr>
-                <w:b/>
-                <w:sz w:val="19"/>
-              </w:rPr>
-              <w:t xml:space="preserve">Skill and contribution</w:t>
-            </w:r>
-          </w:p>
-        </w:tc>
-      </w:tr>
-      <w:tr>
-        <w:tc>
-          <w:tcPr/>
-          <w:p>
-            <w:pPr>
-              <w:pStyle w:val="Compact"/>
-              <w:jc w:val="left"/>
-            </w:pPr>
-            <w:r>
-              <w:rPr>
-                <w:b/>
-                <w:sz w:val="19"/>
-              </w:rPr>
-              <w:t xml:space="preserve">Captain</w:t>
-            </w:r>
-          </w:p>
-        </w:tc>
-        <w:tc>
-          <w:tcPr/>
-          <w:p>
-            <w:pPr>
-              <w:pStyle w:val="Compact"/>
-              <w:jc w:val="left"/>
-            </w:pPr>
-            <w:r>
-              <w:rPr>
-                <w:sz w:val="19"/>
-              </w:rPr>
-              <w:t xml:space="preserve">Leadership to coordinate; Diplomacy to negotiate</w:t>
-            </w:r>
-          </w:p>
-        </w:tc>
-      </w:tr>
-      <w:tr>
-        <w:tc>
-          <w:tcPr/>
-          <w:p>
-            <w:pPr>
-              <w:pStyle w:val="Compact"/>
-              <w:jc w:val="left"/>
-            </w:pPr>
-            <w:r>
-              <w:rPr>
-                <w:b/>
-                <w:sz w:val="19"/>
-              </w:rPr>
-              <w:t xml:space="preserve">Helm</w:t>
-            </w:r>
-          </w:p>
-        </w:tc>
-        <w:tc>
-          <w:tcPr/>
-          <w:p>
-            <w:pPr>
-              <w:pStyle w:val="Compact"/>
-              <w:jc w:val="left"/>
-            </w:pPr>
-            <w:r>
-              <w:rPr>
-                <w:sz w:val="19"/>
-              </w:rPr>
-              <w:t xml:space="preserve">Helm to evade, pursue, or gain position</w:t>
-            </w:r>
-          </w:p>
-        </w:tc>
-      </w:tr>
-      <w:tr>
-        <w:tc>
-          <w:tcPr/>
-          <w:p>
-            <w:pPr>
-              <w:pStyle w:val="Compact"/>
-              <w:jc w:val="left"/>
-            </w:pPr>
-            <w:r>
-              <w:rPr>
-                <w:b/>
-                <w:sz w:val="19"/>
-              </w:rPr>
-              <w:t xml:space="preserve">Navigation</w:t>
-            </w:r>
-          </w:p>
-        </w:tc>
-        <w:tc>
-          <w:tcPr/>
-          <w:p>
-            <w:pPr>
-              <w:pStyle w:val="Compact"/>
-              <w:jc w:val="left"/>
-            </w:pPr>
-            <w:r>
-              <w:rPr>
-                <w:sz w:val="19"/>
-              </w:rPr>
-              <w:t xml:space="preserve">Navigation to plot a safe course or escape</w:t>
-            </w:r>
-          </w:p>
-        </w:tc>
-      </w:tr>
-      <w:tr>
-        <w:tc>
-          <w:tcPr/>
-          <w:p>
-            <w:pPr>
-              <w:pStyle w:val="Compact"/>
-              <w:jc w:val="left"/>
-            </w:pPr>
-            <w:r>
-              <w:rPr>
-                <w:b/>
-                <w:sz w:val="19"/>
-              </w:rPr>
-              <w:t xml:space="preserve">Science</w:t>
-            </w:r>
-          </w:p>
-        </w:tc>
-        <w:tc>
-          <w:tcPr/>
-          <w:p>
-            <w:pPr>
-              <w:pStyle w:val="Compact"/>
-              <w:jc w:val="left"/>
-            </w:pPr>
-            <w:r>
-              <w:rPr>
-                <w:sz w:val="19"/>
-              </w:rPr>
-              <w:t xml:space="preserve">Sensors to identify threats, weaknesses, or anomalies</w:t>
-            </w:r>
-          </w:p>
-        </w:tc>
-      </w:tr>
-      <w:tr>
-        <w:tc>
-          <w:tcPr/>
-          <w:p>
-            <w:pPr>
-              <w:pStyle w:val="Compact"/>
-              <w:jc w:val="left"/>
-            </w:pPr>
-            <w:r>
-              <w:rPr>
-                <w:b/>
-                <w:sz w:val="19"/>
-              </w:rPr>
-              <w:t xml:space="preserve">Engineering</w:t>
-            </w:r>
-          </w:p>
-        </w:tc>
-        <w:tc>
-          <w:tcPr/>
-          <w:p>
-            <w:pPr>
-              <w:pStyle w:val="Compact"/>
-              <w:jc w:val="left"/>
-            </w:pPr>
-            <w:r>
-              <w:rPr>
-                <w:sz w:val="19"/>
-              </w:rPr>
-              <w:t xml:space="preserve">Engineering to repair systems or redirect power</w:t>
-            </w:r>
-          </w:p>
-        </w:tc>
-      </w:tr>
-      <w:tr>
-        <w:tc>
-          <w:tcPr/>
-          <w:p>
-            <w:pPr>
-              <w:pStyle w:val="Compact"/>
-              <w:jc w:val="left"/>
-            </w:pPr>
-            <w:r>
-              <w:rPr>
-                <w:b/>
-                <w:sz w:val="19"/>
-              </w:rPr>
-              <w:t xml:space="preserve">Communications</w:t>
-            </w:r>
-          </w:p>
-        </w:tc>
-        <w:tc>
-          <w:tcPr/>
-          <w:p>
-            <w:pPr>
-              <w:pStyle w:val="Compact"/>
-              <w:jc w:val="left"/>
-            </w:pPr>
-            <w:r>
-              <w:rPr>
-                <w:sz w:val="19"/>
-              </w:rPr>
-              <w:t xml:space="preserve">Communications to establish contact or overcome interference</w:t>
-            </w:r>
-          </w:p>
-        </w:tc>
-      </w:tr>
-      <w:tr>
-        <w:tc>
-          <w:tcPr/>
-          <w:p>
-            <w:pPr>
-              <w:pStyle w:val="Compact"/>
-              <w:jc w:val="left"/>
-            </w:pPr>
-            <w:r>
-              <w:rPr>
-                <w:b/>
-                <w:sz w:val="19"/>
-              </w:rPr>
-              <w:t xml:space="preserve">Tactical</w:t>
-            </w:r>
-          </w:p>
-        </w:tc>
-        <w:tc>
-          <w:tcPr/>
-          <w:p>
-            <w:pPr>
-              <w:pStyle w:val="Compact"/>
-              <w:jc w:val="left"/>
-            </w:pPr>
-            <w:r>
-              <w:rPr>
-                <w:sz w:val="19"/>
-              </w:rPr>
-              <w:t xml:space="preserve">Phasers to fire ship weapons</w:t>
-            </w:r>
-          </w:p>
-        </w:tc>
-      </w:tr>
-    </w:tbl>
-    <w:p>
-      <w:pPr>
-        <w:pStyle w:val="BodyText"/>
-      </w:pPr>
-      <w:r>
-        <w:t xml:space="preserve">Leadership can assist another officer when orders or coordination meaningfully help. It uses the normal assistance rule and does not provide an automatic bonus to every station.</w:t>
-      </w:r>
-    </w:p>
-    <w:bookmarkEnd w:id="58"/>
-    <w:bookmarkStart w:id="59" w:name="ship-encounters"/>
-    <w:p>
-      <w:pPr>
-        <w:pStyle w:val="Heading2"/>
-      </w:pPr>
-      <w:r>
-        <w:t xml:space="preserve">Ship encounters</w:t>
-      </w:r>
-    </w:p>
-    <w:p>
-      <w:pPr>
-        <w:pStyle w:val="FirstParagraph"/>
-      </w:pPr>
-      <w:r>
-        <w:t xml:space="preserve">Ship encounters use descriptive consequences. The GM states what is at stake before rolls and describes changes to shields, hull, systems, and position afterward. Numerical ship damage is outside this guide’s scope.</w:t>
-      </w:r>
-    </w:p>
-    <w:bookmarkEnd w:id="59"/>
-    <w:bookmarkStart w:id="60" w:name="advancement"/>
-    <w:p>
-      <w:pPr>
-        <w:pStyle w:val="Heading2"/>
-      </w:pPr>
-      <w:r>
-        <w:t xml:space="preserve">Advancement</w:t>
-      </w:r>
-    </w:p>
-    <w:p>
-      <w:pPr>
-        <w:pStyle w:val="FirstParagraph"/>
-      </w:pPr>
-      <w:r>
-        <w:t xml:space="preserve">After a significant mission, the GM may authorize one relevant skill to advance from Untrained to Trained or from Trained to Specialty, or allow revision of an advantage or complication to reflect events. Skills retain the same three training levels after advancement. Advancement follows mission milestones. Attribute and species changes require a separate agreement.</w:t>
-      </w:r>
-    </w:p>
-    <w:bookmarkEnd w:id="60"/>
-    <w:bookmarkEnd w:id="61"/>
-    <w:bookmarkStart w:id="62" w:name="advantages"/>
-    <w:p>
-      <w:pPr>
-        <w:pStyle w:val="Heading1"/>
-      </w:pPr>
-      <w:r>
-        <w:t xml:space="preserve">Advantages</w:t>
-      </w:r>
-    </w:p>
-    <w:p>
-      <w:pPr>
-        <w:pStyle w:val="FirstParagraph"/>
-      </w:pPr>
-      <w:r>
-        <w:t xml:space="preserve">Choose one advantage at character creation: a general advantage from this chapter, or a species advantage from the next. Each grants +2 only in the listed circumstances; describe how it helps before rolling. An advantage does not grant training, authorize an otherwise impossible action, or replace essential equipment. If more than one advantage could apply, use only one advantage bonus. Assistance and circumstance modifiers still apply, without counting the same benefit twice.</w:t>
-      </w:r>
-    </w:p>
-    <w:tbl>
-      <w:tblPr>
-        <w:tblStyle w:val="Table"/>
-        <w:tblW w:type="pct" w:w="5000"/>
-        <w:tblLook w:firstRow="1" w:lastRow="0" w:firstColumn="0" w:lastColumn="0" w:noHBand="0" w:noVBand="0" w:val="0020"/>
-        <w:jc w:val="start"/>
-        <w:tblBorders>
-          <w:top w:val="single" w:sz="4" w:color="B8C2D3"/>
-          <w:left w:val="single" w:sz="4" w:color="B8C2D3"/>
-          <w:bottom w:val="single" w:sz="4" w:color="B8C2D3"/>
-          <w:right w:val="single" w:sz="4" w:color="B8C2D3"/>
-          <w:insideH w:val="single" w:sz="4" w:color="B8C2D3"/>
-          <w:insideV w:val="single" w:sz="4" w:color="B8C2D3"/>
-        </w:tblBorders>
-      </w:tblPr>
-      <w:tblGrid>
-        <w:gridCol w:w="3960"/>
-        <w:gridCol w:w="3960"/>
-      </w:tblGrid>
-      <w:tr>
-        <w:trPr>
-          <w:tblHeader w:val="true"/>
-        </w:trPr>
-        <w:tc>
-          <w:tcPr>
-            <w:shd w:val="clear" w:fill="E9EEF6"/>
-          </w:tcPr>
-          <w:p>
-            <w:pPr>
-              <w:pStyle w:val="Compact"/>
-              <w:jc w:val="left"/>
-            </w:pPr>
-            <w:r>
-              <w:rPr>
-                <w:b/>
-                <w:sz w:val="19"/>
-              </w:rPr>
-              <w:t xml:space="preserve">Advantage</w:t>
-            </w:r>
-          </w:p>
-        </w:tc>
-        <w:tc>
-          <w:tcPr>
-            <w:shd w:val="clear" w:fill="E9EEF6"/>
-          </w:tcPr>
-          <w:p>
-            <w:pPr>
-              <w:pStyle w:val="Compact"/>
-              <w:jc w:val="left"/>
-            </w:pPr>
-            <w:r>
-              <w:rPr>
-                <w:b/>
-                <w:sz w:val="19"/>
-              </w:rPr>
-              <w:t xml:space="preserve">Effect</w:t>
-            </w:r>
-          </w:p>
-        </w:tc>
-      </w:tr>
-      <w:tr>
-        <w:tc>
-          <w:tcPr/>
-          <w:p>
-            <w:pPr>
-              <w:pStyle w:val="Compact"/>
-              <w:jc w:val="left"/>
-            </w:pPr>
-            <w:r>
-              <w:rPr>
-                <w:b/>
-                <w:sz w:val="19"/>
-              </w:rPr>
-              <w:t xml:space="preserve">Steady Hands</w:t>
-            </w:r>
-          </w:p>
-        </w:tc>
-        <w:tc>
-          <w:tcPr/>
-          <w:p>
-            <w:pPr>
-              <w:pStyle w:val="Compact"/>
-              <w:jc w:val="left"/>
-            </w:pPr>
-            <w:r>
-              <w:rPr>
-                <w:sz w:val="19"/>
-              </w:rPr>
-              <w:t xml:space="preserve">+2 to Medicine for delicate surgery or removing a dangerous embedded object. It does not improve diagnosis or all medical treatment.</w:t>
-            </w:r>
-          </w:p>
-        </w:tc>
-      </w:tr>
-      <w:tr>
-        <w:tc>
-          <w:tcPr/>
-          <w:p>
-            <w:pPr>
-              <w:pStyle w:val="Compact"/>
-              <w:jc w:val="left"/>
-            </w:pPr>
-            <w:r>
-              <w:rPr>
-                <w:b/>
-                <w:sz w:val="19"/>
-              </w:rPr>
-              <w:t xml:space="preserve">Emergency Physician</w:t>
-            </w:r>
-          </w:p>
-        </w:tc>
-        <w:tc>
-          <w:tcPr/>
-          <w:p>
-            <w:pPr>
-              <w:pStyle w:val="Compact"/>
-              <w:jc w:val="left"/>
-            </w:pPr>
-            <w:r>
-              <w:rPr>
-                <w:sz w:val="19"/>
-              </w:rPr>
-              <w:t xml:space="preserve">+2 to Medicine for emergency stabilization of an injured patient. It does not apply to subsequent field healing or sickbay recovery.</w:t>
-            </w:r>
-          </w:p>
-        </w:tc>
-      </w:tr>
-      <w:tr>
-        <w:tc>
-          <w:tcPr/>
-          <w:p>
-            <w:pPr>
-              <w:pStyle w:val="Compact"/>
-              <w:jc w:val="left"/>
-            </w:pPr>
-            <w:r>
-              <w:rPr>
-                <w:b/>
-                <w:sz w:val="19"/>
-              </w:rPr>
-              <w:t xml:space="preserve">Alien Physiology Specialist</w:t>
-            </w:r>
-          </w:p>
-        </w:tc>
-        <w:tc>
-          <w:tcPr/>
-          <w:p>
-            <w:pPr>
-              <w:pStyle w:val="Compact"/>
-              <w:jc w:val="left"/>
-            </w:pPr>
-            <w:r>
-              <w:rPr>
-                <w:sz w:val="19"/>
-              </w:rPr>
-              <w:t xml:space="preserve">Choose one species or narrow biological group. Gain +2 to Medicine when diagnosing or treating that group. Unknown organisms do not qualify merely because they are alien.</w:t>
-            </w:r>
-          </w:p>
-        </w:tc>
-      </w:tr>
-      <w:tr>
-        <w:tc>
-          <w:tcPr/>
-          <w:p>
-            <w:pPr>
-              <w:pStyle w:val="Compact"/>
-              <w:jc w:val="left"/>
-            </w:pPr>
-            <w:r>
-              <w:rPr>
-                <w:b/>
-                <w:sz w:val="19"/>
-              </w:rPr>
-              <w:t xml:space="preserve">Subspace Specialist</w:t>
-            </w:r>
-          </w:p>
-        </w:tc>
-        <w:tc>
-          <w:tcPr/>
-          <w:p>
-            <w:pPr>
-              <w:pStyle w:val="Compact"/>
-              <w:jc w:val="left"/>
-            </w:pPr>
-            <w:r>
-              <w:rPr>
-                <w:sz w:val="19"/>
-              </w:rPr>
-              <w:t xml:space="preserve">+2 to Physical Sciences when analyzing subspace phenomena. Operating sensors and repairing warp machinery use their own skills.</w:t>
-            </w:r>
-          </w:p>
-        </w:tc>
-      </w:tr>
-      <w:tr>
-        <w:tc>
-          <w:tcPr/>
-          <w:p>
-            <w:pPr>
-              <w:pStyle w:val="Compact"/>
-              <w:jc w:val="left"/>
-            </w:pPr>
-            <w:r>
-              <w:rPr>
-                <w:b/>
-                <w:sz w:val="19"/>
-              </w:rPr>
-              <w:t xml:space="preserve">Astute Observer</w:t>
-            </w:r>
-          </w:p>
-        </w:tc>
-        <w:tc>
-          <w:tcPr/>
-          <w:p>
-            <w:pPr>
-              <w:pStyle w:val="Compact"/>
-              <w:jc w:val="left"/>
-            </w:pPr>
-            <w:r>
-              <w:rPr>
-                <w:sz w:val="19"/>
-              </w:rPr>
-              <w:t xml:space="preserve">+2 to Intellect rolls to notice a concealed physical clue during a deliberate examination. It does not improve every perception roll or automatically detect invisible threats.</w:t>
-            </w:r>
-          </w:p>
-        </w:tc>
-      </w:tr>
-      <w:tr>
-        <w:tc>
-          <w:tcPr/>
-          <w:p>
-            <w:pPr>
-              <w:pStyle w:val="Compact"/>
-              <w:jc w:val="left"/>
-            </w:pPr>
-            <w:r>
-              <w:rPr>
-                <w:b/>
-                <w:sz w:val="19"/>
-              </w:rPr>
-              <w:t xml:space="preserve">Signal Analyst</w:t>
-            </w:r>
-          </w:p>
-        </w:tc>
-        <w:tc>
-          <w:tcPr/>
-          <w:p>
-            <w:pPr>
-              <w:pStyle w:val="Compact"/>
-              <w:jc w:val="left"/>
-            </w:pPr>
-            <w:r>
-              <w:rPr>
-                <w:sz w:val="19"/>
-              </w:rPr>
-              <w:t xml:space="preserve">+2 to Communications when separating a meaningful transmission from interference or identifying a disguised signal.</w:t>
-            </w:r>
-          </w:p>
-        </w:tc>
-      </w:tr>
-      <w:tr>
-        <w:tc>
-          <w:tcPr/>
-          <w:p>
-            <w:pPr>
-              <w:pStyle w:val="Compact"/>
-              <w:jc w:val="left"/>
-            </w:pPr>
-            <w:r>
-              <w:rPr>
-                <w:b/>
-                <w:sz w:val="19"/>
-              </w:rPr>
-              <w:t xml:space="preserve">Computer Forensics Expert</w:t>
-            </w:r>
-          </w:p>
-        </w:tc>
-        <w:tc>
-          <w:tcPr/>
-          <w:p>
-            <w:pPr>
-              <w:pStyle w:val="Compact"/>
-              <w:jc w:val="left"/>
-            </w:pPr>
-            <w:r>
-              <w:rPr>
-                <w:sz w:val="19"/>
-              </w:rPr>
-              <w:t xml:space="preserve">+2 to Computers when tracing unauthorized changes or recovering deliberately concealed data. Access and suitable tools are still required.</w:t>
-            </w:r>
-          </w:p>
-        </w:tc>
-      </w:tr>
-      <w:tr>
-        <w:tc>
-          <w:tcPr/>
-          <w:p>
-            <w:pPr>
-              <w:pStyle w:val="Compact"/>
-              <w:jc w:val="left"/>
-            </w:pPr>
-            <w:r>
-              <w:rPr>
-                <w:b/>
-                <w:sz w:val="19"/>
-              </w:rPr>
-              <w:t xml:space="preserve">Improvisational Engineer</w:t>
-            </w:r>
-          </w:p>
-        </w:tc>
-        <w:tc>
-          <w:tcPr/>
-          <w:p>
-            <w:pPr>
-              <w:pStyle w:val="Compact"/>
-              <w:jc w:val="left"/>
-            </w:pPr>
-            <w:r>
-              <w:rPr>
-                <w:sz w:val="19"/>
-              </w:rPr>
-              <w:t xml:space="preserve">+2 to Engineering when making a temporary repair with inadequate but workable materials. The repair has limits agreed with the GM.</w:t>
-            </w:r>
-          </w:p>
-        </w:tc>
-      </w:tr>
-      <w:tr>
-        <w:tc>
-          <w:tcPr/>
-          <w:p>
-            <w:pPr>
-              <w:pStyle w:val="Compact"/>
-              <w:jc w:val="left"/>
-            </w:pPr>
-            <w:r>
-              <w:rPr>
-                <w:b/>
-                <w:sz w:val="19"/>
-              </w:rPr>
-              <w:t xml:space="preserve">Precision Technician</w:t>
-            </w:r>
-          </w:p>
-        </w:tc>
-        <w:tc>
-          <w:tcPr/>
-          <w:p>
-            <w:pPr>
-              <w:pStyle w:val="Compact"/>
-              <w:jc w:val="left"/>
-            </w:pPr>
-            <w:r>
-              <w:rPr>
-                <w:sz w:val="19"/>
-              </w:rPr>
-              <w:t xml:space="preserve">+2 to Electronics when repairing a delicate control circuit or sensor component. It does not apply to general Engineering.</w:t>
-            </w:r>
-          </w:p>
-        </w:tc>
-      </w:tr>
-      <w:tr>
-        <w:tc>
-          <w:tcPr/>
-          <w:p>
-            <w:pPr>
-              <w:pStyle w:val="Compact"/>
-              <w:jc w:val="left"/>
-            </w:pPr>
-            <w:r>
-              <w:rPr>
-                <w:b/>
-                <w:sz w:val="19"/>
-              </w:rPr>
-              <w:t xml:space="preserve">Shuttle Ace</w:t>
-            </w:r>
-          </w:p>
-        </w:tc>
-        <w:tc>
-          <w:tcPr/>
-          <w:p>
-            <w:pPr>
-              <w:pStyle w:val="Compact"/>
-              <w:jc w:val="left"/>
-            </w:pPr>
-            <w:r>
-              <w:rPr>
-                <w:sz w:val="19"/>
-              </w:rPr>
-              <w:t xml:space="preserve">+2 to Helm for hazardous shuttle maneuvers. It does not improve piloting the Pelion or ordinary Navigation.</w:t>
-            </w:r>
-          </w:p>
-        </w:tc>
-      </w:tr>
-      <w:tr>
-        <w:tc>
-          <w:tcPr/>
-          <w:p>
-            <w:pPr>
-              <w:pStyle w:val="Compact"/>
-              <w:jc w:val="left"/>
-            </w:pPr>
-            <w:r>
-              <w:rPr>
-                <w:b/>
-                <w:sz w:val="19"/>
-              </w:rPr>
-              <w:t xml:space="preserve">Diplomatic Insight</w:t>
-            </w:r>
-          </w:p>
-        </w:tc>
-        <w:tc>
-          <w:tcPr/>
-          <w:p>
-            <w:pPr>
-              <w:pStyle w:val="Compact"/>
-              <w:jc w:val="left"/>
-            </w:pPr>
-            <w:r>
-              <w:rPr>
-                <w:sz w:val="19"/>
-              </w:rPr>
-              <w:t xml:space="preserve">+2 to Diplomacy when negotiating across a cultural misunderstanding you have identified. It does not apply to every disagreement.</w:t>
-            </w:r>
-          </w:p>
-        </w:tc>
-      </w:tr>
-      <w:tr>
-        <w:tc>
-          <w:tcPr/>
-          <w:p>
-            <w:pPr>
-              <w:pStyle w:val="Compact"/>
-              <w:jc w:val="left"/>
-            </w:pPr>
-            <w:r>
-              <w:rPr>
-                <w:b/>
-                <w:sz w:val="19"/>
-              </w:rPr>
-              <w:t xml:space="preserve">Crisis Leader</w:t>
-            </w:r>
-          </w:p>
-        </w:tc>
-        <w:tc>
-          <w:tcPr/>
-          <w:p>
-            <w:pPr>
-              <w:pStyle w:val="Compact"/>
-              <w:jc w:val="left"/>
-            </w:pPr>
-            <w:r>
-              <w:rPr>
-                <w:sz w:val="19"/>
-              </w:rPr>
-              <w:t xml:space="preserve">+2 to Leadership when coordinating an immediate response to a sudden emergency. It does not improve routine orders or direct combat rolls.</w:t>
-            </w:r>
-          </w:p>
-        </w:tc>
-      </w:tr>
-      <w:tr>
-        <w:tc>
-          <w:tcPr/>
-          <w:p>
-            <w:pPr>
-              <w:pStyle w:val="Compact"/>
-              <w:jc w:val="left"/>
-            </w:pPr>
-            <w:r>
-              <w:rPr>
-                <w:b/>
-                <w:sz w:val="19"/>
-              </w:rPr>
-              <w:t xml:space="preserve">Mental Discipline</w:t>
-            </w:r>
-          </w:p>
-        </w:tc>
-        <w:tc>
-          <w:tcPr/>
-          <w:p>
-            <w:pPr>
-              <w:pStyle w:val="Compact"/>
-              <w:jc w:val="left"/>
-            </w:pPr>
-            <w:r>
-              <w:rPr>
-                <w:sz w:val="19"/>
-              </w:rPr>
-              <w:t xml:space="preserve">+2 to Will to maintain concentration despite pain or severe distraction. It does not improve resistance to fear or mental intrusion.</w:t>
-            </w:r>
-          </w:p>
-        </w:tc>
-      </w:tr>
-      <w:tr>
-        <w:tc>
-          <w:tcPr/>
-          <w:p>
-            <w:pPr>
-              <w:pStyle w:val="Compact"/>
-              <w:jc w:val="left"/>
-            </w:pPr>
-            <w:r>
-              <w:rPr>
-                <w:b/>
-                <w:sz w:val="19"/>
-              </w:rPr>
-              <w:t xml:space="preserve">Unshakable Courage</w:t>
-            </w:r>
-          </w:p>
-        </w:tc>
-        <w:tc>
-          <w:tcPr/>
-          <w:p>
-            <w:pPr>
-              <w:pStyle w:val="Compact"/>
-              <w:jc w:val="left"/>
-            </w:pPr>
-            <w:r>
-              <w:rPr>
-                <w:sz w:val="19"/>
-              </w:rPr>
-              <w:t xml:space="preserve">+2 to Will against overwhelming fear. It does not protect against alien compulsion or guarantee sensible decisions.</w:t>
-            </w:r>
-          </w:p>
-        </w:tc>
-      </w:tr>
-      <w:tr>
-        <w:tc>
-          <w:tcPr/>
-          <w:p>
-            <w:pPr>
-              <w:pStyle w:val="Compact"/>
-              <w:jc w:val="left"/>
-            </w:pPr>
-            <w:r>
-              <w:rPr>
-                <w:b/>
-                <w:sz w:val="19"/>
-              </w:rPr>
-              <w:t xml:space="preserve">Guarded Mind</w:t>
-            </w:r>
-          </w:p>
-        </w:tc>
-        <w:tc>
-          <w:tcPr/>
-          <w:p>
-            <w:pPr>
-              <w:pStyle w:val="Compact"/>
-              <w:jc w:val="left"/>
-            </w:pPr>
-            <w:r>
-              <w:rPr>
-                <w:sz w:val="19"/>
-              </w:rPr>
-              <w:t xml:space="preserve">+2 to Will when resisting an external mental intrusion or compulsion. It provides no telepathy or ability to detect the source.</w:t>
-            </w:r>
-          </w:p>
-        </w:tc>
-      </w:tr>
-      <w:tr>
-        <w:tc>
-          <w:tcPr/>
-          <w:p>
-            <w:pPr>
-              <w:pStyle w:val="Compact"/>
-              <w:jc w:val="left"/>
-            </w:pPr>
-            <w:r>
-              <w:rPr>
-                <w:b/>
-                <w:sz w:val="19"/>
-              </w:rPr>
-              <w:t xml:space="preserve">Careful Marksman</w:t>
-            </w:r>
-          </w:p>
-        </w:tc>
-        <w:tc>
-          <w:tcPr/>
-          <w:p>
-            <w:pPr>
-              <w:pStyle w:val="Compact"/>
-              <w:jc w:val="left"/>
-            </w:pPr>
-            <w:r>
-              <w:rPr>
-                <w:sz w:val="19"/>
-              </w:rPr>
-              <w:t xml:space="preserve">+2 to Phasers after spending your preceding action aiming at the same visible target without attacking or moving. The bonus applies to one shot; losing sight of the target cancels it.</w:t>
-            </w:r>
-          </w:p>
-        </w:tc>
-      </w:tr>
-    </w:tbl>
-    <w:bookmarkEnd w:id="62"/>
-    <w:bookmarkStart w:id="74" w:name="species-advantages"/>
-    <w:p>
-      <w:pPr>
-        <w:pStyle w:val="Heading1"/>
-      </w:pPr>
-      <w:r>
-        <w:t xml:space="preserve">Species advantages</w:t>
-      </w:r>
-    </w:p>
-    <w:p>
-      <w:pPr>
-        <w:pStyle w:val="FirstParagraph"/>
-      </w:pPr>
-      <w:r>
-        <w:t xml:space="preserve">A species advantage</w:t>
+        <w:t xml:space="preserve">How many boxes a hit marks depends on the</w:t>
       </w:r>
       <w:r>
         <w:t xml:space="preserve"> </w:t>
@@ -5635,54 +4058,10 @@
           <w:bCs/>
           <w:b/>
         </w:rPr>
-        <w:t xml:space="preserve">replaces</w:t>
-      </w:r>
-      <w:r>
-        <w:t xml:space="preserve"> </w:t>
-      </w:r>
-      <w:r>
-        <w:t xml:space="preserve">your general advantage. Each one comes with a</w:t>
-      </w:r>
-      <w:r>
-        <w:t xml:space="preserve"> </w:t>
-      </w:r>
-      <w:r>
-        <w:rPr>
-          <w:bCs/>
-          <w:b/>
-        </w:rPr>
-        <w:t xml:space="preserve">companion complication</w:t>
-      </w:r>
-      <w:r>
-        <w:t xml:space="preserve"> </w:t>
-      </w:r>
-      <w:r>
-        <w:t xml:space="preserve">that you take along with it. The companion works like any other complication: the GM proposes a concrete problem, and you gain a Duty point if you accept it. You keep your regular complication as well.</w:t>
-      </w:r>
-    </w:p>
-    <w:p>
-      <w:pPr>
-        <w:pStyle w:val="BodyText"/>
-      </w:pPr>
-      <w:r>
-        <w:t xml:space="preserve">Most species advantages give +2 in one narrow situation, following the same rules as general advantages. A few are abilities instead (Vulcan Mind Meld, Aenar Telepathy, and Flight): they name the roll to make, and the GM sets the limits before the roll. They give no +2.</w:t>
-      </w:r>
-    </w:p>
-    <w:p>
-      <w:pPr>
-        <w:pStyle w:val="BodyText"/>
-      </w:pPr>
-      <w:r>
-        <w:t xml:space="preserve">A custom species advantage follows the same pattern: a narrow +2 or an ability with agreed limits, paired with a companion complication that has a clear trigger and a real consequence.</w:t>
-      </w:r>
-    </w:p>
-    <w:bookmarkStart w:id="63" w:name="human"/>
-    <w:p>
-      <w:pPr>
-        <w:pStyle w:val="Heading2"/>
-      </w:pPr>
-      <w:r>
-        <w:t xml:space="preserve">Human</w:t>
+        <w:t xml:space="preserve">weapon</w:t>
+      </w:r>
+      <w:r>
+        <w:t xml:space="preserve">, not on how well the attack roll succeeded. Apply it only after the hit survives any Dodge. This list sorts common weapons into the one-box and two-box categories above; the GM places anything else by comparison.</w:t>
       </w:r>
     </w:p>
     <w:tbl>
@@ -5723,7 +4102,7 @@
                 <w:b/>
                 <w:sz w:val="19"/>
               </w:rPr>
-              <w:t xml:space="preserve">Advantage</w:t>
+              <w:t xml:space="preserve">Weapon</w:t>
             </w:r>
           </w:p>
         </w:tc>
@@ -5741,7 +4120,7 @@
                 <w:b/>
                 <w:sz w:val="19"/>
               </w:rPr>
-              <w:t xml:space="preserve">Effect</w:t>
+              <w:t xml:space="preserve">Boxes on a hit</w:t>
             </w:r>
           </w:p>
         </w:tc>
@@ -5759,144 +4138,2216 @@
                 <w:b/>
                 <w:sz w:val="19"/>
               </w:rPr>
-              <w:t xml:space="preserve">Companion complication</w:t>
-            </w:r>
-          </w:p>
-        </w:tc>
-      </w:tr>
-      <w:tr>
-        <w:tc>
-          <w:tcPr/>
-          <w:p>
-            <w:pPr>
-              <w:pStyle w:val="Compact"/>
-              <w:jc w:val="left"/>
-            </w:pPr>
-            <w:r>
-              <w:rPr>
-                <w:b/>
-                <w:sz w:val="19"/>
-              </w:rPr>
-              <w:t xml:space="preserve">Indomitable Spirit</w:t>
-            </w:r>
-          </w:p>
-        </w:tc>
-        <w:tc>
-          <w:tcPr/>
-          <w:p>
-            <w:pPr>
-              <w:pStyle w:val="Compact"/>
-              <w:jc w:val="left"/>
-            </w:pPr>
-            <w:r>
-              <w:rPr>
-                <w:sz w:val="19"/>
-              </w:rPr>
-              <w:t xml:space="preserve">+2 to Will when refusing to abandon a crewmate or give up on a rescue. It does not help against alien compulsion.</w:t>
-            </w:r>
-          </w:p>
-        </w:tc>
-        <w:tc>
-          <w:tcPr/>
-          <w:p>
-            <w:pPr>
-              <w:pStyle w:val="Compact"/>
-              <w:jc w:val="left"/>
-            </w:pPr>
-            <w:r>
-              <w:rPr>
-                <w:bCs/>
-                <w:b/>
-                <w:sz w:val="19"/>
-              </w:rPr>
-              <w:t xml:space="preserve">Reckless Hope.</w:t>
-            </w:r>
-            <w:r>
-              <w:rPr>
-                <w:sz w:val="19"/>
-              </w:rPr>
-              <w:t xml:space="preserve"> </w:t>
-            </w:r>
-            <w:r>
-              <w:rPr>
-                <w:sz w:val="19"/>
-              </w:rPr>
-              <w:t xml:space="preserve">You keep going after the odds have clearly turned. When the GM shows the cost of pressing on, accept the danger, delay, or lost resource.</w:t>
-            </w:r>
-          </w:p>
-        </w:tc>
-      </w:tr>
-      <w:tr>
-        <w:tc>
-          <w:tcPr/>
-          <w:p>
-            <w:pPr>
-              <w:pStyle w:val="Compact"/>
-              <w:jc w:val="left"/>
-            </w:pPr>
-            <w:r>
-              <w:rPr>
-                <w:b/>
-                <w:sz w:val="19"/>
-              </w:rPr>
-              <w:t xml:space="preserve">Gut Instinct</w:t>
-            </w:r>
-          </w:p>
-        </w:tc>
-        <w:tc>
-          <w:tcPr/>
-          <w:p>
-            <w:pPr>
-              <w:pStyle w:val="Compact"/>
-              <w:jc w:val="left"/>
-            </w:pPr>
-            <w:r>
-              <w:rPr>
-                <w:sz w:val="19"/>
-              </w:rPr>
-              <w:t xml:space="preserve">+2 to Psychology when judging, face to face, whether someone is lying to you. It does not reveal what the truth is.</w:t>
-            </w:r>
-          </w:p>
-        </w:tc>
-        <w:tc>
-          <w:tcPr/>
-          <w:p>
-            <w:pPr>
-              <w:pStyle w:val="Compact"/>
-              <w:jc w:val="left"/>
-            </w:pPr>
-            <w:r>
-              <w:rPr>
-                <w:bCs/>
-                <w:b/>
-                <w:sz w:val="19"/>
-              </w:rPr>
-              <w:t xml:space="preserve">Acts on Hunches.</w:t>
-            </w:r>
-            <w:r>
-              <w:rPr>
-                <w:sz w:val="19"/>
-              </w:rPr>
-              <w:t xml:space="preserve"> </w:t>
-            </w:r>
-            <w:r>
-              <w:rPr>
-                <w:sz w:val="19"/>
-              </w:rPr>
-              <w:t xml:space="preserve">You act on an unverified feeling when procedure says wait. Accept the consequence when the hunch costs time, trust, or position.</w:t>
+              <w:t xml:space="preserve">What the injury looks like</w:t>
+            </w:r>
+          </w:p>
+        </w:tc>
+      </w:tr>
+      <w:tr>
+        <w:tc>
+          <w:tcPr/>
+          <w:p>
+            <w:pPr>
+              <w:pStyle w:val="Compact"/>
+              <w:jc w:val="left"/>
+            </w:pPr>
+            <w:r>
+              <w:rPr>
+                <w:b/>
+                <w:sz w:val="19"/>
+              </w:rPr>
+              <w:t xml:space="preserve">Punch, kick, headbutt</w:t>
+            </w:r>
+          </w:p>
+        </w:tc>
+        <w:tc>
+          <w:tcPr/>
+          <w:p>
+            <w:pPr>
+              <w:pStyle w:val="Compact"/>
+              <w:jc w:val="left"/>
+            </w:pPr>
+            <w:r>
+              <w:rPr>
+                <w:sz w:val="19"/>
+              </w:rPr>
+              <w:t xml:space="preserve">1</w:t>
+            </w:r>
+          </w:p>
+        </w:tc>
+        <w:tc>
+          <w:tcPr/>
+          <w:p>
+            <w:pPr>
+              <w:pStyle w:val="Compact"/>
+              <w:jc w:val="left"/>
+            </w:pPr>
+            <w:r>
+              <w:rPr>
+                <w:sz w:val="19"/>
+              </w:rPr>
+              <w:t xml:space="preserve">Bruising, a split lip, cracked ribs</w:t>
+            </w:r>
+          </w:p>
+        </w:tc>
+      </w:tr>
+      <w:tr>
+        <w:tc>
+          <w:tcPr/>
+          <w:p>
+            <w:pPr>
+              <w:pStyle w:val="Compact"/>
+              <w:jc w:val="left"/>
+            </w:pPr>
+            <w:r>
+              <w:rPr>
+                <w:b/>
+                <w:sz w:val="19"/>
+              </w:rPr>
+              <w:t xml:space="preserve">Club, rifle butt, thrown rock</w:t>
+            </w:r>
+          </w:p>
+        </w:tc>
+        <w:tc>
+          <w:tcPr/>
+          <w:p>
+            <w:pPr>
+              <w:pStyle w:val="Compact"/>
+              <w:jc w:val="left"/>
+            </w:pPr>
+            <w:r>
+              <w:rPr>
+                <w:sz w:val="19"/>
+              </w:rPr>
+              <w:t xml:space="preserve">1</w:t>
+            </w:r>
+          </w:p>
+        </w:tc>
+        <w:tc>
+          <w:tcPr/>
+          <w:p>
+            <w:pPr>
+              <w:pStyle w:val="Compact"/>
+              <w:jc w:val="left"/>
+            </w:pPr>
+            <w:r>
+              <w:rPr>
+                <w:sz w:val="19"/>
+              </w:rPr>
+              <w:t xml:space="preserve">A concussion, a broken finger, heavy bruising</w:t>
+            </w:r>
+          </w:p>
+        </w:tc>
+      </w:tr>
+      <w:tr>
+        <w:tc>
+          <w:tcPr/>
+          <w:p>
+            <w:pPr>
+              <w:pStyle w:val="Compact"/>
+              <w:jc w:val="left"/>
+            </w:pPr>
+            <w:r>
+              <w:rPr>
+                <w:b/>
+                <w:sz w:val="19"/>
+              </w:rPr>
+              <w:t xml:space="preserve">Knife or dagger, such as a Klingon d’k tahg</w:t>
+            </w:r>
+          </w:p>
+        </w:tc>
+        <w:tc>
+          <w:tcPr/>
+          <w:p>
+            <w:pPr>
+              <w:pStyle w:val="Compact"/>
+              <w:jc w:val="left"/>
+            </w:pPr>
+            <w:r>
+              <w:rPr>
+                <w:sz w:val="19"/>
+              </w:rPr>
+              <w:t xml:space="preserve">1</w:t>
+            </w:r>
+          </w:p>
+        </w:tc>
+        <w:tc>
+          <w:tcPr/>
+          <w:p>
+            <w:pPr>
+              <w:pStyle w:val="Compact"/>
+              <w:jc w:val="left"/>
+            </w:pPr>
+            <w:r>
+              <w:rPr>
+                <w:sz w:val="19"/>
+              </w:rPr>
+              <w:t xml:space="preserve">A cut or stab wound that bleeds</w:t>
+            </w:r>
+          </w:p>
+        </w:tc>
+      </w:tr>
+      <w:tr>
+        <w:tc>
+          <w:tcPr/>
+          <w:p>
+            <w:pPr>
+              <w:pStyle w:val="Compact"/>
+              <w:jc w:val="left"/>
+            </w:pPr>
+            <w:r>
+              <w:rPr>
+                <w:b/>
+                <w:sz w:val="19"/>
+              </w:rPr>
+              <w:t xml:space="preserve">Arrow, spear, or primitive firearm</w:t>
+            </w:r>
+          </w:p>
+        </w:tc>
+        <w:tc>
+          <w:tcPr/>
+          <w:p>
+            <w:pPr>
+              <w:pStyle w:val="Compact"/>
+              <w:jc w:val="left"/>
+            </w:pPr>
+            <w:r>
+              <w:rPr>
+                <w:sz w:val="19"/>
+              </w:rPr>
+              <w:t xml:space="preserve">1</w:t>
+            </w:r>
+          </w:p>
+        </w:tc>
+        <w:tc>
+          <w:tcPr/>
+          <w:p>
+            <w:pPr>
+              <w:pStyle w:val="Compact"/>
+              <w:jc w:val="left"/>
+            </w:pPr>
+            <w:r>
+              <w:rPr>
+                <w:sz w:val="19"/>
+              </w:rPr>
+              <w:t xml:space="preserve">A puncture or gunshot wound</w:t>
+            </w:r>
+          </w:p>
+        </w:tc>
+      </w:tr>
+      <w:tr>
+        <w:tc>
+          <w:tcPr/>
+          <w:p>
+            <w:pPr>
+              <w:pStyle w:val="Compact"/>
+              <w:jc w:val="left"/>
+            </w:pPr>
+            <w:r>
+              <w:rPr>
+                <w:b/>
+                <w:sz w:val="19"/>
+              </w:rPr>
+              <w:t xml:space="preserve">Heavy melee weapon, such as a Vulcan lirpa, a sword, or an axe</w:t>
+            </w:r>
+          </w:p>
+        </w:tc>
+        <w:tc>
+          <w:tcPr/>
+          <w:p>
+            <w:pPr>
+              <w:pStyle w:val="Compact"/>
+              <w:jc w:val="left"/>
+            </w:pPr>
+            <w:r>
+              <w:rPr>
+                <w:sz w:val="19"/>
+              </w:rPr>
+              <w:t xml:space="preserve">2</w:t>
+            </w:r>
+          </w:p>
+        </w:tc>
+        <w:tc>
+          <w:tcPr/>
+          <w:p>
+            <w:pPr>
+              <w:pStyle w:val="Compact"/>
+              <w:jc w:val="left"/>
+            </w:pPr>
+            <w:r>
+              <w:rPr>
+                <w:sz w:val="19"/>
+              </w:rPr>
+              <w:t xml:space="preserve">A deep wound or a broken bone</w:t>
+            </w:r>
+          </w:p>
+        </w:tc>
+      </w:tr>
+      <w:tr>
+        <w:tc>
+          <w:tcPr/>
+          <w:p>
+            <w:pPr>
+              <w:pStyle w:val="Compact"/>
+              <w:jc w:val="left"/>
+            </w:pPr>
+            <w:r>
+              <w:rPr>
+                <w:b/>
+                <w:sz w:val="19"/>
+              </w:rPr>
+              <w:t xml:space="preserve">Phaser on stun</w:t>
+            </w:r>
+          </w:p>
+        </w:tc>
+        <w:tc>
+          <w:tcPr/>
+          <w:p>
+            <w:pPr>
+              <w:pStyle w:val="Compact"/>
+              <w:jc w:val="left"/>
+            </w:pPr>
+            <w:r>
+              <w:rPr>
+                <w:sz w:val="19"/>
+              </w:rPr>
+              <w:t xml:space="preserve">0</w:t>
+            </w:r>
+          </w:p>
+        </w:tc>
+        <w:tc>
+          <w:tcPr/>
+          <w:p>
+            <w:pPr>
+              <w:pStyle w:val="Compact"/>
+              <w:jc w:val="left"/>
+            </w:pPr>
+            <w:r>
+              <w:rPr>
+                <w:sz w:val="19"/>
+              </w:rPr>
+              <w:t xml:space="preserve">No wound; the target makes the stun roll (see Phaser settings)</w:t>
+            </w:r>
+          </w:p>
+        </w:tc>
+      </w:tr>
+      <w:tr>
+        <w:tc>
+          <w:tcPr/>
+          <w:p>
+            <w:pPr>
+              <w:pStyle w:val="Compact"/>
+              <w:jc w:val="left"/>
+            </w:pPr>
+            <w:r>
+              <w:rPr>
+                <w:b/>
+                <w:sz w:val="19"/>
+              </w:rPr>
+              <w:t xml:space="preserve">Phaser on a lethal setting</w:t>
+            </w:r>
+          </w:p>
+        </w:tc>
+        <w:tc>
+          <w:tcPr/>
+          <w:p>
+            <w:pPr>
+              <w:pStyle w:val="Compact"/>
+              <w:jc w:val="left"/>
+            </w:pPr>
+            <w:r>
+              <w:rPr>
+                <w:sz w:val="19"/>
+              </w:rPr>
+              <w:t xml:space="preserve">2</w:t>
+            </w:r>
+          </w:p>
+        </w:tc>
+        <w:tc>
+          <w:tcPr/>
+          <w:p>
+            <w:pPr>
+              <w:pStyle w:val="Compact"/>
+              <w:jc w:val="left"/>
+            </w:pPr>
+            <w:r>
+              <w:rPr>
+                <w:sz w:val="19"/>
+              </w:rPr>
+              <w:t xml:space="preserve">Severe burns and energy trauma</w:t>
+            </w:r>
+          </w:p>
+        </w:tc>
+      </w:tr>
+      <w:tr>
+        <w:tc>
+          <w:tcPr/>
+          <w:p>
+            <w:pPr>
+              <w:pStyle w:val="Compact"/>
+              <w:jc w:val="left"/>
+            </w:pPr>
+            <w:r>
+              <w:rPr>
+                <w:b/>
+                <w:sz w:val="19"/>
+              </w:rPr>
+              <w:t xml:space="preserve">Klingon disruptor</w:t>
+            </w:r>
+          </w:p>
+        </w:tc>
+        <w:tc>
+          <w:tcPr/>
+          <w:p>
+            <w:pPr>
+              <w:pStyle w:val="Compact"/>
+              <w:jc w:val="left"/>
+            </w:pPr>
+            <w:r>
+              <w:rPr>
+                <w:sz w:val="19"/>
+              </w:rPr>
+              <w:t xml:space="preserve">2</w:t>
+            </w:r>
+          </w:p>
+        </w:tc>
+        <w:tc>
+          <w:tcPr/>
+          <w:p>
+            <w:pPr>
+              <w:pStyle w:val="Compact"/>
+              <w:jc w:val="left"/>
+            </w:pPr>
+            <w:r>
+              <w:rPr>
+                <w:sz w:val="19"/>
+              </w:rPr>
+              <w:t xml:space="preserve">Severe burns and tissue disruption</w:t>
+            </w:r>
+          </w:p>
+        </w:tc>
+      </w:tr>
+      <w:tr>
+        <w:tc>
+          <w:tcPr/>
+          <w:p>
+            <w:pPr>
+              <w:pStyle w:val="Compact"/>
+              <w:jc w:val="left"/>
+            </w:pPr>
+            <w:r>
+              <w:rPr>
+                <w:b/>
+                <w:sz w:val="19"/>
+              </w:rPr>
+              <w:t xml:space="preserve">Phaser rifle, or a ship’s weapon fired at a person</w:t>
+            </w:r>
+          </w:p>
+        </w:tc>
+        <w:tc>
+          <w:tcPr/>
+          <w:p>
+            <w:pPr>
+              <w:pStyle w:val="Compact"/>
+              <w:jc w:val="left"/>
+            </w:pPr>
+            <w:r>
+              <w:rPr>
+                <w:sz w:val="19"/>
+              </w:rPr>
+              <w:t xml:space="preserve">2, or disintegration if the GM rules it</w:t>
+            </w:r>
+          </w:p>
+        </w:tc>
+        <w:tc>
+          <w:tcPr/>
+          <w:p>
+            <w:pPr>
+              <w:pStyle w:val="Compact"/>
+              <w:jc w:val="left"/>
+            </w:pPr>
+            <w:r>
+              <w:rPr>
+                <w:sz w:val="19"/>
+              </w:rPr>
+              <w:t xml:space="preserve">Massive energy trauma</w:t>
+            </w:r>
+          </w:p>
+        </w:tc>
+      </w:tr>
+      <w:tr>
+        <w:tc>
+          <w:tcPr/>
+          <w:p>
+            <w:pPr>
+              <w:pStyle w:val="Compact"/>
+              <w:jc w:val="left"/>
+            </w:pPr>
+            <w:r>
+              <w:rPr>
+                <w:b/>
+                <w:sz w:val="19"/>
+              </w:rPr>
+              <w:t xml:space="preserve">Explosion</w:t>
+            </w:r>
+          </w:p>
+        </w:tc>
+        <w:tc>
+          <w:tcPr/>
+          <w:p>
+            <w:pPr>
+              <w:pStyle w:val="Compact"/>
+              <w:jc w:val="left"/>
+            </w:pPr>
+            <w:r>
+              <w:rPr>
+                <w:sz w:val="19"/>
+              </w:rPr>
+              <w:t xml:space="preserve">1 to everyone nearby, 2 at the centre</w:t>
+            </w:r>
+          </w:p>
+        </w:tc>
+        <w:tc>
+          <w:tcPr/>
+          <w:p>
+            <w:pPr>
+              <w:pStyle w:val="Compact"/>
+              <w:jc w:val="left"/>
+            </w:pPr>
+            <w:r>
+              <w:rPr>
+                <w:sz w:val="19"/>
+              </w:rPr>
+              <w:t xml:space="preserve">Blast, shrapnel, and burns; Dodge means diving clear, so you need somewhere to go</w:t>
+            </w:r>
+          </w:p>
+        </w:tc>
+      </w:tr>
+      <w:tr>
+        <w:tc>
+          <w:tcPr/>
+          <w:p>
+            <w:pPr>
+              <w:pStyle w:val="Compact"/>
+              <w:jc w:val="left"/>
+            </w:pPr>
+            <w:r>
+              <w:rPr>
+                <w:b/>
+                <w:sz w:val="19"/>
+              </w:rPr>
+              <w:t xml:space="preserve">Fall</w:t>
+            </w:r>
+          </w:p>
+        </w:tc>
+        <w:tc>
+          <w:tcPr/>
+          <w:p>
+            <w:pPr>
+              <w:pStyle w:val="Compact"/>
+              <w:jc w:val="left"/>
+            </w:pPr>
+            <w:r>
+              <w:rPr>
+                <w:sz w:val="19"/>
+              </w:rPr>
+              <w:t xml:space="preserve">1 for a bad fall, 2 for a long one</w:t>
+            </w:r>
+          </w:p>
+        </w:tc>
+        <w:tc>
+          <w:tcPr/>
+          <w:p>
+            <w:pPr>
+              <w:pStyle w:val="Compact"/>
+              <w:jc w:val="left"/>
+            </w:pPr>
+            <w:r>
+              <w:rPr>
+                <w:sz w:val="19"/>
+              </w:rPr>
+              <w:t xml:space="preserve">A sprain or a fracture</w:t>
+            </w:r>
+          </w:p>
+        </w:tc>
+      </w:tr>
+    </w:tbl>
+    <w:p>
+      <w:pPr>
+        <w:pStyle w:val="BodyText"/>
+      </w:pPr>
+      <w:r>
+        <w:rPr>
+          <w:iCs/>
+          <w:i/>
+        </w:rPr>
+        <w:t xml:space="preserve">Example:</w:t>
+      </w:r>
+      <w:r>
+        <w:t xml:space="preserve"> </w:t>
+      </w:r>
+      <w:r>
+        <w:t xml:space="preserve">a Klingon’s punch leaves Ensign Reyes Wounded (−1). On the next round a d’k tahg slash marks a second box: Seriously wounded (−2). Had that second hit been a disruptor shot, it would have marked two boxes and taken Reyes to three: Incapacitated. Spending a Duty point when the disruptor hits would reduce it to one box, leaving Reyes Seriously wounded but still standing.</w:t>
+      </w:r>
+    </w:p>
+    <w:p>
+      <w:pPr>
+        <w:pStyle w:val="BodyText"/>
+      </w:pPr>
+      <w:r>
+        <w:t xml:space="preserve">To take someone down without hurting them, use a phaser on stun, a grapple, or the Vulcan nerve pinch rather than a weapon from this list.</w:t>
+      </w:r>
+    </w:p>
+    <w:bookmarkEnd w:id="48"/>
+    <w:bookmarkStart w:id="49" w:name="phaser-settings"/>
+    <w:p>
+      <w:pPr>
+        <w:pStyle w:val="Heading2"/>
+      </w:pPr>
+      <w:r>
+        <w:t xml:space="preserve">Phaser settings</w:t>
+      </w:r>
+    </w:p>
+    <w:tbl>
+      <w:tblPr>
+        <w:tblStyle w:val="Table"/>
+        <w:tblW w:type="pct" w:w="5000"/>
+        <w:tblLook w:firstRow="1" w:lastRow="0" w:firstColumn="0" w:lastColumn="0" w:noHBand="0" w:noVBand="0" w:val="0020"/>
+        <w:jc w:val="start"/>
+        <w:tblBorders>
+          <w:top w:val="single" w:sz="4" w:color="B8C2D3"/>
+          <w:left w:val="single" w:sz="4" w:color="B8C2D3"/>
+          <w:bottom w:val="single" w:sz="4" w:color="B8C2D3"/>
+          <w:right w:val="single" w:sz="4" w:color="B8C2D3"/>
+          <w:insideH w:val="single" w:sz="4" w:color="B8C2D3"/>
+          <w:insideV w:val="single" w:sz="4" w:color="B8C2D3"/>
+        </w:tblBorders>
+      </w:tblPr>
+      <w:tblGrid>
+        <w:gridCol w:w="3960"/>
+        <w:gridCol w:w="3960"/>
+      </w:tblGrid>
+      <w:tr>
+        <w:trPr>
+          <w:tblHeader w:val="true"/>
+        </w:trPr>
+        <w:tc>
+          <w:tcPr>
+            <w:shd w:val="clear" w:fill="E9EEF6"/>
+          </w:tcPr>
+          <w:p>
+            <w:pPr>
+              <w:pStyle w:val="Compact"/>
+              <w:jc w:val="left"/>
+            </w:pPr>
+            <w:r>
+              <w:rPr>
+                <w:b/>
+                <w:sz w:val="19"/>
+              </w:rPr>
+              <w:t xml:space="preserve">Setting</w:t>
+            </w:r>
+          </w:p>
+        </w:tc>
+        <w:tc>
+          <w:tcPr>
+            <w:shd w:val="clear" w:fill="E9EEF6"/>
+          </w:tcPr>
+          <w:p>
+            <w:pPr>
+              <w:pStyle w:val="Compact"/>
+              <w:jc w:val="left"/>
+            </w:pPr>
+            <w:r>
+              <w:rPr>
+                <w:b/>
+                <w:sz w:val="19"/>
+              </w:rPr>
+              <w:t xml:space="preserve">Effect on a hit</w:t>
+            </w:r>
+          </w:p>
+        </w:tc>
+      </w:tr>
+      <w:tr>
+        <w:tc>
+          <w:tcPr/>
+          <w:p>
+            <w:pPr>
+              <w:pStyle w:val="Compact"/>
+              <w:jc w:val="left"/>
+            </w:pPr>
+            <w:r>
+              <w:rPr>
+                <w:b/>
+                <w:sz w:val="19"/>
+              </w:rPr>
+              <w:t xml:space="preserve">Stun</w:t>
+            </w:r>
+          </w:p>
+        </w:tc>
+        <w:tc>
+          <w:tcPr/>
+          <w:p>
+            <w:pPr>
+              <w:pStyle w:val="Compact"/>
+              <w:jc w:val="left"/>
+            </w:pPr>
+            <w:r>
+              <w:rPr>
+                <w:sz w:val="19"/>
+              </w:rPr>
+              <w:t xml:space="preserve">Target rolls Body at −2. Failure incapacitates them for the scene; success gives −2 on their next action roll. Stun marks no injury boxes.</w:t>
+            </w:r>
+          </w:p>
+        </w:tc>
+      </w:tr>
+      <w:tr>
+        <w:tc>
+          <w:tcPr/>
+          <w:p>
+            <w:pPr>
+              <w:pStyle w:val="Compact"/>
+              <w:jc w:val="left"/>
+            </w:pPr>
+            <w:r>
+              <w:rPr>
+                <w:b/>
+                <w:sz w:val="19"/>
+              </w:rPr>
+              <w:t xml:space="preserve">Heat or cut</w:t>
+            </w:r>
+          </w:p>
+        </w:tc>
+        <w:tc>
+          <w:tcPr/>
+          <w:p>
+            <w:pPr>
+              <w:pStyle w:val="Compact"/>
+              <w:jc w:val="left"/>
+            </w:pPr>
+            <w:r>
+              <w:rPr>
+                <w:sz w:val="19"/>
+              </w:rPr>
+              <w:t xml:space="preserve">Controlled tool use. Material, time, and the task determine the skill and difficulty.</w:t>
+            </w:r>
+          </w:p>
+        </w:tc>
+      </w:tr>
+      <w:tr>
+        <w:tc>
+          <w:tcPr/>
+          <w:p>
+            <w:pPr>
+              <w:pStyle w:val="Compact"/>
+              <w:jc w:val="left"/>
+            </w:pPr>
+            <w:r>
+              <w:rPr>
+                <w:b/>
+                <w:sz w:val="19"/>
+              </w:rPr>
+              <w:t xml:space="preserve">Lethal</w:t>
+            </w:r>
+          </w:p>
+        </w:tc>
+        <w:tc>
+          <w:tcPr/>
+          <w:p>
+            <w:pPr>
+              <w:pStyle w:val="Compact"/>
+              <w:jc w:val="left"/>
+            </w:pPr>
+            <w:r>
+              <w:rPr>
+                <w:sz w:val="19"/>
+              </w:rPr>
+              <w:t xml:space="preserve">Marks two injury boxes. Disintegration requires a deliberate setting and an exposed target; the GM determines whether it is possible.</w:t>
+            </w:r>
+          </w:p>
+        </w:tc>
+      </w:tr>
+    </w:tbl>
+    <w:p>
+      <w:pPr>
+        <w:pStyle w:val="BodyText"/>
+      </w:pPr>
+      <w:r>
+        <w:t xml:space="preserve">Declare the setting before firing. Stun effects do not stack; a later failed resistance roll still incapacitates the target. Unarmed strikes normally mark one box. A grapple uses an opposed Unarmed Combat contest; winning restrains the target while the hold is maintained. Escape uses an action and a new contest.</w:t>
+      </w:r>
+    </w:p>
+    <w:bookmarkEnd w:id="49"/>
+    <w:bookmarkEnd w:id="50"/>
+    <w:bookmarkStart w:id="57" w:name="medical-care"/>
+    <w:p>
+      <w:pPr>
+        <w:pStyle w:val="Heading1"/>
+      </w:pPr>
+      <w:r>
+        <w:t xml:space="preserve">Medical care</w:t>
+      </w:r>
+    </w:p>
+    <w:p>
+      <w:pPr>
+        <w:pStyle w:val="FirstParagraph"/>
+      </w:pPr>
+      <w:r>
+        <w:t xml:space="preserve">Starfleet physicians in 2268 have advanced diagnostic scanners, potent pharmaceuticals, portable emergency equipment, and sophisticated sickbay facilities. Familiar injuries often respond quickly to treatment. Severe trauma, incompatible biology, missing supplies, and unidentified conditions still challenge an experienced doctor. The treatment values below are campaign rules inspired by the series, rather than numerical rules stated in canon.</w:t>
+      </w:r>
+    </w:p>
+    <w:bookmarkStart w:id="51" w:name="diagnosis-and-stabilization"/>
+    <w:p>
+      <w:pPr>
+        <w:pStyle w:val="Heading2"/>
+      </w:pPr>
+      <w:r>
+        <w:t xml:space="preserve">Diagnosis and stabilization</w:t>
+      </w:r>
+    </w:p>
+    <w:p>
+      <w:pPr>
+        <w:pStyle w:val="FirstParagraph"/>
+      </w:pPr>
+      <w:r>
+        <w:t xml:space="preserve">A medical scanner identifies ordinary injuries automatically. Roll Medicine when the diagnosis is uncertain, physiology is unfamiliar, or an urgent treatment decision has meaningful consequences. Routine established treatments also succeed automatically when qualified staff have sufficient time and facilities.</w:t>
+      </w:r>
+    </w:p>
+    <w:p>
+      <w:pPr>
+        <w:pStyle w:val="BodyText"/>
+      </w:pPr>
+      <w:r>
+        <w:t xml:space="preserve">Emergency stabilization takes one action and a successful Medicine roll with a medical kit. It prevents deterioration from the treated injury while the patient is protected from further harm. Stabilization alone removes no injury boxes. A patient at three boxes remains incapacitated until treatment clears a box.</w:t>
+      </w:r>
+    </w:p>
+    <w:bookmarkEnd w:id="51"/>
+    <w:bookmarkStart w:id="52" w:name="field-treatment"/>
+    <w:p>
+      <w:pPr>
+        <w:pStyle w:val="Heading2"/>
+      </w:pPr>
+      <w:r>
+        <w:t xml:space="preserve">Field treatment</w:t>
+      </w:r>
+    </w:p>
+    <w:p>
+      <w:pPr>
+        <w:pStyle w:val="FirstParagraph"/>
+      </w:pPr>
+      <w:r>
+        <w:t xml:space="preserve">With a medical kit and several uninterrupted minutes, successful Medicine removes one injury box. Success by 5 or more removes two. Each injury receives one field-treatment attempt, even if that attempt fails; further attempts require changed circumstances such as better equipment, new diagnostic information, or access to sickbay. New injuries can receive their own treatment, but cannot justify treating an old injury repeatedly.</w:t>
+      </w:r>
+    </w:p>
+    <w:bookmarkEnd w:id="52"/>
+    <w:bookmarkStart w:id="53" w:name="sickbay-treatment"/>
+    <w:p>
+      <w:pPr>
+        <w:pStyle w:val="Heading2"/>
+      </w:pPr>
+      <w:r>
+        <w:t xml:space="preserve">Sickbay treatment</w:t>
+      </w:r>
+    </w:p>
+    <w:p>
+      <w:pPr>
+        <w:pStyle w:val="FirstParagraph"/>
+      </w:pPr>
+      <w:r>
+        <w:t xml:space="preserve">A functioning, equipped sickbay grants +2 to Medicine for diagnosis and treatment. A successful treatment removes two injury boxes; success by 5 or more removes three. Allow the time the procedure requires rather than completing surgery in one combat action. Sickbay care can follow field treatment. Do not repeat an unsuccessful procedure without a meaningful change in the situation.</w:t>
+      </w:r>
+    </w:p>
+    <w:p>
+      <w:pPr>
+        <w:pStyle w:val="BodyText"/>
+      </w:pPr>
+      <w:r>
+        <w:t xml:space="preserve">Removing injury boxes removes their associated penalties, but major organ damage, severe burns, and complex internal trauma can still require a procedure and recovery period set by the GM. The physician determines whether the patient is fit for duty. Pain suppression does not itself heal an injury. Stun normally wears off at the end of the scene; prolonged unconsciousness requires assessment.</w:t>
+      </w:r>
+    </w:p>
+    <w:bookmarkEnd w:id="53"/>
+    <w:bookmarkStart w:id="54" w:name="alien-medicine-and-limits"/>
+    <w:p>
+      <w:pPr>
+        <w:pStyle w:val="Heading2"/>
+      </w:pPr>
+      <w:r>
+        <w:t xml:space="preserve">Alien medicine and limits</w:t>
+      </w:r>
+    </w:p>
+    <w:p>
+      <w:pPr>
+        <w:pStyle w:val="FirstParagraph"/>
+      </w:pPr>
+      <w:r>
+        <w:t xml:space="preserve">Unknown illness or physiology requires discovering the cause and a suitable treatment before boxes can be restored. Medicine can receive assistance from Life Sciences, Sensors, or Computers. Existing assistance limits apply. Missing essential equipment or incompatible supplies can prevent a procedure. Disintegration and other unsurvivable injuries cannot be reversed by an ordinary Medicine roll.</w:t>
+      </w:r>
+    </w:p>
+    <w:p>
+      <w:pPr>
+        <w:pStyle w:val="BodyText"/>
+      </w:pPr>
+      <w:r>
+        <w:t xml:space="preserve">Crew of other species may need care suited to their biology. An Alien Physiology Specialist, or a physician with access to the right species data, keeps that care from becoming guesswork.</w:t>
+      </w:r>
+    </w:p>
+    <w:bookmarkEnd w:id="54"/>
+    <w:bookmarkStart w:id="56" w:name="examples-from-the-original-series"/>
+    <w:p>
+      <w:pPr>
+        <w:pStyle w:val="Heading2"/>
+      </w:pPr>
+      <w:r>
+        <w:t xml:space="preserve">Examples from the original series</w:t>
+      </w:r>
+    </w:p>
+    <w:p>
+      <w:pPr>
+        <w:pStyle w:val="FirstParagraph"/>
+      </w:pPr>
+      <w:r>
+        <w:rPr>
+          <w:iCs/>
+          <w:i/>
+        </w:rPr>
+        <w:t xml:space="preserve">Journey to Babel:</w:t>
+      </w:r>
+      <w:r>
+        <w:t xml:space="preserve"> </w:t>
+      </w:r>
+      <w:r>
+        <w:t xml:space="preserve">McCoy performs complex surgery on Sarek during a ship crisis; compatible blood and postoperative care remain important.</w:t>
+      </w:r>
+      <w:r>
+        <w:t xml:space="preserve"> </w:t>
+      </w:r>
+      <w:r>
+        <w:rPr>
+          <w:iCs/>
+          <w:i/>
+        </w:rPr>
+        <w:t xml:space="preserve">The Devil in the Dark:</w:t>
+      </w:r>
+      <w:r>
+        <w:t xml:space="preserve"> </w:t>
+      </w:r>
+      <w:r>
+        <w:t xml:space="preserve">McCoy improvises a treatment suited to the Horta’s unusual biology.</w:t>
+      </w:r>
+      <w:r>
+        <w:t xml:space="preserve"> </w:t>
+      </w:r>
+      <w:r>
+        <w:rPr>
+          <w:iCs/>
+          <w:i/>
+        </w:rPr>
+        <w:t xml:space="preserve">Miri:</w:t>
+      </w:r>
+      <w:r>
+        <w:t xml:space="preserve"> </w:t>
+      </w:r>
+      <w:r>
+        <w:t xml:space="preserve">diagnosing an unfamiliar disease and establishing a safe treatment require investigation. These stories support powerful medicine whose limits come from the medical problem and available resources.</w:t>
+      </w:r>
+    </w:p>
+    <w:p>
+      <w:pPr>
+        <w:pStyle w:val="BodyText"/>
+      </w:pPr>
+      <w:r>
+        <w:t xml:space="preserve">Canon reference: StarTrek.com,</w:t>
+      </w:r>
+      <w:r>
+        <w:t xml:space="preserve"> </w:t>
+      </w:r>
+      <w:r>
+        <w:t xml:space="preserve">“</w:t>
+      </w:r>
+      <w:r>
+        <w:t xml:space="preserve">8 Times Leonard</w:t>
+      </w:r>
+      <w:r>
+        <w:t xml:space="preserve"> </w:t>
+      </w:r>
+      <w:r>
+        <w:t xml:space="preserve">‘</w:t>
+      </w:r>
+      <w:r>
+        <w:t xml:space="preserve">Bones</w:t>
+      </w:r>
+      <w:r>
+        <w:t xml:space="preserve">’</w:t>
+      </w:r>
+      <w:r>
+        <w:t xml:space="preserve"> </w:t>
+      </w:r>
+      <w:r>
+        <w:t xml:space="preserve">McCoy’s Medical Knowledge Saved the Day.</w:t>
+      </w:r>
+      <w:r>
+        <w:t xml:space="preserve">”</w:t>
+      </w:r>
+      <w:r>
+        <w:t xml:space="preserve"> </w:t>
+      </w:r>
+      <w:hyperlink r:id="rId55">
+        <w:r>
+          <w:rPr>
+            <w:rStyle w:val="Hyperlink"/>
+          </w:rPr>
+          <w:t xml:space="preserve">https://www.startrek.com/news/mccoys-medical-knowledge-saved-the-day</w:t>
+        </w:r>
+      </w:hyperlink>
+    </w:p>
+    <w:bookmarkEnd w:id="56"/>
+    <w:bookmarkEnd w:id="57"/>
+    <w:bookmarkStart w:id="62" w:name="duty-points-and-bridge-duty"/>
+    <w:p>
+      <w:pPr>
+        <w:pStyle w:val="Heading1"/>
+      </w:pPr>
+      <w:r>
+        <w:t xml:space="preserve">Duty points and bridge duty</w:t>
+      </w:r>
+    </w:p>
+    <w:bookmarkStart w:id="58" w:name="using-duty-points"/>
+    <w:p>
+      <w:pPr>
+        <w:pStyle w:val="Heading2"/>
+      </w:pPr>
+      <w:r>
+        <w:t xml:space="preserve">Using Duty points</w:t>
+      </w:r>
+    </w:p>
+    <w:p>
+      <w:pPr>
+        <w:pStyle w:val="FirstParagraph"/>
+      </w:pPr>
+      <w:r>
+        <w:t xml:space="preserve">Begin each session with two Duty points; unused points do not carry into the next session. Spend no more than one point on a single roll or injury event. Duty points belong to your character and cannot be transferred.</w:t>
+      </w:r>
+    </w:p>
+    <w:tbl>
+      <w:tblPr>
+        <w:tblStyle w:val="Table"/>
+        <w:tblW w:type="pct" w:w="5000"/>
+        <w:tblLook w:firstRow="1" w:lastRow="0" w:firstColumn="0" w:lastColumn="0" w:noHBand="0" w:noVBand="0" w:val="0020"/>
+        <w:jc w:val="start"/>
+        <w:tblBorders>
+          <w:top w:val="single" w:sz="4" w:color="B8C2D3"/>
+          <w:left w:val="single" w:sz="4" w:color="B8C2D3"/>
+          <w:bottom w:val="single" w:sz="4" w:color="B8C2D3"/>
+          <w:right w:val="single" w:sz="4" w:color="B8C2D3"/>
+          <w:insideH w:val="single" w:sz="4" w:color="B8C2D3"/>
+          <w:insideV w:val="single" w:sz="4" w:color="B8C2D3"/>
+        </w:tblBorders>
+      </w:tblPr>
+      <w:tblGrid>
+        <w:gridCol w:w="3960"/>
+        <w:gridCol w:w="3960"/>
+      </w:tblGrid>
+      <w:tr>
+        <w:trPr>
+          <w:tblHeader w:val="true"/>
+        </w:trPr>
+        <w:tc>
+          <w:tcPr>
+            <w:shd w:val="clear" w:fill="E9EEF6"/>
+          </w:tcPr>
+          <w:p>
+            <w:pPr>
+              <w:pStyle w:val="Compact"/>
+              <w:jc w:val="left"/>
+            </w:pPr>
+            <w:r>
+              <w:rPr>
+                <w:b/>
+                <w:sz w:val="19"/>
+              </w:rPr>
+              <w:t xml:space="preserve">Spend one point to</w:t>
+            </w:r>
+          </w:p>
+        </w:tc>
+        <w:tc>
+          <w:tcPr>
+            <w:shd w:val="clear" w:fill="E9EEF6"/>
+          </w:tcPr>
+          <w:p>
+            <w:pPr>
+              <w:pStyle w:val="Compact"/>
+              <w:jc w:val="left"/>
+            </w:pPr>
+            <w:r>
+              <w:rPr>
+                <w:b/>
+                <w:sz w:val="19"/>
+              </w:rPr>
+              <w:t xml:space="preserve">Timing and limits</w:t>
+            </w:r>
+          </w:p>
+        </w:tc>
+      </w:tr>
+      <w:tr>
+        <w:tc>
+          <w:tcPr/>
+          <w:p>
+            <w:pPr>
+              <w:pStyle w:val="Compact"/>
+              <w:jc w:val="left"/>
+            </w:pPr>
+            <w:r>
+              <w:rPr>
+                <w:b/>
+                <w:sz w:val="19"/>
+              </w:rPr>
+              <w:t xml:space="preserve">Reroll your own roll</w:t>
+            </w:r>
+          </w:p>
+        </w:tc>
+        <w:tc>
+          <w:tcPr/>
+          <w:p>
+            <w:pPr>
+              <w:pStyle w:val="Compact"/>
+              <w:jc w:val="left"/>
+            </w:pPr>
+            <w:r>
+              <w:rPr>
+                <w:sz w:val="19"/>
+              </w:rPr>
+              <w:t xml:space="preserve">Declare after seeing the result but before its consequences are resolved. Keep the second result, even if worse.</w:t>
+            </w:r>
+          </w:p>
+        </w:tc>
+      </w:tr>
+      <w:tr>
+        <w:tc>
+          <w:tcPr/>
+          <w:p>
+            <w:pPr>
+              <w:pStyle w:val="Compact"/>
+              <w:jc w:val="left"/>
+            </w:pPr>
+            <w:r>
+              <w:rPr>
+                <w:b/>
+                <w:sz w:val="19"/>
+              </w:rPr>
+              <w:t xml:space="preserve">Reduce an injury by one box</w:t>
+            </w:r>
+          </w:p>
+        </w:tc>
+        <w:tc>
+          <w:tcPr/>
+          <w:p>
+            <w:pPr>
+              <w:pStyle w:val="Compact"/>
+              <w:jc w:val="left"/>
+            </w:pPr>
+            <w:r>
+              <w:rPr>
+                <w:sz w:val="19"/>
+              </w:rPr>
+              <w:t xml:space="preserve">Declare when a hit would mark boxes, before applying them. Does not prevent disintegration or another hazard that bypasses the injury track.</w:t>
+            </w:r>
+          </w:p>
+        </w:tc>
+      </w:tr>
+      <w:tr>
+        <w:tc>
+          <w:tcPr/>
+          <w:p>
+            <w:pPr>
+              <w:pStyle w:val="Compact"/>
+              <w:jc w:val="left"/>
+            </w:pPr>
+            <w:r>
+              <w:rPr>
+                <w:b/>
+                <w:sz w:val="19"/>
+              </w:rPr>
+              <w:t xml:space="preserve">Establish a small preparation</w:t>
+            </w:r>
+          </w:p>
+        </w:tc>
+        <w:tc>
+          <w:tcPr/>
+          <w:p>
+            <w:pPr>
+              <w:pStyle w:val="Compact"/>
+              <w:jc w:val="left"/>
+            </w:pPr>
+            <w:r>
+              <w:rPr>
+                <w:sz w:val="19"/>
+              </w:rPr>
+              <w:t xml:space="preserve">Propose a plausible detail, such as having brought a field kit. GM approval is required; it cannot contradict established facts or solve the mission outright.</w:t>
+            </w:r>
+          </w:p>
+        </w:tc>
+      </w:tr>
+    </w:tbl>
+    <w:p>
+      <w:pPr>
+        <w:pStyle w:val="BodyText"/>
+      </w:pPr>
+      <w:r>
+        <w:t xml:space="preserve">Gain one point when one of your complications creates a meaningful problem you accept. This includes a companion complication from a species advantage. The GM offers or approves the award. You can decline the proposed complication without a penalty. Repeating a harmless habit does not earn points.</w:t>
+      </w:r>
+    </w:p>
+    <w:p>
+      <w:pPr>
+        <w:pStyle w:val="BodyText"/>
+      </w:pPr>
+      <w:r>
+        <w:rPr>
+          <w:iCs/>
+          <w:i/>
+        </w:rPr>
+        <w:t xml:space="preserve">Example:</w:t>
+      </w:r>
+      <w:r>
+        <w:t xml:space="preserve"> </w:t>
+      </w:r>
+      <w:r>
+        <w:t xml:space="preserve">your curiosity tempts you to remain beside an anomaly while the team withdraws. If you accept the resulting separation and danger, the GM awards one Duty point. The point does not remove that danger.</w:t>
+      </w:r>
+    </w:p>
+    <w:bookmarkEnd w:id="58"/>
+    <w:bookmarkStart w:id="59" w:name="working-on-the-bridge"/>
+    <w:p>
+      <w:pPr>
+        <w:pStyle w:val="Heading2"/>
+      </w:pPr>
+      <w:r>
+        <w:t xml:space="preserve">Working on the bridge</w:t>
+      </w:r>
+    </w:p>
+    <w:p>
+      <w:pPr>
+        <w:pStyle w:val="FirstParagraph"/>
+      </w:pPr>
+      <w:r>
+        <w:t xml:space="preserve">Describe the effect you want before selecting a skill. Each exchange gives occupied stations a chance to contribute. Roll for consequential decisions and uncertain work; routine station operation needs no roll.</w:t>
+      </w:r>
+    </w:p>
+    <w:tbl>
+      <w:tblPr>
+        <w:tblStyle w:val="Table"/>
+        <w:tblW w:type="pct" w:w="5000"/>
+        <w:tblLook w:firstRow="1" w:lastRow="0" w:firstColumn="0" w:lastColumn="0" w:noHBand="0" w:noVBand="0" w:val="0020"/>
+        <w:jc w:val="start"/>
+        <w:tblBorders>
+          <w:top w:val="single" w:sz="4" w:color="B8C2D3"/>
+          <w:left w:val="single" w:sz="4" w:color="B8C2D3"/>
+          <w:bottom w:val="single" w:sz="4" w:color="B8C2D3"/>
+          <w:right w:val="single" w:sz="4" w:color="B8C2D3"/>
+          <w:insideH w:val="single" w:sz="4" w:color="B8C2D3"/>
+          <w:insideV w:val="single" w:sz="4" w:color="B8C2D3"/>
+        </w:tblBorders>
+      </w:tblPr>
+      <w:tblGrid>
+        <w:gridCol w:w="3960"/>
+        <w:gridCol w:w="3960"/>
+      </w:tblGrid>
+      <w:tr>
+        <w:trPr>
+          <w:tblHeader w:val="true"/>
+        </w:trPr>
+        <w:tc>
+          <w:tcPr>
+            <w:shd w:val="clear" w:fill="E9EEF6"/>
+          </w:tcPr>
+          <w:p>
+            <w:pPr>
+              <w:pStyle w:val="Compact"/>
+              <w:jc w:val="left"/>
+            </w:pPr>
+            <w:r>
+              <w:rPr>
+                <w:b/>
+                <w:sz w:val="19"/>
+              </w:rPr>
+              <w:t xml:space="preserve">Station</w:t>
+            </w:r>
+          </w:p>
+        </w:tc>
+        <w:tc>
+          <w:tcPr>
+            <w:shd w:val="clear" w:fill="E9EEF6"/>
+          </w:tcPr>
+          <w:p>
+            <w:pPr>
+              <w:pStyle w:val="Compact"/>
+              <w:jc w:val="left"/>
+            </w:pPr>
+            <w:r>
+              <w:rPr>
+                <w:b/>
+                <w:sz w:val="19"/>
+              </w:rPr>
+              <w:t xml:space="preserve">Skill and contribution</w:t>
+            </w:r>
+          </w:p>
+        </w:tc>
+      </w:tr>
+      <w:tr>
+        <w:tc>
+          <w:tcPr/>
+          <w:p>
+            <w:pPr>
+              <w:pStyle w:val="Compact"/>
+              <w:jc w:val="left"/>
+            </w:pPr>
+            <w:r>
+              <w:rPr>
+                <w:b/>
+                <w:sz w:val="19"/>
+              </w:rPr>
+              <w:t xml:space="preserve">Captain</w:t>
+            </w:r>
+          </w:p>
+        </w:tc>
+        <w:tc>
+          <w:tcPr/>
+          <w:p>
+            <w:pPr>
+              <w:pStyle w:val="Compact"/>
+              <w:jc w:val="left"/>
+            </w:pPr>
+            <w:r>
+              <w:rPr>
+                <w:sz w:val="19"/>
+              </w:rPr>
+              <w:t xml:space="preserve">Leadership to coordinate; Diplomacy to negotiate</w:t>
+            </w:r>
+          </w:p>
+        </w:tc>
+      </w:tr>
+      <w:tr>
+        <w:tc>
+          <w:tcPr/>
+          <w:p>
+            <w:pPr>
+              <w:pStyle w:val="Compact"/>
+              <w:jc w:val="left"/>
+            </w:pPr>
+            <w:r>
+              <w:rPr>
+                <w:b/>
+                <w:sz w:val="19"/>
+              </w:rPr>
+              <w:t xml:space="preserve">Helm</w:t>
+            </w:r>
+          </w:p>
+        </w:tc>
+        <w:tc>
+          <w:tcPr/>
+          <w:p>
+            <w:pPr>
+              <w:pStyle w:val="Compact"/>
+              <w:jc w:val="left"/>
+            </w:pPr>
+            <w:r>
+              <w:rPr>
+                <w:sz w:val="19"/>
+              </w:rPr>
+              <w:t xml:space="preserve">Helm to evade, pursue, or gain position</w:t>
+            </w:r>
+          </w:p>
+        </w:tc>
+      </w:tr>
+      <w:tr>
+        <w:tc>
+          <w:tcPr/>
+          <w:p>
+            <w:pPr>
+              <w:pStyle w:val="Compact"/>
+              <w:jc w:val="left"/>
+            </w:pPr>
+            <w:r>
+              <w:rPr>
+                <w:b/>
+                <w:sz w:val="19"/>
+              </w:rPr>
+              <w:t xml:space="preserve">Navigation</w:t>
+            </w:r>
+          </w:p>
+        </w:tc>
+        <w:tc>
+          <w:tcPr/>
+          <w:p>
+            <w:pPr>
+              <w:pStyle w:val="Compact"/>
+              <w:jc w:val="left"/>
+            </w:pPr>
+            <w:r>
+              <w:rPr>
+                <w:sz w:val="19"/>
+              </w:rPr>
+              <w:t xml:space="preserve">Navigation to plot a safe course or escape</w:t>
+            </w:r>
+          </w:p>
+        </w:tc>
+      </w:tr>
+      <w:tr>
+        <w:tc>
+          <w:tcPr/>
+          <w:p>
+            <w:pPr>
+              <w:pStyle w:val="Compact"/>
+              <w:jc w:val="left"/>
+            </w:pPr>
+            <w:r>
+              <w:rPr>
+                <w:b/>
+                <w:sz w:val="19"/>
+              </w:rPr>
+              <w:t xml:space="preserve">Science</w:t>
+            </w:r>
+          </w:p>
+        </w:tc>
+        <w:tc>
+          <w:tcPr/>
+          <w:p>
+            <w:pPr>
+              <w:pStyle w:val="Compact"/>
+              <w:jc w:val="left"/>
+            </w:pPr>
+            <w:r>
+              <w:rPr>
+                <w:sz w:val="19"/>
+              </w:rPr>
+              <w:t xml:space="preserve">Sensors to identify threats, weaknesses, or anomalies</w:t>
+            </w:r>
+          </w:p>
+        </w:tc>
+      </w:tr>
+      <w:tr>
+        <w:tc>
+          <w:tcPr/>
+          <w:p>
+            <w:pPr>
+              <w:pStyle w:val="Compact"/>
+              <w:jc w:val="left"/>
+            </w:pPr>
+            <w:r>
+              <w:rPr>
+                <w:b/>
+                <w:sz w:val="19"/>
+              </w:rPr>
+              <w:t xml:space="preserve">Engineering</w:t>
+            </w:r>
+          </w:p>
+        </w:tc>
+        <w:tc>
+          <w:tcPr/>
+          <w:p>
+            <w:pPr>
+              <w:pStyle w:val="Compact"/>
+              <w:jc w:val="left"/>
+            </w:pPr>
+            <w:r>
+              <w:rPr>
+                <w:sz w:val="19"/>
+              </w:rPr>
+              <w:t xml:space="preserve">Engineering to repair systems or redirect power</w:t>
+            </w:r>
+          </w:p>
+        </w:tc>
+      </w:tr>
+      <w:tr>
+        <w:tc>
+          <w:tcPr/>
+          <w:p>
+            <w:pPr>
+              <w:pStyle w:val="Compact"/>
+              <w:jc w:val="left"/>
+            </w:pPr>
+            <w:r>
+              <w:rPr>
+                <w:b/>
+                <w:sz w:val="19"/>
+              </w:rPr>
+              <w:t xml:space="preserve">Communications</w:t>
+            </w:r>
+          </w:p>
+        </w:tc>
+        <w:tc>
+          <w:tcPr/>
+          <w:p>
+            <w:pPr>
+              <w:pStyle w:val="Compact"/>
+              <w:jc w:val="left"/>
+            </w:pPr>
+            <w:r>
+              <w:rPr>
+                <w:sz w:val="19"/>
+              </w:rPr>
+              <w:t xml:space="preserve">Communications to establish contact or overcome interference</w:t>
+            </w:r>
+          </w:p>
+        </w:tc>
+      </w:tr>
+      <w:tr>
+        <w:tc>
+          <w:tcPr/>
+          <w:p>
+            <w:pPr>
+              <w:pStyle w:val="Compact"/>
+              <w:jc w:val="left"/>
+            </w:pPr>
+            <w:r>
+              <w:rPr>
+                <w:b/>
+                <w:sz w:val="19"/>
+              </w:rPr>
+              <w:t xml:space="preserve">Tactical</w:t>
+            </w:r>
+          </w:p>
+        </w:tc>
+        <w:tc>
+          <w:tcPr/>
+          <w:p>
+            <w:pPr>
+              <w:pStyle w:val="Compact"/>
+              <w:jc w:val="left"/>
+            </w:pPr>
+            <w:r>
+              <w:rPr>
+                <w:sz w:val="19"/>
+              </w:rPr>
+              <w:t xml:space="preserve">Phasers to fire ship weapons</w:t>
+            </w:r>
+          </w:p>
+        </w:tc>
+      </w:tr>
+    </w:tbl>
+    <w:p>
+      <w:pPr>
+        <w:pStyle w:val="BodyText"/>
+      </w:pPr>
+      <w:r>
+        <w:t xml:space="preserve">Leadership can assist another officer when orders or coordination meaningfully help. It uses the normal assistance rule and does not provide an automatic bonus to every station.</w:t>
+      </w:r>
+    </w:p>
+    <w:bookmarkEnd w:id="59"/>
+    <w:bookmarkStart w:id="60" w:name="ship-encounters"/>
+    <w:p>
+      <w:pPr>
+        <w:pStyle w:val="Heading2"/>
+      </w:pPr>
+      <w:r>
+        <w:t xml:space="preserve">Ship encounters</w:t>
+      </w:r>
+    </w:p>
+    <w:p>
+      <w:pPr>
+        <w:pStyle w:val="FirstParagraph"/>
+      </w:pPr>
+      <w:r>
+        <w:t xml:space="preserve">Ship encounters use descriptive consequences. The GM states what is at stake before rolls and describes changes to shields, hull, systems, and position afterward. Numerical ship damage is outside this guide’s scope.</w:t>
+      </w:r>
+    </w:p>
+    <w:bookmarkEnd w:id="60"/>
+    <w:bookmarkStart w:id="61" w:name="advancement"/>
+    <w:p>
+      <w:pPr>
+        <w:pStyle w:val="Heading2"/>
+      </w:pPr>
+      <w:r>
+        <w:t xml:space="preserve">Advancement</w:t>
+      </w:r>
+    </w:p>
+    <w:p>
+      <w:pPr>
+        <w:pStyle w:val="FirstParagraph"/>
+      </w:pPr>
+      <w:r>
+        <w:t xml:space="preserve">After a significant mission, the GM may authorize one relevant skill to advance from Untrained to Trained or from Trained to Specialty, or allow revision of an advantage or complication to reflect events. Skills retain the same three training levels after advancement. Advancement follows mission milestones. Attribute and species changes require a separate agreement.</w:t>
+      </w:r>
+    </w:p>
+    <w:bookmarkEnd w:id="61"/>
+    <w:bookmarkEnd w:id="62"/>
+    <w:bookmarkStart w:id="63" w:name="advantages"/>
+    <w:p>
+      <w:pPr>
+        <w:pStyle w:val="Heading1"/>
+      </w:pPr>
+      <w:r>
+        <w:t xml:space="preserve">Advantages</w:t>
+      </w:r>
+    </w:p>
+    <w:p>
+      <w:pPr>
+        <w:pStyle w:val="FirstParagraph"/>
+      </w:pPr>
+      <w:r>
+        <w:t xml:space="preserve">Choose one advantage at character creation: a general advantage from this chapter, or a species advantage from the next. Each grants +2 only in the listed circumstances; describe how it helps before rolling. An advantage does not grant training, authorize an otherwise impossible action, or replace essential equipment. If more than one advantage could apply, use only one advantage bonus. Assistance and circumstance modifiers still apply, without counting the same benefit twice.</w:t>
+      </w:r>
+    </w:p>
+    <w:tbl>
+      <w:tblPr>
+        <w:tblStyle w:val="Table"/>
+        <w:tblW w:type="pct" w:w="5000"/>
+        <w:tblLook w:firstRow="1" w:lastRow="0" w:firstColumn="0" w:lastColumn="0" w:noHBand="0" w:noVBand="0" w:val="0020"/>
+        <w:jc w:val="start"/>
+        <w:tblBorders>
+          <w:top w:val="single" w:sz="4" w:color="B8C2D3"/>
+          <w:left w:val="single" w:sz="4" w:color="B8C2D3"/>
+          <w:bottom w:val="single" w:sz="4" w:color="B8C2D3"/>
+          <w:right w:val="single" w:sz="4" w:color="B8C2D3"/>
+          <w:insideH w:val="single" w:sz="4" w:color="B8C2D3"/>
+          <w:insideV w:val="single" w:sz="4" w:color="B8C2D3"/>
+        </w:tblBorders>
+      </w:tblPr>
+      <w:tblGrid>
+        <w:gridCol w:w="3960"/>
+        <w:gridCol w:w="3960"/>
+      </w:tblGrid>
+      <w:tr>
+        <w:trPr>
+          <w:tblHeader w:val="true"/>
+        </w:trPr>
+        <w:tc>
+          <w:tcPr>
+            <w:shd w:val="clear" w:fill="E9EEF6"/>
+          </w:tcPr>
+          <w:p>
+            <w:pPr>
+              <w:pStyle w:val="Compact"/>
+              <w:jc w:val="left"/>
+            </w:pPr>
+            <w:r>
+              <w:rPr>
+                <w:b/>
+                <w:sz w:val="19"/>
+              </w:rPr>
+              <w:t xml:space="preserve">Advantage</w:t>
+            </w:r>
+          </w:p>
+        </w:tc>
+        <w:tc>
+          <w:tcPr>
+            <w:shd w:val="clear" w:fill="E9EEF6"/>
+          </w:tcPr>
+          <w:p>
+            <w:pPr>
+              <w:pStyle w:val="Compact"/>
+              <w:jc w:val="left"/>
+            </w:pPr>
+            <w:r>
+              <w:rPr>
+                <w:b/>
+                <w:sz w:val="19"/>
+              </w:rPr>
+              <w:t xml:space="preserve">Effect</w:t>
+            </w:r>
+          </w:p>
+        </w:tc>
+      </w:tr>
+      <w:tr>
+        <w:tc>
+          <w:tcPr/>
+          <w:p>
+            <w:pPr>
+              <w:pStyle w:val="Compact"/>
+              <w:jc w:val="left"/>
+            </w:pPr>
+            <w:r>
+              <w:rPr>
+                <w:b/>
+                <w:sz w:val="19"/>
+              </w:rPr>
+              <w:t xml:space="preserve">Steady Hands</w:t>
+            </w:r>
+          </w:p>
+        </w:tc>
+        <w:tc>
+          <w:tcPr/>
+          <w:p>
+            <w:pPr>
+              <w:pStyle w:val="Compact"/>
+              <w:jc w:val="left"/>
+            </w:pPr>
+            <w:r>
+              <w:rPr>
+                <w:sz w:val="19"/>
+              </w:rPr>
+              <w:t xml:space="preserve">+2 to Medicine for delicate surgery or removing a dangerous embedded object. It does not improve diagnosis or all medical treatment.</w:t>
+            </w:r>
+          </w:p>
+        </w:tc>
+      </w:tr>
+      <w:tr>
+        <w:tc>
+          <w:tcPr/>
+          <w:p>
+            <w:pPr>
+              <w:pStyle w:val="Compact"/>
+              <w:jc w:val="left"/>
+            </w:pPr>
+            <w:r>
+              <w:rPr>
+                <w:b/>
+                <w:sz w:val="19"/>
+              </w:rPr>
+              <w:t xml:space="preserve">Emergency Physician</w:t>
+            </w:r>
+          </w:p>
+        </w:tc>
+        <w:tc>
+          <w:tcPr/>
+          <w:p>
+            <w:pPr>
+              <w:pStyle w:val="Compact"/>
+              <w:jc w:val="left"/>
+            </w:pPr>
+            <w:r>
+              <w:rPr>
+                <w:sz w:val="19"/>
+              </w:rPr>
+              <w:t xml:space="preserve">+2 to Medicine for emergency stabilization of an injured patient. It does not apply to subsequent field healing or sickbay recovery.</w:t>
+            </w:r>
+          </w:p>
+        </w:tc>
+      </w:tr>
+      <w:tr>
+        <w:tc>
+          <w:tcPr/>
+          <w:p>
+            <w:pPr>
+              <w:pStyle w:val="Compact"/>
+              <w:jc w:val="left"/>
+            </w:pPr>
+            <w:r>
+              <w:rPr>
+                <w:b/>
+                <w:sz w:val="19"/>
+              </w:rPr>
+              <w:t xml:space="preserve">Alien Physiology Specialist</w:t>
+            </w:r>
+          </w:p>
+        </w:tc>
+        <w:tc>
+          <w:tcPr/>
+          <w:p>
+            <w:pPr>
+              <w:pStyle w:val="Compact"/>
+              <w:jc w:val="left"/>
+            </w:pPr>
+            <w:r>
+              <w:rPr>
+                <w:sz w:val="19"/>
+              </w:rPr>
+              <w:t xml:space="preserve">Choose one species or narrow biological group. Gain +2 to Medicine when diagnosing or treating that group. Unknown organisms do not qualify merely because they are alien.</w:t>
+            </w:r>
+          </w:p>
+        </w:tc>
+      </w:tr>
+      <w:tr>
+        <w:tc>
+          <w:tcPr/>
+          <w:p>
+            <w:pPr>
+              <w:pStyle w:val="Compact"/>
+              <w:jc w:val="left"/>
+            </w:pPr>
+            <w:r>
+              <w:rPr>
+                <w:b/>
+                <w:sz w:val="19"/>
+              </w:rPr>
+              <w:t xml:space="preserve">Subspace Specialist</w:t>
+            </w:r>
+          </w:p>
+        </w:tc>
+        <w:tc>
+          <w:tcPr/>
+          <w:p>
+            <w:pPr>
+              <w:pStyle w:val="Compact"/>
+              <w:jc w:val="left"/>
+            </w:pPr>
+            <w:r>
+              <w:rPr>
+                <w:sz w:val="19"/>
+              </w:rPr>
+              <w:t xml:space="preserve">+2 to Physical Sciences when analyzing subspace phenomena. Operating sensors and repairing warp machinery use their own skills.</w:t>
+            </w:r>
+          </w:p>
+        </w:tc>
+      </w:tr>
+      <w:tr>
+        <w:tc>
+          <w:tcPr/>
+          <w:p>
+            <w:pPr>
+              <w:pStyle w:val="Compact"/>
+              <w:jc w:val="left"/>
+            </w:pPr>
+            <w:r>
+              <w:rPr>
+                <w:b/>
+                <w:sz w:val="19"/>
+              </w:rPr>
+              <w:t xml:space="preserve">Astute Observer</w:t>
+            </w:r>
+          </w:p>
+        </w:tc>
+        <w:tc>
+          <w:tcPr/>
+          <w:p>
+            <w:pPr>
+              <w:pStyle w:val="Compact"/>
+              <w:jc w:val="left"/>
+            </w:pPr>
+            <w:r>
+              <w:rPr>
+                <w:sz w:val="19"/>
+              </w:rPr>
+              <w:t xml:space="preserve">+2 to Intellect rolls to notice a concealed physical clue during a deliberate examination. It does not improve every perception roll or automatically detect invisible threats.</w:t>
+            </w:r>
+          </w:p>
+        </w:tc>
+      </w:tr>
+      <w:tr>
+        <w:tc>
+          <w:tcPr/>
+          <w:p>
+            <w:pPr>
+              <w:pStyle w:val="Compact"/>
+              <w:jc w:val="left"/>
+            </w:pPr>
+            <w:r>
+              <w:rPr>
+                <w:b/>
+                <w:sz w:val="19"/>
+              </w:rPr>
+              <w:t xml:space="preserve">Signal Analyst</w:t>
+            </w:r>
+          </w:p>
+        </w:tc>
+        <w:tc>
+          <w:tcPr/>
+          <w:p>
+            <w:pPr>
+              <w:pStyle w:val="Compact"/>
+              <w:jc w:val="left"/>
+            </w:pPr>
+            <w:r>
+              <w:rPr>
+                <w:sz w:val="19"/>
+              </w:rPr>
+              <w:t xml:space="preserve">+2 to Communications when separating a meaningful transmission from interference or identifying a disguised signal.</w:t>
+            </w:r>
+          </w:p>
+        </w:tc>
+      </w:tr>
+      <w:tr>
+        <w:tc>
+          <w:tcPr/>
+          <w:p>
+            <w:pPr>
+              <w:pStyle w:val="Compact"/>
+              <w:jc w:val="left"/>
+            </w:pPr>
+            <w:r>
+              <w:rPr>
+                <w:b/>
+                <w:sz w:val="19"/>
+              </w:rPr>
+              <w:t xml:space="preserve">Computer Forensics Expert</w:t>
+            </w:r>
+          </w:p>
+        </w:tc>
+        <w:tc>
+          <w:tcPr/>
+          <w:p>
+            <w:pPr>
+              <w:pStyle w:val="Compact"/>
+              <w:jc w:val="left"/>
+            </w:pPr>
+            <w:r>
+              <w:rPr>
+                <w:sz w:val="19"/>
+              </w:rPr>
+              <w:t xml:space="preserve">+2 to Computers when tracing unauthorized changes or recovering deliberately concealed data. Access and suitable tools are still required.</w:t>
+            </w:r>
+          </w:p>
+        </w:tc>
+      </w:tr>
+      <w:tr>
+        <w:tc>
+          <w:tcPr/>
+          <w:p>
+            <w:pPr>
+              <w:pStyle w:val="Compact"/>
+              <w:jc w:val="left"/>
+            </w:pPr>
+            <w:r>
+              <w:rPr>
+                <w:b/>
+                <w:sz w:val="19"/>
+              </w:rPr>
+              <w:t xml:space="preserve">Improvisational Engineer</w:t>
+            </w:r>
+          </w:p>
+        </w:tc>
+        <w:tc>
+          <w:tcPr/>
+          <w:p>
+            <w:pPr>
+              <w:pStyle w:val="Compact"/>
+              <w:jc w:val="left"/>
+            </w:pPr>
+            <w:r>
+              <w:rPr>
+                <w:sz w:val="19"/>
+              </w:rPr>
+              <w:t xml:space="preserve">+2 to Engineering when making a temporary repair with inadequate but workable materials. The repair has limits agreed with the GM.</w:t>
+            </w:r>
+          </w:p>
+        </w:tc>
+      </w:tr>
+      <w:tr>
+        <w:tc>
+          <w:tcPr/>
+          <w:p>
+            <w:pPr>
+              <w:pStyle w:val="Compact"/>
+              <w:jc w:val="left"/>
+            </w:pPr>
+            <w:r>
+              <w:rPr>
+                <w:b/>
+                <w:sz w:val="19"/>
+              </w:rPr>
+              <w:t xml:space="preserve">Precision Technician</w:t>
+            </w:r>
+          </w:p>
+        </w:tc>
+        <w:tc>
+          <w:tcPr/>
+          <w:p>
+            <w:pPr>
+              <w:pStyle w:val="Compact"/>
+              <w:jc w:val="left"/>
+            </w:pPr>
+            <w:r>
+              <w:rPr>
+                <w:sz w:val="19"/>
+              </w:rPr>
+              <w:t xml:space="preserve">+2 to Electronics when repairing a delicate control circuit or sensor component. It does not apply to general Engineering.</w:t>
+            </w:r>
+          </w:p>
+        </w:tc>
+      </w:tr>
+      <w:tr>
+        <w:tc>
+          <w:tcPr/>
+          <w:p>
+            <w:pPr>
+              <w:pStyle w:val="Compact"/>
+              <w:jc w:val="left"/>
+            </w:pPr>
+            <w:r>
+              <w:rPr>
+                <w:b/>
+                <w:sz w:val="19"/>
+              </w:rPr>
+              <w:t xml:space="preserve">Shuttle Ace</w:t>
+            </w:r>
+          </w:p>
+        </w:tc>
+        <w:tc>
+          <w:tcPr/>
+          <w:p>
+            <w:pPr>
+              <w:pStyle w:val="Compact"/>
+              <w:jc w:val="left"/>
+            </w:pPr>
+            <w:r>
+              <w:rPr>
+                <w:sz w:val="19"/>
+              </w:rPr>
+              <w:t xml:space="preserve">+2 to Helm for hazardous shuttle maneuvers. It does not improve piloting the Pelion or ordinary Navigation.</w:t>
+            </w:r>
+          </w:p>
+        </w:tc>
+      </w:tr>
+      <w:tr>
+        <w:tc>
+          <w:tcPr/>
+          <w:p>
+            <w:pPr>
+              <w:pStyle w:val="Compact"/>
+              <w:jc w:val="left"/>
+            </w:pPr>
+            <w:r>
+              <w:rPr>
+                <w:b/>
+                <w:sz w:val="19"/>
+              </w:rPr>
+              <w:t xml:space="preserve">Diplomatic Insight</w:t>
+            </w:r>
+          </w:p>
+        </w:tc>
+        <w:tc>
+          <w:tcPr/>
+          <w:p>
+            <w:pPr>
+              <w:pStyle w:val="Compact"/>
+              <w:jc w:val="left"/>
+            </w:pPr>
+            <w:r>
+              <w:rPr>
+                <w:sz w:val="19"/>
+              </w:rPr>
+              <w:t xml:space="preserve">+2 to Diplomacy when negotiating across a cultural misunderstanding you have identified. It does not apply to every disagreement.</w:t>
+            </w:r>
+          </w:p>
+        </w:tc>
+      </w:tr>
+      <w:tr>
+        <w:tc>
+          <w:tcPr/>
+          <w:p>
+            <w:pPr>
+              <w:pStyle w:val="Compact"/>
+              <w:jc w:val="left"/>
+            </w:pPr>
+            <w:r>
+              <w:rPr>
+                <w:b/>
+                <w:sz w:val="19"/>
+              </w:rPr>
+              <w:t xml:space="preserve">Crisis Leader</w:t>
+            </w:r>
+          </w:p>
+        </w:tc>
+        <w:tc>
+          <w:tcPr/>
+          <w:p>
+            <w:pPr>
+              <w:pStyle w:val="Compact"/>
+              <w:jc w:val="left"/>
+            </w:pPr>
+            <w:r>
+              <w:rPr>
+                <w:sz w:val="19"/>
+              </w:rPr>
+              <w:t xml:space="preserve">+2 to Leadership when coordinating an immediate response to a sudden emergency. It does not improve routine orders or direct combat rolls.</w:t>
+            </w:r>
+          </w:p>
+        </w:tc>
+      </w:tr>
+      <w:tr>
+        <w:tc>
+          <w:tcPr/>
+          <w:p>
+            <w:pPr>
+              <w:pStyle w:val="Compact"/>
+              <w:jc w:val="left"/>
+            </w:pPr>
+            <w:r>
+              <w:rPr>
+                <w:b/>
+                <w:sz w:val="19"/>
+              </w:rPr>
+              <w:t xml:space="preserve">Mental Discipline</w:t>
+            </w:r>
+          </w:p>
+        </w:tc>
+        <w:tc>
+          <w:tcPr/>
+          <w:p>
+            <w:pPr>
+              <w:pStyle w:val="Compact"/>
+              <w:jc w:val="left"/>
+            </w:pPr>
+            <w:r>
+              <w:rPr>
+                <w:sz w:val="19"/>
+              </w:rPr>
+              <w:t xml:space="preserve">+2 to Will to maintain concentration despite pain or severe distraction. It does not improve resistance to fear or mental intrusion.</w:t>
+            </w:r>
+          </w:p>
+        </w:tc>
+      </w:tr>
+      <w:tr>
+        <w:tc>
+          <w:tcPr/>
+          <w:p>
+            <w:pPr>
+              <w:pStyle w:val="Compact"/>
+              <w:jc w:val="left"/>
+            </w:pPr>
+            <w:r>
+              <w:rPr>
+                <w:b/>
+                <w:sz w:val="19"/>
+              </w:rPr>
+              <w:t xml:space="preserve">Unshakable Courage</w:t>
+            </w:r>
+          </w:p>
+        </w:tc>
+        <w:tc>
+          <w:tcPr/>
+          <w:p>
+            <w:pPr>
+              <w:pStyle w:val="Compact"/>
+              <w:jc w:val="left"/>
+            </w:pPr>
+            <w:r>
+              <w:rPr>
+                <w:sz w:val="19"/>
+              </w:rPr>
+              <w:t xml:space="preserve">+2 to Will against overwhelming fear. It does not protect against alien compulsion or guarantee sensible decisions.</w:t>
+            </w:r>
+          </w:p>
+        </w:tc>
+      </w:tr>
+      <w:tr>
+        <w:tc>
+          <w:tcPr/>
+          <w:p>
+            <w:pPr>
+              <w:pStyle w:val="Compact"/>
+              <w:jc w:val="left"/>
+            </w:pPr>
+            <w:r>
+              <w:rPr>
+                <w:b/>
+                <w:sz w:val="19"/>
+              </w:rPr>
+              <w:t xml:space="preserve">Guarded Mind</w:t>
+            </w:r>
+          </w:p>
+        </w:tc>
+        <w:tc>
+          <w:tcPr/>
+          <w:p>
+            <w:pPr>
+              <w:pStyle w:val="Compact"/>
+              <w:jc w:val="left"/>
+            </w:pPr>
+            <w:r>
+              <w:rPr>
+                <w:sz w:val="19"/>
+              </w:rPr>
+              <w:t xml:space="preserve">+2 to Will when resisting an external mental intrusion or compulsion. It provides no telepathy or ability to detect the source.</w:t>
+            </w:r>
+          </w:p>
+        </w:tc>
+      </w:tr>
+      <w:tr>
+        <w:tc>
+          <w:tcPr/>
+          <w:p>
+            <w:pPr>
+              <w:pStyle w:val="Compact"/>
+              <w:jc w:val="left"/>
+            </w:pPr>
+            <w:r>
+              <w:rPr>
+                <w:b/>
+                <w:sz w:val="19"/>
+              </w:rPr>
+              <w:t xml:space="preserve">Careful Marksman</w:t>
+            </w:r>
+          </w:p>
+        </w:tc>
+        <w:tc>
+          <w:tcPr/>
+          <w:p>
+            <w:pPr>
+              <w:pStyle w:val="Compact"/>
+              <w:jc w:val="left"/>
+            </w:pPr>
+            <w:r>
+              <w:rPr>
+                <w:sz w:val="19"/>
+              </w:rPr>
+              <w:t xml:space="preserve">+2 to Phasers after spending your preceding action aiming at the same visible target without attacking or moving. The bonus applies to one shot; losing sight of the target cancels it.</w:t>
             </w:r>
           </w:p>
         </w:tc>
       </w:tr>
     </w:tbl>
     <w:bookmarkEnd w:id="63"/>
-    <w:bookmarkStart w:id="64" w:name="vulcan"/>
+    <w:bookmarkStart w:id="75" w:name="species-advantages"/>
+    <w:p>
+      <w:pPr>
+        <w:pStyle w:val="Heading1"/>
+      </w:pPr>
+      <w:r>
+        <w:t xml:space="preserve">Species advantages</w:t>
+      </w:r>
+    </w:p>
+    <w:p>
+      <w:pPr>
+        <w:pStyle w:val="FirstParagraph"/>
+      </w:pPr>
+      <w:r>
+        <w:t xml:space="preserve">A species advantage</w:t>
+      </w:r>
+      <w:r>
+        <w:t xml:space="preserve"> </w:t>
+      </w:r>
+      <w:r>
+        <w:rPr>
+          <w:bCs/>
+          <w:b/>
+        </w:rPr>
+        <w:t xml:space="preserve">replaces</w:t>
+      </w:r>
+      <w:r>
+        <w:t xml:space="preserve"> </w:t>
+      </w:r>
+      <w:r>
+        <w:t xml:space="preserve">your general advantage. Each one comes with a</w:t>
+      </w:r>
+      <w:r>
+        <w:t xml:space="preserve"> </w:t>
+      </w:r>
+      <w:r>
+        <w:rPr>
+          <w:bCs/>
+          <w:b/>
+        </w:rPr>
+        <w:t xml:space="preserve">companion complication</w:t>
+      </w:r>
+      <w:r>
+        <w:t xml:space="preserve"> </w:t>
+      </w:r>
+      <w:r>
+        <w:t xml:space="preserve">that you take along with it. The companion works like any other complication: the GM proposes a concrete problem, and you gain a Duty point if you accept it. You keep your regular complication as well.</w:t>
+      </w:r>
+    </w:p>
+    <w:p>
+      <w:pPr>
+        <w:pStyle w:val="BodyText"/>
+      </w:pPr>
+      <w:r>
+        <w:t xml:space="preserve">Most species advantages give +2 in one narrow situation, following the same rules as general advantages. A few are abilities instead (Vulcan Mind Meld, Aenar Telepathy, and Flight): they name the roll to make, and the GM sets the limits before the roll. They give no +2.</w:t>
+      </w:r>
+    </w:p>
+    <w:p>
+      <w:pPr>
+        <w:pStyle w:val="BodyText"/>
+      </w:pPr>
+      <w:r>
+        <w:t xml:space="preserve">A custom species advantage follows the same pattern: a narrow +2 or an ability with agreed limits, paired with a companion complication that has a clear trigger and a real consequence.</w:t>
+      </w:r>
+    </w:p>
+    <w:bookmarkStart w:id="64" w:name="human"/>
     <w:p>
       <w:pPr>
         <w:pStyle w:val="Heading2"/>
       </w:pPr>
       <w:r>
-        <w:t xml:space="preserve">Vulcan</w:t>
+        <w:t xml:space="preserve">Human</w:t>
       </w:r>
     </w:p>
     <w:tbl>
@@ -5991,22 +6442,22 @@
                 <w:b/>
                 <w:sz w:val="19"/>
               </w:rPr>
-              <w:t xml:space="preserve">Vulcan Mind Meld</w:t>
-            </w:r>
-          </w:p>
-        </w:tc>
-        <w:tc>
-          <w:tcPr/>
-          <w:p>
-            <w:pPr>
-              <w:pStyle w:val="Compact"/>
-              <w:jc w:val="left"/>
-            </w:pPr>
-            <w:r>
-              <w:rPr>
-                <w:sz w:val="19"/>
-              </w:rPr>
-              <w:t xml:space="preserve">By touch, with a willing or restrained subject, roll Will to share thoughts or memories. The GM sets what can be learned before the roll. A resisting mind uses an opposed Will contest, and a meld never reveals what the subject does not know.</w:t>
+              <w:t xml:space="preserve">Indomitable Spirit</w:t>
+            </w:r>
+          </w:p>
+        </w:tc>
+        <w:tc>
+          <w:tcPr/>
+          <w:p>
+            <w:pPr>
+              <w:pStyle w:val="Compact"/>
+              <w:jc w:val="left"/>
+            </w:pPr>
+            <w:r>
+              <w:rPr>
+                <w:sz w:val="19"/>
+              </w:rPr>
+              <w:t xml:space="preserve">+2 to Will when refusing to abandon a crewmate or give up on a rescue. It does not help against alien compulsion.</w:t>
             </w:r>
           </w:p>
         </w:tc>
@@ -6023,7 +6474,7 @@
                 <w:b/>
                 <w:sz w:val="19"/>
               </w:rPr>
-              <w:t xml:space="preserve">Meld Echoes.</w:t>
+              <w:t xml:space="preserve">Reckless Hope.</w:t>
             </w:r>
             <w:r>
               <w:rPr>
@@ -6035,40 +6486,40 @@
               <w:rPr>
                 <w:sz w:val="19"/>
               </w:rPr>
-              <w:t xml:space="preserve">After a meld, fragments of the other mind linger. Accept −2 on your next Will roll, or an uncharacteristic emotional moment, at a time that matters.</w:t>
-            </w:r>
-          </w:p>
-        </w:tc>
-      </w:tr>
-      <w:tr>
-        <w:tc>
-          <w:tcPr/>
-          <w:p>
-            <w:pPr>
-              <w:pStyle w:val="Compact"/>
-              <w:jc w:val="left"/>
-            </w:pPr>
-            <w:r>
-              <w:rPr>
-                <w:b/>
-                <w:sz w:val="19"/>
-              </w:rPr>
-              <w:t xml:space="preserve">Vulcan Nerve Pinch</w:t>
-            </w:r>
-          </w:p>
-        </w:tc>
-        <w:tc>
-          <w:tcPr/>
-          <w:p>
-            <w:pPr>
-              <w:pStyle w:val="Compact"/>
-              <w:jc w:val="left"/>
-            </w:pPr>
-            <w:r>
-              <w:rPr>
-                <w:sz w:val="19"/>
-              </w:rPr>
-              <w:t xml:space="preserve">+2 to Unarmed Combat to render a humanoid unconscious when you reach an unaware or restrained target. Unfamiliar anatomy needs study first.</w:t>
+              <w:t xml:space="preserve">You keep going after the odds have clearly turned. When the GM shows the cost of pressing on, accept the danger, delay, or lost resource.</w:t>
+            </w:r>
+          </w:p>
+        </w:tc>
+      </w:tr>
+      <w:tr>
+        <w:tc>
+          <w:tcPr/>
+          <w:p>
+            <w:pPr>
+              <w:pStyle w:val="Compact"/>
+              <w:jc w:val="left"/>
+            </w:pPr>
+            <w:r>
+              <w:rPr>
+                <w:b/>
+                <w:sz w:val="19"/>
+              </w:rPr>
+              <w:t xml:space="preserve">Gut Instinct</w:t>
+            </w:r>
+          </w:p>
+        </w:tc>
+        <w:tc>
+          <w:tcPr/>
+          <w:p>
+            <w:pPr>
+              <w:pStyle w:val="Compact"/>
+              <w:jc w:val="left"/>
+            </w:pPr>
+            <w:r>
+              <w:rPr>
+                <w:sz w:val="19"/>
+              </w:rPr>
+              <w:t xml:space="preserve">+2 to Psychology when judging, face to face, whether someone is lying to you. It does not reveal what the truth is.</w:t>
             </w:r>
           </w:p>
         </w:tc>
@@ -6085,7 +6536,7 @@
                 <w:b/>
                 <w:sz w:val="19"/>
               </w:rPr>
-              <w:t xml:space="preserve">Logic Before Feeling.</w:t>
+              <w:t xml:space="preserve">Acts on Hunches.</w:t>
             </w:r>
             <w:r>
               <w:rPr>
@@ -6097,82 +6548,20 @@
               <w:rPr>
                 <w:sz w:val="19"/>
               </w:rPr>
-              <w:t xml:space="preserve">You dismiss an emotional appeal or a colleague’s intuition at a key moment. Accept the strained relationship or the missed warning.</w:t>
-            </w:r>
-          </w:p>
-        </w:tc>
-      </w:tr>
-      <w:tr>
-        <w:tc>
-          <w:tcPr/>
-          <w:p>
-            <w:pPr>
-              <w:pStyle w:val="Compact"/>
-              <w:jc w:val="left"/>
-            </w:pPr>
-            <w:r>
-              <w:rPr>
-                <w:b/>
-                <w:sz w:val="19"/>
-              </w:rPr>
-              <w:t xml:space="preserve">Eidetic Recall</w:t>
-            </w:r>
-          </w:p>
-        </w:tc>
-        <w:tc>
-          <w:tcPr/>
-          <w:p>
-            <w:pPr>
-              <w:pStyle w:val="Compact"/>
-              <w:jc w:val="left"/>
-            </w:pPr>
-            <w:r>
-              <w:rPr>
-                <w:sz w:val="19"/>
-              </w:rPr>
-              <w:t xml:space="preserve">+2 to Intellect rolls to recall exactly something you have read, heard, or seen. It does not supply knowledge you never encountered.</w:t>
-            </w:r>
-          </w:p>
-        </w:tc>
-        <w:tc>
-          <w:tcPr/>
-          <w:p>
-            <w:pPr>
-              <w:pStyle w:val="Compact"/>
-              <w:jc w:val="left"/>
-            </w:pPr>
-            <w:r>
-              <w:rPr>
-                <w:bCs/>
-                <w:b/>
-                <w:sz w:val="19"/>
-              </w:rPr>
-              <w:t xml:space="preserve">Suppressed Emotion.</w:t>
-            </w:r>
-            <w:r>
-              <w:rPr>
-                <w:sz w:val="19"/>
-              </w:rPr>
-              <w:t xml:space="preserve"> </w:t>
-            </w:r>
-            <w:r>
-              <w:rPr>
-                <w:sz w:val="19"/>
-              </w:rPr>
-              <w:t xml:space="preserve">Under severe strain, an emotion you have held down breaks through. Accept a visible loss of control at an inconvenient moment.</w:t>
+              <w:t xml:space="preserve">You act on an unverified feeling when procedure says wait. Accept the consequence when the hunch costs time, trust, or position.</w:t>
             </w:r>
           </w:p>
         </w:tc>
       </w:tr>
     </w:tbl>
     <w:bookmarkEnd w:id="64"/>
-    <w:bookmarkStart w:id="65" w:name="andorian"/>
+    <w:bookmarkStart w:id="65" w:name="vulcan"/>
     <w:p>
       <w:pPr>
         <w:pStyle w:val="Heading2"/>
       </w:pPr>
       <w:r>
-        <w:t xml:space="preserve">Andorian</w:t>
+        <w:t xml:space="preserve">Vulcan</w:t>
       </w:r>
     </w:p>
     <w:tbl>
@@ -6267,22 +6656,22 @@
                 <w:b/>
                 <w:sz w:val="19"/>
               </w:rPr>
-              <w:t xml:space="preserve">Antennae Sense</w:t>
-            </w:r>
-          </w:p>
-        </w:tc>
-        <w:tc>
-          <w:tcPr/>
-          <w:p>
-            <w:pPr>
-              <w:pStyle w:val="Compact"/>
-              <w:jc w:val="left"/>
-            </w:pPr>
-            <w:r>
-              <w:rPr>
-                <w:sz w:val="19"/>
-              </w:rPr>
-              <w:t xml:space="preserve">+2 to Intellect rolls to sense movement nearby, in darkness, or behind you. It does not detect anything shielded or perfectly still.</w:t>
+              <w:t xml:space="preserve">Vulcan Mind Meld</w:t>
+            </w:r>
+          </w:p>
+        </w:tc>
+        <w:tc>
+          <w:tcPr/>
+          <w:p>
+            <w:pPr>
+              <w:pStyle w:val="Compact"/>
+              <w:jc w:val="left"/>
+            </w:pPr>
+            <w:r>
+              <w:rPr>
+                <w:sz w:val="19"/>
+              </w:rPr>
+              <w:t xml:space="preserve">By touch, with a willing or restrained subject, roll Will to share thoughts or memories. The GM sets what can be learned before the roll. A resisting mind uses an opposed Will contest, and a meld never reveals what the subject does not know.</w:t>
             </w:r>
           </w:p>
         </w:tc>
@@ -6299,7 +6688,7 @@
                 <w:b/>
                 <w:sz w:val="19"/>
               </w:rPr>
-              <w:t xml:space="preserve">Born on Ice.</w:t>
+              <w:t xml:space="preserve">Meld Echoes.</w:t>
             </w:r>
             <w:r>
               <w:rPr>
@@ -6311,40 +6700,40 @@
               <w:rPr>
                 <w:sz w:val="19"/>
               </w:rPr>
-              <w:t xml:space="preserve">Andoria is a frozen moon. When heat is a real factor, accept −2 on physical actions for the scene or a forced rest.</w:t>
-            </w:r>
-          </w:p>
-        </w:tc>
-      </w:tr>
-      <w:tr>
-        <w:tc>
-          <w:tcPr/>
-          <w:p>
-            <w:pPr>
-              <w:pStyle w:val="Compact"/>
-              <w:jc w:val="left"/>
-            </w:pPr>
-            <w:r>
-              <w:rPr>
-                <w:b/>
-                <w:sz w:val="19"/>
-              </w:rPr>
-              <w:t xml:space="preserve">Fierce Loyalty</w:t>
-            </w:r>
-          </w:p>
-        </w:tc>
-        <w:tc>
-          <w:tcPr/>
-          <w:p>
-            <w:pPr>
-              <w:pStyle w:val="Compact"/>
-              <w:jc w:val="left"/>
-            </w:pPr>
-            <w:r>
-              <w:rPr>
-                <w:sz w:val="19"/>
-              </w:rPr>
-              <w:t xml:space="preserve">+2 to Will against fear or intimidation while a sworn friend or crewmate is in danger.</w:t>
+              <w:t xml:space="preserve">After a meld, fragments of the other mind linger. Accept −2 on your next Will roll, or an uncharacteristic emotional moment, at a time that matters.</w:t>
+            </w:r>
+          </w:p>
+        </w:tc>
+      </w:tr>
+      <w:tr>
+        <w:tc>
+          <w:tcPr/>
+          <w:p>
+            <w:pPr>
+              <w:pStyle w:val="Compact"/>
+              <w:jc w:val="left"/>
+            </w:pPr>
+            <w:r>
+              <w:rPr>
+                <w:b/>
+                <w:sz w:val="19"/>
+              </w:rPr>
+              <w:t xml:space="preserve">Vulcan Nerve Pinch</w:t>
+            </w:r>
+          </w:p>
+        </w:tc>
+        <w:tc>
+          <w:tcPr/>
+          <w:p>
+            <w:pPr>
+              <w:pStyle w:val="Compact"/>
+              <w:jc w:val="left"/>
+            </w:pPr>
+            <w:r>
+              <w:rPr>
+                <w:sz w:val="19"/>
+              </w:rPr>
+              <w:t xml:space="preserve">+2 to Unarmed Combat to render a humanoid unconscious when you reach an unaware or restrained target. Unfamiliar anatomy needs study first.</w:t>
             </w:r>
           </w:p>
         </w:tc>
@@ -6361,7 +6750,7 @@
                 <w:b/>
                 <w:sz w:val="19"/>
               </w:rPr>
-              <w:t xml:space="preserve">Code of Honor.</w:t>
+              <w:t xml:space="preserve">Logic Before Feeling.</w:t>
             </w:r>
             <w:r>
               <w:rPr>
@@ -6373,20 +6762,82 @@
               <w:rPr>
                 <w:sz w:val="19"/>
               </w:rPr>
-              <w:t xml:space="preserve">An insult to you or your clan demands an answer. Accept the consequences of a challenge, a public quarrel, or a duel you cannot refuse.</w:t>
+              <w:t xml:space="preserve">You dismiss an emotional appeal or a colleague’s intuition at a key moment. Accept the strained relationship or the missed warning.</w:t>
+            </w:r>
+          </w:p>
+        </w:tc>
+      </w:tr>
+      <w:tr>
+        <w:tc>
+          <w:tcPr/>
+          <w:p>
+            <w:pPr>
+              <w:pStyle w:val="Compact"/>
+              <w:jc w:val="left"/>
+            </w:pPr>
+            <w:r>
+              <w:rPr>
+                <w:b/>
+                <w:sz w:val="19"/>
+              </w:rPr>
+              <w:t xml:space="preserve">Eidetic Recall</w:t>
+            </w:r>
+          </w:p>
+        </w:tc>
+        <w:tc>
+          <w:tcPr/>
+          <w:p>
+            <w:pPr>
+              <w:pStyle w:val="Compact"/>
+              <w:jc w:val="left"/>
+            </w:pPr>
+            <w:r>
+              <w:rPr>
+                <w:sz w:val="19"/>
+              </w:rPr>
+              <w:t xml:space="preserve">+2 to Intellect rolls to recall exactly something you have read, heard, or seen. It does not supply knowledge you never encountered.</w:t>
+            </w:r>
+          </w:p>
+        </w:tc>
+        <w:tc>
+          <w:tcPr/>
+          <w:p>
+            <w:pPr>
+              <w:pStyle w:val="Compact"/>
+              <w:jc w:val="left"/>
+            </w:pPr>
+            <w:r>
+              <w:rPr>
+                <w:bCs/>
+                <w:b/>
+                <w:sz w:val="19"/>
+              </w:rPr>
+              <w:t xml:space="preserve">Suppressed Emotion.</w:t>
+            </w:r>
+            <w:r>
+              <w:rPr>
+                <w:sz w:val="19"/>
+              </w:rPr>
+              <w:t xml:space="preserve"> </w:t>
+            </w:r>
+            <w:r>
+              <w:rPr>
+                <w:sz w:val="19"/>
+              </w:rPr>
+              <w:t xml:space="preserve">Under severe strain, an emotion you have held down breaks through. Accept a visible loss of control at an inconvenient moment.</w:t>
             </w:r>
           </w:p>
         </w:tc>
       </w:tr>
     </w:tbl>
     <w:bookmarkEnd w:id="65"/>
-    <w:bookmarkStart w:id="66" w:name="tellarite"/>
+    <w:bookmarkStart w:id="66" w:name="andorian"/>
     <w:p>
       <w:pPr>
         <w:pStyle w:val="Heading2"/>
       </w:pPr>
       <w:r>
-        <w:t xml:space="preserve">Tellarite</w:t>
+        <w:t xml:space="preserve">Andorian</w:t>
       </w:r>
     </w:p>
     <w:tbl>
@@ -6481,22 +6932,22 @@
                 <w:b/>
                 <w:sz w:val="19"/>
               </w:rPr>
-              <w:t xml:space="preserve">Tireless Debater</w:t>
-            </w:r>
-          </w:p>
-        </w:tc>
-        <w:tc>
-          <w:tcPr/>
-          <w:p>
-            <w:pPr>
-              <w:pStyle w:val="Compact"/>
-              <w:jc w:val="left"/>
-            </w:pPr>
-            <w:r>
-              <w:rPr>
-                <w:sz w:val="19"/>
-              </w:rPr>
-              <w:t xml:space="preserve">+2 to Diplomacy when arguing a position in a formal negotiation or debate where argument is expected. It does not help when quiet persuasion is needed.</w:t>
+              <w:t xml:space="preserve">Antennae Sense</w:t>
+            </w:r>
+          </w:p>
+        </w:tc>
+        <w:tc>
+          <w:tcPr/>
+          <w:p>
+            <w:pPr>
+              <w:pStyle w:val="Compact"/>
+              <w:jc w:val="left"/>
+            </w:pPr>
+            <w:r>
+              <w:rPr>
+                <w:sz w:val="19"/>
+              </w:rPr>
+              <w:t xml:space="preserve">+2 to Intellect rolls to sense movement nearby, in darkness, or behind you. It does not detect anything shielded or perfectly still.</w:t>
             </w:r>
           </w:p>
         </w:tc>
@@ -6513,7 +6964,7 @@
                 <w:b/>
                 <w:sz w:val="19"/>
               </w:rPr>
-              <w:t xml:space="preserve">Argumentative.</w:t>
+              <w:t xml:space="preserve">Born on Ice.</w:t>
             </w:r>
             <w:r>
               <w:rPr>
@@ -6525,40 +6976,40 @@
               <w:rPr>
                 <w:sz w:val="19"/>
               </w:rPr>
-              <w:t xml:space="preserve">You challenge an order or a colleague’s claim at an awkward moment. Accept the delay or the bruised relationship.</w:t>
-            </w:r>
-          </w:p>
-        </w:tc>
-      </w:tr>
-      <w:tr>
-        <w:tc>
-          <w:tcPr/>
-          <w:p>
-            <w:pPr>
-              <w:pStyle w:val="Compact"/>
-              <w:jc w:val="left"/>
-            </w:pPr>
-            <w:r>
-              <w:rPr>
-                <w:b/>
-                <w:sz w:val="19"/>
-              </w:rPr>
-              <w:t xml:space="preserve">Keen Nose</w:t>
-            </w:r>
-          </w:p>
-        </w:tc>
-        <w:tc>
-          <w:tcPr/>
-          <w:p>
-            <w:pPr>
-              <w:pStyle w:val="Compact"/>
-              <w:jc w:val="left"/>
-            </w:pPr>
-            <w:r>
-              <w:rPr>
-                <w:sz w:val="19"/>
-              </w:rPr>
-              <w:t xml:space="preserve">+2 to Intellect rolls to notice or identify something by smell, such as a gas leak, a chemical, or someone hiding nearby.</w:t>
+              <w:t xml:space="preserve">Andoria is a frozen moon. When heat is a real factor, accept −2 on physical actions for the scene or a forced rest.</w:t>
+            </w:r>
+          </w:p>
+        </w:tc>
+      </w:tr>
+      <w:tr>
+        <w:tc>
+          <w:tcPr/>
+          <w:p>
+            <w:pPr>
+              <w:pStyle w:val="Compact"/>
+              <w:jc w:val="left"/>
+            </w:pPr>
+            <w:r>
+              <w:rPr>
+                <w:b/>
+                <w:sz w:val="19"/>
+              </w:rPr>
+              <w:t xml:space="preserve">Fierce Loyalty</w:t>
+            </w:r>
+          </w:p>
+        </w:tc>
+        <w:tc>
+          <w:tcPr/>
+          <w:p>
+            <w:pPr>
+              <w:pStyle w:val="Compact"/>
+              <w:jc w:val="left"/>
+            </w:pPr>
+            <w:r>
+              <w:rPr>
+                <w:sz w:val="19"/>
+              </w:rPr>
+              <w:t xml:space="preserve">+2 to Will against fear or intimidation while a sworn friend or crewmate is in danger.</w:t>
             </w:r>
           </w:p>
         </w:tc>
@@ -6575,7 +7026,7 @@
                 <w:b/>
                 <w:sz w:val="19"/>
               </w:rPr>
-              <w:t xml:space="preserve">Blunt to a Fault.</w:t>
+              <w:t xml:space="preserve">Code of Honor.</w:t>
             </w:r>
             <w:r>
               <w:rPr>
@@ -6587,20 +7038,20 @@
               <w:rPr>
                 <w:sz w:val="19"/>
               </w:rPr>
-              <w:t xml:space="preserve">Your honesty offends someone whose cooperation matters. Accept the lost goodwill rather than softening the truth.</w:t>
+              <w:t xml:space="preserve">An insult to you or your clan demands an answer. Accept the consequences of a challenge, a public quarrel, or a duel you cannot refuse.</w:t>
             </w:r>
           </w:p>
         </w:tc>
       </w:tr>
     </w:tbl>
     <w:bookmarkEnd w:id="66"/>
-    <w:bookmarkStart w:id="67" w:name="aenar"/>
+    <w:bookmarkStart w:id="67" w:name="tellarite"/>
     <w:p>
       <w:pPr>
         <w:pStyle w:val="Heading2"/>
       </w:pPr>
       <w:r>
-        <w:t xml:space="preserve">Aenar</w:t>
+        <w:t xml:space="preserve">Tellarite</w:t>
       </w:r>
     </w:p>
     <w:tbl>
@@ -6695,22 +7146,22 @@
                 <w:b/>
                 <w:sz w:val="19"/>
               </w:rPr>
-              <w:t xml:space="preserve">Aenar Telepathy</w:t>
-            </w:r>
-          </w:p>
-        </w:tc>
-        <w:tc>
-          <w:tcPr/>
-          <w:p>
-            <w:pPr>
-              <w:pStyle w:val="Compact"/>
-              <w:jc w:val="left"/>
-            </w:pPr>
-            <w:r>
-              <w:rPr>
-                <w:sz w:val="19"/>
-              </w:rPr>
-              <w:t xml:space="preserve">Roll Will to sense the emotions and surface thoughts of a nearby mind. The GM sets the limits before the roll. A resisting or shielded mind uses an opposed Will contest, and distance or unfamiliar minds may make it impossible.</w:t>
+              <w:t xml:space="preserve">Tireless Debater</w:t>
+            </w:r>
+          </w:p>
+        </w:tc>
+        <w:tc>
+          <w:tcPr/>
+          <w:p>
+            <w:pPr>
+              <w:pStyle w:val="Compact"/>
+              <w:jc w:val="left"/>
+            </w:pPr>
+            <w:r>
+              <w:rPr>
+                <w:sz w:val="19"/>
+              </w:rPr>
+              <w:t xml:space="preserve">+2 to Diplomacy when arguing a position in a formal negotiation or debate where argument is expected. It does not help when quiet persuasion is needed.</w:t>
             </w:r>
           </w:p>
         </w:tc>
@@ -6727,7 +7178,7 @@
                 <w:b/>
                 <w:sz w:val="19"/>
               </w:rPr>
-              <w:t xml:space="preserve">Blind.</w:t>
+              <w:t xml:space="preserve">Argumentative.</w:t>
             </w:r>
             <w:r>
               <w:rPr>
@@ -6739,40 +7190,40 @@
               <w:rPr>
                 <w:sz w:val="19"/>
               </w:rPr>
-              <w:t xml:space="preserve">You navigate by telepathy and your other senses. When telepathy is blocked or you must read a display, writing, or other visual information unaided, accept a delay or need a crewmate’s help.</w:t>
-            </w:r>
-          </w:p>
-        </w:tc>
-      </w:tr>
-      <w:tr>
-        <w:tc>
-          <w:tcPr/>
-          <w:p>
-            <w:pPr>
-              <w:pStyle w:val="Compact"/>
-              <w:jc w:val="left"/>
-            </w:pPr>
-            <w:r>
-              <w:rPr>
-                <w:b/>
-                <w:sz w:val="19"/>
-              </w:rPr>
-              <w:t xml:space="preserve">Perceptive Mind</w:t>
-            </w:r>
-          </w:p>
-        </w:tc>
-        <w:tc>
-          <w:tcPr/>
-          <w:p>
-            <w:pPr>
-              <w:pStyle w:val="Compact"/>
-              <w:jc w:val="left"/>
-            </w:pPr>
-            <w:r>
-              <w:rPr>
-                <w:sz w:val="19"/>
-              </w:rPr>
-              <w:t xml:space="preserve">+2 to Psychology when reading the emotional state of someone you can sense nearby.</w:t>
+              <w:t xml:space="preserve">You challenge an order or a colleague’s claim at an awkward moment. Accept the delay or the bruised relationship.</w:t>
+            </w:r>
+          </w:p>
+        </w:tc>
+      </w:tr>
+      <w:tr>
+        <w:tc>
+          <w:tcPr/>
+          <w:p>
+            <w:pPr>
+              <w:pStyle w:val="Compact"/>
+              <w:jc w:val="left"/>
+            </w:pPr>
+            <w:r>
+              <w:rPr>
+                <w:b/>
+                <w:sz w:val="19"/>
+              </w:rPr>
+              <w:t xml:space="preserve">Keen Nose</w:t>
+            </w:r>
+          </w:p>
+        </w:tc>
+        <w:tc>
+          <w:tcPr/>
+          <w:p>
+            <w:pPr>
+              <w:pStyle w:val="Compact"/>
+              <w:jc w:val="left"/>
+            </w:pPr>
+            <w:r>
+              <w:rPr>
+                <w:sz w:val="19"/>
+              </w:rPr>
+              <w:t xml:space="preserve">+2 to Intellect rolls to notice or identify something by smell, such as a gas leak, a chemical, or someone hiding nearby.</w:t>
             </w:r>
           </w:p>
         </w:tc>
@@ -6789,7 +7240,7 @@
                 <w:b/>
                 <w:sz w:val="19"/>
               </w:rPr>
-              <w:t xml:space="preserve">Pacifist Conviction.</w:t>
+              <w:t xml:space="preserve">Blunt to a Fault.</w:t>
             </w:r>
             <w:r>
               <w:rPr>
@@ -6801,20 +7252,20 @@
               <w:rPr>
                 <w:sz w:val="19"/>
               </w:rPr>
-              <w:t xml:space="preserve">You refuse to harm a living being even when it costs the team. Accept the setback your refusal causes.</w:t>
+              <w:t xml:space="preserve">Your honesty offends someone whose cooperation matters. Accept the lost goodwill rather than softening the truth.</w:t>
             </w:r>
           </w:p>
         </w:tc>
       </w:tr>
     </w:tbl>
     <w:bookmarkEnd w:id="67"/>
-    <w:bookmarkStart w:id="68" w:name="illyrian"/>
+    <w:bookmarkStart w:id="68" w:name="aenar"/>
     <w:p>
       <w:pPr>
         <w:pStyle w:val="Heading2"/>
       </w:pPr>
       <w:r>
-        <w:t xml:space="preserve">Illyrian</w:t>
+        <w:t xml:space="preserve">Aenar</w:t>
       </w:r>
     </w:p>
     <w:tbl>
@@ -6909,22 +7360,22 @@
                 <w:b/>
                 <w:sz w:val="19"/>
               </w:rPr>
-              <w:t xml:space="preserve">Adaptive Physiology</w:t>
-            </w:r>
-          </w:p>
-        </w:tc>
-        <w:tc>
-          <w:tcPr/>
-          <w:p>
-            <w:pPr>
-              <w:pStyle w:val="Compact"/>
-              <w:jc w:val="left"/>
-            </w:pPr>
-            <w:r>
-              <w:rPr>
-                <w:sz w:val="19"/>
-              </w:rPr>
-              <w:t xml:space="preserve">+2 to Body when resisting cold, toxins, or thin atmosphere. It does not protect against vacuum, radiation, or weapons.</w:t>
+              <w:t xml:space="preserve">Aenar Telepathy</w:t>
+            </w:r>
+          </w:p>
+        </w:tc>
+        <w:tc>
+          <w:tcPr/>
+          <w:p>
+            <w:pPr>
+              <w:pStyle w:val="Compact"/>
+              <w:jc w:val="left"/>
+            </w:pPr>
+            <w:r>
+              <w:rPr>
+                <w:sz w:val="19"/>
+              </w:rPr>
+              <w:t xml:space="preserve">Roll Will to sense the emotions and surface thoughts of a nearby mind. The GM sets the limits before the roll. A resisting or shielded mind uses an opposed Will contest, and distance or unfamiliar minds may make it impossible.</w:t>
             </w:r>
           </w:p>
         </w:tc>
@@ -6941,7 +7392,7 @@
                 <w:b/>
                 <w:sz w:val="19"/>
               </w:rPr>
-              <w:t xml:space="preserve">Hidden Augmentation.</w:t>
+              <w:t xml:space="preserve">Blind.</w:t>
             </w:r>
             <w:r>
               <w:rPr>
@@ -6953,40 +7404,40 @@
               <w:rPr>
                 <w:sz w:val="19"/>
               </w:rPr>
-              <w:t xml:space="preserve">Federation law bars augmented officers, so you hide what you are. When a medical scan or inquiry could expose you, accept the lie, the risk, or a revealing choice.</w:t>
-            </w:r>
-          </w:p>
-        </w:tc>
-      </w:tr>
-      <w:tr>
-        <w:tc>
-          <w:tcPr/>
-          <w:p>
-            <w:pPr>
-              <w:pStyle w:val="Compact"/>
-              <w:jc w:val="left"/>
-            </w:pPr>
-            <w:r>
-              <w:rPr>
-                <w:b/>
-                <w:sz w:val="19"/>
-              </w:rPr>
-              <w:t xml:space="preserve">Enhanced Endurance</w:t>
-            </w:r>
-          </w:p>
-        </w:tc>
-        <w:tc>
-          <w:tcPr/>
-          <w:p>
-            <w:pPr>
-              <w:pStyle w:val="Compact"/>
-              <w:jc w:val="left"/>
-            </w:pPr>
-            <w:r>
-              <w:rPr>
-                <w:sz w:val="19"/>
-              </w:rPr>
-              <w:t xml:space="preserve">+2 to Athletics when pushing through prolonged exertion: long swims, forced marches, or enduring extreme conditions.</w:t>
+              <w:t xml:space="preserve">You navigate by telepathy and your other senses. When telepathy is blocked or you must read a display, writing, or other visual information unaided, accept a delay or need a crewmate’s help.</w:t>
+            </w:r>
+          </w:p>
+        </w:tc>
+      </w:tr>
+      <w:tr>
+        <w:tc>
+          <w:tcPr/>
+          <w:p>
+            <w:pPr>
+              <w:pStyle w:val="Compact"/>
+              <w:jc w:val="left"/>
+            </w:pPr>
+            <w:r>
+              <w:rPr>
+                <w:b/>
+                <w:sz w:val="19"/>
+              </w:rPr>
+              <w:t xml:space="preserve">Perceptive Mind</w:t>
+            </w:r>
+          </w:p>
+        </w:tc>
+        <w:tc>
+          <w:tcPr/>
+          <w:p>
+            <w:pPr>
+              <w:pStyle w:val="Compact"/>
+              <w:jc w:val="left"/>
+            </w:pPr>
+            <w:r>
+              <w:rPr>
+                <w:sz w:val="19"/>
+              </w:rPr>
+              <w:t xml:space="preserve">+2 to Psychology when reading the emotional state of someone you can sense nearby.</w:t>
             </w:r>
           </w:p>
         </w:tc>
@@ -7003,7 +7454,7 @@
                 <w:b/>
                 <w:sz w:val="19"/>
               </w:rPr>
-              <w:t xml:space="preserve">Prejudice Against Augments.</w:t>
+              <w:t xml:space="preserve">Pacifist Conviction.</w:t>
             </w:r>
             <w:r>
               <w:rPr>
@@ -7015,20 +7466,20 @@
               <w:rPr>
                 <w:sz w:val="19"/>
               </w:rPr>
-              <w:t xml:space="preserve">Someone who knows or suspects your heritage treats you with suspicion. Accept the obstruction or lost trust when it matters.</w:t>
+              <w:t xml:space="preserve">You refuse to harm a living being even when it costs the team. Accept the setback your refusal causes.</w:t>
             </w:r>
           </w:p>
         </w:tc>
       </w:tr>
     </w:tbl>
     <w:bookmarkEnd w:id="68"/>
-    <w:bookmarkStart w:id="69" w:name="lanthanite"/>
+    <w:bookmarkStart w:id="69" w:name="illyrian"/>
     <w:p>
       <w:pPr>
         <w:pStyle w:val="Heading2"/>
       </w:pPr>
       <w:r>
-        <w:t xml:space="preserve">Lanthanite</w:t>
+        <w:t xml:space="preserve">Illyrian</w:t>
       </w:r>
     </w:p>
     <w:tbl>
@@ -7123,22 +7574,22 @@
                 <w:b/>
                 <w:sz w:val="19"/>
               </w:rPr>
-              <w:t xml:space="preserve">Centuries of Experience</w:t>
-            </w:r>
-          </w:p>
-        </w:tc>
-        <w:tc>
-          <w:tcPr/>
-          <w:p>
-            <w:pPr>
-              <w:pStyle w:val="Compact"/>
-              <w:jc w:val="left"/>
-            </w:pPr>
-            <w:r>
-              <w:rPr>
-                <w:sz w:val="19"/>
-              </w:rPr>
-              <w:t xml:space="preserve">+2 to Intellect rolls to recall a historical event, old custom, or obsolete technology you could plausibly have lived through.</w:t>
+              <w:t xml:space="preserve">Adaptive Physiology</w:t>
+            </w:r>
+          </w:p>
+        </w:tc>
+        <w:tc>
+          <w:tcPr/>
+          <w:p>
+            <w:pPr>
+              <w:pStyle w:val="Compact"/>
+              <w:jc w:val="left"/>
+            </w:pPr>
+            <w:r>
+              <w:rPr>
+                <w:sz w:val="19"/>
+              </w:rPr>
+              <w:t xml:space="preserve">+2 to Body when resisting cold, toxins, or thin atmosphere. It does not protect against vacuum, radiation, or weapons.</w:t>
             </w:r>
           </w:p>
         </w:tc>
@@ -7155,7 +7606,7 @@
                 <w:b/>
                 <w:sz w:val="19"/>
               </w:rPr>
-              <w:t xml:space="preserve">Secret Age.</w:t>
+              <w:t xml:space="preserve">Hidden Augmentation.</w:t>
             </w:r>
             <w:r>
               <w:rPr>
@@ -7167,40 +7618,40 @@
               <w:rPr>
                 <w:sz w:val="19"/>
               </w:rPr>
-              <w:t xml:space="preserve">You keep your true age quiet. When your history threatens to show, accept a lie, a slip, or a revealing consequence.</w:t>
-            </w:r>
-          </w:p>
-        </w:tc>
-      </w:tr>
-      <w:tr>
-        <w:tc>
-          <w:tcPr/>
-          <w:p>
-            <w:pPr>
-              <w:pStyle w:val="Compact"/>
-              <w:jc w:val="left"/>
-            </w:pPr>
-            <w:r>
-              <w:rPr>
-                <w:b/>
-                <w:sz w:val="19"/>
-              </w:rPr>
-              <w:t xml:space="preserve">Old Hand</w:t>
-            </w:r>
-          </w:p>
-        </w:tc>
-        <w:tc>
-          <w:tcPr/>
-          <w:p>
-            <w:pPr>
-              <w:pStyle w:val="Compact"/>
-              <w:jc w:val="left"/>
-            </w:pPr>
-            <w:r>
-              <w:rPr>
-                <w:sz w:val="19"/>
-              </w:rPr>
-              <w:t xml:space="preserve">+2 to Engineering when repairing antique, obsolete, or improvised equipment. It does not apply to current Starfleet systems.</w:t>
+              <w:t xml:space="preserve">Federation law bars augmented officers, so you hide what you are. When a medical scan or inquiry could expose you, accept the lie, the risk, or a revealing choice.</w:t>
+            </w:r>
+          </w:p>
+        </w:tc>
+      </w:tr>
+      <w:tr>
+        <w:tc>
+          <w:tcPr/>
+          <w:p>
+            <w:pPr>
+              <w:pStyle w:val="Compact"/>
+              <w:jc w:val="left"/>
+            </w:pPr>
+            <w:r>
+              <w:rPr>
+                <w:b/>
+                <w:sz w:val="19"/>
+              </w:rPr>
+              <w:t xml:space="preserve">Enhanced Endurance</w:t>
+            </w:r>
+          </w:p>
+        </w:tc>
+        <w:tc>
+          <w:tcPr/>
+          <w:p>
+            <w:pPr>
+              <w:pStyle w:val="Compact"/>
+              <w:jc w:val="left"/>
+            </w:pPr>
+            <w:r>
+              <w:rPr>
+                <w:sz w:val="19"/>
+              </w:rPr>
+              <w:t xml:space="preserve">+2 to Athletics when pushing through prolonged exertion: long swims, forced marches, or enduring extreme conditions.</w:t>
             </w:r>
           </w:p>
         </w:tc>
@@ -7217,7 +7668,7 @@
                 <w:b/>
                 <w:sz w:val="19"/>
               </w:rPr>
-              <w:t xml:space="preserve">Rules Are Temporary.</w:t>
+              <w:t xml:space="preserve">Prejudice Against Augments.</w:t>
             </w:r>
             <w:r>
               <w:rPr>
@@ -7229,20 +7680,20 @@
               <w:rPr>
                 <w:sz w:val="19"/>
               </w:rPr>
-              <w:t xml:space="preserve">After millennia, regulations seem fleeting. You skip a procedure and accept the consequences when it matters.</w:t>
+              <w:t xml:space="preserve">Someone who knows or suspects your heritage treats you with suspicion. Accept the obstruction or lost trust when it matters.</w:t>
             </w:r>
           </w:p>
         </w:tc>
       </w:tr>
     </w:tbl>
     <w:bookmarkEnd w:id="69"/>
-    <w:bookmarkStart w:id="70" w:name="caitian"/>
+    <w:bookmarkStart w:id="70" w:name="lanthanite"/>
     <w:p>
       <w:pPr>
         <w:pStyle w:val="Heading2"/>
       </w:pPr>
       <w:r>
-        <w:t xml:space="preserve">Caitian</w:t>
+        <w:t xml:space="preserve">Lanthanite</w:t>
       </w:r>
     </w:p>
     <w:tbl>
@@ -7337,22 +7788,22 @@
                 <w:b/>
                 <w:sz w:val="19"/>
               </w:rPr>
-              <w:t xml:space="preserve">Feline Reflexes</w:t>
-            </w:r>
-          </w:p>
-        </w:tc>
-        <w:tc>
-          <w:tcPr/>
-          <w:p>
-            <w:pPr>
-              <w:pStyle w:val="Compact"/>
-              <w:jc w:val="left"/>
-            </w:pPr>
-            <w:r>
-              <w:rPr>
-                <w:sz w:val="19"/>
-              </w:rPr>
-              <w:t xml:space="preserve">+2 to Athletics when jumping, climbing, or landing safely from a fall.</w:t>
+              <w:t xml:space="preserve">Centuries of Experience</w:t>
+            </w:r>
+          </w:p>
+        </w:tc>
+        <w:tc>
+          <w:tcPr/>
+          <w:p>
+            <w:pPr>
+              <w:pStyle w:val="Compact"/>
+              <w:jc w:val="left"/>
+            </w:pPr>
+            <w:r>
+              <w:rPr>
+                <w:sz w:val="19"/>
+              </w:rPr>
+              <w:t xml:space="preserve">+2 to Intellect rolls to recall a historical event, old custom, or obsolete technology you could plausibly have lived through.</w:t>
             </w:r>
           </w:p>
         </w:tc>
@@ -7369,7 +7820,7 @@
                 <w:b/>
                 <w:sz w:val="19"/>
               </w:rPr>
-              <w:t xml:space="preserve">Chase Instinct.</w:t>
+              <w:t xml:space="preserve">Secret Age.</w:t>
             </w:r>
             <w:r>
               <w:rPr>
@@ -7381,40 +7832,40 @@
               <w:rPr>
                 <w:sz w:val="19"/>
               </w:rPr>
-              <w:t xml:space="preserve">Sudden movement or a fleeing creature triggers a pursuit reflex. Accept a momentary distraction or a rash move.</w:t>
-            </w:r>
-          </w:p>
-        </w:tc>
-      </w:tr>
-      <w:tr>
-        <w:tc>
-          <w:tcPr/>
-          <w:p>
-            <w:pPr>
-              <w:pStyle w:val="Compact"/>
-              <w:jc w:val="left"/>
-            </w:pPr>
-            <w:r>
-              <w:rPr>
-                <w:b/>
-                <w:sz w:val="19"/>
-              </w:rPr>
-              <w:t xml:space="preserve">Keen Hearing</w:t>
-            </w:r>
-          </w:p>
-        </w:tc>
-        <w:tc>
-          <w:tcPr/>
-          <w:p>
-            <w:pPr>
-              <w:pStyle w:val="Compact"/>
-              <w:jc w:val="left"/>
-            </w:pPr>
-            <w:r>
-              <w:rPr>
-                <w:sz w:val="19"/>
-              </w:rPr>
-              <w:t xml:space="preserve">+2 to Intellect rolls to hear faint or distant sounds.</w:t>
+              <w:t xml:space="preserve">You keep your true age quiet. When your history threatens to show, accept a lie, a slip, or a revealing consequence.</w:t>
+            </w:r>
+          </w:p>
+        </w:tc>
+      </w:tr>
+      <w:tr>
+        <w:tc>
+          <w:tcPr/>
+          <w:p>
+            <w:pPr>
+              <w:pStyle w:val="Compact"/>
+              <w:jc w:val="left"/>
+            </w:pPr>
+            <w:r>
+              <w:rPr>
+                <w:b/>
+                <w:sz w:val="19"/>
+              </w:rPr>
+              <w:t xml:space="preserve">Old Hand</w:t>
+            </w:r>
+          </w:p>
+        </w:tc>
+        <w:tc>
+          <w:tcPr/>
+          <w:p>
+            <w:pPr>
+              <w:pStyle w:val="Compact"/>
+              <w:jc w:val="left"/>
+            </w:pPr>
+            <w:r>
+              <w:rPr>
+                <w:sz w:val="19"/>
+              </w:rPr>
+              <w:t xml:space="preserve">+2 to Engineering when repairing antique, obsolete, or improvised equipment. It does not apply to current Starfleet systems.</w:t>
             </w:r>
           </w:p>
         </w:tc>
@@ -7431,7 +7882,7 @@
                 <w:b/>
                 <w:sz w:val="19"/>
               </w:rPr>
-              <w:t xml:space="preserve">Sensitive Ears.</w:t>
+              <w:t xml:space="preserve">Rules Are Temporary.</w:t>
             </w:r>
             <w:r>
               <w:rPr>
@@ -7443,20 +7894,20 @@
               <w:rPr>
                 <w:sz w:val="19"/>
               </w:rPr>
-              <w:t xml:space="preserve">Loud noise disorients you. When an alarm, explosion, or sonic weapon goes off nearby, accept −2 on your next action.</w:t>
+              <w:t xml:space="preserve">After millennia, regulations seem fleeting. You skip a procedure and accept the consequences when it matters.</w:t>
             </w:r>
           </w:p>
         </w:tc>
       </w:tr>
     </w:tbl>
     <w:bookmarkEnd w:id="70"/>
-    <w:bookmarkStart w:id="71" w:name="aurelian"/>
+    <w:bookmarkStart w:id="71" w:name="caitian"/>
     <w:p>
       <w:pPr>
         <w:pStyle w:val="Heading2"/>
       </w:pPr>
       <w:r>
-        <w:t xml:space="preserve">Aurelian</w:t>
+        <w:t xml:space="preserve">Caitian</w:t>
       </w:r>
     </w:p>
     <w:tbl>
@@ -7551,22 +8002,22 @@
                 <w:b/>
                 <w:sz w:val="19"/>
               </w:rPr>
-              <w:t xml:space="preserve">Flight</w:t>
-            </w:r>
-          </w:p>
-        </w:tc>
-        <w:tc>
-          <w:tcPr/>
-          <w:p>
-            <w:pPr>
-              <w:pStyle w:val="Compact"/>
-              <w:jc w:val="left"/>
-            </w:pPr>
-            <w:r>
-              <w:rPr>
-                <w:sz w:val="19"/>
-              </w:rPr>
-              <w:t xml:space="preserve">You can fly short distances in normal gravity and breathable air. Roll Athletics for difficult flying. It does not work in low pressure, high gravity, or cramped spaces.</w:t>
+              <w:t xml:space="preserve">Feline Reflexes</w:t>
+            </w:r>
+          </w:p>
+        </w:tc>
+        <w:tc>
+          <w:tcPr/>
+          <w:p>
+            <w:pPr>
+              <w:pStyle w:val="Compact"/>
+              <w:jc w:val="left"/>
+            </w:pPr>
+            <w:r>
+              <w:rPr>
+                <w:sz w:val="19"/>
+              </w:rPr>
+              <w:t xml:space="preserve">+2 to Athletics when jumping, climbing, or landing safely from a fall.</w:t>
             </w:r>
           </w:p>
         </w:tc>
@@ -7583,7 +8034,7 @@
                 <w:b/>
                 <w:sz w:val="19"/>
               </w:rPr>
-              <w:t xml:space="preserve">Fragile Bones.</w:t>
+              <w:t xml:space="preserve">Chase Instinct.</w:t>
             </w:r>
             <w:r>
               <w:rPr>
@@ -7595,40 +8046,40 @@
               <w:rPr>
                 <w:sz w:val="19"/>
               </w:rPr>
-              <w:t xml:space="preserve">Your light bones break easily. When a fall, crush, or heavy blow hits you, accept the GM marking one extra injury box.</w:t>
-            </w:r>
-          </w:p>
-        </w:tc>
-      </w:tr>
-      <w:tr>
-        <w:tc>
-          <w:tcPr/>
-          <w:p>
-            <w:pPr>
-              <w:pStyle w:val="Compact"/>
-              <w:jc w:val="left"/>
-            </w:pPr>
-            <w:r>
-              <w:rPr>
-                <w:b/>
-                <w:sz w:val="19"/>
-              </w:rPr>
-              <w:t xml:space="preserve">Scholar’s Memory</w:t>
-            </w:r>
-          </w:p>
-        </w:tc>
-        <w:tc>
-          <w:tcPr/>
-          <w:p>
-            <w:pPr>
-              <w:pStyle w:val="Compact"/>
-              <w:jc w:val="left"/>
-            </w:pPr>
-            <w:r>
-              <w:rPr>
-                <w:sz w:val="19"/>
-              </w:rPr>
-              <w:t xml:space="preserve">+2 to Intellect rolls to recall the history, legends, or cultural records of another world.</w:t>
+              <w:t xml:space="preserve">Sudden movement or a fleeing creature triggers a pursuit reflex. Accept a momentary distraction or a rash move.</w:t>
+            </w:r>
+          </w:p>
+        </w:tc>
+      </w:tr>
+      <w:tr>
+        <w:tc>
+          <w:tcPr/>
+          <w:p>
+            <w:pPr>
+              <w:pStyle w:val="Compact"/>
+              <w:jc w:val="left"/>
+            </w:pPr>
+            <w:r>
+              <w:rPr>
+                <w:b/>
+                <w:sz w:val="19"/>
+              </w:rPr>
+              <w:t xml:space="preserve">Keen Hearing</w:t>
+            </w:r>
+          </w:p>
+        </w:tc>
+        <w:tc>
+          <w:tcPr/>
+          <w:p>
+            <w:pPr>
+              <w:pStyle w:val="Compact"/>
+              <w:jc w:val="left"/>
+            </w:pPr>
+            <w:r>
+              <w:rPr>
+                <w:sz w:val="19"/>
+              </w:rPr>
+              <w:t xml:space="preserve">+2 to Intellect rolls to hear faint or distant sounds.</w:t>
             </w:r>
           </w:p>
         </w:tc>
@@ -7645,7 +8096,7 @@
                 <w:b/>
                 <w:sz w:val="19"/>
               </w:rPr>
-              <w:t xml:space="preserve">Lost in History.</w:t>
+              <w:t xml:space="preserve">Sensitive Ears.</w:t>
             </w:r>
             <w:r>
               <w:rPr>
@@ -7657,20 +8108,20 @@
               <w:rPr>
                 <w:sz w:val="19"/>
               </w:rPr>
-              <w:t xml:space="preserve">A historical find tempts you to stop and study it. Accept the lost time or the danger of lingering.</w:t>
+              <w:t xml:space="preserve">Loud noise disorients you. When an alarm, explosion, or sonic weapon goes off nearby, accept −2 on your next action.</w:t>
             </w:r>
           </w:p>
         </w:tc>
       </w:tr>
     </w:tbl>
     <w:bookmarkEnd w:id="71"/>
-    <w:bookmarkStart w:id="72" w:name="orion"/>
+    <w:bookmarkStart w:id="72" w:name="aurelian"/>
     <w:p>
       <w:pPr>
         <w:pStyle w:val="Heading2"/>
       </w:pPr>
       <w:r>
-        <w:t xml:space="preserve">Orion</w:t>
+        <w:t xml:space="preserve">Aurelian</w:t>
       </w:r>
     </w:p>
     <w:tbl>
@@ -7765,22 +8216,22 @@
                 <w:b/>
                 <w:sz w:val="19"/>
               </w:rPr>
-              <w:t xml:space="preserve">Orion Pheromones</w:t>
-            </w:r>
-          </w:p>
-        </w:tc>
-        <w:tc>
-          <w:tcPr/>
-          <w:p>
-            <w:pPr>
-              <w:pStyle w:val="Compact"/>
-              <w:jc w:val="left"/>
-            </w:pPr>
-            <w:r>
-              <w:rPr>
-                <w:sz w:val="19"/>
-              </w:rPr>
-              <w:t xml:space="preserve">+2 to Diplomacy when persuading someone face to face in close quarters, if their species is affected by Orion pheromones. Many species, including Vulcans, are not.</w:t>
+              <w:t xml:space="preserve">Flight</w:t>
+            </w:r>
+          </w:p>
+        </w:tc>
+        <w:tc>
+          <w:tcPr/>
+          <w:p>
+            <w:pPr>
+              <w:pStyle w:val="Compact"/>
+              <w:jc w:val="left"/>
+            </w:pPr>
+            <w:r>
+              <w:rPr>
+                <w:sz w:val="19"/>
+              </w:rPr>
+              <w:t xml:space="preserve">You can fly short distances in normal gravity and breathable air. Roll Athletics for difficult flying. It does not work in low pressure, high gravity, or cramped spaces.</w:t>
             </w:r>
           </w:p>
         </w:tc>
@@ -7797,7 +8248,7 @@
                 <w:b/>
                 <w:sz w:val="19"/>
               </w:rPr>
-              <w:t xml:space="preserve">Pheromone Suspicion.</w:t>
+              <w:t xml:space="preserve">Fragile Bones.</w:t>
             </w:r>
             <w:r>
               <w:rPr>
@@ -7809,40 +8260,40 @@
               <w:rPr>
                 <w:sz w:val="19"/>
               </w:rPr>
-              <w:t xml:space="preserve">Crewmates who know about Orion pheromones question whether they were persuaded or manipulated. Accept the distrust or a formal complaint when it matters.</w:t>
-            </w:r>
-          </w:p>
-        </w:tc>
-      </w:tr>
-      <w:tr>
-        <w:tc>
-          <w:tcPr/>
-          <w:p>
-            <w:pPr>
-              <w:pStyle w:val="Compact"/>
-              <w:jc w:val="left"/>
-            </w:pPr>
-            <w:r>
-              <w:rPr>
-                <w:b/>
-                <w:sz w:val="19"/>
-              </w:rPr>
-              <w:t xml:space="preserve">Syndicate Savvy</w:t>
-            </w:r>
-          </w:p>
-        </w:tc>
-        <w:tc>
-          <w:tcPr/>
-          <w:p>
-            <w:pPr>
-              <w:pStyle w:val="Compact"/>
-              <w:jc w:val="left"/>
-            </w:pPr>
-            <w:r>
-              <w:rPr>
-                <w:sz w:val="19"/>
-              </w:rPr>
-              <w:t xml:space="preserve">+2 to Psychology when spotting a con, a bribe, a smuggler’s trick, or a pirate’s bluff.</w:t>
+              <w:t xml:space="preserve">Your light bones break easily. When a fall, crush, or heavy blow hits you, accept the GM marking one extra injury box.</w:t>
+            </w:r>
+          </w:p>
+        </w:tc>
+      </w:tr>
+      <w:tr>
+        <w:tc>
+          <w:tcPr/>
+          <w:p>
+            <w:pPr>
+              <w:pStyle w:val="Compact"/>
+              <w:jc w:val="left"/>
+            </w:pPr>
+            <w:r>
+              <w:rPr>
+                <w:b/>
+                <w:sz w:val="19"/>
+              </w:rPr>
+              <w:t xml:space="preserve">Scholar’s Memory</w:t>
+            </w:r>
+          </w:p>
+        </w:tc>
+        <w:tc>
+          <w:tcPr/>
+          <w:p>
+            <w:pPr>
+              <w:pStyle w:val="Compact"/>
+              <w:jc w:val="left"/>
+            </w:pPr>
+            <w:r>
+              <w:rPr>
+                <w:sz w:val="19"/>
+              </w:rPr>
+              <w:t xml:space="preserve">+2 to Intellect rolls to recall the history, legends, or cultural records of another world.</w:t>
             </w:r>
           </w:p>
         </w:tc>
@@ -7859,7 +8310,7 @@
                 <w:b/>
                 <w:sz w:val="19"/>
               </w:rPr>
-              <w:t xml:space="preserve">Syndicate Ties.</w:t>
+              <w:t xml:space="preserve">Lost in History.</w:t>
             </w:r>
             <w:r>
               <w:rPr>
@@ -7871,20 +8322,20 @@
               <w:rPr>
                 <w:sz w:val="19"/>
               </w:rPr>
-              <w:t xml:space="preserve">Someone from the Orion Syndicate knows you and wants something. Accept the obligation, the threat, or the suspicion that follows.</w:t>
+              <w:t xml:space="preserve">A historical find tempts you to stop and study it. Accept the lost time or the danger of lingering.</w:t>
             </w:r>
           </w:p>
         </w:tc>
       </w:tr>
     </w:tbl>
     <w:bookmarkEnd w:id="72"/>
-    <w:bookmarkStart w:id="73" w:name="denobulan"/>
+    <w:bookmarkStart w:id="73" w:name="orion"/>
     <w:p>
       <w:pPr>
         <w:pStyle w:val="Heading2"/>
       </w:pPr>
       <w:r>
-        <w:t xml:space="preserve">Denobulan</w:t>
+        <w:t xml:space="preserve">Orion</w:t>
       </w:r>
     </w:p>
     <w:tbl>
@@ -7979,22 +8430,22 @@
                 <w:b/>
                 <w:sz w:val="19"/>
               </w:rPr>
-              <w:t xml:space="preserve">Denobulan Pharmacopoeia</w:t>
-            </w:r>
-          </w:p>
-        </w:tc>
-        <w:tc>
-          <w:tcPr/>
-          <w:p>
-            <w:pPr>
-              <w:pStyle w:val="Compact"/>
-              <w:jc w:val="left"/>
-            </w:pPr>
-            <w:r>
-              <w:rPr>
-                <w:sz w:val="19"/>
-              </w:rPr>
-              <w:t xml:space="preserve">+2 to Medicine when treating a patient with an unconventional remedy, including medicinal organisms kept in sickbay.</w:t>
+              <w:t xml:space="preserve">Orion Pheromones</w:t>
+            </w:r>
+          </w:p>
+        </w:tc>
+        <w:tc>
+          <w:tcPr/>
+          <w:p>
+            <w:pPr>
+              <w:pStyle w:val="Compact"/>
+              <w:jc w:val="left"/>
+            </w:pPr>
+            <w:r>
+              <w:rPr>
+                <w:sz w:val="19"/>
+              </w:rPr>
+              <w:t xml:space="preserve">+2 to Diplomacy when persuading someone face to face in close quarters, if their species is affected by Orion pheromones. Many species, including Vulcans, are not.</w:t>
             </w:r>
           </w:p>
         </w:tc>
@@ -8011,7 +8462,7 @@
                 <w:b/>
                 <w:sz w:val="19"/>
               </w:rPr>
-              <w:t xml:space="preserve">Unorthodox Methods.</w:t>
+              <w:t xml:space="preserve">Pheromone Suspicion.</w:t>
             </w:r>
             <w:r>
               <w:rPr>
@@ -8023,40 +8474,40 @@
               <w:rPr>
                 <w:sz w:val="19"/>
               </w:rPr>
-              <w:t xml:space="preserve">Patients and crewmates balk at your strange remedies. Accept a refusal, a delay, or a complaint to the captain.</w:t>
-            </w:r>
-          </w:p>
-        </w:tc>
-      </w:tr>
-      <w:tr>
-        <w:tc>
-          <w:tcPr/>
-          <w:p>
-            <w:pPr>
-              <w:pStyle w:val="Compact"/>
-              <w:jc w:val="left"/>
-            </w:pPr>
-            <w:r>
-              <w:rPr>
-                <w:b/>
-                <w:sz w:val="19"/>
-              </w:rPr>
-              <w:t xml:space="preserve">Wakeful</w:t>
-            </w:r>
-          </w:p>
-        </w:tc>
-        <w:tc>
-          <w:tcPr/>
-          <w:p>
-            <w:pPr>
-              <w:pStyle w:val="Compact"/>
-              <w:jc w:val="left"/>
-            </w:pPr>
-            <w:r>
-              <w:rPr>
-                <w:sz w:val="19"/>
-              </w:rPr>
-              <w:t xml:space="preserve">+2 to Body when resisting fatigue or going without sleep for days.</w:t>
+              <w:t xml:space="preserve">Crewmates who know about Orion pheromones question whether they were persuaded or manipulated. Accept the distrust or a formal complaint when it matters.</w:t>
+            </w:r>
+          </w:p>
+        </w:tc>
+      </w:tr>
+      <w:tr>
+        <w:tc>
+          <w:tcPr/>
+          <w:p>
+            <w:pPr>
+              <w:pStyle w:val="Compact"/>
+              <w:jc w:val="left"/>
+            </w:pPr>
+            <w:r>
+              <w:rPr>
+                <w:b/>
+                <w:sz w:val="19"/>
+              </w:rPr>
+              <w:t xml:space="preserve">Syndicate Savvy</w:t>
+            </w:r>
+          </w:p>
+        </w:tc>
+        <w:tc>
+          <w:tcPr/>
+          <w:p>
+            <w:pPr>
+              <w:pStyle w:val="Compact"/>
+              <w:jc w:val="left"/>
+            </w:pPr>
+            <w:r>
+              <w:rPr>
+                <w:sz w:val="19"/>
+              </w:rPr>
+              <w:t xml:space="preserve">+2 to Psychology when spotting a con, a bribe, a smuggler’s trick, or a pirate’s bluff.</w:t>
             </w:r>
           </w:p>
         </w:tc>
@@ -8073,7 +8524,7 @@
                 <w:b/>
                 <w:sz w:val="19"/>
               </w:rPr>
-              <w:t xml:space="preserve">Hibernation Cycle.</w:t>
+              <w:t xml:space="preserve">Syndicate Ties.</w:t>
             </w:r>
             <w:r>
               <w:rPr>
@@ -8085,15 +8536,229 @@
               <w:rPr>
                 <w:sz w:val="19"/>
               </w:rPr>
-              <w:t xml:space="preserve">Once a year you must hibernate for several days. When the cycle comes due at a bad moment, accept your absence or −2 on Intellect rolls until you rest.</w:t>
+              <w:t xml:space="preserve">Someone from the Orion Syndicate knows you and wants something. Accept the obligation, the threat, or the suspicion that follows.</w:t>
             </w:r>
           </w:p>
         </w:tc>
       </w:tr>
     </w:tbl>
     <w:bookmarkEnd w:id="73"/>
+    <w:bookmarkStart w:id="74" w:name="denobulan"/>
+    <w:p>
+      <w:pPr>
+        <w:pStyle w:val="Heading2"/>
+      </w:pPr>
+      <w:r>
+        <w:t xml:space="preserve">Denobulan</w:t>
+      </w:r>
+    </w:p>
+    <w:tbl>
+      <w:tblPr>
+        <w:tblStyle w:val="Table"/>
+        <w:tblW w:type="pct" w:w="5000"/>
+        <w:tblLook w:firstRow="1" w:lastRow="0" w:firstColumn="0" w:lastColumn="0" w:noHBand="0" w:noVBand="0" w:val="0020"/>
+        <w:jc w:val="start"/>
+        <w:tblBorders>
+          <w:top w:val="single" w:sz="4" w:color="B8C2D3"/>
+          <w:left w:val="single" w:sz="4" w:color="B8C2D3"/>
+          <w:bottom w:val="single" w:sz="4" w:color="B8C2D3"/>
+          <w:right w:val="single" w:sz="4" w:color="B8C2D3"/>
+          <w:insideH w:val="single" w:sz="4" w:color="B8C2D3"/>
+          <w:insideV w:val="single" w:sz="4" w:color="B8C2D3"/>
+        </w:tblBorders>
+      </w:tblPr>
+      <w:tblGrid>
+        <w:gridCol w:w="2640"/>
+        <w:gridCol w:w="2640"/>
+        <w:gridCol w:w="2640"/>
+      </w:tblGrid>
+      <w:tr>
+        <w:trPr>
+          <w:tblHeader w:val="true"/>
+        </w:trPr>
+        <w:tc>
+          <w:tcPr>
+            <w:shd w:val="clear" w:fill="E9EEF6"/>
+          </w:tcPr>
+          <w:p>
+            <w:pPr>
+              <w:pStyle w:val="Compact"/>
+              <w:jc w:val="left"/>
+            </w:pPr>
+            <w:r>
+              <w:rPr>
+                <w:b/>
+                <w:sz w:val="19"/>
+              </w:rPr>
+              <w:t xml:space="preserve">Advantage</w:t>
+            </w:r>
+          </w:p>
+        </w:tc>
+        <w:tc>
+          <w:tcPr>
+            <w:shd w:val="clear" w:fill="E9EEF6"/>
+          </w:tcPr>
+          <w:p>
+            <w:pPr>
+              <w:pStyle w:val="Compact"/>
+              <w:jc w:val="left"/>
+            </w:pPr>
+            <w:r>
+              <w:rPr>
+                <w:b/>
+                <w:sz w:val="19"/>
+              </w:rPr>
+              <w:t xml:space="preserve">Effect</w:t>
+            </w:r>
+          </w:p>
+        </w:tc>
+        <w:tc>
+          <w:tcPr>
+            <w:shd w:val="clear" w:fill="E9EEF6"/>
+          </w:tcPr>
+          <w:p>
+            <w:pPr>
+              <w:pStyle w:val="Compact"/>
+              <w:jc w:val="left"/>
+            </w:pPr>
+            <w:r>
+              <w:rPr>
+                <w:b/>
+                <w:sz w:val="19"/>
+              </w:rPr>
+              <w:t xml:space="preserve">Companion complication</w:t>
+            </w:r>
+          </w:p>
+        </w:tc>
+      </w:tr>
+      <w:tr>
+        <w:tc>
+          <w:tcPr/>
+          <w:p>
+            <w:pPr>
+              <w:pStyle w:val="Compact"/>
+              <w:jc w:val="left"/>
+            </w:pPr>
+            <w:r>
+              <w:rPr>
+                <w:b/>
+                <w:sz w:val="19"/>
+              </w:rPr>
+              <w:t xml:space="preserve">Denobulan Pharmacopoeia</w:t>
+            </w:r>
+          </w:p>
+        </w:tc>
+        <w:tc>
+          <w:tcPr/>
+          <w:p>
+            <w:pPr>
+              <w:pStyle w:val="Compact"/>
+              <w:jc w:val="left"/>
+            </w:pPr>
+            <w:r>
+              <w:rPr>
+                <w:sz w:val="19"/>
+              </w:rPr>
+              <w:t xml:space="preserve">+2 to Medicine when treating a patient with an unconventional remedy, including medicinal organisms kept in sickbay.</w:t>
+            </w:r>
+          </w:p>
+        </w:tc>
+        <w:tc>
+          <w:tcPr/>
+          <w:p>
+            <w:pPr>
+              <w:pStyle w:val="Compact"/>
+              <w:jc w:val="left"/>
+            </w:pPr>
+            <w:r>
+              <w:rPr>
+                <w:bCs/>
+                <w:b/>
+                <w:sz w:val="19"/>
+              </w:rPr>
+              <w:t xml:space="preserve">Unorthodox Methods.</w:t>
+            </w:r>
+            <w:r>
+              <w:rPr>
+                <w:sz w:val="19"/>
+              </w:rPr>
+              <w:t xml:space="preserve"> </w:t>
+            </w:r>
+            <w:r>
+              <w:rPr>
+                <w:sz w:val="19"/>
+              </w:rPr>
+              <w:t xml:space="preserve">Patients and crewmates balk at your strange remedies. Accept a refusal, a delay, or a complaint to the captain.</w:t>
+            </w:r>
+          </w:p>
+        </w:tc>
+      </w:tr>
+      <w:tr>
+        <w:tc>
+          <w:tcPr/>
+          <w:p>
+            <w:pPr>
+              <w:pStyle w:val="Compact"/>
+              <w:jc w:val="left"/>
+            </w:pPr>
+            <w:r>
+              <w:rPr>
+                <w:b/>
+                <w:sz w:val="19"/>
+              </w:rPr>
+              <w:t xml:space="preserve">Wakeful</w:t>
+            </w:r>
+          </w:p>
+        </w:tc>
+        <w:tc>
+          <w:tcPr/>
+          <w:p>
+            <w:pPr>
+              <w:pStyle w:val="Compact"/>
+              <w:jc w:val="left"/>
+            </w:pPr>
+            <w:r>
+              <w:rPr>
+                <w:sz w:val="19"/>
+              </w:rPr>
+              <w:t xml:space="preserve">+2 to Body when resisting fatigue or going without sleep for days.</w:t>
+            </w:r>
+          </w:p>
+        </w:tc>
+        <w:tc>
+          <w:tcPr/>
+          <w:p>
+            <w:pPr>
+              <w:pStyle w:val="Compact"/>
+              <w:jc w:val="left"/>
+            </w:pPr>
+            <w:r>
+              <w:rPr>
+                <w:bCs/>
+                <w:b/>
+                <w:sz w:val="19"/>
+              </w:rPr>
+              <w:t xml:space="preserve">Hibernation Cycle.</w:t>
+            </w:r>
+            <w:r>
+              <w:rPr>
+                <w:sz w:val="19"/>
+              </w:rPr>
+              <w:t xml:space="preserve"> </w:t>
+            </w:r>
+            <w:r>
+              <w:rPr>
+                <w:sz w:val="19"/>
+              </w:rPr>
+              <w:t xml:space="preserve">Once a year you must hibernate for several days. When the cycle comes due at a bad moment, accept your absence or −2 on Intellect rolls until you rest.</w:t>
+            </w:r>
+          </w:p>
+        </w:tc>
+      </w:tr>
+    </w:tbl>
     <w:bookmarkEnd w:id="74"/>
-    <w:bookmarkStart w:id="76" w:name="complications"/>
+    <w:bookmarkEnd w:id="75"/>
+    <w:bookmarkStart w:id="77" w:name="complications"/>
     <w:p>
       <w:pPr>
         <w:pStyle w:val="Heading1"/>
@@ -8699,7 +9364,7 @@
         </w:tc>
       </w:tr>
     </w:tbl>
-    <w:bookmarkStart w:id="75" w:name="using-and-revising-traits"/>
+    <w:bookmarkStart w:id="76" w:name="using-and-revising-traits"/>
     <w:p>
       <w:pPr>
         <w:pStyle w:val="Heading2"/>
@@ -8716,9 +9381,9 @@
         <w:t xml:space="preserve">General advantages and complications describe individual crew members and can suit any species when appropriate. A Vulcan might choose Mental Discipline as a general advantage; species advantages are the only traits tied to a species. At a mission milestone, revise a trait when events change the character. Custom advantages follow the same narrow +2 benefit; custom complications need a clear trigger and a meaningful, accepted consequence.</w:t>
       </w:r>
     </w:p>
-    <w:bookmarkEnd w:id="75"/>
     <w:bookmarkEnd w:id="76"/>
-    <w:bookmarkStart w:id="80" w:name="quick-reference"/>
+    <w:bookmarkEnd w:id="77"/>
+    <w:bookmarkStart w:id="81" w:name="quick-reference"/>
     <w:p>
       <w:pPr>
         <w:pStyle w:val="Heading1"/>
@@ -8727,7 +9392,7 @@
         <w:t xml:space="preserve">Quick reference</w:t>
       </w:r>
     </w:p>
-    <w:bookmarkStart w:id="77" w:name="will-and-mental-resistance"/>
+    <w:bookmarkStart w:id="78" w:name="will-and-mental-resistance"/>
     <w:p>
       <w:pPr>
         <w:pStyle w:val="Heading2"/>
@@ -8760,8 +9425,8 @@
         <w:t xml:space="preserve">Will protects your resolve; Presence influences others. Leadership and Diplomacy still use Presence. Species adjustments may change your starting Will, but mental advantages apply only to their agreed, narrow circumstances.</w:t>
       </w:r>
     </w:p>
-    <w:bookmarkEnd w:id="77"/>
-    <w:bookmarkStart w:id="78" w:name="at-the-table"/>
+    <w:bookmarkEnd w:id="78"/>
+    <w:bookmarkStart w:id="79" w:name="at-the-table"/>
     <w:p>
       <w:pPr>
         <w:pStyle w:val="Heading2"/>
@@ -8830,8 +9495,8 @@
         <w:t xml:space="preserve">Apply the result and describe what changes.</w:t>
       </w:r>
     </w:p>
-    <w:bookmarkEnd w:id="78"/>
-    <w:bookmarkStart w:id="79" w:name="summary"/>
+    <w:bookmarkEnd w:id="79"/>
+    <w:bookmarkStart w:id="80" w:name="summary"/>
     <w:p>
       <w:pPr>
         <w:pStyle w:val="Heading2"/>
@@ -8939,6 +9604,24 @@
           <w:bCs/>
           <w:b/>
         </w:rPr>
+        <w:t xml:space="preserve">Damage:</w:t>
+      </w:r>
+      <w:r>
+        <w:t xml:space="preserve"> </w:t>
+      </w:r>
+      <w:r>
+        <w:t xml:space="preserve">the weapon decides. Fists, clubs, knives, arrows and primitive firearms mark 1 box; heavy blades, phasers on a lethal setting and disruptors mark 2; stun marks none.</w:t>
+      </w:r>
+    </w:p>
+    <w:p>
+      <w:pPr>
+        <w:pStyle w:val="BodyText"/>
+      </w:pPr>
+      <w:r>
+        <w:rPr>
+          <w:bCs/>
+          <w:b/>
+        </w:rPr>
         <w:t xml:space="preserve">Medicine:</w:t>
       </w:r>
       <w:r>
@@ -8984,8 +9667,8 @@
         <w:t xml:space="preserve">start each session with two. Spend one to reroll, reduce an injury by one box, or establish a plausible preparation. Earn one when an accepted complication, including a companion complication, creates a meaningful problem.</w:t>
       </w:r>
     </w:p>
-    <w:bookmarkEnd w:id="79"/>
     <w:bookmarkEnd w:id="80"/>
+    <w:bookmarkEnd w:id="81"/>
     <w:sectPr/>
   </w:body>
 </w:document>

--- a/uss-pelion/USS_Pelion_Players_Guide.docx
+++ b/uss-pelion/USS_Pelion_Players_Guide.docx
@@ -3691,7 +3691,7 @@
     </w:p>
     <w:bookmarkEnd w:id="43"/>
     <w:bookmarkEnd w:id="44"/>
-    <w:bookmarkStart w:id="50" w:name="personal-combat"/>
+    <w:bookmarkStart w:id="51" w:name="personal-combat"/>
     <w:p>
       <w:pPr>
         <w:pStyle w:val="Heading1"/>
@@ -3744,7 +3744,7 @@
       </w:r>
     </w:p>
     <w:bookmarkEnd w:id="46"/>
-    <w:bookmarkStart w:id="47" w:name="injury"/>
+    <w:bookmarkStart w:id="48" w:name="injury"/>
     <w:p>
       <w:pPr>
         <w:pStyle w:val="Heading2"/>
@@ -4030,11 +4030,116 @@
         <w:pStyle w:val="BodyText"/>
       </w:pPr>
       <w:r>
-        <w:t xml:space="preserve">A normal damaging hit marks one box. A powerful attack can mark two. Injury penalties replace each other rather than stacking. They apply to movement, attacks, Dodge, and other tasks the injury physically hinders. The GM announces especially lethal hazards before resolution where possible. Disintegration and comparable hazards can bypass the track; further injury at three boxes may be fatal.</w:t>
+        <w:t xml:space="preserve">A normal damaging hit marks one box. A powerful attack can mark two, and a killing weapon marks three (see Weapons and damage). Injury penalties replace each other rather than stacking. They apply to movement, attacks, Dodge, and other tasks the injury physically hinders. The GM announces especially lethal hazards before resolution where possible.</w:t>
+      </w:r>
+    </w:p>
+    <w:bookmarkStart w:id="47" w:name="dying-and-death"/>
+    <w:p>
+      <w:pPr>
+        <w:pStyle w:val="Heading3"/>
+      </w:pPr>
+      <w:r>
+        <w:t xml:space="preserve">Dying and death</w:t>
+      </w:r>
+    </w:p>
+    <w:p>
+      <w:pPr>
+        <w:pStyle w:val="FirstParagraph"/>
+      </w:pPr>
+      <w:r>
+        <w:t xml:space="preserve">Two boxes hurt; they don’t kill. Death comes from three things:</w:t>
+      </w:r>
+    </w:p>
+    <w:p>
+      <w:pPr>
+        <w:numPr>
+          <w:ilvl w:val="0"/>
+          <w:numId w:val="1005"/>
+        </w:numPr>
+        <w:pStyle w:val="Compact"/>
+      </w:pPr>
+      <w:r>
+        <w:rPr>
+          <w:bCs/>
+          <w:b/>
+        </w:rPr>
+        <w:t xml:space="preserve">Dying.</w:t>
+      </w:r>
+      <w:r>
+        <w:t xml:space="preserve"> </w:t>
+      </w:r>
+      <w:r>
+        <w:t xml:space="preserve">A hit from a killing weapon (a phaser or disruptor on kill) that takes you to three boxes leaves you Incapacitated and</w:t>
+      </w:r>
+      <w:r>
+        <w:t xml:space="preserve"> </w:t>
+      </w:r>
+      <w:r>
+        <w:rPr>
+          <w:bCs/>
+          <w:b/>
+        </w:rPr>
+        <w:t xml:space="preserve">Dying</w:t>
+      </w:r>
+      <w:r>
+        <w:t xml:space="preserve">. A Dying character dies at the end of the scene unless someone stabilizes them: one action and a successful Medicine roll with a medical kit. Once stabilized, you are still Incapacitated but no longer Dying.</w:t>
+      </w:r>
+    </w:p>
+    <w:p>
+      <w:pPr>
+        <w:numPr>
+          <w:ilvl w:val="0"/>
+          <w:numId w:val="1005"/>
+        </w:numPr>
+        <w:pStyle w:val="Compact"/>
+      </w:pPr>
+      <w:r>
+        <w:rPr>
+          <w:bCs/>
+          <w:b/>
+        </w:rPr>
+        <w:t xml:space="preserve">A further lethal hit.</w:t>
+      </w:r>
+      <w:r>
+        <w:t xml:space="preserve"> </w:t>
+      </w:r>
+      <w:r>
+        <w:t xml:space="preserve">While you are at three boxes, any hit from a weapon that marks two or more boxes (a heavy blade, a phaser or disruptor on kill, an explosion’s centre) kills you. Fists, clubs and knives just keep you down.</w:t>
+      </w:r>
+    </w:p>
+    <w:p>
+      <w:pPr>
+        <w:numPr>
+          <w:ilvl w:val="0"/>
+          <w:numId w:val="1005"/>
+        </w:numPr>
+        <w:pStyle w:val="Compact"/>
+      </w:pPr>
+      <w:r>
+        <w:rPr>
+          <w:bCs/>
+          <w:b/>
+        </w:rPr>
+        <w:t xml:space="preserve">Disintegration</w:t>
+      </w:r>
+      <w:r>
+        <w:t xml:space="preserve"> </w:t>
+      </w:r>
+      <w:r>
+        <w:t xml:space="preserve">and comparable hazards bypass the track entirely.</w:t>
+      </w:r>
+    </w:p>
+    <w:p>
+      <w:pPr>
+        <w:pStyle w:val="FirstParagraph"/>
+      </w:pPr>
+      <w:r>
+        <w:t xml:space="preserve">Your protection is avoiding the hit: Dodge, cover, and a Duty point, which reduces a kill shot from three boxes to two, leaving you Seriously wounded but on your feet.</w:t>
       </w:r>
     </w:p>
     <w:bookmarkEnd w:id="47"/>
-    <w:bookmarkStart w:id="48" w:name="weapons-and-damage"/>
+    <w:bookmarkEnd w:id="48"/>
+    <w:bookmarkStart w:id="49" w:name="weapons-and-damage"/>
     <w:p>
       <w:pPr>
         <w:pStyle w:val="Heading2"/>
@@ -4061,7 +4166,7 @@
         <w:t xml:space="preserve">weapon</w:t>
       </w:r>
       <w:r>
-        <w:t xml:space="preserve">, not on how well the attack roll succeeded. Apply it only after the hit survives any Dodge. This list sorts common weapons into the one-box and two-box categories above; the GM places anything else by comparison.</w:t>
+        <w:t xml:space="preserve">, not on how well the attack roll succeeded. Apply it only after the hit survives any Dodge. This list sorts common weapons into one-box, two-box and killing (three-box) categories; the GM places anything else by comparison.</w:t>
       </w:r>
     </w:p>
     <w:tbl>
@@ -4444,22 +4549,22 @@
                 <w:b/>
                 <w:sz w:val="19"/>
               </w:rPr>
-              <w:t xml:space="preserve">Phaser on a lethal setting</w:t>
-            </w:r>
-          </w:p>
-        </w:tc>
-        <w:tc>
-          <w:tcPr/>
-          <w:p>
-            <w:pPr>
-              <w:pStyle w:val="Compact"/>
-              <w:jc w:val="left"/>
-            </w:pPr>
-            <w:r>
-              <w:rPr>
-                <w:sz w:val="19"/>
-              </w:rPr>
-              <w:t xml:space="preserve">2</w:t>
+              <w:t xml:space="preserve">Phaser on kill</w:t>
+            </w:r>
+          </w:p>
+        </w:tc>
+        <w:tc>
+          <w:tcPr/>
+          <w:p>
+            <w:pPr>
+              <w:pStyle w:val="Compact"/>
+              <w:jc w:val="left"/>
+            </w:pPr>
+            <w:r>
+              <w:rPr>
+                <w:sz w:val="19"/>
+              </w:rPr>
+              <w:t xml:space="preserve">3, and Dying</w:t>
             </w:r>
           </w:p>
         </w:tc>
@@ -4507,7 +4612,7 @@
               <w:rPr>
                 <w:sz w:val="19"/>
               </w:rPr>
-              <w:t xml:space="preserve">2</w:t>
+              <w:t xml:space="preserve">3, and Dying</w:t>
             </w:r>
           </w:p>
         </w:tc>
@@ -4555,7 +4660,7 @@
               <w:rPr>
                 <w:sz w:val="19"/>
               </w:rPr>
-              <w:t xml:space="preserve">2, or disintegration if the GM rules it</w:t>
+              <w:t xml:space="preserve">3 and Dying, or disintegration if the GM rules it</w:t>
             </w:r>
           </w:p>
         </w:tc>
@@ -4687,7 +4792,7 @@
         <w:t xml:space="preserve"> </w:t>
       </w:r>
       <w:r>
-        <w:t xml:space="preserve">a Klingon’s punch leaves Ensign Reyes Wounded (−1). On the next round a d’k tahg slash marks a second box: Seriously wounded (−2). Had that second hit been a disruptor shot, it would have marked two boxes and taken Reyes to three: Incapacitated. Spending a Duty point when the disruptor hits would reduce it to one box, leaving Reyes Seriously wounded but still standing.</w:t>
+        <w:t xml:space="preserve">a Klingon’s punch leaves Ensign Reyes Wounded (−1). On the next round a d’k tahg slash marks a second box: Seriously wounded (−2). A disruptor shot instead, on an unhurt Reyes, would mark all three boxes: Incapacitated and Dying, with the end of the scene as the deadline for a medic. Spending a Duty point when the disruptor hits reduces it to two boxes, leaving Reyes Seriously wounded but still standing. If Reyes is already down at three boxes, another disruptor shot or a lirpa blow kills; a punch does not.</w:t>
       </w:r>
     </w:p>
     <w:p>
@@ -4698,8 +4803,8 @@
         <w:t xml:space="preserve">To take someone down without hurting them, use a phaser on stun, a grapple, or the Vulcan nerve pinch rather than a weapon from this list.</w:t>
       </w:r>
     </w:p>
-    <w:bookmarkEnd w:id="48"/>
-    <w:bookmarkStart w:id="49" w:name="phaser-settings"/>
+    <w:bookmarkEnd w:id="49"/>
+    <w:bookmarkStart w:id="50" w:name="phaser-settings"/>
     <w:p>
       <w:pPr>
         <w:pStyle w:val="Heading2"/>
@@ -4847,22 +4952,22 @@
                 <w:b/>
                 <w:sz w:val="19"/>
               </w:rPr>
-              <w:t xml:space="preserve">Lethal</w:t>
-            </w:r>
-          </w:p>
-        </w:tc>
-        <w:tc>
-          <w:tcPr/>
-          <w:p>
-            <w:pPr>
-              <w:pStyle w:val="Compact"/>
-              <w:jc w:val="left"/>
-            </w:pPr>
-            <w:r>
-              <w:rPr>
-                <w:sz w:val="19"/>
-              </w:rPr>
-              <w:t xml:space="preserve">Marks two injury boxes. Disintegration requires a deliberate setting and an exposed target; the GM determines whether it is possible.</w:t>
+              <w:t xml:space="preserve">Kill</w:t>
+            </w:r>
+          </w:p>
+        </w:tc>
+        <w:tc>
+          <w:tcPr/>
+          <w:p>
+            <w:pPr>
+              <w:pStyle w:val="Compact"/>
+              <w:jc w:val="left"/>
+            </w:pPr>
+            <w:r>
+              <w:rPr>
+                <w:sz w:val="19"/>
+              </w:rPr>
+              <w:t xml:space="preserve">Marks three injury boxes: the target is Incapacitated and Dying. Disintegration requires a deliberate setting and an exposed target; the GM determines whether it is possible.</w:t>
             </w:r>
           </w:p>
         </w:tc>
@@ -4876,9 +4981,9 @@
         <w:t xml:space="preserve">Declare the setting before firing. Stun effects do not stack; a later failed resistance roll still incapacitates the target. Unarmed strikes normally mark one box. A grapple uses an opposed Unarmed Combat contest; winning restrains the target while the hold is maintained. Escape uses an action and a new contest.</w:t>
       </w:r>
     </w:p>
-    <w:bookmarkEnd w:id="49"/>
     <w:bookmarkEnd w:id="50"/>
-    <w:bookmarkStart w:id="57" w:name="medical-care"/>
+    <w:bookmarkEnd w:id="51"/>
+    <w:bookmarkStart w:id="58" w:name="medical-care"/>
     <w:p>
       <w:pPr>
         <w:pStyle w:val="Heading1"/>
@@ -4895,7 +5000,7 @@
         <w:t xml:space="preserve">Starfleet physicians in 2268 have advanced diagnostic scanners, potent pharmaceuticals, portable emergency equipment, and sophisticated sickbay facilities. Familiar injuries often respond quickly to treatment. Severe trauma, incompatible biology, missing supplies, and unidentified conditions still challenge an experienced doctor. The treatment values below are campaign rules inspired by the series, rather than numerical rules stated in canon.</w:t>
       </w:r>
     </w:p>
-    <w:bookmarkStart w:id="51" w:name="diagnosis-and-stabilization"/>
+    <w:bookmarkStart w:id="52" w:name="diagnosis-and-stabilization"/>
     <w:p>
       <w:pPr>
         <w:pStyle w:val="Heading2"/>
@@ -4917,11 +5022,11 @@
         <w:pStyle w:val="BodyText"/>
       </w:pPr>
       <w:r>
-        <w:t xml:space="preserve">Emergency stabilization takes one action and a successful Medicine roll with a medical kit. It prevents deterioration from the treated injury while the patient is protected from further harm. Stabilization alone removes no injury boxes. A patient at three boxes remains incapacitated until treatment clears a box.</w:t>
-      </w:r>
-    </w:p>
-    <w:bookmarkEnd w:id="51"/>
-    <w:bookmarkStart w:id="52" w:name="field-treatment"/>
+        <w:t xml:space="preserve">Emergency stabilization takes one action and a successful Medicine roll with a medical kit. It prevents deterioration from the treated injury while the patient is protected from further harm, and it ends Dying. Stabilization alone removes no injury boxes. A patient at three boxes remains incapacitated until treatment clears a box.</w:t>
+      </w:r>
+    </w:p>
+    <w:bookmarkEnd w:id="52"/>
+    <w:bookmarkStart w:id="53" w:name="field-treatment"/>
     <w:p>
       <w:pPr>
         <w:pStyle w:val="Heading2"/>
@@ -4938,8 +5043,8 @@
         <w:t xml:space="preserve">With a medical kit and several uninterrupted minutes, successful Medicine removes one injury box. Success by 5 or more removes two. Each injury receives one field-treatment attempt, even if that attempt fails; further attempts require changed circumstances such as better equipment, new diagnostic information, or access to sickbay. New injuries can receive their own treatment, but cannot justify treating an old injury repeatedly.</w:t>
       </w:r>
     </w:p>
-    <w:bookmarkEnd w:id="52"/>
-    <w:bookmarkStart w:id="53" w:name="sickbay-treatment"/>
+    <w:bookmarkEnd w:id="53"/>
+    <w:bookmarkStart w:id="54" w:name="sickbay-treatment"/>
     <w:p>
       <w:pPr>
         <w:pStyle w:val="Heading2"/>
@@ -4964,8 +5069,8 @@
         <w:t xml:space="preserve">Removing injury boxes removes their associated penalties, but major organ damage, severe burns, and complex internal trauma can still require a procedure and recovery period set by the GM. The physician determines whether the patient is fit for duty. Pain suppression does not itself heal an injury. Stun normally wears off at the end of the scene; prolonged unconsciousness requires assessment.</w:t>
       </w:r>
     </w:p>
-    <w:bookmarkEnd w:id="53"/>
-    <w:bookmarkStart w:id="54" w:name="alien-medicine-and-limits"/>
+    <w:bookmarkEnd w:id="54"/>
+    <w:bookmarkStart w:id="55" w:name="alien-medicine-and-limits"/>
     <w:p>
       <w:pPr>
         <w:pStyle w:val="Heading2"/>
@@ -4990,8 +5095,8 @@
         <w:t xml:space="preserve">Crew of other species may need care suited to their biology. An Alien Physiology Specialist, or a physician with access to the right species data, keeps that care from becoming guesswork.</w:t>
       </w:r>
     </w:p>
-    <w:bookmarkEnd w:id="54"/>
-    <w:bookmarkStart w:id="56" w:name="examples-from-the-original-series"/>
+    <w:bookmarkEnd w:id="55"/>
+    <w:bookmarkStart w:id="57" w:name="examples-from-the-original-series"/>
     <w:p>
       <w:pPr>
         <w:pStyle w:val="Heading2"/>
@@ -5090,7 +5195,7 @@
       <w:r>
         <w:t xml:space="preserve"> </w:t>
       </w:r>
-      <w:hyperlink r:id="rId55">
+      <w:hyperlink r:id="rId56">
         <w:r>
           <w:rPr>
             <w:rStyle w:val="Hyperlink"/>
@@ -5099,9 +5204,9 @@
         </w:r>
       </w:hyperlink>
     </w:p>
-    <w:bookmarkEnd w:id="56"/>
     <w:bookmarkEnd w:id="57"/>
-    <w:bookmarkStart w:id="62" w:name="duty-points-and-bridge-duty"/>
+    <w:bookmarkEnd w:id="58"/>
+    <w:bookmarkStart w:id="63" w:name="duty-points-and-bridge-duty"/>
     <w:p>
       <w:pPr>
         <w:pStyle w:val="Heading1"/>
@@ -5110,7 +5215,7 @@
         <w:t xml:space="preserve">Duty points and bridge duty</w:t>
       </w:r>
     </w:p>
-    <w:bookmarkStart w:id="58" w:name="using-duty-points"/>
+    <w:bookmarkStart w:id="59" w:name="using-duty-points"/>
     <w:p>
       <w:pPr>
         <w:pStyle w:val="Heading2"/>
@@ -5313,8 +5418,8 @@
         <w:t xml:space="preserve">your curiosity tempts you to remain beside an anomaly while the team withdraws. If you accept the resulting separation and danger, the GM awards one Duty point. The point does not remove that danger.</w:t>
       </w:r>
     </w:p>
-    <w:bookmarkEnd w:id="58"/>
-    <w:bookmarkStart w:id="59" w:name="working-on-the-bridge"/>
+    <w:bookmarkEnd w:id="59"/>
+    <w:bookmarkStart w:id="60" w:name="working-on-the-bridge"/>
     <w:p>
       <w:pPr>
         <w:pStyle w:val="Heading2"/>
@@ -5631,8 +5736,8 @@
         <w:t xml:space="preserve">Leadership can assist another officer when orders or coordination meaningfully help. It uses the normal assistance rule and does not provide an automatic bonus to every station.</w:t>
       </w:r>
     </w:p>
-    <w:bookmarkEnd w:id="59"/>
-    <w:bookmarkStart w:id="60" w:name="ship-encounters"/>
+    <w:bookmarkEnd w:id="60"/>
+    <w:bookmarkStart w:id="61" w:name="ship-encounters"/>
     <w:p>
       <w:pPr>
         <w:pStyle w:val="Heading2"/>
@@ -5649,8 +5754,8 @@
         <w:t xml:space="preserve">Ship encounters use descriptive consequences. The GM states what is at stake before rolls and describes changes to shields, hull, systems, and position afterward. Numerical ship damage is outside this guide’s scope.</w:t>
       </w:r>
     </w:p>
-    <w:bookmarkEnd w:id="60"/>
-    <w:bookmarkStart w:id="61" w:name="advancement"/>
+    <w:bookmarkEnd w:id="61"/>
+    <w:bookmarkStart w:id="62" w:name="advancement"/>
     <w:p>
       <w:pPr>
         <w:pStyle w:val="Heading2"/>
@@ -5667,9 +5772,9 @@
         <w:t xml:space="preserve">After a significant mission, the GM may authorize one relevant skill to advance from Untrained to Trained or from Trained to Specialty, or allow revision of an advantage or complication to reflect events. Skills retain the same three training levels after advancement. Advancement follows mission milestones. Attribute and species changes require a separate agreement.</w:t>
       </w:r>
     </w:p>
-    <w:bookmarkEnd w:id="61"/>
     <w:bookmarkEnd w:id="62"/>
-    <w:bookmarkStart w:id="63" w:name="advantages"/>
+    <w:bookmarkEnd w:id="63"/>
+    <w:bookmarkStart w:id="64" w:name="advantages"/>
     <w:p>
       <w:pPr>
         <w:pStyle w:val="Heading1"/>
@@ -6275,8 +6380,8 @@
         </w:tc>
       </w:tr>
     </w:tbl>
-    <w:bookmarkEnd w:id="63"/>
-    <w:bookmarkStart w:id="75" w:name="species-advantages"/>
+    <w:bookmarkEnd w:id="64"/>
+    <w:bookmarkStart w:id="76" w:name="species-advantages"/>
     <w:p>
       <w:pPr>
         <w:pStyle w:val="Heading1"/>
@@ -6341,7 +6446,7 @@
         <w:t xml:space="preserve">A custom species advantage follows the same pattern: a narrow +2 or an ability with agreed limits, paired with a companion complication that has a clear trigger and a real consequence.</w:t>
       </w:r>
     </w:p>
-    <w:bookmarkStart w:id="64" w:name="human"/>
+    <w:bookmarkStart w:id="65" w:name="human"/>
     <w:p>
       <w:pPr>
         <w:pStyle w:val="Heading2"/>
@@ -6554,8 +6659,8 @@
         </w:tc>
       </w:tr>
     </w:tbl>
-    <w:bookmarkEnd w:id="64"/>
-    <w:bookmarkStart w:id="65" w:name="vulcan"/>
+    <w:bookmarkEnd w:id="65"/>
+    <w:bookmarkStart w:id="66" w:name="vulcan"/>
     <w:p>
       <w:pPr>
         <w:pStyle w:val="Heading2"/>
@@ -6830,8 +6935,8 @@
         </w:tc>
       </w:tr>
     </w:tbl>
-    <w:bookmarkEnd w:id="65"/>
-    <w:bookmarkStart w:id="66" w:name="andorian"/>
+    <w:bookmarkEnd w:id="66"/>
+    <w:bookmarkStart w:id="67" w:name="andorian"/>
     <w:p>
       <w:pPr>
         <w:pStyle w:val="Heading2"/>
@@ -7044,8 +7149,8 @@
         </w:tc>
       </w:tr>
     </w:tbl>
-    <w:bookmarkEnd w:id="66"/>
-    <w:bookmarkStart w:id="67" w:name="tellarite"/>
+    <w:bookmarkEnd w:id="67"/>
+    <w:bookmarkStart w:id="68" w:name="tellarite"/>
     <w:p>
       <w:pPr>
         <w:pStyle w:val="Heading2"/>
@@ -7258,8 +7363,8 @@
         </w:tc>
       </w:tr>
     </w:tbl>
-    <w:bookmarkEnd w:id="67"/>
-    <w:bookmarkStart w:id="68" w:name="aenar"/>
+    <w:bookmarkEnd w:id="68"/>
+    <w:bookmarkStart w:id="69" w:name="aenar"/>
     <w:p>
       <w:pPr>
         <w:pStyle w:val="Heading2"/>
@@ -7472,8 +7577,8 @@
         </w:tc>
       </w:tr>
     </w:tbl>
-    <w:bookmarkEnd w:id="68"/>
-    <w:bookmarkStart w:id="69" w:name="illyrian"/>
+    <w:bookmarkEnd w:id="69"/>
+    <w:bookmarkStart w:id="70" w:name="illyrian"/>
     <w:p>
       <w:pPr>
         <w:pStyle w:val="Heading2"/>
@@ -7686,8 +7791,8 @@
         </w:tc>
       </w:tr>
     </w:tbl>
-    <w:bookmarkEnd w:id="69"/>
-    <w:bookmarkStart w:id="70" w:name="lanthanite"/>
+    <w:bookmarkEnd w:id="70"/>
+    <w:bookmarkStart w:id="71" w:name="lanthanite"/>
     <w:p>
       <w:pPr>
         <w:pStyle w:val="Heading2"/>
@@ -7900,8 +8005,8 @@
         </w:tc>
       </w:tr>
     </w:tbl>
-    <w:bookmarkEnd w:id="70"/>
-    <w:bookmarkStart w:id="71" w:name="caitian"/>
+    <w:bookmarkEnd w:id="71"/>
+    <w:bookmarkStart w:id="72" w:name="caitian"/>
     <w:p>
       <w:pPr>
         <w:pStyle w:val="Heading2"/>
@@ -8114,8 +8219,8 @@
         </w:tc>
       </w:tr>
     </w:tbl>
-    <w:bookmarkEnd w:id="71"/>
-    <w:bookmarkStart w:id="72" w:name="aurelian"/>
+    <w:bookmarkEnd w:id="72"/>
+    <w:bookmarkStart w:id="73" w:name="aurelian"/>
     <w:p>
       <w:pPr>
         <w:pStyle w:val="Heading2"/>
@@ -8328,8 +8433,8 @@
         </w:tc>
       </w:tr>
     </w:tbl>
-    <w:bookmarkEnd w:id="72"/>
-    <w:bookmarkStart w:id="73" w:name="orion"/>
+    <w:bookmarkEnd w:id="73"/>
+    <w:bookmarkStart w:id="74" w:name="orion"/>
     <w:p>
       <w:pPr>
         <w:pStyle w:val="Heading2"/>
@@ -8542,8 +8647,8 @@
         </w:tc>
       </w:tr>
     </w:tbl>
-    <w:bookmarkEnd w:id="73"/>
-    <w:bookmarkStart w:id="74" w:name="denobulan"/>
+    <w:bookmarkEnd w:id="74"/>
+    <w:bookmarkStart w:id="75" w:name="denobulan"/>
     <w:p>
       <w:pPr>
         <w:pStyle w:val="Heading2"/>
@@ -8756,9 +8861,9 @@
         </w:tc>
       </w:tr>
     </w:tbl>
-    <w:bookmarkEnd w:id="74"/>
     <w:bookmarkEnd w:id="75"/>
-    <w:bookmarkStart w:id="77" w:name="complications"/>
+    <w:bookmarkEnd w:id="76"/>
+    <w:bookmarkStart w:id="78" w:name="complications"/>
     <w:p>
       <w:pPr>
         <w:pStyle w:val="Heading1"/>
@@ -9364,7 +9469,7 @@
         </w:tc>
       </w:tr>
     </w:tbl>
-    <w:bookmarkStart w:id="76" w:name="using-and-revising-traits"/>
+    <w:bookmarkStart w:id="77" w:name="using-and-revising-traits"/>
     <w:p>
       <w:pPr>
         <w:pStyle w:val="Heading2"/>
@@ -9381,9 +9486,9 @@
         <w:t xml:space="preserve">General advantages and complications describe individual crew members and can suit any species when appropriate. A Vulcan might choose Mental Discipline as a general advantage; species advantages are the only traits tied to a species. At a mission milestone, revise a trait when events change the character. Custom advantages follow the same narrow +2 benefit; custom complications need a clear trigger and a meaningful, accepted consequence.</w:t>
       </w:r>
     </w:p>
-    <w:bookmarkEnd w:id="76"/>
     <w:bookmarkEnd w:id="77"/>
-    <w:bookmarkStart w:id="81" w:name="quick-reference"/>
+    <w:bookmarkEnd w:id="78"/>
+    <w:bookmarkStart w:id="82" w:name="quick-reference"/>
     <w:p>
       <w:pPr>
         <w:pStyle w:val="Heading1"/>
@@ -9392,7 +9497,7 @@
         <w:t xml:space="preserve">Quick reference</w:t>
       </w:r>
     </w:p>
-    <w:bookmarkStart w:id="78" w:name="will-and-mental-resistance"/>
+    <w:bookmarkStart w:id="79" w:name="will-and-mental-resistance"/>
     <w:p>
       <w:pPr>
         <w:pStyle w:val="Heading2"/>
@@ -9425,8 +9530,8 @@
         <w:t xml:space="preserve">Will protects your resolve; Presence influences others. Leadership and Diplomacy still use Presence. Species adjustments may change your starting Will, but mental advantages apply only to their agreed, narrow circumstances.</w:t>
       </w:r>
     </w:p>
-    <w:bookmarkEnd w:id="78"/>
-    <w:bookmarkStart w:id="79" w:name="at-the-table"/>
+    <w:bookmarkEnd w:id="79"/>
+    <w:bookmarkStart w:id="80" w:name="at-the-table"/>
     <w:p>
       <w:pPr>
         <w:pStyle w:val="Heading2"/>
@@ -9439,7 +9544,7 @@
       <w:pPr>
         <w:numPr>
           <w:ilvl w:val="0"/>
-          <w:numId w:val="1005"/>
+          <w:numId w:val="1006"/>
         </w:numPr>
         <w:pStyle w:val="Compact"/>
       </w:pPr>
@@ -9451,7 +9556,7 @@
       <w:pPr>
         <w:numPr>
           <w:ilvl w:val="0"/>
-          <w:numId w:val="1005"/>
+          <w:numId w:val="1006"/>
         </w:numPr>
         <w:pStyle w:val="Compact"/>
       </w:pPr>
@@ -9463,7 +9568,7 @@
       <w:pPr>
         <w:numPr>
           <w:ilvl w:val="0"/>
-          <w:numId w:val="1005"/>
+          <w:numId w:val="1006"/>
         </w:numPr>
         <w:pStyle w:val="Compact"/>
       </w:pPr>
@@ -9475,7 +9580,7 @@
       <w:pPr>
         <w:numPr>
           <w:ilvl w:val="0"/>
-          <w:numId w:val="1005"/>
+          <w:numId w:val="1006"/>
         </w:numPr>
         <w:pStyle w:val="Compact"/>
       </w:pPr>
@@ -9487,7 +9592,7 @@
       <w:pPr>
         <w:numPr>
           <w:ilvl w:val="0"/>
-          <w:numId w:val="1005"/>
+          <w:numId w:val="1006"/>
         </w:numPr>
         <w:pStyle w:val="Compact"/>
       </w:pPr>
@@ -9495,8 +9600,8 @@
         <w:t xml:space="preserve">Apply the result and describe what changes.</w:t>
       </w:r>
     </w:p>
-    <w:bookmarkEnd w:id="79"/>
-    <w:bookmarkStart w:id="80" w:name="summary"/>
+    <w:bookmarkEnd w:id="80"/>
+    <w:bookmarkStart w:id="81" w:name="summary"/>
     <w:p>
       <w:pPr>
         <w:pStyle w:val="Heading2"/>
@@ -9610,7 +9715,7 @@
         <w:t xml:space="preserve"> </w:t>
       </w:r>
       <w:r>
-        <w:t xml:space="preserve">the weapon decides. Fists, clubs, knives, arrows and primitive firearms mark 1 box; heavy blades, phasers on a lethal setting and disruptors mark 2; stun marks none.</w:t>
+        <w:t xml:space="preserve">the weapon decides. Fists, clubs, knives, arrows and primitive firearms mark 1 box; heavy blades mark 2; a phaser or disruptor on kill marks 3 and leaves the target Dying (dead at the end of the scene unless stabilized); stun marks none. At three boxes, another hit from a 2-box or killing weapon is fatal.</w:t>
       </w:r>
     </w:p>
     <w:p>
@@ -9667,8 +9772,8 @@
         <w:t xml:space="preserve">start each session with two. Spend one to reroll, reduce an injury by one box, or establish a plausible preparation. Earn one when an accepted complication, including a companion complication, creates a meaningful problem.</w:t>
       </w:r>
     </w:p>
-    <w:bookmarkEnd w:id="80"/>
     <w:bookmarkEnd w:id="81"/>
+    <w:bookmarkEnd w:id="82"/>
     <w:sectPr/>
   </w:body>
 </w:document>
@@ -9952,6 +10057,9 @@
     <w:abstractNumId w:val="991"/>
   </w:num>
   <w:num w:numId="1005">
+    <w:abstractNumId w:val="991"/>
+  </w:num>
+  <w:num w:numId="1006">
     <w:abstractNumId w:val="99411"/>
     <w:lvlOverride w:ilvl="0">
       <w:startOverride w:val="1"/>

--- a/uss-pelion/USS_Pelion_Players_Guide.docx
+++ b/uss-pelion/USS_Pelion_Players_Guide.docx
@@ -4983,7 +4983,7 @@
     </w:p>
     <w:bookmarkEnd w:id="50"/>
     <w:bookmarkEnd w:id="51"/>
-    <w:bookmarkStart w:id="58" w:name="medical-care"/>
+    <w:bookmarkStart w:id="59" w:name="medical-care"/>
     <w:p>
       <w:pPr>
         <w:pStyle w:val="Heading1"/>
@@ -5070,12 +5070,130 @@
       </w:r>
     </w:p>
     <w:bookmarkEnd w:id="54"/>
-    <w:bookmarkStart w:id="55" w:name="alien-medicine-and-limits"/>
+    <w:bookmarkStart w:id="55" w:name="natural-recovery"/>
     <w:p>
       <w:pPr>
         <w:pStyle w:val="Heading2"/>
       </w:pPr>
       <w:r>
+        <w:t xml:space="preserve">Natural recovery</w:t>
+      </w:r>
+    </w:p>
+    <w:p>
+      <w:pPr>
+        <w:pStyle w:val="FirstParagraph"/>
+      </w:pPr>
+      <w:r>
+        <w:t xml:space="preserve">Injuries also heal with time. Each</w:t>
+      </w:r>
+      <w:r>
+        <w:t xml:space="preserve"> </w:t>
+      </w:r>
+      <w:r>
+        <w:rPr>
+          <w:bCs/>
+          <w:b/>
+        </w:rPr>
+        <w:t xml:space="preserve">full day of rest</w:t>
+      </w:r>
+      <w:r>
+        <w:t xml:space="preserve"> </w:t>
+      </w:r>
+      <w:r>
+        <w:t xml:space="preserve">clears one injury box. Rest means light duty at most: no combat, no away missions, nothing strenuous. A day spent working hard or fighting clears nothing.</w:t>
+      </w:r>
+    </w:p>
+    <w:p>
+      <w:pPr>
+        <w:numPr>
+          <w:ilvl w:val="0"/>
+          <w:numId w:val="1006"/>
+        </w:numPr>
+        <w:pStyle w:val="Compact"/>
+      </w:pPr>
+      <w:r>
+        <w:rPr>
+          <w:bCs/>
+          <w:b/>
+        </w:rPr>
+        <w:t xml:space="preserve">At three boxes, rest alone clears nothing.</w:t>
+      </w:r>
+      <w:r>
+        <w:t xml:space="preserve"> </w:t>
+      </w:r>
+      <w:r>
+        <w:t xml:space="preserve">An Incapacitated patient needs treatment (field care or sickbay) to clear the first box; after that, rest takes over.</w:t>
+      </w:r>
+    </w:p>
+    <w:p>
+      <w:pPr>
+        <w:numPr>
+          <w:ilvl w:val="0"/>
+          <w:numId w:val="1006"/>
+        </w:numPr>
+        <w:pStyle w:val="Compact"/>
+      </w:pPr>
+      <w:r>
+        <w:rPr>
+          <w:bCs/>
+          <w:b/>
+        </w:rPr>
+        <w:t xml:space="preserve">Rest and medicine combine.</w:t>
+      </w:r>
+      <w:r>
+        <w:t xml:space="preserve"> </w:t>
+      </w:r>
+      <w:r>
+        <w:t xml:space="preserve">Treatment clears boxes immediately; rest clears what remains, one box a day.</w:t>
+      </w:r>
+    </w:p>
+    <w:p>
+      <w:pPr>
+        <w:numPr>
+          <w:ilvl w:val="0"/>
+          <w:numId w:val="1006"/>
+        </w:numPr>
+        <w:pStyle w:val="Compact"/>
+      </w:pPr>
+      <w:r>
+        <w:rPr>
+          <w:bCs/>
+          <w:b/>
+        </w:rPr>
+        <w:t xml:space="preserve">Serious trauma takes longer.</w:t>
+      </w:r>
+      <w:r>
+        <w:t xml:space="preserve"> </w:t>
+      </w:r>
+      <w:r>
+        <w:t xml:space="preserve">For major organ damage, severe burns, or complex internal trauma, the GM can require a set recovery period before rest clears anything, and the ship’s physician decides when the patient is fit for duty.</w:t>
+      </w:r>
+    </w:p>
+    <w:p>
+      <w:pPr>
+        <w:pStyle w:val="FirstParagraph"/>
+      </w:pPr>
+      <w:r>
+        <w:rPr>
+          <w:iCs/>
+          <w:i/>
+        </w:rPr>
+        <w:t xml:space="preserve">Example:</w:t>
+      </w:r>
+      <w:r>
+        <w:t xml:space="preserve"> </w:t>
+      </w:r>
+      <w:r>
+        <w:t xml:space="preserve">Ensign Reyes ends a mission Seriously wounded (two boxes). Sickbay is busy with worse cases, so Reyes rests in quarters: one box clears the first day and the second the next, and Reyes is back on duty on the third day.</w:t>
+      </w:r>
+    </w:p>
+    <w:bookmarkEnd w:id="55"/>
+    <w:bookmarkStart w:id="56" w:name="alien-medicine-and-limits"/>
+    <w:p>
+      <w:pPr>
+        <w:pStyle w:val="Heading2"/>
+      </w:pPr>
+      <w:r>
         <w:t xml:space="preserve">Alien medicine and limits</w:t>
       </w:r>
     </w:p>
@@ -5095,8 +5213,8 @@
         <w:t xml:space="preserve">Crew of other species may need care suited to their biology. An Alien Physiology Specialist, or a physician with access to the right species data, keeps that care from becoming guesswork.</w:t>
       </w:r>
     </w:p>
-    <w:bookmarkEnd w:id="55"/>
-    <w:bookmarkStart w:id="57" w:name="examples-from-the-original-series"/>
+    <w:bookmarkEnd w:id="56"/>
+    <w:bookmarkStart w:id="58" w:name="examples-from-the-original-series"/>
     <w:p>
       <w:pPr>
         <w:pStyle w:val="Heading2"/>
@@ -5195,7 +5313,7 @@
       <w:r>
         <w:t xml:space="preserve"> </w:t>
       </w:r>
-      <w:hyperlink r:id="rId56">
+      <w:hyperlink r:id="rId57">
         <w:r>
           <w:rPr>
             <w:rStyle w:val="Hyperlink"/>
@@ -5204,9 +5322,9 @@
         </w:r>
       </w:hyperlink>
     </w:p>
-    <w:bookmarkEnd w:id="57"/>
     <w:bookmarkEnd w:id="58"/>
-    <w:bookmarkStart w:id="63" w:name="duty-points-and-bridge-duty"/>
+    <w:bookmarkEnd w:id="59"/>
+    <w:bookmarkStart w:id="64" w:name="duty-points-and-bridge-duty"/>
     <w:p>
       <w:pPr>
         <w:pStyle w:val="Heading1"/>
@@ -5215,7 +5333,7 @@
         <w:t xml:space="preserve">Duty points and bridge duty</w:t>
       </w:r>
     </w:p>
-    <w:bookmarkStart w:id="59" w:name="using-duty-points"/>
+    <w:bookmarkStart w:id="60" w:name="using-duty-points"/>
     <w:p>
       <w:pPr>
         <w:pStyle w:val="Heading2"/>
@@ -5418,8 +5536,8 @@
         <w:t xml:space="preserve">your curiosity tempts you to remain beside an anomaly while the team withdraws. If you accept the resulting separation and danger, the GM awards one Duty point. The point does not remove that danger.</w:t>
       </w:r>
     </w:p>
-    <w:bookmarkEnd w:id="59"/>
-    <w:bookmarkStart w:id="60" w:name="working-on-the-bridge"/>
+    <w:bookmarkEnd w:id="60"/>
+    <w:bookmarkStart w:id="61" w:name="working-on-the-bridge"/>
     <w:p>
       <w:pPr>
         <w:pStyle w:val="Heading2"/>
@@ -5736,8 +5854,8 @@
         <w:t xml:space="preserve">Leadership can assist another officer when orders or coordination meaningfully help. It uses the normal assistance rule and does not provide an automatic bonus to every station.</w:t>
       </w:r>
     </w:p>
-    <w:bookmarkEnd w:id="60"/>
-    <w:bookmarkStart w:id="61" w:name="ship-encounters"/>
+    <w:bookmarkEnd w:id="61"/>
+    <w:bookmarkStart w:id="62" w:name="ship-encounters"/>
     <w:p>
       <w:pPr>
         <w:pStyle w:val="Heading2"/>
@@ -5754,8 +5872,8 @@
         <w:t xml:space="preserve">Ship encounters use descriptive consequences. The GM states what is at stake before rolls and describes changes to shields, hull, systems, and position afterward. Numerical ship damage is outside this guide’s scope.</w:t>
       </w:r>
     </w:p>
-    <w:bookmarkEnd w:id="61"/>
-    <w:bookmarkStart w:id="62" w:name="advancement"/>
+    <w:bookmarkEnd w:id="62"/>
+    <w:bookmarkStart w:id="63" w:name="advancement"/>
     <w:p>
       <w:pPr>
         <w:pStyle w:val="Heading2"/>
@@ -5772,9 +5890,9 @@
         <w:t xml:space="preserve">After a significant mission, the GM may authorize one relevant skill to advance from Untrained to Trained or from Trained to Specialty, or allow revision of an advantage or complication to reflect events. Skills retain the same three training levels after advancement. Advancement follows mission milestones. Attribute and species changes require a separate agreement.</w:t>
       </w:r>
     </w:p>
-    <w:bookmarkEnd w:id="62"/>
     <w:bookmarkEnd w:id="63"/>
-    <w:bookmarkStart w:id="64" w:name="advantages"/>
+    <w:bookmarkEnd w:id="64"/>
+    <w:bookmarkStart w:id="65" w:name="advantages"/>
     <w:p>
       <w:pPr>
         <w:pStyle w:val="Heading1"/>
@@ -6380,8 +6498,8 @@
         </w:tc>
       </w:tr>
     </w:tbl>
-    <w:bookmarkEnd w:id="64"/>
-    <w:bookmarkStart w:id="76" w:name="species-advantages"/>
+    <w:bookmarkEnd w:id="65"/>
+    <w:bookmarkStart w:id="77" w:name="species-advantages"/>
     <w:p>
       <w:pPr>
         <w:pStyle w:val="Heading1"/>
@@ -6446,7 +6564,7 @@
         <w:t xml:space="preserve">A custom species advantage follows the same pattern: a narrow +2 or an ability with agreed limits, paired with a companion complication that has a clear trigger and a real consequence.</w:t>
       </w:r>
     </w:p>
-    <w:bookmarkStart w:id="65" w:name="human"/>
+    <w:bookmarkStart w:id="66" w:name="human"/>
     <w:p>
       <w:pPr>
         <w:pStyle w:val="Heading2"/>
@@ -6659,8 +6777,8 @@
         </w:tc>
       </w:tr>
     </w:tbl>
-    <w:bookmarkEnd w:id="65"/>
-    <w:bookmarkStart w:id="66" w:name="vulcan"/>
+    <w:bookmarkEnd w:id="66"/>
+    <w:bookmarkStart w:id="67" w:name="vulcan"/>
     <w:p>
       <w:pPr>
         <w:pStyle w:val="Heading2"/>
@@ -6935,8 +7053,8 @@
         </w:tc>
       </w:tr>
     </w:tbl>
-    <w:bookmarkEnd w:id="66"/>
-    <w:bookmarkStart w:id="67" w:name="andorian"/>
+    <w:bookmarkEnd w:id="67"/>
+    <w:bookmarkStart w:id="68" w:name="andorian"/>
     <w:p>
       <w:pPr>
         <w:pStyle w:val="Heading2"/>
@@ -7149,8 +7267,8 @@
         </w:tc>
       </w:tr>
     </w:tbl>
-    <w:bookmarkEnd w:id="67"/>
-    <w:bookmarkStart w:id="68" w:name="tellarite"/>
+    <w:bookmarkEnd w:id="68"/>
+    <w:bookmarkStart w:id="69" w:name="tellarite"/>
     <w:p>
       <w:pPr>
         <w:pStyle w:val="Heading2"/>
@@ -7363,8 +7481,8 @@
         </w:tc>
       </w:tr>
     </w:tbl>
-    <w:bookmarkEnd w:id="68"/>
-    <w:bookmarkStart w:id="69" w:name="aenar"/>
+    <w:bookmarkEnd w:id="69"/>
+    <w:bookmarkStart w:id="70" w:name="aenar"/>
     <w:p>
       <w:pPr>
         <w:pStyle w:val="Heading2"/>
@@ -7577,8 +7695,8 @@
         </w:tc>
       </w:tr>
     </w:tbl>
-    <w:bookmarkEnd w:id="69"/>
-    <w:bookmarkStart w:id="70" w:name="illyrian"/>
+    <w:bookmarkEnd w:id="70"/>
+    <w:bookmarkStart w:id="71" w:name="illyrian"/>
     <w:p>
       <w:pPr>
         <w:pStyle w:val="Heading2"/>
@@ -7791,8 +7909,8 @@
         </w:tc>
       </w:tr>
     </w:tbl>
-    <w:bookmarkEnd w:id="70"/>
-    <w:bookmarkStart w:id="71" w:name="lanthanite"/>
+    <w:bookmarkEnd w:id="71"/>
+    <w:bookmarkStart w:id="72" w:name="lanthanite"/>
     <w:p>
       <w:pPr>
         <w:pStyle w:val="Heading2"/>
@@ -8005,8 +8123,8 @@
         </w:tc>
       </w:tr>
     </w:tbl>
-    <w:bookmarkEnd w:id="71"/>
-    <w:bookmarkStart w:id="72" w:name="caitian"/>
+    <w:bookmarkEnd w:id="72"/>
+    <w:bookmarkStart w:id="73" w:name="caitian"/>
     <w:p>
       <w:pPr>
         <w:pStyle w:val="Heading2"/>
@@ -8219,8 +8337,8 @@
         </w:tc>
       </w:tr>
     </w:tbl>
-    <w:bookmarkEnd w:id="72"/>
-    <w:bookmarkStart w:id="73" w:name="aurelian"/>
+    <w:bookmarkEnd w:id="73"/>
+    <w:bookmarkStart w:id="74" w:name="aurelian"/>
     <w:p>
       <w:pPr>
         <w:pStyle w:val="Heading2"/>
@@ -8433,8 +8551,8 @@
         </w:tc>
       </w:tr>
     </w:tbl>
-    <w:bookmarkEnd w:id="73"/>
-    <w:bookmarkStart w:id="74" w:name="orion"/>
+    <w:bookmarkEnd w:id="74"/>
+    <w:bookmarkStart w:id="75" w:name="orion"/>
     <w:p>
       <w:pPr>
         <w:pStyle w:val="Heading2"/>
@@ -8647,8 +8765,8 @@
         </w:tc>
       </w:tr>
     </w:tbl>
-    <w:bookmarkEnd w:id="74"/>
-    <w:bookmarkStart w:id="75" w:name="denobulan"/>
+    <w:bookmarkEnd w:id="75"/>
+    <w:bookmarkStart w:id="76" w:name="denobulan"/>
     <w:p>
       <w:pPr>
         <w:pStyle w:val="Heading2"/>
@@ -8861,9 +8979,9 @@
         </w:tc>
       </w:tr>
     </w:tbl>
-    <w:bookmarkEnd w:id="75"/>
     <w:bookmarkEnd w:id="76"/>
-    <w:bookmarkStart w:id="78" w:name="complications"/>
+    <w:bookmarkEnd w:id="77"/>
+    <w:bookmarkStart w:id="79" w:name="complications"/>
     <w:p>
       <w:pPr>
         <w:pStyle w:val="Heading1"/>
@@ -9469,7 +9587,7 @@
         </w:tc>
       </w:tr>
     </w:tbl>
-    <w:bookmarkStart w:id="77" w:name="using-and-revising-traits"/>
+    <w:bookmarkStart w:id="78" w:name="using-and-revising-traits"/>
     <w:p>
       <w:pPr>
         <w:pStyle w:val="Heading2"/>
@@ -9486,9 +9604,9 @@
         <w:t xml:space="preserve">General advantages and complications describe individual crew members and can suit any species when appropriate. A Vulcan might choose Mental Discipline as a general advantage; species advantages are the only traits tied to a species. At a mission milestone, revise a trait when events change the character. Custom advantages follow the same narrow +2 benefit; custom complications need a clear trigger and a meaningful, accepted consequence.</w:t>
       </w:r>
     </w:p>
-    <w:bookmarkEnd w:id="77"/>
     <w:bookmarkEnd w:id="78"/>
-    <w:bookmarkStart w:id="82" w:name="quick-reference"/>
+    <w:bookmarkEnd w:id="79"/>
+    <w:bookmarkStart w:id="83" w:name="quick-reference"/>
     <w:p>
       <w:pPr>
         <w:pStyle w:val="Heading1"/>
@@ -9497,7 +9615,7 @@
         <w:t xml:space="preserve">Quick reference</w:t>
       </w:r>
     </w:p>
-    <w:bookmarkStart w:id="79" w:name="will-and-mental-resistance"/>
+    <w:bookmarkStart w:id="80" w:name="will-and-mental-resistance"/>
     <w:p>
       <w:pPr>
         <w:pStyle w:val="Heading2"/>
@@ -9530,8 +9648,8 @@
         <w:t xml:space="preserve">Will protects your resolve; Presence influences others. Leadership and Diplomacy still use Presence. Species adjustments may change your starting Will, but mental advantages apply only to their agreed, narrow circumstances.</w:t>
       </w:r>
     </w:p>
-    <w:bookmarkEnd w:id="79"/>
-    <w:bookmarkStart w:id="80" w:name="at-the-table"/>
+    <w:bookmarkEnd w:id="80"/>
+    <w:bookmarkStart w:id="81" w:name="at-the-table"/>
     <w:p>
       <w:pPr>
         <w:pStyle w:val="Heading2"/>
@@ -9544,7 +9662,7 @@
       <w:pPr>
         <w:numPr>
           <w:ilvl w:val="0"/>
-          <w:numId w:val="1006"/>
+          <w:numId w:val="1007"/>
         </w:numPr>
         <w:pStyle w:val="Compact"/>
       </w:pPr>
@@ -9556,7 +9674,7 @@
       <w:pPr>
         <w:numPr>
           <w:ilvl w:val="0"/>
-          <w:numId w:val="1006"/>
+          <w:numId w:val="1007"/>
         </w:numPr>
         <w:pStyle w:val="Compact"/>
       </w:pPr>
@@ -9568,7 +9686,7 @@
       <w:pPr>
         <w:numPr>
           <w:ilvl w:val="0"/>
-          <w:numId w:val="1006"/>
+          <w:numId w:val="1007"/>
         </w:numPr>
         <w:pStyle w:val="Compact"/>
       </w:pPr>
@@ -9580,7 +9698,7 @@
       <w:pPr>
         <w:numPr>
           <w:ilvl w:val="0"/>
-          <w:numId w:val="1006"/>
+          <w:numId w:val="1007"/>
         </w:numPr>
         <w:pStyle w:val="Compact"/>
       </w:pPr>
@@ -9592,7 +9710,7 @@
       <w:pPr>
         <w:numPr>
           <w:ilvl w:val="0"/>
-          <w:numId w:val="1006"/>
+          <w:numId w:val="1007"/>
         </w:numPr>
         <w:pStyle w:val="Compact"/>
       </w:pPr>
@@ -9600,8 +9718,8 @@
         <w:t xml:space="preserve">Apply the result and describe what changes.</w:t>
       </w:r>
     </w:p>
-    <w:bookmarkEnd w:id="80"/>
-    <w:bookmarkStart w:id="81" w:name="summary"/>
+    <w:bookmarkEnd w:id="81"/>
+    <w:bookmarkStart w:id="82" w:name="summary"/>
     <w:p>
       <w:pPr>
         <w:pStyle w:val="Heading2"/>
@@ -9733,7 +9851,7 @@
         <w:t xml:space="preserve"> </w:t>
       </w:r>
       <w:r>
-        <w:t xml:space="preserve">one action to stabilize. Field care takes several minutes and clears one box, or two on success by 5. Sickbay grants +2 and clears two boxes, or three on success by 5. Major trauma may require further recovery.</w:t>
+        <w:t xml:space="preserve">one action to stabilize. Field care takes several minutes and clears one box, or two on success by 5. Sickbay grants +2 and clears two boxes, or three on success by 5. Major trauma may require further recovery. Rest clears one box per full day, but not from three boxes: treatment must clear the first one.</w:t>
       </w:r>
     </w:p>
     <w:p>
@@ -9772,8 +9890,8 @@
         <w:t xml:space="preserve">start each session with two. Spend one to reroll, reduce an injury by one box, or establish a plausible preparation. Earn one when an accepted complication, including a companion complication, creates a meaningful problem.</w:t>
       </w:r>
     </w:p>
-    <w:bookmarkEnd w:id="81"/>
     <w:bookmarkEnd w:id="82"/>
+    <w:bookmarkEnd w:id="83"/>
     <w:sectPr/>
   </w:body>
 </w:document>
@@ -10060,6 +10178,9 @@
     <w:abstractNumId w:val="991"/>
   </w:num>
   <w:num w:numId="1006">
+    <w:abstractNumId w:val="991"/>
+  </w:num>
+  <w:num w:numId="1007">
     <w:abstractNumId w:val="99411"/>
     <w:lvlOverride w:ilvl="0">
       <w:startOverride w:val="1"/>

--- a/uss-pelion/USS_Pelion_Players_Guide.docx
+++ b/uss-pelion/USS_Pelion_Players_Guide.docx
@@ -1693,6 +1693,39 @@
           </w:p>
         </w:tc>
       </w:tr>
+      <w:tr>
+        <w:tc>
+          <w:tcPr/>
+          <w:p>
+            <w:pPr>
+              <w:pStyle w:val="Compact"/>
+              <w:jc w:val="left"/>
+            </w:pPr>
+            <w:r>
+              <w:rPr>
+                <w:b/>
+                <w:sz w:val="19"/>
+              </w:rPr>
+              <w:t xml:space="preserve">Trill</w:t>
+            </w:r>
+          </w:p>
+        </w:tc>
+        <w:tc>
+          <w:tcPr/>
+          <w:p>
+            <w:pPr>
+              <w:pStyle w:val="Compact"/>
+              <w:jc w:val="left"/>
+            </w:pPr>
+            <w:r>
+              <w:rPr>
+                <w:sz w:val="19"/>
+              </w:rPr>
+              <w:t xml:space="preserve">Intellect +1, Body −1</w:t>
+            </w:r>
+          </w:p>
+        </w:tc>
+      </w:tr>
     </w:tbl>
     <w:bookmarkEnd w:id="26"/>
     <w:bookmarkStart w:id="27" w:name="spending-points"/>
@@ -1971,6 +2004,24 @@
       </w:r>
       <w:r>
         <w:t xml:space="preserve">Cheerful, sociable people with large extended families. They need little sleep most of the year, then hibernate for several days. Dr. Phlox served aboard Enterprise NX-01 a century earlier.</w:t>
+      </w:r>
+    </w:p>
+    <w:p>
+      <w:pPr>
+        <w:pStyle w:val="BodyText"/>
+      </w:pPr>
+      <w:r>
+        <w:rPr>
+          <w:bCs/>
+          <w:b/>
+        </w:rPr>
+        <w:t xml:space="preserve">Trill.</w:t>
+      </w:r>
+      <w:r>
+        <w:t xml:space="preserve"> </w:t>
+      </w:r>
+      <w:r>
+        <w:t xml:space="preserve">A spotted humanoid people, some of whom are joined with a long-lived symbiont that carries the memories of its earlier hosts. In this era the Trill keep joining a closely guarded secret from outsiders, Starfleet included. An unjoined Trill uses the same adjustments; the species advantages below need a symbiont.</w:t>
       </w:r>
     </w:p>
     <w:bookmarkEnd w:id="28"/>
@@ -6499,7 +6550,7 @@
       </w:tr>
     </w:tbl>
     <w:bookmarkEnd w:id="65"/>
-    <w:bookmarkStart w:id="77" w:name="species-advantages"/>
+    <w:bookmarkStart w:id="78" w:name="species-advantages"/>
     <w:p>
       <w:pPr>
         <w:pStyle w:val="Heading1"/>
@@ -8980,8 +9031,230 @@
       </w:tr>
     </w:tbl>
     <w:bookmarkEnd w:id="76"/>
+    <w:bookmarkStart w:id="77" w:name="trill"/>
+    <w:p>
+      <w:pPr>
+        <w:pStyle w:val="Heading2"/>
+      </w:pPr>
+      <w:r>
+        <w:t xml:space="preserve">Trill</w:t>
+      </w:r>
+    </w:p>
+    <w:p>
+      <w:pPr>
+        <w:pStyle w:val="FirstParagraph"/>
+      </w:pPr>
+      <w:r>
+        <w:t xml:space="preserve">Both Trill advantages require a joined character; agree with the GM before play that your Trill carries a symbiont.</w:t>
+      </w:r>
+    </w:p>
+    <w:tbl>
+      <w:tblPr>
+        <w:tblStyle w:val="Table"/>
+        <w:tblW w:type="pct" w:w="5000"/>
+        <w:tblLook w:firstRow="1" w:lastRow="0" w:firstColumn="0" w:lastColumn="0" w:noHBand="0" w:noVBand="0" w:val="0020"/>
+        <w:jc w:val="start"/>
+        <w:tblBorders>
+          <w:top w:val="single" w:sz="4" w:color="B8C2D3"/>
+          <w:left w:val="single" w:sz="4" w:color="B8C2D3"/>
+          <w:bottom w:val="single" w:sz="4" w:color="B8C2D3"/>
+          <w:right w:val="single" w:sz="4" w:color="B8C2D3"/>
+          <w:insideH w:val="single" w:sz="4" w:color="B8C2D3"/>
+          <w:insideV w:val="single" w:sz="4" w:color="B8C2D3"/>
+        </w:tblBorders>
+      </w:tblPr>
+      <w:tblGrid>
+        <w:gridCol w:w="2640"/>
+        <w:gridCol w:w="2640"/>
+        <w:gridCol w:w="2640"/>
+      </w:tblGrid>
+      <w:tr>
+        <w:trPr>
+          <w:tblHeader w:val="true"/>
+        </w:trPr>
+        <w:tc>
+          <w:tcPr>
+            <w:shd w:val="clear" w:fill="E9EEF6"/>
+          </w:tcPr>
+          <w:p>
+            <w:pPr>
+              <w:pStyle w:val="Compact"/>
+              <w:jc w:val="left"/>
+            </w:pPr>
+            <w:r>
+              <w:rPr>
+                <w:b/>
+                <w:sz w:val="19"/>
+              </w:rPr>
+              <w:t xml:space="preserve">Advantage</w:t>
+            </w:r>
+          </w:p>
+        </w:tc>
+        <w:tc>
+          <w:tcPr>
+            <w:shd w:val="clear" w:fill="E9EEF6"/>
+          </w:tcPr>
+          <w:p>
+            <w:pPr>
+              <w:pStyle w:val="Compact"/>
+              <w:jc w:val="left"/>
+            </w:pPr>
+            <w:r>
+              <w:rPr>
+                <w:b/>
+                <w:sz w:val="19"/>
+              </w:rPr>
+              <w:t xml:space="preserve">Effect</w:t>
+            </w:r>
+          </w:p>
+        </w:tc>
+        <w:tc>
+          <w:tcPr>
+            <w:shd w:val="clear" w:fill="E9EEF6"/>
+          </w:tcPr>
+          <w:p>
+            <w:pPr>
+              <w:pStyle w:val="Compact"/>
+              <w:jc w:val="left"/>
+            </w:pPr>
+            <w:r>
+              <w:rPr>
+                <w:b/>
+                <w:sz w:val="19"/>
+              </w:rPr>
+              <w:t xml:space="preserve">Companion complication</w:t>
+            </w:r>
+          </w:p>
+        </w:tc>
+      </w:tr>
+      <w:tr>
+        <w:tc>
+          <w:tcPr/>
+          <w:p>
+            <w:pPr>
+              <w:pStyle w:val="Compact"/>
+              <w:jc w:val="left"/>
+            </w:pPr>
+            <w:r>
+              <w:rPr>
+                <w:b/>
+                <w:sz w:val="19"/>
+              </w:rPr>
+              <w:t xml:space="preserve">Memories of Past Hosts</w:t>
+            </w:r>
+          </w:p>
+        </w:tc>
+        <w:tc>
+          <w:tcPr/>
+          <w:p>
+            <w:pPr>
+              <w:pStyle w:val="Compact"/>
+              <w:jc w:val="left"/>
+            </w:pPr>
+            <w:r>
+              <w:rPr>
+                <w:sz w:val="19"/>
+              </w:rPr>
+              <w:t xml:space="preserve">+2 to Intellect rolls to recall something a previous host of your symbiont knew or lived through: a place, a person, an old technique.</w:t>
+            </w:r>
+          </w:p>
+        </w:tc>
+        <w:tc>
+          <w:tcPr/>
+          <w:p>
+            <w:pPr>
+              <w:pStyle w:val="Compact"/>
+              <w:jc w:val="left"/>
+            </w:pPr>
+            <w:r>
+              <w:rPr>
+                <w:bCs/>
+                <w:b/>
+                <w:sz w:val="19"/>
+              </w:rPr>
+              <w:t xml:space="preserve">The Secret of Joining.</w:t>
+            </w:r>
+            <w:r>
+              <w:rPr>
+                <w:sz w:val="19"/>
+              </w:rPr>
+              <w:t xml:space="preserve"> </w:t>
+            </w:r>
+            <w:r>
+              <w:rPr>
+                <w:sz w:val="19"/>
+              </w:rPr>
+              <w:t xml:space="preserve">Joining is a secret your people guard from outsiders. When a medical scan, a transporter reading, or a curious crewmate could reveal your symbiont, accept the lie, the risk, or a revealing choice.</w:t>
+            </w:r>
+          </w:p>
+        </w:tc>
+      </w:tr>
+      <w:tr>
+        <w:tc>
+          <w:tcPr/>
+          <w:p>
+            <w:pPr>
+              <w:pStyle w:val="Compact"/>
+              <w:jc w:val="left"/>
+            </w:pPr>
+            <w:r>
+              <w:rPr>
+                <w:b/>
+                <w:sz w:val="19"/>
+              </w:rPr>
+              <w:t xml:space="preserve">A Past Life’s Trade</w:t>
+            </w:r>
+          </w:p>
+        </w:tc>
+        <w:tc>
+          <w:tcPr/>
+          <w:p>
+            <w:pPr>
+              <w:pStyle w:val="Compact"/>
+              <w:jc w:val="left"/>
+            </w:pPr>
+            <w:r>
+              <w:rPr>
+                <w:sz w:val="19"/>
+              </w:rPr>
+              <w:t xml:space="preserve">Agree with the GM on one previous host’s profession. +2 to the matching skill for tasks that profession knew well, such as a former freighter pilot’s Helm in hazardous atmospheric flight.</w:t>
+            </w:r>
+          </w:p>
+        </w:tc>
+        <w:tc>
+          <w:tcPr/>
+          <w:p>
+            <w:pPr>
+              <w:pStyle w:val="Compact"/>
+              <w:jc w:val="left"/>
+            </w:pPr>
+            <w:r>
+              <w:rPr>
+                <w:bCs/>
+                <w:b/>
+                <w:sz w:val="19"/>
+              </w:rPr>
+              <w:t xml:space="preserve">Conflicting Memories.</w:t>
+            </w:r>
+            <w:r>
+              <w:rPr>
+                <w:sz w:val="19"/>
+              </w:rPr>
+              <w:t xml:space="preserve"> </w:t>
+            </w:r>
+            <w:r>
+              <w:rPr>
+                <w:sz w:val="19"/>
+              </w:rPr>
+              <w:t xml:space="preserve">A past host’s habit, loyalty, or old grudge surfaces at a bad moment. Accept the distraction or the trouble it brings.</w:t>
+            </w:r>
+          </w:p>
+        </w:tc>
+      </w:tr>
+    </w:tbl>
     <w:bookmarkEnd w:id="77"/>
-    <w:bookmarkStart w:id="79" w:name="complications"/>
+    <w:bookmarkEnd w:id="78"/>
+    <w:bookmarkStart w:id="80" w:name="complications"/>
     <w:p>
       <w:pPr>
         <w:pStyle w:val="Heading1"/>
@@ -9587,7 +9860,7 @@
         </w:tc>
       </w:tr>
     </w:tbl>
-    <w:bookmarkStart w:id="78" w:name="using-and-revising-traits"/>
+    <w:bookmarkStart w:id="79" w:name="using-and-revising-traits"/>
     <w:p>
       <w:pPr>
         <w:pStyle w:val="Heading2"/>
@@ -9604,9 +9877,9 @@
         <w:t xml:space="preserve">General advantages and complications describe individual crew members and can suit any species when appropriate. A Vulcan might choose Mental Discipline as a general advantage; species advantages are the only traits tied to a species. At a mission milestone, revise a trait when events change the character. Custom advantages follow the same narrow +2 benefit; custom complications need a clear trigger and a meaningful, accepted consequence.</w:t>
       </w:r>
     </w:p>
-    <w:bookmarkEnd w:id="78"/>
     <w:bookmarkEnd w:id="79"/>
-    <w:bookmarkStart w:id="83" w:name="quick-reference"/>
+    <w:bookmarkEnd w:id="80"/>
+    <w:bookmarkStart w:id="84" w:name="quick-reference"/>
     <w:p>
       <w:pPr>
         <w:pStyle w:val="Heading1"/>
@@ -9615,7 +9888,7 @@
         <w:t xml:space="preserve">Quick reference</w:t>
       </w:r>
     </w:p>
-    <w:bookmarkStart w:id="80" w:name="will-and-mental-resistance"/>
+    <w:bookmarkStart w:id="81" w:name="will-and-mental-resistance"/>
     <w:p>
       <w:pPr>
         <w:pStyle w:val="Heading2"/>
@@ -9648,8 +9921,8 @@
         <w:t xml:space="preserve">Will protects your resolve; Presence influences others. Leadership and Diplomacy still use Presence. Species adjustments may change your starting Will, but mental advantages apply only to their agreed, narrow circumstances.</w:t>
       </w:r>
     </w:p>
-    <w:bookmarkEnd w:id="80"/>
-    <w:bookmarkStart w:id="81" w:name="at-the-table"/>
+    <w:bookmarkEnd w:id="81"/>
+    <w:bookmarkStart w:id="82" w:name="at-the-table"/>
     <w:p>
       <w:pPr>
         <w:pStyle w:val="Heading2"/>
@@ -9718,8 +9991,8 @@
         <w:t xml:space="preserve">Apply the result and describe what changes.</w:t>
       </w:r>
     </w:p>
-    <w:bookmarkEnd w:id="81"/>
-    <w:bookmarkStart w:id="82" w:name="summary"/>
+    <w:bookmarkEnd w:id="82"/>
+    <w:bookmarkStart w:id="83" w:name="summary"/>
     <w:p>
       <w:pPr>
         <w:pStyle w:val="Heading2"/>
@@ -9890,8 +10163,8 @@
         <w:t xml:space="preserve">start each session with two. Spend one to reroll, reduce an injury by one box, or establish a plausible preparation. Earn one when an accepted complication, including a companion complication, creates a meaningful problem.</w:t>
       </w:r>
     </w:p>
-    <w:bookmarkEnd w:id="82"/>
     <w:bookmarkEnd w:id="83"/>
+    <w:bookmarkEnd w:id="84"/>
     <w:sectPr/>
   </w:body>
 </w:document>

--- a/uss-pelion/USS_Pelion_Players_Guide.docx
+++ b/uss-pelion/USS_Pelion_Players_Guide.docx
@@ -1726,6 +1726,39 @@
           </w:p>
         </w:tc>
       </w:tr>
+      <w:tr>
+        <w:tc>
+          <w:tcPr/>
+          <w:p>
+            <w:pPr>
+              <w:pStyle w:val="Compact"/>
+              <w:jc w:val="left"/>
+            </w:pPr>
+            <w:r>
+              <w:rPr>
+                <w:b/>
+                <w:sz w:val="19"/>
+              </w:rPr>
+              <w:t xml:space="preserve">Saurian</w:t>
+            </w:r>
+          </w:p>
+        </w:tc>
+        <w:tc>
+          <w:tcPr/>
+          <w:p>
+            <w:pPr>
+              <w:pStyle w:val="Compact"/>
+              <w:jc w:val="left"/>
+            </w:pPr>
+            <w:r>
+              <w:rPr>
+                <w:sz w:val="19"/>
+              </w:rPr>
+              <w:t xml:space="preserve">Body +1, Intellect +1, Agility −1, Presence −1</w:t>
+            </w:r>
+          </w:p>
+        </w:tc>
+      </w:tr>
     </w:tbl>
     <w:bookmarkEnd w:id="26"/>
     <w:bookmarkStart w:id="27" w:name="spending-points"/>
@@ -2022,6 +2055,24 @@
       </w:r>
       <w:r>
         <w:t xml:space="preserve">A spotted humanoid people, some of whom are joined with a long-lived symbiont that carries the memories of its earlier hosts. In this era the Trill keep joining a closely guarded secret from outsiders, Starfleet included. An unjoined Trill uses the same adjustments; the species advantages below need a symbiont.</w:t>
+      </w:r>
+    </w:p>
+    <w:p>
+      <w:pPr>
+        <w:pStyle w:val="BodyText"/>
+      </w:pPr>
+      <w:r>
+        <w:rPr>
+          <w:bCs/>
+          <w:b/>
+        </w:rPr>
+        <w:t xml:space="preserve">Saurian.</w:t>
+      </w:r>
+      <w:r>
+        <w:t xml:space="preserve"> </w:t>
+      </w:r>
+      <w:r>
+        <w:t xml:space="preserve">A reptilian people with tough scaled skin and large, dark eyes, known across the quadrant for Saurian brandy. Lt. Linus served aboard USS Discovery in the 2250s.</w:t>
       </w:r>
     </w:p>
     <w:bookmarkEnd w:id="28"/>
@@ -6550,7 +6601,7 @@
       </w:tr>
     </w:tbl>
     <w:bookmarkEnd w:id="65"/>
-    <w:bookmarkStart w:id="78" w:name="species-advantages"/>
+    <w:bookmarkStart w:id="79" w:name="species-advantages"/>
     <w:p>
       <w:pPr>
         <w:pStyle w:val="Heading1"/>
@@ -9253,8 +9304,222 @@
       </w:tr>
     </w:tbl>
     <w:bookmarkEnd w:id="77"/>
+    <w:bookmarkStart w:id="78" w:name="saurian"/>
+    <w:p>
+      <w:pPr>
+        <w:pStyle w:val="Heading2"/>
+      </w:pPr>
+      <w:r>
+        <w:t xml:space="preserve">Saurian</w:t>
+      </w:r>
+    </w:p>
+    <w:tbl>
+      <w:tblPr>
+        <w:tblStyle w:val="Table"/>
+        <w:tblW w:type="pct" w:w="5000"/>
+        <w:tblLook w:firstRow="1" w:lastRow="0" w:firstColumn="0" w:lastColumn="0" w:noHBand="0" w:noVBand="0" w:val="0020"/>
+        <w:jc w:val="start"/>
+        <w:tblBorders>
+          <w:top w:val="single" w:sz="4" w:color="B8C2D3"/>
+          <w:left w:val="single" w:sz="4" w:color="B8C2D3"/>
+          <w:bottom w:val="single" w:sz="4" w:color="B8C2D3"/>
+          <w:right w:val="single" w:sz="4" w:color="B8C2D3"/>
+          <w:insideH w:val="single" w:sz="4" w:color="B8C2D3"/>
+          <w:insideV w:val="single" w:sz="4" w:color="B8C2D3"/>
+        </w:tblBorders>
+      </w:tblPr>
+      <w:tblGrid>
+        <w:gridCol w:w="2640"/>
+        <w:gridCol w:w="2640"/>
+        <w:gridCol w:w="2640"/>
+      </w:tblGrid>
+      <w:tr>
+        <w:trPr>
+          <w:tblHeader w:val="true"/>
+        </w:trPr>
+        <w:tc>
+          <w:tcPr>
+            <w:shd w:val="clear" w:fill="E9EEF6"/>
+          </w:tcPr>
+          <w:p>
+            <w:pPr>
+              <w:pStyle w:val="Compact"/>
+              <w:jc w:val="left"/>
+            </w:pPr>
+            <w:r>
+              <w:rPr>
+                <w:b/>
+                <w:sz w:val="19"/>
+              </w:rPr>
+              <w:t xml:space="preserve">Advantage</w:t>
+            </w:r>
+          </w:p>
+        </w:tc>
+        <w:tc>
+          <w:tcPr>
+            <w:shd w:val="clear" w:fill="E9EEF6"/>
+          </w:tcPr>
+          <w:p>
+            <w:pPr>
+              <w:pStyle w:val="Compact"/>
+              <w:jc w:val="left"/>
+            </w:pPr>
+            <w:r>
+              <w:rPr>
+                <w:b/>
+                <w:sz w:val="19"/>
+              </w:rPr>
+              <w:t xml:space="preserve">Effect</w:t>
+            </w:r>
+          </w:p>
+        </w:tc>
+        <w:tc>
+          <w:tcPr>
+            <w:shd w:val="clear" w:fill="E9EEF6"/>
+          </w:tcPr>
+          <w:p>
+            <w:pPr>
+              <w:pStyle w:val="Compact"/>
+              <w:jc w:val="left"/>
+            </w:pPr>
+            <w:r>
+              <w:rPr>
+                <w:b/>
+                <w:sz w:val="19"/>
+              </w:rPr>
+              <w:t xml:space="preserve">Companion complication</w:t>
+            </w:r>
+          </w:p>
+        </w:tc>
+      </w:tr>
+      <w:tr>
+        <w:tc>
+          <w:tcPr/>
+          <w:p>
+            <w:pPr>
+              <w:pStyle w:val="Compact"/>
+              <w:jc w:val="left"/>
+            </w:pPr>
+            <w:r>
+              <w:rPr>
+                <w:b/>
+                <w:sz w:val="19"/>
+              </w:rPr>
+              <w:t xml:space="preserve">Scaled Hide</w:t>
+            </w:r>
+          </w:p>
+        </w:tc>
+        <w:tc>
+          <w:tcPr/>
+          <w:p>
+            <w:pPr>
+              <w:pStyle w:val="Compact"/>
+              <w:jc w:val="left"/>
+            </w:pPr>
+            <w:r>
+              <w:rPr>
+                <w:sz w:val="19"/>
+              </w:rPr>
+              <w:t xml:space="preserve">+2 to Body when resisting heat, harsh sunlight, or a toxic atmosphere. It does not protect against weapons, vacuum, or radiation.</w:t>
+            </w:r>
+          </w:p>
+        </w:tc>
+        <w:tc>
+          <w:tcPr/>
+          <w:p>
+            <w:pPr>
+              <w:pStyle w:val="Compact"/>
+              <w:jc w:val="left"/>
+            </w:pPr>
+            <w:r>
+              <w:rPr>
+                <w:bCs/>
+                <w:b/>
+                <w:sz w:val="19"/>
+              </w:rPr>
+              <w:t xml:space="preserve">Cold-Blooded.</w:t>
+            </w:r>
+            <w:r>
+              <w:rPr>
+                <w:sz w:val="19"/>
+              </w:rPr>
+              <w:t xml:space="preserve"> </w:t>
+            </w:r>
+            <w:r>
+              <w:rPr>
+                <w:sz w:val="19"/>
+              </w:rPr>
+              <w:t xml:space="preserve">Cold slows you down. When cold is a real factor, accept −2 on physical actions for the scene or stop to warm up.</w:t>
+            </w:r>
+          </w:p>
+        </w:tc>
+      </w:tr>
+      <w:tr>
+        <w:tc>
+          <w:tcPr/>
+          <w:p>
+            <w:pPr>
+              <w:pStyle w:val="Compact"/>
+              <w:jc w:val="left"/>
+            </w:pPr>
+            <w:r>
+              <w:rPr>
+                <w:b/>
+                <w:sz w:val="19"/>
+              </w:rPr>
+              <w:t xml:space="preserve">Low-Light Eyes</w:t>
+            </w:r>
+          </w:p>
+        </w:tc>
+        <w:tc>
+          <w:tcPr/>
+          <w:p>
+            <w:pPr>
+              <w:pStyle w:val="Compact"/>
+              <w:jc w:val="left"/>
+            </w:pPr>
+            <w:r>
+              <w:rPr>
+                <w:sz w:val="19"/>
+              </w:rPr>
+              <w:t xml:space="preserve">+2 to Intellect rolls to notice movement or detail in dim light or near-darkness.</w:t>
+            </w:r>
+          </w:p>
+        </w:tc>
+        <w:tc>
+          <w:tcPr/>
+          <w:p>
+            <w:pPr>
+              <w:pStyle w:val="Compact"/>
+              <w:jc w:val="left"/>
+            </w:pPr>
+            <w:r>
+              <w:rPr>
+                <w:bCs/>
+                <w:b/>
+                <w:sz w:val="19"/>
+              </w:rPr>
+              <w:t xml:space="preserve">Glare Sensitivity.</w:t>
+            </w:r>
+            <w:r>
+              <w:rPr>
+                <w:sz w:val="19"/>
+              </w:rPr>
+              <w:t xml:space="preserve"> </w:t>
+            </w:r>
+            <w:r>
+              <w:rPr>
+                <w:sz w:val="19"/>
+              </w:rPr>
+              <w:t xml:space="preserve">Sudden bright light dazzles you. When a flare, a phaser flash in the dark, or harsh sunlight hits, accept −2 on your next action.</w:t>
+            </w:r>
+          </w:p>
+        </w:tc>
+      </w:tr>
+    </w:tbl>
     <w:bookmarkEnd w:id="78"/>
-    <w:bookmarkStart w:id="80" w:name="complications"/>
+    <w:bookmarkEnd w:id="79"/>
+    <w:bookmarkStart w:id="81" w:name="complications"/>
     <w:p>
       <w:pPr>
         <w:pStyle w:val="Heading1"/>
@@ -9860,7 +10125,7 @@
         </w:tc>
       </w:tr>
     </w:tbl>
-    <w:bookmarkStart w:id="79" w:name="using-and-revising-traits"/>
+    <w:bookmarkStart w:id="80" w:name="using-and-revising-traits"/>
     <w:p>
       <w:pPr>
         <w:pStyle w:val="Heading2"/>
@@ -9877,9 +10142,9 @@
         <w:t xml:space="preserve">General advantages and complications describe individual crew members and can suit any species when appropriate. A Vulcan might choose Mental Discipline as a general advantage; species advantages are the only traits tied to a species. At a mission milestone, revise a trait when events change the character. Custom advantages follow the same narrow +2 benefit; custom complications need a clear trigger and a meaningful, accepted consequence.</w:t>
       </w:r>
     </w:p>
-    <w:bookmarkEnd w:id="79"/>
     <w:bookmarkEnd w:id="80"/>
-    <w:bookmarkStart w:id="84" w:name="quick-reference"/>
+    <w:bookmarkEnd w:id="81"/>
+    <w:bookmarkStart w:id="85" w:name="quick-reference"/>
     <w:p>
       <w:pPr>
         <w:pStyle w:val="Heading1"/>
@@ -9888,7 +10153,7 @@
         <w:t xml:space="preserve">Quick reference</w:t>
       </w:r>
     </w:p>
-    <w:bookmarkStart w:id="81" w:name="will-and-mental-resistance"/>
+    <w:bookmarkStart w:id="82" w:name="will-and-mental-resistance"/>
     <w:p>
       <w:pPr>
         <w:pStyle w:val="Heading2"/>
@@ -9921,8 +10186,8 @@
         <w:t xml:space="preserve">Will protects your resolve; Presence influences others. Leadership and Diplomacy still use Presence. Species adjustments may change your starting Will, but mental advantages apply only to their agreed, narrow circumstances.</w:t>
       </w:r>
     </w:p>
-    <w:bookmarkEnd w:id="81"/>
-    <w:bookmarkStart w:id="82" w:name="at-the-table"/>
+    <w:bookmarkEnd w:id="82"/>
+    <w:bookmarkStart w:id="83" w:name="at-the-table"/>
     <w:p>
       <w:pPr>
         <w:pStyle w:val="Heading2"/>
@@ -9991,8 +10256,8 @@
         <w:t xml:space="preserve">Apply the result and describe what changes.</w:t>
       </w:r>
     </w:p>
-    <w:bookmarkEnd w:id="82"/>
-    <w:bookmarkStart w:id="83" w:name="summary"/>
+    <w:bookmarkEnd w:id="83"/>
+    <w:bookmarkStart w:id="84" w:name="summary"/>
     <w:p>
       <w:pPr>
         <w:pStyle w:val="Heading2"/>
@@ -10163,8 +10428,8 @@
         <w:t xml:space="preserve">start each session with two. Spend one to reroll, reduce an injury by one box, or establish a plausible preparation. Earn one when an accepted complication, including a companion complication, creates a meaningful problem.</w:t>
       </w:r>
     </w:p>
-    <w:bookmarkEnd w:id="83"/>
     <w:bookmarkEnd w:id="84"/>
+    <w:bookmarkEnd w:id="85"/>
     <w:sectPr/>
   </w:body>
 </w:document>

--- a/uss-pelion/USS_Pelion_Players_Guide.docx
+++ b/uss-pelion/USS_Pelion_Players_Guide.docx
@@ -260,7 +260,7 @@
       </w:r>
     </w:p>
     <w:bookmarkEnd w:id="22"/>
-    <w:bookmarkStart w:id="35" w:name="create-your-character"/>
+    <w:bookmarkStart w:id="36" w:name="create-your-character"/>
     <w:p>
       <w:pPr>
         <w:pStyle w:val="Heading1"/>
@@ -2161,7 +2161,7 @@
       </w:r>
     </w:p>
     <w:bookmarkEnd w:id="31"/>
-    <w:bookmarkStart w:id="32" w:name="step-4-describe-your-character"/>
+    <w:bookmarkStart w:id="33" w:name="step-4-describe-your-character"/>
     <w:p>
       <w:pPr>
         <w:pStyle w:val="Heading2"/>
@@ -2207,6 +2207,23 @@
         <w:t xml:space="preserve">.</w:t>
       </w:r>
     </w:p>
+    <w:bookmarkStart w:id="32" w:name="top-10-reasons-for-joining-starfleet"/>
+    <w:p>
+      <w:pPr>
+        <w:pStyle w:val="Heading3"/>
+      </w:pPr>
+      <w:r>
+        <w:t xml:space="preserve">Top 10 reasons for joining Starfleet</w:t>
+      </w:r>
+    </w:p>
+    <w:p>
+      <w:pPr>
+        <w:pStyle w:val="FirstParagraph"/>
+      </w:pPr>
+      <w:r>
+        <w:t xml:space="preserve">Pick one as a starting point and make it your own, or write something else entirely.</w:t>
+      </w:r>
+    </w:p>
     <w:p>
       <w:pPr>
         <w:numPr>
@@ -2220,13 +2237,13 @@
           <w:bCs/>
           <w:b/>
         </w:rPr>
-        <w:t xml:space="preserve">Advantage.</w:t>
+        <w:t xml:space="preserve">Explore the unknown.</w:t>
       </w:r>
       <w:r>
         <w:t xml:space="preserve"> </w:t>
       </w:r>
       <w:r>
-        <w:t xml:space="preserve">Choose either a general advantage or one of your species’ advantages. A species advantage replaces the general advantage and always brings its companion complication.</w:t>
+        <w:t xml:space="preserve">To see what’s out there: strange new worlds and phenomena no one has charted yet.</w:t>
       </w:r>
     </w:p>
     <w:p>
@@ -2242,6 +2259,226 @@
           <w:bCs/>
           <w:b/>
         </w:rPr>
+        <w:t xml:space="preserve">Family tradition.</w:t>
+      </w:r>
+      <w:r>
+        <w:t xml:space="preserve"> </w:t>
+      </w:r>
+      <w:r>
+        <w:t xml:space="preserve">Starfleet runs in my family, and I mean to live up to the name.</w:t>
+      </w:r>
+    </w:p>
+    <w:p>
+      <w:pPr>
+        <w:numPr>
+          <w:ilvl w:val="0"/>
+          <w:numId w:val="1003"/>
+        </w:numPr>
+        <w:pStyle w:val="Compact"/>
+      </w:pPr>
+      <w:r>
+        <w:rPr>
+          <w:bCs/>
+          <w:b/>
+        </w:rPr>
+        <w:t xml:space="preserve">Science and discovery.</w:t>
+      </w:r>
+      <w:r>
+        <w:t xml:space="preserve"> </w:t>
+      </w:r>
+      <w:r>
+        <w:t xml:space="preserve">The best laboratory in the galaxy is a starship on the frontier.</w:t>
+      </w:r>
+    </w:p>
+    <w:p>
+      <w:pPr>
+        <w:numPr>
+          <w:ilvl w:val="0"/>
+          <w:numId w:val="1003"/>
+        </w:numPr>
+        <w:pStyle w:val="Compact"/>
+      </w:pPr>
+      <w:r>
+        <w:rPr>
+          <w:bCs/>
+          <w:b/>
+        </w:rPr>
+        <w:t xml:space="preserve">Protect others.</w:t>
+      </w:r>
+      <w:r>
+        <w:t xml:space="preserve"> </w:t>
+      </w:r>
+      <w:r>
+        <w:t xml:space="preserve">To protect the Federation and the people who can’t protect themselves.</w:t>
+      </w:r>
+    </w:p>
+    <w:p>
+      <w:pPr>
+        <w:numPr>
+          <w:ilvl w:val="0"/>
+          <w:numId w:val="1003"/>
+        </w:numPr>
+        <w:pStyle w:val="Compact"/>
+      </w:pPr>
+      <w:r>
+        <w:rPr>
+          <w:bCs/>
+          <w:b/>
+        </w:rPr>
+        <w:t xml:space="preserve">Inspired by a hero.</w:t>
+      </w:r>
+      <w:r>
+        <w:t xml:space="preserve"> </w:t>
+      </w:r>
+      <w:r>
+        <w:t xml:space="preserve">A Starfleet officer once saved my home, and I want to be that person for someone else.</w:t>
+      </w:r>
+    </w:p>
+    <w:p>
+      <w:pPr>
+        <w:numPr>
+          <w:ilvl w:val="0"/>
+          <w:numId w:val="1003"/>
+        </w:numPr>
+        <w:pStyle w:val="Compact"/>
+      </w:pPr>
+      <w:r>
+        <w:rPr>
+          <w:bCs/>
+          <w:b/>
+        </w:rPr>
+        <w:t xml:space="preserve">Believe in the ideals.</w:t>
+      </w:r>
+      <w:r>
+        <w:t xml:space="preserve"> </w:t>
+      </w:r>
+      <w:r>
+        <w:t xml:space="preserve">I believe in what the Federation stands for and want to serve it.</w:t>
+      </w:r>
+    </w:p>
+    <w:p>
+      <w:pPr>
+        <w:numPr>
+          <w:ilvl w:val="0"/>
+          <w:numId w:val="1003"/>
+        </w:numPr>
+        <w:pStyle w:val="Compact"/>
+      </w:pPr>
+      <w:r>
+        <w:rPr>
+          <w:bCs/>
+          <w:b/>
+        </w:rPr>
+        <w:t xml:space="preserve">Prove myself.</w:t>
+      </w:r>
+      <w:r>
+        <w:t xml:space="preserve"> </w:t>
+      </w:r>
+      <w:r>
+        <w:t xml:space="preserve">To prove I’m good enough, to everyone who doubted me and to myself.</w:t>
+      </w:r>
+    </w:p>
+    <w:p>
+      <w:pPr>
+        <w:numPr>
+          <w:ilvl w:val="0"/>
+          <w:numId w:val="1003"/>
+        </w:numPr>
+        <w:pStyle w:val="Compact"/>
+      </w:pPr>
+      <w:r>
+        <w:rPr>
+          <w:bCs/>
+          <w:b/>
+        </w:rPr>
+        <w:t xml:space="preserve">Leave the past behind.</w:t>
+      </w:r>
+      <w:r>
+        <w:t xml:space="preserve"> </w:t>
+      </w:r>
+      <w:r>
+        <w:t xml:space="preserve">To leave behind a past, a world, or a life that was too small for me.</w:t>
+      </w:r>
+    </w:p>
+    <w:p>
+      <w:pPr>
+        <w:numPr>
+          <w:ilvl w:val="0"/>
+          <w:numId w:val="1003"/>
+        </w:numPr>
+        <w:pStyle w:val="Compact"/>
+      </w:pPr>
+      <w:r>
+        <w:rPr>
+          <w:bCs/>
+          <w:b/>
+        </w:rPr>
+        <w:t xml:space="preserve">Make amends.</w:t>
+      </w:r>
+      <w:r>
+        <w:t xml:space="preserve"> </w:t>
+      </w:r>
+      <w:r>
+        <w:t xml:space="preserve">To make up for a mistake I can’t undo.</w:t>
+      </w:r>
+    </w:p>
+    <w:p>
+      <w:pPr>
+        <w:numPr>
+          <w:ilvl w:val="0"/>
+          <w:numId w:val="1003"/>
+        </w:numPr>
+        <w:pStyle w:val="Compact"/>
+      </w:pPr>
+      <w:r>
+        <w:rPr>
+          <w:bCs/>
+          <w:b/>
+        </w:rPr>
+        <w:t xml:space="preserve">Build bridges.</w:t>
+      </w:r>
+      <w:r>
+        <w:t xml:space="preserve"> </w:t>
+      </w:r>
+      <w:r>
+        <w:t xml:space="preserve">To build bridges between my people and the rest of the Federation.</w:t>
+      </w:r>
+    </w:p>
+    <w:p>
+      <w:pPr>
+        <w:numPr>
+          <w:ilvl w:val="0"/>
+          <w:numId w:val="1004"/>
+        </w:numPr>
+        <w:pStyle w:val="Compact"/>
+      </w:pPr>
+      <w:r>
+        <w:rPr>
+          <w:bCs/>
+          <w:b/>
+        </w:rPr>
+        <w:t xml:space="preserve">Advantage.</w:t>
+      </w:r>
+      <w:r>
+        <w:t xml:space="preserve"> </w:t>
+      </w:r>
+      <w:r>
+        <w:t xml:space="preserve">Choose either a general advantage or one of your species’ advantages. A species advantage replaces the general advantage and always brings its companion complication.</w:t>
+      </w:r>
+    </w:p>
+    <w:p>
+      <w:pPr>
+        <w:numPr>
+          <w:ilvl w:val="0"/>
+          <w:numId w:val="1004"/>
+        </w:numPr>
+        <w:pStyle w:val="Compact"/>
+      </w:pPr>
+      <w:r>
+        <w:rPr>
+          <w:bCs/>
+          <w:b/>
+        </w:rPr>
         <w:t xml:space="preserve">Complication.</w:t>
       </w:r>
       <w:r>
@@ -2278,7 +2515,8 @@
       </w:r>
     </w:p>
     <w:bookmarkEnd w:id="32"/>
-    <w:bookmarkStart w:id="33" w:name="step-5-prepare-for-duty"/>
+    <w:bookmarkEnd w:id="33"/>
+    <w:bookmarkStart w:id="34" w:name="step-5-prepare-for-duty"/>
     <w:p>
       <w:pPr>
         <w:pStyle w:val="Heading2"/>
@@ -2295,8 +2533,8 @@
         <w:t xml:space="preserve">Your Dodge is Agility −2, plus your Athletics training bonus: +0 if Untrained, +1 if Trained, or +2 if a Specialty. Begin uninjured, with two Duty points and your assigned equipment. Describe one connection to another crew member.</w:t>
       </w:r>
     </w:p>
-    <w:bookmarkEnd w:id="33"/>
-    <w:bookmarkStart w:id="34" w:name="example-science-officer"/>
+    <w:bookmarkEnd w:id="34"/>
+    <w:bookmarkStart w:id="35" w:name="example-science-officer"/>
     <w:p>
       <w:pPr>
         <w:pStyle w:val="Heading2"/>
@@ -2317,7 +2555,7 @@
       <w:pPr>
         <w:numPr>
           <w:ilvl w:val="0"/>
-          <w:numId w:val="1004"/>
+          <w:numId w:val="1005"/>
         </w:numPr>
         <w:pStyle w:val="Compact"/>
       </w:pPr>
@@ -2339,7 +2577,7 @@
       <w:pPr>
         <w:numPr>
           <w:ilvl w:val="0"/>
-          <w:numId w:val="1004"/>
+          <w:numId w:val="1005"/>
         </w:numPr>
         <w:pStyle w:val="Compact"/>
       </w:pPr>
@@ -2361,7 +2599,7 @@
       <w:pPr>
         <w:numPr>
           <w:ilvl w:val="0"/>
-          <w:numId w:val="1004"/>
+          <w:numId w:val="1005"/>
         </w:numPr>
         <w:pStyle w:val="Compact"/>
       </w:pPr>
@@ -2383,7 +2621,7 @@
       <w:pPr>
         <w:numPr>
           <w:ilvl w:val="0"/>
-          <w:numId w:val="1004"/>
+          <w:numId w:val="1005"/>
         </w:numPr>
         <w:pStyle w:val="Compact"/>
       </w:pPr>
@@ -2417,9 +2655,9 @@
         <w:t xml:space="preserve">Cannot Leave a Mystery Alone.</w:t>
       </w:r>
     </w:p>
-    <w:bookmarkEnd w:id="34"/>
     <w:bookmarkEnd w:id="35"/>
-    <w:bookmarkStart w:id="38" w:name="skills-and-equipment"/>
+    <w:bookmarkEnd w:id="36"/>
+    <w:bookmarkStart w:id="39" w:name="skills-and-equipment"/>
     <w:p>
       <w:pPr>
         <w:pStyle w:val="Heading1"/>
@@ -3380,7 +3618,7 @@
         </w:tc>
       </w:tr>
     </w:tbl>
-    <w:bookmarkStart w:id="36" w:name="untrained-actions"/>
+    <w:bookmarkStart w:id="37" w:name="untrained-actions"/>
     <w:p>
       <w:pPr>
         <w:pStyle w:val="Heading2"/>
@@ -3397,8 +3635,8 @@
         <w:t xml:space="preserve">A plausible untrained attempt uses attribute −4. Specialized procedures such as surgery or warp-core repair require relevant training or direct guidance. Guidance permits an attempt only when the GM finds it credible; it does not automatically grant the expert’s skill.</w:t>
       </w:r>
     </w:p>
-    <w:bookmarkEnd w:id="36"/>
-    <w:bookmarkStart w:id="37" w:name="standard-equipment"/>
+    <w:bookmarkEnd w:id="37"/>
+    <w:bookmarkStart w:id="38" w:name="standard-equipment"/>
     <w:p>
       <w:pPr>
         <w:pStyle w:val="Heading2"/>
@@ -3423,9 +3661,9 @@
         <w:t xml:space="preserve">Transporters, computers, and scanners have limits set by the situation. State the information or destination you need. A successful scan reveals useful evidence, not necessarily the complete explanation.</w:t>
       </w:r>
     </w:p>
-    <w:bookmarkEnd w:id="37"/>
     <w:bookmarkEnd w:id="38"/>
-    <w:bookmarkStart w:id="44" w:name="actions-and-teamwork"/>
+    <w:bookmarkEnd w:id="39"/>
+    <w:bookmarkStart w:id="45" w:name="actions-and-teamwork"/>
     <w:p>
       <w:pPr>
         <w:pStyle w:val="Heading1"/>
@@ -3434,7 +3672,7 @@
         <w:t xml:space="preserve">Actions and teamwork</w:t>
       </w:r>
     </w:p>
-    <w:bookmarkStart w:id="39" w:name="when-to-roll"/>
+    <w:bookmarkStart w:id="40" w:name="when-to-roll"/>
     <w:p>
       <w:pPr>
         <w:pStyle w:val="Heading2"/>
@@ -3685,8 +3923,8 @@
         <w:t xml:space="preserve">Apply the main circumstance modifier once. Add separately specified effects such as assistance or injury when they apply. The GM avoids charging twice for the same obstacle.</w:t>
       </w:r>
     </w:p>
-    <w:bookmarkEnd w:id="39"/>
-    <w:bookmarkStart w:id="40" w:name="results-and-margins"/>
+    <w:bookmarkEnd w:id="40"/>
+    <w:bookmarkStart w:id="41" w:name="results-and-margins"/>
     <w:p>
       <w:pPr>
         <w:pStyle w:val="Heading2"/>
@@ -3719,8 +3957,8 @@
         <w:t xml:space="preserve">In an opposed contest, each side rolls its relevant skill. One success beats one failure. If both succeed, the larger success margin wins. A tie, or two failures, favors the defender or preserves the situation. For an automatic success above its target, count its contest margin as zero.</w:t>
       </w:r>
     </w:p>
-    <w:bookmarkEnd w:id="40"/>
-    <w:bookmarkStart w:id="41" w:name="assistance"/>
+    <w:bookmarkEnd w:id="41"/>
+    <w:bookmarkStart w:id="42" w:name="assistance"/>
     <w:p>
       <w:pPr>
         <w:pStyle w:val="Heading2"/>
@@ -3755,8 +3993,8 @@
         <w:t xml:space="preserve">Engineering detects that an alien device is building an overload. A science officer assists with Physical Sciences 14 and rolls 9, succeeding by 5. The engineer receives +2 to the repair attempt. Each officer contributes a different kind of expertise.</w:t>
       </w:r>
     </w:p>
-    <w:bookmarkEnd w:id="41"/>
-    <w:bookmarkStart w:id="42" w:name="failure-and-another-attempt"/>
+    <w:bookmarkEnd w:id="42"/>
+    <w:bookmarkStart w:id="43" w:name="failure-and-another-attempt"/>
     <w:p>
       <w:pPr>
         <w:pStyle w:val="Heading2"/>
@@ -3773,8 +4011,8 @@
         <w:t xml:space="preserve">Failure changes the situation: time passes, information remains incomplete, resources are consumed, or danger increases. Do not repeat an unchanged roll until it succeeds. A new approach, new evidence, better tools, or additional time may justify another attempt.</w:t>
       </w:r>
     </w:p>
-    <w:bookmarkEnd w:id="42"/>
-    <w:bookmarkStart w:id="43" w:name="investigation-and-social-scenes"/>
+    <w:bookmarkEnd w:id="43"/>
+    <w:bookmarkStart w:id="44" w:name="investigation-and-social-scenes"/>
     <w:p>
       <w:pPr>
         <w:pStyle w:val="Heading2"/>
@@ -3791,9 +4029,9 @@
         <w:t xml:space="preserve">Ask concrete questions and explain your approach. Evidence may require several different tasks. Diplomacy can secure cooperation or concessions, while Psychology offers insight into behavior. A successful roll does not force someone to abandon a core belief or provide information they do not possess.</w:t>
       </w:r>
     </w:p>
-    <w:bookmarkEnd w:id="43"/>
     <w:bookmarkEnd w:id="44"/>
-    <w:bookmarkStart w:id="51" w:name="personal-combat"/>
+    <w:bookmarkEnd w:id="45"/>
+    <w:bookmarkStart w:id="52" w:name="personal-combat"/>
     <w:p>
       <w:pPr>
         <w:pStyle w:val="Heading1"/>
@@ -3802,7 +4040,7 @@
         <w:t xml:space="preserve">Personal combat</w:t>
       </w:r>
     </w:p>
-    <w:bookmarkStart w:id="45" w:name="turn-order-and-actions"/>
+    <w:bookmarkStart w:id="46" w:name="turn-order-and-actions"/>
     <w:p>
       <w:pPr>
         <w:pStyle w:val="Heading2"/>
@@ -3819,8 +4057,8 @@
         <w:t xml:space="preserve">Act in descending Agility order. Players choose the order of tied crew members; the GM resolves other ties. A round lasts a few seconds. On your turn, move a short distance and take one meaningful action, such as attacking, using equipment, helping, or attempting a task. The GM judges movement by the scene; there is no fixed grid scale.</w:t>
       </w:r>
     </w:p>
-    <w:bookmarkEnd w:id="45"/>
-    <w:bookmarkStart w:id="46" w:name="attacking-and-defending"/>
+    <w:bookmarkEnd w:id="46"/>
+    <w:bookmarkStart w:id="47" w:name="attacking-and-defending"/>
     <w:p>
       <w:pPr>
         <w:pStyle w:val="Heading2"/>
@@ -3845,8 +4083,8 @@
         <w:t xml:space="preserve">Solid cover blocks a shot. Partial cover imposes −2 on the attack. Other difficult conditions use the normal modifier scale. Weapon effects apply after a hit survives any Dodge. Success margin does not increase damage under these rules.</w:t>
       </w:r>
     </w:p>
-    <w:bookmarkEnd w:id="46"/>
-    <w:bookmarkStart w:id="48" w:name="injury"/>
+    <w:bookmarkEnd w:id="47"/>
+    <w:bookmarkStart w:id="49" w:name="injury"/>
     <w:p>
       <w:pPr>
         <w:pStyle w:val="Heading2"/>
@@ -4135,7 +4373,7 @@
         <w:t xml:space="preserve">A normal damaging hit marks one box. A powerful attack can mark two, and a killing weapon marks three (see Weapons and damage). Injury penalties replace each other rather than stacking. They apply to movement, attacks, Dodge, and other tasks the injury physically hinders. The GM announces especially lethal hazards before resolution where possible.</w:t>
       </w:r>
     </w:p>
-    <w:bookmarkStart w:id="47" w:name="dying-and-death"/>
+    <w:bookmarkStart w:id="48" w:name="dying-and-death"/>
     <w:p>
       <w:pPr>
         <w:pStyle w:val="Heading3"/>
@@ -4156,7 +4394,7 @@
       <w:pPr>
         <w:numPr>
           <w:ilvl w:val="0"/>
-          <w:numId w:val="1005"/>
+          <w:numId w:val="1006"/>
         </w:numPr>
         <w:pStyle w:val="Compact"/>
       </w:pPr>
@@ -4191,7 +4429,7 @@
       <w:pPr>
         <w:numPr>
           <w:ilvl w:val="0"/>
-          <w:numId w:val="1005"/>
+          <w:numId w:val="1006"/>
         </w:numPr>
         <w:pStyle w:val="Compact"/>
       </w:pPr>
@@ -4213,7 +4451,7 @@
       <w:pPr>
         <w:numPr>
           <w:ilvl w:val="0"/>
-          <w:numId w:val="1005"/>
+          <w:numId w:val="1006"/>
         </w:numPr>
         <w:pStyle w:val="Compact"/>
       </w:pPr>
@@ -4239,9 +4477,9 @@
         <w:t xml:space="preserve">Your protection is avoiding the hit: Dodge, cover, and a Duty point, which reduces a kill shot from three boxes to two, leaving you Seriously wounded but on your feet.</w:t>
       </w:r>
     </w:p>
-    <w:bookmarkEnd w:id="47"/>
     <w:bookmarkEnd w:id="48"/>
-    <w:bookmarkStart w:id="49" w:name="weapons-and-damage"/>
+    <w:bookmarkEnd w:id="49"/>
+    <w:bookmarkStart w:id="50" w:name="weapons-and-damage"/>
     <w:p>
       <w:pPr>
         <w:pStyle w:val="Heading2"/>
@@ -4905,8 +5143,8 @@
         <w:t xml:space="preserve">To take someone down without hurting them, use a phaser on stun, a grapple, or the Vulcan nerve pinch rather than a weapon from this list.</w:t>
       </w:r>
     </w:p>
-    <w:bookmarkEnd w:id="49"/>
-    <w:bookmarkStart w:id="50" w:name="phaser-settings"/>
+    <w:bookmarkEnd w:id="50"/>
+    <w:bookmarkStart w:id="51" w:name="phaser-settings"/>
     <w:p>
       <w:pPr>
         <w:pStyle w:val="Heading2"/>
@@ -5083,9 +5321,9 @@
         <w:t xml:space="preserve">Declare the setting before firing. Stun effects do not stack; a later failed resistance roll still incapacitates the target. Unarmed strikes normally mark one box. A grapple uses an opposed Unarmed Combat contest; winning restrains the target while the hold is maintained. Escape uses an action and a new contest.</w:t>
       </w:r>
     </w:p>
-    <w:bookmarkEnd w:id="50"/>
     <w:bookmarkEnd w:id="51"/>
-    <w:bookmarkStart w:id="59" w:name="medical-care"/>
+    <w:bookmarkEnd w:id="52"/>
+    <w:bookmarkStart w:id="60" w:name="medical-care"/>
     <w:p>
       <w:pPr>
         <w:pStyle w:val="Heading1"/>
@@ -5102,7 +5340,7 @@
         <w:t xml:space="preserve">Starfleet physicians in 2268 have advanced diagnostic scanners, potent pharmaceuticals, portable emergency equipment, and sophisticated sickbay facilities. Familiar injuries often respond quickly to treatment. Severe trauma, incompatible biology, missing supplies, and unidentified conditions still challenge an experienced doctor. The treatment values below are campaign rules inspired by the series, rather than numerical rules stated in canon.</w:t>
       </w:r>
     </w:p>
-    <w:bookmarkStart w:id="52" w:name="diagnosis-and-stabilization"/>
+    <w:bookmarkStart w:id="53" w:name="diagnosis-and-stabilization"/>
     <w:p>
       <w:pPr>
         <w:pStyle w:val="Heading2"/>
@@ -5127,8 +5365,8 @@
         <w:t xml:space="preserve">Emergency stabilization takes one action and a successful Medicine roll with a medical kit. It prevents deterioration from the treated injury while the patient is protected from further harm, and it ends Dying. Stabilization alone removes no injury boxes. A patient at three boxes remains incapacitated until treatment clears a box.</w:t>
       </w:r>
     </w:p>
-    <w:bookmarkEnd w:id="52"/>
-    <w:bookmarkStart w:id="53" w:name="field-treatment"/>
+    <w:bookmarkEnd w:id="53"/>
+    <w:bookmarkStart w:id="54" w:name="field-treatment"/>
     <w:p>
       <w:pPr>
         <w:pStyle w:val="Heading2"/>
@@ -5145,8 +5383,8 @@
         <w:t xml:space="preserve">With a medical kit and several uninterrupted minutes, successful Medicine removes one injury box. Success by 5 or more removes two. Each injury receives one field-treatment attempt, even if that attempt fails; further attempts require changed circumstances such as better equipment, new diagnostic information, or access to sickbay. New injuries can receive their own treatment, but cannot justify treating an old injury repeatedly.</w:t>
       </w:r>
     </w:p>
-    <w:bookmarkEnd w:id="53"/>
-    <w:bookmarkStart w:id="54" w:name="sickbay-treatment"/>
+    <w:bookmarkEnd w:id="54"/>
+    <w:bookmarkStart w:id="55" w:name="sickbay-treatment"/>
     <w:p>
       <w:pPr>
         <w:pStyle w:val="Heading2"/>
@@ -5171,8 +5409,8 @@
         <w:t xml:space="preserve">Removing injury boxes removes their associated penalties, but major organ damage, severe burns, and complex internal trauma can still require a procedure and recovery period set by the GM. The physician determines whether the patient is fit for duty. Pain suppression does not itself heal an injury. Stun normally wears off at the end of the scene; prolonged unconsciousness requires assessment.</w:t>
       </w:r>
     </w:p>
-    <w:bookmarkEnd w:id="54"/>
-    <w:bookmarkStart w:id="55" w:name="natural-recovery"/>
+    <w:bookmarkEnd w:id="55"/>
+    <w:bookmarkStart w:id="56" w:name="natural-recovery"/>
     <w:p>
       <w:pPr>
         <w:pStyle w:val="Heading2"/>
@@ -5209,7 +5447,7 @@
       <w:pPr>
         <w:numPr>
           <w:ilvl w:val="0"/>
-          <w:numId w:val="1006"/>
+          <w:numId w:val="1007"/>
         </w:numPr>
         <w:pStyle w:val="Compact"/>
       </w:pPr>
@@ -5231,7 +5469,7 @@
       <w:pPr>
         <w:numPr>
           <w:ilvl w:val="0"/>
-          <w:numId w:val="1006"/>
+          <w:numId w:val="1007"/>
         </w:numPr>
         <w:pStyle w:val="Compact"/>
       </w:pPr>
@@ -5253,7 +5491,7 @@
       <w:pPr>
         <w:numPr>
           <w:ilvl w:val="0"/>
-          <w:numId w:val="1006"/>
+          <w:numId w:val="1007"/>
         </w:numPr>
         <w:pStyle w:val="Compact"/>
       </w:pPr>
@@ -5289,8 +5527,8 @@
         <w:t xml:space="preserve">Ensign Reyes ends a mission Seriously wounded (two boxes). Sickbay is busy with worse cases, so Reyes rests in quarters: one box clears the first day and the second the next, and Reyes is back on duty on the third day.</w:t>
       </w:r>
     </w:p>
-    <w:bookmarkEnd w:id="55"/>
-    <w:bookmarkStart w:id="56" w:name="alien-medicine-and-limits"/>
+    <w:bookmarkEnd w:id="56"/>
+    <w:bookmarkStart w:id="57" w:name="alien-medicine-and-limits"/>
     <w:p>
       <w:pPr>
         <w:pStyle w:val="Heading2"/>
@@ -5315,8 +5553,8 @@
         <w:t xml:space="preserve">Crew of other species may need care suited to their biology. An Alien Physiology Specialist, or a physician with access to the right species data, keeps that care from becoming guesswork.</w:t>
       </w:r>
     </w:p>
-    <w:bookmarkEnd w:id="56"/>
-    <w:bookmarkStart w:id="58" w:name="examples-from-the-original-series"/>
+    <w:bookmarkEnd w:id="57"/>
+    <w:bookmarkStart w:id="59" w:name="examples-from-the-original-series"/>
     <w:p>
       <w:pPr>
         <w:pStyle w:val="Heading2"/>
@@ -5415,7 +5653,7 @@
       <w:r>
         <w:t xml:space="preserve"> </w:t>
       </w:r>
-      <w:hyperlink r:id="rId57">
+      <w:hyperlink r:id="rId58">
         <w:r>
           <w:rPr>
             <w:rStyle w:val="Hyperlink"/>
@@ -5424,9 +5662,9 @@
         </w:r>
       </w:hyperlink>
     </w:p>
-    <w:bookmarkEnd w:id="58"/>
     <w:bookmarkEnd w:id="59"/>
-    <w:bookmarkStart w:id="64" w:name="duty-points-and-bridge-duty"/>
+    <w:bookmarkEnd w:id="60"/>
+    <w:bookmarkStart w:id="65" w:name="duty-points-and-bridge-duty"/>
     <w:p>
       <w:pPr>
         <w:pStyle w:val="Heading1"/>
@@ -5435,7 +5673,7 @@
         <w:t xml:space="preserve">Duty points and bridge duty</w:t>
       </w:r>
     </w:p>
-    <w:bookmarkStart w:id="60" w:name="using-duty-points"/>
+    <w:bookmarkStart w:id="61" w:name="using-duty-points"/>
     <w:p>
       <w:pPr>
         <w:pStyle w:val="Heading2"/>
@@ -5638,8 +5876,8 @@
         <w:t xml:space="preserve">your curiosity tempts you to remain beside an anomaly while the team withdraws. If you accept the resulting separation and danger, the GM awards one Duty point. The point does not remove that danger.</w:t>
       </w:r>
     </w:p>
-    <w:bookmarkEnd w:id="60"/>
-    <w:bookmarkStart w:id="61" w:name="working-on-the-bridge"/>
+    <w:bookmarkEnd w:id="61"/>
+    <w:bookmarkStart w:id="62" w:name="working-on-the-bridge"/>
     <w:p>
       <w:pPr>
         <w:pStyle w:val="Heading2"/>
@@ -5956,8 +6194,8 @@
         <w:t xml:space="preserve">Leadership can assist another officer when orders or coordination meaningfully help. It uses the normal assistance rule and does not provide an automatic bonus to every station.</w:t>
       </w:r>
     </w:p>
-    <w:bookmarkEnd w:id="61"/>
-    <w:bookmarkStart w:id="62" w:name="ship-encounters"/>
+    <w:bookmarkEnd w:id="62"/>
+    <w:bookmarkStart w:id="63" w:name="ship-encounters"/>
     <w:p>
       <w:pPr>
         <w:pStyle w:val="Heading2"/>
@@ -5974,8 +6212,8 @@
         <w:t xml:space="preserve">Ship encounters use descriptive consequences. The GM states what is at stake before rolls and describes changes to shields, hull, systems, and position afterward. Numerical ship damage is outside this guide’s scope.</w:t>
       </w:r>
     </w:p>
-    <w:bookmarkEnd w:id="62"/>
-    <w:bookmarkStart w:id="63" w:name="advancement"/>
+    <w:bookmarkEnd w:id="63"/>
+    <w:bookmarkStart w:id="64" w:name="advancement"/>
     <w:p>
       <w:pPr>
         <w:pStyle w:val="Heading2"/>
@@ -5992,9 +6230,9 @@
         <w:t xml:space="preserve">After a significant mission, the GM may authorize one relevant skill to advance from Untrained to Trained or from Trained to Specialty, or allow revision of an advantage or complication to reflect events. Skills retain the same three training levels after advancement. Advancement follows mission milestones. Attribute and species changes require a separate agreement.</w:t>
       </w:r>
     </w:p>
-    <w:bookmarkEnd w:id="63"/>
     <w:bookmarkEnd w:id="64"/>
-    <w:bookmarkStart w:id="65" w:name="advantages"/>
+    <w:bookmarkEnd w:id="65"/>
+    <w:bookmarkStart w:id="66" w:name="advantages"/>
     <w:p>
       <w:pPr>
         <w:pStyle w:val="Heading1"/>
@@ -6600,8 +6838,8 @@
         </w:tc>
       </w:tr>
     </w:tbl>
-    <w:bookmarkEnd w:id="65"/>
-    <w:bookmarkStart w:id="79" w:name="species-advantages"/>
+    <w:bookmarkEnd w:id="66"/>
+    <w:bookmarkStart w:id="80" w:name="species-advantages"/>
     <w:p>
       <w:pPr>
         <w:pStyle w:val="Heading1"/>
@@ -6666,7 +6904,7 @@
         <w:t xml:space="preserve">A custom species advantage follows the same pattern: a narrow +2 or an ability with agreed limits, paired with a companion complication that has a clear trigger and a real consequence.</w:t>
       </w:r>
     </w:p>
-    <w:bookmarkStart w:id="66" w:name="human"/>
+    <w:bookmarkStart w:id="67" w:name="human"/>
     <w:p>
       <w:pPr>
         <w:pStyle w:val="Heading2"/>
@@ -6879,8 +7117,8 @@
         </w:tc>
       </w:tr>
     </w:tbl>
-    <w:bookmarkEnd w:id="66"/>
-    <w:bookmarkStart w:id="67" w:name="vulcan"/>
+    <w:bookmarkEnd w:id="67"/>
+    <w:bookmarkStart w:id="68" w:name="vulcan"/>
     <w:p>
       <w:pPr>
         <w:pStyle w:val="Heading2"/>
@@ -7155,8 +7393,8 @@
         </w:tc>
       </w:tr>
     </w:tbl>
-    <w:bookmarkEnd w:id="67"/>
-    <w:bookmarkStart w:id="68" w:name="andorian"/>
+    <w:bookmarkEnd w:id="68"/>
+    <w:bookmarkStart w:id="69" w:name="andorian"/>
     <w:p>
       <w:pPr>
         <w:pStyle w:val="Heading2"/>
@@ -7369,8 +7607,8 @@
         </w:tc>
       </w:tr>
     </w:tbl>
-    <w:bookmarkEnd w:id="68"/>
-    <w:bookmarkStart w:id="69" w:name="tellarite"/>
+    <w:bookmarkEnd w:id="69"/>
+    <w:bookmarkStart w:id="70" w:name="tellarite"/>
     <w:p>
       <w:pPr>
         <w:pStyle w:val="Heading2"/>
@@ -7583,8 +7821,8 @@
         </w:tc>
       </w:tr>
     </w:tbl>
-    <w:bookmarkEnd w:id="69"/>
-    <w:bookmarkStart w:id="70" w:name="aenar"/>
+    <w:bookmarkEnd w:id="70"/>
+    <w:bookmarkStart w:id="71" w:name="aenar"/>
     <w:p>
       <w:pPr>
         <w:pStyle w:val="Heading2"/>
@@ -7797,8 +8035,8 @@
         </w:tc>
       </w:tr>
     </w:tbl>
-    <w:bookmarkEnd w:id="70"/>
-    <w:bookmarkStart w:id="71" w:name="illyrian"/>
+    <w:bookmarkEnd w:id="71"/>
+    <w:bookmarkStart w:id="72" w:name="illyrian"/>
     <w:p>
       <w:pPr>
         <w:pStyle w:val="Heading2"/>
@@ -8011,8 +8249,8 @@
         </w:tc>
       </w:tr>
     </w:tbl>
-    <w:bookmarkEnd w:id="71"/>
-    <w:bookmarkStart w:id="72" w:name="lanthanite"/>
+    <w:bookmarkEnd w:id="72"/>
+    <w:bookmarkStart w:id="73" w:name="lanthanite"/>
     <w:p>
       <w:pPr>
         <w:pStyle w:val="Heading2"/>
@@ -8225,8 +8463,8 @@
         </w:tc>
       </w:tr>
     </w:tbl>
-    <w:bookmarkEnd w:id="72"/>
-    <w:bookmarkStart w:id="73" w:name="caitian"/>
+    <w:bookmarkEnd w:id="73"/>
+    <w:bookmarkStart w:id="74" w:name="caitian"/>
     <w:p>
       <w:pPr>
         <w:pStyle w:val="Heading2"/>
@@ -8439,8 +8677,8 @@
         </w:tc>
       </w:tr>
     </w:tbl>
-    <w:bookmarkEnd w:id="73"/>
-    <w:bookmarkStart w:id="74" w:name="aurelian"/>
+    <w:bookmarkEnd w:id="74"/>
+    <w:bookmarkStart w:id="75" w:name="aurelian"/>
     <w:p>
       <w:pPr>
         <w:pStyle w:val="Heading2"/>
@@ -8653,8 +8891,8 @@
         </w:tc>
       </w:tr>
     </w:tbl>
-    <w:bookmarkEnd w:id="74"/>
-    <w:bookmarkStart w:id="75" w:name="orion"/>
+    <w:bookmarkEnd w:id="75"/>
+    <w:bookmarkStart w:id="76" w:name="orion"/>
     <w:p>
       <w:pPr>
         <w:pStyle w:val="Heading2"/>
@@ -8867,8 +9105,8 @@
         </w:tc>
       </w:tr>
     </w:tbl>
-    <w:bookmarkEnd w:id="75"/>
-    <w:bookmarkStart w:id="76" w:name="denobulan"/>
+    <w:bookmarkEnd w:id="76"/>
+    <w:bookmarkStart w:id="77" w:name="denobulan"/>
     <w:p>
       <w:pPr>
         <w:pStyle w:val="Heading2"/>
@@ -9081,8 +9319,8 @@
         </w:tc>
       </w:tr>
     </w:tbl>
-    <w:bookmarkEnd w:id="76"/>
-    <w:bookmarkStart w:id="77" w:name="trill"/>
+    <w:bookmarkEnd w:id="77"/>
+    <w:bookmarkStart w:id="78" w:name="trill"/>
     <w:p>
       <w:pPr>
         <w:pStyle w:val="Heading2"/>
@@ -9303,8 +9541,8 @@
         </w:tc>
       </w:tr>
     </w:tbl>
-    <w:bookmarkEnd w:id="77"/>
-    <w:bookmarkStart w:id="78" w:name="saurian"/>
+    <w:bookmarkEnd w:id="78"/>
+    <w:bookmarkStart w:id="79" w:name="saurian"/>
     <w:p>
       <w:pPr>
         <w:pStyle w:val="Heading2"/>
@@ -9517,9 +9755,9 @@
         </w:tc>
       </w:tr>
     </w:tbl>
-    <w:bookmarkEnd w:id="78"/>
     <w:bookmarkEnd w:id="79"/>
-    <w:bookmarkStart w:id="81" w:name="complications"/>
+    <w:bookmarkEnd w:id="80"/>
+    <w:bookmarkStart w:id="82" w:name="complications"/>
     <w:p>
       <w:pPr>
         <w:pStyle w:val="Heading1"/>
@@ -10125,7 +10363,7 @@
         </w:tc>
       </w:tr>
     </w:tbl>
-    <w:bookmarkStart w:id="80" w:name="using-and-revising-traits"/>
+    <w:bookmarkStart w:id="81" w:name="using-and-revising-traits"/>
     <w:p>
       <w:pPr>
         <w:pStyle w:val="Heading2"/>
@@ -10142,9 +10380,9 @@
         <w:t xml:space="preserve">General advantages and complications describe individual crew members and can suit any species when appropriate. A Vulcan might choose Mental Discipline as a general advantage; species advantages are the only traits tied to a species. At a mission milestone, revise a trait when events change the character. Custom advantages follow the same narrow +2 benefit; custom complications need a clear trigger and a meaningful, accepted consequence.</w:t>
       </w:r>
     </w:p>
-    <w:bookmarkEnd w:id="80"/>
     <w:bookmarkEnd w:id="81"/>
-    <w:bookmarkStart w:id="85" w:name="quick-reference"/>
+    <w:bookmarkEnd w:id="82"/>
+    <w:bookmarkStart w:id="86" w:name="quick-reference"/>
     <w:p>
       <w:pPr>
         <w:pStyle w:val="Heading1"/>
@@ -10153,7 +10391,7 @@
         <w:t xml:space="preserve">Quick reference</w:t>
       </w:r>
     </w:p>
-    <w:bookmarkStart w:id="82" w:name="will-and-mental-resistance"/>
+    <w:bookmarkStart w:id="83" w:name="will-and-mental-resistance"/>
     <w:p>
       <w:pPr>
         <w:pStyle w:val="Heading2"/>
@@ -10186,8 +10424,8 @@
         <w:t xml:space="preserve">Will protects your resolve; Presence influences others. Leadership and Diplomacy still use Presence. Species adjustments may change your starting Will, but mental advantages apply only to their agreed, narrow circumstances.</w:t>
       </w:r>
     </w:p>
-    <w:bookmarkEnd w:id="82"/>
-    <w:bookmarkStart w:id="83" w:name="at-the-table"/>
+    <w:bookmarkEnd w:id="83"/>
+    <w:bookmarkStart w:id="84" w:name="at-the-table"/>
     <w:p>
       <w:pPr>
         <w:pStyle w:val="Heading2"/>
@@ -10200,7 +10438,7 @@
       <w:pPr>
         <w:numPr>
           <w:ilvl w:val="0"/>
-          <w:numId w:val="1007"/>
+          <w:numId w:val="1008"/>
         </w:numPr>
         <w:pStyle w:val="Compact"/>
       </w:pPr>
@@ -10212,7 +10450,7 @@
       <w:pPr>
         <w:numPr>
           <w:ilvl w:val="0"/>
-          <w:numId w:val="1007"/>
+          <w:numId w:val="1008"/>
         </w:numPr>
         <w:pStyle w:val="Compact"/>
       </w:pPr>
@@ -10224,7 +10462,7 @@
       <w:pPr>
         <w:numPr>
           <w:ilvl w:val="0"/>
-          <w:numId w:val="1007"/>
+          <w:numId w:val="1008"/>
         </w:numPr>
         <w:pStyle w:val="Compact"/>
       </w:pPr>
@@ -10236,7 +10474,7 @@
       <w:pPr>
         <w:numPr>
           <w:ilvl w:val="0"/>
-          <w:numId w:val="1007"/>
+          <w:numId w:val="1008"/>
         </w:numPr>
         <w:pStyle w:val="Compact"/>
       </w:pPr>
@@ -10248,7 +10486,7 @@
       <w:pPr>
         <w:numPr>
           <w:ilvl w:val="0"/>
-          <w:numId w:val="1007"/>
+          <w:numId w:val="1008"/>
         </w:numPr>
         <w:pStyle w:val="Compact"/>
       </w:pPr>
@@ -10256,8 +10494,8 @@
         <w:t xml:space="preserve">Apply the result and describe what changes.</w:t>
       </w:r>
     </w:p>
-    <w:bookmarkEnd w:id="83"/>
-    <w:bookmarkStart w:id="84" w:name="summary"/>
+    <w:bookmarkEnd w:id="84"/>
+    <w:bookmarkStart w:id="85" w:name="summary"/>
     <w:p>
       <w:pPr>
         <w:pStyle w:val="Heading2"/>
@@ -10428,8 +10666,8 @@
         <w:t xml:space="preserve">start each session with two. Spend one to reroll, reduce an injury by one box, or establish a plausible preparation. Earn one when an accepted complication, including a companion complication, creates a meaningful problem.</w:t>
       </w:r>
     </w:p>
-    <w:bookmarkEnd w:id="84"/>
     <w:bookmarkEnd w:id="85"/>
+    <w:bookmarkEnd w:id="86"/>
     <w:sectPr/>
   </w:body>
 </w:document>
@@ -10707,7 +10945,34 @@
     <w:abstractNumId w:val="991"/>
   </w:num>
   <w:num w:numId="1003">
-    <w:abstractNumId w:val="991"/>
+    <w:abstractNumId w:val="99411"/>
+    <w:lvlOverride w:ilvl="0">
+      <w:startOverride w:val="1"/>
+    </w:lvlOverride>
+    <w:lvlOverride w:ilvl="1">
+      <w:startOverride w:val="1"/>
+    </w:lvlOverride>
+    <w:lvlOverride w:ilvl="2">
+      <w:startOverride w:val="1"/>
+    </w:lvlOverride>
+    <w:lvlOverride w:ilvl="3">
+      <w:startOverride w:val="1"/>
+    </w:lvlOverride>
+    <w:lvlOverride w:ilvl="4">
+      <w:startOverride w:val="1"/>
+    </w:lvlOverride>
+    <w:lvlOverride w:ilvl="5">
+      <w:startOverride w:val="1"/>
+    </w:lvlOverride>
+    <w:lvlOverride w:ilvl="6">
+      <w:startOverride w:val="1"/>
+    </w:lvlOverride>
+    <w:lvlOverride w:ilvl="7">
+      <w:startOverride w:val="1"/>
+    </w:lvlOverride>
+    <w:lvlOverride w:ilvl="8">
+      <w:startOverride w:val="1"/>
+    </w:lvlOverride>
   </w:num>
   <w:num w:numId="1004">
     <w:abstractNumId w:val="991"/>
@@ -10719,6 +10984,9 @@
     <w:abstractNumId w:val="991"/>
   </w:num>
   <w:num w:numId="1007">
+    <w:abstractNumId w:val="991"/>
+  </w:num>
+  <w:num w:numId="1008">
     <w:abstractNumId w:val="99411"/>
     <w:lvlOverride w:ilvl="0">
       <w:startOverride w:val="1"/>

--- a/uss-pelion/USS_Pelion_Players_Guide.docx
+++ b/uss-pelion/USS_Pelion_Players_Guide.docx
@@ -260,7 +260,7 @@
       </w:r>
     </w:p>
     <w:bookmarkEnd w:id="22"/>
-    <w:bookmarkStart w:id="36" w:name="create-your-character"/>
+    <w:bookmarkStart w:id="37" w:name="create-your-character"/>
     <w:p>
       <w:pPr>
         <w:pStyle w:val="Heading1"/>
@@ -2516,7 +2516,7 @@
     </w:p>
     <w:bookmarkEnd w:id="32"/>
     <w:bookmarkEnd w:id="33"/>
-    <w:bookmarkStart w:id="34" w:name="step-5-prepare-for-duty"/>
+    <w:bookmarkStart w:id="35" w:name="step-5-prepare-for-duty"/>
     <w:p>
       <w:pPr>
         <w:pStyle w:val="Heading2"/>
@@ -2533,14 +2533,13 @@
         <w:t xml:space="preserve">Your Dodge is Agility −2, plus your Athletics training bonus: +0 if Untrained, +1 if Trained, or +2 if a Specialty. Begin uninjured, with two Duty points and your assigned equipment. Describe one connection to another crew member.</w:t>
       </w:r>
     </w:p>
-    <w:bookmarkEnd w:id="34"/>
-    <w:bookmarkStart w:id="35" w:name="example-science-officer"/>
-    <w:p>
-      <w:pPr>
-        <w:pStyle w:val="Heading2"/>
-      </w:pPr>
-      <w:r>
-        <w:t xml:space="preserve">Example science officer</w:t>
+    <w:bookmarkStart w:id="34" w:name="top-10-connections-to-a-crewmate"/>
+    <w:p>
+      <w:pPr>
+        <w:pStyle w:val="Heading3"/>
+      </w:pPr>
+      <w:r>
+        <w:t xml:space="preserve">Top 10 connections to a crewmate</w:t>
       </w:r>
     </w:p>
     <w:p>
@@ -2548,7 +2547,7 @@
         <w:pStyle w:val="FirstParagraph"/>
       </w:pPr>
       <w:r>
-        <w:t xml:space="preserve">Human. Body 10, Agility 10, Intellect 13, Presence 11, Will 11.</w:t>
+        <w:t xml:space="preserve">Pick one, name the crewmate with their player, and agree on the details together.</w:t>
       </w:r>
     </w:p>
     <w:p>
@@ -2564,13 +2563,13 @@
           <w:bCs/>
           <w:b/>
         </w:rPr>
-        <w:t xml:space="preserve">Specialty:</w:t>
+        <w:t xml:space="preserve">Academy roommates.</w:t>
       </w:r>
       <w:r>
         <w:t xml:space="preserve"> </w:t>
       </w:r>
       <w:r>
-        <w:t xml:space="preserve">Sensors 16.</w:t>
+        <w:t xml:space="preserve">We shared quarters at Starfleet Academy and still look out for each other.</w:t>
       </w:r>
     </w:p>
     <w:p>
@@ -2586,13 +2585,13 @@
           <w:bCs/>
           <w:b/>
         </w:rPr>
-        <w:t xml:space="preserve">Trained:</w:t>
+        <w:t xml:space="preserve">They saved my life.</w:t>
       </w:r>
       <w:r>
         <w:t xml:space="preserve"> </w:t>
       </w:r>
       <w:r>
-        <w:t xml:space="preserve">Physical Sciences 14, Computers 14, Electronics 14, Life Sciences 14, Medicine 14, Engineering 14, Communications 14, Diplomacy 12, Phasers 11.</w:t>
+        <w:t xml:space="preserve">They pulled me out of a burning shuttle, and I owe them my life.</w:t>
       </w:r>
     </w:p>
     <w:p>
@@ -2608,13 +2607,13 @@
           <w:bCs/>
           <w:b/>
         </w:rPr>
-        <w:t xml:space="preserve">Dodge:</w:t>
+        <w:t xml:space="preserve">I saved theirs.</w:t>
       </w:r>
       <w:r>
         <w:t xml:space="preserve"> </w:t>
       </w:r>
       <w:r>
-        <w:t xml:space="preserve">Athletics is Untrained, so Dodge is 8.</w:t>
+        <w:t xml:space="preserve">I saved their life on a past posting, and they haven’t forgotten it.</w:t>
       </w:r>
     </w:p>
     <w:p>
@@ -2630,6 +2629,245 @@
           <w:bCs/>
           <w:b/>
         </w:rPr>
+        <w:t xml:space="preserve">Mentor.</w:t>
+      </w:r>
+      <w:r>
+        <w:t xml:space="preserve"> </w:t>
+      </w:r>
+      <w:r>
+        <w:t xml:space="preserve">They took me under their wing when I first came aboard.</w:t>
+      </w:r>
+    </w:p>
+    <w:p>
+      <w:pPr>
+        <w:numPr>
+          <w:ilvl w:val="0"/>
+          <w:numId w:val="1005"/>
+        </w:numPr>
+        <w:pStyle w:val="Compact"/>
+      </w:pPr>
+      <w:r>
+        <w:rPr>
+          <w:bCs/>
+          <w:b/>
+        </w:rPr>
+        <w:t xml:space="preserve">Friendly rivals.</w:t>
+      </w:r>
+      <w:r>
+        <w:t xml:space="preserve"> </w:t>
+      </w:r>
+      <w:r>
+        <w:t xml:space="preserve">We competed for the same posting, and the rivalry is still mostly friendly.</w:t>
+      </w:r>
+    </w:p>
+    <w:p>
+      <w:pPr>
+        <w:numPr>
+          <w:ilvl w:val="0"/>
+          <w:numId w:val="1005"/>
+        </w:numPr>
+        <w:pStyle w:val="Compact"/>
+      </w:pPr>
+      <w:r>
+        <w:rPr>
+          <w:bCs/>
+          <w:b/>
+        </w:rPr>
+        <w:t xml:space="preserve">Same homeworld.</w:t>
+      </w:r>
+      <w:r>
+        <w:t xml:space="preserve"> </w:t>
+      </w:r>
+      <w:r>
+        <w:t xml:space="preserve">We grew up on the same world and know each other’s families.</w:t>
+      </w:r>
+    </w:p>
+    <w:p>
+      <w:pPr>
+        <w:numPr>
+          <w:ilvl w:val="0"/>
+          <w:numId w:val="1005"/>
+        </w:numPr>
+        <w:pStyle w:val="Compact"/>
+      </w:pPr>
+      <w:r>
+        <w:rPr>
+          <w:bCs/>
+          <w:b/>
+        </w:rPr>
+        <w:t xml:space="preserve">An unpaid favor.</w:t>
+      </w:r>
+      <w:r>
+        <w:t xml:space="preserve"> </w:t>
+      </w:r>
+      <w:r>
+        <w:t xml:space="preserve">I owe them a favor I haven’t repaid yet.</w:t>
+      </w:r>
+    </w:p>
+    <w:p>
+      <w:pPr>
+        <w:numPr>
+          <w:ilvl w:val="0"/>
+          <w:numId w:val="1005"/>
+        </w:numPr>
+        <w:pStyle w:val="Compact"/>
+      </w:pPr>
+      <w:r>
+        <w:rPr>
+          <w:bCs/>
+          <w:b/>
+        </w:rPr>
+        <w:t xml:space="preserve">A shared secret.</w:t>
+      </w:r>
+      <w:r>
+        <w:t xml:space="preserve"> </w:t>
+      </w:r>
+      <w:r>
+        <w:t xml:space="preserve">We share a secret from a mission neither of us talks about.</w:t>
+      </w:r>
+    </w:p>
+    <w:p>
+      <w:pPr>
+        <w:numPr>
+          <w:ilvl w:val="0"/>
+          <w:numId w:val="1005"/>
+        </w:numPr>
+        <w:pStyle w:val="Compact"/>
+      </w:pPr>
+      <w:r>
+        <w:rPr>
+          <w:bCs/>
+          <w:b/>
+        </w:rPr>
+        <w:t xml:space="preserve">Off-duty friends.</w:t>
+      </w:r>
+      <w:r>
+        <w:t xml:space="preserve"> </w:t>
+      </w:r>
+      <w:r>
+        <w:t xml:space="preserve">We meet every week in the rec room for chess, cards, or music.</w:t>
+      </w:r>
+    </w:p>
+    <w:p>
+      <w:pPr>
+        <w:numPr>
+          <w:ilvl w:val="0"/>
+          <w:numId w:val="1005"/>
+        </w:numPr>
+        <w:pStyle w:val="Compact"/>
+      </w:pPr>
+      <w:r>
+        <w:rPr>
+          <w:bCs/>
+          <w:b/>
+        </w:rPr>
+        <w:t xml:space="preserve">Unfinished business.</w:t>
+      </w:r>
+      <w:r>
+        <w:t xml:space="preserve"> </w:t>
+      </w:r>
+      <w:r>
+        <w:t xml:space="preserve">They blame me for something that went wrong on a past mission.</w:t>
+      </w:r>
+    </w:p>
+    <w:bookmarkEnd w:id="34"/>
+    <w:bookmarkEnd w:id="35"/>
+    <w:bookmarkStart w:id="36" w:name="example-science-officer"/>
+    <w:p>
+      <w:pPr>
+        <w:pStyle w:val="Heading2"/>
+      </w:pPr>
+      <w:r>
+        <w:t xml:space="preserve">Example science officer</w:t>
+      </w:r>
+    </w:p>
+    <w:p>
+      <w:pPr>
+        <w:pStyle w:val="FirstParagraph"/>
+      </w:pPr>
+      <w:r>
+        <w:t xml:space="preserve">Human. Body 10, Agility 10, Intellect 13, Presence 11, Will 11.</w:t>
+      </w:r>
+    </w:p>
+    <w:p>
+      <w:pPr>
+        <w:numPr>
+          <w:ilvl w:val="0"/>
+          <w:numId w:val="1006"/>
+        </w:numPr>
+        <w:pStyle w:val="Compact"/>
+      </w:pPr>
+      <w:r>
+        <w:rPr>
+          <w:bCs/>
+          <w:b/>
+        </w:rPr>
+        <w:t xml:space="preserve">Specialty:</w:t>
+      </w:r>
+      <w:r>
+        <w:t xml:space="preserve"> </w:t>
+      </w:r>
+      <w:r>
+        <w:t xml:space="preserve">Sensors 16.</w:t>
+      </w:r>
+    </w:p>
+    <w:p>
+      <w:pPr>
+        <w:numPr>
+          <w:ilvl w:val="0"/>
+          <w:numId w:val="1006"/>
+        </w:numPr>
+        <w:pStyle w:val="Compact"/>
+      </w:pPr>
+      <w:r>
+        <w:rPr>
+          <w:bCs/>
+          <w:b/>
+        </w:rPr>
+        <w:t xml:space="preserve">Trained:</w:t>
+      </w:r>
+      <w:r>
+        <w:t xml:space="preserve"> </w:t>
+      </w:r>
+      <w:r>
+        <w:t xml:space="preserve">Physical Sciences 14, Computers 14, Electronics 14, Life Sciences 14, Medicine 14, Engineering 14, Communications 14, Diplomacy 12, Phasers 11.</w:t>
+      </w:r>
+    </w:p>
+    <w:p>
+      <w:pPr>
+        <w:numPr>
+          <w:ilvl w:val="0"/>
+          <w:numId w:val="1006"/>
+        </w:numPr>
+        <w:pStyle w:val="Compact"/>
+      </w:pPr>
+      <w:r>
+        <w:rPr>
+          <w:bCs/>
+          <w:b/>
+        </w:rPr>
+        <w:t xml:space="preserve">Dodge:</w:t>
+      </w:r>
+      <w:r>
+        <w:t xml:space="preserve"> </w:t>
+      </w:r>
+      <w:r>
+        <w:t xml:space="preserve">Athletics is Untrained, so Dodge is 8.</w:t>
+      </w:r>
+    </w:p>
+    <w:p>
+      <w:pPr>
+        <w:numPr>
+          <w:ilvl w:val="0"/>
+          <w:numId w:val="1006"/>
+        </w:numPr>
+        <w:pStyle w:val="Compact"/>
+      </w:pPr>
+      <w:r>
+        <w:rPr>
+          <w:bCs/>
+          <w:b/>
+        </w:rPr>
         <w:t xml:space="preserve">Advantage:</w:t>
       </w:r>
       <w:r>
@@ -2655,9 +2893,9 @@
         <w:t xml:space="preserve">Cannot Leave a Mystery Alone.</w:t>
       </w:r>
     </w:p>
-    <w:bookmarkEnd w:id="35"/>
     <w:bookmarkEnd w:id="36"/>
-    <w:bookmarkStart w:id="39" w:name="skills-and-equipment"/>
+    <w:bookmarkEnd w:id="37"/>
+    <w:bookmarkStart w:id="40" w:name="skills-and-equipment"/>
     <w:p>
       <w:pPr>
         <w:pStyle w:val="Heading1"/>
@@ -3618,7 +3856,7 @@
         </w:tc>
       </w:tr>
     </w:tbl>
-    <w:bookmarkStart w:id="37" w:name="untrained-actions"/>
+    <w:bookmarkStart w:id="38" w:name="untrained-actions"/>
     <w:p>
       <w:pPr>
         <w:pStyle w:val="Heading2"/>
@@ -3635,8 +3873,8 @@
         <w:t xml:space="preserve">A plausible untrained attempt uses attribute −4. Specialized procedures such as surgery or warp-core repair require relevant training or direct guidance. Guidance permits an attempt only when the GM finds it credible; it does not automatically grant the expert’s skill.</w:t>
       </w:r>
     </w:p>
-    <w:bookmarkEnd w:id="37"/>
-    <w:bookmarkStart w:id="38" w:name="standard-equipment"/>
+    <w:bookmarkEnd w:id="38"/>
+    <w:bookmarkStart w:id="39" w:name="standard-equipment"/>
     <w:p>
       <w:pPr>
         <w:pStyle w:val="Heading2"/>
@@ -3661,9 +3899,9 @@
         <w:t xml:space="preserve">Transporters, computers, and scanners have limits set by the situation. State the information or destination you need. A successful scan reveals useful evidence, not necessarily the complete explanation.</w:t>
       </w:r>
     </w:p>
-    <w:bookmarkEnd w:id="38"/>
     <w:bookmarkEnd w:id="39"/>
-    <w:bookmarkStart w:id="45" w:name="actions-and-teamwork"/>
+    <w:bookmarkEnd w:id="40"/>
+    <w:bookmarkStart w:id="46" w:name="actions-and-teamwork"/>
     <w:p>
       <w:pPr>
         <w:pStyle w:val="Heading1"/>
@@ -3672,7 +3910,7 @@
         <w:t xml:space="preserve">Actions and teamwork</w:t>
       </w:r>
     </w:p>
-    <w:bookmarkStart w:id="40" w:name="when-to-roll"/>
+    <w:bookmarkStart w:id="41" w:name="when-to-roll"/>
     <w:p>
       <w:pPr>
         <w:pStyle w:val="Heading2"/>
@@ -3923,8 +4161,8 @@
         <w:t xml:space="preserve">Apply the main circumstance modifier once. Add separately specified effects such as assistance or injury when they apply. The GM avoids charging twice for the same obstacle.</w:t>
       </w:r>
     </w:p>
-    <w:bookmarkEnd w:id="40"/>
-    <w:bookmarkStart w:id="41" w:name="results-and-margins"/>
+    <w:bookmarkEnd w:id="41"/>
+    <w:bookmarkStart w:id="42" w:name="results-and-margins"/>
     <w:p>
       <w:pPr>
         <w:pStyle w:val="Heading2"/>
@@ -3957,8 +4195,8 @@
         <w:t xml:space="preserve">In an opposed contest, each side rolls its relevant skill. One success beats one failure. If both succeed, the larger success margin wins. A tie, or two failures, favors the defender or preserves the situation. For an automatic success above its target, count its contest margin as zero.</w:t>
       </w:r>
     </w:p>
-    <w:bookmarkEnd w:id="41"/>
-    <w:bookmarkStart w:id="42" w:name="assistance"/>
+    <w:bookmarkEnd w:id="42"/>
+    <w:bookmarkStart w:id="43" w:name="assistance"/>
     <w:p>
       <w:pPr>
         <w:pStyle w:val="Heading2"/>
@@ -3993,8 +4231,8 @@
         <w:t xml:space="preserve">Engineering detects that an alien device is building an overload. A science officer assists with Physical Sciences 14 and rolls 9, succeeding by 5. The engineer receives +2 to the repair attempt. Each officer contributes a different kind of expertise.</w:t>
       </w:r>
     </w:p>
-    <w:bookmarkEnd w:id="42"/>
-    <w:bookmarkStart w:id="43" w:name="failure-and-another-attempt"/>
+    <w:bookmarkEnd w:id="43"/>
+    <w:bookmarkStart w:id="44" w:name="failure-and-another-attempt"/>
     <w:p>
       <w:pPr>
         <w:pStyle w:val="Heading2"/>
@@ -4011,8 +4249,8 @@
         <w:t xml:space="preserve">Failure changes the situation: time passes, information remains incomplete, resources are consumed, or danger increases. Do not repeat an unchanged roll until it succeeds. A new approach, new evidence, better tools, or additional time may justify another attempt.</w:t>
       </w:r>
     </w:p>
-    <w:bookmarkEnd w:id="43"/>
-    <w:bookmarkStart w:id="44" w:name="investigation-and-social-scenes"/>
+    <w:bookmarkEnd w:id="44"/>
+    <w:bookmarkStart w:id="45" w:name="investigation-and-social-scenes"/>
     <w:p>
       <w:pPr>
         <w:pStyle w:val="Heading2"/>
@@ -4029,9 +4267,9 @@
         <w:t xml:space="preserve">Ask concrete questions and explain your approach. Evidence may require several different tasks. Diplomacy can secure cooperation or concessions, while Psychology offers insight into behavior. A successful roll does not force someone to abandon a core belief or provide information they do not possess.</w:t>
       </w:r>
     </w:p>
-    <w:bookmarkEnd w:id="44"/>
     <w:bookmarkEnd w:id="45"/>
-    <w:bookmarkStart w:id="52" w:name="personal-combat"/>
+    <w:bookmarkEnd w:id="46"/>
+    <w:bookmarkStart w:id="53" w:name="personal-combat"/>
     <w:p>
       <w:pPr>
         <w:pStyle w:val="Heading1"/>
@@ -4040,7 +4278,7 @@
         <w:t xml:space="preserve">Personal combat</w:t>
       </w:r>
     </w:p>
-    <w:bookmarkStart w:id="46" w:name="turn-order-and-actions"/>
+    <w:bookmarkStart w:id="47" w:name="turn-order-and-actions"/>
     <w:p>
       <w:pPr>
         <w:pStyle w:val="Heading2"/>
@@ -4057,8 +4295,8 @@
         <w:t xml:space="preserve">Act in descending Agility order. Players choose the order of tied crew members; the GM resolves other ties. A round lasts a few seconds. On your turn, move a short distance and take one meaningful action, such as attacking, using equipment, helping, or attempting a task. The GM judges movement by the scene; there is no fixed grid scale.</w:t>
       </w:r>
     </w:p>
-    <w:bookmarkEnd w:id="46"/>
-    <w:bookmarkStart w:id="47" w:name="attacking-and-defending"/>
+    <w:bookmarkEnd w:id="47"/>
+    <w:bookmarkStart w:id="48" w:name="attacking-and-defending"/>
     <w:p>
       <w:pPr>
         <w:pStyle w:val="Heading2"/>
@@ -4083,8 +4321,8 @@
         <w:t xml:space="preserve">Solid cover blocks a shot. Partial cover imposes −2 on the attack. Other difficult conditions use the normal modifier scale. Weapon effects apply after a hit survives any Dodge. Success margin does not increase damage under these rules.</w:t>
       </w:r>
     </w:p>
-    <w:bookmarkEnd w:id="47"/>
-    <w:bookmarkStart w:id="49" w:name="injury"/>
+    <w:bookmarkEnd w:id="48"/>
+    <w:bookmarkStart w:id="50" w:name="injury"/>
     <w:p>
       <w:pPr>
         <w:pStyle w:val="Heading2"/>
@@ -4373,7 +4611,7 @@
         <w:t xml:space="preserve">A normal damaging hit marks one box. A powerful attack can mark two, and a killing weapon marks three (see Weapons and damage). Injury penalties replace each other rather than stacking. They apply to movement, attacks, Dodge, and other tasks the injury physically hinders. The GM announces especially lethal hazards before resolution where possible.</w:t>
       </w:r>
     </w:p>
-    <w:bookmarkStart w:id="48" w:name="dying-and-death"/>
+    <w:bookmarkStart w:id="49" w:name="dying-and-death"/>
     <w:p>
       <w:pPr>
         <w:pStyle w:val="Heading3"/>
@@ -4394,7 +4632,7 @@
       <w:pPr>
         <w:numPr>
           <w:ilvl w:val="0"/>
-          <w:numId w:val="1006"/>
+          <w:numId w:val="1007"/>
         </w:numPr>
         <w:pStyle w:val="Compact"/>
       </w:pPr>
@@ -4429,7 +4667,7 @@
       <w:pPr>
         <w:numPr>
           <w:ilvl w:val="0"/>
-          <w:numId w:val="1006"/>
+          <w:numId w:val="1007"/>
         </w:numPr>
         <w:pStyle w:val="Compact"/>
       </w:pPr>
@@ -4451,7 +4689,7 @@
       <w:pPr>
         <w:numPr>
           <w:ilvl w:val="0"/>
-          <w:numId w:val="1006"/>
+          <w:numId w:val="1007"/>
         </w:numPr>
         <w:pStyle w:val="Compact"/>
       </w:pPr>
@@ -4477,9 +4715,9 @@
         <w:t xml:space="preserve">Your protection is avoiding the hit: Dodge, cover, and a Duty point, which reduces a kill shot from three boxes to two, leaving you Seriously wounded but on your feet.</w:t>
       </w:r>
     </w:p>
-    <w:bookmarkEnd w:id="48"/>
     <w:bookmarkEnd w:id="49"/>
-    <w:bookmarkStart w:id="50" w:name="weapons-and-damage"/>
+    <w:bookmarkEnd w:id="50"/>
+    <w:bookmarkStart w:id="51" w:name="weapons-and-damage"/>
     <w:p>
       <w:pPr>
         <w:pStyle w:val="Heading2"/>
@@ -5143,8 +5381,8 @@
         <w:t xml:space="preserve">To take someone down without hurting them, use a phaser on stun, a grapple, or the Vulcan nerve pinch rather than a weapon from this list.</w:t>
       </w:r>
     </w:p>
-    <w:bookmarkEnd w:id="50"/>
-    <w:bookmarkStart w:id="51" w:name="phaser-settings"/>
+    <w:bookmarkEnd w:id="51"/>
+    <w:bookmarkStart w:id="52" w:name="phaser-settings"/>
     <w:p>
       <w:pPr>
         <w:pStyle w:val="Heading2"/>
@@ -5321,9 +5559,9 @@
         <w:t xml:space="preserve">Declare the setting before firing. Stun effects do not stack; a later failed resistance roll still incapacitates the target. Unarmed strikes normally mark one box. A grapple uses an opposed Unarmed Combat contest; winning restrains the target while the hold is maintained. Escape uses an action and a new contest.</w:t>
       </w:r>
     </w:p>
-    <w:bookmarkEnd w:id="51"/>
     <w:bookmarkEnd w:id="52"/>
-    <w:bookmarkStart w:id="60" w:name="medical-care"/>
+    <w:bookmarkEnd w:id="53"/>
+    <w:bookmarkStart w:id="61" w:name="medical-care"/>
     <w:p>
       <w:pPr>
         <w:pStyle w:val="Heading1"/>
@@ -5340,7 +5578,7 @@
         <w:t xml:space="preserve">Starfleet physicians in 2268 have advanced diagnostic scanners, potent pharmaceuticals, portable emergency equipment, and sophisticated sickbay facilities. Familiar injuries often respond quickly to treatment. Severe trauma, incompatible biology, missing supplies, and unidentified conditions still challenge an experienced doctor. The treatment values below are campaign rules inspired by the series, rather than numerical rules stated in canon.</w:t>
       </w:r>
     </w:p>
-    <w:bookmarkStart w:id="53" w:name="diagnosis-and-stabilization"/>
+    <w:bookmarkStart w:id="54" w:name="diagnosis-and-stabilization"/>
     <w:p>
       <w:pPr>
         <w:pStyle w:val="Heading2"/>
@@ -5365,8 +5603,8 @@
         <w:t xml:space="preserve">Emergency stabilization takes one action and a successful Medicine roll with a medical kit. It prevents deterioration from the treated injury while the patient is protected from further harm, and it ends Dying. Stabilization alone removes no injury boxes. A patient at three boxes remains incapacitated until treatment clears a box.</w:t>
       </w:r>
     </w:p>
-    <w:bookmarkEnd w:id="53"/>
-    <w:bookmarkStart w:id="54" w:name="field-treatment"/>
+    <w:bookmarkEnd w:id="54"/>
+    <w:bookmarkStart w:id="55" w:name="field-treatment"/>
     <w:p>
       <w:pPr>
         <w:pStyle w:val="Heading2"/>
@@ -5383,8 +5621,8 @@
         <w:t xml:space="preserve">With a medical kit and several uninterrupted minutes, successful Medicine removes one injury box. Success by 5 or more removes two. Each injury receives one field-treatment attempt, even if that attempt fails; further attempts require changed circumstances such as better equipment, new diagnostic information, or access to sickbay. New injuries can receive their own treatment, but cannot justify treating an old injury repeatedly.</w:t>
       </w:r>
     </w:p>
-    <w:bookmarkEnd w:id="54"/>
-    <w:bookmarkStart w:id="55" w:name="sickbay-treatment"/>
+    <w:bookmarkEnd w:id="55"/>
+    <w:bookmarkStart w:id="56" w:name="sickbay-treatment"/>
     <w:p>
       <w:pPr>
         <w:pStyle w:val="Heading2"/>
@@ -5409,8 +5647,8 @@
         <w:t xml:space="preserve">Removing injury boxes removes their associated penalties, but major organ damage, severe burns, and complex internal trauma can still require a procedure and recovery period set by the GM. The physician determines whether the patient is fit for duty. Pain suppression does not itself heal an injury. Stun normally wears off at the end of the scene; prolonged unconsciousness requires assessment.</w:t>
       </w:r>
     </w:p>
-    <w:bookmarkEnd w:id="55"/>
-    <w:bookmarkStart w:id="56" w:name="natural-recovery"/>
+    <w:bookmarkEnd w:id="56"/>
+    <w:bookmarkStart w:id="57" w:name="natural-recovery"/>
     <w:p>
       <w:pPr>
         <w:pStyle w:val="Heading2"/>
@@ -5447,7 +5685,7 @@
       <w:pPr>
         <w:numPr>
           <w:ilvl w:val="0"/>
-          <w:numId w:val="1007"/>
+          <w:numId w:val="1008"/>
         </w:numPr>
         <w:pStyle w:val="Compact"/>
       </w:pPr>
@@ -5469,7 +5707,7 @@
       <w:pPr>
         <w:numPr>
           <w:ilvl w:val="0"/>
-          <w:numId w:val="1007"/>
+          <w:numId w:val="1008"/>
         </w:numPr>
         <w:pStyle w:val="Compact"/>
       </w:pPr>
@@ -5491,7 +5729,7 @@
       <w:pPr>
         <w:numPr>
           <w:ilvl w:val="0"/>
-          <w:numId w:val="1007"/>
+          <w:numId w:val="1008"/>
         </w:numPr>
         <w:pStyle w:val="Compact"/>
       </w:pPr>
@@ -5527,8 +5765,8 @@
         <w:t xml:space="preserve">Ensign Reyes ends a mission Seriously wounded (two boxes). Sickbay is busy with worse cases, so Reyes rests in quarters: one box clears the first day and the second the next, and Reyes is back on duty on the third day.</w:t>
       </w:r>
     </w:p>
-    <w:bookmarkEnd w:id="56"/>
-    <w:bookmarkStart w:id="57" w:name="alien-medicine-and-limits"/>
+    <w:bookmarkEnd w:id="57"/>
+    <w:bookmarkStart w:id="58" w:name="alien-medicine-and-limits"/>
     <w:p>
       <w:pPr>
         <w:pStyle w:val="Heading2"/>
@@ -5553,8 +5791,8 @@
         <w:t xml:space="preserve">Crew of other species may need care suited to their biology. An Alien Physiology Specialist, or a physician with access to the right species data, keeps that care from becoming guesswork.</w:t>
       </w:r>
     </w:p>
-    <w:bookmarkEnd w:id="57"/>
-    <w:bookmarkStart w:id="59" w:name="examples-from-the-original-series"/>
+    <w:bookmarkEnd w:id="58"/>
+    <w:bookmarkStart w:id="60" w:name="examples-from-the-original-series"/>
     <w:p>
       <w:pPr>
         <w:pStyle w:val="Heading2"/>
@@ -5653,7 +5891,7 @@
       <w:r>
         <w:t xml:space="preserve"> </w:t>
       </w:r>
-      <w:hyperlink r:id="rId58">
+      <w:hyperlink r:id="rId59">
         <w:r>
           <w:rPr>
             <w:rStyle w:val="Hyperlink"/>
@@ -5662,9 +5900,9 @@
         </w:r>
       </w:hyperlink>
     </w:p>
-    <w:bookmarkEnd w:id="59"/>
     <w:bookmarkEnd w:id="60"/>
-    <w:bookmarkStart w:id="65" w:name="duty-points-and-bridge-duty"/>
+    <w:bookmarkEnd w:id="61"/>
+    <w:bookmarkStart w:id="66" w:name="duty-points-and-bridge-duty"/>
     <w:p>
       <w:pPr>
         <w:pStyle w:val="Heading1"/>
@@ -5673,7 +5911,7 @@
         <w:t xml:space="preserve">Duty points and bridge duty</w:t>
       </w:r>
     </w:p>
-    <w:bookmarkStart w:id="61" w:name="using-duty-points"/>
+    <w:bookmarkStart w:id="62" w:name="using-duty-points"/>
     <w:p>
       <w:pPr>
         <w:pStyle w:val="Heading2"/>
@@ -5876,8 +6114,8 @@
         <w:t xml:space="preserve">your curiosity tempts you to remain beside an anomaly while the team withdraws. If you accept the resulting separation and danger, the GM awards one Duty point. The point does not remove that danger.</w:t>
       </w:r>
     </w:p>
-    <w:bookmarkEnd w:id="61"/>
-    <w:bookmarkStart w:id="62" w:name="working-on-the-bridge"/>
+    <w:bookmarkEnd w:id="62"/>
+    <w:bookmarkStart w:id="63" w:name="working-on-the-bridge"/>
     <w:p>
       <w:pPr>
         <w:pStyle w:val="Heading2"/>
@@ -6194,8 +6432,8 @@
         <w:t xml:space="preserve">Leadership can assist another officer when orders or coordination meaningfully help. It uses the normal assistance rule and does not provide an automatic bonus to every station.</w:t>
       </w:r>
     </w:p>
-    <w:bookmarkEnd w:id="62"/>
-    <w:bookmarkStart w:id="63" w:name="ship-encounters"/>
+    <w:bookmarkEnd w:id="63"/>
+    <w:bookmarkStart w:id="64" w:name="ship-encounters"/>
     <w:p>
       <w:pPr>
         <w:pStyle w:val="Heading2"/>
@@ -6212,8 +6450,8 @@
         <w:t xml:space="preserve">Ship encounters use descriptive consequences. The GM states what is at stake before rolls and describes changes to shields, hull, systems, and position afterward. Numerical ship damage is outside this guide’s scope.</w:t>
       </w:r>
     </w:p>
-    <w:bookmarkEnd w:id="63"/>
-    <w:bookmarkStart w:id="64" w:name="advancement"/>
+    <w:bookmarkEnd w:id="64"/>
+    <w:bookmarkStart w:id="65" w:name="advancement"/>
     <w:p>
       <w:pPr>
         <w:pStyle w:val="Heading2"/>
@@ -6230,9 +6468,9 @@
         <w:t xml:space="preserve">After a significant mission, the GM may authorize one relevant skill to advance from Untrained to Trained or from Trained to Specialty, or allow revision of an advantage or complication to reflect events. Skills retain the same three training levels after advancement. Advancement follows mission milestones. Attribute and species changes require a separate agreement.</w:t>
       </w:r>
     </w:p>
-    <w:bookmarkEnd w:id="64"/>
     <w:bookmarkEnd w:id="65"/>
-    <w:bookmarkStart w:id="66" w:name="advantages"/>
+    <w:bookmarkEnd w:id="66"/>
+    <w:bookmarkStart w:id="67" w:name="advantages"/>
     <w:p>
       <w:pPr>
         <w:pStyle w:val="Heading1"/>
@@ -6838,8 +7076,8 @@
         </w:tc>
       </w:tr>
     </w:tbl>
-    <w:bookmarkEnd w:id="66"/>
-    <w:bookmarkStart w:id="80" w:name="species-advantages"/>
+    <w:bookmarkEnd w:id="67"/>
+    <w:bookmarkStart w:id="81" w:name="species-advantages"/>
     <w:p>
       <w:pPr>
         <w:pStyle w:val="Heading1"/>
@@ -6904,7 +7142,7 @@
         <w:t xml:space="preserve">A custom species advantage follows the same pattern: a narrow +2 or an ability with agreed limits, paired with a companion complication that has a clear trigger and a real consequence.</w:t>
       </w:r>
     </w:p>
-    <w:bookmarkStart w:id="67" w:name="human"/>
+    <w:bookmarkStart w:id="68" w:name="human"/>
     <w:p>
       <w:pPr>
         <w:pStyle w:val="Heading2"/>
@@ -7117,8 +7355,8 @@
         </w:tc>
       </w:tr>
     </w:tbl>
-    <w:bookmarkEnd w:id="67"/>
-    <w:bookmarkStart w:id="68" w:name="vulcan"/>
+    <w:bookmarkEnd w:id="68"/>
+    <w:bookmarkStart w:id="69" w:name="vulcan"/>
     <w:p>
       <w:pPr>
         <w:pStyle w:val="Heading2"/>
@@ -7393,8 +7631,8 @@
         </w:tc>
       </w:tr>
     </w:tbl>
-    <w:bookmarkEnd w:id="68"/>
-    <w:bookmarkStart w:id="69" w:name="andorian"/>
+    <w:bookmarkEnd w:id="69"/>
+    <w:bookmarkStart w:id="70" w:name="andorian"/>
     <w:p>
       <w:pPr>
         <w:pStyle w:val="Heading2"/>
@@ -7607,8 +7845,8 @@
         </w:tc>
       </w:tr>
     </w:tbl>
-    <w:bookmarkEnd w:id="69"/>
-    <w:bookmarkStart w:id="70" w:name="tellarite"/>
+    <w:bookmarkEnd w:id="70"/>
+    <w:bookmarkStart w:id="71" w:name="tellarite"/>
     <w:p>
       <w:pPr>
         <w:pStyle w:val="Heading2"/>
@@ -7821,8 +8059,8 @@
         </w:tc>
       </w:tr>
     </w:tbl>
-    <w:bookmarkEnd w:id="70"/>
-    <w:bookmarkStart w:id="71" w:name="aenar"/>
+    <w:bookmarkEnd w:id="71"/>
+    <w:bookmarkStart w:id="72" w:name="aenar"/>
     <w:p>
       <w:pPr>
         <w:pStyle w:val="Heading2"/>
@@ -8035,8 +8273,8 @@
         </w:tc>
       </w:tr>
     </w:tbl>
-    <w:bookmarkEnd w:id="71"/>
-    <w:bookmarkStart w:id="72" w:name="illyrian"/>
+    <w:bookmarkEnd w:id="72"/>
+    <w:bookmarkStart w:id="73" w:name="illyrian"/>
     <w:p>
       <w:pPr>
         <w:pStyle w:val="Heading2"/>
@@ -8249,8 +8487,8 @@
         </w:tc>
       </w:tr>
     </w:tbl>
-    <w:bookmarkEnd w:id="72"/>
-    <w:bookmarkStart w:id="73" w:name="lanthanite"/>
+    <w:bookmarkEnd w:id="73"/>
+    <w:bookmarkStart w:id="74" w:name="lanthanite"/>
     <w:p>
       <w:pPr>
         <w:pStyle w:val="Heading2"/>
@@ -8463,8 +8701,8 @@
         </w:tc>
       </w:tr>
     </w:tbl>
-    <w:bookmarkEnd w:id="73"/>
-    <w:bookmarkStart w:id="74" w:name="caitian"/>
+    <w:bookmarkEnd w:id="74"/>
+    <w:bookmarkStart w:id="75" w:name="caitian"/>
     <w:p>
       <w:pPr>
         <w:pStyle w:val="Heading2"/>
@@ -8677,8 +8915,8 @@
         </w:tc>
       </w:tr>
     </w:tbl>
-    <w:bookmarkEnd w:id="74"/>
-    <w:bookmarkStart w:id="75" w:name="aurelian"/>
+    <w:bookmarkEnd w:id="75"/>
+    <w:bookmarkStart w:id="76" w:name="aurelian"/>
     <w:p>
       <w:pPr>
         <w:pStyle w:val="Heading2"/>
@@ -8891,8 +9129,8 @@
         </w:tc>
       </w:tr>
     </w:tbl>
-    <w:bookmarkEnd w:id="75"/>
-    <w:bookmarkStart w:id="76" w:name="orion"/>
+    <w:bookmarkEnd w:id="76"/>
+    <w:bookmarkStart w:id="77" w:name="orion"/>
     <w:p>
       <w:pPr>
         <w:pStyle w:val="Heading2"/>
@@ -9105,8 +9343,8 @@
         </w:tc>
       </w:tr>
     </w:tbl>
-    <w:bookmarkEnd w:id="76"/>
-    <w:bookmarkStart w:id="77" w:name="denobulan"/>
+    <w:bookmarkEnd w:id="77"/>
+    <w:bookmarkStart w:id="78" w:name="denobulan"/>
     <w:p>
       <w:pPr>
         <w:pStyle w:val="Heading2"/>
@@ -9319,8 +9557,8 @@
         </w:tc>
       </w:tr>
     </w:tbl>
-    <w:bookmarkEnd w:id="77"/>
-    <w:bookmarkStart w:id="78" w:name="trill"/>
+    <w:bookmarkEnd w:id="78"/>
+    <w:bookmarkStart w:id="79" w:name="trill"/>
     <w:p>
       <w:pPr>
         <w:pStyle w:val="Heading2"/>
@@ -9541,8 +9779,8 @@
         </w:tc>
       </w:tr>
     </w:tbl>
-    <w:bookmarkEnd w:id="78"/>
-    <w:bookmarkStart w:id="79" w:name="saurian"/>
+    <w:bookmarkEnd w:id="79"/>
+    <w:bookmarkStart w:id="80" w:name="saurian"/>
     <w:p>
       <w:pPr>
         <w:pStyle w:val="Heading2"/>
@@ -9755,9 +9993,9 @@
         </w:tc>
       </w:tr>
     </w:tbl>
-    <w:bookmarkEnd w:id="79"/>
     <w:bookmarkEnd w:id="80"/>
-    <w:bookmarkStart w:id="82" w:name="complications"/>
+    <w:bookmarkEnd w:id="81"/>
+    <w:bookmarkStart w:id="83" w:name="complications"/>
     <w:p>
       <w:pPr>
         <w:pStyle w:val="Heading1"/>
@@ -10363,7 +10601,7 @@
         </w:tc>
       </w:tr>
     </w:tbl>
-    <w:bookmarkStart w:id="81" w:name="using-and-revising-traits"/>
+    <w:bookmarkStart w:id="82" w:name="using-and-revising-traits"/>
     <w:p>
       <w:pPr>
         <w:pStyle w:val="Heading2"/>
@@ -10380,9 +10618,9 @@
         <w:t xml:space="preserve">General advantages and complications describe individual crew members and can suit any species when appropriate. A Vulcan might choose Mental Discipline as a general advantage; species advantages are the only traits tied to a species. At a mission milestone, revise a trait when events change the character. Custom advantages follow the same narrow +2 benefit; custom complications need a clear trigger and a meaningful, accepted consequence.</w:t>
       </w:r>
     </w:p>
-    <w:bookmarkEnd w:id="81"/>
     <w:bookmarkEnd w:id="82"/>
-    <w:bookmarkStart w:id="86" w:name="quick-reference"/>
+    <w:bookmarkEnd w:id="83"/>
+    <w:bookmarkStart w:id="87" w:name="quick-reference"/>
     <w:p>
       <w:pPr>
         <w:pStyle w:val="Heading1"/>
@@ -10391,7 +10629,7 @@
         <w:t xml:space="preserve">Quick reference</w:t>
       </w:r>
     </w:p>
-    <w:bookmarkStart w:id="83" w:name="will-and-mental-resistance"/>
+    <w:bookmarkStart w:id="84" w:name="will-and-mental-resistance"/>
     <w:p>
       <w:pPr>
         <w:pStyle w:val="Heading2"/>
@@ -10424,8 +10662,8 @@
         <w:t xml:space="preserve">Will protects your resolve; Presence influences others. Leadership and Diplomacy still use Presence. Species adjustments may change your starting Will, but mental advantages apply only to their agreed, narrow circumstances.</w:t>
       </w:r>
     </w:p>
-    <w:bookmarkEnd w:id="83"/>
-    <w:bookmarkStart w:id="84" w:name="at-the-table"/>
+    <w:bookmarkEnd w:id="84"/>
+    <w:bookmarkStart w:id="85" w:name="at-the-table"/>
     <w:p>
       <w:pPr>
         <w:pStyle w:val="Heading2"/>
@@ -10438,7 +10676,7 @@
       <w:pPr>
         <w:numPr>
           <w:ilvl w:val="0"/>
-          <w:numId w:val="1008"/>
+          <w:numId w:val="1009"/>
         </w:numPr>
         <w:pStyle w:val="Compact"/>
       </w:pPr>
@@ -10450,7 +10688,7 @@
       <w:pPr>
         <w:numPr>
           <w:ilvl w:val="0"/>
-          <w:numId w:val="1008"/>
+          <w:numId w:val="1009"/>
         </w:numPr>
         <w:pStyle w:val="Compact"/>
       </w:pPr>
@@ -10462,7 +10700,7 @@
       <w:pPr>
         <w:numPr>
           <w:ilvl w:val="0"/>
-          <w:numId w:val="1008"/>
+          <w:numId w:val="1009"/>
         </w:numPr>
         <w:pStyle w:val="Compact"/>
       </w:pPr>
@@ -10474,7 +10712,7 @@
       <w:pPr>
         <w:numPr>
           <w:ilvl w:val="0"/>
-          <w:numId w:val="1008"/>
+          <w:numId w:val="1009"/>
         </w:numPr>
         <w:pStyle w:val="Compact"/>
       </w:pPr>
@@ -10486,7 +10724,7 @@
       <w:pPr>
         <w:numPr>
           <w:ilvl w:val="0"/>
-          <w:numId w:val="1008"/>
+          <w:numId w:val="1009"/>
         </w:numPr>
         <w:pStyle w:val="Compact"/>
       </w:pPr>
@@ -10494,8 +10732,8 @@
         <w:t xml:space="preserve">Apply the result and describe what changes.</w:t>
       </w:r>
     </w:p>
-    <w:bookmarkEnd w:id="84"/>
-    <w:bookmarkStart w:id="85" w:name="summary"/>
+    <w:bookmarkEnd w:id="85"/>
+    <w:bookmarkStart w:id="86" w:name="summary"/>
     <w:p>
       <w:pPr>
         <w:pStyle w:val="Heading2"/>
@@ -10666,8 +10904,8 @@
         <w:t xml:space="preserve">start each session with two. Spend one to reroll, reduce an injury by one box, or establish a plausible preparation. Earn one when an accepted complication, including a companion complication, creates a meaningful problem.</w:t>
       </w:r>
     </w:p>
-    <w:bookmarkEnd w:id="85"/>
     <w:bookmarkEnd w:id="86"/>
+    <w:bookmarkEnd w:id="87"/>
     <w:sectPr/>
   </w:body>
 </w:document>
@@ -10978,7 +11216,34 @@
     <w:abstractNumId w:val="991"/>
   </w:num>
   <w:num w:numId="1005">
-    <w:abstractNumId w:val="991"/>
+    <w:abstractNumId w:val="99411"/>
+    <w:lvlOverride w:ilvl="0">
+      <w:startOverride w:val="1"/>
+    </w:lvlOverride>
+    <w:lvlOverride w:ilvl="1">
+      <w:startOverride w:val="1"/>
+    </w:lvlOverride>
+    <w:lvlOverride w:ilvl="2">
+      <w:startOverride w:val="1"/>
+    </w:lvlOverride>
+    <w:lvlOverride w:ilvl="3">
+      <w:startOverride w:val="1"/>
+    </w:lvlOverride>
+    <w:lvlOverride w:ilvl="4">
+      <w:startOverride w:val="1"/>
+    </w:lvlOverride>
+    <w:lvlOverride w:ilvl="5">
+      <w:startOverride w:val="1"/>
+    </w:lvlOverride>
+    <w:lvlOverride w:ilvl="6">
+      <w:startOverride w:val="1"/>
+    </w:lvlOverride>
+    <w:lvlOverride w:ilvl="7">
+      <w:startOverride w:val="1"/>
+    </w:lvlOverride>
+    <w:lvlOverride w:ilvl="8">
+      <w:startOverride w:val="1"/>
+    </w:lvlOverride>
   </w:num>
   <w:num w:numId="1006">
     <w:abstractNumId w:val="991"/>
@@ -10987,6 +11252,9 @@
     <w:abstractNumId w:val="991"/>
   </w:num>
   <w:num w:numId="1008">
+    <w:abstractNumId w:val="991"/>
+  </w:num>
+  <w:num w:numId="1009">
     <w:abstractNumId w:val="99411"/>
     <w:lvlOverride w:ilvl="0">
       <w:startOverride w:val="1"/>

--- a/uss-pelion/USS_Pelion_Players_Guide.docx
+++ b/uss-pelion/USS_Pelion_Players_Guide.docx
@@ -260,7 +260,7 @@
       </w:r>
     </w:p>
     <w:bookmarkEnd w:id="22"/>
-    <w:bookmarkStart w:id="37" w:name="create-your-character"/>
+    <w:bookmarkStart w:id="38" w:name="create-your-character"/>
     <w:p>
       <w:pPr>
         <w:pStyle w:val="Heading1"/>
@@ -990,7 +990,7 @@
         <w:t xml:space="preserve"> </w:t>
       </w:r>
       <w:r>
-        <w:t xml:space="preserve">is the division for enlisted crew: Crewman 3rd, 2nd, and 1st Class, Crewman, and Yeoman 3rd, 2nd, and 1st Class, and Yeoman. A character with a Crewman or Yeoman rank belongs to General Services. Enlisted crew use exactly the same creation rules as officers.</w:t>
+        <w:t xml:space="preserve">is the division for enlisted crew: Crewman 3rd, 2nd, and 1st Class, Crewman, and Yeoman 3rd, 2nd, and 1st Class, and Yeoman. A character with a Crewman or Yeoman rank belongs to General Services. Enlisted crew use the same creation rules as officers, except for their skills (see Step 3): they are specialists rather than generalists.</w:t>
       </w:r>
     </w:p>
     <w:bookmarkEnd w:id="23"/>
@@ -2095,7 +2095,7 @@
     </w:p>
     <w:bookmarkEnd w:id="29"/>
     <w:bookmarkEnd w:id="30"/>
-    <w:bookmarkStart w:id="31" w:name="step-3-choose-trained-skills"/>
+    <w:bookmarkStart w:id="32" w:name="step-3-choose-trained-skills"/>
     <w:p>
       <w:pPr>
         <w:pStyle w:val="Heading2"/>
@@ -2160,8 +2160,99 @@
         <w:t xml:space="preserve">at attribute −4 when an attempt is plausible. Use these same three training levels for every skill. Each skill has its own final target number; do not add the attribute again when rolling.</w:t>
       </w:r>
     </w:p>
+    <w:bookmarkStart w:id="31" w:name="general-services-specialists"/>
+    <w:p>
+      <w:pPr>
+        <w:pStyle w:val="Heading3"/>
+      </w:pPr>
+      <w:r>
+        <w:t xml:space="preserve">General Services: specialists</w:t>
+      </w:r>
+    </w:p>
+    <w:p>
+      <w:pPr>
+        <w:pStyle w:val="FirstParagraph"/>
+      </w:pPr>
+      <w:r>
+        <w:t xml:space="preserve">Enlisted crew in General Services trade breadth for depth. Instead of a Specialty and nine Trained skills, they choose</w:t>
+      </w:r>
+      <w:r>
+        <w:t xml:space="preserve"> </w:t>
+      </w:r>
+      <w:r>
+        <w:rPr>
+          <w:bCs/>
+          <w:b/>
+        </w:rPr>
+        <w:t xml:space="preserve">one Expert skill at its attribute +5</w:t>
+      </w:r>
+      <w:r>
+        <w:t xml:space="preserve"> </w:t>
+      </w:r>
+      <w:r>
+        <w:t xml:space="preserve">and</w:t>
+      </w:r>
+      <w:r>
+        <w:t xml:space="preserve"> </w:t>
+      </w:r>
+      <w:r>
+        <w:rPr>
+          <w:bCs/>
+          <w:b/>
+        </w:rPr>
+        <w:t xml:space="preserve">seven Trained skills at attribute +1</w:t>
+      </w:r>
+      <w:r>
+        <w:t xml:space="preserve">. Everything else is Untrained at attribute −4, as usual.</w:t>
+      </w:r>
+    </w:p>
+    <w:p>
+      <w:pPr>
+        <w:pStyle w:val="BodyText"/>
+      </w:pPr>
+      <w:r>
+        <w:t xml:space="preserve">The extra bonus matters most when the work is hard. With Intellect 13, an Expert transporter chief has a target of 18, which only natural 17–18 can fail; under a −4</w:t>
+      </w:r>
+      <w:r>
+        <w:t xml:space="preserve"> </w:t>
+      </w:r>
+      <w:r>
+        <w:t xml:space="preserve">“</w:t>
+      </w:r>
+      <w:r>
+        <w:t xml:space="preserve">very difficult</w:t>
+      </w:r>
+      <w:r>
+        <w:t xml:space="preserve">”</w:t>
+      </w:r>
+      <w:r>
+        <w:t xml:space="preserve"> </w:t>
+      </w:r>
+      <w:r>
+        <w:t xml:space="preserve">penalty the target is still 14, a 91% chance, where an officer’s Specialty would be at 12, a 74% chance. If Athletics is the Expert skill, Dodge adds +2, the same as a Specialty.</w:t>
+      </w:r>
+    </w:p>
+    <w:p>
+      <w:pPr>
+        <w:pStyle w:val="BodyText"/>
+      </w:pPr>
+      <w:r>
+        <w:rPr>
+          <w:bCs/>
+          <w:b/>
+        </w:rPr>
+        <w:t xml:space="preserve">Earning a commission.</w:t>
+      </w:r>
+      <w:r>
+        <w:t xml:space="preserve"> </w:t>
+      </w:r>
+      <w:r>
+        <w:t xml:space="preserve">If a General Services character is commissioned (the GM’s call, usually after distinguished service), they move to the officer package: the Expert skill becomes a Specialty at +3, and they can raise two more skills to Trained to reach nine. Rank and department change to match.</w:t>
+      </w:r>
+    </w:p>
     <w:bookmarkEnd w:id="31"/>
-    <w:bookmarkStart w:id="33" w:name="step-4-describe-your-character"/>
+    <w:bookmarkEnd w:id="32"/>
+    <w:bookmarkStart w:id="34" w:name="step-4-describe-your-character"/>
     <w:p>
       <w:pPr>
         <w:pStyle w:val="Heading2"/>
@@ -2207,7 +2298,7 @@
         <w:t xml:space="preserve">.</w:t>
       </w:r>
     </w:p>
-    <w:bookmarkStart w:id="32" w:name="top-10-reasons-for-joining-starfleet"/>
+    <w:bookmarkStart w:id="33" w:name="top-10-reasons-for-joining-starfleet"/>
     <w:p>
       <w:pPr>
         <w:pStyle w:val="Heading3"/>
@@ -2514,9 +2605,9 @@
         <w:t xml:space="preserve">Steady Hands gives +2 to delicate medical procedures. Subspace Specialist gives +2 when analyzing subspace phenomena. Complications might be Cannot Leave a Mystery Alone, Distrusts Command Decisions, or Protects Others at Personal Risk. Define their triggers with the GM.</w:t>
       </w:r>
     </w:p>
-    <w:bookmarkEnd w:id="32"/>
     <w:bookmarkEnd w:id="33"/>
-    <w:bookmarkStart w:id="35" w:name="step-5-prepare-for-duty"/>
+    <w:bookmarkEnd w:id="34"/>
+    <w:bookmarkStart w:id="36" w:name="step-5-prepare-for-duty"/>
     <w:p>
       <w:pPr>
         <w:pStyle w:val="Heading2"/>
@@ -2533,7 +2624,7 @@
         <w:t xml:space="preserve">Your Dodge is Agility −2, plus your Athletics training bonus: +0 if Untrained, +1 if Trained, or +2 if a Specialty. Begin uninjured, with two Duty points and your assigned equipment. Describe one connection to another crew member.</w:t>
       </w:r>
     </w:p>
-    <w:bookmarkStart w:id="34" w:name="top-10-connections-to-a-crewmate"/>
+    <w:bookmarkStart w:id="35" w:name="top-10-connections-to-a-crewmate"/>
     <w:p>
       <w:pPr>
         <w:pStyle w:val="Heading3"/>
@@ -2770,9 +2861,9 @@
         <w:t xml:space="preserve">They blame me for something that went wrong on a past mission.</w:t>
       </w:r>
     </w:p>
-    <w:bookmarkEnd w:id="34"/>
     <w:bookmarkEnd w:id="35"/>
-    <w:bookmarkStart w:id="36" w:name="example-science-officer"/>
+    <w:bookmarkEnd w:id="36"/>
+    <w:bookmarkStart w:id="37" w:name="example-science-officer"/>
     <w:p>
       <w:pPr>
         <w:pStyle w:val="Heading2"/>
@@ -2893,9 +2984,9 @@
         <w:t xml:space="preserve">Cannot Leave a Mystery Alone.</w:t>
       </w:r>
     </w:p>
-    <w:bookmarkEnd w:id="36"/>
     <w:bookmarkEnd w:id="37"/>
-    <w:bookmarkStart w:id="40" w:name="skills-and-equipment"/>
+    <w:bookmarkEnd w:id="38"/>
+    <w:bookmarkStart w:id="41" w:name="skills-and-equipment"/>
     <w:p>
       <w:pPr>
         <w:pStyle w:val="Heading1"/>
@@ -3856,7 +3947,7 @@
         </w:tc>
       </w:tr>
     </w:tbl>
-    <w:bookmarkStart w:id="38" w:name="untrained-actions"/>
+    <w:bookmarkStart w:id="39" w:name="untrained-actions"/>
     <w:p>
       <w:pPr>
         <w:pStyle w:val="Heading2"/>
@@ -3873,8 +3964,8 @@
         <w:t xml:space="preserve">A plausible untrained attempt uses attribute −4. Specialized procedures such as surgery or warp-core repair require relevant training or direct guidance. Guidance permits an attempt only when the GM finds it credible; it does not automatically grant the expert’s skill.</w:t>
       </w:r>
     </w:p>
-    <w:bookmarkEnd w:id="38"/>
-    <w:bookmarkStart w:id="39" w:name="standard-equipment"/>
+    <w:bookmarkEnd w:id="39"/>
+    <w:bookmarkStart w:id="40" w:name="standard-equipment"/>
     <w:p>
       <w:pPr>
         <w:pStyle w:val="Heading2"/>
@@ -3899,9 +3990,9 @@
         <w:t xml:space="preserve">Transporters, computers, and scanners have limits set by the situation. State the information or destination you need. A successful scan reveals useful evidence, not necessarily the complete explanation.</w:t>
       </w:r>
     </w:p>
-    <w:bookmarkEnd w:id="39"/>
     <w:bookmarkEnd w:id="40"/>
-    <w:bookmarkStart w:id="46" w:name="actions-and-teamwork"/>
+    <w:bookmarkEnd w:id="41"/>
+    <w:bookmarkStart w:id="47" w:name="actions-and-teamwork"/>
     <w:p>
       <w:pPr>
         <w:pStyle w:val="Heading1"/>
@@ -3910,7 +4001,7 @@
         <w:t xml:space="preserve">Actions and teamwork</w:t>
       </w:r>
     </w:p>
-    <w:bookmarkStart w:id="41" w:name="when-to-roll"/>
+    <w:bookmarkStart w:id="42" w:name="when-to-roll"/>
     <w:p>
       <w:pPr>
         <w:pStyle w:val="Heading2"/>
@@ -4161,8 +4252,8 @@
         <w:t xml:space="preserve">Apply the main circumstance modifier once. Add separately specified effects such as assistance or injury when they apply. The GM avoids charging twice for the same obstacle.</w:t>
       </w:r>
     </w:p>
-    <w:bookmarkEnd w:id="41"/>
-    <w:bookmarkStart w:id="42" w:name="results-and-margins"/>
+    <w:bookmarkEnd w:id="42"/>
+    <w:bookmarkStart w:id="43" w:name="results-and-margins"/>
     <w:p>
       <w:pPr>
         <w:pStyle w:val="Heading2"/>
@@ -4195,8 +4286,8 @@
         <w:t xml:space="preserve">In an opposed contest, each side rolls its relevant skill. One success beats one failure. If both succeed, the larger success margin wins. A tie, or two failures, favors the defender or preserves the situation. For an automatic success above its target, count its contest margin as zero.</w:t>
       </w:r>
     </w:p>
-    <w:bookmarkEnd w:id="42"/>
-    <w:bookmarkStart w:id="43" w:name="assistance"/>
+    <w:bookmarkEnd w:id="43"/>
+    <w:bookmarkStart w:id="44" w:name="assistance"/>
     <w:p>
       <w:pPr>
         <w:pStyle w:val="Heading2"/>
@@ -4231,8 +4322,8 @@
         <w:t xml:space="preserve">Engineering detects that an alien device is building an overload. A science officer assists with Physical Sciences 14 and rolls 9, succeeding by 5. The engineer receives +2 to the repair attempt. Each officer contributes a different kind of expertise.</w:t>
       </w:r>
     </w:p>
-    <w:bookmarkEnd w:id="43"/>
-    <w:bookmarkStart w:id="44" w:name="failure-and-another-attempt"/>
+    <w:bookmarkEnd w:id="44"/>
+    <w:bookmarkStart w:id="45" w:name="failure-and-another-attempt"/>
     <w:p>
       <w:pPr>
         <w:pStyle w:val="Heading2"/>
@@ -4249,8 +4340,8 @@
         <w:t xml:space="preserve">Failure changes the situation: time passes, information remains incomplete, resources are consumed, or danger increases. Do not repeat an unchanged roll until it succeeds. A new approach, new evidence, better tools, or additional time may justify another attempt.</w:t>
       </w:r>
     </w:p>
-    <w:bookmarkEnd w:id="44"/>
-    <w:bookmarkStart w:id="45" w:name="investigation-and-social-scenes"/>
+    <w:bookmarkEnd w:id="45"/>
+    <w:bookmarkStart w:id="46" w:name="investigation-and-social-scenes"/>
     <w:p>
       <w:pPr>
         <w:pStyle w:val="Heading2"/>
@@ -4267,9 +4358,9 @@
         <w:t xml:space="preserve">Ask concrete questions and explain your approach. Evidence may require several different tasks. Diplomacy can secure cooperation or concessions, while Psychology offers insight into behavior. A successful roll does not force someone to abandon a core belief or provide information they do not possess.</w:t>
       </w:r>
     </w:p>
-    <w:bookmarkEnd w:id="45"/>
     <w:bookmarkEnd w:id="46"/>
-    <w:bookmarkStart w:id="53" w:name="personal-combat"/>
+    <w:bookmarkEnd w:id="47"/>
+    <w:bookmarkStart w:id="54" w:name="personal-combat"/>
     <w:p>
       <w:pPr>
         <w:pStyle w:val="Heading1"/>
@@ -4278,7 +4369,7 @@
         <w:t xml:space="preserve">Personal combat</w:t>
       </w:r>
     </w:p>
-    <w:bookmarkStart w:id="47" w:name="turn-order-and-actions"/>
+    <w:bookmarkStart w:id="48" w:name="turn-order-and-actions"/>
     <w:p>
       <w:pPr>
         <w:pStyle w:val="Heading2"/>
@@ -4295,8 +4386,8 @@
         <w:t xml:space="preserve">Act in descending Agility order. Players choose the order of tied crew members; the GM resolves other ties. A round lasts a few seconds. On your turn, move a short distance and take one meaningful action, such as attacking, using equipment, helping, or attempting a task. The GM judges movement by the scene; there is no fixed grid scale.</w:t>
       </w:r>
     </w:p>
-    <w:bookmarkEnd w:id="47"/>
-    <w:bookmarkStart w:id="48" w:name="attacking-and-defending"/>
+    <w:bookmarkEnd w:id="48"/>
+    <w:bookmarkStart w:id="49" w:name="attacking-and-defending"/>
     <w:p>
       <w:pPr>
         <w:pStyle w:val="Heading2"/>
@@ -4321,8 +4412,8 @@
         <w:t xml:space="preserve">Solid cover blocks a shot. Partial cover imposes −2 on the attack. Other difficult conditions use the normal modifier scale. Weapon effects apply after a hit survives any Dodge. Success margin does not increase damage under these rules.</w:t>
       </w:r>
     </w:p>
-    <w:bookmarkEnd w:id="48"/>
-    <w:bookmarkStart w:id="50" w:name="injury"/>
+    <w:bookmarkEnd w:id="49"/>
+    <w:bookmarkStart w:id="51" w:name="injury"/>
     <w:p>
       <w:pPr>
         <w:pStyle w:val="Heading2"/>
@@ -4611,7 +4702,7 @@
         <w:t xml:space="preserve">A normal damaging hit marks one box. A powerful attack can mark two, and a killing weapon marks three (see Weapons and damage). Injury penalties replace each other rather than stacking. They apply to movement, attacks, Dodge, and other tasks the injury physically hinders. The GM announces especially lethal hazards before resolution where possible.</w:t>
       </w:r>
     </w:p>
-    <w:bookmarkStart w:id="49" w:name="dying-and-death"/>
+    <w:bookmarkStart w:id="50" w:name="dying-and-death"/>
     <w:p>
       <w:pPr>
         <w:pStyle w:val="Heading3"/>
@@ -4715,9 +4806,9 @@
         <w:t xml:space="preserve">Your protection is avoiding the hit: Dodge, cover, and a Duty point, which reduces a kill shot from three boxes to two, leaving you Seriously wounded but on your feet.</w:t>
       </w:r>
     </w:p>
-    <w:bookmarkEnd w:id="49"/>
     <w:bookmarkEnd w:id="50"/>
-    <w:bookmarkStart w:id="51" w:name="weapons-and-damage"/>
+    <w:bookmarkEnd w:id="51"/>
+    <w:bookmarkStart w:id="52" w:name="weapons-and-damage"/>
     <w:p>
       <w:pPr>
         <w:pStyle w:val="Heading2"/>
@@ -5381,8 +5472,8 @@
         <w:t xml:space="preserve">To take someone down without hurting them, use a phaser on stun, a grapple, or the Vulcan nerve pinch rather than a weapon from this list.</w:t>
       </w:r>
     </w:p>
-    <w:bookmarkEnd w:id="51"/>
-    <w:bookmarkStart w:id="52" w:name="phaser-settings"/>
+    <w:bookmarkEnd w:id="52"/>
+    <w:bookmarkStart w:id="53" w:name="phaser-settings"/>
     <w:p>
       <w:pPr>
         <w:pStyle w:val="Heading2"/>
@@ -5559,9 +5650,9 @@
         <w:t xml:space="preserve">Declare the setting before firing. Stun effects do not stack; a later failed resistance roll still incapacitates the target. Unarmed strikes normally mark one box. A grapple uses an opposed Unarmed Combat contest; winning restrains the target while the hold is maintained. Escape uses an action and a new contest.</w:t>
       </w:r>
     </w:p>
-    <w:bookmarkEnd w:id="52"/>
     <w:bookmarkEnd w:id="53"/>
-    <w:bookmarkStart w:id="61" w:name="medical-care"/>
+    <w:bookmarkEnd w:id="54"/>
+    <w:bookmarkStart w:id="62" w:name="medical-care"/>
     <w:p>
       <w:pPr>
         <w:pStyle w:val="Heading1"/>
@@ -5578,7 +5669,7 @@
         <w:t xml:space="preserve">Starfleet physicians in 2268 have advanced diagnostic scanners, potent pharmaceuticals, portable emergency equipment, and sophisticated sickbay facilities. Familiar injuries often respond quickly to treatment. Severe trauma, incompatible biology, missing supplies, and unidentified conditions still challenge an experienced doctor. The treatment values below are campaign rules inspired by the series, rather than numerical rules stated in canon.</w:t>
       </w:r>
     </w:p>
-    <w:bookmarkStart w:id="54" w:name="diagnosis-and-stabilization"/>
+    <w:bookmarkStart w:id="55" w:name="diagnosis-and-stabilization"/>
     <w:p>
       <w:pPr>
         <w:pStyle w:val="Heading2"/>
@@ -5603,8 +5694,8 @@
         <w:t xml:space="preserve">Emergency stabilization takes one action and a successful Medicine roll with a medical kit. It prevents deterioration from the treated injury while the patient is protected from further harm, and it ends Dying. Stabilization alone removes no injury boxes. A patient at three boxes remains incapacitated until treatment clears a box.</w:t>
       </w:r>
     </w:p>
-    <w:bookmarkEnd w:id="54"/>
-    <w:bookmarkStart w:id="55" w:name="field-treatment"/>
+    <w:bookmarkEnd w:id="55"/>
+    <w:bookmarkStart w:id="56" w:name="field-treatment"/>
     <w:p>
       <w:pPr>
         <w:pStyle w:val="Heading2"/>
@@ -5621,8 +5712,8 @@
         <w:t xml:space="preserve">With a medical kit and several uninterrupted minutes, successful Medicine removes one injury box. Success by 5 or more removes two. Each injury receives one field-treatment attempt, even if that attempt fails; further attempts require changed circumstances such as better equipment, new diagnostic information, or access to sickbay. New injuries can receive their own treatment, but cannot justify treating an old injury repeatedly.</w:t>
       </w:r>
     </w:p>
-    <w:bookmarkEnd w:id="55"/>
-    <w:bookmarkStart w:id="56" w:name="sickbay-treatment"/>
+    <w:bookmarkEnd w:id="56"/>
+    <w:bookmarkStart w:id="57" w:name="sickbay-treatment"/>
     <w:p>
       <w:pPr>
         <w:pStyle w:val="Heading2"/>
@@ -5647,8 +5738,8 @@
         <w:t xml:space="preserve">Removing injury boxes removes their associated penalties, but major organ damage, severe burns, and complex internal trauma can still require a procedure and recovery period set by the GM. The physician determines whether the patient is fit for duty. Pain suppression does not itself heal an injury. Stun normally wears off at the end of the scene; prolonged unconsciousness requires assessment.</w:t>
       </w:r>
     </w:p>
-    <w:bookmarkEnd w:id="56"/>
-    <w:bookmarkStart w:id="57" w:name="natural-recovery"/>
+    <w:bookmarkEnd w:id="57"/>
+    <w:bookmarkStart w:id="58" w:name="natural-recovery"/>
     <w:p>
       <w:pPr>
         <w:pStyle w:val="Heading2"/>
@@ -5765,8 +5856,8 @@
         <w:t xml:space="preserve">Ensign Reyes ends a mission Seriously wounded (two boxes). Sickbay is busy with worse cases, so Reyes rests in quarters: one box clears the first day and the second the next, and Reyes is back on duty on the third day.</w:t>
       </w:r>
     </w:p>
-    <w:bookmarkEnd w:id="57"/>
-    <w:bookmarkStart w:id="58" w:name="alien-medicine-and-limits"/>
+    <w:bookmarkEnd w:id="58"/>
+    <w:bookmarkStart w:id="59" w:name="alien-medicine-and-limits"/>
     <w:p>
       <w:pPr>
         <w:pStyle w:val="Heading2"/>
@@ -5791,8 +5882,8 @@
         <w:t xml:space="preserve">Crew of other species may need care suited to their biology. An Alien Physiology Specialist, or a physician with access to the right species data, keeps that care from becoming guesswork.</w:t>
       </w:r>
     </w:p>
-    <w:bookmarkEnd w:id="58"/>
-    <w:bookmarkStart w:id="60" w:name="examples-from-the-original-series"/>
+    <w:bookmarkEnd w:id="59"/>
+    <w:bookmarkStart w:id="61" w:name="examples-from-the-original-series"/>
     <w:p>
       <w:pPr>
         <w:pStyle w:val="Heading2"/>
@@ -5891,7 +5982,7 @@
       <w:r>
         <w:t xml:space="preserve"> </w:t>
       </w:r>
-      <w:hyperlink r:id="rId59">
+      <w:hyperlink r:id="rId60">
         <w:r>
           <w:rPr>
             <w:rStyle w:val="Hyperlink"/>
@@ -5900,9 +5991,9 @@
         </w:r>
       </w:hyperlink>
     </w:p>
-    <w:bookmarkEnd w:id="60"/>
     <w:bookmarkEnd w:id="61"/>
-    <w:bookmarkStart w:id="66" w:name="duty-points-and-bridge-duty"/>
+    <w:bookmarkEnd w:id="62"/>
+    <w:bookmarkStart w:id="67" w:name="duty-points-and-bridge-duty"/>
     <w:p>
       <w:pPr>
         <w:pStyle w:val="Heading1"/>
@@ -5911,7 +6002,7 @@
         <w:t xml:space="preserve">Duty points and bridge duty</w:t>
       </w:r>
     </w:p>
-    <w:bookmarkStart w:id="62" w:name="using-duty-points"/>
+    <w:bookmarkStart w:id="63" w:name="using-duty-points"/>
     <w:p>
       <w:pPr>
         <w:pStyle w:val="Heading2"/>
@@ -6114,8 +6205,8 @@
         <w:t xml:space="preserve">your curiosity tempts you to remain beside an anomaly while the team withdraws. If you accept the resulting separation and danger, the GM awards one Duty point. The point does not remove that danger.</w:t>
       </w:r>
     </w:p>
-    <w:bookmarkEnd w:id="62"/>
-    <w:bookmarkStart w:id="63" w:name="working-on-the-bridge"/>
+    <w:bookmarkEnd w:id="63"/>
+    <w:bookmarkStart w:id="64" w:name="working-on-the-bridge"/>
     <w:p>
       <w:pPr>
         <w:pStyle w:val="Heading2"/>
@@ -6432,8 +6523,8 @@
         <w:t xml:space="preserve">Leadership can assist another officer when orders or coordination meaningfully help. It uses the normal assistance rule and does not provide an automatic bonus to every station.</w:t>
       </w:r>
     </w:p>
-    <w:bookmarkEnd w:id="63"/>
-    <w:bookmarkStart w:id="64" w:name="ship-encounters"/>
+    <w:bookmarkEnd w:id="64"/>
+    <w:bookmarkStart w:id="65" w:name="ship-encounters"/>
     <w:p>
       <w:pPr>
         <w:pStyle w:val="Heading2"/>
@@ -6450,8 +6541,8 @@
         <w:t xml:space="preserve">Ship encounters use descriptive consequences. The GM states what is at stake before rolls and describes changes to shields, hull, systems, and position afterward. Numerical ship damage is outside this guide’s scope.</w:t>
       </w:r>
     </w:p>
-    <w:bookmarkEnd w:id="64"/>
-    <w:bookmarkStart w:id="65" w:name="advancement"/>
+    <w:bookmarkEnd w:id="65"/>
+    <w:bookmarkStart w:id="66" w:name="advancement"/>
     <w:p>
       <w:pPr>
         <w:pStyle w:val="Heading2"/>
@@ -6465,12 +6556,12 @@
         <w:pStyle w:val="FirstParagraph"/>
       </w:pPr>
       <w:r>
-        <w:t xml:space="preserve">After a significant mission, the GM may authorize one relevant skill to advance from Untrained to Trained or from Trained to Specialty, or allow revision of an advantage or complication to reflect events. Skills retain the same three training levels after advancement. Advancement follows mission milestones. Attribute and species changes require a separate agreement.</w:t>
-      </w:r>
-    </w:p>
-    <w:bookmarkEnd w:id="65"/>
+        <w:t xml:space="preserve">After a significant mission, the GM may authorize one relevant skill to advance from Untrained to Trained or from Trained to Specialty, or allow revision of an advantage or complication to reflect events. Skills retain the same three training levels after advancement. Advancement follows mission milestones. Attribute and species changes require a separate agreement. General Services characters advance the same way, but only their starting skill is Expert; a skill raised later tops out at Specialty (+3) unless they are commissioned (see Step 3).</w:t>
+      </w:r>
+    </w:p>
     <w:bookmarkEnd w:id="66"/>
-    <w:bookmarkStart w:id="67" w:name="advantages"/>
+    <w:bookmarkEnd w:id="67"/>
+    <w:bookmarkStart w:id="68" w:name="advantages"/>
     <w:p>
       <w:pPr>
         <w:pStyle w:val="Heading1"/>
@@ -7076,8 +7167,8 @@
         </w:tc>
       </w:tr>
     </w:tbl>
-    <w:bookmarkEnd w:id="67"/>
-    <w:bookmarkStart w:id="81" w:name="species-advantages"/>
+    <w:bookmarkEnd w:id="68"/>
+    <w:bookmarkStart w:id="82" w:name="species-advantages"/>
     <w:p>
       <w:pPr>
         <w:pStyle w:val="Heading1"/>
@@ -7142,7 +7233,7 @@
         <w:t xml:space="preserve">A custom species advantage follows the same pattern: a narrow +2 or an ability with agreed limits, paired with a companion complication that has a clear trigger and a real consequence.</w:t>
       </w:r>
     </w:p>
-    <w:bookmarkStart w:id="68" w:name="human"/>
+    <w:bookmarkStart w:id="69" w:name="human"/>
     <w:p>
       <w:pPr>
         <w:pStyle w:val="Heading2"/>
@@ -7355,8 +7446,8 @@
         </w:tc>
       </w:tr>
     </w:tbl>
-    <w:bookmarkEnd w:id="68"/>
-    <w:bookmarkStart w:id="69" w:name="vulcan"/>
+    <w:bookmarkEnd w:id="69"/>
+    <w:bookmarkStart w:id="70" w:name="vulcan"/>
     <w:p>
       <w:pPr>
         <w:pStyle w:val="Heading2"/>
@@ -7631,8 +7722,8 @@
         </w:tc>
       </w:tr>
     </w:tbl>
-    <w:bookmarkEnd w:id="69"/>
-    <w:bookmarkStart w:id="70" w:name="andorian"/>
+    <w:bookmarkEnd w:id="70"/>
+    <w:bookmarkStart w:id="71" w:name="andorian"/>
     <w:p>
       <w:pPr>
         <w:pStyle w:val="Heading2"/>
@@ -7845,8 +7936,8 @@
         </w:tc>
       </w:tr>
     </w:tbl>
-    <w:bookmarkEnd w:id="70"/>
-    <w:bookmarkStart w:id="71" w:name="tellarite"/>
+    <w:bookmarkEnd w:id="71"/>
+    <w:bookmarkStart w:id="72" w:name="tellarite"/>
     <w:p>
       <w:pPr>
         <w:pStyle w:val="Heading2"/>
@@ -8059,8 +8150,8 @@
         </w:tc>
       </w:tr>
     </w:tbl>
-    <w:bookmarkEnd w:id="71"/>
-    <w:bookmarkStart w:id="72" w:name="aenar"/>
+    <w:bookmarkEnd w:id="72"/>
+    <w:bookmarkStart w:id="73" w:name="aenar"/>
     <w:p>
       <w:pPr>
         <w:pStyle w:val="Heading2"/>
@@ -8273,8 +8364,8 @@
         </w:tc>
       </w:tr>
     </w:tbl>
-    <w:bookmarkEnd w:id="72"/>
-    <w:bookmarkStart w:id="73" w:name="illyrian"/>
+    <w:bookmarkEnd w:id="73"/>
+    <w:bookmarkStart w:id="74" w:name="illyrian"/>
     <w:p>
       <w:pPr>
         <w:pStyle w:val="Heading2"/>
@@ -8487,8 +8578,8 @@
         </w:tc>
       </w:tr>
     </w:tbl>
-    <w:bookmarkEnd w:id="73"/>
-    <w:bookmarkStart w:id="74" w:name="lanthanite"/>
+    <w:bookmarkEnd w:id="74"/>
+    <w:bookmarkStart w:id="75" w:name="lanthanite"/>
     <w:p>
       <w:pPr>
         <w:pStyle w:val="Heading2"/>
@@ -8701,8 +8792,8 @@
         </w:tc>
       </w:tr>
     </w:tbl>
-    <w:bookmarkEnd w:id="74"/>
-    <w:bookmarkStart w:id="75" w:name="caitian"/>
+    <w:bookmarkEnd w:id="75"/>
+    <w:bookmarkStart w:id="76" w:name="caitian"/>
     <w:p>
       <w:pPr>
         <w:pStyle w:val="Heading2"/>
@@ -8915,8 +9006,8 @@
         </w:tc>
       </w:tr>
     </w:tbl>
-    <w:bookmarkEnd w:id="75"/>
-    <w:bookmarkStart w:id="76" w:name="aurelian"/>
+    <w:bookmarkEnd w:id="76"/>
+    <w:bookmarkStart w:id="77" w:name="aurelian"/>
     <w:p>
       <w:pPr>
         <w:pStyle w:val="Heading2"/>
@@ -9129,8 +9220,8 @@
         </w:tc>
       </w:tr>
     </w:tbl>
-    <w:bookmarkEnd w:id="76"/>
-    <w:bookmarkStart w:id="77" w:name="orion"/>
+    <w:bookmarkEnd w:id="77"/>
+    <w:bookmarkStart w:id="78" w:name="orion"/>
     <w:p>
       <w:pPr>
         <w:pStyle w:val="Heading2"/>
@@ -9343,8 +9434,8 @@
         </w:tc>
       </w:tr>
     </w:tbl>
-    <w:bookmarkEnd w:id="77"/>
-    <w:bookmarkStart w:id="78" w:name="denobulan"/>
+    <w:bookmarkEnd w:id="78"/>
+    <w:bookmarkStart w:id="79" w:name="denobulan"/>
     <w:p>
       <w:pPr>
         <w:pStyle w:val="Heading2"/>
@@ -9557,8 +9648,8 @@
         </w:tc>
       </w:tr>
     </w:tbl>
-    <w:bookmarkEnd w:id="78"/>
-    <w:bookmarkStart w:id="79" w:name="trill"/>
+    <w:bookmarkEnd w:id="79"/>
+    <w:bookmarkStart w:id="80" w:name="trill"/>
     <w:p>
       <w:pPr>
         <w:pStyle w:val="Heading2"/>
@@ -9779,8 +9870,8 @@
         </w:tc>
       </w:tr>
     </w:tbl>
-    <w:bookmarkEnd w:id="79"/>
-    <w:bookmarkStart w:id="80" w:name="saurian"/>
+    <w:bookmarkEnd w:id="80"/>
+    <w:bookmarkStart w:id="81" w:name="saurian"/>
     <w:p>
       <w:pPr>
         <w:pStyle w:val="Heading2"/>
@@ -9993,9 +10084,9 @@
         </w:tc>
       </w:tr>
     </w:tbl>
-    <w:bookmarkEnd w:id="80"/>
     <w:bookmarkEnd w:id="81"/>
-    <w:bookmarkStart w:id="83" w:name="complications"/>
+    <w:bookmarkEnd w:id="82"/>
+    <w:bookmarkStart w:id="84" w:name="complications"/>
     <w:p>
       <w:pPr>
         <w:pStyle w:val="Heading1"/>
@@ -10010,6 +10101,14 @@
       </w:pPr>
       <w:r>
         <w:t xml:space="preserve">Choose one complication. These are sources of meaningful choices, not constant penalties. The GM proposes a concrete problem and offers one Duty point if you accept it. You may decline without penalty. A personality description, harmless habit, or repeated inconvenience earns no point by itself. Agree on boundaries before a complication affects another player’s character.</w:t>
+      </w:r>
+    </w:p>
+    <w:p>
+      <w:pPr>
+        <w:pStyle w:val="BodyText"/>
+      </w:pPr>
+      <w:r>
+        <w:t xml:space="preserve">Every complication needs a trigger: the concrete situation that brings it into play. The creator suggests three for each complication below; pick one, combine them, or write your own with the GM.</w:t>
       </w:r>
     </w:p>
     <w:tbl>
@@ -10601,7 +10700,7 @@
         </w:tc>
       </w:tr>
     </w:tbl>
-    <w:bookmarkStart w:id="82" w:name="using-and-revising-traits"/>
+    <w:bookmarkStart w:id="83" w:name="using-and-revising-traits"/>
     <w:p>
       <w:pPr>
         <w:pStyle w:val="Heading2"/>
@@ -10618,9 +10717,9 @@
         <w:t xml:space="preserve">General advantages and complications describe individual crew members and can suit any species when appropriate. A Vulcan might choose Mental Discipline as a general advantage; species advantages are the only traits tied to a species. At a mission milestone, revise a trait when events change the character. Custom advantages follow the same narrow +2 benefit; custom complications need a clear trigger and a meaningful, accepted consequence.</w:t>
       </w:r>
     </w:p>
-    <w:bookmarkEnd w:id="82"/>
     <w:bookmarkEnd w:id="83"/>
-    <w:bookmarkStart w:id="87" w:name="quick-reference"/>
+    <w:bookmarkEnd w:id="84"/>
+    <w:bookmarkStart w:id="88" w:name="quick-reference"/>
     <w:p>
       <w:pPr>
         <w:pStyle w:val="Heading1"/>
@@ -10629,7 +10728,7 @@
         <w:t xml:space="preserve">Quick reference</w:t>
       </w:r>
     </w:p>
-    <w:bookmarkStart w:id="84" w:name="will-and-mental-resistance"/>
+    <w:bookmarkStart w:id="85" w:name="will-and-mental-resistance"/>
     <w:p>
       <w:pPr>
         <w:pStyle w:val="Heading2"/>
@@ -10662,8 +10761,8 @@
         <w:t xml:space="preserve">Will protects your resolve; Presence influences others. Leadership and Diplomacy still use Presence. Species adjustments may change your starting Will, but mental advantages apply only to their agreed, narrow circumstances.</w:t>
       </w:r>
     </w:p>
-    <w:bookmarkEnd w:id="84"/>
-    <w:bookmarkStart w:id="85" w:name="at-the-table"/>
+    <w:bookmarkEnd w:id="85"/>
+    <w:bookmarkStart w:id="86" w:name="at-the-table"/>
     <w:p>
       <w:pPr>
         <w:pStyle w:val="Heading2"/>
@@ -10732,8 +10831,8 @@
         <w:t xml:space="preserve">Apply the result and describe what changes.</w:t>
       </w:r>
     </w:p>
-    <w:bookmarkEnd w:id="85"/>
-    <w:bookmarkStart w:id="86" w:name="summary"/>
+    <w:bookmarkEnd w:id="86"/>
+    <w:bookmarkStart w:id="87" w:name="summary"/>
     <w:p>
       <w:pPr>
         <w:pStyle w:val="Heading2"/>
@@ -10757,7 +10856,7 @@
         <w:t xml:space="preserve"> </w:t>
       </w:r>
       <w:r>
-        <w:t xml:space="preserve">attributes start at 10, adjusted by species (always totaling zero), plus 5 points; maximum 13 plus any species bonus. One Specialty and nine Trained skills. One advantage (general or species) and one complication; a species advantage brings its companion complication.</w:t>
+        <w:t xml:space="preserve">attributes start at 10, adjusted by species (always totaling zero), plus 5 points; maximum 13 plus any species bonus. One Specialty and nine Trained skills (General Services: one Expert at +5 and seven Trained). One advantage (general or species) and one complication; a species advantage brings its companion complication.</w:t>
       </w:r>
     </w:p>
     <w:p>
@@ -10775,7 +10874,7 @@
         <w:t xml:space="preserve"> </w:t>
       </w:r>
       <w:r>
-        <w:t xml:space="preserve">Untrained = attribute −4; Trained = attribute +1; Specialty = attribute +3.</w:t>
+        <w:t xml:space="preserve">Untrained = attribute −4; Trained = attribute +1; Specialty = attribute +3; Expert (General Services only) = attribute +5.</w:t>
       </w:r>
     </w:p>
     <w:p>
@@ -10904,8 +11003,8 @@
         <w:t xml:space="preserve">start each session with two. Spend one to reroll, reduce an injury by one box, or establish a plausible preparation. Earn one when an accepted complication, including a companion complication, creates a meaningful problem.</w:t>
       </w:r>
     </w:p>
-    <w:bookmarkEnd w:id="86"/>
     <w:bookmarkEnd w:id="87"/>
+    <w:bookmarkEnd w:id="88"/>
     <w:sectPr/>
   </w:body>
 </w:document>

--- a/uss-pelion/USS_Pelion_Players_Guide.docx
+++ b/uss-pelion/USS_Pelion_Players_Guide.docx
@@ -3992,7 +3992,7 @@
     </w:p>
     <w:bookmarkEnd w:id="40"/>
     <w:bookmarkEnd w:id="41"/>
-    <w:bookmarkStart w:id="47" w:name="actions-and-teamwork"/>
+    <w:bookmarkStart w:id="49" w:name="actions-and-teamwork"/>
     <w:p>
       <w:pPr>
         <w:pStyle w:val="Heading1"/>
@@ -4341,12 +4341,232 @@
       </w:r>
     </w:p>
     <w:bookmarkEnd w:id="45"/>
-    <w:bookmarkStart w:id="46" w:name="investigation-and-social-scenes"/>
+    <w:bookmarkStart w:id="46" w:name="success-at-a-cost"/>
     <w:p>
       <w:pPr>
         <w:pStyle w:val="Heading2"/>
       </w:pPr>
       <w:r>
+        <w:t xml:space="preserve">Success at a cost</w:t>
+      </w:r>
+    </w:p>
+    <w:p>
+      <w:pPr>
+        <w:pStyle w:val="FirstParagraph"/>
+      </w:pPr>
+      <w:r>
+        <w:t xml:space="preserve">When a roll fails by only</w:t>
+      </w:r>
+      <w:r>
+        <w:t xml:space="preserve"> </w:t>
+      </w:r>
+      <w:r>
+        <w:rPr>
+          <w:bCs/>
+          <w:b/>
+        </w:rPr>
+        <w:t xml:space="preserve">1 or 2</w:t>
+      </w:r>
+      <w:r>
+        <w:t xml:space="preserve">, the GM may offer</w:t>
+      </w:r>
+      <w:r>
+        <w:t xml:space="preserve"> </w:t>
+      </w:r>
+      <w:r>
+        <w:rPr>
+          <w:bCs/>
+          <w:b/>
+        </w:rPr>
+        <w:t xml:space="preserve">success at a cost</w:t>
+      </w:r>
+      <w:r>
+        <w:t xml:space="preserve">: you get what you were after, but something else goes wrong. Typical costs are a Wounded box, a damaged tool or ship system, lost time (tick a clock), a new problem in the scene, or someone else noticing. The GM names the cost before you accept; you can always take the plain failure instead.</w:t>
+      </w:r>
+    </w:p>
+    <w:p>
+      <w:pPr>
+        <w:pStyle w:val="BodyText"/>
+      </w:pPr>
+      <w:r>
+        <w:t xml:space="preserve">A natural 17 or 18 is never a success at a cost. A cost that comes from your complication can still earn a Duty point, as usual.</w:t>
+      </w:r>
+    </w:p>
+    <w:p>
+      <w:pPr>
+        <w:pStyle w:val="BodyText"/>
+      </w:pPr>
+      <w:r>
+        <w:rPr>
+          <w:iCs/>
+          <w:i/>
+        </w:rPr>
+        <w:t xml:space="preserve">Example:</w:t>
+      </w:r>
+      <w:r>
+        <w:t xml:space="preserve"> </w:t>
+      </w:r>
+      <w:r>
+        <w:t xml:space="preserve">Lieutenant Okafor needs 12 or less to lock the transporter on a falling shuttle and rolls 13. The GM offers success at a cost: the crew beams out, but the transporter burns out a relay and is offline until Engineering repairs it. Okafor accepts.</w:t>
+      </w:r>
+    </w:p>
+    <w:bookmarkEnd w:id="46"/>
+    <w:bookmarkStart w:id="47" w:name="progress-clocks"/>
+    <w:p>
+      <w:pPr>
+        <w:pStyle w:val="Heading2"/>
+      </w:pPr>
+      <w:r>
+        <w:t xml:space="preserve">Progress clocks</w:t>
+      </w:r>
+    </w:p>
+    <w:p>
+      <w:pPr>
+        <w:pStyle w:val="FirstParagraph"/>
+      </w:pPr>
+      <w:r>
+        <w:t xml:space="preserve">A</w:t>
+      </w:r>
+      <w:r>
+        <w:t xml:space="preserve"> </w:t>
+      </w:r>
+      <w:r>
+        <w:rPr>
+          <w:bCs/>
+          <w:b/>
+        </w:rPr>
+        <w:t xml:space="preserve">clock</w:t>
+      </w:r>
+      <w:r>
+        <w:t xml:space="preserve"> </w:t>
+      </w:r>
+      <w:r>
+        <w:t xml:space="preserve">is a circle cut into 4, 6 or 8 segments that tracks something that takes time or builds toward disaster:</w:t>
+      </w:r>
+      <w:r>
+        <w:t xml:space="preserve"> </w:t>
+      </w:r>
+      <w:r>
+        <w:rPr>
+          <w:iCs/>
+          <w:i/>
+        </w:rPr>
+        <w:t xml:space="preserve">Warp core breach (4)</w:t>
+      </w:r>
+      <w:r>
+        <w:t xml:space="preserve">,</w:t>
+      </w:r>
+      <w:r>
+        <w:t xml:space="preserve"> </w:t>
+      </w:r>
+      <w:r>
+        <w:rPr>
+          <w:iCs/>
+          <w:i/>
+        </w:rPr>
+        <w:t xml:space="preserve">Repair the shuttle (6)</w:t>
+      </w:r>
+      <w:r>
+        <w:t xml:space="preserve">,</w:t>
+      </w:r>
+      <w:r>
+        <w:t xml:space="preserve"> </w:t>
+      </w:r>
+      <w:r>
+        <w:rPr>
+          <w:iCs/>
+          <w:i/>
+        </w:rPr>
+        <w:t xml:space="preserve">Klingon reinforcements arrive (4)</w:t>
+      </w:r>
+      <w:r>
+        <w:t xml:space="preserve">,</w:t>
+      </w:r>
+      <w:r>
+        <w:t xml:space="preserve"> </w:t>
+      </w:r>
+      <w:r>
+        <w:rPr>
+          <w:iCs/>
+          <w:i/>
+        </w:rPr>
+        <w:t xml:space="preserve">Win the council’s trust (8)</w:t>
+      </w:r>
+      <w:r>
+        <w:t xml:space="preserve">.</w:t>
+      </w:r>
+    </w:p>
+    <w:p>
+      <w:pPr>
+        <w:numPr>
+          <w:ilvl w:val="0"/>
+          <w:numId w:val="1007"/>
+        </w:numPr>
+        <w:pStyle w:val="Compact"/>
+      </w:pPr>
+      <w:r>
+        <w:rPr>
+          <w:bCs/>
+          <w:b/>
+        </w:rPr>
+        <w:t xml:space="preserve">Danger clocks</w:t>
+      </w:r>
+      <w:r>
+        <w:t xml:space="preserve"> </w:t>
+      </w:r>
+      <w:r>
+        <w:t xml:space="preserve">fill when things go wrong: a failed roll, a success at a cost, or time passing. When one fills, the danger happens.</w:t>
+      </w:r>
+    </w:p>
+    <w:p>
+      <w:pPr>
+        <w:numPr>
+          <w:ilvl w:val="0"/>
+          <w:numId w:val="1007"/>
+        </w:numPr>
+        <w:pStyle w:val="Compact"/>
+      </w:pPr>
+      <w:r>
+        <w:rPr>
+          <w:bCs/>
+          <w:b/>
+        </w:rPr>
+        <w:t xml:space="preserve">Progress clocks</w:t>
+      </w:r>
+      <w:r>
+        <w:t xml:space="preserve"> </w:t>
+      </w:r>
+      <w:r>
+        <w:t xml:space="preserve">fill as the crew succeeds: one segment for a success, two for success by 5 or more. When one fills, the goal is achieved.</w:t>
+      </w:r>
+    </w:p>
+    <w:p>
+      <w:pPr>
+        <w:numPr>
+          <w:ilvl w:val="0"/>
+          <w:numId w:val="1007"/>
+        </w:numPr>
+        <w:pStyle w:val="Compact"/>
+      </w:pPr>
+      <w:r>
+        <w:t xml:space="preserve">The GM sizes the clock (4 = urgent or simple, 6 = substantial, 8 = long or complex) and shows it to the players, so everyone can see the pressure building.</w:t>
+      </w:r>
+    </w:p>
+    <w:p>
+      <w:pPr>
+        <w:pStyle w:val="FirstParagraph"/>
+      </w:pPr>
+      <w:r>
+        <w:t xml:space="preserve">Clocks are how a failed roll changes the situation without stopping the story. Racing a progress clock against a danger clock makes a strong climax.</w:t>
+      </w:r>
+    </w:p>
+    <w:bookmarkEnd w:id="47"/>
+    <w:bookmarkStart w:id="48" w:name="investigation-and-social-scenes"/>
+    <w:p>
+      <w:pPr>
+        <w:pStyle w:val="Heading2"/>
+      </w:pPr>
+      <w:r>
         <w:t xml:space="preserve">Investigation and social scenes</w:t>
       </w:r>
     </w:p>
@@ -4358,9 +4578,9 @@
         <w:t xml:space="preserve">Ask concrete questions and explain your approach. Evidence may require several different tasks. Diplomacy can secure cooperation or concessions, while Psychology offers insight into behavior. A successful roll does not force someone to abandon a core belief or provide information they do not possess.</w:t>
       </w:r>
     </w:p>
-    <w:bookmarkEnd w:id="46"/>
-    <w:bookmarkEnd w:id="47"/>
-    <w:bookmarkStart w:id="54" w:name="personal-combat"/>
+    <w:bookmarkEnd w:id="48"/>
+    <w:bookmarkEnd w:id="49"/>
+    <w:bookmarkStart w:id="56" w:name="personal-combat"/>
     <w:p>
       <w:pPr>
         <w:pStyle w:val="Heading1"/>
@@ -4369,7 +4589,7 @@
         <w:t xml:space="preserve">Personal combat</w:t>
       </w:r>
     </w:p>
-    <w:bookmarkStart w:id="48" w:name="turn-order-and-actions"/>
+    <w:bookmarkStart w:id="50" w:name="turn-order-and-actions"/>
     <w:p>
       <w:pPr>
         <w:pStyle w:val="Heading2"/>
@@ -4386,8 +4606,8 @@
         <w:t xml:space="preserve">Act in descending Agility order. Players choose the order of tied crew members; the GM resolves other ties. A round lasts a few seconds. On your turn, move a short distance and take one meaningful action, such as attacking, using equipment, helping, or attempting a task. The GM judges movement by the scene; there is no fixed grid scale.</w:t>
       </w:r>
     </w:p>
-    <w:bookmarkEnd w:id="48"/>
-    <w:bookmarkStart w:id="49" w:name="attacking-and-defending"/>
+    <w:bookmarkEnd w:id="50"/>
+    <w:bookmarkStart w:id="51" w:name="attacking-and-defending"/>
     <w:p>
       <w:pPr>
         <w:pStyle w:val="Heading2"/>
@@ -4412,8 +4632,8 @@
         <w:t xml:space="preserve">Solid cover blocks a shot. Partial cover imposes −2 on the attack. Other difficult conditions use the normal modifier scale. Weapon effects apply after a hit survives any Dodge. Success margin does not increase damage under these rules.</w:t>
       </w:r>
     </w:p>
-    <w:bookmarkEnd w:id="49"/>
-    <w:bookmarkStart w:id="51" w:name="injury"/>
+    <w:bookmarkEnd w:id="51"/>
+    <w:bookmarkStart w:id="53" w:name="injury"/>
     <w:p>
       <w:pPr>
         <w:pStyle w:val="Heading2"/>
@@ -4702,7 +4922,7 @@
         <w:t xml:space="preserve">A normal damaging hit marks one box. A powerful attack can mark two, and a killing weapon marks three (see Weapons and damage). Injury penalties replace each other rather than stacking. They apply to movement, attacks, Dodge, and other tasks the injury physically hinders. The GM announces especially lethal hazards before resolution where possible.</w:t>
       </w:r>
     </w:p>
-    <w:bookmarkStart w:id="50" w:name="dying-and-death"/>
+    <w:bookmarkStart w:id="52" w:name="dying-and-death"/>
     <w:p>
       <w:pPr>
         <w:pStyle w:val="Heading3"/>
@@ -4723,7 +4943,7 @@
       <w:pPr>
         <w:numPr>
           <w:ilvl w:val="0"/>
-          <w:numId w:val="1007"/>
+          <w:numId w:val="1008"/>
         </w:numPr>
         <w:pStyle w:val="Compact"/>
       </w:pPr>
@@ -4758,7 +4978,7 @@
       <w:pPr>
         <w:numPr>
           <w:ilvl w:val="0"/>
-          <w:numId w:val="1007"/>
+          <w:numId w:val="1008"/>
         </w:numPr>
         <w:pStyle w:val="Compact"/>
       </w:pPr>
@@ -4780,7 +5000,7 @@
       <w:pPr>
         <w:numPr>
           <w:ilvl w:val="0"/>
-          <w:numId w:val="1007"/>
+          <w:numId w:val="1008"/>
         </w:numPr>
         <w:pStyle w:val="Compact"/>
       </w:pPr>
@@ -4806,9 +5026,9 @@
         <w:t xml:space="preserve">Your protection is avoiding the hit: Dodge, cover, and a Duty point, which reduces a kill shot from three boxes to two, leaving you Seriously wounded but on your feet.</w:t>
       </w:r>
     </w:p>
-    <w:bookmarkEnd w:id="50"/>
-    <w:bookmarkEnd w:id="51"/>
-    <w:bookmarkStart w:id="52" w:name="weapons-and-damage"/>
+    <w:bookmarkEnd w:id="52"/>
+    <w:bookmarkEnd w:id="53"/>
+    <w:bookmarkStart w:id="54" w:name="weapons-and-damage"/>
     <w:p>
       <w:pPr>
         <w:pStyle w:val="Heading2"/>
@@ -5472,8 +5692,8 @@
         <w:t xml:space="preserve">To take someone down without hurting them, use a phaser on stun, a grapple, or the Vulcan nerve pinch rather than a weapon from this list.</w:t>
       </w:r>
     </w:p>
-    <w:bookmarkEnd w:id="52"/>
-    <w:bookmarkStart w:id="53" w:name="phaser-settings"/>
+    <w:bookmarkEnd w:id="54"/>
+    <w:bookmarkStart w:id="55" w:name="phaser-settings"/>
     <w:p>
       <w:pPr>
         <w:pStyle w:val="Heading2"/>
@@ -5650,9 +5870,9 @@
         <w:t xml:space="preserve">Declare the setting before firing. Stun effects do not stack; a later failed resistance roll still incapacitates the target. Unarmed strikes normally mark one box. A grapple uses an opposed Unarmed Combat contest; winning restrains the target while the hold is maintained. Escape uses an action and a new contest.</w:t>
       </w:r>
     </w:p>
-    <w:bookmarkEnd w:id="53"/>
-    <w:bookmarkEnd w:id="54"/>
-    <w:bookmarkStart w:id="62" w:name="medical-care"/>
+    <w:bookmarkEnd w:id="55"/>
+    <w:bookmarkEnd w:id="56"/>
+    <w:bookmarkStart w:id="64" w:name="medical-care"/>
     <w:p>
       <w:pPr>
         <w:pStyle w:val="Heading1"/>
@@ -5669,7 +5889,7 @@
         <w:t xml:space="preserve">Starfleet physicians in 2268 have advanced diagnostic scanners, potent pharmaceuticals, portable emergency equipment, and sophisticated sickbay facilities. Familiar injuries often respond quickly to treatment. Severe trauma, incompatible biology, missing supplies, and unidentified conditions still challenge an experienced doctor. The treatment values below are campaign rules inspired by the series, rather than numerical rules stated in canon.</w:t>
       </w:r>
     </w:p>
-    <w:bookmarkStart w:id="55" w:name="diagnosis-and-stabilization"/>
+    <w:bookmarkStart w:id="57" w:name="diagnosis-and-stabilization"/>
     <w:p>
       <w:pPr>
         <w:pStyle w:val="Heading2"/>
@@ -5694,8 +5914,8 @@
         <w:t xml:space="preserve">Emergency stabilization takes one action and a successful Medicine roll with a medical kit. It prevents deterioration from the treated injury while the patient is protected from further harm, and it ends Dying. Stabilization alone removes no injury boxes. A patient at three boxes remains incapacitated until treatment clears a box.</w:t>
       </w:r>
     </w:p>
-    <w:bookmarkEnd w:id="55"/>
-    <w:bookmarkStart w:id="56" w:name="field-treatment"/>
+    <w:bookmarkEnd w:id="57"/>
+    <w:bookmarkStart w:id="58" w:name="field-treatment"/>
     <w:p>
       <w:pPr>
         <w:pStyle w:val="Heading2"/>
@@ -5712,8 +5932,8 @@
         <w:t xml:space="preserve">With a medical kit and several uninterrupted minutes, successful Medicine removes one injury box. Success by 5 or more removes two. Each injury receives one field-treatment attempt, even if that attempt fails; further attempts require changed circumstances such as better equipment, new diagnostic information, or access to sickbay. New injuries can receive their own treatment, but cannot justify treating an old injury repeatedly.</w:t>
       </w:r>
     </w:p>
-    <w:bookmarkEnd w:id="56"/>
-    <w:bookmarkStart w:id="57" w:name="sickbay-treatment"/>
+    <w:bookmarkEnd w:id="58"/>
+    <w:bookmarkStart w:id="59" w:name="sickbay-treatment"/>
     <w:p>
       <w:pPr>
         <w:pStyle w:val="Heading2"/>
@@ -5738,8 +5958,8 @@
         <w:t xml:space="preserve">Removing injury boxes removes their associated penalties, but major organ damage, severe burns, and complex internal trauma can still require a procedure and recovery period set by the GM. The physician determines whether the patient is fit for duty. Pain suppression does not itself heal an injury. Stun normally wears off at the end of the scene; prolonged unconsciousness requires assessment.</w:t>
       </w:r>
     </w:p>
-    <w:bookmarkEnd w:id="57"/>
-    <w:bookmarkStart w:id="58" w:name="natural-recovery"/>
+    <w:bookmarkEnd w:id="59"/>
+    <w:bookmarkStart w:id="60" w:name="natural-recovery"/>
     <w:p>
       <w:pPr>
         <w:pStyle w:val="Heading2"/>
@@ -5776,7 +5996,7 @@
       <w:pPr>
         <w:numPr>
           <w:ilvl w:val="0"/>
-          <w:numId w:val="1008"/>
+          <w:numId w:val="1009"/>
         </w:numPr>
         <w:pStyle w:val="Compact"/>
       </w:pPr>
@@ -5798,7 +6018,7 @@
       <w:pPr>
         <w:numPr>
           <w:ilvl w:val="0"/>
-          <w:numId w:val="1008"/>
+          <w:numId w:val="1009"/>
         </w:numPr>
         <w:pStyle w:val="Compact"/>
       </w:pPr>
@@ -5820,7 +6040,7 @@
       <w:pPr>
         <w:numPr>
           <w:ilvl w:val="0"/>
-          <w:numId w:val="1008"/>
+          <w:numId w:val="1009"/>
         </w:numPr>
         <w:pStyle w:val="Compact"/>
       </w:pPr>
@@ -5856,8 +6076,8 @@
         <w:t xml:space="preserve">Ensign Reyes ends a mission Seriously wounded (two boxes). Sickbay is busy with worse cases, so Reyes rests in quarters: one box clears the first day and the second the next, and Reyes is back on duty on the third day.</w:t>
       </w:r>
     </w:p>
-    <w:bookmarkEnd w:id="58"/>
-    <w:bookmarkStart w:id="59" w:name="alien-medicine-and-limits"/>
+    <w:bookmarkEnd w:id="60"/>
+    <w:bookmarkStart w:id="61" w:name="alien-medicine-and-limits"/>
     <w:p>
       <w:pPr>
         <w:pStyle w:val="Heading2"/>
@@ -5882,8 +6102,8 @@
         <w:t xml:space="preserve">Crew of other species may need care suited to their biology. An Alien Physiology Specialist, or a physician with access to the right species data, keeps that care from becoming guesswork.</w:t>
       </w:r>
     </w:p>
-    <w:bookmarkEnd w:id="59"/>
-    <w:bookmarkStart w:id="61" w:name="examples-from-the-original-series"/>
+    <w:bookmarkEnd w:id="61"/>
+    <w:bookmarkStart w:id="63" w:name="examples-from-the-original-series"/>
     <w:p>
       <w:pPr>
         <w:pStyle w:val="Heading2"/>
@@ -5982,7 +6202,7 @@
       <w:r>
         <w:t xml:space="preserve"> </w:t>
       </w:r>
-      <w:hyperlink r:id="rId60">
+      <w:hyperlink r:id="rId62">
         <w:r>
           <w:rPr>
             <w:rStyle w:val="Hyperlink"/>
@@ -5991,9 +6211,9 @@
         </w:r>
       </w:hyperlink>
     </w:p>
-    <w:bookmarkEnd w:id="61"/>
-    <w:bookmarkEnd w:id="62"/>
-    <w:bookmarkStart w:id="67" w:name="duty-points-and-bridge-duty"/>
+    <w:bookmarkEnd w:id="63"/>
+    <w:bookmarkEnd w:id="64"/>
+    <w:bookmarkStart w:id="69" w:name="duty-points-and-bridge-duty"/>
     <w:p>
       <w:pPr>
         <w:pStyle w:val="Heading1"/>
@@ -6002,7 +6222,7 @@
         <w:t xml:space="preserve">Duty points and bridge duty</w:t>
       </w:r>
     </w:p>
-    <w:bookmarkStart w:id="63" w:name="using-duty-points"/>
+    <w:bookmarkStart w:id="65" w:name="using-duty-points"/>
     <w:p>
       <w:pPr>
         <w:pStyle w:val="Heading2"/>
@@ -6205,8 +6425,8 @@
         <w:t xml:space="preserve">your curiosity tempts you to remain beside an anomaly while the team withdraws. If you accept the resulting separation and danger, the GM awards one Duty point. The point does not remove that danger.</w:t>
       </w:r>
     </w:p>
-    <w:bookmarkEnd w:id="63"/>
-    <w:bookmarkStart w:id="64" w:name="working-on-the-bridge"/>
+    <w:bookmarkEnd w:id="65"/>
+    <w:bookmarkStart w:id="66" w:name="working-on-the-bridge"/>
     <w:p>
       <w:pPr>
         <w:pStyle w:val="Heading2"/>
@@ -6523,14 +6743,14 @@
         <w:t xml:space="preserve">Leadership can assist another officer when orders or coordination meaningfully help. It uses the normal assistance rule and does not provide an automatic bonus to every station.</w:t>
       </w:r>
     </w:p>
-    <w:bookmarkEnd w:id="64"/>
-    <w:bookmarkStart w:id="65" w:name="ship-encounters"/>
+    <w:bookmarkEnd w:id="66"/>
+    <w:bookmarkStart w:id="67" w:name="the-uss-pelion"/>
     <w:p>
       <w:pPr>
         <w:pStyle w:val="Heading2"/>
       </w:pPr>
       <w:r>
-        <w:t xml:space="preserve">Ship encounters</w:t>
+        <w:t xml:space="preserve">The USS Pelion</w:t>
       </w:r>
     </w:p>
     <w:p>
@@ -6538,708 +6758,7 @@
         <w:pStyle w:val="FirstParagraph"/>
       </w:pPr>
       <w:r>
-        <w:t xml:space="preserve">Ship encounters use descriptive consequences. The GM states what is at stake before rolls and describes changes to shields, hull, systems, and position afterward. Numerical ship damage is outside this guide’s scope.</w:t>
-      </w:r>
-    </w:p>
-    <w:bookmarkEnd w:id="65"/>
-    <w:bookmarkStart w:id="66" w:name="advancement"/>
-    <w:p>
-      <w:pPr>
-        <w:pStyle w:val="Heading2"/>
-      </w:pPr>
-      <w:r>
-        <w:t xml:space="preserve">Advancement</w:t>
-      </w:r>
-    </w:p>
-    <w:p>
-      <w:pPr>
-        <w:pStyle w:val="FirstParagraph"/>
-      </w:pPr>
-      <w:r>
-        <w:t xml:space="preserve">After a significant mission, the GM may authorize one relevant skill to advance from Untrained to Trained or from Trained to Specialty, or allow revision of an advantage or complication to reflect events. Skills retain the same three training levels after advancement. Advancement follows mission milestones. Attribute and species changes require a separate agreement. General Services characters advance the same way, but only their starting skill is Expert; a skill raised later tops out at Specialty (+3) unless they are commissioned (see Step 3).</w:t>
-      </w:r>
-    </w:p>
-    <w:bookmarkEnd w:id="66"/>
-    <w:bookmarkEnd w:id="67"/>
-    <w:bookmarkStart w:id="68" w:name="advantages"/>
-    <w:p>
-      <w:pPr>
-        <w:pStyle w:val="Heading1"/>
-      </w:pPr>
-      <w:r>
-        <w:t xml:space="preserve">Advantages</w:t>
-      </w:r>
-    </w:p>
-    <w:p>
-      <w:pPr>
-        <w:pStyle w:val="FirstParagraph"/>
-      </w:pPr>
-      <w:r>
-        <w:t xml:space="preserve">Choose one advantage at character creation: a general advantage from this chapter, or a species advantage from the next. Each grants +2 only in the listed circumstances; describe how it helps before rolling. An advantage does not grant training, authorize an otherwise impossible action, or replace essential equipment. If more than one advantage could apply, use only one advantage bonus. Assistance and circumstance modifiers still apply, without counting the same benefit twice.</w:t>
-      </w:r>
-    </w:p>
-    <w:tbl>
-      <w:tblPr>
-        <w:tblStyle w:val="Table"/>
-        <w:tblW w:type="pct" w:w="5000"/>
-        <w:tblLook w:firstRow="1" w:lastRow="0" w:firstColumn="0" w:lastColumn="0" w:noHBand="0" w:noVBand="0" w:val="0020"/>
-        <w:jc w:val="start"/>
-        <w:tblBorders>
-          <w:top w:val="single" w:sz="4" w:color="B8C2D3"/>
-          <w:left w:val="single" w:sz="4" w:color="B8C2D3"/>
-          <w:bottom w:val="single" w:sz="4" w:color="B8C2D3"/>
-          <w:right w:val="single" w:sz="4" w:color="B8C2D3"/>
-          <w:insideH w:val="single" w:sz="4" w:color="B8C2D3"/>
-          <w:insideV w:val="single" w:sz="4" w:color="B8C2D3"/>
-        </w:tblBorders>
-      </w:tblPr>
-      <w:tblGrid>
-        <w:gridCol w:w="3960"/>
-        <w:gridCol w:w="3960"/>
-      </w:tblGrid>
-      <w:tr>
-        <w:trPr>
-          <w:tblHeader w:val="true"/>
-        </w:trPr>
-        <w:tc>
-          <w:tcPr>
-            <w:shd w:val="clear" w:fill="E9EEF6"/>
-          </w:tcPr>
-          <w:p>
-            <w:pPr>
-              <w:pStyle w:val="Compact"/>
-              <w:jc w:val="left"/>
-            </w:pPr>
-            <w:r>
-              <w:rPr>
-                <w:b/>
-                <w:sz w:val="19"/>
-              </w:rPr>
-              <w:t xml:space="preserve">Advantage</w:t>
-            </w:r>
-          </w:p>
-        </w:tc>
-        <w:tc>
-          <w:tcPr>
-            <w:shd w:val="clear" w:fill="E9EEF6"/>
-          </w:tcPr>
-          <w:p>
-            <w:pPr>
-              <w:pStyle w:val="Compact"/>
-              <w:jc w:val="left"/>
-            </w:pPr>
-            <w:r>
-              <w:rPr>
-                <w:b/>
-                <w:sz w:val="19"/>
-              </w:rPr>
-              <w:t xml:space="preserve">Effect</w:t>
-            </w:r>
-          </w:p>
-        </w:tc>
-      </w:tr>
-      <w:tr>
-        <w:tc>
-          <w:tcPr/>
-          <w:p>
-            <w:pPr>
-              <w:pStyle w:val="Compact"/>
-              <w:jc w:val="left"/>
-            </w:pPr>
-            <w:r>
-              <w:rPr>
-                <w:b/>
-                <w:sz w:val="19"/>
-              </w:rPr>
-              <w:t xml:space="preserve">Steady Hands</w:t>
-            </w:r>
-          </w:p>
-        </w:tc>
-        <w:tc>
-          <w:tcPr/>
-          <w:p>
-            <w:pPr>
-              <w:pStyle w:val="Compact"/>
-              <w:jc w:val="left"/>
-            </w:pPr>
-            <w:r>
-              <w:rPr>
-                <w:sz w:val="19"/>
-              </w:rPr>
-              <w:t xml:space="preserve">+2 to Medicine for delicate surgery or removing a dangerous embedded object. It does not improve diagnosis or all medical treatment.</w:t>
-            </w:r>
-          </w:p>
-        </w:tc>
-      </w:tr>
-      <w:tr>
-        <w:tc>
-          <w:tcPr/>
-          <w:p>
-            <w:pPr>
-              <w:pStyle w:val="Compact"/>
-              <w:jc w:val="left"/>
-            </w:pPr>
-            <w:r>
-              <w:rPr>
-                <w:b/>
-                <w:sz w:val="19"/>
-              </w:rPr>
-              <w:t xml:space="preserve">Emergency Physician</w:t>
-            </w:r>
-          </w:p>
-        </w:tc>
-        <w:tc>
-          <w:tcPr/>
-          <w:p>
-            <w:pPr>
-              <w:pStyle w:val="Compact"/>
-              <w:jc w:val="left"/>
-            </w:pPr>
-            <w:r>
-              <w:rPr>
-                <w:sz w:val="19"/>
-              </w:rPr>
-              <w:t xml:space="preserve">+2 to Medicine for emergency stabilization of an injured patient. It does not apply to subsequent field healing or sickbay recovery.</w:t>
-            </w:r>
-          </w:p>
-        </w:tc>
-      </w:tr>
-      <w:tr>
-        <w:tc>
-          <w:tcPr/>
-          <w:p>
-            <w:pPr>
-              <w:pStyle w:val="Compact"/>
-              <w:jc w:val="left"/>
-            </w:pPr>
-            <w:r>
-              <w:rPr>
-                <w:b/>
-                <w:sz w:val="19"/>
-              </w:rPr>
-              <w:t xml:space="preserve">Alien Physiology Specialist</w:t>
-            </w:r>
-          </w:p>
-        </w:tc>
-        <w:tc>
-          <w:tcPr/>
-          <w:p>
-            <w:pPr>
-              <w:pStyle w:val="Compact"/>
-              <w:jc w:val="left"/>
-            </w:pPr>
-            <w:r>
-              <w:rPr>
-                <w:sz w:val="19"/>
-              </w:rPr>
-              <w:t xml:space="preserve">Choose one species or narrow biological group. Gain +2 to Medicine when diagnosing or treating that group. Unknown organisms do not qualify merely because they are alien.</w:t>
-            </w:r>
-          </w:p>
-        </w:tc>
-      </w:tr>
-      <w:tr>
-        <w:tc>
-          <w:tcPr/>
-          <w:p>
-            <w:pPr>
-              <w:pStyle w:val="Compact"/>
-              <w:jc w:val="left"/>
-            </w:pPr>
-            <w:r>
-              <w:rPr>
-                <w:b/>
-                <w:sz w:val="19"/>
-              </w:rPr>
-              <w:t xml:space="preserve">Subspace Specialist</w:t>
-            </w:r>
-          </w:p>
-        </w:tc>
-        <w:tc>
-          <w:tcPr/>
-          <w:p>
-            <w:pPr>
-              <w:pStyle w:val="Compact"/>
-              <w:jc w:val="left"/>
-            </w:pPr>
-            <w:r>
-              <w:rPr>
-                <w:sz w:val="19"/>
-              </w:rPr>
-              <w:t xml:space="preserve">+2 to Physical Sciences when analyzing subspace phenomena. Operating sensors and repairing warp machinery use their own skills.</w:t>
-            </w:r>
-          </w:p>
-        </w:tc>
-      </w:tr>
-      <w:tr>
-        <w:tc>
-          <w:tcPr/>
-          <w:p>
-            <w:pPr>
-              <w:pStyle w:val="Compact"/>
-              <w:jc w:val="left"/>
-            </w:pPr>
-            <w:r>
-              <w:rPr>
-                <w:b/>
-                <w:sz w:val="19"/>
-              </w:rPr>
-              <w:t xml:space="preserve">Astute Observer</w:t>
-            </w:r>
-          </w:p>
-        </w:tc>
-        <w:tc>
-          <w:tcPr/>
-          <w:p>
-            <w:pPr>
-              <w:pStyle w:val="Compact"/>
-              <w:jc w:val="left"/>
-            </w:pPr>
-            <w:r>
-              <w:rPr>
-                <w:sz w:val="19"/>
-              </w:rPr>
-              <w:t xml:space="preserve">+2 to Intellect rolls to notice a concealed physical clue during a deliberate examination. It does not improve every perception roll or automatically detect invisible threats.</w:t>
-            </w:r>
-          </w:p>
-        </w:tc>
-      </w:tr>
-      <w:tr>
-        <w:tc>
-          <w:tcPr/>
-          <w:p>
-            <w:pPr>
-              <w:pStyle w:val="Compact"/>
-              <w:jc w:val="left"/>
-            </w:pPr>
-            <w:r>
-              <w:rPr>
-                <w:b/>
-                <w:sz w:val="19"/>
-              </w:rPr>
-              <w:t xml:space="preserve">Signal Analyst</w:t>
-            </w:r>
-          </w:p>
-        </w:tc>
-        <w:tc>
-          <w:tcPr/>
-          <w:p>
-            <w:pPr>
-              <w:pStyle w:val="Compact"/>
-              <w:jc w:val="left"/>
-            </w:pPr>
-            <w:r>
-              <w:rPr>
-                <w:sz w:val="19"/>
-              </w:rPr>
-              <w:t xml:space="preserve">+2 to Communications when separating a meaningful transmission from interference or identifying a disguised signal.</w:t>
-            </w:r>
-          </w:p>
-        </w:tc>
-      </w:tr>
-      <w:tr>
-        <w:tc>
-          <w:tcPr/>
-          <w:p>
-            <w:pPr>
-              <w:pStyle w:val="Compact"/>
-              <w:jc w:val="left"/>
-            </w:pPr>
-            <w:r>
-              <w:rPr>
-                <w:b/>
-                <w:sz w:val="19"/>
-              </w:rPr>
-              <w:t xml:space="preserve">Computer Forensics Expert</w:t>
-            </w:r>
-          </w:p>
-        </w:tc>
-        <w:tc>
-          <w:tcPr/>
-          <w:p>
-            <w:pPr>
-              <w:pStyle w:val="Compact"/>
-              <w:jc w:val="left"/>
-            </w:pPr>
-            <w:r>
-              <w:rPr>
-                <w:sz w:val="19"/>
-              </w:rPr>
-              <w:t xml:space="preserve">+2 to Computers when tracing unauthorized changes or recovering deliberately concealed data. Access and suitable tools are still required.</w:t>
-            </w:r>
-          </w:p>
-        </w:tc>
-      </w:tr>
-      <w:tr>
-        <w:tc>
-          <w:tcPr/>
-          <w:p>
-            <w:pPr>
-              <w:pStyle w:val="Compact"/>
-              <w:jc w:val="left"/>
-            </w:pPr>
-            <w:r>
-              <w:rPr>
-                <w:b/>
-                <w:sz w:val="19"/>
-              </w:rPr>
-              <w:t xml:space="preserve">Improvisational Engineer</w:t>
-            </w:r>
-          </w:p>
-        </w:tc>
-        <w:tc>
-          <w:tcPr/>
-          <w:p>
-            <w:pPr>
-              <w:pStyle w:val="Compact"/>
-              <w:jc w:val="left"/>
-            </w:pPr>
-            <w:r>
-              <w:rPr>
-                <w:sz w:val="19"/>
-              </w:rPr>
-              <w:t xml:space="preserve">+2 to Engineering when making a temporary repair with inadequate but workable materials. The repair has limits agreed with the GM.</w:t>
-            </w:r>
-          </w:p>
-        </w:tc>
-      </w:tr>
-      <w:tr>
-        <w:tc>
-          <w:tcPr/>
-          <w:p>
-            <w:pPr>
-              <w:pStyle w:val="Compact"/>
-              <w:jc w:val="left"/>
-            </w:pPr>
-            <w:r>
-              <w:rPr>
-                <w:b/>
-                <w:sz w:val="19"/>
-              </w:rPr>
-              <w:t xml:space="preserve">Precision Technician</w:t>
-            </w:r>
-          </w:p>
-        </w:tc>
-        <w:tc>
-          <w:tcPr/>
-          <w:p>
-            <w:pPr>
-              <w:pStyle w:val="Compact"/>
-              <w:jc w:val="left"/>
-            </w:pPr>
-            <w:r>
-              <w:rPr>
-                <w:sz w:val="19"/>
-              </w:rPr>
-              <w:t xml:space="preserve">+2 to Electronics when repairing a delicate control circuit or sensor component. It does not apply to general Engineering.</w:t>
-            </w:r>
-          </w:p>
-        </w:tc>
-      </w:tr>
-      <w:tr>
-        <w:tc>
-          <w:tcPr/>
-          <w:p>
-            <w:pPr>
-              <w:pStyle w:val="Compact"/>
-              <w:jc w:val="left"/>
-            </w:pPr>
-            <w:r>
-              <w:rPr>
-                <w:b/>
-                <w:sz w:val="19"/>
-              </w:rPr>
-              <w:t xml:space="preserve">Shuttle Ace</w:t>
-            </w:r>
-          </w:p>
-        </w:tc>
-        <w:tc>
-          <w:tcPr/>
-          <w:p>
-            <w:pPr>
-              <w:pStyle w:val="Compact"/>
-              <w:jc w:val="left"/>
-            </w:pPr>
-            <w:r>
-              <w:rPr>
-                <w:sz w:val="19"/>
-              </w:rPr>
-              <w:t xml:space="preserve">+2 to Helm for hazardous shuttle maneuvers. It does not improve piloting the Pelion or ordinary Navigation.</w:t>
-            </w:r>
-          </w:p>
-        </w:tc>
-      </w:tr>
-      <w:tr>
-        <w:tc>
-          <w:tcPr/>
-          <w:p>
-            <w:pPr>
-              <w:pStyle w:val="Compact"/>
-              <w:jc w:val="left"/>
-            </w:pPr>
-            <w:r>
-              <w:rPr>
-                <w:b/>
-                <w:sz w:val="19"/>
-              </w:rPr>
-              <w:t xml:space="preserve">Diplomatic Insight</w:t>
-            </w:r>
-          </w:p>
-        </w:tc>
-        <w:tc>
-          <w:tcPr/>
-          <w:p>
-            <w:pPr>
-              <w:pStyle w:val="Compact"/>
-              <w:jc w:val="left"/>
-            </w:pPr>
-            <w:r>
-              <w:rPr>
-                <w:sz w:val="19"/>
-              </w:rPr>
-              <w:t xml:space="preserve">+2 to Diplomacy when negotiating across a cultural misunderstanding you have identified. It does not apply to every disagreement.</w:t>
-            </w:r>
-          </w:p>
-        </w:tc>
-      </w:tr>
-      <w:tr>
-        <w:tc>
-          <w:tcPr/>
-          <w:p>
-            <w:pPr>
-              <w:pStyle w:val="Compact"/>
-              <w:jc w:val="left"/>
-            </w:pPr>
-            <w:r>
-              <w:rPr>
-                <w:b/>
-                <w:sz w:val="19"/>
-              </w:rPr>
-              <w:t xml:space="preserve">Crisis Leader</w:t>
-            </w:r>
-          </w:p>
-        </w:tc>
-        <w:tc>
-          <w:tcPr/>
-          <w:p>
-            <w:pPr>
-              <w:pStyle w:val="Compact"/>
-              <w:jc w:val="left"/>
-            </w:pPr>
-            <w:r>
-              <w:rPr>
-                <w:sz w:val="19"/>
-              </w:rPr>
-              <w:t xml:space="preserve">+2 to Leadership when coordinating an immediate response to a sudden emergency. It does not improve routine orders or direct combat rolls.</w:t>
-            </w:r>
-          </w:p>
-        </w:tc>
-      </w:tr>
-      <w:tr>
-        <w:tc>
-          <w:tcPr/>
-          <w:p>
-            <w:pPr>
-              <w:pStyle w:val="Compact"/>
-              <w:jc w:val="left"/>
-            </w:pPr>
-            <w:r>
-              <w:rPr>
-                <w:b/>
-                <w:sz w:val="19"/>
-              </w:rPr>
-              <w:t xml:space="preserve">Mental Discipline</w:t>
-            </w:r>
-          </w:p>
-        </w:tc>
-        <w:tc>
-          <w:tcPr/>
-          <w:p>
-            <w:pPr>
-              <w:pStyle w:val="Compact"/>
-              <w:jc w:val="left"/>
-            </w:pPr>
-            <w:r>
-              <w:rPr>
-                <w:sz w:val="19"/>
-              </w:rPr>
-              <w:t xml:space="preserve">+2 to Will to maintain concentration despite pain or severe distraction. It does not improve resistance to fear or mental intrusion.</w:t>
-            </w:r>
-          </w:p>
-        </w:tc>
-      </w:tr>
-      <w:tr>
-        <w:tc>
-          <w:tcPr/>
-          <w:p>
-            <w:pPr>
-              <w:pStyle w:val="Compact"/>
-              <w:jc w:val="left"/>
-            </w:pPr>
-            <w:r>
-              <w:rPr>
-                <w:b/>
-                <w:sz w:val="19"/>
-              </w:rPr>
-              <w:t xml:space="preserve">Unshakable Courage</w:t>
-            </w:r>
-          </w:p>
-        </w:tc>
-        <w:tc>
-          <w:tcPr/>
-          <w:p>
-            <w:pPr>
-              <w:pStyle w:val="Compact"/>
-              <w:jc w:val="left"/>
-            </w:pPr>
-            <w:r>
-              <w:rPr>
-                <w:sz w:val="19"/>
-              </w:rPr>
-              <w:t xml:space="preserve">+2 to Will against overwhelming fear. It does not protect against alien compulsion or guarantee sensible decisions.</w:t>
-            </w:r>
-          </w:p>
-        </w:tc>
-      </w:tr>
-      <w:tr>
-        <w:tc>
-          <w:tcPr/>
-          <w:p>
-            <w:pPr>
-              <w:pStyle w:val="Compact"/>
-              <w:jc w:val="left"/>
-            </w:pPr>
-            <w:r>
-              <w:rPr>
-                <w:b/>
-                <w:sz w:val="19"/>
-              </w:rPr>
-              <w:t xml:space="preserve">Guarded Mind</w:t>
-            </w:r>
-          </w:p>
-        </w:tc>
-        <w:tc>
-          <w:tcPr/>
-          <w:p>
-            <w:pPr>
-              <w:pStyle w:val="Compact"/>
-              <w:jc w:val="left"/>
-            </w:pPr>
-            <w:r>
-              <w:rPr>
-                <w:sz w:val="19"/>
-              </w:rPr>
-              <w:t xml:space="preserve">+2 to Will when resisting an external mental intrusion or compulsion. It provides no telepathy or ability to detect the source.</w:t>
-            </w:r>
-          </w:p>
-        </w:tc>
-      </w:tr>
-      <w:tr>
-        <w:tc>
-          <w:tcPr/>
-          <w:p>
-            <w:pPr>
-              <w:pStyle w:val="Compact"/>
-              <w:jc w:val="left"/>
-            </w:pPr>
-            <w:r>
-              <w:rPr>
-                <w:b/>
-                <w:sz w:val="19"/>
-              </w:rPr>
-              <w:t xml:space="preserve">Careful Marksman</w:t>
-            </w:r>
-          </w:p>
-        </w:tc>
-        <w:tc>
-          <w:tcPr/>
-          <w:p>
-            <w:pPr>
-              <w:pStyle w:val="Compact"/>
-              <w:jc w:val="left"/>
-            </w:pPr>
-            <w:r>
-              <w:rPr>
-                <w:sz w:val="19"/>
-              </w:rPr>
-              <w:t xml:space="preserve">+2 to Phasers after spending your preceding action aiming at the same visible target without attacking or moving. The bonus applies to one shot; losing sight of the target cancels it.</w:t>
-            </w:r>
-          </w:p>
-        </w:tc>
-      </w:tr>
-    </w:tbl>
-    <w:bookmarkEnd w:id="68"/>
-    <w:bookmarkStart w:id="82" w:name="species-advantages"/>
-    <w:p>
-      <w:pPr>
-        <w:pStyle w:val="Heading1"/>
-      </w:pPr>
-      <w:r>
-        <w:t xml:space="preserve">Species advantages</w:t>
-      </w:r>
-    </w:p>
-    <w:p>
-      <w:pPr>
-        <w:pStyle w:val="FirstParagraph"/>
-      </w:pPr>
-      <w:r>
-        <w:t xml:space="preserve">A species advantage</w:t>
-      </w:r>
-      <w:r>
-        <w:t xml:space="preserve"> </w:t>
-      </w:r>
-      <w:r>
-        <w:rPr>
-          <w:bCs/>
-          <w:b/>
-        </w:rPr>
-        <w:t xml:space="preserve">replaces</w:t>
-      </w:r>
-      <w:r>
-        <w:t xml:space="preserve"> </w:t>
-      </w:r>
-      <w:r>
-        <w:t xml:space="preserve">your general advantage. Each one comes with a</w:t>
-      </w:r>
-      <w:r>
-        <w:t xml:space="preserve"> </w:t>
-      </w:r>
-      <w:r>
-        <w:rPr>
-          <w:bCs/>
-          <w:b/>
-        </w:rPr>
-        <w:t xml:space="preserve">companion complication</w:t>
-      </w:r>
-      <w:r>
-        <w:t xml:space="preserve"> </w:t>
-      </w:r>
-      <w:r>
-        <w:t xml:space="preserve">that you take along with it. The companion works like any other complication: the GM proposes a concrete problem, and you gain a Duty point if you accept it. You keep your regular complication as well.</w:t>
-      </w:r>
-    </w:p>
-    <w:p>
-      <w:pPr>
-        <w:pStyle w:val="BodyText"/>
-      </w:pPr>
-      <w:r>
-        <w:t xml:space="preserve">Most species advantages give +2 in one narrow situation, following the same rules as general advantages. A few are abilities instead (Vulcan Mind Meld, Aenar Telepathy, and Flight): they name the roll to make, and the GM sets the limits before the roll. They give no +2.</w:t>
-      </w:r>
-    </w:p>
-    <w:p>
-      <w:pPr>
-        <w:pStyle w:val="BodyText"/>
-      </w:pPr>
-      <w:r>
-        <w:t xml:space="preserve">A custom species advantage follows the same pattern: a narrow +2 or an ability with agreed limits, paired with a companion complication that has a clear trigger and a real consequence.</w:t>
-      </w:r>
-    </w:p>
-    <w:bookmarkStart w:id="69" w:name="human"/>
-    <w:p>
-      <w:pPr>
-        <w:pStyle w:val="Heading2"/>
-      </w:pPr>
-      <w:r>
-        <w:t xml:space="preserve">Human</w:t>
+        <w:t xml:space="preserve">The ship has its own sheet, tracked like an injury track. Encounters stay descriptive: the GM states what is at stake before rolls and narrates what each box means. This light structure is a campaign rule; detailed starship combat stays outside this guide.</w:t>
       </w:r>
     </w:p>
     <w:tbl>
@@ -7280,7 +6799,7 @@
                 <w:b/>
                 <w:sz w:val="19"/>
               </w:rPr>
-              <w:t xml:space="preserve">Advantage</w:t>
+              <w:t xml:space="preserve">Track</w:t>
             </w:r>
           </w:p>
         </w:tc>
@@ -7298,7 +6817,7 @@
                 <w:b/>
                 <w:sz w:val="19"/>
               </w:rPr>
-              <w:t xml:space="preserve">Effect</w:t>
+              <w:t xml:space="preserve">Boxes</w:t>
             </w:r>
           </w:p>
         </w:tc>
@@ -7316,57 +6835,197 @@
                 <w:b/>
                 <w:sz w:val="19"/>
               </w:rPr>
-              <w:t xml:space="preserve">Companion complication</w:t>
-            </w:r>
-          </w:p>
-        </w:tc>
-      </w:tr>
-      <w:tr>
-        <w:tc>
-          <w:tcPr/>
-          <w:p>
-            <w:pPr>
-              <w:pStyle w:val="Compact"/>
-              <w:jc w:val="left"/>
-            </w:pPr>
-            <w:r>
-              <w:rPr>
-                <w:b/>
-                <w:sz w:val="19"/>
-              </w:rPr>
-              <w:t xml:space="preserve">Indomitable Spirit</w:t>
-            </w:r>
-          </w:p>
-        </w:tc>
-        <w:tc>
-          <w:tcPr/>
-          <w:p>
-            <w:pPr>
-              <w:pStyle w:val="Compact"/>
-              <w:jc w:val="left"/>
-            </w:pPr>
-            <w:r>
-              <w:rPr>
-                <w:sz w:val="19"/>
-              </w:rPr>
-              <w:t xml:space="preserve">+2 to Will when refusing to abandon a crewmate or give up on a rescue. It does not help against alien compulsion.</w:t>
-            </w:r>
-          </w:p>
-        </w:tc>
-        <w:tc>
-          <w:tcPr/>
-          <w:p>
-            <w:pPr>
-              <w:pStyle w:val="Compact"/>
-              <w:jc w:val="left"/>
-            </w:pPr>
+              <w:t xml:space="preserve">Effect as boxes fill</w:t>
+            </w:r>
+          </w:p>
+        </w:tc>
+      </w:tr>
+      <w:tr>
+        <w:tc>
+          <w:tcPr/>
+          <w:p>
+            <w:pPr>
+              <w:pStyle w:val="Compact"/>
+              <w:jc w:val="left"/>
+            </w:pPr>
+            <w:r>
+              <w:rPr>
+                <w:b/>
+                <w:sz w:val="19"/>
+              </w:rPr>
+              <w:t xml:space="preserve">Shields</w:t>
+            </w:r>
+          </w:p>
+        </w:tc>
+        <w:tc>
+          <w:tcPr/>
+          <w:p>
+            <w:pPr>
+              <w:pStyle w:val="Compact"/>
+              <w:jc w:val="left"/>
+            </w:pPr>
+            <w:r>
+              <w:rPr>
+                <w:sz w:val="19"/>
+              </w:rPr>
+              <w:t xml:space="preserve">3</w:t>
+            </w:r>
+          </w:p>
+        </w:tc>
+        <w:tc>
+          <w:tcPr/>
+          <w:p>
+            <w:pPr>
+              <w:pStyle w:val="Compact"/>
+              <w:jc w:val="left"/>
+            </w:pPr>
+            <w:r>
+              <w:rPr>
+                <w:sz w:val="19"/>
+              </w:rPr>
+              <w:t xml:space="preserve">Hits mark Shields first. At 3 boxes shields are down, and hits go to the Hull and a system.</w:t>
+            </w:r>
+          </w:p>
+        </w:tc>
+      </w:tr>
+      <w:tr>
+        <w:tc>
+          <w:tcPr/>
+          <w:p>
+            <w:pPr>
+              <w:pStyle w:val="Compact"/>
+              <w:jc w:val="left"/>
+            </w:pPr>
+            <w:r>
+              <w:rPr>
+                <w:b/>
+                <w:sz w:val="19"/>
+              </w:rPr>
+              <w:t xml:space="preserve">Hull</w:t>
+            </w:r>
+          </w:p>
+        </w:tc>
+        <w:tc>
+          <w:tcPr/>
+          <w:p>
+            <w:pPr>
+              <w:pStyle w:val="Compact"/>
+              <w:jc w:val="left"/>
+            </w:pPr>
+            <w:r>
+              <w:rPr>
+                <w:sz w:val="19"/>
+              </w:rPr>
+              <w:t xml:space="preserve">4</w:t>
+            </w:r>
+          </w:p>
+        </w:tc>
+        <w:tc>
+          <w:tcPr/>
+          <w:p>
+            <w:pPr>
+              <w:pStyle w:val="Compact"/>
+              <w:jc w:val="left"/>
+            </w:pPr>
+            <w:r>
+              <w:rPr>
+                <w:sz w:val="19"/>
+              </w:rPr>
+              <w:t xml:space="preserve">1–2: scarred, minor breaches sealed. 3: serious breaches, decks lost. 4: the ship is breaking up; start an</w:t>
+            </w:r>
+            <w:r>
+              <w:rPr>
+                <w:sz w:val="19"/>
+              </w:rPr>
+              <w:t xml:space="preserve"> </w:t>
+            </w:r>
+            <w:r>
+              <w:rPr>
+                <w:iCs/>
+                <w:i/>
+                <w:sz w:val="19"/>
+              </w:rPr>
+              <w:t xml:space="preserve">Abandon ship</w:t>
+            </w:r>
+            <w:r>
+              <w:rPr>
+                <w:sz w:val="19"/>
+              </w:rPr>
+              <w:t xml:space="preserve"> </w:t>
+            </w:r>
+            <w:r>
+              <w:rPr>
+                <w:sz w:val="19"/>
+              </w:rPr>
+              <w:t xml:space="preserve">clock.</w:t>
+            </w:r>
+          </w:p>
+        </w:tc>
+      </w:tr>
+      <w:tr>
+        <w:tc>
+          <w:tcPr/>
+          <w:p>
+            <w:pPr>
+              <w:pStyle w:val="Compact"/>
+              <w:jc w:val="left"/>
+            </w:pPr>
+            <w:r>
+              <w:rPr>
+                <w:b/>
+                <w:sz w:val="19"/>
+              </w:rPr>
+              <w:t xml:space="preserve">Weapons, Engines, Sensors, Communications, Transporters, Life support</w:t>
+            </w:r>
+          </w:p>
+        </w:tc>
+        <w:tc>
+          <w:tcPr/>
+          <w:p>
+            <w:pPr>
+              <w:pStyle w:val="Compact"/>
+              <w:jc w:val="left"/>
+            </w:pPr>
+            <w:r>
+              <w:rPr>
+                <w:sz w:val="19"/>
+              </w:rPr>
+              <w:t xml:space="preserve">3 each</w:t>
+            </w:r>
+          </w:p>
+        </w:tc>
+        <w:tc>
+          <w:tcPr/>
+          <w:p>
+            <w:pPr>
+              <w:pStyle w:val="Compact"/>
+              <w:jc w:val="left"/>
+            </w:pPr>
+            <w:r>
+              <w:rPr>
+                <w:sz w:val="19"/>
+              </w:rPr>
+              <w:t xml:space="preserve">1</w:t>
+            </w:r>
+            <w:r>
+              <w:rPr>
+                <w:sz w:val="19"/>
+              </w:rPr>
+              <w:t xml:space="preserve"> </w:t>
+            </w:r>
             <w:r>
               <w:rPr>
                 <w:bCs/>
                 <w:b/>
                 <w:sz w:val="19"/>
               </w:rPr>
-              <w:t xml:space="preserve">Reckless Hope.</w:t>
+              <w:t xml:space="preserve">Damaged</w:t>
+            </w:r>
+            <w:r>
+              <w:rPr>
+                <w:sz w:val="19"/>
+              </w:rPr>
+              <w:t xml:space="preserve">: −2 to rolls using it. 2</w:t>
             </w:r>
             <w:r>
               <w:rPr>
@@ -7376,59 +7035,17 @@
             </w:r>
             <w:r>
               <w:rPr>
-                <w:sz w:val="19"/>
-              </w:rPr>
-              <w:t xml:space="preserve">You keep going after the odds have clearly turned. When the GM shows the cost of pressing on, accept the danger, delay, or lost resource.</w:t>
-            </w:r>
-          </w:p>
-        </w:tc>
-      </w:tr>
-      <w:tr>
-        <w:tc>
-          <w:tcPr/>
-          <w:p>
-            <w:pPr>
-              <w:pStyle w:val="Compact"/>
-              <w:jc w:val="left"/>
-            </w:pPr>
-            <w:r>
-              <w:rPr>
-                <w:b/>
-                <w:sz w:val="19"/>
-              </w:rPr>
-              <w:t xml:space="preserve">Gut Instinct</w:t>
-            </w:r>
-          </w:p>
-        </w:tc>
-        <w:tc>
-          <w:tcPr/>
-          <w:p>
-            <w:pPr>
-              <w:pStyle w:val="Compact"/>
-              <w:jc w:val="left"/>
-            </w:pPr>
-            <w:r>
-              <w:rPr>
-                <w:sz w:val="19"/>
-              </w:rPr>
-              <w:t xml:space="preserve">+2 to Psychology when judging, face to face, whether someone is lying to you. It does not reveal what the truth is.</w:t>
-            </w:r>
-          </w:p>
-        </w:tc>
-        <w:tc>
-          <w:tcPr/>
-          <w:p>
-            <w:pPr>
-              <w:pStyle w:val="Compact"/>
-              <w:jc w:val="left"/>
-            </w:pPr>
-            <w:r>
-              <w:rPr>
                 <w:bCs/>
                 <w:b/>
                 <w:sz w:val="19"/>
               </w:rPr>
-              <w:t xml:space="preserve">Acts on Hunches.</w:t>
+              <w:t xml:space="preserve">Crippled</w:t>
+            </w:r>
+            <w:r>
+              <w:rPr>
+                <w:sz w:val="19"/>
+              </w:rPr>
+              <w:t xml:space="preserve">: −4, and it can do only its most basic job. 3</w:t>
             </w:r>
             <w:r>
               <w:rPr>
@@ -7438,22 +7055,1901 @@
             </w:r>
             <w:r>
               <w:rPr>
-                <w:sz w:val="19"/>
-              </w:rPr>
-              <w:t xml:space="preserve">You act on an unverified feeling when procedure says wait. Accept the consequence when the hunch costs time, trust, or position.</w:t>
+                <w:bCs/>
+                <w:b/>
+                <w:sz w:val="19"/>
+              </w:rPr>
+              <w:t xml:space="preserve">Offline</w:t>
+            </w:r>
+            <w:r>
+              <w:rPr>
+                <w:sz w:val="19"/>
+              </w:rPr>
+              <w:t xml:space="preserve">: it doesn’t work until repaired.</w:t>
             </w:r>
           </w:p>
         </w:tc>
       </w:tr>
     </w:tbl>
+    <w:p>
+      <w:pPr>
+        <w:pStyle w:val="BodyText"/>
+      </w:pPr>
+      <w:r>
+        <w:rPr>
+          <w:bCs/>
+          <w:b/>
+        </w:rPr>
+        <w:t xml:space="preserve">Taking hits.</w:t>
+      </w:r>
+      <w:r>
+        <w:t xml:space="preserve"> </w:t>
+      </w:r>
+      <w:r>
+        <w:t xml:space="preserve">A normal hit (a phaser bank, a disruptor) marks 1 box; a heavy hit (photon torpedo, ramming, a disruptor volley) marks 2. Once Shields are down, each hit marks the Hull and the system the GM chooses, or roll 1d6: 1 Weapons, 2 Engines, 3 Sensors, 4 Communications, 5 Transporters, 6 Life support.</w:t>
+      </w:r>
+    </w:p>
+    <w:p>
+      <w:pPr>
+        <w:pStyle w:val="BodyText"/>
+      </w:pPr>
+      <w:r>
+        <w:rPr>
+          <w:bCs/>
+          <w:b/>
+        </w:rPr>
+        <w:t xml:space="preserve">Defending.</w:t>
+      </w:r>
+      <w:r>
+        <w:t xml:space="preserve"> </w:t>
+      </w:r>
+      <w:r>
+        <w:t xml:space="preserve">When an enemy ship hits, Helm may roll</w:t>
+      </w:r>
+      <w:r>
+        <w:t xml:space="preserve"> </w:t>
+      </w:r>
+      <w:r>
+        <w:rPr>
+          <w:bCs/>
+          <w:b/>
+        </w:rPr>
+        <w:t xml:space="preserve">Helm</w:t>
+      </w:r>
+      <w:r>
+        <w:t xml:space="preserve"> </w:t>
+      </w:r>
+      <w:r>
+        <w:t xml:space="preserve">to evade, once per exchange, like Dodge: success cancels the hit. Engines damage applies its penalty.</w:t>
+      </w:r>
+    </w:p>
+    <w:p>
+      <w:pPr>
+        <w:pStyle w:val="BodyText"/>
+      </w:pPr>
+      <w:r>
+        <w:rPr>
+          <w:bCs/>
+          <w:b/>
+        </w:rPr>
+        <w:t xml:space="preserve">Repairs.</w:t>
+      </w:r>
+      <w:r>
+        <w:t xml:space="preserve"> </w:t>
+      </w:r>
+      <w:r>
+        <w:t xml:space="preserve">In the middle of a crisis, a successful</w:t>
+      </w:r>
+      <w:r>
+        <w:t xml:space="preserve"> </w:t>
+      </w:r>
+      <w:r>
+        <w:rPr>
+          <w:bCs/>
+          <w:b/>
+        </w:rPr>
+        <w:t xml:space="preserve">Engineering</w:t>
+      </w:r>
+      <w:r>
+        <w:t xml:space="preserve"> </w:t>
+      </w:r>
+      <w:r>
+        <w:t xml:space="preserve">roll clears one box from Shields or a system (two on success by 5); it takes the engineer’s action that exchange. The Hull can only be patched by one box per scene, and fully repaired at a starbase. Between encounters, the crew can clear the rest of the systems with time.</w:t>
+      </w:r>
+    </w:p>
+    <w:p>
+      <w:pPr>
+        <w:pStyle w:val="BodyText"/>
+      </w:pPr>
+      <w:r>
+        <w:rPr>
+          <w:bCs/>
+          <w:b/>
+        </w:rPr>
+        <w:t xml:space="preserve">Firing.</w:t>
+      </w:r>
+      <w:r>
+        <w:t xml:space="preserve"> </w:t>
+      </w:r>
+      <w:r>
+        <w:t xml:space="preserve">Tactical rolls</w:t>
+      </w:r>
+      <w:r>
+        <w:t xml:space="preserve"> </w:t>
+      </w:r>
+      <w:r>
+        <w:rPr>
+          <w:bCs/>
+          <w:b/>
+        </w:rPr>
+        <w:t xml:space="preserve">Phasers</w:t>
+      </w:r>
+      <w:r>
+        <w:t xml:space="preserve"> </w:t>
+      </w:r>
+      <w:r>
+        <w:t xml:space="preserve">for ship weapons, against the enemy ship’s own tracks, which the GM keeps the same way.</w:t>
+      </w:r>
+    </w:p>
+    <w:bookmarkEnd w:id="67"/>
+    <w:bookmarkStart w:id="68" w:name="advancement"/>
+    <w:p>
+      <w:pPr>
+        <w:pStyle w:val="Heading2"/>
+      </w:pPr>
+      <w:r>
+        <w:t xml:space="preserve">Advancement</w:t>
+      </w:r>
+    </w:p>
+    <w:p>
+      <w:pPr>
+        <w:pStyle w:val="FirstParagraph"/>
+      </w:pPr>
+      <w:r>
+        <w:t xml:space="preserve">After a significant mission, the GM may authorize one relevant skill to advance from Untrained to Trained or from Trained to Specialty, or allow revision of an advantage or complication to reflect events. Skills retain the same three training levels after advancement. Advancement follows mission milestones. Attribute and species changes require a separate agreement. General Services characters advance the same way, but only their starting skill is Expert; a skill raised later tops out at Specialty (+3) unless they are commissioned (see Step 3).</w:t>
+      </w:r>
+    </w:p>
+    <w:bookmarkEnd w:id="68"/>
     <w:bookmarkEnd w:id="69"/>
-    <w:bookmarkStart w:id="70" w:name="vulcan"/>
+    <w:bookmarkStart w:id="70" w:name="threats"/>
+    <w:p>
+      <w:pPr>
+        <w:pStyle w:val="Heading1"/>
+      </w:pPr>
+      <w:r>
+        <w:t xml:space="preserve">Threats</w:t>
+      </w:r>
+    </w:p>
+    <w:p>
+      <w:pPr>
+        <w:pStyle w:val="FirstParagraph"/>
+      </w:pPr>
+      <w:r>
+        <w:t xml:space="preserve">Opponents use the same rules as the crew: they roll 3d6 under their skill, Dodge once per round, and mark injury boxes. Each threat below is one line of numbers and one special trait.</w:t>
+      </w:r>
+    </w:p>
+    <w:p>
+      <w:pPr>
+        <w:pStyle w:val="BodyText"/>
+      </w:pPr>
+      <w:r>
+        <w:rPr>
+          <w:bCs/>
+          <w:b/>
+        </w:rPr>
+        <w:t xml:space="preserve">Minor opponents</w:t>
+      </w:r>
+      <w:r>
+        <w:t xml:space="preserve"> </w:t>
+      </w:r>
+      <w:r>
+        <w:t xml:space="preserve">(guards, crewmen, a mob) have</w:t>
+      </w:r>
+      <w:r>
+        <w:t xml:space="preserve"> </w:t>
+      </w:r>
+      <w:r>
+        <w:rPr>
+          <w:bCs/>
+          <w:b/>
+        </w:rPr>
+        <w:t xml:space="preserve">one box</w:t>
+      </w:r>
+      <w:r>
+        <w:t xml:space="preserve">: any hit that gets through takes them out of the fight. Save full injury tracks for threats that matter.</w:t>
+      </w:r>
+    </w:p>
+    <w:tbl>
+      <w:tblPr>
+        <w:tblStyle w:val="Table"/>
+        <w:tblW w:type="pct" w:w="5000"/>
+        <w:tblLook w:firstRow="1" w:lastRow="0" w:firstColumn="0" w:lastColumn="0" w:noHBand="0" w:noVBand="0" w:val="0020"/>
+        <w:jc w:val="start"/>
+        <w:tblBorders>
+          <w:top w:val="single" w:sz="4" w:color="B8C2D3"/>
+          <w:left w:val="single" w:sz="4" w:color="B8C2D3"/>
+          <w:bottom w:val="single" w:sz="4" w:color="B8C2D3"/>
+          <w:right w:val="single" w:sz="4" w:color="B8C2D3"/>
+          <w:insideH w:val="single" w:sz="4" w:color="B8C2D3"/>
+          <w:insideV w:val="single" w:sz="4" w:color="B8C2D3"/>
+        </w:tblBorders>
+      </w:tblPr>
+      <w:tblGrid>
+        <w:gridCol w:w="1320"/>
+        <w:gridCol w:w="1320"/>
+        <w:gridCol w:w="1320"/>
+        <w:gridCol w:w="1320"/>
+        <w:gridCol w:w="1320"/>
+        <w:gridCol w:w="1320"/>
+      </w:tblGrid>
+      <w:tr>
+        <w:trPr>
+          <w:tblHeader w:val="true"/>
+        </w:trPr>
+        <w:tc>
+          <w:tcPr>
+            <w:shd w:val="clear" w:fill="E9EEF6"/>
+          </w:tcPr>
+          <w:p>
+            <w:pPr>
+              <w:pStyle w:val="Compact"/>
+              <w:jc w:val="left"/>
+            </w:pPr>
+            <w:r>
+              <w:rPr>
+                <w:b/>
+                <w:sz w:val="19"/>
+              </w:rPr>
+              <w:t xml:space="preserve">Threat</w:t>
+            </w:r>
+          </w:p>
+        </w:tc>
+        <w:tc>
+          <w:tcPr>
+            <w:shd w:val="clear" w:fill="E9EEF6"/>
+          </w:tcPr>
+          <w:p>
+            <w:pPr>
+              <w:pStyle w:val="Compact"/>
+              <w:jc w:val="left"/>
+            </w:pPr>
+            <w:r>
+              <w:rPr>
+                <w:b/>
+                <w:sz w:val="19"/>
+              </w:rPr>
+              <w:t xml:space="preserve">Attack (target)</w:t>
+            </w:r>
+          </w:p>
+        </w:tc>
+        <w:tc>
+          <w:tcPr>
+            <w:shd w:val="clear" w:fill="E9EEF6"/>
+          </w:tcPr>
+          <w:p>
+            <w:pPr>
+              <w:pStyle w:val="Compact"/>
+              <w:jc w:val="left"/>
+            </w:pPr>
+            <w:r>
+              <w:rPr>
+                <w:b/>
+                <w:sz w:val="19"/>
+              </w:rPr>
+              <w:t xml:space="preserve">Dodge</w:t>
+            </w:r>
+          </w:p>
+        </w:tc>
+        <w:tc>
+          <w:tcPr>
+            <w:shd w:val="clear" w:fill="E9EEF6"/>
+          </w:tcPr>
+          <w:p>
+            <w:pPr>
+              <w:pStyle w:val="Compact"/>
+              <w:jc w:val="left"/>
+            </w:pPr>
+            <w:r>
+              <w:rPr>
+                <w:b/>
+                <w:sz w:val="19"/>
+              </w:rPr>
+              <w:t xml:space="preserve">Boxes</w:t>
+            </w:r>
+          </w:p>
+        </w:tc>
+        <w:tc>
+          <w:tcPr>
+            <w:shd w:val="clear" w:fill="E9EEF6"/>
+          </w:tcPr>
+          <w:p>
+            <w:pPr>
+              <w:pStyle w:val="Compact"/>
+              <w:jc w:val="left"/>
+            </w:pPr>
+            <w:r>
+              <w:rPr>
+                <w:b/>
+                <w:sz w:val="19"/>
+              </w:rPr>
+              <w:t xml:space="preserve">Weapon</w:t>
+            </w:r>
+          </w:p>
+        </w:tc>
+        <w:tc>
+          <w:tcPr>
+            <w:shd w:val="clear" w:fill="E9EEF6"/>
+          </w:tcPr>
+          <w:p>
+            <w:pPr>
+              <w:pStyle w:val="Compact"/>
+              <w:jc w:val="left"/>
+            </w:pPr>
+            <w:r>
+              <w:rPr>
+                <w:b/>
+                <w:sz w:val="19"/>
+              </w:rPr>
+              <w:t xml:space="preserve">Trait</w:t>
+            </w:r>
+          </w:p>
+        </w:tc>
+      </w:tr>
+      <w:tr>
+        <w:tc>
+          <w:tcPr/>
+          <w:p>
+            <w:pPr>
+              <w:pStyle w:val="Compact"/>
+              <w:jc w:val="left"/>
+            </w:pPr>
+            <w:r>
+              <w:rPr>
+                <w:b/>
+                <w:sz w:val="19"/>
+              </w:rPr>
+              <w:t xml:space="preserve">Security guard (minor)</w:t>
+            </w:r>
+          </w:p>
+        </w:tc>
+        <w:tc>
+          <w:tcPr/>
+          <w:p>
+            <w:pPr>
+              <w:pStyle w:val="Compact"/>
+              <w:jc w:val="left"/>
+            </w:pPr>
+            <w:r>
+              <w:rPr>
+                <w:sz w:val="19"/>
+              </w:rPr>
+              <w:t xml:space="preserve">Phasers or disruptor 11</w:t>
+            </w:r>
+          </w:p>
+        </w:tc>
+        <w:tc>
+          <w:tcPr/>
+          <w:p>
+            <w:pPr>
+              <w:pStyle w:val="Compact"/>
+              <w:jc w:val="left"/>
+            </w:pPr>
+            <w:r>
+              <w:rPr>
+                <w:sz w:val="19"/>
+              </w:rPr>
+              <w:t xml:space="preserve">7</w:t>
+            </w:r>
+          </w:p>
+        </w:tc>
+        <w:tc>
+          <w:tcPr/>
+          <w:p>
+            <w:pPr>
+              <w:pStyle w:val="Compact"/>
+              <w:jc w:val="left"/>
+            </w:pPr>
+            <w:r>
+              <w:rPr>
+                <w:sz w:val="19"/>
+              </w:rPr>
+              <w:t xml:space="preserve">1</w:t>
+            </w:r>
+          </w:p>
+        </w:tc>
+        <w:tc>
+          <w:tcPr/>
+          <w:p>
+            <w:pPr>
+              <w:pStyle w:val="Compact"/>
+              <w:jc w:val="left"/>
+            </w:pPr>
+            <w:r>
+              <w:rPr>
+                <w:sz w:val="19"/>
+              </w:rPr>
+              <w:t xml:space="preserve">Hand weapon</w:t>
+            </w:r>
+          </w:p>
+        </w:tc>
+        <w:tc>
+          <w:tcPr/>
+          <w:p>
+            <w:pPr>
+              <w:pStyle w:val="Compact"/>
+              <w:jc w:val="left"/>
+            </w:pPr>
+            <w:r>
+              <w:rPr>
+                <w:bCs/>
+                <w:b/>
+                <w:sz w:val="19"/>
+              </w:rPr>
+              <w:t xml:space="preserve">Numbers.</w:t>
+            </w:r>
+            <w:r>
+              <w:rPr>
+                <w:sz w:val="19"/>
+              </w:rPr>
+              <w:t xml:space="preserve"> </w:t>
+            </w:r>
+            <w:r>
+              <w:rPr>
+                <w:sz w:val="19"/>
+              </w:rPr>
+              <w:t xml:space="preserve">Usually two or three; they surrender or flee when half are down.</w:t>
+            </w:r>
+          </w:p>
+        </w:tc>
+      </w:tr>
+      <w:tr>
+        <w:tc>
+          <w:tcPr/>
+          <w:p>
+            <w:pPr>
+              <w:pStyle w:val="Compact"/>
+              <w:jc w:val="left"/>
+            </w:pPr>
+            <w:r>
+              <w:rPr>
+                <w:b/>
+                <w:sz w:val="19"/>
+              </w:rPr>
+              <w:t xml:space="preserve">Klingon warrior</w:t>
+            </w:r>
+          </w:p>
+        </w:tc>
+        <w:tc>
+          <w:tcPr/>
+          <w:p>
+            <w:pPr>
+              <w:pStyle w:val="Compact"/>
+              <w:jc w:val="left"/>
+            </w:pPr>
+            <w:r>
+              <w:rPr>
+                <w:sz w:val="19"/>
+              </w:rPr>
+              <w:t xml:space="preserve">Disruptor 12, Blade 13, Unarmed 12</w:t>
+            </w:r>
+          </w:p>
+        </w:tc>
+        <w:tc>
+          <w:tcPr/>
+          <w:p>
+            <w:pPr>
+              <w:pStyle w:val="Compact"/>
+              <w:jc w:val="left"/>
+            </w:pPr>
+            <w:r>
+              <w:rPr>
+                <w:sz w:val="19"/>
+              </w:rPr>
+              <w:t xml:space="preserve">9</w:t>
+            </w:r>
+          </w:p>
+        </w:tc>
+        <w:tc>
+          <w:tcPr/>
+          <w:p>
+            <w:pPr>
+              <w:pStyle w:val="Compact"/>
+              <w:jc w:val="left"/>
+            </w:pPr>
+            <w:r>
+              <w:rPr>
+                <w:sz w:val="19"/>
+              </w:rPr>
+              <w:t xml:space="preserve">3</w:t>
+            </w:r>
+          </w:p>
+        </w:tc>
+        <w:tc>
+          <w:tcPr/>
+          <w:p>
+            <w:pPr>
+              <w:pStyle w:val="Compact"/>
+              <w:jc w:val="left"/>
+            </w:pPr>
+            <w:r>
+              <w:rPr>
+                <w:sz w:val="19"/>
+              </w:rPr>
+              <w:t xml:space="preserve">Disruptor (kill), d’k tahg</w:t>
+            </w:r>
+          </w:p>
+        </w:tc>
+        <w:tc>
+          <w:tcPr/>
+          <w:p>
+            <w:pPr>
+              <w:pStyle w:val="Compact"/>
+              <w:jc w:val="left"/>
+            </w:pPr>
+            <w:r>
+              <w:rPr>
+                <w:bCs/>
+                <w:b/>
+                <w:sz w:val="19"/>
+              </w:rPr>
+              <w:t xml:space="preserve">Relentless.</w:t>
+            </w:r>
+            <w:r>
+              <w:rPr>
+                <w:sz w:val="19"/>
+              </w:rPr>
+              <w:t xml:space="preserve"> </w:t>
+            </w:r>
+            <w:r>
+              <w:rPr>
+                <w:sz w:val="19"/>
+              </w:rPr>
+              <w:t xml:space="preserve">Ignores the Wounded penalty; only Seriously wounded slows them.</w:t>
+            </w:r>
+          </w:p>
+        </w:tc>
+      </w:tr>
+      <w:tr>
+        <w:tc>
+          <w:tcPr/>
+          <w:p>
+            <w:pPr>
+              <w:pStyle w:val="Compact"/>
+              <w:jc w:val="left"/>
+            </w:pPr>
+            <w:r>
+              <w:rPr>
+                <w:b/>
+                <w:sz w:val="19"/>
+              </w:rPr>
+              <w:t xml:space="preserve">Klingon officer</w:t>
+            </w:r>
+          </w:p>
+        </w:tc>
+        <w:tc>
+          <w:tcPr/>
+          <w:p>
+            <w:pPr>
+              <w:pStyle w:val="Compact"/>
+              <w:jc w:val="left"/>
+            </w:pPr>
+            <w:r>
+              <w:rPr>
+                <w:sz w:val="19"/>
+              </w:rPr>
+              <w:t xml:space="preserve">Disruptor 12, Leadership 13</w:t>
+            </w:r>
+          </w:p>
+        </w:tc>
+        <w:tc>
+          <w:tcPr/>
+          <w:p>
+            <w:pPr>
+              <w:pStyle w:val="Compact"/>
+              <w:jc w:val="left"/>
+            </w:pPr>
+            <w:r>
+              <w:rPr>
+                <w:sz w:val="19"/>
+              </w:rPr>
+              <w:t xml:space="preserve">9</w:t>
+            </w:r>
+          </w:p>
+        </w:tc>
+        <w:tc>
+          <w:tcPr/>
+          <w:p>
+            <w:pPr>
+              <w:pStyle w:val="Compact"/>
+              <w:jc w:val="left"/>
+            </w:pPr>
+            <w:r>
+              <w:rPr>
+                <w:sz w:val="19"/>
+              </w:rPr>
+              <w:t xml:space="preserve">3</w:t>
+            </w:r>
+          </w:p>
+        </w:tc>
+        <w:tc>
+          <w:tcPr/>
+          <w:p>
+            <w:pPr>
+              <w:pStyle w:val="Compact"/>
+              <w:jc w:val="left"/>
+            </w:pPr>
+            <w:r>
+              <w:rPr>
+                <w:sz w:val="19"/>
+              </w:rPr>
+              <w:t xml:space="preserve">Disruptor (kill)</w:t>
+            </w:r>
+          </w:p>
+        </w:tc>
+        <w:tc>
+          <w:tcPr/>
+          <w:p>
+            <w:pPr>
+              <w:pStyle w:val="Compact"/>
+              <w:jc w:val="left"/>
+            </w:pPr>
+            <w:r>
+              <w:rPr>
+                <w:bCs/>
+                <w:b/>
+                <w:sz w:val="19"/>
+              </w:rPr>
+              <w:t xml:space="preserve">Battle commander.</w:t>
+            </w:r>
+            <w:r>
+              <w:rPr>
+                <w:sz w:val="19"/>
+              </w:rPr>
+              <w:t xml:space="preserve"> </w:t>
+            </w:r>
+            <w:r>
+              <w:rPr>
+                <w:sz w:val="19"/>
+              </w:rPr>
+              <w:t xml:space="preserve">Once per round, gives one ally +1 on an attack.</w:t>
+            </w:r>
+          </w:p>
+        </w:tc>
+      </w:tr>
+      <w:tr>
+        <w:tc>
+          <w:tcPr/>
+          <w:p>
+            <w:pPr>
+              <w:pStyle w:val="Compact"/>
+              <w:jc w:val="left"/>
+            </w:pPr>
+            <w:r>
+              <w:rPr>
+                <w:b/>
+                <w:sz w:val="19"/>
+              </w:rPr>
+              <w:t xml:space="preserve">Romulan centurion</w:t>
+            </w:r>
+          </w:p>
+        </w:tc>
+        <w:tc>
+          <w:tcPr/>
+          <w:p>
+            <w:pPr>
+              <w:pStyle w:val="Compact"/>
+              <w:jc w:val="left"/>
+            </w:pPr>
+            <w:r>
+              <w:rPr>
+                <w:sz w:val="19"/>
+              </w:rPr>
+              <w:t xml:space="preserve">Disruptor 12, Stealth 13</w:t>
+            </w:r>
+          </w:p>
+        </w:tc>
+        <w:tc>
+          <w:tcPr/>
+          <w:p>
+            <w:pPr>
+              <w:pStyle w:val="Compact"/>
+              <w:jc w:val="left"/>
+            </w:pPr>
+            <w:r>
+              <w:rPr>
+                <w:sz w:val="19"/>
+              </w:rPr>
+              <w:t xml:space="preserve">9</w:t>
+            </w:r>
+          </w:p>
+        </w:tc>
+        <w:tc>
+          <w:tcPr/>
+          <w:p>
+            <w:pPr>
+              <w:pStyle w:val="Compact"/>
+              <w:jc w:val="left"/>
+            </w:pPr>
+            <w:r>
+              <w:rPr>
+                <w:sz w:val="19"/>
+              </w:rPr>
+              <w:t xml:space="preserve">3</w:t>
+            </w:r>
+          </w:p>
+        </w:tc>
+        <w:tc>
+          <w:tcPr/>
+          <w:p>
+            <w:pPr>
+              <w:pStyle w:val="Compact"/>
+              <w:jc w:val="left"/>
+            </w:pPr>
+            <w:r>
+              <w:rPr>
+                <w:sz w:val="19"/>
+              </w:rPr>
+              <w:t xml:space="preserve">Disruptor (kill)</w:t>
+            </w:r>
+          </w:p>
+        </w:tc>
+        <w:tc>
+          <w:tcPr/>
+          <w:p>
+            <w:pPr>
+              <w:pStyle w:val="Compact"/>
+              <w:jc w:val="left"/>
+            </w:pPr>
+            <w:r>
+              <w:rPr>
+                <w:bCs/>
+                <w:b/>
+                <w:sz w:val="19"/>
+              </w:rPr>
+              <w:t xml:space="preserve">Ambush.</w:t>
+            </w:r>
+            <w:r>
+              <w:rPr>
+                <w:sz w:val="19"/>
+              </w:rPr>
+              <w:t xml:space="preserve"> </w:t>
+            </w:r>
+            <w:r>
+              <w:rPr>
+                <w:sz w:val="19"/>
+              </w:rPr>
+              <w:t xml:space="preserve">+2 on the first attack from hiding; prefers to withdraw rather than be captured.</w:t>
+            </w:r>
+          </w:p>
+        </w:tc>
+      </w:tr>
+      <w:tr>
+        <w:tc>
+          <w:tcPr/>
+          <w:p>
+            <w:pPr>
+              <w:pStyle w:val="Compact"/>
+              <w:jc w:val="left"/>
+            </w:pPr>
+            <w:r>
+              <w:rPr>
+                <w:b/>
+                <w:sz w:val="19"/>
+              </w:rPr>
+              <w:t xml:space="preserve">Orion pirate</w:t>
+            </w:r>
+          </w:p>
+        </w:tc>
+        <w:tc>
+          <w:tcPr/>
+          <w:p>
+            <w:pPr>
+              <w:pStyle w:val="Compact"/>
+              <w:jc w:val="left"/>
+            </w:pPr>
+            <w:r>
+              <w:rPr>
+                <w:sz w:val="19"/>
+              </w:rPr>
+              <w:t xml:space="preserve">Disruptor 11, Blade 12, Stealth 12</w:t>
+            </w:r>
+          </w:p>
+        </w:tc>
+        <w:tc>
+          <w:tcPr/>
+          <w:p>
+            <w:pPr>
+              <w:pStyle w:val="Compact"/>
+              <w:jc w:val="left"/>
+            </w:pPr>
+            <w:r>
+              <w:rPr>
+                <w:sz w:val="19"/>
+              </w:rPr>
+              <w:t xml:space="preserve">9</w:t>
+            </w:r>
+          </w:p>
+        </w:tc>
+        <w:tc>
+          <w:tcPr/>
+          <w:p>
+            <w:pPr>
+              <w:pStyle w:val="Compact"/>
+              <w:jc w:val="left"/>
+            </w:pPr>
+            <w:r>
+              <w:rPr>
+                <w:sz w:val="19"/>
+              </w:rPr>
+              <w:t xml:space="preserve">3</w:t>
+            </w:r>
+          </w:p>
+        </w:tc>
+        <w:tc>
+          <w:tcPr/>
+          <w:p>
+            <w:pPr>
+              <w:pStyle w:val="Compact"/>
+              <w:jc w:val="left"/>
+            </w:pPr>
+            <w:r>
+              <w:rPr>
+                <w:sz w:val="19"/>
+              </w:rPr>
+              <w:t xml:space="preserve">Disruptor, knife</w:t>
+            </w:r>
+          </w:p>
+        </w:tc>
+        <w:tc>
+          <w:tcPr/>
+          <w:p>
+            <w:pPr>
+              <w:pStyle w:val="Compact"/>
+              <w:jc w:val="left"/>
+            </w:pPr>
+            <w:r>
+              <w:rPr>
+                <w:bCs/>
+                <w:b/>
+                <w:sz w:val="19"/>
+              </w:rPr>
+              <w:t xml:space="preserve">Dirty fighter.</w:t>
+            </w:r>
+            <w:r>
+              <w:rPr>
+                <w:sz w:val="19"/>
+              </w:rPr>
+              <w:t xml:space="preserve"> </w:t>
+            </w:r>
+            <w:r>
+              <w:rPr>
+                <w:sz w:val="19"/>
+              </w:rPr>
+              <w:t xml:space="preserve">Winning a grapple also disarms the target.</w:t>
+            </w:r>
+          </w:p>
+        </w:tc>
+      </w:tr>
+      <w:tr>
+        <w:tc>
+          <w:tcPr/>
+          <w:p>
+            <w:pPr>
+              <w:pStyle w:val="Compact"/>
+              <w:jc w:val="left"/>
+            </w:pPr>
+            <w:r>
+              <w:rPr>
+                <w:b/>
+                <w:sz w:val="19"/>
+              </w:rPr>
+              <w:t xml:space="preserve">Gorn warrior</w:t>
+            </w:r>
+          </w:p>
+        </w:tc>
+        <w:tc>
+          <w:tcPr/>
+          <w:p>
+            <w:pPr>
+              <w:pStyle w:val="Compact"/>
+              <w:jc w:val="left"/>
+            </w:pPr>
+            <w:r>
+              <w:rPr>
+                <w:sz w:val="19"/>
+              </w:rPr>
+              <w:t xml:space="preserve">Unarmed 14</w:t>
+            </w:r>
+          </w:p>
+        </w:tc>
+        <w:tc>
+          <w:tcPr/>
+          <w:p>
+            <w:pPr>
+              <w:pStyle w:val="Compact"/>
+              <w:jc w:val="left"/>
+            </w:pPr>
+            <w:r>
+              <w:rPr>
+                <w:sz w:val="19"/>
+              </w:rPr>
+              <w:t xml:space="preserve">6</w:t>
+            </w:r>
+          </w:p>
+        </w:tc>
+        <w:tc>
+          <w:tcPr/>
+          <w:p>
+            <w:pPr>
+              <w:pStyle w:val="Compact"/>
+              <w:jc w:val="left"/>
+            </w:pPr>
+            <w:r>
+              <w:rPr>
+                <w:sz w:val="19"/>
+              </w:rPr>
+              <w:t xml:space="preserve">4</w:t>
+            </w:r>
+          </w:p>
+        </w:tc>
+        <w:tc>
+          <w:tcPr/>
+          <w:p>
+            <w:pPr>
+              <w:pStyle w:val="Compact"/>
+              <w:jc w:val="left"/>
+            </w:pPr>
+            <w:r>
+              <w:rPr>
+                <w:sz w:val="19"/>
+              </w:rPr>
+              <w:t xml:space="preserve">Claws, thrown rocks</w:t>
+            </w:r>
+          </w:p>
+        </w:tc>
+        <w:tc>
+          <w:tcPr/>
+          <w:p>
+            <w:pPr>
+              <w:pStyle w:val="Compact"/>
+              <w:jc w:val="left"/>
+            </w:pPr>
+            <w:r>
+              <w:rPr>
+                <w:bCs/>
+                <w:b/>
+                <w:sz w:val="19"/>
+              </w:rPr>
+              <w:t xml:space="preserve">Immense strength.</w:t>
+            </w:r>
+            <w:r>
+              <w:rPr>
+                <w:sz w:val="19"/>
+              </w:rPr>
+              <w:t xml:space="preserve"> </w:t>
+            </w:r>
+            <w:r>
+              <w:rPr>
+                <w:sz w:val="19"/>
+              </w:rPr>
+              <w:t xml:space="preserve">Unarmed hits mark 2 boxes; slow, so it acts last in a round.</w:t>
+            </w:r>
+          </w:p>
+        </w:tc>
+      </w:tr>
+      <w:tr>
+        <w:tc>
+          <w:tcPr/>
+          <w:p>
+            <w:pPr>
+              <w:pStyle w:val="Compact"/>
+              <w:jc w:val="left"/>
+            </w:pPr>
+            <w:r>
+              <w:rPr>
+                <w:b/>
+                <w:sz w:val="19"/>
+              </w:rPr>
+              <w:t xml:space="preserve">Mugato</w:t>
+            </w:r>
+          </w:p>
+        </w:tc>
+        <w:tc>
+          <w:tcPr/>
+          <w:p>
+            <w:pPr>
+              <w:pStyle w:val="Compact"/>
+              <w:jc w:val="left"/>
+            </w:pPr>
+            <w:r>
+              <w:rPr>
+                <w:sz w:val="19"/>
+              </w:rPr>
+              <w:t xml:space="preserve">Unarmed (bite and horn) 13</w:t>
+            </w:r>
+          </w:p>
+        </w:tc>
+        <w:tc>
+          <w:tcPr/>
+          <w:p>
+            <w:pPr>
+              <w:pStyle w:val="Compact"/>
+              <w:jc w:val="left"/>
+            </w:pPr>
+            <w:r>
+              <w:rPr>
+                <w:sz w:val="19"/>
+              </w:rPr>
+              <w:t xml:space="preserve">8</w:t>
+            </w:r>
+          </w:p>
+        </w:tc>
+        <w:tc>
+          <w:tcPr/>
+          <w:p>
+            <w:pPr>
+              <w:pStyle w:val="Compact"/>
+              <w:jc w:val="left"/>
+            </w:pPr>
+            <w:r>
+              <w:rPr>
+                <w:sz w:val="19"/>
+              </w:rPr>
+              <w:t xml:space="preserve">3</w:t>
+            </w:r>
+          </w:p>
+        </w:tc>
+        <w:tc>
+          <w:tcPr/>
+          <w:p>
+            <w:pPr>
+              <w:pStyle w:val="Compact"/>
+              <w:jc w:val="left"/>
+            </w:pPr>
+            <w:r>
+              <w:rPr>
+                <w:sz w:val="19"/>
+              </w:rPr>
+              <w:t xml:space="preserve">Venomous bite</w:t>
+            </w:r>
+          </w:p>
+        </w:tc>
+        <w:tc>
+          <w:tcPr/>
+          <w:p>
+            <w:pPr>
+              <w:pStyle w:val="Compact"/>
+              <w:jc w:val="left"/>
+            </w:pPr>
+            <w:r>
+              <w:rPr>
+                <w:bCs/>
+                <w:b/>
+                <w:sz w:val="19"/>
+              </w:rPr>
+              <w:t xml:space="preserve">Venom.</w:t>
+            </w:r>
+            <w:r>
+              <w:rPr>
+                <w:sz w:val="19"/>
+              </w:rPr>
+              <w:t xml:space="preserve"> </w:t>
+            </w:r>
+            <w:r>
+              <w:rPr>
+                <w:sz w:val="19"/>
+              </w:rPr>
+              <w:t xml:space="preserve">A bite that marks a box also poisons: without Medicine before the scene ends, mark another box.</w:t>
+            </w:r>
+          </w:p>
+        </w:tc>
+      </w:tr>
+      <w:tr>
+        <w:tc>
+          <w:tcPr/>
+          <w:p>
+            <w:pPr>
+              <w:pStyle w:val="Compact"/>
+              <w:jc w:val="left"/>
+            </w:pPr>
+            <w:r>
+              <w:rPr>
+                <w:b/>
+                <w:sz w:val="19"/>
+              </w:rPr>
+              <w:t xml:space="preserve">Rogue android</w:t>
+            </w:r>
+          </w:p>
+        </w:tc>
+        <w:tc>
+          <w:tcPr/>
+          <w:p>
+            <w:pPr>
+              <w:pStyle w:val="Compact"/>
+              <w:jc w:val="left"/>
+            </w:pPr>
+            <w:r>
+              <w:rPr>
+                <w:sz w:val="19"/>
+              </w:rPr>
+              <w:t xml:space="preserve">Unarmed 13, Computers 15</w:t>
+            </w:r>
+          </w:p>
+        </w:tc>
+        <w:tc>
+          <w:tcPr/>
+          <w:p>
+            <w:pPr>
+              <w:pStyle w:val="Compact"/>
+              <w:jc w:val="left"/>
+            </w:pPr>
+            <w:r>
+              <w:rPr>
+                <w:sz w:val="19"/>
+              </w:rPr>
+              <w:t xml:space="preserve">7</w:t>
+            </w:r>
+          </w:p>
+        </w:tc>
+        <w:tc>
+          <w:tcPr/>
+          <w:p>
+            <w:pPr>
+              <w:pStyle w:val="Compact"/>
+              <w:jc w:val="left"/>
+            </w:pPr>
+            <w:r>
+              <w:rPr>
+                <w:sz w:val="19"/>
+              </w:rPr>
+              <w:t xml:space="preserve">4</w:t>
+            </w:r>
+          </w:p>
+        </w:tc>
+        <w:tc>
+          <w:tcPr/>
+          <w:p>
+            <w:pPr>
+              <w:pStyle w:val="Compact"/>
+              <w:jc w:val="left"/>
+            </w:pPr>
+            <w:r>
+              <w:rPr>
+                <w:sz w:val="19"/>
+              </w:rPr>
+              <w:t xml:space="preserve">Crushing grip</w:t>
+            </w:r>
+          </w:p>
+        </w:tc>
+        <w:tc>
+          <w:tcPr/>
+          <w:p>
+            <w:pPr>
+              <w:pStyle w:val="Compact"/>
+              <w:jc w:val="left"/>
+            </w:pPr>
+            <w:r>
+              <w:rPr>
+                <w:bCs/>
+                <w:b/>
+                <w:sz w:val="19"/>
+              </w:rPr>
+              <w:t xml:space="preserve">Logic trap.</w:t>
+            </w:r>
+            <w:r>
+              <w:rPr>
+                <w:sz w:val="19"/>
+              </w:rPr>
+              <w:t xml:space="preserve"> </w:t>
+            </w:r>
+            <w:r>
+              <w:rPr>
+                <w:sz w:val="19"/>
+              </w:rPr>
+              <w:t xml:space="preserve">A Diplomacy or Psychology contest that presents a paradox stuns it for the scene.</w:t>
+            </w:r>
+          </w:p>
+        </w:tc>
+      </w:tr>
+    </w:tbl>
+    <w:p>
+      <w:pPr>
+        <w:pStyle w:val="BodyText"/>
+      </w:pPr>
+      <w:r>
+        <w:rPr>
+          <w:bCs/>
+          <w:b/>
+        </w:rPr>
+        <w:t xml:space="preserve">Adjusting difficulty.</w:t>
+      </w:r>
+      <w:r>
+        <w:t xml:space="preserve"> </w:t>
+      </w:r>
+      <w:r>
+        <w:t xml:space="preserve">For a tougher version, add +1 to its targets and one box; for a weaker one, subtract. Starships use the ship tracks above: a Klingon battle cruiser has Shields 3, Hull 4, and Phasers 12 for its gunners.</w:t>
+      </w:r>
+    </w:p>
+    <w:bookmarkEnd w:id="70"/>
+    <w:bookmarkStart w:id="71" w:name="advantages"/>
+    <w:p>
+      <w:pPr>
+        <w:pStyle w:val="Heading1"/>
+      </w:pPr>
+      <w:r>
+        <w:t xml:space="preserve">Advantages</w:t>
+      </w:r>
+    </w:p>
+    <w:p>
+      <w:pPr>
+        <w:pStyle w:val="FirstParagraph"/>
+      </w:pPr>
+      <w:r>
+        <w:t xml:space="preserve">Choose one advantage at character creation: a general advantage from this chapter, or a species advantage from the next. Each grants +2 only in the listed circumstances; describe how it helps before rolling. An advantage does not grant training, authorize an otherwise impossible action, or replace essential equipment. If more than one advantage could apply, use only one advantage bonus. Assistance and circumstance modifiers still apply, without counting the same benefit twice.</w:t>
+      </w:r>
+    </w:p>
+    <w:tbl>
+      <w:tblPr>
+        <w:tblStyle w:val="Table"/>
+        <w:tblW w:type="pct" w:w="5000"/>
+        <w:tblLook w:firstRow="1" w:lastRow="0" w:firstColumn="0" w:lastColumn="0" w:noHBand="0" w:noVBand="0" w:val="0020"/>
+        <w:jc w:val="start"/>
+        <w:tblBorders>
+          <w:top w:val="single" w:sz="4" w:color="B8C2D3"/>
+          <w:left w:val="single" w:sz="4" w:color="B8C2D3"/>
+          <w:bottom w:val="single" w:sz="4" w:color="B8C2D3"/>
+          <w:right w:val="single" w:sz="4" w:color="B8C2D3"/>
+          <w:insideH w:val="single" w:sz="4" w:color="B8C2D3"/>
+          <w:insideV w:val="single" w:sz="4" w:color="B8C2D3"/>
+        </w:tblBorders>
+      </w:tblPr>
+      <w:tblGrid>
+        <w:gridCol w:w="3960"/>
+        <w:gridCol w:w="3960"/>
+      </w:tblGrid>
+      <w:tr>
+        <w:trPr>
+          <w:tblHeader w:val="true"/>
+        </w:trPr>
+        <w:tc>
+          <w:tcPr>
+            <w:shd w:val="clear" w:fill="E9EEF6"/>
+          </w:tcPr>
+          <w:p>
+            <w:pPr>
+              <w:pStyle w:val="Compact"/>
+              <w:jc w:val="left"/>
+            </w:pPr>
+            <w:r>
+              <w:rPr>
+                <w:b/>
+                <w:sz w:val="19"/>
+              </w:rPr>
+              <w:t xml:space="preserve">Advantage</w:t>
+            </w:r>
+          </w:p>
+        </w:tc>
+        <w:tc>
+          <w:tcPr>
+            <w:shd w:val="clear" w:fill="E9EEF6"/>
+          </w:tcPr>
+          <w:p>
+            <w:pPr>
+              <w:pStyle w:val="Compact"/>
+              <w:jc w:val="left"/>
+            </w:pPr>
+            <w:r>
+              <w:rPr>
+                <w:b/>
+                <w:sz w:val="19"/>
+              </w:rPr>
+              <w:t xml:space="preserve">Effect</w:t>
+            </w:r>
+          </w:p>
+        </w:tc>
+      </w:tr>
+      <w:tr>
+        <w:tc>
+          <w:tcPr/>
+          <w:p>
+            <w:pPr>
+              <w:pStyle w:val="Compact"/>
+              <w:jc w:val="left"/>
+            </w:pPr>
+            <w:r>
+              <w:rPr>
+                <w:b/>
+                <w:sz w:val="19"/>
+              </w:rPr>
+              <w:t xml:space="preserve">Steady Hands</w:t>
+            </w:r>
+          </w:p>
+        </w:tc>
+        <w:tc>
+          <w:tcPr/>
+          <w:p>
+            <w:pPr>
+              <w:pStyle w:val="Compact"/>
+              <w:jc w:val="left"/>
+            </w:pPr>
+            <w:r>
+              <w:rPr>
+                <w:sz w:val="19"/>
+              </w:rPr>
+              <w:t xml:space="preserve">+2 to Medicine for delicate surgery or removing a dangerous embedded object. It does not improve diagnosis or all medical treatment.</w:t>
+            </w:r>
+          </w:p>
+        </w:tc>
+      </w:tr>
+      <w:tr>
+        <w:tc>
+          <w:tcPr/>
+          <w:p>
+            <w:pPr>
+              <w:pStyle w:val="Compact"/>
+              <w:jc w:val="left"/>
+            </w:pPr>
+            <w:r>
+              <w:rPr>
+                <w:b/>
+                <w:sz w:val="19"/>
+              </w:rPr>
+              <w:t xml:space="preserve">Emergency Physician</w:t>
+            </w:r>
+          </w:p>
+        </w:tc>
+        <w:tc>
+          <w:tcPr/>
+          <w:p>
+            <w:pPr>
+              <w:pStyle w:val="Compact"/>
+              <w:jc w:val="left"/>
+            </w:pPr>
+            <w:r>
+              <w:rPr>
+                <w:sz w:val="19"/>
+              </w:rPr>
+              <w:t xml:space="preserve">+2 to Medicine for emergency stabilization of an injured patient. It does not apply to subsequent field healing or sickbay recovery.</w:t>
+            </w:r>
+          </w:p>
+        </w:tc>
+      </w:tr>
+      <w:tr>
+        <w:tc>
+          <w:tcPr/>
+          <w:p>
+            <w:pPr>
+              <w:pStyle w:val="Compact"/>
+              <w:jc w:val="left"/>
+            </w:pPr>
+            <w:r>
+              <w:rPr>
+                <w:b/>
+                <w:sz w:val="19"/>
+              </w:rPr>
+              <w:t xml:space="preserve">Alien Physiology Specialist</w:t>
+            </w:r>
+          </w:p>
+        </w:tc>
+        <w:tc>
+          <w:tcPr/>
+          <w:p>
+            <w:pPr>
+              <w:pStyle w:val="Compact"/>
+              <w:jc w:val="left"/>
+            </w:pPr>
+            <w:r>
+              <w:rPr>
+                <w:sz w:val="19"/>
+              </w:rPr>
+              <w:t xml:space="preserve">Choose one species or narrow biological group. Gain +2 to Medicine when diagnosing or treating that group. Unknown organisms do not qualify merely because they are alien.</w:t>
+            </w:r>
+          </w:p>
+        </w:tc>
+      </w:tr>
+      <w:tr>
+        <w:tc>
+          <w:tcPr/>
+          <w:p>
+            <w:pPr>
+              <w:pStyle w:val="Compact"/>
+              <w:jc w:val="left"/>
+            </w:pPr>
+            <w:r>
+              <w:rPr>
+                <w:b/>
+                <w:sz w:val="19"/>
+              </w:rPr>
+              <w:t xml:space="preserve">Subspace Specialist</w:t>
+            </w:r>
+          </w:p>
+        </w:tc>
+        <w:tc>
+          <w:tcPr/>
+          <w:p>
+            <w:pPr>
+              <w:pStyle w:val="Compact"/>
+              <w:jc w:val="left"/>
+            </w:pPr>
+            <w:r>
+              <w:rPr>
+                <w:sz w:val="19"/>
+              </w:rPr>
+              <w:t xml:space="preserve">+2 to Physical Sciences when analyzing subspace phenomena. Operating sensors and repairing warp machinery use their own skills.</w:t>
+            </w:r>
+          </w:p>
+        </w:tc>
+      </w:tr>
+      <w:tr>
+        <w:tc>
+          <w:tcPr/>
+          <w:p>
+            <w:pPr>
+              <w:pStyle w:val="Compact"/>
+              <w:jc w:val="left"/>
+            </w:pPr>
+            <w:r>
+              <w:rPr>
+                <w:b/>
+                <w:sz w:val="19"/>
+              </w:rPr>
+              <w:t xml:space="preserve">Astute Observer</w:t>
+            </w:r>
+          </w:p>
+        </w:tc>
+        <w:tc>
+          <w:tcPr/>
+          <w:p>
+            <w:pPr>
+              <w:pStyle w:val="Compact"/>
+              <w:jc w:val="left"/>
+            </w:pPr>
+            <w:r>
+              <w:rPr>
+                <w:sz w:val="19"/>
+              </w:rPr>
+              <w:t xml:space="preserve">+2 to Intellect rolls to notice a concealed physical clue during a deliberate examination. It does not improve every perception roll or automatically detect invisible threats.</w:t>
+            </w:r>
+          </w:p>
+        </w:tc>
+      </w:tr>
+      <w:tr>
+        <w:tc>
+          <w:tcPr/>
+          <w:p>
+            <w:pPr>
+              <w:pStyle w:val="Compact"/>
+              <w:jc w:val="left"/>
+            </w:pPr>
+            <w:r>
+              <w:rPr>
+                <w:b/>
+                <w:sz w:val="19"/>
+              </w:rPr>
+              <w:t xml:space="preserve">Signal Analyst</w:t>
+            </w:r>
+          </w:p>
+        </w:tc>
+        <w:tc>
+          <w:tcPr/>
+          <w:p>
+            <w:pPr>
+              <w:pStyle w:val="Compact"/>
+              <w:jc w:val="left"/>
+            </w:pPr>
+            <w:r>
+              <w:rPr>
+                <w:sz w:val="19"/>
+              </w:rPr>
+              <w:t xml:space="preserve">+2 to Communications when separating a meaningful transmission from interference or identifying a disguised signal.</w:t>
+            </w:r>
+          </w:p>
+        </w:tc>
+      </w:tr>
+      <w:tr>
+        <w:tc>
+          <w:tcPr/>
+          <w:p>
+            <w:pPr>
+              <w:pStyle w:val="Compact"/>
+              <w:jc w:val="left"/>
+            </w:pPr>
+            <w:r>
+              <w:rPr>
+                <w:b/>
+                <w:sz w:val="19"/>
+              </w:rPr>
+              <w:t xml:space="preserve">Computer Forensics Expert</w:t>
+            </w:r>
+          </w:p>
+        </w:tc>
+        <w:tc>
+          <w:tcPr/>
+          <w:p>
+            <w:pPr>
+              <w:pStyle w:val="Compact"/>
+              <w:jc w:val="left"/>
+            </w:pPr>
+            <w:r>
+              <w:rPr>
+                <w:sz w:val="19"/>
+              </w:rPr>
+              <w:t xml:space="preserve">+2 to Computers when tracing unauthorized changes or recovering deliberately concealed data. Access and suitable tools are still required.</w:t>
+            </w:r>
+          </w:p>
+        </w:tc>
+      </w:tr>
+      <w:tr>
+        <w:tc>
+          <w:tcPr/>
+          <w:p>
+            <w:pPr>
+              <w:pStyle w:val="Compact"/>
+              <w:jc w:val="left"/>
+            </w:pPr>
+            <w:r>
+              <w:rPr>
+                <w:b/>
+                <w:sz w:val="19"/>
+              </w:rPr>
+              <w:t xml:space="preserve">Improvisational Engineer</w:t>
+            </w:r>
+          </w:p>
+        </w:tc>
+        <w:tc>
+          <w:tcPr/>
+          <w:p>
+            <w:pPr>
+              <w:pStyle w:val="Compact"/>
+              <w:jc w:val="left"/>
+            </w:pPr>
+            <w:r>
+              <w:rPr>
+                <w:sz w:val="19"/>
+              </w:rPr>
+              <w:t xml:space="preserve">+2 to Engineering when making a temporary repair with inadequate but workable materials. The repair has limits agreed with the GM.</w:t>
+            </w:r>
+          </w:p>
+        </w:tc>
+      </w:tr>
+      <w:tr>
+        <w:tc>
+          <w:tcPr/>
+          <w:p>
+            <w:pPr>
+              <w:pStyle w:val="Compact"/>
+              <w:jc w:val="left"/>
+            </w:pPr>
+            <w:r>
+              <w:rPr>
+                <w:b/>
+                <w:sz w:val="19"/>
+              </w:rPr>
+              <w:t xml:space="preserve">Precision Technician</w:t>
+            </w:r>
+          </w:p>
+        </w:tc>
+        <w:tc>
+          <w:tcPr/>
+          <w:p>
+            <w:pPr>
+              <w:pStyle w:val="Compact"/>
+              <w:jc w:val="left"/>
+            </w:pPr>
+            <w:r>
+              <w:rPr>
+                <w:sz w:val="19"/>
+              </w:rPr>
+              <w:t xml:space="preserve">+2 to Electronics when repairing a delicate control circuit or sensor component. It does not apply to general Engineering.</w:t>
+            </w:r>
+          </w:p>
+        </w:tc>
+      </w:tr>
+      <w:tr>
+        <w:tc>
+          <w:tcPr/>
+          <w:p>
+            <w:pPr>
+              <w:pStyle w:val="Compact"/>
+              <w:jc w:val="left"/>
+            </w:pPr>
+            <w:r>
+              <w:rPr>
+                <w:b/>
+                <w:sz w:val="19"/>
+              </w:rPr>
+              <w:t xml:space="preserve">Shuttle Ace</w:t>
+            </w:r>
+          </w:p>
+        </w:tc>
+        <w:tc>
+          <w:tcPr/>
+          <w:p>
+            <w:pPr>
+              <w:pStyle w:val="Compact"/>
+              <w:jc w:val="left"/>
+            </w:pPr>
+            <w:r>
+              <w:rPr>
+                <w:sz w:val="19"/>
+              </w:rPr>
+              <w:t xml:space="preserve">+2 to Helm for hazardous shuttle maneuvers. It does not improve piloting the Pelion or ordinary Navigation.</w:t>
+            </w:r>
+          </w:p>
+        </w:tc>
+      </w:tr>
+      <w:tr>
+        <w:tc>
+          <w:tcPr/>
+          <w:p>
+            <w:pPr>
+              <w:pStyle w:val="Compact"/>
+              <w:jc w:val="left"/>
+            </w:pPr>
+            <w:r>
+              <w:rPr>
+                <w:b/>
+                <w:sz w:val="19"/>
+              </w:rPr>
+              <w:t xml:space="preserve">Diplomatic Insight</w:t>
+            </w:r>
+          </w:p>
+        </w:tc>
+        <w:tc>
+          <w:tcPr/>
+          <w:p>
+            <w:pPr>
+              <w:pStyle w:val="Compact"/>
+              <w:jc w:val="left"/>
+            </w:pPr>
+            <w:r>
+              <w:rPr>
+                <w:sz w:val="19"/>
+              </w:rPr>
+              <w:t xml:space="preserve">+2 to Diplomacy when negotiating across a cultural misunderstanding you have identified. It does not apply to every disagreement.</w:t>
+            </w:r>
+          </w:p>
+        </w:tc>
+      </w:tr>
+      <w:tr>
+        <w:tc>
+          <w:tcPr/>
+          <w:p>
+            <w:pPr>
+              <w:pStyle w:val="Compact"/>
+              <w:jc w:val="left"/>
+            </w:pPr>
+            <w:r>
+              <w:rPr>
+                <w:b/>
+                <w:sz w:val="19"/>
+              </w:rPr>
+              <w:t xml:space="preserve">Crisis Leader</w:t>
+            </w:r>
+          </w:p>
+        </w:tc>
+        <w:tc>
+          <w:tcPr/>
+          <w:p>
+            <w:pPr>
+              <w:pStyle w:val="Compact"/>
+              <w:jc w:val="left"/>
+            </w:pPr>
+            <w:r>
+              <w:rPr>
+                <w:sz w:val="19"/>
+              </w:rPr>
+              <w:t xml:space="preserve">+2 to Leadership when coordinating an immediate response to a sudden emergency. It does not improve routine orders or direct combat rolls.</w:t>
+            </w:r>
+          </w:p>
+        </w:tc>
+      </w:tr>
+      <w:tr>
+        <w:tc>
+          <w:tcPr/>
+          <w:p>
+            <w:pPr>
+              <w:pStyle w:val="Compact"/>
+              <w:jc w:val="left"/>
+            </w:pPr>
+            <w:r>
+              <w:rPr>
+                <w:b/>
+                <w:sz w:val="19"/>
+              </w:rPr>
+              <w:t xml:space="preserve">Mental Discipline</w:t>
+            </w:r>
+          </w:p>
+        </w:tc>
+        <w:tc>
+          <w:tcPr/>
+          <w:p>
+            <w:pPr>
+              <w:pStyle w:val="Compact"/>
+              <w:jc w:val="left"/>
+            </w:pPr>
+            <w:r>
+              <w:rPr>
+                <w:sz w:val="19"/>
+              </w:rPr>
+              <w:t xml:space="preserve">+2 to Will to maintain concentration despite pain or severe distraction. It does not improve resistance to fear or mental intrusion.</w:t>
+            </w:r>
+          </w:p>
+        </w:tc>
+      </w:tr>
+      <w:tr>
+        <w:tc>
+          <w:tcPr/>
+          <w:p>
+            <w:pPr>
+              <w:pStyle w:val="Compact"/>
+              <w:jc w:val="left"/>
+            </w:pPr>
+            <w:r>
+              <w:rPr>
+                <w:b/>
+                <w:sz w:val="19"/>
+              </w:rPr>
+              <w:t xml:space="preserve">Unshakable Courage</w:t>
+            </w:r>
+          </w:p>
+        </w:tc>
+        <w:tc>
+          <w:tcPr/>
+          <w:p>
+            <w:pPr>
+              <w:pStyle w:val="Compact"/>
+              <w:jc w:val="left"/>
+            </w:pPr>
+            <w:r>
+              <w:rPr>
+                <w:sz w:val="19"/>
+              </w:rPr>
+              <w:t xml:space="preserve">+2 to Will against overwhelming fear. It does not protect against alien compulsion or guarantee sensible decisions.</w:t>
+            </w:r>
+          </w:p>
+        </w:tc>
+      </w:tr>
+      <w:tr>
+        <w:tc>
+          <w:tcPr/>
+          <w:p>
+            <w:pPr>
+              <w:pStyle w:val="Compact"/>
+              <w:jc w:val="left"/>
+            </w:pPr>
+            <w:r>
+              <w:rPr>
+                <w:b/>
+                <w:sz w:val="19"/>
+              </w:rPr>
+              <w:t xml:space="preserve">Guarded Mind</w:t>
+            </w:r>
+          </w:p>
+        </w:tc>
+        <w:tc>
+          <w:tcPr/>
+          <w:p>
+            <w:pPr>
+              <w:pStyle w:val="Compact"/>
+              <w:jc w:val="left"/>
+            </w:pPr>
+            <w:r>
+              <w:rPr>
+                <w:sz w:val="19"/>
+              </w:rPr>
+              <w:t xml:space="preserve">+2 to Will when resisting an external mental intrusion or compulsion. It provides no telepathy or ability to detect the source.</w:t>
+            </w:r>
+          </w:p>
+        </w:tc>
+      </w:tr>
+      <w:tr>
+        <w:tc>
+          <w:tcPr/>
+          <w:p>
+            <w:pPr>
+              <w:pStyle w:val="Compact"/>
+              <w:jc w:val="left"/>
+            </w:pPr>
+            <w:r>
+              <w:rPr>
+                <w:b/>
+                <w:sz w:val="19"/>
+              </w:rPr>
+              <w:t xml:space="preserve">Careful Marksman</w:t>
+            </w:r>
+          </w:p>
+        </w:tc>
+        <w:tc>
+          <w:tcPr/>
+          <w:p>
+            <w:pPr>
+              <w:pStyle w:val="Compact"/>
+              <w:jc w:val="left"/>
+            </w:pPr>
+            <w:r>
+              <w:rPr>
+                <w:sz w:val="19"/>
+              </w:rPr>
+              <w:t xml:space="preserve">+2 to Phasers after spending your preceding action aiming at the same visible target without attacking or moving. The bonus applies to one shot; losing sight of the target cancels it.</w:t>
+            </w:r>
+          </w:p>
+        </w:tc>
+      </w:tr>
+    </w:tbl>
+    <w:bookmarkEnd w:id="71"/>
+    <w:bookmarkStart w:id="85" w:name="species-advantages"/>
+    <w:p>
+      <w:pPr>
+        <w:pStyle w:val="Heading1"/>
+      </w:pPr>
+      <w:r>
+        <w:t xml:space="preserve">Species advantages</w:t>
+      </w:r>
+    </w:p>
+    <w:p>
+      <w:pPr>
+        <w:pStyle w:val="FirstParagraph"/>
+      </w:pPr>
+      <w:r>
+        <w:t xml:space="preserve">A species advantage</w:t>
+      </w:r>
+      <w:r>
+        <w:t xml:space="preserve"> </w:t>
+      </w:r>
+      <w:r>
+        <w:rPr>
+          <w:bCs/>
+          <w:b/>
+        </w:rPr>
+        <w:t xml:space="preserve">replaces</w:t>
+      </w:r>
+      <w:r>
+        <w:t xml:space="preserve"> </w:t>
+      </w:r>
+      <w:r>
+        <w:t xml:space="preserve">your general advantage. Each one comes with a</w:t>
+      </w:r>
+      <w:r>
+        <w:t xml:space="preserve"> </w:t>
+      </w:r>
+      <w:r>
+        <w:rPr>
+          <w:bCs/>
+          <w:b/>
+        </w:rPr>
+        <w:t xml:space="preserve">companion complication</w:t>
+      </w:r>
+      <w:r>
+        <w:t xml:space="preserve"> </w:t>
+      </w:r>
+      <w:r>
+        <w:t xml:space="preserve">that you take along with it. The companion works like any other complication: the GM proposes a concrete problem, and you gain a Duty point if you accept it. You keep your regular complication as well.</w:t>
+      </w:r>
+    </w:p>
+    <w:p>
+      <w:pPr>
+        <w:pStyle w:val="BodyText"/>
+      </w:pPr>
+      <w:r>
+        <w:t xml:space="preserve">Most species advantages give +2 in one narrow situation, following the same rules as general advantages. A few are abilities instead (Vulcan Mind Meld, Aenar Telepathy, and Flight): they name the roll to make, and the GM sets the limits before the roll. They give no +2.</w:t>
+      </w:r>
+    </w:p>
+    <w:p>
+      <w:pPr>
+        <w:pStyle w:val="BodyText"/>
+      </w:pPr>
+      <w:r>
+        <w:t xml:space="preserve">A custom species advantage follows the same pattern: a narrow +2 or an ability with agreed limits, paired with a companion complication that has a clear trigger and a real consequence.</w:t>
+      </w:r>
+    </w:p>
+    <w:bookmarkStart w:id="72" w:name="human"/>
     <w:p>
       <w:pPr>
         <w:pStyle w:val="Heading2"/>
       </w:pPr>
       <w:r>
-        <w:t xml:space="preserve">Vulcan</w:t>
+        <w:t xml:space="preserve">Human</w:t>
       </w:r>
     </w:p>
     <w:tbl>
@@ -7548,22 +9044,22 @@
                 <w:b/>
                 <w:sz w:val="19"/>
               </w:rPr>
-              <w:t xml:space="preserve">Vulcan Mind Meld</w:t>
-            </w:r>
-          </w:p>
-        </w:tc>
-        <w:tc>
-          <w:tcPr/>
-          <w:p>
-            <w:pPr>
-              <w:pStyle w:val="Compact"/>
-              <w:jc w:val="left"/>
-            </w:pPr>
-            <w:r>
-              <w:rPr>
-                <w:sz w:val="19"/>
-              </w:rPr>
-              <w:t xml:space="preserve">By touch, with a willing or restrained subject, roll Will to share thoughts or memories. The GM sets what can be learned before the roll. A resisting mind uses an opposed Will contest, and a meld never reveals what the subject does not know.</w:t>
+              <w:t xml:space="preserve">Indomitable Spirit</w:t>
+            </w:r>
+          </w:p>
+        </w:tc>
+        <w:tc>
+          <w:tcPr/>
+          <w:p>
+            <w:pPr>
+              <w:pStyle w:val="Compact"/>
+              <w:jc w:val="left"/>
+            </w:pPr>
+            <w:r>
+              <w:rPr>
+                <w:sz w:val="19"/>
+              </w:rPr>
+              <w:t xml:space="preserve">+2 to Will when refusing to abandon a crewmate or give up on a rescue. It does not help against alien compulsion.</w:t>
             </w:r>
           </w:p>
         </w:tc>
@@ -7580,7 +9076,7 @@
                 <w:b/>
                 <w:sz w:val="19"/>
               </w:rPr>
-              <w:t xml:space="preserve">Meld Echoes.</w:t>
+              <w:t xml:space="preserve">Reckless Hope.</w:t>
             </w:r>
             <w:r>
               <w:rPr>
@@ -7592,40 +9088,40 @@
               <w:rPr>
                 <w:sz w:val="19"/>
               </w:rPr>
-              <w:t xml:space="preserve">After a meld, fragments of the other mind linger. Accept −2 on your next Will roll, or an uncharacteristic emotional moment, at a time that matters.</w:t>
-            </w:r>
-          </w:p>
-        </w:tc>
-      </w:tr>
-      <w:tr>
-        <w:tc>
-          <w:tcPr/>
-          <w:p>
-            <w:pPr>
-              <w:pStyle w:val="Compact"/>
-              <w:jc w:val="left"/>
-            </w:pPr>
-            <w:r>
-              <w:rPr>
-                <w:b/>
-                <w:sz w:val="19"/>
-              </w:rPr>
-              <w:t xml:space="preserve">Vulcan Nerve Pinch</w:t>
-            </w:r>
-          </w:p>
-        </w:tc>
-        <w:tc>
-          <w:tcPr/>
-          <w:p>
-            <w:pPr>
-              <w:pStyle w:val="Compact"/>
-              <w:jc w:val="left"/>
-            </w:pPr>
-            <w:r>
-              <w:rPr>
-                <w:sz w:val="19"/>
-              </w:rPr>
-              <w:t xml:space="preserve">+2 to Unarmed Combat to render a humanoid unconscious when you reach an unaware or restrained target. Unfamiliar anatomy needs study first.</w:t>
+              <w:t xml:space="preserve">You keep going after the odds have clearly turned. When the GM shows the cost of pressing on, accept the danger, delay, or lost resource.</w:t>
+            </w:r>
+          </w:p>
+        </w:tc>
+      </w:tr>
+      <w:tr>
+        <w:tc>
+          <w:tcPr/>
+          <w:p>
+            <w:pPr>
+              <w:pStyle w:val="Compact"/>
+              <w:jc w:val="left"/>
+            </w:pPr>
+            <w:r>
+              <w:rPr>
+                <w:b/>
+                <w:sz w:val="19"/>
+              </w:rPr>
+              <w:t xml:space="preserve">Gut Instinct</w:t>
+            </w:r>
+          </w:p>
+        </w:tc>
+        <w:tc>
+          <w:tcPr/>
+          <w:p>
+            <w:pPr>
+              <w:pStyle w:val="Compact"/>
+              <w:jc w:val="left"/>
+            </w:pPr>
+            <w:r>
+              <w:rPr>
+                <w:sz w:val="19"/>
+              </w:rPr>
+              <w:t xml:space="preserve">+2 to Psychology when judging, face to face, whether someone is lying to you. It does not reveal what the truth is.</w:t>
             </w:r>
           </w:p>
         </w:tc>
@@ -7642,7 +9138,7 @@
                 <w:b/>
                 <w:sz w:val="19"/>
               </w:rPr>
-              <w:t xml:space="preserve">Logic Before Feeling.</w:t>
+              <w:t xml:space="preserve">Acts on Hunches.</w:t>
             </w:r>
             <w:r>
               <w:rPr>
@@ -7654,82 +9150,20 @@
               <w:rPr>
                 <w:sz w:val="19"/>
               </w:rPr>
-              <w:t xml:space="preserve">You dismiss an emotional appeal or a colleague’s intuition at a key moment. Accept the strained relationship or the missed warning.</w:t>
-            </w:r>
-          </w:p>
-        </w:tc>
-      </w:tr>
-      <w:tr>
-        <w:tc>
-          <w:tcPr/>
-          <w:p>
-            <w:pPr>
-              <w:pStyle w:val="Compact"/>
-              <w:jc w:val="left"/>
-            </w:pPr>
-            <w:r>
-              <w:rPr>
-                <w:b/>
-                <w:sz w:val="19"/>
-              </w:rPr>
-              <w:t xml:space="preserve">Eidetic Recall</w:t>
-            </w:r>
-          </w:p>
-        </w:tc>
-        <w:tc>
-          <w:tcPr/>
-          <w:p>
-            <w:pPr>
-              <w:pStyle w:val="Compact"/>
-              <w:jc w:val="left"/>
-            </w:pPr>
-            <w:r>
-              <w:rPr>
-                <w:sz w:val="19"/>
-              </w:rPr>
-              <w:t xml:space="preserve">+2 to Intellect rolls to recall exactly something you have read, heard, or seen. It does not supply knowledge you never encountered.</w:t>
-            </w:r>
-          </w:p>
-        </w:tc>
-        <w:tc>
-          <w:tcPr/>
-          <w:p>
-            <w:pPr>
-              <w:pStyle w:val="Compact"/>
-              <w:jc w:val="left"/>
-            </w:pPr>
-            <w:r>
-              <w:rPr>
-                <w:bCs/>
-                <w:b/>
-                <w:sz w:val="19"/>
-              </w:rPr>
-              <w:t xml:space="preserve">Suppressed Emotion.</w:t>
-            </w:r>
-            <w:r>
-              <w:rPr>
-                <w:sz w:val="19"/>
-              </w:rPr>
-              <w:t xml:space="preserve"> </w:t>
-            </w:r>
-            <w:r>
-              <w:rPr>
-                <w:sz w:val="19"/>
-              </w:rPr>
-              <w:t xml:space="preserve">Under severe strain, an emotion you have held down breaks through. Accept a visible loss of control at an inconvenient moment.</w:t>
+              <w:t xml:space="preserve">You act on an unverified feeling when procedure says wait. Accept the consequence when the hunch costs time, trust, or position.</w:t>
             </w:r>
           </w:p>
         </w:tc>
       </w:tr>
     </w:tbl>
-    <w:bookmarkEnd w:id="70"/>
-    <w:bookmarkStart w:id="71" w:name="andorian"/>
+    <w:bookmarkEnd w:id="72"/>
+    <w:bookmarkStart w:id="73" w:name="vulcan"/>
     <w:p>
       <w:pPr>
         <w:pStyle w:val="Heading2"/>
       </w:pPr>
       <w:r>
-        <w:t xml:space="preserve">Andorian</w:t>
+        <w:t xml:space="preserve">Vulcan</w:t>
       </w:r>
     </w:p>
     <w:tbl>
@@ -7824,22 +9258,22 @@
                 <w:b/>
                 <w:sz w:val="19"/>
               </w:rPr>
-              <w:t xml:space="preserve">Antennae Sense</w:t>
-            </w:r>
-          </w:p>
-        </w:tc>
-        <w:tc>
-          <w:tcPr/>
-          <w:p>
-            <w:pPr>
-              <w:pStyle w:val="Compact"/>
-              <w:jc w:val="left"/>
-            </w:pPr>
-            <w:r>
-              <w:rPr>
-                <w:sz w:val="19"/>
-              </w:rPr>
-              <w:t xml:space="preserve">+2 to Intellect rolls to sense movement nearby, in darkness, or behind you. It does not detect anything shielded or perfectly still.</w:t>
+              <w:t xml:space="preserve">Vulcan Mind Meld</w:t>
+            </w:r>
+          </w:p>
+        </w:tc>
+        <w:tc>
+          <w:tcPr/>
+          <w:p>
+            <w:pPr>
+              <w:pStyle w:val="Compact"/>
+              <w:jc w:val="left"/>
+            </w:pPr>
+            <w:r>
+              <w:rPr>
+                <w:sz w:val="19"/>
+              </w:rPr>
+              <w:t xml:space="preserve">By touch, with a willing or restrained subject, roll Will to share thoughts or memories. The GM sets what can be learned before the roll. A resisting mind uses an opposed Will contest, and a meld never reveals what the subject does not know.</w:t>
             </w:r>
           </w:p>
         </w:tc>
@@ -7856,7 +9290,7 @@
                 <w:b/>
                 <w:sz w:val="19"/>
               </w:rPr>
-              <w:t xml:space="preserve">Born on Ice.</w:t>
+              <w:t xml:space="preserve">Meld Echoes.</w:t>
             </w:r>
             <w:r>
               <w:rPr>
@@ -7868,40 +9302,40 @@
               <w:rPr>
                 <w:sz w:val="19"/>
               </w:rPr>
-              <w:t xml:space="preserve">Andoria is a frozen moon. When heat is a real factor, accept −2 on physical actions for the scene or a forced rest.</w:t>
-            </w:r>
-          </w:p>
-        </w:tc>
-      </w:tr>
-      <w:tr>
-        <w:tc>
-          <w:tcPr/>
-          <w:p>
-            <w:pPr>
-              <w:pStyle w:val="Compact"/>
-              <w:jc w:val="left"/>
-            </w:pPr>
-            <w:r>
-              <w:rPr>
-                <w:b/>
-                <w:sz w:val="19"/>
-              </w:rPr>
-              <w:t xml:space="preserve">Fierce Loyalty</w:t>
-            </w:r>
-          </w:p>
-        </w:tc>
-        <w:tc>
-          <w:tcPr/>
-          <w:p>
-            <w:pPr>
-              <w:pStyle w:val="Compact"/>
-              <w:jc w:val="left"/>
-            </w:pPr>
-            <w:r>
-              <w:rPr>
-                <w:sz w:val="19"/>
-              </w:rPr>
-              <w:t xml:space="preserve">+2 to Will against fear or intimidation while a sworn friend or crewmate is in danger.</w:t>
+              <w:t xml:space="preserve">After a meld, fragments of the other mind linger. Accept −2 on your next Will roll, or an uncharacteristic emotional moment, at a time that matters.</w:t>
+            </w:r>
+          </w:p>
+        </w:tc>
+      </w:tr>
+      <w:tr>
+        <w:tc>
+          <w:tcPr/>
+          <w:p>
+            <w:pPr>
+              <w:pStyle w:val="Compact"/>
+              <w:jc w:val="left"/>
+            </w:pPr>
+            <w:r>
+              <w:rPr>
+                <w:b/>
+                <w:sz w:val="19"/>
+              </w:rPr>
+              <w:t xml:space="preserve">Vulcan Nerve Pinch</w:t>
+            </w:r>
+          </w:p>
+        </w:tc>
+        <w:tc>
+          <w:tcPr/>
+          <w:p>
+            <w:pPr>
+              <w:pStyle w:val="Compact"/>
+              <w:jc w:val="left"/>
+            </w:pPr>
+            <w:r>
+              <w:rPr>
+                <w:sz w:val="19"/>
+              </w:rPr>
+              <w:t xml:space="preserve">+2 to Unarmed Combat to render a humanoid unconscious when you reach an unaware or restrained target. Unfamiliar anatomy needs study first.</w:t>
             </w:r>
           </w:p>
         </w:tc>
@@ -7918,7 +9352,7 @@
                 <w:b/>
                 <w:sz w:val="19"/>
               </w:rPr>
-              <w:t xml:space="preserve">Code of Honor.</w:t>
+              <w:t xml:space="preserve">Logic Before Feeling.</w:t>
             </w:r>
             <w:r>
               <w:rPr>
@@ -7930,20 +9364,82 @@
               <w:rPr>
                 <w:sz w:val="19"/>
               </w:rPr>
-              <w:t xml:space="preserve">An insult to you or your clan demands an answer. Accept the consequences of a challenge, a public quarrel, or a duel you cannot refuse.</w:t>
+              <w:t xml:space="preserve">You dismiss an emotional appeal or a colleague’s intuition at a key moment. Accept the strained relationship or the missed warning.</w:t>
+            </w:r>
+          </w:p>
+        </w:tc>
+      </w:tr>
+      <w:tr>
+        <w:tc>
+          <w:tcPr/>
+          <w:p>
+            <w:pPr>
+              <w:pStyle w:val="Compact"/>
+              <w:jc w:val="left"/>
+            </w:pPr>
+            <w:r>
+              <w:rPr>
+                <w:b/>
+                <w:sz w:val="19"/>
+              </w:rPr>
+              <w:t xml:space="preserve">Eidetic Recall</w:t>
+            </w:r>
+          </w:p>
+        </w:tc>
+        <w:tc>
+          <w:tcPr/>
+          <w:p>
+            <w:pPr>
+              <w:pStyle w:val="Compact"/>
+              <w:jc w:val="left"/>
+            </w:pPr>
+            <w:r>
+              <w:rPr>
+                <w:sz w:val="19"/>
+              </w:rPr>
+              <w:t xml:space="preserve">+2 to Intellect rolls to recall exactly something you have read, heard, or seen. It does not supply knowledge you never encountered.</w:t>
+            </w:r>
+          </w:p>
+        </w:tc>
+        <w:tc>
+          <w:tcPr/>
+          <w:p>
+            <w:pPr>
+              <w:pStyle w:val="Compact"/>
+              <w:jc w:val="left"/>
+            </w:pPr>
+            <w:r>
+              <w:rPr>
+                <w:bCs/>
+                <w:b/>
+                <w:sz w:val="19"/>
+              </w:rPr>
+              <w:t xml:space="preserve">Suppressed Emotion.</w:t>
+            </w:r>
+            <w:r>
+              <w:rPr>
+                <w:sz w:val="19"/>
+              </w:rPr>
+              <w:t xml:space="preserve"> </w:t>
+            </w:r>
+            <w:r>
+              <w:rPr>
+                <w:sz w:val="19"/>
+              </w:rPr>
+              <w:t xml:space="preserve">Under severe strain, an emotion you have held down breaks through. Accept a visible loss of control at an inconvenient moment.</w:t>
             </w:r>
           </w:p>
         </w:tc>
       </w:tr>
     </w:tbl>
-    <w:bookmarkEnd w:id="71"/>
-    <w:bookmarkStart w:id="72" w:name="tellarite"/>
+    <w:bookmarkEnd w:id="73"/>
+    <w:bookmarkStart w:id="74" w:name="andorian"/>
     <w:p>
       <w:pPr>
         <w:pStyle w:val="Heading2"/>
       </w:pPr>
       <w:r>
-        <w:t xml:space="preserve">Tellarite</w:t>
+        <w:t xml:space="preserve">Andorian</w:t>
       </w:r>
     </w:p>
     <w:tbl>
@@ -8038,22 +9534,22 @@
                 <w:b/>
                 <w:sz w:val="19"/>
               </w:rPr>
-              <w:t xml:space="preserve">Tireless Debater</w:t>
-            </w:r>
-          </w:p>
-        </w:tc>
-        <w:tc>
-          <w:tcPr/>
-          <w:p>
-            <w:pPr>
-              <w:pStyle w:val="Compact"/>
-              <w:jc w:val="left"/>
-            </w:pPr>
-            <w:r>
-              <w:rPr>
-                <w:sz w:val="19"/>
-              </w:rPr>
-              <w:t xml:space="preserve">+2 to Diplomacy when arguing a position in a formal negotiation or debate where argument is expected. It does not help when quiet persuasion is needed.</w:t>
+              <w:t xml:space="preserve">Antennae Sense</w:t>
+            </w:r>
+          </w:p>
+        </w:tc>
+        <w:tc>
+          <w:tcPr/>
+          <w:p>
+            <w:pPr>
+              <w:pStyle w:val="Compact"/>
+              <w:jc w:val="left"/>
+            </w:pPr>
+            <w:r>
+              <w:rPr>
+                <w:sz w:val="19"/>
+              </w:rPr>
+              <w:t xml:space="preserve">+2 to Intellect rolls to sense movement nearby, in darkness, or behind you. It does not detect anything shielded or perfectly still.</w:t>
             </w:r>
           </w:p>
         </w:tc>
@@ -8070,7 +9566,7 @@
                 <w:b/>
                 <w:sz w:val="19"/>
               </w:rPr>
-              <w:t xml:space="preserve">Argumentative.</w:t>
+              <w:t xml:space="preserve">Born on Ice.</w:t>
             </w:r>
             <w:r>
               <w:rPr>
@@ -8082,40 +9578,40 @@
               <w:rPr>
                 <w:sz w:val="19"/>
               </w:rPr>
-              <w:t xml:space="preserve">You challenge an order or a colleague’s claim at an awkward moment. Accept the delay or the bruised relationship.</w:t>
-            </w:r>
-          </w:p>
-        </w:tc>
-      </w:tr>
-      <w:tr>
-        <w:tc>
-          <w:tcPr/>
-          <w:p>
-            <w:pPr>
-              <w:pStyle w:val="Compact"/>
-              <w:jc w:val="left"/>
-            </w:pPr>
-            <w:r>
-              <w:rPr>
-                <w:b/>
-                <w:sz w:val="19"/>
-              </w:rPr>
-              <w:t xml:space="preserve">Keen Nose</w:t>
-            </w:r>
-          </w:p>
-        </w:tc>
-        <w:tc>
-          <w:tcPr/>
-          <w:p>
-            <w:pPr>
-              <w:pStyle w:val="Compact"/>
-              <w:jc w:val="left"/>
-            </w:pPr>
-            <w:r>
-              <w:rPr>
-                <w:sz w:val="19"/>
-              </w:rPr>
-              <w:t xml:space="preserve">+2 to Intellect rolls to notice or identify something by smell, such as a gas leak, a chemical, or someone hiding nearby.</w:t>
+              <w:t xml:space="preserve">Andoria is a frozen moon. When heat is a real factor, accept −2 on physical actions for the scene or a forced rest.</w:t>
+            </w:r>
+          </w:p>
+        </w:tc>
+      </w:tr>
+      <w:tr>
+        <w:tc>
+          <w:tcPr/>
+          <w:p>
+            <w:pPr>
+              <w:pStyle w:val="Compact"/>
+              <w:jc w:val="left"/>
+            </w:pPr>
+            <w:r>
+              <w:rPr>
+                <w:b/>
+                <w:sz w:val="19"/>
+              </w:rPr>
+              <w:t xml:space="preserve">Fierce Loyalty</w:t>
+            </w:r>
+          </w:p>
+        </w:tc>
+        <w:tc>
+          <w:tcPr/>
+          <w:p>
+            <w:pPr>
+              <w:pStyle w:val="Compact"/>
+              <w:jc w:val="left"/>
+            </w:pPr>
+            <w:r>
+              <w:rPr>
+                <w:sz w:val="19"/>
+              </w:rPr>
+              <w:t xml:space="preserve">+2 to Will against fear or intimidation while a sworn friend or crewmate is in danger.</w:t>
             </w:r>
           </w:p>
         </w:tc>
@@ -8132,7 +9628,7 @@
                 <w:b/>
                 <w:sz w:val="19"/>
               </w:rPr>
-              <w:t xml:space="preserve">Blunt to a Fault.</w:t>
+              <w:t xml:space="preserve">Code of Honor.</w:t>
             </w:r>
             <w:r>
               <w:rPr>
@@ -8144,20 +9640,20 @@
               <w:rPr>
                 <w:sz w:val="19"/>
               </w:rPr>
-              <w:t xml:space="preserve">Your honesty offends someone whose cooperation matters. Accept the lost goodwill rather than softening the truth.</w:t>
+              <w:t xml:space="preserve">An insult to you or your clan demands an answer. Accept the consequences of a challenge, a public quarrel, or a duel you cannot refuse.</w:t>
             </w:r>
           </w:p>
         </w:tc>
       </w:tr>
     </w:tbl>
-    <w:bookmarkEnd w:id="72"/>
-    <w:bookmarkStart w:id="73" w:name="aenar"/>
+    <w:bookmarkEnd w:id="74"/>
+    <w:bookmarkStart w:id="75" w:name="tellarite"/>
     <w:p>
       <w:pPr>
         <w:pStyle w:val="Heading2"/>
       </w:pPr>
       <w:r>
-        <w:t xml:space="preserve">Aenar</w:t>
+        <w:t xml:space="preserve">Tellarite</w:t>
       </w:r>
     </w:p>
     <w:tbl>
@@ -8252,22 +9748,22 @@
                 <w:b/>
                 <w:sz w:val="19"/>
               </w:rPr>
-              <w:t xml:space="preserve">Aenar Telepathy</w:t>
-            </w:r>
-          </w:p>
-        </w:tc>
-        <w:tc>
-          <w:tcPr/>
-          <w:p>
-            <w:pPr>
-              <w:pStyle w:val="Compact"/>
-              <w:jc w:val="left"/>
-            </w:pPr>
-            <w:r>
-              <w:rPr>
-                <w:sz w:val="19"/>
-              </w:rPr>
-              <w:t xml:space="preserve">Roll Will to sense the emotions and surface thoughts of a nearby mind. The GM sets the limits before the roll. A resisting or shielded mind uses an opposed Will contest, and distance or unfamiliar minds may make it impossible.</w:t>
+              <w:t xml:space="preserve">Tireless Debater</w:t>
+            </w:r>
+          </w:p>
+        </w:tc>
+        <w:tc>
+          <w:tcPr/>
+          <w:p>
+            <w:pPr>
+              <w:pStyle w:val="Compact"/>
+              <w:jc w:val="left"/>
+            </w:pPr>
+            <w:r>
+              <w:rPr>
+                <w:sz w:val="19"/>
+              </w:rPr>
+              <w:t xml:space="preserve">+2 to Diplomacy when arguing a position in a formal negotiation or debate where argument is expected. It does not help when quiet persuasion is needed.</w:t>
             </w:r>
           </w:p>
         </w:tc>
@@ -8284,7 +9780,7 @@
                 <w:b/>
                 <w:sz w:val="19"/>
               </w:rPr>
-              <w:t xml:space="preserve">Blind.</w:t>
+              <w:t xml:space="preserve">Argumentative.</w:t>
             </w:r>
             <w:r>
               <w:rPr>
@@ -8296,40 +9792,40 @@
               <w:rPr>
                 <w:sz w:val="19"/>
               </w:rPr>
-              <w:t xml:space="preserve">You navigate by telepathy and your other senses. When telepathy is blocked or you must read a display, writing, or other visual information unaided, accept a delay or need a crewmate’s help.</w:t>
-            </w:r>
-          </w:p>
-        </w:tc>
-      </w:tr>
-      <w:tr>
-        <w:tc>
-          <w:tcPr/>
-          <w:p>
-            <w:pPr>
-              <w:pStyle w:val="Compact"/>
-              <w:jc w:val="left"/>
-            </w:pPr>
-            <w:r>
-              <w:rPr>
-                <w:b/>
-                <w:sz w:val="19"/>
-              </w:rPr>
-              <w:t xml:space="preserve">Perceptive Mind</w:t>
-            </w:r>
-          </w:p>
-        </w:tc>
-        <w:tc>
-          <w:tcPr/>
-          <w:p>
-            <w:pPr>
-              <w:pStyle w:val="Compact"/>
-              <w:jc w:val="left"/>
-            </w:pPr>
-            <w:r>
-              <w:rPr>
-                <w:sz w:val="19"/>
-              </w:rPr>
-              <w:t xml:space="preserve">+2 to Psychology when reading the emotional state of someone you can sense nearby.</w:t>
+              <w:t xml:space="preserve">You challenge an order or a colleague’s claim at an awkward moment. Accept the delay or the bruised relationship.</w:t>
+            </w:r>
+          </w:p>
+        </w:tc>
+      </w:tr>
+      <w:tr>
+        <w:tc>
+          <w:tcPr/>
+          <w:p>
+            <w:pPr>
+              <w:pStyle w:val="Compact"/>
+              <w:jc w:val="left"/>
+            </w:pPr>
+            <w:r>
+              <w:rPr>
+                <w:b/>
+                <w:sz w:val="19"/>
+              </w:rPr>
+              <w:t xml:space="preserve">Keen Nose</w:t>
+            </w:r>
+          </w:p>
+        </w:tc>
+        <w:tc>
+          <w:tcPr/>
+          <w:p>
+            <w:pPr>
+              <w:pStyle w:val="Compact"/>
+              <w:jc w:val="left"/>
+            </w:pPr>
+            <w:r>
+              <w:rPr>
+                <w:sz w:val="19"/>
+              </w:rPr>
+              <w:t xml:space="preserve">+2 to Intellect rolls to notice or identify something by smell, such as a gas leak, a chemical, or someone hiding nearby.</w:t>
             </w:r>
           </w:p>
         </w:tc>
@@ -8346,7 +9842,7 @@
                 <w:b/>
                 <w:sz w:val="19"/>
               </w:rPr>
-              <w:t xml:space="preserve">Pacifist Conviction.</w:t>
+              <w:t xml:space="preserve">Blunt to a Fault.</w:t>
             </w:r>
             <w:r>
               <w:rPr>
@@ -8358,20 +9854,20 @@
               <w:rPr>
                 <w:sz w:val="19"/>
               </w:rPr>
-              <w:t xml:space="preserve">You refuse to harm a living being even when it costs the team. Accept the setback your refusal causes.</w:t>
+              <w:t xml:space="preserve">Your honesty offends someone whose cooperation matters. Accept the lost goodwill rather than softening the truth.</w:t>
             </w:r>
           </w:p>
         </w:tc>
       </w:tr>
     </w:tbl>
-    <w:bookmarkEnd w:id="73"/>
-    <w:bookmarkStart w:id="74" w:name="illyrian"/>
+    <w:bookmarkEnd w:id="75"/>
+    <w:bookmarkStart w:id="76" w:name="aenar"/>
     <w:p>
       <w:pPr>
         <w:pStyle w:val="Heading2"/>
       </w:pPr>
       <w:r>
-        <w:t xml:space="preserve">Illyrian</w:t>
+        <w:t xml:space="preserve">Aenar</w:t>
       </w:r>
     </w:p>
     <w:tbl>
@@ -8466,22 +9962,22 @@
                 <w:b/>
                 <w:sz w:val="19"/>
               </w:rPr>
-              <w:t xml:space="preserve">Adaptive Physiology</w:t>
-            </w:r>
-          </w:p>
-        </w:tc>
-        <w:tc>
-          <w:tcPr/>
-          <w:p>
-            <w:pPr>
-              <w:pStyle w:val="Compact"/>
-              <w:jc w:val="left"/>
-            </w:pPr>
-            <w:r>
-              <w:rPr>
-                <w:sz w:val="19"/>
-              </w:rPr>
-              <w:t xml:space="preserve">+2 to Body when resisting cold, toxins, or thin atmosphere. It does not protect against vacuum, radiation, or weapons.</w:t>
+              <w:t xml:space="preserve">Aenar Telepathy</w:t>
+            </w:r>
+          </w:p>
+        </w:tc>
+        <w:tc>
+          <w:tcPr/>
+          <w:p>
+            <w:pPr>
+              <w:pStyle w:val="Compact"/>
+              <w:jc w:val="left"/>
+            </w:pPr>
+            <w:r>
+              <w:rPr>
+                <w:sz w:val="19"/>
+              </w:rPr>
+              <w:t xml:space="preserve">Roll Will to sense the emotions and surface thoughts of a nearby mind. The GM sets the limits before the roll. A resisting or shielded mind uses an opposed Will contest, and distance or unfamiliar minds may make it impossible.</w:t>
             </w:r>
           </w:p>
         </w:tc>
@@ -8498,7 +9994,7 @@
                 <w:b/>
                 <w:sz w:val="19"/>
               </w:rPr>
-              <w:t xml:space="preserve">Hidden Augmentation.</w:t>
+              <w:t xml:space="preserve">Blind.</w:t>
             </w:r>
             <w:r>
               <w:rPr>
@@ -8510,40 +10006,40 @@
               <w:rPr>
                 <w:sz w:val="19"/>
               </w:rPr>
-              <w:t xml:space="preserve">Federation law bars augmented officers, so you hide what you are. When a medical scan or inquiry could expose you, accept the lie, the risk, or a revealing choice.</w:t>
-            </w:r>
-          </w:p>
-        </w:tc>
-      </w:tr>
-      <w:tr>
-        <w:tc>
-          <w:tcPr/>
-          <w:p>
-            <w:pPr>
-              <w:pStyle w:val="Compact"/>
-              <w:jc w:val="left"/>
-            </w:pPr>
-            <w:r>
-              <w:rPr>
-                <w:b/>
-                <w:sz w:val="19"/>
-              </w:rPr>
-              <w:t xml:space="preserve">Enhanced Endurance</w:t>
-            </w:r>
-          </w:p>
-        </w:tc>
-        <w:tc>
-          <w:tcPr/>
-          <w:p>
-            <w:pPr>
-              <w:pStyle w:val="Compact"/>
-              <w:jc w:val="left"/>
-            </w:pPr>
-            <w:r>
-              <w:rPr>
-                <w:sz w:val="19"/>
-              </w:rPr>
-              <w:t xml:space="preserve">+2 to Athletics when pushing through prolonged exertion: long swims, forced marches, or enduring extreme conditions.</w:t>
+              <w:t xml:space="preserve">You navigate by telepathy and your other senses. When telepathy is blocked or you must read a display, writing, or other visual information unaided, accept a delay or need a crewmate’s help.</w:t>
+            </w:r>
+          </w:p>
+        </w:tc>
+      </w:tr>
+      <w:tr>
+        <w:tc>
+          <w:tcPr/>
+          <w:p>
+            <w:pPr>
+              <w:pStyle w:val="Compact"/>
+              <w:jc w:val="left"/>
+            </w:pPr>
+            <w:r>
+              <w:rPr>
+                <w:b/>
+                <w:sz w:val="19"/>
+              </w:rPr>
+              <w:t xml:space="preserve">Perceptive Mind</w:t>
+            </w:r>
+          </w:p>
+        </w:tc>
+        <w:tc>
+          <w:tcPr/>
+          <w:p>
+            <w:pPr>
+              <w:pStyle w:val="Compact"/>
+              <w:jc w:val="left"/>
+            </w:pPr>
+            <w:r>
+              <w:rPr>
+                <w:sz w:val="19"/>
+              </w:rPr>
+              <w:t xml:space="preserve">+2 to Psychology when reading the emotional state of someone you can sense nearby.</w:t>
             </w:r>
           </w:p>
         </w:tc>
@@ -8560,7 +10056,7 @@
                 <w:b/>
                 <w:sz w:val="19"/>
               </w:rPr>
-              <w:t xml:space="preserve">Prejudice Against Augments.</w:t>
+              <w:t xml:space="preserve">Pacifist Conviction.</w:t>
             </w:r>
             <w:r>
               <w:rPr>
@@ -8572,20 +10068,20 @@
               <w:rPr>
                 <w:sz w:val="19"/>
               </w:rPr>
-              <w:t xml:space="preserve">Someone who knows or suspects your heritage treats you with suspicion. Accept the obstruction or lost trust when it matters.</w:t>
+              <w:t xml:space="preserve">You refuse to harm a living being even when it costs the team. Accept the setback your refusal causes.</w:t>
             </w:r>
           </w:p>
         </w:tc>
       </w:tr>
     </w:tbl>
-    <w:bookmarkEnd w:id="74"/>
-    <w:bookmarkStart w:id="75" w:name="lanthanite"/>
+    <w:bookmarkEnd w:id="76"/>
+    <w:bookmarkStart w:id="77" w:name="illyrian"/>
     <w:p>
       <w:pPr>
         <w:pStyle w:val="Heading2"/>
       </w:pPr>
       <w:r>
-        <w:t xml:space="preserve">Lanthanite</w:t>
+        <w:t xml:space="preserve">Illyrian</w:t>
       </w:r>
     </w:p>
     <w:tbl>
@@ -8680,22 +10176,22 @@
                 <w:b/>
                 <w:sz w:val="19"/>
               </w:rPr>
-              <w:t xml:space="preserve">Centuries of Experience</w:t>
-            </w:r>
-          </w:p>
-        </w:tc>
-        <w:tc>
-          <w:tcPr/>
-          <w:p>
-            <w:pPr>
-              <w:pStyle w:val="Compact"/>
-              <w:jc w:val="left"/>
-            </w:pPr>
-            <w:r>
-              <w:rPr>
-                <w:sz w:val="19"/>
-              </w:rPr>
-              <w:t xml:space="preserve">+2 to Intellect rolls to recall a historical event, old custom, or obsolete technology you could plausibly have lived through.</w:t>
+              <w:t xml:space="preserve">Adaptive Physiology</w:t>
+            </w:r>
+          </w:p>
+        </w:tc>
+        <w:tc>
+          <w:tcPr/>
+          <w:p>
+            <w:pPr>
+              <w:pStyle w:val="Compact"/>
+              <w:jc w:val="left"/>
+            </w:pPr>
+            <w:r>
+              <w:rPr>
+                <w:sz w:val="19"/>
+              </w:rPr>
+              <w:t xml:space="preserve">+2 to Body when resisting cold, toxins, or thin atmosphere. It does not protect against vacuum, radiation, or weapons.</w:t>
             </w:r>
           </w:p>
         </w:tc>
@@ -8712,7 +10208,7 @@
                 <w:b/>
                 <w:sz w:val="19"/>
               </w:rPr>
-              <w:t xml:space="preserve">Secret Age.</w:t>
+              <w:t xml:space="preserve">Hidden Augmentation.</w:t>
             </w:r>
             <w:r>
               <w:rPr>
@@ -8724,40 +10220,40 @@
               <w:rPr>
                 <w:sz w:val="19"/>
               </w:rPr>
-              <w:t xml:space="preserve">You keep your true age quiet. When your history threatens to show, accept a lie, a slip, or a revealing consequence.</w:t>
-            </w:r>
-          </w:p>
-        </w:tc>
-      </w:tr>
-      <w:tr>
-        <w:tc>
-          <w:tcPr/>
-          <w:p>
-            <w:pPr>
-              <w:pStyle w:val="Compact"/>
-              <w:jc w:val="left"/>
-            </w:pPr>
-            <w:r>
-              <w:rPr>
-                <w:b/>
-                <w:sz w:val="19"/>
-              </w:rPr>
-              <w:t xml:space="preserve">Old Hand</w:t>
-            </w:r>
-          </w:p>
-        </w:tc>
-        <w:tc>
-          <w:tcPr/>
-          <w:p>
-            <w:pPr>
-              <w:pStyle w:val="Compact"/>
-              <w:jc w:val="left"/>
-            </w:pPr>
-            <w:r>
-              <w:rPr>
-                <w:sz w:val="19"/>
-              </w:rPr>
-              <w:t xml:space="preserve">+2 to Engineering when repairing antique, obsolete, or improvised equipment. It does not apply to current Starfleet systems.</w:t>
+              <w:t xml:space="preserve">Federation law bars augmented officers, so you hide what you are. When a medical scan or inquiry could expose you, accept the lie, the risk, or a revealing choice.</w:t>
+            </w:r>
+          </w:p>
+        </w:tc>
+      </w:tr>
+      <w:tr>
+        <w:tc>
+          <w:tcPr/>
+          <w:p>
+            <w:pPr>
+              <w:pStyle w:val="Compact"/>
+              <w:jc w:val="left"/>
+            </w:pPr>
+            <w:r>
+              <w:rPr>
+                <w:b/>
+                <w:sz w:val="19"/>
+              </w:rPr>
+              <w:t xml:space="preserve">Enhanced Endurance</w:t>
+            </w:r>
+          </w:p>
+        </w:tc>
+        <w:tc>
+          <w:tcPr/>
+          <w:p>
+            <w:pPr>
+              <w:pStyle w:val="Compact"/>
+              <w:jc w:val="left"/>
+            </w:pPr>
+            <w:r>
+              <w:rPr>
+                <w:sz w:val="19"/>
+              </w:rPr>
+              <w:t xml:space="preserve">+2 to Athletics when pushing through prolonged exertion: long swims, forced marches, or enduring extreme conditions.</w:t>
             </w:r>
           </w:p>
         </w:tc>
@@ -8774,7 +10270,7 @@
                 <w:b/>
                 <w:sz w:val="19"/>
               </w:rPr>
-              <w:t xml:space="preserve">Rules Are Temporary.</w:t>
+              <w:t xml:space="preserve">Prejudice Against Augments.</w:t>
             </w:r>
             <w:r>
               <w:rPr>
@@ -8786,20 +10282,20 @@
               <w:rPr>
                 <w:sz w:val="19"/>
               </w:rPr>
-              <w:t xml:space="preserve">After millennia, regulations seem fleeting. You skip a procedure and accept the consequences when it matters.</w:t>
+              <w:t xml:space="preserve">Someone who knows or suspects your heritage treats you with suspicion. Accept the obstruction or lost trust when it matters.</w:t>
             </w:r>
           </w:p>
         </w:tc>
       </w:tr>
     </w:tbl>
-    <w:bookmarkEnd w:id="75"/>
-    <w:bookmarkStart w:id="76" w:name="caitian"/>
+    <w:bookmarkEnd w:id="77"/>
+    <w:bookmarkStart w:id="78" w:name="lanthanite"/>
     <w:p>
       <w:pPr>
         <w:pStyle w:val="Heading2"/>
       </w:pPr>
       <w:r>
-        <w:t xml:space="preserve">Caitian</w:t>
+        <w:t xml:space="preserve">Lanthanite</w:t>
       </w:r>
     </w:p>
     <w:tbl>
@@ -8894,22 +10390,22 @@
                 <w:b/>
                 <w:sz w:val="19"/>
               </w:rPr>
-              <w:t xml:space="preserve">Feline Reflexes</w:t>
-            </w:r>
-          </w:p>
-        </w:tc>
-        <w:tc>
-          <w:tcPr/>
-          <w:p>
-            <w:pPr>
-              <w:pStyle w:val="Compact"/>
-              <w:jc w:val="left"/>
-            </w:pPr>
-            <w:r>
-              <w:rPr>
-                <w:sz w:val="19"/>
-              </w:rPr>
-              <w:t xml:space="preserve">+2 to Athletics when jumping, climbing, or landing safely from a fall.</w:t>
+              <w:t xml:space="preserve">Centuries of Experience</w:t>
+            </w:r>
+          </w:p>
+        </w:tc>
+        <w:tc>
+          <w:tcPr/>
+          <w:p>
+            <w:pPr>
+              <w:pStyle w:val="Compact"/>
+              <w:jc w:val="left"/>
+            </w:pPr>
+            <w:r>
+              <w:rPr>
+                <w:sz w:val="19"/>
+              </w:rPr>
+              <w:t xml:space="preserve">+2 to Intellect rolls to recall a historical event, old custom, or obsolete technology you could plausibly have lived through.</w:t>
             </w:r>
           </w:p>
         </w:tc>
@@ -8926,7 +10422,7 @@
                 <w:b/>
                 <w:sz w:val="19"/>
               </w:rPr>
-              <w:t xml:space="preserve">Chase Instinct.</w:t>
+              <w:t xml:space="preserve">Secret Age.</w:t>
             </w:r>
             <w:r>
               <w:rPr>
@@ -8938,40 +10434,40 @@
               <w:rPr>
                 <w:sz w:val="19"/>
               </w:rPr>
-              <w:t xml:space="preserve">Sudden movement or a fleeing creature triggers a pursuit reflex. Accept a momentary distraction or a rash move.</w:t>
-            </w:r>
-          </w:p>
-        </w:tc>
-      </w:tr>
-      <w:tr>
-        <w:tc>
-          <w:tcPr/>
-          <w:p>
-            <w:pPr>
-              <w:pStyle w:val="Compact"/>
-              <w:jc w:val="left"/>
-            </w:pPr>
-            <w:r>
-              <w:rPr>
-                <w:b/>
-                <w:sz w:val="19"/>
-              </w:rPr>
-              <w:t xml:space="preserve">Keen Hearing</w:t>
-            </w:r>
-          </w:p>
-        </w:tc>
-        <w:tc>
-          <w:tcPr/>
-          <w:p>
-            <w:pPr>
-              <w:pStyle w:val="Compact"/>
-              <w:jc w:val="left"/>
-            </w:pPr>
-            <w:r>
-              <w:rPr>
-                <w:sz w:val="19"/>
-              </w:rPr>
-              <w:t xml:space="preserve">+2 to Intellect rolls to hear faint or distant sounds.</w:t>
+              <w:t xml:space="preserve">You keep your true age quiet. When your history threatens to show, accept a lie, a slip, or a revealing consequence.</w:t>
+            </w:r>
+          </w:p>
+        </w:tc>
+      </w:tr>
+      <w:tr>
+        <w:tc>
+          <w:tcPr/>
+          <w:p>
+            <w:pPr>
+              <w:pStyle w:val="Compact"/>
+              <w:jc w:val="left"/>
+            </w:pPr>
+            <w:r>
+              <w:rPr>
+                <w:b/>
+                <w:sz w:val="19"/>
+              </w:rPr>
+              <w:t xml:space="preserve">Old Hand</w:t>
+            </w:r>
+          </w:p>
+        </w:tc>
+        <w:tc>
+          <w:tcPr/>
+          <w:p>
+            <w:pPr>
+              <w:pStyle w:val="Compact"/>
+              <w:jc w:val="left"/>
+            </w:pPr>
+            <w:r>
+              <w:rPr>
+                <w:sz w:val="19"/>
+              </w:rPr>
+              <w:t xml:space="preserve">+2 to Engineering when repairing antique, obsolete, or improvised equipment. It does not apply to current Starfleet systems.</w:t>
             </w:r>
           </w:p>
         </w:tc>
@@ -8988,7 +10484,7 @@
                 <w:b/>
                 <w:sz w:val="19"/>
               </w:rPr>
-              <w:t xml:space="preserve">Sensitive Ears.</w:t>
+              <w:t xml:space="preserve">Rules Are Temporary.</w:t>
             </w:r>
             <w:r>
               <w:rPr>
@@ -9000,20 +10496,20 @@
               <w:rPr>
                 <w:sz w:val="19"/>
               </w:rPr>
-              <w:t xml:space="preserve">Loud noise disorients you. When an alarm, explosion, or sonic weapon goes off nearby, accept −2 on your next action.</w:t>
+              <w:t xml:space="preserve">After millennia, regulations seem fleeting. You skip a procedure and accept the consequences when it matters.</w:t>
             </w:r>
           </w:p>
         </w:tc>
       </w:tr>
     </w:tbl>
-    <w:bookmarkEnd w:id="76"/>
-    <w:bookmarkStart w:id="77" w:name="aurelian"/>
+    <w:bookmarkEnd w:id="78"/>
+    <w:bookmarkStart w:id="79" w:name="caitian"/>
     <w:p>
       <w:pPr>
         <w:pStyle w:val="Heading2"/>
       </w:pPr>
       <w:r>
-        <w:t xml:space="preserve">Aurelian</w:t>
+        <w:t xml:space="preserve">Caitian</w:t>
       </w:r>
     </w:p>
     <w:tbl>
@@ -9108,22 +10604,22 @@
                 <w:b/>
                 <w:sz w:val="19"/>
               </w:rPr>
-              <w:t xml:space="preserve">Flight</w:t>
-            </w:r>
-          </w:p>
-        </w:tc>
-        <w:tc>
-          <w:tcPr/>
-          <w:p>
-            <w:pPr>
-              <w:pStyle w:val="Compact"/>
-              <w:jc w:val="left"/>
-            </w:pPr>
-            <w:r>
-              <w:rPr>
-                <w:sz w:val="19"/>
-              </w:rPr>
-              <w:t xml:space="preserve">You can fly short distances in normal gravity and breathable air. Roll Athletics for difficult flying. It does not work in low pressure, high gravity, or cramped spaces.</w:t>
+              <w:t xml:space="preserve">Feline Reflexes</w:t>
+            </w:r>
+          </w:p>
+        </w:tc>
+        <w:tc>
+          <w:tcPr/>
+          <w:p>
+            <w:pPr>
+              <w:pStyle w:val="Compact"/>
+              <w:jc w:val="left"/>
+            </w:pPr>
+            <w:r>
+              <w:rPr>
+                <w:sz w:val="19"/>
+              </w:rPr>
+              <w:t xml:space="preserve">+2 to Athletics when jumping, climbing, or landing safely from a fall.</w:t>
             </w:r>
           </w:p>
         </w:tc>
@@ -9140,7 +10636,7 @@
                 <w:b/>
                 <w:sz w:val="19"/>
               </w:rPr>
-              <w:t xml:space="preserve">Fragile Bones.</w:t>
+              <w:t xml:space="preserve">Chase Instinct.</w:t>
             </w:r>
             <w:r>
               <w:rPr>
@@ -9152,40 +10648,40 @@
               <w:rPr>
                 <w:sz w:val="19"/>
               </w:rPr>
-              <w:t xml:space="preserve">Your light bones break easily. When a fall, crush, or heavy blow hits you, accept the GM marking one extra injury box.</w:t>
-            </w:r>
-          </w:p>
-        </w:tc>
-      </w:tr>
-      <w:tr>
-        <w:tc>
-          <w:tcPr/>
-          <w:p>
-            <w:pPr>
-              <w:pStyle w:val="Compact"/>
-              <w:jc w:val="left"/>
-            </w:pPr>
-            <w:r>
-              <w:rPr>
-                <w:b/>
-                <w:sz w:val="19"/>
-              </w:rPr>
-              <w:t xml:space="preserve">Scholar’s Memory</w:t>
-            </w:r>
-          </w:p>
-        </w:tc>
-        <w:tc>
-          <w:tcPr/>
-          <w:p>
-            <w:pPr>
-              <w:pStyle w:val="Compact"/>
-              <w:jc w:val="left"/>
-            </w:pPr>
-            <w:r>
-              <w:rPr>
-                <w:sz w:val="19"/>
-              </w:rPr>
-              <w:t xml:space="preserve">+2 to Intellect rolls to recall the history, legends, or cultural records of another world.</w:t>
+              <w:t xml:space="preserve">Sudden movement or a fleeing creature triggers a pursuit reflex. Accept a momentary distraction or a rash move.</w:t>
+            </w:r>
+          </w:p>
+        </w:tc>
+      </w:tr>
+      <w:tr>
+        <w:tc>
+          <w:tcPr/>
+          <w:p>
+            <w:pPr>
+              <w:pStyle w:val="Compact"/>
+              <w:jc w:val="left"/>
+            </w:pPr>
+            <w:r>
+              <w:rPr>
+                <w:b/>
+                <w:sz w:val="19"/>
+              </w:rPr>
+              <w:t xml:space="preserve">Keen Hearing</w:t>
+            </w:r>
+          </w:p>
+        </w:tc>
+        <w:tc>
+          <w:tcPr/>
+          <w:p>
+            <w:pPr>
+              <w:pStyle w:val="Compact"/>
+              <w:jc w:val="left"/>
+            </w:pPr>
+            <w:r>
+              <w:rPr>
+                <w:sz w:val="19"/>
+              </w:rPr>
+              <w:t xml:space="preserve">+2 to Intellect rolls to hear faint or distant sounds.</w:t>
             </w:r>
           </w:p>
         </w:tc>
@@ -9202,7 +10698,7 @@
                 <w:b/>
                 <w:sz w:val="19"/>
               </w:rPr>
-              <w:t xml:space="preserve">Lost in History.</w:t>
+              <w:t xml:space="preserve">Sensitive Ears.</w:t>
             </w:r>
             <w:r>
               <w:rPr>
@@ -9214,20 +10710,20 @@
               <w:rPr>
                 <w:sz w:val="19"/>
               </w:rPr>
-              <w:t xml:space="preserve">A historical find tempts you to stop and study it. Accept the lost time or the danger of lingering.</w:t>
+              <w:t xml:space="preserve">Loud noise disorients you. When an alarm, explosion, or sonic weapon goes off nearby, accept −2 on your next action.</w:t>
             </w:r>
           </w:p>
         </w:tc>
       </w:tr>
     </w:tbl>
-    <w:bookmarkEnd w:id="77"/>
-    <w:bookmarkStart w:id="78" w:name="orion"/>
+    <w:bookmarkEnd w:id="79"/>
+    <w:bookmarkStart w:id="80" w:name="aurelian"/>
     <w:p>
       <w:pPr>
         <w:pStyle w:val="Heading2"/>
       </w:pPr>
       <w:r>
-        <w:t xml:space="preserve">Orion</w:t>
+        <w:t xml:space="preserve">Aurelian</w:t>
       </w:r>
     </w:p>
     <w:tbl>
@@ -9322,22 +10818,22 @@
                 <w:b/>
                 <w:sz w:val="19"/>
               </w:rPr>
-              <w:t xml:space="preserve">Orion Pheromones</w:t>
-            </w:r>
-          </w:p>
-        </w:tc>
-        <w:tc>
-          <w:tcPr/>
-          <w:p>
-            <w:pPr>
-              <w:pStyle w:val="Compact"/>
-              <w:jc w:val="left"/>
-            </w:pPr>
-            <w:r>
-              <w:rPr>
-                <w:sz w:val="19"/>
-              </w:rPr>
-              <w:t xml:space="preserve">+2 to Diplomacy when persuading someone face to face in close quarters, if their species is affected by Orion pheromones. Many species, including Vulcans, are not.</w:t>
+              <w:t xml:space="preserve">Flight</w:t>
+            </w:r>
+          </w:p>
+        </w:tc>
+        <w:tc>
+          <w:tcPr/>
+          <w:p>
+            <w:pPr>
+              <w:pStyle w:val="Compact"/>
+              <w:jc w:val="left"/>
+            </w:pPr>
+            <w:r>
+              <w:rPr>
+                <w:sz w:val="19"/>
+              </w:rPr>
+              <w:t xml:space="preserve">You can fly short distances in normal gravity and breathable air. Roll Athletics for difficult flying. It does not work in low pressure, high gravity, or cramped spaces.</w:t>
             </w:r>
           </w:p>
         </w:tc>
@@ -9354,7 +10850,7 @@
                 <w:b/>
                 <w:sz w:val="19"/>
               </w:rPr>
-              <w:t xml:space="preserve">Pheromone Suspicion.</w:t>
+              <w:t xml:space="preserve">Fragile Bones.</w:t>
             </w:r>
             <w:r>
               <w:rPr>
@@ -9366,40 +10862,40 @@
               <w:rPr>
                 <w:sz w:val="19"/>
               </w:rPr>
-              <w:t xml:space="preserve">Crewmates who know about Orion pheromones question whether they were persuaded or manipulated. Accept the distrust or a formal complaint when it matters.</w:t>
-            </w:r>
-          </w:p>
-        </w:tc>
-      </w:tr>
-      <w:tr>
-        <w:tc>
-          <w:tcPr/>
-          <w:p>
-            <w:pPr>
-              <w:pStyle w:val="Compact"/>
-              <w:jc w:val="left"/>
-            </w:pPr>
-            <w:r>
-              <w:rPr>
-                <w:b/>
-                <w:sz w:val="19"/>
-              </w:rPr>
-              <w:t xml:space="preserve">Syndicate Savvy</w:t>
-            </w:r>
-          </w:p>
-        </w:tc>
-        <w:tc>
-          <w:tcPr/>
-          <w:p>
-            <w:pPr>
-              <w:pStyle w:val="Compact"/>
-              <w:jc w:val="left"/>
-            </w:pPr>
-            <w:r>
-              <w:rPr>
-                <w:sz w:val="19"/>
-              </w:rPr>
-              <w:t xml:space="preserve">+2 to Psychology when spotting a con, a bribe, a smuggler’s trick, or a pirate’s bluff.</w:t>
+              <w:t xml:space="preserve">Your light bones break easily. When a fall, crush, or heavy blow hits you, accept the GM marking one extra injury box.</w:t>
+            </w:r>
+          </w:p>
+        </w:tc>
+      </w:tr>
+      <w:tr>
+        <w:tc>
+          <w:tcPr/>
+          <w:p>
+            <w:pPr>
+              <w:pStyle w:val="Compact"/>
+              <w:jc w:val="left"/>
+            </w:pPr>
+            <w:r>
+              <w:rPr>
+                <w:b/>
+                <w:sz w:val="19"/>
+              </w:rPr>
+              <w:t xml:space="preserve">Scholar’s Memory</w:t>
+            </w:r>
+          </w:p>
+        </w:tc>
+        <w:tc>
+          <w:tcPr/>
+          <w:p>
+            <w:pPr>
+              <w:pStyle w:val="Compact"/>
+              <w:jc w:val="left"/>
+            </w:pPr>
+            <w:r>
+              <w:rPr>
+                <w:sz w:val="19"/>
+              </w:rPr>
+              <w:t xml:space="preserve">+2 to Intellect rolls to recall the history, legends, or cultural records of another world.</w:t>
             </w:r>
           </w:p>
         </w:tc>
@@ -9416,7 +10912,7 @@
                 <w:b/>
                 <w:sz w:val="19"/>
               </w:rPr>
-              <w:t xml:space="preserve">Syndicate Ties.</w:t>
+              <w:t xml:space="preserve">Lost in History.</w:t>
             </w:r>
             <w:r>
               <w:rPr>
@@ -9428,20 +10924,20 @@
               <w:rPr>
                 <w:sz w:val="19"/>
               </w:rPr>
-              <w:t xml:space="preserve">Someone from the Orion Syndicate knows you and wants something. Accept the obligation, the threat, or the suspicion that follows.</w:t>
+              <w:t xml:space="preserve">A historical find tempts you to stop and study it. Accept the lost time or the danger of lingering.</w:t>
             </w:r>
           </w:p>
         </w:tc>
       </w:tr>
     </w:tbl>
-    <w:bookmarkEnd w:id="78"/>
-    <w:bookmarkStart w:id="79" w:name="denobulan"/>
+    <w:bookmarkEnd w:id="80"/>
+    <w:bookmarkStart w:id="81" w:name="orion"/>
     <w:p>
       <w:pPr>
         <w:pStyle w:val="Heading2"/>
       </w:pPr>
       <w:r>
-        <w:t xml:space="preserve">Denobulan</w:t>
+        <w:t xml:space="preserve">Orion</w:t>
       </w:r>
     </w:p>
     <w:tbl>
@@ -9536,22 +11032,22 @@
                 <w:b/>
                 <w:sz w:val="19"/>
               </w:rPr>
-              <w:t xml:space="preserve">Denobulan Pharmacopoeia</w:t>
-            </w:r>
-          </w:p>
-        </w:tc>
-        <w:tc>
-          <w:tcPr/>
-          <w:p>
-            <w:pPr>
-              <w:pStyle w:val="Compact"/>
-              <w:jc w:val="left"/>
-            </w:pPr>
-            <w:r>
-              <w:rPr>
-                <w:sz w:val="19"/>
-              </w:rPr>
-              <w:t xml:space="preserve">+2 to Medicine when treating a patient with an unconventional remedy, including medicinal organisms kept in sickbay.</w:t>
+              <w:t xml:space="preserve">Orion Pheromones</w:t>
+            </w:r>
+          </w:p>
+        </w:tc>
+        <w:tc>
+          <w:tcPr/>
+          <w:p>
+            <w:pPr>
+              <w:pStyle w:val="Compact"/>
+              <w:jc w:val="left"/>
+            </w:pPr>
+            <w:r>
+              <w:rPr>
+                <w:sz w:val="19"/>
+              </w:rPr>
+              <w:t xml:space="preserve">+2 to Diplomacy when persuading someone face to face in close quarters, if their species is affected by Orion pheromones. Many species, including Vulcans, are not.</w:t>
             </w:r>
           </w:p>
         </w:tc>
@@ -9568,7 +11064,7 @@
                 <w:b/>
                 <w:sz w:val="19"/>
               </w:rPr>
-              <w:t xml:space="preserve">Unorthodox Methods.</w:t>
+              <w:t xml:space="preserve">Pheromone Suspicion.</w:t>
             </w:r>
             <w:r>
               <w:rPr>
@@ -9580,40 +11076,40 @@
               <w:rPr>
                 <w:sz w:val="19"/>
               </w:rPr>
-              <w:t xml:space="preserve">Patients and crewmates balk at your strange remedies. Accept a refusal, a delay, or a complaint to the captain.</w:t>
-            </w:r>
-          </w:p>
-        </w:tc>
-      </w:tr>
-      <w:tr>
-        <w:tc>
-          <w:tcPr/>
-          <w:p>
-            <w:pPr>
-              <w:pStyle w:val="Compact"/>
-              <w:jc w:val="left"/>
-            </w:pPr>
-            <w:r>
-              <w:rPr>
-                <w:b/>
-                <w:sz w:val="19"/>
-              </w:rPr>
-              <w:t xml:space="preserve">Wakeful</w:t>
-            </w:r>
-          </w:p>
-        </w:tc>
-        <w:tc>
-          <w:tcPr/>
-          <w:p>
-            <w:pPr>
-              <w:pStyle w:val="Compact"/>
-              <w:jc w:val="left"/>
-            </w:pPr>
-            <w:r>
-              <w:rPr>
-                <w:sz w:val="19"/>
-              </w:rPr>
-              <w:t xml:space="preserve">+2 to Body when resisting fatigue or going without sleep for days.</w:t>
+              <w:t xml:space="preserve">Crewmates who know about Orion pheromones question whether they were persuaded or manipulated. Accept the distrust or a formal complaint when it matters.</w:t>
+            </w:r>
+          </w:p>
+        </w:tc>
+      </w:tr>
+      <w:tr>
+        <w:tc>
+          <w:tcPr/>
+          <w:p>
+            <w:pPr>
+              <w:pStyle w:val="Compact"/>
+              <w:jc w:val="left"/>
+            </w:pPr>
+            <w:r>
+              <w:rPr>
+                <w:b/>
+                <w:sz w:val="19"/>
+              </w:rPr>
+              <w:t xml:space="preserve">Syndicate Savvy</w:t>
+            </w:r>
+          </w:p>
+        </w:tc>
+        <w:tc>
+          <w:tcPr/>
+          <w:p>
+            <w:pPr>
+              <w:pStyle w:val="Compact"/>
+              <w:jc w:val="left"/>
+            </w:pPr>
+            <w:r>
+              <w:rPr>
+                <w:sz w:val="19"/>
+              </w:rPr>
+              <w:t xml:space="preserve">+2 to Psychology when spotting a con, a bribe, a smuggler’s trick, or a pirate’s bluff.</w:t>
             </w:r>
           </w:p>
         </w:tc>
@@ -9630,7 +11126,7 @@
                 <w:b/>
                 <w:sz w:val="19"/>
               </w:rPr>
-              <w:t xml:space="preserve">Hibernation Cycle.</w:t>
+              <w:t xml:space="preserve">Syndicate Ties.</w:t>
             </w:r>
             <w:r>
               <w:rPr>
@@ -9642,28 +11138,20 @@
               <w:rPr>
                 <w:sz w:val="19"/>
               </w:rPr>
-              <w:t xml:space="preserve">Once a year you must hibernate for several days. When the cycle comes due at a bad moment, accept your absence or −2 on Intellect rolls until you rest.</w:t>
+              <w:t xml:space="preserve">Someone from the Orion Syndicate knows you and wants something. Accept the obligation, the threat, or the suspicion that follows.</w:t>
             </w:r>
           </w:p>
         </w:tc>
       </w:tr>
     </w:tbl>
-    <w:bookmarkEnd w:id="79"/>
-    <w:bookmarkStart w:id="80" w:name="trill"/>
+    <w:bookmarkEnd w:id="81"/>
+    <w:bookmarkStart w:id="82" w:name="denobulan"/>
     <w:p>
       <w:pPr>
         <w:pStyle w:val="Heading2"/>
       </w:pPr>
       <w:r>
-        <w:t xml:space="preserve">Trill</w:t>
-      </w:r>
-    </w:p>
-    <w:p>
-      <w:pPr>
-        <w:pStyle w:val="FirstParagraph"/>
-      </w:pPr>
-      <w:r>
-        <w:t xml:space="preserve">Both Trill advantages require a joined character; agree with the GM before play that your Trill carries a symbiont.</w:t>
+        <w:t xml:space="preserve">Denobulan</w:t>
       </w:r>
     </w:p>
     <w:tbl>
@@ -9758,22 +11246,22 @@
                 <w:b/>
                 <w:sz w:val="19"/>
               </w:rPr>
-              <w:t xml:space="preserve">Memories of Past Hosts</w:t>
-            </w:r>
-          </w:p>
-        </w:tc>
-        <w:tc>
-          <w:tcPr/>
-          <w:p>
-            <w:pPr>
-              <w:pStyle w:val="Compact"/>
-              <w:jc w:val="left"/>
-            </w:pPr>
-            <w:r>
-              <w:rPr>
-                <w:sz w:val="19"/>
-              </w:rPr>
-              <w:t xml:space="preserve">+2 to Intellect rolls to recall something a previous host of your symbiont knew or lived through: a place, a person, an old technique.</w:t>
+              <w:t xml:space="preserve">Denobulan Pharmacopoeia</w:t>
+            </w:r>
+          </w:p>
+        </w:tc>
+        <w:tc>
+          <w:tcPr/>
+          <w:p>
+            <w:pPr>
+              <w:pStyle w:val="Compact"/>
+              <w:jc w:val="left"/>
+            </w:pPr>
+            <w:r>
+              <w:rPr>
+                <w:sz w:val="19"/>
+              </w:rPr>
+              <w:t xml:space="preserve">+2 to Medicine when treating a patient with an unconventional remedy, including medicinal organisms kept in sickbay.</w:t>
             </w:r>
           </w:p>
         </w:tc>
@@ -9790,7 +11278,7 @@
                 <w:b/>
                 <w:sz w:val="19"/>
               </w:rPr>
-              <w:t xml:space="preserve">The Secret of Joining.</w:t>
+              <w:t xml:space="preserve">Unorthodox Methods.</w:t>
             </w:r>
             <w:r>
               <w:rPr>
@@ -9802,40 +11290,40 @@
               <w:rPr>
                 <w:sz w:val="19"/>
               </w:rPr>
-              <w:t xml:space="preserve">Joining is a secret your people guard from outsiders. When a medical scan, a transporter reading, or a curious crewmate could reveal your symbiont, accept the lie, the risk, or a revealing choice.</w:t>
-            </w:r>
-          </w:p>
-        </w:tc>
-      </w:tr>
-      <w:tr>
-        <w:tc>
-          <w:tcPr/>
-          <w:p>
-            <w:pPr>
-              <w:pStyle w:val="Compact"/>
-              <w:jc w:val="left"/>
-            </w:pPr>
-            <w:r>
-              <w:rPr>
-                <w:b/>
-                <w:sz w:val="19"/>
-              </w:rPr>
-              <w:t xml:space="preserve">A Past Life’s Trade</w:t>
-            </w:r>
-          </w:p>
-        </w:tc>
-        <w:tc>
-          <w:tcPr/>
-          <w:p>
-            <w:pPr>
-              <w:pStyle w:val="Compact"/>
-              <w:jc w:val="left"/>
-            </w:pPr>
-            <w:r>
-              <w:rPr>
-                <w:sz w:val="19"/>
-              </w:rPr>
-              <w:t xml:space="preserve">Agree with the GM on one previous host’s profession. +2 to the matching skill for tasks that profession knew well, such as a former freighter pilot’s Helm in hazardous atmospheric flight.</w:t>
+              <w:t xml:space="preserve">Patients and crewmates balk at your strange remedies. Accept a refusal, a delay, or a complaint to the captain.</w:t>
+            </w:r>
+          </w:p>
+        </w:tc>
+      </w:tr>
+      <w:tr>
+        <w:tc>
+          <w:tcPr/>
+          <w:p>
+            <w:pPr>
+              <w:pStyle w:val="Compact"/>
+              <w:jc w:val="left"/>
+            </w:pPr>
+            <w:r>
+              <w:rPr>
+                <w:b/>
+                <w:sz w:val="19"/>
+              </w:rPr>
+              <w:t xml:space="preserve">Wakeful</w:t>
+            </w:r>
+          </w:p>
+        </w:tc>
+        <w:tc>
+          <w:tcPr/>
+          <w:p>
+            <w:pPr>
+              <w:pStyle w:val="Compact"/>
+              <w:jc w:val="left"/>
+            </w:pPr>
+            <w:r>
+              <w:rPr>
+                <w:sz w:val="19"/>
+              </w:rPr>
+              <w:t xml:space="preserve">+2 to Body when resisting fatigue or going without sleep for days.</w:t>
             </w:r>
           </w:p>
         </w:tc>
@@ -9852,7 +11340,7 @@
                 <w:b/>
                 <w:sz w:val="19"/>
               </w:rPr>
-              <w:t xml:space="preserve">Conflicting Memories.</w:t>
+              <w:t xml:space="preserve">Hibernation Cycle.</w:t>
             </w:r>
             <w:r>
               <w:rPr>
@@ -9864,20 +11352,28 @@
               <w:rPr>
                 <w:sz w:val="19"/>
               </w:rPr>
-              <w:t xml:space="preserve">A past host’s habit, loyalty, or old grudge surfaces at a bad moment. Accept the distraction or the trouble it brings.</w:t>
+              <w:t xml:space="preserve">Once a year you must hibernate for several days. When the cycle comes due at a bad moment, accept your absence or −2 on Intellect rolls until you rest.</w:t>
             </w:r>
           </w:p>
         </w:tc>
       </w:tr>
     </w:tbl>
-    <w:bookmarkEnd w:id="80"/>
-    <w:bookmarkStart w:id="81" w:name="saurian"/>
+    <w:bookmarkEnd w:id="82"/>
+    <w:bookmarkStart w:id="83" w:name="trill"/>
     <w:p>
       <w:pPr>
         <w:pStyle w:val="Heading2"/>
       </w:pPr>
       <w:r>
-        <w:t xml:space="preserve">Saurian</w:t>
+        <w:t xml:space="preserve">Trill</w:t>
+      </w:r>
+    </w:p>
+    <w:p>
+      <w:pPr>
+        <w:pStyle w:val="FirstParagraph"/>
+      </w:pPr>
+      <w:r>
+        <w:t xml:space="preserve">Both Trill advantages require a joined character; agree with the GM before play that your Trill carries a symbiont.</w:t>
       </w:r>
     </w:p>
     <w:tbl>
@@ -9972,6 +11468,220 @@
                 <w:b/>
                 <w:sz w:val="19"/>
               </w:rPr>
+              <w:t xml:space="preserve">Memories of Past Hosts</w:t>
+            </w:r>
+          </w:p>
+        </w:tc>
+        <w:tc>
+          <w:tcPr/>
+          <w:p>
+            <w:pPr>
+              <w:pStyle w:val="Compact"/>
+              <w:jc w:val="left"/>
+            </w:pPr>
+            <w:r>
+              <w:rPr>
+                <w:sz w:val="19"/>
+              </w:rPr>
+              <w:t xml:space="preserve">+2 to Intellect rolls to recall something a previous host of your symbiont knew or lived through: a place, a person, an old technique.</w:t>
+            </w:r>
+          </w:p>
+        </w:tc>
+        <w:tc>
+          <w:tcPr/>
+          <w:p>
+            <w:pPr>
+              <w:pStyle w:val="Compact"/>
+              <w:jc w:val="left"/>
+            </w:pPr>
+            <w:r>
+              <w:rPr>
+                <w:bCs/>
+                <w:b/>
+                <w:sz w:val="19"/>
+              </w:rPr>
+              <w:t xml:space="preserve">The Secret of Joining.</w:t>
+            </w:r>
+            <w:r>
+              <w:rPr>
+                <w:sz w:val="19"/>
+              </w:rPr>
+              <w:t xml:space="preserve"> </w:t>
+            </w:r>
+            <w:r>
+              <w:rPr>
+                <w:sz w:val="19"/>
+              </w:rPr>
+              <w:t xml:space="preserve">Joining is a secret your people guard from outsiders. When a medical scan, a transporter reading, or a curious crewmate could reveal your symbiont, accept the lie, the risk, or a revealing choice.</w:t>
+            </w:r>
+          </w:p>
+        </w:tc>
+      </w:tr>
+      <w:tr>
+        <w:tc>
+          <w:tcPr/>
+          <w:p>
+            <w:pPr>
+              <w:pStyle w:val="Compact"/>
+              <w:jc w:val="left"/>
+            </w:pPr>
+            <w:r>
+              <w:rPr>
+                <w:b/>
+                <w:sz w:val="19"/>
+              </w:rPr>
+              <w:t xml:space="preserve">A Past Life’s Trade</w:t>
+            </w:r>
+          </w:p>
+        </w:tc>
+        <w:tc>
+          <w:tcPr/>
+          <w:p>
+            <w:pPr>
+              <w:pStyle w:val="Compact"/>
+              <w:jc w:val="left"/>
+            </w:pPr>
+            <w:r>
+              <w:rPr>
+                <w:sz w:val="19"/>
+              </w:rPr>
+              <w:t xml:space="preserve">Agree with the GM on one previous host’s profession. +2 to the matching skill for tasks that profession knew well, such as a former freighter pilot’s Helm in hazardous atmospheric flight.</w:t>
+            </w:r>
+          </w:p>
+        </w:tc>
+        <w:tc>
+          <w:tcPr/>
+          <w:p>
+            <w:pPr>
+              <w:pStyle w:val="Compact"/>
+              <w:jc w:val="left"/>
+            </w:pPr>
+            <w:r>
+              <w:rPr>
+                <w:bCs/>
+                <w:b/>
+                <w:sz w:val="19"/>
+              </w:rPr>
+              <w:t xml:space="preserve">Conflicting Memories.</w:t>
+            </w:r>
+            <w:r>
+              <w:rPr>
+                <w:sz w:val="19"/>
+              </w:rPr>
+              <w:t xml:space="preserve"> </w:t>
+            </w:r>
+            <w:r>
+              <w:rPr>
+                <w:sz w:val="19"/>
+              </w:rPr>
+              <w:t xml:space="preserve">A past host’s habit, loyalty, or old grudge surfaces at a bad moment. Accept the distraction or the trouble it brings.</w:t>
+            </w:r>
+          </w:p>
+        </w:tc>
+      </w:tr>
+    </w:tbl>
+    <w:bookmarkEnd w:id="83"/>
+    <w:bookmarkStart w:id="84" w:name="saurian"/>
+    <w:p>
+      <w:pPr>
+        <w:pStyle w:val="Heading2"/>
+      </w:pPr>
+      <w:r>
+        <w:t xml:space="preserve">Saurian</w:t>
+      </w:r>
+    </w:p>
+    <w:tbl>
+      <w:tblPr>
+        <w:tblStyle w:val="Table"/>
+        <w:tblW w:type="pct" w:w="5000"/>
+        <w:tblLook w:firstRow="1" w:lastRow="0" w:firstColumn="0" w:lastColumn="0" w:noHBand="0" w:noVBand="0" w:val="0020"/>
+        <w:jc w:val="start"/>
+        <w:tblBorders>
+          <w:top w:val="single" w:sz="4" w:color="B8C2D3"/>
+          <w:left w:val="single" w:sz="4" w:color="B8C2D3"/>
+          <w:bottom w:val="single" w:sz="4" w:color="B8C2D3"/>
+          <w:right w:val="single" w:sz="4" w:color="B8C2D3"/>
+          <w:insideH w:val="single" w:sz="4" w:color="B8C2D3"/>
+          <w:insideV w:val="single" w:sz="4" w:color="B8C2D3"/>
+        </w:tblBorders>
+      </w:tblPr>
+      <w:tblGrid>
+        <w:gridCol w:w="2640"/>
+        <w:gridCol w:w="2640"/>
+        <w:gridCol w:w="2640"/>
+      </w:tblGrid>
+      <w:tr>
+        <w:trPr>
+          <w:tblHeader w:val="true"/>
+        </w:trPr>
+        <w:tc>
+          <w:tcPr>
+            <w:shd w:val="clear" w:fill="E9EEF6"/>
+          </w:tcPr>
+          <w:p>
+            <w:pPr>
+              <w:pStyle w:val="Compact"/>
+              <w:jc w:val="left"/>
+            </w:pPr>
+            <w:r>
+              <w:rPr>
+                <w:b/>
+                <w:sz w:val="19"/>
+              </w:rPr>
+              <w:t xml:space="preserve">Advantage</w:t>
+            </w:r>
+          </w:p>
+        </w:tc>
+        <w:tc>
+          <w:tcPr>
+            <w:shd w:val="clear" w:fill="E9EEF6"/>
+          </w:tcPr>
+          <w:p>
+            <w:pPr>
+              <w:pStyle w:val="Compact"/>
+              <w:jc w:val="left"/>
+            </w:pPr>
+            <w:r>
+              <w:rPr>
+                <w:b/>
+                <w:sz w:val="19"/>
+              </w:rPr>
+              <w:t xml:space="preserve">Effect</w:t>
+            </w:r>
+          </w:p>
+        </w:tc>
+        <w:tc>
+          <w:tcPr>
+            <w:shd w:val="clear" w:fill="E9EEF6"/>
+          </w:tcPr>
+          <w:p>
+            <w:pPr>
+              <w:pStyle w:val="Compact"/>
+              <w:jc w:val="left"/>
+            </w:pPr>
+            <w:r>
+              <w:rPr>
+                <w:b/>
+                <w:sz w:val="19"/>
+              </w:rPr>
+              <w:t xml:space="preserve">Companion complication</w:t>
+            </w:r>
+          </w:p>
+        </w:tc>
+      </w:tr>
+      <w:tr>
+        <w:tc>
+          <w:tcPr/>
+          <w:p>
+            <w:pPr>
+              <w:pStyle w:val="Compact"/>
+              <w:jc w:val="left"/>
+            </w:pPr>
+            <w:r>
+              <w:rPr>
+                <w:b/>
+                <w:sz w:val="19"/>
+              </w:rPr>
               <w:t xml:space="preserve">Scaled Hide</w:t>
             </w:r>
           </w:p>
@@ -10084,9 +11794,9 @@
         </w:tc>
       </w:tr>
     </w:tbl>
-    <w:bookmarkEnd w:id="81"/>
-    <w:bookmarkEnd w:id="82"/>
-    <w:bookmarkStart w:id="84" w:name="complications"/>
+    <w:bookmarkEnd w:id="84"/>
+    <w:bookmarkEnd w:id="85"/>
+    <w:bookmarkStart w:id="87" w:name="complications"/>
     <w:p>
       <w:pPr>
         <w:pStyle w:val="Heading1"/>
@@ -10700,7 +12410,7 @@
         </w:tc>
       </w:tr>
     </w:tbl>
-    <w:bookmarkStart w:id="83" w:name="using-and-revising-traits"/>
+    <w:bookmarkStart w:id="86" w:name="using-and-revising-traits"/>
     <w:p>
       <w:pPr>
         <w:pStyle w:val="Heading2"/>
@@ -10717,9 +12427,9 @@
         <w:t xml:space="preserve">General advantages and complications describe individual crew members and can suit any species when appropriate. A Vulcan might choose Mental Discipline as a general advantage; species advantages are the only traits tied to a species. At a mission milestone, revise a trait when events change the character. Custom advantages follow the same narrow +2 benefit; custom complications need a clear trigger and a meaningful, accepted consequence.</w:t>
       </w:r>
     </w:p>
-    <w:bookmarkEnd w:id="83"/>
-    <w:bookmarkEnd w:id="84"/>
-    <w:bookmarkStart w:id="88" w:name="quick-reference"/>
+    <w:bookmarkEnd w:id="86"/>
+    <w:bookmarkEnd w:id="87"/>
+    <w:bookmarkStart w:id="91" w:name="quick-reference"/>
     <w:p>
       <w:pPr>
         <w:pStyle w:val="Heading1"/>
@@ -10728,7 +12438,7 @@
         <w:t xml:space="preserve">Quick reference</w:t>
       </w:r>
     </w:p>
-    <w:bookmarkStart w:id="85" w:name="will-and-mental-resistance"/>
+    <w:bookmarkStart w:id="88" w:name="will-and-mental-resistance"/>
     <w:p>
       <w:pPr>
         <w:pStyle w:val="Heading2"/>
@@ -10761,8 +12471,8 @@
         <w:t xml:space="preserve">Will protects your resolve; Presence influences others. Leadership and Diplomacy still use Presence. Species adjustments may change your starting Will, but mental advantages apply only to their agreed, narrow circumstances.</w:t>
       </w:r>
     </w:p>
-    <w:bookmarkEnd w:id="85"/>
-    <w:bookmarkStart w:id="86" w:name="at-the-table"/>
+    <w:bookmarkEnd w:id="88"/>
+    <w:bookmarkStart w:id="89" w:name="at-the-table"/>
     <w:p>
       <w:pPr>
         <w:pStyle w:val="Heading2"/>
@@ -10775,7 +12485,7 @@
       <w:pPr>
         <w:numPr>
           <w:ilvl w:val="0"/>
-          <w:numId w:val="1009"/>
+          <w:numId w:val="1010"/>
         </w:numPr>
         <w:pStyle w:val="Compact"/>
       </w:pPr>
@@ -10787,7 +12497,7 @@
       <w:pPr>
         <w:numPr>
           <w:ilvl w:val="0"/>
-          <w:numId w:val="1009"/>
+          <w:numId w:val="1010"/>
         </w:numPr>
         <w:pStyle w:val="Compact"/>
       </w:pPr>
@@ -10799,7 +12509,7 @@
       <w:pPr>
         <w:numPr>
           <w:ilvl w:val="0"/>
-          <w:numId w:val="1009"/>
+          <w:numId w:val="1010"/>
         </w:numPr>
         <w:pStyle w:val="Compact"/>
       </w:pPr>
@@ -10811,7 +12521,7 @@
       <w:pPr>
         <w:numPr>
           <w:ilvl w:val="0"/>
-          <w:numId w:val="1009"/>
+          <w:numId w:val="1010"/>
         </w:numPr>
         <w:pStyle w:val="Compact"/>
       </w:pPr>
@@ -10823,7 +12533,7 @@
       <w:pPr>
         <w:numPr>
           <w:ilvl w:val="0"/>
-          <w:numId w:val="1009"/>
+          <w:numId w:val="1010"/>
         </w:numPr>
         <w:pStyle w:val="Compact"/>
       </w:pPr>
@@ -10831,8 +12541,8 @@
         <w:t xml:space="preserve">Apply the result and describe what changes.</w:t>
       </w:r>
     </w:p>
-    <w:bookmarkEnd w:id="86"/>
-    <w:bookmarkStart w:id="87" w:name="summary"/>
+    <w:bookmarkEnd w:id="89"/>
+    <w:bookmarkStart w:id="90" w:name="summary"/>
     <w:p>
       <w:pPr>
         <w:pStyle w:val="Heading2"/>
@@ -10958,6 +12668,60 @@
           <w:bCs/>
           <w:b/>
         </w:rPr>
+        <w:t xml:space="preserve">Near misses:</w:t>
+      </w:r>
+      <w:r>
+        <w:t xml:space="preserve"> </w:t>
+      </w:r>
+      <w:r>
+        <w:t xml:space="preserve">fail by 1–2 and the GM may offer success at a cost; never on a natural 17–18.</w:t>
+      </w:r>
+    </w:p>
+    <w:p>
+      <w:pPr>
+        <w:pStyle w:val="BodyText"/>
+      </w:pPr>
+      <w:r>
+        <w:rPr>
+          <w:bCs/>
+          <w:b/>
+        </w:rPr>
+        <w:t xml:space="preserve">Clocks:</w:t>
+      </w:r>
+      <w:r>
+        <w:t xml:space="preserve"> </w:t>
+      </w:r>
+      <w:r>
+        <w:t xml:space="preserve">4, 6 or 8 segments. Danger clocks fill on failures and time; progress clocks fill on successes (2 segments on success by 5).</w:t>
+      </w:r>
+    </w:p>
+    <w:p>
+      <w:pPr>
+        <w:pStyle w:val="BodyText"/>
+      </w:pPr>
+      <w:r>
+        <w:rPr>
+          <w:bCs/>
+          <w:b/>
+        </w:rPr>
+        <w:t xml:space="preserve">Ship:</w:t>
+      </w:r>
+      <w:r>
+        <w:t xml:space="preserve"> </w:t>
+      </w:r>
+      <w:r>
+        <w:t xml:space="preserve">Shields (3) take hits first; then Hull (4) and a system (3 each: −2, −4, offline). Normal hit 1 box, heavy hit 2. Helm evades once per exchange; Engineering clears a box.</w:t>
+      </w:r>
+    </w:p>
+    <w:p>
+      <w:pPr>
+        <w:pStyle w:val="BodyText"/>
+      </w:pPr>
+      <w:r>
+        <w:rPr>
+          <w:bCs/>
+          <w:b/>
+        </w:rPr>
         <w:t xml:space="preserve">Medicine:</w:t>
       </w:r>
       <w:r>
@@ -11003,8 +12767,8 @@
         <w:t xml:space="preserve">start each session with two. Spend one to reroll, reduce an injury by one box, or establish a plausible preparation. Earn one when an accepted complication, including a companion complication, creates a meaningful problem.</w:t>
       </w:r>
     </w:p>
-    <w:bookmarkEnd w:id="87"/>
-    <w:bookmarkEnd w:id="88"/>
+    <w:bookmarkEnd w:id="90"/>
+    <w:bookmarkEnd w:id="91"/>
     <w:sectPr/>
   </w:body>
 </w:document>
@@ -11354,6 +13118,9 @@
     <w:abstractNumId w:val="991"/>
   </w:num>
   <w:num w:numId="1009">
+    <w:abstractNumId w:val="991"/>
+  </w:num>
+  <w:num w:numId="1010">
     <w:abstractNumId w:val="99411"/>
     <w:lvlOverride w:ilvl="0">
       <w:startOverride w:val="1"/>

--- a/uss-pelion/USS_Pelion_Players_Guide.docx
+++ b/uss-pelion/USS_Pelion_Players_Guide.docx
@@ -7211,7 +7211,1025 @@
     </w:p>
     <w:bookmarkEnd w:id="68"/>
     <w:bookmarkEnd w:id="69"/>
-    <w:bookmarkStart w:id="70" w:name="threats"/>
+    <w:bookmarkStart w:id="76" w:name="ready-made-crew"/>
+    <w:p>
+      <w:pPr>
+        <w:pStyle w:val="Heading1"/>
+      </w:pPr>
+      <w:r>
+        <w:t xml:space="preserve">Ready-made crew</w:t>
+      </w:r>
+    </w:p>
+    <w:p>
+      <w:pPr>
+        <w:pStyle w:val="FirstParagraph"/>
+      </w:pPr>
+      <w:r>
+        <w:t xml:space="preserve">Six crew members ready to play, for one-shots, new players, or a crew in a hurry. Each follows the creation rules exactly, and their connections tie them to one another. In the creator, choose</w:t>
+      </w:r>
+      <w:r>
+        <w:t xml:space="preserve"> </w:t>
+      </w:r>
+      <w:r>
+        <w:rPr>
+          <w:bCs/>
+          <w:b/>
+        </w:rPr>
+        <w:t xml:space="preserve">Load a ready-made crew member</w:t>
+      </w:r>
+      <w:r>
+        <w:t xml:space="preserve"> </w:t>
+      </w:r>
+      <w:r>
+        <w:t xml:space="preserve">to open one and make it your own.</w:t>
+      </w:r>
+    </w:p>
+    <w:bookmarkStart w:id="70" w:name="thelan-shvari"/>
+    <w:p>
+      <w:pPr>
+        <w:pStyle w:val="Heading2"/>
+      </w:pPr>
+      <w:r>
+        <w:t xml:space="preserve">Thelan sh’Vari</w:t>
+      </w:r>
+    </w:p>
+    <w:p>
+      <w:pPr>
+        <w:pStyle w:val="FirstParagraph"/>
+      </w:pPr>
+      <w:r>
+        <w:rPr>
+          <w:iCs/>
+          <w:i/>
+        </w:rPr>
+        <w:t xml:space="preserve">Lieutenant Commander, Command. Andorian.</w:t>
+      </w:r>
+      <w:r>
+        <w:t xml:space="preserve"> </w:t>
+      </w:r>
+      <w:r>
+        <w:t xml:space="preserve">First officer: keeps the crew moving when the captain’s plan meets reality, and keeps the captain honest.</w:t>
+      </w:r>
+    </w:p>
+    <w:p>
+      <w:pPr>
+        <w:numPr>
+          <w:ilvl w:val="0"/>
+          <w:numId w:val="1010"/>
+        </w:numPr>
+        <w:pStyle w:val="Compact"/>
+      </w:pPr>
+      <w:r>
+        <w:rPr>
+          <w:bCs/>
+          <w:b/>
+        </w:rPr>
+        <w:t xml:space="preserve">Attributes:</w:t>
+      </w:r>
+      <w:r>
+        <w:t xml:space="preserve"> </w:t>
+      </w:r>
+      <w:r>
+        <w:t xml:space="preserve">Body 10, Agility 12, Intellect 10, Presence 13, Will 10.</w:t>
+      </w:r>
+      <w:r>
+        <w:t xml:space="preserve"> </w:t>
+      </w:r>
+      <w:r>
+        <w:rPr>
+          <w:bCs/>
+          <w:b/>
+        </w:rPr>
+        <w:t xml:space="preserve">Dodge</w:t>
+      </w:r>
+      <w:r>
+        <w:t xml:space="preserve"> </w:t>
+      </w:r>
+      <w:r>
+        <w:t xml:space="preserve">11.</w:t>
+      </w:r>
+    </w:p>
+    <w:p>
+      <w:pPr>
+        <w:numPr>
+          <w:ilvl w:val="0"/>
+          <w:numId w:val="1010"/>
+        </w:numPr>
+        <w:pStyle w:val="Compact"/>
+      </w:pPr>
+      <w:r>
+        <w:rPr>
+          <w:bCs/>
+          <w:b/>
+        </w:rPr>
+        <w:t xml:space="preserve">Skills:</w:t>
+      </w:r>
+      <w:r>
+        <w:t xml:space="preserve"> </w:t>
+      </w:r>
+      <w:r>
+        <w:t xml:space="preserve">Leadership 16 (Specialty). Trained: Diplomacy 14, Helm 13, Phasers 13, Unarmed Combat 13, Navigation 11, Psychology 11, Athletics 11, Sensors 11, Communications 11.</w:t>
+      </w:r>
+    </w:p>
+    <w:p>
+      <w:pPr>
+        <w:numPr>
+          <w:ilvl w:val="0"/>
+          <w:numId w:val="1010"/>
+        </w:numPr>
+        <w:pStyle w:val="Compact"/>
+      </w:pPr>
+      <w:r>
+        <w:rPr>
+          <w:bCs/>
+          <w:b/>
+        </w:rPr>
+        <w:t xml:space="preserve">Advantage:</w:t>
+      </w:r>
+      <w:r>
+        <w:t xml:space="preserve"> </w:t>
+      </w:r>
+      <w:r>
+        <w:t xml:space="preserve">Crisis Leader.</w:t>
+      </w:r>
+      <w:r>
+        <w:t xml:space="preserve"> </w:t>
+      </w:r>
+      <w:r>
+        <w:rPr>
+          <w:bCs/>
+          <w:b/>
+        </w:rPr>
+        <w:t xml:space="preserve">Complication:</w:t>
+      </w:r>
+      <w:r>
+        <w:t xml:space="preserve"> </w:t>
+      </w:r>
+      <w:r>
+        <w:t xml:space="preserve">Reputation to Uphold; trigger: someone questions your competence in front of others.</w:t>
+      </w:r>
+    </w:p>
+    <w:p>
+      <w:pPr>
+        <w:numPr>
+          <w:ilvl w:val="0"/>
+          <w:numId w:val="1010"/>
+        </w:numPr>
+        <w:pStyle w:val="Compact"/>
+      </w:pPr>
+      <w:r>
+        <w:rPr>
+          <w:bCs/>
+          <w:b/>
+        </w:rPr>
+        <w:t xml:space="preserve">Why I serve:</w:t>
+      </w:r>
+      <w:r>
+        <w:t xml:space="preserve"> </w:t>
+      </w:r>
+      <w:r>
+        <w:t xml:space="preserve">Starfleet runs in my family, and I mean to live up to the name.</w:t>
+      </w:r>
+      <w:r>
+        <w:t xml:space="preserve"> </w:t>
+      </w:r>
+      <w:r>
+        <w:rPr>
+          <w:bCs/>
+          <w:b/>
+        </w:rPr>
+        <w:t xml:space="preserve">Connection:</w:t>
+      </w:r>
+      <w:r>
+        <w:t xml:space="preserve"> </w:t>
+      </w:r>
+      <w:r>
+        <w:t xml:space="preserve">Took Yeoman Rrinn under their wing when Rrinn first came aboard.</w:t>
+      </w:r>
+    </w:p>
+    <w:bookmarkEnd w:id="70"/>
+    <w:bookmarkStart w:id="71" w:name="sevek"/>
+    <w:p>
+      <w:pPr>
+        <w:pStyle w:val="Heading2"/>
+      </w:pPr>
+      <w:r>
+        <w:t xml:space="preserve">Sevek</w:t>
+      </w:r>
+    </w:p>
+    <w:p>
+      <w:pPr>
+        <w:pStyle w:val="FirstParagraph"/>
+      </w:pPr>
+      <w:r>
+        <w:rPr>
+          <w:iCs/>
+          <w:i/>
+        </w:rPr>
+        <w:t xml:space="preserve">Lieutenant, Science. Vulcan.</w:t>
+      </w:r>
+      <w:r>
+        <w:t xml:space="preserve"> </w:t>
+      </w:r>
+      <w:r>
+        <w:t xml:space="preserve">Ship’s sciences officer: reads the anomaly, names the risk, and calculates the odds no one asked for.</w:t>
+      </w:r>
+    </w:p>
+    <w:p>
+      <w:pPr>
+        <w:numPr>
+          <w:ilvl w:val="0"/>
+          <w:numId w:val="1011"/>
+        </w:numPr>
+        <w:pStyle w:val="Compact"/>
+      </w:pPr>
+      <w:r>
+        <w:rPr>
+          <w:bCs/>
+          <w:b/>
+        </w:rPr>
+        <w:t xml:space="preserve">Attributes:</w:t>
+      </w:r>
+      <w:r>
+        <w:t xml:space="preserve"> </w:t>
+      </w:r>
+      <w:r>
+        <w:t xml:space="preserve">Body 11, Agility 11, Intellect 13, Presence 8, Will 12.</w:t>
+      </w:r>
+      <w:r>
+        <w:t xml:space="preserve"> </w:t>
+      </w:r>
+      <w:r>
+        <w:rPr>
+          <w:bCs/>
+          <w:b/>
+        </w:rPr>
+        <w:t xml:space="preserve">Dodge</w:t>
+      </w:r>
+      <w:r>
+        <w:t xml:space="preserve"> </w:t>
+      </w:r>
+      <w:r>
+        <w:t xml:space="preserve">10.</w:t>
+      </w:r>
+    </w:p>
+    <w:p>
+      <w:pPr>
+        <w:numPr>
+          <w:ilvl w:val="0"/>
+          <w:numId w:val="1011"/>
+        </w:numPr>
+        <w:pStyle w:val="Compact"/>
+      </w:pPr>
+      <w:r>
+        <w:rPr>
+          <w:bCs/>
+          <w:b/>
+        </w:rPr>
+        <w:t xml:space="preserve">Skills:</w:t>
+      </w:r>
+      <w:r>
+        <w:t xml:space="preserve"> </w:t>
+      </w:r>
+      <w:r>
+        <w:t xml:space="preserve">Physical Sciences 16 (Specialty). Trained: Sensors 14, Computers 14, Life Sciences 14, Navigation 14, Engineering 14, Electronics 14, Psychology 14, Unarmed Combat 12, Athletics 12.</w:t>
+      </w:r>
+    </w:p>
+    <w:p>
+      <w:pPr>
+        <w:numPr>
+          <w:ilvl w:val="0"/>
+          <w:numId w:val="1011"/>
+        </w:numPr>
+        <w:pStyle w:val="Compact"/>
+      </w:pPr>
+      <w:r>
+        <w:rPr>
+          <w:bCs/>
+          <w:b/>
+        </w:rPr>
+        <w:t xml:space="preserve">Advantage:</w:t>
+      </w:r>
+      <w:r>
+        <w:t xml:space="preserve"> </w:t>
+      </w:r>
+      <w:r>
+        <w:t xml:space="preserve">Eidetic Recall (species; companion: Suppressed Emotion).</w:t>
+      </w:r>
+      <w:r>
+        <w:t xml:space="preserve"> </w:t>
+      </w:r>
+      <w:r>
+        <w:rPr>
+          <w:bCs/>
+          <w:b/>
+        </w:rPr>
+        <w:t xml:space="preserve">Complication:</w:t>
+      </w:r>
+      <w:r>
+        <w:t xml:space="preserve"> </w:t>
+      </w:r>
+      <w:r>
+        <w:t xml:space="preserve">Cannot Leave a Mystery Alone; trigger: sensor data that contradicts known science.</w:t>
+      </w:r>
+    </w:p>
+    <w:p>
+      <w:pPr>
+        <w:numPr>
+          <w:ilvl w:val="0"/>
+          <w:numId w:val="1011"/>
+        </w:numPr>
+        <w:pStyle w:val="Compact"/>
+      </w:pPr>
+      <w:r>
+        <w:rPr>
+          <w:bCs/>
+          <w:b/>
+        </w:rPr>
+        <w:t xml:space="preserve">Why I serve:</w:t>
+      </w:r>
+      <w:r>
+        <w:t xml:space="preserve"> </w:t>
+      </w:r>
+      <w:r>
+        <w:t xml:space="preserve">The best laboratory in the galaxy is a starship on the frontier.</w:t>
+      </w:r>
+      <w:r>
+        <w:t xml:space="preserve"> </w:t>
+      </w:r>
+      <w:r>
+        <w:rPr>
+          <w:bCs/>
+          <w:b/>
+        </w:rPr>
+        <w:t xml:space="preserve">Connection:</w:t>
+      </w:r>
+      <w:r>
+        <w:t xml:space="preserve"> </w:t>
+      </w:r>
+      <w:r>
+        <w:t xml:space="preserve">Friendly rivals with Lt. Grath: they argue every engineering theory, and both enjoy it.</w:t>
+      </w:r>
+    </w:p>
+    <w:bookmarkEnd w:id="71"/>
+    <w:bookmarkStart w:id="72" w:name="dr.-vessik"/>
+    <w:p>
+      <w:pPr>
+        <w:pStyle w:val="Heading2"/>
+      </w:pPr>
+      <w:r>
+        <w:t xml:space="preserve">Dr. Vessik</w:t>
+      </w:r>
+    </w:p>
+    <w:p>
+      <w:pPr>
+        <w:pStyle w:val="FirstParagraph"/>
+      </w:pPr>
+      <w:r>
+        <w:rPr>
+          <w:iCs/>
+          <w:i/>
+        </w:rPr>
+        <w:t xml:space="preserve">Lieutenant Commander, Medical. Denobulan.</w:t>
+      </w:r>
+      <w:r>
+        <w:t xml:space="preserve"> </w:t>
+      </w:r>
+      <w:r>
+        <w:t xml:space="preserve">Chief medical officer: patches up the crew, argues with the captain, and keeps an alarming menagerie of medicinal creatures in sickbay.</w:t>
+      </w:r>
+    </w:p>
+    <w:p>
+      <w:pPr>
+        <w:numPr>
+          <w:ilvl w:val="0"/>
+          <w:numId w:val="1012"/>
+        </w:numPr>
+        <w:pStyle w:val="Compact"/>
+      </w:pPr>
+      <w:r>
+        <w:rPr>
+          <w:bCs/>
+          <w:b/>
+        </w:rPr>
+        <w:t xml:space="preserve">Attributes:</w:t>
+      </w:r>
+      <w:r>
+        <w:t xml:space="preserve"> </w:t>
+      </w:r>
+      <w:r>
+        <w:t xml:space="preserve">Body 9, Agility 9, Intellect 13, Presence 12, Will 12.</w:t>
+      </w:r>
+      <w:r>
+        <w:t xml:space="preserve"> </w:t>
+      </w:r>
+      <w:r>
+        <w:rPr>
+          <w:bCs/>
+          <w:b/>
+        </w:rPr>
+        <w:t xml:space="preserve">Dodge</w:t>
+      </w:r>
+      <w:r>
+        <w:t xml:space="preserve"> </w:t>
+      </w:r>
+      <w:r>
+        <w:t xml:space="preserve">7.</w:t>
+      </w:r>
+    </w:p>
+    <w:p>
+      <w:pPr>
+        <w:numPr>
+          <w:ilvl w:val="0"/>
+          <w:numId w:val="1012"/>
+        </w:numPr>
+        <w:pStyle w:val="Compact"/>
+      </w:pPr>
+      <w:r>
+        <w:rPr>
+          <w:bCs/>
+          <w:b/>
+        </w:rPr>
+        <w:t xml:space="preserve">Skills:</w:t>
+      </w:r>
+      <w:r>
+        <w:t xml:space="preserve"> </w:t>
+      </w:r>
+      <w:r>
+        <w:t xml:space="preserve">Medicine 16 (Specialty). Trained: Life Sciences 14, Psychology 14, Sensors 14, Computers 14, Electronics 14, Survival 14, Communications 14, Diplomacy 13, Leadership 13.</w:t>
+      </w:r>
+    </w:p>
+    <w:p>
+      <w:pPr>
+        <w:numPr>
+          <w:ilvl w:val="0"/>
+          <w:numId w:val="1012"/>
+        </w:numPr>
+        <w:pStyle w:val="Compact"/>
+      </w:pPr>
+      <w:r>
+        <w:rPr>
+          <w:bCs/>
+          <w:b/>
+        </w:rPr>
+        <w:t xml:space="preserve">Advantage:</w:t>
+      </w:r>
+      <w:r>
+        <w:t xml:space="preserve"> </w:t>
+      </w:r>
+      <w:r>
+        <w:t xml:space="preserve">Denobulan Pharmacopoeia (species; companion: Unorthodox Methods).</w:t>
+      </w:r>
+      <w:r>
+        <w:t xml:space="preserve"> </w:t>
+      </w:r>
+      <w:r>
+        <w:rPr>
+          <w:bCs/>
+          <w:b/>
+        </w:rPr>
+        <w:t xml:space="preserve">Complication:</w:t>
+      </w:r>
+      <w:r>
+        <w:t xml:space="preserve"> </w:t>
+      </w:r>
+      <w:r>
+        <w:t xml:space="preserve">Protects Others at Personal Risk; trigger: civilians are caught in the danger.</w:t>
+      </w:r>
+    </w:p>
+    <w:p>
+      <w:pPr>
+        <w:numPr>
+          <w:ilvl w:val="0"/>
+          <w:numId w:val="1012"/>
+        </w:numPr>
+        <w:pStyle w:val="Compact"/>
+      </w:pPr>
+      <w:r>
+        <w:rPr>
+          <w:bCs/>
+          <w:b/>
+        </w:rPr>
+        <w:t xml:space="preserve">Why I serve:</w:t>
+      </w:r>
+      <w:r>
+        <w:t xml:space="preserve"> </w:t>
+      </w:r>
+      <w:r>
+        <w:t xml:space="preserve">To protect the Federation and the people who can’t protect themselves.</w:t>
+      </w:r>
+      <w:r>
+        <w:t xml:space="preserve"> </w:t>
+      </w:r>
+      <w:r>
+        <w:rPr>
+          <w:bCs/>
+          <w:b/>
+        </w:rPr>
+        <w:t xml:space="preserve">Connection:</w:t>
+      </w:r>
+      <w:r>
+        <w:t xml:space="preserve"> </w:t>
+      </w:r>
+      <w:r>
+        <w:t xml:space="preserve">Pulled Lt. Reyes out of a burning shuttle on a survey mission; Reyes has never let the doctor pay for a drink since.</w:t>
+      </w:r>
+    </w:p>
+    <w:bookmarkEnd w:id="72"/>
+    <w:bookmarkStart w:id="73" w:name="grath"/>
+    <w:p>
+      <w:pPr>
+        <w:pStyle w:val="Heading2"/>
+      </w:pPr>
+      <w:r>
+        <w:t xml:space="preserve">Grath</w:t>
+      </w:r>
+    </w:p>
+    <w:p>
+      <w:pPr>
+        <w:pStyle w:val="FirstParagraph"/>
+      </w:pPr>
+      <w:r>
+        <w:rPr>
+          <w:iCs/>
+          <w:i/>
+        </w:rPr>
+        <w:t xml:space="preserve">Lieutenant, Engineering. Tellarite.</w:t>
+      </w:r>
+      <w:r>
+        <w:t xml:space="preserve"> </w:t>
+      </w:r>
+      <w:r>
+        <w:t xml:space="preserve">Engineer: keeps the Pelion’s power flowing and will tell you, at length, exactly why your idea won’t work.</w:t>
+      </w:r>
+    </w:p>
+    <w:p>
+      <w:pPr>
+        <w:numPr>
+          <w:ilvl w:val="0"/>
+          <w:numId w:val="1013"/>
+        </w:numPr>
+        <w:pStyle w:val="Compact"/>
+      </w:pPr>
+      <w:r>
+        <w:rPr>
+          <w:bCs/>
+          <w:b/>
+        </w:rPr>
+        <w:t xml:space="preserve">Attributes:</w:t>
+      </w:r>
+      <w:r>
+        <w:t xml:space="preserve"> </w:t>
+      </w:r>
+      <w:r>
+        <w:t xml:space="preserve">Body 12, Agility 10, Intellect 13, Presence 9, Will 11.</w:t>
+      </w:r>
+      <w:r>
+        <w:t xml:space="preserve"> </w:t>
+      </w:r>
+      <w:r>
+        <w:rPr>
+          <w:bCs/>
+          <w:b/>
+        </w:rPr>
+        <w:t xml:space="preserve">Dodge</w:t>
+      </w:r>
+      <w:r>
+        <w:t xml:space="preserve"> </w:t>
+      </w:r>
+      <w:r>
+        <w:t xml:space="preserve">9.</w:t>
+      </w:r>
+    </w:p>
+    <w:p>
+      <w:pPr>
+        <w:numPr>
+          <w:ilvl w:val="0"/>
+          <w:numId w:val="1013"/>
+        </w:numPr>
+        <w:pStyle w:val="Compact"/>
+      </w:pPr>
+      <w:r>
+        <w:rPr>
+          <w:bCs/>
+          <w:b/>
+        </w:rPr>
+        <w:t xml:space="preserve">Skills:</w:t>
+      </w:r>
+      <w:r>
+        <w:t xml:space="preserve"> </w:t>
+      </w:r>
+      <w:r>
+        <w:t xml:space="preserve">Engineering 16 (Specialty). Trained: Electronics 14, Computers 14, Physical Sciences 14, Sensors 14, Communications 14, Survival 14, Athletics 13, Helm 11, Unarmed Combat 11.</w:t>
+      </w:r>
+    </w:p>
+    <w:p>
+      <w:pPr>
+        <w:numPr>
+          <w:ilvl w:val="0"/>
+          <w:numId w:val="1013"/>
+        </w:numPr>
+        <w:pStyle w:val="Compact"/>
+      </w:pPr>
+      <w:r>
+        <w:rPr>
+          <w:bCs/>
+          <w:b/>
+        </w:rPr>
+        <w:t xml:space="preserve">Advantage:</w:t>
+      </w:r>
+      <w:r>
+        <w:t xml:space="preserve"> </w:t>
+      </w:r>
+      <w:r>
+        <w:t xml:space="preserve">Improvisational Engineer.</w:t>
+      </w:r>
+      <w:r>
+        <w:t xml:space="preserve"> </w:t>
+      </w:r>
+      <w:r>
+        <w:rPr>
+          <w:bCs/>
+          <w:b/>
+        </w:rPr>
+        <w:t xml:space="preserve">Complication:</w:t>
+      </w:r>
+      <w:r>
+        <w:t xml:space="preserve"> </w:t>
+      </w:r>
+      <w:r>
+        <w:t xml:space="preserve">Experimental Enthusiasm; trigger: an untested device or technique could solve the problem.</w:t>
+      </w:r>
+    </w:p>
+    <w:p>
+      <w:pPr>
+        <w:numPr>
+          <w:ilvl w:val="0"/>
+          <w:numId w:val="1013"/>
+        </w:numPr>
+        <w:pStyle w:val="Compact"/>
+      </w:pPr>
+      <w:r>
+        <w:rPr>
+          <w:bCs/>
+          <w:b/>
+        </w:rPr>
+        <w:t xml:space="preserve">Why I serve:</w:t>
+      </w:r>
+      <w:r>
+        <w:t xml:space="preserve"> </w:t>
+      </w:r>
+      <w:r>
+        <w:t xml:space="preserve">To prove I’m good enough, to everyone who doubted me and to myself.</w:t>
+      </w:r>
+      <w:r>
+        <w:t xml:space="preserve"> </w:t>
+      </w:r>
+      <w:r>
+        <w:rPr>
+          <w:bCs/>
+          <w:b/>
+        </w:rPr>
+        <w:t xml:space="preserve">Connection:</w:t>
+      </w:r>
+      <w:r>
+        <w:t xml:space="preserve"> </w:t>
+      </w:r>
+      <w:r>
+        <w:t xml:space="preserve">Off-duty friends with Commander sh’Vari: a weekly game of Andorian chess in which both of them cheat.</w:t>
+      </w:r>
+    </w:p>
+    <w:bookmarkEnd w:id="73"/>
+    <w:bookmarkStart w:id="74" w:name="marisol-reyes"/>
+    <w:p>
+      <w:pPr>
+        <w:pStyle w:val="Heading2"/>
+      </w:pPr>
+      <w:r>
+        <w:t xml:space="preserve">Marisol Reyes</w:t>
+      </w:r>
+    </w:p>
+    <w:p>
+      <w:pPr>
+        <w:pStyle w:val="FirstParagraph"/>
+      </w:pPr>
+      <w:r>
+        <w:rPr>
+          <w:iCs/>
+          <w:i/>
+        </w:rPr>
+        <w:t xml:space="preserve">Lieutenant (j.g.), Security. Human.</w:t>
+      </w:r>
+      <w:r>
+        <w:t xml:space="preserve"> </w:t>
+      </w:r>
+      <w:r>
+        <w:t xml:space="preserve">Security officer: first through the door on every away mission, and the last to set a phaser to kill.</w:t>
+      </w:r>
+    </w:p>
+    <w:p>
+      <w:pPr>
+        <w:numPr>
+          <w:ilvl w:val="0"/>
+          <w:numId w:val="1014"/>
+        </w:numPr>
+        <w:pStyle w:val="Compact"/>
+      </w:pPr>
+      <w:r>
+        <w:rPr>
+          <w:bCs/>
+          <w:b/>
+        </w:rPr>
+        <w:t xml:space="preserve">Attributes:</w:t>
+      </w:r>
+      <w:r>
+        <w:t xml:space="preserve"> </w:t>
+      </w:r>
+      <w:r>
+        <w:t xml:space="preserve">Body 12, Agility 13, Intellect 10, Presence 10, Will 10.</w:t>
+      </w:r>
+      <w:r>
+        <w:t xml:space="preserve"> </w:t>
+      </w:r>
+      <w:r>
+        <w:rPr>
+          <w:bCs/>
+          <w:b/>
+        </w:rPr>
+        <w:t xml:space="preserve">Dodge</w:t>
+      </w:r>
+      <w:r>
+        <w:t xml:space="preserve"> </w:t>
+      </w:r>
+      <w:r>
+        <w:t xml:space="preserve">12.</w:t>
+      </w:r>
+    </w:p>
+    <w:p>
+      <w:pPr>
+        <w:numPr>
+          <w:ilvl w:val="0"/>
+          <w:numId w:val="1014"/>
+        </w:numPr>
+        <w:pStyle w:val="Compact"/>
+      </w:pPr>
+      <w:r>
+        <w:rPr>
+          <w:bCs/>
+          <w:b/>
+        </w:rPr>
+        <w:t xml:space="preserve">Skills:</w:t>
+      </w:r>
+      <w:r>
+        <w:t xml:space="preserve"> </w:t>
+      </w:r>
+      <w:r>
+        <w:t xml:space="preserve">Phasers 16 (Specialty). Trained: Unarmed Combat 14, Stealth 14, Helm 14, Athletics 13, Survival 11, Sensors 11, Medicine 11, Leadership 11, Communications 11.</w:t>
+      </w:r>
+    </w:p>
+    <w:p>
+      <w:pPr>
+        <w:numPr>
+          <w:ilvl w:val="0"/>
+          <w:numId w:val="1014"/>
+        </w:numPr>
+        <w:pStyle w:val="Compact"/>
+      </w:pPr>
+      <w:r>
+        <w:rPr>
+          <w:bCs/>
+          <w:b/>
+        </w:rPr>
+        <w:t xml:space="preserve">Advantage:</w:t>
+      </w:r>
+      <w:r>
+        <w:t xml:space="preserve"> </w:t>
+      </w:r>
+      <w:r>
+        <w:t xml:space="preserve">Careful Marksman.</w:t>
+      </w:r>
+      <w:r>
+        <w:t xml:space="preserve"> </w:t>
+      </w:r>
+      <w:r>
+        <w:rPr>
+          <w:bCs/>
+          <w:b/>
+        </w:rPr>
+        <w:t xml:space="preserve">Complication:</w:t>
+      </w:r>
+      <w:r>
+        <w:t xml:space="preserve"> </w:t>
+      </w:r>
+      <w:r>
+        <w:t xml:space="preserve">Reluctant to Use Lethal Force; trigger: a hostile refuses to surrender.</w:t>
+      </w:r>
+    </w:p>
+    <w:p>
+      <w:pPr>
+        <w:numPr>
+          <w:ilvl w:val="0"/>
+          <w:numId w:val="1014"/>
+        </w:numPr>
+        <w:pStyle w:val="Compact"/>
+      </w:pPr>
+      <w:r>
+        <w:rPr>
+          <w:bCs/>
+          <w:b/>
+        </w:rPr>
+        <w:t xml:space="preserve">Why I serve:</w:t>
+      </w:r>
+      <w:r>
+        <w:t xml:space="preserve"> </w:t>
+      </w:r>
+      <w:r>
+        <w:t xml:space="preserve">A Starfleet officer once saved my home, and I want to be that person for someone else.</w:t>
+      </w:r>
+      <w:r>
+        <w:t xml:space="preserve"> </w:t>
+      </w:r>
+      <w:r>
+        <w:rPr>
+          <w:bCs/>
+          <w:b/>
+        </w:rPr>
+        <w:t xml:space="preserve">Connection:</w:t>
+      </w:r>
+      <w:r>
+        <w:t xml:space="preserve"> </w:t>
+      </w:r>
+      <w:r>
+        <w:t xml:space="preserve">Owes Dr. Vessik their life after a shuttle crash, and never lets the doctor forget it.</w:t>
+      </w:r>
+    </w:p>
+    <w:bookmarkEnd w:id="74"/>
+    <w:bookmarkStart w:id="75" w:name="rrinn"/>
+    <w:p>
+      <w:pPr>
+        <w:pStyle w:val="Heading2"/>
+      </w:pPr>
+      <w:r>
+        <w:t xml:space="preserve">Rrinn</w:t>
+      </w:r>
+    </w:p>
+    <w:p>
+      <w:pPr>
+        <w:pStyle w:val="FirstParagraph"/>
+      </w:pPr>
+      <w:r>
+        <w:rPr>
+          <w:iCs/>
+          <w:i/>
+        </w:rPr>
+        <w:t xml:space="preserve">Yeoman 2nd Class, General Services. Caitian.</w:t>
+      </w:r>
+      <w:r>
+        <w:t xml:space="preserve"> </w:t>
+      </w:r>
+      <w:r>
+        <w:t xml:space="preserve">Captain’s yeoman: keeps the records, carries the orders, and hears everything said on the bridge.</w:t>
+      </w:r>
+    </w:p>
+    <w:p>
+      <w:pPr>
+        <w:numPr>
+          <w:ilvl w:val="0"/>
+          <w:numId w:val="1015"/>
+        </w:numPr>
+        <w:pStyle w:val="Compact"/>
+      </w:pPr>
+      <w:r>
+        <w:rPr>
+          <w:bCs/>
+          <w:b/>
+        </w:rPr>
+        <w:t xml:space="preserve">Attributes:</w:t>
+      </w:r>
+      <w:r>
+        <w:t xml:space="preserve"> </w:t>
+      </w:r>
+      <w:r>
+        <w:t xml:space="preserve">Body 9, Agility 12, Intellect 13, Presence 11, Will 10.</w:t>
+      </w:r>
+      <w:r>
+        <w:t xml:space="preserve"> </w:t>
+      </w:r>
+      <w:r>
+        <w:rPr>
+          <w:bCs/>
+          <w:b/>
+        </w:rPr>
+        <w:t xml:space="preserve">Dodge</w:t>
+      </w:r>
+      <w:r>
+        <w:t xml:space="preserve"> </w:t>
+      </w:r>
+      <w:r>
+        <w:t xml:space="preserve">11.</w:t>
+      </w:r>
+    </w:p>
+    <w:p>
+      <w:pPr>
+        <w:numPr>
+          <w:ilvl w:val="0"/>
+          <w:numId w:val="1015"/>
+        </w:numPr>
+        <w:pStyle w:val="Compact"/>
+      </w:pPr>
+      <w:r>
+        <w:rPr>
+          <w:bCs/>
+          <w:b/>
+        </w:rPr>
+        <w:t xml:space="preserve">Skills:</w:t>
+      </w:r>
+      <w:r>
+        <w:t xml:space="preserve"> </w:t>
+      </w:r>
+      <w:r>
+        <w:t xml:space="preserve">Computers 18 (Expert). Trained: Communications 14, Psychology 14, Sensors 14, Electronics 14, Stealth 13, Diplomacy 12, Athletics 10.</w:t>
+      </w:r>
+    </w:p>
+    <w:p>
+      <w:pPr>
+        <w:numPr>
+          <w:ilvl w:val="0"/>
+          <w:numId w:val="1015"/>
+        </w:numPr>
+        <w:pStyle w:val="Compact"/>
+      </w:pPr>
+      <w:r>
+        <w:rPr>
+          <w:bCs/>
+          <w:b/>
+        </w:rPr>
+        <w:t xml:space="preserve">Advantage:</w:t>
+      </w:r>
+      <w:r>
+        <w:t xml:space="preserve"> </w:t>
+      </w:r>
+      <w:r>
+        <w:t xml:space="preserve">Keen Hearing (species; companion: Sensitive Ears).</w:t>
+      </w:r>
+      <w:r>
+        <w:t xml:space="preserve"> </w:t>
+      </w:r>
+      <w:r>
+        <w:rPr>
+          <w:bCs/>
+          <w:b/>
+        </w:rPr>
+        <w:t xml:space="preserve">Complication:</w:t>
+      </w:r>
+      <w:r>
+        <w:t xml:space="preserve"> </w:t>
+      </w:r>
+      <w:r>
+        <w:t xml:space="preserve">Someone Back Home; trigger: a message from home arrives.</w:t>
+      </w:r>
+    </w:p>
+    <w:p>
+      <w:pPr>
+        <w:numPr>
+          <w:ilvl w:val="0"/>
+          <w:numId w:val="1015"/>
+        </w:numPr>
+        <w:pStyle w:val="Compact"/>
+      </w:pPr>
+      <w:r>
+        <w:rPr>
+          <w:bCs/>
+          <w:b/>
+        </w:rPr>
+        <w:t xml:space="preserve">Why I serve:</w:t>
+      </w:r>
+      <w:r>
+        <w:t xml:space="preserve"> </w:t>
+      </w:r>
+      <w:r>
+        <w:t xml:space="preserve">To leave behind a past, a world, or a life that was too small for me.</w:t>
+      </w:r>
+      <w:r>
+        <w:t xml:space="preserve"> </w:t>
+      </w:r>
+      <w:r>
+        <w:rPr>
+          <w:bCs/>
+          <w:b/>
+        </w:rPr>
+        <w:t xml:space="preserve">Connection:</w:t>
+      </w:r>
+      <w:r>
+        <w:t xml:space="preserve"> </w:t>
+      </w:r>
+      <w:r>
+        <w:t xml:space="preserve">Shares a secret with Lt. Sevek from a mission neither of them talks about.</w:t>
+      </w:r>
+    </w:p>
+    <w:bookmarkEnd w:id="75"/>
+    <w:bookmarkEnd w:id="76"/>
+    <w:bookmarkStart w:id="77" w:name="threats"/>
     <w:p>
       <w:pPr>
         <w:pStyle w:val="Heading1"/>
@@ -8270,8 +9288,8 @@
         <w:t xml:space="preserve">For a tougher version, add +1 to its targets and one box; for a weaker one, subtract. Starships use the ship tracks above: a Klingon battle cruiser has Shields 3, Hull 4, and Phasers 12 for its gunners.</w:t>
       </w:r>
     </w:p>
-    <w:bookmarkEnd w:id="70"/>
-    <w:bookmarkStart w:id="71" w:name="advantages"/>
+    <w:bookmarkEnd w:id="77"/>
+    <w:bookmarkStart w:id="78" w:name="advantages"/>
     <w:p>
       <w:pPr>
         <w:pStyle w:val="Heading1"/>
@@ -8877,8 +9895,8 @@
         </w:tc>
       </w:tr>
     </w:tbl>
-    <w:bookmarkEnd w:id="71"/>
-    <w:bookmarkStart w:id="85" w:name="species-advantages"/>
+    <w:bookmarkEnd w:id="78"/>
+    <w:bookmarkStart w:id="92" w:name="species-advantages"/>
     <w:p>
       <w:pPr>
         <w:pStyle w:val="Heading1"/>
@@ -8943,7 +9961,7 @@
         <w:t xml:space="preserve">A custom species advantage follows the same pattern: a narrow +2 or an ability with agreed limits, paired with a companion complication that has a clear trigger and a real consequence.</w:t>
       </w:r>
     </w:p>
-    <w:bookmarkStart w:id="72" w:name="human"/>
+    <w:bookmarkStart w:id="79" w:name="human"/>
     <w:p>
       <w:pPr>
         <w:pStyle w:val="Heading2"/>
@@ -9156,8 +10174,8 @@
         </w:tc>
       </w:tr>
     </w:tbl>
-    <w:bookmarkEnd w:id="72"/>
-    <w:bookmarkStart w:id="73" w:name="vulcan"/>
+    <w:bookmarkEnd w:id="79"/>
+    <w:bookmarkStart w:id="80" w:name="vulcan"/>
     <w:p>
       <w:pPr>
         <w:pStyle w:val="Heading2"/>
@@ -9432,8 +10450,8 @@
         </w:tc>
       </w:tr>
     </w:tbl>
-    <w:bookmarkEnd w:id="73"/>
-    <w:bookmarkStart w:id="74" w:name="andorian"/>
+    <w:bookmarkEnd w:id="80"/>
+    <w:bookmarkStart w:id="81" w:name="andorian"/>
     <w:p>
       <w:pPr>
         <w:pStyle w:val="Heading2"/>
@@ -9646,8 +10664,8 @@
         </w:tc>
       </w:tr>
     </w:tbl>
-    <w:bookmarkEnd w:id="74"/>
-    <w:bookmarkStart w:id="75" w:name="tellarite"/>
+    <w:bookmarkEnd w:id="81"/>
+    <w:bookmarkStart w:id="82" w:name="tellarite"/>
     <w:p>
       <w:pPr>
         <w:pStyle w:val="Heading2"/>
@@ -9860,8 +10878,8 @@
         </w:tc>
       </w:tr>
     </w:tbl>
-    <w:bookmarkEnd w:id="75"/>
-    <w:bookmarkStart w:id="76" w:name="aenar"/>
+    <w:bookmarkEnd w:id="82"/>
+    <w:bookmarkStart w:id="83" w:name="aenar"/>
     <w:p>
       <w:pPr>
         <w:pStyle w:val="Heading2"/>
@@ -10074,8 +11092,8 @@
         </w:tc>
       </w:tr>
     </w:tbl>
-    <w:bookmarkEnd w:id="76"/>
-    <w:bookmarkStart w:id="77" w:name="illyrian"/>
+    <w:bookmarkEnd w:id="83"/>
+    <w:bookmarkStart w:id="84" w:name="illyrian"/>
     <w:p>
       <w:pPr>
         <w:pStyle w:val="Heading2"/>
@@ -10288,8 +11306,8 @@
         </w:tc>
       </w:tr>
     </w:tbl>
-    <w:bookmarkEnd w:id="77"/>
-    <w:bookmarkStart w:id="78" w:name="lanthanite"/>
+    <w:bookmarkEnd w:id="84"/>
+    <w:bookmarkStart w:id="85" w:name="lanthanite"/>
     <w:p>
       <w:pPr>
         <w:pStyle w:val="Heading2"/>
@@ -10502,8 +11520,8 @@
         </w:tc>
       </w:tr>
     </w:tbl>
-    <w:bookmarkEnd w:id="78"/>
-    <w:bookmarkStart w:id="79" w:name="caitian"/>
+    <w:bookmarkEnd w:id="85"/>
+    <w:bookmarkStart w:id="86" w:name="caitian"/>
     <w:p>
       <w:pPr>
         <w:pStyle w:val="Heading2"/>
@@ -10716,8 +11734,8 @@
         </w:tc>
       </w:tr>
     </w:tbl>
-    <w:bookmarkEnd w:id="79"/>
-    <w:bookmarkStart w:id="80" w:name="aurelian"/>
+    <w:bookmarkEnd w:id="86"/>
+    <w:bookmarkStart w:id="87" w:name="aurelian"/>
     <w:p>
       <w:pPr>
         <w:pStyle w:val="Heading2"/>
@@ -10930,8 +11948,8 @@
         </w:tc>
       </w:tr>
     </w:tbl>
-    <w:bookmarkEnd w:id="80"/>
-    <w:bookmarkStart w:id="81" w:name="orion"/>
+    <w:bookmarkEnd w:id="87"/>
+    <w:bookmarkStart w:id="88" w:name="orion"/>
     <w:p>
       <w:pPr>
         <w:pStyle w:val="Heading2"/>
@@ -11144,8 +12162,8 @@
         </w:tc>
       </w:tr>
     </w:tbl>
-    <w:bookmarkEnd w:id="81"/>
-    <w:bookmarkStart w:id="82" w:name="denobulan"/>
+    <w:bookmarkEnd w:id="88"/>
+    <w:bookmarkStart w:id="89" w:name="denobulan"/>
     <w:p>
       <w:pPr>
         <w:pStyle w:val="Heading2"/>
@@ -11358,8 +12376,8 @@
         </w:tc>
       </w:tr>
     </w:tbl>
-    <w:bookmarkEnd w:id="82"/>
-    <w:bookmarkStart w:id="83" w:name="trill"/>
+    <w:bookmarkEnd w:id="89"/>
+    <w:bookmarkStart w:id="90" w:name="trill"/>
     <w:p>
       <w:pPr>
         <w:pStyle w:val="Heading2"/>
@@ -11580,8 +12598,8 @@
         </w:tc>
       </w:tr>
     </w:tbl>
-    <w:bookmarkEnd w:id="83"/>
-    <w:bookmarkStart w:id="84" w:name="saurian"/>
+    <w:bookmarkEnd w:id="90"/>
+    <w:bookmarkStart w:id="91" w:name="saurian"/>
     <w:p>
       <w:pPr>
         <w:pStyle w:val="Heading2"/>
@@ -11794,9 +12812,9 @@
         </w:tc>
       </w:tr>
     </w:tbl>
-    <w:bookmarkEnd w:id="84"/>
-    <w:bookmarkEnd w:id="85"/>
-    <w:bookmarkStart w:id="87" w:name="complications"/>
+    <w:bookmarkEnd w:id="91"/>
+    <w:bookmarkEnd w:id="92"/>
+    <w:bookmarkStart w:id="94" w:name="complications"/>
     <w:p>
       <w:pPr>
         <w:pStyle w:val="Heading1"/>
@@ -12410,7 +13428,7 @@
         </w:tc>
       </w:tr>
     </w:tbl>
-    <w:bookmarkStart w:id="86" w:name="using-and-revising-traits"/>
+    <w:bookmarkStart w:id="93" w:name="using-and-revising-traits"/>
     <w:p>
       <w:pPr>
         <w:pStyle w:val="Heading2"/>
@@ -12427,9 +13445,9 @@
         <w:t xml:space="preserve">General advantages and complications describe individual crew members and can suit any species when appropriate. A Vulcan might choose Mental Discipline as a general advantage; species advantages are the only traits tied to a species. At a mission milestone, revise a trait when events change the character. Custom advantages follow the same narrow +2 benefit; custom complications need a clear trigger and a meaningful, accepted consequence.</w:t>
       </w:r>
     </w:p>
-    <w:bookmarkEnd w:id="86"/>
-    <w:bookmarkEnd w:id="87"/>
-    <w:bookmarkStart w:id="91" w:name="quick-reference"/>
+    <w:bookmarkEnd w:id="93"/>
+    <w:bookmarkEnd w:id="94"/>
+    <w:bookmarkStart w:id="98" w:name="quick-reference"/>
     <w:p>
       <w:pPr>
         <w:pStyle w:val="Heading1"/>
@@ -12438,7 +13456,7 @@
         <w:t xml:space="preserve">Quick reference</w:t>
       </w:r>
     </w:p>
-    <w:bookmarkStart w:id="88" w:name="will-and-mental-resistance"/>
+    <w:bookmarkStart w:id="95" w:name="will-and-mental-resistance"/>
     <w:p>
       <w:pPr>
         <w:pStyle w:val="Heading2"/>
@@ -12471,8 +13489,8 @@
         <w:t xml:space="preserve">Will protects your resolve; Presence influences others. Leadership and Diplomacy still use Presence. Species adjustments may change your starting Will, but mental advantages apply only to their agreed, narrow circumstances.</w:t>
       </w:r>
     </w:p>
-    <w:bookmarkEnd w:id="88"/>
-    <w:bookmarkStart w:id="89" w:name="at-the-table"/>
+    <w:bookmarkEnd w:id="95"/>
+    <w:bookmarkStart w:id="96" w:name="at-the-table"/>
     <w:p>
       <w:pPr>
         <w:pStyle w:val="Heading2"/>
@@ -12485,7 +13503,7 @@
       <w:pPr>
         <w:numPr>
           <w:ilvl w:val="0"/>
-          <w:numId w:val="1010"/>
+          <w:numId w:val="1016"/>
         </w:numPr>
         <w:pStyle w:val="Compact"/>
       </w:pPr>
@@ -12497,7 +13515,7 @@
       <w:pPr>
         <w:numPr>
           <w:ilvl w:val="0"/>
-          <w:numId w:val="1010"/>
+          <w:numId w:val="1016"/>
         </w:numPr>
         <w:pStyle w:val="Compact"/>
       </w:pPr>
@@ -12509,7 +13527,7 @@
       <w:pPr>
         <w:numPr>
           <w:ilvl w:val="0"/>
-          <w:numId w:val="1010"/>
+          <w:numId w:val="1016"/>
         </w:numPr>
         <w:pStyle w:val="Compact"/>
       </w:pPr>
@@ -12521,7 +13539,7 @@
       <w:pPr>
         <w:numPr>
           <w:ilvl w:val="0"/>
-          <w:numId w:val="1010"/>
+          <w:numId w:val="1016"/>
         </w:numPr>
         <w:pStyle w:val="Compact"/>
       </w:pPr>
@@ -12533,7 +13551,7 @@
       <w:pPr>
         <w:numPr>
           <w:ilvl w:val="0"/>
-          <w:numId w:val="1010"/>
+          <w:numId w:val="1016"/>
         </w:numPr>
         <w:pStyle w:val="Compact"/>
       </w:pPr>
@@ -12541,8 +13559,8 @@
         <w:t xml:space="preserve">Apply the result and describe what changes.</w:t>
       </w:r>
     </w:p>
-    <w:bookmarkEnd w:id="89"/>
-    <w:bookmarkStart w:id="90" w:name="summary"/>
+    <w:bookmarkEnd w:id="96"/>
+    <w:bookmarkStart w:id="97" w:name="summary"/>
     <w:p>
       <w:pPr>
         <w:pStyle w:val="Heading2"/>
@@ -12767,8 +13785,8 @@
         <w:t xml:space="preserve">start each session with two. Spend one to reroll, reduce an injury by one box, or establish a plausible preparation. Earn one when an accepted complication, including a companion complication, creates a meaningful problem.</w:t>
       </w:r>
     </w:p>
-    <w:bookmarkEnd w:id="90"/>
-    <w:bookmarkEnd w:id="91"/>
+    <w:bookmarkEnd w:id="97"/>
+    <w:bookmarkEnd w:id="98"/>
     <w:sectPr/>
   </w:body>
 </w:document>
@@ -13121,6 +14139,24 @@
     <w:abstractNumId w:val="991"/>
   </w:num>
   <w:num w:numId="1010">
+    <w:abstractNumId w:val="991"/>
+  </w:num>
+  <w:num w:numId="1011">
+    <w:abstractNumId w:val="991"/>
+  </w:num>
+  <w:num w:numId="1012">
+    <w:abstractNumId w:val="991"/>
+  </w:num>
+  <w:num w:numId="1013">
+    <w:abstractNumId w:val="991"/>
+  </w:num>
+  <w:num w:numId="1014">
+    <w:abstractNumId w:val="991"/>
+  </w:num>
+  <w:num w:numId="1015">
+    <w:abstractNumId w:val="991"/>
+  </w:num>
+  <w:num w:numId="1016">
     <w:abstractNumId w:val="99411"/>
     <w:lvlOverride w:ilvl="0">
       <w:startOverride w:val="1"/>

--- a/uss-pelion/USS_Pelion_Players_Guide.docx
+++ b/uss-pelion/USS_Pelion_Players_Guide.docx
@@ -7211,13 +7211,22 @@
     </w:p>
     <w:bookmarkEnd w:id="68"/>
     <w:bookmarkEnd w:id="69"/>
-    <w:bookmarkStart w:id="76" w:name="ready-made-crew"/>
+    <w:bookmarkStart w:id="72" w:name="running-missions"/>
     <w:p>
       <w:pPr>
         <w:pStyle w:val="Heading1"/>
       </w:pPr>
       <w:r>
-        <w:t xml:space="preserve">Ready-made crew</w:t>
+        <w:t xml:space="preserve">Running missions</w:t>
+      </w:r>
+    </w:p>
+    <w:bookmarkStart w:id="70" w:name="mission-seeds"/>
+    <w:p>
+      <w:pPr>
+        <w:pStyle w:val="Heading2"/>
+      </w:pPr>
+      <w:r>
+        <w:t xml:space="preserve">Mission seeds</w:t>
       </w:r>
     </w:p>
     <w:p>
@@ -7225,7 +7234,1856 @@
         <w:pStyle w:val="FirstParagraph"/>
       </w:pPr>
       <w:r>
-        <w:t xml:space="preserve">Six crew members ready to play, for one-shots, new players, or a crew in a hurry. Each follows the creation rules exactly, and their connections tie them to one another. In the creator, choose</w:t>
+        <w:t xml:space="preserve">Short of a plot? Roll 1d12 on each table, or pick what you like. Read the results together: a</w:t>
+      </w:r>
+      <w:r>
+        <w:t xml:space="preserve"> </w:t>
+      </w:r>
+      <w:r>
+        <w:rPr>
+          <w:iCs/>
+          <w:i/>
+        </w:rPr>
+        <w:t xml:space="preserve">mission</w:t>
+      </w:r>
+      <w:r>
+        <w:t xml:space="preserve"> </w:t>
+      </w:r>
+      <w:r>
+        <w:t xml:space="preserve">in a</w:t>
+      </w:r>
+      <w:r>
+        <w:t xml:space="preserve"> </w:t>
+      </w:r>
+      <w:r>
+        <w:rPr>
+          <w:iCs/>
+          <w:i/>
+        </w:rPr>
+        <w:t xml:space="preserve">place</w:t>
+      </w:r>
+      <w:r>
+        <w:t xml:space="preserve">, made strange by</w:t>
+      </w:r>
+      <w:r>
+        <w:t xml:space="preserve"> </w:t>
+      </w:r>
+      <w:r>
+        <w:rPr>
+          <w:iCs/>
+          <w:i/>
+        </w:rPr>
+        <w:t xml:space="preserve">something strange</w:t>
+      </w:r>
+      <w:r>
+        <w:t xml:space="preserve">, turned by a</w:t>
+      </w:r>
+      <w:r>
+        <w:t xml:space="preserve"> </w:t>
+      </w:r>
+      <w:r>
+        <w:rPr>
+          <w:iCs/>
+          <w:i/>
+        </w:rPr>
+        <w:t xml:space="preserve">twist</w:t>
+      </w:r>
+      <w:r>
+        <w:t xml:space="preserve">, against a</w:t>
+      </w:r>
+      <w:r>
+        <w:t xml:space="preserve"> </w:t>
+      </w:r>
+      <w:r>
+        <w:rPr>
+          <w:iCs/>
+          <w:i/>
+        </w:rPr>
+        <w:t xml:space="preserve">ticking clock</w:t>
+      </w:r>
+      <w:r>
+        <w:t xml:space="preserve">, with a</w:t>
+      </w:r>
+      <w:r>
+        <w:t xml:space="preserve"> </w:t>
+      </w:r>
+      <w:r>
+        <w:rPr>
+          <w:iCs/>
+          <w:i/>
+        </w:rPr>
+        <w:t xml:space="preserve">key character</w:t>
+      </w:r>
+      <w:r>
+        <w:t xml:space="preserve"> </w:t>
+      </w:r>
+      <w:r>
+        <w:t xml:space="preserve">at its heart. The GM view in the creator rolls these for you and can start the clock.</w:t>
+      </w:r>
+    </w:p>
+    <w:tbl>
+      <w:tblPr>
+        <w:tblStyle w:val="Table"/>
+        <w:tblW w:type="pct" w:w="5000"/>
+        <w:tblLook w:firstRow="1" w:lastRow="0" w:firstColumn="0" w:lastColumn="0" w:noHBand="0" w:noVBand="0" w:val="0020"/>
+        <w:jc w:val="start"/>
+        <w:tblBorders>
+          <w:top w:val="single" w:sz="4" w:color="B8C2D3"/>
+          <w:left w:val="single" w:sz="4" w:color="B8C2D3"/>
+          <w:bottom w:val="single" w:sz="4" w:color="B8C2D3"/>
+          <w:right w:val="single" w:sz="4" w:color="B8C2D3"/>
+          <w:insideH w:val="single" w:sz="4" w:color="B8C2D3"/>
+          <w:insideV w:val="single" w:sz="4" w:color="B8C2D3"/>
+        </w:tblBorders>
+      </w:tblPr>
+      <w:tblGrid>
+        <w:gridCol w:w="1980"/>
+        <w:gridCol w:w="1980"/>
+        <w:gridCol w:w="1980"/>
+        <w:gridCol w:w="1980"/>
+      </w:tblGrid>
+      <w:tr>
+        <w:trPr>
+          <w:tblHeader w:val="true"/>
+        </w:trPr>
+        <w:tc>
+          <w:tcPr>
+            <w:shd w:val="clear" w:fill="E9EEF6"/>
+          </w:tcPr>
+          <w:p>
+            <w:pPr>
+              <w:pStyle w:val="Compact"/>
+              <w:jc w:val="left"/>
+            </w:pPr>
+            <w:r>
+              <w:rPr>
+                <w:b/>
+                <w:sz w:val="19"/>
+              </w:rPr>
+              <w:t xml:space="preserve">d12</w:t>
+            </w:r>
+          </w:p>
+        </w:tc>
+        <w:tc>
+          <w:tcPr>
+            <w:shd w:val="clear" w:fill="E9EEF6"/>
+          </w:tcPr>
+          <w:p>
+            <w:pPr>
+              <w:pStyle w:val="Compact"/>
+              <w:jc w:val="left"/>
+            </w:pPr>
+            <w:r>
+              <w:rPr>
+                <w:b/>
+                <w:sz w:val="19"/>
+              </w:rPr>
+              <w:t xml:space="preserve">Mission</w:t>
+            </w:r>
+          </w:p>
+        </w:tc>
+        <w:tc>
+          <w:tcPr>
+            <w:shd w:val="clear" w:fill="E9EEF6"/>
+          </w:tcPr>
+          <w:p>
+            <w:pPr>
+              <w:pStyle w:val="Compact"/>
+              <w:jc w:val="left"/>
+            </w:pPr>
+            <w:r>
+              <w:rPr>
+                <w:b/>
+                <w:sz w:val="19"/>
+              </w:rPr>
+              <w:t xml:space="preserve">Place</w:t>
+            </w:r>
+          </w:p>
+        </w:tc>
+        <w:tc>
+          <w:tcPr>
+            <w:shd w:val="clear" w:fill="E9EEF6"/>
+          </w:tcPr>
+          <w:p>
+            <w:pPr>
+              <w:pStyle w:val="Compact"/>
+              <w:jc w:val="left"/>
+            </w:pPr>
+            <w:r>
+              <w:rPr>
+                <w:b/>
+                <w:sz w:val="19"/>
+              </w:rPr>
+              <w:t xml:space="preserve">Something strange</w:t>
+            </w:r>
+          </w:p>
+        </w:tc>
+      </w:tr>
+      <w:tr>
+        <w:tc>
+          <w:tcPr/>
+          <w:p>
+            <w:pPr>
+              <w:pStyle w:val="Compact"/>
+              <w:jc w:val="left"/>
+            </w:pPr>
+            <w:r>
+              <w:rPr>
+                <w:b/>
+                <w:sz w:val="19"/>
+              </w:rPr>
+              <w:t xml:space="preserve">1</w:t>
+            </w:r>
+          </w:p>
+        </w:tc>
+        <w:tc>
+          <w:tcPr/>
+          <w:p>
+            <w:pPr>
+              <w:pStyle w:val="Compact"/>
+              <w:jc w:val="left"/>
+            </w:pPr>
+            <w:r>
+              <w:rPr>
+                <w:sz w:val="19"/>
+              </w:rPr>
+              <w:t xml:space="preserve">Answer a distress call</w:t>
+            </w:r>
+          </w:p>
+        </w:tc>
+        <w:tc>
+          <w:tcPr/>
+          <w:p>
+            <w:pPr>
+              <w:pStyle w:val="Compact"/>
+              <w:jc w:val="left"/>
+            </w:pPr>
+            <w:r>
+              <w:rPr>
+                <w:sz w:val="19"/>
+              </w:rPr>
+              <w:t xml:space="preserve">A storm-wracked ocean world</w:t>
+            </w:r>
+          </w:p>
+        </w:tc>
+        <w:tc>
+          <w:tcPr/>
+          <w:p>
+            <w:pPr>
+              <w:pStyle w:val="Compact"/>
+              <w:jc w:val="left"/>
+            </w:pPr>
+            <w:r>
+              <w:rPr>
+                <w:sz w:val="19"/>
+              </w:rPr>
+              <w:t xml:space="preserve">A subspace anomaly that distorts time</w:t>
+            </w:r>
+          </w:p>
+        </w:tc>
+      </w:tr>
+      <w:tr>
+        <w:tc>
+          <w:tcPr/>
+          <w:p>
+            <w:pPr>
+              <w:pStyle w:val="Compact"/>
+              <w:jc w:val="left"/>
+            </w:pPr>
+            <w:r>
+              <w:rPr>
+                <w:b/>
+                <w:sz w:val="19"/>
+              </w:rPr>
+              <w:t xml:space="preserve">2</w:t>
+            </w:r>
+          </w:p>
+        </w:tc>
+        <w:tc>
+          <w:tcPr/>
+          <w:p>
+            <w:pPr>
+              <w:pStyle w:val="Compact"/>
+              <w:jc w:val="left"/>
+            </w:pPr>
+            <w:r>
+              <w:rPr>
+                <w:sz w:val="19"/>
+              </w:rPr>
+              <w:t xml:space="preserve">Survey an uncharted system</w:t>
+            </w:r>
+          </w:p>
+        </w:tc>
+        <w:tc>
+          <w:tcPr/>
+          <w:p>
+            <w:pPr>
+              <w:pStyle w:val="Compact"/>
+              <w:jc w:val="left"/>
+            </w:pPr>
+            <w:r>
+              <w:rPr>
+                <w:sz w:val="19"/>
+              </w:rPr>
+              <w:t xml:space="preserve">A dead world with ancient ruins</w:t>
+            </w:r>
+          </w:p>
+        </w:tc>
+        <w:tc>
+          <w:tcPr/>
+          <w:p>
+            <w:pPr>
+              <w:pStyle w:val="Compact"/>
+              <w:jc w:val="left"/>
+            </w:pPr>
+            <w:r>
+              <w:rPr>
+                <w:sz w:val="19"/>
+              </w:rPr>
+              <w:t xml:space="preserve">A non-corporeal life form</w:t>
+            </w:r>
+          </w:p>
+        </w:tc>
+      </w:tr>
+      <w:tr>
+        <w:tc>
+          <w:tcPr/>
+          <w:p>
+            <w:pPr>
+              <w:pStyle w:val="Compact"/>
+              <w:jc w:val="left"/>
+            </w:pPr>
+            <w:r>
+              <w:rPr>
+                <w:b/>
+                <w:sz w:val="19"/>
+              </w:rPr>
+              <w:t xml:space="preserve">3</w:t>
+            </w:r>
+          </w:p>
+        </w:tc>
+        <w:tc>
+          <w:tcPr/>
+          <w:p>
+            <w:pPr>
+              <w:pStyle w:val="Compact"/>
+              <w:jc w:val="left"/>
+            </w:pPr>
+            <w:r>
+              <w:rPr>
+                <w:sz w:val="19"/>
+              </w:rPr>
+              <w:t xml:space="preserve">Make first contact</w:t>
+            </w:r>
+          </w:p>
+        </w:tc>
+        <w:tc>
+          <w:tcPr/>
+          <w:p>
+            <w:pPr>
+              <w:pStyle w:val="Compact"/>
+              <w:jc w:val="left"/>
+            </w:pPr>
+            <w:r>
+              <w:rPr>
+                <w:sz w:val="19"/>
+              </w:rPr>
+              <w:t xml:space="preserve">A struggling frontier colony</w:t>
+            </w:r>
+          </w:p>
+        </w:tc>
+        <w:tc>
+          <w:tcPr/>
+          <w:p>
+            <w:pPr>
+              <w:pStyle w:val="Compact"/>
+              <w:jc w:val="left"/>
+            </w:pPr>
+            <w:r>
+              <w:rPr>
+                <w:sz w:val="19"/>
+              </w:rPr>
+              <w:t xml:space="preserve">An ancient machine that still works</w:t>
+            </w:r>
+          </w:p>
+        </w:tc>
+      </w:tr>
+      <w:tr>
+        <w:tc>
+          <w:tcPr/>
+          <w:p>
+            <w:pPr>
+              <w:pStyle w:val="Compact"/>
+              <w:jc w:val="left"/>
+            </w:pPr>
+            <w:r>
+              <w:rPr>
+                <w:b/>
+                <w:sz w:val="19"/>
+              </w:rPr>
+              <w:t xml:space="preserve">4</w:t>
+            </w:r>
+          </w:p>
+        </w:tc>
+        <w:tc>
+          <w:tcPr/>
+          <w:p>
+            <w:pPr>
+              <w:pStyle w:val="Compact"/>
+              <w:jc w:val="left"/>
+            </w:pPr>
+            <w:r>
+              <w:rPr>
+                <w:sz w:val="19"/>
+              </w:rPr>
+              <w:t xml:space="preserve">Escort a diplomatic delegation</w:t>
+            </w:r>
+          </w:p>
+        </w:tc>
+        <w:tc>
+          <w:tcPr/>
+          <w:p>
+            <w:pPr>
+              <w:pStyle w:val="Compact"/>
+              <w:jc w:val="left"/>
+            </w:pPr>
+            <w:r>
+              <w:rPr>
+                <w:sz w:val="19"/>
+              </w:rPr>
+              <w:t xml:space="preserve">An asteroid mining station</w:t>
+            </w:r>
+          </w:p>
+        </w:tc>
+        <w:tc>
+          <w:tcPr/>
+          <w:p>
+            <w:pPr>
+              <w:pStyle w:val="Compact"/>
+              <w:jc w:val="left"/>
+            </w:pPr>
+            <w:r>
+              <w:rPr>
+                <w:sz w:val="19"/>
+              </w:rPr>
+              <w:t xml:space="preserve">Duplicates of the crew</w:t>
+            </w:r>
+          </w:p>
+        </w:tc>
+      </w:tr>
+      <w:tr>
+        <w:tc>
+          <w:tcPr/>
+          <w:p>
+            <w:pPr>
+              <w:pStyle w:val="Compact"/>
+              <w:jc w:val="left"/>
+            </w:pPr>
+            <w:r>
+              <w:rPr>
+                <w:b/>
+                <w:sz w:val="19"/>
+              </w:rPr>
+              <w:t xml:space="preserve">5</w:t>
+            </w:r>
+          </w:p>
+        </w:tc>
+        <w:tc>
+          <w:tcPr/>
+          <w:p>
+            <w:pPr>
+              <w:pStyle w:val="Compact"/>
+              <w:jc w:val="left"/>
+            </w:pPr>
+            <w:r>
+              <w:rPr>
+                <w:sz w:val="19"/>
+              </w:rPr>
+              <w:t xml:space="preserve">Find a missing ship or outpost</w:t>
+            </w:r>
+          </w:p>
+        </w:tc>
+        <w:tc>
+          <w:tcPr/>
+          <w:p>
+            <w:pPr>
+              <w:pStyle w:val="Compact"/>
+              <w:jc w:val="left"/>
+            </w:pPr>
+            <w:r>
+              <w:rPr>
+                <w:sz w:val="19"/>
+              </w:rPr>
+              <w:t xml:space="preserve">A drifting derelict starship</w:t>
+            </w:r>
+          </w:p>
+        </w:tc>
+        <w:tc>
+          <w:tcPr/>
+          <w:p>
+            <w:pPr>
+              <w:pStyle w:val="Compact"/>
+              <w:jc w:val="left"/>
+            </w:pPr>
+            <w:r>
+              <w:rPr>
+                <w:sz w:val="19"/>
+              </w:rPr>
+              <w:t xml:space="preserve">A signal repeating a crew member’s name</w:t>
+            </w:r>
+          </w:p>
+        </w:tc>
+      </w:tr>
+      <w:tr>
+        <w:tc>
+          <w:tcPr/>
+          <w:p>
+            <w:pPr>
+              <w:pStyle w:val="Compact"/>
+              <w:jc w:val="left"/>
+            </w:pPr>
+            <w:r>
+              <w:rPr>
+                <w:b/>
+                <w:sz w:val="19"/>
+              </w:rPr>
+              <w:t xml:space="preserve">6</w:t>
+            </w:r>
+          </w:p>
+        </w:tc>
+        <w:tc>
+          <w:tcPr/>
+          <w:p>
+            <w:pPr>
+              <w:pStyle w:val="Compact"/>
+              <w:jc w:val="left"/>
+            </w:pPr>
+            <w:r>
+              <w:rPr>
+                <w:sz w:val="19"/>
+              </w:rPr>
+              <w:t xml:space="preserve">Deliver urgent medical supplies</w:t>
+            </w:r>
+          </w:p>
+        </w:tc>
+        <w:tc>
+          <w:tcPr/>
+          <w:p>
+            <w:pPr>
+              <w:pStyle w:val="Compact"/>
+              <w:jc w:val="left"/>
+            </w:pPr>
+            <w:r>
+              <w:rPr>
+                <w:sz w:val="19"/>
+              </w:rPr>
+              <w:t xml:space="preserve">An ice-covered moon of a gas giant</w:t>
+            </w:r>
+          </w:p>
+        </w:tc>
+        <w:tc>
+          <w:tcPr/>
+          <w:p>
+            <w:pPr>
+              <w:pStyle w:val="Compact"/>
+              <w:jc w:val="left"/>
+            </w:pPr>
+            <w:r>
+              <w:rPr>
+                <w:sz w:val="19"/>
+              </w:rPr>
+              <w:t xml:space="preserve">A planet-wide illusion</w:t>
+            </w:r>
+          </w:p>
+        </w:tc>
+      </w:tr>
+      <w:tr>
+        <w:tc>
+          <w:tcPr/>
+          <w:p>
+            <w:pPr>
+              <w:pStyle w:val="Compact"/>
+              <w:jc w:val="left"/>
+            </w:pPr>
+            <w:r>
+              <w:rPr>
+                <w:b/>
+                <w:sz w:val="19"/>
+              </w:rPr>
+              <w:t xml:space="preserve">7</w:t>
+            </w:r>
+          </w:p>
+        </w:tc>
+        <w:tc>
+          <w:tcPr/>
+          <w:p>
+            <w:pPr>
+              <w:pStyle w:val="Compact"/>
+              <w:jc w:val="left"/>
+            </w:pPr>
+            <w:r>
+              <w:rPr>
+                <w:sz w:val="19"/>
+              </w:rPr>
+              <w:t xml:space="preserve">Evacuate a colony</w:t>
+            </w:r>
+          </w:p>
+        </w:tc>
+        <w:tc>
+          <w:tcPr/>
+          <w:p>
+            <w:pPr>
+              <w:pStyle w:val="Compact"/>
+              <w:jc w:val="left"/>
+            </w:pPr>
+            <w:r>
+              <w:rPr>
+                <w:sz w:val="19"/>
+              </w:rPr>
+              <w:t xml:space="preserve">A pre-warp civilization’s world</w:t>
+            </w:r>
+          </w:p>
+        </w:tc>
+        <w:tc>
+          <w:tcPr/>
+          <w:p>
+            <w:pPr>
+              <w:pStyle w:val="Compact"/>
+              <w:jc w:val="left"/>
+            </w:pPr>
+            <w:r>
+              <w:rPr>
+                <w:sz w:val="19"/>
+              </w:rPr>
+              <w:t xml:space="preserve">A rift into another universe</w:t>
+            </w:r>
+          </w:p>
+        </w:tc>
+      </w:tr>
+      <w:tr>
+        <w:tc>
+          <w:tcPr/>
+          <w:p>
+            <w:pPr>
+              <w:pStyle w:val="Compact"/>
+              <w:jc w:val="left"/>
+            </w:pPr>
+            <w:r>
+              <w:rPr>
+                <w:b/>
+                <w:sz w:val="19"/>
+              </w:rPr>
+              <w:t xml:space="preserve">8</w:t>
+            </w:r>
+          </w:p>
+        </w:tc>
+        <w:tc>
+          <w:tcPr/>
+          <w:p>
+            <w:pPr>
+              <w:pStyle w:val="Compact"/>
+              <w:jc w:val="left"/>
+            </w:pPr>
+            <w:r>
+              <w:rPr>
+                <w:sz w:val="19"/>
+              </w:rPr>
+              <w:t xml:space="preserve">Patrol the Neutral Zone border</w:t>
+            </w:r>
+          </w:p>
+        </w:tc>
+        <w:tc>
+          <w:tcPr/>
+          <w:p>
+            <w:pPr>
+              <w:pStyle w:val="Compact"/>
+              <w:jc w:val="left"/>
+            </w:pPr>
+            <w:r>
+              <w:rPr>
+                <w:sz w:val="19"/>
+              </w:rPr>
+              <w:t xml:space="preserve">A nebula that blinds the sensors</w:t>
+            </w:r>
+          </w:p>
+        </w:tc>
+        <w:tc>
+          <w:tcPr/>
+          <w:p>
+            <w:pPr>
+              <w:pStyle w:val="Compact"/>
+              <w:jc w:val="left"/>
+            </w:pPr>
+            <w:r>
+              <w:rPr>
+                <w:sz w:val="19"/>
+              </w:rPr>
+              <w:t xml:space="preserve">A disease no one recognizes</w:t>
+            </w:r>
+          </w:p>
+        </w:tc>
+      </w:tr>
+      <w:tr>
+        <w:tc>
+          <w:tcPr/>
+          <w:p>
+            <w:pPr>
+              <w:pStyle w:val="Compact"/>
+              <w:jc w:val="left"/>
+            </w:pPr>
+            <w:r>
+              <w:rPr>
+                <w:b/>
+                <w:sz w:val="19"/>
+              </w:rPr>
+              <w:t xml:space="preserve">9</w:t>
+            </w:r>
+          </w:p>
+        </w:tc>
+        <w:tc>
+          <w:tcPr/>
+          <w:p>
+            <w:pPr>
+              <w:pStyle w:val="Compact"/>
+              <w:jc w:val="left"/>
+            </w:pPr>
+            <w:r>
+              <w:rPr>
+                <w:sz w:val="19"/>
+              </w:rPr>
+              <w:t xml:space="preserve">Recover a lost probe or artifact</w:t>
+            </w:r>
+          </w:p>
+        </w:tc>
+        <w:tc>
+          <w:tcPr/>
+          <w:p>
+            <w:pPr>
+              <w:pStyle w:val="Compact"/>
+              <w:jc w:val="left"/>
+            </w:pPr>
+            <w:r>
+              <w:rPr>
+                <w:sz w:val="19"/>
+              </w:rPr>
+              <w:t xml:space="preserve">A starbase in crisis</w:t>
+            </w:r>
+          </w:p>
+        </w:tc>
+        <w:tc>
+          <w:tcPr/>
+          <w:p>
+            <w:pPr>
+              <w:pStyle w:val="Compact"/>
+              <w:jc w:val="left"/>
+            </w:pPr>
+            <w:r>
+              <w:rPr>
+                <w:sz w:val="19"/>
+              </w:rPr>
+              <w:t xml:space="preserve">A gravity well that traps ships</w:t>
+            </w:r>
+          </w:p>
+        </w:tc>
+      </w:tr>
+      <w:tr>
+        <w:tc>
+          <w:tcPr/>
+          <w:p>
+            <w:pPr>
+              <w:pStyle w:val="Compact"/>
+              <w:jc w:val="left"/>
+            </w:pPr>
+            <w:r>
+              <w:rPr>
+                <w:b/>
+                <w:sz w:val="19"/>
+              </w:rPr>
+              <w:t xml:space="preserve">10</w:t>
+            </w:r>
+          </w:p>
+        </w:tc>
+        <w:tc>
+          <w:tcPr/>
+          <w:p>
+            <w:pPr>
+              <w:pStyle w:val="Compact"/>
+              <w:jc w:val="left"/>
+            </w:pPr>
+            <w:r>
+              <w:rPr>
+                <w:sz w:val="19"/>
+              </w:rPr>
+              <w:t xml:space="preserve">Mediate a dispute between two worlds</w:t>
+            </w:r>
+          </w:p>
+        </w:tc>
+        <w:tc>
+          <w:tcPr/>
+          <w:p>
+            <w:pPr>
+              <w:pStyle w:val="Compact"/>
+              <w:jc w:val="left"/>
+            </w:pPr>
+            <w:r>
+              <w:rPr>
+                <w:sz w:val="19"/>
+              </w:rPr>
+              <w:t xml:space="preserve">A world that seems too perfect</w:t>
+            </w:r>
+          </w:p>
+        </w:tc>
+        <w:tc>
+          <w:tcPr/>
+          <w:p>
+            <w:pPr>
+              <w:pStyle w:val="Compact"/>
+              <w:jc w:val="left"/>
+            </w:pPr>
+            <w:r>
+              <w:rPr>
+                <w:sz w:val="19"/>
+              </w:rPr>
+              <w:t xml:space="preserve">A godlike being testing the crew</w:t>
+            </w:r>
+          </w:p>
+        </w:tc>
+      </w:tr>
+      <w:tr>
+        <w:tc>
+          <w:tcPr/>
+          <w:p>
+            <w:pPr>
+              <w:pStyle w:val="Compact"/>
+              <w:jc w:val="left"/>
+            </w:pPr>
+            <w:r>
+              <w:rPr>
+                <w:b/>
+                <w:sz w:val="19"/>
+              </w:rPr>
+              <w:t xml:space="preserve">11</w:t>
+            </w:r>
+          </w:p>
+        </w:tc>
+        <w:tc>
+          <w:tcPr/>
+          <w:p>
+            <w:pPr>
+              <w:pStyle w:val="Compact"/>
+              <w:jc w:val="left"/>
+            </w:pPr>
+            <w:r>
+              <w:rPr>
+                <w:sz w:val="19"/>
+              </w:rPr>
+              <w:t xml:space="preserve">Test experimental technology</w:t>
+            </w:r>
+          </w:p>
+        </w:tc>
+        <w:tc>
+          <w:tcPr/>
+          <w:p>
+            <w:pPr>
+              <w:pStyle w:val="Compact"/>
+              <w:jc w:val="left"/>
+            </w:pPr>
+            <w:r>
+              <w:rPr>
+                <w:sz w:val="19"/>
+              </w:rPr>
+              <w:t xml:space="preserve">A jungle planet thick with life</w:t>
+            </w:r>
+          </w:p>
+        </w:tc>
+        <w:tc>
+          <w:tcPr/>
+          <w:p>
+            <w:pPr>
+              <w:pStyle w:val="Compact"/>
+              <w:jc w:val="left"/>
+            </w:pPr>
+            <w:r>
+              <w:rPr>
+                <w:sz w:val="19"/>
+              </w:rPr>
+              <w:t xml:space="preserve">An alien probe draining power</w:t>
+            </w:r>
+          </w:p>
+        </w:tc>
+      </w:tr>
+      <w:tr>
+        <w:tc>
+          <w:tcPr/>
+          <w:p>
+            <w:pPr>
+              <w:pStyle w:val="Compact"/>
+              <w:jc w:val="left"/>
+            </w:pPr>
+            <w:r>
+              <w:rPr>
+                <w:b/>
+                <w:sz w:val="19"/>
+              </w:rPr>
+              <w:t xml:space="preserve">12</w:t>
+            </w:r>
+          </w:p>
+        </w:tc>
+        <w:tc>
+          <w:tcPr/>
+          <w:p>
+            <w:pPr>
+              <w:pStyle w:val="Compact"/>
+              <w:jc w:val="left"/>
+            </w:pPr>
+            <w:r>
+              <w:rPr>
+                <w:sz w:val="19"/>
+              </w:rPr>
+              <w:t xml:space="preserve">Shore leave that goes wrong</w:t>
+            </w:r>
+          </w:p>
+        </w:tc>
+        <w:tc>
+          <w:tcPr/>
+          <w:p>
+            <w:pPr>
+              <w:pStyle w:val="Compact"/>
+              <w:jc w:val="left"/>
+            </w:pPr>
+            <w:r>
+              <w:rPr>
+                <w:sz w:val="19"/>
+              </w:rPr>
+              <w:t xml:space="preserve">Deep space between the stars</w:t>
+            </w:r>
+          </w:p>
+        </w:tc>
+        <w:tc>
+          <w:tcPr/>
+          <w:p>
+            <w:pPr>
+              <w:pStyle w:val="Compact"/>
+              <w:jc w:val="left"/>
+            </w:pPr>
+            <w:r>
+              <w:rPr>
+                <w:sz w:val="19"/>
+              </w:rPr>
+              <w:t xml:space="preserve">Memories that aren’t the crew’s own</w:t>
+            </w:r>
+          </w:p>
+        </w:tc>
+      </w:tr>
+    </w:tbl>
+    <w:p/>
+    <w:tbl>
+      <w:tblPr>
+        <w:tblStyle w:val="Table"/>
+        <w:tblW w:type="pct" w:w="5000"/>
+        <w:tblLook w:firstRow="1" w:lastRow="0" w:firstColumn="0" w:lastColumn="0" w:noHBand="0" w:noVBand="0" w:val="0020"/>
+        <w:jc w:val="start"/>
+        <w:tblBorders>
+          <w:top w:val="single" w:sz="4" w:color="B8C2D3"/>
+          <w:left w:val="single" w:sz="4" w:color="B8C2D3"/>
+          <w:bottom w:val="single" w:sz="4" w:color="B8C2D3"/>
+          <w:right w:val="single" w:sz="4" w:color="B8C2D3"/>
+          <w:insideH w:val="single" w:sz="4" w:color="B8C2D3"/>
+          <w:insideV w:val="single" w:sz="4" w:color="B8C2D3"/>
+        </w:tblBorders>
+      </w:tblPr>
+      <w:tblGrid>
+        <w:gridCol w:w="1980"/>
+        <w:gridCol w:w="1980"/>
+        <w:gridCol w:w="1980"/>
+        <w:gridCol w:w="1980"/>
+      </w:tblGrid>
+      <w:tr>
+        <w:trPr>
+          <w:tblHeader w:val="true"/>
+        </w:trPr>
+        <w:tc>
+          <w:tcPr>
+            <w:shd w:val="clear" w:fill="E9EEF6"/>
+          </w:tcPr>
+          <w:p>
+            <w:pPr>
+              <w:pStyle w:val="Compact"/>
+              <w:jc w:val="left"/>
+            </w:pPr>
+            <w:r>
+              <w:rPr>
+                <w:b/>
+                <w:sz w:val="19"/>
+              </w:rPr>
+              <w:t xml:space="preserve">d12</w:t>
+            </w:r>
+          </w:p>
+        </w:tc>
+        <w:tc>
+          <w:tcPr>
+            <w:shd w:val="clear" w:fill="E9EEF6"/>
+          </w:tcPr>
+          <w:p>
+            <w:pPr>
+              <w:pStyle w:val="Compact"/>
+              <w:jc w:val="left"/>
+            </w:pPr>
+            <w:r>
+              <w:rPr>
+                <w:b/>
+                <w:sz w:val="19"/>
+              </w:rPr>
+              <w:t xml:space="preserve">Twist</w:t>
+            </w:r>
+          </w:p>
+        </w:tc>
+        <w:tc>
+          <w:tcPr>
+            <w:shd w:val="clear" w:fill="E9EEF6"/>
+          </w:tcPr>
+          <w:p>
+            <w:pPr>
+              <w:pStyle w:val="Compact"/>
+              <w:jc w:val="left"/>
+            </w:pPr>
+            <w:r>
+              <w:rPr>
+                <w:b/>
+                <w:sz w:val="19"/>
+              </w:rPr>
+              <w:t xml:space="preserve">Ticking clock (segments)</w:t>
+            </w:r>
+          </w:p>
+        </w:tc>
+        <w:tc>
+          <w:tcPr>
+            <w:shd w:val="clear" w:fill="E9EEF6"/>
+          </w:tcPr>
+          <w:p>
+            <w:pPr>
+              <w:pStyle w:val="Compact"/>
+              <w:jc w:val="left"/>
+            </w:pPr>
+            <w:r>
+              <w:rPr>
+                <w:b/>
+                <w:sz w:val="19"/>
+              </w:rPr>
+              <w:t xml:space="preserve">Key character</w:t>
+            </w:r>
+          </w:p>
+        </w:tc>
+      </w:tr>
+      <w:tr>
+        <w:tc>
+          <w:tcPr/>
+          <w:p>
+            <w:pPr>
+              <w:pStyle w:val="Compact"/>
+              <w:jc w:val="left"/>
+            </w:pPr>
+            <w:r>
+              <w:rPr>
+                <w:b/>
+                <w:sz w:val="19"/>
+              </w:rPr>
+              <w:t xml:space="preserve">1</w:t>
+            </w:r>
+          </w:p>
+        </w:tc>
+        <w:tc>
+          <w:tcPr/>
+          <w:p>
+            <w:pPr>
+              <w:pStyle w:val="Compact"/>
+              <w:jc w:val="left"/>
+            </w:pPr>
+            <w:r>
+              <w:rPr>
+                <w:sz w:val="19"/>
+              </w:rPr>
+              <w:t xml:space="preserve">Klingons arrive with their own claim</w:t>
+            </w:r>
+          </w:p>
+        </w:tc>
+        <w:tc>
+          <w:tcPr/>
+          <w:p>
+            <w:pPr>
+              <w:pStyle w:val="Compact"/>
+              <w:jc w:val="left"/>
+            </w:pPr>
+            <w:r>
+              <w:rPr>
+                <w:sz w:val="19"/>
+              </w:rPr>
+              <w:t xml:space="preserve">Orbit decays (6)</w:t>
+            </w:r>
+          </w:p>
+        </w:tc>
+        <w:tc>
+          <w:tcPr/>
+          <w:p>
+            <w:pPr>
+              <w:pStyle w:val="Compact"/>
+              <w:jc w:val="left"/>
+            </w:pPr>
+            <w:r>
+              <w:rPr>
+                <w:sz w:val="19"/>
+              </w:rPr>
+              <w:t xml:space="preserve">An idealistic Federation ambassador</w:t>
+            </w:r>
+          </w:p>
+        </w:tc>
+      </w:tr>
+      <w:tr>
+        <w:tc>
+          <w:tcPr/>
+          <w:p>
+            <w:pPr>
+              <w:pStyle w:val="Compact"/>
+              <w:jc w:val="left"/>
+            </w:pPr>
+            <w:r>
+              <w:rPr>
+                <w:b/>
+                <w:sz w:val="19"/>
+              </w:rPr>
+              <w:t xml:space="preserve">2</w:t>
+            </w:r>
+          </w:p>
+        </w:tc>
+        <w:tc>
+          <w:tcPr/>
+          <w:p>
+            <w:pPr>
+              <w:pStyle w:val="Compact"/>
+              <w:jc w:val="left"/>
+            </w:pPr>
+            <w:r>
+              <w:rPr>
+                <w:sz w:val="19"/>
+              </w:rPr>
+              <w:t xml:space="preserve">The people asking for help are lying</w:t>
+            </w:r>
+          </w:p>
+        </w:tc>
+        <w:tc>
+          <w:tcPr/>
+          <w:p>
+            <w:pPr>
+              <w:pStyle w:val="Compact"/>
+              <w:jc w:val="left"/>
+            </w:pPr>
+            <w:r>
+              <w:rPr>
+                <w:sz w:val="19"/>
+              </w:rPr>
+              <w:t xml:space="preserve">Warp core breach (4)</w:t>
+            </w:r>
+          </w:p>
+        </w:tc>
+        <w:tc>
+          <w:tcPr/>
+          <w:p>
+            <w:pPr>
+              <w:pStyle w:val="Compact"/>
+              <w:jc w:val="left"/>
+            </w:pPr>
+            <w:r>
+              <w:rPr>
+                <w:sz w:val="19"/>
+              </w:rPr>
+              <w:t xml:space="preserve">A Klingon captain with a grudge</w:t>
+            </w:r>
+          </w:p>
+        </w:tc>
+      </w:tr>
+      <w:tr>
+        <w:tc>
+          <w:tcPr/>
+          <w:p>
+            <w:pPr>
+              <w:pStyle w:val="Compact"/>
+              <w:jc w:val="left"/>
+            </w:pPr>
+            <w:r>
+              <w:rPr>
+                <w:b/>
+                <w:sz w:val="19"/>
+              </w:rPr>
+              <w:t xml:space="preserve">3</w:t>
+            </w:r>
+          </w:p>
+        </w:tc>
+        <w:tc>
+          <w:tcPr/>
+          <w:p>
+            <w:pPr>
+              <w:pStyle w:val="Compact"/>
+              <w:jc w:val="left"/>
+            </w:pPr>
+            <w:r>
+              <w:rPr>
+                <w:sz w:val="19"/>
+              </w:rPr>
+              <w:t xml:space="preserve">A crew member’s complication comes into play</w:t>
+            </w:r>
+          </w:p>
+        </w:tc>
+        <w:tc>
+          <w:tcPr/>
+          <w:p>
+            <w:pPr>
+              <w:pStyle w:val="Compact"/>
+              <w:jc w:val="left"/>
+            </w:pPr>
+            <w:r>
+              <w:rPr>
+                <w:sz w:val="19"/>
+              </w:rPr>
+              <w:t xml:space="preserve">Klingon battle cruiser arrives (6)</w:t>
+            </w:r>
+          </w:p>
+        </w:tc>
+        <w:tc>
+          <w:tcPr/>
+          <w:p>
+            <w:pPr>
+              <w:pStyle w:val="Compact"/>
+              <w:jc w:val="left"/>
+            </w:pPr>
+            <w:r>
+              <w:rPr>
+                <w:sz w:val="19"/>
+              </w:rPr>
+              <w:t xml:space="preserve">A stranded Orion trader</w:t>
+            </w:r>
+          </w:p>
+        </w:tc>
+      </w:tr>
+      <w:tr>
+        <w:tc>
+          <w:tcPr/>
+          <w:p>
+            <w:pPr>
+              <w:pStyle w:val="Compact"/>
+              <w:jc w:val="left"/>
+            </w:pPr>
+            <w:r>
+              <w:rPr>
+                <w:b/>
+                <w:sz w:val="19"/>
+              </w:rPr>
+              <w:t xml:space="preserve">4</w:t>
+            </w:r>
+          </w:p>
+        </w:tc>
+        <w:tc>
+          <w:tcPr/>
+          <w:p>
+            <w:pPr>
+              <w:pStyle w:val="Compact"/>
+              <w:jc w:val="left"/>
+            </w:pPr>
+            <w:r>
+              <w:rPr>
+                <w:sz w:val="19"/>
+              </w:rPr>
+              <w:t xml:space="preserve">Orders conflict with doing the right thing</w:t>
+            </w:r>
+          </w:p>
+        </w:tc>
+        <w:tc>
+          <w:tcPr/>
+          <w:p>
+            <w:pPr>
+              <w:pStyle w:val="Compact"/>
+              <w:jc w:val="left"/>
+            </w:pPr>
+            <w:r>
+              <w:rPr>
+                <w:sz w:val="19"/>
+              </w:rPr>
+              <w:t xml:space="preserve">The disease reaches the ship (8)</w:t>
+            </w:r>
+          </w:p>
+        </w:tc>
+        <w:tc>
+          <w:tcPr/>
+          <w:p>
+            <w:pPr>
+              <w:pStyle w:val="Compact"/>
+              <w:jc w:val="left"/>
+            </w:pPr>
+            <w:r>
+              <w:rPr>
+                <w:sz w:val="19"/>
+              </w:rPr>
+              <w:t xml:space="preserve">A brilliant, reckless scientist</w:t>
+            </w:r>
+          </w:p>
+        </w:tc>
+      </w:tr>
+      <w:tr>
+        <w:tc>
+          <w:tcPr/>
+          <w:p>
+            <w:pPr>
+              <w:pStyle w:val="Compact"/>
+              <w:jc w:val="left"/>
+            </w:pPr>
+            <w:r>
+              <w:rPr>
+                <w:b/>
+                <w:sz w:val="19"/>
+              </w:rPr>
+              <w:t xml:space="preserve">5</w:t>
+            </w:r>
+          </w:p>
+        </w:tc>
+        <w:tc>
+          <w:tcPr/>
+          <w:p>
+            <w:pPr>
+              <w:pStyle w:val="Compact"/>
+              <w:jc w:val="left"/>
+            </w:pPr>
+            <w:r>
+              <w:rPr>
+                <w:sz w:val="19"/>
+              </w:rPr>
+              <w:t xml:space="preserve">The Prime Directive forbids interfering</w:t>
+            </w:r>
+          </w:p>
+        </w:tc>
+        <w:tc>
+          <w:tcPr/>
+          <w:p>
+            <w:pPr>
+              <w:pStyle w:val="Compact"/>
+              <w:jc w:val="left"/>
+            </w:pPr>
+            <w:r>
+              <w:rPr>
+                <w:sz w:val="19"/>
+              </w:rPr>
+              <w:t xml:space="preserve">The storm closes the beam-out window (4)</w:t>
+            </w:r>
+          </w:p>
+        </w:tc>
+        <w:tc>
+          <w:tcPr/>
+          <w:p>
+            <w:pPr>
+              <w:pStyle w:val="Compact"/>
+              <w:jc w:val="left"/>
+            </w:pPr>
+            <w:r>
+              <w:rPr>
+                <w:sz w:val="19"/>
+              </w:rPr>
+              <w:t xml:space="preserve">A colony leader hiding a secret</w:t>
+            </w:r>
+          </w:p>
+        </w:tc>
+      </w:tr>
+      <w:tr>
+        <w:tc>
+          <w:tcPr/>
+          <w:p>
+            <w:pPr>
+              <w:pStyle w:val="Compact"/>
+              <w:jc w:val="left"/>
+            </w:pPr>
+            <w:r>
+              <w:rPr>
+                <w:b/>
+                <w:sz w:val="19"/>
+              </w:rPr>
+              <w:t xml:space="preserve">6</w:t>
+            </w:r>
+          </w:p>
+        </w:tc>
+        <w:tc>
+          <w:tcPr/>
+          <w:p>
+            <w:pPr>
+              <w:pStyle w:val="Compact"/>
+              <w:jc w:val="left"/>
+            </w:pPr>
+            <w:r>
+              <w:rPr>
+                <w:sz w:val="19"/>
+              </w:rPr>
+              <w:t xml:space="preserve">A cloaked Romulan ship is watching</w:t>
+            </w:r>
+          </w:p>
+        </w:tc>
+        <w:tc>
+          <w:tcPr/>
+          <w:p>
+            <w:pPr>
+              <w:pStyle w:val="Compact"/>
+              <w:jc w:val="left"/>
+            </w:pPr>
+            <w:r>
+              <w:rPr>
+                <w:sz w:val="19"/>
+              </w:rPr>
+              <w:t xml:space="preserve">Life support fails on the station (6)</w:t>
+            </w:r>
+          </w:p>
+        </w:tc>
+        <w:tc>
+          <w:tcPr/>
+          <w:p>
+            <w:pPr>
+              <w:pStyle w:val="Compact"/>
+              <w:jc w:val="left"/>
+            </w:pPr>
+            <w:r>
+              <w:rPr>
+                <w:sz w:val="19"/>
+              </w:rPr>
+              <w:t xml:space="preserve">A former Starfleet officer gone rogue</w:t>
+            </w:r>
+          </w:p>
+        </w:tc>
+      </w:tr>
+      <w:tr>
+        <w:tc>
+          <w:tcPr/>
+          <w:p>
+            <w:pPr>
+              <w:pStyle w:val="Compact"/>
+              <w:jc w:val="left"/>
+            </w:pPr>
+            <w:r>
+              <w:rPr>
+                <w:b/>
+                <w:sz w:val="19"/>
+              </w:rPr>
+              <w:t xml:space="preserve">7</w:t>
+            </w:r>
+          </w:p>
+        </w:tc>
+        <w:tc>
+          <w:tcPr/>
+          <w:p>
+            <w:pPr>
+              <w:pStyle w:val="Compact"/>
+              <w:jc w:val="left"/>
+            </w:pPr>
+            <w:r>
+              <w:rPr>
+                <w:sz w:val="19"/>
+              </w:rPr>
+              <w:t xml:space="preserve">Orion pirates want the same prize</w:t>
+            </w:r>
+          </w:p>
+        </w:tc>
+        <w:tc>
+          <w:tcPr/>
+          <w:p>
+            <w:pPr>
+              <w:pStyle w:val="Compact"/>
+              <w:jc w:val="left"/>
+            </w:pPr>
+            <w:r>
+              <w:rPr>
+                <w:sz w:val="19"/>
+              </w:rPr>
+              <w:t xml:space="preserve">The anomaly collapses (6)</w:t>
+            </w:r>
+          </w:p>
+        </w:tc>
+        <w:tc>
+          <w:tcPr/>
+          <w:p>
+            <w:pPr>
+              <w:pStyle w:val="Compact"/>
+              <w:jc w:val="left"/>
+            </w:pPr>
+            <w:r>
+              <w:rPr>
+                <w:sz w:val="19"/>
+              </w:rPr>
+              <w:t xml:space="preserve">A local child who has seen too much</w:t>
+            </w:r>
+          </w:p>
+        </w:tc>
+      </w:tr>
+      <w:tr>
+        <w:tc>
+          <w:tcPr/>
+          <w:p>
+            <w:pPr>
+              <w:pStyle w:val="Compact"/>
+              <w:jc w:val="left"/>
+            </w:pPr>
+            <w:r>
+              <w:rPr>
+                <w:b/>
+                <w:sz w:val="19"/>
+              </w:rPr>
+              <w:t xml:space="preserve">8</w:t>
+            </w:r>
+          </w:p>
+        </w:tc>
+        <w:tc>
+          <w:tcPr/>
+          <w:p>
+            <w:pPr>
+              <w:pStyle w:val="Compact"/>
+              <w:jc w:val="left"/>
+            </w:pPr>
+            <w:r>
+              <w:rPr>
+                <w:sz w:val="19"/>
+              </w:rPr>
+              <w:t xml:space="preserve">The Pelion’s systems start failing</w:t>
+            </w:r>
+          </w:p>
+        </w:tc>
+        <w:tc>
+          <w:tcPr/>
+          <w:p>
+            <w:pPr>
+              <w:pStyle w:val="Compact"/>
+              <w:jc w:val="left"/>
+            </w:pPr>
+            <w:r>
+              <w:rPr>
+                <w:sz w:val="19"/>
+              </w:rPr>
+              <w:t xml:space="preserve">Peace talks break down (8)</w:t>
+            </w:r>
+          </w:p>
+        </w:tc>
+        <w:tc>
+          <w:tcPr/>
+          <w:p>
+            <w:pPr>
+              <w:pStyle w:val="Compact"/>
+              <w:jc w:val="left"/>
+            </w:pPr>
+            <w:r>
+              <w:rPr>
+                <w:sz w:val="19"/>
+              </w:rPr>
+              <w:t xml:space="preserve">A disapproving Vulcan observer</w:t>
+            </w:r>
+          </w:p>
+        </w:tc>
+      </w:tr>
+      <w:tr>
+        <w:tc>
+          <w:tcPr/>
+          <w:p>
+            <w:pPr>
+              <w:pStyle w:val="Compact"/>
+              <w:jc w:val="left"/>
+            </w:pPr>
+            <w:r>
+              <w:rPr>
+                <w:b/>
+                <w:sz w:val="19"/>
+              </w:rPr>
+              <w:t xml:space="preserve">9</w:t>
+            </w:r>
+          </w:p>
+        </w:tc>
+        <w:tc>
+          <w:tcPr/>
+          <w:p>
+            <w:pPr>
+              <w:pStyle w:val="Compact"/>
+              <w:jc w:val="left"/>
+            </w:pPr>
+            <w:r>
+              <w:rPr>
+                <w:sz w:val="19"/>
+              </w:rPr>
+              <w:t xml:space="preserve">A respected visitor has a hidden agenda</w:t>
+            </w:r>
+          </w:p>
+        </w:tc>
+        <w:tc>
+          <w:tcPr/>
+          <w:p>
+            <w:pPr>
+              <w:pStyle w:val="Compact"/>
+              <w:jc w:val="left"/>
+            </w:pPr>
+            <w:r>
+              <w:rPr>
+                <w:sz w:val="19"/>
+              </w:rPr>
+              <w:t xml:space="preserve">The hostages’ air runs out (4)</w:t>
+            </w:r>
+          </w:p>
+        </w:tc>
+        <w:tc>
+          <w:tcPr/>
+          <w:p>
+            <w:pPr>
+              <w:pStyle w:val="Compact"/>
+              <w:jc w:val="left"/>
+            </w:pPr>
+            <w:r>
+              <w:rPr>
+                <w:sz w:val="19"/>
+              </w:rPr>
+              <w:t xml:space="preserve">An old friend of one of the crew</w:t>
+            </w:r>
+          </w:p>
+        </w:tc>
+      </w:tr>
+      <w:tr>
+        <w:tc>
+          <w:tcPr/>
+          <w:p>
+            <w:pPr>
+              <w:pStyle w:val="Compact"/>
+              <w:jc w:val="left"/>
+            </w:pPr>
+            <w:r>
+              <w:rPr>
+                <w:b/>
+                <w:sz w:val="19"/>
+              </w:rPr>
+              <w:t xml:space="preserve">10</w:t>
+            </w:r>
+          </w:p>
+        </w:tc>
+        <w:tc>
+          <w:tcPr/>
+          <w:p>
+            <w:pPr>
+              <w:pStyle w:val="Compact"/>
+              <w:jc w:val="left"/>
+            </w:pPr>
+            <w:r>
+              <w:rPr>
+                <w:sz w:val="19"/>
+              </w:rPr>
+              <w:t xml:space="preserve">The</w:t>
+            </w:r>
+            <w:r>
+              <w:rPr>
+                <w:sz w:val="19"/>
+              </w:rPr>
+              <w:t xml:space="preserve"> </w:t>
+            </w:r>
+            <w:r>
+              <w:rPr>
+                <w:sz w:val="19"/>
+              </w:rPr>
+              <w:t xml:space="preserve">‘</w:t>
+            </w:r>
+            <w:r>
+              <w:rPr>
+                <w:sz w:val="19"/>
+              </w:rPr>
+              <w:t xml:space="preserve">threat</w:t>
+            </w:r>
+            <w:r>
+              <w:rPr>
+                <w:sz w:val="19"/>
+              </w:rPr>
+              <w:t xml:space="preserve">’</w:t>
+            </w:r>
+            <w:r>
+              <w:rPr>
+                <w:sz w:val="19"/>
+              </w:rPr>
+              <w:t xml:space="preserve"> </w:t>
+            </w:r>
+            <w:r>
+              <w:rPr>
+                <w:sz w:val="19"/>
+              </w:rPr>
+              <w:t xml:space="preserve">is only defending itself</w:t>
+            </w:r>
+          </w:p>
+        </w:tc>
+        <w:tc>
+          <w:tcPr/>
+          <w:p>
+            <w:pPr>
+              <w:pStyle w:val="Compact"/>
+              <w:jc w:val="left"/>
+            </w:pPr>
+            <w:r>
+              <w:rPr>
+                <w:sz w:val="19"/>
+              </w:rPr>
+              <w:t xml:space="preserve">The star goes nova (8)</w:t>
+            </w:r>
+          </w:p>
+        </w:tc>
+        <w:tc>
+          <w:tcPr/>
+          <w:p>
+            <w:pPr>
+              <w:pStyle w:val="Compact"/>
+              <w:jc w:val="left"/>
+            </w:pPr>
+            <w:r>
+              <w:rPr>
+                <w:sz w:val="19"/>
+              </w:rPr>
+              <w:t xml:space="preserve">A Romulan who wants to defect</w:t>
+            </w:r>
+          </w:p>
+        </w:tc>
+      </w:tr>
+      <w:tr>
+        <w:tc>
+          <w:tcPr/>
+          <w:p>
+            <w:pPr>
+              <w:pStyle w:val="Compact"/>
+              <w:jc w:val="left"/>
+            </w:pPr>
+            <w:r>
+              <w:rPr>
+                <w:b/>
+                <w:sz w:val="19"/>
+              </w:rPr>
+              <w:t xml:space="preserve">11</w:t>
+            </w:r>
+          </w:p>
+        </w:tc>
+        <w:tc>
+          <w:tcPr/>
+          <w:p>
+            <w:pPr>
+              <w:pStyle w:val="Compact"/>
+              <w:jc w:val="left"/>
+            </w:pPr>
+            <w:r>
+              <w:rPr>
+                <w:sz w:val="19"/>
+              </w:rPr>
+              <w:t xml:space="preserve">Contact with Starfleet is cut off</w:t>
+            </w:r>
+          </w:p>
+        </w:tc>
+        <w:tc>
+          <w:tcPr/>
+          <w:p>
+            <w:pPr>
+              <w:pStyle w:val="Compact"/>
+              <w:jc w:val="left"/>
+            </w:pPr>
+            <w:r>
+              <w:rPr>
+                <w:sz w:val="19"/>
+              </w:rPr>
+              <w:t xml:space="preserve">Shields fail under bombardment (4)</w:t>
+            </w:r>
+          </w:p>
+        </w:tc>
+        <w:tc>
+          <w:tcPr/>
+          <w:p>
+            <w:pPr>
+              <w:pStyle w:val="Compact"/>
+              <w:jc w:val="left"/>
+            </w:pPr>
+            <w:r>
+              <w:rPr>
+                <w:sz w:val="19"/>
+              </w:rPr>
+              <w:t xml:space="preserve">A Starfleet admiral with sealed orders</w:t>
+            </w:r>
+          </w:p>
+        </w:tc>
+      </w:tr>
+      <w:tr>
+        <w:tc>
+          <w:tcPr/>
+          <w:p>
+            <w:pPr>
+              <w:pStyle w:val="Compact"/>
+              <w:jc w:val="left"/>
+            </w:pPr>
+            <w:r>
+              <w:rPr>
+                <w:b/>
+                <w:sz w:val="19"/>
+              </w:rPr>
+              <w:t xml:space="preserve">12</w:t>
+            </w:r>
+          </w:p>
+        </w:tc>
+        <w:tc>
+          <w:tcPr/>
+          <w:p>
+            <w:pPr>
+              <w:pStyle w:val="Compact"/>
+              <w:jc w:val="left"/>
+            </w:pPr>
+            <w:r>
+              <w:rPr>
+                <w:sz w:val="19"/>
+              </w:rPr>
+              <w:t xml:space="preserve">A civilian is trapped out of reach</w:t>
+            </w:r>
+          </w:p>
+        </w:tc>
+        <w:tc>
+          <w:tcPr/>
+          <w:p>
+            <w:pPr>
+              <w:pStyle w:val="Compact"/>
+              <w:jc w:val="left"/>
+            </w:pPr>
+            <w:r>
+              <w:rPr>
+                <w:sz w:val="19"/>
+              </w:rPr>
+              <w:t xml:space="preserve">The away team is discovered (6)</w:t>
+            </w:r>
+          </w:p>
+        </w:tc>
+        <w:tc>
+          <w:tcPr/>
+          <w:p>
+            <w:pPr>
+              <w:pStyle w:val="Compact"/>
+              <w:jc w:val="left"/>
+            </w:pPr>
+            <w:r>
+              <w:rPr>
+                <w:sz w:val="19"/>
+              </w:rPr>
+              <w:t xml:space="preserve">An android that wants to be free</w:t>
+            </w:r>
+          </w:p>
+        </w:tc>
+      </w:tr>
+    </w:tbl>
+    <w:p>
+      <w:pPr>
+        <w:pStyle w:val="BodyText"/>
+      </w:pPr>
+      <w:r>
+        <w:rPr>
+          <w:iCs/>
+          <w:i/>
+        </w:rPr>
+        <w:t xml:space="preserve">Example:</w:t>
+      </w:r>
+      <w:r>
+        <w:t xml:space="preserve"> </w:t>
+      </w:r>
+      <w:r>
+        <w:t xml:space="preserve">3, 9, 5, 10, 2, 4 gives</w:t>
       </w:r>
       <w:r>
         <w:t xml:space="preserve"> </w:t>
@@ -7235,22 +9093,136 @@
           <w:bCs/>
           <w:b/>
         </w:rPr>
-        <w:t xml:space="preserve">Load a ready-made crew member</w:t>
-      </w:r>
-      <w:r>
-        <w:t xml:space="preserve"> </w:t>
-      </w:r>
-      <w:r>
-        <w:t xml:space="preserve">to open one and make it your own.</w:t>
-      </w:r>
-    </w:p>
-    <w:bookmarkStart w:id="70" w:name="thelan-shvari"/>
+        <w:t xml:space="preserve">first contact</w:t>
+      </w:r>
+      <w:r>
+        <w:t xml:space="preserve"> </w:t>
+      </w:r>
+      <w:r>
+        <w:t xml:space="preserve">at</w:t>
+      </w:r>
+      <w:r>
+        <w:t xml:space="preserve"> </w:t>
+      </w:r>
+      <w:r>
+        <w:rPr>
+          <w:bCs/>
+          <w:b/>
+        </w:rPr>
+        <w:t xml:space="preserve">a starbase in crisis</w:t>
+      </w:r>
+      <w:r>
+        <w:t xml:space="preserve">, where</w:t>
+      </w:r>
+      <w:r>
+        <w:t xml:space="preserve"> </w:t>
+      </w:r>
+      <w:r>
+        <w:rPr>
+          <w:bCs/>
+          <w:b/>
+        </w:rPr>
+        <w:t xml:space="preserve">a signal repeats a crew member’s name</w:t>
+      </w:r>
+      <w:r>
+        <w:t xml:space="preserve">;</w:t>
+      </w:r>
+      <w:r>
+        <w:t xml:space="preserve"> </w:t>
+      </w:r>
+      <w:r>
+        <w:rPr>
+          <w:bCs/>
+          <w:b/>
+        </w:rPr>
+        <w:t xml:space="preserve">the</w:t>
+      </w:r>
+      <w:r>
+        <w:rPr>
+          <w:bCs/>
+          <w:b/>
+        </w:rPr>
+        <w:t xml:space="preserve"> </w:t>
+      </w:r>
+      <w:r>
+        <w:rPr>
+          <w:bCs/>
+          <w:b/>
+        </w:rPr>
+        <w:t xml:space="preserve">“</w:t>
+      </w:r>
+      <w:r>
+        <w:rPr>
+          <w:bCs/>
+          <w:b/>
+        </w:rPr>
+        <w:t xml:space="preserve">threat</w:t>
+      </w:r>
+      <w:r>
+        <w:rPr>
+          <w:bCs/>
+          <w:b/>
+        </w:rPr>
+        <w:t xml:space="preserve">”</w:t>
+      </w:r>
+      <w:r>
+        <w:rPr>
+          <w:bCs/>
+          <w:b/>
+        </w:rPr>
+        <w:t xml:space="preserve"> </w:t>
+      </w:r>
+      <w:r>
+        <w:rPr>
+          <w:bCs/>
+          <w:b/>
+        </w:rPr>
+        <w:t xml:space="preserve">is only defending itself</w:t>
+      </w:r>
+      <w:r>
+        <w:t xml:space="preserve">, a</w:t>
+      </w:r>
+      <w:r>
+        <w:t xml:space="preserve"> </w:t>
+      </w:r>
+      <w:r>
+        <w:rPr>
+          <w:bCs/>
+          <w:b/>
+        </w:rPr>
+        <w:t xml:space="preserve">warp core breach</w:t>
+      </w:r>
+      <w:r>
+        <w:t xml:space="preserve"> </w:t>
+      </w:r>
+      <w:r>
+        <w:t xml:space="preserve">clock (4) is ticking, and</w:t>
+      </w:r>
+      <w:r>
+        <w:t xml:space="preserve"> </w:t>
+      </w:r>
+      <w:r>
+        <w:rPr>
+          <w:bCs/>
+          <w:b/>
+        </w:rPr>
+        <w:t xml:space="preserve">a brilliant, reckless scientist</w:t>
+      </w:r>
+      <w:r>
+        <w:t xml:space="preserve"> </w:t>
+      </w:r>
+      <w:r>
+        <w:t xml:space="preserve">is in the middle of it.</w:t>
+      </w:r>
+    </w:p>
+    <w:bookmarkEnd w:id="70"/>
+    <w:bookmarkStart w:id="71" w:name="captains-log"/>
     <w:p>
       <w:pPr>
         <w:pStyle w:val="Heading2"/>
       </w:pPr>
       <w:r>
-        <w:t xml:space="preserve">Thelan sh’Vari</w:t>
+        <w:t xml:space="preserve">Captain’s log</w:t>
       </w:r>
     </w:p>
     <w:p>
@@ -7258,17 +9230,7 @@
         <w:pStyle w:val="FirstParagraph"/>
       </w:pPr>
       <w:r>
-        <w:rPr>
-          <w:iCs/>
-          <w:i/>
-        </w:rPr>
-        <w:t xml:space="preserve">Lieutenant Commander, Command. Andorian.</w:t>
-      </w:r>
-      <w:r>
-        <w:t xml:space="preserve"> </w:t>
-      </w:r>
-      <w:r>
-        <w:t xml:space="preserve">First officer: keeps the crew moving when the captain’s plan meets reality, and keeps the captain honest.</w:t>
+        <w:t xml:space="preserve">End each mission with a short log, written together:</w:t>
       </w:r>
     </w:p>
     <w:p>
@@ -7284,29 +9246,13 @@
           <w:bCs/>
           <w:b/>
         </w:rPr>
-        <w:t xml:space="preserve">Attributes:</w:t>
-      </w:r>
-      <w:r>
-        <w:t xml:space="preserve"> </w:t>
-      </w:r>
-      <w:r>
-        <w:t xml:space="preserve">Body 10, Agility 12, Intellect 10, Presence 13, Will 10.</w:t>
-      </w:r>
-      <w:r>
-        <w:t xml:space="preserve"> </w:t>
-      </w:r>
-      <w:r>
-        <w:rPr>
-          <w:bCs/>
-          <w:b/>
-        </w:rPr>
-        <w:t xml:space="preserve">Dodge</w:t>
-      </w:r>
-      <w:r>
-        <w:t xml:space="preserve"> </w:t>
-      </w:r>
-      <w:r>
-        <w:t xml:space="preserve">11.</w:t>
+        <w:t xml:space="preserve">The mission.</w:t>
+      </w:r>
+      <w:r>
+        <w:t xml:space="preserve"> </w:t>
+      </w:r>
+      <w:r>
+        <w:t xml:space="preserve">What were we sent to do, and did we do it: completed, partly, or failed?</w:t>
       </w:r>
     </w:p>
     <w:p>
@@ -7322,13 +9268,13 @@
           <w:bCs/>
           <w:b/>
         </w:rPr>
-        <w:t xml:space="preserve">Skills:</w:t>
-      </w:r>
-      <w:r>
-        <w:t xml:space="preserve"> </w:t>
-      </w:r>
-      <w:r>
-        <w:t xml:space="preserve">Leadership 16 (Specialty). Trained: Diplomacy 14, Helm 13, Phasers 13, Unarmed Combat 13, Navigation 11, Psychology 11, Athletics 11, Sensors 11, Communications 11.</w:t>
+        <w:t xml:space="preserve">Who stood out?</w:t>
+      </w:r>
+      <w:r>
+        <w:t xml:space="preserve"> </w:t>
+      </w:r>
+      <w:r>
+        <w:t xml:space="preserve">Name a commendation, or a moment worth remembering.</w:t>
       </w:r>
     </w:p>
     <w:p>
@@ -7344,29 +9290,13 @@
           <w:bCs/>
           <w:b/>
         </w:rPr>
-        <w:t xml:space="preserve">Advantage:</w:t>
-      </w:r>
-      <w:r>
-        <w:t xml:space="preserve"> </w:t>
-      </w:r>
-      <w:r>
-        <w:t xml:space="preserve">Crisis Leader.</w:t>
-      </w:r>
-      <w:r>
-        <w:t xml:space="preserve"> </w:t>
-      </w:r>
-      <w:r>
-        <w:rPr>
-          <w:bCs/>
-          <w:b/>
-        </w:rPr>
-        <w:t xml:space="preserve">Complication:</w:t>
-      </w:r>
-      <w:r>
-        <w:t xml:space="preserve"> </w:t>
-      </w:r>
-      <w:r>
-        <w:t xml:space="preserve">Reputation to Uphold; trigger: someone questions your competence in front of others.</w:t>
+        <w:t xml:space="preserve">Complications.</w:t>
+      </w:r>
+      <w:r>
+        <w:t xml:space="preserve"> </w:t>
+      </w:r>
+      <w:r>
+        <w:t xml:space="preserve">Which ones came into play, and what did they cost?</w:t>
       </w:r>
     </w:p>
     <w:p>
@@ -7382,39 +9312,87 @@
           <w:bCs/>
           <w:b/>
         </w:rPr>
-        <w:t xml:space="preserve">Why I serve:</w:t>
-      </w:r>
-      <w:r>
-        <w:t xml:space="preserve"> </w:t>
-      </w:r>
-      <w:r>
-        <w:t xml:space="preserve">Starfleet runs in my family, and I mean to live up to the name.</w:t>
-      </w:r>
-      <w:r>
-        <w:t xml:space="preserve"> </w:t>
-      </w:r>
+        <w:t xml:space="preserve">What changed?</w:t>
+      </w:r>
+      <w:r>
+        <w:t xml:space="preserve"> </w:t>
+      </w:r>
+      <w:r>
+        <w:t xml:space="preserve">Damage to the ship, new allies or enemies, open threads for next time.</w:t>
+      </w:r>
+    </w:p>
+    <w:p>
+      <w:pPr>
+        <w:numPr>
+          <w:ilvl w:val="0"/>
+          <w:numId w:val="1010"/>
+        </w:numPr>
+        <w:pStyle w:val="Compact"/>
+      </w:pPr>
       <w:r>
         <w:rPr>
           <w:bCs/>
           <w:b/>
         </w:rPr>
-        <w:t xml:space="preserve">Connection:</w:t>
-      </w:r>
-      <w:r>
-        <w:t xml:space="preserve"> </w:t>
-      </w:r>
-      <w:r>
-        <w:t xml:space="preserve">Took Yeoman Rrinn under their wing when Rrinn first came aboard.</w:t>
-      </w:r>
-    </w:p>
-    <w:bookmarkEnd w:id="70"/>
-    <w:bookmarkStart w:id="71" w:name="sevek"/>
+        <w:t xml:space="preserve">Advancement.</w:t>
+      </w:r>
+      <w:r>
+        <w:t xml:space="preserve"> </w:t>
+      </w:r>
+      <w:r>
+        <w:t xml:space="preserve">After a significant mission, the GM may authorize one skill step for each crew member (Untrained to Trained, or Trained to Specialty), or a revision of an advantage or complication.</w:t>
+      </w:r>
+    </w:p>
+    <w:p>
+      <w:pPr>
+        <w:pStyle w:val="FirstParagraph"/>
+      </w:pPr>
+      <w:r>
+        <w:t xml:space="preserve">The creator’s GM view keeps the log, applies each crew member’s advancement to the GM’s copy, and saves both with the crew file. Players record an approved advancement on their own sheet under Step 3, so their character still passes the checklist.</w:t>
+      </w:r>
+    </w:p>
+    <w:bookmarkEnd w:id="71"/>
+    <w:bookmarkEnd w:id="72"/>
+    <w:bookmarkStart w:id="79" w:name="ready-made-crew"/>
+    <w:p>
+      <w:pPr>
+        <w:pStyle w:val="Heading1"/>
+      </w:pPr>
+      <w:r>
+        <w:t xml:space="preserve">Ready-made crew</w:t>
+      </w:r>
+    </w:p>
+    <w:p>
+      <w:pPr>
+        <w:pStyle w:val="FirstParagraph"/>
+      </w:pPr>
+      <w:r>
+        <w:t xml:space="preserve">Six crew members ready to play, for one-shots, new players, or a crew in a hurry. Each follows the creation rules exactly, and their connections tie them to one another. In the creator, choose</w:t>
+      </w:r>
+      <w:r>
+        <w:t xml:space="preserve"> </w:t>
+      </w:r>
+      <w:r>
+        <w:rPr>
+          <w:bCs/>
+          <w:b/>
+        </w:rPr>
+        <w:t xml:space="preserve">Load a ready-made crew member</w:t>
+      </w:r>
+      <w:r>
+        <w:t xml:space="preserve"> </w:t>
+      </w:r>
+      <w:r>
+        <w:t xml:space="preserve">to open one and make it your own.</w:t>
+      </w:r>
+    </w:p>
+    <w:bookmarkStart w:id="73" w:name="thelan-shvari"/>
     <w:p>
       <w:pPr>
         <w:pStyle w:val="Heading2"/>
       </w:pPr>
       <w:r>
-        <w:t xml:space="preserve">Sevek</w:t>
+        <w:t xml:space="preserve">Thelan sh’Vari</w:t>
       </w:r>
     </w:p>
     <w:p>
@@ -7426,13 +9404,13 @@
           <w:iCs/>
           <w:i/>
         </w:rPr>
-        <w:t xml:space="preserve">Lieutenant, Science. Vulcan.</w:t>
-      </w:r>
-      <w:r>
-        <w:t xml:space="preserve"> </w:t>
-      </w:r>
-      <w:r>
-        <w:t xml:space="preserve">Ship’s sciences officer: reads the anomaly, names the risk, and calculates the odds no one asked for.</w:t>
+        <w:t xml:space="preserve">Lieutenant Commander, Command. Andorian.</w:t>
+      </w:r>
+      <w:r>
+        <w:t xml:space="preserve"> </w:t>
+      </w:r>
+      <w:r>
+        <w:t xml:space="preserve">First officer: keeps the crew moving when the captain’s plan meets reality, and keeps the captain honest.</w:t>
       </w:r>
     </w:p>
     <w:p>
@@ -7454,7 +9432,7 @@
         <w:t xml:space="preserve"> </w:t>
       </w:r>
       <w:r>
-        <w:t xml:space="preserve">Body 11, Agility 11, Intellect 13, Presence 8, Will 12.</w:t>
+        <w:t xml:space="preserve">Body 10, Agility 12, Intellect 10, Presence 13, Will 10.</w:t>
       </w:r>
       <w:r>
         <w:t xml:space="preserve"> </w:t>
@@ -7470,7 +9448,7 @@
         <w:t xml:space="preserve"> </w:t>
       </w:r>
       <w:r>
-        <w:t xml:space="preserve">10.</w:t>
+        <w:t xml:space="preserve">11.</w:t>
       </w:r>
     </w:p>
     <w:p>
@@ -7492,7 +9470,7 @@
         <w:t xml:space="preserve"> </w:t>
       </w:r>
       <w:r>
-        <w:t xml:space="preserve">Physical Sciences 16 (Specialty). Trained: Sensors 14, Computers 14, Life Sciences 14, Navigation 14, Engineering 14, Electronics 14, Psychology 14, Unarmed Combat 12, Athletics 12.</w:t>
+        <w:t xml:space="preserve">Leadership 16 (Specialty). Trained: Diplomacy 14, Helm 13, Phasers 13, Unarmed Combat 13, Navigation 11, Psychology 11, Athletics 11, Sensors 11, Communications 11.</w:t>
       </w:r>
     </w:p>
     <w:p>
@@ -7514,7 +9492,7 @@
         <w:t xml:space="preserve"> </w:t>
       </w:r>
       <w:r>
-        <w:t xml:space="preserve">Eidetic Recall (species; companion: Suppressed Emotion).</w:t>
+        <w:t xml:space="preserve">Crisis Leader.</w:t>
       </w:r>
       <w:r>
         <w:t xml:space="preserve"> </w:t>
@@ -7530,7 +9508,7 @@
         <w:t xml:space="preserve"> </w:t>
       </w:r>
       <w:r>
-        <w:t xml:space="preserve">Cannot Leave a Mystery Alone; trigger: sensor data that contradicts known science.</w:t>
+        <w:t xml:space="preserve">Reputation to Uphold; trigger: someone questions your competence in front of others.</w:t>
       </w:r>
     </w:p>
     <w:p>
@@ -7552,7 +9530,7 @@
         <w:t xml:space="preserve"> </w:t>
       </w:r>
       <w:r>
-        <w:t xml:space="preserve">The best laboratory in the galaxy is a starship on the frontier.</w:t>
+        <w:t xml:space="preserve">Starfleet runs in my family, and I mean to live up to the name.</w:t>
       </w:r>
       <w:r>
         <w:t xml:space="preserve"> </w:t>
@@ -7568,17 +9546,17 @@
         <w:t xml:space="preserve"> </w:t>
       </w:r>
       <w:r>
-        <w:t xml:space="preserve">Friendly rivals with Lt. Grath: they argue every engineering theory, and both enjoy it.</w:t>
-      </w:r>
-    </w:p>
-    <w:bookmarkEnd w:id="71"/>
-    <w:bookmarkStart w:id="72" w:name="dr.-vessik"/>
+        <w:t xml:space="preserve">Took Yeoman Rrinn under their wing when Rrinn first came aboard.</w:t>
+      </w:r>
+    </w:p>
+    <w:bookmarkEnd w:id="73"/>
+    <w:bookmarkStart w:id="74" w:name="sevek"/>
     <w:p>
       <w:pPr>
         <w:pStyle w:val="Heading2"/>
       </w:pPr>
       <w:r>
-        <w:t xml:space="preserve">Dr. Vessik</w:t>
+        <w:t xml:space="preserve">Sevek</w:t>
       </w:r>
     </w:p>
     <w:p>
@@ -7590,13 +9568,13 @@
           <w:iCs/>
           <w:i/>
         </w:rPr>
-        <w:t xml:space="preserve">Lieutenant Commander, Medical. Denobulan.</w:t>
-      </w:r>
-      <w:r>
-        <w:t xml:space="preserve"> </w:t>
-      </w:r>
-      <w:r>
-        <w:t xml:space="preserve">Chief medical officer: patches up the crew, argues with the captain, and keeps an alarming menagerie of medicinal creatures in sickbay.</w:t>
+        <w:t xml:space="preserve">Lieutenant, Science. Vulcan.</w:t>
+      </w:r>
+      <w:r>
+        <w:t xml:space="preserve"> </w:t>
+      </w:r>
+      <w:r>
+        <w:t xml:space="preserve">Ship’s sciences officer: reads the anomaly, names the risk, and calculates the odds no one asked for.</w:t>
       </w:r>
     </w:p>
     <w:p>
@@ -7618,7 +9596,7 @@
         <w:t xml:space="preserve"> </w:t>
       </w:r>
       <w:r>
-        <w:t xml:space="preserve">Body 9, Agility 9, Intellect 13, Presence 12, Will 12.</w:t>
+        <w:t xml:space="preserve">Body 11, Agility 11, Intellect 13, Presence 8, Will 12.</w:t>
       </w:r>
       <w:r>
         <w:t xml:space="preserve"> </w:t>
@@ -7634,7 +9612,7 @@
         <w:t xml:space="preserve"> </w:t>
       </w:r>
       <w:r>
-        <w:t xml:space="preserve">7.</w:t>
+        <w:t xml:space="preserve">10.</w:t>
       </w:r>
     </w:p>
     <w:p>
@@ -7656,7 +9634,7 @@
         <w:t xml:space="preserve"> </w:t>
       </w:r>
       <w:r>
-        <w:t xml:space="preserve">Medicine 16 (Specialty). Trained: Life Sciences 14, Psychology 14, Sensors 14, Computers 14, Electronics 14, Survival 14, Communications 14, Diplomacy 13, Leadership 13.</w:t>
+        <w:t xml:space="preserve">Physical Sciences 16 (Specialty). Trained: Sensors 14, Computers 14, Life Sciences 14, Navigation 14, Engineering 14, Electronics 14, Psychology 14, Unarmed Combat 12, Athletics 12.</w:t>
       </w:r>
     </w:p>
     <w:p>
@@ -7678,7 +9656,7 @@
         <w:t xml:space="preserve"> </w:t>
       </w:r>
       <w:r>
-        <w:t xml:space="preserve">Denobulan Pharmacopoeia (species; companion: Unorthodox Methods).</w:t>
+        <w:t xml:space="preserve">Eidetic Recall (species; companion: Suppressed Emotion).</w:t>
       </w:r>
       <w:r>
         <w:t xml:space="preserve"> </w:t>
@@ -7694,7 +9672,7 @@
         <w:t xml:space="preserve"> </w:t>
       </w:r>
       <w:r>
-        <w:t xml:space="preserve">Protects Others at Personal Risk; trigger: civilians are caught in the danger.</w:t>
+        <w:t xml:space="preserve">Cannot Leave a Mystery Alone; trigger: sensor data that contradicts known science.</w:t>
       </w:r>
     </w:p>
     <w:p>
@@ -7716,7 +9694,7 @@
         <w:t xml:space="preserve"> </w:t>
       </w:r>
       <w:r>
-        <w:t xml:space="preserve">To protect the Federation and the people who can’t protect themselves.</w:t>
+        <w:t xml:space="preserve">The best laboratory in the galaxy is a starship on the frontier.</w:t>
       </w:r>
       <w:r>
         <w:t xml:space="preserve"> </w:t>
@@ -7732,17 +9710,17 @@
         <w:t xml:space="preserve"> </w:t>
       </w:r>
       <w:r>
-        <w:t xml:space="preserve">Pulled Lt. Reyes out of a burning shuttle on a survey mission; Reyes has never let the doctor pay for a drink since.</w:t>
-      </w:r>
-    </w:p>
-    <w:bookmarkEnd w:id="72"/>
-    <w:bookmarkStart w:id="73" w:name="grath"/>
+        <w:t xml:space="preserve">Friendly rivals with Lt. Grath: they argue every engineering theory, and both enjoy it.</w:t>
+      </w:r>
+    </w:p>
+    <w:bookmarkEnd w:id="74"/>
+    <w:bookmarkStart w:id="75" w:name="dr.-vessik"/>
     <w:p>
       <w:pPr>
         <w:pStyle w:val="Heading2"/>
       </w:pPr>
       <w:r>
-        <w:t xml:space="preserve">Grath</w:t>
+        <w:t xml:space="preserve">Dr. Vessik</w:t>
       </w:r>
     </w:p>
     <w:p>
@@ -7754,13 +9732,13 @@
           <w:iCs/>
           <w:i/>
         </w:rPr>
-        <w:t xml:space="preserve">Lieutenant, Engineering. Tellarite.</w:t>
-      </w:r>
-      <w:r>
-        <w:t xml:space="preserve"> </w:t>
-      </w:r>
-      <w:r>
-        <w:t xml:space="preserve">Engineer: keeps the Pelion’s power flowing and will tell you, at length, exactly why your idea won’t work.</w:t>
+        <w:t xml:space="preserve">Lieutenant Commander, Medical. Denobulan.</w:t>
+      </w:r>
+      <w:r>
+        <w:t xml:space="preserve"> </w:t>
+      </w:r>
+      <w:r>
+        <w:t xml:space="preserve">Chief medical officer: patches up the crew, argues with the captain, and keeps an alarming menagerie of medicinal creatures in sickbay.</w:t>
       </w:r>
     </w:p>
     <w:p>
@@ -7782,7 +9760,7 @@
         <w:t xml:space="preserve"> </w:t>
       </w:r>
       <w:r>
-        <w:t xml:space="preserve">Body 12, Agility 10, Intellect 13, Presence 9, Will 11.</w:t>
+        <w:t xml:space="preserve">Body 9, Agility 9, Intellect 13, Presence 12, Will 12.</w:t>
       </w:r>
       <w:r>
         <w:t xml:space="preserve"> </w:t>
@@ -7798,7 +9776,7 @@
         <w:t xml:space="preserve"> </w:t>
       </w:r>
       <w:r>
-        <w:t xml:space="preserve">9.</w:t>
+        <w:t xml:space="preserve">7.</w:t>
       </w:r>
     </w:p>
     <w:p>
@@ -7820,7 +9798,7 @@
         <w:t xml:space="preserve"> </w:t>
       </w:r>
       <w:r>
-        <w:t xml:space="preserve">Engineering 16 (Specialty). Trained: Electronics 14, Computers 14, Physical Sciences 14, Sensors 14, Communications 14, Survival 14, Athletics 13, Helm 11, Unarmed Combat 11.</w:t>
+        <w:t xml:space="preserve">Medicine 16 (Specialty). Trained: Life Sciences 14, Psychology 14, Sensors 14, Computers 14, Electronics 14, Survival 14, Communications 14, Diplomacy 13, Leadership 13.</w:t>
       </w:r>
     </w:p>
     <w:p>
@@ -7842,7 +9820,7 @@
         <w:t xml:space="preserve"> </w:t>
       </w:r>
       <w:r>
-        <w:t xml:space="preserve">Improvisational Engineer.</w:t>
+        <w:t xml:space="preserve">Denobulan Pharmacopoeia (species; companion: Unorthodox Methods).</w:t>
       </w:r>
       <w:r>
         <w:t xml:space="preserve"> </w:t>
@@ -7858,7 +9836,7 @@
         <w:t xml:space="preserve"> </w:t>
       </w:r>
       <w:r>
-        <w:t xml:space="preserve">Experimental Enthusiasm; trigger: an untested device or technique could solve the problem.</w:t>
+        <w:t xml:space="preserve">Protects Others at Personal Risk; trigger: civilians are caught in the danger.</w:t>
       </w:r>
     </w:p>
     <w:p>
@@ -7880,7 +9858,7 @@
         <w:t xml:space="preserve"> </w:t>
       </w:r>
       <w:r>
-        <w:t xml:space="preserve">To prove I’m good enough, to everyone who doubted me and to myself.</w:t>
+        <w:t xml:space="preserve">To protect the Federation and the people who can’t protect themselves.</w:t>
       </w:r>
       <w:r>
         <w:t xml:space="preserve"> </w:t>
@@ -7896,17 +9874,17 @@
         <w:t xml:space="preserve"> </w:t>
       </w:r>
       <w:r>
-        <w:t xml:space="preserve">Off-duty friends with Commander sh’Vari: a weekly game of Andorian chess in which both of them cheat.</w:t>
-      </w:r>
-    </w:p>
-    <w:bookmarkEnd w:id="73"/>
-    <w:bookmarkStart w:id="74" w:name="marisol-reyes"/>
+        <w:t xml:space="preserve">Pulled Lt. Reyes out of a burning shuttle on a survey mission; Reyes has never let the doctor pay for a drink since.</w:t>
+      </w:r>
+    </w:p>
+    <w:bookmarkEnd w:id="75"/>
+    <w:bookmarkStart w:id="76" w:name="grath"/>
     <w:p>
       <w:pPr>
         <w:pStyle w:val="Heading2"/>
       </w:pPr>
       <w:r>
-        <w:t xml:space="preserve">Marisol Reyes</w:t>
+        <w:t xml:space="preserve">Grath</w:t>
       </w:r>
     </w:p>
     <w:p>
@@ -7918,13 +9896,13 @@
           <w:iCs/>
           <w:i/>
         </w:rPr>
-        <w:t xml:space="preserve">Lieutenant (j.g.), Security. Human.</w:t>
-      </w:r>
-      <w:r>
-        <w:t xml:space="preserve"> </w:t>
-      </w:r>
-      <w:r>
-        <w:t xml:space="preserve">Security officer: first through the door on every away mission, and the last to set a phaser to kill.</w:t>
+        <w:t xml:space="preserve">Lieutenant, Engineering. Tellarite.</w:t>
+      </w:r>
+      <w:r>
+        <w:t xml:space="preserve"> </w:t>
+      </w:r>
+      <w:r>
+        <w:t xml:space="preserve">Engineer: keeps the Pelion’s power flowing and will tell you, at length, exactly why your idea won’t work.</w:t>
       </w:r>
     </w:p>
     <w:p>
@@ -7946,7 +9924,7 @@
         <w:t xml:space="preserve"> </w:t>
       </w:r>
       <w:r>
-        <w:t xml:space="preserve">Body 12, Agility 13, Intellect 10, Presence 10, Will 10.</w:t>
+        <w:t xml:space="preserve">Body 12, Agility 10, Intellect 13, Presence 9, Will 11.</w:t>
       </w:r>
       <w:r>
         <w:t xml:space="preserve"> </w:t>
@@ -7962,7 +9940,7 @@
         <w:t xml:space="preserve"> </w:t>
       </w:r>
       <w:r>
-        <w:t xml:space="preserve">12.</w:t>
+        <w:t xml:space="preserve">9.</w:t>
       </w:r>
     </w:p>
     <w:p>
@@ -7984,7 +9962,7 @@
         <w:t xml:space="preserve"> </w:t>
       </w:r>
       <w:r>
-        <w:t xml:space="preserve">Phasers 16 (Specialty). Trained: Unarmed Combat 14, Stealth 14, Helm 14, Athletics 13, Survival 11, Sensors 11, Medicine 11, Leadership 11, Communications 11.</w:t>
+        <w:t xml:space="preserve">Engineering 16 (Specialty). Trained: Electronics 14, Computers 14, Physical Sciences 14, Sensors 14, Communications 14, Survival 14, Athletics 13, Helm 11, Unarmed Combat 11.</w:t>
       </w:r>
     </w:p>
     <w:p>
@@ -8006,7 +9984,7 @@
         <w:t xml:space="preserve"> </w:t>
       </w:r>
       <w:r>
-        <w:t xml:space="preserve">Careful Marksman.</w:t>
+        <w:t xml:space="preserve">Improvisational Engineer.</w:t>
       </w:r>
       <w:r>
         <w:t xml:space="preserve"> </w:t>
@@ -8022,7 +10000,7 @@
         <w:t xml:space="preserve"> </w:t>
       </w:r>
       <w:r>
-        <w:t xml:space="preserve">Reluctant to Use Lethal Force; trigger: a hostile refuses to surrender.</w:t>
+        <w:t xml:space="preserve">Experimental Enthusiasm; trigger: an untested device or technique could solve the problem.</w:t>
       </w:r>
     </w:p>
     <w:p>
@@ -8044,7 +10022,7 @@
         <w:t xml:space="preserve"> </w:t>
       </w:r>
       <w:r>
-        <w:t xml:space="preserve">A Starfleet officer once saved my home, and I want to be that person for someone else.</w:t>
+        <w:t xml:space="preserve">To prove I’m good enough, to everyone who doubted me and to myself.</w:t>
       </w:r>
       <w:r>
         <w:t xml:space="preserve"> </w:t>
@@ -8060,17 +10038,17 @@
         <w:t xml:space="preserve"> </w:t>
       </w:r>
       <w:r>
-        <w:t xml:space="preserve">Owes Dr. Vessik their life after a shuttle crash, and never lets the doctor forget it.</w:t>
-      </w:r>
-    </w:p>
-    <w:bookmarkEnd w:id="74"/>
-    <w:bookmarkStart w:id="75" w:name="rrinn"/>
+        <w:t xml:space="preserve">Off-duty friends with Commander sh’Vari: a weekly game of Andorian chess in which both of them cheat.</w:t>
+      </w:r>
+    </w:p>
+    <w:bookmarkEnd w:id="76"/>
+    <w:bookmarkStart w:id="77" w:name="marisol-reyes"/>
     <w:p>
       <w:pPr>
         <w:pStyle w:val="Heading2"/>
       </w:pPr>
       <w:r>
-        <w:t xml:space="preserve">Rrinn</w:t>
+        <w:t xml:space="preserve">Marisol Reyes</w:t>
       </w:r>
     </w:p>
     <w:p>
@@ -8082,13 +10060,13 @@
           <w:iCs/>
           <w:i/>
         </w:rPr>
-        <w:t xml:space="preserve">Yeoman 2nd Class, General Services. Caitian.</w:t>
-      </w:r>
-      <w:r>
-        <w:t xml:space="preserve"> </w:t>
-      </w:r>
-      <w:r>
-        <w:t xml:space="preserve">Captain’s yeoman: keeps the records, carries the orders, and hears everything said on the bridge.</w:t>
+        <w:t xml:space="preserve">Lieutenant (j.g.), Security. Human.</w:t>
+      </w:r>
+      <w:r>
+        <w:t xml:space="preserve"> </w:t>
+      </w:r>
+      <w:r>
+        <w:t xml:space="preserve">Security officer: first through the door on every away mission, and the last to set a phaser to kill.</w:t>
       </w:r>
     </w:p>
     <w:p>
@@ -8110,7 +10088,7 @@
         <w:t xml:space="preserve"> </w:t>
       </w:r>
       <w:r>
-        <w:t xml:space="preserve">Body 9, Agility 12, Intellect 13, Presence 11, Will 10.</w:t>
+        <w:t xml:space="preserve">Body 12, Agility 13, Intellect 10, Presence 10, Will 10.</w:t>
       </w:r>
       <w:r>
         <w:t xml:space="preserve"> </w:t>
@@ -8126,7 +10104,7 @@
         <w:t xml:space="preserve"> </w:t>
       </w:r>
       <w:r>
-        <w:t xml:space="preserve">11.</w:t>
+        <w:t xml:space="preserve">12.</w:t>
       </w:r>
     </w:p>
     <w:p>
@@ -8148,7 +10126,7 @@
         <w:t xml:space="preserve"> </w:t>
       </w:r>
       <w:r>
-        <w:t xml:space="preserve">Computers 18 (Expert). Trained: Communications 14, Psychology 14, Sensors 14, Electronics 14, Stealth 13, Diplomacy 12, Athletics 10.</w:t>
+        <w:t xml:space="preserve">Phasers 16 (Specialty). Trained: Unarmed Combat 14, Stealth 14, Helm 14, Athletics 13, Survival 11, Sensors 11, Medicine 11, Leadership 11, Communications 11.</w:t>
       </w:r>
     </w:p>
     <w:p>
@@ -8170,7 +10148,7 @@
         <w:t xml:space="preserve"> </w:t>
       </w:r>
       <w:r>
-        <w:t xml:space="preserve">Keen Hearing (species; companion: Sensitive Ears).</w:t>
+        <w:t xml:space="preserve">Careful Marksman.</w:t>
       </w:r>
       <w:r>
         <w:t xml:space="preserve"> </w:t>
@@ -8186,7 +10164,7 @@
         <w:t xml:space="preserve"> </w:t>
       </w:r>
       <w:r>
-        <w:t xml:space="preserve">Someone Back Home; trigger: a message from home arrives.</w:t>
+        <w:t xml:space="preserve">Reluctant to Use Lethal Force; trigger: a hostile refuses to surrender.</w:t>
       </w:r>
     </w:p>
     <w:p>
@@ -8208,7 +10186,7 @@
         <w:t xml:space="preserve"> </w:t>
       </w:r>
       <w:r>
-        <w:t xml:space="preserve">To leave behind a past, a world, or a life that was too small for me.</w:t>
+        <w:t xml:space="preserve">A Starfleet officer once saved my home, and I want to be that person for someone else.</w:t>
       </w:r>
       <w:r>
         <w:t xml:space="preserve"> </w:t>
@@ -8224,12 +10202,176 @@
         <w:t xml:space="preserve"> </w:t>
       </w:r>
       <w:r>
+        <w:t xml:space="preserve">Owes Dr. Vessik their life after a shuttle crash, and never lets the doctor forget it.</w:t>
+      </w:r>
+    </w:p>
+    <w:bookmarkEnd w:id="77"/>
+    <w:bookmarkStart w:id="78" w:name="rrinn"/>
+    <w:p>
+      <w:pPr>
+        <w:pStyle w:val="Heading2"/>
+      </w:pPr>
+      <w:r>
+        <w:t xml:space="preserve">Rrinn</w:t>
+      </w:r>
+    </w:p>
+    <w:p>
+      <w:pPr>
+        <w:pStyle w:val="FirstParagraph"/>
+      </w:pPr>
+      <w:r>
+        <w:rPr>
+          <w:iCs/>
+          <w:i/>
+        </w:rPr>
+        <w:t xml:space="preserve">Yeoman 2nd Class, General Services. Caitian.</w:t>
+      </w:r>
+      <w:r>
+        <w:t xml:space="preserve"> </w:t>
+      </w:r>
+      <w:r>
+        <w:t xml:space="preserve">Captain’s yeoman: keeps the records, carries the orders, and hears everything said on the bridge.</w:t>
+      </w:r>
+    </w:p>
+    <w:p>
+      <w:pPr>
+        <w:numPr>
+          <w:ilvl w:val="0"/>
+          <w:numId w:val="1016"/>
+        </w:numPr>
+        <w:pStyle w:val="Compact"/>
+      </w:pPr>
+      <w:r>
+        <w:rPr>
+          <w:bCs/>
+          <w:b/>
+        </w:rPr>
+        <w:t xml:space="preserve">Attributes:</w:t>
+      </w:r>
+      <w:r>
+        <w:t xml:space="preserve"> </w:t>
+      </w:r>
+      <w:r>
+        <w:t xml:space="preserve">Body 9, Agility 12, Intellect 13, Presence 11, Will 10.</w:t>
+      </w:r>
+      <w:r>
+        <w:t xml:space="preserve"> </w:t>
+      </w:r>
+      <w:r>
+        <w:rPr>
+          <w:bCs/>
+          <w:b/>
+        </w:rPr>
+        <w:t xml:space="preserve">Dodge</w:t>
+      </w:r>
+      <w:r>
+        <w:t xml:space="preserve"> </w:t>
+      </w:r>
+      <w:r>
+        <w:t xml:space="preserve">11.</w:t>
+      </w:r>
+    </w:p>
+    <w:p>
+      <w:pPr>
+        <w:numPr>
+          <w:ilvl w:val="0"/>
+          <w:numId w:val="1016"/>
+        </w:numPr>
+        <w:pStyle w:val="Compact"/>
+      </w:pPr>
+      <w:r>
+        <w:rPr>
+          <w:bCs/>
+          <w:b/>
+        </w:rPr>
+        <w:t xml:space="preserve">Skills:</w:t>
+      </w:r>
+      <w:r>
+        <w:t xml:space="preserve"> </w:t>
+      </w:r>
+      <w:r>
+        <w:t xml:space="preserve">Computers 18 (Expert). Trained: Communications 14, Psychology 14, Sensors 14, Electronics 14, Stealth 13, Diplomacy 12, Athletics 10.</w:t>
+      </w:r>
+    </w:p>
+    <w:p>
+      <w:pPr>
+        <w:numPr>
+          <w:ilvl w:val="0"/>
+          <w:numId w:val="1016"/>
+        </w:numPr>
+        <w:pStyle w:val="Compact"/>
+      </w:pPr>
+      <w:r>
+        <w:rPr>
+          <w:bCs/>
+          <w:b/>
+        </w:rPr>
+        <w:t xml:space="preserve">Advantage:</w:t>
+      </w:r>
+      <w:r>
+        <w:t xml:space="preserve"> </w:t>
+      </w:r>
+      <w:r>
+        <w:t xml:space="preserve">Keen Hearing (species; companion: Sensitive Ears).</w:t>
+      </w:r>
+      <w:r>
+        <w:t xml:space="preserve"> </w:t>
+      </w:r>
+      <w:r>
+        <w:rPr>
+          <w:bCs/>
+          <w:b/>
+        </w:rPr>
+        <w:t xml:space="preserve">Complication:</w:t>
+      </w:r>
+      <w:r>
+        <w:t xml:space="preserve"> </w:t>
+      </w:r>
+      <w:r>
+        <w:t xml:space="preserve">Someone Back Home; trigger: a message from home arrives.</w:t>
+      </w:r>
+    </w:p>
+    <w:p>
+      <w:pPr>
+        <w:numPr>
+          <w:ilvl w:val="0"/>
+          <w:numId w:val="1016"/>
+        </w:numPr>
+        <w:pStyle w:val="Compact"/>
+      </w:pPr>
+      <w:r>
+        <w:rPr>
+          <w:bCs/>
+          <w:b/>
+        </w:rPr>
+        <w:t xml:space="preserve">Why I serve:</w:t>
+      </w:r>
+      <w:r>
+        <w:t xml:space="preserve"> </w:t>
+      </w:r>
+      <w:r>
+        <w:t xml:space="preserve">To leave behind a past, a world, or a life that was too small for me.</w:t>
+      </w:r>
+      <w:r>
+        <w:t xml:space="preserve"> </w:t>
+      </w:r>
+      <w:r>
+        <w:rPr>
+          <w:bCs/>
+          <w:b/>
+        </w:rPr>
+        <w:t xml:space="preserve">Connection:</w:t>
+      </w:r>
+      <w:r>
+        <w:t xml:space="preserve"> </w:t>
+      </w:r>
+      <w:r>
         <w:t xml:space="preserve">Shares a secret with Lt. Sevek from a mission neither of them talks about.</w:t>
       </w:r>
     </w:p>
-    <w:bookmarkEnd w:id="75"/>
-    <w:bookmarkEnd w:id="76"/>
-    <w:bookmarkStart w:id="77" w:name="threats"/>
+    <w:bookmarkEnd w:id="78"/>
+    <w:bookmarkEnd w:id="79"/>
+    <w:bookmarkStart w:id="80" w:name="threats"/>
     <w:p>
       <w:pPr>
         <w:pStyle w:val="Heading1"/>
@@ -9288,8 +11430,8 @@
         <w:t xml:space="preserve">For a tougher version, add +1 to its targets and one box; for a weaker one, subtract. Starships use the ship tracks above: a Klingon battle cruiser has Shields 3, Hull 4, and Phasers 12 for its gunners.</w:t>
       </w:r>
     </w:p>
-    <w:bookmarkEnd w:id="77"/>
-    <w:bookmarkStart w:id="78" w:name="advantages"/>
+    <w:bookmarkEnd w:id="80"/>
+    <w:bookmarkStart w:id="81" w:name="advantages"/>
     <w:p>
       <w:pPr>
         <w:pStyle w:val="Heading1"/>
@@ -9895,8 +12037,8 @@
         </w:tc>
       </w:tr>
     </w:tbl>
-    <w:bookmarkEnd w:id="78"/>
-    <w:bookmarkStart w:id="92" w:name="species-advantages"/>
+    <w:bookmarkEnd w:id="81"/>
+    <w:bookmarkStart w:id="95" w:name="species-advantages"/>
     <w:p>
       <w:pPr>
         <w:pStyle w:val="Heading1"/>
@@ -9961,7 +12103,7 @@
         <w:t xml:space="preserve">A custom species advantage follows the same pattern: a narrow +2 or an ability with agreed limits, paired with a companion complication that has a clear trigger and a real consequence.</w:t>
       </w:r>
     </w:p>
-    <w:bookmarkStart w:id="79" w:name="human"/>
+    <w:bookmarkStart w:id="82" w:name="human"/>
     <w:p>
       <w:pPr>
         <w:pStyle w:val="Heading2"/>
@@ -10174,8 +12316,8 @@
         </w:tc>
       </w:tr>
     </w:tbl>
-    <w:bookmarkEnd w:id="79"/>
-    <w:bookmarkStart w:id="80" w:name="vulcan"/>
+    <w:bookmarkEnd w:id="82"/>
+    <w:bookmarkStart w:id="83" w:name="vulcan"/>
     <w:p>
       <w:pPr>
         <w:pStyle w:val="Heading2"/>
@@ -10450,8 +12592,8 @@
         </w:tc>
       </w:tr>
     </w:tbl>
-    <w:bookmarkEnd w:id="80"/>
-    <w:bookmarkStart w:id="81" w:name="andorian"/>
+    <w:bookmarkEnd w:id="83"/>
+    <w:bookmarkStart w:id="84" w:name="andorian"/>
     <w:p>
       <w:pPr>
         <w:pStyle w:val="Heading2"/>
@@ -10664,8 +12806,8 @@
         </w:tc>
       </w:tr>
     </w:tbl>
-    <w:bookmarkEnd w:id="81"/>
-    <w:bookmarkStart w:id="82" w:name="tellarite"/>
+    <w:bookmarkEnd w:id="84"/>
+    <w:bookmarkStart w:id="85" w:name="tellarite"/>
     <w:p>
       <w:pPr>
         <w:pStyle w:val="Heading2"/>
@@ -10878,8 +13020,8 @@
         </w:tc>
       </w:tr>
     </w:tbl>
-    <w:bookmarkEnd w:id="82"/>
-    <w:bookmarkStart w:id="83" w:name="aenar"/>
+    <w:bookmarkEnd w:id="85"/>
+    <w:bookmarkStart w:id="86" w:name="aenar"/>
     <w:p>
       <w:pPr>
         <w:pStyle w:val="Heading2"/>
@@ -11092,8 +13234,8 @@
         </w:tc>
       </w:tr>
     </w:tbl>
-    <w:bookmarkEnd w:id="83"/>
-    <w:bookmarkStart w:id="84" w:name="illyrian"/>
+    <w:bookmarkEnd w:id="86"/>
+    <w:bookmarkStart w:id="87" w:name="illyrian"/>
     <w:p>
       <w:pPr>
         <w:pStyle w:val="Heading2"/>
@@ -11306,8 +13448,8 @@
         </w:tc>
       </w:tr>
     </w:tbl>
-    <w:bookmarkEnd w:id="84"/>
-    <w:bookmarkStart w:id="85" w:name="lanthanite"/>
+    <w:bookmarkEnd w:id="87"/>
+    <w:bookmarkStart w:id="88" w:name="lanthanite"/>
     <w:p>
       <w:pPr>
         <w:pStyle w:val="Heading2"/>
@@ -11520,8 +13662,8 @@
         </w:tc>
       </w:tr>
     </w:tbl>
-    <w:bookmarkEnd w:id="85"/>
-    <w:bookmarkStart w:id="86" w:name="caitian"/>
+    <w:bookmarkEnd w:id="88"/>
+    <w:bookmarkStart w:id="89" w:name="caitian"/>
     <w:p>
       <w:pPr>
         <w:pStyle w:val="Heading2"/>
@@ -11734,8 +13876,8 @@
         </w:tc>
       </w:tr>
     </w:tbl>
-    <w:bookmarkEnd w:id="86"/>
-    <w:bookmarkStart w:id="87" w:name="aurelian"/>
+    <w:bookmarkEnd w:id="89"/>
+    <w:bookmarkStart w:id="90" w:name="aurelian"/>
     <w:p>
       <w:pPr>
         <w:pStyle w:val="Heading2"/>
@@ -11948,8 +14090,8 @@
         </w:tc>
       </w:tr>
     </w:tbl>
-    <w:bookmarkEnd w:id="87"/>
-    <w:bookmarkStart w:id="88" w:name="orion"/>
+    <w:bookmarkEnd w:id="90"/>
+    <w:bookmarkStart w:id="91" w:name="orion"/>
     <w:p>
       <w:pPr>
         <w:pStyle w:val="Heading2"/>
@@ -12162,8 +14304,8 @@
         </w:tc>
       </w:tr>
     </w:tbl>
-    <w:bookmarkEnd w:id="88"/>
-    <w:bookmarkStart w:id="89" w:name="denobulan"/>
+    <w:bookmarkEnd w:id="91"/>
+    <w:bookmarkStart w:id="92" w:name="denobulan"/>
     <w:p>
       <w:pPr>
         <w:pStyle w:val="Heading2"/>
@@ -12376,8 +14518,8 @@
         </w:tc>
       </w:tr>
     </w:tbl>
-    <w:bookmarkEnd w:id="89"/>
-    <w:bookmarkStart w:id="90" w:name="trill"/>
+    <w:bookmarkEnd w:id="92"/>
+    <w:bookmarkStart w:id="93" w:name="trill"/>
     <w:p>
       <w:pPr>
         <w:pStyle w:val="Heading2"/>
@@ -12598,8 +14740,8 @@
         </w:tc>
       </w:tr>
     </w:tbl>
-    <w:bookmarkEnd w:id="90"/>
-    <w:bookmarkStart w:id="91" w:name="saurian"/>
+    <w:bookmarkEnd w:id="93"/>
+    <w:bookmarkStart w:id="94" w:name="saurian"/>
     <w:p>
       <w:pPr>
         <w:pStyle w:val="Heading2"/>
@@ -12812,9 +14954,9 @@
         </w:tc>
       </w:tr>
     </w:tbl>
-    <w:bookmarkEnd w:id="91"/>
-    <w:bookmarkEnd w:id="92"/>
-    <w:bookmarkStart w:id="94" w:name="complications"/>
+    <w:bookmarkEnd w:id="94"/>
+    <w:bookmarkEnd w:id="95"/>
+    <w:bookmarkStart w:id="97" w:name="complications"/>
     <w:p>
       <w:pPr>
         <w:pStyle w:val="Heading1"/>
@@ -13428,7 +15570,7 @@
         </w:tc>
       </w:tr>
     </w:tbl>
-    <w:bookmarkStart w:id="93" w:name="using-and-revising-traits"/>
+    <w:bookmarkStart w:id="96" w:name="using-and-revising-traits"/>
     <w:p>
       <w:pPr>
         <w:pStyle w:val="Heading2"/>
@@ -13445,9 +15587,9 @@
         <w:t xml:space="preserve">General advantages and complications describe individual crew members and can suit any species when appropriate. A Vulcan might choose Mental Discipline as a general advantage; species advantages are the only traits tied to a species. At a mission milestone, revise a trait when events change the character. Custom advantages follow the same narrow +2 benefit; custom complications need a clear trigger and a meaningful, accepted consequence.</w:t>
       </w:r>
     </w:p>
-    <w:bookmarkEnd w:id="93"/>
-    <w:bookmarkEnd w:id="94"/>
-    <w:bookmarkStart w:id="98" w:name="quick-reference"/>
+    <w:bookmarkEnd w:id="96"/>
+    <w:bookmarkEnd w:id="97"/>
+    <w:bookmarkStart w:id="101" w:name="quick-reference"/>
     <w:p>
       <w:pPr>
         <w:pStyle w:val="Heading1"/>
@@ -13456,7 +15598,7 @@
         <w:t xml:space="preserve">Quick reference</w:t>
       </w:r>
     </w:p>
-    <w:bookmarkStart w:id="95" w:name="will-and-mental-resistance"/>
+    <w:bookmarkStart w:id="98" w:name="will-and-mental-resistance"/>
     <w:p>
       <w:pPr>
         <w:pStyle w:val="Heading2"/>
@@ -13489,8 +15631,8 @@
         <w:t xml:space="preserve">Will protects your resolve; Presence influences others. Leadership and Diplomacy still use Presence. Species adjustments may change your starting Will, but mental advantages apply only to their agreed, narrow circumstances.</w:t>
       </w:r>
     </w:p>
-    <w:bookmarkEnd w:id="95"/>
-    <w:bookmarkStart w:id="96" w:name="at-the-table"/>
+    <w:bookmarkEnd w:id="98"/>
+    <w:bookmarkStart w:id="99" w:name="at-the-table"/>
     <w:p>
       <w:pPr>
         <w:pStyle w:val="Heading2"/>
@@ -13503,7 +15645,7 @@
       <w:pPr>
         <w:numPr>
           <w:ilvl w:val="0"/>
-          <w:numId w:val="1016"/>
+          <w:numId w:val="1017"/>
         </w:numPr>
         <w:pStyle w:val="Compact"/>
       </w:pPr>
@@ -13515,7 +15657,7 @@
       <w:pPr>
         <w:numPr>
           <w:ilvl w:val="0"/>
-          <w:numId w:val="1016"/>
+          <w:numId w:val="1017"/>
         </w:numPr>
         <w:pStyle w:val="Compact"/>
       </w:pPr>
@@ -13527,7 +15669,7 @@
       <w:pPr>
         <w:numPr>
           <w:ilvl w:val="0"/>
-          <w:numId w:val="1016"/>
+          <w:numId w:val="1017"/>
         </w:numPr>
         <w:pStyle w:val="Compact"/>
       </w:pPr>
@@ -13539,7 +15681,7 @@
       <w:pPr>
         <w:numPr>
           <w:ilvl w:val="0"/>
-          <w:numId w:val="1016"/>
+          <w:numId w:val="1017"/>
         </w:numPr>
         <w:pStyle w:val="Compact"/>
       </w:pPr>
@@ -13551,7 +15693,7 @@
       <w:pPr>
         <w:numPr>
           <w:ilvl w:val="0"/>
-          <w:numId w:val="1016"/>
+          <w:numId w:val="1017"/>
         </w:numPr>
         <w:pStyle w:val="Compact"/>
       </w:pPr>
@@ -13559,8 +15701,8 @@
         <w:t xml:space="preserve">Apply the result and describe what changes.</w:t>
       </w:r>
     </w:p>
-    <w:bookmarkEnd w:id="96"/>
-    <w:bookmarkStart w:id="97" w:name="summary"/>
+    <w:bookmarkEnd w:id="99"/>
+    <w:bookmarkStart w:id="100" w:name="summary"/>
     <w:p>
       <w:pPr>
         <w:pStyle w:val="Heading2"/>
@@ -13785,8 +15927,8 @@
         <w:t xml:space="preserve">start each session with two. Spend one to reroll, reduce an injury by one box, or establish a plausible preparation. Earn one when an accepted complication, including a companion complication, creates a meaningful problem.</w:t>
       </w:r>
     </w:p>
-    <w:bookmarkEnd w:id="97"/>
-    <w:bookmarkEnd w:id="98"/>
+    <w:bookmarkEnd w:id="100"/>
+    <w:bookmarkEnd w:id="101"/>
     <w:sectPr/>
   </w:body>
 </w:document>
@@ -14139,7 +16281,34 @@
     <w:abstractNumId w:val="991"/>
   </w:num>
   <w:num w:numId="1010">
-    <w:abstractNumId w:val="991"/>
+    <w:abstractNumId w:val="99411"/>
+    <w:lvlOverride w:ilvl="0">
+      <w:startOverride w:val="1"/>
+    </w:lvlOverride>
+    <w:lvlOverride w:ilvl="1">
+      <w:startOverride w:val="1"/>
+    </w:lvlOverride>
+    <w:lvlOverride w:ilvl="2">
+      <w:startOverride w:val="1"/>
+    </w:lvlOverride>
+    <w:lvlOverride w:ilvl="3">
+      <w:startOverride w:val="1"/>
+    </w:lvlOverride>
+    <w:lvlOverride w:ilvl="4">
+      <w:startOverride w:val="1"/>
+    </w:lvlOverride>
+    <w:lvlOverride w:ilvl="5">
+      <w:startOverride w:val="1"/>
+    </w:lvlOverride>
+    <w:lvlOverride w:ilvl="6">
+      <w:startOverride w:val="1"/>
+    </w:lvlOverride>
+    <w:lvlOverride w:ilvl="7">
+      <w:startOverride w:val="1"/>
+    </w:lvlOverride>
+    <w:lvlOverride w:ilvl="8">
+      <w:startOverride w:val="1"/>
+    </w:lvlOverride>
   </w:num>
   <w:num w:numId="1011">
     <w:abstractNumId w:val="991"/>
@@ -14157,6 +16326,9 @@
     <w:abstractNumId w:val="991"/>
   </w:num>
   <w:num w:numId="1016">
+    <w:abstractNumId w:val="991"/>
+  </w:num>
+  <w:num w:numId="1017">
     <w:abstractNumId w:val="99411"/>
     <w:lvlOverride w:ilvl="0">
       <w:startOverride w:val="1"/>

--- a/uss-pelion/USS_Pelion_Players_Guide.docx
+++ b/uss-pelion/USS_Pelion_Players_Guide.docx
@@ -4580,7 +4580,7 @@
     </w:p>
     <w:bookmarkEnd w:id="48"/>
     <w:bookmarkEnd w:id="49"/>
-    <w:bookmarkStart w:id="56" w:name="personal-combat"/>
+    <w:bookmarkStart w:id="57" w:name="personal-combat"/>
     <w:p>
       <w:pPr>
         <w:pStyle w:val="Heading1"/>
@@ -5871,14 +5871,13 @@
       </w:r>
     </w:p>
     <w:bookmarkEnd w:id="55"/>
-    <w:bookmarkEnd w:id="56"/>
-    <w:bookmarkStart w:id="64" w:name="medical-care"/>
-    <w:p>
-      <w:pPr>
-        <w:pStyle w:val="Heading1"/>
-      </w:pPr>
-      <w:r>
-        <w:t xml:space="preserve">Medical care</w:t>
+    <w:bookmarkStart w:id="56" w:name="phaser-power"/>
+    <w:p>
+      <w:pPr>
+        <w:pStyle w:val="Heading2"/>
+      </w:pPr>
+      <w:r>
+        <w:t xml:space="preserve">Phaser power</w:t>
       </w:r>
     </w:p>
     <w:p>
@@ -5886,359 +5885,170 @@
         <w:pStyle w:val="FirstParagraph"/>
       </w:pPr>
       <w:r>
-        <w:t xml:space="preserve">Starfleet physicians in 2268 have advanced diagnostic scanners, potent pharmaceuticals, portable emergency equipment, and sophisticated sickbay facilities. Familiar injuries often respond quickly to treatment. Severe trauma, incompatible biology, missing supplies, and unidentified conditions still challenge an experienced doctor. The treatment values below are campaign rules inspired by the series, rather than numerical rules stated in canon.</w:t>
-      </w:r>
-    </w:p>
-    <w:bookmarkStart w:id="57" w:name="diagnosis-and-stabilization"/>
-    <w:p>
-      <w:pPr>
-        <w:pStyle w:val="Heading2"/>
-      </w:pPr>
-      <w:r>
-        <w:t xml:space="preserve">Diagnosis and stabilization</w:t>
-      </w:r>
-    </w:p>
-    <w:p>
-      <w:pPr>
-        <w:pStyle w:val="FirstParagraph"/>
-      </w:pPr>
-      <w:r>
-        <w:t xml:space="preserve">A medical scanner identifies ordinary injuries automatically. Roll Medicine when the diagnosis is uncertain, physiology is unfamiliar, or an urgent treatment decision has meaningful consequences. Routine established treatments also succeed automatically when qualified staff have sufficient time and facilities.</w:t>
-      </w:r>
-    </w:p>
-    <w:p>
-      <w:pPr>
-        <w:pStyle w:val="BodyText"/>
-      </w:pPr>
-      <w:r>
-        <w:t xml:space="preserve">Emergency stabilization takes one action and a successful Medicine roll with a medical kit. It prevents deterioration from the treated injury while the patient is protected from further harm, and it ends Dying. Stabilization alone removes no injury boxes. A patient at three boxes remains incapacitated until treatment clears a box.</w:t>
-      </w:r>
-    </w:p>
-    <w:bookmarkEnd w:id="57"/>
-    <w:bookmarkStart w:id="58" w:name="field-treatment"/>
-    <w:p>
-      <w:pPr>
-        <w:pStyle w:val="Heading2"/>
-      </w:pPr>
-      <w:r>
-        <w:t xml:space="preserve">Field treatment</w:t>
-      </w:r>
-    </w:p>
-    <w:p>
-      <w:pPr>
-        <w:pStyle w:val="FirstParagraph"/>
-      </w:pPr>
-      <w:r>
-        <w:t xml:space="preserve">With a medical kit and several uninterrupted minutes, successful Medicine removes one injury box. Success by 5 or more removes two. Each injury receives one field-treatment attempt, even if that attempt fails; further attempts require changed circumstances such as better equipment, new diagnostic information, or access to sickbay. New injuries can receive their own treatment, but cannot justify treating an old injury repeatedly.</w:t>
-      </w:r>
-    </w:p>
-    <w:bookmarkEnd w:id="58"/>
-    <w:bookmarkStart w:id="59" w:name="sickbay-treatment"/>
-    <w:p>
-      <w:pPr>
-        <w:pStyle w:val="Heading2"/>
-      </w:pPr>
-      <w:r>
-        <w:t xml:space="preserve">Sickbay treatment</w:t>
-      </w:r>
-    </w:p>
-    <w:p>
-      <w:pPr>
-        <w:pStyle w:val="FirstParagraph"/>
-      </w:pPr>
-      <w:r>
-        <w:t xml:space="preserve">A functioning, equipped sickbay grants +2 to Medicine for diagnosis and treatment. A successful treatment removes two injury boxes; success by 5 or more removes three. Allow the time the procedure requires rather than completing surgery in one combat action. Sickbay care can follow field treatment. Do not repeat an unsuccessful procedure without a meaningful change in the situation.</w:t>
-      </w:r>
-    </w:p>
-    <w:p>
-      <w:pPr>
-        <w:pStyle w:val="BodyText"/>
-      </w:pPr>
-      <w:r>
-        <w:t xml:space="preserve">Removing injury boxes removes their associated penalties, but major organ damage, severe burns, and complex internal trauma can still require a procedure and recovery period set by the GM. The physician determines whether the patient is fit for duty. Pain suppression does not itself heal an injury. Stun normally wears off at the end of the scene; prolonged unconsciousness requires assessment.</w:t>
-      </w:r>
-    </w:p>
-    <w:bookmarkEnd w:id="59"/>
-    <w:bookmarkStart w:id="60" w:name="natural-recovery"/>
-    <w:p>
-      <w:pPr>
-        <w:pStyle w:val="Heading2"/>
-      </w:pPr>
-      <w:r>
-        <w:t xml:space="preserve">Natural recovery</w:t>
-      </w:r>
-    </w:p>
-    <w:p>
-      <w:pPr>
-        <w:pStyle w:val="FirstParagraph"/>
-      </w:pPr>
-      <w:r>
-        <w:t xml:space="preserve">Injuries also heal with time. Each</w:t>
-      </w:r>
-      <w:r>
-        <w:t xml:space="preserve"> </w:t>
-      </w:r>
-      <w:r>
-        <w:rPr>
-          <w:bCs/>
-          <w:b/>
-        </w:rPr>
-        <w:t xml:space="preserve">full day of rest</w:t>
-      </w:r>
-      <w:r>
-        <w:t xml:space="preserve"> </w:t>
-      </w:r>
-      <w:r>
-        <w:t xml:space="preserve">clears one injury box. Rest means light duty at most: no combat, no away missions, nothing strenuous. A day spent working hard or fighting clears nothing.</w:t>
-      </w:r>
-    </w:p>
-    <w:p>
-      <w:pPr>
-        <w:numPr>
-          <w:ilvl w:val="0"/>
-          <w:numId w:val="1009"/>
-        </w:numPr>
-        <w:pStyle w:val="Compact"/>
-      </w:pPr>
-      <w:r>
-        <w:rPr>
-          <w:bCs/>
-          <w:b/>
-        </w:rPr>
-        <w:t xml:space="preserve">At three boxes, rest alone clears nothing.</w:t>
-      </w:r>
-      <w:r>
-        <w:t xml:space="preserve"> </w:t>
-      </w:r>
-      <w:r>
-        <w:t xml:space="preserve">An Incapacitated patient needs treatment (field care or sickbay) to clear the first box; after that, rest takes over.</w:t>
-      </w:r>
-    </w:p>
-    <w:p>
-      <w:pPr>
-        <w:numPr>
-          <w:ilvl w:val="0"/>
-          <w:numId w:val="1009"/>
-        </w:numPr>
-        <w:pStyle w:val="Compact"/>
-      </w:pPr>
-      <w:r>
-        <w:rPr>
-          <w:bCs/>
-          <w:b/>
-        </w:rPr>
-        <w:t xml:space="preserve">Rest and medicine combine.</w:t>
-      </w:r>
-      <w:r>
-        <w:t xml:space="preserve"> </w:t>
-      </w:r>
-      <w:r>
-        <w:t xml:space="preserve">Treatment clears boxes immediately; rest clears what remains, one box a day.</w:t>
-      </w:r>
-    </w:p>
-    <w:p>
-      <w:pPr>
-        <w:numPr>
-          <w:ilvl w:val="0"/>
-          <w:numId w:val="1009"/>
-        </w:numPr>
-        <w:pStyle w:val="Compact"/>
-      </w:pPr>
-      <w:r>
-        <w:rPr>
-          <w:bCs/>
-          <w:b/>
-        </w:rPr>
-        <w:t xml:space="preserve">Serious trauma takes longer.</w:t>
-      </w:r>
-      <w:r>
-        <w:t xml:space="preserve"> </w:t>
-      </w:r>
-      <w:r>
-        <w:t xml:space="preserve">For major organ damage, severe burns, or complex internal trauma, the GM can require a set recovery period before rest clears anything, and the ship’s physician decides when the patient is fit for duty.</w:t>
-      </w:r>
-    </w:p>
-    <w:p>
-      <w:pPr>
-        <w:pStyle w:val="FirstParagraph"/>
-      </w:pPr>
-      <w:r>
-        <w:rPr>
-          <w:iCs/>
-          <w:i/>
-        </w:rPr>
-        <w:t xml:space="preserve">Example:</w:t>
-      </w:r>
-      <w:r>
-        <w:t xml:space="preserve"> </w:t>
-      </w:r>
-      <w:r>
-        <w:t xml:space="preserve">Ensign Reyes ends a mission Seriously wounded (two boxes). Sickbay is busy with worse cases, so Reyes rests in quarters: one box clears the first day and the second the next, and Reyes is back on duty on the third day.</w:t>
-      </w:r>
-    </w:p>
-    <w:bookmarkEnd w:id="60"/>
-    <w:bookmarkStart w:id="61" w:name="alien-medicine-and-limits"/>
-    <w:p>
-      <w:pPr>
-        <w:pStyle w:val="Heading2"/>
-      </w:pPr>
-      <w:r>
-        <w:t xml:space="preserve">Alien medicine and limits</w:t>
-      </w:r>
-    </w:p>
-    <w:p>
-      <w:pPr>
-        <w:pStyle w:val="FirstParagraph"/>
-      </w:pPr>
-      <w:r>
-        <w:t xml:space="preserve">Unknown illness or physiology requires discovering the cause and a suitable treatment before boxes can be restored. Medicine can receive assistance from Life Sciences, Sensors, or Computers. Existing assistance limits apply. Missing essential equipment or incompatible supplies can prevent a procedure. Disintegration and other unsurvivable injuries cannot be reversed by an ordinary Medicine roll.</w:t>
-      </w:r>
-    </w:p>
-    <w:p>
-      <w:pPr>
-        <w:pStyle w:val="BodyText"/>
-      </w:pPr>
-      <w:r>
-        <w:t xml:space="preserve">Crew of other species may need care suited to their biology. An Alien Physiology Specialist, or a physician with access to the right species data, keeps that care from becoming guesswork.</w:t>
-      </w:r>
-    </w:p>
-    <w:bookmarkEnd w:id="61"/>
-    <w:bookmarkStart w:id="63" w:name="examples-from-the-original-series"/>
-    <w:p>
-      <w:pPr>
-        <w:pStyle w:val="Heading2"/>
-      </w:pPr>
-      <w:r>
-        <w:t xml:space="preserve">Examples from the original series</w:t>
-      </w:r>
-    </w:p>
-    <w:p>
-      <w:pPr>
-        <w:pStyle w:val="FirstParagraph"/>
-      </w:pPr>
-      <w:r>
-        <w:rPr>
-          <w:iCs/>
-          <w:i/>
-        </w:rPr>
-        <w:t xml:space="preserve">Journey to Babel:</w:t>
-      </w:r>
-      <w:r>
-        <w:t xml:space="preserve"> </w:t>
-      </w:r>
-      <w:r>
-        <w:t xml:space="preserve">McCoy performs complex surgery on Sarek during a ship crisis; compatible blood and postoperative care remain important.</w:t>
-      </w:r>
-      <w:r>
-        <w:t xml:space="preserve"> </w:t>
-      </w:r>
-      <w:r>
-        <w:rPr>
-          <w:iCs/>
-          <w:i/>
-        </w:rPr>
-        <w:t xml:space="preserve">The Devil in the Dark:</w:t>
-      </w:r>
-      <w:r>
-        <w:t xml:space="preserve"> </w:t>
-      </w:r>
-      <w:r>
-        <w:t xml:space="preserve">McCoy improvises a treatment suited to the Horta’s unusual biology.</w:t>
-      </w:r>
-      <w:r>
-        <w:t xml:space="preserve"> </w:t>
-      </w:r>
-      <w:r>
-        <w:rPr>
-          <w:iCs/>
-          <w:i/>
-        </w:rPr>
-        <w:t xml:space="preserve">Miri:</w:t>
-      </w:r>
-      <w:r>
-        <w:t xml:space="preserve"> </w:t>
-      </w:r>
-      <w:r>
-        <w:t xml:space="preserve">diagnosing an unfamiliar disease and establishing a safe treatment require investigation. These stories support powerful medicine whose limits come from the medical problem and available resources.</w:t>
-      </w:r>
-    </w:p>
-    <w:p>
-      <w:pPr>
-        <w:pStyle w:val="BodyText"/>
-      </w:pPr>
-      <w:r>
-        <w:t xml:space="preserve">Canon reference: StarTrek.com,</w:t>
-      </w:r>
-      <w:r>
-        <w:t xml:space="preserve"> </w:t>
-      </w:r>
-      <w:r>
-        <w:t xml:space="preserve">“</w:t>
-      </w:r>
-      <w:r>
-        <w:t xml:space="preserve">8 Times Leonard</w:t>
-      </w:r>
-      <w:r>
-        <w:t xml:space="preserve"> </w:t>
-      </w:r>
-      <w:r>
-        <w:t xml:space="preserve">‘</w:t>
-      </w:r>
-      <w:r>
-        <w:t xml:space="preserve">Bones</w:t>
-      </w:r>
-      <w:r>
-        <w:t xml:space="preserve">’</w:t>
-      </w:r>
-      <w:r>
-        <w:t xml:space="preserve"> </w:t>
-      </w:r>
-      <w:r>
-        <w:t xml:space="preserve">McCoy’s Medical Knowledge Saved the Day.</w:t>
-      </w:r>
-      <w:r>
-        <w:t xml:space="preserve">”</w:t>
-      </w:r>
-      <w:r>
-        <w:t xml:space="preserve"> </w:t>
-      </w:r>
-      <w:hyperlink r:id="rId62">
-        <w:r>
-          <w:rPr>
-            <w:rStyle w:val="Hyperlink"/>
-          </w:rPr>
-          <w:t xml:space="preserve">https://www.startrek.com/news/mccoys-medical-knowledge-saved-the-day</w:t>
-        </w:r>
-      </w:hyperlink>
-    </w:p>
-    <w:bookmarkEnd w:id="63"/>
-    <w:bookmarkEnd w:id="64"/>
-    <w:bookmarkStart w:id="69" w:name="duty-points-and-bridge-duty"/>
-    <w:p>
-      <w:pPr>
-        <w:pStyle w:val="Heading1"/>
-      </w:pPr>
-      <w:r>
-        <w:t xml:space="preserve">Duty points and bridge duty</w:t>
-      </w:r>
-    </w:p>
-    <w:bookmarkStart w:id="65" w:name="using-duty-points"/>
-    <w:p>
-      <w:pPr>
-        <w:pStyle w:val="Heading2"/>
-      </w:pPr>
-      <w:r>
-        <w:t xml:space="preserve">Using Duty points</w:t>
-      </w:r>
-    </w:p>
-    <w:p>
-      <w:pPr>
-        <w:pStyle w:val="FirstParagraph"/>
-      </w:pPr>
-      <w:r>
-        <w:t xml:space="preserve">Begin each session with two Duty points; unused points do not carry into the next session. Spend no more than one point on a single roll or injury event. Duty points belong to your character and cannot be transferred.</w:t>
-      </w:r>
-    </w:p>
+        <w:t xml:space="preserve">Hand phasers run on power cells, and every shot draws on them. This is a campaign rule; the GM tracks opponents’ weapons loosely.</w:t>
+      </w:r>
+    </w:p>
+    <w:tbl>
+      <w:tblPr>
+        <w:tblStyle w:val="Table"/>
+        <w:tblW w:type="auto" w:w="0"/>
+        <w:tblLook w:firstRow="1" w:lastRow="0" w:firstColumn="0" w:lastColumn="0" w:noHBand="0" w:noVBand="0" w:val="0020"/>
+        <w:jc w:val="start"/>
+        <w:tblBorders>
+          <w:top w:val="single" w:sz="4" w:color="B8C2D3"/>
+          <w:left w:val="single" w:sz="4" w:color="B8C2D3"/>
+          <w:bottom w:val="single" w:sz="4" w:color="B8C2D3"/>
+          <w:right w:val="single" w:sz="4" w:color="B8C2D3"/>
+          <w:insideH w:val="single" w:sz="4" w:color="B8C2D3"/>
+          <w:insideV w:val="single" w:sz="4" w:color="B8C2D3"/>
+        </w:tblBorders>
+      </w:tblPr>
+      <w:tblGrid>
+        <w:gridCol w:w="3960"/>
+        <w:gridCol w:w="3960"/>
+      </w:tblGrid>
+      <w:tr>
+        <w:trPr>
+          <w:tblHeader w:val="true"/>
+        </w:trPr>
+        <w:tc>
+          <w:tcPr>
+            <w:shd w:val="clear" w:fill="E9EEF6"/>
+          </w:tcPr>
+          <w:p>
+            <w:pPr>
+              <w:pStyle w:val="Compact"/>
+              <w:jc w:val="left"/>
+            </w:pPr>
+            <w:r>
+              <w:rPr>
+                <w:b/>
+                <w:sz w:val="19"/>
+              </w:rPr>
+              <w:t xml:space="preserve">Phaser</w:t>
+            </w:r>
+          </w:p>
+        </w:tc>
+        <w:tc>
+          <w:tcPr>
+            <w:shd w:val="clear" w:fill="E9EEF6"/>
+          </w:tcPr>
+          <w:p>
+            <w:pPr>
+              <w:pStyle w:val="Compact"/>
+              <w:jc w:val="left"/>
+            </w:pPr>
+            <w:r>
+              <w:rPr>
+                <w:b/>
+                <w:sz w:val="19"/>
+              </w:rPr>
+              <w:t xml:space="preserve">Power</w:t>
+            </w:r>
+          </w:p>
+        </w:tc>
+      </w:tr>
+      <w:tr>
+        <w:tc>
+          <w:tcPr/>
+          <w:p>
+            <w:pPr>
+              <w:pStyle w:val="Compact"/>
+              <w:jc w:val="left"/>
+            </w:pPr>
+            <w:r>
+              <w:rPr>
+                <w:b/>
+                <w:sz w:val="19"/>
+              </w:rPr>
+              <w:t xml:space="preserve">Type 1 hand phaser</w:t>
+            </w:r>
+          </w:p>
+        </w:tc>
+        <w:tc>
+          <w:tcPr/>
+          <w:p>
+            <w:pPr>
+              <w:pStyle w:val="Compact"/>
+              <w:jc w:val="left"/>
+            </w:pPr>
+            <w:r>
+              <w:rPr>
+                <w:sz w:val="19"/>
+              </w:rPr>
+              <w:t xml:space="preserve">8</w:t>
+            </w:r>
+          </w:p>
+        </w:tc>
+      </w:tr>
+      <w:tr>
+        <w:tc>
+          <w:tcPr/>
+          <w:p>
+            <w:pPr>
+              <w:pStyle w:val="Compact"/>
+              <w:jc w:val="left"/>
+            </w:pPr>
+            <w:r>
+              <w:rPr>
+                <w:b/>
+                <w:sz w:val="19"/>
+              </w:rPr>
+              <w:t xml:space="preserve">Type 2 phaser pistol</w:t>
+            </w:r>
+          </w:p>
+        </w:tc>
+        <w:tc>
+          <w:tcPr/>
+          <w:p>
+            <w:pPr>
+              <w:pStyle w:val="Compact"/>
+              <w:jc w:val="left"/>
+            </w:pPr>
+            <w:r>
+              <w:rPr>
+                <w:sz w:val="19"/>
+              </w:rPr>
+              <w:t xml:space="preserve">16</w:t>
+            </w:r>
+          </w:p>
+        </w:tc>
+      </w:tr>
+      <w:tr>
+        <w:tc>
+          <w:tcPr/>
+          <w:p>
+            <w:pPr>
+              <w:pStyle w:val="Compact"/>
+              <w:jc w:val="left"/>
+            </w:pPr>
+            <w:r>
+              <w:rPr>
+                <w:b/>
+                <w:sz w:val="19"/>
+              </w:rPr>
+              <w:t xml:space="preserve">Phaser rifle</w:t>
+            </w:r>
+          </w:p>
+        </w:tc>
+        <w:tc>
+          <w:tcPr/>
+          <w:p>
+            <w:pPr>
+              <w:pStyle w:val="Compact"/>
+              <w:jc w:val="left"/>
+            </w:pPr>
+            <w:r>
+              <w:rPr>
+                <w:sz w:val="19"/>
+              </w:rPr>
+              <w:t xml:space="preserve">30</w:t>
+            </w:r>
+          </w:p>
+        </w:tc>
+      </w:tr>
+    </w:tbl>
+    <w:p/>
     <w:tbl>
       <w:tblPr>
         <w:tblStyle w:val="Table"/>
@@ -6276,7 +6086,7 @@
                 <w:b/>
                 <w:sz w:val="19"/>
               </w:rPr>
-              <w:t xml:space="preserve">Spend one point to</w:t>
+              <w:t xml:space="preserve">Setting</w:t>
             </w:r>
           </w:p>
         </w:tc>
@@ -6294,106 +6104,172 @@
                 <w:b/>
                 <w:sz w:val="19"/>
               </w:rPr>
-              <w:t xml:space="preserve">Timing and limits</w:t>
-            </w:r>
-          </w:p>
-        </w:tc>
-      </w:tr>
-      <w:tr>
-        <w:tc>
-          <w:tcPr/>
-          <w:p>
-            <w:pPr>
-              <w:pStyle w:val="Compact"/>
-              <w:jc w:val="left"/>
-            </w:pPr>
-            <w:r>
-              <w:rPr>
-                <w:b/>
-                <w:sz w:val="19"/>
-              </w:rPr>
-              <w:t xml:space="preserve">Reroll your own roll</w:t>
-            </w:r>
-          </w:p>
-        </w:tc>
-        <w:tc>
-          <w:tcPr/>
-          <w:p>
-            <w:pPr>
-              <w:pStyle w:val="Compact"/>
-              <w:jc w:val="left"/>
-            </w:pPr>
-            <w:r>
-              <w:rPr>
-                <w:sz w:val="19"/>
-              </w:rPr>
-              <w:t xml:space="preserve">Declare after seeing the result but before its consequences are resolved. Keep the second result, even if worse.</w:t>
-            </w:r>
-          </w:p>
-        </w:tc>
-      </w:tr>
-      <w:tr>
-        <w:tc>
-          <w:tcPr/>
-          <w:p>
-            <w:pPr>
-              <w:pStyle w:val="Compact"/>
-              <w:jc w:val="left"/>
-            </w:pPr>
-            <w:r>
-              <w:rPr>
-                <w:b/>
-                <w:sz w:val="19"/>
-              </w:rPr>
-              <w:t xml:space="preserve">Reduce an injury by one box</w:t>
-            </w:r>
-          </w:p>
-        </w:tc>
-        <w:tc>
-          <w:tcPr/>
-          <w:p>
-            <w:pPr>
-              <w:pStyle w:val="Compact"/>
-              <w:jc w:val="left"/>
-            </w:pPr>
-            <w:r>
-              <w:rPr>
-                <w:sz w:val="19"/>
-              </w:rPr>
-              <w:t xml:space="preserve">Declare when a hit would mark boxes, before applying them. Does not prevent disintegration or another hazard that bypasses the injury track.</w:t>
-            </w:r>
-          </w:p>
-        </w:tc>
-      </w:tr>
-      <w:tr>
-        <w:tc>
-          <w:tcPr/>
-          <w:p>
-            <w:pPr>
-              <w:pStyle w:val="Compact"/>
-              <w:jc w:val="left"/>
-            </w:pPr>
-            <w:r>
-              <w:rPr>
-                <w:b/>
-                <w:sz w:val="19"/>
-              </w:rPr>
-              <w:t xml:space="preserve">Establish a small preparation</w:t>
-            </w:r>
-          </w:p>
-        </w:tc>
-        <w:tc>
-          <w:tcPr/>
-          <w:p>
-            <w:pPr>
-              <w:pStyle w:val="Compact"/>
-              <w:jc w:val="left"/>
-            </w:pPr>
-            <w:r>
-              <w:rPr>
-                <w:sz w:val="19"/>
-              </w:rPr>
-              <w:t xml:space="preserve">Propose a plausible detail, such as having brought a field kit. GM approval is required; it cannot contradict established facts or solve the mission outright.</w:t>
+              <w:t xml:space="preserve">Power per use</w:t>
+            </w:r>
+          </w:p>
+        </w:tc>
+      </w:tr>
+      <w:tr>
+        <w:tc>
+          <w:tcPr/>
+          <w:p>
+            <w:pPr>
+              <w:pStyle w:val="Compact"/>
+              <w:jc w:val="left"/>
+            </w:pPr>
+            <w:r>
+              <w:rPr>
+                <w:b/>
+                <w:sz w:val="19"/>
+              </w:rPr>
+              <w:t xml:space="preserve">Stun</w:t>
+            </w:r>
+          </w:p>
+        </w:tc>
+        <w:tc>
+          <w:tcPr/>
+          <w:p>
+            <w:pPr>
+              <w:pStyle w:val="Compact"/>
+              <w:jc w:val="left"/>
+            </w:pPr>
+            <w:r>
+              <w:rPr>
+                <w:sz w:val="19"/>
+              </w:rPr>
+              <w:t xml:space="preserve">1</w:t>
+            </w:r>
+          </w:p>
+        </w:tc>
+      </w:tr>
+      <w:tr>
+        <w:tc>
+          <w:tcPr/>
+          <w:p>
+            <w:pPr>
+              <w:pStyle w:val="Compact"/>
+              <w:jc w:val="left"/>
+            </w:pPr>
+            <w:r>
+              <w:rPr>
+                <w:b/>
+                <w:sz w:val="19"/>
+              </w:rPr>
+              <w:t xml:space="preserve">Heat or cut</w:t>
+            </w:r>
+          </w:p>
+        </w:tc>
+        <w:tc>
+          <w:tcPr/>
+          <w:p>
+            <w:pPr>
+              <w:pStyle w:val="Compact"/>
+              <w:jc w:val="left"/>
+            </w:pPr>
+            <w:r>
+              <w:rPr>
+                <w:sz w:val="19"/>
+              </w:rPr>
+              <w:t xml:space="preserve">1 per use as a tool</w:t>
+            </w:r>
+          </w:p>
+        </w:tc>
+      </w:tr>
+      <w:tr>
+        <w:tc>
+          <w:tcPr/>
+          <w:p>
+            <w:pPr>
+              <w:pStyle w:val="Compact"/>
+              <w:jc w:val="left"/>
+            </w:pPr>
+            <w:r>
+              <w:rPr>
+                <w:b/>
+                <w:sz w:val="19"/>
+              </w:rPr>
+              <w:t xml:space="preserve">Kill</w:t>
+            </w:r>
+          </w:p>
+        </w:tc>
+        <w:tc>
+          <w:tcPr/>
+          <w:p>
+            <w:pPr>
+              <w:pStyle w:val="Compact"/>
+              <w:jc w:val="left"/>
+            </w:pPr>
+            <w:r>
+              <w:rPr>
+                <w:sz w:val="19"/>
+              </w:rPr>
+              <w:t xml:space="preserve">2</w:t>
+            </w:r>
+          </w:p>
+        </w:tc>
+      </w:tr>
+      <w:tr>
+        <w:tc>
+          <w:tcPr/>
+          <w:p>
+            <w:pPr>
+              <w:pStyle w:val="Compact"/>
+              <w:jc w:val="left"/>
+            </w:pPr>
+            <w:r>
+              <w:rPr>
+                <w:b/>
+                <w:sz w:val="19"/>
+              </w:rPr>
+              <w:t xml:space="preserve">Wide-beam stun (everyone in a small area; each target makes the stun roll)</w:t>
+            </w:r>
+          </w:p>
+        </w:tc>
+        <w:tc>
+          <w:tcPr/>
+          <w:p>
+            <w:pPr>
+              <w:pStyle w:val="Compact"/>
+              <w:jc w:val="left"/>
+            </w:pPr>
+            <w:r>
+              <w:rPr>
+                <w:sz w:val="19"/>
+              </w:rPr>
+              <w:t xml:space="preserve">3</w:t>
+            </w:r>
+          </w:p>
+        </w:tc>
+      </w:tr>
+      <w:tr>
+        <w:tc>
+          <w:tcPr/>
+          <w:p>
+            <w:pPr>
+              <w:pStyle w:val="Compact"/>
+              <w:jc w:val="left"/>
+            </w:pPr>
+            <w:r>
+              <w:rPr>
+                <w:b/>
+                <w:sz w:val="19"/>
+              </w:rPr>
+              <w:t xml:space="preserve">Disintegrate (when the GM allows it)</w:t>
+            </w:r>
+          </w:p>
+        </w:tc>
+        <w:tc>
+          <w:tcPr/>
+          <w:p>
+            <w:pPr>
+              <w:pStyle w:val="Compact"/>
+              <w:jc w:val="left"/>
+            </w:pPr>
+            <w:r>
+              <w:rPr>
+                <w:sz w:val="19"/>
+              </w:rPr>
+              <w:t xml:space="preserve">4</w:t>
             </w:r>
           </w:p>
         </w:tc>
@@ -6401,38 +6277,442 @@
     </w:tbl>
     <w:p>
       <w:pPr>
-        <w:pStyle w:val="BodyText"/>
-      </w:pPr>
-      <w:r>
-        <w:t xml:space="preserve">Gain one point when one of your complications creates a meaningful problem you accept. This includes a companion complication from a species advantage. The GM offers or approves the award. You can decline the proposed complication without a penalty. Repeating a harmless habit does not earn points.</w:t>
-      </w:r>
-    </w:p>
-    <w:p>
-      <w:pPr>
-        <w:pStyle w:val="BodyText"/>
-      </w:pPr>
+        <w:numPr>
+          <w:ilvl w:val="0"/>
+          <w:numId w:val="1009"/>
+        </w:numPr>
+        <w:pStyle w:val="Compact"/>
+      </w:pPr>
+      <w:r>
+        <w:rPr>
+          <w:bCs/>
+          <w:b/>
+        </w:rPr>
+        <w:t xml:space="preserve">Firing spends power whether the shot hits or misses.</w:t>
+      </w:r>
+      <w:r>
+        <w:t xml:space="preserve"> </w:t>
+      </w:r>
+      <w:r>
+        <w:t xml:space="preserve">A Duty point reroll repeats the same shot and costs nothing extra.</w:t>
+      </w:r>
+    </w:p>
+    <w:p>
+      <w:pPr>
+        <w:numPr>
+          <w:ilvl w:val="0"/>
+          <w:numId w:val="1009"/>
+        </w:numPr>
+        <w:pStyle w:val="Compact"/>
+      </w:pPr>
+      <w:r>
+        <w:rPr>
+          <w:bCs/>
+          <w:b/>
+        </w:rPr>
+        <w:t xml:space="preserve">A drained phaser won’t fire.</w:t>
+      </w:r>
+      <w:r>
+        <w:t xml:space="preserve"> </w:t>
+      </w:r>
+      <w:r>
+        <w:t xml:space="preserve">Swap in a spare power cell (one action) to refill it, or recharge it fully in the ship’s armory between missions. Having packed a spare cell is a good use of a Duty point’s</w:t>
+      </w:r>
+      <w:r>
+        <w:t xml:space="preserve"> </w:t>
+      </w:r>
       <w:r>
         <w:rPr>
           <w:iCs/>
           <w:i/>
         </w:rPr>
+        <w:t xml:space="preserve">small preparation</w:t>
+      </w:r>
+      <w:r>
+        <w:t xml:space="preserve">.</w:t>
+      </w:r>
+    </w:p>
+    <w:p>
+      <w:pPr>
+        <w:numPr>
+          <w:ilvl w:val="0"/>
+          <w:numId w:val="1009"/>
+        </w:numPr>
+        <w:pStyle w:val="Compact"/>
+      </w:pPr>
+      <w:r>
+        <w:rPr>
+          <w:bCs/>
+          <w:b/>
+        </w:rPr>
+        <w:t xml:space="preserve">Overload.</w:t>
+      </w:r>
+      <w:r>
+        <w:t xml:space="preserve"> </w:t>
+      </w:r>
+      <w:r>
+        <w:t xml:space="preserve">A phaser with at least 4 power left can be set to overload: it whines for a round and explodes at the end of the next round, as an explosion (1 box to everyone nearby, 2 at the centre). The phaser is destroyed.</w:t>
+      </w:r>
+    </w:p>
+    <w:bookmarkEnd w:id="56"/>
+    <w:bookmarkEnd w:id="57"/>
+    <w:bookmarkStart w:id="65" w:name="medical-care"/>
+    <w:p>
+      <w:pPr>
+        <w:pStyle w:val="Heading1"/>
+      </w:pPr>
+      <w:r>
+        <w:t xml:space="preserve">Medical care</w:t>
+      </w:r>
+    </w:p>
+    <w:p>
+      <w:pPr>
+        <w:pStyle w:val="FirstParagraph"/>
+      </w:pPr>
+      <w:r>
+        <w:t xml:space="preserve">Starfleet physicians in 2268 have advanced diagnostic scanners, potent pharmaceuticals, portable emergency equipment, and sophisticated sickbay facilities. Familiar injuries often respond quickly to treatment. Severe trauma, incompatible biology, missing supplies, and unidentified conditions still challenge an experienced doctor. The treatment values below are campaign rules inspired by the series, rather than numerical rules stated in canon.</w:t>
+      </w:r>
+    </w:p>
+    <w:bookmarkStart w:id="58" w:name="diagnosis-and-stabilization"/>
+    <w:p>
+      <w:pPr>
+        <w:pStyle w:val="Heading2"/>
+      </w:pPr>
+      <w:r>
+        <w:t xml:space="preserve">Diagnosis and stabilization</w:t>
+      </w:r>
+    </w:p>
+    <w:p>
+      <w:pPr>
+        <w:pStyle w:val="FirstParagraph"/>
+      </w:pPr>
+      <w:r>
+        <w:t xml:space="preserve">A medical scanner identifies ordinary injuries automatically. Roll Medicine when the diagnosis is uncertain, physiology is unfamiliar, or an urgent treatment decision has meaningful consequences. Routine established treatments also succeed automatically when qualified staff have sufficient time and facilities.</w:t>
+      </w:r>
+    </w:p>
+    <w:p>
+      <w:pPr>
+        <w:pStyle w:val="BodyText"/>
+      </w:pPr>
+      <w:r>
+        <w:t xml:space="preserve">Emergency stabilization takes one action and a successful Medicine roll with a medical kit. It prevents deterioration from the treated injury while the patient is protected from further harm, and it ends Dying. Stabilization alone removes no injury boxes. A patient at three boxes remains incapacitated until treatment clears a box.</w:t>
+      </w:r>
+    </w:p>
+    <w:bookmarkEnd w:id="58"/>
+    <w:bookmarkStart w:id="59" w:name="field-treatment"/>
+    <w:p>
+      <w:pPr>
+        <w:pStyle w:val="Heading2"/>
+      </w:pPr>
+      <w:r>
+        <w:t xml:space="preserve">Field treatment</w:t>
+      </w:r>
+    </w:p>
+    <w:p>
+      <w:pPr>
+        <w:pStyle w:val="FirstParagraph"/>
+      </w:pPr>
+      <w:r>
+        <w:t xml:space="preserve">With a medical kit and several uninterrupted minutes, successful Medicine removes one injury box. Success by 5 or more removes two. Each injury receives one field-treatment attempt, even if that attempt fails; further attempts require changed circumstances such as better equipment, new diagnostic information, or access to sickbay. New injuries can receive their own treatment, but cannot justify treating an old injury repeatedly.</w:t>
+      </w:r>
+    </w:p>
+    <w:bookmarkEnd w:id="59"/>
+    <w:bookmarkStart w:id="60" w:name="sickbay-treatment"/>
+    <w:p>
+      <w:pPr>
+        <w:pStyle w:val="Heading2"/>
+      </w:pPr>
+      <w:r>
+        <w:t xml:space="preserve">Sickbay treatment</w:t>
+      </w:r>
+    </w:p>
+    <w:p>
+      <w:pPr>
+        <w:pStyle w:val="FirstParagraph"/>
+      </w:pPr>
+      <w:r>
+        <w:t xml:space="preserve">A functioning, equipped sickbay grants +2 to Medicine for diagnosis and treatment. A successful treatment removes two injury boxes; success by 5 or more removes three. Allow the time the procedure requires rather than completing surgery in one combat action. Sickbay care can follow field treatment. Do not repeat an unsuccessful procedure without a meaningful change in the situation.</w:t>
+      </w:r>
+    </w:p>
+    <w:p>
+      <w:pPr>
+        <w:pStyle w:val="BodyText"/>
+      </w:pPr>
+      <w:r>
+        <w:t xml:space="preserve">Removing injury boxes removes their associated penalties, but major organ damage, severe burns, and complex internal trauma can still require a procedure and recovery period set by the GM. The physician determines whether the patient is fit for duty. Pain suppression does not itself heal an injury. Stun normally wears off at the end of the scene; prolonged unconsciousness requires assessment.</w:t>
+      </w:r>
+    </w:p>
+    <w:bookmarkEnd w:id="60"/>
+    <w:bookmarkStart w:id="61" w:name="natural-recovery"/>
+    <w:p>
+      <w:pPr>
+        <w:pStyle w:val="Heading2"/>
+      </w:pPr>
+      <w:r>
+        <w:t xml:space="preserve">Natural recovery</w:t>
+      </w:r>
+    </w:p>
+    <w:p>
+      <w:pPr>
+        <w:pStyle w:val="FirstParagraph"/>
+      </w:pPr>
+      <w:r>
+        <w:t xml:space="preserve">Injuries also heal with time. Each</w:t>
+      </w:r>
+      <w:r>
+        <w:t xml:space="preserve"> </w:t>
+      </w:r>
+      <w:r>
+        <w:rPr>
+          <w:bCs/>
+          <w:b/>
+        </w:rPr>
+        <w:t xml:space="preserve">full day of rest</w:t>
+      </w:r>
+      <w:r>
+        <w:t xml:space="preserve"> </w:t>
+      </w:r>
+      <w:r>
+        <w:t xml:space="preserve">clears one injury box. Rest means light duty at most: no combat, no away missions, nothing strenuous. A day spent working hard or fighting clears nothing.</w:t>
+      </w:r>
+    </w:p>
+    <w:p>
+      <w:pPr>
+        <w:numPr>
+          <w:ilvl w:val="0"/>
+          <w:numId w:val="1010"/>
+        </w:numPr>
+        <w:pStyle w:val="Compact"/>
+      </w:pPr>
+      <w:r>
+        <w:rPr>
+          <w:bCs/>
+          <w:b/>
+        </w:rPr>
+        <w:t xml:space="preserve">At three boxes, rest alone clears nothing.</w:t>
+      </w:r>
+      <w:r>
+        <w:t xml:space="preserve"> </w:t>
+      </w:r>
+      <w:r>
+        <w:t xml:space="preserve">An Incapacitated patient needs treatment (field care or sickbay) to clear the first box; after that, rest takes over.</w:t>
+      </w:r>
+    </w:p>
+    <w:p>
+      <w:pPr>
+        <w:numPr>
+          <w:ilvl w:val="0"/>
+          <w:numId w:val="1010"/>
+        </w:numPr>
+        <w:pStyle w:val="Compact"/>
+      </w:pPr>
+      <w:r>
+        <w:rPr>
+          <w:bCs/>
+          <w:b/>
+        </w:rPr>
+        <w:t xml:space="preserve">Rest and medicine combine.</w:t>
+      </w:r>
+      <w:r>
+        <w:t xml:space="preserve"> </w:t>
+      </w:r>
+      <w:r>
+        <w:t xml:space="preserve">Treatment clears boxes immediately; rest clears what remains, one box a day.</w:t>
+      </w:r>
+    </w:p>
+    <w:p>
+      <w:pPr>
+        <w:numPr>
+          <w:ilvl w:val="0"/>
+          <w:numId w:val="1010"/>
+        </w:numPr>
+        <w:pStyle w:val="Compact"/>
+      </w:pPr>
+      <w:r>
+        <w:rPr>
+          <w:bCs/>
+          <w:b/>
+        </w:rPr>
+        <w:t xml:space="preserve">Serious trauma takes longer.</w:t>
+      </w:r>
+      <w:r>
+        <w:t xml:space="preserve"> </w:t>
+      </w:r>
+      <w:r>
+        <w:t xml:space="preserve">For major organ damage, severe burns, or complex internal trauma, the GM can require a set recovery period before rest clears anything, and the ship’s physician decides when the patient is fit for duty.</w:t>
+      </w:r>
+    </w:p>
+    <w:p>
+      <w:pPr>
+        <w:pStyle w:val="FirstParagraph"/>
+      </w:pPr>
+      <w:r>
+        <w:rPr>
+          <w:iCs/>
+          <w:i/>
+        </w:rPr>
         <w:t xml:space="preserve">Example:</w:t>
       </w:r>
       <w:r>
         <w:t xml:space="preserve"> </w:t>
       </w:r>
       <w:r>
-        <w:t xml:space="preserve">your curiosity tempts you to remain beside an anomaly while the team withdraws. If you accept the resulting separation and danger, the GM awards one Duty point. The point does not remove that danger.</w:t>
-      </w:r>
-    </w:p>
+        <w:t xml:space="preserve">Ensign Reyes ends a mission Seriously wounded (two boxes). Sickbay is busy with worse cases, so Reyes rests in quarters: one box clears the first day and the second the next, and Reyes is back on duty on the third day.</w:t>
+      </w:r>
+    </w:p>
+    <w:bookmarkEnd w:id="61"/>
+    <w:bookmarkStart w:id="62" w:name="alien-medicine-and-limits"/>
+    <w:p>
+      <w:pPr>
+        <w:pStyle w:val="Heading2"/>
+      </w:pPr>
+      <w:r>
+        <w:t xml:space="preserve">Alien medicine and limits</w:t>
+      </w:r>
+    </w:p>
+    <w:p>
+      <w:pPr>
+        <w:pStyle w:val="FirstParagraph"/>
+      </w:pPr>
+      <w:r>
+        <w:t xml:space="preserve">Unknown illness or physiology requires discovering the cause and a suitable treatment before boxes can be restored. Medicine can receive assistance from Life Sciences, Sensors, or Computers. Existing assistance limits apply. Missing essential equipment or incompatible supplies can prevent a procedure. Disintegration and other unsurvivable injuries cannot be reversed by an ordinary Medicine roll.</w:t>
+      </w:r>
+    </w:p>
+    <w:p>
+      <w:pPr>
+        <w:pStyle w:val="BodyText"/>
+      </w:pPr>
+      <w:r>
+        <w:t xml:space="preserve">Crew of other species may need care suited to their biology. An Alien Physiology Specialist, or a physician with access to the right species data, keeps that care from becoming guesswork.</w:t>
+      </w:r>
+    </w:p>
+    <w:bookmarkEnd w:id="62"/>
+    <w:bookmarkStart w:id="64" w:name="examples-from-the-original-series"/>
+    <w:p>
+      <w:pPr>
+        <w:pStyle w:val="Heading2"/>
+      </w:pPr>
+      <w:r>
+        <w:t xml:space="preserve">Examples from the original series</w:t>
+      </w:r>
+    </w:p>
+    <w:p>
+      <w:pPr>
+        <w:pStyle w:val="FirstParagraph"/>
+      </w:pPr>
+      <w:r>
+        <w:rPr>
+          <w:iCs/>
+          <w:i/>
+        </w:rPr>
+        <w:t xml:space="preserve">Journey to Babel:</w:t>
+      </w:r>
+      <w:r>
+        <w:t xml:space="preserve"> </w:t>
+      </w:r>
+      <w:r>
+        <w:t xml:space="preserve">McCoy performs complex surgery on Sarek during a ship crisis; compatible blood and postoperative care remain important.</w:t>
+      </w:r>
+      <w:r>
+        <w:t xml:space="preserve"> </w:t>
+      </w:r>
+      <w:r>
+        <w:rPr>
+          <w:iCs/>
+          <w:i/>
+        </w:rPr>
+        <w:t xml:space="preserve">The Devil in the Dark:</w:t>
+      </w:r>
+      <w:r>
+        <w:t xml:space="preserve"> </w:t>
+      </w:r>
+      <w:r>
+        <w:t xml:space="preserve">McCoy improvises a treatment suited to the Horta’s unusual biology.</w:t>
+      </w:r>
+      <w:r>
+        <w:t xml:space="preserve"> </w:t>
+      </w:r>
+      <w:r>
+        <w:rPr>
+          <w:iCs/>
+          <w:i/>
+        </w:rPr>
+        <w:t xml:space="preserve">Miri:</w:t>
+      </w:r>
+      <w:r>
+        <w:t xml:space="preserve"> </w:t>
+      </w:r>
+      <w:r>
+        <w:t xml:space="preserve">diagnosing an unfamiliar disease and establishing a safe treatment require investigation. These stories support powerful medicine whose limits come from the medical problem and available resources.</w:t>
+      </w:r>
+    </w:p>
+    <w:p>
+      <w:pPr>
+        <w:pStyle w:val="BodyText"/>
+      </w:pPr>
+      <w:r>
+        <w:t xml:space="preserve">Canon reference: StarTrek.com,</w:t>
+      </w:r>
+      <w:r>
+        <w:t xml:space="preserve"> </w:t>
+      </w:r>
+      <w:r>
+        <w:t xml:space="preserve">“</w:t>
+      </w:r>
+      <w:r>
+        <w:t xml:space="preserve">8 Times Leonard</w:t>
+      </w:r>
+      <w:r>
+        <w:t xml:space="preserve"> </w:t>
+      </w:r>
+      <w:r>
+        <w:t xml:space="preserve">‘</w:t>
+      </w:r>
+      <w:r>
+        <w:t xml:space="preserve">Bones</w:t>
+      </w:r>
+      <w:r>
+        <w:t xml:space="preserve">’</w:t>
+      </w:r>
+      <w:r>
+        <w:t xml:space="preserve"> </w:t>
+      </w:r>
+      <w:r>
+        <w:t xml:space="preserve">McCoy’s Medical Knowledge Saved the Day.</w:t>
+      </w:r>
+      <w:r>
+        <w:t xml:space="preserve">”</w:t>
+      </w:r>
+      <w:r>
+        <w:t xml:space="preserve"> </w:t>
+      </w:r>
+      <w:hyperlink r:id="rId63">
+        <w:r>
+          <w:rPr>
+            <w:rStyle w:val="Hyperlink"/>
+          </w:rPr>
+          <w:t xml:space="preserve">https://www.startrek.com/news/mccoys-medical-knowledge-saved-the-day</w:t>
+        </w:r>
+      </w:hyperlink>
+    </w:p>
+    <w:bookmarkEnd w:id="64"/>
     <w:bookmarkEnd w:id="65"/>
-    <w:bookmarkStart w:id="66" w:name="working-on-the-bridge"/>
+    <w:bookmarkStart w:id="70" w:name="duty-points-and-bridge-duty"/>
+    <w:p>
+      <w:pPr>
+        <w:pStyle w:val="Heading1"/>
+      </w:pPr>
+      <w:r>
+        <w:t xml:space="preserve">Duty points and bridge duty</w:t>
+      </w:r>
+    </w:p>
+    <w:bookmarkStart w:id="66" w:name="using-duty-points"/>
     <w:p>
       <w:pPr>
         <w:pStyle w:val="Heading2"/>
       </w:pPr>
       <w:r>
-        <w:t xml:space="preserve">Working on the bridge</w:t>
+        <w:t xml:space="preserve">Using Duty points</w:t>
       </w:r>
     </w:p>
     <w:p>
@@ -6440,7 +6720,7 @@
         <w:pStyle w:val="FirstParagraph"/>
       </w:pPr>
       <w:r>
-        <w:t xml:space="preserve">Describe the effect you want before selecting a skill. Each exchange gives occupied stations a chance to contribute. Roll for consequential decisions and uncertain work; routine station operation needs no roll.</w:t>
+        <w:t xml:space="preserve">Begin each session with two Duty points; unused points do not carry into the next session. Spend no more than one point on a single roll or injury event. Duty points belong to your character and cannot be transferred.</w:t>
       </w:r>
     </w:p>
     <w:tbl>
@@ -6480,7 +6760,7 @@
                 <w:b/>
                 <w:sz w:val="19"/>
               </w:rPr>
-              <w:t xml:space="preserve">Station</w:t>
+              <w:t xml:space="preserve">Spend one point to</w:t>
             </w:r>
           </w:p>
         </w:tc>
@@ -6498,6 +6778,210 @@
                 <w:b/>
                 <w:sz w:val="19"/>
               </w:rPr>
+              <w:t xml:space="preserve">Timing and limits</w:t>
+            </w:r>
+          </w:p>
+        </w:tc>
+      </w:tr>
+      <w:tr>
+        <w:tc>
+          <w:tcPr/>
+          <w:p>
+            <w:pPr>
+              <w:pStyle w:val="Compact"/>
+              <w:jc w:val="left"/>
+            </w:pPr>
+            <w:r>
+              <w:rPr>
+                <w:b/>
+                <w:sz w:val="19"/>
+              </w:rPr>
+              <w:t xml:space="preserve">Reroll your own roll</w:t>
+            </w:r>
+          </w:p>
+        </w:tc>
+        <w:tc>
+          <w:tcPr/>
+          <w:p>
+            <w:pPr>
+              <w:pStyle w:val="Compact"/>
+              <w:jc w:val="left"/>
+            </w:pPr>
+            <w:r>
+              <w:rPr>
+                <w:sz w:val="19"/>
+              </w:rPr>
+              <w:t xml:space="preserve">Declare after seeing the result but before its consequences are resolved. Keep the second result, even if worse.</w:t>
+            </w:r>
+          </w:p>
+        </w:tc>
+      </w:tr>
+      <w:tr>
+        <w:tc>
+          <w:tcPr/>
+          <w:p>
+            <w:pPr>
+              <w:pStyle w:val="Compact"/>
+              <w:jc w:val="left"/>
+            </w:pPr>
+            <w:r>
+              <w:rPr>
+                <w:b/>
+                <w:sz w:val="19"/>
+              </w:rPr>
+              <w:t xml:space="preserve">Reduce an injury by one box</w:t>
+            </w:r>
+          </w:p>
+        </w:tc>
+        <w:tc>
+          <w:tcPr/>
+          <w:p>
+            <w:pPr>
+              <w:pStyle w:val="Compact"/>
+              <w:jc w:val="left"/>
+            </w:pPr>
+            <w:r>
+              <w:rPr>
+                <w:sz w:val="19"/>
+              </w:rPr>
+              <w:t xml:space="preserve">Declare when a hit would mark boxes, before applying them. Does not prevent disintegration or another hazard that bypasses the injury track.</w:t>
+            </w:r>
+          </w:p>
+        </w:tc>
+      </w:tr>
+      <w:tr>
+        <w:tc>
+          <w:tcPr/>
+          <w:p>
+            <w:pPr>
+              <w:pStyle w:val="Compact"/>
+              <w:jc w:val="left"/>
+            </w:pPr>
+            <w:r>
+              <w:rPr>
+                <w:b/>
+                <w:sz w:val="19"/>
+              </w:rPr>
+              <w:t xml:space="preserve">Establish a small preparation</w:t>
+            </w:r>
+          </w:p>
+        </w:tc>
+        <w:tc>
+          <w:tcPr/>
+          <w:p>
+            <w:pPr>
+              <w:pStyle w:val="Compact"/>
+              <w:jc w:val="left"/>
+            </w:pPr>
+            <w:r>
+              <w:rPr>
+                <w:sz w:val="19"/>
+              </w:rPr>
+              <w:t xml:space="preserve">Propose a plausible detail, such as having brought a field kit. GM approval is required; it cannot contradict established facts or solve the mission outright.</w:t>
+            </w:r>
+          </w:p>
+        </w:tc>
+      </w:tr>
+    </w:tbl>
+    <w:p>
+      <w:pPr>
+        <w:pStyle w:val="BodyText"/>
+      </w:pPr>
+      <w:r>
+        <w:t xml:space="preserve">Gain one point when one of your complications creates a meaningful problem you accept. This includes a companion complication from a species advantage. The GM offers or approves the award. You can decline the proposed complication without a penalty. Repeating a harmless habit does not earn points.</w:t>
+      </w:r>
+    </w:p>
+    <w:p>
+      <w:pPr>
+        <w:pStyle w:val="BodyText"/>
+      </w:pPr>
+      <w:r>
+        <w:rPr>
+          <w:iCs/>
+          <w:i/>
+        </w:rPr>
+        <w:t xml:space="preserve">Example:</w:t>
+      </w:r>
+      <w:r>
+        <w:t xml:space="preserve"> </w:t>
+      </w:r>
+      <w:r>
+        <w:t xml:space="preserve">your curiosity tempts you to remain beside an anomaly while the team withdraws. If you accept the resulting separation and danger, the GM awards one Duty point. The point does not remove that danger.</w:t>
+      </w:r>
+    </w:p>
+    <w:bookmarkEnd w:id="66"/>
+    <w:bookmarkStart w:id="67" w:name="working-on-the-bridge"/>
+    <w:p>
+      <w:pPr>
+        <w:pStyle w:val="Heading2"/>
+      </w:pPr>
+      <w:r>
+        <w:t xml:space="preserve">Working on the bridge</w:t>
+      </w:r>
+    </w:p>
+    <w:p>
+      <w:pPr>
+        <w:pStyle w:val="FirstParagraph"/>
+      </w:pPr>
+      <w:r>
+        <w:t xml:space="preserve">Describe the effect you want before selecting a skill. Each exchange gives occupied stations a chance to contribute. Roll for consequential decisions and uncertain work; routine station operation needs no roll.</w:t>
+      </w:r>
+    </w:p>
+    <w:tbl>
+      <w:tblPr>
+        <w:tblStyle w:val="Table"/>
+        <w:tblW w:type="pct" w:w="5000"/>
+        <w:tblLook w:firstRow="1" w:lastRow="0" w:firstColumn="0" w:lastColumn="0" w:noHBand="0" w:noVBand="0" w:val="0020"/>
+        <w:jc w:val="start"/>
+        <w:tblBorders>
+          <w:top w:val="single" w:sz="4" w:color="B8C2D3"/>
+          <w:left w:val="single" w:sz="4" w:color="B8C2D3"/>
+          <w:bottom w:val="single" w:sz="4" w:color="B8C2D3"/>
+          <w:right w:val="single" w:sz="4" w:color="B8C2D3"/>
+          <w:insideH w:val="single" w:sz="4" w:color="B8C2D3"/>
+          <w:insideV w:val="single" w:sz="4" w:color="B8C2D3"/>
+        </w:tblBorders>
+      </w:tblPr>
+      <w:tblGrid>
+        <w:gridCol w:w="3960"/>
+        <w:gridCol w:w="3960"/>
+      </w:tblGrid>
+      <w:tr>
+        <w:trPr>
+          <w:tblHeader w:val="true"/>
+        </w:trPr>
+        <w:tc>
+          <w:tcPr>
+            <w:shd w:val="clear" w:fill="E9EEF6"/>
+          </w:tcPr>
+          <w:p>
+            <w:pPr>
+              <w:pStyle w:val="Compact"/>
+              <w:jc w:val="left"/>
+            </w:pPr>
+            <w:r>
+              <w:rPr>
+                <w:b/>
+                <w:sz w:val="19"/>
+              </w:rPr>
+              <w:t xml:space="preserve">Station</w:t>
+            </w:r>
+          </w:p>
+        </w:tc>
+        <w:tc>
+          <w:tcPr>
+            <w:shd w:val="clear" w:fill="E9EEF6"/>
+          </w:tcPr>
+          <w:p>
+            <w:pPr>
+              <w:pStyle w:val="Compact"/>
+              <w:jc w:val="left"/>
+            </w:pPr>
+            <w:r>
+              <w:rPr>
+                <w:b/>
+                <w:sz w:val="19"/>
+              </w:rPr>
               <w:t xml:space="preserve">Skill and contribution</w:t>
             </w:r>
           </w:p>
@@ -6743,8 +7227,8 @@
         <w:t xml:space="preserve">Leadership can assist another officer when orders or coordination meaningfully help. It uses the normal assistance rule and does not provide an automatic bonus to every station.</w:t>
       </w:r>
     </w:p>
-    <w:bookmarkEnd w:id="66"/>
-    <w:bookmarkStart w:id="67" w:name="the-uss-pelion"/>
+    <w:bookmarkEnd w:id="67"/>
+    <w:bookmarkStart w:id="68" w:name="the-uss-pelion"/>
     <w:p>
       <w:pPr>
         <w:pStyle w:val="Heading2"/>
@@ -7191,8 +7675,8 @@
         <w:t xml:space="preserve">for ship weapons, against the enemy ship’s own tracks, which the GM keeps the same way.</w:t>
       </w:r>
     </w:p>
-    <w:bookmarkEnd w:id="67"/>
-    <w:bookmarkStart w:id="68" w:name="advancement"/>
+    <w:bookmarkEnd w:id="68"/>
+    <w:bookmarkStart w:id="69" w:name="advancement"/>
     <w:p>
       <w:pPr>
         <w:pStyle w:val="Heading2"/>
@@ -7209,9 +7693,9 @@
         <w:t xml:space="preserve">After a significant mission, the GM may authorize one relevant skill to advance from Untrained to Trained or from Trained to Specialty, or allow revision of an advantage or complication to reflect events. Skills retain the same three training levels after advancement. Advancement follows mission milestones. Attribute and species changes require a separate agreement. General Services characters advance the same way, but only their starting skill is Expert; a skill raised later tops out at Specialty (+3) unless they are commissioned (see Step 3).</w:t>
       </w:r>
     </w:p>
-    <w:bookmarkEnd w:id="68"/>
     <w:bookmarkEnd w:id="69"/>
-    <w:bookmarkStart w:id="72" w:name="running-missions"/>
+    <w:bookmarkEnd w:id="70"/>
+    <w:bookmarkStart w:id="73" w:name="running-missions"/>
     <w:p>
       <w:pPr>
         <w:pStyle w:val="Heading1"/>
@@ -7220,7 +7704,7 @@
         <w:t xml:space="preserve">Running missions</w:t>
       </w:r>
     </w:p>
-    <w:bookmarkStart w:id="70" w:name="mission-seeds"/>
+    <w:bookmarkStart w:id="71" w:name="mission-seeds"/>
     <w:p>
       <w:pPr>
         <w:pStyle w:val="Heading2"/>
@@ -9215,8 +9699,8 @@
         <w:t xml:space="preserve">is in the middle of it.</w:t>
       </w:r>
     </w:p>
-    <w:bookmarkEnd w:id="70"/>
-    <w:bookmarkStart w:id="71" w:name="captains-log"/>
+    <w:bookmarkEnd w:id="71"/>
+    <w:bookmarkStart w:id="72" w:name="captains-log"/>
     <w:p>
       <w:pPr>
         <w:pStyle w:val="Heading2"/>
@@ -9231,186 +9715,6 @@
       </w:pPr>
       <w:r>
         <w:t xml:space="preserve">End each mission with a short log, written together:</w:t>
-      </w:r>
-    </w:p>
-    <w:p>
-      <w:pPr>
-        <w:numPr>
-          <w:ilvl w:val="0"/>
-          <w:numId w:val="1010"/>
-        </w:numPr>
-        <w:pStyle w:val="Compact"/>
-      </w:pPr>
-      <w:r>
-        <w:rPr>
-          <w:bCs/>
-          <w:b/>
-        </w:rPr>
-        <w:t xml:space="preserve">The mission.</w:t>
-      </w:r>
-      <w:r>
-        <w:t xml:space="preserve"> </w:t>
-      </w:r>
-      <w:r>
-        <w:t xml:space="preserve">What were we sent to do, and did we do it: completed, partly, or failed?</w:t>
-      </w:r>
-    </w:p>
-    <w:p>
-      <w:pPr>
-        <w:numPr>
-          <w:ilvl w:val="0"/>
-          <w:numId w:val="1010"/>
-        </w:numPr>
-        <w:pStyle w:val="Compact"/>
-      </w:pPr>
-      <w:r>
-        <w:rPr>
-          <w:bCs/>
-          <w:b/>
-        </w:rPr>
-        <w:t xml:space="preserve">Who stood out?</w:t>
-      </w:r>
-      <w:r>
-        <w:t xml:space="preserve"> </w:t>
-      </w:r>
-      <w:r>
-        <w:t xml:space="preserve">Name a commendation, or a moment worth remembering.</w:t>
-      </w:r>
-    </w:p>
-    <w:p>
-      <w:pPr>
-        <w:numPr>
-          <w:ilvl w:val="0"/>
-          <w:numId w:val="1010"/>
-        </w:numPr>
-        <w:pStyle w:val="Compact"/>
-      </w:pPr>
-      <w:r>
-        <w:rPr>
-          <w:bCs/>
-          <w:b/>
-        </w:rPr>
-        <w:t xml:space="preserve">Complications.</w:t>
-      </w:r>
-      <w:r>
-        <w:t xml:space="preserve"> </w:t>
-      </w:r>
-      <w:r>
-        <w:t xml:space="preserve">Which ones came into play, and what did they cost?</w:t>
-      </w:r>
-    </w:p>
-    <w:p>
-      <w:pPr>
-        <w:numPr>
-          <w:ilvl w:val="0"/>
-          <w:numId w:val="1010"/>
-        </w:numPr>
-        <w:pStyle w:val="Compact"/>
-      </w:pPr>
-      <w:r>
-        <w:rPr>
-          <w:bCs/>
-          <w:b/>
-        </w:rPr>
-        <w:t xml:space="preserve">What changed?</w:t>
-      </w:r>
-      <w:r>
-        <w:t xml:space="preserve"> </w:t>
-      </w:r>
-      <w:r>
-        <w:t xml:space="preserve">Damage to the ship, new allies or enemies, open threads for next time.</w:t>
-      </w:r>
-    </w:p>
-    <w:p>
-      <w:pPr>
-        <w:numPr>
-          <w:ilvl w:val="0"/>
-          <w:numId w:val="1010"/>
-        </w:numPr>
-        <w:pStyle w:val="Compact"/>
-      </w:pPr>
-      <w:r>
-        <w:rPr>
-          <w:bCs/>
-          <w:b/>
-        </w:rPr>
-        <w:t xml:space="preserve">Advancement.</w:t>
-      </w:r>
-      <w:r>
-        <w:t xml:space="preserve"> </w:t>
-      </w:r>
-      <w:r>
-        <w:t xml:space="preserve">After a significant mission, the GM may authorize one skill step for each crew member (Untrained to Trained, or Trained to Specialty), or a revision of an advantage or complication.</w:t>
-      </w:r>
-    </w:p>
-    <w:p>
-      <w:pPr>
-        <w:pStyle w:val="FirstParagraph"/>
-      </w:pPr>
-      <w:r>
-        <w:t xml:space="preserve">The creator’s GM view keeps the log, applies each crew member’s advancement to the GM’s copy, and saves both with the crew file. Players record an approved advancement on their own sheet under Step 3, so their character still passes the checklist.</w:t>
-      </w:r>
-    </w:p>
-    <w:bookmarkEnd w:id="71"/>
-    <w:bookmarkEnd w:id="72"/>
-    <w:bookmarkStart w:id="79" w:name="ready-made-crew"/>
-    <w:p>
-      <w:pPr>
-        <w:pStyle w:val="Heading1"/>
-      </w:pPr>
-      <w:r>
-        <w:t xml:space="preserve">Ready-made crew</w:t>
-      </w:r>
-    </w:p>
-    <w:p>
-      <w:pPr>
-        <w:pStyle w:val="FirstParagraph"/>
-      </w:pPr>
-      <w:r>
-        <w:t xml:space="preserve">Six crew members ready to play, for one-shots, new players, or a crew in a hurry. Each follows the creation rules exactly, and their connections tie them to one another. In the creator, choose</w:t>
-      </w:r>
-      <w:r>
-        <w:t xml:space="preserve"> </w:t>
-      </w:r>
-      <w:r>
-        <w:rPr>
-          <w:bCs/>
-          <w:b/>
-        </w:rPr>
-        <w:t xml:space="preserve">Load a ready-made crew member</w:t>
-      </w:r>
-      <w:r>
-        <w:t xml:space="preserve"> </w:t>
-      </w:r>
-      <w:r>
-        <w:t xml:space="preserve">to open one and make it your own.</w:t>
-      </w:r>
-    </w:p>
-    <w:bookmarkStart w:id="73" w:name="thelan-shvari"/>
-    <w:p>
-      <w:pPr>
-        <w:pStyle w:val="Heading2"/>
-      </w:pPr>
-      <w:r>
-        <w:t xml:space="preserve">Thelan sh’Vari</w:t>
-      </w:r>
-    </w:p>
-    <w:p>
-      <w:pPr>
-        <w:pStyle w:val="FirstParagraph"/>
-      </w:pPr>
-      <w:r>
-        <w:rPr>
-          <w:iCs/>
-          <w:i/>
-        </w:rPr>
-        <w:t xml:space="preserve">Lieutenant Commander, Command. Andorian.</w:t>
-      </w:r>
-      <w:r>
-        <w:t xml:space="preserve"> </w:t>
-      </w:r>
-      <w:r>
-        <w:t xml:space="preserve">First officer: keeps the crew moving when the captain’s plan meets reality, and keeps the captain honest.</w:t>
       </w:r>
     </w:p>
     <w:p>
@@ -9426,29 +9730,13 @@
           <w:bCs/>
           <w:b/>
         </w:rPr>
-        <w:t xml:space="preserve">Attributes:</w:t>
-      </w:r>
-      <w:r>
-        <w:t xml:space="preserve"> </w:t>
-      </w:r>
-      <w:r>
-        <w:t xml:space="preserve">Body 10, Agility 12, Intellect 10, Presence 13, Will 10.</w:t>
-      </w:r>
-      <w:r>
-        <w:t xml:space="preserve"> </w:t>
-      </w:r>
-      <w:r>
-        <w:rPr>
-          <w:bCs/>
-          <w:b/>
-        </w:rPr>
-        <w:t xml:space="preserve">Dodge</w:t>
-      </w:r>
-      <w:r>
-        <w:t xml:space="preserve"> </w:t>
-      </w:r>
-      <w:r>
-        <w:t xml:space="preserve">11.</w:t>
+        <w:t xml:space="preserve">The mission.</w:t>
+      </w:r>
+      <w:r>
+        <w:t xml:space="preserve"> </w:t>
+      </w:r>
+      <w:r>
+        <w:t xml:space="preserve">What were we sent to do, and did we do it: completed, partly, or failed?</w:t>
       </w:r>
     </w:p>
     <w:p>
@@ -9464,13 +9752,13 @@
           <w:bCs/>
           <w:b/>
         </w:rPr>
-        <w:t xml:space="preserve">Skills:</w:t>
-      </w:r>
-      <w:r>
-        <w:t xml:space="preserve"> </w:t>
-      </w:r>
-      <w:r>
-        <w:t xml:space="preserve">Leadership 16 (Specialty). Trained: Diplomacy 14, Helm 13, Phasers 13, Unarmed Combat 13, Navigation 11, Psychology 11, Athletics 11, Sensors 11, Communications 11.</w:t>
+        <w:t xml:space="preserve">Who stood out?</w:t>
+      </w:r>
+      <w:r>
+        <w:t xml:space="preserve"> </w:t>
+      </w:r>
+      <w:r>
+        <w:t xml:space="preserve">Name a commendation, or a moment worth remembering.</w:t>
       </w:r>
     </w:p>
     <w:p>
@@ -9486,29 +9774,13 @@
           <w:bCs/>
           <w:b/>
         </w:rPr>
-        <w:t xml:space="preserve">Advantage:</w:t>
-      </w:r>
-      <w:r>
-        <w:t xml:space="preserve"> </w:t>
-      </w:r>
-      <w:r>
-        <w:t xml:space="preserve">Crisis Leader.</w:t>
-      </w:r>
-      <w:r>
-        <w:t xml:space="preserve"> </w:t>
-      </w:r>
-      <w:r>
-        <w:rPr>
-          <w:bCs/>
-          <w:b/>
-        </w:rPr>
-        <w:t xml:space="preserve">Complication:</w:t>
-      </w:r>
-      <w:r>
-        <w:t xml:space="preserve"> </w:t>
-      </w:r>
-      <w:r>
-        <w:t xml:space="preserve">Reputation to Uphold; trigger: someone questions your competence in front of others.</w:t>
+        <w:t xml:space="preserve">Complications.</w:t>
+      </w:r>
+      <w:r>
+        <w:t xml:space="preserve"> </w:t>
+      </w:r>
+      <w:r>
+        <w:t xml:space="preserve">Which ones came into play, and what did they cost?</w:t>
       </w:r>
     </w:p>
     <w:p>
@@ -9524,39 +9796,87 @@
           <w:bCs/>
           <w:b/>
         </w:rPr>
-        <w:t xml:space="preserve">Why I serve:</w:t>
-      </w:r>
-      <w:r>
-        <w:t xml:space="preserve"> </w:t>
-      </w:r>
-      <w:r>
-        <w:t xml:space="preserve">Starfleet runs in my family, and I mean to live up to the name.</w:t>
-      </w:r>
-      <w:r>
-        <w:t xml:space="preserve"> </w:t>
-      </w:r>
+        <w:t xml:space="preserve">What changed?</w:t>
+      </w:r>
+      <w:r>
+        <w:t xml:space="preserve"> </w:t>
+      </w:r>
+      <w:r>
+        <w:t xml:space="preserve">Damage to the ship, new allies or enemies, open threads for next time.</w:t>
+      </w:r>
+    </w:p>
+    <w:p>
+      <w:pPr>
+        <w:numPr>
+          <w:ilvl w:val="0"/>
+          <w:numId w:val="1011"/>
+        </w:numPr>
+        <w:pStyle w:val="Compact"/>
+      </w:pPr>
       <w:r>
         <w:rPr>
           <w:bCs/>
           <w:b/>
         </w:rPr>
-        <w:t xml:space="preserve">Connection:</w:t>
-      </w:r>
-      <w:r>
-        <w:t xml:space="preserve"> </w:t>
-      </w:r>
-      <w:r>
-        <w:t xml:space="preserve">Took Yeoman Rrinn under their wing when Rrinn first came aboard.</w:t>
-      </w:r>
-    </w:p>
+        <w:t xml:space="preserve">Advancement.</w:t>
+      </w:r>
+      <w:r>
+        <w:t xml:space="preserve"> </w:t>
+      </w:r>
+      <w:r>
+        <w:t xml:space="preserve">After a significant mission, the GM may authorize one skill step for each crew member (Untrained to Trained, or Trained to Specialty), or a revision of an advantage or complication.</w:t>
+      </w:r>
+    </w:p>
+    <w:p>
+      <w:pPr>
+        <w:pStyle w:val="FirstParagraph"/>
+      </w:pPr>
+      <w:r>
+        <w:t xml:space="preserve">The creator’s GM view keeps the log, applies each crew member’s advancement to the GM’s copy, and saves both with the crew file. Players record an approved advancement on their own sheet under Step 3, so their character still passes the checklist.</w:t>
+      </w:r>
+    </w:p>
+    <w:bookmarkEnd w:id="72"/>
     <w:bookmarkEnd w:id="73"/>
-    <w:bookmarkStart w:id="74" w:name="sevek"/>
+    <w:bookmarkStart w:id="80" w:name="ready-made-crew"/>
+    <w:p>
+      <w:pPr>
+        <w:pStyle w:val="Heading1"/>
+      </w:pPr>
+      <w:r>
+        <w:t xml:space="preserve">Ready-made crew</w:t>
+      </w:r>
+    </w:p>
+    <w:p>
+      <w:pPr>
+        <w:pStyle w:val="FirstParagraph"/>
+      </w:pPr>
+      <w:r>
+        <w:t xml:space="preserve">Six crew members ready to play, for one-shots, new players, or a crew in a hurry. Each follows the creation rules exactly, and their connections tie them to one another. In the creator, choose</w:t>
+      </w:r>
+      <w:r>
+        <w:t xml:space="preserve"> </w:t>
+      </w:r>
+      <w:r>
+        <w:rPr>
+          <w:bCs/>
+          <w:b/>
+        </w:rPr>
+        <w:t xml:space="preserve">Load a ready-made crew member</w:t>
+      </w:r>
+      <w:r>
+        <w:t xml:space="preserve"> </w:t>
+      </w:r>
+      <w:r>
+        <w:t xml:space="preserve">to open one and make it your own.</w:t>
+      </w:r>
+    </w:p>
+    <w:bookmarkStart w:id="74" w:name="thelan-shvari"/>
     <w:p>
       <w:pPr>
         <w:pStyle w:val="Heading2"/>
       </w:pPr>
       <w:r>
-        <w:t xml:space="preserve">Sevek</w:t>
+        <w:t xml:space="preserve">Thelan sh’Vari</w:t>
       </w:r>
     </w:p>
     <w:p>
@@ -9568,13 +9888,13 @@
           <w:iCs/>
           <w:i/>
         </w:rPr>
-        <w:t xml:space="preserve">Lieutenant, Science. Vulcan.</w:t>
-      </w:r>
-      <w:r>
-        <w:t xml:space="preserve"> </w:t>
-      </w:r>
-      <w:r>
-        <w:t xml:space="preserve">Ship’s sciences officer: reads the anomaly, names the risk, and calculates the odds no one asked for.</w:t>
+        <w:t xml:space="preserve">Lieutenant Commander, Command. Andorian.</w:t>
+      </w:r>
+      <w:r>
+        <w:t xml:space="preserve"> </w:t>
+      </w:r>
+      <w:r>
+        <w:t xml:space="preserve">First officer: keeps the crew moving when the captain’s plan meets reality, and keeps the captain honest.</w:t>
       </w:r>
     </w:p>
     <w:p>
@@ -9596,7 +9916,7 @@
         <w:t xml:space="preserve"> </w:t>
       </w:r>
       <w:r>
-        <w:t xml:space="preserve">Body 11, Agility 11, Intellect 13, Presence 8, Will 12.</w:t>
+        <w:t xml:space="preserve">Body 10, Agility 12, Intellect 10, Presence 13, Will 10.</w:t>
       </w:r>
       <w:r>
         <w:t xml:space="preserve"> </w:t>
@@ -9612,7 +9932,7 @@
         <w:t xml:space="preserve"> </w:t>
       </w:r>
       <w:r>
-        <w:t xml:space="preserve">10.</w:t>
+        <w:t xml:space="preserve">11.</w:t>
       </w:r>
     </w:p>
     <w:p>
@@ -9634,7 +9954,7 @@
         <w:t xml:space="preserve"> </w:t>
       </w:r>
       <w:r>
-        <w:t xml:space="preserve">Physical Sciences 16 (Specialty). Trained: Sensors 14, Computers 14, Life Sciences 14, Navigation 14, Engineering 14, Electronics 14, Psychology 14, Unarmed Combat 12, Athletics 12.</w:t>
+        <w:t xml:space="preserve">Leadership 16 (Specialty). Trained: Diplomacy 14, Helm 13, Phasers 13, Unarmed Combat 13, Navigation 11, Psychology 11, Athletics 11, Sensors 11, Communications 11.</w:t>
       </w:r>
     </w:p>
     <w:p>
@@ -9656,7 +9976,7 @@
         <w:t xml:space="preserve"> </w:t>
       </w:r>
       <w:r>
-        <w:t xml:space="preserve">Eidetic Recall (species; companion: Suppressed Emotion).</w:t>
+        <w:t xml:space="preserve">Crisis Leader.</w:t>
       </w:r>
       <w:r>
         <w:t xml:space="preserve"> </w:t>
@@ -9672,7 +9992,7 @@
         <w:t xml:space="preserve"> </w:t>
       </w:r>
       <w:r>
-        <w:t xml:space="preserve">Cannot Leave a Mystery Alone; trigger: sensor data that contradicts known science.</w:t>
+        <w:t xml:space="preserve">Reputation to Uphold; trigger: someone questions your competence in front of others.</w:t>
       </w:r>
     </w:p>
     <w:p>
@@ -9694,7 +10014,7 @@
         <w:t xml:space="preserve"> </w:t>
       </w:r>
       <w:r>
-        <w:t xml:space="preserve">The best laboratory in the galaxy is a starship on the frontier.</w:t>
+        <w:t xml:space="preserve">Starfleet runs in my family, and I mean to live up to the name.</w:t>
       </w:r>
       <w:r>
         <w:t xml:space="preserve"> </w:t>
@@ -9710,17 +10030,17 @@
         <w:t xml:space="preserve"> </w:t>
       </w:r>
       <w:r>
-        <w:t xml:space="preserve">Friendly rivals with Lt. Grath: they argue every engineering theory, and both enjoy it.</w:t>
+        <w:t xml:space="preserve">Took Yeoman Rrinn under their wing when Rrinn first came aboard.</w:t>
       </w:r>
     </w:p>
     <w:bookmarkEnd w:id="74"/>
-    <w:bookmarkStart w:id="75" w:name="dr.-vessik"/>
+    <w:bookmarkStart w:id="75" w:name="sevek"/>
     <w:p>
       <w:pPr>
         <w:pStyle w:val="Heading2"/>
       </w:pPr>
       <w:r>
-        <w:t xml:space="preserve">Dr. Vessik</w:t>
+        <w:t xml:space="preserve">Sevek</w:t>
       </w:r>
     </w:p>
     <w:p>
@@ -9732,13 +10052,13 @@
           <w:iCs/>
           <w:i/>
         </w:rPr>
-        <w:t xml:space="preserve">Lieutenant Commander, Medical. Denobulan.</w:t>
-      </w:r>
-      <w:r>
-        <w:t xml:space="preserve"> </w:t>
-      </w:r>
-      <w:r>
-        <w:t xml:space="preserve">Chief medical officer: patches up the crew, argues with the captain, and keeps an alarming menagerie of medicinal creatures in sickbay.</w:t>
+        <w:t xml:space="preserve">Lieutenant, Science. Vulcan.</w:t>
+      </w:r>
+      <w:r>
+        <w:t xml:space="preserve"> </w:t>
+      </w:r>
+      <w:r>
+        <w:t xml:space="preserve">Ship’s sciences officer: reads the anomaly, names the risk, and calculates the odds no one asked for.</w:t>
       </w:r>
     </w:p>
     <w:p>
@@ -9760,7 +10080,7 @@
         <w:t xml:space="preserve"> </w:t>
       </w:r>
       <w:r>
-        <w:t xml:space="preserve">Body 9, Agility 9, Intellect 13, Presence 12, Will 12.</w:t>
+        <w:t xml:space="preserve">Body 11, Agility 11, Intellect 13, Presence 8, Will 12.</w:t>
       </w:r>
       <w:r>
         <w:t xml:space="preserve"> </w:t>
@@ -9776,7 +10096,7 @@
         <w:t xml:space="preserve"> </w:t>
       </w:r>
       <w:r>
-        <w:t xml:space="preserve">7.</w:t>
+        <w:t xml:space="preserve">10.</w:t>
       </w:r>
     </w:p>
     <w:p>
@@ -9798,7 +10118,7 @@
         <w:t xml:space="preserve"> </w:t>
       </w:r>
       <w:r>
-        <w:t xml:space="preserve">Medicine 16 (Specialty). Trained: Life Sciences 14, Psychology 14, Sensors 14, Computers 14, Electronics 14, Survival 14, Communications 14, Diplomacy 13, Leadership 13.</w:t>
+        <w:t xml:space="preserve">Physical Sciences 16 (Specialty). Trained: Sensors 14, Computers 14, Life Sciences 14, Navigation 14, Engineering 14, Electronics 14, Psychology 14, Unarmed Combat 12, Athletics 12.</w:t>
       </w:r>
     </w:p>
     <w:p>
@@ -9820,7 +10140,7 @@
         <w:t xml:space="preserve"> </w:t>
       </w:r>
       <w:r>
-        <w:t xml:space="preserve">Denobulan Pharmacopoeia (species; companion: Unorthodox Methods).</w:t>
+        <w:t xml:space="preserve">Eidetic Recall (species; companion: Suppressed Emotion).</w:t>
       </w:r>
       <w:r>
         <w:t xml:space="preserve"> </w:t>
@@ -9836,7 +10156,7 @@
         <w:t xml:space="preserve"> </w:t>
       </w:r>
       <w:r>
-        <w:t xml:space="preserve">Protects Others at Personal Risk; trigger: civilians are caught in the danger.</w:t>
+        <w:t xml:space="preserve">Cannot Leave a Mystery Alone; trigger: sensor data that contradicts known science.</w:t>
       </w:r>
     </w:p>
     <w:p>
@@ -9858,7 +10178,7 @@
         <w:t xml:space="preserve"> </w:t>
       </w:r>
       <w:r>
-        <w:t xml:space="preserve">To protect the Federation and the people who can’t protect themselves.</w:t>
+        <w:t xml:space="preserve">The best laboratory in the galaxy is a starship on the frontier.</w:t>
       </w:r>
       <w:r>
         <w:t xml:space="preserve"> </w:t>
@@ -9874,17 +10194,17 @@
         <w:t xml:space="preserve"> </w:t>
       </w:r>
       <w:r>
-        <w:t xml:space="preserve">Pulled Lt. Reyes out of a burning shuttle on a survey mission; Reyes has never let the doctor pay for a drink since.</w:t>
+        <w:t xml:space="preserve">Friendly rivals with Lt. Grath: they argue every engineering theory, and both enjoy it.</w:t>
       </w:r>
     </w:p>
     <w:bookmarkEnd w:id="75"/>
-    <w:bookmarkStart w:id="76" w:name="grath"/>
+    <w:bookmarkStart w:id="76" w:name="dr.-vessik"/>
     <w:p>
       <w:pPr>
         <w:pStyle w:val="Heading2"/>
       </w:pPr>
       <w:r>
-        <w:t xml:space="preserve">Grath</w:t>
+        <w:t xml:space="preserve">Dr. Vessik</w:t>
       </w:r>
     </w:p>
     <w:p>
@@ -9896,13 +10216,13 @@
           <w:iCs/>
           <w:i/>
         </w:rPr>
-        <w:t xml:space="preserve">Lieutenant, Engineering. Tellarite.</w:t>
-      </w:r>
-      <w:r>
-        <w:t xml:space="preserve"> </w:t>
-      </w:r>
-      <w:r>
-        <w:t xml:space="preserve">Engineer: keeps the Pelion’s power flowing and will tell you, at length, exactly why your idea won’t work.</w:t>
+        <w:t xml:space="preserve">Lieutenant Commander, Medical. Denobulan.</w:t>
+      </w:r>
+      <w:r>
+        <w:t xml:space="preserve"> </w:t>
+      </w:r>
+      <w:r>
+        <w:t xml:space="preserve">Chief medical officer: patches up the crew, argues with the captain, and keeps an alarming menagerie of medicinal creatures in sickbay.</w:t>
       </w:r>
     </w:p>
     <w:p>
@@ -9924,7 +10244,7 @@
         <w:t xml:space="preserve"> </w:t>
       </w:r>
       <w:r>
-        <w:t xml:space="preserve">Body 12, Agility 10, Intellect 13, Presence 9, Will 11.</w:t>
+        <w:t xml:space="preserve">Body 9, Agility 9, Intellect 13, Presence 12, Will 12.</w:t>
       </w:r>
       <w:r>
         <w:t xml:space="preserve"> </w:t>
@@ -9940,7 +10260,7 @@
         <w:t xml:space="preserve"> </w:t>
       </w:r>
       <w:r>
-        <w:t xml:space="preserve">9.</w:t>
+        <w:t xml:space="preserve">7.</w:t>
       </w:r>
     </w:p>
     <w:p>
@@ -9962,7 +10282,7 @@
         <w:t xml:space="preserve"> </w:t>
       </w:r>
       <w:r>
-        <w:t xml:space="preserve">Engineering 16 (Specialty). Trained: Electronics 14, Computers 14, Physical Sciences 14, Sensors 14, Communications 14, Survival 14, Athletics 13, Helm 11, Unarmed Combat 11.</w:t>
+        <w:t xml:space="preserve">Medicine 16 (Specialty). Trained: Life Sciences 14, Psychology 14, Sensors 14, Computers 14, Electronics 14, Survival 14, Communications 14, Diplomacy 13, Leadership 13.</w:t>
       </w:r>
     </w:p>
     <w:p>
@@ -9984,7 +10304,7 @@
         <w:t xml:space="preserve"> </w:t>
       </w:r>
       <w:r>
-        <w:t xml:space="preserve">Improvisational Engineer.</w:t>
+        <w:t xml:space="preserve">Denobulan Pharmacopoeia (species; companion: Unorthodox Methods).</w:t>
       </w:r>
       <w:r>
         <w:t xml:space="preserve"> </w:t>
@@ -10000,7 +10320,7 @@
         <w:t xml:space="preserve"> </w:t>
       </w:r>
       <w:r>
-        <w:t xml:space="preserve">Experimental Enthusiasm; trigger: an untested device or technique could solve the problem.</w:t>
+        <w:t xml:space="preserve">Protects Others at Personal Risk; trigger: civilians are caught in the danger.</w:t>
       </w:r>
     </w:p>
     <w:p>
@@ -10022,7 +10342,7 @@
         <w:t xml:space="preserve"> </w:t>
       </w:r>
       <w:r>
-        <w:t xml:space="preserve">To prove I’m good enough, to everyone who doubted me and to myself.</w:t>
+        <w:t xml:space="preserve">To protect the Federation and the people who can’t protect themselves.</w:t>
       </w:r>
       <w:r>
         <w:t xml:space="preserve"> </w:t>
@@ -10038,17 +10358,17 @@
         <w:t xml:space="preserve"> </w:t>
       </w:r>
       <w:r>
-        <w:t xml:space="preserve">Off-duty friends with Commander sh’Vari: a weekly game of Andorian chess in which both of them cheat.</w:t>
+        <w:t xml:space="preserve">Pulled Lt. Reyes out of a burning shuttle on a survey mission; Reyes has never let the doctor pay for a drink since.</w:t>
       </w:r>
     </w:p>
     <w:bookmarkEnd w:id="76"/>
-    <w:bookmarkStart w:id="77" w:name="marisol-reyes"/>
+    <w:bookmarkStart w:id="77" w:name="grath"/>
     <w:p>
       <w:pPr>
         <w:pStyle w:val="Heading2"/>
       </w:pPr>
       <w:r>
-        <w:t xml:space="preserve">Marisol Reyes</w:t>
+        <w:t xml:space="preserve">Grath</w:t>
       </w:r>
     </w:p>
     <w:p>
@@ -10060,13 +10380,13 @@
           <w:iCs/>
           <w:i/>
         </w:rPr>
-        <w:t xml:space="preserve">Lieutenant (j.g.), Security. Human.</w:t>
-      </w:r>
-      <w:r>
-        <w:t xml:space="preserve"> </w:t>
-      </w:r>
-      <w:r>
-        <w:t xml:space="preserve">Security officer: first through the door on every away mission, and the last to set a phaser to kill.</w:t>
+        <w:t xml:space="preserve">Lieutenant, Engineering. Tellarite.</w:t>
+      </w:r>
+      <w:r>
+        <w:t xml:space="preserve"> </w:t>
+      </w:r>
+      <w:r>
+        <w:t xml:space="preserve">Engineer: keeps the Pelion’s power flowing and will tell you, at length, exactly why your idea won’t work.</w:t>
       </w:r>
     </w:p>
     <w:p>
@@ -10088,7 +10408,7 @@
         <w:t xml:space="preserve"> </w:t>
       </w:r>
       <w:r>
-        <w:t xml:space="preserve">Body 12, Agility 13, Intellect 10, Presence 10, Will 10.</w:t>
+        <w:t xml:space="preserve">Body 12, Agility 10, Intellect 13, Presence 9, Will 11.</w:t>
       </w:r>
       <w:r>
         <w:t xml:space="preserve"> </w:t>
@@ -10104,7 +10424,7 @@
         <w:t xml:space="preserve"> </w:t>
       </w:r>
       <w:r>
-        <w:t xml:space="preserve">12.</w:t>
+        <w:t xml:space="preserve">9.</w:t>
       </w:r>
     </w:p>
     <w:p>
@@ -10126,7 +10446,7 @@
         <w:t xml:space="preserve"> </w:t>
       </w:r>
       <w:r>
-        <w:t xml:space="preserve">Phasers 16 (Specialty). Trained: Unarmed Combat 14, Stealth 14, Helm 14, Athletics 13, Survival 11, Sensors 11, Medicine 11, Leadership 11, Communications 11.</w:t>
+        <w:t xml:space="preserve">Engineering 16 (Specialty). Trained: Electronics 14, Computers 14, Physical Sciences 14, Sensors 14, Communications 14, Survival 14, Athletics 13, Helm 11, Unarmed Combat 11.</w:t>
       </w:r>
     </w:p>
     <w:p>
@@ -10148,7 +10468,7 @@
         <w:t xml:space="preserve"> </w:t>
       </w:r>
       <w:r>
-        <w:t xml:space="preserve">Careful Marksman.</w:t>
+        <w:t xml:space="preserve">Improvisational Engineer.</w:t>
       </w:r>
       <w:r>
         <w:t xml:space="preserve"> </w:t>
@@ -10164,7 +10484,7 @@
         <w:t xml:space="preserve"> </w:t>
       </w:r>
       <w:r>
-        <w:t xml:space="preserve">Reluctant to Use Lethal Force; trigger: a hostile refuses to surrender.</w:t>
+        <w:t xml:space="preserve">Experimental Enthusiasm; trigger: an untested device or technique could solve the problem.</w:t>
       </w:r>
     </w:p>
     <w:p>
@@ -10186,7 +10506,7 @@
         <w:t xml:space="preserve"> </w:t>
       </w:r>
       <w:r>
-        <w:t xml:space="preserve">A Starfleet officer once saved my home, and I want to be that person for someone else.</w:t>
+        <w:t xml:space="preserve">To prove I’m good enough, to everyone who doubted me and to myself.</w:t>
       </w:r>
       <w:r>
         <w:t xml:space="preserve"> </w:t>
@@ -10202,17 +10522,17 @@
         <w:t xml:space="preserve"> </w:t>
       </w:r>
       <w:r>
-        <w:t xml:space="preserve">Owes Dr. Vessik their life after a shuttle crash, and never lets the doctor forget it.</w:t>
+        <w:t xml:space="preserve">Off-duty friends with Commander sh’Vari: a weekly game of Andorian chess in which both of them cheat.</w:t>
       </w:r>
     </w:p>
     <w:bookmarkEnd w:id="77"/>
-    <w:bookmarkStart w:id="78" w:name="rrinn"/>
+    <w:bookmarkStart w:id="78" w:name="marisol-reyes"/>
     <w:p>
       <w:pPr>
         <w:pStyle w:val="Heading2"/>
       </w:pPr>
       <w:r>
-        <w:t xml:space="preserve">Rrinn</w:t>
+        <w:t xml:space="preserve">Marisol Reyes</w:t>
       </w:r>
     </w:p>
     <w:p>
@@ -10224,13 +10544,13 @@
           <w:iCs/>
           <w:i/>
         </w:rPr>
-        <w:t xml:space="preserve">Yeoman 2nd Class, General Services. Caitian.</w:t>
-      </w:r>
-      <w:r>
-        <w:t xml:space="preserve"> </w:t>
-      </w:r>
-      <w:r>
-        <w:t xml:space="preserve">Captain’s yeoman: keeps the records, carries the orders, and hears everything said on the bridge.</w:t>
+        <w:t xml:space="preserve">Lieutenant (j.g.), Security. Human.</w:t>
+      </w:r>
+      <w:r>
+        <w:t xml:space="preserve"> </w:t>
+      </w:r>
+      <w:r>
+        <w:t xml:space="preserve">Security officer: first through the door on every away mission, and the last to set a phaser to kill.</w:t>
       </w:r>
     </w:p>
     <w:p>
@@ -10252,7 +10572,7 @@
         <w:t xml:space="preserve"> </w:t>
       </w:r>
       <w:r>
-        <w:t xml:space="preserve">Body 9, Agility 12, Intellect 13, Presence 11, Will 10.</w:t>
+        <w:t xml:space="preserve">Body 12, Agility 13, Intellect 10, Presence 10, Will 10.</w:t>
       </w:r>
       <w:r>
         <w:t xml:space="preserve"> </w:t>
@@ -10268,7 +10588,7 @@
         <w:t xml:space="preserve"> </w:t>
       </w:r>
       <w:r>
-        <w:t xml:space="preserve">11.</w:t>
+        <w:t xml:space="preserve">12.</w:t>
       </w:r>
     </w:p>
     <w:p>
@@ -10290,7 +10610,7 @@
         <w:t xml:space="preserve"> </w:t>
       </w:r>
       <w:r>
-        <w:t xml:space="preserve">Computers 18 (Expert). Trained: Communications 14, Psychology 14, Sensors 14, Electronics 14, Stealth 13, Diplomacy 12, Athletics 10.</w:t>
+        <w:t xml:space="preserve">Phasers 16 (Specialty). Trained: Unarmed Combat 14, Stealth 14, Helm 14, Athletics 13, Survival 11, Sensors 11, Medicine 11, Leadership 11, Communications 11.</w:t>
       </w:r>
     </w:p>
     <w:p>
@@ -10312,7 +10632,7 @@
         <w:t xml:space="preserve"> </w:t>
       </w:r>
       <w:r>
-        <w:t xml:space="preserve">Keen Hearing (species; companion: Sensitive Ears).</w:t>
+        <w:t xml:space="preserve">Careful Marksman.</w:t>
       </w:r>
       <w:r>
         <w:t xml:space="preserve"> </w:t>
@@ -10328,7 +10648,7 @@
         <w:t xml:space="preserve"> </w:t>
       </w:r>
       <w:r>
-        <w:t xml:space="preserve">Someone Back Home; trigger: a message from home arrives.</w:t>
+        <w:t xml:space="preserve">Reluctant to Use Lethal Force; trigger: a hostile refuses to surrender.</w:t>
       </w:r>
     </w:p>
     <w:p>
@@ -10350,7 +10670,7 @@
         <w:t xml:space="preserve"> </w:t>
       </w:r>
       <w:r>
-        <w:t xml:space="preserve">To leave behind a past, a world, or a life that was too small for me.</w:t>
+        <w:t xml:space="preserve">A Starfleet officer once saved my home, and I want to be that person for someone else.</w:t>
       </w:r>
       <w:r>
         <w:t xml:space="preserve"> </w:t>
@@ -10366,12 +10686,176 @@
         <w:t xml:space="preserve"> </w:t>
       </w:r>
       <w:r>
+        <w:t xml:space="preserve">Owes Dr. Vessik their life after a shuttle crash, and never lets the doctor forget it.</w:t>
+      </w:r>
+    </w:p>
+    <w:bookmarkEnd w:id="78"/>
+    <w:bookmarkStart w:id="79" w:name="rrinn"/>
+    <w:p>
+      <w:pPr>
+        <w:pStyle w:val="Heading2"/>
+      </w:pPr>
+      <w:r>
+        <w:t xml:space="preserve">Rrinn</w:t>
+      </w:r>
+    </w:p>
+    <w:p>
+      <w:pPr>
+        <w:pStyle w:val="FirstParagraph"/>
+      </w:pPr>
+      <w:r>
+        <w:rPr>
+          <w:iCs/>
+          <w:i/>
+        </w:rPr>
+        <w:t xml:space="preserve">Yeoman 2nd Class, General Services. Caitian.</w:t>
+      </w:r>
+      <w:r>
+        <w:t xml:space="preserve"> </w:t>
+      </w:r>
+      <w:r>
+        <w:t xml:space="preserve">Captain’s yeoman: keeps the records, carries the orders, and hears everything said on the bridge.</w:t>
+      </w:r>
+    </w:p>
+    <w:p>
+      <w:pPr>
+        <w:numPr>
+          <w:ilvl w:val="0"/>
+          <w:numId w:val="1017"/>
+        </w:numPr>
+        <w:pStyle w:val="Compact"/>
+      </w:pPr>
+      <w:r>
+        <w:rPr>
+          <w:bCs/>
+          <w:b/>
+        </w:rPr>
+        <w:t xml:space="preserve">Attributes:</w:t>
+      </w:r>
+      <w:r>
+        <w:t xml:space="preserve"> </w:t>
+      </w:r>
+      <w:r>
+        <w:t xml:space="preserve">Body 9, Agility 12, Intellect 13, Presence 11, Will 10.</w:t>
+      </w:r>
+      <w:r>
+        <w:t xml:space="preserve"> </w:t>
+      </w:r>
+      <w:r>
+        <w:rPr>
+          <w:bCs/>
+          <w:b/>
+        </w:rPr>
+        <w:t xml:space="preserve">Dodge</w:t>
+      </w:r>
+      <w:r>
+        <w:t xml:space="preserve"> </w:t>
+      </w:r>
+      <w:r>
+        <w:t xml:space="preserve">11.</w:t>
+      </w:r>
+    </w:p>
+    <w:p>
+      <w:pPr>
+        <w:numPr>
+          <w:ilvl w:val="0"/>
+          <w:numId w:val="1017"/>
+        </w:numPr>
+        <w:pStyle w:val="Compact"/>
+      </w:pPr>
+      <w:r>
+        <w:rPr>
+          <w:bCs/>
+          <w:b/>
+        </w:rPr>
+        <w:t xml:space="preserve">Skills:</w:t>
+      </w:r>
+      <w:r>
+        <w:t xml:space="preserve"> </w:t>
+      </w:r>
+      <w:r>
+        <w:t xml:space="preserve">Computers 18 (Expert). Trained: Communications 14, Psychology 14, Sensors 14, Electronics 14, Stealth 13, Diplomacy 12, Athletics 10.</w:t>
+      </w:r>
+    </w:p>
+    <w:p>
+      <w:pPr>
+        <w:numPr>
+          <w:ilvl w:val="0"/>
+          <w:numId w:val="1017"/>
+        </w:numPr>
+        <w:pStyle w:val="Compact"/>
+      </w:pPr>
+      <w:r>
+        <w:rPr>
+          <w:bCs/>
+          <w:b/>
+        </w:rPr>
+        <w:t xml:space="preserve">Advantage:</w:t>
+      </w:r>
+      <w:r>
+        <w:t xml:space="preserve"> </w:t>
+      </w:r>
+      <w:r>
+        <w:t xml:space="preserve">Keen Hearing (species; companion: Sensitive Ears).</w:t>
+      </w:r>
+      <w:r>
+        <w:t xml:space="preserve"> </w:t>
+      </w:r>
+      <w:r>
+        <w:rPr>
+          <w:bCs/>
+          <w:b/>
+        </w:rPr>
+        <w:t xml:space="preserve">Complication:</w:t>
+      </w:r>
+      <w:r>
+        <w:t xml:space="preserve"> </w:t>
+      </w:r>
+      <w:r>
+        <w:t xml:space="preserve">Someone Back Home; trigger: a message from home arrives.</w:t>
+      </w:r>
+    </w:p>
+    <w:p>
+      <w:pPr>
+        <w:numPr>
+          <w:ilvl w:val="0"/>
+          <w:numId w:val="1017"/>
+        </w:numPr>
+        <w:pStyle w:val="Compact"/>
+      </w:pPr>
+      <w:r>
+        <w:rPr>
+          <w:bCs/>
+          <w:b/>
+        </w:rPr>
+        <w:t xml:space="preserve">Why I serve:</w:t>
+      </w:r>
+      <w:r>
+        <w:t xml:space="preserve"> </w:t>
+      </w:r>
+      <w:r>
+        <w:t xml:space="preserve">To leave behind a past, a world, or a life that was too small for me.</w:t>
+      </w:r>
+      <w:r>
+        <w:t xml:space="preserve"> </w:t>
+      </w:r>
+      <w:r>
+        <w:rPr>
+          <w:bCs/>
+          <w:b/>
+        </w:rPr>
+        <w:t xml:space="preserve">Connection:</w:t>
+      </w:r>
+      <w:r>
+        <w:t xml:space="preserve"> </w:t>
+      </w:r>
+      <w:r>
         <w:t xml:space="preserve">Shares a secret with Lt. Sevek from a mission neither of them talks about.</w:t>
       </w:r>
     </w:p>
-    <w:bookmarkEnd w:id="78"/>
     <w:bookmarkEnd w:id="79"/>
-    <w:bookmarkStart w:id="80" w:name="threats"/>
+    <w:bookmarkEnd w:id="80"/>
+    <w:bookmarkStart w:id="81" w:name="threats"/>
     <w:p>
       <w:pPr>
         <w:pStyle w:val="Heading1"/>
@@ -11430,8 +11914,8 @@
         <w:t xml:space="preserve">For a tougher version, add +1 to its targets and one box; for a weaker one, subtract. Starships use the ship tracks above: a Klingon battle cruiser has Shields 3, Hull 4, and Phasers 12 for its gunners.</w:t>
       </w:r>
     </w:p>
-    <w:bookmarkEnd w:id="80"/>
-    <w:bookmarkStart w:id="81" w:name="advantages"/>
+    <w:bookmarkEnd w:id="81"/>
+    <w:bookmarkStart w:id="82" w:name="advantages"/>
     <w:p>
       <w:pPr>
         <w:pStyle w:val="Heading1"/>
@@ -12037,8 +12521,8 @@
         </w:tc>
       </w:tr>
     </w:tbl>
-    <w:bookmarkEnd w:id="81"/>
-    <w:bookmarkStart w:id="95" w:name="species-advantages"/>
+    <w:bookmarkEnd w:id="82"/>
+    <w:bookmarkStart w:id="96" w:name="species-advantages"/>
     <w:p>
       <w:pPr>
         <w:pStyle w:val="Heading1"/>
@@ -12103,7 +12587,7 @@
         <w:t xml:space="preserve">A custom species advantage follows the same pattern: a narrow +2 or an ability with agreed limits, paired with a companion complication that has a clear trigger and a real consequence.</w:t>
       </w:r>
     </w:p>
-    <w:bookmarkStart w:id="82" w:name="human"/>
+    <w:bookmarkStart w:id="83" w:name="human"/>
     <w:p>
       <w:pPr>
         <w:pStyle w:val="Heading2"/>
@@ -12316,8 +12800,8 @@
         </w:tc>
       </w:tr>
     </w:tbl>
-    <w:bookmarkEnd w:id="82"/>
-    <w:bookmarkStart w:id="83" w:name="vulcan"/>
+    <w:bookmarkEnd w:id="83"/>
+    <w:bookmarkStart w:id="84" w:name="vulcan"/>
     <w:p>
       <w:pPr>
         <w:pStyle w:val="Heading2"/>
@@ -12592,8 +13076,8 @@
         </w:tc>
       </w:tr>
     </w:tbl>
-    <w:bookmarkEnd w:id="83"/>
-    <w:bookmarkStart w:id="84" w:name="andorian"/>
+    <w:bookmarkEnd w:id="84"/>
+    <w:bookmarkStart w:id="85" w:name="andorian"/>
     <w:p>
       <w:pPr>
         <w:pStyle w:val="Heading2"/>
@@ -12806,8 +13290,8 @@
         </w:tc>
       </w:tr>
     </w:tbl>
-    <w:bookmarkEnd w:id="84"/>
-    <w:bookmarkStart w:id="85" w:name="tellarite"/>
+    <w:bookmarkEnd w:id="85"/>
+    <w:bookmarkStart w:id="86" w:name="tellarite"/>
     <w:p>
       <w:pPr>
         <w:pStyle w:val="Heading2"/>
@@ -13020,8 +13504,8 @@
         </w:tc>
       </w:tr>
     </w:tbl>
-    <w:bookmarkEnd w:id="85"/>
-    <w:bookmarkStart w:id="86" w:name="aenar"/>
+    <w:bookmarkEnd w:id="86"/>
+    <w:bookmarkStart w:id="87" w:name="aenar"/>
     <w:p>
       <w:pPr>
         <w:pStyle w:val="Heading2"/>
@@ -13234,8 +13718,8 @@
         </w:tc>
       </w:tr>
     </w:tbl>
-    <w:bookmarkEnd w:id="86"/>
-    <w:bookmarkStart w:id="87" w:name="illyrian"/>
+    <w:bookmarkEnd w:id="87"/>
+    <w:bookmarkStart w:id="88" w:name="illyrian"/>
     <w:p>
       <w:pPr>
         <w:pStyle w:val="Heading2"/>
@@ -13448,8 +13932,8 @@
         </w:tc>
       </w:tr>
     </w:tbl>
-    <w:bookmarkEnd w:id="87"/>
-    <w:bookmarkStart w:id="88" w:name="lanthanite"/>
+    <w:bookmarkEnd w:id="88"/>
+    <w:bookmarkStart w:id="89" w:name="lanthanite"/>
     <w:p>
       <w:pPr>
         <w:pStyle w:val="Heading2"/>
@@ -13662,8 +14146,8 @@
         </w:tc>
       </w:tr>
     </w:tbl>
-    <w:bookmarkEnd w:id="88"/>
-    <w:bookmarkStart w:id="89" w:name="caitian"/>
+    <w:bookmarkEnd w:id="89"/>
+    <w:bookmarkStart w:id="90" w:name="caitian"/>
     <w:p>
       <w:pPr>
         <w:pStyle w:val="Heading2"/>
@@ -13876,8 +14360,8 @@
         </w:tc>
       </w:tr>
     </w:tbl>
-    <w:bookmarkEnd w:id="89"/>
-    <w:bookmarkStart w:id="90" w:name="aurelian"/>
+    <w:bookmarkEnd w:id="90"/>
+    <w:bookmarkStart w:id="91" w:name="aurelian"/>
     <w:p>
       <w:pPr>
         <w:pStyle w:val="Heading2"/>
@@ -14090,8 +14574,8 @@
         </w:tc>
       </w:tr>
     </w:tbl>
-    <w:bookmarkEnd w:id="90"/>
-    <w:bookmarkStart w:id="91" w:name="orion"/>
+    <w:bookmarkEnd w:id="91"/>
+    <w:bookmarkStart w:id="92" w:name="orion"/>
     <w:p>
       <w:pPr>
         <w:pStyle w:val="Heading2"/>
@@ -14304,8 +14788,8 @@
         </w:tc>
       </w:tr>
     </w:tbl>
-    <w:bookmarkEnd w:id="91"/>
-    <w:bookmarkStart w:id="92" w:name="denobulan"/>
+    <w:bookmarkEnd w:id="92"/>
+    <w:bookmarkStart w:id="93" w:name="denobulan"/>
     <w:p>
       <w:pPr>
         <w:pStyle w:val="Heading2"/>
@@ -14518,8 +15002,8 @@
         </w:tc>
       </w:tr>
     </w:tbl>
-    <w:bookmarkEnd w:id="92"/>
-    <w:bookmarkStart w:id="93" w:name="trill"/>
+    <w:bookmarkEnd w:id="93"/>
+    <w:bookmarkStart w:id="94" w:name="trill"/>
     <w:p>
       <w:pPr>
         <w:pStyle w:val="Heading2"/>
@@ -14740,8 +15224,8 @@
         </w:tc>
       </w:tr>
     </w:tbl>
-    <w:bookmarkEnd w:id="93"/>
-    <w:bookmarkStart w:id="94" w:name="saurian"/>
+    <w:bookmarkEnd w:id="94"/>
+    <w:bookmarkStart w:id="95" w:name="saurian"/>
     <w:p>
       <w:pPr>
         <w:pStyle w:val="Heading2"/>
@@ -14954,9 +15438,9 @@
         </w:tc>
       </w:tr>
     </w:tbl>
-    <w:bookmarkEnd w:id="94"/>
     <w:bookmarkEnd w:id="95"/>
-    <w:bookmarkStart w:id="97" w:name="complications"/>
+    <w:bookmarkEnd w:id="96"/>
+    <w:bookmarkStart w:id="98" w:name="complications"/>
     <w:p>
       <w:pPr>
         <w:pStyle w:val="Heading1"/>
@@ -15570,7 +16054,7 @@
         </w:tc>
       </w:tr>
     </w:tbl>
-    <w:bookmarkStart w:id="96" w:name="using-and-revising-traits"/>
+    <w:bookmarkStart w:id="97" w:name="using-and-revising-traits"/>
     <w:p>
       <w:pPr>
         <w:pStyle w:val="Heading2"/>
@@ -15587,9 +16071,9 @@
         <w:t xml:space="preserve">General advantages and complications describe individual crew members and can suit any species when appropriate. A Vulcan might choose Mental Discipline as a general advantage; species advantages are the only traits tied to a species. At a mission milestone, revise a trait when events change the character. Custom advantages follow the same narrow +2 benefit; custom complications need a clear trigger and a meaningful, accepted consequence.</w:t>
       </w:r>
     </w:p>
-    <w:bookmarkEnd w:id="96"/>
     <w:bookmarkEnd w:id="97"/>
-    <w:bookmarkStart w:id="101" w:name="quick-reference"/>
+    <w:bookmarkEnd w:id="98"/>
+    <w:bookmarkStart w:id="102" w:name="quick-reference"/>
     <w:p>
       <w:pPr>
         <w:pStyle w:val="Heading1"/>
@@ -15598,7 +16082,7 @@
         <w:t xml:space="preserve">Quick reference</w:t>
       </w:r>
     </w:p>
-    <w:bookmarkStart w:id="98" w:name="will-and-mental-resistance"/>
+    <w:bookmarkStart w:id="99" w:name="will-and-mental-resistance"/>
     <w:p>
       <w:pPr>
         <w:pStyle w:val="Heading2"/>
@@ -15631,8 +16115,8 @@
         <w:t xml:space="preserve">Will protects your resolve; Presence influences others. Leadership and Diplomacy still use Presence. Species adjustments may change your starting Will, but mental advantages apply only to their agreed, narrow circumstances.</w:t>
       </w:r>
     </w:p>
-    <w:bookmarkEnd w:id="98"/>
-    <w:bookmarkStart w:id="99" w:name="at-the-table"/>
+    <w:bookmarkEnd w:id="99"/>
+    <w:bookmarkStart w:id="100" w:name="at-the-table"/>
     <w:p>
       <w:pPr>
         <w:pStyle w:val="Heading2"/>
@@ -15645,7 +16129,7 @@
       <w:pPr>
         <w:numPr>
           <w:ilvl w:val="0"/>
-          <w:numId w:val="1017"/>
+          <w:numId w:val="1018"/>
         </w:numPr>
         <w:pStyle w:val="Compact"/>
       </w:pPr>
@@ -15657,7 +16141,7 @@
       <w:pPr>
         <w:numPr>
           <w:ilvl w:val="0"/>
-          <w:numId w:val="1017"/>
+          <w:numId w:val="1018"/>
         </w:numPr>
         <w:pStyle w:val="Compact"/>
       </w:pPr>
@@ -15669,7 +16153,7 @@
       <w:pPr>
         <w:numPr>
           <w:ilvl w:val="0"/>
-          <w:numId w:val="1017"/>
+          <w:numId w:val="1018"/>
         </w:numPr>
         <w:pStyle w:val="Compact"/>
       </w:pPr>
@@ -15681,7 +16165,7 @@
       <w:pPr>
         <w:numPr>
           <w:ilvl w:val="0"/>
-          <w:numId w:val="1017"/>
+          <w:numId w:val="1018"/>
         </w:numPr>
         <w:pStyle w:val="Compact"/>
       </w:pPr>
@@ -15693,7 +16177,7 @@
       <w:pPr>
         <w:numPr>
           <w:ilvl w:val="0"/>
-          <w:numId w:val="1017"/>
+          <w:numId w:val="1018"/>
         </w:numPr>
         <w:pStyle w:val="Compact"/>
       </w:pPr>
@@ -15701,8 +16185,8 @@
         <w:t xml:space="preserve">Apply the result and describe what changes.</w:t>
       </w:r>
     </w:p>
-    <w:bookmarkEnd w:id="99"/>
-    <w:bookmarkStart w:id="100" w:name="summary"/>
+    <w:bookmarkEnd w:id="100"/>
+    <w:bookmarkStart w:id="101" w:name="summary"/>
     <w:p>
       <w:pPr>
         <w:pStyle w:val="Heading2"/>
@@ -15864,13 +16348,13 @@
           <w:bCs/>
           <w:b/>
         </w:rPr>
-        <w:t xml:space="preserve">Ship:</w:t>
-      </w:r>
-      <w:r>
-        <w:t xml:space="preserve"> </w:t>
-      </w:r>
-      <w:r>
-        <w:t xml:space="preserve">Shields (3) take hits first; then Hull (4) and a system (3 each: −2, −4, offline). Normal hit 1 box, heavy hit 2. Helm evades once per exchange; Engineering clears a box.</w:t>
+        <w:t xml:space="preserve">Phaser power:</w:t>
+      </w:r>
+      <w:r>
+        <w:t xml:space="preserve"> </w:t>
+      </w:r>
+      <w:r>
+        <w:t xml:space="preserve">Type 1 holds 8, Type 2 16, rifle 30. Stun 1, heat/cut 1, kill 2, wide-beam stun 3, disintegrate 4. Spare cell refills; overload needs 4+.</w:t>
       </w:r>
     </w:p>
     <w:p>
@@ -15882,13 +16366,13 @@
           <w:bCs/>
           <w:b/>
         </w:rPr>
-        <w:t xml:space="preserve">Medicine:</w:t>
-      </w:r>
-      <w:r>
-        <w:t xml:space="preserve"> </w:t>
-      </w:r>
-      <w:r>
-        <w:t xml:space="preserve">one action to stabilize. Field care takes several minutes and clears one box, or two on success by 5. Sickbay grants +2 and clears two boxes, or three on success by 5. Major trauma may require further recovery. Rest clears one box per full day, but not from three boxes: treatment must clear the first one.</w:t>
+        <w:t xml:space="preserve">Ship:</w:t>
+      </w:r>
+      <w:r>
+        <w:t xml:space="preserve"> </w:t>
+      </w:r>
+      <w:r>
+        <w:t xml:space="preserve">Shields (3) take hits first; then Hull (4) and a system (3 each: −2, −4, offline). Normal hit 1 box, heavy hit 2. Helm evades once per exchange; Engineering clears a box.</w:t>
       </w:r>
     </w:p>
     <w:p>
@@ -15900,13 +16384,13 @@
           <w:bCs/>
           <w:b/>
         </w:rPr>
-        <w:t xml:space="preserve">Will:</w:t>
-      </w:r>
-      <w:r>
-        <w:t xml:space="preserve"> </w:t>
-      </w:r>
-      <w:r>
-        <w:t xml:space="preserve">resist overwhelming fear or mental intrusion and maintain concentration. Ordinary danger needs no roll. Fear or distraction failure normally causes hesitation or −2 on your next action.</w:t>
+        <w:t xml:space="preserve">Medicine:</w:t>
+      </w:r>
+      <w:r>
+        <w:t xml:space="preserve"> </w:t>
+      </w:r>
+      <w:r>
+        <w:t xml:space="preserve">one action to stabilize. Field care takes several minutes and clears one box, or two on success by 5. Sickbay grants +2 and clears two boxes, or three on success by 5. Major trauma may require further recovery. Rest clears one box per full day, but not from three boxes: treatment must clear the first one.</w:t>
       </w:r>
     </w:p>
     <w:p>
@@ -15918,6 +16402,24 @@
           <w:bCs/>
           <w:b/>
         </w:rPr>
+        <w:t xml:space="preserve">Will:</w:t>
+      </w:r>
+      <w:r>
+        <w:t xml:space="preserve"> </w:t>
+      </w:r>
+      <w:r>
+        <w:t xml:space="preserve">resist overwhelming fear or mental intrusion and maintain concentration. Ordinary danger needs no roll. Fear or distraction failure normally causes hesitation or −2 on your next action.</w:t>
+      </w:r>
+    </w:p>
+    <w:p>
+      <w:pPr>
+        <w:pStyle w:val="BodyText"/>
+      </w:pPr>
+      <w:r>
+        <w:rPr>
+          <w:bCs/>
+          <w:b/>
+        </w:rPr>
         <w:t xml:space="preserve">Duty points:</w:t>
       </w:r>
       <w:r>
@@ -15927,8 +16429,8 @@
         <w:t xml:space="preserve">start each session with two. Spend one to reroll, reduce an injury by one box, or establish a plausible preparation. Earn one when an accepted complication, including a companion complication, creates a meaningful problem.</w:t>
       </w:r>
     </w:p>
-    <w:bookmarkEnd w:id="100"/>
     <w:bookmarkEnd w:id="101"/>
+    <w:bookmarkEnd w:id="102"/>
     <w:sectPr/>
   </w:body>
 </w:document>
@@ -16281,6 +16783,9 @@
     <w:abstractNumId w:val="991"/>
   </w:num>
   <w:num w:numId="1010">
+    <w:abstractNumId w:val="991"/>
+  </w:num>
+  <w:num w:numId="1011">
     <w:abstractNumId w:val="99411"/>
     <w:lvlOverride w:ilvl="0">
       <w:startOverride w:val="1"/>
@@ -16310,9 +16815,6 @@
       <w:startOverride w:val="1"/>
     </w:lvlOverride>
   </w:num>
-  <w:num w:numId="1011">
-    <w:abstractNumId w:val="991"/>
-  </w:num>
   <w:num w:numId="1012">
     <w:abstractNumId w:val="991"/>
   </w:num>
@@ -16329,6 +16831,9 @@
     <w:abstractNumId w:val="991"/>
   </w:num>
   <w:num w:numId="1017">
+    <w:abstractNumId w:val="991"/>
+  </w:num>
+  <w:num w:numId="1018">
     <w:abstractNumId w:val="99411"/>
     <w:lvlOverride w:ilvl="0">
       <w:startOverride w:val="1"/>

--- a/uss-pelion/USS_Pelion_Players_Guide.docx
+++ b/uss-pelion/USS_Pelion_Players_Guide.docx
@@ -3979,7 +3979,439 @@
         <w:pStyle w:val="FirstParagraph"/>
       </w:pPr>
       <w:r>
-        <w:t xml:space="preserve">A communicator provides contact when range and interference permit. A tricorder gathers readings using Sensors; interpreting unusual results may need a science skill. An engineering kit or medical kit enables appropriate work. Ordinary equipment grants no blanket bonus; exceptional tools or preparation may justify +2. Missing essential tools can make a task impossible.</w:t>
+        <w:t xml:space="preserve">Equipment makes tasks possible rather than easier. Ordinary equipment grants no blanket bonus; exceptional tools or preparation may justify +2. Missing essential tools can make a task impossible, or very difficult (−4) when the GM finds an attempt plausible. Every crew member carries a communicator; the rest is issued for the mission.</w:t>
+      </w:r>
+    </w:p>
+    <w:tbl>
+      <w:tblPr>
+        <w:tblStyle w:val="Table"/>
+        <w:tblW w:type="pct" w:w="5000"/>
+        <w:tblLook w:firstRow="1" w:lastRow="0" w:firstColumn="0" w:lastColumn="0" w:noHBand="0" w:noVBand="0" w:val="0020"/>
+        <w:jc w:val="start"/>
+        <w:tblBorders>
+          <w:top w:val="single" w:sz="4" w:color="B8C2D3"/>
+          <w:left w:val="single" w:sz="4" w:color="B8C2D3"/>
+          <w:bottom w:val="single" w:sz="4" w:color="B8C2D3"/>
+          <w:right w:val="single" w:sz="4" w:color="B8C2D3"/>
+          <w:insideH w:val="single" w:sz="4" w:color="B8C2D3"/>
+          <w:insideV w:val="single" w:sz="4" w:color="B8C2D3"/>
+        </w:tblBorders>
+      </w:tblPr>
+      <w:tblGrid>
+        <w:gridCol w:w="3960"/>
+        <w:gridCol w:w="3960"/>
+      </w:tblGrid>
+      <w:tr>
+        <w:trPr>
+          <w:tblHeader w:val="true"/>
+        </w:trPr>
+        <w:tc>
+          <w:tcPr>
+            <w:shd w:val="clear" w:fill="E9EEF6"/>
+          </w:tcPr>
+          <w:p>
+            <w:pPr>
+              <w:pStyle w:val="Compact"/>
+              <w:jc w:val="left"/>
+            </w:pPr>
+            <w:r>
+              <w:rPr>
+                <w:b/>
+                <w:sz w:val="19"/>
+              </w:rPr>
+              <w:t xml:space="preserve">Item</w:t>
+            </w:r>
+          </w:p>
+        </w:tc>
+        <w:tc>
+          <w:tcPr>
+            <w:shd w:val="clear" w:fill="E9EEF6"/>
+          </w:tcPr>
+          <w:p>
+            <w:pPr>
+              <w:pStyle w:val="Compact"/>
+              <w:jc w:val="left"/>
+            </w:pPr>
+            <w:r>
+              <w:rPr>
+                <w:b/>
+                <w:sz w:val="19"/>
+              </w:rPr>
+              <w:t xml:space="preserve">What it does</w:t>
+            </w:r>
+          </w:p>
+        </w:tc>
+      </w:tr>
+      <w:tr>
+        <w:tc>
+          <w:tcPr/>
+          <w:p>
+            <w:pPr>
+              <w:pStyle w:val="Compact"/>
+              <w:jc w:val="left"/>
+            </w:pPr>
+            <w:r>
+              <w:rPr>
+                <w:b/>
+                <w:sz w:val="19"/>
+              </w:rPr>
+              <w:t xml:space="preserve">Communicator</w:t>
+            </w:r>
+          </w:p>
+        </w:tc>
+        <w:tc>
+          <w:tcPr/>
+          <w:p>
+            <w:pPr>
+              <w:pStyle w:val="Compact"/>
+              <w:jc w:val="left"/>
+            </w:pPr>
+            <w:r>
+              <w:rPr>
+                <w:sz w:val="19"/>
+              </w:rPr>
+              <w:t xml:space="preserve">Talks to the ship and the away team within range, and gives the transporter a lock. Interference, shielding or distance can cut it off.</w:t>
+            </w:r>
+          </w:p>
+        </w:tc>
+      </w:tr>
+      <w:tr>
+        <w:tc>
+          <w:tcPr/>
+          <w:p>
+            <w:pPr>
+              <w:pStyle w:val="Compact"/>
+              <w:jc w:val="left"/>
+            </w:pPr>
+            <w:r>
+              <w:rPr>
+                <w:b/>
+                <w:sz w:val="19"/>
+              </w:rPr>
+              <w:t xml:space="preserve">Tricorder</w:t>
+            </w:r>
+          </w:p>
+        </w:tc>
+        <w:tc>
+          <w:tcPr/>
+          <w:p>
+            <w:pPr>
+              <w:pStyle w:val="Compact"/>
+              <w:jc w:val="left"/>
+            </w:pPr>
+            <w:r>
+              <w:rPr>
+                <w:sz w:val="19"/>
+              </w:rPr>
+              <w:t xml:space="preserve">Scans life signs, energy, materials and atmosphere at short range and records the data. Field Sensors rolls need one; without it most scans are impossible.</w:t>
+            </w:r>
+          </w:p>
+        </w:tc>
+      </w:tr>
+      <w:tr>
+        <w:tc>
+          <w:tcPr/>
+          <w:p>
+            <w:pPr>
+              <w:pStyle w:val="Compact"/>
+              <w:jc w:val="left"/>
+            </w:pPr>
+            <w:r>
+              <w:rPr>
+                <w:b/>
+                <w:sz w:val="19"/>
+              </w:rPr>
+              <w:t xml:space="preserve">Medical scanner</w:t>
+            </w:r>
+          </w:p>
+        </w:tc>
+        <w:tc>
+          <w:tcPr/>
+          <w:p>
+            <w:pPr>
+              <w:pStyle w:val="Compact"/>
+              <w:jc w:val="left"/>
+            </w:pPr>
+            <w:r>
+              <w:rPr>
+                <w:sz w:val="19"/>
+              </w:rPr>
+              <w:t xml:space="preserve">Identifies ordinary injuries automatically. Diagnosing unfamiliar physiology or disease without one is very difficult (−4) or impossible.</w:t>
+            </w:r>
+          </w:p>
+        </w:tc>
+      </w:tr>
+      <w:tr>
+        <w:tc>
+          <w:tcPr/>
+          <w:p>
+            <w:pPr>
+              <w:pStyle w:val="Compact"/>
+              <w:jc w:val="left"/>
+            </w:pPr>
+            <w:r>
+              <w:rPr>
+                <w:b/>
+                <w:sz w:val="19"/>
+              </w:rPr>
+              <w:t xml:space="preserve">Medical kit</w:t>
+            </w:r>
+          </w:p>
+        </w:tc>
+        <w:tc>
+          <w:tcPr/>
+          <w:p>
+            <w:pPr>
+              <w:pStyle w:val="Compact"/>
+              <w:jc w:val="left"/>
+            </w:pPr>
+            <w:r>
+              <w:rPr>
+                <w:sz w:val="19"/>
+              </w:rPr>
+              <w:t xml:space="preserve">Hyposprays, drugs and dressings. Needed for emergency stabilization and field treatment.</w:t>
+            </w:r>
+          </w:p>
+        </w:tc>
+      </w:tr>
+      <w:tr>
+        <w:tc>
+          <w:tcPr/>
+          <w:p>
+            <w:pPr>
+              <w:pStyle w:val="Compact"/>
+              <w:jc w:val="left"/>
+            </w:pPr>
+            <w:r>
+              <w:rPr>
+                <w:b/>
+                <w:sz w:val="19"/>
+              </w:rPr>
+              <w:t xml:space="preserve">Engineering kit</w:t>
+            </w:r>
+          </w:p>
+        </w:tc>
+        <w:tc>
+          <w:tcPr/>
+          <w:p>
+            <w:pPr>
+              <w:pStyle w:val="Compact"/>
+              <w:jc w:val="left"/>
+            </w:pPr>
+            <w:r>
+              <w:rPr>
+                <w:sz w:val="19"/>
+              </w:rPr>
+              <w:t xml:space="preserve">Hand tools, spare parts and test gear. Needed for most Engineering and Electronics repairs in the field.</w:t>
+            </w:r>
+          </w:p>
+        </w:tc>
+      </w:tr>
+      <w:tr>
+        <w:tc>
+          <w:tcPr/>
+          <w:p>
+            <w:pPr>
+              <w:pStyle w:val="Compact"/>
+              <w:jc w:val="left"/>
+            </w:pPr>
+            <w:r>
+              <w:rPr>
+                <w:b/>
+                <w:sz w:val="19"/>
+              </w:rPr>
+              <w:t xml:space="preserve">Hand phaser</w:t>
+            </w:r>
+          </w:p>
+        </w:tc>
+        <w:tc>
+          <w:tcPr/>
+          <w:p>
+            <w:pPr>
+              <w:pStyle w:val="Compact"/>
+              <w:jc w:val="left"/>
+            </w:pPr>
+            <w:r>
+              <w:rPr>
+                <w:sz w:val="19"/>
+              </w:rPr>
+              <w:t xml:space="preserve">Type 1 (8 power) or Type 2 (16). Settings and power costs are under Phaser power.</w:t>
+            </w:r>
+          </w:p>
+        </w:tc>
+      </w:tr>
+      <w:tr>
+        <w:tc>
+          <w:tcPr/>
+          <w:p>
+            <w:pPr>
+              <w:pStyle w:val="Compact"/>
+              <w:jc w:val="left"/>
+            </w:pPr>
+            <w:r>
+              <w:rPr>
+                <w:b/>
+                <w:sz w:val="19"/>
+              </w:rPr>
+              <w:t xml:space="preserve">Universal translator</w:t>
+            </w:r>
+          </w:p>
+        </w:tc>
+        <w:tc>
+          <w:tcPr/>
+          <w:p>
+            <w:pPr>
+              <w:pStyle w:val="Compact"/>
+              <w:jc w:val="left"/>
+            </w:pPr>
+            <w:r>
+              <w:rPr>
+                <w:sz w:val="19"/>
+              </w:rPr>
+              <w:t xml:space="preserve">Lets you talk with speakers of known languages. A new language takes time to learn; a Communications roll can speed it up.</w:t>
+            </w:r>
+          </w:p>
+        </w:tc>
+      </w:tr>
+      <w:tr>
+        <w:tc>
+          <w:tcPr/>
+          <w:p>
+            <w:pPr>
+              <w:pStyle w:val="Compact"/>
+              <w:jc w:val="left"/>
+            </w:pPr>
+            <w:r>
+              <w:rPr>
+                <w:b/>
+                <w:sz w:val="19"/>
+              </w:rPr>
+              <w:t xml:space="preserve">Environmental suit</w:t>
+            </w:r>
+          </w:p>
+        </w:tc>
+        <w:tc>
+          <w:tcPr/>
+          <w:p>
+            <w:pPr>
+              <w:pStyle w:val="Compact"/>
+              <w:jc w:val="left"/>
+            </w:pPr>
+            <w:r>
+              <w:rPr>
+                <w:sz w:val="19"/>
+              </w:rPr>
+              <w:t xml:space="preserve">Several hours in vacuum, toxic air, cold or radiation. −2 to Agility-based actions and Stealth while worn.</w:t>
+            </w:r>
+          </w:p>
+        </w:tc>
+      </w:tr>
+      <w:tr>
+        <w:tc>
+          <w:tcPr/>
+          <w:p>
+            <w:pPr>
+              <w:pStyle w:val="Compact"/>
+              <w:jc w:val="left"/>
+            </w:pPr>
+            <w:r>
+              <w:rPr>
+                <w:b/>
+                <w:sz w:val="19"/>
+              </w:rPr>
+              <w:t xml:space="preserve">Field kit</w:t>
+            </w:r>
+          </w:p>
+        </w:tc>
+        <w:tc>
+          <w:tcPr/>
+          <w:p>
+            <w:pPr>
+              <w:pStyle w:val="Compact"/>
+              <w:jc w:val="left"/>
+            </w:pPr>
+            <w:r>
+              <w:rPr>
+                <w:sz w:val="19"/>
+              </w:rPr>
+              <w:t xml:space="preserve">Rations, water, light, rope and climbing gear for a few days. Turns impossible survival and climbing tasks into ordinary ones; no bonus beyond that.</w:t>
+            </w:r>
+          </w:p>
+        </w:tc>
+      </w:tr>
+      <w:tr>
+        <w:tc>
+          <w:tcPr/>
+          <w:p>
+            <w:pPr>
+              <w:pStyle w:val="Compact"/>
+              <w:jc w:val="left"/>
+            </w:pPr>
+            <w:r>
+              <w:rPr>
+                <w:b/>
+                <w:sz w:val="19"/>
+              </w:rPr>
+              <w:t xml:space="preserve">Emergency transponder</w:t>
+            </w:r>
+          </w:p>
+        </w:tc>
+        <w:tc>
+          <w:tcPr/>
+          <w:p>
+            <w:pPr>
+              <w:pStyle w:val="Compact"/>
+              <w:jc w:val="left"/>
+            </w:pPr>
+            <w:r>
+              <w:rPr>
+                <w:sz w:val="19"/>
+              </w:rPr>
+              <w:t xml:space="preserve">Broadcasts your position to the ship and helps a transporter lock through light interference.</w:t>
+            </w:r>
+          </w:p>
+        </w:tc>
+      </w:tr>
+      <w:tr>
+        <w:tc>
+          <w:tcPr/>
+          <w:p>
+            <w:pPr>
+              <w:pStyle w:val="Compact"/>
+              <w:jc w:val="left"/>
+            </w:pPr>
+            <w:r>
+              <w:rPr>
+                <w:b/>
+                <w:sz w:val="19"/>
+              </w:rPr>
+              <w:t xml:space="preserve">Anti-grav sled</w:t>
+            </w:r>
+          </w:p>
+        </w:tc>
+        <w:tc>
+          <w:tcPr/>
+          <w:p>
+            <w:pPr>
+              <w:pStyle w:val="Compact"/>
+              <w:jc w:val="left"/>
+            </w:pPr>
+            <w:r>
+              <w:rPr>
+                <w:sz w:val="19"/>
+              </w:rPr>
+              <w:t xml:space="preserve">Carries heavy loads or a casualty at walking pace. Hard to move quietly (−2 Stealth).</w:t>
+            </w:r>
+          </w:p>
+        </w:tc>
+      </w:tr>
+    </w:tbl>
+    <w:p>
+      <w:pPr>
+        <w:pStyle w:val="BodyText"/>
+      </w:pPr>
+      <w:r>
+        <w:t xml:space="preserve">A tricorder finds readings; interpreting unusual results may still need a science skill. Spare power cells for phasers are listed under Phaser power.</w:t>
       </w:r>
     </w:p>
     <w:p>

--- a/uss-pelion/USS_Pelion_Players_Guide.docx
+++ b/uss-pelion/USS_Pelion_Players_Guide.docx
@@ -16863,6 +16863,1154 @@
     </w:p>
     <w:bookmarkEnd w:id="101"/>
     <w:bookmarkEnd w:id="102"/>
+    <w:bookmarkStart w:id="105" w:name="discord-commands"/>
+    <w:p>
+      <w:pPr>
+        <w:pStyle w:val="Heading1"/>
+      </w:pPr>
+      <w:r>
+        <w:t xml:space="preserve">Discord commands</w:t>
+      </w:r>
+    </w:p>
+    <w:p>
+      <w:pPr>
+        <w:pStyle w:val="FirstParagraph"/>
+      </w:pPr>
+      <w:r>
+        <w:t xml:space="preserve">The table’s Discord bot rolls the dice and keeps the shared Duty points, clocks and Ship status tracks for the server. Type</w:t>
+      </w:r>
+      <w:r>
+        <w:t xml:space="preserve"> </w:t>
+      </w:r>
+      <w:r>
+        <w:rPr>
+          <w:rStyle w:val="VerbatimChar"/>
+        </w:rPr>
+        <w:t xml:space="preserve">/</w:t>
+      </w:r>
+      <w:r>
+        <w:t xml:space="preserve"> </w:t>
+      </w:r>
+      <w:r>
+        <w:t xml:space="preserve">in a channel to see the commands; Discord shows each option as you fill it in. The bot doesn’t know your sheet, so you give it the target number.</w:t>
+      </w:r>
+    </w:p>
+    <w:bookmarkStart w:id="103" w:name="for-players"/>
+    <w:p>
+      <w:pPr>
+        <w:pStyle w:val="Heading2"/>
+      </w:pPr>
+      <w:r>
+        <w:t xml:space="preserve">For players</w:t>
+      </w:r>
+    </w:p>
+    <w:tbl>
+      <w:tblPr>
+        <w:tblStyle w:val="Table"/>
+        <w:tblW w:type="pct" w:w="5000"/>
+        <w:tblLook w:firstRow="1" w:lastRow="0" w:firstColumn="0" w:lastColumn="0" w:noHBand="0" w:noVBand="0" w:val="0020"/>
+        <w:jc w:val="start"/>
+        <w:tblBorders>
+          <w:top w:val="single" w:sz="4" w:color="B8C2D3"/>
+          <w:left w:val="single" w:sz="4" w:color="B8C2D3"/>
+          <w:bottom w:val="single" w:sz="4" w:color="B8C2D3"/>
+          <w:right w:val="single" w:sz="4" w:color="B8C2D3"/>
+          <w:insideH w:val="single" w:sz="4" w:color="B8C2D3"/>
+          <w:insideV w:val="single" w:sz="4" w:color="B8C2D3"/>
+        </w:tblBorders>
+      </w:tblPr>
+      <w:tblGrid>
+        <w:gridCol w:w="3960"/>
+        <w:gridCol w:w="3960"/>
+      </w:tblGrid>
+      <w:tr>
+        <w:trPr>
+          <w:tblHeader w:val="true"/>
+        </w:trPr>
+        <w:tc>
+          <w:tcPr>
+            <w:shd w:val="clear" w:fill="E9EEF6"/>
+          </w:tcPr>
+          <w:p>
+            <w:pPr>
+              <w:pStyle w:val="Compact"/>
+              <w:jc w:val="left"/>
+            </w:pPr>
+            <w:r>
+              <w:rPr>
+                <w:b/>
+                <w:sz w:val="19"/>
+              </w:rPr>
+              <w:t xml:space="preserve">Command</w:t>
+            </w:r>
+          </w:p>
+        </w:tc>
+        <w:tc>
+          <w:tcPr>
+            <w:shd w:val="clear" w:fill="E9EEF6"/>
+          </w:tcPr>
+          <w:p>
+            <w:pPr>
+              <w:pStyle w:val="Compact"/>
+              <w:jc w:val="left"/>
+            </w:pPr>
+            <w:r>
+              <w:rPr>
+                <w:b/>
+                <w:sz w:val="19"/>
+              </w:rPr>
+              <w:t xml:space="preserve">What it does</w:t>
+            </w:r>
+          </w:p>
+        </w:tc>
+      </w:tr>
+      <w:tr>
+        <w:tc>
+          <w:tcPr/>
+          <w:p>
+            <w:pPr>
+              <w:pStyle w:val="Compact"/>
+              <w:jc w:val="left"/>
+            </w:pPr>
+            <w:r>
+              <w:rPr>
+                <w:rStyle w:val="VerbatimChar"/>
+                <w:b/>
+                <w:sz w:val="19"/>
+              </w:rPr>
+              <w:t xml:space="preserve">/roll target:16 modifier:-2 label:Sensors</w:t>
+            </w:r>
+          </w:p>
+        </w:tc>
+        <w:tc>
+          <w:tcPr/>
+          <w:p>
+            <w:pPr>
+              <w:pStyle w:val="Compact"/>
+              <w:jc w:val="left"/>
+            </w:pPr>
+            <w:r>
+              <w:rPr>
+                <w:sz w:val="19"/>
+              </w:rPr>
+              <w:t xml:space="preserve">Roll 3d6 under your target. Use the number from your sheet, and add up every modifier yourself: circumstance, injury, assistance. The bot shows the result, the margin and your chance.</w:t>
+            </w:r>
+            <w:r>
+              <w:rPr>
+                <w:sz w:val="19"/>
+              </w:rPr>
+              <w:t xml:space="preserve"> </w:t>
+            </w:r>
+            <w:r>
+              <w:rPr>
+                <w:bCs/>
+                <w:b/>
+                <w:sz w:val="19"/>
+              </w:rPr>
+              <w:t xml:space="preserve">Spend a Duty point to reroll</w:t>
+            </w:r>
+            <w:r>
+              <w:rPr>
+                <w:sz w:val="19"/>
+              </w:rPr>
+              <w:t xml:space="preserve"> </w:t>
+            </w:r>
+            <w:r>
+              <w:rPr>
+                <w:sz w:val="19"/>
+              </w:rPr>
+              <w:t xml:space="preserve">lets you reroll once, and the second result stands.</w:t>
+            </w:r>
+          </w:p>
+        </w:tc>
+      </w:tr>
+      <w:tr>
+        <w:tc>
+          <w:tcPr/>
+          <w:p>
+            <w:pPr>
+              <w:pStyle w:val="Compact"/>
+              <w:jc w:val="left"/>
+            </w:pPr>
+            <w:r>
+              <w:rPr>
+                <w:rStyle w:val="VerbatimChar"/>
+                <w:b/>
+                <w:sz w:val="19"/>
+              </w:rPr>
+              <w:t xml:space="preserve">/contest target:16 opponent:13 opponent_name:"Klingon warrior" label:Grapple</w:t>
+            </w:r>
+          </w:p>
+        </w:tc>
+        <w:tc>
+          <w:tcPr/>
+          <w:p>
+            <w:pPr>
+              <w:pStyle w:val="Compact"/>
+              <w:jc w:val="left"/>
+            </w:pPr>
+            <w:r>
+              <w:rPr>
+                <w:sz w:val="19"/>
+              </w:rPr>
+              <w:t xml:space="preserve">An opposed roll. The bot rolls both sides and names the winner. Ties and double failures go to the defender, which is the opponent unless you add</w:t>
+            </w:r>
+            <w:r>
+              <w:rPr>
+                <w:sz w:val="19"/>
+              </w:rPr>
+              <w:t xml:space="preserve"> </w:t>
+            </w:r>
+            <w:r>
+              <w:rPr>
+                <w:rStyle w:val="VerbatimChar"/>
+                <w:sz w:val="19"/>
+              </w:rPr>
+              <w:t xml:space="preserve">defender:me</w:t>
+            </w:r>
+            <w:r>
+              <w:rPr>
+                <w:sz w:val="19"/>
+              </w:rPr>
+              <w:t xml:space="preserve">.</w:t>
+            </w:r>
+          </w:p>
+        </w:tc>
+      </w:tr>
+      <w:tr>
+        <w:tc>
+          <w:tcPr/>
+          <w:p>
+            <w:pPr>
+              <w:pStyle w:val="Compact"/>
+              <w:jc w:val="left"/>
+            </w:pPr>
+            <w:r>
+              <w:rPr>
+                <w:rStyle w:val="VerbatimChar"/>
+                <w:b/>
+                <w:sz w:val="19"/>
+              </w:rPr>
+              <w:t xml:space="preserve">/assist target:12 helper_target:14 helper:@name label:"Repair the overload"</w:t>
+            </w:r>
+          </w:p>
+        </w:tc>
+        <w:tc>
+          <w:tcPr/>
+          <w:p>
+            <w:pPr>
+              <w:pStyle w:val="Compact"/>
+              <w:jc w:val="left"/>
+            </w:pPr>
+            <w:r>
+              <w:rPr>
+                <w:sz w:val="19"/>
+              </w:rPr>
+              <w:t xml:space="preserve">Someone helps you. They roll first (Engineering, say): success gives +1, success by 5 or more +2, and a natural 18 brings a complication. Then you roll with their bonus.</w:t>
+            </w:r>
+          </w:p>
+        </w:tc>
+      </w:tr>
+      <w:tr>
+        <w:tc>
+          <w:tcPr/>
+          <w:p>
+            <w:pPr>
+              <w:pStyle w:val="Compact"/>
+              <w:jc w:val="left"/>
+            </w:pPr>
+            <w:r>
+              <w:rPr>
+                <w:rStyle w:val="VerbatimChar"/>
+                <w:b/>
+                <w:sz w:val="19"/>
+              </w:rPr>
+              <w:t xml:space="preserve">/points show</w:t>
+            </w:r>
+          </w:p>
+        </w:tc>
+        <w:tc>
+          <w:tcPr/>
+          <w:p>
+            <w:pPr>
+              <w:pStyle w:val="Compact"/>
+              <w:jc w:val="left"/>
+            </w:pPr>
+            <w:r>
+              <w:rPr>
+                <w:sz w:val="19"/>
+              </w:rPr>
+              <w:t xml:space="preserve">Your Duty points this session. Add</w:t>
+            </w:r>
+            <w:r>
+              <w:rPr>
+                <w:sz w:val="19"/>
+              </w:rPr>
+              <w:t xml:space="preserve"> </w:t>
+            </w:r>
+            <w:r>
+              <w:rPr>
+                <w:rStyle w:val="VerbatimChar"/>
+                <w:sz w:val="19"/>
+              </w:rPr>
+              <w:t xml:space="preserve">player:@name</w:t>
+            </w:r>
+            <w:r>
+              <w:rPr>
+                <w:sz w:val="19"/>
+              </w:rPr>
+              <w:t xml:space="preserve"> </w:t>
+            </w:r>
+            <w:r>
+              <w:rPr>
+                <w:sz w:val="19"/>
+              </w:rPr>
+              <w:t xml:space="preserve">to see someone else’s.</w:t>
+            </w:r>
+          </w:p>
+        </w:tc>
+      </w:tr>
+      <w:tr>
+        <w:tc>
+          <w:tcPr/>
+          <w:p>
+            <w:pPr>
+              <w:pStyle w:val="Compact"/>
+              <w:jc w:val="left"/>
+            </w:pPr>
+            <w:r>
+              <w:rPr>
+                <w:rStyle w:val="VerbatimChar"/>
+                <w:b/>
+                <w:sz w:val="19"/>
+              </w:rPr>
+              <w:t xml:space="preserve">/points spend</w:t>
+            </w:r>
+          </w:p>
+        </w:tc>
+        <w:tc>
+          <w:tcPr/>
+          <w:p>
+            <w:pPr>
+              <w:pStyle w:val="Compact"/>
+              <w:jc w:val="left"/>
+            </w:pPr>
+            <w:r>
+              <w:rPr>
+                <w:sz w:val="19"/>
+              </w:rPr>
+              <w:t xml:space="preserve">Spend a Duty point without rolling, e.g. to reduce an injury by one box or to establish a small preparation.</w:t>
+            </w:r>
+          </w:p>
+        </w:tc>
+      </w:tr>
+      <w:tr>
+        <w:tc>
+          <w:tcPr/>
+          <w:p>
+            <w:pPr>
+              <w:pStyle w:val="Compact"/>
+              <w:jc w:val="left"/>
+            </w:pPr>
+            <w:r>
+              <w:rPr>
+                <w:rStyle w:val="VerbatimChar"/>
+                <w:b/>
+                <w:sz w:val="19"/>
+              </w:rPr>
+              <w:t xml:space="preserve">/points gain</w:t>
+            </w:r>
+          </w:p>
+        </w:tc>
+        <w:tc>
+          <w:tcPr/>
+          <w:p>
+            <w:pPr>
+              <w:pStyle w:val="Compact"/>
+              <w:jc w:val="left"/>
+            </w:pPr>
+            <w:r>
+              <w:rPr>
+                <w:sz w:val="19"/>
+              </w:rPr>
+              <w:t xml:space="preserve">Gain a Duty point, e.g. when you accept a complication the GM offers. With Extra Duty, use it once at the start of a session.</w:t>
+            </w:r>
+          </w:p>
+        </w:tc>
+      </w:tr>
+      <w:tr>
+        <w:tc>
+          <w:tcPr/>
+          <w:p>
+            <w:pPr>
+              <w:pStyle w:val="Compact"/>
+              <w:jc w:val="left"/>
+            </w:pPr>
+            <w:r>
+              <w:rPr>
+                <w:rStyle w:val="VerbatimChar"/>
+                <w:b/>
+                <w:sz w:val="19"/>
+              </w:rPr>
+              <w:t xml:space="preserve">/clock show</w:t>
+            </w:r>
+          </w:p>
+        </w:tc>
+        <w:tc>
+          <w:tcPr/>
+          <w:p>
+            <w:pPr>
+              <w:pStyle w:val="Compact"/>
+              <w:jc w:val="left"/>
+            </w:pPr>
+            <w:r>
+              <w:rPr>
+                <w:sz w:val="19"/>
+              </w:rPr>
+              <w:t xml:space="preserve">Every clock the GM is running.</w:t>
+            </w:r>
+          </w:p>
+        </w:tc>
+      </w:tr>
+      <w:tr>
+        <w:tc>
+          <w:tcPr/>
+          <w:p>
+            <w:pPr>
+              <w:pStyle w:val="Compact"/>
+              <w:jc w:val="left"/>
+            </w:pPr>
+            <w:r>
+              <w:rPr>
+                <w:rStyle w:val="VerbatimChar"/>
+                <w:b/>
+                <w:sz w:val="19"/>
+              </w:rPr>
+              <w:t xml:space="preserve">/track show</w:t>
+            </w:r>
+          </w:p>
+        </w:tc>
+        <w:tc>
+          <w:tcPr/>
+          <w:p>
+            <w:pPr>
+              <w:pStyle w:val="Compact"/>
+              <w:jc w:val="left"/>
+            </w:pPr>
+            <w:r>
+              <w:rPr>
+                <w:sz w:val="19"/>
+              </w:rPr>
+              <w:t xml:space="preserve">The shared Ship status tracks (Shields, Hull, Weapons, Engines, Sensors, Communications, Transporters, Life support) and what each one means right now.</w:t>
+            </w:r>
+          </w:p>
+        </w:tc>
+      </w:tr>
+    </w:tbl>
+    <w:p>
+      <w:pPr>
+        <w:pStyle w:val="BodyText"/>
+      </w:pPr>
+      <w:r>
+        <w:t xml:space="preserve">The bot’s original names still work:</w:t>
+      </w:r>
+      <w:r>
+        <w:t xml:space="preserve"> </w:t>
+      </w:r>
+      <w:r>
+        <w:rPr>
+          <w:rStyle w:val="VerbatimChar"/>
+        </w:rPr>
+        <w:t xml:space="preserve">/pelion</w:t>
+      </w:r>
+      <w:r>
+        <w:t xml:space="preserve"> </w:t>
+      </w:r>
+      <w:r>
+        <w:t xml:space="preserve">is the same as</w:t>
+      </w:r>
+      <w:r>
+        <w:t xml:space="preserve"> </w:t>
+      </w:r>
+      <w:r>
+        <w:rPr>
+          <w:rStyle w:val="VerbatimChar"/>
+        </w:rPr>
+        <w:t xml:space="preserve">/roll</w:t>
+      </w:r>
+      <w:r>
+        <w:t xml:space="preserve">, and</w:t>
+      </w:r>
+      <w:r>
+        <w:t xml:space="preserve"> </w:t>
+      </w:r>
+      <w:r>
+        <w:rPr>
+          <w:rStyle w:val="VerbatimChar"/>
+        </w:rPr>
+        <w:t xml:space="preserve">/duty</w:t>
+      </w:r>
+      <w:r>
+        <w:t xml:space="preserve"> </w:t>
+      </w:r>
+      <w:r>
+        <w:t xml:space="preserve">is the same as</w:t>
+      </w:r>
+      <w:r>
+        <w:t xml:space="preserve"> </w:t>
+      </w:r>
+      <w:r>
+        <w:rPr>
+          <w:rStyle w:val="VerbatimChar"/>
+        </w:rPr>
+        <w:t xml:space="preserve">/points</w:t>
+      </w:r>
+      <w:r>
+        <w:t xml:space="preserve">.</w:t>
+      </w:r>
+    </w:p>
+    <w:p>
+      <w:pPr>
+        <w:pStyle w:val="BodyText"/>
+      </w:pPr>
+      <w:r>
+        <w:t xml:space="preserve">Only the player who rolled can press the reroll button. Rolls that miss by 1 or 2 remind the GM that success at a cost is on offer.</w:t>
+      </w:r>
+    </w:p>
+    <w:bookmarkEnd w:id="103"/>
+    <w:bookmarkStart w:id="104" w:name="for-the-gm"/>
+    <w:p>
+      <w:pPr>
+        <w:pStyle w:val="Heading2"/>
+      </w:pPr>
+      <w:r>
+        <w:t xml:space="preserve">For the GM</w:t>
+      </w:r>
+    </w:p>
+    <w:p>
+      <w:pPr>
+        <w:pStyle w:val="FirstParagraph"/>
+      </w:pPr>
+      <w:r>
+        <w:t xml:space="preserve">GM commands need the</w:t>
+      </w:r>
+      <w:r>
+        <w:t xml:space="preserve"> </w:t>
+      </w:r>
+      <w:r>
+        <w:rPr>
+          <w:bCs/>
+          <w:b/>
+        </w:rPr>
+        <w:t xml:space="preserve">Manage Server</w:t>
+      </w:r>
+      <w:r>
+        <w:t xml:space="preserve"> </w:t>
+      </w:r>
+      <w:r>
+        <w:t xml:space="preserve">permission on the Discord server. Everyone can see clocks, tracks and points.</w:t>
+      </w:r>
+    </w:p>
+    <w:tbl>
+      <w:tblPr>
+        <w:tblStyle w:val="Table"/>
+        <w:tblW w:type="pct" w:w="5000"/>
+        <w:tblLook w:firstRow="1" w:lastRow="0" w:firstColumn="0" w:lastColumn="0" w:noHBand="0" w:noVBand="0" w:val="0020"/>
+        <w:jc w:val="start"/>
+        <w:tblBorders>
+          <w:top w:val="single" w:sz="4" w:color="B8C2D3"/>
+          <w:left w:val="single" w:sz="4" w:color="B8C2D3"/>
+          <w:bottom w:val="single" w:sz="4" w:color="B8C2D3"/>
+          <w:right w:val="single" w:sz="4" w:color="B8C2D3"/>
+          <w:insideH w:val="single" w:sz="4" w:color="B8C2D3"/>
+          <w:insideV w:val="single" w:sz="4" w:color="B8C2D3"/>
+        </w:tblBorders>
+      </w:tblPr>
+      <w:tblGrid>
+        <w:gridCol w:w="3960"/>
+        <w:gridCol w:w="3960"/>
+      </w:tblGrid>
+      <w:tr>
+        <w:trPr>
+          <w:tblHeader w:val="true"/>
+        </w:trPr>
+        <w:tc>
+          <w:tcPr>
+            <w:shd w:val="clear" w:fill="E9EEF6"/>
+          </w:tcPr>
+          <w:p>
+            <w:pPr>
+              <w:pStyle w:val="Compact"/>
+              <w:jc w:val="left"/>
+            </w:pPr>
+            <w:r>
+              <w:rPr>
+                <w:b/>
+                <w:sz w:val="19"/>
+              </w:rPr>
+              <w:t xml:space="preserve">Command</w:t>
+            </w:r>
+          </w:p>
+        </w:tc>
+        <w:tc>
+          <w:tcPr>
+            <w:shd w:val="clear" w:fill="E9EEF6"/>
+          </w:tcPr>
+          <w:p>
+            <w:pPr>
+              <w:pStyle w:val="Compact"/>
+              <w:jc w:val="left"/>
+            </w:pPr>
+            <w:r>
+              <w:rPr>
+                <w:b/>
+                <w:sz w:val="19"/>
+              </w:rPr>
+              <w:t xml:space="preserve">What it does</w:t>
+            </w:r>
+          </w:p>
+        </w:tc>
+      </w:tr>
+      <w:tr>
+        <w:tc>
+          <w:tcPr/>
+          <w:p>
+            <w:pPr>
+              <w:pStyle w:val="Compact"/>
+              <w:jc w:val="left"/>
+            </w:pPr>
+            <w:r>
+              <w:rPr>
+                <w:rStyle w:val="VerbatimChar"/>
+                <w:b/>
+                <w:sz w:val="19"/>
+              </w:rPr>
+              <w:t xml:space="preserve">/game set game:USS Pelion</w:t>
+            </w:r>
+          </w:p>
+        </w:tc>
+        <w:tc>
+          <w:tcPr/>
+          <w:p>
+            <w:pPr>
+              <w:pStyle w:val="Compact"/>
+              <w:jc w:val="left"/>
+            </w:pPr>
+            <w:r>
+              <w:rPr>
+                <w:sz w:val="19"/>
+              </w:rPr>
+              <w:t xml:space="preserve">Choose this server’s game. Do it once;</w:t>
+            </w:r>
+            <w:r>
+              <w:rPr>
+                <w:sz w:val="19"/>
+              </w:rPr>
+              <w:t xml:space="preserve"> </w:t>
+            </w:r>
+            <w:r>
+              <w:rPr>
+                <w:rStyle w:val="VerbatimChar"/>
+                <w:sz w:val="19"/>
+              </w:rPr>
+              <w:t xml:space="preserve">/game show</w:t>
+            </w:r>
+            <w:r>
+              <w:rPr>
+                <w:sz w:val="19"/>
+              </w:rPr>
+              <w:t xml:space="preserve"> </w:t>
+            </w:r>
+            <w:r>
+              <w:rPr>
+                <w:sz w:val="19"/>
+              </w:rPr>
+              <w:t xml:space="preserve">checks it.</w:t>
+            </w:r>
+          </w:p>
+        </w:tc>
+      </w:tr>
+      <w:tr>
+        <w:tc>
+          <w:tcPr/>
+          <w:p>
+            <w:pPr>
+              <w:pStyle w:val="Compact"/>
+              <w:jc w:val="left"/>
+            </w:pPr>
+            <w:r>
+              <w:rPr>
+                <w:rStyle w:val="VerbatimChar"/>
+                <w:b/>
+                <w:sz w:val="19"/>
+              </w:rPr>
+              <w:t xml:space="preserve">/points newsession</w:t>
+            </w:r>
+          </w:p>
+        </w:tc>
+        <w:tc>
+          <w:tcPr/>
+          <w:p>
+            <w:pPr>
+              <w:pStyle w:val="Compact"/>
+              <w:jc w:val="left"/>
+            </w:pPr>
+            <w:r>
+              <w:rPr>
+                <w:sz w:val="19"/>
+              </w:rPr>
+              <w:t xml:space="preserve">Start a session: everyone goes back to two Duty points, and unused points are gone.</w:t>
+            </w:r>
+          </w:p>
+        </w:tc>
+      </w:tr>
+      <w:tr>
+        <w:tc>
+          <w:tcPr/>
+          <w:p>
+            <w:pPr>
+              <w:pStyle w:val="Compact"/>
+              <w:jc w:val="left"/>
+            </w:pPr>
+            <w:r>
+              <w:rPr>
+                <w:rStyle w:val="VerbatimChar"/>
+                <w:b/>
+                <w:sz w:val="19"/>
+              </w:rPr>
+              <w:t xml:space="preserve">/points gain player:@name</w:t>
+            </w:r>
+          </w:p>
+        </w:tc>
+        <w:tc>
+          <w:tcPr/>
+          <w:p>
+            <w:pPr>
+              <w:pStyle w:val="Compact"/>
+              <w:jc w:val="left"/>
+            </w:pPr>
+            <w:r>
+              <w:rPr>
+                <w:sz w:val="19"/>
+              </w:rPr>
+              <w:t xml:space="preserve">Award a Duty point, e.g. for an accepted complication.</w:t>
+            </w:r>
+          </w:p>
+        </w:tc>
+      </w:tr>
+      <w:tr>
+        <w:tc>
+          <w:tcPr/>
+          <w:p>
+            <w:pPr>
+              <w:pStyle w:val="Compact"/>
+              <w:jc w:val="left"/>
+            </w:pPr>
+            <w:r>
+              <w:rPr>
+                <w:rStyle w:val="VerbatimChar"/>
+                <w:b/>
+                <w:sz w:val="19"/>
+              </w:rPr>
+              <w:t xml:space="preserve">/points set player:@name points:3</w:t>
+            </w:r>
+          </w:p>
+        </w:tc>
+        <w:tc>
+          <w:tcPr/>
+          <w:p>
+            <w:pPr>
+              <w:pStyle w:val="Compact"/>
+              <w:jc w:val="left"/>
+            </w:pPr>
+            <w:r>
+              <w:rPr>
+                <w:sz w:val="19"/>
+              </w:rPr>
+              <w:t xml:space="preserve">Correct a player’s total.</w:t>
+            </w:r>
+          </w:p>
+        </w:tc>
+      </w:tr>
+      <w:tr>
+        <w:tc>
+          <w:tcPr/>
+          <w:p>
+            <w:pPr>
+              <w:pStyle w:val="Compact"/>
+              <w:jc w:val="left"/>
+            </w:pPr>
+            <w:r>
+              <w:rPr>
+                <w:rStyle w:val="VerbatimChar"/>
+                <w:b/>
+                <w:sz w:val="19"/>
+              </w:rPr>
+              <w:t xml:space="preserve">/clock new name:"Orbit decays" segments:6 kind:danger</w:t>
+            </w:r>
+          </w:p>
+        </w:tc>
+        <w:tc>
+          <w:tcPr/>
+          <w:p>
+            <w:pPr>
+              <w:pStyle w:val="Compact"/>
+              <w:jc w:val="left"/>
+            </w:pPr>
+            <w:r>
+              <w:rPr>
+                <w:sz w:val="19"/>
+              </w:rPr>
+              <w:t xml:space="preserve">Start a clock of 2, 4, 6 or 8 segments. Danger clocks fill on failures and time; use</w:t>
+            </w:r>
+            <w:r>
+              <w:rPr>
+                <w:sz w:val="19"/>
+              </w:rPr>
+              <w:t xml:space="preserve"> </w:t>
+            </w:r>
+            <w:r>
+              <w:rPr>
+                <w:rStyle w:val="VerbatimChar"/>
+                <w:sz w:val="19"/>
+              </w:rPr>
+              <w:t xml:space="preserve">kind:progress</w:t>
+            </w:r>
+            <w:r>
+              <w:rPr>
+                <w:sz w:val="19"/>
+              </w:rPr>
+              <w:t xml:space="preserve"> </w:t>
+            </w:r>
+            <w:r>
+              <w:rPr>
+                <w:sz w:val="19"/>
+              </w:rPr>
+              <w:t xml:space="preserve">for one that fills on successes.</w:t>
+            </w:r>
+          </w:p>
+        </w:tc>
+      </w:tr>
+      <w:tr>
+        <w:tc>
+          <w:tcPr/>
+          <w:p>
+            <w:pPr>
+              <w:pStyle w:val="Compact"/>
+              <w:jc w:val="left"/>
+            </w:pPr>
+            <w:r>
+              <w:rPr>
+                <w:rStyle w:val="VerbatimChar"/>
+                <w:b/>
+                <w:sz w:val="19"/>
+              </w:rPr>
+              <w:t xml:space="preserve">/clock tick name:"Orbit decays"</w:t>
+            </w:r>
+          </w:p>
+        </w:tc>
+        <w:tc>
+          <w:tcPr/>
+          <w:p>
+            <w:pPr>
+              <w:pStyle w:val="Compact"/>
+              <w:jc w:val="left"/>
+            </w:pPr>
+            <w:r>
+              <w:rPr>
+                <w:sz w:val="19"/>
+              </w:rPr>
+              <w:t xml:space="preserve">Fill one segment. Add</w:t>
+            </w:r>
+            <w:r>
+              <w:rPr>
+                <w:sz w:val="19"/>
+              </w:rPr>
+              <w:t xml:space="preserve"> </w:t>
+            </w:r>
+            <w:r>
+              <w:rPr>
+                <w:rStyle w:val="VerbatimChar"/>
+                <w:sz w:val="19"/>
+              </w:rPr>
+              <w:t xml:space="preserve">segments:2</w:t>
+            </w:r>
+            <w:r>
+              <w:rPr>
+                <w:sz w:val="19"/>
+              </w:rPr>
+              <w:t xml:space="preserve"> </w:t>
+            </w:r>
+            <w:r>
+              <w:rPr>
+                <w:sz w:val="19"/>
+              </w:rPr>
+              <w:t xml:space="preserve">for two, or</w:t>
+            </w:r>
+            <w:r>
+              <w:rPr>
+                <w:sz w:val="19"/>
+              </w:rPr>
+              <w:t xml:space="preserve"> </w:t>
+            </w:r>
+            <w:r>
+              <w:rPr>
+                <w:rStyle w:val="VerbatimChar"/>
+                <w:sz w:val="19"/>
+              </w:rPr>
+              <w:t xml:space="preserve">segments:-1</w:t>
+            </w:r>
+            <w:r>
+              <w:rPr>
+                <w:sz w:val="19"/>
+              </w:rPr>
+              <w:t xml:space="preserve"> </w:t>
+            </w:r>
+            <w:r>
+              <w:rPr>
+                <w:sz w:val="19"/>
+              </w:rPr>
+              <w:t xml:space="preserve">to undo.</w:t>
+            </w:r>
+            <w:r>
+              <w:rPr>
+                <w:sz w:val="19"/>
+              </w:rPr>
+              <w:t xml:space="preserve"> </w:t>
+            </w:r>
+            <w:r>
+              <w:rPr>
+                <w:rStyle w:val="VerbatimChar"/>
+                <w:sz w:val="19"/>
+              </w:rPr>
+              <w:t xml:space="preserve">/clock remove</w:t>
+            </w:r>
+            <w:r>
+              <w:rPr>
+                <w:sz w:val="19"/>
+              </w:rPr>
+              <w:t xml:space="preserve"> </w:t>
+            </w:r>
+            <w:r>
+              <w:rPr>
+                <w:sz w:val="19"/>
+              </w:rPr>
+              <w:t xml:space="preserve">deletes a clock.</w:t>
+            </w:r>
+          </w:p>
+        </w:tc>
+      </w:tr>
+      <w:tr>
+        <w:tc>
+          <w:tcPr/>
+          <w:p>
+            <w:pPr>
+              <w:pStyle w:val="Compact"/>
+              <w:jc w:val="left"/>
+            </w:pPr>
+            <w:r>
+              <w:rPr>
+                <w:rStyle w:val="VerbatimChar"/>
+                <w:b/>
+                <w:sz w:val="19"/>
+              </w:rPr>
+              <w:t xml:space="preserve">/track mark name:shields</w:t>
+            </w:r>
+          </w:p>
+        </w:tc>
+        <w:tc>
+          <w:tcPr/>
+          <w:p>
+            <w:pPr>
+              <w:pStyle w:val="Compact"/>
+              <w:jc w:val="left"/>
+            </w:pPr>
+            <w:r>
+              <w:rPr>
+                <w:sz w:val="19"/>
+              </w:rPr>
+              <w:t xml:space="preserve">Mark a box on a track; a partial name works (</w:t>
+            </w:r>
+            <w:r>
+              <w:rPr>
+                <w:sz w:val="19"/>
+              </w:rPr>
+              <w:t xml:space="preserve">“</w:t>
+            </w:r>
+            <w:r>
+              <w:rPr>
+                <w:sz w:val="19"/>
+              </w:rPr>
+              <w:t xml:space="preserve">shields</w:t>
+            </w:r>
+            <w:r>
+              <w:rPr>
+                <w:sz w:val="19"/>
+              </w:rPr>
+              <w:t xml:space="preserve">”</w:t>
+            </w:r>
+            <w:r>
+              <w:rPr>
+                <w:sz w:val="19"/>
+              </w:rPr>
+              <w:t xml:space="preserve"> </w:t>
+            </w:r>
+            <w:r>
+              <w:rPr>
+                <w:sz w:val="19"/>
+              </w:rPr>
+              <w:t xml:space="preserve">finds Shields).</w:t>
+            </w:r>
+            <w:r>
+              <w:rPr>
+                <w:sz w:val="19"/>
+              </w:rPr>
+              <w:t xml:space="preserve"> </w:t>
+            </w:r>
+            <w:r>
+              <w:rPr>
+                <w:rStyle w:val="VerbatimChar"/>
+                <w:sz w:val="19"/>
+              </w:rPr>
+              <w:t xml:space="preserve">/track clear</w:t>
+            </w:r>
+            <w:r>
+              <w:rPr>
+                <w:sz w:val="19"/>
+              </w:rPr>
+              <w:t xml:space="preserve"> </w:t>
+            </w:r>
+            <w:r>
+              <w:rPr>
+                <w:sz w:val="19"/>
+              </w:rPr>
+              <w:t xml:space="preserve">clears one, and</w:t>
+            </w:r>
+            <w:r>
+              <w:rPr>
+                <w:sz w:val="19"/>
+              </w:rPr>
+              <w:t xml:space="preserve"> </w:t>
+            </w:r>
+            <w:r>
+              <w:rPr>
+                <w:rStyle w:val="VerbatimChar"/>
+                <w:sz w:val="19"/>
+              </w:rPr>
+              <w:t xml:space="preserve">/track reset</w:t>
+            </w:r>
+            <w:r>
+              <w:rPr>
+                <w:sz w:val="19"/>
+              </w:rPr>
+              <w:t xml:space="preserve"> </w:t>
+            </w:r>
+            <w:r>
+              <w:rPr>
+                <w:sz w:val="19"/>
+              </w:rPr>
+              <w:t xml:space="preserve">clears them all.</w:t>
+            </w:r>
+          </w:p>
+        </w:tc>
+      </w:tr>
+      <w:tr>
+        <w:tc>
+          <w:tcPr/>
+          <w:p>
+            <w:pPr>
+              <w:pStyle w:val="Compact"/>
+              <w:jc w:val="left"/>
+            </w:pPr>
+            <w:r>
+              <w:rPr>
+                <w:rStyle w:val="VerbatimChar"/>
+                <w:b/>
+                <w:sz w:val="19"/>
+              </w:rPr>
+              <w:t xml:space="preserve">/seed</w:t>
+            </w:r>
+          </w:p>
+        </w:tc>
+        <w:tc>
+          <w:tcPr/>
+          <w:p>
+            <w:pPr>
+              <w:pStyle w:val="Compact"/>
+              <w:jc w:val="left"/>
+            </w:pPr>
+            <w:r>
+              <w:rPr>
+                <w:sz w:val="19"/>
+              </w:rPr>
+              <w:t xml:space="preserve">Roll an adventure seed: one line from each seed table, and the command to start its ticking clock.</w:t>
+            </w:r>
+          </w:p>
+        </w:tc>
+      </w:tr>
+      <w:tr>
+        <w:tc>
+          <w:tcPr/>
+          <w:p>
+            <w:pPr>
+              <w:pStyle w:val="Compact"/>
+              <w:jc w:val="left"/>
+            </w:pPr>
+            <w:r>
+              <w:rPr>
+                <w:rStyle w:val="VerbatimChar"/>
+                <w:b/>
+                <w:sz w:val="19"/>
+              </w:rPr>
+              <w:t xml:space="preserve">/contest ... defender:me</w:t>
+            </w:r>
+          </w:p>
+        </w:tc>
+        <w:tc>
+          <w:tcPr/>
+          <w:p>
+            <w:pPr>
+              <w:pStyle w:val="Compact"/>
+              <w:jc w:val="left"/>
+            </w:pPr>
+            <w:r>
+              <w:rPr>
+                <w:sz w:val="19"/>
+              </w:rPr>
+              <w:t xml:space="preserve">When a player resists you (a grapple, a lie, a chase), they are the defender: ties and double failures go to them.</w:t>
+            </w:r>
+          </w:p>
+        </w:tc>
+      </w:tr>
+    </w:tbl>
+    <w:p>
+      <w:pPr>
+        <w:pStyle w:val="BodyText"/>
+      </w:pPr>
+      <w:r>
+        <w:t xml:space="preserve">Each server keeps its own points, clocks and tracks. If a command is missing from Discord’s list, open the bot’s</w:t>
+      </w:r>
+      <w:r>
+        <w:t xml:space="preserve"> </w:t>
+      </w:r>
+      <w:r>
+        <w:rPr>
+          <w:rStyle w:val="VerbatimChar"/>
+        </w:rPr>
+        <w:t xml:space="preserve">/register</w:t>
+      </w:r>
+      <w:r>
+        <w:t xml:space="preserve"> </w:t>
+      </w:r>
+      <w:r>
+        <w:t xml:space="preserve">page once (see the bot’s README), then press Ctrl+R in Discord.</w:t>
+      </w:r>
+      <w:r>
+        <w:t xml:space="preserve"> </w:t>
+      </w:r>
+    </w:p>
+    <w:bookmarkEnd w:id="104"/>
+    <w:bookmarkEnd w:id="105"/>
     <w:sectPr/>
   </w:body>
 </w:document>

--- a/uss-pelion/USS_Pelion_Players_Guide.docx
+++ b/uss-pelion/USS_Pelion_Players_Guide.docx
@@ -310,10 +310,11 @@
         </w:tblBorders>
       </w:tblPr>
       <w:tblGrid>
-        <w:gridCol w:w="1980"/>
-        <w:gridCol w:w="1980"/>
-        <w:gridCol w:w="1980"/>
-        <w:gridCol w:w="1980"/>
+        <w:gridCol w:w="1584"/>
+        <w:gridCol w:w="1584"/>
+        <w:gridCol w:w="1584"/>
+        <w:gridCol w:w="1584"/>
+        <w:gridCol w:w="1584"/>
       </w:tblGrid>
       <w:tr>
         <w:trPr>
@@ -391,6 +392,24 @@
             </w:r>
           </w:p>
         </w:tc>
+        <w:tc>
+          <w:tcPr>
+            <w:shd w:val="clear" w:fill="E9EEF6"/>
+          </w:tcPr>
+          <w:p>
+            <w:pPr>
+              <w:pStyle w:val="Compact"/>
+              <w:jc w:val="left"/>
+            </w:pPr>
+            <w:r>
+              <w:rPr>
+                <w:b/>
+                <w:sz w:val="19"/>
+              </w:rPr>
+              <w:t xml:space="preserve">Core skills</w:t>
+            </w:r>
+          </w:p>
+        </w:tc>
       </w:tr>
       <w:tr>
         <w:tc>
@@ -454,6 +473,21 @@
             </w:r>
           </w:p>
         </w:tc>
+        <w:tc>
+          <w:tcPr/>
+          <w:p>
+            <w:pPr>
+              <w:pStyle w:val="Compact"/>
+              <w:jc w:val="left"/>
+            </w:pPr>
+            <w:r>
+              <w:rPr>
+                <w:sz w:val="19"/>
+              </w:rPr>
+              <w:t xml:space="preserve">Leadership, Diplomacy, Psychology, Phasers</w:t>
+            </w:r>
+          </w:p>
+        </w:tc>
       </w:tr>
       <w:tr>
         <w:tc>
@@ -517,6 +551,21 @@
             </w:r>
           </w:p>
         </w:tc>
+        <w:tc>
+          <w:tcPr/>
+          <w:p>
+            <w:pPr>
+              <w:pStyle w:val="Compact"/>
+              <w:jc w:val="left"/>
+            </w:pPr>
+            <w:r>
+              <w:rPr>
+                <w:sz w:val="19"/>
+              </w:rPr>
+              <w:t xml:space="preserve">Helm, Navigation, Sensors, Phasers</w:t>
+            </w:r>
+          </w:p>
+        </w:tc>
       </w:tr>
       <w:tr>
         <w:tc>
@@ -580,6 +629,21 @@
             </w:r>
           </w:p>
         </w:tc>
+        <w:tc>
+          <w:tcPr/>
+          <w:p>
+            <w:pPr>
+              <w:pStyle w:val="Compact"/>
+              <w:jc w:val="left"/>
+            </w:pPr>
+            <w:r>
+              <w:rPr>
+                <w:sz w:val="19"/>
+              </w:rPr>
+              <w:t xml:space="preserve">Navigation, Sensors, Helm, Computers</w:t>
+            </w:r>
+          </w:p>
+        </w:tc>
       </w:tr>
       <w:tr>
         <w:tc>
@@ -643,6 +707,21 @@
             </w:r>
           </w:p>
         </w:tc>
+        <w:tc>
+          <w:tcPr/>
+          <w:p>
+            <w:pPr>
+              <w:pStyle w:val="Compact"/>
+              <w:jc w:val="left"/>
+            </w:pPr>
+            <w:r>
+              <w:rPr>
+                <w:sz w:val="19"/>
+              </w:rPr>
+              <w:t xml:space="preserve">Sensors, Physical Sciences, Life Sciences, Computers</w:t>
+            </w:r>
+          </w:p>
+        </w:tc>
       </w:tr>
       <w:tr>
         <w:tc>
@@ -706,6 +785,21 @@
             </w:r>
           </w:p>
         </w:tc>
+        <w:tc>
+          <w:tcPr/>
+          <w:p>
+            <w:pPr>
+              <w:pStyle w:val="Compact"/>
+              <w:jc w:val="left"/>
+            </w:pPr>
+            <w:r>
+              <w:rPr>
+                <w:sz w:val="19"/>
+              </w:rPr>
+              <w:t xml:space="preserve">Medicine, Life Sciences, Psychology, Sensors</w:t>
+            </w:r>
+          </w:p>
+        </w:tc>
       </w:tr>
       <w:tr>
         <w:tc>
@@ -769,6 +863,21 @@
             </w:r>
           </w:p>
         </w:tc>
+        <w:tc>
+          <w:tcPr/>
+          <w:p>
+            <w:pPr>
+              <w:pStyle w:val="Compact"/>
+              <w:jc w:val="left"/>
+            </w:pPr>
+            <w:r>
+              <w:rPr>
+                <w:sz w:val="19"/>
+              </w:rPr>
+              <w:t xml:space="preserve">Engineering, Electronics, Computers, Physical Sciences</w:t>
+            </w:r>
+          </w:p>
+        </w:tc>
       </w:tr>
       <w:tr>
         <w:tc>
@@ -832,6 +941,21 @@
             </w:r>
           </w:p>
         </w:tc>
+        <w:tc>
+          <w:tcPr/>
+          <w:p>
+            <w:pPr>
+              <w:pStyle w:val="Compact"/>
+              <w:jc w:val="left"/>
+            </w:pPr>
+            <w:r>
+              <w:rPr>
+                <w:sz w:val="19"/>
+              </w:rPr>
+              <w:t xml:space="preserve">Phasers, Unarmed Combat, Athletics, Stealth</w:t>
+            </w:r>
+          </w:p>
+        </w:tc>
       </w:tr>
       <w:tr>
         <w:tc>
@@ -895,6 +1019,21 @@
             </w:r>
           </w:p>
         </w:tc>
+        <w:tc>
+          <w:tcPr/>
+          <w:p>
+            <w:pPr>
+              <w:pStyle w:val="Compact"/>
+              <w:jc w:val="left"/>
+            </w:pPr>
+            <w:r>
+              <w:rPr>
+                <w:sz w:val="19"/>
+              </w:rPr>
+              <w:t xml:space="preserve">Communications, Electronics, Computers, Diplomacy</w:t>
+            </w:r>
+          </w:p>
+        </w:tc>
       </w:tr>
       <w:tr>
         <w:tc>
@@ -958,8 +1097,47 @@
             </w:r>
           </w:p>
         </w:tc>
+        <w:tc>
+          <w:tcPr/>
+          <w:p>
+            <w:pPr>
+              <w:pStyle w:val="Compact"/>
+              <w:jc w:val="left"/>
+            </w:pPr>
+            <w:r>
+              <w:rPr>
+                <w:sz w:val="19"/>
+              </w:rPr>
+              <w:t xml:space="preserve">Computers, Electronics, Athletics, Communications</w:t>
+            </w:r>
+          </w:p>
+        </w:tc>
       </w:tr>
     </w:tbl>
+    <w:p>
+      <w:pPr>
+        <w:pStyle w:val="BodyText"/>
+      </w:pPr>
+      <w:r>
+        <w:t xml:space="preserve">The creator marks your department’s four</w:t>
+      </w:r>
+      <w:r>
+        <w:t xml:space="preserve"> </w:t>
+      </w:r>
+      <w:r>
+        <w:rPr>
+          <w:bCs/>
+          <w:b/>
+        </w:rPr>
+        <w:t xml:space="preserve">core skills</w:t>
+      </w:r>
+      <w:r>
+        <w:t xml:space="preserve"> </w:t>
+      </w:r>
+      <w:r>
+        <w:t xml:space="preserve">(in the table above) Trained when you choose it. Keep them, raise one to your Specialty, or swap any of them for other skills; changing department swaps the core skills you haven’t changed.</w:t>
+      </w:r>
+    </w:p>
     <w:bookmarkStart w:id="23" w:name="officers-and-enlisted-crew"/>
     <w:p>
       <w:pPr>

--- a/uss-pelion/USS_Pelion_Players_Guide.docx
+++ b/uss-pelion/USS_Pelion_Players_Guide.docx
@@ -2268,7 +2268,23 @@
         <w:pStyle w:val="FirstParagraph"/>
       </w:pPr>
       <w:r>
-        <w:t xml:space="preserve">Agree on a species with the GM and give it adjustments from −2 to +2 per attribute that total zero. The normal starting maximum and species base rules apply.</w:t>
+        <w:t xml:space="preserve">You can build your own species with the GM. See</w:t>
+      </w:r>
+      <w:r>
+        <w:t xml:space="preserve"> </w:t>
+      </w:r>
+      <w:r>
+        <w:rPr>
+          <w:iCs/>
+          <w:i/>
+        </w:rPr>
+        <w:t xml:space="preserve">Making your own</w:t>
+      </w:r>
+      <w:r>
+        <w:t xml:space="preserve"> </w:t>
+      </w:r>
+      <w:r>
+        <w:t xml:space="preserve">for the steps.</w:t>
       </w:r>
     </w:p>
     <w:bookmarkEnd w:id="29"/>
@@ -16050,7 +16066,587 @@
     </w:tbl>
     <w:bookmarkEnd w:id="95"/>
     <w:bookmarkEnd w:id="96"/>
-    <w:bookmarkStart w:id="98" w:name="complications"/>
+    <w:bookmarkStart w:id="105" w:name="making-your-own"/>
+    <w:p>
+      <w:pPr>
+        <w:pStyle w:val="Heading1"/>
+      </w:pPr>
+      <w:r>
+        <w:t xml:space="preserve">Making your own</w:t>
+      </w:r>
+    </w:p>
+    <w:p>
+      <w:pPr>
+        <w:pStyle w:val="FirstParagraph"/>
+      </w:pPr>
+      <w:r>
+        <w:t xml:space="preserve">The departments and species in this book are a starting point, not a limit. With the GM’s agreement, any player can create their own department or species. The creator has a</w:t>
+      </w:r>
+      <w:r>
+        <w:t xml:space="preserve"> </w:t>
+      </w:r>
+      <w:r>
+        <w:rPr>
+          <w:bCs/>
+          <w:b/>
+        </w:rPr>
+        <w:t xml:space="preserve">Custom</w:t>
+      </w:r>
+      <w:r>
+        <w:t xml:space="preserve"> </w:t>
+      </w:r>
+      <w:r>
+        <w:t xml:space="preserve">option at the end of each list, and its checklist holds a custom choice to the same rules as everything else.</w:t>
+      </w:r>
+    </w:p>
+    <w:bookmarkStart w:id="97" w:name="a-custom-department"/>
+    <w:p>
+      <w:pPr>
+        <w:pStyle w:val="Heading2"/>
+      </w:pPr>
+      <w:r>
+        <w:t xml:space="preserve">A custom department</w:t>
+      </w:r>
+    </w:p>
+    <w:p>
+      <w:pPr>
+        <w:pStyle w:val="FirstParagraph"/>
+      </w:pPr>
+      <w:r>
+        <w:t xml:space="preserve">A department is a concept, not a package of powers: it gives no bonus of its own. A custom one only needs a clear place in the group.</w:t>
+      </w:r>
+    </w:p>
+    <w:p>
+      <w:pPr>
+        <w:numPr>
+          <w:ilvl w:val="0"/>
+          <w:numId w:val="1018"/>
+        </w:numPr>
+        <w:pStyle w:val="Compact"/>
+      </w:pPr>
+      <w:r>
+        <w:rPr>
+          <w:bCs/>
+          <w:b/>
+        </w:rPr>
+        <w:t xml:space="preserve">Name it and describe it.</w:t>
+      </w:r>
+      <w:r>
+        <w:t xml:space="preserve"> </w:t>
+      </w:r>
+      <w:r>
+        <w:t xml:space="preserve">One sentence for what your character does that no one else does, in the style of the departments above:</w:t>
+      </w:r>
+      <w:r>
+        <w:t xml:space="preserve"> </w:t>
+      </w:r>
+      <w:r>
+        <w:rPr>
+          <w:iCs/>
+          <w:i/>
+        </w:rPr>
+        <w:t xml:space="preserve">“</w:t>
+      </w:r>
+      <w:r>
+        <w:rPr>
+          <w:iCs/>
+          <w:i/>
+        </w:rPr>
+        <w:t xml:space="preserve">Stellar Cartography: maps the unmapped, and knows which charts are lies.</w:t>
+      </w:r>
+      <w:r>
+        <w:rPr>
+          <w:iCs/>
+          <w:i/>
+        </w:rPr>
+        <w:t xml:space="preserve">”</w:t>
+      </w:r>
+    </w:p>
+    <w:p>
+      <w:pPr>
+        <w:numPr>
+          <w:ilvl w:val="0"/>
+          <w:numId w:val="1018"/>
+        </w:numPr>
+        <w:pStyle w:val="Compact"/>
+      </w:pPr>
+      <w:r>
+        <w:rPr>
+          <w:bCs/>
+          <w:b/>
+        </w:rPr>
+        <w:t xml:space="preserve">Choose a group.</w:t>
+      </w:r>
+      <w:r>
+        <w:t xml:space="preserve"> </w:t>
+      </w:r>
+      <w:r>
+        <w:t xml:space="preserve">Pick the one it belongs with: Command (gold), Sciences (blue) or Operations (red). The group only sets your sheet’s colors and emblem.</w:t>
+      </w:r>
+    </w:p>
+    <w:p>
+      <w:pPr>
+        <w:numPr>
+          <w:ilvl w:val="0"/>
+          <w:numId w:val="1018"/>
+        </w:numPr>
+        <w:pStyle w:val="Compact"/>
+      </w:pPr>
+      <w:r>
+        <w:rPr>
+          <w:bCs/>
+          <w:b/>
+        </w:rPr>
+        <w:t xml:space="preserve">Pick four core skills.</w:t>
+      </w:r>
+      <w:r>
+        <w:t xml:space="preserve"> </w:t>
+      </w:r>
+      <w:r>
+        <w:t xml:space="preserve">The skills it can’t do without. Mark them Trained yourself in step 3 (the built-in departments do this for you); they count toward your normal Trained skills.</w:t>
+      </w:r>
+    </w:p>
+    <w:p>
+      <w:pPr>
+        <w:numPr>
+          <w:ilvl w:val="0"/>
+          <w:numId w:val="1018"/>
+        </w:numPr>
+        <w:pStyle w:val="Compact"/>
+      </w:pPr>
+      <w:r>
+        <w:rPr>
+          <w:bCs/>
+          <w:b/>
+        </w:rPr>
+        <w:t xml:space="preserve">Check it with the GM.</w:t>
+      </w:r>
+      <w:r>
+        <w:t xml:space="preserve"> </w:t>
+      </w:r>
+      <w:r>
+        <w:t xml:space="preserve">It should fit the setting and overlap the existing departments as little as possible. A custom department uses the officer training (a Specialty and nine Trained); enlisted crew belong to General Services.</w:t>
+      </w:r>
+    </w:p>
+    <w:p>
+      <w:pPr>
+        <w:pStyle w:val="FirstParagraph"/>
+      </w:pPr>
+      <w:r>
+        <w:rPr>
+          <w:bCs/>
+          <w:b/>
+        </w:rPr>
+        <w:t xml:space="preserve">In the creator:</w:t>
+      </w:r>
+      <w:r>
+        <w:t xml:space="preserve"> </w:t>
+      </w:r>
+      <w:r>
+        <w:t xml:space="preserve">in step 1, choose</w:t>
+      </w:r>
+      <w:r>
+        <w:t xml:space="preserve"> </w:t>
+      </w:r>
+      <w:r>
+        <w:rPr>
+          <w:bCs/>
+          <w:b/>
+        </w:rPr>
+        <w:t xml:space="preserve">Custom department…</w:t>
+      </w:r>
+      <w:r>
+        <w:t xml:space="preserve"> </w:t>
+      </w:r>
+      <w:r>
+        <w:t xml:space="preserve">at the end of the Department list, then enter its name and group. Write the description in</w:t>
+      </w:r>
+      <w:r>
+        <w:t xml:space="preserve"> </w:t>
+      </w:r>
+      <w:r>
+        <w:rPr>
+          <w:iCs/>
+          <w:i/>
+        </w:rPr>
+        <w:t xml:space="preserve">What you bring</w:t>
+      </w:r>
+      <w:r>
+        <w:t xml:space="preserve">.</w:t>
+      </w:r>
+    </w:p>
+    <w:bookmarkEnd w:id="97"/>
+    <w:bookmarkStart w:id="104" w:name="a-custom-species"/>
+    <w:p>
+      <w:pPr>
+        <w:pStyle w:val="Heading2"/>
+      </w:pPr>
+      <w:r>
+        <w:t xml:space="preserve">A custom species</w:t>
+      </w:r>
+    </w:p>
+    <w:p>
+      <w:pPr>
+        <w:pStyle w:val="FirstParagraph"/>
+      </w:pPr>
+      <w:r>
+        <w:t xml:space="preserve">Build it with the GM, one step at a time.</w:t>
+      </w:r>
+    </w:p>
+    <w:bookmarkStart w:id="98" w:name="the-concept"/>
+    <w:p>
+      <w:pPr>
+        <w:pStyle w:val="Heading3"/>
+      </w:pPr>
+      <w:r>
+        <w:t xml:space="preserve">1. The concept</w:t>
+      </w:r>
+    </w:p>
+    <w:p>
+      <w:pPr>
+        <w:pStyle w:val="FirstParagraph"/>
+      </w:pPr>
+      <w:r>
+        <w:t xml:space="preserve">Two or three sentences: where they come from, what sets them apart, and how others see them. It should be something the species in this book don’t already cover.</w:t>
+      </w:r>
+    </w:p>
+    <w:bookmarkEnd w:id="98"/>
+    <w:bookmarkStart w:id="99" w:name="attribute-adjustments"/>
+    <w:p>
+      <w:pPr>
+        <w:pStyle w:val="Heading3"/>
+      </w:pPr>
+      <w:r>
+        <w:t xml:space="preserve">2. Attribute adjustments</w:t>
+      </w:r>
+    </w:p>
+    <w:p>
+      <w:pPr>
+        <w:pStyle w:val="FirstParagraph"/>
+      </w:pPr>
+      <w:r>
+        <w:t xml:space="preserve">Give adjustments from</w:t>
+      </w:r>
+      <w:r>
+        <w:t xml:space="preserve"> </w:t>
+      </w:r>
+      <w:r>
+        <w:rPr>
+          <w:bCs/>
+          <w:b/>
+        </w:rPr>
+        <w:t xml:space="preserve">−2 to +2</w:t>
+      </w:r>
+      <w:r>
+        <w:t xml:space="preserve"> </w:t>
+      </w:r>
+      <w:r>
+        <w:t xml:space="preserve">per attribute that</w:t>
+      </w:r>
+      <w:r>
+        <w:t xml:space="preserve"> </w:t>
+      </w:r>
+      <w:r>
+        <w:rPr>
+          <w:bCs/>
+          <w:b/>
+        </w:rPr>
+        <w:t xml:space="preserve">total zero</w:t>
+      </w:r>
+      <w:r>
+        <w:t xml:space="preserve">: a +2 needs a −2 or two −1s. The adjustments move the attribute’s base (+1 starts it at 11) and raise its starting maximum (13 plus the bonus). Most species change two to four attributes.</w:t>
+      </w:r>
+    </w:p>
+    <w:bookmarkEnd w:id="99"/>
+    <w:bookmarkStart w:id="100" w:name="core-rules"/>
+    <w:p>
+      <w:pPr>
+        <w:pStyle w:val="Heading3"/>
+      </w:pPr>
+      <w:r>
+        <w:t xml:space="preserve">3. Core rules</w:t>
+      </w:r>
+    </w:p>
+    <w:p>
+      <w:pPr>
+        <w:pStyle w:val="FirstParagraph"/>
+      </w:pPr>
+      <w:r>
+        <w:t xml:space="preserve">One to three short rules that always apply: what they can do (see in the dark, resist cold, a free Trained skill) and what it costs (a weakness, a people’s distrust, a hazard they can’t abide). A strength with no drawback is worth more than it looks.</w:t>
+      </w:r>
+    </w:p>
+    <w:bookmarkEnd w:id="100"/>
+    <w:bookmarkStart w:id="101" w:name="species-advantages-1"/>
+    <w:p>
+      <w:pPr>
+        <w:pStyle w:val="Heading3"/>
+      </w:pPr>
+      <w:r>
+        <w:t xml:space="preserve">4. Species advantages</w:t>
+      </w:r>
+    </w:p>
+    <w:p>
+      <w:pPr>
+        <w:pStyle w:val="FirstParagraph"/>
+      </w:pPr>
+      <w:r>
+        <w:t xml:space="preserve">Write one to three. Each works like a general advantage:</w:t>
+      </w:r>
+      <w:r>
+        <w:t xml:space="preserve"> </w:t>
+      </w:r>
+      <w:r>
+        <w:rPr>
+          <w:bCs/>
+          <w:b/>
+        </w:rPr>
+        <w:t xml:space="preserve">+2 to one skill in a narrow situation</w:t>
+      </w:r>
+      <w:r>
+        <w:t xml:space="preserve">, or a small, limited permission (</w:t>
+      </w:r>
+      <w:r>
+        <w:t xml:space="preserve">“</w:t>
+      </w:r>
+      <w:r>
+        <w:t xml:space="preserve">once per scene…</w:t>
+      </w:r>
+      <w:r>
+        <w:t xml:space="preserve">”</w:t>
+      </w:r>
+      <w:r>
+        <w:t xml:space="preserve">). Each comes with a</w:t>
+      </w:r>
+      <w:r>
+        <w:t xml:space="preserve"> </w:t>
+      </w:r>
+      <w:r>
+        <w:rPr>
+          <w:bCs/>
+          <w:b/>
+        </w:rPr>
+        <w:t xml:space="preserve">companion complication</w:t>
+      </w:r>
+      <w:r>
+        <w:t xml:space="preserve">: a problem the trait causes, with a clear trigger and a real consequence, which earns a Duty point when it bites, like any complication. A character takes one advantage, general or species, so make them distinct choices.</w:t>
+      </w:r>
+    </w:p>
+    <w:bookmarkEnd w:id="101"/>
+    <w:bookmarkStart w:id="102" w:name="in-the-creator"/>
+    <w:p>
+      <w:pPr>
+        <w:pStyle w:val="Heading3"/>
+      </w:pPr>
+      <w:r>
+        <w:t xml:space="preserve">In the creator</w:t>
+      </w:r>
+    </w:p>
+    <w:p>
+      <w:pPr>
+        <w:numPr>
+          <w:ilvl w:val="0"/>
+          <w:numId w:val="1019"/>
+        </w:numPr>
+        <w:pStyle w:val="Compact"/>
+      </w:pPr>
+      <w:r>
+        <w:t xml:space="preserve">In step 2, choose</w:t>
+      </w:r>
+      <w:r>
+        <w:t xml:space="preserve"> </w:t>
+      </w:r>
+      <w:r>
+        <w:rPr>
+          <w:bCs/>
+          <w:b/>
+        </w:rPr>
+        <w:t xml:space="preserve">Custom species…</w:t>
+      </w:r>
+      <w:r>
+        <w:t xml:space="preserve"> </w:t>
+      </w:r>
+      <w:r>
+        <w:t xml:space="preserve">at the end of the Species list.</w:t>
+      </w:r>
+    </w:p>
+    <w:p>
+      <w:pPr>
+        <w:numPr>
+          <w:ilvl w:val="0"/>
+          <w:numId w:val="1019"/>
+        </w:numPr>
+        <w:pStyle w:val="Compact"/>
+      </w:pPr>
+      <w:r>
+        <w:t xml:space="preserve">Name it and set its adjustments. The checklist confirms they total zero.</w:t>
+      </w:r>
+    </w:p>
+    <w:p>
+      <w:pPr>
+        <w:numPr>
+          <w:ilvl w:val="0"/>
+          <w:numId w:val="1019"/>
+        </w:numPr>
+        <w:pStyle w:val="Compact"/>
+      </w:pPr>
+      <w:r>
+        <w:t xml:space="preserve">Write its core rules in</w:t>
+      </w:r>
+      <w:r>
+        <w:t xml:space="preserve"> </w:t>
+      </w:r>
+      <w:r>
+        <w:rPr>
+          <w:bCs/>
+          <w:b/>
+        </w:rPr>
+        <w:t xml:space="preserve">Species ability (GM approval required)</w:t>
+      </w:r>
+      <w:r>
+        <w:t xml:space="preserve"> </w:t>
+      </w:r>
+      <w:r>
+        <w:t xml:space="preserve">in step 4.</w:t>
+      </w:r>
+    </w:p>
+    <w:p>
+      <w:pPr>
+        <w:numPr>
+          <w:ilvl w:val="0"/>
+          <w:numId w:val="1019"/>
+        </w:numPr>
+        <w:pStyle w:val="Compact"/>
+      </w:pPr>
+      <w:r>
+        <w:t xml:space="preserve">In step 4, choose</w:t>
+      </w:r>
+      <w:r>
+        <w:t xml:space="preserve"> </w:t>
+      </w:r>
+      <w:r>
+        <w:rPr>
+          <w:bCs/>
+          <w:b/>
+        </w:rPr>
+        <w:t xml:space="preserve">Custom species advantage…</w:t>
+      </w:r>
+      <w:r>
+        <w:t xml:space="preserve"> </w:t>
+      </w:r>
+      <w:r>
+        <w:t xml:space="preserve">and enter the advantage and its companion complication.</w:t>
+      </w:r>
+    </w:p>
+    <w:bookmarkEnd w:id="102"/>
+    <w:bookmarkStart w:id="103" w:name="example"/>
+    <w:p>
+      <w:pPr>
+        <w:pStyle w:val="Heading3"/>
+      </w:pPr>
+      <w:r>
+        <w:t xml:space="preserve">Example</w:t>
+      </w:r>
+    </w:p>
+    <w:p>
+      <w:pPr>
+        <w:pStyle w:val="FirstParagraph"/>
+      </w:pPr>
+      <w:r>
+        <w:rPr>
+          <w:bCs/>
+          <w:b/>
+        </w:rPr>
+        <w:t xml:space="preserve">Kethari.</w:t>
+      </w:r>
+      <w:r>
+        <w:t xml:space="preserve"> </w:t>
+      </w:r>
+      <w:r>
+        <w:t xml:space="preserve">Tall, silver-scaled people from a high-gravity ocean world, newly allied with the Federation.</w:t>
+      </w:r>
+      <w:r>
+        <w:t xml:space="preserve"> </w:t>
+      </w:r>
+      <w:r>
+        <w:rPr>
+          <w:iCs/>
+          <w:i/>
+        </w:rPr>
+        <w:t xml:space="preserve">Adjustments:</w:t>
+      </w:r>
+      <w:r>
+        <w:t xml:space="preserve"> </w:t>
+      </w:r>
+      <w:r>
+        <w:t xml:space="preserve">Body +1, Agility −1.</w:t>
+      </w:r>
+      <w:r>
+        <w:t xml:space="preserve"> </w:t>
+      </w:r>
+      <w:r>
+        <w:rPr>
+          <w:iCs/>
+          <w:i/>
+        </w:rPr>
+        <w:t xml:space="preserve">Core rule:</w:t>
+      </w:r>
+      <w:r>
+        <w:t xml:space="preserve"> </w:t>
+      </w:r>
+      <w:r>
+        <w:t xml:space="preserve">high-gravity muscles: +1 to Athletics in normal gravity, but cold slows them (−1 to all rolls in freezing conditions).</w:t>
+      </w:r>
+      <w:r>
+        <w:t xml:space="preserve"> </w:t>
+      </w:r>
+      <w:r>
+        <w:rPr>
+          <w:iCs/>
+          <w:i/>
+        </w:rPr>
+        <w:t xml:space="preserve">Species advantage:</w:t>
+      </w:r>
+      <w:r>
+        <w:t xml:space="preserve"> </w:t>
+      </w:r>
+      <w:r>
+        <w:rPr>
+          <w:bCs/>
+          <w:b/>
+        </w:rPr>
+        <w:t xml:space="preserve">Deep-Diver</w:t>
+      </w:r>
+      <w:r>
+        <w:t xml:space="preserve">: +2 to Athletics to swim and hold your breath.</w:t>
+      </w:r>
+      <w:r>
+        <w:t xml:space="preserve"> </w:t>
+      </w:r>
+      <w:r>
+        <w:rPr>
+          <w:iCs/>
+          <w:i/>
+        </w:rPr>
+        <w:t xml:space="preserve">Companion:</w:t>
+      </w:r>
+      <w:r>
+        <w:t xml:space="preserve"> </w:t>
+      </w:r>
+      <w:r>
+        <w:rPr>
+          <w:bCs/>
+          <w:b/>
+        </w:rPr>
+        <w:t xml:space="preserve">Homesick for the Sea</w:t>
+      </w:r>
+      <w:r>
+        <w:t xml:space="preserve">: dry, cramped ships wear on you; when it matters, accept the short temper or the mistake.</w:t>
+      </w:r>
+    </w:p>
+    <w:bookmarkEnd w:id="103"/>
+    <w:bookmarkEnd w:id="104"/>
+    <w:bookmarkEnd w:id="105"/>
+    <w:bookmarkStart w:id="107" w:name="complications"/>
     <w:p>
       <w:pPr>
         <w:pStyle w:val="Heading1"/>
@@ -16664,7 +17260,7 @@
         </w:tc>
       </w:tr>
     </w:tbl>
-    <w:bookmarkStart w:id="97" w:name="using-and-revising-traits"/>
+    <w:bookmarkStart w:id="106" w:name="using-and-revising-traits"/>
     <w:p>
       <w:pPr>
         <w:pStyle w:val="Heading2"/>
@@ -16681,9 +17277,9 @@
         <w:t xml:space="preserve">General advantages and complications describe individual crew members and can suit any species when appropriate. A Vulcan might choose Mental Discipline as a general advantage; species advantages are the only traits tied to a species. At a mission milestone, revise a trait when events change the character. Custom advantages follow the same narrow +2 benefit; custom complications need a clear trigger and a meaningful, accepted consequence.</w:t>
       </w:r>
     </w:p>
-    <w:bookmarkEnd w:id="97"/>
-    <w:bookmarkEnd w:id="98"/>
-    <w:bookmarkStart w:id="102" w:name="quick-reference"/>
+    <w:bookmarkEnd w:id="106"/>
+    <w:bookmarkEnd w:id="107"/>
+    <w:bookmarkStart w:id="111" w:name="quick-reference"/>
     <w:p>
       <w:pPr>
         <w:pStyle w:val="Heading1"/>
@@ -16692,7 +17288,7 @@
         <w:t xml:space="preserve">Quick reference</w:t>
       </w:r>
     </w:p>
-    <w:bookmarkStart w:id="99" w:name="will-and-mental-resistance"/>
+    <w:bookmarkStart w:id="108" w:name="will-and-mental-resistance"/>
     <w:p>
       <w:pPr>
         <w:pStyle w:val="Heading2"/>
@@ -16725,8 +17321,8 @@
         <w:t xml:space="preserve">Will protects your resolve; Presence influences others. Leadership and Diplomacy still use Presence. Species adjustments may change your starting Will, but mental advantages apply only to their agreed, narrow circumstances.</w:t>
       </w:r>
     </w:p>
-    <w:bookmarkEnd w:id="99"/>
-    <w:bookmarkStart w:id="100" w:name="at-the-table"/>
+    <w:bookmarkEnd w:id="108"/>
+    <w:bookmarkStart w:id="109" w:name="at-the-table"/>
     <w:p>
       <w:pPr>
         <w:pStyle w:val="Heading2"/>
@@ -16739,7 +17335,7 @@
       <w:pPr>
         <w:numPr>
           <w:ilvl w:val="0"/>
-          <w:numId w:val="1018"/>
+          <w:numId w:val="1020"/>
         </w:numPr>
         <w:pStyle w:val="Compact"/>
       </w:pPr>
@@ -16751,7 +17347,7 @@
       <w:pPr>
         <w:numPr>
           <w:ilvl w:val="0"/>
-          <w:numId w:val="1018"/>
+          <w:numId w:val="1020"/>
         </w:numPr>
         <w:pStyle w:val="Compact"/>
       </w:pPr>
@@ -16763,7 +17359,7 @@
       <w:pPr>
         <w:numPr>
           <w:ilvl w:val="0"/>
-          <w:numId w:val="1018"/>
+          <w:numId w:val="1020"/>
         </w:numPr>
         <w:pStyle w:val="Compact"/>
       </w:pPr>
@@ -16775,7 +17371,7 @@
       <w:pPr>
         <w:numPr>
           <w:ilvl w:val="0"/>
-          <w:numId w:val="1018"/>
+          <w:numId w:val="1020"/>
         </w:numPr>
         <w:pStyle w:val="Compact"/>
       </w:pPr>
@@ -16787,7 +17383,7 @@
       <w:pPr>
         <w:numPr>
           <w:ilvl w:val="0"/>
-          <w:numId w:val="1018"/>
+          <w:numId w:val="1020"/>
         </w:numPr>
         <w:pStyle w:val="Compact"/>
       </w:pPr>
@@ -16795,8 +17391,8 @@
         <w:t xml:space="preserve">Apply the result and describe what changes.</w:t>
       </w:r>
     </w:p>
-    <w:bookmarkEnd w:id="100"/>
-    <w:bookmarkStart w:id="101" w:name="summary"/>
+    <w:bookmarkEnd w:id="109"/>
+    <w:bookmarkStart w:id="110" w:name="summary"/>
     <w:p>
       <w:pPr>
         <w:pStyle w:val="Heading2"/>
@@ -17039,9 +17635,9 @@
         <w:t xml:space="preserve">start each session with two. Spend one to reroll, reduce an injury by one box, or establish a plausible preparation. Earn one when an accepted complication, including a companion complication, creates a meaningful problem.</w:t>
       </w:r>
     </w:p>
-    <w:bookmarkEnd w:id="101"/>
-    <w:bookmarkEnd w:id="102"/>
-    <w:bookmarkStart w:id="105" w:name="discord-commands"/>
+    <w:bookmarkEnd w:id="110"/>
+    <w:bookmarkEnd w:id="111"/>
+    <w:bookmarkStart w:id="114" w:name="discord-commands"/>
     <w:p>
       <w:pPr>
         <w:pStyle w:val="Heading1"/>
@@ -17073,7 +17669,7 @@
         <w:t xml:space="preserve">in a channel to see the commands; Discord shows each option as you fill it in. The bot doesn’t know your sheet, so you give it the target number.</w:t>
       </w:r>
     </w:p>
-    <w:bookmarkStart w:id="103" w:name="for-players"/>
+    <w:bookmarkStart w:id="112" w:name="for-players"/>
     <w:p>
       <w:pPr>
         <w:pStyle w:val="Heading2"/>
@@ -17555,8 +18151,8 @@
         <w:t xml:space="preserve">Only the player who rolled can press the reroll button. Rolls that miss by 1 or 2 remind the GM that success at a cost is on offer.</w:t>
       </w:r>
     </w:p>
-    <w:bookmarkEnd w:id="103"/>
-    <w:bookmarkStart w:id="104" w:name="for-the-gm"/>
+    <w:bookmarkEnd w:id="112"/>
+    <w:bookmarkStart w:id="113" w:name="for-the-gm"/>
     <w:p>
       <w:pPr>
         <w:pStyle w:val="Heading2"/>
@@ -18187,8 +18783,8 @@
         <w:t xml:space="preserve"> </w:t>
       </w:r>
     </w:p>
-    <w:bookmarkEnd w:id="104"/>
-    <w:bookmarkEnd w:id="105"/>
+    <w:bookmarkEnd w:id="113"/>
+    <w:bookmarkEnd w:id="114"/>
     <w:sectPr/>
   </w:body>
 </w:document>
@@ -18592,6 +19188,66 @@
     <w:abstractNumId w:val="991"/>
   </w:num>
   <w:num w:numId="1018">
+    <w:abstractNumId w:val="99411"/>
+    <w:lvlOverride w:ilvl="0">
+      <w:startOverride w:val="1"/>
+    </w:lvlOverride>
+    <w:lvlOverride w:ilvl="1">
+      <w:startOverride w:val="1"/>
+    </w:lvlOverride>
+    <w:lvlOverride w:ilvl="2">
+      <w:startOverride w:val="1"/>
+    </w:lvlOverride>
+    <w:lvlOverride w:ilvl="3">
+      <w:startOverride w:val="1"/>
+    </w:lvlOverride>
+    <w:lvlOverride w:ilvl="4">
+      <w:startOverride w:val="1"/>
+    </w:lvlOverride>
+    <w:lvlOverride w:ilvl="5">
+      <w:startOverride w:val="1"/>
+    </w:lvlOverride>
+    <w:lvlOverride w:ilvl="6">
+      <w:startOverride w:val="1"/>
+    </w:lvlOverride>
+    <w:lvlOverride w:ilvl="7">
+      <w:startOverride w:val="1"/>
+    </w:lvlOverride>
+    <w:lvlOverride w:ilvl="8">
+      <w:startOverride w:val="1"/>
+    </w:lvlOverride>
+  </w:num>
+  <w:num w:numId="1019">
+    <w:abstractNumId w:val="99411"/>
+    <w:lvlOverride w:ilvl="0">
+      <w:startOverride w:val="1"/>
+    </w:lvlOverride>
+    <w:lvlOverride w:ilvl="1">
+      <w:startOverride w:val="1"/>
+    </w:lvlOverride>
+    <w:lvlOverride w:ilvl="2">
+      <w:startOverride w:val="1"/>
+    </w:lvlOverride>
+    <w:lvlOverride w:ilvl="3">
+      <w:startOverride w:val="1"/>
+    </w:lvlOverride>
+    <w:lvlOverride w:ilvl="4">
+      <w:startOverride w:val="1"/>
+    </w:lvlOverride>
+    <w:lvlOverride w:ilvl="5">
+      <w:startOverride w:val="1"/>
+    </w:lvlOverride>
+    <w:lvlOverride w:ilvl="6">
+      <w:startOverride w:val="1"/>
+    </w:lvlOverride>
+    <w:lvlOverride w:ilvl="7">
+      <w:startOverride w:val="1"/>
+    </w:lvlOverride>
+    <w:lvlOverride w:ilvl="8">
+      <w:startOverride w:val="1"/>
+    </w:lvlOverride>
+  </w:num>
+  <w:num w:numId="1020">
     <w:abstractNumId w:val="99411"/>
     <w:lvlOverride w:ilvl="0">
       <w:startOverride w:val="1"/>

--- a/uss-pelion/USS_Pelion_Players_Guide.docx
+++ b/uss-pelion/USS_Pelion_Players_Guide.docx
@@ -8196,7 +8196,7 @@
         <w:t xml:space="preserve"> </w:t>
       </w:r>
       <w:r>
-        <w:t xml:space="preserve">A normal hit (a phaser bank, a disruptor) marks 1 box; a heavy hit (photon torpedo, ramming, a disruptor volley) marks 2. Once Shields are down, each hit marks the Hull and the system the GM chooses, or roll 1d6: 1 Weapons, 2 Engines, 3 Sensors, 4 Communications, 5 Transporters, 6 Life support.</w:t>
+        <w:t xml:space="preserve">A normal hit (a phaser bank, a disruptor) marks 1 box; a heavy hit (photon torpedo, ramming, a disruptor volley) marks 2. Once Shields are down, each hit marks the Hull and the system the GM chooses, or roll 3d6: 3–6 Weapons, 7–8 Engines, 9–10 Sensors, 11–12 Communications, 13–14 Transporters, 15–18 Life support.</w:t>
       </w:r>
     </w:p>
     <w:p>
@@ -8344,7 +8344,7 @@
         <w:pStyle w:val="FirstParagraph"/>
       </w:pPr>
       <w:r>
-        <w:t xml:space="preserve">Short of a plot? Roll 1d12 on each table, or pick what you like. Read the results together: a</w:t>
+        <w:t xml:space="preserve">Short of a plot? Roll 3d6 on each table and read the total; middle results come up most often, the strangest sit at 3, 4, 17 and 18, or pick what you like. Read the results together: a</w:t>
       </w:r>
       <w:r>
         <w:t xml:space="preserve"> </w:t>
@@ -8470,7 +8470,7 @@
                 <w:b/>
                 <w:sz w:val="19"/>
               </w:rPr>
-              <w:t xml:space="preserve">d12</w:t>
+              <w:t xml:space="preserve">3d6</w:t>
             </w:r>
           </w:p>
         </w:tc>
@@ -8542,7 +8542,133 @@
                 <w:b/>
                 <w:sz w:val="19"/>
               </w:rPr>
-              <w:t xml:space="preserve">1</w:t>
+              <w:t xml:space="preserve">3</w:t>
+            </w:r>
+          </w:p>
+        </w:tc>
+        <w:tc>
+          <w:tcPr/>
+          <w:p>
+            <w:pPr>
+              <w:pStyle w:val="Compact"/>
+              <w:jc w:val="left"/>
+            </w:pPr>
+            <w:r>
+              <w:rPr>
+                <w:sz w:val="19"/>
+              </w:rPr>
+              <w:t xml:space="preserve">Answer a call from a ship lost a century ago</w:t>
+            </w:r>
+          </w:p>
+        </w:tc>
+        <w:tc>
+          <w:tcPr/>
+          <w:p>
+            <w:pPr>
+              <w:pStyle w:val="Compact"/>
+              <w:jc w:val="left"/>
+            </w:pPr>
+            <w:r>
+              <w:rPr>
+                <w:sz w:val="19"/>
+              </w:rPr>
+              <w:t xml:space="preserve">The edge of the galaxy</w:t>
+            </w:r>
+          </w:p>
+        </w:tc>
+        <w:tc>
+          <w:tcPr/>
+          <w:p>
+            <w:pPr>
+              <w:pStyle w:val="Compact"/>
+              <w:jc w:val="left"/>
+            </w:pPr>
+            <w:r>
+              <w:rPr>
+                <w:sz w:val="19"/>
+              </w:rPr>
+              <w:t xml:space="preserve">The crew’s past selves</w:t>
+            </w:r>
+          </w:p>
+        </w:tc>
+      </w:tr>
+      <w:tr>
+        <w:tc>
+          <w:tcPr/>
+          <w:p>
+            <w:pPr>
+              <w:pStyle w:val="Compact"/>
+              <w:jc w:val="left"/>
+            </w:pPr>
+            <w:r>
+              <w:rPr>
+                <w:b/>
+                <w:sz w:val="19"/>
+              </w:rPr>
+              <w:t xml:space="preserve">4</w:t>
+            </w:r>
+          </w:p>
+        </w:tc>
+        <w:tc>
+          <w:tcPr/>
+          <w:p>
+            <w:pPr>
+              <w:pStyle w:val="Compact"/>
+              <w:jc w:val="left"/>
+            </w:pPr>
+            <w:r>
+              <w:rPr>
+                <w:sz w:val="19"/>
+              </w:rPr>
+              <w:t xml:space="preserve">Ferry a delegation to a world that left the Federation</w:t>
+            </w:r>
+          </w:p>
+        </w:tc>
+        <w:tc>
+          <w:tcPr/>
+          <w:p>
+            <w:pPr>
+              <w:pStyle w:val="Compact"/>
+              <w:jc w:val="left"/>
+            </w:pPr>
+            <w:r>
+              <w:rPr>
+                <w:sz w:val="19"/>
+              </w:rPr>
+              <w:t xml:space="preserve">Inside a living starship</w:t>
+            </w:r>
+          </w:p>
+        </w:tc>
+        <w:tc>
+          <w:tcPr/>
+          <w:p>
+            <w:pPr>
+              <w:pStyle w:val="Compact"/>
+              <w:jc w:val="left"/>
+            </w:pPr>
+            <w:r>
+              <w:rPr>
+                <w:sz w:val="19"/>
+              </w:rPr>
+              <w:t xml:space="preserve">A dead star that sings</w:t>
+            </w:r>
+          </w:p>
+        </w:tc>
+      </w:tr>
+      <w:tr>
+        <w:tc>
+          <w:tcPr/>
+          <w:p>
+            <w:pPr>
+              <w:pStyle w:val="Compact"/>
+              <w:jc w:val="left"/>
+            </w:pPr>
+            <w:r>
+              <w:rPr>
+                <w:b/>
+                <w:sz w:val="19"/>
+              </w:rPr>
+              <w:t xml:space="preserve">5</w:t>
             </w:r>
           </w:p>
         </w:tc>
@@ -8605,7 +8731,7 @@
                 <w:b/>
                 <w:sz w:val="19"/>
               </w:rPr>
-              <w:t xml:space="preserve">2</w:t>
+              <w:t xml:space="preserve">6</w:t>
             </w:r>
           </w:p>
         </w:tc>
@@ -8668,7 +8794,7 @@
                 <w:b/>
                 <w:sz w:val="19"/>
               </w:rPr>
-              <w:t xml:space="preserve">3</w:t>
+              <w:t xml:space="preserve">7</w:t>
             </w:r>
           </w:p>
         </w:tc>
@@ -8731,7 +8857,7 @@
                 <w:b/>
                 <w:sz w:val="19"/>
               </w:rPr>
-              <w:t xml:space="preserve">4</w:t>
+              <w:t xml:space="preserve">8</w:t>
             </w:r>
           </w:p>
         </w:tc>
@@ -8794,7 +8920,7 @@
                 <w:b/>
                 <w:sz w:val="19"/>
               </w:rPr>
-              <w:t xml:space="preserve">5</w:t>
+              <w:t xml:space="preserve">9</w:t>
             </w:r>
           </w:p>
         </w:tc>
@@ -8857,7 +8983,7 @@
                 <w:b/>
                 <w:sz w:val="19"/>
               </w:rPr>
-              <w:t xml:space="preserve">6</w:t>
+              <w:t xml:space="preserve">10</w:t>
             </w:r>
           </w:p>
         </w:tc>
@@ -8920,7 +9046,7 @@
                 <w:b/>
                 <w:sz w:val="19"/>
               </w:rPr>
-              <w:t xml:space="preserve">7</w:t>
+              <w:t xml:space="preserve">11</w:t>
             </w:r>
           </w:p>
         </w:tc>
@@ -8983,7 +9109,7 @@
                 <w:b/>
                 <w:sz w:val="19"/>
               </w:rPr>
-              <w:t xml:space="preserve">8</w:t>
+              <w:t xml:space="preserve">12</w:t>
             </w:r>
           </w:p>
         </w:tc>
@@ -9046,7 +9172,7 @@
                 <w:b/>
                 <w:sz w:val="19"/>
               </w:rPr>
-              <w:t xml:space="preserve">9</w:t>
+              <w:t xml:space="preserve">13</w:t>
             </w:r>
           </w:p>
         </w:tc>
@@ -9109,7 +9235,7 @@
                 <w:b/>
                 <w:sz w:val="19"/>
               </w:rPr>
-              <w:t xml:space="preserve">10</w:t>
+              <w:t xml:space="preserve">14</w:t>
             </w:r>
           </w:p>
         </w:tc>
@@ -9172,7 +9298,7 @@
                 <w:b/>
                 <w:sz w:val="19"/>
               </w:rPr>
-              <w:t xml:space="preserve">11</w:t>
+              <w:t xml:space="preserve">15</w:t>
             </w:r>
           </w:p>
         </w:tc>
@@ -9235,7 +9361,7 @@
                 <w:b/>
                 <w:sz w:val="19"/>
               </w:rPr>
-              <w:t xml:space="preserve">12</w:t>
+              <w:t xml:space="preserve">16</w:t>
             </w:r>
           </w:p>
         </w:tc>
@@ -9281,6 +9407,132 @@
                 <w:sz w:val="19"/>
               </w:rPr>
               <w:t xml:space="preserve">Memories that aren’t the crew’s own</w:t>
+            </w:r>
+          </w:p>
+        </w:tc>
+      </w:tr>
+      <w:tr>
+        <w:tc>
+          <w:tcPr/>
+          <w:p>
+            <w:pPr>
+              <w:pStyle w:val="Compact"/>
+              <w:jc w:val="left"/>
+            </w:pPr>
+            <w:r>
+              <w:rPr>
+                <w:b/>
+                <w:sz w:val="19"/>
+              </w:rPr>
+              <w:t xml:space="preserve">17</w:t>
+            </w:r>
+          </w:p>
+        </w:tc>
+        <w:tc>
+          <w:tcPr/>
+          <w:p>
+            <w:pPr>
+              <w:pStyle w:val="Compact"/>
+              <w:jc w:val="left"/>
+            </w:pPr>
+            <w:r>
+              <w:rPr>
+                <w:sz w:val="19"/>
+              </w:rPr>
+              <w:t xml:space="preserve">Carry a message across the Neutral Zone</w:t>
+            </w:r>
+          </w:p>
+        </w:tc>
+        <w:tc>
+          <w:tcPr/>
+          <w:p>
+            <w:pPr>
+              <w:pStyle w:val="Compact"/>
+              <w:jc w:val="left"/>
+            </w:pPr>
+            <w:r>
+              <w:rPr>
+                <w:sz w:val="19"/>
+              </w:rPr>
+              <w:t xml:space="preserve">A Klingon prison world</w:t>
+            </w:r>
+          </w:p>
+        </w:tc>
+        <w:tc>
+          <w:tcPr/>
+          <w:p>
+            <w:pPr>
+              <w:pStyle w:val="Compact"/>
+              <w:jc w:val="left"/>
+            </w:pPr>
+            <w:r>
+              <w:rPr>
+                <w:sz w:val="19"/>
+              </w:rPr>
+              <w:t xml:space="preserve">A crossing into a mirror universe</w:t>
+            </w:r>
+          </w:p>
+        </w:tc>
+      </w:tr>
+      <w:tr>
+        <w:tc>
+          <w:tcPr/>
+          <w:p>
+            <w:pPr>
+              <w:pStyle w:val="Compact"/>
+              <w:jc w:val="left"/>
+            </w:pPr>
+            <w:r>
+              <w:rPr>
+                <w:b/>
+                <w:sz w:val="19"/>
+              </w:rPr>
+              <w:t xml:space="preserve">18</w:t>
+            </w:r>
+          </w:p>
+        </w:tc>
+        <w:tc>
+          <w:tcPr/>
+          <w:p>
+            <w:pPr>
+              <w:pStyle w:val="Compact"/>
+              <w:jc w:val="left"/>
+            </w:pPr>
+            <w:r>
+              <w:rPr>
+                <w:sz w:val="19"/>
+              </w:rPr>
+              <w:t xml:space="preserve">Host a first contact aboard the Pelion</w:t>
+            </w:r>
+          </w:p>
+        </w:tc>
+        <w:tc>
+          <w:tcPr/>
+          <w:p>
+            <w:pPr>
+              <w:pStyle w:val="Compact"/>
+              <w:jc w:val="left"/>
+            </w:pPr>
+            <w:r>
+              <w:rPr>
+                <w:sz w:val="19"/>
+              </w:rPr>
+              <w:t xml:space="preserve">A Romulan listening post</w:t>
+            </w:r>
+          </w:p>
+        </w:tc>
+        <w:tc>
+          <w:tcPr/>
+          <w:p>
+            <w:pPr>
+              <w:pStyle w:val="Compact"/>
+              <w:jc w:val="left"/>
+            </w:pPr>
+            <w:r>
+              <w:rPr>
+                <w:sz w:val="19"/>
+              </w:rPr>
+              <w:t xml:space="preserve">A machine that remembers the Pelion</w:t>
             </w:r>
           </w:p>
         </w:tc>
@@ -9326,7 +9578,7 @@
                 <w:b/>
                 <w:sz w:val="19"/>
               </w:rPr>
-              <w:t xml:space="preserve">d12</w:t>
+              <w:t xml:space="preserve">3d6</w:t>
             </w:r>
           </w:p>
         </w:tc>
@@ -9398,7 +9650,133 @@
                 <w:b/>
                 <w:sz w:val="19"/>
               </w:rPr>
-              <w:t xml:space="preserve">1</w:t>
+              <w:t xml:space="preserve">3</w:t>
+            </w:r>
+          </w:p>
+        </w:tc>
+        <w:tc>
+          <w:tcPr/>
+          <w:p>
+            <w:pPr>
+              <w:pStyle w:val="Compact"/>
+              <w:jc w:val="left"/>
+            </w:pPr>
+            <w:r>
+              <w:rPr>
+                <w:sz w:val="19"/>
+              </w:rPr>
+              <w:t xml:space="preserve">The captain has been replaced</w:t>
+            </w:r>
+          </w:p>
+        </w:tc>
+        <w:tc>
+          <w:tcPr/>
+          <w:p>
+            <w:pPr>
+              <w:pStyle w:val="Compact"/>
+              <w:jc w:val="left"/>
+            </w:pPr>
+            <w:r>
+              <w:rPr>
+                <w:sz w:val="19"/>
+              </w:rPr>
+              <w:t xml:space="preserve">The time loop resets (4)</w:t>
+            </w:r>
+          </w:p>
+        </w:tc>
+        <w:tc>
+          <w:tcPr/>
+          <w:p>
+            <w:pPr>
+              <w:pStyle w:val="Compact"/>
+              <w:jc w:val="left"/>
+            </w:pPr>
+            <w:r>
+              <w:rPr>
+                <w:sz w:val="19"/>
+              </w:rPr>
+              <w:t xml:space="preserve">A crew member’s future self</w:t>
+            </w:r>
+          </w:p>
+        </w:tc>
+      </w:tr>
+      <w:tr>
+        <w:tc>
+          <w:tcPr/>
+          <w:p>
+            <w:pPr>
+              <w:pStyle w:val="Compact"/>
+              <w:jc w:val="left"/>
+            </w:pPr>
+            <w:r>
+              <w:rPr>
+                <w:b/>
+                <w:sz w:val="19"/>
+              </w:rPr>
+              <w:t xml:space="preserve">4</w:t>
+            </w:r>
+          </w:p>
+        </w:tc>
+        <w:tc>
+          <w:tcPr/>
+          <w:p>
+            <w:pPr>
+              <w:pStyle w:val="Compact"/>
+              <w:jc w:val="left"/>
+            </w:pPr>
+            <w:r>
+              <w:rPr>
+                <w:sz w:val="19"/>
+              </w:rPr>
+              <w:t xml:space="preserve">The enemy is a Federation colony</w:t>
+            </w:r>
+          </w:p>
+        </w:tc>
+        <w:tc>
+          <w:tcPr/>
+          <w:p>
+            <w:pPr>
+              <w:pStyle w:val="Compact"/>
+              <w:jc w:val="left"/>
+            </w:pPr>
+            <w:r>
+              <w:rPr>
+                <w:sz w:val="19"/>
+              </w:rPr>
+              <w:t xml:space="preserve">The ship’s power drains (6)</w:t>
+            </w:r>
+          </w:p>
+        </w:tc>
+        <w:tc>
+          <w:tcPr/>
+          <w:p>
+            <w:pPr>
+              <w:pStyle w:val="Compact"/>
+              <w:jc w:val="left"/>
+            </w:pPr>
+            <w:r>
+              <w:rPr>
+                <w:sz w:val="19"/>
+              </w:rPr>
+              <w:t xml:space="preserve">A legend thought dead</w:t>
+            </w:r>
+          </w:p>
+        </w:tc>
+      </w:tr>
+      <w:tr>
+        <w:tc>
+          <w:tcPr/>
+          <w:p>
+            <w:pPr>
+              <w:pStyle w:val="Compact"/>
+              <w:jc w:val="left"/>
+            </w:pPr>
+            <w:r>
+              <w:rPr>
+                <w:b/>
+                <w:sz w:val="19"/>
+              </w:rPr>
+              <w:t xml:space="preserve">5</w:t>
             </w:r>
           </w:p>
         </w:tc>
@@ -9461,7 +9839,7 @@
                 <w:b/>
                 <w:sz w:val="19"/>
               </w:rPr>
-              <w:t xml:space="preserve">2</w:t>
+              <w:t xml:space="preserve">6</w:t>
             </w:r>
           </w:p>
         </w:tc>
@@ -9524,7 +9902,7 @@
                 <w:b/>
                 <w:sz w:val="19"/>
               </w:rPr>
-              <w:t xml:space="preserve">3</w:t>
+              <w:t xml:space="preserve">7</w:t>
             </w:r>
           </w:p>
         </w:tc>
@@ -9587,7 +9965,7 @@
                 <w:b/>
                 <w:sz w:val="19"/>
               </w:rPr>
-              <w:t xml:space="preserve">4</w:t>
+              <w:t xml:space="preserve">8</w:t>
             </w:r>
           </w:p>
         </w:tc>
@@ -9650,7 +10028,7 @@
                 <w:b/>
                 <w:sz w:val="19"/>
               </w:rPr>
-              <w:t xml:space="preserve">5</w:t>
+              <w:t xml:space="preserve">9</w:t>
             </w:r>
           </w:p>
         </w:tc>
@@ -9713,7 +10091,7 @@
                 <w:b/>
                 <w:sz w:val="19"/>
               </w:rPr>
-              <w:t xml:space="preserve">6</w:t>
+              <w:t xml:space="preserve">10</w:t>
             </w:r>
           </w:p>
         </w:tc>
@@ -9776,7 +10154,7 @@
                 <w:b/>
                 <w:sz w:val="19"/>
               </w:rPr>
-              <w:t xml:space="preserve">7</w:t>
+              <w:t xml:space="preserve">11</w:t>
             </w:r>
           </w:p>
         </w:tc>
@@ -9839,7 +10217,7 @@
                 <w:b/>
                 <w:sz w:val="19"/>
               </w:rPr>
-              <w:t xml:space="preserve">8</w:t>
+              <w:t xml:space="preserve">12</w:t>
             </w:r>
           </w:p>
         </w:tc>
@@ -9902,7 +10280,7 @@
                 <w:b/>
                 <w:sz w:val="19"/>
               </w:rPr>
-              <w:t xml:space="preserve">9</w:t>
+              <w:t xml:space="preserve">13</w:t>
             </w:r>
           </w:p>
         </w:tc>
@@ -9965,7 +10343,7 @@
                 <w:b/>
                 <w:sz w:val="19"/>
               </w:rPr>
-              <w:t xml:space="preserve">10</w:t>
+              <w:t xml:space="preserve">14</w:t>
             </w:r>
           </w:p>
         </w:tc>
@@ -10064,7 +10442,7 @@
                 <w:b/>
                 <w:sz w:val="19"/>
               </w:rPr>
-              <w:t xml:space="preserve">11</w:t>
+              <w:t xml:space="preserve">15</w:t>
             </w:r>
           </w:p>
         </w:tc>
@@ -10127,7 +10505,7 @@
                 <w:b/>
                 <w:sz w:val="19"/>
               </w:rPr>
-              <w:t xml:space="preserve">12</w:t>
+              <w:t xml:space="preserve">16</w:t>
             </w:r>
           </w:p>
         </w:tc>
@@ -10173,6 +10551,132 @@
                 <w:sz w:val="19"/>
               </w:rPr>
               <w:t xml:space="preserve">An android that wants to be free</w:t>
+            </w:r>
+          </w:p>
+        </w:tc>
+      </w:tr>
+      <w:tr>
+        <w:tc>
+          <w:tcPr/>
+          <w:p>
+            <w:pPr>
+              <w:pStyle w:val="Compact"/>
+              <w:jc w:val="left"/>
+            </w:pPr>
+            <w:r>
+              <w:rPr>
+                <w:b/>
+                <w:sz w:val="19"/>
+              </w:rPr>
+              <w:t xml:space="preserve">17</w:t>
+            </w:r>
+          </w:p>
+        </w:tc>
+        <w:tc>
+          <w:tcPr/>
+          <w:p>
+            <w:pPr>
+              <w:pStyle w:val="Compact"/>
+              <w:jc w:val="left"/>
+            </w:pPr>
+            <w:r>
+              <w:rPr>
+                <w:sz w:val="19"/>
+              </w:rPr>
+              <w:t xml:space="preserve">The mission was a test</w:t>
+            </w:r>
+          </w:p>
+        </w:tc>
+        <w:tc>
+          <w:tcPr/>
+          <w:p>
+            <w:pPr>
+              <w:pStyle w:val="Compact"/>
+              <w:jc w:val="left"/>
+            </w:pPr>
+            <w:r>
+              <w:rPr>
+                <w:sz w:val="19"/>
+              </w:rPr>
+              <w:t xml:space="preserve">The duel at dawn (4)</w:t>
+            </w:r>
+          </w:p>
+        </w:tc>
+        <w:tc>
+          <w:tcPr/>
+          <w:p>
+            <w:pPr>
+              <w:pStyle w:val="Compact"/>
+              <w:jc w:val="left"/>
+            </w:pPr>
+            <w:r>
+              <w:rPr>
+                <w:sz w:val="19"/>
+              </w:rPr>
+              <w:t xml:space="preserve">A godlike child</w:t>
+            </w:r>
+          </w:p>
+        </w:tc>
+      </w:tr>
+      <w:tr>
+        <w:tc>
+          <w:tcPr/>
+          <w:p>
+            <w:pPr>
+              <w:pStyle w:val="Compact"/>
+              <w:jc w:val="left"/>
+            </w:pPr>
+            <w:r>
+              <w:rPr>
+                <w:b/>
+                <w:sz w:val="19"/>
+              </w:rPr>
+              <w:t xml:space="preserve">18</w:t>
+            </w:r>
+          </w:p>
+        </w:tc>
+        <w:tc>
+          <w:tcPr/>
+          <w:p>
+            <w:pPr>
+              <w:pStyle w:val="Compact"/>
+              <w:jc w:val="left"/>
+            </w:pPr>
+            <w:r>
+              <w:rPr>
+                <w:sz w:val="19"/>
+              </w:rPr>
+              <w:t xml:space="preserve">History must not change</w:t>
+            </w:r>
+          </w:p>
+        </w:tc>
+        <w:tc>
+          <w:tcPr/>
+          <w:p>
+            <w:pPr>
+              <w:pStyle w:val="Compact"/>
+              <w:jc w:val="left"/>
+            </w:pPr>
+            <w:r>
+              <w:rPr>
+                <w:sz w:val="19"/>
+              </w:rPr>
+              <w:t xml:space="preserve">The Klingon ultimatum (6)</w:t>
+            </w:r>
+          </w:p>
+        </w:tc>
+        <w:tc>
+          <w:tcPr/>
+          <w:p>
+            <w:pPr>
+              <w:pStyle w:val="Compact"/>
+              <w:jc w:val="left"/>
+            </w:pPr>
+            <w:r>
+              <w:rPr>
+                <w:sz w:val="19"/>
+              </w:rPr>
+              <w:t xml:space="preserve">An admiral’s spy aboard</w:t>
             </w:r>
           </w:p>
         </w:tc>

--- a/uss-pelion/USS_Pelion_Players_Guide.docx
+++ b/uss-pelion/USS_Pelion_Players_Guide.docx
@@ -18141,1154 +18141,6 @@
     </w:p>
     <w:bookmarkEnd w:id="110"/>
     <w:bookmarkEnd w:id="111"/>
-    <w:bookmarkStart w:id="114" w:name="discord-commands"/>
-    <w:p>
-      <w:pPr>
-        <w:pStyle w:val="Heading1"/>
-      </w:pPr>
-      <w:r>
-        <w:t xml:space="preserve">Discord commands</w:t>
-      </w:r>
-    </w:p>
-    <w:p>
-      <w:pPr>
-        <w:pStyle w:val="FirstParagraph"/>
-      </w:pPr>
-      <w:r>
-        <w:t xml:space="preserve">The table’s Discord bot rolls the dice and keeps the shared Duty points, clocks and Ship status tracks for the server. Type</w:t>
-      </w:r>
-      <w:r>
-        <w:t xml:space="preserve"> </w:t>
-      </w:r>
-      <w:r>
-        <w:rPr>
-          <w:rStyle w:val="VerbatimChar"/>
-        </w:rPr>
-        <w:t xml:space="preserve">/</w:t>
-      </w:r>
-      <w:r>
-        <w:t xml:space="preserve"> </w:t>
-      </w:r>
-      <w:r>
-        <w:t xml:space="preserve">in a channel to see the commands; Discord shows each option as you fill it in. The bot doesn’t know your sheet, so you give it the target number.</w:t>
-      </w:r>
-    </w:p>
-    <w:bookmarkStart w:id="112" w:name="for-players"/>
-    <w:p>
-      <w:pPr>
-        <w:pStyle w:val="Heading2"/>
-      </w:pPr>
-      <w:r>
-        <w:t xml:space="preserve">For players</w:t>
-      </w:r>
-    </w:p>
-    <w:tbl>
-      <w:tblPr>
-        <w:tblStyle w:val="Table"/>
-        <w:tblW w:type="pct" w:w="5000"/>
-        <w:tblLook w:firstRow="1" w:lastRow="0" w:firstColumn="0" w:lastColumn="0" w:noHBand="0" w:noVBand="0" w:val="0020"/>
-        <w:jc w:val="start"/>
-        <w:tblBorders>
-          <w:top w:val="single" w:sz="4" w:color="B8C2D3"/>
-          <w:left w:val="single" w:sz="4" w:color="B8C2D3"/>
-          <w:bottom w:val="single" w:sz="4" w:color="B8C2D3"/>
-          <w:right w:val="single" w:sz="4" w:color="B8C2D3"/>
-          <w:insideH w:val="single" w:sz="4" w:color="B8C2D3"/>
-          <w:insideV w:val="single" w:sz="4" w:color="B8C2D3"/>
-        </w:tblBorders>
-      </w:tblPr>
-      <w:tblGrid>
-        <w:gridCol w:w="3960"/>
-        <w:gridCol w:w="3960"/>
-      </w:tblGrid>
-      <w:tr>
-        <w:trPr>
-          <w:tblHeader w:val="true"/>
-        </w:trPr>
-        <w:tc>
-          <w:tcPr>
-            <w:shd w:val="clear" w:fill="E9EEF6"/>
-          </w:tcPr>
-          <w:p>
-            <w:pPr>
-              <w:pStyle w:val="Compact"/>
-              <w:jc w:val="left"/>
-            </w:pPr>
-            <w:r>
-              <w:rPr>
-                <w:b/>
-                <w:sz w:val="19"/>
-              </w:rPr>
-              <w:t xml:space="preserve">Command</w:t>
-            </w:r>
-          </w:p>
-        </w:tc>
-        <w:tc>
-          <w:tcPr>
-            <w:shd w:val="clear" w:fill="E9EEF6"/>
-          </w:tcPr>
-          <w:p>
-            <w:pPr>
-              <w:pStyle w:val="Compact"/>
-              <w:jc w:val="left"/>
-            </w:pPr>
-            <w:r>
-              <w:rPr>
-                <w:b/>
-                <w:sz w:val="19"/>
-              </w:rPr>
-              <w:t xml:space="preserve">What it does</w:t>
-            </w:r>
-          </w:p>
-        </w:tc>
-      </w:tr>
-      <w:tr>
-        <w:tc>
-          <w:tcPr/>
-          <w:p>
-            <w:pPr>
-              <w:pStyle w:val="Compact"/>
-              <w:jc w:val="left"/>
-            </w:pPr>
-            <w:r>
-              <w:rPr>
-                <w:rStyle w:val="VerbatimChar"/>
-                <w:b/>
-                <w:sz w:val="19"/>
-              </w:rPr>
-              <w:t xml:space="preserve">/roll target:16 modifier:-2 label:Sensors</w:t>
-            </w:r>
-          </w:p>
-        </w:tc>
-        <w:tc>
-          <w:tcPr/>
-          <w:p>
-            <w:pPr>
-              <w:pStyle w:val="Compact"/>
-              <w:jc w:val="left"/>
-            </w:pPr>
-            <w:r>
-              <w:rPr>
-                <w:sz w:val="19"/>
-              </w:rPr>
-              <w:t xml:space="preserve">Roll 3d6 under your target. Use the number from your sheet, and add up every modifier yourself: circumstance, injury, assistance. The bot shows the result, the margin and your chance.</w:t>
-            </w:r>
-            <w:r>
-              <w:rPr>
-                <w:sz w:val="19"/>
-              </w:rPr>
-              <w:t xml:space="preserve"> </w:t>
-            </w:r>
-            <w:r>
-              <w:rPr>
-                <w:bCs/>
-                <w:b/>
-                <w:sz w:val="19"/>
-              </w:rPr>
-              <w:t xml:space="preserve">Spend a Duty point to reroll</w:t>
-            </w:r>
-            <w:r>
-              <w:rPr>
-                <w:sz w:val="19"/>
-              </w:rPr>
-              <w:t xml:space="preserve"> </w:t>
-            </w:r>
-            <w:r>
-              <w:rPr>
-                <w:sz w:val="19"/>
-              </w:rPr>
-              <w:t xml:space="preserve">lets you reroll once, and the second result stands.</w:t>
-            </w:r>
-          </w:p>
-        </w:tc>
-      </w:tr>
-      <w:tr>
-        <w:tc>
-          <w:tcPr/>
-          <w:p>
-            <w:pPr>
-              <w:pStyle w:val="Compact"/>
-              <w:jc w:val="left"/>
-            </w:pPr>
-            <w:r>
-              <w:rPr>
-                <w:rStyle w:val="VerbatimChar"/>
-                <w:b/>
-                <w:sz w:val="19"/>
-              </w:rPr>
-              <w:t xml:space="preserve">/contest target:16 opponent:13 opponent_name:"Klingon warrior" label:Grapple</w:t>
-            </w:r>
-          </w:p>
-        </w:tc>
-        <w:tc>
-          <w:tcPr/>
-          <w:p>
-            <w:pPr>
-              <w:pStyle w:val="Compact"/>
-              <w:jc w:val="left"/>
-            </w:pPr>
-            <w:r>
-              <w:rPr>
-                <w:sz w:val="19"/>
-              </w:rPr>
-              <w:t xml:space="preserve">An opposed roll. The bot rolls both sides and names the winner. Ties and double failures go to the defender, which is the opponent unless you add</w:t>
-            </w:r>
-            <w:r>
-              <w:rPr>
-                <w:sz w:val="19"/>
-              </w:rPr>
-              <w:t xml:space="preserve"> </w:t>
-            </w:r>
-            <w:r>
-              <w:rPr>
-                <w:rStyle w:val="VerbatimChar"/>
-                <w:sz w:val="19"/>
-              </w:rPr>
-              <w:t xml:space="preserve">defender:me</w:t>
-            </w:r>
-            <w:r>
-              <w:rPr>
-                <w:sz w:val="19"/>
-              </w:rPr>
-              <w:t xml:space="preserve">.</w:t>
-            </w:r>
-          </w:p>
-        </w:tc>
-      </w:tr>
-      <w:tr>
-        <w:tc>
-          <w:tcPr/>
-          <w:p>
-            <w:pPr>
-              <w:pStyle w:val="Compact"/>
-              <w:jc w:val="left"/>
-            </w:pPr>
-            <w:r>
-              <w:rPr>
-                <w:rStyle w:val="VerbatimChar"/>
-                <w:b/>
-                <w:sz w:val="19"/>
-              </w:rPr>
-              <w:t xml:space="preserve">/assist target:12 helper_target:14 helper:@name label:"Repair the overload"</w:t>
-            </w:r>
-          </w:p>
-        </w:tc>
-        <w:tc>
-          <w:tcPr/>
-          <w:p>
-            <w:pPr>
-              <w:pStyle w:val="Compact"/>
-              <w:jc w:val="left"/>
-            </w:pPr>
-            <w:r>
-              <w:rPr>
-                <w:sz w:val="19"/>
-              </w:rPr>
-              <w:t xml:space="preserve">Someone helps you. They roll first (Engineering, say): success gives +1, success by 5 or more +2, and a natural 18 brings a complication. Then you roll with their bonus.</w:t>
-            </w:r>
-          </w:p>
-        </w:tc>
-      </w:tr>
-      <w:tr>
-        <w:tc>
-          <w:tcPr/>
-          <w:p>
-            <w:pPr>
-              <w:pStyle w:val="Compact"/>
-              <w:jc w:val="left"/>
-            </w:pPr>
-            <w:r>
-              <w:rPr>
-                <w:rStyle w:val="VerbatimChar"/>
-                <w:b/>
-                <w:sz w:val="19"/>
-              </w:rPr>
-              <w:t xml:space="preserve">/points show</w:t>
-            </w:r>
-          </w:p>
-        </w:tc>
-        <w:tc>
-          <w:tcPr/>
-          <w:p>
-            <w:pPr>
-              <w:pStyle w:val="Compact"/>
-              <w:jc w:val="left"/>
-            </w:pPr>
-            <w:r>
-              <w:rPr>
-                <w:sz w:val="19"/>
-              </w:rPr>
-              <w:t xml:space="preserve">Your Duty points this session. Add</w:t>
-            </w:r>
-            <w:r>
-              <w:rPr>
-                <w:sz w:val="19"/>
-              </w:rPr>
-              <w:t xml:space="preserve"> </w:t>
-            </w:r>
-            <w:r>
-              <w:rPr>
-                <w:rStyle w:val="VerbatimChar"/>
-                <w:sz w:val="19"/>
-              </w:rPr>
-              <w:t xml:space="preserve">player:@name</w:t>
-            </w:r>
-            <w:r>
-              <w:rPr>
-                <w:sz w:val="19"/>
-              </w:rPr>
-              <w:t xml:space="preserve"> </w:t>
-            </w:r>
-            <w:r>
-              <w:rPr>
-                <w:sz w:val="19"/>
-              </w:rPr>
-              <w:t xml:space="preserve">to see someone else’s.</w:t>
-            </w:r>
-          </w:p>
-        </w:tc>
-      </w:tr>
-      <w:tr>
-        <w:tc>
-          <w:tcPr/>
-          <w:p>
-            <w:pPr>
-              <w:pStyle w:val="Compact"/>
-              <w:jc w:val="left"/>
-            </w:pPr>
-            <w:r>
-              <w:rPr>
-                <w:rStyle w:val="VerbatimChar"/>
-                <w:b/>
-                <w:sz w:val="19"/>
-              </w:rPr>
-              <w:t xml:space="preserve">/points spend</w:t>
-            </w:r>
-          </w:p>
-        </w:tc>
-        <w:tc>
-          <w:tcPr/>
-          <w:p>
-            <w:pPr>
-              <w:pStyle w:val="Compact"/>
-              <w:jc w:val="left"/>
-            </w:pPr>
-            <w:r>
-              <w:rPr>
-                <w:sz w:val="19"/>
-              </w:rPr>
-              <w:t xml:space="preserve">Spend a Duty point without rolling, e.g. to reduce an injury by one box or to establish a small preparation.</w:t>
-            </w:r>
-          </w:p>
-        </w:tc>
-      </w:tr>
-      <w:tr>
-        <w:tc>
-          <w:tcPr/>
-          <w:p>
-            <w:pPr>
-              <w:pStyle w:val="Compact"/>
-              <w:jc w:val="left"/>
-            </w:pPr>
-            <w:r>
-              <w:rPr>
-                <w:rStyle w:val="VerbatimChar"/>
-                <w:b/>
-                <w:sz w:val="19"/>
-              </w:rPr>
-              <w:t xml:space="preserve">/points gain</w:t>
-            </w:r>
-          </w:p>
-        </w:tc>
-        <w:tc>
-          <w:tcPr/>
-          <w:p>
-            <w:pPr>
-              <w:pStyle w:val="Compact"/>
-              <w:jc w:val="left"/>
-            </w:pPr>
-            <w:r>
-              <w:rPr>
-                <w:sz w:val="19"/>
-              </w:rPr>
-              <w:t xml:space="preserve">Gain a Duty point, e.g. when you accept a complication the GM offers. With Extra Duty, use it once at the start of a session.</w:t>
-            </w:r>
-          </w:p>
-        </w:tc>
-      </w:tr>
-      <w:tr>
-        <w:tc>
-          <w:tcPr/>
-          <w:p>
-            <w:pPr>
-              <w:pStyle w:val="Compact"/>
-              <w:jc w:val="left"/>
-            </w:pPr>
-            <w:r>
-              <w:rPr>
-                <w:rStyle w:val="VerbatimChar"/>
-                <w:b/>
-                <w:sz w:val="19"/>
-              </w:rPr>
-              <w:t xml:space="preserve">/clock show</w:t>
-            </w:r>
-          </w:p>
-        </w:tc>
-        <w:tc>
-          <w:tcPr/>
-          <w:p>
-            <w:pPr>
-              <w:pStyle w:val="Compact"/>
-              <w:jc w:val="left"/>
-            </w:pPr>
-            <w:r>
-              <w:rPr>
-                <w:sz w:val="19"/>
-              </w:rPr>
-              <w:t xml:space="preserve">Every clock the GM is running.</w:t>
-            </w:r>
-          </w:p>
-        </w:tc>
-      </w:tr>
-      <w:tr>
-        <w:tc>
-          <w:tcPr/>
-          <w:p>
-            <w:pPr>
-              <w:pStyle w:val="Compact"/>
-              <w:jc w:val="left"/>
-            </w:pPr>
-            <w:r>
-              <w:rPr>
-                <w:rStyle w:val="VerbatimChar"/>
-                <w:b/>
-                <w:sz w:val="19"/>
-              </w:rPr>
-              <w:t xml:space="preserve">/track show</w:t>
-            </w:r>
-          </w:p>
-        </w:tc>
-        <w:tc>
-          <w:tcPr/>
-          <w:p>
-            <w:pPr>
-              <w:pStyle w:val="Compact"/>
-              <w:jc w:val="left"/>
-            </w:pPr>
-            <w:r>
-              <w:rPr>
-                <w:sz w:val="19"/>
-              </w:rPr>
-              <w:t xml:space="preserve">The shared Ship status tracks (Shields, Hull, Weapons, Engines, Sensors, Communications, Transporters, Life support) and what each one means right now.</w:t>
-            </w:r>
-          </w:p>
-        </w:tc>
-      </w:tr>
-    </w:tbl>
-    <w:p>
-      <w:pPr>
-        <w:pStyle w:val="BodyText"/>
-      </w:pPr>
-      <w:r>
-        <w:t xml:space="preserve">The bot’s original names still work:</w:t>
-      </w:r>
-      <w:r>
-        <w:t xml:space="preserve"> </w:t>
-      </w:r>
-      <w:r>
-        <w:rPr>
-          <w:rStyle w:val="VerbatimChar"/>
-        </w:rPr>
-        <w:t xml:space="preserve">/pelion</w:t>
-      </w:r>
-      <w:r>
-        <w:t xml:space="preserve"> </w:t>
-      </w:r>
-      <w:r>
-        <w:t xml:space="preserve">is the same as</w:t>
-      </w:r>
-      <w:r>
-        <w:t xml:space="preserve"> </w:t>
-      </w:r>
-      <w:r>
-        <w:rPr>
-          <w:rStyle w:val="VerbatimChar"/>
-        </w:rPr>
-        <w:t xml:space="preserve">/roll</w:t>
-      </w:r>
-      <w:r>
-        <w:t xml:space="preserve">, and</w:t>
-      </w:r>
-      <w:r>
-        <w:t xml:space="preserve"> </w:t>
-      </w:r>
-      <w:r>
-        <w:rPr>
-          <w:rStyle w:val="VerbatimChar"/>
-        </w:rPr>
-        <w:t xml:space="preserve">/duty</w:t>
-      </w:r>
-      <w:r>
-        <w:t xml:space="preserve"> </w:t>
-      </w:r>
-      <w:r>
-        <w:t xml:space="preserve">is the same as</w:t>
-      </w:r>
-      <w:r>
-        <w:t xml:space="preserve"> </w:t>
-      </w:r>
-      <w:r>
-        <w:rPr>
-          <w:rStyle w:val="VerbatimChar"/>
-        </w:rPr>
-        <w:t xml:space="preserve">/points</w:t>
-      </w:r>
-      <w:r>
-        <w:t xml:space="preserve">.</w:t>
-      </w:r>
-    </w:p>
-    <w:p>
-      <w:pPr>
-        <w:pStyle w:val="BodyText"/>
-      </w:pPr>
-      <w:r>
-        <w:t xml:space="preserve">Only the player who rolled can press the reroll button. Rolls that miss by 1 or 2 remind the GM that success at a cost is on offer.</w:t>
-      </w:r>
-    </w:p>
-    <w:bookmarkEnd w:id="112"/>
-    <w:bookmarkStart w:id="113" w:name="for-the-gm"/>
-    <w:p>
-      <w:pPr>
-        <w:pStyle w:val="Heading2"/>
-      </w:pPr>
-      <w:r>
-        <w:t xml:space="preserve">For the GM</w:t>
-      </w:r>
-    </w:p>
-    <w:p>
-      <w:pPr>
-        <w:pStyle w:val="FirstParagraph"/>
-      </w:pPr>
-      <w:r>
-        <w:t xml:space="preserve">GM commands need the</w:t>
-      </w:r>
-      <w:r>
-        <w:t xml:space="preserve"> </w:t>
-      </w:r>
-      <w:r>
-        <w:rPr>
-          <w:bCs/>
-          <w:b/>
-        </w:rPr>
-        <w:t xml:space="preserve">Manage Server</w:t>
-      </w:r>
-      <w:r>
-        <w:t xml:space="preserve"> </w:t>
-      </w:r>
-      <w:r>
-        <w:t xml:space="preserve">permission on the Discord server. Everyone can see clocks, tracks and points.</w:t>
-      </w:r>
-    </w:p>
-    <w:tbl>
-      <w:tblPr>
-        <w:tblStyle w:val="Table"/>
-        <w:tblW w:type="pct" w:w="5000"/>
-        <w:tblLook w:firstRow="1" w:lastRow="0" w:firstColumn="0" w:lastColumn="0" w:noHBand="0" w:noVBand="0" w:val="0020"/>
-        <w:jc w:val="start"/>
-        <w:tblBorders>
-          <w:top w:val="single" w:sz="4" w:color="B8C2D3"/>
-          <w:left w:val="single" w:sz="4" w:color="B8C2D3"/>
-          <w:bottom w:val="single" w:sz="4" w:color="B8C2D3"/>
-          <w:right w:val="single" w:sz="4" w:color="B8C2D3"/>
-          <w:insideH w:val="single" w:sz="4" w:color="B8C2D3"/>
-          <w:insideV w:val="single" w:sz="4" w:color="B8C2D3"/>
-        </w:tblBorders>
-      </w:tblPr>
-      <w:tblGrid>
-        <w:gridCol w:w="3960"/>
-        <w:gridCol w:w="3960"/>
-      </w:tblGrid>
-      <w:tr>
-        <w:trPr>
-          <w:tblHeader w:val="true"/>
-        </w:trPr>
-        <w:tc>
-          <w:tcPr>
-            <w:shd w:val="clear" w:fill="E9EEF6"/>
-          </w:tcPr>
-          <w:p>
-            <w:pPr>
-              <w:pStyle w:val="Compact"/>
-              <w:jc w:val="left"/>
-            </w:pPr>
-            <w:r>
-              <w:rPr>
-                <w:b/>
-                <w:sz w:val="19"/>
-              </w:rPr>
-              <w:t xml:space="preserve">Command</w:t>
-            </w:r>
-          </w:p>
-        </w:tc>
-        <w:tc>
-          <w:tcPr>
-            <w:shd w:val="clear" w:fill="E9EEF6"/>
-          </w:tcPr>
-          <w:p>
-            <w:pPr>
-              <w:pStyle w:val="Compact"/>
-              <w:jc w:val="left"/>
-            </w:pPr>
-            <w:r>
-              <w:rPr>
-                <w:b/>
-                <w:sz w:val="19"/>
-              </w:rPr>
-              <w:t xml:space="preserve">What it does</w:t>
-            </w:r>
-          </w:p>
-        </w:tc>
-      </w:tr>
-      <w:tr>
-        <w:tc>
-          <w:tcPr/>
-          <w:p>
-            <w:pPr>
-              <w:pStyle w:val="Compact"/>
-              <w:jc w:val="left"/>
-            </w:pPr>
-            <w:r>
-              <w:rPr>
-                <w:rStyle w:val="VerbatimChar"/>
-                <w:b/>
-                <w:sz w:val="19"/>
-              </w:rPr>
-              <w:t xml:space="preserve">/game set game:USS Pelion</w:t>
-            </w:r>
-          </w:p>
-        </w:tc>
-        <w:tc>
-          <w:tcPr/>
-          <w:p>
-            <w:pPr>
-              <w:pStyle w:val="Compact"/>
-              <w:jc w:val="left"/>
-            </w:pPr>
-            <w:r>
-              <w:rPr>
-                <w:sz w:val="19"/>
-              </w:rPr>
-              <w:t xml:space="preserve">Choose this server’s game. Do it once;</w:t>
-            </w:r>
-            <w:r>
-              <w:rPr>
-                <w:sz w:val="19"/>
-              </w:rPr>
-              <w:t xml:space="preserve"> </w:t>
-            </w:r>
-            <w:r>
-              <w:rPr>
-                <w:rStyle w:val="VerbatimChar"/>
-                <w:sz w:val="19"/>
-              </w:rPr>
-              <w:t xml:space="preserve">/game show</w:t>
-            </w:r>
-            <w:r>
-              <w:rPr>
-                <w:sz w:val="19"/>
-              </w:rPr>
-              <w:t xml:space="preserve"> </w:t>
-            </w:r>
-            <w:r>
-              <w:rPr>
-                <w:sz w:val="19"/>
-              </w:rPr>
-              <w:t xml:space="preserve">checks it.</w:t>
-            </w:r>
-          </w:p>
-        </w:tc>
-      </w:tr>
-      <w:tr>
-        <w:tc>
-          <w:tcPr/>
-          <w:p>
-            <w:pPr>
-              <w:pStyle w:val="Compact"/>
-              <w:jc w:val="left"/>
-            </w:pPr>
-            <w:r>
-              <w:rPr>
-                <w:rStyle w:val="VerbatimChar"/>
-                <w:b/>
-                <w:sz w:val="19"/>
-              </w:rPr>
-              <w:t xml:space="preserve">/points newsession</w:t>
-            </w:r>
-          </w:p>
-        </w:tc>
-        <w:tc>
-          <w:tcPr/>
-          <w:p>
-            <w:pPr>
-              <w:pStyle w:val="Compact"/>
-              <w:jc w:val="left"/>
-            </w:pPr>
-            <w:r>
-              <w:rPr>
-                <w:sz w:val="19"/>
-              </w:rPr>
-              <w:t xml:space="preserve">Start a session: everyone goes back to two Duty points, and unused points are gone.</w:t>
-            </w:r>
-          </w:p>
-        </w:tc>
-      </w:tr>
-      <w:tr>
-        <w:tc>
-          <w:tcPr/>
-          <w:p>
-            <w:pPr>
-              <w:pStyle w:val="Compact"/>
-              <w:jc w:val="left"/>
-            </w:pPr>
-            <w:r>
-              <w:rPr>
-                <w:rStyle w:val="VerbatimChar"/>
-                <w:b/>
-                <w:sz w:val="19"/>
-              </w:rPr>
-              <w:t xml:space="preserve">/points gain player:@name</w:t>
-            </w:r>
-          </w:p>
-        </w:tc>
-        <w:tc>
-          <w:tcPr/>
-          <w:p>
-            <w:pPr>
-              <w:pStyle w:val="Compact"/>
-              <w:jc w:val="left"/>
-            </w:pPr>
-            <w:r>
-              <w:rPr>
-                <w:sz w:val="19"/>
-              </w:rPr>
-              <w:t xml:space="preserve">Award a Duty point, e.g. for an accepted complication.</w:t>
-            </w:r>
-          </w:p>
-        </w:tc>
-      </w:tr>
-      <w:tr>
-        <w:tc>
-          <w:tcPr/>
-          <w:p>
-            <w:pPr>
-              <w:pStyle w:val="Compact"/>
-              <w:jc w:val="left"/>
-            </w:pPr>
-            <w:r>
-              <w:rPr>
-                <w:rStyle w:val="VerbatimChar"/>
-                <w:b/>
-                <w:sz w:val="19"/>
-              </w:rPr>
-              <w:t xml:space="preserve">/points set player:@name points:3</w:t>
-            </w:r>
-          </w:p>
-        </w:tc>
-        <w:tc>
-          <w:tcPr/>
-          <w:p>
-            <w:pPr>
-              <w:pStyle w:val="Compact"/>
-              <w:jc w:val="left"/>
-            </w:pPr>
-            <w:r>
-              <w:rPr>
-                <w:sz w:val="19"/>
-              </w:rPr>
-              <w:t xml:space="preserve">Correct a player’s total.</w:t>
-            </w:r>
-          </w:p>
-        </w:tc>
-      </w:tr>
-      <w:tr>
-        <w:tc>
-          <w:tcPr/>
-          <w:p>
-            <w:pPr>
-              <w:pStyle w:val="Compact"/>
-              <w:jc w:val="left"/>
-            </w:pPr>
-            <w:r>
-              <w:rPr>
-                <w:rStyle w:val="VerbatimChar"/>
-                <w:b/>
-                <w:sz w:val="19"/>
-              </w:rPr>
-              <w:t xml:space="preserve">/clock new name:"Orbit decays" segments:6 kind:danger</w:t>
-            </w:r>
-          </w:p>
-        </w:tc>
-        <w:tc>
-          <w:tcPr/>
-          <w:p>
-            <w:pPr>
-              <w:pStyle w:val="Compact"/>
-              <w:jc w:val="left"/>
-            </w:pPr>
-            <w:r>
-              <w:rPr>
-                <w:sz w:val="19"/>
-              </w:rPr>
-              <w:t xml:space="preserve">Start a clock of 2, 4, 6 or 8 segments. Danger clocks fill on failures and time; use</w:t>
-            </w:r>
-            <w:r>
-              <w:rPr>
-                <w:sz w:val="19"/>
-              </w:rPr>
-              <w:t xml:space="preserve"> </w:t>
-            </w:r>
-            <w:r>
-              <w:rPr>
-                <w:rStyle w:val="VerbatimChar"/>
-                <w:sz w:val="19"/>
-              </w:rPr>
-              <w:t xml:space="preserve">kind:progress</w:t>
-            </w:r>
-            <w:r>
-              <w:rPr>
-                <w:sz w:val="19"/>
-              </w:rPr>
-              <w:t xml:space="preserve"> </w:t>
-            </w:r>
-            <w:r>
-              <w:rPr>
-                <w:sz w:val="19"/>
-              </w:rPr>
-              <w:t xml:space="preserve">for one that fills on successes.</w:t>
-            </w:r>
-          </w:p>
-        </w:tc>
-      </w:tr>
-      <w:tr>
-        <w:tc>
-          <w:tcPr/>
-          <w:p>
-            <w:pPr>
-              <w:pStyle w:val="Compact"/>
-              <w:jc w:val="left"/>
-            </w:pPr>
-            <w:r>
-              <w:rPr>
-                <w:rStyle w:val="VerbatimChar"/>
-                <w:b/>
-                <w:sz w:val="19"/>
-              </w:rPr>
-              <w:t xml:space="preserve">/clock tick name:"Orbit decays"</w:t>
-            </w:r>
-          </w:p>
-        </w:tc>
-        <w:tc>
-          <w:tcPr/>
-          <w:p>
-            <w:pPr>
-              <w:pStyle w:val="Compact"/>
-              <w:jc w:val="left"/>
-            </w:pPr>
-            <w:r>
-              <w:rPr>
-                <w:sz w:val="19"/>
-              </w:rPr>
-              <w:t xml:space="preserve">Fill one segment. Add</w:t>
-            </w:r>
-            <w:r>
-              <w:rPr>
-                <w:sz w:val="19"/>
-              </w:rPr>
-              <w:t xml:space="preserve"> </w:t>
-            </w:r>
-            <w:r>
-              <w:rPr>
-                <w:rStyle w:val="VerbatimChar"/>
-                <w:sz w:val="19"/>
-              </w:rPr>
-              <w:t xml:space="preserve">segments:2</w:t>
-            </w:r>
-            <w:r>
-              <w:rPr>
-                <w:sz w:val="19"/>
-              </w:rPr>
-              <w:t xml:space="preserve"> </w:t>
-            </w:r>
-            <w:r>
-              <w:rPr>
-                <w:sz w:val="19"/>
-              </w:rPr>
-              <w:t xml:space="preserve">for two, or</w:t>
-            </w:r>
-            <w:r>
-              <w:rPr>
-                <w:sz w:val="19"/>
-              </w:rPr>
-              <w:t xml:space="preserve"> </w:t>
-            </w:r>
-            <w:r>
-              <w:rPr>
-                <w:rStyle w:val="VerbatimChar"/>
-                <w:sz w:val="19"/>
-              </w:rPr>
-              <w:t xml:space="preserve">segments:-1</w:t>
-            </w:r>
-            <w:r>
-              <w:rPr>
-                <w:sz w:val="19"/>
-              </w:rPr>
-              <w:t xml:space="preserve"> </w:t>
-            </w:r>
-            <w:r>
-              <w:rPr>
-                <w:sz w:val="19"/>
-              </w:rPr>
-              <w:t xml:space="preserve">to undo.</w:t>
-            </w:r>
-            <w:r>
-              <w:rPr>
-                <w:sz w:val="19"/>
-              </w:rPr>
-              <w:t xml:space="preserve"> </w:t>
-            </w:r>
-            <w:r>
-              <w:rPr>
-                <w:rStyle w:val="VerbatimChar"/>
-                <w:sz w:val="19"/>
-              </w:rPr>
-              <w:t xml:space="preserve">/clock remove</w:t>
-            </w:r>
-            <w:r>
-              <w:rPr>
-                <w:sz w:val="19"/>
-              </w:rPr>
-              <w:t xml:space="preserve"> </w:t>
-            </w:r>
-            <w:r>
-              <w:rPr>
-                <w:sz w:val="19"/>
-              </w:rPr>
-              <w:t xml:space="preserve">deletes a clock.</w:t>
-            </w:r>
-          </w:p>
-        </w:tc>
-      </w:tr>
-      <w:tr>
-        <w:tc>
-          <w:tcPr/>
-          <w:p>
-            <w:pPr>
-              <w:pStyle w:val="Compact"/>
-              <w:jc w:val="left"/>
-            </w:pPr>
-            <w:r>
-              <w:rPr>
-                <w:rStyle w:val="VerbatimChar"/>
-                <w:b/>
-                <w:sz w:val="19"/>
-              </w:rPr>
-              <w:t xml:space="preserve">/track mark name:shields</w:t>
-            </w:r>
-          </w:p>
-        </w:tc>
-        <w:tc>
-          <w:tcPr/>
-          <w:p>
-            <w:pPr>
-              <w:pStyle w:val="Compact"/>
-              <w:jc w:val="left"/>
-            </w:pPr>
-            <w:r>
-              <w:rPr>
-                <w:sz w:val="19"/>
-              </w:rPr>
-              <w:t xml:space="preserve">Mark a box on a track; a partial name works (</w:t>
-            </w:r>
-            <w:r>
-              <w:rPr>
-                <w:sz w:val="19"/>
-              </w:rPr>
-              <w:t xml:space="preserve">“</w:t>
-            </w:r>
-            <w:r>
-              <w:rPr>
-                <w:sz w:val="19"/>
-              </w:rPr>
-              <w:t xml:space="preserve">shields</w:t>
-            </w:r>
-            <w:r>
-              <w:rPr>
-                <w:sz w:val="19"/>
-              </w:rPr>
-              <w:t xml:space="preserve">”</w:t>
-            </w:r>
-            <w:r>
-              <w:rPr>
-                <w:sz w:val="19"/>
-              </w:rPr>
-              <w:t xml:space="preserve"> </w:t>
-            </w:r>
-            <w:r>
-              <w:rPr>
-                <w:sz w:val="19"/>
-              </w:rPr>
-              <w:t xml:space="preserve">finds Shields).</w:t>
-            </w:r>
-            <w:r>
-              <w:rPr>
-                <w:sz w:val="19"/>
-              </w:rPr>
-              <w:t xml:space="preserve"> </w:t>
-            </w:r>
-            <w:r>
-              <w:rPr>
-                <w:rStyle w:val="VerbatimChar"/>
-                <w:sz w:val="19"/>
-              </w:rPr>
-              <w:t xml:space="preserve">/track clear</w:t>
-            </w:r>
-            <w:r>
-              <w:rPr>
-                <w:sz w:val="19"/>
-              </w:rPr>
-              <w:t xml:space="preserve"> </w:t>
-            </w:r>
-            <w:r>
-              <w:rPr>
-                <w:sz w:val="19"/>
-              </w:rPr>
-              <w:t xml:space="preserve">clears one, and</w:t>
-            </w:r>
-            <w:r>
-              <w:rPr>
-                <w:sz w:val="19"/>
-              </w:rPr>
-              <w:t xml:space="preserve"> </w:t>
-            </w:r>
-            <w:r>
-              <w:rPr>
-                <w:rStyle w:val="VerbatimChar"/>
-                <w:sz w:val="19"/>
-              </w:rPr>
-              <w:t xml:space="preserve">/track reset</w:t>
-            </w:r>
-            <w:r>
-              <w:rPr>
-                <w:sz w:val="19"/>
-              </w:rPr>
-              <w:t xml:space="preserve"> </w:t>
-            </w:r>
-            <w:r>
-              <w:rPr>
-                <w:sz w:val="19"/>
-              </w:rPr>
-              <w:t xml:space="preserve">clears them all.</w:t>
-            </w:r>
-          </w:p>
-        </w:tc>
-      </w:tr>
-      <w:tr>
-        <w:tc>
-          <w:tcPr/>
-          <w:p>
-            <w:pPr>
-              <w:pStyle w:val="Compact"/>
-              <w:jc w:val="left"/>
-            </w:pPr>
-            <w:r>
-              <w:rPr>
-                <w:rStyle w:val="VerbatimChar"/>
-                <w:b/>
-                <w:sz w:val="19"/>
-              </w:rPr>
-              <w:t xml:space="preserve">/seed</w:t>
-            </w:r>
-          </w:p>
-        </w:tc>
-        <w:tc>
-          <w:tcPr/>
-          <w:p>
-            <w:pPr>
-              <w:pStyle w:val="Compact"/>
-              <w:jc w:val="left"/>
-            </w:pPr>
-            <w:r>
-              <w:rPr>
-                <w:sz w:val="19"/>
-              </w:rPr>
-              <w:t xml:space="preserve">Roll an adventure seed: one line from each seed table, and the command to start its ticking clock.</w:t>
-            </w:r>
-          </w:p>
-        </w:tc>
-      </w:tr>
-      <w:tr>
-        <w:tc>
-          <w:tcPr/>
-          <w:p>
-            <w:pPr>
-              <w:pStyle w:val="Compact"/>
-              <w:jc w:val="left"/>
-            </w:pPr>
-            <w:r>
-              <w:rPr>
-                <w:rStyle w:val="VerbatimChar"/>
-                <w:b/>
-                <w:sz w:val="19"/>
-              </w:rPr>
-              <w:t xml:space="preserve">/contest ... defender:me</w:t>
-            </w:r>
-          </w:p>
-        </w:tc>
-        <w:tc>
-          <w:tcPr/>
-          <w:p>
-            <w:pPr>
-              <w:pStyle w:val="Compact"/>
-              <w:jc w:val="left"/>
-            </w:pPr>
-            <w:r>
-              <w:rPr>
-                <w:sz w:val="19"/>
-              </w:rPr>
-              <w:t xml:space="preserve">When a player resists you (a grapple, a lie, a chase), they are the defender: ties and double failures go to them.</w:t>
-            </w:r>
-          </w:p>
-        </w:tc>
-      </w:tr>
-    </w:tbl>
-    <w:p>
-      <w:pPr>
-        <w:pStyle w:val="BodyText"/>
-      </w:pPr>
-      <w:r>
-        <w:t xml:space="preserve">Each server keeps its own points, clocks and tracks. If a command is missing from Discord’s list, open the bot’s</w:t>
-      </w:r>
-      <w:r>
-        <w:t xml:space="preserve"> </w:t>
-      </w:r>
-      <w:r>
-        <w:rPr>
-          <w:rStyle w:val="VerbatimChar"/>
-        </w:rPr>
-        <w:t xml:space="preserve">/register</w:t>
-      </w:r>
-      <w:r>
-        <w:t xml:space="preserve"> </w:t>
-      </w:r>
-      <w:r>
-        <w:t xml:space="preserve">page once (see the bot’s README), then press Ctrl+R in Discord.</w:t>
-      </w:r>
-      <w:r>
-        <w:t xml:space="preserve"> </w:t>
-      </w:r>
-    </w:p>
-    <w:bookmarkEnd w:id="113"/>
-    <w:bookmarkEnd w:id="114"/>
     <w:sectPr/>
   </w:body>
 </w:document>

--- a/uss-pelion/USS_Pelion_Players_Guide.docx
+++ b/uss-pelion/USS_Pelion_Players_Guide.docx
@@ -5206,7 +5206,7 @@
     </w:p>
     <w:bookmarkEnd w:id="48"/>
     <w:bookmarkEnd w:id="49"/>
-    <w:bookmarkStart w:id="57" w:name="personal-combat"/>
+    <w:bookmarkStart w:id="58" w:name="personal-combat"/>
     <w:p>
       <w:pPr>
         <w:pStyle w:val="Heading1"/>
@@ -5259,7 +5259,366 @@
       </w:r>
     </w:p>
     <w:bookmarkEnd w:id="51"/>
-    <w:bookmarkStart w:id="53" w:name="injury"/>
+    <w:bookmarkStart w:id="52" w:name="range"/>
+    <w:p>
+      <w:pPr>
+        <w:pStyle w:val="Heading2"/>
+      </w:pPr>
+      <w:r>
+        <w:t xml:space="preserve">Range</w:t>
+      </w:r>
+    </w:p>
+    <w:p>
+      <w:pPr>
+        <w:pStyle w:val="FirstParagraph"/>
+      </w:pPr>
+      <w:r>
+        <w:t xml:space="preserve">Distances fall into five bands:</w:t>
+      </w:r>
+    </w:p>
+    <w:tbl>
+      <w:tblPr>
+        <w:tblStyle w:val="Table"/>
+        <w:tblW w:type="pct" w:w="5000"/>
+        <w:tblLook w:firstRow="1" w:lastRow="0" w:firstColumn="0" w:lastColumn="0" w:noHBand="0" w:noVBand="0" w:val="0020"/>
+        <w:jc w:val="start"/>
+        <w:tblBorders>
+          <w:top w:val="single" w:sz="4" w:color="B8C2D3"/>
+          <w:left w:val="single" w:sz="4" w:color="B8C2D3"/>
+          <w:bottom w:val="single" w:sz="4" w:color="B8C2D3"/>
+          <w:right w:val="single" w:sz="4" w:color="B8C2D3"/>
+          <w:insideH w:val="single" w:sz="4" w:color="B8C2D3"/>
+          <w:insideV w:val="single" w:sz="4" w:color="B8C2D3"/>
+        </w:tblBorders>
+      </w:tblPr>
+      <w:tblGrid>
+        <w:gridCol w:w="2640"/>
+        <w:gridCol w:w="2640"/>
+        <w:gridCol w:w="2640"/>
+      </w:tblGrid>
+      <w:tr>
+        <w:trPr>
+          <w:tblHeader w:val="true"/>
+        </w:trPr>
+        <w:tc>
+          <w:tcPr>
+            <w:shd w:val="clear" w:fill="E9EEF6"/>
+          </w:tcPr>
+          <w:p>
+            <w:pPr>
+              <w:pStyle w:val="Compact"/>
+              <w:jc w:val="left"/>
+            </w:pPr>
+            <w:r>
+              <w:rPr>
+                <w:b/>
+                <w:sz w:val="19"/>
+              </w:rPr>
+              <w:t xml:space="preserve">Band</w:t>
+            </w:r>
+          </w:p>
+        </w:tc>
+        <w:tc>
+          <w:tcPr>
+            <w:shd w:val="clear" w:fill="E9EEF6"/>
+          </w:tcPr>
+          <w:p>
+            <w:pPr>
+              <w:pStyle w:val="Compact"/>
+              <w:jc w:val="left"/>
+            </w:pPr>
+            <w:r>
+              <w:rPr>
+                <w:b/>
+                <w:sz w:val="19"/>
+              </w:rPr>
+              <w:t xml:space="preserve">Distance</w:t>
+            </w:r>
+          </w:p>
+        </w:tc>
+        <w:tc>
+          <w:tcPr>
+            <w:shd w:val="clear" w:fill="E9EEF6"/>
+          </w:tcPr>
+          <w:p>
+            <w:pPr>
+              <w:pStyle w:val="Compact"/>
+              <w:jc w:val="left"/>
+            </w:pPr>
+            <w:r>
+              <w:rPr>
+                <w:b/>
+                <w:sz w:val="19"/>
+              </w:rPr>
+              <w:t xml:space="preserve">For example</w:t>
+            </w:r>
+          </w:p>
+        </w:tc>
+      </w:tr>
+      <w:tr>
+        <w:tc>
+          <w:tcPr/>
+          <w:p>
+            <w:pPr>
+              <w:pStyle w:val="Compact"/>
+              <w:jc w:val="left"/>
+            </w:pPr>
+            <w:r>
+              <w:rPr>
+                <w:b/>
+                <w:sz w:val="19"/>
+              </w:rPr>
+              <w:t xml:space="preserve">Close</w:t>
+            </w:r>
+          </w:p>
+        </w:tc>
+        <w:tc>
+          <w:tcPr/>
+          <w:p>
+            <w:pPr>
+              <w:pStyle w:val="Compact"/>
+              <w:jc w:val="left"/>
+            </w:pPr>
+            <w:r>
+              <w:rPr>
+                <w:sz w:val="19"/>
+              </w:rPr>
+              <w:t xml:space="preserve">Up to 10 yards</w:t>
+            </w:r>
+          </w:p>
+        </w:tc>
+        <w:tc>
+          <w:tcPr/>
+          <w:p>
+            <w:pPr>
+              <w:pStyle w:val="Compact"/>
+              <w:jc w:val="left"/>
+            </w:pPr>
+            <w:r>
+              <w:rPr>
+                <w:sz w:val="19"/>
+              </w:rPr>
+              <w:t xml:space="preserve">Across a room or a corridor junction; one move covers it</w:t>
+            </w:r>
+          </w:p>
+        </w:tc>
+      </w:tr>
+      <w:tr>
+        <w:tc>
+          <w:tcPr/>
+          <w:p>
+            <w:pPr>
+              <w:pStyle w:val="Compact"/>
+              <w:jc w:val="left"/>
+            </w:pPr>
+            <w:r>
+              <w:rPr>
+                <w:b/>
+                <w:sz w:val="19"/>
+              </w:rPr>
+              <w:t xml:space="preserve">Short</w:t>
+            </w:r>
+          </w:p>
+        </w:tc>
+        <w:tc>
+          <w:tcPr/>
+          <w:p>
+            <w:pPr>
+              <w:pStyle w:val="Compact"/>
+              <w:jc w:val="left"/>
+            </w:pPr>
+            <w:r>
+              <w:rPr>
+                <w:sz w:val="19"/>
+              </w:rPr>
+              <w:t xml:space="preserve">Up to 50 yards</w:t>
+            </w:r>
+          </w:p>
+        </w:tc>
+        <w:tc>
+          <w:tcPr/>
+          <w:p>
+            <w:pPr>
+              <w:pStyle w:val="Compact"/>
+              <w:jc w:val="left"/>
+            </w:pPr>
+            <w:r>
+              <w:rPr>
+                <w:sz w:val="19"/>
+              </w:rPr>
+              <w:t xml:space="preserve">Across a shuttle bay or a village square</w:t>
+            </w:r>
+          </w:p>
+        </w:tc>
+      </w:tr>
+      <w:tr>
+        <w:tc>
+          <w:tcPr/>
+          <w:p>
+            <w:pPr>
+              <w:pStyle w:val="Compact"/>
+              <w:jc w:val="left"/>
+            </w:pPr>
+            <w:r>
+              <w:rPr>
+                <w:b/>
+                <w:sz w:val="19"/>
+              </w:rPr>
+              <w:t xml:space="preserve">Medium</w:t>
+            </w:r>
+          </w:p>
+        </w:tc>
+        <w:tc>
+          <w:tcPr/>
+          <w:p>
+            <w:pPr>
+              <w:pStyle w:val="Compact"/>
+              <w:jc w:val="left"/>
+            </w:pPr>
+            <w:r>
+              <w:rPr>
+                <w:sz w:val="19"/>
+              </w:rPr>
+              <w:t xml:space="preserve">Up to 150 yards</w:t>
+            </w:r>
+          </w:p>
+        </w:tc>
+        <w:tc>
+          <w:tcPr/>
+          <w:p>
+            <w:pPr>
+              <w:pStyle w:val="Compact"/>
+              <w:jc w:val="left"/>
+            </w:pPr>
+            <w:r>
+              <w:rPr>
+                <w:sz w:val="19"/>
+              </w:rPr>
+              <w:t xml:space="preserve">Across a cargo hold or a city block</w:t>
+            </w:r>
+          </w:p>
+        </w:tc>
+      </w:tr>
+      <w:tr>
+        <w:tc>
+          <w:tcPr/>
+          <w:p>
+            <w:pPr>
+              <w:pStyle w:val="Compact"/>
+              <w:jc w:val="left"/>
+            </w:pPr>
+            <w:r>
+              <w:rPr>
+                <w:b/>
+                <w:sz w:val="19"/>
+              </w:rPr>
+              <w:t xml:space="preserve">Long</w:t>
+            </w:r>
+          </w:p>
+        </w:tc>
+        <w:tc>
+          <w:tcPr/>
+          <w:p>
+            <w:pPr>
+              <w:pStyle w:val="Compact"/>
+              <w:jc w:val="left"/>
+            </w:pPr>
+            <w:r>
+              <w:rPr>
+                <w:sz w:val="19"/>
+              </w:rPr>
+              <w:t xml:space="preserve">Up to 500 yards</w:t>
+            </w:r>
+          </w:p>
+        </w:tc>
+        <w:tc>
+          <w:tcPr/>
+          <w:p>
+            <w:pPr>
+              <w:pStyle w:val="Compact"/>
+              <w:jc w:val="left"/>
+            </w:pPr>
+            <w:r>
+              <w:rPr>
+                <w:sz w:val="19"/>
+              </w:rPr>
+              <w:t xml:space="preserve">Across a canyon or a landing field</w:t>
+            </w:r>
+          </w:p>
+        </w:tc>
+      </w:tr>
+      <w:tr>
+        <w:tc>
+          <w:tcPr/>
+          <w:p>
+            <w:pPr>
+              <w:pStyle w:val="Compact"/>
+              <w:jc w:val="left"/>
+            </w:pPr>
+            <w:r>
+              <w:rPr>
+                <w:b/>
+                <w:sz w:val="19"/>
+              </w:rPr>
+              <w:t xml:space="preserve">Extreme</w:t>
+            </w:r>
+          </w:p>
+        </w:tc>
+        <w:tc>
+          <w:tcPr/>
+          <w:p>
+            <w:pPr>
+              <w:pStyle w:val="Compact"/>
+              <w:jc w:val="left"/>
+            </w:pPr>
+            <w:r>
+              <w:rPr>
+                <w:sz w:val="19"/>
+              </w:rPr>
+              <w:t xml:space="preserve">Up to a mile, in line of sight</w:t>
+            </w:r>
+          </w:p>
+        </w:tc>
+        <w:tc>
+          <w:tcPr/>
+          <w:p>
+            <w:pPr>
+              <w:pStyle w:val="Compact"/>
+              <w:jc w:val="left"/>
+            </w:pPr>
+            <w:r>
+              <w:rPr>
+                <w:sz w:val="19"/>
+              </w:rPr>
+              <w:t xml:space="preserve">Ridge to ridge</w:t>
+            </w:r>
+          </w:p>
+        </w:tc>
+      </w:tr>
+    </w:tbl>
+    <w:p>
+      <w:pPr>
+        <w:pStyle w:val="BodyText"/>
+      </w:pPr>
+      <w:r>
+        <w:t xml:space="preserve">Every ranged weapon has an</w:t>
+      </w:r>
+      <w:r>
+        <w:t xml:space="preserve"> </w:t>
+      </w:r>
+      <w:r>
+        <w:rPr>
+          <w:bCs/>
+          <w:b/>
+        </w:rPr>
+        <w:t xml:space="preserve">effective band</w:t>
+      </w:r>
+      <w:r>
+        <w:t xml:space="preserve">, shown in the weapons table. Attacks within it take no penalty. One band beyond it is −2, two bands beyond is −4, and anything farther is out of range. Melee weapons and fists reach only someone next to you. Your move each turn covers the Close band; give up your action to run and you cover Short.</w:t>
+      </w:r>
+    </w:p>
+    <w:bookmarkEnd w:id="52"/>
+    <w:bookmarkStart w:id="54" w:name="injury"/>
     <w:p>
       <w:pPr>
         <w:pStyle w:val="Heading2"/>
@@ -5548,7 +5907,7 @@
         <w:t xml:space="preserve">A normal damaging hit marks one box. A powerful attack can mark two, and a killing weapon marks three (see Weapons and damage). Injury penalties replace each other rather than stacking. They apply to movement, attacks, Dodge, and other tasks the injury physically hinders. The GM announces especially lethal hazards before resolution where possible.</w:t>
       </w:r>
     </w:p>
-    <w:bookmarkStart w:id="52" w:name="dying-and-death"/>
+    <w:bookmarkStart w:id="53" w:name="dying-and-death"/>
     <w:p>
       <w:pPr>
         <w:pStyle w:val="Heading3"/>
@@ -5652,9 +6011,9 @@
         <w:t xml:space="preserve">Your protection is avoiding the hit: Dodge, cover, and a Duty point, which reduces a kill shot from three boxes to two, leaving you Seriously wounded but on your feet.</w:t>
       </w:r>
     </w:p>
-    <w:bookmarkEnd w:id="52"/>
     <w:bookmarkEnd w:id="53"/>
-    <w:bookmarkStart w:id="54" w:name="weapons-and-damage"/>
+    <w:bookmarkEnd w:id="54"/>
+    <w:bookmarkStart w:id="55" w:name="weapons-and-damage"/>
     <w:p>
       <w:pPr>
         <w:pStyle w:val="Heading2"/>
@@ -5700,9 +6059,10 @@
         </w:tblBorders>
       </w:tblPr>
       <w:tblGrid>
-        <w:gridCol w:w="2640"/>
-        <w:gridCol w:w="2640"/>
-        <w:gridCol w:w="2640"/>
+        <w:gridCol w:w="1980"/>
+        <w:gridCol w:w="1980"/>
+        <w:gridCol w:w="1980"/>
+        <w:gridCol w:w="1980"/>
       </w:tblGrid>
       <w:tr>
         <w:trPr>
@@ -5740,7 +6100,7 @@
                 <w:b/>
                 <w:sz w:val="19"/>
               </w:rPr>
-              <w:t xml:space="preserve">Boxes on a hit</w:t>
+              <w:t xml:space="preserve">Range</w:t>
             </w:r>
           </w:p>
         </w:tc>
@@ -5758,6 +6118,24 @@
                 <w:b/>
                 <w:sz w:val="19"/>
               </w:rPr>
+              <w:t xml:space="preserve">Boxes on a hit</w:t>
+            </w:r>
+          </w:p>
+        </w:tc>
+        <w:tc>
+          <w:tcPr>
+            <w:shd w:val="clear" w:fill="E9EEF6"/>
+          </w:tcPr>
+          <w:p>
+            <w:pPr>
+              <w:pStyle w:val="Compact"/>
+              <w:jc w:val="left"/>
+            </w:pPr>
+            <w:r>
+              <w:rPr>
+                <w:b/>
+                <w:sz w:val="19"/>
+              </w:rPr>
               <w:t xml:space="preserve">What the injury looks like</w:t>
             </w:r>
           </w:p>
@@ -5791,6 +6169,21 @@
               <w:rPr>
                 <w:sz w:val="19"/>
               </w:rPr>
+              <w:t xml:space="preserve">Melee</w:t>
+            </w:r>
+          </w:p>
+        </w:tc>
+        <w:tc>
+          <w:tcPr/>
+          <w:p>
+            <w:pPr>
+              <w:pStyle w:val="Compact"/>
+              <w:jc w:val="left"/>
+            </w:pPr>
+            <w:r>
+              <w:rPr>
+                <w:sz w:val="19"/>
+              </w:rPr>
               <w:t xml:space="preserve">1</w:t>
             </w:r>
           </w:p>
@@ -5839,6 +6232,21 @@
               <w:rPr>
                 <w:sz w:val="19"/>
               </w:rPr>
+              <w:t xml:space="preserve">Melee; rock Close thrown</w:t>
+            </w:r>
+          </w:p>
+        </w:tc>
+        <w:tc>
+          <w:tcPr/>
+          <w:p>
+            <w:pPr>
+              <w:pStyle w:val="Compact"/>
+              <w:jc w:val="left"/>
+            </w:pPr>
+            <w:r>
+              <w:rPr>
+                <w:sz w:val="19"/>
+              </w:rPr>
               <w:t xml:space="preserve">1</w:t>
             </w:r>
           </w:p>
@@ -5887,6 +6295,21 @@
               <w:rPr>
                 <w:sz w:val="19"/>
               </w:rPr>
+              <w:t xml:space="preserve">Melee; Close thrown</w:t>
+            </w:r>
+          </w:p>
+        </w:tc>
+        <w:tc>
+          <w:tcPr/>
+          <w:p>
+            <w:pPr>
+              <w:pStyle w:val="Compact"/>
+              <w:jc w:val="left"/>
+            </w:pPr>
+            <w:r>
+              <w:rPr>
+                <w:sz w:val="19"/>
+              </w:rPr>
               <w:t xml:space="preserve">1</w:t>
             </w:r>
           </w:p>
@@ -5935,6 +6358,21 @@
               <w:rPr>
                 <w:sz w:val="19"/>
               </w:rPr>
+              <w:t xml:space="preserve">Medium; spear Close thrown</w:t>
+            </w:r>
+          </w:p>
+        </w:tc>
+        <w:tc>
+          <w:tcPr/>
+          <w:p>
+            <w:pPr>
+              <w:pStyle w:val="Compact"/>
+              <w:jc w:val="left"/>
+            </w:pPr>
+            <w:r>
+              <w:rPr>
+                <w:sz w:val="19"/>
+              </w:rPr>
               <w:t xml:space="preserve">1</w:t>
             </w:r>
           </w:p>
@@ -5983,6 +6421,21 @@
               <w:rPr>
                 <w:sz w:val="19"/>
               </w:rPr>
+              <w:t xml:space="preserve">Melee</w:t>
+            </w:r>
+          </w:p>
+        </w:tc>
+        <w:tc>
+          <w:tcPr/>
+          <w:p>
+            <w:pPr>
+              <w:pStyle w:val="Compact"/>
+              <w:jc w:val="left"/>
+            </w:pPr>
+            <w:r>
+              <w:rPr>
+                <w:sz w:val="19"/>
+              </w:rPr>
               <w:t xml:space="preserve">2</w:t>
             </w:r>
           </w:p>
@@ -6031,6 +6484,21 @@
               <w:rPr>
                 <w:sz w:val="19"/>
               </w:rPr>
+              <w:t xml:space="preserve">Short (type 1), Medium (type 2)</w:t>
+            </w:r>
+          </w:p>
+        </w:tc>
+        <w:tc>
+          <w:tcPr/>
+          <w:p>
+            <w:pPr>
+              <w:pStyle w:val="Compact"/>
+              <w:jc w:val="left"/>
+            </w:pPr>
+            <w:r>
+              <w:rPr>
+                <w:sz w:val="19"/>
+              </w:rPr>
               <w:t xml:space="preserve">0</w:t>
             </w:r>
           </w:p>
@@ -6079,6 +6547,21 @@
               <w:rPr>
                 <w:sz w:val="19"/>
               </w:rPr>
+              <w:t xml:space="preserve">Short (type 1), Medium (type 2)</w:t>
+            </w:r>
+          </w:p>
+        </w:tc>
+        <w:tc>
+          <w:tcPr/>
+          <w:p>
+            <w:pPr>
+              <w:pStyle w:val="Compact"/>
+              <w:jc w:val="left"/>
+            </w:pPr>
+            <w:r>
+              <w:rPr>
+                <w:sz w:val="19"/>
+              </w:rPr>
               <w:t xml:space="preserve">3, and Dying</w:t>
             </w:r>
           </w:p>
@@ -6127,6 +6610,21 @@
               <w:rPr>
                 <w:sz w:val="19"/>
               </w:rPr>
+              <w:t xml:space="preserve">Medium</w:t>
+            </w:r>
+          </w:p>
+        </w:tc>
+        <w:tc>
+          <w:tcPr/>
+          <w:p>
+            <w:pPr>
+              <w:pStyle w:val="Compact"/>
+              <w:jc w:val="left"/>
+            </w:pPr>
+            <w:r>
+              <w:rPr>
+                <w:sz w:val="19"/>
+              </w:rPr>
               <w:t xml:space="preserve">3, and Dying</w:t>
             </w:r>
           </w:p>
@@ -6175,6 +6673,21 @@
               <w:rPr>
                 <w:sz w:val="19"/>
               </w:rPr>
+              <w:t xml:space="preserve">Long; ship’s weapon Extreme</w:t>
+            </w:r>
+          </w:p>
+        </w:tc>
+        <w:tc>
+          <w:tcPr/>
+          <w:p>
+            <w:pPr>
+              <w:pStyle w:val="Compact"/>
+              <w:jc w:val="left"/>
+            </w:pPr>
+            <w:r>
+              <w:rPr>
+                <w:sz w:val="19"/>
+              </w:rPr>
               <w:t xml:space="preserve">3 and Dying, or disintegration if the GM rules it</w:t>
             </w:r>
           </w:p>
@@ -6223,6 +6736,21 @@
               <w:rPr>
                 <w:sz w:val="19"/>
               </w:rPr>
+              <w:t xml:space="preserve">Close (thrown grenade)</w:t>
+            </w:r>
+          </w:p>
+        </w:tc>
+        <w:tc>
+          <w:tcPr/>
+          <w:p>
+            <w:pPr>
+              <w:pStyle w:val="Compact"/>
+              <w:jc w:val="left"/>
+            </w:pPr>
+            <w:r>
+              <w:rPr>
+                <w:sz w:val="19"/>
+              </w:rPr>
               <w:t xml:space="preserve">1 to everyone nearby, 2 at the centre</w:t>
             </w:r>
           </w:p>
@@ -6257,6 +6785,21 @@
                 <w:sz w:val="19"/>
               </w:rPr>
               <w:t xml:space="preserve">Fall</w:t>
+            </w:r>
+          </w:p>
+        </w:tc>
+        <w:tc>
+          <w:tcPr/>
+          <w:p>
+            <w:pPr>
+              <w:pStyle w:val="Compact"/>
+              <w:jc w:val="left"/>
+            </w:pPr>
+            <w:r>
+              <w:rPr>
+                <w:sz w:val="19"/>
+              </w:rPr>
+              <w:t xml:space="preserve">—</w:t>
             </w:r>
           </w:p>
         </w:tc>
@@ -6318,8 +6861,8 @@
         <w:t xml:space="preserve">To take someone down without hurting them, use a phaser on stun, a grapple, or the Vulcan nerve pinch rather than a weapon from this list.</w:t>
       </w:r>
     </w:p>
-    <w:bookmarkEnd w:id="54"/>
-    <w:bookmarkStart w:id="55" w:name="phaser-settings"/>
+    <w:bookmarkEnd w:id="55"/>
+    <w:bookmarkStart w:id="56" w:name="phaser-settings"/>
     <w:p>
       <w:pPr>
         <w:pStyle w:val="Heading2"/>
@@ -6496,8 +7039,8 @@
         <w:t xml:space="preserve">Declare the setting before firing. Stun effects do not stack; a later failed resistance roll still incapacitates the target. Unarmed strikes normally mark one box. A grapple uses an opposed Unarmed Combat contest; winning restrains the target while the hold is maintained. Escape uses an action and a new contest.</w:t>
       </w:r>
     </w:p>
-    <w:bookmarkEnd w:id="55"/>
-    <w:bookmarkStart w:id="56" w:name="phaser-power"/>
+    <w:bookmarkEnd w:id="56"/>
+    <w:bookmarkStart w:id="57" w:name="phaser-power"/>
     <w:p>
       <w:pPr>
         <w:pStyle w:val="Heading2"/>
@@ -6980,9 +7523,9 @@
         <w:t xml:space="preserve">A phaser with at least 4 power left can be set to overload: it whines for a round and explodes at the end of the next round, as an explosion (1 box to everyone nearby, 2 at the centre). The phaser is destroyed.</w:t>
       </w:r>
     </w:p>
-    <w:bookmarkEnd w:id="56"/>
     <w:bookmarkEnd w:id="57"/>
-    <w:bookmarkStart w:id="65" w:name="medical-care"/>
+    <w:bookmarkEnd w:id="58"/>
+    <w:bookmarkStart w:id="66" w:name="medical-care"/>
     <w:p>
       <w:pPr>
         <w:pStyle w:val="Heading1"/>
@@ -6999,7 +7542,7 @@
         <w:t xml:space="preserve">Starfleet physicians in 2268 have advanced diagnostic scanners, potent pharmaceuticals, portable emergency equipment, and sophisticated sickbay facilities. Familiar injuries often respond quickly to treatment. Severe trauma, incompatible biology, missing supplies, and unidentified conditions still challenge an experienced doctor. The treatment values below are campaign rules inspired by the series, rather than numerical rules stated in canon.</w:t>
       </w:r>
     </w:p>
-    <w:bookmarkStart w:id="58" w:name="diagnosis-and-stabilization"/>
+    <w:bookmarkStart w:id="59" w:name="diagnosis-and-stabilization"/>
     <w:p>
       <w:pPr>
         <w:pStyle w:val="Heading2"/>
@@ -7024,8 +7567,8 @@
         <w:t xml:space="preserve">Emergency stabilization takes one action and a successful Medicine roll with a medical kit. It prevents deterioration from the treated injury while the patient is protected from further harm, and it ends Dying. Stabilization alone removes no injury boxes. A patient at three boxes remains incapacitated until treatment clears a box.</w:t>
       </w:r>
     </w:p>
-    <w:bookmarkEnd w:id="58"/>
-    <w:bookmarkStart w:id="59" w:name="field-treatment"/>
+    <w:bookmarkEnd w:id="59"/>
+    <w:bookmarkStart w:id="60" w:name="field-treatment"/>
     <w:p>
       <w:pPr>
         <w:pStyle w:val="Heading2"/>
@@ -7042,8 +7585,8 @@
         <w:t xml:space="preserve">With a medical kit and several uninterrupted minutes, successful Medicine removes one injury box. Success by 5 or more removes two. Each injury receives one field-treatment attempt, even if that attempt fails; further attempts require changed circumstances such as better equipment, new diagnostic information, or access to sickbay. New injuries can receive their own treatment, but cannot justify treating an old injury repeatedly.</w:t>
       </w:r>
     </w:p>
-    <w:bookmarkEnd w:id="59"/>
-    <w:bookmarkStart w:id="60" w:name="sickbay-treatment"/>
+    <w:bookmarkEnd w:id="60"/>
+    <w:bookmarkStart w:id="61" w:name="sickbay-treatment"/>
     <w:p>
       <w:pPr>
         <w:pStyle w:val="Heading2"/>
@@ -7068,8 +7611,8 @@
         <w:t xml:space="preserve">Removing injury boxes removes their associated penalties, but major organ damage, severe burns, and complex internal trauma can still require a procedure and recovery period set by the GM. The physician determines whether the patient is fit for duty. Pain suppression does not itself heal an injury. Stun normally wears off at the end of the scene; prolonged unconsciousness requires assessment.</w:t>
       </w:r>
     </w:p>
-    <w:bookmarkEnd w:id="60"/>
-    <w:bookmarkStart w:id="61" w:name="natural-recovery"/>
+    <w:bookmarkEnd w:id="61"/>
+    <w:bookmarkStart w:id="62" w:name="natural-recovery"/>
     <w:p>
       <w:pPr>
         <w:pStyle w:val="Heading2"/>
@@ -7186,8 +7729,8 @@
         <w:t xml:space="preserve">Ensign Reyes ends a mission Seriously wounded (two boxes). Sickbay is busy with worse cases, so Reyes rests in quarters: one box clears the first day and the second the next, and Reyes is back on duty on the third day.</w:t>
       </w:r>
     </w:p>
-    <w:bookmarkEnd w:id="61"/>
-    <w:bookmarkStart w:id="62" w:name="alien-medicine-and-limits"/>
+    <w:bookmarkEnd w:id="62"/>
+    <w:bookmarkStart w:id="63" w:name="alien-medicine-and-limits"/>
     <w:p>
       <w:pPr>
         <w:pStyle w:val="Heading2"/>
@@ -7212,8 +7755,8 @@
         <w:t xml:space="preserve">Crew of other species may need care suited to their biology. An Alien Physiology Specialist, or a physician with access to the right species data, keeps that care from becoming guesswork.</w:t>
       </w:r>
     </w:p>
-    <w:bookmarkEnd w:id="62"/>
-    <w:bookmarkStart w:id="64" w:name="examples-from-the-original-series"/>
+    <w:bookmarkEnd w:id="63"/>
+    <w:bookmarkStart w:id="65" w:name="examples-from-the-original-series"/>
     <w:p>
       <w:pPr>
         <w:pStyle w:val="Heading2"/>
@@ -7312,7 +7855,7 @@
       <w:r>
         <w:t xml:space="preserve"> </w:t>
       </w:r>
-      <w:hyperlink r:id="rId63">
+      <w:hyperlink r:id="rId64">
         <w:r>
           <w:rPr>
             <w:rStyle w:val="Hyperlink"/>
@@ -7321,9 +7864,9 @@
         </w:r>
       </w:hyperlink>
     </w:p>
-    <w:bookmarkEnd w:id="64"/>
     <w:bookmarkEnd w:id="65"/>
-    <w:bookmarkStart w:id="70" w:name="duty-points-and-bridge-duty"/>
+    <w:bookmarkEnd w:id="66"/>
+    <w:bookmarkStart w:id="73" w:name="duty-points-and-bridge-duty"/>
     <w:p>
       <w:pPr>
         <w:pStyle w:val="Heading1"/>
@@ -7332,7 +7875,7 @@
         <w:t xml:space="preserve">Duty points and bridge duty</w:t>
       </w:r>
     </w:p>
-    <w:bookmarkStart w:id="66" w:name="using-duty-points"/>
+    <w:bookmarkStart w:id="67" w:name="using-duty-points"/>
     <w:p>
       <w:pPr>
         <w:pStyle w:val="Heading2"/>
@@ -7535,8 +8078,8 @@
         <w:t xml:space="preserve">your curiosity tempts you to remain beside an anomaly while the team withdraws. If you accept the resulting separation and danger, the GM awards one Duty point. The point does not remove that danger.</w:t>
       </w:r>
     </w:p>
-    <w:bookmarkEnd w:id="66"/>
-    <w:bookmarkStart w:id="67" w:name="working-on-the-bridge"/>
+    <w:bookmarkEnd w:id="67"/>
+    <w:bookmarkStart w:id="69" w:name="working-on-the-bridge"/>
     <w:p>
       <w:pPr>
         <w:pStyle w:val="Heading2"/>
@@ -7641,7 +8184,7 @@
               <w:rPr>
                 <w:sz w:val="19"/>
               </w:rPr>
-              <w:t xml:space="preserve">Leadership to coordinate; Diplomacy to negotiate</w:t>
+              <w:t xml:space="preserve">Orders each exchange: Command, Read the enemy, Hail or Rally (see The captain’s orders)</w:t>
             </w:r>
           </w:p>
         </w:tc>
@@ -7845,22 +8388,13 @@
         </w:tc>
       </w:tr>
     </w:tbl>
-    <w:p>
-      <w:pPr>
-        <w:pStyle w:val="BodyText"/>
-      </w:pPr>
-      <w:r>
-        <w:t xml:space="preserve">Leadership can assist another officer when orders or coordination meaningfully help. It uses the normal assistance rule and does not provide an automatic bonus to every station.</w:t>
-      </w:r>
-    </w:p>
-    <w:bookmarkEnd w:id="67"/>
-    <w:bookmarkStart w:id="68" w:name="the-uss-pelion"/>
-    <w:p>
-      <w:pPr>
-        <w:pStyle w:val="Heading2"/>
-      </w:pPr>
-      <w:r>
-        <w:t xml:space="preserve">The USS Pelion</w:t>
+    <w:bookmarkStart w:id="68" w:name="the-captains-orders"/>
+    <w:p>
+      <w:pPr>
+        <w:pStyle w:val="Heading3"/>
+      </w:pPr>
+      <w:r>
+        <w:t xml:space="preserve">The captain’s orders</w:t>
       </w:r>
     </w:p>
     <w:p>
@@ -7868,7 +8402,7 @@
         <w:pStyle w:val="FirstParagraph"/>
       </w:pPr>
       <w:r>
-        <w:t xml:space="preserve">The ship has its own sheet, tracked like an injury track. Encounters stay descriptive: the GM states what is at stake before rolls and narrates what each box means. This light structure is a campaign rule; detailed starship combat stays outside this guide.</w:t>
+        <w:t xml:space="preserve">The captain, or whoever has the conn, takes one of these each exchange:</w:t>
       </w:r>
     </w:p>
     <w:tbl>
@@ -7909,7 +8443,7 @@
                 <w:b/>
                 <w:sz w:val="19"/>
               </w:rPr>
-              <w:t xml:space="preserve">Track</w:t>
+              <w:t xml:space="preserve">Order</w:t>
             </w:r>
           </w:p>
         </w:tc>
@@ -7927,7 +8461,7 @@
                 <w:b/>
                 <w:sz w:val="19"/>
               </w:rPr>
-              <w:t xml:space="preserve">Boxes</w:t>
+              <w:t xml:space="preserve">Roll</w:t>
             </w:r>
           </w:p>
         </w:tc>
@@ -7945,6 +8479,305 @@
                 <w:b/>
                 <w:sz w:val="19"/>
               </w:rPr>
+              <w:t xml:space="preserve">Effect</w:t>
+            </w:r>
+          </w:p>
+        </w:tc>
+      </w:tr>
+      <w:tr>
+        <w:tc>
+          <w:tcPr/>
+          <w:p>
+            <w:pPr>
+              <w:pStyle w:val="Compact"/>
+              <w:jc w:val="left"/>
+            </w:pPr>
+            <w:r>
+              <w:rPr>
+                <w:b/>
+                <w:sz w:val="19"/>
+              </w:rPr>
+              <w:t xml:space="preserve">Command</w:t>
+            </w:r>
+          </w:p>
+        </w:tc>
+        <w:tc>
+          <w:tcPr/>
+          <w:p>
+            <w:pPr>
+              <w:pStyle w:val="Compact"/>
+              <w:jc w:val="left"/>
+            </w:pPr>
+            <w:r>
+              <w:rPr>
+                <w:sz w:val="19"/>
+              </w:rPr>
+              <w:t xml:space="preserve">Leadership</w:t>
+            </w:r>
+          </w:p>
+        </w:tc>
+        <w:tc>
+          <w:tcPr/>
+          <w:p>
+            <w:pPr>
+              <w:pStyle w:val="Compact"/>
+              <w:jc w:val="left"/>
+            </w:pPr>
+            <w:r>
+              <w:rPr>
+                <w:sz w:val="19"/>
+              </w:rPr>
+              <w:t xml:space="preserve">Success: one station gets +2 to its roll this exchange; success by 5, two stations.</w:t>
+            </w:r>
+          </w:p>
+        </w:tc>
+      </w:tr>
+      <w:tr>
+        <w:tc>
+          <w:tcPr/>
+          <w:p>
+            <w:pPr>
+              <w:pStyle w:val="Compact"/>
+              <w:jc w:val="left"/>
+            </w:pPr>
+            <w:r>
+              <w:rPr>
+                <w:b/>
+                <w:sz w:val="19"/>
+              </w:rPr>
+              <w:t xml:space="preserve">Read the enemy</w:t>
+            </w:r>
+          </w:p>
+        </w:tc>
+        <w:tc>
+          <w:tcPr/>
+          <w:p>
+            <w:pPr>
+              <w:pStyle w:val="Compact"/>
+              <w:jc w:val="left"/>
+            </w:pPr>
+            <w:r>
+              <w:rPr>
+                <w:sz w:val="19"/>
+              </w:rPr>
+              <w:t xml:space="preserve">Psychology</w:t>
+            </w:r>
+          </w:p>
+        </w:tc>
+        <w:tc>
+          <w:tcPr/>
+          <w:p>
+            <w:pPr>
+              <w:pStyle w:val="Compact"/>
+              <w:jc w:val="left"/>
+            </w:pPr>
+            <w:r>
+              <w:rPr>
+                <w:sz w:val="19"/>
+              </w:rPr>
+              <w:t xml:space="preserve">Success: you predict their next move. +2 to the pilot’s evade or range contest this exchange, or the gunner ignores one band of range penalty.</w:t>
+            </w:r>
+          </w:p>
+        </w:tc>
+      </w:tr>
+      <w:tr>
+        <w:tc>
+          <w:tcPr/>
+          <w:p>
+            <w:pPr>
+              <w:pStyle w:val="Compact"/>
+              <w:jc w:val="left"/>
+            </w:pPr>
+            <w:r>
+              <w:rPr>
+                <w:b/>
+                <w:sz w:val="19"/>
+              </w:rPr>
+              <w:t xml:space="preserve">Hail</w:t>
+            </w:r>
+          </w:p>
+        </w:tc>
+        <w:tc>
+          <w:tcPr/>
+          <w:p>
+            <w:pPr>
+              <w:pStyle w:val="Compact"/>
+              <w:jc w:val="left"/>
+            </w:pPr>
+            <w:r>
+              <w:rPr>
+                <w:sz w:val="19"/>
+              </w:rPr>
+              <w:t xml:space="preserve">Diplomacy (a bluff included)</w:t>
+            </w:r>
+          </w:p>
+        </w:tc>
+        <w:tc>
+          <w:tcPr/>
+          <w:p>
+            <w:pPr>
+              <w:pStyle w:val="Compact"/>
+              <w:jc w:val="left"/>
+            </w:pPr>
+            <w:r>
+              <w:rPr>
+                <w:sz w:val="19"/>
+              </w:rPr>
+              <w:t xml:space="preserve">Opposed by the enemy captain’s Will. Success: they pause to talk, hold fire for an exchange, or consider surrender; a bluff can make them believe what you say about your ship.</w:t>
+            </w:r>
+          </w:p>
+        </w:tc>
+      </w:tr>
+      <w:tr>
+        <w:tc>
+          <w:tcPr/>
+          <w:p>
+            <w:pPr>
+              <w:pStyle w:val="Compact"/>
+              <w:jc w:val="left"/>
+            </w:pPr>
+            <w:r>
+              <w:rPr>
+                <w:b/>
+                <w:sz w:val="19"/>
+              </w:rPr>
+              <w:t xml:space="preserve">Rally</w:t>
+            </w:r>
+          </w:p>
+        </w:tc>
+        <w:tc>
+          <w:tcPr/>
+          <w:p>
+            <w:pPr>
+              <w:pStyle w:val="Compact"/>
+              <w:jc w:val="left"/>
+            </w:pPr>
+            <w:r>
+              <w:rPr>
+                <w:sz w:val="19"/>
+              </w:rPr>
+              <w:t xml:space="preserve">Leadership</w:t>
+            </w:r>
+          </w:p>
+        </w:tc>
+        <w:tc>
+          <w:tcPr/>
+          <w:p>
+            <w:pPr>
+              <w:pStyle w:val="Compact"/>
+              <w:jc w:val="left"/>
+            </w:pPr>
+            <w:r>
+              <w:rPr>
+                <w:sz w:val="19"/>
+              </w:rPr>
+              <w:t xml:space="preserve">After a hit to the hull, steady the crew: anyone stunned or shaken by the hit acts normally again, and the next failed station roll this scene may be rerolled.</w:t>
+            </w:r>
+          </w:p>
+        </w:tc>
+      </w:tr>
+    </w:tbl>
+    <w:p>
+      <w:pPr>
+        <w:pStyle w:val="BodyText"/>
+      </w:pPr>
+      <w:r>
+        <w:t xml:space="preserve">A captain who takes an order doesn’t also work a station that exchange. Commanding well is the job.</w:t>
+      </w:r>
+    </w:p>
+    <w:bookmarkEnd w:id="68"/>
+    <w:bookmarkEnd w:id="69"/>
+    <w:bookmarkStart w:id="71" w:name="the-uss-pelion"/>
+    <w:p>
+      <w:pPr>
+        <w:pStyle w:val="Heading2"/>
+      </w:pPr>
+      <w:r>
+        <w:t xml:space="preserve">The USS Pelion</w:t>
+      </w:r>
+    </w:p>
+    <w:p>
+      <w:pPr>
+        <w:pStyle w:val="FirstParagraph"/>
+      </w:pPr>
+      <w:r>
+        <w:t xml:space="preserve">The ship has its own sheet, tracked like an injury track. Encounters stay descriptive: the GM states what is at stake before rolls and narrates what each box means. This light structure is a campaign rule; detailed starship combat stays outside this guide.</w:t>
+      </w:r>
+    </w:p>
+    <w:tbl>
+      <w:tblPr>
+        <w:tblStyle w:val="Table"/>
+        <w:tblW w:type="pct" w:w="5000"/>
+        <w:tblLook w:firstRow="1" w:lastRow="0" w:firstColumn="0" w:lastColumn="0" w:noHBand="0" w:noVBand="0" w:val="0020"/>
+        <w:jc w:val="start"/>
+        <w:tblBorders>
+          <w:top w:val="single" w:sz="4" w:color="B8C2D3"/>
+          <w:left w:val="single" w:sz="4" w:color="B8C2D3"/>
+          <w:bottom w:val="single" w:sz="4" w:color="B8C2D3"/>
+          <w:right w:val="single" w:sz="4" w:color="B8C2D3"/>
+          <w:insideH w:val="single" w:sz="4" w:color="B8C2D3"/>
+          <w:insideV w:val="single" w:sz="4" w:color="B8C2D3"/>
+        </w:tblBorders>
+      </w:tblPr>
+      <w:tblGrid>
+        <w:gridCol w:w="2640"/>
+        <w:gridCol w:w="2640"/>
+        <w:gridCol w:w="2640"/>
+      </w:tblGrid>
+      <w:tr>
+        <w:trPr>
+          <w:tblHeader w:val="true"/>
+        </w:trPr>
+        <w:tc>
+          <w:tcPr>
+            <w:shd w:val="clear" w:fill="E9EEF6"/>
+          </w:tcPr>
+          <w:p>
+            <w:pPr>
+              <w:pStyle w:val="Compact"/>
+              <w:jc w:val="left"/>
+            </w:pPr>
+            <w:r>
+              <w:rPr>
+                <w:b/>
+                <w:sz w:val="19"/>
+              </w:rPr>
+              <w:t xml:space="preserve">Track</w:t>
+            </w:r>
+          </w:p>
+        </w:tc>
+        <w:tc>
+          <w:tcPr>
+            <w:shd w:val="clear" w:fill="E9EEF6"/>
+          </w:tcPr>
+          <w:p>
+            <w:pPr>
+              <w:pStyle w:val="Compact"/>
+              <w:jc w:val="left"/>
+            </w:pPr>
+            <w:r>
+              <w:rPr>
+                <w:b/>
+                <w:sz w:val="19"/>
+              </w:rPr>
+              <w:t xml:space="preserve">Boxes</w:t>
+            </w:r>
+          </w:p>
+        </w:tc>
+        <w:tc>
+          <w:tcPr>
+            <w:shd w:val="clear" w:fill="E9EEF6"/>
+          </w:tcPr>
+          <w:p>
+            <w:pPr>
+              <w:pStyle w:val="Compact"/>
+              <w:jc w:val="left"/>
+            </w:pPr>
+            <w:r>
+              <w:rPr>
+                <w:b/>
+                <w:sz w:val="19"/>
+              </w:rPr>
               <w:t xml:space="preserve">Effect as boxes fill</w:t>
             </w:r>
           </w:p>
@@ -8301,8 +9134,913 @@
         <w:t xml:space="preserve">for ship weapons, against the enemy ship’s own tracks, which the GM keeps the same way.</w:t>
       </w:r>
     </w:p>
-    <w:bookmarkEnd w:id="68"/>
-    <w:bookmarkStart w:id="69" w:name="advancement"/>
+    <w:bookmarkStart w:id="70" w:name="range-in-space"/>
+    <w:p>
+      <w:pPr>
+        <w:pStyle w:val="Heading3"/>
+      </w:pPr>
+      <w:r>
+        <w:t xml:space="preserve">Range in space</w:t>
+      </w:r>
+    </w:p>
+    <w:tbl>
+      <w:tblPr>
+        <w:tblStyle w:val="Table"/>
+        <w:tblW w:type="pct" w:w="5000"/>
+        <w:tblLook w:firstRow="1" w:lastRow="0" w:firstColumn="0" w:lastColumn="0" w:noHBand="0" w:noVBand="0" w:val="0020"/>
+        <w:jc w:val="start"/>
+        <w:tblBorders>
+          <w:top w:val="single" w:sz="4" w:color="B8C2D3"/>
+          <w:left w:val="single" w:sz="4" w:color="B8C2D3"/>
+          <w:bottom w:val="single" w:sz="4" w:color="B8C2D3"/>
+          <w:right w:val="single" w:sz="4" w:color="B8C2D3"/>
+          <w:insideH w:val="single" w:sz="4" w:color="B8C2D3"/>
+          <w:insideV w:val="single" w:sz="4" w:color="B8C2D3"/>
+        </w:tblBorders>
+      </w:tblPr>
+      <w:tblGrid>
+        <w:gridCol w:w="2640"/>
+        <w:gridCol w:w="2640"/>
+        <w:gridCol w:w="2640"/>
+      </w:tblGrid>
+      <w:tr>
+        <w:trPr>
+          <w:tblHeader w:val="true"/>
+        </w:trPr>
+        <w:tc>
+          <w:tcPr>
+            <w:shd w:val="clear" w:fill="E9EEF6"/>
+          </w:tcPr>
+          <w:p>
+            <w:pPr>
+              <w:pStyle w:val="Compact"/>
+              <w:jc w:val="left"/>
+            </w:pPr>
+            <w:r>
+              <w:rPr>
+                <w:b/>
+                <w:sz w:val="19"/>
+              </w:rPr>
+              <w:t xml:space="preserve">Band</w:t>
+            </w:r>
+          </w:p>
+        </w:tc>
+        <w:tc>
+          <w:tcPr>
+            <w:shd w:val="clear" w:fill="E9EEF6"/>
+          </w:tcPr>
+          <w:p>
+            <w:pPr>
+              <w:pStyle w:val="Compact"/>
+              <w:jc w:val="left"/>
+            </w:pPr>
+            <w:r>
+              <w:rPr>
+                <w:b/>
+                <w:sz w:val="19"/>
+              </w:rPr>
+              <w:t xml:space="preserve">Distance</w:t>
+            </w:r>
+          </w:p>
+        </w:tc>
+        <w:tc>
+          <w:tcPr>
+            <w:shd w:val="clear" w:fill="E9EEF6"/>
+          </w:tcPr>
+          <w:p>
+            <w:pPr>
+              <w:pStyle w:val="Compact"/>
+              <w:jc w:val="left"/>
+            </w:pPr>
+            <w:r>
+              <w:rPr>
+                <w:b/>
+                <w:sz w:val="19"/>
+              </w:rPr>
+              <w:t xml:space="preserve">For example</w:t>
+            </w:r>
+          </w:p>
+        </w:tc>
+      </w:tr>
+      <w:tr>
+        <w:tc>
+          <w:tcPr/>
+          <w:p>
+            <w:pPr>
+              <w:pStyle w:val="Compact"/>
+              <w:jc w:val="left"/>
+            </w:pPr>
+            <w:r>
+              <w:rPr>
+                <w:b/>
+                <w:sz w:val="19"/>
+              </w:rPr>
+              <w:t xml:space="preserve">Close</w:t>
+            </w:r>
+          </w:p>
+        </w:tc>
+        <w:tc>
+          <w:tcPr/>
+          <w:p>
+            <w:pPr>
+              <w:pStyle w:val="Compact"/>
+              <w:jc w:val="left"/>
+            </w:pPr>
+            <w:r>
+              <w:rPr>
+                <w:sz w:val="19"/>
+              </w:rPr>
+              <w:t xml:space="preserve">Under 10 km</w:t>
+            </w:r>
+          </w:p>
+        </w:tc>
+        <w:tc>
+          <w:tcPr/>
+          <w:p>
+            <w:pPr>
+              <w:pStyle w:val="Compact"/>
+              <w:jc w:val="left"/>
+            </w:pPr>
+            <w:r>
+              <w:rPr>
+                <w:sz w:val="19"/>
+              </w:rPr>
+              <w:t xml:space="preserve">Docking, boarding, a knife fight between hulls</w:t>
+            </w:r>
+          </w:p>
+        </w:tc>
+      </w:tr>
+      <w:tr>
+        <w:tc>
+          <w:tcPr/>
+          <w:p>
+            <w:pPr>
+              <w:pStyle w:val="Compact"/>
+              <w:jc w:val="left"/>
+            </w:pPr>
+            <w:r>
+              <w:rPr>
+                <w:b/>
+                <w:sz w:val="19"/>
+              </w:rPr>
+              <w:t xml:space="preserve">Short</w:t>
+            </w:r>
+          </w:p>
+        </w:tc>
+        <w:tc>
+          <w:tcPr/>
+          <w:p>
+            <w:pPr>
+              <w:pStyle w:val="Compact"/>
+              <w:jc w:val="left"/>
+            </w:pPr>
+            <w:r>
+              <w:rPr>
+                <w:sz w:val="19"/>
+              </w:rPr>
+              <w:t xml:space="preserve">Up to 1,000 km</w:t>
+            </w:r>
+          </w:p>
+        </w:tc>
+        <w:tc>
+          <w:tcPr/>
+          <w:p>
+            <w:pPr>
+              <w:pStyle w:val="Compact"/>
+              <w:jc w:val="left"/>
+            </w:pPr>
+            <w:r>
+              <w:rPr>
+                <w:sz w:val="19"/>
+              </w:rPr>
+              <w:t xml:space="preserve">Formation flying; a ship is a visible point of light</w:t>
+            </w:r>
+          </w:p>
+        </w:tc>
+      </w:tr>
+      <w:tr>
+        <w:tc>
+          <w:tcPr/>
+          <w:p>
+            <w:pPr>
+              <w:pStyle w:val="Compact"/>
+              <w:jc w:val="left"/>
+            </w:pPr>
+            <w:r>
+              <w:rPr>
+                <w:b/>
+                <w:sz w:val="19"/>
+              </w:rPr>
+              <w:t xml:space="preserve">Medium</w:t>
+            </w:r>
+          </w:p>
+        </w:tc>
+        <w:tc>
+          <w:tcPr/>
+          <w:p>
+            <w:pPr>
+              <w:pStyle w:val="Compact"/>
+              <w:jc w:val="left"/>
+            </w:pPr>
+            <w:r>
+              <w:rPr>
+                <w:sz w:val="19"/>
+              </w:rPr>
+              <w:t xml:space="preserve">Up to 10,000 km</w:t>
+            </w:r>
+          </w:p>
+        </w:tc>
+        <w:tc>
+          <w:tcPr/>
+          <w:p>
+            <w:pPr>
+              <w:pStyle w:val="Compact"/>
+              <w:jc w:val="left"/>
+            </w:pPr>
+            <w:r>
+              <w:rPr>
+                <w:sz w:val="19"/>
+              </w:rPr>
+              <w:t xml:space="preserve">A planet’s near orbit</w:t>
+            </w:r>
+          </w:p>
+        </w:tc>
+      </w:tr>
+      <w:tr>
+        <w:tc>
+          <w:tcPr/>
+          <w:p>
+            <w:pPr>
+              <w:pStyle w:val="Compact"/>
+              <w:jc w:val="left"/>
+            </w:pPr>
+            <w:r>
+              <w:rPr>
+                <w:b/>
+                <w:sz w:val="19"/>
+              </w:rPr>
+              <w:t xml:space="preserve">Long</w:t>
+            </w:r>
+          </w:p>
+        </w:tc>
+        <w:tc>
+          <w:tcPr/>
+          <w:p>
+            <w:pPr>
+              <w:pStyle w:val="Compact"/>
+              <w:jc w:val="left"/>
+            </w:pPr>
+            <w:r>
+              <w:rPr>
+                <w:sz w:val="19"/>
+              </w:rPr>
+              <w:t xml:space="preserve">Up to 100,000 km</w:t>
+            </w:r>
+          </w:p>
+        </w:tc>
+        <w:tc>
+          <w:tcPr/>
+          <w:p>
+            <w:pPr>
+              <w:pStyle w:val="Compact"/>
+              <w:jc w:val="left"/>
+            </w:pPr>
+            <w:r>
+              <w:rPr>
+                <w:sz w:val="19"/>
+              </w:rPr>
+              <w:t xml:space="preserve">Across a planet’s moon system</w:t>
+            </w:r>
+          </w:p>
+        </w:tc>
+      </w:tr>
+      <w:tr>
+        <w:tc>
+          <w:tcPr/>
+          <w:p>
+            <w:pPr>
+              <w:pStyle w:val="Compact"/>
+              <w:jc w:val="left"/>
+            </w:pPr>
+            <w:r>
+              <w:rPr>
+                <w:b/>
+                <w:sz w:val="19"/>
+              </w:rPr>
+              <w:t xml:space="preserve">Extreme</w:t>
+            </w:r>
+          </w:p>
+        </w:tc>
+        <w:tc>
+          <w:tcPr/>
+          <w:p>
+            <w:pPr>
+              <w:pStyle w:val="Compact"/>
+              <w:jc w:val="left"/>
+            </w:pPr>
+            <w:r>
+              <w:rPr>
+                <w:sz w:val="19"/>
+              </w:rPr>
+              <w:t xml:space="preserve">About a light-second (300,000 km)</w:t>
+            </w:r>
+          </w:p>
+        </w:tc>
+        <w:tc>
+          <w:tcPr/>
+          <w:p>
+            <w:pPr>
+              <w:pStyle w:val="Compact"/>
+              <w:jc w:val="left"/>
+            </w:pPr>
+            <w:r>
+              <w:rPr>
+                <w:sz w:val="19"/>
+              </w:rPr>
+              <w:t xml:space="preserve">The limit of targeting; light lag makes beyond it guesswork</w:t>
+            </w:r>
+          </w:p>
+        </w:tc>
+      </w:tr>
+    </w:tbl>
+    <w:p>
+      <w:pPr>
+        <w:pStyle w:val="BodyText"/>
+      </w:pPr>
+      <w:r>
+        <w:t xml:space="preserve">As in personal combat, a weapon fires without penalty within its effective band, at −2 one band beyond and −4 two bands beyond; farther is out of range.</w:t>
+      </w:r>
+    </w:p>
+    <w:p>
+      <w:pPr>
+        <w:pStyle w:val="BodyText"/>
+      </w:pPr>
+      <w:r>
+        <w:rPr>
+          <w:bCs/>
+          <w:b/>
+        </w:rPr>
+        <w:t xml:space="preserve">Closing and opening.</w:t>
+      </w:r>
+      <w:r>
+        <w:t xml:space="preserve"> </w:t>
+      </w:r>
+      <w:r>
+        <w:t xml:space="preserve">At the start of each exchange, Helm rolls an opposed</w:t>
+      </w:r>
+      <w:r>
+        <w:t xml:space="preserve"> </w:t>
+      </w:r>
+      <w:r>
+        <w:rPr>
+          <w:bCs/>
+          <w:b/>
+        </w:rPr>
+        <w:t xml:space="preserve">Helm</w:t>
+      </w:r>
+      <w:r>
+        <w:t xml:space="preserve"> </w:t>
+      </w:r>
+      <w:r>
+        <w:t xml:space="preserve">contest with the enemy’s helm. The winner may shift the range one band, in or out. Winning at Extreme range by 5 or more lets the ship break away and go to warp.</w:t>
+      </w:r>
+    </w:p>
+    <w:tbl>
+      <w:tblPr>
+        <w:tblStyle w:val="Table"/>
+        <w:tblW w:type="pct" w:w="5000"/>
+        <w:tblLook w:firstRow="1" w:lastRow="0" w:firstColumn="0" w:lastColumn="0" w:noHBand="0" w:noVBand="0" w:val="0020"/>
+        <w:jc w:val="start"/>
+        <w:tblBorders>
+          <w:top w:val="single" w:sz="4" w:color="B8C2D3"/>
+          <w:left w:val="single" w:sz="4" w:color="B8C2D3"/>
+          <w:bottom w:val="single" w:sz="4" w:color="B8C2D3"/>
+          <w:right w:val="single" w:sz="4" w:color="B8C2D3"/>
+          <w:insideH w:val="single" w:sz="4" w:color="B8C2D3"/>
+          <w:insideV w:val="single" w:sz="4" w:color="B8C2D3"/>
+        </w:tblBorders>
+      </w:tblPr>
+      <w:tblGrid>
+        <w:gridCol w:w="1980"/>
+        <w:gridCol w:w="1980"/>
+        <w:gridCol w:w="1980"/>
+        <w:gridCol w:w="1980"/>
+      </w:tblGrid>
+      <w:tr>
+        <w:trPr>
+          <w:tblHeader w:val="true"/>
+        </w:trPr>
+        <w:tc>
+          <w:tcPr>
+            <w:shd w:val="clear" w:fill="E9EEF6"/>
+          </w:tcPr>
+          <w:p>
+            <w:pPr>
+              <w:pStyle w:val="Compact"/>
+              <w:jc w:val="left"/>
+            </w:pPr>
+            <w:r>
+              <w:rPr>
+                <w:b/>
+                <w:sz w:val="19"/>
+              </w:rPr>
+              <w:t xml:space="preserve">Ship system</w:t>
+            </w:r>
+          </w:p>
+        </w:tc>
+        <w:tc>
+          <w:tcPr>
+            <w:shd w:val="clear" w:fill="E9EEF6"/>
+          </w:tcPr>
+          <w:p>
+            <w:pPr>
+              <w:pStyle w:val="Compact"/>
+              <w:jc w:val="left"/>
+            </w:pPr>
+            <w:r>
+              <w:rPr>
+                <w:b/>
+                <w:sz w:val="19"/>
+              </w:rPr>
+              <w:t xml:space="preserve">Range</w:t>
+            </w:r>
+          </w:p>
+        </w:tc>
+        <w:tc>
+          <w:tcPr>
+            <w:shd w:val="clear" w:fill="E9EEF6"/>
+          </w:tcPr>
+          <w:p>
+            <w:pPr>
+              <w:pStyle w:val="Compact"/>
+              <w:jc w:val="left"/>
+            </w:pPr>
+            <w:r>
+              <w:rPr>
+                <w:b/>
+                <w:sz w:val="19"/>
+              </w:rPr>
+              <w:t xml:space="preserve">Hit</w:t>
+            </w:r>
+          </w:p>
+        </w:tc>
+        <w:tc>
+          <w:tcPr>
+            <w:shd w:val="clear" w:fill="E9EEF6"/>
+          </w:tcPr>
+          <w:p>
+            <w:pPr>
+              <w:pStyle w:val="Compact"/>
+              <w:jc w:val="left"/>
+            </w:pPr>
+            <w:r>
+              <w:rPr>
+                <w:b/>
+                <w:sz w:val="19"/>
+              </w:rPr>
+              <w:t xml:space="preserve">Notes</w:t>
+            </w:r>
+          </w:p>
+        </w:tc>
+      </w:tr>
+      <w:tr>
+        <w:tc>
+          <w:tcPr/>
+          <w:p>
+            <w:pPr>
+              <w:pStyle w:val="Compact"/>
+              <w:jc w:val="left"/>
+            </w:pPr>
+            <w:r>
+              <w:rPr>
+                <w:b/>
+                <w:sz w:val="19"/>
+              </w:rPr>
+              <w:t xml:space="preserve">Phaser banks</w:t>
+            </w:r>
+          </w:p>
+        </w:tc>
+        <w:tc>
+          <w:tcPr/>
+          <w:p>
+            <w:pPr>
+              <w:pStyle w:val="Compact"/>
+              <w:jc w:val="left"/>
+            </w:pPr>
+            <w:r>
+              <w:rPr>
+                <w:sz w:val="19"/>
+              </w:rPr>
+              <w:t xml:space="preserve">Long</w:t>
+            </w:r>
+          </w:p>
+        </w:tc>
+        <w:tc>
+          <w:tcPr/>
+          <w:p>
+            <w:pPr>
+              <w:pStyle w:val="Compact"/>
+              <w:jc w:val="left"/>
+            </w:pPr>
+            <w:r>
+              <w:rPr>
+                <w:sz w:val="19"/>
+              </w:rPr>
+              <w:t xml:space="preserve">Normal (1 box)</w:t>
+            </w:r>
+          </w:p>
+        </w:tc>
+        <w:tc>
+          <w:tcPr/>
+          <w:p>
+            <w:pPr>
+              <w:pStyle w:val="Compact"/>
+              <w:jc w:val="left"/>
+            </w:pPr>
+            <w:r>
+              <w:rPr>
+                <w:sz w:val="19"/>
+              </w:rPr>
+              <w:t xml:space="preserve">The ship’s main weapon.</w:t>
+            </w:r>
+          </w:p>
+        </w:tc>
+      </w:tr>
+      <w:tr>
+        <w:tc>
+          <w:tcPr/>
+          <w:p>
+            <w:pPr>
+              <w:pStyle w:val="Compact"/>
+              <w:jc w:val="left"/>
+            </w:pPr>
+            <w:r>
+              <w:rPr>
+                <w:b/>
+                <w:sz w:val="19"/>
+              </w:rPr>
+              <w:t xml:space="preserve">Photon torpedoes</w:t>
+            </w:r>
+          </w:p>
+        </w:tc>
+        <w:tc>
+          <w:tcPr/>
+          <w:p>
+            <w:pPr>
+              <w:pStyle w:val="Compact"/>
+              <w:jc w:val="left"/>
+            </w:pPr>
+            <w:r>
+              <w:rPr>
+                <w:sz w:val="19"/>
+              </w:rPr>
+              <w:t xml:space="preserve">Extreme</w:t>
+            </w:r>
+          </w:p>
+        </w:tc>
+        <w:tc>
+          <w:tcPr/>
+          <w:p>
+            <w:pPr>
+              <w:pStyle w:val="Compact"/>
+              <w:jc w:val="left"/>
+            </w:pPr>
+            <w:r>
+              <w:rPr>
+                <w:sz w:val="19"/>
+              </w:rPr>
+              <w:t xml:space="preserve">Heavy (2 boxes)</w:t>
+            </w:r>
+          </w:p>
+        </w:tc>
+        <w:tc>
+          <w:tcPr/>
+          <w:p>
+            <w:pPr>
+              <w:pStyle w:val="Compact"/>
+              <w:jc w:val="left"/>
+            </w:pPr>
+            <w:r>
+              <w:rPr>
+                <w:sz w:val="19"/>
+              </w:rPr>
+              <w:t xml:space="preserve">A volley of two counts as one heavy hit with +1 to hit.</w:t>
+            </w:r>
+          </w:p>
+        </w:tc>
+      </w:tr>
+      <w:tr>
+        <w:tc>
+          <w:tcPr/>
+          <w:p>
+            <w:pPr>
+              <w:pStyle w:val="Compact"/>
+              <w:jc w:val="left"/>
+            </w:pPr>
+            <w:r>
+              <w:rPr>
+                <w:b/>
+                <w:sz w:val="19"/>
+              </w:rPr>
+              <w:t xml:space="preserve">Klingon disruptors</w:t>
+            </w:r>
+          </w:p>
+        </w:tc>
+        <w:tc>
+          <w:tcPr/>
+          <w:p>
+            <w:pPr>
+              <w:pStyle w:val="Compact"/>
+              <w:jc w:val="left"/>
+            </w:pPr>
+            <w:r>
+              <w:rPr>
+                <w:sz w:val="19"/>
+              </w:rPr>
+              <w:t xml:space="preserve">Medium</w:t>
+            </w:r>
+          </w:p>
+        </w:tc>
+        <w:tc>
+          <w:tcPr/>
+          <w:p>
+            <w:pPr>
+              <w:pStyle w:val="Compact"/>
+              <w:jc w:val="left"/>
+            </w:pPr>
+            <w:r>
+              <w:rPr>
+                <w:sz w:val="19"/>
+              </w:rPr>
+              <w:t xml:space="preserve">Normal; a volley is heavy</w:t>
+            </w:r>
+          </w:p>
+        </w:tc>
+        <w:tc>
+          <w:tcPr/>
+          <w:p>
+            <w:pPr>
+              <w:pStyle w:val="Compact"/>
+            </w:pPr>
+          </w:p>
+        </w:tc>
+      </w:tr>
+      <w:tr>
+        <w:tc>
+          <w:tcPr/>
+          <w:p>
+            <w:pPr>
+              <w:pStyle w:val="Compact"/>
+              <w:jc w:val="left"/>
+            </w:pPr>
+            <w:r>
+              <w:rPr>
+                <w:b/>
+                <w:sz w:val="19"/>
+              </w:rPr>
+              <w:t xml:space="preserve">Romulan plasma torpedo</w:t>
+            </w:r>
+          </w:p>
+        </w:tc>
+        <w:tc>
+          <w:tcPr/>
+          <w:p>
+            <w:pPr>
+              <w:pStyle w:val="Compact"/>
+              <w:jc w:val="left"/>
+            </w:pPr>
+            <w:r>
+              <w:rPr>
+                <w:sz w:val="19"/>
+              </w:rPr>
+              <w:t xml:space="preserve">Long</w:t>
+            </w:r>
+          </w:p>
+        </w:tc>
+        <w:tc>
+          <w:tcPr/>
+          <w:p>
+            <w:pPr>
+              <w:pStyle w:val="Compact"/>
+              <w:jc w:val="left"/>
+            </w:pPr>
+            <w:r>
+              <w:rPr>
+                <w:sz w:val="19"/>
+              </w:rPr>
+              <w:t xml:space="preserve">Heavy, and a system goes Offline</w:t>
+            </w:r>
+          </w:p>
+        </w:tc>
+        <w:tc>
+          <w:tcPr/>
+          <w:p>
+            <w:pPr>
+              <w:pStyle w:val="Compact"/>
+              <w:jc w:val="left"/>
+            </w:pPr>
+            <w:r>
+              <w:rPr>
+                <w:sz w:val="19"/>
+              </w:rPr>
+              <w:t xml:space="preserve">Slow: Helm’s evade gets +2 against it.</w:t>
+            </w:r>
+          </w:p>
+        </w:tc>
+      </w:tr>
+      <w:tr>
+        <w:tc>
+          <w:tcPr/>
+          <w:p>
+            <w:pPr>
+              <w:pStyle w:val="Compact"/>
+              <w:jc w:val="left"/>
+            </w:pPr>
+            <w:r>
+              <w:rPr>
+                <w:b/>
+                <w:sz w:val="19"/>
+              </w:rPr>
+              <w:t xml:space="preserve">Tractor beam</w:t>
+            </w:r>
+          </w:p>
+        </w:tc>
+        <w:tc>
+          <w:tcPr/>
+          <w:p>
+            <w:pPr>
+              <w:pStyle w:val="Compact"/>
+              <w:jc w:val="left"/>
+            </w:pPr>
+            <w:r>
+              <w:rPr>
+                <w:sz w:val="19"/>
+              </w:rPr>
+              <w:t xml:space="preserve">Short</w:t>
+            </w:r>
+          </w:p>
+        </w:tc>
+        <w:tc>
+          <w:tcPr/>
+          <w:p>
+            <w:pPr>
+              <w:pStyle w:val="Compact"/>
+              <w:jc w:val="left"/>
+            </w:pPr>
+            <w:r>
+              <w:rPr>
+                <w:sz w:val="19"/>
+              </w:rPr>
+              <w:t xml:space="preserve">—</w:t>
+            </w:r>
+          </w:p>
+        </w:tc>
+        <w:tc>
+          <w:tcPr/>
+          <w:p>
+            <w:pPr>
+              <w:pStyle w:val="Compact"/>
+              <w:jc w:val="left"/>
+            </w:pPr>
+            <w:r>
+              <w:rPr>
+                <w:sz w:val="19"/>
+              </w:rPr>
+              <w:t xml:space="preserve">Holds a smaller ship; Helm contest to break free.</w:t>
+            </w:r>
+          </w:p>
+        </w:tc>
+      </w:tr>
+      <w:tr>
+        <w:tc>
+          <w:tcPr/>
+          <w:p>
+            <w:pPr>
+              <w:pStyle w:val="Compact"/>
+              <w:jc w:val="left"/>
+            </w:pPr>
+            <w:r>
+              <w:rPr>
+                <w:b/>
+                <w:sz w:val="19"/>
+              </w:rPr>
+              <w:t xml:space="preserve">Transporter</w:t>
+            </w:r>
+          </w:p>
+        </w:tc>
+        <w:tc>
+          <w:tcPr/>
+          <w:p>
+            <w:pPr>
+              <w:pStyle w:val="Compact"/>
+              <w:jc w:val="left"/>
+            </w:pPr>
+            <w:r>
+              <w:rPr>
+                <w:sz w:val="19"/>
+              </w:rPr>
+              <w:t xml:space="preserve">Medium</w:t>
+            </w:r>
+          </w:p>
+        </w:tc>
+        <w:tc>
+          <w:tcPr/>
+          <w:p>
+            <w:pPr>
+              <w:pStyle w:val="Compact"/>
+              <w:jc w:val="left"/>
+            </w:pPr>
+            <w:r>
+              <w:rPr>
+                <w:sz w:val="19"/>
+              </w:rPr>
+              <w:t xml:space="preserve">—</w:t>
+            </w:r>
+          </w:p>
+        </w:tc>
+        <w:tc>
+          <w:tcPr/>
+          <w:p>
+            <w:pPr>
+              <w:pStyle w:val="Compact"/>
+              <w:jc w:val="left"/>
+            </w:pPr>
+            <w:r>
+              <w:rPr>
+                <w:sz w:val="19"/>
+              </w:rPr>
+              <w:t xml:space="preserve">Only when the target’s shields are down.</w:t>
+            </w:r>
+          </w:p>
+        </w:tc>
+      </w:tr>
+      <w:tr>
+        <w:tc>
+          <w:tcPr/>
+          <w:p>
+            <w:pPr>
+              <w:pStyle w:val="Compact"/>
+              <w:jc w:val="left"/>
+            </w:pPr>
+            <w:r>
+              <w:rPr>
+                <w:b/>
+                <w:sz w:val="19"/>
+              </w:rPr>
+              <w:t xml:space="preserve">Ramming</w:t>
+            </w:r>
+          </w:p>
+        </w:tc>
+        <w:tc>
+          <w:tcPr/>
+          <w:p>
+            <w:pPr>
+              <w:pStyle w:val="Compact"/>
+              <w:jc w:val="left"/>
+            </w:pPr>
+            <w:r>
+              <w:rPr>
+                <w:sz w:val="19"/>
+              </w:rPr>
+              <w:t xml:space="preserve">Close</w:t>
+            </w:r>
+          </w:p>
+        </w:tc>
+        <w:tc>
+          <w:tcPr/>
+          <w:p>
+            <w:pPr>
+              <w:pStyle w:val="Compact"/>
+              <w:jc w:val="left"/>
+            </w:pPr>
+            <w:r>
+              <w:rPr>
+                <w:sz w:val="19"/>
+              </w:rPr>
+              <w:t xml:space="preserve">Heavy to both ships</w:t>
+            </w:r>
+          </w:p>
+        </w:tc>
+        <w:tc>
+          <w:tcPr/>
+          <w:p>
+            <w:pPr>
+              <w:pStyle w:val="Compact"/>
+              <w:jc w:val="left"/>
+            </w:pPr>
+            <w:r>
+              <w:rPr>
+                <w:sz w:val="19"/>
+              </w:rPr>
+              <w:t xml:space="preserve">A desperate measure.</w:t>
+            </w:r>
+          </w:p>
+        </w:tc>
+      </w:tr>
+    </w:tbl>
+    <w:bookmarkEnd w:id="70"/>
+    <w:bookmarkEnd w:id="71"/>
+    <w:bookmarkStart w:id="72" w:name="advancement"/>
     <w:p>
       <w:pPr>
         <w:pStyle w:val="Heading2"/>
@@ -8319,9 +10057,9 @@
         <w:t xml:space="preserve">After a significant mission, the GM may authorize one relevant skill to advance from Untrained to Trained or from Trained to Specialty, or allow revision of an advantage or complication to reflect events. Skills retain the same three training levels after advancement. Advancement follows mission milestones. Attribute and species changes require a separate agreement. General Services characters advance the same way, but only their starting skill is Expert; a skill raised later tops out at Specialty (+3) unless they are commissioned (see Step 3).</w:t>
       </w:r>
     </w:p>
-    <w:bookmarkEnd w:id="69"/>
-    <w:bookmarkEnd w:id="70"/>
-    <w:bookmarkStart w:id="73" w:name="running-missions"/>
+    <w:bookmarkEnd w:id="72"/>
+    <w:bookmarkEnd w:id="73"/>
+    <w:bookmarkStart w:id="76" w:name="running-missions"/>
     <w:p>
       <w:pPr>
         <w:pStyle w:val="Heading1"/>
@@ -8330,7 +10068,7 @@
         <w:t xml:space="preserve">Running missions</w:t>
       </w:r>
     </w:p>
-    <w:bookmarkStart w:id="71" w:name="mission-seeds"/>
+    <w:bookmarkStart w:id="74" w:name="mission-seeds"/>
     <w:p>
       <w:pPr>
         <w:pStyle w:val="Heading2"/>
@@ -10829,8 +12567,8 @@
         <w:t xml:space="preserve">is in the middle of it.</w:t>
       </w:r>
     </w:p>
-    <w:bookmarkEnd w:id="71"/>
-    <w:bookmarkStart w:id="72" w:name="captains-log"/>
+    <w:bookmarkEnd w:id="74"/>
+    <w:bookmarkStart w:id="75" w:name="captains-log"/>
     <w:p>
       <w:pPr>
         <w:pStyle w:val="Heading2"/>
@@ -10965,9 +12703,9 @@
         <w:t xml:space="preserve">The creator’s GM view keeps the log, applies each crew member’s advancement to the GM’s copy, and saves both with the crew file. Players record an approved advancement on their own sheet under Step 3, so their character still passes the checklist.</w:t>
       </w:r>
     </w:p>
-    <w:bookmarkEnd w:id="72"/>
-    <w:bookmarkEnd w:id="73"/>
-    <w:bookmarkStart w:id="80" w:name="ready-made-crew"/>
+    <w:bookmarkEnd w:id="75"/>
+    <w:bookmarkEnd w:id="76"/>
+    <w:bookmarkStart w:id="83" w:name="ready-made-crew"/>
     <w:p>
       <w:pPr>
         <w:pStyle w:val="Heading1"/>
@@ -11000,7 +12738,7 @@
         <w:t xml:space="preserve">to open one and make it your own.</w:t>
       </w:r>
     </w:p>
-    <w:bookmarkStart w:id="74" w:name="thelan-shvari"/>
+    <w:bookmarkStart w:id="77" w:name="thelan-shvari"/>
     <w:p>
       <w:pPr>
         <w:pStyle w:val="Heading2"/>
@@ -11163,8 +12901,8 @@
         <w:t xml:space="preserve">Took Yeoman Rrinn under their wing when Rrinn first came aboard.</w:t>
       </w:r>
     </w:p>
-    <w:bookmarkEnd w:id="74"/>
-    <w:bookmarkStart w:id="75" w:name="sevek"/>
+    <w:bookmarkEnd w:id="77"/>
+    <w:bookmarkStart w:id="78" w:name="sevek"/>
     <w:p>
       <w:pPr>
         <w:pStyle w:val="Heading2"/>
@@ -11327,8 +13065,8 @@
         <w:t xml:space="preserve">Friendly rivals with Lt. Grath: they argue every engineering theory, and both enjoy it.</w:t>
       </w:r>
     </w:p>
-    <w:bookmarkEnd w:id="75"/>
-    <w:bookmarkStart w:id="76" w:name="dr.-vessik"/>
+    <w:bookmarkEnd w:id="78"/>
+    <w:bookmarkStart w:id="79" w:name="dr.-vessik"/>
     <w:p>
       <w:pPr>
         <w:pStyle w:val="Heading2"/>
@@ -11491,8 +13229,8 @@
         <w:t xml:space="preserve">Pulled Lt. Reyes out of a burning shuttle on a survey mission; Reyes has never let the doctor pay for a drink since.</w:t>
       </w:r>
     </w:p>
-    <w:bookmarkEnd w:id="76"/>
-    <w:bookmarkStart w:id="77" w:name="grath"/>
+    <w:bookmarkEnd w:id="79"/>
+    <w:bookmarkStart w:id="80" w:name="grath"/>
     <w:p>
       <w:pPr>
         <w:pStyle w:val="Heading2"/>
@@ -11655,8 +13393,8 @@
         <w:t xml:space="preserve">Off-duty friends with Commander sh’Vari: a weekly game of Andorian chess in which both of them cheat.</w:t>
       </w:r>
     </w:p>
-    <w:bookmarkEnd w:id="77"/>
-    <w:bookmarkStart w:id="78" w:name="marisol-reyes"/>
+    <w:bookmarkEnd w:id="80"/>
+    <w:bookmarkStart w:id="81" w:name="marisol-reyes"/>
     <w:p>
       <w:pPr>
         <w:pStyle w:val="Heading2"/>
@@ -11819,8 +13557,8 @@
         <w:t xml:space="preserve">Owes Dr. Vessik their life after a shuttle crash, and never lets the doctor forget it.</w:t>
       </w:r>
     </w:p>
-    <w:bookmarkEnd w:id="78"/>
-    <w:bookmarkStart w:id="79" w:name="rrinn"/>
+    <w:bookmarkEnd w:id="81"/>
+    <w:bookmarkStart w:id="82" w:name="rrinn"/>
     <w:p>
       <w:pPr>
         <w:pStyle w:val="Heading2"/>
@@ -11983,9 +13721,9 @@
         <w:t xml:space="preserve">Shares a secret with Lt. Sevek from a mission neither of them talks about.</w:t>
       </w:r>
     </w:p>
-    <w:bookmarkEnd w:id="79"/>
-    <w:bookmarkEnd w:id="80"/>
-    <w:bookmarkStart w:id="81" w:name="threats"/>
+    <w:bookmarkEnd w:id="82"/>
+    <w:bookmarkEnd w:id="83"/>
+    <w:bookmarkStart w:id="84" w:name="threats"/>
     <w:p>
       <w:pPr>
         <w:pStyle w:val="Heading1"/>
@@ -13044,8 +14782,8 @@
         <w:t xml:space="preserve">For a tougher version, add +1 to its targets and one box; for a weaker one, subtract. Starships use the ship tracks above: a Klingon battle cruiser has Shields 3, Hull 4, and Phasers 12 for its gunners.</w:t>
       </w:r>
     </w:p>
-    <w:bookmarkEnd w:id="81"/>
-    <w:bookmarkStart w:id="82" w:name="advantages"/>
+    <w:bookmarkEnd w:id="84"/>
+    <w:bookmarkStart w:id="85" w:name="advantages"/>
     <w:p>
       <w:pPr>
         <w:pStyle w:val="Heading1"/>
@@ -13651,8 +15389,8 @@
         </w:tc>
       </w:tr>
     </w:tbl>
-    <w:bookmarkEnd w:id="82"/>
-    <w:bookmarkStart w:id="96" w:name="species-advantages"/>
+    <w:bookmarkEnd w:id="85"/>
+    <w:bookmarkStart w:id="99" w:name="species-advantages"/>
     <w:p>
       <w:pPr>
         <w:pStyle w:val="Heading1"/>
@@ -13717,7 +15455,7 @@
         <w:t xml:space="preserve">A custom species advantage follows the same pattern: a narrow +2 or an ability with agreed limits, paired with a companion complication that has a clear trigger and a real consequence.</w:t>
       </w:r>
     </w:p>
-    <w:bookmarkStart w:id="83" w:name="human"/>
+    <w:bookmarkStart w:id="86" w:name="human"/>
     <w:p>
       <w:pPr>
         <w:pStyle w:val="Heading2"/>
@@ -13930,8 +15668,8 @@
         </w:tc>
       </w:tr>
     </w:tbl>
-    <w:bookmarkEnd w:id="83"/>
-    <w:bookmarkStart w:id="84" w:name="vulcan"/>
+    <w:bookmarkEnd w:id="86"/>
+    <w:bookmarkStart w:id="87" w:name="vulcan"/>
     <w:p>
       <w:pPr>
         <w:pStyle w:val="Heading2"/>
@@ -14206,8 +15944,8 @@
         </w:tc>
       </w:tr>
     </w:tbl>
-    <w:bookmarkEnd w:id="84"/>
-    <w:bookmarkStart w:id="85" w:name="andorian"/>
+    <w:bookmarkEnd w:id="87"/>
+    <w:bookmarkStart w:id="88" w:name="andorian"/>
     <w:p>
       <w:pPr>
         <w:pStyle w:val="Heading2"/>
@@ -14420,8 +16158,8 @@
         </w:tc>
       </w:tr>
     </w:tbl>
-    <w:bookmarkEnd w:id="85"/>
-    <w:bookmarkStart w:id="86" w:name="tellarite"/>
+    <w:bookmarkEnd w:id="88"/>
+    <w:bookmarkStart w:id="89" w:name="tellarite"/>
     <w:p>
       <w:pPr>
         <w:pStyle w:val="Heading2"/>
@@ -14634,8 +16372,8 @@
         </w:tc>
       </w:tr>
     </w:tbl>
-    <w:bookmarkEnd w:id="86"/>
-    <w:bookmarkStart w:id="87" w:name="aenar"/>
+    <w:bookmarkEnd w:id="89"/>
+    <w:bookmarkStart w:id="90" w:name="aenar"/>
     <w:p>
       <w:pPr>
         <w:pStyle w:val="Heading2"/>
@@ -14848,8 +16586,8 @@
         </w:tc>
       </w:tr>
     </w:tbl>
-    <w:bookmarkEnd w:id="87"/>
-    <w:bookmarkStart w:id="88" w:name="illyrian"/>
+    <w:bookmarkEnd w:id="90"/>
+    <w:bookmarkStart w:id="91" w:name="illyrian"/>
     <w:p>
       <w:pPr>
         <w:pStyle w:val="Heading2"/>
@@ -15062,8 +16800,8 @@
         </w:tc>
       </w:tr>
     </w:tbl>
-    <w:bookmarkEnd w:id="88"/>
-    <w:bookmarkStart w:id="89" w:name="lanthanite"/>
+    <w:bookmarkEnd w:id="91"/>
+    <w:bookmarkStart w:id="92" w:name="lanthanite"/>
     <w:p>
       <w:pPr>
         <w:pStyle w:val="Heading2"/>
@@ -15276,8 +17014,8 @@
         </w:tc>
       </w:tr>
     </w:tbl>
-    <w:bookmarkEnd w:id="89"/>
-    <w:bookmarkStart w:id="90" w:name="caitian"/>
+    <w:bookmarkEnd w:id="92"/>
+    <w:bookmarkStart w:id="93" w:name="caitian"/>
     <w:p>
       <w:pPr>
         <w:pStyle w:val="Heading2"/>
@@ -15490,8 +17228,8 @@
         </w:tc>
       </w:tr>
     </w:tbl>
-    <w:bookmarkEnd w:id="90"/>
-    <w:bookmarkStart w:id="91" w:name="aurelian"/>
+    <w:bookmarkEnd w:id="93"/>
+    <w:bookmarkStart w:id="94" w:name="aurelian"/>
     <w:p>
       <w:pPr>
         <w:pStyle w:val="Heading2"/>
@@ -15704,8 +17442,8 @@
         </w:tc>
       </w:tr>
     </w:tbl>
-    <w:bookmarkEnd w:id="91"/>
-    <w:bookmarkStart w:id="92" w:name="orion"/>
+    <w:bookmarkEnd w:id="94"/>
+    <w:bookmarkStart w:id="95" w:name="orion"/>
     <w:p>
       <w:pPr>
         <w:pStyle w:val="Heading2"/>
@@ -15918,8 +17656,8 @@
         </w:tc>
       </w:tr>
     </w:tbl>
-    <w:bookmarkEnd w:id="92"/>
-    <w:bookmarkStart w:id="93" w:name="denobulan"/>
+    <w:bookmarkEnd w:id="95"/>
+    <w:bookmarkStart w:id="96" w:name="denobulan"/>
     <w:p>
       <w:pPr>
         <w:pStyle w:val="Heading2"/>
@@ -16132,8 +17870,8 @@
         </w:tc>
       </w:tr>
     </w:tbl>
-    <w:bookmarkEnd w:id="93"/>
-    <w:bookmarkStart w:id="94" w:name="trill"/>
+    <w:bookmarkEnd w:id="96"/>
+    <w:bookmarkStart w:id="97" w:name="trill"/>
     <w:p>
       <w:pPr>
         <w:pStyle w:val="Heading2"/>
@@ -16354,8 +18092,8 @@
         </w:tc>
       </w:tr>
     </w:tbl>
-    <w:bookmarkEnd w:id="94"/>
-    <w:bookmarkStart w:id="95" w:name="saurian"/>
+    <w:bookmarkEnd w:id="97"/>
+    <w:bookmarkStart w:id="98" w:name="saurian"/>
     <w:p>
       <w:pPr>
         <w:pStyle w:val="Heading2"/>
@@ -16568,9 +18306,9 @@
         </w:tc>
       </w:tr>
     </w:tbl>
-    <w:bookmarkEnd w:id="95"/>
-    <w:bookmarkEnd w:id="96"/>
-    <w:bookmarkStart w:id="105" w:name="making-your-own"/>
+    <w:bookmarkEnd w:id="98"/>
+    <w:bookmarkEnd w:id="99"/>
+    <w:bookmarkStart w:id="108" w:name="making-your-own"/>
     <w:p>
       <w:pPr>
         <w:pStyle w:val="Heading1"/>
@@ -16603,7 +18341,7 @@
         <w:t xml:space="preserve">option at the end of each list, and its checklist holds a custom choice to the same rules as everything else.</w:t>
       </w:r>
     </w:p>
-    <w:bookmarkStart w:id="97" w:name="a-custom-department"/>
+    <w:bookmarkStart w:id="100" w:name="a-custom-department"/>
     <w:p>
       <w:pPr>
         <w:pStyle w:val="Heading2"/>
@@ -16779,8 +18517,8 @@
         <w:t xml:space="preserve">.</w:t>
       </w:r>
     </w:p>
-    <w:bookmarkEnd w:id="97"/>
-    <w:bookmarkStart w:id="104" w:name="a-custom-species"/>
+    <w:bookmarkEnd w:id="100"/>
+    <w:bookmarkStart w:id="107" w:name="a-custom-species"/>
     <w:p>
       <w:pPr>
         <w:pStyle w:val="Heading2"/>
@@ -16797,7 +18535,7 @@
         <w:t xml:space="preserve">Build it with the GM, one step at a time.</w:t>
       </w:r>
     </w:p>
-    <w:bookmarkStart w:id="98" w:name="the-concept"/>
+    <w:bookmarkStart w:id="101" w:name="the-concept"/>
     <w:p>
       <w:pPr>
         <w:pStyle w:val="Heading3"/>
@@ -16814,8 +18552,8 @@
         <w:t xml:space="preserve">Two or three sentences: where they come from, what sets them apart, and how others see them. It should be something the species in this book don’t already cover.</w:t>
       </w:r>
     </w:p>
-    <w:bookmarkEnd w:id="98"/>
-    <w:bookmarkStart w:id="99" w:name="attribute-adjustments"/>
+    <w:bookmarkEnd w:id="101"/>
+    <w:bookmarkStart w:id="102" w:name="attribute-adjustments"/>
     <w:p>
       <w:pPr>
         <w:pStyle w:val="Heading3"/>
@@ -16861,8 +18599,8 @@
         <w:t xml:space="preserve">: a +2 needs a −2 or two −1s. The adjustments move the attribute’s base (+1 starts it at 11) and raise its starting maximum (13 plus the bonus). Most species change two to four attributes.</w:t>
       </w:r>
     </w:p>
-    <w:bookmarkEnd w:id="99"/>
-    <w:bookmarkStart w:id="100" w:name="core-rules"/>
+    <w:bookmarkEnd w:id="102"/>
+    <w:bookmarkStart w:id="103" w:name="core-rules"/>
     <w:p>
       <w:pPr>
         <w:pStyle w:val="Heading3"/>
@@ -16879,8 +18617,8 @@
         <w:t xml:space="preserve">One to three short rules that always apply: what they can do (see in the dark, resist cold, a free Trained skill) and what it costs (a weakness, a people’s distrust, a hazard they can’t abide). A strength with no drawback is worth more than it looks.</w:t>
       </w:r>
     </w:p>
-    <w:bookmarkEnd w:id="100"/>
-    <w:bookmarkStart w:id="101" w:name="species-advantages-1"/>
+    <w:bookmarkEnd w:id="103"/>
+    <w:bookmarkStart w:id="104" w:name="species-advantages-1"/>
     <w:p>
       <w:pPr>
         <w:pStyle w:val="Heading3"/>
@@ -16935,8 +18673,8 @@
         <w:t xml:space="preserve">: a problem the trait causes, with a clear trigger and a real consequence, which earns a Duty point when it bites, like any complication. A character takes one advantage, general or species, so make them distinct choices.</w:t>
       </w:r>
     </w:p>
-    <w:bookmarkEnd w:id="101"/>
-    <w:bookmarkStart w:id="102" w:name="in-the-creator"/>
+    <w:bookmarkEnd w:id="104"/>
+    <w:bookmarkStart w:id="105" w:name="in-the-creator"/>
     <w:p>
       <w:pPr>
         <w:pStyle w:val="Heading3"/>
@@ -17041,8 +18779,8 @@
         <w:t xml:space="preserve">and enter the advantage and its companion complication.</w:t>
       </w:r>
     </w:p>
-    <w:bookmarkEnd w:id="102"/>
-    <w:bookmarkStart w:id="103" w:name="example"/>
+    <w:bookmarkEnd w:id="105"/>
+    <w:bookmarkStart w:id="106" w:name="example"/>
     <w:p>
       <w:pPr>
         <w:pStyle w:val="Heading3"/>
@@ -17147,10 +18885,10 @@
         <w:t xml:space="preserve">: dry, cramped ships wear on you; when it matters, accept the short temper or the mistake.</w:t>
       </w:r>
     </w:p>
-    <w:bookmarkEnd w:id="103"/>
-    <w:bookmarkEnd w:id="104"/>
-    <w:bookmarkEnd w:id="105"/>
-    <w:bookmarkStart w:id="107" w:name="complications"/>
+    <w:bookmarkEnd w:id="106"/>
+    <w:bookmarkEnd w:id="107"/>
+    <w:bookmarkEnd w:id="108"/>
+    <w:bookmarkStart w:id="110" w:name="complications"/>
     <w:p>
       <w:pPr>
         <w:pStyle w:val="Heading1"/>
@@ -17764,7 +19502,7 @@
         </w:tc>
       </w:tr>
     </w:tbl>
-    <w:bookmarkStart w:id="106" w:name="using-and-revising-traits"/>
+    <w:bookmarkStart w:id="109" w:name="using-and-revising-traits"/>
     <w:p>
       <w:pPr>
         <w:pStyle w:val="Heading2"/>
@@ -17781,9 +19519,9 @@
         <w:t xml:space="preserve">General advantages and complications describe individual crew members and can suit any species when appropriate. A Vulcan might choose Mental Discipline as a general advantage; species advantages are the only traits tied to a species. At a mission milestone, revise a trait when events change the character. Custom advantages follow the same narrow +2 benefit; custom complications need a clear trigger and a meaningful, accepted consequence.</w:t>
       </w:r>
     </w:p>
-    <w:bookmarkEnd w:id="106"/>
-    <w:bookmarkEnd w:id="107"/>
-    <w:bookmarkStart w:id="111" w:name="quick-reference"/>
+    <w:bookmarkEnd w:id="109"/>
+    <w:bookmarkEnd w:id="110"/>
+    <w:bookmarkStart w:id="114" w:name="quick-reference"/>
     <w:p>
       <w:pPr>
         <w:pStyle w:val="Heading1"/>
@@ -17792,7 +19530,7 @@
         <w:t xml:space="preserve">Quick reference</w:t>
       </w:r>
     </w:p>
-    <w:bookmarkStart w:id="108" w:name="will-and-mental-resistance"/>
+    <w:bookmarkStart w:id="111" w:name="will-and-mental-resistance"/>
     <w:p>
       <w:pPr>
         <w:pStyle w:val="Heading2"/>
@@ -17825,8 +19563,8 @@
         <w:t xml:space="preserve">Will protects your resolve; Presence influences others. Leadership and Diplomacy still use Presence. Species adjustments may change your starting Will, but mental advantages apply only to their agreed, narrow circumstances.</w:t>
       </w:r>
     </w:p>
-    <w:bookmarkEnd w:id="108"/>
-    <w:bookmarkStart w:id="109" w:name="at-the-table"/>
+    <w:bookmarkEnd w:id="111"/>
+    <w:bookmarkStart w:id="112" w:name="at-the-table"/>
     <w:p>
       <w:pPr>
         <w:pStyle w:val="Heading2"/>
@@ -17895,8 +19633,8 @@
         <w:t xml:space="preserve">Apply the result and describe what changes.</w:t>
       </w:r>
     </w:p>
-    <w:bookmarkEnd w:id="109"/>
-    <w:bookmarkStart w:id="110" w:name="summary"/>
+    <w:bookmarkEnd w:id="112"/>
+    <w:bookmarkStart w:id="113" w:name="summary"/>
     <w:p>
       <w:pPr>
         <w:pStyle w:val="Heading2"/>
@@ -18139,8 +19877,8 @@
         <w:t xml:space="preserve">start each session with two. Spend one to reroll, reduce an injury by one box, or establish a plausible preparation. Earn one when an accepted complication, including a companion complication, creates a meaningful problem.</w:t>
       </w:r>
     </w:p>
-    <w:bookmarkEnd w:id="110"/>
-    <w:bookmarkEnd w:id="111"/>
+    <w:bookmarkEnd w:id="113"/>
+    <w:bookmarkEnd w:id="114"/>
     <w:sectPr/>
   </w:body>
 </w:document>

--- a/uss-pelion/USS_Pelion_Players_Guide.docx
+++ b/uss-pelion/USS_Pelion_Players_Guide.docx
@@ -162,7 +162,7 @@
         <w:pStyle w:val="FirstParagraph"/>
       </w:pPr>
       <w:r>
-        <w:t xml:space="preserve">This revision keeps every rule from the original guide and adds four campaign rules:</w:t>
+        <w:t xml:space="preserve">This revision keeps every rule from the original guide and adds these campaign rules:</w:t>
       </w:r>
     </w:p>
     <w:p>
@@ -239,6 +239,88 @@
       </w:r>
       <w:r>
         <w:t xml:space="preserve">, built with the GM under the same limits.</w:t>
+      </w:r>
+    </w:p>
+    <w:p>
+      <w:pPr>
+        <w:numPr>
+          <w:ilvl w:val="0"/>
+          <w:numId w:val="1001"/>
+        </w:numPr>
+        <w:pStyle w:val="Compact"/>
+      </w:pPr>
+      <w:r>
+        <w:rPr>
+          <w:bCs/>
+          <w:b/>
+        </w:rPr>
+        <w:t xml:space="preserve">Defenses, telling hits and called shots:</w:t>
+      </w:r>
+      <w:r>
+        <w:t xml:space="preserve"> </w:t>
+      </w:r>
+      <w:r>
+        <w:t xml:space="preserve">Parry and Block beside Dodge, and great hits that decide what happens.</w:t>
+      </w:r>
+    </w:p>
+    <w:p>
+      <w:pPr>
+        <w:numPr>
+          <w:ilvl w:val="0"/>
+          <w:numId w:val="1001"/>
+        </w:numPr>
+        <w:pStyle w:val="Compact"/>
+      </w:pPr>
+      <w:r>
+        <w:rPr>
+          <w:bCs/>
+          <w:b/>
+        </w:rPr>
+        <w:t xml:space="preserve">Advancement points</w:t>
+      </w:r>
+      <w:r>
+        <w:t xml:space="preserve">, earned after missions and spent on skills, advantages and attributes.</w:t>
+      </w:r>
+    </w:p>
+    <w:p>
+      <w:pPr>
+        <w:numPr>
+          <w:ilvl w:val="0"/>
+          <w:numId w:val="1001"/>
+        </w:numPr>
+        <w:pStyle w:val="Compact"/>
+      </w:pPr>
+      <w:r>
+        <w:rPr>
+          <w:bCs/>
+          <w:b/>
+        </w:rPr>
+        <w:t xml:space="preserve">Gritty combat</w:t>
+      </w:r>
+      <w:r>
+        <w:t xml:space="preserve">, an optional rule for grievous wounds.</w:t>
+      </w:r>
+    </w:p>
+    <w:p>
+      <w:pPr>
+        <w:numPr>
+          <w:ilvl w:val="0"/>
+          <w:numId w:val="1001"/>
+        </w:numPr>
+        <w:pStyle w:val="Compact"/>
+      </w:pPr>
+      <w:r>
+        <w:rPr>
+          <w:bCs/>
+          <w:b/>
+        </w:rPr>
+        <w:t xml:space="preserve">A battle map</w:t>
+      </w:r>
+      <w:r>
+        <w:t xml:space="preserve"> </w:t>
+      </w:r>
+      <w:r>
+        <w:t xml:space="preserve">in the GM view, for away teams and ship fights.</w:t>
       </w:r>
     </w:p>
     <w:bookmarkEnd w:id="21"/>
@@ -2815,7 +2897,7 @@
         <w:pStyle w:val="FirstParagraph"/>
       </w:pPr>
       <w:r>
-        <w:t xml:space="preserve">Your Dodge is Agility −2, plus your Athletics training bonus: +0 if Untrained, +1 if Trained, or +2 if a Specialty. Begin uninjured, with two Duty points and your assigned equipment. Describe one connection to another crew member.</w:t>
+        <w:t xml:space="preserve">Your Dodge is Agility −2, plus your Athletics training bonus: +0 if Untrained, +1 if Trained, or +2 if a Specialty. Your Parry is Unarmed Combat −3, and your Block Unarmed Combat −2. Begin uninjured, with two Duty points and your assigned equipment. Describe one connection to another crew member.</w:t>
       </w:r>
     </w:p>
     <w:bookmarkStart w:id="35" w:name="top-10-connections-to-a-crewmate"/>
@@ -5206,7 +5288,7 @@
     </w:p>
     <w:bookmarkEnd w:id="48"/>
     <w:bookmarkEnd w:id="49"/>
-    <w:bookmarkStart w:id="58" w:name="personal-combat"/>
+    <w:bookmarkStart w:id="61" w:name="personal-combat"/>
     <w:p>
       <w:pPr>
         <w:pStyle w:val="Heading1"/>
@@ -5247,19 +5329,725 @@
         <w:pStyle w:val="FirstParagraph"/>
       </w:pPr>
       <w:r>
-        <w:t xml:space="preserve">Roll Phasers for a ranged attack or Unarmed Combat for a melee attack. If the attack succeeds, an aware target able to move may attempt Dodge. Dodge is Agility −2, with +1 for Trained Athletics or +2 for Athletics as a Specialty. Untrained Athletics adds nothing. Use the training level, not the final Athletics score. Each target gets one Dodge attempt per round, refreshed at the start of the round. A successful Dodge cancels the hit. Apply physical injury penalties to Dodge.</w:t>
-      </w:r>
-    </w:p>
+        <w:t xml:space="preserve">Roll Phasers for a ranged attack, or Unarmed Combat for fists, grappling and a weapon in hand. If the attack succeeds, an aware target able to move may</w:t>
+      </w:r>
+      <w:r>
+        <w:t xml:space="preserve"> </w:t>
+      </w:r>
+      <w:r>
+        <w:rPr>
+          <w:bCs/>
+          <w:b/>
+        </w:rPr>
+        <w:t xml:space="preserve">defend</w:t>
+      </w:r>
+      <w:r>
+        <w:t xml:space="preserve">: Dodge, Parry or Block. A successful defense cancels the hit. Apply injury penalties to every defense.</w:t>
+      </w:r>
+    </w:p>
+    <w:p>
+      <w:pPr>
+        <w:numPr>
+          <w:ilvl w:val="0"/>
+          <w:numId w:val="1008"/>
+        </w:numPr>
+        <w:pStyle w:val="Compact"/>
+      </w:pPr>
+      <w:r>
+        <w:rPr>
+          <w:bCs/>
+          <w:b/>
+        </w:rPr>
+        <w:t xml:space="preserve">One defense a round.</w:t>
+      </w:r>
+      <w:r>
+        <w:t xml:space="preserve"> </w:t>
+      </w:r>
+      <w:r>
+        <w:t xml:space="preserve">A target gets one defense a round, between its turns, and chooses which when an attack hits. The</w:t>
+      </w:r>
+      <w:r>
+        <w:t xml:space="preserve"> </w:t>
+      </w:r>
+      <w:r>
+        <w:rPr>
+          <w:bCs/>
+          <w:b/>
+        </w:rPr>
+        <w:t xml:space="preserve">Additional Defense</w:t>
+      </w:r>
+      <w:r>
+        <w:t xml:space="preserve"> </w:t>
+      </w:r>
+      <w:r>
+        <w:t xml:space="preserve">advantage gives a second.</w:t>
+      </w:r>
+    </w:p>
+    <w:p>
+      <w:pPr>
+        <w:numPr>
+          <w:ilvl w:val="0"/>
+          <w:numId w:val="1008"/>
+        </w:numPr>
+        <w:pStyle w:val="Compact"/>
+      </w:pPr>
+      <w:r>
+        <w:rPr>
+          <w:bCs/>
+          <w:b/>
+        </w:rPr>
+        <w:t xml:space="preserve">Dodge</w:t>
+      </w:r>
+      <w:r>
+        <w:t xml:space="preserve"> </w:t>
+      </w:r>
+      <w:r>
+        <w:t xml:space="preserve">is Agility −2, with +1 for Trained Athletics or +2 for Athletics as a Specialty or Expert. Untrained Athletics adds nothing; use the training level, not the final Athletics score.</w:t>
+      </w:r>
+    </w:p>
+    <w:p>
+      <w:pPr>
+        <w:numPr>
+          <w:ilvl w:val="0"/>
+          <w:numId w:val="1008"/>
+        </w:numPr>
+        <w:pStyle w:val="Compact"/>
+      </w:pPr>
+      <w:r>
+        <w:rPr>
+          <w:bCs/>
+          <w:b/>
+        </w:rPr>
+        <w:t xml:space="preserve">Parry.</w:t>
+      </w:r>
+      <w:r>
+        <w:t xml:space="preserve"> </w:t>
+      </w:r>
+      <w:r>
+        <w:t xml:space="preserve">Against a weapon in hand or fists, roll Unarmed Combat −3 with a weapon in hand: a d’k tahg, a lirpa, a length of pipe. Bare-handed, Unarmed Combat −3 parries fists only. A second parry in the same round (with Additional Defense) is a further −2. Nobody parries a phaser beam or a disruptor bolt.</w:t>
+      </w:r>
+    </w:p>
+    <w:p>
+      <w:pPr>
+        <w:numPr>
+          <w:ilvl w:val="0"/>
+          <w:numId w:val="1008"/>
+        </w:numPr>
+        <w:pStyle w:val="Compact"/>
+      </w:pPr>
+      <w:r>
+        <w:rPr>
+          <w:bCs/>
+          <w:b/>
+        </w:rPr>
+        <w:t xml:space="preserve">Block.</w:t>
+      </w:r>
+      <w:r>
+        <w:t xml:space="preserve"> </w:t>
+      </w:r>
+      <w:r>
+        <w:t xml:space="preserve">With anything that can stand in for a shield (a chair, a crate lid, a torn-off panel), you can block a weapon in hand, fists or a thrown weapon: roll Unarmed Combat −2. Nothing you can lift blocks an energy weapon. An improvised shield breaks the first time it blocks a hit of 2 or more boxes.</w:t>
+      </w:r>
+    </w:p>
+    <w:p>
+      <w:pPr>
+        <w:numPr>
+          <w:ilvl w:val="0"/>
+          <w:numId w:val="1008"/>
+        </w:numPr>
+        <w:pStyle w:val="Compact"/>
+      </w:pPr>
+      <w:r>
+        <w:rPr>
+          <w:bCs/>
+          <w:b/>
+        </w:rPr>
+        <w:t xml:space="preserve">Attack quality.</w:t>
+      </w:r>
+      <w:r>
+        <w:t xml:space="preserve"> </w:t>
+      </w:r>
+      <w:r>
+        <w:t xml:space="preserve">A clean hit is harder to escape. When an attack succeeds by 3 or 4, the defense is at −1; by 5 or 6, −2; by 7 or more, −3.</w:t>
+      </w:r>
+    </w:p>
+    <w:p>
+      <w:pPr>
+        <w:numPr>
+          <w:ilvl w:val="0"/>
+          <w:numId w:val="1008"/>
+        </w:numPr>
+        <w:pStyle w:val="Compact"/>
+      </w:pPr>
+      <w:r>
+        <w:rPr>
+          <w:bCs/>
+          <w:b/>
+        </w:rPr>
+        <w:t xml:space="preserve">Aim.</w:t>
+      </w:r>
+      <w:r>
+        <w:t xml:space="preserve"> </w:t>
+      </w:r>
+      <w:r>
+        <w:t xml:space="preserve">Spend your action aiming at a target you can see: +1 to your next attack against it.</w:t>
+      </w:r>
+      <w:r>
+        <w:t xml:space="preserve"> </w:t>
+      </w:r>
+      <w:r>
+        <w:rPr>
+          <w:bCs/>
+          <w:b/>
+        </w:rPr>
+        <w:t xml:space="preserve">Careful Marksman</w:t>
+      </w:r>
+      <w:r>
+        <w:t xml:space="preserve"> </w:t>
+      </w:r>
+      <w:r>
+        <w:t xml:space="preserve">adds its +2 to this.</w:t>
+      </w:r>
+    </w:p>
+    <w:p>
+      <w:pPr>
+        <w:pStyle w:val="FirstParagraph"/>
+      </w:pPr>
+      <w:r>
+        <w:t xml:space="preserve">Solid cover blocks a shot. Partial cover imposes −2 on the attack. Other difficult conditions use the normal modifier scale. Weapon effects apply after a hit survives any defense. Success margin does not increase damage: a great hit decides</w:t>
+      </w:r>
+      <w:r>
+        <w:t xml:space="preserve"> </w:t>
+      </w:r>
+      <w:r>
+        <w:rPr>
+          <w:iCs/>
+          <w:i/>
+        </w:rPr>
+        <w:t xml:space="preserve">what</w:t>
+      </w:r>
+      <w:r>
+        <w:t xml:space="preserve"> </w:t>
+      </w:r>
+      <w:r>
+        <w:t xml:space="preserve">happens instead.</w:t>
+      </w:r>
+    </w:p>
+    <w:bookmarkEnd w:id="51"/>
+    <w:bookmarkStart w:id="52" w:name="telling-hits"/>
+    <w:p>
+      <w:pPr>
+        <w:pStyle w:val="Heading2"/>
+      </w:pPr>
+      <w:r>
+        <w:t xml:space="preserve">Telling hits</w:t>
+      </w:r>
+    </w:p>
+    <w:p>
+      <w:pPr>
+        <w:pStyle w:val="FirstParagraph"/>
+      </w:pPr>
+      <w:r>
+        <w:t xml:space="preserve">A really good shot, or a blow that lands exactly where it was meant to, lets the attacker say what it does.</w:t>
+      </w:r>
+    </w:p>
+    <w:p>
+      <w:pPr>
+        <w:numPr>
+          <w:ilvl w:val="0"/>
+          <w:numId w:val="1009"/>
+        </w:numPr>
+        <w:pStyle w:val="Compact"/>
+      </w:pPr>
+      <w:r>
+        <w:rPr>
+          <w:bCs/>
+          <w:b/>
+        </w:rPr>
+        <w:t xml:space="preserve">A telling hit</w:t>
+      </w:r>
+      <w:r>
+        <w:t xml:space="preserve"> </w:t>
+      </w:r>
+      <w:r>
+        <w:t xml:space="preserve">is an attack that succeeds by</w:t>
+      </w:r>
+      <w:r>
+        <w:t xml:space="preserve"> </w:t>
+      </w:r>
+      <w:r>
+        <w:rPr>
+          <w:bCs/>
+          <w:b/>
+        </w:rPr>
+        <w:t xml:space="preserve">5 or more</w:t>
+      </w:r>
+      <w:r>
+        <w:t xml:space="preserve">, or on a natural 3 or 4, and isn’t stopped by a defense. The attacker picks</w:t>
+      </w:r>
+      <w:r>
+        <w:t xml:space="preserve"> </w:t>
+      </w:r>
+      <w:r>
+        <w:rPr>
+          <w:bCs/>
+          <w:b/>
+        </w:rPr>
+        <w:t xml:space="preserve">one effect</w:t>
+      </w:r>
+      <w:r>
+        <w:t xml:space="preserve"> </w:t>
+      </w:r>
+      <w:r>
+        <w:t xml:space="preserve">below and describes it. The weapon still marks its usual boxes.</w:t>
+      </w:r>
+    </w:p>
+    <w:p>
+      <w:pPr>
+        <w:numPr>
+          <w:ilvl w:val="0"/>
+          <w:numId w:val="1009"/>
+        </w:numPr>
+        <w:pStyle w:val="Compact"/>
+      </w:pPr>
+      <w:r>
+        <w:rPr>
+          <w:bCs/>
+          <w:b/>
+        </w:rPr>
+        <w:t xml:space="preserve">A called shot.</w:t>
+      </w:r>
+      <w:r>
+        <w:t xml:space="preserve"> </w:t>
+      </w:r>
+      <w:r>
+        <w:t xml:space="preserve">Before rolling, name the effect you want and take −2 on the attack, or −4 for a small target (a hand, a phaser, a control panel, a power cell). If the attack hits at all, the effect happens, whatever the margin.</w:t>
+      </w:r>
+      <w:r>
+        <w:t xml:space="preserve"> </w:t>
+      </w:r>
+      <w:r>
+        <w:rPr>
+          <w:bCs/>
+          <w:b/>
+        </w:rPr>
+        <w:t xml:space="preserve">Careful Marksman</w:t>
+      </w:r>
+      <w:r>
+        <w:t xml:space="preserve"> </w:t>
+      </w:r>
+      <w:r>
+        <w:t xml:space="preserve">cuts this penalty by 1.</w:t>
+      </w:r>
+    </w:p>
+    <w:p>
+      <w:pPr>
+        <w:numPr>
+          <w:ilvl w:val="0"/>
+          <w:numId w:val="1009"/>
+        </w:numPr>
+        <w:pStyle w:val="Compact"/>
+      </w:pPr>
+      <w:r>
+        <w:rPr>
+          <w:bCs/>
+          <w:b/>
+        </w:rPr>
+        <w:t xml:space="preserve">Phasers on stun</w:t>
+      </w:r>
+      <w:r>
+        <w:t xml:space="preserve"> </w:t>
+      </w:r>
+      <w:r>
+        <w:t xml:space="preserve">land telling hits too. The effect happens whether or not the target resists the stun.</w:t>
+      </w:r>
+    </w:p>
+    <w:p>
+      <w:pPr>
+        <w:numPr>
+          <w:ilvl w:val="0"/>
+          <w:numId w:val="1009"/>
+        </w:numPr>
+        <w:pStyle w:val="Compact"/>
+      </w:pPr>
+      <w:r>
+        <w:rPr>
+          <w:bCs/>
+          <w:b/>
+        </w:rPr>
+        <w:t xml:space="preserve">Both ways.</w:t>
+      </w:r>
+      <w:r>
+        <w:t xml:space="preserve"> </w:t>
+      </w:r>
+      <w:r>
+        <w:t xml:space="preserve">Klingons, pirates and stranger things land telling hits on the crew too.</w:t>
+      </w:r>
+    </w:p>
+    <w:tbl>
+      <w:tblPr>
+        <w:tblStyle w:val="Table"/>
+        <w:tblW w:type="pct" w:w="5000"/>
+        <w:tblLook w:firstRow="1" w:lastRow="0" w:firstColumn="0" w:lastColumn="0" w:noHBand="0" w:noVBand="0" w:val="0020"/>
+        <w:jc w:val="start"/>
+        <w:tblBorders>
+          <w:top w:val="single" w:sz="4" w:color="B8C2D3"/>
+          <w:left w:val="single" w:sz="4" w:color="B8C2D3"/>
+          <w:bottom w:val="single" w:sz="4" w:color="B8C2D3"/>
+          <w:right w:val="single" w:sz="4" w:color="B8C2D3"/>
+          <w:insideH w:val="single" w:sz="4" w:color="B8C2D3"/>
+          <w:insideV w:val="single" w:sz="4" w:color="B8C2D3"/>
+        </w:tblBorders>
+      </w:tblPr>
+      <w:tblGrid>
+        <w:gridCol w:w="3960"/>
+        <w:gridCol w:w="3960"/>
+      </w:tblGrid>
+      <w:tr>
+        <w:trPr>
+          <w:tblHeader w:val="true"/>
+        </w:trPr>
+        <w:tc>
+          <w:tcPr>
+            <w:shd w:val="clear" w:fill="E9EEF6"/>
+          </w:tcPr>
+          <w:p>
+            <w:pPr>
+              <w:pStyle w:val="Compact"/>
+              <w:jc w:val="left"/>
+            </w:pPr>
+            <w:r>
+              <w:rPr>
+                <w:b/>
+                <w:sz w:val="19"/>
+              </w:rPr>
+              <w:t xml:space="preserve">Effect</w:t>
+            </w:r>
+          </w:p>
+        </w:tc>
+        <w:tc>
+          <w:tcPr>
+            <w:shd w:val="clear" w:fill="E9EEF6"/>
+          </w:tcPr>
+          <w:p>
+            <w:pPr>
+              <w:pStyle w:val="Compact"/>
+              <w:jc w:val="left"/>
+            </w:pPr>
+            <w:r>
+              <w:rPr>
+                <w:b/>
+                <w:sz w:val="19"/>
+              </w:rPr>
+              <w:t xml:space="preserve">What happens</w:t>
+            </w:r>
+          </w:p>
+        </w:tc>
+      </w:tr>
+      <w:tr>
+        <w:tc>
+          <w:tcPr/>
+          <w:p>
+            <w:pPr>
+              <w:pStyle w:val="Compact"/>
+              <w:jc w:val="left"/>
+            </w:pPr>
+            <w:r>
+              <w:rPr>
+                <w:b/>
+                <w:sz w:val="19"/>
+              </w:rPr>
+              <w:t xml:space="preserve">Disarm</w:t>
+            </w:r>
+          </w:p>
+        </w:tc>
+        <w:tc>
+          <w:tcPr/>
+          <w:p>
+            <w:pPr>
+              <w:pStyle w:val="Compact"/>
+              <w:jc w:val="left"/>
+            </w:pPr>
+            <w:r>
+              <w:rPr>
+                <w:sz w:val="19"/>
+              </w:rPr>
+              <w:t xml:space="preserve">The weapon or held item drops, or flies a few yards away</w:t>
+            </w:r>
+          </w:p>
+        </w:tc>
+      </w:tr>
+      <w:tr>
+        <w:tc>
+          <w:tcPr/>
+          <w:p>
+            <w:pPr>
+              <w:pStyle w:val="Compact"/>
+              <w:jc w:val="left"/>
+            </w:pPr>
+            <w:r>
+              <w:rPr>
+                <w:b/>
+                <w:sz w:val="19"/>
+              </w:rPr>
+              <w:t xml:space="preserve">Knock down</w:t>
+            </w:r>
+          </w:p>
+        </w:tc>
+        <w:tc>
+          <w:tcPr/>
+          <w:p>
+            <w:pPr>
+              <w:pStyle w:val="Compact"/>
+              <w:jc w:val="left"/>
+            </w:pPr>
+            <w:r>
+              <w:rPr>
+                <w:sz w:val="19"/>
+              </w:rPr>
+              <w:t xml:space="preserve">The target falls prone, or is driven back a few steps</w:t>
+            </w:r>
+          </w:p>
+        </w:tc>
+      </w:tr>
+      <w:tr>
+        <w:tc>
+          <w:tcPr/>
+          <w:p>
+            <w:pPr>
+              <w:pStyle w:val="Compact"/>
+              <w:jc w:val="left"/>
+            </w:pPr>
+            <w:r>
+              <w:rPr>
+                <w:b/>
+                <w:sz w:val="19"/>
+              </w:rPr>
+              <w:t xml:space="preserve">Pin</w:t>
+            </w:r>
+          </w:p>
+        </w:tc>
+        <w:tc>
+          <w:tcPr/>
+          <w:p>
+            <w:pPr>
+              <w:pStyle w:val="Compact"/>
+              <w:jc w:val="left"/>
+            </w:pPr>
+            <w:r>
+              <w:rPr>
+                <w:sz w:val="19"/>
+              </w:rPr>
+              <w:t xml:space="preserve">The target is held, tangled or pinned down: their next action goes to getting free</w:t>
+            </w:r>
+          </w:p>
+        </w:tc>
+      </w:tr>
+      <w:tr>
+        <w:tc>
+          <w:tcPr/>
+          <w:p>
+            <w:pPr>
+              <w:pStyle w:val="Compact"/>
+              <w:jc w:val="left"/>
+            </w:pPr>
+            <w:r>
+              <w:rPr>
+                <w:b/>
+                <w:sz w:val="19"/>
+              </w:rPr>
+              <w:t xml:space="preserve">Rattle</w:t>
+            </w:r>
+          </w:p>
+        </w:tc>
+        <w:tc>
+          <w:tcPr/>
+          <w:p>
+            <w:pPr>
+              <w:pStyle w:val="Compact"/>
+              <w:jc w:val="left"/>
+            </w:pPr>
+            <w:r>
+              <w:rPr>
+                <w:sz w:val="19"/>
+              </w:rPr>
+              <w:t xml:space="preserve">−2 to the target’s next roll</w:t>
+            </w:r>
+          </w:p>
+        </w:tc>
+      </w:tr>
+      <w:tr>
+        <w:tc>
+          <w:tcPr/>
+          <w:p>
+            <w:pPr>
+              <w:pStyle w:val="Compact"/>
+              <w:jc w:val="left"/>
+            </w:pPr>
+            <w:r>
+              <w:rPr>
+                <w:b/>
+                <w:sz w:val="19"/>
+              </w:rPr>
+              <w:t xml:space="preserve">Break gear</w:t>
+            </w:r>
+          </w:p>
+        </w:tc>
+        <w:tc>
+          <w:tcPr/>
+          <w:p>
+            <w:pPr>
+              <w:pStyle w:val="Compact"/>
+              <w:jc w:val="left"/>
+            </w:pPr>
+            <w:r>
+              <w:rPr>
+                <w:sz w:val="19"/>
+              </w:rPr>
+              <w:t xml:space="preserve">A phaser, tricorder, communicator or improvised shield breaks</w:t>
+            </w:r>
+          </w:p>
+        </w:tc>
+      </w:tr>
+      <w:tr>
+        <w:tc>
+          <w:tcPr/>
+          <w:p>
+            <w:pPr>
+              <w:pStyle w:val="Compact"/>
+              <w:jc w:val="left"/>
+            </w:pPr>
+            <w:r>
+              <w:rPr>
+                <w:b/>
+                <w:sz w:val="19"/>
+              </w:rPr>
+              <w:t xml:space="preserve">Open them up</w:t>
+            </w:r>
+          </w:p>
+        </w:tc>
+        <w:tc>
+          <w:tcPr/>
+          <w:p>
+            <w:pPr>
+              <w:pStyle w:val="Compact"/>
+              <w:jc w:val="left"/>
+            </w:pPr>
+            <w:r>
+              <w:rPr>
+                <w:sz w:val="19"/>
+              </w:rPr>
+              <w:t xml:space="preserve">The next attack on this target this round gets +2</w:t>
+            </w:r>
+          </w:p>
+        </w:tc>
+      </w:tr>
+      <w:tr>
+        <w:tc>
+          <w:tcPr/>
+          <w:p>
+            <w:pPr>
+              <w:pStyle w:val="Compact"/>
+              <w:jc w:val="left"/>
+            </w:pPr>
+            <w:r>
+              <w:rPr>
+                <w:b/>
+                <w:sz w:val="19"/>
+              </w:rPr>
+              <w:t xml:space="preserve">Precise</w:t>
+            </w:r>
+          </w:p>
+        </w:tc>
+        <w:tc>
+          <w:tcPr/>
+          <w:p>
+            <w:pPr>
+              <w:pStyle w:val="Compact"/>
+              <w:jc w:val="left"/>
+            </w:pPr>
+            <w:r>
+              <w:rPr>
+                <w:sz w:val="19"/>
+              </w:rPr>
+              <w:t xml:space="preserve">You hit exactly what you aimed at: the control panel, the power coupling, the hand on the trigger</w:t>
+            </w:r>
+          </w:p>
+        </w:tc>
+      </w:tr>
+    </w:tbl>
     <w:p>
       <w:pPr>
         <w:pStyle w:val="BodyText"/>
       </w:pPr>
       <w:r>
-        <w:t xml:space="preserve">Solid cover blocks a shot. Partial cover imposes −2 on the attack. Other difficult conditions use the normal modifier scale. Weapon effects apply after a hit survives any Dodge. Success margin does not increase damage under these rules.</w:t>
-      </w:r>
-    </w:p>
-    <w:bookmarkEnd w:id="51"/>
-    <w:bookmarkStart w:id="52" w:name="range"/>
+        <w:rPr>
+          <w:bCs/>
+          <w:b/>
+        </w:rPr>
+        <w:t xml:space="preserve">Limits.</w:t>
+      </w:r>
+      <w:r>
+        <w:t xml:space="preserve"> </w:t>
+      </w:r>
+      <w:r>
+        <w:t xml:space="preserve">A telling hit never adds boxes and never gets past a defense. The effect has to make sense: nobody disarms a Gorn of its claws, and the GM can rule an effect out. Opponents who drop from one hit are already down, so a telling hit against them sets up what comes next.</w:t>
+      </w:r>
+    </w:p>
+    <w:p>
+      <w:pPr>
+        <w:pStyle w:val="BodyText"/>
+      </w:pPr>
+      <w:r>
+        <w:rPr>
+          <w:bCs/>
+          <w:b/>
+        </w:rPr>
+        <w:t xml:space="preserve">Staying alive.</w:t>
+      </w:r>
+      <w:r>
+        <w:t xml:space="preserve"> </w:t>
+      </w:r>
+      <w:r>
+        <w:t xml:space="preserve">A crew member on the receiving end can shrug off a telling hit’s effect with</w:t>
+      </w:r>
+      <w:r>
+        <w:t xml:space="preserve"> </w:t>
+      </w:r>
+      <w:r>
+        <w:rPr>
+          <w:bCs/>
+          <w:b/>
+        </w:rPr>
+        <w:t xml:space="preserve">Hard to put down</w:t>
+      </w:r>
+      <w:r>
+        <w:t xml:space="preserve"> </w:t>
+      </w:r>
+      <w:r>
+        <w:t xml:space="preserve">(once per fight) or by spending a Duty point. Either way, they still take the boxes.</w:t>
+      </w:r>
+    </w:p>
+    <w:p>
+      <w:pPr>
+        <w:pStyle w:val="BodyText"/>
+      </w:pPr>
+      <w:r>
+        <w:rPr>
+          <w:iCs/>
+          <w:i/>
+        </w:rPr>
+        <w:t xml:space="preserve">Example:</w:t>
+      </w:r>
+      <w:r>
+        <w:t xml:space="preserve"> </w:t>
+      </w:r>
+      <w:r>
+        <w:t xml:space="preserve">a Klingon warrior slashes at Lt. Reyes with a d’k tahg and succeeds by 5. Reyes hasn’t defended yet this round: Dodge 12, −2 for the clean hit, needs a 10 or less. Bare-handed, Reyes can’t parry a blade, so Reyes dodges. When the second Klingon swings before Reyes’s next turn, there’s no defense left, unless Reyes has Additional Defense.</w:t>
+      </w:r>
+    </w:p>
+    <w:bookmarkEnd w:id="52"/>
+    <w:bookmarkStart w:id="53" w:name="range"/>
     <w:p>
       <w:pPr>
         <w:pStyle w:val="Heading2"/>
@@ -5617,8 +6405,8 @@
         <w:t xml:space="preserve">, shown in the weapons table. Attacks within it take no penalty. One band beyond it is −2, two bands beyond is −4, and anything farther is out of range. Melee weapons and fists reach only someone next to you. Your move each turn covers the Close band; give up your action to run and you cover Short.</w:t>
       </w:r>
     </w:p>
-    <w:bookmarkEnd w:id="52"/>
-    <w:bookmarkStart w:id="54" w:name="injury"/>
+    <w:bookmarkEnd w:id="53"/>
+    <w:bookmarkStart w:id="56" w:name="injury"/>
     <w:p>
       <w:pPr>
         <w:pStyle w:val="Heading2"/>
@@ -5907,7 +6695,7 @@
         <w:t xml:space="preserve">A normal damaging hit marks one box. A powerful attack can mark two, and a killing weapon marks three (see Weapons and damage). Injury penalties replace each other rather than stacking. They apply to movement, attacks, Dodge, and other tasks the injury physically hinders. The GM announces especially lethal hazards before resolution where possible.</w:t>
       </w:r>
     </w:p>
-    <w:bookmarkStart w:id="53" w:name="dying-and-death"/>
+    <w:bookmarkStart w:id="54" w:name="dying-and-death"/>
     <w:p>
       <w:pPr>
         <w:pStyle w:val="Heading3"/>
@@ -5928,7 +6716,7 @@
       <w:pPr>
         <w:numPr>
           <w:ilvl w:val="0"/>
-          <w:numId w:val="1008"/>
+          <w:numId w:val="1010"/>
         </w:numPr>
         <w:pStyle w:val="Compact"/>
       </w:pPr>
@@ -5963,7 +6751,7 @@
       <w:pPr>
         <w:numPr>
           <w:ilvl w:val="0"/>
-          <w:numId w:val="1008"/>
+          <w:numId w:val="1010"/>
         </w:numPr>
         <w:pStyle w:val="Compact"/>
       </w:pPr>
@@ -5985,7 +6773,7 @@
       <w:pPr>
         <w:numPr>
           <w:ilvl w:val="0"/>
-          <w:numId w:val="1008"/>
+          <w:numId w:val="1010"/>
         </w:numPr>
         <w:pStyle w:val="Compact"/>
       </w:pPr>
@@ -6011,15 +6799,14 @@
         <w:t xml:space="preserve">Your protection is avoiding the hit: Dodge, cover, and a Duty point, which reduces a kill shot from three boxes to two, leaving you Seriously wounded but on your feet.</w:t>
       </w:r>
     </w:p>
-    <w:bookmarkEnd w:id="53"/>
     <w:bookmarkEnd w:id="54"/>
-    <w:bookmarkStart w:id="55" w:name="weapons-and-damage"/>
-    <w:p>
-      <w:pPr>
-        <w:pStyle w:val="Heading2"/>
-      </w:pPr>
-      <w:r>
-        <w:t xml:space="preserve">Weapons and damage</w:t>
+    <w:bookmarkStart w:id="55" w:name="optional-rule-gritty-combat"/>
+    <w:p>
+      <w:pPr>
+        <w:pStyle w:val="Heading3"/>
+      </w:pPr>
+      <w:r>
+        <w:t xml:space="preserve">Optional rule: gritty combat</w:t>
       </w:r>
     </w:p>
     <w:p>
@@ -6027,7 +6814,7 @@
         <w:pStyle w:val="FirstParagraph"/>
       </w:pPr>
       <w:r>
-        <w:t xml:space="preserve">How many boxes a hit marks depends on the</w:t>
+        <w:t xml:space="preserve">For a harder, bloodier game, the GM can turn on</w:t>
       </w:r>
       <w:r>
         <w:t xml:space="preserve"> </w:t>
@@ -6037,10 +6824,168 @@
           <w:bCs/>
           <w:b/>
         </w:rPr>
-        <w:t xml:space="preserve">weapon</w:t>
-      </w:r>
-      <w:r>
-        <w:t xml:space="preserve">, not on how well the attack roll succeeded. Apply it only after the hit survives any Dodge. This list sorts common weapons into one-box, two-box and killing (three-box) categories; the GM places anything else by comparison.</w:t>
+        <w:t xml:space="preserve">gritty combat</w:t>
+      </w:r>
+      <w:r>
+        <w:t xml:space="preserve"> </w:t>
+      </w:r>
+      <w:r>
+        <w:t xml:space="preserve">for the campaign (the creator has a switch on the Condition card and in the GM view). The rest of the rules stay the same.</w:t>
+      </w:r>
+    </w:p>
+    <w:p>
+      <w:pPr>
+        <w:pStyle w:val="BodyText"/>
+      </w:pPr>
+      <w:r>
+        <w:rPr>
+          <w:bCs/>
+          <w:b/>
+        </w:rPr>
+        <w:t xml:space="preserve">Grievous hits.</w:t>
+      </w:r>
+      <w:r>
+        <w:t xml:space="preserve"> </w:t>
+      </w:r>
+      <w:r>
+        <w:t xml:space="preserve">A hit that marks</w:t>
+      </w:r>
+      <w:r>
+        <w:t xml:space="preserve"> </w:t>
+      </w:r>
+      <w:r>
+        <w:rPr>
+          <w:bCs/>
+          <w:b/>
+        </w:rPr>
+        <w:t xml:space="preserve">2 or more boxes</w:t>
+      </w:r>
+      <w:r>
+        <w:t xml:space="preserve"> </w:t>
+      </w:r>
+      <w:r>
+        <w:t xml:space="preserve">is</w:t>
+      </w:r>
+      <w:r>
+        <w:t xml:space="preserve"> </w:t>
+      </w:r>
+      <w:r>
+        <w:rPr>
+          <w:bCs/>
+          <w:b/>
+        </w:rPr>
+        <w:t xml:space="preserve">grievous</w:t>
+      </w:r>
+      <w:r>
+        <w:t xml:space="preserve"> </w:t>
+      </w:r>
+      <w:r>
+        <w:t xml:space="preserve">when the attack succeeded by</w:t>
+      </w:r>
+      <w:r>
+        <w:t xml:space="preserve"> </w:t>
+      </w:r>
+      <w:r>
+        <w:rPr>
+          <w:bCs/>
+          <w:b/>
+        </w:rPr>
+        <w:t xml:space="preserve">7 or more</w:t>
+      </w:r>
+      <w:r>
+        <w:t xml:space="preserve">, rolled a</w:t>
+      </w:r>
+      <w:r>
+        <w:t xml:space="preserve"> </w:t>
+      </w:r>
+      <w:r>
+        <w:rPr>
+          <w:bCs/>
+          <w:b/>
+        </w:rPr>
+        <w:t xml:space="preserve">natural 3 or 4</w:t>
+      </w:r>
+      <w:r>
+        <w:t xml:space="preserve">, or left the target</w:t>
+      </w:r>
+      <w:r>
+        <w:t xml:space="preserve"> </w:t>
+      </w:r>
+      <w:r>
+        <w:rPr>
+          <w:bCs/>
+          <w:b/>
+        </w:rPr>
+        <w:t xml:space="preserve">Dying</w:t>
+      </w:r>
+      <w:r>
+        <w:t xml:space="preserve">.</w:t>
+      </w:r>
+    </w:p>
+    <w:p>
+      <w:pPr>
+        <w:numPr>
+          <w:ilvl w:val="0"/>
+          <w:numId w:val="1011"/>
+        </w:numPr>
+        <w:pStyle w:val="Compact"/>
+      </w:pPr>
+      <w:r>
+        <w:rPr>
+          <w:bCs/>
+          <w:b/>
+        </w:rPr>
+        <w:t xml:space="preserve">A crew member</w:t>
+      </w:r>
+      <w:r>
+        <w:t xml:space="preserve"> </w:t>
+      </w:r>
+      <w:r>
+        <w:t xml:space="preserve">rolls 3d6 on the table below and suffers the result on top of the boxes.</w:t>
+      </w:r>
+    </w:p>
+    <w:p>
+      <w:pPr>
+        <w:numPr>
+          <w:ilvl w:val="0"/>
+          <w:numId w:val="1011"/>
+        </w:numPr>
+        <w:pStyle w:val="Compact"/>
+      </w:pPr>
+      <w:r>
+        <w:rPr>
+          <w:bCs/>
+          <w:b/>
+        </w:rPr>
+        <w:t xml:space="preserve">An opponent</w:t>
+      </w:r>
+      <w:r>
+        <w:t xml:space="preserve"> </w:t>
+      </w:r>
+      <w:r>
+        <w:t xml:space="preserve">is simply taken out: no roll, no boxes to count. Describe how, or let the GM view roll a description.</w:t>
+      </w:r>
+    </w:p>
+    <w:p>
+      <w:pPr>
+        <w:numPr>
+          <w:ilvl w:val="0"/>
+          <w:numId w:val="1011"/>
+        </w:numPr>
+        <w:pStyle w:val="Compact"/>
+      </w:pPr>
+      <w:r>
+        <w:rPr>
+          <w:bCs/>
+          <w:b/>
+        </w:rPr>
+        <w:t xml:space="preserve">With a telling hit,</w:t>
+      </w:r>
+      <w:r>
+        <w:t xml:space="preserve"> </w:t>
+      </w:r>
+      <w:r>
+        <w:t xml:space="preserve">the attacker also chooses which limb.</w:t>
       </w:r>
     </w:p>
     <w:tbl>
@@ -6082,7 +7027,7 @@
                 <w:b/>
                 <w:sz w:val="19"/>
               </w:rPr>
-              <w:t xml:space="preserve">Weapon</w:t>
+              <w:t xml:space="preserve">3d6</w:t>
             </w:r>
           </w:p>
         </w:tc>
@@ -6100,7 +7045,7 @@
                 <w:b/>
                 <w:sz w:val="19"/>
               </w:rPr>
-              <w:t xml:space="preserve">Range</w:t>
+              <w:t xml:space="preserve">Grievous wound</w:t>
             </w:r>
           </w:p>
         </w:tc>
@@ -6118,7 +7063,7 @@
                 <w:b/>
                 <w:sz w:val="19"/>
               </w:rPr>
-              <w:t xml:space="preserve">Boxes on a hit</w:t>
+              <w:t xml:space="preserve">Effect</w:t>
             </w:r>
           </w:p>
         </w:tc>
@@ -6136,6 +7081,610 @@
                 <w:b/>
                 <w:sz w:val="19"/>
               </w:rPr>
+              <w:t xml:space="preserve">Heals</w:t>
+            </w:r>
+          </w:p>
+        </w:tc>
+      </w:tr>
+      <w:tr>
+        <w:tc>
+          <w:tcPr/>
+          <w:p>
+            <w:pPr>
+              <w:pStyle w:val="Compact"/>
+              <w:jc w:val="left"/>
+            </w:pPr>
+            <w:r>
+              <w:rPr>
+                <w:b/>
+                <w:sz w:val="19"/>
+              </w:rPr>
+              <w:t xml:space="preserve">3–4</w:t>
+            </w:r>
+          </w:p>
+        </w:tc>
+        <w:tc>
+          <w:tcPr/>
+          <w:p>
+            <w:pPr>
+              <w:pStyle w:val="Compact"/>
+              <w:jc w:val="left"/>
+            </w:pPr>
+            <w:r>
+              <w:rPr>
+                <w:sz w:val="19"/>
+              </w:rPr>
+              <w:t xml:space="preserve">Lost limb</w:t>
+            </w:r>
+          </w:p>
+        </w:tc>
+        <w:tc>
+          <w:tcPr/>
+          <w:p>
+            <w:pPr>
+              <w:pStyle w:val="Compact"/>
+              <w:jc w:val="left"/>
+            </w:pPr>
+            <w:r>
+              <w:rPr>
+                <w:sz w:val="19"/>
+              </w:rPr>
+              <w:t xml:space="preserve">A hand, an arm or a leg is gone; the GM says which. −4 to tasks that need it, or impossible. Dying unless someone stops the bleeding.</w:t>
+            </w:r>
+          </w:p>
+        </w:tc>
+        <w:tc>
+          <w:tcPr/>
+          <w:p>
+            <w:pPr>
+              <w:pStyle w:val="Compact"/>
+              <w:jc w:val="left"/>
+            </w:pPr>
+            <w:r>
+              <w:rPr>
+                <w:sz w:val="19"/>
+              </w:rPr>
+              <w:t xml:space="preserve">Never: a complication (a prosthetic, at a starbase)</w:t>
+            </w:r>
+          </w:p>
+        </w:tc>
+      </w:tr>
+      <w:tr>
+        <w:tc>
+          <w:tcPr/>
+          <w:p>
+            <w:pPr>
+              <w:pStyle w:val="Compact"/>
+              <w:jc w:val="left"/>
+            </w:pPr>
+            <w:r>
+              <w:rPr>
+                <w:b/>
+                <w:sz w:val="19"/>
+              </w:rPr>
+              <w:t xml:space="preserve">5–6</w:t>
+            </w:r>
+          </w:p>
+        </w:tc>
+        <w:tc>
+          <w:tcPr/>
+          <w:p>
+            <w:pPr>
+              <w:pStyle w:val="Compact"/>
+              <w:jc w:val="left"/>
+            </w:pPr>
+            <w:r>
+              <w:rPr>
+                <w:sz w:val="19"/>
+              </w:rPr>
+              <w:t xml:space="preserve">Lost eye</w:t>
+            </w:r>
+          </w:p>
+        </w:tc>
+        <w:tc>
+          <w:tcPr/>
+          <w:p>
+            <w:pPr>
+              <w:pStyle w:val="Compact"/>
+              <w:jc w:val="left"/>
+            </w:pPr>
+            <w:r>
+              <w:rPr>
+                <w:sz w:val="19"/>
+              </w:rPr>
+              <w:t xml:space="preserve">−2 to Phasers and to spotting things.</w:t>
+            </w:r>
+          </w:p>
+        </w:tc>
+        <w:tc>
+          <w:tcPr/>
+          <w:p>
+            <w:pPr>
+              <w:pStyle w:val="Compact"/>
+              <w:jc w:val="left"/>
+            </w:pPr>
+            <w:r>
+              <w:rPr>
+                <w:sz w:val="19"/>
+              </w:rPr>
+              <w:t xml:space="preserve">Never: a complication</w:t>
+            </w:r>
+          </w:p>
+        </w:tc>
+      </w:tr>
+      <w:tr>
+        <w:tc>
+          <w:tcPr/>
+          <w:p>
+            <w:pPr>
+              <w:pStyle w:val="Compact"/>
+              <w:jc w:val="left"/>
+            </w:pPr>
+            <w:r>
+              <w:rPr>
+                <w:b/>
+                <w:sz w:val="19"/>
+              </w:rPr>
+              <w:t xml:space="preserve">7–9</w:t>
+            </w:r>
+          </w:p>
+        </w:tc>
+        <w:tc>
+          <w:tcPr/>
+          <w:p>
+            <w:pPr>
+              <w:pStyle w:val="Compact"/>
+              <w:jc w:val="left"/>
+            </w:pPr>
+            <w:r>
+              <w:rPr>
+                <w:sz w:val="19"/>
+              </w:rPr>
+              <w:t xml:space="preserve">Broken bone</w:t>
+            </w:r>
+          </w:p>
+        </w:tc>
+        <w:tc>
+          <w:tcPr/>
+          <w:p>
+            <w:pPr>
+              <w:pStyle w:val="Compact"/>
+              <w:jc w:val="left"/>
+            </w:pPr>
+            <w:r>
+              <w:rPr>
+                <w:sz w:val="19"/>
+              </w:rPr>
+              <w:t xml:space="preserve">The limb is useless until a bone-knitter sets it in sickbay.</w:t>
+            </w:r>
+          </w:p>
+        </w:tc>
+        <w:tc>
+          <w:tcPr/>
+          <w:p>
+            <w:pPr>
+              <w:pStyle w:val="Compact"/>
+              <w:jc w:val="left"/>
+            </w:pPr>
+            <w:r>
+              <w:rPr>
+                <w:sz w:val="19"/>
+              </w:rPr>
+              <w:t xml:space="preserve">A day in sickbay; several weeks without</w:t>
+            </w:r>
+          </w:p>
+        </w:tc>
+      </w:tr>
+      <w:tr>
+        <w:tc>
+          <w:tcPr/>
+          <w:p>
+            <w:pPr>
+              <w:pStyle w:val="Compact"/>
+              <w:jc w:val="left"/>
+            </w:pPr>
+            <w:r>
+              <w:rPr>
+                <w:b/>
+                <w:sz w:val="19"/>
+              </w:rPr>
+              <w:t xml:space="preserve">10–12</w:t>
+            </w:r>
+          </w:p>
+        </w:tc>
+        <w:tc>
+          <w:tcPr/>
+          <w:p>
+            <w:pPr>
+              <w:pStyle w:val="Compact"/>
+              <w:jc w:val="left"/>
+            </w:pPr>
+            <w:r>
+              <w:rPr>
+                <w:sz w:val="19"/>
+              </w:rPr>
+              <w:t xml:space="preserve">Torn muscle</w:t>
+            </w:r>
+          </w:p>
+        </w:tc>
+        <w:tc>
+          <w:tcPr/>
+          <w:p>
+            <w:pPr>
+              <w:pStyle w:val="Compact"/>
+              <w:jc w:val="left"/>
+            </w:pPr>
+            <w:r>
+              <w:rPr>
+                <w:sz w:val="19"/>
+              </w:rPr>
+              <w:t xml:space="preserve">−1 to physical tasks.</w:t>
+            </w:r>
+          </w:p>
+        </w:tc>
+        <w:tc>
+          <w:tcPr/>
+          <w:p>
+            <w:pPr>
+              <w:pStyle w:val="Compact"/>
+              <w:jc w:val="left"/>
+            </w:pPr>
+            <w:r>
+              <w:rPr>
+                <w:sz w:val="19"/>
+              </w:rPr>
+              <w:t xml:space="preserve">A few days with sickbay care; several weeks without</w:t>
+            </w:r>
+          </w:p>
+        </w:tc>
+      </w:tr>
+      <w:tr>
+        <w:tc>
+          <w:tcPr/>
+          <w:p>
+            <w:pPr>
+              <w:pStyle w:val="Compact"/>
+              <w:jc w:val="left"/>
+            </w:pPr>
+            <w:r>
+              <w:rPr>
+                <w:b/>
+                <w:sz w:val="19"/>
+              </w:rPr>
+              <w:t xml:space="preserve">13–15</w:t>
+            </w:r>
+          </w:p>
+        </w:tc>
+        <w:tc>
+          <w:tcPr/>
+          <w:p>
+            <w:pPr>
+              <w:pStyle w:val="Compact"/>
+              <w:jc w:val="left"/>
+            </w:pPr>
+            <w:r>
+              <w:rPr>
+                <w:sz w:val="19"/>
+              </w:rPr>
+              <w:t xml:space="preserve">Concussion</w:t>
+            </w:r>
+          </w:p>
+        </w:tc>
+        <w:tc>
+          <w:tcPr/>
+          <w:p>
+            <w:pPr>
+              <w:pStyle w:val="Compact"/>
+              <w:jc w:val="left"/>
+            </w:pPr>
+            <w:r>
+              <w:rPr>
+                <w:sz w:val="19"/>
+              </w:rPr>
+              <w:t xml:space="preserve">Stunned, and −2 to thinking tasks for the scene.</w:t>
+            </w:r>
+          </w:p>
+        </w:tc>
+        <w:tc>
+          <w:tcPr/>
+          <w:p>
+            <w:pPr>
+              <w:pStyle w:val="Compact"/>
+              <w:jc w:val="left"/>
+            </w:pPr>
+            <w:r>
+              <w:rPr>
+                <w:sz w:val="19"/>
+              </w:rPr>
+              <w:t xml:space="preserve">After the scene</w:t>
+            </w:r>
+          </w:p>
+        </w:tc>
+      </w:tr>
+      <w:tr>
+        <w:tc>
+          <w:tcPr/>
+          <w:p>
+            <w:pPr>
+              <w:pStyle w:val="Compact"/>
+              <w:jc w:val="left"/>
+            </w:pPr>
+            <w:r>
+              <w:rPr>
+                <w:b/>
+                <w:sz w:val="19"/>
+              </w:rPr>
+              <w:t xml:space="preserve">16–18</w:t>
+            </w:r>
+          </w:p>
+        </w:tc>
+        <w:tc>
+          <w:tcPr/>
+          <w:p>
+            <w:pPr>
+              <w:pStyle w:val="Compact"/>
+              <w:jc w:val="left"/>
+            </w:pPr>
+            <w:r>
+              <w:rPr>
+                <w:sz w:val="19"/>
+              </w:rPr>
+              <w:t xml:space="preserve">Internal injury or severe burns</w:t>
+            </w:r>
+          </w:p>
+        </w:tc>
+        <w:tc>
+          <w:tcPr/>
+          <w:p>
+            <w:pPr>
+              <w:pStyle w:val="Compact"/>
+              <w:jc w:val="left"/>
+            </w:pPr>
+            <w:r>
+              <w:rPr>
+                <w:sz w:val="19"/>
+              </w:rPr>
+              <w:t xml:space="preserve">Dying even with boxes to spare; it needs sickbay.</w:t>
+            </w:r>
+          </w:p>
+        </w:tc>
+        <w:tc>
+          <w:tcPr/>
+          <w:p>
+            <w:pPr>
+              <w:pStyle w:val="Compact"/>
+              <w:jc w:val="left"/>
+            </w:pPr>
+            <w:r>
+              <w:rPr>
+                <w:sz w:val="19"/>
+              </w:rPr>
+              <w:t xml:space="preserve">A week after sickbay</w:t>
+            </w:r>
+          </w:p>
+        </w:tc>
+      </w:tr>
+    </w:tbl>
+    <w:p>
+      <w:pPr>
+        <w:numPr>
+          <w:ilvl w:val="0"/>
+          <w:numId w:val="1012"/>
+        </w:numPr>
+        <w:pStyle w:val="Compact"/>
+      </w:pPr>
+      <w:r>
+        <w:rPr>
+          <w:bCs/>
+          <w:b/>
+        </w:rPr>
+        <w:t xml:space="preserve">Duty points.</w:t>
+      </w:r>
+      <w:r>
+        <w:t xml:space="preserve"> </w:t>
+      </w:r>
+      <w:r>
+        <w:t xml:space="preserve">Spend a Duty point to</w:t>
+      </w:r>
+      <w:r>
+        <w:t xml:space="preserve"> </w:t>
+      </w:r>
+      <w:r>
+        <w:rPr>
+          <w:bCs/>
+          <w:b/>
+        </w:rPr>
+        <w:t xml:space="preserve">downgrade</w:t>
+      </w:r>
+      <w:r>
+        <w:t xml:space="preserve"> </w:t>
+      </w:r>
+      <w:r>
+        <w:t xml:space="preserve">a grievous wound one step: a lost limb becomes a broken bone, a lost eye a concussion, a broken bone or an internal injury a torn muscle, and a torn muscle or a concussion nothing lasting.</w:t>
+      </w:r>
+    </w:p>
+    <w:p>
+      <w:pPr>
+        <w:numPr>
+          <w:ilvl w:val="0"/>
+          <w:numId w:val="1012"/>
+        </w:numPr>
+        <w:pStyle w:val="Compact"/>
+      </w:pPr>
+      <w:r>
+        <w:rPr>
+          <w:bCs/>
+          <w:b/>
+        </w:rPr>
+        <w:t xml:space="preserve">A limb for a life.</w:t>
+      </w:r>
+      <w:r>
+        <w:t xml:space="preserve"> </w:t>
+      </w:r>
+      <w:r>
+        <w:t xml:space="preserve">Once a fight, a crew member who would be left Dying or killed can</w:t>
+      </w:r>
+      <w:r>
+        <w:t xml:space="preserve"> </w:t>
+      </w:r>
+      <w:r>
+        <w:rPr>
+          <w:bCs/>
+          <w:b/>
+        </w:rPr>
+        <w:t xml:space="preserve">lose a limb, or the use of one</w:t>
+      </w:r>
+      <w:r>
+        <w:t xml:space="preserve">, instead. They live, Incapacitated but stable, and the limb becomes a complication. It replaces any grievous wound from the same hit.</w:t>
+      </w:r>
+    </w:p>
+    <w:p>
+      <w:pPr>
+        <w:numPr>
+          <w:ilvl w:val="0"/>
+          <w:numId w:val="1012"/>
+        </w:numPr>
+        <w:pStyle w:val="Compact"/>
+      </w:pPr>
+      <w:r>
+        <w:rPr>
+          <w:bCs/>
+          <w:b/>
+        </w:rPr>
+        <w:t xml:space="preserve">Healing.</w:t>
+      </w:r>
+      <w:r>
+        <w:t xml:space="preserve"> </w:t>
+      </w:r>
+      <w:r>
+        <w:t xml:space="preserve">Grievous wounds heal on their own clock, whatever the boxes say. A lost limb or a lost eye never heals on its own.</w:t>
+      </w:r>
+    </w:p>
+    <w:bookmarkEnd w:id="55"/>
+    <w:bookmarkEnd w:id="56"/>
+    <w:bookmarkStart w:id="57" w:name="weapons-and-damage"/>
+    <w:p>
+      <w:pPr>
+        <w:pStyle w:val="Heading2"/>
+      </w:pPr>
+      <w:r>
+        <w:t xml:space="preserve">Weapons and damage</w:t>
+      </w:r>
+    </w:p>
+    <w:p>
+      <w:pPr>
+        <w:pStyle w:val="FirstParagraph"/>
+      </w:pPr>
+      <w:r>
+        <w:t xml:space="preserve">How many boxes a hit marks depends on the</w:t>
+      </w:r>
+      <w:r>
+        <w:t xml:space="preserve"> </w:t>
+      </w:r>
+      <w:r>
+        <w:rPr>
+          <w:bCs/>
+          <w:b/>
+        </w:rPr>
+        <w:t xml:space="preserve">weapon</w:t>
+      </w:r>
+      <w:r>
+        <w:t xml:space="preserve">, not on how well the attack roll succeeded. Apply it only after the hit survives any defense. This list sorts common weapons into one-box, two-box and killing (three-box) categories; the GM places anything else by comparison.</w:t>
+      </w:r>
+    </w:p>
+    <w:tbl>
+      <w:tblPr>
+        <w:tblStyle w:val="Table"/>
+        <w:tblW w:type="pct" w:w="5000"/>
+        <w:tblLook w:firstRow="1" w:lastRow="0" w:firstColumn="0" w:lastColumn="0" w:noHBand="0" w:noVBand="0" w:val="0020"/>
+        <w:jc w:val="start"/>
+        <w:tblBorders>
+          <w:top w:val="single" w:sz="4" w:color="B8C2D3"/>
+          <w:left w:val="single" w:sz="4" w:color="B8C2D3"/>
+          <w:bottom w:val="single" w:sz="4" w:color="B8C2D3"/>
+          <w:right w:val="single" w:sz="4" w:color="B8C2D3"/>
+          <w:insideH w:val="single" w:sz="4" w:color="B8C2D3"/>
+          <w:insideV w:val="single" w:sz="4" w:color="B8C2D3"/>
+        </w:tblBorders>
+      </w:tblPr>
+      <w:tblGrid>
+        <w:gridCol w:w="1980"/>
+        <w:gridCol w:w="1980"/>
+        <w:gridCol w:w="1980"/>
+        <w:gridCol w:w="1980"/>
+      </w:tblGrid>
+      <w:tr>
+        <w:trPr>
+          <w:tblHeader w:val="true"/>
+        </w:trPr>
+        <w:tc>
+          <w:tcPr>
+            <w:shd w:val="clear" w:fill="E9EEF6"/>
+          </w:tcPr>
+          <w:p>
+            <w:pPr>
+              <w:pStyle w:val="Compact"/>
+              <w:jc w:val="left"/>
+            </w:pPr>
+            <w:r>
+              <w:rPr>
+                <w:b/>
+                <w:sz w:val="19"/>
+              </w:rPr>
+              <w:t xml:space="preserve">Weapon</w:t>
+            </w:r>
+          </w:p>
+        </w:tc>
+        <w:tc>
+          <w:tcPr>
+            <w:shd w:val="clear" w:fill="E9EEF6"/>
+          </w:tcPr>
+          <w:p>
+            <w:pPr>
+              <w:pStyle w:val="Compact"/>
+              <w:jc w:val="left"/>
+            </w:pPr>
+            <w:r>
+              <w:rPr>
+                <w:b/>
+                <w:sz w:val="19"/>
+              </w:rPr>
+              <w:t xml:space="preserve">Range</w:t>
+            </w:r>
+          </w:p>
+        </w:tc>
+        <w:tc>
+          <w:tcPr>
+            <w:shd w:val="clear" w:fill="E9EEF6"/>
+          </w:tcPr>
+          <w:p>
+            <w:pPr>
+              <w:pStyle w:val="Compact"/>
+              <w:jc w:val="left"/>
+            </w:pPr>
+            <w:r>
+              <w:rPr>
+                <w:b/>
+                <w:sz w:val="19"/>
+              </w:rPr>
+              <w:t xml:space="preserve">Boxes on a hit</w:t>
+            </w:r>
+          </w:p>
+        </w:tc>
+        <w:tc>
+          <w:tcPr>
+            <w:shd w:val="clear" w:fill="E9EEF6"/>
+          </w:tcPr>
+          <w:p>
+            <w:pPr>
+              <w:pStyle w:val="Compact"/>
+              <w:jc w:val="left"/>
+            </w:pPr>
+            <w:r>
+              <w:rPr>
+                <w:b/>
+                <w:sz w:val="19"/>
+              </w:rPr>
               <w:t xml:space="preserve">What the injury looks like</w:t>
             </w:r>
           </w:p>
@@ -6861,8 +8410,8 @@
         <w:t xml:space="preserve">To take someone down without hurting them, use a phaser on stun, a grapple, or the Vulcan nerve pinch rather than a weapon from this list.</w:t>
       </w:r>
     </w:p>
-    <w:bookmarkEnd w:id="55"/>
-    <w:bookmarkStart w:id="56" w:name="phaser-settings"/>
+    <w:bookmarkEnd w:id="57"/>
+    <w:bookmarkStart w:id="58" w:name="phaser-settings"/>
     <w:p>
       <w:pPr>
         <w:pStyle w:val="Heading2"/>
@@ -7039,8 +8588,8 @@
         <w:t xml:space="preserve">Declare the setting before firing. Stun effects do not stack; a later failed resistance roll still incapacitates the target. Unarmed strikes normally mark one box. A grapple uses an opposed Unarmed Combat contest; winning restrains the target while the hold is maintained. Escape uses an action and a new contest.</w:t>
       </w:r>
     </w:p>
-    <w:bookmarkEnd w:id="56"/>
-    <w:bookmarkStart w:id="57" w:name="phaser-power"/>
+    <w:bookmarkEnd w:id="58"/>
+    <w:bookmarkStart w:id="59" w:name="phaser-power"/>
     <w:p>
       <w:pPr>
         <w:pStyle w:val="Heading2"/>
@@ -7448,7 +8997,7 @@
       <w:pPr>
         <w:numPr>
           <w:ilvl w:val="0"/>
-          <w:numId w:val="1009"/>
+          <w:numId w:val="1013"/>
         </w:numPr>
         <w:pStyle w:val="Compact"/>
       </w:pPr>
@@ -7470,7 +9019,7 @@
       <w:pPr>
         <w:numPr>
           <w:ilvl w:val="0"/>
-          <w:numId w:val="1009"/>
+          <w:numId w:val="1013"/>
         </w:numPr>
         <w:pStyle w:val="Compact"/>
       </w:pPr>
@@ -7505,7 +9054,7 @@
       <w:pPr>
         <w:numPr>
           <w:ilvl w:val="0"/>
-          <w:numId w:val="1009"/>
+          <w:numId w:val="1013"/>
         </w:numPr>
         <w:pStyle w:val="Compact"/>
       </w:pPr>
@@ -7523,15 +9072,14 @@
         <w:t xml:space="preserve">A phaser with at least 4 power left can be set to overload: it whines for a round and explodes at the end of the next round, as an explosion (1 box to everyone nearby, 2 at the centre). The phaser is destroyed.</w:t>
       </w:r>
     </w:p>
-    <w:bookmarkEnd w:id="57"/>
-    <w:bookmarkEnd w:id="58"/>
-    <w:bookmarkStart w:id="66" w:name="medical-care"/>
-    <w:p>
-      <w:pPr>
-        <w:pStyle w:val="Heading1"/>
-      </w:pPr>
-      <w:r>
-        <w:t xml:space="preserve">Medical care</w:t>
+    <w:bookmarkEnd w:id="59"/>
+    <w:bookmarkStart w:id="60" w:name="the-battle-map"/>
+    <w:p>
+      <w:pPr>
+        <w:pStyle w:val="Heading2"/>
+      </w:pPr>
+      <w:r>
+        <w:t xml:space="preserve">The battle map</w:t>
       </w:r>
     </w:p>
     <w:p>
@@ -7539,94 +9087,7 @@
         <w:pStyle w:val="FirstParagraph"/>
       </w:pPr>
       <w:r>
-        <w:t xml:space="preserve">Starfleet physicians in 2268 have advanced diagnostic scanners, potent pharmaceuticals, portable emergency equipment, and sophisticated sickbay facilities. Familiar injuries often respond quickly to treatment. Severe trauma, incompatible biology, missing supplies, and unidentified conditions still challenge an experienced doctor. The treatment values below are campaign rules inspired by the series, rather than numerical rules stated in canon.</w:t>
-      </w:r>
-    </w:p>
-    <w:bookmarkStart w:id="59" w:name="diagnosis-and-stabilization"/>
-    <w:p>
-      <w:pPr>
-        <w:pStyle w:val="Heading2"/>
-      </w:pPr>
-      <w:r>
-        <w:t xml:space="preserve">Diagnosis and stabilization</w:t>
-      </w:r>
-    </w:p>
-    <w:p>
-      <w:pPr>
-        <w:pStyle w:val="FirstParagraph"/>
-      </w:pPr>
-      <w:r>
-        <w:t xml:space="preserve">A medical scanner identifies ordinary injuries automatically. Roll Medicine when the diagnosis is uncertain, physiology is unfamiliar, or an urgent treatment decision has meaningful consequences. Routine established treatments also succeed automatically when qualified staff have sufficient time and facilities.</w:t>
-      </w:r>
-    </w:p>
-    <w:p>
-      <w:pPr>
-        <w:pStyle w:val="BodyText"/>
-      </w:pPr>
-      <w:r>
-        <w:t xml:space="preserve">Emergency stabilization takes one action and a successful Medicine roll with a medical kit. It prevents deterioration from the treated injury while the patient is protected from further harm, and it ends Dying. Stabilization alone removes no injury boxes. A patient at three boxes remains incapacitated until treatment clears a box.</w:t>
-      </w:r>
-    </w:p>
-    <w:bookmarkEnd w:id="59"/>
-    <w:bookmarkStart w:id="60" w:name="field-treatment"/>
-    <w:p>
-      <w:pPr>
-        <w:pStyle w:val="Heading2"/>
-      </w:pPr>
-      <w:r>
-        <w:t xml:space="preserve">Field treatment</w:t>
-      </w:r>
-    </w:p>
-    <w:p>
-      <w:pPr>
-        <w:pStyle w:val="FirstParagraph"/>
-      </w:pPr>
-      <w:r>
-        <w:t xml:space="preserve">With a medical kit and several uninterrupted minutes, successful Medicine removes one injury box. Success by 5 or more removes two. Each injury receives one field-treatment attempt, even if that attempt fails; further attempts require changed circumstances such as better equipment, new diagnostic information, or access to sickbay. New injuries can receive their own treatment, but cannot justify treating an old injury repeatedly.</w:t>
-      </w:r>
-    </w:p>
-    <w:bookmarkEnd w:id="60"/>
-    <w:bookmarkStart w:id="61" w:name="sickbay-treatment"/>
-    <w:p>
-      <w:pPr>
-        <w:pStyle w:val="Heading2"/>
-      </w:pPr>
-      <w:r>
-        <w:t xml:space="preserve">Sickbay treatment</w:t>
-      </w:r>
-    </w:p>
-    <w:p>
-      <w:pPr>
-        <w:pStyle w:val="FirstParagraph"/>
-      </w:pPr>
-      <w:r>
-        <w:t xml:space="preserve">A functioning, equipped sickbay grants +2 to Medicine for diagnosis and treatment. A successful treatment removes two injury boxes; success by 5 or more removes three. Allow the time the procedure requires rather than completing surgery in one combat action. Sickbay care can follow field treatment. Do not repeat an unsuccessful procedure without a meaningful change in the situation.</w:t>
-      </w:r>
-    </w:p>
-    <w:p>
-      <w:pPr>
-        <w:pStyle w:val="BodyText"/>
-      </w:pPr>
-      <w:r>
-        <w:t xml:space="preserve">Removing injury boxes removes their associated penalties, but major organ damage, severe burns, and complex internal trauma can still require a procedure and recovery period set by the GM. The physician determines whether the patient is fit for duty. Pain suppression does not itself heal an injury. Stun normally wears off at the end of the scene; prolonged unconsciousness requires assessment.</w:t>
-      </w:r>
-    </w:p>
-    <w:bookmarkEnd w:id="61"/>
-    <w:bookmarkStart w:id="62" w:name="natural-recovery"/>
-    <w:p>
-      <w:pPr>
-        <w:pStyle w:val="Heading2"/>
-      </w:pPr>
-      <w:r>
-        <w:t xml:space="preserve">Natural recovery</w:t>
-      </w:r>
-    </w:p>
-    <w:p>
-      <w:pPr>
-        <w:pStyle w:val="FirstParagraph"/>
-      </w:pPr>
-      <w:r>
-        <w:t xml:space="preserve">Injuries also heal with time. Each</w:t>
+        <w:t xml:space="preserve">The GM view of the creator has a</w:t>
       </w:r>
       <w:r>
         <w:t xml:space="preserve"> </w:t>
@@ -7636,20 +9097,48 @@
           <w:bCs/>
           <w:b/>
         </w:rPr>
-        <w:t xml:space="preserve">full day of rest</w:t>
-      </w:r>
-      <w:r>
-        <w:t xml:space="preserve"> </w:t>
-      </w:r>
-      <w:r>
-        <w:t xml:space="preserve">clears one injury box. Rest means light duty at most: no combat, no away missions, nothing strenuous. A day spent working hard or fighting clears nothing.</w:t>
+        <w:t xml:space="preserve">battle map</w:t>
+      </w:r>
+      <w:r>
+        <w:t xml:space="preserve"> </w:t>
+      </w:r>
+      <w:r>
+        <w:t xml:space="preserve">for fights where it helps to see who is where. It is a tool, not a rule: everything on it follows the rules in this guide, and a fight without it works the same way. Open</w:t>
+      </w:r>
+      <w:r>
+        <w:t xml:space="preserve"> </w:t>
+      </w:r>
+      <w:r>
+        <w:rPr>
+          <w:bCs/>
+          <w:b/>
+        </w:rPr>
+        <w:t xml:space="preserve">How to use the map</w:t>
+      </w:r>
+      <w:r>
+        <w:t xml:space="preserve"> </w:t>
+      </w:r>
+      <w:r>
+        <w:t xml:space="preserve">on the map itself for the buttons, step by step.</w:t>
+      </w:r>
+    </w:p>
+    <w:p>
+      <w:pPr>
+        <w:pStyle w:val="BodyText"/>
+      </w:pPr>
+      <w:r>
+        <w:rPr>
+          <w:bCs/>
+          <w:b/>
+        </w:rPr>
+        <w:t xml:space="preserve">Three kinds of map.</w:t>
       </w:r>
     </w:p>
     <w:p>
       <w:pPr>
         <w:numPr>
           <w:ilvl w:val="0"/>
-          <w:numId w:val="1010"/>
+          <w:numId w:val="1014"/>
         </w:numPr>
         <w:pStyle w:val="Compact"/>
       </w:pPr>
@@ -7658,20 +9147,33 @@
           <w:bCs/>
           <w:b/>
         </w:rPr>
-        <w:t xml:space="preserve">At three boxes, rest alone clears nothing.</w:t>
-      </w:r>
-      <w:r>
-        <w:t xml:space="preserve"> </w:t>
-      </w:r>
-      <w:r>
-        <w:t xml:space="preserve">An Incapacitated patient needs treatment (field care or sickbay) to clear the first box; after that, rest takes over.</w:t>
+        <w:t xml:space="preserve">A hex map</w:t>
+      </w:r>
+      <w:r>
+        <w:t xml:space="preserve"> </w:t>
+      </w:r>
+      <w:r>
+        <w:t xml:space="preserve">for an away team’s fight where position matters: cover, doorways, who can reach whom. The GM chooses what one hex is: 1 yard inside a ship, 5 or 10 yards on a city street, 50 on open ground, or a number of kilometres for ships in space. Dragging a token or measuring shows the distance and its</w:t>
+      </w:r>
+      <w:r>
+        <w:t xml:space="preserve"> </w:t>
+      </w:r>
+      <w:r>
+        <w:rPr>
+          <w:bCs/>
+          <w:b/>
+        </w:rPr>
+        <w:t xml:space="preserve">range band</w:t>
+      </w:r>
+      <w:r>
+        <w:t xml:space="preserve">, so the GM can read the penalty from the Range tables.</w:t>
       </w:r>
     </w:p>
     <w:p>
       <w:pPr>
         <w:numPr>
           <w:ilvl w:val="0"/>
-          <w:numId w:val="1010"/>
+          <w:numId w:val="1014"/>
         </w:numPr>
         <w:pStyle w:val="Compact"/>
       </w:pPr>
@@ -7680,20 +9182,52 @@
           <w:bCs/>
           <w:b/>
         </w:rPr>
-        <w:t xml:space="preserve">Rest and medicine combine.</w:t>
-      </w:r>
-      <w:r>
-        <w:t xml:space="preserve"> </w:t>
-      </w:r>
-      <w:r>
-        <w:t xml:space="preserve">Treatment clears boxes immediately; rest clears what remains, one box a day.</w:t>
+        <w:t xml:space="preserve">A ship fight</w:t>
+      </w:r>
+      <w:r>
+        <w:t xml:space="preserve"> </w:t>
+      </w:r>
+      <w:r>
+        <w:t xml:space="preserve">on a range track: a lane for the Pelion and one for each space range band, from under 10 km to a light-second. When the helms make their contest, the GM moves the enemy a lane in or out.</w:t>
+      </w:r>
+      <w:r>
+        <w:t xml:space="preserve"> </w:t>
+      </w:r>
+      <w:r>
+        <w:rPr>
+          <w:bCs/>
+          <w:b/>
+        </w:rPr>
+        <w:t xml:space="preserve">Add the Pelion</w:t>
+      </w:r>
+      <w:r>
+        <w:t xml:space="preserve"> </w:t>
+      </w:r>
+      <w:r>
+        <w:t xml:space="preserve">places the ship, linked to its Shields, Hull and systems: marking a box on the map marks it on the ship’s tracks, and the other way round. Enemy ships come from the</w:t>
+      </w:r>
+      <w:r>
+        <w:t xml:space="preserve"> </w:t>
+      </w:r>
+      <w:r>
+        <w:rPr>
+          <w:iCs/>
+          <w:i/>
+        </w:rPr>
+        <w:t xml:space="preserve">Enemy ships</w:t>
+      </w:r>
+      <w:r>
+        <w:t xml:space="preserve"> </w:t>
+      </w:r>
+      <w:r>
+        <w:t xml:space="preserve">table with their Hull boxes.</w:t>
       </w:r>
     </w:p>
     <w:p>
       <w:pPr>
         <w:numPr>
           <w:ilvl w:val="0"/>
-          <w:numId w:val="1010"/>
+          <w:numId w:val="1014"/>
         </w:numPr>
         <w:pStyle w:val="Compact"/>
       </w:pPr>
@@ -7702,6 +9236,412 @@
           <w:bCs/>
           <w:b/>
         </w:rPr>
+        <w:t xml:space="preserve">A range track</w:t>
+      </w:r>
+      <w:r>
+        <w:t xml:space="preserve"> </w:t>
+      </w:r>
+      <w:r>
+        <w:t xml:space="preserve">for an away team’s chase or a running fight where only distance matters.</w:t>
+      </w:r>
+    </w:p>
+    <w:p>
+      <w:pPr>
+        <w:pStyle w:val="FirstParagraph"/>
+      </w:pPr>
+      <w:r>
+        <w:rPr>
+          <w:bCs/>
+          <w:b/>
+        </w:rPr>
+        <w:t xml:space="preserve">Tokens.</w:t>
+      </w:r>
+      <w:r>
+        <w:t xml:space="preserve"> </w:t>
+      </w:r>
+      <w:r>
+        <w:t xml:space="preserve">The GM places the crew with one button. Their tokens stay linked to the officers in the GM view: marking Injury, Dying, Stunned or a Duty point on a token marks it on the officer, and the other way round. Opponents come from the Threats table with their boxes filled in. Their pips fill as they are hurt, and a token whose boxes are all marked is taken out.</w:t>
+      </w:r>
+    </w:p>
+    <w:p>
+      <w:pPr>
+        <w:pStyle w:val="BodyText"/>
+      </w:pPr>
+      <w:r>
+        <w:rPr>
+          <w:bCs/>
+          <w:b/>
+        </w:rPr>
+        <w:t xml:space="preserve">Keeping a map.</w:t>
+      </w:r>
+      <w:r>
+        <w:t xml:space="preserve"> </w:t>
+      </w:r>
+      <w:r>
+        <w:t xml:space="preserve">The map stays in the GM’s browser.</w:t>
+      </w:r>
+      <w:r>
+        <w:t xml:space="preserve"> </w:t>
+      </w:r>
+      <w:r>
+        <w:rPr>
+          <w:bCs/>
+          <w:b/>
+        </w:rPr>
+        <w:t xml:space="preserve">Save map to file</w:t>
+      </w:r>
+      <w:r>
+        <w:t xml:space="preserve"> </w:t>
+      </w:r>
+      <w:r>
+        <w:t xml:space="preserve">keeps every map, its picture and tokens in one file, to prepare a fight ahead of time or share it with another GM.</w:t>
+      </w:r>
+    </w:p>
+    <w:bookmarkEnd w:id="60"/>
+    <w:bookmarkEnd w:id="61"/>
+    <w:bookmarkStart w:id="69" w:name="medical-care"/>
+    <w:p>
+      <w:pPr>
+        <w:pStyle w:val="Heading1"/>
+      </w:pPr>
+      <w:r>
+        <w:t xml:space="preserve">Medical care</w:t>
+      </w:r>
+    </w:p>
+    <w:p>
+      <w:pPr>
+        <w:pStyle w:val="FirstParagraph"/>
+      </w:pPr>
+      <w:r>
+        <w:t xml:space="preserve">Starfleet physicians in 2268 have advanced diagnostic scanners, potent pharmaceuticals, portable emergency equipment, and sophisticated sickbay facilities. Familiar injuries often respond quickly to treatment. Severe trauma, incompatible biology, missing supplies, and unidentified conditions still challenge an experienced doctor. The treatment values below are campaign rules inspired by the series, rather than numerical rules stated in canon.</w:t>
+      </w:r>
+    </w:p>
+    <w:bookmarkStart w:id="62" w:name="diagnosis-and-stabilization"/>
+    <w:p>
+      <w:pPr>
+        <w:pStyle w:val="Heading2"/>
+      </w:pPr>
+      <w:r>
+        <w:t xml:space="preserve">Diagnosis and stabilization</w:t>
+      </w:r>
+    </w:p>
+    <w:p>
+      <w:pPr>
+        <w:pStyle w:val="FirstParagraph"/>
+      </w:pPr>
+      <w:r>
+        <w:t xml:space="preserve">A medical scanner identifies ordinary injuries automatically. Roll Medicine when the diagnosis is uncertain, physiology is unfamiliar, or an urgent treatment decision has meaningful consequences. Routine established treatments also succeed automatically when qualified staff have sufficient time and facilities.</w:t>
+      </w:r>
+    </w:p>
+    <w:p>
+      <w:pPr>
+        <w:pStyle w:val="BodyText"/>
+      </w:pPr>
+      <w:r>
+        <w:t xml:space="preserve">Emergency stabilization takes one action and a successful Medicine roll with a medical kit. It prevents deterioration from the treated injury while the patient is protected from further harm, and it ends Dying. Stabilization alone removes no injury boxes. A patient at three boxes remains incapacitated until treatment clears a box.</w:t>
+      </w:r>
+    </w:p>
+    <w:bookmarkEnd w:id="62"/>
+    <w:bookmarkStart w:id="63" w:name="field-treatment"/>
+    <w:p>
+      <w:pPr>
+        <w:pStyle w:val="Heading2"/>
+      </w:pPr>
+      <w:r>
+        <w:t xml:space="preserve">Field treatment</w:t>
+      </w:r>
+    </w:p>
+    <w:p>
+      <w:pPr>
+        <w:pStyle w:val="FirstParagraph"/>
+      </w:pPr>
+      <w:r>
+        <w:t xml:space="preserve">With a medical kit and several uninterrupted minutes, successful Medicine removes one injury box. Success by 5 or more removes two. Each injury receives one field-treatment attempt, even if that attempt fails; further attempts require changed circumstances such as better equipment, new diagnostic information, or access to sickbay. New injuries can receive their own treatment, but cannot justify treating an old injury repeatedly.</w:t>
+      </w:r>
+    </w:p>
+    <w:bookmarkEnd w:id="63"/>
+    <w:bookmarkStart w:id="64" w:name="sickbay-treatment"/>
+    <w:p>
+      <w:pPr>
+        <w:pStyle w:val="Heading2"/>
+      </w:pPr>
+      <w:r>
+        <w:t xml:space="preserve">Sickbay treatment</w:t>
+      </w:r>
+    </w:p>
+    <w:p>
+      <w:pPr>
+        <w:pStyle w:val="FirstParagraph"/>
+      </w:pPr>
+      <w:r>
+        <w:t xml:space="preserve">A functioning, equipped sickbay grants +2 to Medicine for diagnosis and treatment. A successful treatment removes two injury boxes; success by 5 or more removes three. Allow the time the procedure requires rather than completing surgery in one combat action. Sickbay care can follow field treatment. Do not repeat an unsuccessful procedure without a meaningful change in the situation.</w:t>
+      </w:r>
+    </w:p>
+    <w:p>
+      <w:pPr>
+        <w:pStyle w:val="BodyText"/>
+      </w:pPr>
+      <w:r>
+        <w:t xml:space="preserve">Removing injury boxes removes their associated penalties, but major organ damage, severe burns, and complex internal trauma can still require a procedure and recovery period set by the GM. The physician determines whether the patient is fit for duty. Pain suppression does not itself heal an injury. Stun normally wears off at the end of the scene; prolonged unconsciousness requires assessment.</w:t>
+      </w:r>
+    </w:p>
+    <w:bookmarkEnd w:id="64"/>
+    <w:bookmarkStart w:id="65" w:name="natural-recovery"/>
+    <w:p>
+      <w:pPr>
+        <w:pStyle w:val="Heading2"/>
+      </w:pPr>
+      <w:r>
+        <w:t xml:space="preserve">Natural recovery</w:t>
+      </w:r>
+    </w:p>
+    <w:p>
+      <w:pPr>
+        <w:pStyle w:val="FirstParagraph"/>
+      </w:pPr>
+      <w:r>
+        <w:t xml:space="preserve">Injuries also heal with time. Rest clears injury one box at a time, and the worse you’re hurt, the longer each box takes. Rest means light duty at most: no combat, no away missions, nothing strenuous. A day spent working hard or fighting clears nothing.</w:t>
+      </w:r>
+    </w:p>
+    <w:tbl>
+      <w:tblPr>
+        <w:tblStyle w:val="Table"/>
+        <w:tblW w:type="auto" w:w="0"/>
+        <w:tblLook w:firstRow="1" w:lastRow="0" w:firstColumn="0" w:lastColumn="0" w:noHBand="0" w:noVBand="0" w:val="0020"/>
+        <w:jc w:val="start"/>
+        <w:tblBorders>
+          <w:top w:val="single" w:sz="4" w:color="B8C2D3"/>
+          <w:left w:val="single" w:sz="4" w:color="B8C2D3"/>
+          <w:bottom w:val="single" w:sz="4" w:color="B8C2D3"/>
+          <w:right w:val="single" w:sz="4" w:color="B8C2D3"/>
+          <w:insideH w:val="single" w:sz="4" w:color="B8C2D3"/>
+          <w:insideV w:val="single" w:sz="4" w:color="B8C2D3"/>
+        </w:tblBorders>
+      </w:tblPr>
+      <w:tblGrid>
+        <w:gridCol w:w="3960"/>
+        <w:gridCol w:w="3960"/>
+      </w:tblGrid>
+      <w:tr>
+        <w:trPr>
+          <w:tblHeader w:val="true"/>
+        </w:trPr>
+        <w:tc>
+          <w:tcPr>
+            <w:shd w:val="clear" w:fill="E9EEF6"/>
+          </w:tcPr>
+          <w:p>
+            <w:pPr>
+              <w:pStyle w:val="Compact"/>
+              <w:jc w:val="left"/>
+            </w:pPr>
+            <w:r>
+              <w:rPr>
+                <w:b/>
+                <w:sz w:val="19"/>
+              </w:rPr>
+              <w:t xml:space="preserve">Boxes marked</w:t>
+            </w:r>
+          </w:p>
+        </w:tc>
+        <w:tc>
+          <w:tcPr>
+            <w:shd w:val="clear" w:fill="E9EEF6"/>
+          </w:tcPr>
+          <w:p>
+            <w:pPr>
+              <w:pStyle w:val="Compact"/>
+              <w:jc w:val="left"/>
+            </w:pPr>
+            <w:r>
+              <w:rPr>
+                <w:b/>
+                <w:sz w:val="19"/>
+              </w:rPr>
+              <w:t xml:space="preserve">Rest to clear one box</w:t>
+            </w:r>
+          </w:p>
+        </w:tc>
+      </w:tr>
+      <w:tr>
+        <w:tc>
+          <w:tcPr/>
+          <w:p>
+            <w:pPr>
+              <w:pStyle w:val="Compact"/>
+              <w:jc w:val="left"/>
+            </w:pPr>
+            <w:r>
+              <w:rPr>
+                <w:b/>
+                <w:sz w:val="19"/>
+              </w:rPr>
+              <w:t xml:space="preserve">1</w:t>
+            </w:r>
+          </w:p>
+        </w:tc>
+        <w:tc>
+          <w:tcPr/>
+          <w:p>
+            <w:pPr>
+              <w:pStyle w:val="Compact"/>
+              <w:jc w:val="left"/>
+            </w:pPr>
+            <w:r>
+              <w:rPr>
+                <w:sz w:val="19"/>
+              </w:rPr>
+              <w:t xml:space="preserve">A full day</w:t>
+            </w:r>
+          </w:p>
+        </w:tc>
+      </w:tr>
+      <w:tr>
+        <w:tc>
+          <w:tcPr/>
+          <w:p>
+            <w:pPr>
+              <w:pStyle w:val="Compact"/>
+              <w:jc w:val="left"/>
+            </w:pPr>
+            <w:r>
+              <w:rPr>
+                <w:b/>
+                <w:sz w:val="19"/>
+              </w:rPr>
+              <w:t xml:space="preserve">2</w:t>
+            </w:r>
+          </w:p>
+        </w:tc>
+        <w:tc>
+          <w:tcPr/>
+          <w:p>
+            <w:pPr>
+              <w:pStyle w:val="Compact"/>
+              <w:jc w:val="left"/>
+            </w:pPr>
+            <w:r>
+              <w:rPr>
+                <w:sz w:val="19"/>
+              </w:rPr>
+              <w:t xml:space="preserve">At least three days</w:t>
+            </w:r>
+          </w:p>
+        </w:tc>
+      </w:tr>
+      <w:tr>
+        <w:tc>
+          <w:tcPr/>
+          <w:p>
+            <w:pPr>
+              <w:pStyle w:val="Compact"/>
+              <w:jc w:val="left"/>
+            </w:pPr>
+            <w:r>
+              <w:rPr>
+                <w:b/>
+                <w:sz w:val="19"/>
+              </w:rPr>
+              <w:t xml:space="preserve">3</w:t>
+            </w:r>
+          </w:p>
+        </w:tc>
+        <w:tc>
+          <w:tcPr/>
+          <w:p>
+            <w:pPr>
+              <w:pStyle w:val="Compact"/>
+              <w:jc w:val="left"/>
+            </w:pPr>
+            <w:r>
+              <w:rPr>
+                <w:sz w:val="19"/>
+              </w:rPr>
+              <w:t xml:space="preserve">A week, and only once treated</w:t>
+            </w:r>
+          </w:p>
+        </w:tc>
+      </w:tr>
+    </w:tbl>
+    <w:p>
+      <w:pPr>
+        <w:numPr>
+          <w:ilvl w:val="0"/>
+          <w:numId w:val="1015"/>
+        </w:numPr>
+        <w:pStyle w:val="Compact"/>
+      </w:pPr>
+      <w:r>
+        <w:rPr>
+          <w:bCs/>
+          <w:b/>
+        </w:rPr>
+        <w:t xml:space="preserve">At three boxes, rest alone clears nothing.</w:t>
+      </w:r>
+      <w:r>
+        <w:t xml:space="preserve"> </w:t>
+      </w:r>
+      <w:r>
+        <w:t xml:space="preserve">An Incapacitated patient needs stabilizing or treatment (field care or sickbay) first; after that, a week of rest clears the first box.</w:t>
+      </w:r>
+    </w:p>
+    <w:p>
+      <w:pPr>
+        <w:numPr>
+          <w:ilvl w:val="0"/>
+          <w:numId w:val="1015"/>
+        </w:numPr>
+        <w:pStyle w:val="Compact"/>
+      </w:pPr>
+      <w:r>
+        <w:rPr>
+          <w:bCs/>
+          <w:b/>
+        </w:rPr>
+        <w:t xml:space="preserve">The times add up.</w:t>
+      </w:r>
+      <w:r>
+        <w:t xml:space="preserve"> </w:t>
+      </w:r>
+      <w:r>
+        <w:t xml:space="preserve">From three boxes, rest alone takes about a week and a half to heal completely: a week, then three days, then a day.</w:t>
+      </w:r>
+    </w:p>
+    <w:p>
+      <w:pPr>
+        <w:numPr>
+          <w:ilvl w:val="0"/>
+          <w:numId w:val="1015"/>
+        </w:numPr>
+        <w:pStyle w:val="Compact"/>
+      </w:pPr>
+      <w:r>
+        <w:rPr>
+          <w:bCs/>
+          <w:b/>
+        </w:rPr>
+        <w:t xml:space="preserve">Rest and medicine combine.</w:t>
+      </w:r>
+      <w:r>
+        <w:t xml:space="preserve"> </w:t>
+      </w:r>
+      <w:r>
+        <w:t xml:space="preserve">Treatment clears boxes immediately; rest clears what remains.</w:t>
+      </w:r>
+    </w:p>
+    <w:p>
+      <w:pPr>
+        <w:numPr>
+          <w:ilvl w:val="0"/>
+          <w:numId w:val="1015"/>
+        </w:numPr>
+        <w:pStyle w:val="Compact"/>
+      </w:pPr>
+      <w:r>
+        <w:rPr>
+          <w:bCs/>
+          <w:b/>
+        </w:rPr>
         <w:t xml:space="preserve">Serious trauma takes longer.</w:t>
       </w:r>
       <w:r>
@@ -7726,11 +9666,11 @@
         <w:t xml:space="preserve"> </w:t>
       </w:r>
       <w:r>
-        <w:t xml:space="preserve">Ensign Reyes ends a mission Seriously wounded (two boxes). Sickbay is busy with worse cases, so Reyes rests in quarters: one box clears the first day and the second the next, and Reyes is back on duty on the third day.</w:t>
-      </w:r>
-    </w:p>
-    <w:bookmarkEnd w:id="62"/>
-    <w:bookmarkStart w:id="63" w:name="alien-medicine-and-limits"/>
+        <w:t xml:space="preserve">Ensign Reyes ends a mission Seriously wounded (two boxes). Sickbay is busy with worse cases, so Reyes rests in quarters: three days clear the first box and one more day the second, and Reyes is back on duty on the fifth day.</w:t>
+      </w:r>
+    </w:p>
+    <w:bookmarkEnd w:id="65"/>
+    <w:bookmarkStart w:id="66" w:name="alien-medicine-and-limits"/>
     <w:p>
       <w:pPr>
         <w:pStyle w:val="Heading2"/>
@@ -7755,8 +9695,8 @@
         <w:t xml:space="preserve">Crew of other species may need care suited to their biology. An Alien Physiology Specialist, or a physician with access to the right species data, keeps that care from becoming guesswork.</w:t>
       </w:r>
     </w:p>
-    <w:bookmarkEnd w:id="63"/>
-    <w:bookmarkStart w:id="65" w:name="examples-from-the-original-series"/>
+    <w:bookmarkEnd w:id="66"/>
+    <w:bookmarkStart w:id="68" w:name="examples-from-the-original-series"/>
     <w:p>
       <w:pPr>
         <w:pStyle w:val="Heading2"/>
@@ -7855,7 +9795,7 @@
       <w:r>
         <w:t xml:space="preserve"> </w:t>
       </w:r>
-      <w:hyperlink r:id="rId64">
+      <w:hyperlink r:id="rId67">
         <w:r>
           <w:rPr>
             <w:rStyle w:val="Hyperlink"/>
@@ -7864,9 +9804,9 @@
         </w:r>
       </w:hyperlink>
     </w:p>
-    <w:bookmarkEnd w:id="65"/>
-    <w:bookmarkEnd w:id="66"/>
-    <w:bookmarkStart w:id="73" w:name="duty-points-and-bridge-duty"/>
+    <w:bookmarkEnd w:id="68"/>
+    <w:bookmarkEnd w:id="69"/>
+    <w:bookmarkStart w:id="77" w:name="duty-points-and-bridge-duty"/>
     <w:p>
       <w:pPr>
         <w:pStyle w:val="Heading1"/>
@@ -7875,7 +9815,7 @@
         <w:t xml:space="preserve">Duty points and bridge duty</w:t>
       </w:r>
     </w:p>
-    <w:bookmarkStart w:id="67" w:name="using-duty-points"/>
+    <w:bookmarkStart w:id="70" w:name="using-duty-points"/>
     <w:p>
       <w:pPr>
         <w:pStyle w:val="Heading2"/>
@@ -8031,6 +9971,39 @@
                 <w:b/>
                 <w:sz w:val="19"/>
               </w:rPr>
+              <w:t xml:space="preserve">Shrug off a telling hit</w:t>
+            </w:r>
+          </w:p>
+        </w:tc>
+        <w:tc>
+          <w:tcPr/>
+          <w:p>
+            <w:pPr>
+              <w:pStyle w:val="Compact"/>
+              <w:jc w:val="left"/>
+            </w:pPr>
+            <w:r>
+              <w:rPr>
+                <w:sz w:val="19"/>
+              </w:rPr>
+              <w:t xml:space="preserve">Cancel the effect an attacker picked against you; you still take the boxes.</w:t>
+            </w:r>
+          </w:p>
+        </w:tc>
+      </w:tr>
+      <w:tr>
+        <w:tc>
+          <w:tcPr/>
+          <w:p>
+            <w:pPr>
+              <w:pStyle w:val="Compact"/>
+              <w:jc w:val="left"/>
+            </w:pPr>
+            <w:r>
+              <w:rPr>
+                <w:b/>
+                <w:sz w:val="19"/>
+              </w:rPr>
               <w:t xml:space="preserve">Establish a small preparation</w:t>
             </w:r>
           </w:p>
@@ -8078,8 +10051,8 @@
         <w:t xml:space="preserve">your curiosity tempts you to remain beside an anomaly while the team withdraws. If you accept the resulting separation and danger, the GM awards one Duty point. The point does not remove that danger.</w:t>
       </w:r>
     </w:p>
-    <w:bookmarkEnd w:id="67"/>
-    <w:bookmarkStart w:id="69" w:name="working-on-the-bridge"/>
+    <w:bookmarkEnd w:id="70"/>
+    <w:bookmarkStart w:id="72" w:name="working-on-the-bridge"/>
     <w:p>
       <w:pPr>
         <w:pStyle w:val="Heading2"/>
@@ -8388,7 +10361,7 @@
         </w:tc>
       </w:tr>
     </w:tbl>
-    <w:bookmarkStart w:id="68" w:name="the-captains-orders"/>
+    <w:bookmarkStart w:id="71" w:name="the-captains-orders"/>
     <w:p>
       <w:pPr>
         <w:pStyle w:val="Heading3"/>
@@ -8685,9 +10658,9 @@
         <w:t xml:space="preserve">A captain who takes an order doesn’t also work a station that exchange. Commanding well is the job.</w:t>
       </w:r>
     </w:p>
-    <w:bookmarkEnd w:id="68"/>
-    <w:bookmarkEnd w:id="69"/>
-    <w:bookmarkStart w:id="71" w:name="the-uss-pelion"/>
+    <w:bookmarkEnd w:id="71"/>
+    <w:bookmarkEnd w:id="72"/>
+    <w:bookmarkStart w:id="75" w:name="the-uss-pelion"/>
     <w:p>
       <w:pPr>
         <w:pStyle w:val="Heading2"/>
@@ -9134,7 +11107,7 @@
         <w:t xml:space="preserve">for ship weapons, against the enemy ship’s own tracks, which the GM keeps the same way.</w:t>
       </w:r>
     </w:p>
-    <w:bookmarkStart w:id="70" w:name="range-in-space"/>
+    <w:bookmarkStart w:id="73" w:name="range-in-space"/>
     <w:p>
       <w:pPr>
         <w:pStyle w:val="Heading3"/>
@@ -10038,9 +12011,699 @@
         </w:tc>
       </w:tr>
     </w:tbl>
-    <w:bookmarkEnd w:id="70"/>
-    <w:bookmarkEnd w:id="71"/>
-    <w:bookmarkStart w:id="72" w:name="advancement"/>
+    <w:bookmarkEnd w:id="73"/>
+    <w:bookmarkStart w:id="74" w:name="enemy-ships"/>
+    <w:p>
+      <w:pPr>
+        <w:pStyle w:val="Heading3"/>
+      </w:pPr>
+      <w:r>
+        <w:t xml:space="preserve">Enemy ships</w:t>
+      </w:r>
+    </w:p>
+    <w:p>
+      <w:pPr>
+        <w:pStyle w:val="FirstParagraph"/>
+      </w:pPr>
+      <w:r>
+        <w:t xml:space="preserve">The GM keeps an enemy ship’s tracks the same way as the Pelion’s. Each line below is a ship’s helm and gunner targets, its Shields and Hull, its weapons, and one trait. A ship whose Hull is full is crippled or breaking up.</w:t>
+      </w:r>
+    </w:p>
+    <w:tbl>
+      <w:tblPr>
+        <w:tblStyle w:val="Table"/>
+        <w:tblW w:type="pct" w:w="5000"/>
+        <w:tblLook w:firstRow="1" w:lastRow="0" w:firstColumn="0" w:lastColumn="0" w:noHBand="0" w:noVBand="0" w:val="0020"/>
+        <w:jc w:val="start"/>
+        <w:tblBorders>
+          <w:top w:val="single" w:sz="4" w:color="B8C2D3"/>
+          <w:left w:val="single" w:sz="4" w:color="B8C2D3"/>
+          <w:bottom w:val="single" w:sz="4" w:color="B8C2D3"/>
+          <w:right w:val="single" w:sz="4" w:color="B8C2D3"/>
+          <w:insideH w:val="single" w:sz="4" w:color="B8C2D3"/>
+          <w:insideV w:val="single" w:sz="4" w:color="B8C2D3"/>
+        </w:tblBorders>
+      </w:tblPr>
+      <w:tblGrid>
+        <w:gridCol w:w="1320"/>
+        <w:gridCol w:w="1320"/>
+        <w:gridCol w:w="1320"/>
+        <w:gridCol w:w="1320"/>
+        <w:gridCol w:w="1320"/>
+        <w:gridCol w:w="1320"/>
+      </w:tblGrid>
+      <w:tr>
+        <w:trPr>
+          <w:tblHeader w:val="true"/>
+        </w:trPr>
+        <w:tc>
+          <w:tcPr>
+            <w:shd w:val="clear" w:fill="E9EEF6"/>
+          </w:tcPr>
+          <w:p>
+            <w:pPr>
+              <w:pStyle w:val="Compact"/>
+              <w:jc w:val="left"/>
+            </w:pPr>
+            <w:r>
+              <w:rPr>
+                <w:b/>
+                <w:sz w:val="19"/>
+              </w:rPr>
+              <w:t xml:space="preserve">Ship</w:t>
+            </w:r>
+          </w:p>
+        </w:tc>
+        <w:tc>
+          <w:tcPr>
+            <w:shd w:val="clear" w:fill="E9EEF6"/>
+          </w:tcPr>
+          <w:p>
+            <w:pPr>
+              <w:pStyle w:val="Compact"/>
+              <w:jc w:val="left"/>
+            </w:pPr>
+            <w:r>
+              <w:rPr>
+                <w:b/>
+                <w:sz w:val="19"/>
+              </w:rPr>
+              <w:t xml:space="preserve">Helm / Gunner</w:t>
+            </w:r>
+          </w:p>
+        </w:tc>
+        <w:tc>
+          <w:tcPr>
+            <w:shd w:val="clear" w:fill="E9EEF6"/>
+          </w:tcPr>
+          <w:p>
+            <w:pPr>
+              <w:pStyle w:val="Compact"/>
+              <w:jc w:val="left"/>
+            </w:pPr>
+            <w:r>
+              <w:rPr>
+                <w:b/>
+                <w:sz w:val="19"/>
+              </w:rPr>
+              <w:t xml:space="preserve">Shields</w:t>
+            </w:r>
+          </w:p>
+        </w:tc>
+        <w:tc>
+          <w:tcPr>
+            <w:shd w:val="clear" w:fill="E9EEF6"/>
+          </w:tcPr>
+          <w:p>
+            <w:pPr>
+              <w:pStyle w:val="Compact"/>
+              <w:jc w:val="left"/>
+            </w:pPr>
+            <w:r>
+              <w:rPr>
+                <w:b/>
+                <w:sz w:val="19"/>
+              </w:rPr>
+              <w:t xml:space="preserve">Hull</w:t>
+            </w:r>
+          </w:p>
+        </w:tc>
+        <w:tc>
+          <w:tcPr>
+            <w:shd w:val="clear" w:fill="E9EEF6"/>
+          </w:tcPr>
+          <w:p>
+            <w:pPr>
+              <w:pStyle w:val="Compact"/>
+              <w:jc w:val="left"/>
+            </w:pPr>
+            <w:r>
+              <w:rPr>
+                <w:b/>
+                <w:sz w:val="19"/>
+              </w:rPr>
+              <w:t xml:space="preserve">Weapons</w:t>
+            </w:r>
+          </w:p>
+        </w:tc>
+        <w:tc>
+          <w:tcPr>
+            <w:shd w:val="clear" w:fill="E9EEF6"/>
+          </w:tcPr>
+          <w:p>
+            <w:pPr>
+              <w:pStyle w:val="Compact"/>
+              <w:jc w:val="left"/>
+            </w:pPr>
+            <w:r>
+              <w:rPr>
+                <w:b/>
+                <w:sz w:val="19"/>
+              </w:rPr>
+              <w:t xml:space="preserve">Trait</w:t>
+            </w:r>
+          </w:p>
+        </w:tc>
+      </w:tr>
+      <w:tr>
+        <w:tc>
+          <w:tcPr/>
+          <w:p>
+            <w:pPr>
+              <w:pStyle w:val="Compact"/>
+              <w:jc w:val="left"/>
+            </w:pPr>
+            <w:r>
+              <w:rPr>
+                <w:b/>
+                <w:sz w:val="19"/>
+              </w:rPr>
+              <w:t xml:space="preserve">Klingon battle cruiser</w:t>
+            </w:r>
+          </w:p>
+        </w:tc>
+        <w:tc>
+          <w:tcPr/>
+          <w:p>
+            <w:pPr>
+              <w:pStyle w:val="Compact"/>
+              <w:jc w:val="left"/>
+            </w:pPr>
+            <w:r>
+              <w:rPr>
+                <w:sz w:val="19"/>
+              </w:rPr>
+              <w:t xml:space="preserve">12 / 12</w:t>
+            </w:r>
+          </w:p>
+        </w:tc>
+        <w:tc>
+          <w:tcPr/>
+          <w:p>
+            <w:pPr>
+              <w:pStyle w:val="Compact"/>
+              <w:jc w:val="left"/>
+            </w:pPr>
+            <w:r>
+              <w:rPr>
+                <w:sz w:val="19"/>
+              </w:rPr>
+              <w:t xml:space="preserve">3</w:t>
+            </w:r>
+          </w:p>
+        </w:tc>
+        <w:tc>
+          <w:tcPr/>
+          <w:p>
+            <w:pPr>
+              <w:pStyle w:val="Compact"/>
+              <w:jc w:val="left"/>
+            </w:pPr>
+            <w:r>
+              <w:rPr>
+                <w:sz w:val="19"/>
+              </w:rPr>
+              <w:t xml:space="preserve">4</w:t>
+            </w:r>
+          </w:p>
+        </w:tc>
+        <w:tc>
+          <w:tcPr/>
+          <w:p>
+            <w:pPr>
+              <w:pStyle w:val="Compact"/>
+              <w:jc w:val="left"/>
+            </w:pPr>
+            <w:r>
+              <w:rPr>
+                <w:sz w:val="19"/>
+              </w:rPr>
+              <w:t xml:space="preserve">Disruptors, photon torpedoes</w:t>
+            </w:r>
+          </w:p>
+        </w:tc>
+        <w:tc>
+          <w:tcPr/>
+          <w:p>
+            <w:pPr>
+              <w:pStyle w:val="Compact"/>
+              <w:jc w:val="left"/>
+            </w:pPr>
+            <w:r>
+              <w:rPr>
+                <w:bCs/>
+                <w:b/>
+                <w:sz w:val="19"/>
+              </w:rPr>
+              <w:t xml:space="preserve">Relentless.</w:t>
+            </w:r>
+            <w:r>
+              <w:rPr>
+                <w:sz w:val="19"/>
+              </w:rPr>
+              <w:t xml:space="preserve"> </w:t>
+            </w:r>
+            <w:r>
+              <w:rPr>
+                <w:sz w:val="19"/>
+              </w:rPr>
+              <w:t xml:space="preserve">Doesn’t break off until its Hull has 3 boxes.</w:t>
+            </w:r>
+          </w:p>
+        </w:tc>
+      </w:tr>
+      <w:tr>
+        <w:tc>
+          <w:tcPr/>
+          <w:p>
+            <w:pPr>
+              <w:pStyle w:val="Compact"/>
+              <w:jc w:val="left"/>
+            </w:pPr>
+            <w:r>
+              <w:rPr>
+                <w:b/>
+                <w:sz w:val="19"/>
+              </w:rPr>
+              <w:t xml:space="preserve">Klingon bird-of-prey</w:t>
+            </w:r>
+          </w:p>
+        </w:tc>
+        <w:tc>
+          <w:tcPr/>
+          <w:p>
+            <w:pPr>
+              <w:pStyle w:val="Compact"/>
+              <w:jc w:val="left"/>
+            </w:pPr>
+            <w:r>
+              <w:rPr>
+                <w:sz w:val="19"/>
+              </w:rPr>
+              <w:t xml:space="preserve">13 / 12</w:t>
+            </w:r>
+          </w:p>
+        </w:tc>
+        <w:tc>
+          <w:tcPr/>
+          <w:p>
+            <w:pPr>
+              <w:pStyle w:val="Compact"/>
+              <w:jc w:val="left"/>
+            </w:pPr>
+            <w:r>
+              <w:rPr>
+                <w:sz w:val="19"/>
+              </w:rPr>
+              <w:t xml:space="preserve">2</w:t>
+            </w:r>
+          </w:p>
+        </w:tc>
+        <w:tc>
+          <w:tcPr/>
+          <w:p>
+            <w:pPr>
+              <w:pStyle w:val="Compact"/>
+              <w:jc w:val="left"/>
+            </w:pPr>
+            <w:r>
+              <w:rPr>
+                <w:sz w:val="19"/>
+              </w:rPr>
+              <w:t xml:space="preserve">3</w:t>
+            </w:r>
+          </w:p>
+        </w:tc>
+        <w:tc>
+          <w:tcPr/>
+          <w:p>
+            <w:pPr>
+              <w:pStyle w:val="Compact"/>
+              <w:jc w:val="left"/>
+            </w:pPr>
+            <w:r>
+              <w:rPr>
+                <w:sz w:val="19"/>
+              </w:rPr>
+              <w:t xml:space="preserve">Disruptors</w:t>
+            </w:r>
+          </w:p>
+        </w:tc>
+        <w:tc>
+          <w:tcPr/>
+          <w:p>
+            <w:pPr>
+              <w:pStyle w:val="Compact"/>
+              <w:jc w:val="left"/>
+            </w:pPr>
+            <w:r>
+              <w:rPr>
+                <w:bCs/>
+                <w:b/>
+                <w:sz w:val="19"/>
+              </w:rPr>
+              <w:t xml:space="preserve">Cloak.</w:t>
+            </w:r>
+            <w:r>
+              <w:rPr>
+                <w:sz w:val="19"/>
+              </w:rPr>
+              <w:t xml:space="preserve"> </w:t>
+            </w:r>
+            <w:r>
+              <w:rPr>
+                <w:sz w:val="19"/>
+              </w:rPr>
+              <w:t xml:space="preserve">Starts hidden; its first volley from the cloak is at +2, and it must decloak to fire.</w:t>
+            </w:r>
+          </w:p>
+        </w:tc>
+      </w:tr>
+      <w:tr>
+        <w:tc>
+          <w:tcPr/>
+          <w:p>
+            <w:pPr>
+              <w:pStyle w:val="Compact"/>
+              <w:jc w:val="left"/>
+            </w:pPr>
+            <w:r>
+              <w:rPr>
+                <w:b/>
+                <w:sz w:val="19"/>
+              </w:rPr>
+              <w:t xml:space="preserve">Romulan bird-of-prey</w:t>
+            </w:r>
+          </w:p>
+        </w:tc>
+        <w:tc>
+          <w:tcPr/>
+          <w:p>
+            <w:pPr>
+              <w:pStyle w:val="Compact"/>
+              <w:jc w:val="left"/>
+            </w:pPr>
+            <w:r>
+              <w:rPr>
+                <w:sz w:val="19"/>
+              </w:rPr>
+              <w:t xml:space="preserve">11 / 12</w:t>
+            </w:r>
+          </w:p>
+        </w:tc>
+        <w:tc>
+          <w:tcPr/>
+          <w:p>
+            <w:pPr>
+              <w:pStyle w:val="Compact"/>
+              <w:jc w:val="left"/>
+            </w:pPr>
+            <w:r>
+              <w:rPr>
+                <w:sz w:val="19"/>
+              </w:rPr>
+              <w:t xml:space="preserve">3</w:t>
+            </w:r>
+          </w:p>
+        </w:tc>
+        <w:tc>
+          <w:tcPr/>
+          <w:p>
+            <w:pPr>
+              <w:pStyle w:val="Compact"/>
+              <w:jc w:val="left"/>
+            </w:pPr>
+            <w:r>
+              <w:rPr>
+                <w:sz w:val="19"/>
+              </w:rPr>
+              <w:t xml:space="preserve">3</w:t>
+            </w:r>
+          </w:p>
+        </w:tc>
+        <w:tc>
+          <w:tcPr/>
+          <w:p>
+            <w:pPr>
+              <w:pStyle w:val="Compact"/>
+              <w:jc w:val="left"/>
+            </w:pPr>
+            <w:r>
+              <w:rPr>
+                <w:sz w:val="19"/>
+              </w:rPr>
+              <w:t xml:space="preserve">Plasma torpedo</w:t>
+            </w:r>
+          </w:p>
+        </w:tc>
+        <w:tc>
+          <w:tcPr/>
+          <w:p>
+            <w:pPr>
+              <w:pStyle w:val="Compact"/>
+              <w:jc w:val="left"/>
+            </w:pPr>
+            <w:r>
+              <w:rPr>
+                <w:bCs/>
+                <w:b/>
+                <w:sz w:val="19"/>
+              </w:rPr>
+              <w:t xml:space="preserve">Cloak.</w:t>
+            </w:r>
+            <w:r>
+              <w:rPr>
+                <w:sz w:val="19"/>
+              </w:rPr>
+              <w:t xml:space="preserve"> </w:t>
+            </w:r>
+            <w:r>
+              <w:rPr>
+                <w:sz w:val="19"/>
+              </w:rPr>
+              <w:t xml:space="preserve">As the Klingon ship, and it would rather self-destruct than be captured.</w:t>
+            </w:r>
+          </w:p>
+        </w:tc>
+      </w:tr>
+      <w:tr>
+        <w:tc>
+          <w:tcPr/>
+          <w:p>
+            <w:pPr>
+              <w:pStyle w:val="Compact"/>
+              <w:jc w:val="left"/>
+            </w:pPr>
+            <w:r>
+              <w:rPr>
+                <w:b/>
+                <w:sz w:val="19"/>
+              </w:rPr>
+              <w:t xml:space="preserve">Orion raider</w:t>
+            </w:r>
+          </w:p>
+        </w:tc>
+        <w:tc>
+          <w:tcPr/>
+          <w:p>
+            <w:pPr>
+              <w:pStyle w:val="Compact"/>
+              <w:jc w:val="left"/>
+            </w:pPr>
+            <w:r>
+              <w:rPr>
+                <w:sz w:val="19"/>
+              </w:rPr>
+              <w:t xml:space="preserve">13 / 11</w:t>
+            </w:r>
+          </w:p>
+        </w:tc>
+        <w:tc>
+          <w:tcPr/>
+          <w:p>
+            <w:pPr>
+              <w:pStyle w:val="Compact"/>
+              <w:jc w:val="left"/>
+            </w:pPr>
+            <w:r>
+              <w:rPr>
+                <w:sz w:val="19"/>
+              </w:rPr>
+              <w:t xml:space="preserve">2</w:t>
+            </w:r>
+          </w:p>
+        </w:tc>
+        <w:tc>
+          <w:tcPr/>
+          <w:p>
+            <w:pPr>
+              <w:pStyle w:val="Compact"/>
+              <w:jc w:val="left"/>
+            </w:pPr>
+            <w:r>
+              <w:rPr>
+                <w:sz w:val="19"/>
+              </w:rPr>
+              <w:t xml:space="preserve">2</w:t>
+            </w:r>
+          </w:p>
+        </w:tc>
+        <w:tc>
+          <w:tcPr/>
+          <w:p>
+            <w:pPr>
+              <w:pStyle w:val="Compact"/>
+              <w:jc w:val="left"/>
+            </w:pPr>
+            <w:r>
+              <w:rPr>
+                <w:sz w:val="19"/>
+              </w:rPr>
+              <w:t xml:space="preserve">Disruptors, tractor beam</w:t>
+            </w:r>
+          </w:p>
+        </w:tc>
+        <w:tc>
+          <w:tcPr/>
+          <w:p>
+            <w:pPr>
+              <w:pStyle w:val="Compact"/>
+              <w:jc w:val="left"/>
+            </w:pPr>
+            <w:r>
+              <w:rPr>
+                <w:bCs/>
+                <w:b/>
+                <w:sz w:val="19"/>
+              </w:rPr>
+              <w:t xml:space="preserve">Fast.</w:t>
+            </w:r>
+            <w:r>
+              <w:rPr>
+                <w:sz w:val="19"/>
+              </w:rPr>
+              <w:t xml:space="preserve"> </w:t>
+            </w:r>
+            <w:r>
+              <w:rPr>
+                <w:sz w:val="19"/>
+              </w:rPr>
+              <w:t xml:space="preserve">+2 to Helm to break away; it runs once its Shields are down.</w:t>
+            </w:r>
+          </w:p>
+        </w:tc>
+      </w:tr>
+      <w:tr>
+        <w:tc>
+          <w:tcPr/>
+          <w:p>
+            <w:pPr>
+              <w:pStyle w:val="Compact"/>
+              <w:jc w:val="left"/>
+            </w:pPr>
+            <w:r>
+              <w:rPr>
+                <w:b/>
+                <w:sz w:val="19"/>
+              </w:rPr>
+              <w:t xml:space="preserve">Gorn cruiser</w:t>
+            </w:r>
+          </w:p>
+        </w:tc>
+        <w:tc>
+          <w:tcPr/>
+          <w:p>
+            <w:pPr>
+              <w:pStyle w:val="Compact"/>
+              <w:jc w:val="left"/>
+            </w:pPr>
+            <w:r>
+              <w:rPr>
+                <w:sz w:val="19"/>
+              </w:rPr>
+              <w:t xml:space="preserve">10 / 13</w:t>
+            </w:r>
+          </w:p>
+        </w:tc>
+        <w:tc>
+          <w:tcPr/>
+          <w:p>
+            <w:pPr>
+              <w:pStyle w:val="Compact"/>
+              <w:jc w:val="left"/>
+            </w:pPr>
+            <w:r>
+              <w:rPr>
+                <w:sz w:val="19"/>
+              </w:rPr>
+              <w:t xml:space="preserve">3</w:t>
+            </w:r>
+          </w:p>
+        </w:tc>
+        <w:tc>
+          <w:tcPr/>
+          <w:p>
+            <w:pPr>
+              <w:pStyle w:val="Compact"/>
+              <w:jc w:val="left"/>
+            </w:pPr>
+            <w:r>
+              <w:rPr>
+                <w:sz w:val="19"/>
+              </w:rPr>
+              <w:t xml:space="preserve">5</w:t>
+            </w:r>
+          </w:p>
+        </w:tc>
+        <w:tc>
+          <w:tcPr/>
+          <w:p>
+            <w:pPr>
+              <w:pStyle w:val="Compact"/>
+              <w:jc w:val="left"/>
+            </w:pPr>
+            <w:r>
+              <w:rPr>
+                <w:sz w:val="19"/>
+              </w:rPr>
+              <w:t xml:space="preserve">Disruptors, photon torpedoes</w:t>
+            </w:r>
+          </w:p>
+        </w:tc>
+        <w:tc>
+          <w:tcPr/>
+          <w:p>
+            <w:pPr>
+              <w:pStyle w:val="Compact"/>
+              <w:jc w:val="left"/>
+            </w:pPr>
+            <w:r>
+              <w:rPr>
+                <w:bCs/>
+                <w:b/>
+                <w:sz w:val="19"/>
+              </w:rPr>
+              <w:t xml:space="preserve">Armored.</w:t>
+            </w:r>
+            <w:r>
+              <w:rPr>
+                <w:sz w:val="19"/>
+              </w:rPr>
+              <w:t xml:space="preserve"> </w:t>
+            </w:r>
+            <w:r>
+              <w:rPr>
+                <w:sz w:val="19"/>
+              </w:rPr>
+              <w:t xml:space="preserve">The first hit each exchange that reaches its Hull marks 1 box fewer.</w:t>
+            </w:r>
+          </w:p>
+        </w:tc>
+      </w:tr>
+    </w:tbl>
+    <w:bookmarkEnd w:id="74"/>
+    <w:bookmarkEnd w:id="75"/>
+    <w:bookmarkStart w:id="76" w:name="advancement"/>
     <w:p>
       <w:pPr>
         <w:pStyle w:val="Heading2"/>
@@ -10054,12 +12717,439 @@
         <w:pStyle w:val="FirstParagraph"/>
       </w:pPr>
       <w:r>
-        <w:t xml:space="preserve">After a significant mission, the GM may authorize one relevant skill to advance from Untrained to Trained or from Trained to Specialty, or allow revision of an advantage or complication to reflect events. Skills retain the same three training levels after advancement. Advancement follows mission milestones. Attribute and species changes require a separate agreement. General Services characters advance the same way, but only their starting skill is Expert; a skill raised later tops out at Specialty (+3) unless they are commissioned (see Step 3).</w:t>
-      </w:r>
-    </w:p>
-    <w:bookmarkEnd w:id="72"/>
-    <w:bookmarkEnd w:id="73"/>
-    <w:bookmarkStart w:id="76" w:name="running-missions"/>
+        <w:t xml:space="preserve">Crew members grow by earning</w:t>
+      </w:r>
+      <w:r>
+        <w:t xml:space="preserve"> </w:t>
+      </w:r>
+      <w:r>
+        <w:rPr>
+          <w:bCs/>
+          <w:b/>
+        </w:rPr>
+        <w:t xml:space="preserve">advancement points</w:t>
+      </w:r>
+      <w:r>
+        <w:t xml:space="preserve"> </w:t>
+      </w:r>
+      <w:r>
+        <w:t xml:space="preserve">and spending them.</w:t>
+      </w:r>
+    </w:p>
+    <w:p>
+      <w:pPr>
+        <w:numPr>
+          <w:ilvl w:val="0"/>
+          <w:numId w:val="1016"/>
+        </w:numPr>
+        <w:pStyle w:val="Compact"/>
+      </w:pPr>
+      <w:r>
+        <w:rPr>
+          <w:bCs/>
+          <w:b/>
+        </w:rPr>
+        <w:t xml:space="preserve">Earning.</w:t>
+      </w:r>
+      <w:r>
+        <w:t xml:space="preserve"> </w:t>
+      </w:r>
+      <w:r>
+        <w:t xml:space="preserve">After a significant mission, the GM awards each crew member</w:t>
+      </w:r>
+      <w:r>
+        <w:t xml:space="preserve"> </w:t>
+      </w:r>
+      <w:r>
+        <w:rPr>
+          <w:bCs/>
+          <w:b/>
+        </w:rPr>
+        <w:t xml:space="preserve">1 point</w:t>
+      </w:r>
+      <w:r>
+        <w:t xml:space="preserve">. At a</w:t>
+      </w:r>
+      <w:r>
+        <w:t xml:space="preserve"> </w:t>
+      </w:r>
+      <w:r>
+        <w:rPr>
+          <w:bCs/>
+          <w:b/>
+        </w:rPr>
+        <w:t xml:space="preserve">milestone</w:t>
+      </w:r>
+      <w:r>
+        <w:t xml:space="preserve">, the end of a story arc, everyone earns</w:t>
+      </w:r>
+      <w:r>
+        <w:t xml:space="preserve"> </w:t>
+      </w:r>
+      <w:r>
+        <w:rPr>
+          <w:bCs/>
+          <w:b/>
+        </w:rPr>
+        <w:t xml:space="preserve">2 more</w:t>
+      </w:r>
+      <w:r>
+        <w:t xml:space="preserve">.</w:t>
+      </w:r>
+    </w:p>
+    <w:p>
+      <w:pPr>
+        <w:numPr>
+          <w:ilvl w:val="0"/>
+          <w:numId w:val="1016"/>
+        </w:numPr>
+        <w:pStyle w:val="Compact"/>
+      </w:pPr>
+      <w:r>
+        <w:rPr>
+          <w:bCs/>
+          <w:b/>
+        </w:rPr>
+        <w:t xml:space="preserve">Spending.</w:t>
+      </w:r>
+      <w:r>
+        <w:t xml:space="preserve"> </w:t>
+      </w:r>
+      <w:r>
+        <w:t xml:space="preserve">Spend points when you earn them, or bank them for something bigger. Each purchase needs the GM’s approval and a reason from the story: training at a starbase, something you lived through, a mentor aboard.</w:t>
+      </w:r>
+    </w:p>
+    <w:tbl>
+      <w:tblPr>
+        <w:tblStyle w:val="Table"/>
+        <w:tblW w:type="pct" w:w="5000"/>
+        <w:tblLook w:firstRow="1" w:lastRow="0" w:firstColumn="0" w:lastColumn="0" w:noHBand="0" w:noVBand="0" w:val="0020"/>
+        <w:jc w:val="start"/>
+        <w:tblBorders>
+          <w:top w:val="single" w:sz="4" w:color="B8C2D3"/>
+          <w:left w:val="single" w:sz="4" w:color="B8C2D3"/>
+          <w:bottom w:val="single" w:sz="4" w:color="B8C2D3"/>
+          <w:right w:val="single" w:sz="4" w:color="B8C2D3"/>
+          <w:insideH w:val="single" w:sz="4" w:color="B8C2D3"/>
+          <w:insideV w:val="single" w:sz="4" w:color="B8C2D3"/>
+        </w:tblBorders>
+      </w:tblPr>
+      <w:tblGrid>
+        <w:gridCol w:w="2640"/>
+        <w:gridCol w:w="2640"/>
+        <w:gridCol w:w="2640"/>
+      </w:tblGrid>
+      <w:tr>
+        <w:trPr>
+          <w:tblHeader w:val="true"/>
+        </w:trPr>
+        <w:tc>
+          <w:tcPr>
+            <w:shd w:val="clear" w:fill="E9EEF6"/>
+          </w:tcPr>
+          <w:p>
+            <w:pPr>
+              <w:pStyle w:val="Compact"/>
+              <w:jc w:val="left"/>
+            </w:pPr>
+            <w:r>
+              <w:rPr>
+                <w:b/>
+                <w:sz w:val="19"/>
+              </w:rPr>
+              <w:t xml:space="preserve">Purchase</w:t>
+            </w:r>
+          </w:p>
+        </w:tc>
+        <w:tc>
+          <w:tcPr>
+            <w:shd w:val="clear" w:fill="E9EEF6"/>
+          </w:tcPr>
+          <w:p>
+            <w:pPr>
+              <w:pStyle w:val="Compact"/>
+              <w:jc w:val="left"/>
+            </w:pPr>
+            <w:r>
+              <w:rPr>
+                <w:b/>
+                <w:sz w:val="19"/>
+              </w:rPr>
+              <w:t xml:space="preserve">Cost</w:t>
+            </w:r>
+          </w:p>
+        </w:tc>
+        <w:tc>
+          <w:tcPr>
+            <w:shd w:val="clear" w:fill="E9EEF6"/>
+          </w:tcPr>
+          <w:p>
+            <w:pPr>
+              <w:pStyle w:val="Compact"/>
+              <w:jc w:val="left"/>
+            </w:pPr>
+            <w:r>
+              <w:rPr>
+                <w:b/>
+                <w:sz w:val="19"/>
+              </w:rPr>
+              <w:t xml:space="preserve">Limit</w:t>
+            </w:r>
+          </w:p>
+        </w:tc>
+      </w:tr>
+      <w:tr>
+        <w:tc>
+          <w:tcPr/>
+          <w:p>
+            <w:pPr>
+              <w:pStyle w:val="Compact"/>
+              <w:jc w:val="left"/>
+            </w:pPr>
+            <w:r>
+              <w:rPr>
+                <w:b/>
+                <w:sz w:val="19"/>
+              </w:rPr>
+              <w:t xml:space="preserve">A skill from Untrained to Trained</w:t>
+            </w:r>
+          </w:p>
+        </w:tc>
+        <w:tc>
+          <w:tcPr/>
+          <w:p>
+            <w:pPr>
+              <w:pStyle w:val="Compact"/>
+              <w:jc w:val="left"/>
+            </w:pPr>
+            <w:r>
+              <w:rPr>
+                <w:sz w:val="19"/>
+              </w:rPr>
+              <w:t xml:space="preserve">1</w:t>
+            </w:r>
+          </w:p>
+        </w:tc>
+        <w:tc>
+          <w:tcPr/>
+          <w:p>
+            <w:pPr>
+              <w:pStyle w:val="Compact"/>
+              <w:jc w:val="left"/>
+            </w:pPr>
+            <w:r>
+              <w:rPr>
+                <w:sz w:val="19"/>
+              </w:rPr>
+              <w:t xml:space="preserve">—</w:t>
+            </w:r>
+          </w:p>
+        </w:tc>
+      </w:tr>
+      <w:tr>
+        <w:tc>
+          <w:tcPr/>
+          <w:p>
+            <w:pPr>
+              <w:pStyle w:val="Compact"/>
+              <w:jc w:val="left"/>
+            </w:pPr>
+            <w:r>
+              <w:rPr>
+                <w:b/>
+                <w:sz w:val="19"/>
+              </w:rPr>
+              <w:t xml:space="preserve">A skill from Trained to Specialty</w:t>
+            </w:r>
+          </w:p>
+        </w:tc>
+        <w:tc>
+          <w:tcPr/>
+          <w:p>
+            <w:pPr>
+              <w:pStyle w:val="Compact"/>
+              <w:jc w:val="left"/>
+            </w:pPr>
+            <w:r>
+              <w:rPr>
+                <w:sz w:val="19"/>
+              </w:rPr>
+              <w:t xml:space="preserve">2</w:t>
+            </w:r>
+          </w:p>
+        </w:tc>
+        <w:tc>
+          <w:tcPr/>
+          <w:p>
+            <w:pPr>
+              <w:pStyle w:val="Compact"/>
+              <w:jc w:val="left"/>
+            </w:pPr>
+            <w:r>
+              <w:rPr>
+                <w:sz w:val="19"/>
+              </w:rPr>
+              <w:t xml:space="preserve">Specialty (+3) is the ceiling: only a General Services character’s starting skill is Expert, unless they are commissioned (see Step 3)</w:t>
+            </w:r>
+          </w:p>
+        </w:tc>
+      </w:tr>
+      <w:tr>
+        <w:tc>
+          <w:tcPr/>
+          <w:p>
+            <w:pPr>
+              <w:pStyle w:val="Compact"/>
+              <w:jc w:val="left"/>
+            </w:pPr>
+            <w:r>
+              <w:rPr>
+                <w:b/>
+                <w:sz w:val="19"/>
+              </w:rPr>
+              <w:t xml:space="preserve">Revise an advantage or complication</w:t>
+            </w:r>
+          </w:p>
+        </w:tc>
+        <w:tc>
+          <w:tcPr/>
+          <w:p>
+            <w:pPr>
+              <w:pStyle w:val="Compact"/>
+              <w:jc w:val="left"/>
+            </w:pPr>
+            <w:r>
+              <w:rPr>
+                <w:sz w:val="19"/>
+              </w:rPr>
+              <w:t xml:space="preserve">1</w:t>
+            </w:r>
+          </w:p>
+        </w:tc>
+        <w:tc>
+          <w:tcPr/>
+          <w:p>
+            <w:pPr>
+              <w:pStyle w:val="Compact"/>
+              <w:jc w:val="left"/>
+            </w:pPr>
+            <w:r>
+              <w:rPr>
+                <w:sz w:val="19"/>
+              </w:rPr>
+              <w:t xml:space="preserve">—</w:t>
+            </w:r>
+          </w:p>
+        </w:tc>
+      </w:tr>
+      <w:tr>
+        <w:tc>
+          <w:tcPr/>
+          <w:p>
+            <w:pPr>
+              <w:pStyle w:val="Compact"/>
+              <w:jc w:val="left"/>
+            </w:pPr>
+            <w:r>
+              <w:rPr>
+                <w:b/>
+                <w:sz w:val="19"/>
+              </w:rPr>
+              <w:t xml:space="preserve">A second advantage</w:t>
+            </w:r>
+          </w:p>
+        </w:tc>
+        <w:tc>
+          <w:tcPr/>
+          <w:p>
+            <w:pPr>
+              <w:pStyle w:val="Compact"/>
+              <w:jc w:val="left"/>
+            </w:pPr>
+            <w:r>
+              <w:rPr>
+                <w:sz w:val="19"/>
+              </w:rPr>
+              <w:t xml:space="preserve">3</w:t>
+            </w:r>
+          </w:p>
+        </w:tc>
+        <w:tc>
+          <w:tcPr/>
+          <w:p>
+            <w:pPr>
+              <w:pStyle w:val="Compact"/>
+              <w:jc w:val="left"/>
+            </w:pPr>
+            <w:r>
+              <w:rPr>
+                <w:sz w:val="19"/>
+              </w:rPr>
+              <w:t xml:space="preserve">Once; a general advantage you don’t have. Only one advantage’s +2 counts on a roll</w:t>
+            </w:r>
+          </w:p>
+        </w:tc>
+      </w:tr>
+      <w:tr>
+        <w:tc>
+          <w:tcPr/>
+          <w:p>
+            <w:pPr>
+              <w:pStyle w:val="Compact"/>
+              <w:jc w:val="left"/>
+            </w:pPr>
+            <w:r>
+              <w:rPr>
+                <w:b/>
+                <w:sz w:val="19"/>
+              </w:rPr>
+              <w:t xml:space="preserve">+1 to an attribute</w:t>
+            </w:r>
+          </w:p>
+        </w:tc>
+        <w:tc>
+          <w:tcPr/>
+          <w:p>
+            <w:pPr>
+              <w:pStyle w:val="Compact"/>
+              <w:jc w:val="left"/>
+            </w:pPr>
+            <w:r>
+              <w:rPr>
+                <w:sz w:val="19"/>
+              </w:rPr>
+              <w:t xml:space="preserve">4</w:t>
+            </w:r>
+          </w:p>
+        </w:tc>
+        <w:tc>
+          <w:tcPr/>
+          <w:p>
+            <w:pPr>
+              <w:pStyle w:val="Compact"/>
+              <w:jc w:val="left"/>
+            </w:pPr>
+            <w:r>
+              <w:rPr>
+                <w:sz w:val="19"/>
+              </w:rPr>
+              <w:t xml:space="preserve">Once per attribute; no higher than one above the starting maximum (14, plus any species bonus)</w:t>
+            </w:r>
+          </w:p>
+        </w:tc>
+      </w:tr>
+    </w:tbl>
+    <w:p>
+      <w:pPr>
+        <w:pStyle w:val="BodyText"/>
+      </w:pPr>
+      <w:r>
+        <w:t xml:space="preserve">Species changes still need a separate agreement with the GM. The creator keeps the ledger: award points in the advancement box under the skills (or from the Captain’s log), then spend them there.</w:t>
+      </w:r>
+    </w:p>
+    <w:bookmarkEnd w:id="76"/>
+    <w:bookmarkEnd w:id="77"/>
+    <w:bookmarkStart w:id="80" w:name="running-missions"/>
     <w:p>
       <w:pPr>
         <w:pStyle w:val="Heading1"/>
@@ -10068,7 +13158,7 @@
         <w:t xml:space="preserve">Running missions</w:t>
       </w:r>
     </w:p>
-    <w:bookmarkStart w:id="74" w:name="mission-seeds"/>
+    <w:bookmarkStart w:id="78" w:name="mission-seeds"/>
     <w:p>
       <w:pPr>
         <w:pStyle w:val="Heading2"/>
@@ -12567,8 +15657,8 @@
         <w:t xml:space="preserve">is in the middle of it.</w:t>
       </w:r>
     </w:p>
-    <w:bookmarkEnd w:id="74"/>
-    <w:bookmarkStart w:id="75" w:name="captains-log"/>
+    <w:bookmarkEnd w:id="78"/>
+    <w:bookmarkStart w:id="79" w:name="captains-log"/>
     <w:p>
       <w:pPr>
         <w:pStyle w:val="Heading2"/>
@@ -12583,1006 +15673,6 @@
       </w:pPr>
       <w:r>
         <w:t xml:space="preserve">End each mission with a short log, written together:</w:t>
-      </w:r>
-    </w:p>
-    <w:p>
-      <w:pPr>
-        <w:numPr>
-          <w:ilvl w:val="0"/>
-          <w:numId w:val="1011"/>
-        </w:numPr>
-        <w:pStyle w:val="Compact"/>
-      </w:pPr>
-      <w:r>
-        <w:rPr>
-          <w:bCs/>
-          <w:b/>
-        </w:rPr>
-        <w:t xml:space="preserve">The mission.</w:t>
-      </w:r>
-      <w:r>
-        <w:t xml:space="preserve"> </w:t>
-      </w:r>
-      <w:r>
-        <w:t xml:space="preserve">What were we sent to do, and did we do it: completed, partly, or failed?</w:t>
-      </w:r>
-    </w:p>
-    <w:p>
-      <w:pPr>
-        <w:numPr>
-          <w:ilvl w:val="0"/>
-          <w:numId w:val="1011"/>
-        </w:numPr>
-        <w:pStyle w:val="Compact"/>
-      </w:pPr>
-      <w:r>
-        <w:rPr>
-          <w:bCs/>
-          <w:b/>
-        </w:rPr>
-        <w:t xml:space="preserve">Who stood out?</w:t>
-      </w:r>
-      <w:r>
-        <w:t xml:space="preserve"> </w:t>
-      </w:r>
-      <w:r>
-        <w:t xml:space="preserve">Name a commendation, or a moment worth remembering.</w:t>
-      </w:r>
-    </w:p>
-    <w:p>
-      <w:pPr>
-        <w:numPr>
-          <w:ilvl w:val="0"/>
-          <w:numId w:val="1011"/>
-        </w:numPr>
-        <w:pStyle w:val="Compact"/>
-      </w:pPr>
-      <w:r>
-        <w:rPr>
-          <w:bCs/>
-          <w:b/>
-        </w:rPr>
-        <w:t xml:space="preserve">Complications.</w:t>
-      </w:r>
-      <w:r>
-        <w:t xml:space="preserve"> </w:t>
-      </w:r>
-      <w:r>
-        <w:t xml:space="preserve">Which ones came into play, and what did they cost?</w:t>
-      </w:r>
-    </w:p>
-    <w:p>
-      <w:pPr>
-        <w:numPr>
-          <w:ilvl w:val="0"/>
-          <w:numId w:val="1011"/>
-        </w:numPr>
-        <w:pStyle w:val="Compact"/>
-      </w:pPr>
-      <w:r>
-        <w:rPr>
-          <w:bCs/>
-          <w:b/>
-        </w:rPr>
-        <w:t xml:space="preserve">What changed?</w:t>
-      </w:r>
-      <w:r>
-        <w:t xml:space="preserve"> </w:t>
-      </w:r>
-      <w:r>
-        <w:t xml:space="preserve">Damage to the ship, new allies or enemies, open threads for next time.</w:t>
-      </w:r>
-    </w:p>
-    <w:p>
-      <w:pPr>
-        <w:numPr>
-          <w:ilvl w:val="0"/>
-          <w:numId w:val="1011"/>
-        </w:numPr>
-        <w:pStyle w:val="Compact"/>
-      </w:pPr>
-      <w:r>
-        <w:rPr>
-          <w:bCs/>
-          <w:b/>
-        </w:rPr>
-        <w:t xml:space="preserve">Advancement.</w:t>
-      </w:r>
-      <w:r>
-        <w:t xml:space="preserve"> </w:t>
-      </w:r>
-      <w:r>
-        <w:t xml:space="preserve">After a significant mission, the GM may authorize one skill step for each crew member (Untrained to Trained, or Trained to Specialty), or a revision of an advantage or complication.</w:t>
-      </w:r>
-    </w:p>
-    <w:p>
-      <w:pPr>
-        <w:pStyle w:val="FirstParagraph"/>
-      </w:pPr>
-      <w:r>
-        <w:t xml:space="preserve">The creator’s GM view keeps the log, applies each crew member’s advancement to the GM’s copy, and saves both with the crew file. Players record an approved advancement on their own sheet under Step 3, so their character still passes the checklist.</w:t>
-      </w:r>
-    </w:p>
-    <w:bookmarkEnd w:id="75"/>
-    <w:bookmarkEnd w:id="76"/>
-    <w:bookmarkStart w:id="83" w:name="ready-made-crew"/>
-    <w:p>
-      <w:pPr>
-        <w:pStyle w:val="Heading1"/>
-      </w:pPr>
-      <w:r>
-        <w:t xml:space="preserve">Ready-made crew</w:t>
-      </w:r>
-    </w:p>
-    <w:p>
-      <w:pPr>
-        <w:pStyle w:val="FirstParagraph"/>
-      </w:pPr>
-      <w:r>
-        <w:t xml:space="preserve">Six crew members ready to play, for one-shots, new players, or a crew in a hurry. Each follows the creation rules exactly, and their connections tie them to one another. In the creator, choose</w:t>
-      </w:r>
-      <w:r>
-        <w:t xml:space="preserve"> </w:t>
-      </w:r>
-      <w:r>
-        <w:rPr>
-          <w:bCs/>
-          <w:b/>
-        </w:rPr>
-        <w:t xml:space="preserve">Load a ready-made crew member</w:t>
-      </w:r>
-      <w:r>
-        <w:t xml:space="preserve"> </w:t>
-      </w:r>
-      <w:r>
-        <w:t xml:space="preserve">to open one and make it your own.</w:t>
-      </w:r>
-    </w:p>
-    <w:bookmarkStart w:id="77" w:name="thelan-shvari"/>
-    <w:p>
-      <w:pPr>
-        <w:pStyle w:val="Heading2"/>
-      </w:pPr>
-      <w:r>
-        <w:t xml:space="preserve">Thelan sh’Vari</w:t>
-      </w:r>
-    </w:p>
-    <w:p>
-      <w:pPr>
-        <w:pStyle w:val="FirstParagraph"/>
-      </w:pPr>
-      <w:r>
-        <w:rPr>
-          <w:iCs/>
-          <w:i/>
-        </w:rPr>
-        <w:t xml:space="preserve">Lieutenant Commander, Command. Andorian.</w:t>
-      </w:r>
-      <w:r>
-        <w:t xml:space="preserve"> </w:t>
-      </w:r>
-      <w:r>
-        <w:t xml:space="preserve">First officer: keeps the crew moving when the captain’s plan meets reality, and keeps the captain honest.</w:t>
-      </w:r>
-    </w:p>
-    <w:p>
-      <w:pPr>
-        <w:numPr>
-          <w:ilvl w:val="0"/>
-          <w:numId w:val="1012"/>
-        </w:numPr>
-        <w:pStyle w:val="Compact"/>
-      </w:pPr>
-      <w:r>
-        <w:rPr>
-          <w:bCs/>
-          <w:b/>
-        </w:rPr>
-        <w:t xml:space="preserve">Attributes:</w:t>
-      </w:r>
-      <w:r>
-        <w:t xml:space="preserve"> </w:t>
-      </w:r>
-      <w:r>
-        <w:t xml:space="preserve">Body 10, Agility 12, Intellect 10, Presence 13, Will 10.</w:t>
-      </w:r>
-      <w:r>
-        <w:t xml:space="preserve"> </w:t>
-      </w:r>
-      <w:r>
-        <w:rPr>
-          <w:bCs/>
-          <w:b/>
-        </w:rPr>
-        <w:t xml:space="preserve">Dodge</w:t>
-      </w:r>
-      <w:r>
-        <w:t xml:space="preserve"> </w:t>
-      </w:r>
-      <w:r>
-        <w:t xml:space="preserve">11.</w:t>
-      </w:r>
-    </w:p>
-    <w:p>
-      <w:pPr>
-        <w:numPr>
-          <w:ilvl w:val="0"/>
-          <w:numId w:val="1012"/>
-        </w:numPr>
-        <w:pStyle w:val="Compact"/>
-      </w:pPr>
-      <w:r>
-        <w:rPr>
-          <w:bCs/>
-          <w:b/>
-        </w:rPr>
-        <w:t xml:space="preserve">Skills:</w:t>
-      </w:r>
-      <w:r>
-        <w:t xml:space="preserve"> </w:t>
-      </w:r>
-      <w:r>
-        <w:t xml:space="preserve">Leadership 16 (Specialty). Trained: Diplomacy 14, Helm 13, Phasers 13, Unarmed Combat 13, Navigation 11, Psychology 11, Athletics 11, Sensors 11, Communications 11.</w:t>
-      </w:r>
-    </w:p>
-    <w:p>
-      <w:pPr>
-        <w:numPr>
-          <w:ilvl w:val="0"/>
-          <w:numId w:val="1012"/>
-        </w:numPr>
-        <w:pStyle w:val="Compact"/>
-      </w:pPr>
-      <w:r>
-        <w:rPr>
-          <w:bCs/>
-          <w:b/>
-        </w:rPr>
-        <w:t xml:space="preserve">Advantage:</w:t>
-      </w:r>
-      <w:r>
-        <w:t xml:space="preserve"> </w:t>
-      </w:r>
-      <w:r>
-        <w:t xml:space="preserve">Crisis Leader.</w:t>
-      </w:r>
-      <w:r>
-        <w:t xml:space="preserve"> </w:t>
-      </w:r>
-      <w:r>
-        <w:rPr>
-          <w:bCs/>
-          <w:b/>
-        </w:rPr>
-        <w:t xml:space="preserve">Complication:</w:t>
-      </w:r>
-      <w:r>
-        <w:t xml:space="preserve"> </w:t>
-      </w:r>
-      <w:r>
-        <w:t xml:space="preserve">Reputation to Uphold; trigger: someone questions your competence in front of others.</w:t>
-      </w:r>
-    </w:p>
-    <w:p>
-      <w:pPr>
-        <w:numPr>
-          <w:ilvl w:val="0"/>
-          <w:numId w:val="1012"/>
-        </w:numPr>
-        <w:pStyle w:val="Compact"/>
-      </w:pPr>
-      <w:r>
-        <w:rPr>
-          <w:bCs/>
-          <w:b/>
-        </w:rPr>
-        <w:t xml:space="preserve">Why I serve:</w:t>
-      </w:r>
-      <w:r>
-        <w:t xml:space="preserve"> </w:t>
-      </w:r>
-      <w:r>
-        <w:t xml:space="preserve">Starfleet runs in my family, and I mean to live up to the name.</w:t>
-      </w:r>
-      <w:r>
-        <w:t xml:space="preserve"> </w:t>
-      </w:r>
-      <w:r>
-        <w:rPr>
-          <w:bCs/>
-          <w:b/>
-        </w:rPr>
-        <w:t xml:space="preserve">Connection:</w:t>
-      </w:r>
-      <w:r>
-        <w:t xml:space="preserve"> </w:t>
-      </w:r>
-      <w:r>
-        <w:t xml:space="preserve">Took Yeoman Rrinn under their wing when Rrinn first came aboard.</w:t>
-      </w:r>
-    </w:p>
-    <w:bookmarkEnd w:id="77"/>
-    <w:bookmarkStart w:id="78" w:name="sevek"/>
-    <w:p>
-      <w:pPr>
-        <w:pStyle w:val="Heading2"/>
-      </w:pPr>
-      <w:r>
-        <w:t xml:space="preserve">Sevek</w:t>
-      </w:r>
-    </w:p>
-    <w:p>
-      <w:pPr>
-        <w:pStyle w:val="FirstParagraph"/>
-      </w:pPr>
-      <w:r>
-        <w:rPr>
-          <w:iCs/>
-          <w:i/>
-        </w:rPr>
-        <w:t xml:space="preserve">Lieutenant, Science. Vulcan.</w:t>
-      </w:r>
-      <w:r>
-        <w:t xml:space="preserve"> </w:t>
-      </w:r>
-      <w:r>
-        <w:t xml:space="preserve">Ship’s sciences officer: reads the anomaly, names the risk, and calculates the odds no one asked for.</w:t>
-      </w:r>
-    </w:p>
-    <w:p>
-      <w:pPr>
-        <w:numPr>
-          <w:ilvl w:val="0"/>
-          <w:numId w:val="1013"/>
-        </w:numPr>
-        <w:pStyle w:val="Compact"/>
-      </w:pPr>
-      <w:r>
-        <w:rPr>
-          <w:bCs/>
-          <w:b/>
-        </w:rPr>
-        <w:t xml:space="preserve">Attributes:</w:t>
-      </w:r>
-      <w:r>
-        <w:t xml:space="preserve"> </w:t>
-      </w:r>
-      <w:r>
-        <w:t xml:space="preserve">Body 11, Agility 11, Intellect 13, Presence 8, Will 12.</w:t>
-      </w:r>
-      <w:r>
-        <w:t xml:space="preserve"> </w:t>
-      </w:r>
-      <w:r>
-        <w:rPr>
-          <w:bCs/>
-          <w:b/>
-        </w:rPr>
-        <w:t xml:space="preserve">Dodge</w:t>
-      </w:r>
-      <w:r>
-        <w:t xml:space="preserve"> </w:t>
-      </w:r>
-      <w:r>
-        <w:t xml:space="preserve">10.</w:t>
-      </w:r>
-    </w:p>
-    <w:p>
-      <w:pPr>
-        <w:numPr>
-          <w:ilvl w:val="0"/>
-          <w:numId w:val="1013"/>
-        </w:numPr>
-        <w:pStyle w:val="Compact"/>
-      </w:pPr>
-      <w:r>
-        <w:rPr>
-          <w:bCs/>
-          <w:b/>
-        </w:rPr>
-        <w:t xml:space="preserve">Skills:</w:t>
-      </w:r>
-      <w:r>
-        <w:t xml:space="preserve"> </w:t>
-      </w:r>
-      <w:r>
-        <w:t xml:space="preserve">Physical Sciences 16 (Specialty). Trained: Sensors 14, Computers 14, Life Sciences 14, Navigation 14, Engineering 14, Electronics 14, Psychology 14, Unarmed Combat 12, Athletics 12.</w:t>
-      </w:r>
-    </w:p>
-    <w:p>
-      <w:pPr>
-        <w:numPr>
-          <w:ilvl w:val="0"/>
-          <w:numId w:val="1013"/>
-        </w:numPr>
-        <w:pStyle w:val="Compact"/>
-      </w:pPr>
-      <w:r>
-        <w:rPr>
-          <w:bCs/>
-          <w:b/>
-        </w:rPr>
-        <w:t xml:space="preserve">Advantage:</w:t>
-      </w:r>
-      <w:r>
-        <w:t xml:space="preserve"> </w:t>
-      </w:r>
-      <w:r>
-        <w:t xml:space="preserve">Eidetic Recall (species; companion: Suppressed Emotion).</w:t>
-      </w:r>
-      <w:r>
-        <w:t xml:space="preserve"> </w:t>
-      </w:r>
-      <w:r>
-        <w:rPr>
-          <w:bCs/>
-          <w:b/>
-        </w:rPr>
-        <w:t xml:space="preserve">Complication:</w:t>
-      </w:r>
-      <w:r>
-        <w:t xml:space="preserve"> </w:t>
-      </w:r>
-      <w:r>
-        <w:t xml:space="preserve">Cannot Leave a Mystery Alone; trigger: sensor data that contradicts known science.</w:t>
-      </w:r>
-    </w:p>
-    <w:p>
-      <w:pPr>
-        <w:numPr>
-          <w:ilvl w:val="0"/>
-          <w:numId w:val="1013"/>
-        </w:numPr>
-        <w:pStyle w:val="Compact"/>
-      </w:pPr>
-      <w:r>
-        <w:rPr>
-          <w:bCs/>
-          <w:b/>
-        </w:rPr>
-        <w:t xml:space="preserve">Why I serve:</w:t>
-      </w:r>
-      <w:r>
-        <w:t xml:space="preserve"> </w:t>
-      </w:r>
-      <w:r>
-        <w:t xml:space="preserve">The best laboratory in the galaxy is a starship on the frontier.</w:t>
-      </w:r>
-      <w:r>
-        <w:t xml:space="preserve"> </w:t>
-      </w:r>
-      <w:r>
-        <w:rPr>
-          <w:bCs/>
-          <w:b/>
-        </w:rPr>
-        <w:t xml:space="preserve">Connection:</w:t>
-      </w:r>
-      <w:r>
-        <w:t xml:space="preserve"> </w:t>
-      </w:r>
-      <w:r>
-        <w:t xml:space="preserve">Friendly rivals with Lt. Grath: they argue every engineering theory, and both enjoy it.</w:t>
-      </w:r>
-    </w:p>
-    <w:bookmarkEnd w:id="78"/>
-    <w:bookmarkStart w:id="79" w:name="dr.-vessik"/>
-    <w:p>
-      <w:pPr>
-        <w:pStyle w:val="Heading2"/>
-      </w:pPr>
-      <w:r>
-        <w:t xml:space="preserve">Dr. Vessik</w:t>
-      </w:r>
-    </w:p>
-    <w:p>
-      <w:pPr>
-        <w:pStyle w:val="FirstParagraph"/>
-      </w:pPr>
-      <w:r>
-        <w:rPr>
-          <w:iCs/>
-          <w:i/>
-        </w:rPr>
-        <w:t xml:space="preserve">Lieutenant Commander, Medical. Denobulan.</w:t>
-      </w:r>
-      <w:r>
-        <w:t xml:space="preserve"> </w:t>
-      </w:r>
-      <w:r>
-        <w:t xml:space="preserve">Chief medical officer: patches up the crew, argues with the captain, and keeps an alarming menagerie of medicinal creatures in sickbay.</w:t>
-      </w:r>
-    </w:p>
-    <w:p>
-      <w:pPr>
-        <w:numPr>
-          <w:ilvl w:val="0"/>
-          <w:numId w:val="1014"/>
-        </w:numPr>
-        <w:pStyle w:val="Compact"/>
-      </w:pPr>
-      <w:r>
-        <w:rPr>
-          <w:bCs/>
-          <w:b/>
-        </w:rPr>
-        <w:t xml:space="preserve">Attributes:</w:t>
-      </w:r>
-      <w:r>
-        <w:t xml:space="preserve"> </w:t>
-      </w:r>
-      <w:r>
-        <w:t xml:space="preserve">Body 9, Agility 9, Intellect 13, Presence 12, Will 12.</w:t>
-      </w:r>
-      <w:r>
-        <w:t xml:space="preserve"> </w:t>
-      </w:r>
-      <w:r>
-        <w:rPr>
-          <w:bCs/>
-          <w:b/>
-        </w:rPr>
-        <w:t xml:space="preserve">Dodge</w:t>
-      </w:r>
-      <w:r>
-        <w:t xml:space="preserve"> </w:t>
-      </w:r>
-      <w:r>
-        <w:t xml:space="preserve">7.</w:t>
-      </w:r>
-    </w:p>
-    <w:p>
-      <w:pPr>
-        <w:numPr>
-          <w:ilvl w:val="0"/>
-          <w:numId w:val="1014"/>
-        </w:numPr>
-        <w:pStyle w:val="Compact"/>
-      </w:pPr>
-      <w:r>
-        <w:rPr>
-          <w:bCs/>
-          <w:b/>
-        </w:rPr>
-        <w:t xml:space="preserve">Skills:</w:t>
-      </w:r>
-      <w:r>
-        <w:t xml:space="preserve"> </w:t>
-      </w:r>
-      <w:r>
-        <w:t xml:space="preserve">Medicine 16 (Specialty). Trained: Life Sciences 14, Psychology 14, Sensors 14, Computers 14, Electronics 14, Survival 14, Communications 14, Diplomacy 13, Leadership 13.</w:t>
-      </w:r>
-    </w:p>
-    <w:p>
-      <w:pPr>
-        <w:numPr>
-          <w:ilvl w:val="0"/>
-          <w:numId w:val="1014"/>
-        </w:numPr>
-        <w:pStyle w:val="Compact"/>
-      </w:pPr>
-      <w:r>
-        <w:rPr>
-          <w:bCs/>
-          <w:b/>
-        </w:rPr>
-        <w:t xml:space="preserve">Advantage:</w:t>
-      </w:r>
-      <w:r>
-        <w:t xml:space="preserve"> </w:t>
-      </w:r>
-      <w:r>
-        <w:t xml:space="preserve">Denobulan Pharmacopoeia (species; companion: Unorthodox Methods).</w:t>
-      </w:r>
-      <w:r>
-        <w:t xml:space="preserve"> </w:t>
-      </w:r>
-      <w:r>
-        <w:rPr>
-          <w:bCs/>
-          <w:b/>
-        </w:rPr>
-        <w:t xml:space="preserve">Complication:</w:t>
-      </w:r>
-      <w:r>
-        <w:t xml:space="preserve"> </w:t>
-      </w:r>
-      <w:r>
-        <w:t xml:space="preserve">Protects Others at Personal Risk; trigger: civilians are caught in the danger.</w:t>
-      </w:r>
-    </w:p>
-    <w:p>
-      <w:pPr>
-        <w:numPr>
-          <w:ilvl w:val="0"/>
-          <w:numId w:val="1014"/>
-        </w:numPr>
-        <w:pStyle w:val="Compact"/>
-      </w:pPr>
-      <w:r>
-        <w:rPr>
-          <w:bCs/>
-          <w:b/>
-        </w:rPr>
-        <w:t xml:space="preserve">Why I serve:</w:t>
-      </w:r>
-      <w:r>
-        <w:t xml:space="preserve"> </w:t>
-      </w:r>
-      <w:r>
-        <w:t xml:space="preserve">To protect the Federation and the people who can’t protect themselves.</w:t>
-      </w:r>
-      <w:r>
-        <w:t xml:space="preserve"> </w:t>
-      </w:r>
-      <w:r>
-        <w:rPr>
-          <w:bCs/>
-          <w:b/>
-        </w:rPr>
-        <w:t xml:space="preserve">Connection:</w:t>
-      </w:r>
-      <w:r>
-        <w:t xml:space="preserve"> </w:t>
-      </w:r>
-      <w:r>
-        <w:t xml:space="preserve">Pulled Lt. Reyes out of a burning shuttle on a survey mission; Reyes has never let the doctor pay for a drink since.</w:t>
-      </w:r>
-    </w:p>
-    <w:bookmarkEnd w:id="79"/>
-    <w:bookmarkStart w:id="80" w:name="grath"/>
-    <w:p>
-      <w:pPr>
-        <w:pStyle w:val="Heading2"/>
-      </w:pPr>
-      <w:r>
-        <w:t xml:space="preserve">Grath</w:t>
-      </w:r>
-    </w:p>
-    <w:p>
-      <w:pPr>
-        <w:pStyle w:val="FirstParagraph"/>
-      </w:pPr>
-      <w:r>
-        <w:rPr>
-          <w:iCs/>
-          <w:i/>
-        </w:rPr>
-        <w:t xml:space="preserve">Lieutenant, Engineering. Tellarite.</w:t>
-      </w:r>
-      <w:r>
-        <w:t xml:space="preserve"> </w:t>
-      </w:r>
-      <w:r>
-        <w:t xml:space="preserve">Engineer: keeps the Pelion’s power flowing and will tell you, at length, exactly why your idea won’t work.</w:t>
-      </w:r>
-    </w:p>
-    <w:p>
-      <w:pPr>
-        <w:numPr>
-          <w:ilvl w:val="0"/>
-          <w:numId w:val="1015"/>
-        </w:numPr>
-        <w:pStyle w:val="Compact"/>
-      </w:pPr>
-      <w:r>
-        <w:rPr>
-          <w:bCs/>
-          <w:b/>
-        </w:rPr>
-        <w:t xml:space="preserve">Attributes:</w:t>
-      </w:r>
-      <w:r>
-        <w:t xml:space="preserve"> </w:t>
-      </w:r>
-      <w:r>
-        <w:t xml:space="preserve">Body 12, Agility 10, Intellect 13, Presence 9, Will 11.</w:t>
-      </w:r>
-      <w:r>
-        <w:t xml:space="preserve"> </w:t>
-      </w:r>
-      <w:r>
-        <w:rPr>
-          <w:bCs/>
-          <w:b/>
-        </w:rPr>
-        <w:t xml:space="preserve">Dodge</w:t>
-      </w:r>
-      <w:r>
-        <w:t xml:space="preserve"> </w:t>
-      </w:r>
-      <w:r>
-        <w:t xml:space="preserve">9.</w:t>
-      </w:r>
-    </w:p>
-    <w:p>
-      <w:pPr>
-        <w:numPr>
-          <w:ilvl w:val="0"/>
-          <w:numId w:val="1015"/>
-        </w:numPr>
-        <w:pStyle w:val="Compact"/>
-      </w:pPr>
-      <w:r>
-        <w:rPr>
-          <w:bCs/>
-          <w:b/>
-        </w:rPr>
-        <w:t xml:space="preserve">Skills:</w:t>
-      </w:r>
-      <w:r>
-        <w:t xml:space="preserve"> </w:t>
-      </w:r>
-      <w:r>
-        <w:t xml:space="preserve">Engineering 16 (Specialty). Trained: Electronics 14, Computers 14, Physical Sciences 14, Sensors 14, Communications 14, Survival 14, Athletics 13, Helm 11, Unarmed Combat 11.</w:t>
-      </w:r>
-    </w:p>
-    <w:p>
-      <w:pPr>
-        <w:numPr>
-          <w:ilvl w:val="0"/>
-          <w:numId w:val="1015"/>
-        </w:numPr>
-        <w:pStyle w:val="Compact"/>
-      </w:pPr>
-      <w:r>
-        <w:rPr>
-          <w:bCs/>
-          <w:b/>
-        </w:rPr>
-        <w:t xml:space="preserve">Advantage:</w:t>
-      </w:r>
-      <w:r>
-        <w:t xml:space="preserve"> </w:t>
-      </w:r>
-      <w:r>
-        <w:t xml:space="preserve">Improvisational Engineer.</w:t>
-      </w:r>
-      <w:r>
-        <w:t xml:space="preserve"> </w:t>
-      </w:r>
-      <w:r>
-        <w:rPr>
-          <w:bCs/>
-          <w:b/>
-        </w:rPr>
-        <w:t xml:space="preserve">Complication:</w:t>
-      </w:r>
-      <w:r>
-        <w:t xml:space="preserve"> </w:t>
-      </w:r>
-      <w:r>
-        <w:t xml:space="preserve">Experimental Enthusiasm; trigger: an untested device or technique could solve the problem.</w:t>
-      </w:r>
-    </w:p>
-    <w:p>
-      <w:pPr>
-        <w:numPr>
-          <w:ilvl w:val="0"/>
-          <w:numId w:val="1015"/>
-        </w:numPr>
-        <w:pStyle w:val="Compact"/>
-      </w:pPr>
-      <w:r>
-        <w:rPr>
-          <w:bCs/>
-          <w:b/>
-        </w:rPr>
-        <w:t xml:space="preserve">Why I serve:</w:t>
-      </w:r>
-      <w:r>
-        <w:t xml:space="preserve"> </w:t>
-      </w:r>
-      <w:r>
-        <w:t xml:space="preserve">To prove I’m good enough, to everyone who doubted me and to myself.</w:t>
-      </w:r>
-      <w:r>
-        <w:t xml:space="preserve"> </w:t>
-      </w:r>
-      <w:r>
-        <w:rPr>
-          <w:bCs/>
-          <w:b/>
-        </w:rPr>
-        <w:t xml:space="preserve">Connection:</w:t>
-      </w:r>
-      <w:r>
-        <w:t xml:space="preserve"> </w:t>
-      </w:r>
-      <w:r>
-        <w:t xml:space="preserve">Off-duty friends with Commander sh’Vari: a weekly game of Andorian chess in which both of them cheat.</w:t>
-      </w:r>
-    </w:p>
-    <w:bookmarkEnd w:id="80"/>
-    <w:bookmarkStart w:id="81" w:name="marisol-reyes"/>
-    <w:p>
-      <w:pPr>
-        <w:pStyle w:val="Heading2"/>
-      </w:pPr>
-      <w:r>
-        <w:t xml:space="preserve">Marisol Reyes</w:t>
-      </w:r>
-    </w:p>
-    <w:p>
-      <w:pPr>
-        <w:pStyle w:val="FirstParagraph"/>
-      </w:pPr>
-      <w:r>
-        <w:rPr>
-          <w:iCs/>
-          <w:i/>
-        </w:rPr>
-        <w:t xml:space="preserve">Lieutenant (j.g.), Security. Human.</w:t>
-      </w:r>
-      <w:r>
-        <w:t xml:space="preserve"> </w:t>
-      </w:r>
-      <w:r>
-        <w:t xml:space="preserve">Security officer: first through the door on every away mission, and the last to set a phaser to kill.</w:t>
-      </w:r>
-    </w:p>
-    <w:p>
-      <w:pPr>
-        <w:numPr>
-          <w:ilvl w:val="0"/>
-          <w:numId w:val="1016"/>
-        </w:numPr>
-        <w:pStyle w:val="Compact"/>
-      </w:pPr>
-      <w:r>
-        <w:rPr>
-          <w:bCs/>
-          <w:b/>
-        </w:rPr>
-        <w:t xml:space="preserve">Attributes:</w:t>
-      </w:r>
-      <w:r>
-        <w:t xml:space="preserve"> </w:t>
-      </w:r>
-      <w:r>
-        <w:t xml:space="preserve">Body 12, Agility 13, Intellect 10, Presence 10, Will 10.</w:t>
-      </w:r>
-      <w:r>
-        <w:t xml:space="preserve"> </w:t>
-      </w:r>
-      <w:r>
-        <w:rPr>
-          <w:bCs/>
-          <w:b/>
-        </w:rPr>
-        <w:t xml:space="preserve">Dodge</w:t>
-      </w:r>
-      <w:r>
-        <w:t xml:space="preserve"> </w:t>
-      </w:r>
-      <w:r>
-        <w:t xml:space="preserve">12.</w:t>
-      </w:r>
-    </w:p>
-    <w:p>
-      <w:pPr>
-        <w:numPr>
-          <w:ilvl w:val="0"/>
-          <w:numId w:val="1016"/>
-        </w:numPr>
-        <w:pStyle w:val="Compact"/>
-      </w:pPr>
-      <w:r>
-        <w:rPr>
-          <w:bCs/>
-          <w:b/>
-        </w:rPr>
-        <w:t xml:space="preserve">Skills:</w:t>
-      </w:r>
-      <w:r>
-        <w:t xml:space="preserve"> </w:t>
-      </w:r>
-      <w:r>
-        <w:t xml:space="preserve">Phasers 16 (Specialty). Trained: Unarmed Combat 14, Stealth 14, Helm 14, Athletics 13, Survival 11, Sensors 11, Medicine 11, Leadership 11, Communications 11.</w:t>
-      </w:r>
-    </w:p>
-    <w:p>
-      <w:pPr>
-        <w:numPr>
-          <w:ilvl w:val="0"/>
-          <w:numId w:val="1016"/>
-        </w:numPr>
-        <w:pStyle w:val="Compact"/>
-      </w:pPr>
-      <w:r>
-        <w:rPr>
-          <w:bCs/>
-          <w:b/>
-        </w:rPr>
-        <w:t xml:space="preserve">Advantage:</w:t>
-      </w:r>
-      <w:r>
-        <w:t xml:space="preserve"> </w:t>
-      </w:r>
-      <w:r>
-        <w:t xml:space="preserve">Careful Marksman.</w:t>
-      </w:r>
-      <w:r>
-        <w:t xml:space="preserve"> </w:t>
-      </w:r>
-      <w:r>
-        <w:rPr>
-          <w:bCs/>
-          <w:b/>
-        </w:rPr>
-        <w:t xml:space="preserve">Complication:</w:t>
-      </w:r>
-      <w:r>
-        <w:t xml:space="preserve"> </w:t>
-      </w:r>
-      <w:r>
-        <w:t xml:space="preserve">Reluctant to Use Lethal Force; trigger: a hostile refuses to surrender.</w:t>
-      </w:r>
-    </w:p>
-    <w:p>
-      <w:pPr>
-        <w:numPr>
-          <w:ilvl w:val="0"/>
-          <w:numId w:val="1016"/>
-        </w:numPr>
-        <w:pStyle w:val="Compact"/>
-      </w:pPr>
-      <w:r>
-        <w:rPr>
-          <w:bCs/>
-          <w:b/>
-        </w:rPr>
-        <w:t xml:space="preserve">Why I serve:</w:t>
-      </w:r>
-      <w:r>
-        <w:t xml:space="preserve"> </w:t>
-      </w:r>
-      <w:r>
-        <w:t xml:space="preserve">A Starfleet officer once saved my home, and I want to be that person for someone else.</w:t>
-      </w:r>
-      <w:r>
-        <w:t xml:space="preserve"> </w:t>
-      </w:r>
-      <w:r>
-        <w:rPr>
-          <w:bCs/>
-          <w:b/>
-        </w:rPr>
-        <w:t xml:space="preserve">Connection:</w:t>
-      </w:r>
-      <w:r>
-        <w:t xml:space="preserve"> </w:t>
-      </w:r>
-      <w:r>
-        <w:t xml:space="preserve">Owes Dr. Vessik their life after a shuttle crash, and never lets the doctor forget it.</w:t>
-      </w:r>
-    </w:p>
-    <w:bookmarkEnd w:id="81"/>
-    <w:bookmarkStart w:id="82" w:name="rrinn"/>
-    <w:p>
-      <w:pPr>
-        <w:pStyle w:val="Heading2"/>
-      </w:pPr>
-      <w:r>
-        <w:t xml:space="preserve">Rrinn</w:t>
-      </w:r>
-    </w:p>
-    <w:p>
-      <w:pPr>
-        <w:pStyle w:val="FirstParagraph"/>
-      </w:pPr>
-      <w:r>
-        <w:rPr>
-          <w:iCs/>
-          <w:i/>
-        </w:rPr>
-        <w:t xml:space="preserve">Yeoman 2nd Class, General Services. Caitian.</w:t>
-      </w:r>
-      <w:r>
-        <w:t xml:space="preserve"> </w:t>
-      </w:r>
-      <w:r>
-        <w:t xml:space="preserve">Captain’s yeoman: keeps the records, carries the orders, and hears everything said on the bridge.</w:t>
       </w:r>
     </w:p>
     <w:p>
@@ -13598,29 +15688,13 @@
           <w:bCs/>
           <w:b/>
         </w:rPr>
-        <w:t xml:space="preserve">Attributes:</w:t>
-      </w:r>
-      <w:r>
-        <w:t xml:space="preserve"> </w:t>
-      </w:r>
-      <w:r>
-        <w:t xml:space="preserve">Body 9, Agility 12, Intellect 13, Presence 11, Will 10.</w:t>
-      </w:r>
-      <w:r>
-        <w:t xml:space="preserve"> </w:t>
-      </w:r>
-      <w:r>
-        <w:rPr>
-          <w:bCs/>
-          <w:b/>
-        </w:rPr>
-        <w:t xml:space="preserve">Dodge</w:t>
-      </w:r>
-      <w:r>
-        <w:t xml:space="preserve"> </w:t>
-      </w:r>
-      <w:r>
-        <w:t xml:space="preserve">11.</w:t>
+        <w:t xml:space="preserve">The mission.</w:t>
+      </w:r>
+      <w:r>
+        <w:t xml:space="preserve"> </w:t>
+      </w:r>
+      <w:r>
+        <w:t xml:space="preserve">What were we sent to do, and did we do it: completed, partly, or failed?</w:t>
       </w:r>
     </w:p>
     <w:p>
@@ -13636,13 +15710,13 @@
           <w:bCs/>
           <w:b/>
         </w:rPr>
-        <w:t xml:space="preserve">Skills:</w:t>
-      </w:r>
-      <w:r>
-        <w:t xml:space="preserve"> </w:t>
-      </w:r>
-      <w:r>
-        <w:t xml:space="preserve">Computers 18 (Expert). Trained: Communications 14, Psychology 14, Sensors 14, Electronics 14, Stealth 13, Diplomacy 12, Athletics 10.</w:t>
+        <w:t xml:space="preserve">Who stood out?</w:t>
+      </w:r>
+      <w:r>
+        <w:t xml:space="preserve"> </w:t>
+      </w:r>
+      <w:r>
+        <w:t xml:space="preserve">Name a commendation, or a moment worth remembering.</w:t>
       </w:r>
     </w:p>
     <w:p>
@@ -13658,29 +15732,13 @@
           <w:bCs/>
           <w:b/>
         </w:rPr>
-        <w:t xml:space="preserve">Advantage:</w:t>
-      </w:r>
-      <w:r>
-        <w:t xml:space="preserve"> </w:t>
-      </w:r>
-      <w:r>
-        <w:t xml:space="preserve">Keen Hearing (species; companion: Sensitive Ears).</w:t>
-      </w:r>
-      <w:r>
-        <w:t xml:space="preserve"> </w:t>
-      </w:r>
-      <w:r>
-        <w:rPr>
-          <w:bCs/>
-          <w:b/>
-        </w:rPr>
-        <w:t xml:space="preserve">Complication:</w:t>
-      </w:r>
-      <w:r>
-        <w:t xml:space="preserve"> </w:t>
-      </w:r>
-      <w:r>
-        <w:t xml:space="preserve">Someone Back Home; trigger: a message from home arrives.</w:t>
+        <w:t xml:space="preserve">Complications.</w:t>
+      </w:r>
+      <w:r>
+        <w:t xml:space="preserve"> </w:t>
+      </w:r>
+      <w:r>
+        <w:t xml:space="preserve">Which ones came into play, and what did they cost?</w:t>
       </w:r>
     </w:p>
     <w:p>
@@ -13696,34 +15754,1066 @@
           <w:bCs/>
           <w:b/>
         </w:rPr>
-        <w:t xml:space="preserve">Why I serve:</w:t>
-      </w:r>
-      <w:r>
-        <w:t xml:space="preserve"> </w:t>
-      </w:r>
-      <w:r>
-        <w:t xml:space="preserve">To leave behind a past, a world, or a life that was too small for me.</w:t>
-      </w:r>
-      <w:r>
-        <w:t xml:space="preserve"> </w:t>
-      </w:r>
+        <w:t xml:space="preserve">What changed?</w:t>
+      </w:r>
+      <w:r>
+        <w:t xml:space="preserve"> </w:t>
+      </w:r>
+      <w:r>
+        <w:t xml:space="preserve">Damage to the ship, new allies or enemies, open threads for next time.</w:t>
+      </w:r>
+    </w:p>
+    <w:p>
+      <w:pPr>
+        <w:numPr>
+          <w:ilvl w:val="0"/>
+          <w:numId w:val="1017"/>
+        </w:numPr>
+        <w:pStyle w:val="Compact"/>
+      </w:pPr>
       <w:r>
         <w:rPr>
           <w:bCs/>
           <w:b/>
         </w:rPr>
+        <w:t xml:space="preserve">Advancement.</w:t>
+      </w:r>
+      <w:r>
+        <w:t xml:space="preserve"> </w:t>
+      </w:r>
+      <w:r>
+        <w:t xml:space="preserve">After a significant mission, the GM may authorize one skill step for each crew member (Untrained to Trained, or Trained to Specialty), or a revision of an advantage or complication.</w:t>
+      </w:r>
+    </w:p>
+    <w:p>
+      <w:pPr>
+        <w:pStyle w:val="FirstParagraph"/>
+      </w:pPr>
+      <w:r>
+        <w:t xml:space="preserve">The creator’s GM view keeps the log, applies each crew member’s advancement to the GM’s copy, and saves both with the crew file. Players record an approved advancement on their own sheet under Step 3, so their character still passes the checklist.</w:t>
+      </w:r>
+    </w:p>
+    <w:bookmarkEnd w:id="79"/>
+    <w:bookmarkEnd w:id="80"/>
+    <w:bookmarkStart w:id="87" w:name="ready-made-crew"/>
+    <w:p>
+      <w:pPr>
+        <w:pStyle w:val="Heading1"/>
+      </w:pPr>
+      <w:r>
+        <w:t xml:space="preserve">Ready-made crew</w:t>
+      </w:r>
+    </w:p>
+    <w:p>
+      <w:pPr>
+        <w:pStyle w:val="FirstParagraph"/>
+      </w:pPr>
+      <w:r>
+        <w:t xml:space="preserve">Six crew members ready to play, for one-shots, new players, or a crew in a hurry. Each follows the creation rules exactly, and their connections tie them to one another. In the creator, choose</w:t>
+      </w:r>
+      <w:r>
+        <w:t xml:space="preserve"> </w:t>
+      </w:r>
+      <w:r>
+        <w:rPr>
+          <w:bCs/>
+          <w:b/>
+        </w:rPr>
+        <w:t xml:space="preserve">Load a ready-made crew member</w:t>
+      </w:r>
+      <w:r>
+        <w:t xml:space="preserve"> </w:t>
+      </w:r>
+      <w:r>
+        <w:t xml:space="preserve">to open one and make it your own.</w:t>
+      </w:r>
+    </w:p>
+    <w:bookmarkStart w:id="81" w:name="thelan-shvari"/>
+    <w:p>
+      <w:pPr>
+        <w:pStyle w:val="Heading2"/>
+      </w:pPr>
+      <w:r>
+        <w:t xml:space="preserve">Thelan sh’Vari</w:t>
+      </w:r>
+    </w:p>
+    <w:p>
+      <w:pPr>
+        <w:pStyle w:val="FirstParagraph"/>
+      </w:pPr>
+      <w:r>
+        <w:rPr>
+          <w:iCs/>
+          <w:i/>
+        </w:rPr>
+        <w:t xml:space="preserve">Lieutenant Commander, Command. Andorian.</w:t>
+      </w:r>
+      <w:r>
+        <w:t xml:space="preserve"> </w:t>
+      </w:r>
+      <w:r>
+        <w:t xml:space="preserve">First officer: keeps the crew moving when the captain’s plan meets reality, and keeps the captain honest.</w:t>
+      </w:r>
+    </w:p>
+    <w:p>
+      <w:pPr>
+        <w:numPr>
+          <w:ilvl w:val="0"/>
+          <w:numId w:val="1018"/>
+        </w:numPr>
+        <w:pStyle w:val="Compact"/>
+      </w:pPr>
+      <w:r>
+        <w:rPr>
+          <w:bCs/>
+          <w:b/>
+        </w:rPr>
+        <w:t xml:space="preserve">Attributes:</w:t>
+      </w:r>
+      <w:r>
+        <w:t xml:space="preserve"> </w:t>
+      </w:r>
+      <w:r>
+        <w:t xml:space="preserve">Body 10, Agility 12, Intellect 10, Presence 13, Will 10.</w:t>
+      </w:r>
+      <w:r>
+        <w:t xml:space="preserve"> </w:t>
+      </w:r>
+      <w:r>
+        <w:rPr>
+          <w:bCs/>
+          <w:b/>
+        </w:rPr>
+        <w:t xml:space="preserve">Dodge</w:t>
+      </w:r>
+      <w:r>
+        <w:t xml:space="preserve"> </w:t>
+      </w:r>
+      <w:r>
+        <w:t xml:space="preserve">11.</w:t>
+      </w:r>
+    </w:p>
+    <w:p>
+      <w:pPr>
+        <w:numPr>
+          <w:ilvl w:val="0"/>
+          <w:numId w:val="1018"/>
+        </w:numPr>
+        <w:pStyle w:val="Compact"/>
+      </w:pPr>
+      <w:r>
+        <w:rPr>
+          <w:bCs/>
+          <w:b/>
+        </w:rPr>
+        <w:t xml:space="preserve">Skills:</w:t>
+      </w:r>
+      <w:r>
+        <w:t xml:space="preserve"> </w:t>
+      </w:r>
+      <w:r>
+        <w:t xml:space="preserve">Leadership 16 (Specialty). Trained: Diplomacy 14, Helm 13, Phasers 13, Unarmed Combat 13, Navigation 11, Psychology 11, Athletics 11, Sensors 11, Communications 11.</w:t>
+      </w:r>
+    </w:p>
+    <w:p>
+      <w:pPr>
+        <w:numPr>
+          <w:ilvl w:val="0"/>
+          <w:numId w:val="1018"/>
+        </w:numPr>
+        <w:pStyle w:val="Compact"/>
+      </w:pPr>
+      <w:r>
+        <w:rPr>
+          <w:bCs/>
+          <w:b/>
+        </w:rPr>
+        <w:t xml:space="preserve">Advantage:</w:t>
+      </w:r>
+      <w:r>
+        <w:t xml:space="preserve"> </w:t>
+      </w:r>
+      <w:r>
+        <w:t xml:space="preserve">Crisis Leader.</w:t>
+      </w:r>
+      <w:r>
+        <w:t xml:space="preserve"> </w:t>
+      </w:r>
+      <w:r>
+        <w:rPr>
+          <w:bCs/>
+          <w:b/>
+        </w:rPr>
+        <w:t xml:space="preserve">Complication:</w:t>
+      </w:r>
+      <w:r>
+        <w:t xml:space="preserve"> </w:t>
+      </w:r>
+      <w:r>
+        <w:t xml:space="preserve">Reputation to Uphold; trigger: someone questions your competence in front of others.</w:t>
+      </w:r>
+    </w:p>
+    <w:p>
+      <w:pPr>
+        <w:numPr>
+          <w:ilvl w:val="0"/>
+          <w:numId w:val="1018"/>
+        </w:numPr>
+        <w:pStyle w:val="Compact"/>
+      </w:pPr>
+      <w:r>
+        <w:rPr>
+          <w:bCs/>
+          <w:b/>
+        </w:rPr>
+        <w:t xml:space="preserve">Why I serve:</w:t>
+      </w:r>
+      <w:r>
+        <w:t xml:space="preserve"> </w:t>
+      </w:r>
+      <w:r>
+        <w:t xml:space="preserve">Starfleet runs in my family, and I mean to live up to the name.</w:t>
+      </w:r>
+      <w:r>
+        <w:t xml:space="preserve"> </w:t>
+      </w:r>
+      <w:r>
+        <w:rPr>
+          <w:bCs/>
+          <w:b/>
+        </w:rPr>
         <w:t xml:space="preserve">Connection:</w:t>
       </w:r>
       <w:r>
         <w:t xml:space="preserve"> </w:t>
       </w:r>
       <w:r>
+        <w:t xml:space="preserve">Took Yeoman Rrinn under their wing when Rrinn first came aboard.</w:t>
+      </w:r>
+    </w:p>
+    <w:bookmarkEnd w:id="81"/>
+    <w:bookmarkStart w:id="82" w:name="sevek"/>
+    <w:p>
+      <w:pPr>
+        <w:pStyle w:val="Heading2"/>
+      </w:pPr>
+      <w:r>
+        <w:t xml:space="preserve">Sevek</w:t>
+      </w:r>
+    </w:p>
+    <w:p>
+      <w:pPr>
+        <w:pStyle w:val="FirstParagraph"/>
+      </w:pPr>
+      <w:r>
+        <w:rPr>
+          <w:iCs/>
+          <w:i/>
+        </w:rPr>
+        <w:t xml:space="preserve">Lieutenant, Science. Vulcan.</w:t>
+      </w:r>
+      <w:r>
+        <w:t xml:space="preserve"> </w:t>
+      </w:r>
+      <w:r>
+        <w:t xml:space="preserve">Ship’s sciences officer: reads the anomaly, names the risk, and calculates the odds no one asked for.</w:t>
+      </w:r>
+    </w:p>
+    <w:p>
+      <w:pPr>
+        <w:numPr>
+          <w:ilvl w:val="0"/>
+          <w:numId w:val="1019"/>
+        </w:numPr>
+        <w:pStyle w:val="Compact"/>
+      </w:pPr>
+      <w:r>
+        <w:rPr>
+          <w:bCs/>
+          <w:b/>
+        </w:rPr>
+        <w:t xml:space="preserve">Attributes:</w:t>
+      </w:r>
+      <w:r>
+        <w:t xml:space="preserve"> </w:t>
+      </w:r>
+      <w:r>
+        <w:t xml:space="preserve">Body 11, Agility 11, Intellect 13, Presence 8, Will 12.</w:t>
+      </w:r>
+      <w:r>
+        <w:t xml:space="preserve"> </w:t>
+      </w:r>
+      <w:r>
+        <w:rPr>
+          <w:bCs/>
+          <w:b/>
+        </w:rPr>
+        <w:t xml:space="preserve">Dodge</w:t>
+      </w:r>
+      <w:r>
+        <w:t xml:space="preserve"> </w:t>
+      </w:r>
+      <w:r>
+        <w:t xml:space="preserve">10.</w:t>
+      </w:r>
+    </w:p>
+    <w:p>
+      <w:pPr>
+        <w:numPr>
+          <w:ilvl w:val="0"/>
+          <w:numId w:val="1019"/>
+        </w:numPr>
+        <w:pStyle w:val="Compact"/>
+      </w:pPr>
+      <w:r>
+        <w:rPr>
+          <w:bCs/>
+          <w:b/>
+        </w:rPr>
+        <w:t xml:space="preserve">Skills:</w:t>
+      </w:r>
+      <w:r>
+        <w:t xml:space="preserve"> </w:t>
+      </w:r>
+      <w:r>
+        <w:t xml:space="preserve">Physical Sciences 16 (Specialty). Trained: Sensors 14, Computers 14, Life Sciences 14, Navigation 14, Engineering 14, Electronics 14, Psychology 14, Unarmed Combat 12, Athletics 12.</w:t>
+      </w:r>
+    </w:p>
+    <w:p>
+      <w:pPr>
+        <w:numPr>
+          <w:ilvl w:val="0"/>
+          <w:numId w:val="1019"/>
+        </w:numPr>
+        <w:pStyle w:val="Compact"/>
+      </w:pPr>
+      <w:r>
+        <w:rPr>
+          <w:bCs/>
+          <w:b/>
+        </w:rPr>
+        <w:t xml:space="preserve">Advantage:</w:t>
+      </w:r>
+      <w:r>
+        <w:t xml:space="preserve"> </w:t>
+      </w:r>
+      <w:r>
+        <w:t xml:space="preserve">Eidetic Recall (species; companion: Suppressed Emotion).</w:t>
+      </w:r>
+      <w:r>
+        <w:t xml:space="preserve"> </w:t>
+      </w:r>
+      <w:r>
+        <w:rPr>
+          <w:bCs/>
+          <w:b/>
+        </w:rPr>
+        <w:t xml:space="preserve">Complication:</w:t>
+      </w:r>
+      <w:r>
+        <w:t xml:space="preserve"> </w:t>
+      </w:r>
+      <w:r>
+        <w:t xml:space="preserve">Cannot Leave a Mystery Alone; trigger: sensor data that contradicts known science.</w:t>
+      </w:r>
+    </w:p>
+    <w:p>
+      <w:pPr>
+        <w:numPr>
+          <w:ilvl w:val="0"/>
+          <w:numId w:val="1019"/>
+        </w:numPr>
+        <w:pStyle w:val="Compact"/>
+      </w:pPr>
+      <w:r>
+        <w:rPr>
+          <w:bCs/>
+          <w:b/>
+        </w:rPr>
+        <w:t xml:space="preserve">Why I serve:</w:t>
+      </w:r>
+      <w:r>
+        <w:t xml:space="preserve"> </w:t>
+      </w:r>
+      <w:r>
+        <w:t xml:space="preserve">The best laboratory in the galaxy is a starship on the frontier.</w:t>
+      </w:r>
+      <w:r>
+        <w:t xml:space="preserve"> </w:t>
+      </w:r>
+      <w:r>
+        <w:rPr>
+          <w:bCs/>
+          <w:b/>
+        </w:rPr>
+        <w:t xml:space="preserve">Connection:</w:t>
+      </w:r>
+      <w:r>
+        <w:t xml:space="preserve"> </w:t>
+      </w:r>
+      <w:r>
+        <w:t xml:space="preserve">Friendly rivals with Lt. Grath: they argue every engineering theory, and both enjoy it.</w:t>
+      </w:r>
+    </w:p>
+    <w:bookmarkEnd w:id="82"/>
+    <w:bookmarkStart w:id="83" w:name="dr.-vessik"/>
+    <w:p>
+      <w:pPr>
+        <w:pStyle w:val="Heading2"/>
+      </w:pPr>
+      <w:r>
+        <w:t xml:space="preserve">Dr. Vessik</w:t>
+      </w:r>
+    </w:p>
+    <w:p>
+      <w:pPr>
+        <w:pStyle w:val="FirstParagraph"/>
+      </w:pPr>
+      <w:r>
+        <w:rPr>
+          <w:iCs/>
+          <w:i/>
+        </w:rPr>
+        <w:t xml:space="preserve">Lieutenant Commander, Medical. Denobulan.</w:t>
+      </w:r>
+      <w:r>
+        <w:t xml:space="preserve"> </w:t>
+      </w:r>
+      <w:r>
+        <w:t xml:space="preserve">Chief medical officer: patches up the crew, argues with the captain, and keeps an alarming menagerie of medicinal creatures in sickbay.</w:t>
+      </w:r>
+    </w:p>
+    <w:p>
+      <w:pPr>
+        <w:numPr>
+          <w:ilvl w:val="0"/>
+          <w:numId w:val="1020"/>
+        </w:numPr>
+        <w:pStyle w:val="Compact"/>
+      </w:pPr>
+      <w:r>
+        <w:rPr>
+          <w:bCs/>
+          <w:b/>
+        </w:rPr>
+        <w:t xml:space="preserve">Attributes:</w:t>
+      </w:r>
+      <w:r>
+        <w:t xml:space="preserve"> </w:t>
+      </w:r>
+      <w:r>
+        <w:t xml:space="preserve">Body 9, Agility 9, Intellect 13, Presence 12, Will 12.</w:t>
+      </w:r>
+      <w:r>
+        <w:t xml:space="preserve"> </w:t>
+      </w:r>
+      <w:r>
+        <w:rPr>
+          <w:bCs/>
+          <w:b/>
+        </w:rPr>
+        <w:t xml:space="preserve">Dodge</w:t>
+      </w:r>
+      <w:r>
+        <w:t xml:space="preserve"> </w:t>
+      </w:r>
+      <w:r>
+        <w:t xml:space="preserve">7.</w:t>
+      </w:r>
+    </w:p>
+    <w:p>
+      <w:pPr>
+        <w:numPr>
+          <w:ilvl w:val="0"/>
+          <w:numId w:val="1020"/>
+        </w:numPr>
+        <w:pStyle w:val="Compact"/>
+      </w:pPr>
+      <w:r>
+        <w:rPr>
+          <w:bCs/>
+          <w:b/>
+        </w:rPr>
+        <w:t xml:space="preserve">Skills:</w:t>
+      </w:r>
+      <w:r>
+        <w:t xml:space="preserve"> </w:t>
+      </w:r>
+      <w:r>
+        <w:t xml:space="preserve">Medicine 16 (Specialty). Trained: Life Sciences 14, Psychology 14, Sensors 14, Computers 14, Electronics 14, Survival 14, Communications 14, Diplomacy 13, Leadership 13.</w:t>
+      </w:r>
+    </w:p>
+    <w:p>
+      <w:pPr>
+        <w:numPr>
+          <w:ilvl w:val="0"/>
+          <w:numId w:val="1020"/>
+        </w:numPr>
+        <w:pStyle w:val="Compact"/>
+      </w:pPr>
+      <w:r>
+        <w:rPr>
+          <w:bCs/>
+          <w:b/>
+        </w:rPr>
+        <w:t xml:space="preserve">Advantage:</w:t>
+      </w:r>
+      <w:r>
+        <w:t xml:space="preserve"> </w:t>
+      </w:r>
+      <w:r>
+        <w:t xml:space="preserve">Denobulan Pharmacopoeia (species; companion: Unorthodox Methods).</w:t>
+      </w:r>
+      <w:r>
+        <w:t xml:space="preserve"> </w:t>
+      </w:r>
+      <w:r>
+        <w:rPr>
+          <w:bCs/>
+          <w:b/>
+        </w:rPr>
+        <w:t xml:space="preserve">Complication:</w:t>
+      </w:r>
+      <w:r>
+        <w:t xml:space="preserve"> </w:t>
+      </w:r>
+      <w:r>
+        <w:t xml:space="preserve">Protects Others at Personal Risk; trigger: civilians are caught in the danger.</w:t>
+      </w:r>
+    </w:p>
+    <w:p>
+      <w:pPr>
+        <w:numPr>
+          <w:ilvl w:val="0"/>
+          <w:numId w:val="1020"/>
+        </w:numPr>
+        <w:pStyle w:val="Compact"/>
+      </w:pPr>
+      <w:r>
+        <w:rPr>
+          <w:bCs/>
+          <w:b/>
+        </w:rPr>
+        <w:t xml:space="preserve">Why I serve:</w:t>
+      </w:r>
+      <w:r>
+        <w:t xml:space="preserve"> </w:t>
+      </w:r>
+      <w:r>
+        <w:t xml:space="preserve">To protect the Federation and the people who can’t protect themselves.</w:t>
+      </w:r>
+      <w:r>
+        <w:t xml:space="preserve"> </w:t>
+      </w:r>
+      <w:r>
+        <w:rPr>
+          <w:bCs/>
+          <w:b/>
+        </w:rPr>
+        <w:t xml:space="preserve">Connection:</w:t>
+      </w:r>
+      <w:r>
+        <w:t xml:space="preserve"> </w:t>
+      </w:r>
+      <w:r>
+        <w:t xml:space="preserve">Pulled Lt. Reyes out of a burning shuttle on a survey mission; Reyes has never let the doctor pay for a drink since.</w:t>
+      </w:r>
+    </w:p>
+    <w:bookmarkEnd w:id="83"/>
+    <w:bookmarkStart w:id="84" w:name="grath"/>
+    <w:p>
+      <w:pPr>
+        <w:pStyle w:val="Heading2"/>
+      </w:pPr>
+      <w:r>
+        <w:t xml:space="preserve">Grath</w:t>
+      </w:r>
+    </w:p>
+    <w:p>
+      <w:pPr>
+        <w:pStyle w:val="FirstParagraph"/>
+      </w:pPr>
+      <w:r>
+        <w:rPr>
+          <w:iCs/>
+          <w:i/>
+        </w:rPr>
+        <w:t xml:space="preserve">Lieutenant, Engineering. Tellarite.</w:t>
+      </w:r>
+      <w:r>
+        <w:t xml:space="preserve"> </w:t>
+      </w:r>
+      <w:r>
+        <w:t xml:space="preserve">Engineer: keeps the Pelion’s power flowing and will tell you, at length, exactly why your idea won’t work.</w:t>
+      </w:r>
+    </w:p>
+    <w:p>
+      <w:pPr>
+        <w:numPr>
+          <w:ilvl w:val="0"/>
+          <w:numId w:val="1021"/>
+        </w:numPr>
+        <w:pStyle w:val="Compact"/>
+      </w:pPr>
+      <w:r>
+        <w:rPr>
+          <w:bCs/>
+          <w:b/>
+        </w:rPr>
+        <w:t xml:space="preserve">Attributes:</w:t>
+      </w:r>
+      <w:r>
+        <w:t xml:space="preserve"> </w:t>
+      </w:r>
+      <w:r>
+        <w:t xml:space="preserve">Body 12, Agility 10, Intellect 13, Presence 9, Will 11.</w:t>
+      </w:r>
+      <w:r>
+        <w:t xml:space="preserve"> </w:t>
+      </w:r>
+      <w:r>
+        <w:rPr>
+          <w:bCs/>
+          <w:b/>
+        </w:rPr>
+        <w:t xml:space="preserve">Dodge</w:t>
+      </w:r>
+      <w:r>
+        <w:t xml:space="preserve"> </w:t>
+      </w:r>
+      <w:r>
+        <w:t xml:space="preserve">9.</w:t>
+      </w:r>
+    </w:p>
+    <w:p>
+      <w:pPr>
+        <w:numPr>
+          <w:ilvl w:val="0"/>
+          <w:numId w:val="1021"/>
+        </w:numPr>
+        <w:pStyle w:val="Compact"/>
+      </w:pPr>
+      <w:r>
+        <w:rPr>
+          <w:bCs/>
+          <w:b/>
+        </w:rPr>
+        <w:t xml:space="preserve">Skills:</w:t>
+      </w:r>
+      <w:r>
+        <w:t xml:space="preserve"> </w:t>
+      </w:r>
+      <w:r>
+        <w:t xml:space="preserve">Engineering 16 (Specialty). Trained: Electronics 14, Computers 14, Physical Sciences 14, Sensors 14, Communications 14, Survival 14, Athletics 13, Helm 11, Unarmed Combat 11.</w:t>
+      </w:r>
+    </w:p>
+    <w:p>
+      <w:pPr>
+        <w:numPr>
+          <w:ilvl w:val="0"/>
+          <w:numId w:val="1021"/>
+        </w:numPr>
+        <w:pStyle w:val="Compact"/>
+      </w:pPr>
+      <w:r>
+        <w:rPr>
+          <w:bCs/>
+          <w:b/>
+        </w:rPr>
+        <w:t xml:space="preserve">Advantage:</w:t>
+      </w:r>
+      <w:r>
+        <w:t xml:space="preserve"> </w:t>
+      </w:r>
+      <w:r>
+        <w:t xml:space="preserve">Improvisational Engineer.</w:t>
+      </w:r>
+      <w:r>
+        <w:t xml:space="preserve"> </w:t>
+      </w:r>
+      <w:r>
+        <w:rPr>
+          <w:bCs/>
+          <w:b/>
+        </w:rPr>
+        <w:t xml:space="preserve">Complication:</w:t>
+      </w:r>
+      <w:r>
+        <w:t xml:space="preserve"> </w:t>
+      </w:r>
+      <w:r>
+        <w:t xml:space="preserve">Experimental Enthusiasm; trigger: an untested device or technique could solve the problem.</w:t>
+      </w:r>
+    </w:p>
+    <w:p>
+      <w:pPr>
+        <w:numPr>
+          <w:ilvl w:val="0"/>
+          <w:numId w:val="1021"/>
+        </w:numPr>
+        <w:pStyle w:val="Compact"/>
+      </w:pPr>
+      <w:r>
+        <w:rPr>
+          <w:bCs/>
+          <w:b/>
+        </w:rPr>
+        <w:t xml:space="preserve">Why I serve:</w:t>
+      </w:r>
+      <w:r>
+        <w:t xml:space="preserve"> </w:t>
+      </w:r>
+      <w:r>
+        <w:t xml:space="preserve">To prove I’m good enough, to everyone who doubted me and to myself.</w:t>
+      </w:r>
+      <w:r>
+        <w:t xml:space="preserve"> </w:t>
+      </w:r>
+      <w:r>
+        <w:rPr>
+          <w:bCs/>
+          <w:b/>
+        </w:rPr>
+        <w:t xml:space="preserve">Connection:</w:t>
+      </w:r>
+      <w:r>
+        <w:t xml:space="preserve"> </w:t>
+      </w:r>
+      <w:r>
+        <w:t xml:space="preserve">Off-duty friends with Commander sh’Vari: a weekly game of Andorian chess in which both of them cheat.</w:t>
+      </w:r>
+    </w:p>
+    <w:bookmarkEnd w:id="84"/>
+    <w:bookmarkStart w:id="85" w:name="marisol-reyes"/>
+    <w:p>
+      <w:pPr>
+        <w:pStyle w:val="Heading2"/>
+      </w:pPr>
+      <w:r>
+        <w:t xml:space="preserve">Marisol Reyes</w:t>
+      </w:r>
+    </w:p>
+    <w:p>
+      <w:pPr>
+        <w:pStyle w:val="FirstParagraph"/>
+      </w:pPr>
+      <w:r>
+        <w:rPr>
+          <w:iCs/>
+          <w:i/>
+        </w:rPr>
+        <w:t xml:space="preserve">Lieutenant (j.g.), Security. Human.</w:t>
+      </w:r>
+      <w:r>
+        <w:t xml:space="preserve"> </w:t>
+      </w:r>
+      <w:r>
+        <w:t xml:space="preserve">Security officer: first through the door on every away mission, and the last to set a phaser to kill.</w:t>
+      </w:r>
+    </w:p>
+    <w:p>
+      <w:pPr>
+        <w:numPr>
+          <w:ilvl w:val="0"/>
+          <w:numId w:val="1022"/>
+        </w:numPr>
+        <w:pStyle w:val="Compact"/>
+      </w:pPr>
+      <w:r>
+        <w:rPr>
+          <w:bCs/>
+          <w:b/>
+        </w:rPr>
+        <w:t xml:space="preserve">Attributes:</w:t>
+      </w:r>
+      <w:r>
+        <w:t xml:space="preserve"> </w:t>
+      </w:r>
+      <w:r>
+        <w:t xml:space="preserve">Body 12, Agility 13, Intellect 10, Presence 10, Will 10.</w:t>
+      </w:r>
+      <w:r>
+        <w:t xml:space="preserve"> </w:t>
+      </w:r>
+      <w:r>
+        <w:rPr>
+          <w:bCs/>
+          <w:b/>
+        </w:rPr>
+        <w:t xml:space="preserve">Dodge</w:t>
+      </w:r>
+      <w:r>
+        <w:t xml:space="preserve"> </w:t>
+      </w:r>
+      <w:r>
+        <w:t xml:space="preserve">12.</w:t>
+      </w:r>
+    </w:p>
+    <w:p>
+      <w:pPr>
+        <w:numPr>
+          <w:ilvl w:val="0"/>
+          <w:numId w:val="1022"/>
+        </w:numPr>
+        <w:pStyle w:val="Compact"/>
+      </w:pPr>
+      <w:r>
+        <w:rPr>
+          <w:bCs/>
+          <w:b/>
+        </w:rPr>
+        <w:t xml:space="preserve">Skills:</w:t>
+      </w:r>
+      <w:r>
+        <w:t xml:space="preserve"> </w:t>
+      </w:r>
+      <w:r>
+        <w:t xml:space="preserve">Phasers 16 (Specialty). Trained: Unarmed Combat 14, Stealth 14, Helm 14, Athletics 13, Survival 11, Sensors 11, Medicine 11, Leadership 11, Communications 11.</w:t>
+      </w:r>
+    </w:p>
+    <w:p>
+      <w:pPr>
+        <w:numPr>
+          <w:ilvl w:val="0"/>
+          <w:numId w:val="1022"/>
+        </w:numPr>
+        <w:pStyle w:val="Compact"/>
+      </w:pPr>
+      <w:r>
+        <w:rPr>
+          <w:bCs/>
+          <w:b/>
+        </w:rPr>
+        <w:t xml:space="preserve">Advantage:</w:t>
+      </w:r>
+      <w:r>
+        <w:t xml:space="preserve"> </w:t>
+      </w:r>
+      <w:r>
+        <w:t xml:space="preserve">Careful Marksman.</w:t>
+      </w:r>
+      <w:r>
+        <w:t xml:space="preserve"> </w:t>
+      </w:r>
+      <w:r>
+        <w:rPr>
+          <w:bCs/>
+          <w:b/>
+        </w:rPr>
+        <w:t xml:space="preserve">Complication:</w:t>
+      </w:r>
+      <w:r>
+        <w:t xml:space="preserve"> </w:t>
+      </w:r>
+      <w:r>
+        <w:t xml:space="preserve">Reluctant to Use Lethal Force; trigger: a hostile refuses to surrender.</w:t>
+      </w:r>
+    </w:p>
+    <w:p>
+      <w:pPr>
+        <w:numPr>
+          <w:ilvl w:val="0"/>
+          <w:numId w:val="1022"/>
+        </w:numPr>
+        <w:pStyle w:val="Compact"/>
+      </w:pPr>
+      <w:r>
+        <w:rPr>
+          <w:bCs/>
+          <w:b/>
+        </w:rPr>
+        <w:t xml:space="preserve">Why I serve:</w:t>
+      </w:r>
+      <w:r>
+        <w:t xml:space="preserve"> </w:t>
+      </w:r>
+      <w:r>
+        <w:t xml:space="preserve">A Starfleet officer once saved my home, and I want to be that person for someone else.</w:t>
+      </w:r>
+      <w:r>
+        <w:t xml:space="preserve"> </w:t>
+      </w:r>
+      <w:r>
+        <w:rPr>
+          <w:bCs/>
+          <w:b/>
+        </w:rPr>
+        <w:t xml:space="preserve">Connection:</w:t>
+      </w:r>
+      <w:r>
+        <w:t xml:space="preserve"> </w:t>
+      </w:r>
+      <w:r>
+        <w:t xml:space="preserve">Owes Dr. Vessik their life after a shuttle crash, and never lets the doctor forget it.</w:t>
+      </w:r>
+    </w:p>
+    <w:bookmarkEnd w:id="85"/>
+    <w:bookmarkStart w:id="86" w:name="rrinn"/>
+    <w:p>
+      <w:pPr>
+        <w:pStyle w:val="Heading2"/>
+      </w:pPr>
+      <w:r>
+        <w:t xml:space="preserve">Rrinn</w:t>
+      </w:r>
+    </w:p>
+    <w:p>
+      <w:pPr>
+        <w:pStyle w:val="FirstParagraph"/>
+      </w:pPr>
+      <w:r>
+        <w:rPr>
+          <w:iCs/>
+          <w:i/>
+        </w:rPr>
+        <w:t xml:space="preserve">Yeoman 2nd Class, General Services. Caitian.</w:t>
+      </w:r>
+      <w:r>
+        <w:t xml:space="preserve"> </w:t>
+      </w:r>
+      <w:r>
+        <w:t xml:space="preserve">Captain’s yeoman: keeps the records, carries the orders, and hears everything said on the bridge.</w:t>
+      </w:r>
+    </w:p>
+    <w:p>
+      <w:pPr>
+        <w:numPr>
+          <w:ilvl w:val="0"/>
+          <w:numId w:val="1023"/>
+        </w:numPr>
+        <w:pStyle w:val="Compact"/>
+      </w:pPr>
+      <w:r>
+        <w:rPr>
+          <w:bCs/>
+          <w:b/>
+        </w:rPr>
+        <w:t xml:space="preserve">Attributes:</w:t>
+      </w:r>
+      <w:r>
+        <w:t xml:space="preserve"> </w:t>
+      </w:r>
+      <w:r>
+        <w:t xml:space="preserve">Body 9, Agility 12, Intellect 13, Presence 11, Will 10.</w:t>
+      </w:r>
+      <w:r>
+        <w:t xml:space="preserve"> </w:t>
+      </w:r>
+      <w:r>
+        <w:rPr>
+          <w:bCs/>
+          <w:b/>
+        </w:rPr>
+        <w:t xml:space="preserve">Dodge</w:t>
+      </w:r>
+      <w:r>
+        <w:t xml:space="preserve"> </w:t>
+      </w:r>
+      <w:r>
+        <w:t xml:space="preserve">11.</w:t>
+      </w:r>
+    </w:p>
+    <w:p>
+      <w:pPr>
+        <w:numPr>
+          <w:ilvl w:val="0"/>
+          <w:numId w:val="1023"/>
+        </w:numPr>
+        <w:pStyle w:val="Compact"/>
+      </w:pPr>
+      <w:r>
+        <w:rPr>
+          <w:bCs/>
+          <w:b/>
+        </w:rPr>
+        <w:t xml:space="preserve">Skills:</w:t>
+      </w:r>
+      <w:r>
+        <w:t xml:space="preserve"> </w:t>
+      </w:r>
+      <w:r>
+        <w:t xml:space="preserve">Computers 18 (Expert). Trained: Communications 14, Psychology 14, Sensors 14, Electronics 14, Stealth 13, Diplomacy 12, Athletics 10.</w:t>
+      </w:r>
+    </w:p>
+    <w:p>
+      <w:pPr>
+        <w:numPr>
+          <w:ilvl w:val="0"/>
+          <w:numId w:val="1023"/>
+        </w:numPr>
+        <w:pStyle w:val="Compact"/>
+      </w:pPr>
+      <w:r>
+        <w:rPr>
+          <w:bCs/>
+          <w:b/>
+        </w:rPr>
+        <w:t xml:space="preserve">Advantage:</w:t>
+      </w:r>
+      <w:r>
+        <w:t xml:space="preserve"> </w:t>
+      </w:r>
+      <w:r>
+        <w:t xml:space="preserve">Keen Hearing (species; companion: Sensitive Ears).</w:t>
+      </w:r>
+      <w:r>
+        <w:t xml:space="preserve"> </w:t>
+      </w:r>
+      <w:r>
+        <w:rPr>
+          <w:bCs/>
+          <w:b/>
+        </w:rPr>
+        <w:t xml:space="preserve">Complication:</w:t>
+      </w:r>
+      <w:r>
+        <w:t xml:space="preserve"> </w:t>
+      </w:r>
+      <w:r>
+        <w:t xml:space="preserve">Someone Back Home; trigger: a message from home arrives.</w:t>
+      </w:r>
+    </w:p>
+    <w:p>
+      <w:pPr>
+        <w:numPr>
+          <w:ilvl w:val="0"/>
+          <w:numId w:val="1023"/>
+        </w:numPr>
+        <w:pStyle w:val="Compact"/>
+      </w:pPr>
+      <w:r>
+        <w:rPr>
+          <w:bCs/>
+          <w:b/>
+        </w:rPr>
+        <w:t xml:space="preserve">Why I serve:</w:t>
+      </w:r>
+      <w:r>
+        <w:t xml:space="preserve"> </w:t>
+      </w:r>
+      <w:r>
+        <w:t xml:space="preserve">To leave behind a past, a world, or a life that was too small for me.</w:t>
+      </w:r>
+      <w:r>
+        <w:t xml:space="preserve"> </w:t>
+      </w:r>
+      <w:r>
+        <w:rPr>
+          <w:bCs/>
+          <w:b/>
+        </w:rPr>
+        <w:t xml:space="preserve">Connection:</w:t>
+      </w:r>
+      <w:r>
+        <w:t xml:space="preserve"> </w:t>
+      </w:r>
+      <w:r>
         <w:t xml:space="preserve">Shares a secret with Lt. Sevek from a mission neither of them talks about.</w:t>
       </w:r>
     </w:p>
-    <w:bookmarkEnd w:id="82"/>
-    <w:bookmarkEnd w:id="83"/>
-    <w:bookmarkStart w:id="84" w:name="threats"/>
+    <w:bookmarkEnd w:id="86"/>
+    <w:bookmarkEnd w:id="87"/>
+    <w:bookmarkStart w:id="88" w:name="threats"/>
     <w:p>
       <w:pPr>
         <w:pStyle w:val="Heading1"/>
@@ -14779,11 +17869,27 @@
         <w:t xml:space="preserve"> </w:t>
       </w:r>
       <w:r>
-        <w:t xml:space="preserve">For a tougher version, add +1 to its targets and one box; for a weaker one, subtract. Starships use the ship tracks above: a Klingon battle cruiser has Shields 3, Hull 4, and Phasers 12 for its gunners.</w:t>
-      </w:r>
-    </w:p>
-    <w:bookmarkEnd w:id="84"/>
-    <w:bookmarkStart w:id="85" w:name="advantages"/>
+        <w:t xml:space="preserve">For a tougher version, add +1 to its targets and one box; for a weaker one, subtract. Starships use the ship tracks above; the</w:t>
+      </w:r>
+      <w:r>
+        <w:t xml:space="preserve"> </w:t>
+      </w:r>
+      <w:r>
+        <w:rPr>
+          <w:iCs/>
+          <w:i/>
+        </w:rPr>
+        <w:t xml:space="preserve">Enemy ships</w:t>
+      </w:r>
+      <w:r>
+        <w:t xml:space="preserve"> </w:t>
+      </w:r>
+      <w:r>
+        <w:t xml:space="preserve">table gives the common ones.</w:t>
+      </w:r>
+    </w:p>
+    <w:bookmarkEnd w:id="88"/>
+    <w:bookmarkStart w:id="89" w:name="advantages"/>
     <w:p>
       <w:pPr>
         <w:pStyle w:val="Heading1"/>
@@ -14797,7 +17903,39 @@
         <w:pStyle w:val="FirstParagraph"/>
       </w:pPr>
       <w:r>
-        <w:t xml:space="preserve">Choose one advantage at character creation: a general advantage from this chapter, or a species advantage from the next. Each grants +2 only in the listed circumstances; describe how it helps before rolling. An advantage does not grant training, authorize an otherwise impossible action, or replace essential equipment. If more than one advantage could apply, use only one advantage bonus. Assistance and circumstance modifiers still apply, without counting the same benefit twice.</w:t>
+        <w:t xml:space="preserve">Choose one advantage at character creation: a general advantage from this chapter, or a species advantage from the next. Each grants +2 only in the listed circumstances; describe how it helps before rolling. Two are different:</w:t>
+      </w:r>
+      <w:r>
+        <w:t xml:space="preserve"> </w:t>
+      </w:r>
+      <w:r>
+        <w:rPr>
+          <w:bCs/>
+          <w:b/>
+        </w:rPr>
+        <w:t xml:space="preserve">Additional Defense</w:t>
+      </w:r>
+      <w:r>
+        <w:t xml:space="preserve"> </w:t>
+      </w:r>
+      <w:r>
+        <w:t xml:space="preserve">and</w:t>
+      </w:r>
+      <w:r>
+        <w:t xml:space="preserve"> </w:t>
+      </w:r>
+      <w:r>
+        <w:rPr>
+          <w:bCs/>
+          <w:b/>
+        </w:rPr>
+        <w:t xml:space="preserve">Hard to put down</w:t>
+      </w:r>
+      <w:r>
+        <w:t xml:space="preserve"> </w:t>
+      </w:r>
+      <w:r>
+        <w:t xml:space="preserve">give no +2, and change what you can do in a fight instead. An advantage does not grant training, authorize an otherwise impossible action, or replace essential equipment. If more than one advantage could apply, use only one advantage bonus. Assistance and circumstance modifiers still apply, without counting the same benefit twice.</w:t>
       </w:r>
     </w:p>
     <w:tbl>
@@ -15383,14 +18521,80 @@
               <w:rPr>
                 <w:sz w:val="19"/>
               </w:rPr>
-              <w:t xml:space="preserve">+2 to Phasers after spending your preceding action aiming at the same visible target without attacking or moving. The bonus applies to one shot; losing sight of the target cancels it.</w:t>
+              <w:t xml:space="preserve">+2 to Phasers when you aim (with Aim’s +1, +3 in all) at the same visible target without attacking or moving. The bonus applies to one shot; losing sight of the target cancels it. A called shot is 1 easier for you.</w:t>
+            </w:r>
+          </w:p>
+        </w:tc>
+      </w:tr>
+      <w:tr>
+        <w:tc>
+          <w:tcPr/>
+          <w:p>
+            <w:pPr>
+              <w:pStyle w:val="Compact"/>
+              <w:jc w:val="left"/>
+            </w:pPr>
+            <w:r>
+              <w:rPr>
+                <w:b/>
+                <w:sz w:val="19"/>
+              </w:rPr>
+              <w:t xml:space="preserve">Additional Defense</w:t>
+            </w:r>
+          </w:p>
+        </w:tc>
+        <w:tc>
+          <w:tcPr/>
+          <w:p>
+            <w:pPr>
+              <w:pStyle w:val="Compact"/>
+              <w:jc w:val="left"/>
+            </w:pPr>
+            <w:r>
+              <w:rPr>
+                <w:sz w:val="19"/>
+              </w:rPr>
+              <w:t xml:space="preserve">A second defense each round: Dodge, Parry or Block, in any mix. A second parry is still −2. No +2 to rolls.</w:t>
+            </w:r>
+          </w:p>
+        </w:tc>
+      </w:tr>
+      <w:tr>
+        <w:tc>
+          <w:tcPr/>
+          <w:p>
+            <w:pPr>
+              <w:pStyle w:val="Compact"/>
+              <w:jc w:val="left"/>
+            </w:pPr>
+            <w:r>
+              <w:rPr>
+                <w:b/>
+                <w:sz w:val="19"/>
+              </w:rPr>
+              <w:t xml:space="preserve">Hard to put down</w:t>
+            </w:r>
+          </w:p>
+        </w:tc>
+        <w:tc>
+          <w:tcPr/>
+          <w:p>
+            <w:pPr>
+              <w:pStyle w:val="Compact"/>
+              <w:jc w:val="left"/>
+            </w:pPr>
+            <w:r>
+              <w:rPr>
+                <w:sz w:val="19"/>
+              </w:rPr>
+              <w:t xml:space="preserve">Once per fight, shrug off a telling hit’s effect. You still take its boxes. No +2 to rolls.</w:t>
             </w:r>
           </w:p>
         </w:tc>
       </w:tr>
     </w:tbl>
-    <w:bookmarkEnd w:id="85"/>
-    <w:bookmarkStart w:id="99" w:name="species-advantages"/>
+    <w:bookmarkEnd w:id="89"/>
+    <w:bookmarkStart w:id="103" w:name="species-advantages"/>
     <w:p>
       <w:pPr>
         <w:pStyle w:val="Heading1"/>
@@ -15455,7 +18659,7 @@
         <w:t xml:space="preserve">A custom species advantage follows the same pattern: a narrow +2 or an ability with agreed limits, paired with a companion complication that has a clear trigger and a real consequence.</w:t>
       </w:r>
     </w:p>
-    <w:bookmarkStart w:id="86" w:name="human"/>
+    <w:bookmarkStart w:id="90" w:name="human"/>
     <w:p>
       <w:pPr>
         <w:pStyle w:val="Heading2"/>
@@ -15668,8 +18872,8 @@
         </w:tc>
       </w:tr>
     </w:tbl>
-    <w:bookmarkEnd w:id="86"/>
-    <w:bookmarkStart w:id="87" w:name="vulcan"/>
+    <w:bookmarkEnd w:id="90"/>
+    <w:bookmarkStart w:id="91" w:name="vulcan"/>
     <w:p>
       <w:pPr>
         <w:pStyle w:val="Heading2"/>
@@ -15944,8 +19148,8 @@
         </w:tc>
       </w:tr>
     </w:tbl>
-    <w:bookmarkEnd w:id="87"/>
-    <w:bookmarkStart w:id="88" w:name="andorian"/>
+    <w:bookmarkEnd w:id="91"/>
+    <w:bookmarkStart w:id="92" w:name="andorian"/>
     <w:p>
       <w:pPr>
         <w:pStyle w:val="Heading2"/>
@@ -16158,8 +19362,8 @@
         </w:tc>
       </w:tr>
     </w:tbl>
-    <w:bookmarkEnd w:id="88"/>
-    <w:bookmarkStart w:id="89" w:name="tellarite"/>
+    <w:bookmarkEnd w:id="92"/>
+    <w:bookmarkStart w:id="93" w:name="tellarite"/>
     <w:p>
       <w:pPr>
         <w:pStyle w:val="Heading2"/>
@@ -16372,8 +19576,8 @@
         </w:tc>
       </w:tr>
     </w:tbl>
-    <w:bookmarkEnd w:id="89"/>
-    <w:bookmarkStart w:id="90" w:name="aenar"/>
+    <w:bookmarkEnd w:id="93"/>
+    <w:bookmarkStart w:id="94" w:name="aenar"/>
     <w:p>
       <w:pPr>
         <w:pStyle w:val="Heading2"/>
@@ -16586,8 +19790,8 @@
         </w:tc>
       </w:tr>
     </w:tbl>
-    <w:bookmarkEnd w:id="90"/>
-    <w:bookmarkStart w:id="91" w:name="illyrian"/>
+    <w:bookmarkEnd w:id="94"/>
+    <w:bookmarkStart w:id="95" w:name="illyrian"/>
     <w:p>
       <w:pPr>
         <w:pStyle w:val="Heading2"/>
@@ -16800,8 +20004,8 @@
         </w:tc>
       </w:tr>
     </w:tbl>
-    <w:bookmarkEnd w:id="91"/>
-    <w:bookmarkStart w:id="92" w:name="lanthanite"/>
+    <w:bookmarkEnd w:id="95"/>
+    <w:bookmarkStart w:id="96" w:name="lanthanite"/>
     <w:p>
       <w:pPr>
         <w:pStyle w:val="Heading2"/>
@@ -17014,8 +20218,8 @@
         </w:tc>
       </w:tr>
     </w:tbl>
-    <w:bookmarkEnd w:id="92"/>
-    <w:bookmarkStart w:id="93" w:name="caitian"/>
+    <w:bookmarkEnd w:id="96"/>
+    <w:bookmarkStart w:id="97" w:name="caitian"/>
     <w:p>
       <w:pPr>
         <w:pStyle w:val="Heading2"/>
@@ -17228,8 +20432,8 @@
         </w:tc>
       </w:tr>
     </w:tbl>
-    <w:bookmarkEnd w:id="93"/>
-    <w:bookmarkStart w:id="94" w:name="aurelian"/>
+    <w:bookmarkEnd w:id="97"/>
+    <w:bookmarkStart w:id="98" w:name="aurelian"/>
     <w:p>
       <w:pPr>
         <w:pStyle w:val="Heading2"/>
@@ -17442,8 +20646,8 @@
         </w:tc>
       </w:tr>
     </w:tbl>
-    <w:bookmarkEnd w:id="94"/>
-    <w:bookmarkStart w:id="95" w:name="orion"/>
+    <w:bookmarkEnd w:id="98"/>
+    <w:bookmarkStart w:id="99" w:name="orion"/>
     <w:p>
       <w:pPr>
         <w:pStyle w:val="Heading2"/>
@@ -17656,8 +20860,8 @@
         </w:tc>
       </w:tr>
     </w:tbl>
-    <w:bookmarkEnd w:id="95"/>
-    <w:bookmarkStart w:id="96" w:name="denobulan"/>
+    <w:bookmarkEnd w:id="99"/>
+    <w:bookmarkStart w:id="100" w:name="denobulan"/>
     <w:p>
       <w:pPr>
         <w:pStyle w:val="Heading2"/>
@@ -17870,8 +21074,8 @@
         </w:tc>
       </w:tr>
     </w:tbl>
-    <w:bookmarkEnd w:id="96"/>
-    <w:bookmarkStart w:id="97" w:name="trill"/>
+    <w:bookmarkEnd w:id="100"/>
+    <w:bookmarkStart w:id="101" w:name="trill"/>
     <w:p>
       <w:pPr>
         <w:pStyle w:val="Heading2"/>
@@ -18092,8 +21296,8 @@
         </w:tc>
       </w:tr>
     </w:tbl>
-    <w:bookmarkEnd w:id="97"/>
-    <w:bookmarkStart w:id="98" w:name="saurian"/>
+    <w:bookmarkEnd w:id="101"/>
+    <w:bookmarkStart w:id="102" w:name="saurian"/>
     <w:p>
       <w:pPr>
         <w:pStyle w:val="Heading2"/>
@@ -18306,9 +21510,9 @@
         </w:tc>
       </w:tr>
     </w:tbl>
-    <w:bookmarkEnd w:id="98"/>
-    <w:bookmarkEnd w:id="99"/>
-    <w:bookmarkStart w:id="108" w:name="making-your-own"/>
+    <w:bookmarkEnd w:id="102"/>
+    <w:bookmarkEnd w:id="103"/>
+    <w:bookmarkStart w:id="112" w:name="making-your-own"/>
     <w:p>
       <w:pPr>
         <w:pStyle w:val="Heading1"/>
@@ -18341,7 +21545,7 @@
         <w:t xml:space="preserve">option at the end of each list, and its checklist holds a custom choice to the same rules as everything else.</w:t>
       </w:r>
     </w:p>
-    <w:bookmarkStart w:id="100" w:name="a-custom-department"/>
+    <w:bookmarkStart w:id="104" w:name="a-custom-department"/>
     <w:p>
       <w:pPr>
         <w:pStyle w:val="Heading2"/>
@@ -18362,7 +21566,7 @@
       <w:pPr>
         <w:numPr>
           <w:ilvl w:val="0"/>
-          <w:numId w:val="1018"/>
+          <w:numId w:val="1024"/>
         </w:numPr>
         <w:pStyle w:val="Compact"/>
       </w:pPr>
@@ -18408,7 +21612,7 @@
       <w:pPr>
         <w:numPr>
           <w:ilvl w:val="0"/>
-          <w:numId w:val="1018"/>
+          <w:numId w:val="1024"/>
         </w:numPr>
         <w:pStyle w:val="Compact"/>
       </w:pPr>
@@ -18430,7 +21634,7 @@
       <w:pPr>
         <w:numPr>
           <w:ilvl w:val="0"/>
-          <w:numId w:val="1018"/>
+          <w:numId w:val="1024"/>
         </w:numPr>
         <w:pStyle w:val="Compact"/>
       </w:pPr>
@@ -18452,7 +21656,7 @@
       <w:pPr>
         <w:numPr>
           <w:ilvl w:val="0"/>
-          <w:numId w:val="1018"/>
+          <w:numId w:val="1024"/>
         </w:numPr>
         <w:pStyle w:val="Compact"/>
       </w:pPr>
@@ -18517,8 +21721,8 @@
         <w:t xml:space="preserve">.</w:t>
       </w:r>
     </w:p>
-    <w:bookmarkEnd w:id="100"/>
-    <w:bookmarkStart w:id="107" w:name="a-custom-species"/>
+    <w:bookmarkEnd w:id="104"/>
+    <w:bookmarkStart w:id="111" w:name="a-custom-species"/>
     <w:p>
       <w:pPr>
         <w:pStyle w:val="Heading2"/>
@@ -18535,7 +21739,7 @@
         <w:t xml:space="preserve">Build it with the GM, one step at a time.</w:t>
       </w:r>
     </w:p>
-    <w:bookmarkStart w:id="101" w:name="the-concept"/>
+    <w:bookmarkStart w:id="105" w:name="the-concept"/>
     <w:p>
       <w:pPr>
         <w:pStyle w:val="Heading3"/>
@@ -18552,8 +21756,8 @@
         <w:t xml:space="preserve">Two or three sentences: where they come from, what sets them apart, and how others see them. It should be something the species in this book don’t already cover.</w:t>
       </w:r>
     </w:p>
-    <w:bookmarkEnd w:id="101"/>
-    <w:bookmarkStart w:id="102" w:name="attribute-adjustments"/>
+    <w:bookmarkEnd w:id="105"/>
+    <w:bookmarkStart w:id="106" w:name="attribute-adjustments"/>
     <w:p>
       <w:pPr>
         <w:pStyle w:val="Heading3"/>
@@ -18599,8 +21803,8 @@
         <w:t xml:space="preserve">: a +2 needs a −2 or two −1s. The adjustments move the attribute’s base (+1 starts it at 11) and raise its starting maximum (13 plus the bonus). Most species change two to four attributes.</w:t>
       </w:r>
     </w:p>
-    <w:bookmarkEnd w:id="102"/>
-    <w:bookmarkStart w:id="103" w:name="core-rules"/>
+    <w:bookmarkEnd w:id="106"/>
+    <w:bookmarkStart w:id="107" w:name="core-rules"/>
     <w:p>
       <w:pPr>
         <w:pStyle w:val="Heading3"/>
@@ -18617,8 +21821,8 @@
         <w:t xml:space="preserve">One to three short rules that always apply: what they can do (see in the dark, resist cold, a free Trained skill) and what it costs (a weakness, a people’s distrust, a hazard they can’t abide). A strength with no drawback is worth more than it looks.</w:t>
       </w:r>
     </w:p>
-    <w:bookmarkEnd w:id="103"/>
-    <w:bookmarkStart w:id="104" w:name="species-advantages-1"/>
+    <w:bookmarkEnd w:id="107"/>
+    <w:bookmarkStart w:id="108" w:name="species-advantages-1"/>
     <w:p>
       <w:pPr>
         <w:pStyle w:val="Heading3"/>
@@ -18673,8 +21877,8 @@
         <w:t xml:space="preserve">: a problem the trait causes, with a clear trigger and a real consequence, which earns a Duty point when it bites, like any complication. A character takes one advantage, general or species, so make them distinct choices.</w:t>
       </w:r>
     </w:p>
-    <w:bookmarkEnd w:id="104"/>
-    <w:bookmarkStart w:id="105" w:name="in-the-creator"/>
+    <w:bookmarkEnd w:id="108"/>
+    <w:bookmarkStart w:id="109" w:name="in-the-creator"/>
     <w:p>
       <w:pPr>
         <w:pStyle w:val="Heading3"/>
@@ -18687,7 +21891,7 @@
       <w:pPr>
         <w:numPr>
           <w:ilvl w:val="0"/>
-          <w:numId w:val="1019"/>
+          <w:numId w:val="1025"/>
         </w:numPr>
         <w:pStyle w:val="Compact"/>
       </w:pPr>
@@ -18715,7 +21919,7 @@
       <w:pPr>
         <w:numPr>
           <w:ilvl w:val="0"/>
-          <w:numId w:val="1019"/>
+          <w:numId w:val="1025"/>
         </w:numPr>
         <w:pStyle w:val="Compact"/>
       </w:pPr>
@@ -18727,7 +21931,7 @@
       <w:pPr>
         <w:numPr>
           <w:ilvl w:val="0"/>
-          <w:numId w:val="1019"/>
+          <w:numId w:val="1025"/>
         </w:numPr>
         <w:pStyle w:val="Compact"/>
       </w:pPr>
@@ -18755,7 +21959,7 @@
       <w:pPr>
         <w:numPr>
           <w:ilvl w:val="0"/>
-          <w:numId w:val="1019"/>
+          <w:numId w:val="1025"/>
         </w:numPr>
         <w:pStyle w:val="Compact"/>
       </w:pPr>
@@ -18779,8 +21983,8 @@
         <w:t xml:space="preserve">and enter the advantage and its companion complication.</w:t>
       </w:r>
     </w:p>
-    <w:bookmarkEnd w:id="105"/>
-    <w:bookmarkStart w:id="106" w:name="example"/>
+    <w:bookmarkEnd w:id="109"/>
+    <w:bookmarkStart w:id="110" w:name="example"/>
     <w:p>
       <w:pPr>
         <w:pStyle w:val="Heading3"/>
@@ -18885,10 +22089,10 @@
         <w:t xml:space="preserve">: dry, cramped ships wear on you; when it matters, accept the short temper or the mistake.</w:t>
       </w:r>
     </w:p>
-    <w:bookmarkEnd w:id="106"/>
-    <w:bookmarkEnd w:id="107"/>
-    <w:bookmarkEnd w:id="108"/>
-    <w:bookmarkStart w:id="110" w:name="complications"/>
+    <w:bookmarkEnd w:id="110"/>
+    <w:bookmarkEnd w:id="111"/>
+    <w:bookmarkEnd w:id="112"/>
+    <w:bookmarkStart w:id="114" w:name="complications"/>
     <w:p>
       <w:pPr>
         <w:pStyle w:val="Heading1"/>
@@ -19502,7 +22706,7 @@
         </w:tc>
       </w:tr>
     </w:tbl>
-    <w:bookmarkStart w:id="109" w:name="using-and-revising-traits"/>
+    <w:bookmarkStart w:id="113" w:name="using-and-revising-traits"/>
     <w:p>
       <w:pPr>
         <w:pStyle w:val="Heading2"/>
@@ -19519,9 +22723,9 @@
         <w:t xml:space="preserve">General advantages and complications describe individual crew members and can suit any species when appropriate. A Vulcan might choose Mental Discipline as a general advantage; species advantages are the only traits tied to a species. At a mission milestone, revise a trait when events change the character. Custom advantages follow the same narrow +2 benefit; custom complications need a clear trigger and a meaningful, accepted consequence.</w:t>
       </w:r>
     </w:p>
-    <w:bookmarkEnd w:id="109"/>
-    <w:bookmarkEnd w:id="110"/>
-    <w:bookmarkStart w:id="114" w:name="quick-reference"/>
+    <w:bookmarkEnd w:id="113"/>
+    <w:bookmarkEnd w:id="114"/>
+    <w:bookmarkStart w:id="118" w:name="quick-reference"/>
     <w:p>
       <w:pPr>
         <w:pStyle w:val="Heading1"/>
@@ -19530,7 +22734,7 @@
         <w:t xml:space="preserve">Quick reference</w:t>
       </w:r>
     </w:p>
-    <w:bookmarkStart w:id="111" w:name="will-and-mental-resistance"/>
+    <w:bookmarkStart w:id="115" w:name="will-and-mental-resistance"/>
     <w:p>
       <w:pPr>
         <w:pStyle w:val="Heading2"/>
@@ -19563,8 +22767,8 @@
         <w:t xml:space="preserve">Will protects your resolve; Presence influences others. Leadership and Diplomacy still use Presence. Species adjustments may change your starting Will, but mental advantages apply only to their agreed, narrow circumstances.</w:t>
       </w:r>
     </w:p>
-    <w:bookmarkEnd w:id="111"/>
-    <w:bookmarkStart w:id="112" w:name="at-the-table"/>
+    <w:bookmarkEnd w:id="115"/>
+    <w:bookmarkStart w:id="116" w:name="at-the-table"/>
     <w:p>
       <w:pPr>
         <w:pStyle w:val="Heading2"/>
@@ -19577,7 +22781,7 @@
       <w:pPr>
         <w:numPr>
           <w:ilvl w:val="0"/>
-          <w:numId w:val="1020"/>
+          <w:numId w:val="1026"/>
         </w:numPr>
         <w:pStyle w:val="Compact"/>
       </w:pPr>
@@ -19589,7 +22793,7 @@
       <w:pPr>
         <w:numPr>
           <w:ilvl w:val="0"/>
-          <w:numId w:val="1020"/>
+          <w:numId w:val="1026"/>
         </w:numPr>
         <w:pStyle w:val="Compact"/>
       </w:pPr>
@@ -19601,7 +22805,7 @@
       <w:pPr>
         <w:numPr>
           <w:ilvl w:val="0"/>
-          <w:numId w:val="1020"/>
+          <w:numId w:val="1026"/>
         </w:numPr>
         <w:pStyle w:val="Compact"/>
       </w:pPr>
@@ -19613,7 +22817,7 @@
       <w:pPr>
         <w:numPr>
           <w:ilvl w:val="0"/>
-          <w:numId w:val="1020"/>
+          <w:numId w:val="1026"/>
         </w:numPr>
         <w:pStyle w:val="Compact"/>
       </w:pPr>
@@ -19625,7 +22829,7 @@
       <w:pPr>
         <w:numPr>
           <w:ilvl w:val="0"/>
-          <w:numId w:val="1020"/>
+          <w:numId w:val="1026"/>
         </w:numPr>
         <w:pStyle w:val="Compact"/>
       </w:pPr>
@@ -19633,8 +22837,8 @@
         <w:t xml:space="preserve">Apply the result and describe what changes.</w:t>
       </w:r>
     </w:p>
-    <w:bookmarkEnd w:id="112"/>
-    <w:bookmarkStart w:id="113" w:name="summary"/>
+    <w:bookmarkEnd w:id="116"/>
+    <w:bookmarkStart w:id="117" w:name="summary"/>
     <w:p>
       <w:pPr>
         <w:pStyle w:val="Heading2"/>
@@ -19877,8 +23081,8 @@
         <w:t xml:space="preserve">start each session with two. Spend one to reroll, reduce an injury by one box, or establish a plausible preparation. Earn one when an accepted complication, including a companion complication, creates a meaningful problem.</w:t>
       </w:r>
     </w:p>
-    <w:bookmarkEnd w:id="113"/>
-    <w:bookmarkEnd w:id="114"/>
+    <w:bookmarkEnd w:id="117"/>
+    <w:bookmarkEnd w:id="118"/>
     <w:sectPr/>
   </w:body>
 </w:document>
@@ -20234,6 +23438,24 @@
     <w:abstractNumId w:val="991"/>
   </w:num>
   <w:num w:numId="1011">
+    <w:abstractNumId w:val="991"/>
+  </w:num>
+  <w:num w:numId="1012">
+    <w:abstractNumId w:val="991"/>
+  </w:num>
+  <w:num w:numId="1013">
+    <w:abstractNumId w:val="991"/>
+  </w:num>
+  <w:num w:numId="1014">
+    <w:abstractNumId w:val="991"/>
+  </w:num>
+  <w:num w:numId="1015">
+    <w:abstractNumId w:val="991"/>
+  </w:num>
+  <w:num w:numId="1016">
+    <w:abstractNumId w:val="991"/>
+  </w:num>
+  <w:num w:numId="1017">
     <w:abstractNumId w:val="99411"/>
     <w:lvlOverride w:ilvl="0">
       <w:startOverride w:val="1"/>
@@ -20263,25 +23485,25 @@
       <w:startOverride w:val="1"/>
     </w:lvlOverride>
   </w:num>
-  <w:num w:numId="1012">
+  <w:num w:numId="1018">
     <w:abstractNumId w:val="991"/>
   </w:num>
-  <w:num w:numId="1013">
+  <w:num w:numId="1019">
     <w:abstractNumId w:val="991"/>
   </w:num>
-  <w:num w:numId="1014">
+  <w:num w:numId="1020">
     <w:abstractNumId w:val="991"/>
   </w:num>
-  <w:num w:numId="1015">
+  <w:num w:numId="1021">
     <w:abstractNumId w:val="991"/>
   </w:num>
-  <w:num w:numId="1016">
+  <w:num w:numId="1022">
     <w:abstractNumId w:val="991"/>
   </w:num>
-  <w:num w:numId="1017">
+  <w:num w:numId="1023">
     <w:abstractNumId w:val="991"/>
   </w:num>
-  <w:num w:numId="1018">
+  <w:num w:numId="1024">
     <w:abstractNumId w:val="99411"/>
     <w:lvlOverride w:ilvl="0">
       <w:startOverride w:val="1"/>
@@ -20311,7 +23533,7 @@
       <w:startOverride w:val="1"/>
     </w:lvlOverride>
   </w:num>
-  <w:num w:numId="1019">
+  <w:num w:numId="1025">
     <w:abstractNumId w:val="99411"/>
     <w:lvlOverride w:ilvl="0">
       <w:startOverride w:val="1"/>
@@ -20341,7 +23563,7 @@
       <w:startOverride w:val="1"/>
     </w:lvlOverride>
   </w:num>
-  <w:num w:numId="1020">
+  <w:num w:numId="1026">
     <w:abstractNumId w:val="99411"/>
     <w:lvlOverride w:ilvl="0">
       <w:startOverride w:val="1"/>

--- a/uss-pelion/USS_Pelion_Players_Guide.docx
+++ b/uss-pelion/USS_Pelion_Players_Guide.docx
@@ -102,6 +102,27 @@
       </w:pPr>
       <w:r>
         <w:t xml:space="preserve">You are a member of Starfleet aboard USS Pelion, NCC-1750. Explore unfamiliar worlds, investigate strange phenomena, protect your crewmates, and make difficult decisions when orders and circumstances collide. Your training matters, and the crew succeeds by working together.</w:t>
+      </w:r>
+    </w:p>
+    <w:p>
+      <w:pPr>
+        <w:pStyle w:val="BodyText"/>
+      </w:pPr>
+      <w:r>
+        <w:t xml:space="preserve">This is an unofficial fan game inspired by</w:t>
+      </w:r>
+      <w:r>
+        <w:t xml:space="preserve"> </w:t>
+      </w:r>
+      <w:r>
+        <w:rPr>
+          <w:iCs/>
+          <w:i/>
+        </w:rPr>
+        <w:t xml:space="preserve">Star Trek</w:t>
+      </w:r>
+      <w:r>
+        <w:t xml:space="preserve">. It is not affiliated with or endorsed by Paramount or CBS Studios, who own Star Trek.</w:t>
       </w:r>
     </w:p>
     <w:p>

--- a/uss-pelion/USS_Pelion_Players_Guide.docx
+++ b/uss-pelion/USS_Pelion_Players_Guide.docx
@@ -5322,7 +5322,7 @@
     </w:p>
     <w:bookmarkEnd w:id="48"/>
     <w:bookmarkEnd w:id="49"/>
-    <w:bookmarkStart w:id="61" w:name="personal-combat"/>
+    <w:bookmarkStart w:id="62" w:name="personal-combat"/>
     <w:p>
       <w:pPr>
         <w:pStyle w:val="Heading1"/>
@@ -9332,8 +9332,42 @@
       </w:r>
     </w:p>
     <w:bookmarkEnd w:id="60"/>
+    <w:bookmarkStart w:id="61" w:name="the-encounter-panel"/>
+    <w:p>
+      <w:pPr>
+        <w:pStyle w:val="Heading2"/>
+      </w:pPr>
+      <w:r>
+        <w:t xml:space="preserve">The Encounter panel</w:t>
+      </w:r>
+    </w:p>
+    <w:p>
+      <w:pPr>
+        <w:pStyle w:val="FirstParagraph"/>
+      </w:pPr>
+      <w:r>
+        <w:t xml:space="preserve">The GM view also has an</w:t>
+      </w:r>
+      <w:r>
+        <w:t xml:space="preserve"> </w:t>
+      </w:r>
+      <w:r>
+        <w:rPr>
+          <w:bCs/>
+          <w:b/>
+        </w:rPr>
+        <w:t xml:space="preserve">Encounter</w:t>
+      </w:r>
+      <w:r>
+        <w:t xml:space="preserve"> </w:t>
+      </w:r>
+      <w:r>
+        <w:t xml:space="preserve">panel that runs a fight by these rules and shows every roll. Add characters from the GM view and opponents from the Threats table (or make one up on the spot), then start: it keeps the turn order by Agility, and for each attack works out the range, the defense (Dodge, Parry or Block, one a round), the boxes marked and any telling hit, offering a Duty point choices at the moment they apply. Hits land on the character cards and the battle map, and with gritty combat on, grievous wounds are rolled and kept. The panel keeps a log and a summary of the fight, which can be saved to a file. It’s a helper, not a rule: the GM can rule any result differently, and the log says so.</w:t>
+      </w:r>
+    </w:p>
     <w:bookmarkEnd w:id="61"/>
-    <w:bookmarkStart w:id="69" w:name="medical-care"/>
+    <w:bookmarkEnd w:id="62"/>
+    <w:bookmarkStart w:id="70" w:name="medical-care"/>
     <w:p>
       <w:pPr>
         <w:pStyle w:val="Heading1"/>
@@ -9350,7 +9384,7 @@
         <w:t xml:space="preserve">Starfleet physicians in 2268 have advanced diagnostic scanners, potent pharmaceuticals, portable emergency equipment, and sophisticated sickbay facilities. Familiar injuries often respond quickly to treatment. Severe trauma, incompatible biology, missing supplies, and unidentified conditions still challenge an experienced doctor. The treatment values below are campaign rules inspired by the series, rather than numerical rules stated in canon.</w:t>
       </w:r>
     </w:p>
-    <w:bookmarkStart w:id="62" w:name="diagnosis-and-stabilization"/>
+    <w:bookmarkStart w:id="63" w:name="diagnosis-and-stabilization"/>
     <w:p>
       <w:pPr>
         <w:pStyle w:val="Heading2"/>
@@ -9375,8 +9409,8 @@
         <w:t xml:space="preserve">Emergency stabilization takes one action and a successful Medicine roll with a medical kit. It prevents deterioration from the treated injury while the patient is protected from further harm, and it ends Dying. Stabilization alone removes no injury boxes. A patient at three boxes remains incapacitated until treatment clears a box.</w:t>
       </w:r>
     </w:p>
-    <w:bookmarkEnd w:id="62"/>
-    <w:bookmarkStart w:id="63" w:name="field-treatment"/>
+    <w:bookmarkEnd w:id="63"/>
+    <w:bookmarkStart w:id="64" w:name="field-treatment"/>
     <w:p>
       <w:pPr>
         <w:pStyle w:val="Heading2"/>
@@ -9393,8 +9427,8 @@
         <w:t xml:space="preserve">With a medical kit and several uninterrupted minutes, successful Medicine removes one injury box. Success by 5 or more removes two. Each injury receives one field-treatment attempt, even if that attempt fails; further attempts require changed circumstances such as better equipment, new diagnostic information, or access to sickbay. New injuries can receive their own treatment, but cannot justify treating an old injury repeatedly.</w:t>
       </w:r>
     </w:p>
-    <w:bookmarkEnd w:id="63"/>
-    <w:bookmarkStart w:id="64" w:name="sickbay-treatment"/>
+    <w:bookmarkEnd w:id="64"/>
+    <w:bookmarkStart w:id="65" w:name="sickbay-treatment"/>
     <w:p>
       <w:pPr>
         <w:pStyle w:val="Heading2"/>
@@ -9419,8 +9453,8 @@
         <w:t xml:space="preserve">Removing injury boxes removes their associated penalties, but major organ damage, severe burns, and complex internal trauma can still require a procedure and recovery period set by the GM. The physician determines whether the patient is fit for duty. Pain suppression does not itself heal an injury. Stun normally wears off at the end of the scene; prolonged unconsciousness requires assessment.</w:t>
       </w:r>
     </w:p>
-    <w:bookmarkEnd w:id="64"/>
-    <w:bookmarkStart w:id="65" w:name="natural-recovery"/>
+    <w:bookmarkEnd w:id="65"/>
+    <w:bookmarkStart w:id="66" w:name="natural-recovery"/>
     <w:p>
       <w:pPr>
         <w:pStyle w:val="Heading2"/>
@@ -9703,8 +9737,8 @@
         <w:t xml:space="preserve">Ensign Reyes ends a mission Seriously wounded (two boxes). Sickbay is busy with worse cases, so Reyes rests in quarters: three days clear the first box and one more day the second, and Reyes is back on duty on the fifth day.</w:t>
       </w:r>
     </w:p>
-    <w:bookmarkEnd w:id="65"/>
-    <w:bookmarkStart w:id="66" w:name="alien-medicine-and-limits"/>
+    <w:bookmarkEnd w:id="66"/>
+    <w:bookmarkStart w:id="67" w:name="alien-medicine-and-limits"/>
     <w:p>
       <w:pPr>
         <w:pStyle w:val="Heading2"/>
@@ -9729,8 +9763,8 @@
         <w:t xml:space="preserve">Crew of other species may need care suited to their biology. An Alien Physiology Specialist, or a physician with access to the right species data, keeps that care from becoming guesswork.</w:t>
       </w:r>
     </w:p>
-    <w:bookmarkEnd w:id="66"/>
-    <w:bookmarkStart w:id="68" w:name="examples-from-the-original-series"/>
+    <w:bookmarkEnd w:id="67"/>
+    <w:bookmarkStart w:id="69" w:name="examples-from-the-original-series"/>
     <w:p>
       <w:pPr>
         <w:pStyle w:val="Heading2"/>
@@ -9829,7 +9863,7 @@
       <w:r>
         <w:t xml:space="preserve"> </w:t>
       </w:r>
-      <w:hyperlink r:id="rId67">
+      <w:hyperlink r:id="rId68">
         <w:r>
           <w:rPr>
             <w:rStyle w:val="Hyperlink"/>
@@ -9838,9 +9872,9 @@
         </w:r>
       </w:hyperlink>
     </w:p>
-    <w:bookmarkEnd w:id="68"/>
     <w:bookmarkEnd w:id="69"/>
-    <w:bookmarkStart w:id="79" w:name="duty-points-and-bridge-duty"/>
+    <w:bookmarkEnd w:id="70"/>
+    <w:bookmarkStart w:id="80" w:name="duty-points-and-bridge-duty"/>
     <w:p>
       <w:pPr>
         <w:pStyle w:val="Heading1"/>
@@ -9849,7 +9883,7 @@
         <w:t xml:space="preserve">Duty points and bridge duty</w:t>
       </w:r>
     </w:p>
-    <w:bookmarkStart w:id="70" w:name="using-duty-points"/>
+    <w:bookmarkStart w:id="71" w:name="using-duty-points"/>
     <w:p>
       <w:pPr>
         <w:pStyle w:val="Heading2"/>
@@ -10085,8 +10119,8 @@
         <w:t xml:space="preserve">your curiosity tempts you to remain beside an anomaly while the team withdraws. If you accept the resulting separation and danger, the GM awards one Duty point. The point does not remove that danger.</w:t>
       </w:r>
     </w:p>
-    <w:bookmarkEnd w:id="70"/>
-    <w:bookmarkStart w:id="72" w:name="working-on-the-bridge"/>
+    <w:bookmarkEnd w:id="71"/>
+    <w:bookmarkStart w:id="73" w:name="working-on-the-bridge"/>
     <w:p>
       <w:pPr>
         <w:pStyle w:val="Heading2"/>
@@ -10395,7 +10429,7 @@
         </w:tc>
       </w:tr>
     </w:tbl>
-    <w:bookmarkStart w:id="71" w:name="the-captains-orders"/>
+    <w:bookmarkStart w:id="72" w:name="the-captains-orders"/>
     <w:p>
       <w:pPr>
         <w:pStyle w:val="Heading3"/>
@@ -10692,9 +10726,9 @@
         <w:t xml:space="preserve">A captain who takes an order doesn’t also work a station that exchange. Commanding well is the job.</w:t>
       </w:r>
     </w:p>
-    <w:bookmarkEnd w:id="71"/>
     <w:bookmarkEnd w:id="72"/>
-    <w:bookmarkStart w:id="77" w:name="the-uss-pelion"/>
+    <w:bookmarkEnd w:id="73"/>
+    <w:bookmarkStart w:id="78" w:name="the-uss-pelion"/>
     <w:p>
       <w:pPr>
         <w:pStyle w:val="Heading2"/>
@@ -11254,7 +11288,7 @@
         <w:t xml:space="preserve">for ship weapons, against the enemy ship’s own tracks, which the GM keeps the same way.</w:t>
       </w:r>
     </w:p>
-    <w:bookmarkStart w:id="73" w:name="ship-registry"/>
+    <w:bookmarkStart w:id="74" w:name="ship-registry"/>
     <w:p>
       <w:pPr>
         <w:pStyle w:val="Heading3"/>
@@ -13399,8 +13433,8 @@
         </w:tc>
       </w:tr>
     </w:tbl>
-    <w:bookmarkEnd w:id="73"/>
-    <w:bookmarkStart w:id="74" w:name="concussive-system-damage"/>
+    <w:bookmarkEnd w:id="74"/>
+    <w:bookmarkStart w:id="75" w:name="concussive-system-damage"/>
     <w:p>
       <w:pPr>
         <w:pStyle w:val="Heading3"/>
@@ -14099,8 +14133,8 @@
         </w:tc>
       </w:tr>
     </w:tbl>
-    <w:bookmarkEnd w:id="74"/>
-    <w:bookmarkStart w:id="75" w:name="range-in-space"/>
+    <w:bookmarkEnd w:id="75"/>
+    <w:bookmarkStart w:id="76" w:name="range-in-space"/>
     <w:p>
       <w:pPr>
         <w:pStyle w:val="Heading3"/>
@@ -15004,8 +15038,8 @@
         </w:tc>
       </w:tr>
     </w:tbl>
-    <w:bookmarkEnd w:id="75"/>
-    <w:bookmarkStart w:id="76" w:name="enemy-ships"/>
+    <w:bookmarkEnd w:id="76"/>
+    <w:bookmarkStart w:id="77" w:name="enemy-ships"/>
     <w:p>
       <w:pPr>
         <w:pStyle w:val="Heading3"/>
@@ -15896,9 +15930,9 @@
         </w:tc>
       </w:tr>
     </w:tbl>
-    <w:bookmarkEnd w:id="76"/>
     <w:bookmarkEnd w:id="77"/>
-    <w:bookmarkStart w:id="78" w:name="advancement"/>
+    <w:bookmarkEnd w:id="78"/>
+    <w:bookmarkStart w:id="79" w:name="advancement"/>
     <w:p>
       <w:pPr>
         <w:pStyle w:val="Heading2"/>
@@ -16342,9 +16376,9 @@
         <w:t xml:space="preserve">Species changes still need a separate agreement with the GM. The creator keeps the ledger: award points in the advancement box under the skills (or from the Captain’s log), then spend them there.</w:t>
       </w:r>
     </w:p>
-    <w:bookmarkEnd w:id="78"/>
     <w:bookmarkEnd w:id="79"/>
-    <w:bookmarkStart w:id="82" w:name="running-missions"/>
+    <w:bookmarkEnd w:id="80"/>
+    <w:bookmarkStart w:id="83" w:name="running-missions"/>
     <w:p>
       <w:pPr>
         <w:pStyle w:val="Heading1"/>
@@ -16353,7 +16387,7 @@
         <w:t xml:space="preserve">Running missions</w:t>
       </w:r>
     </w:p>
-    <w:bookmarkStart w:id="80" w:name="mission-seeds"/>
+    <w:bookmarkStart w:id="81" w:name="mission-seeds"/>
     <w:p>
       <w:pPr>
         <w:pStyle w:val="Heading2"/>
@@ -18852,8 +18886,8 @@
         <w:t xml:space="preserve">is in the middle of it.</w:t>
       </w:r>
     </w:p>
-    <w:bookmarkEnd w:id="80"/>
-    <w:bookmarkStart w:id="81" w:name="captains-log"/>
+    <w:bookmarkEnd w:id="81"/>
+    <w:bookmarkStart w:id="82" w:name="captains-log"/>
     <w:p>
       <w:pPr>
         <w:pStyle w:val="Heading2"/>
@@ -18988,9 +19022,9 @@
         <w:t xml:space="preserve">The creator’s GM view keeps the log, applies each crew member’s advancement to the GM’s copy, and saves both with the crew file. Players record an approved advancement on their own sheet under Step 3, so their character still passes the checklist.</w:t>
       </w:r>
     </w:p>
-    <w:bookmarkEnd w:id="81"/>
     <w:bookmarkEnd w:id="82"/>
-    <w:bookmarkStart w:id="89" w:name="ready-made-crew"/>
+    <w:bookmarkEnd w:id="83"/>
+    <w:bookmarkStart w:id="90" w:name="ready-made-crew"/>
     <w:p>
       <w:pPr>
         <w:pStyle w:val="Heading1"/>
@@ -19023,7 +19057,7 @@
         <w:t xml:space="preserve">to open one and make it your own.</w:t>
       </w:r>
     </w:p>
-    <w:bookmarkStart w:id="83" w:name="thelan-shvari"/>
+    <w:bookmarkStart w:id="84" w:name="thelan-shvari"/>
     <w:p>
       <w:pPr>
         <w:pStyle w:val="Heading2"/>
@@ -19186,8 +19220,8 @@
         <w:t xml:space="preserve">Took Yeoman Rrinn under their wing when Rrinn first came aboard.</w:t>
       </w:r>
     </w:p>
-    <w:bookmarkEnd w:id="83"/>
-    <w:bookmarkStart w:id="84" w:name="sevek"/>
+    <w:bookmarkEnd w:id="84"/>
+    <w:bookmarkStart w:id="85" w:name="sevek"/>
     <w:p>
       <w:pPr>
         <w:pStyle w:val="Heading2"/>
@@ -19350,8 +19384,8 @@
         <w:t xml:space="preserve">Friendly rivals with Lt. Grath: they argue every engineering theory, and both enjoy it.</w:t>
       </w:r>
     </w:p>
-    <w:bookmarkEnd w:id="84"/>
-    <w:bookmarkStart w:id="85" w:name="dr.-vessik"/>
+    <w:bookmarkEnd w:id="85"/>
+    <w:bookmarkStart w:id="86" w:name="dr.-vessik"/>
     <w:p>
       <w:pPr>
         <w:pStyle w:val="Heading2"/>
@@ -19514,8 +19548,8 @@
         <w:t xml:space="preserve">Pulled Lt. Reyes out of a burning shuttle on a survey mission; Reyes has never let the doctor pay for a drink since.</w:t>
       </w:r>
     </w:p>
-    <w:bookmarkEnd w:id="85"/>
-    <w:bookmarkStart w:id="86" w:name="grath"/>
+    <w:bookmarkEnd w:id="86"/>
+    <w:bookmarkStart w:id="87" w:name="grath"/>
     <w:p>
       <w:pPr>
         <w:pStyle w:val="Heading2"/>
@@ -19678,8 +19712,8 @@
         <w:t xml:space="preserve">Off-duty friends with Commander sh’Vari: a weekly game of Andorian chess in which both of them cheat.</w:t>
       </w:r>
     </w:p>
-    <w:bookmarkEnd w:id="86"/>
-    <w:bookmarkStart w:id="87" w:name="marisol-reyes"/>
+    <w:bookmarkEnd w:id="87"/>
+    <w:bookmarkStart w:id="88" w:name="marisol-reyes"/>
     <w:p>
       <w:pPr>
         <w:pStyle w:val="Heading2"/>
@@ -19842,8 +19876,8 @@
         <w:t xml:space="preserve">Owes Dr. Vessik their life after a shuttle crash, and never lets the doctor forget it.</w:t>
       </w:r>
     </w:p>
-    <w:bookmarkEnd w:id="87"/>
-    <w:bookmarkStart w:id="88" w:name="rrinn"/>
+    <w:bookmarkEnd w:id="88"/>
+    <w:bookmarkStart w:id="89" w:name="rrinn"/>
     <w:p>
       <w:pPr>
         <w:pStyle w:val="Heading2"/>
@@ -20006,9 +20040,9 @@
         <w:t xml:space="preserve">Shares a secret with Lt. Sevek from a mission neither of them talks about.</w:t>
       </w:r>
     </w:p>
-    <w:bookmarkEnd w:id="88"/>
     <w:bookmarkEnd w:id="89"/>
-    <w:bookmarkStart w:id="90" w:name="threats"/>
+    <w:bookmarkEnd w:id="90"/>
+    <w:bookmarkStart w:id="91" w:name="threats"/>
     <w:p>
       <w:pPr>
         <w:pStyle w:val="Heading1"/>
@@ -21096,8 +21130,8 @@
         <w:t xml:space="preserve">table gives the common ones.</w:t>
       </w:r>
     </w:p>
-    <w:bookmarkEnd w:id="90"/>
-    <w:bookmarkStart w:id="91" w:name="advantages"/>
+    <w:bookmarkEnd w:id="91"/>
+    <w:bookmarkStart w:id="92" w:name="advantages"/>
     <w:p>
       <w:pPr>
         <w:pStyle w:val="Heading1"/>
@@ -21801,8 +21835,8 @@
         </w:tc>
       </w:tr>
     </w:tbl>
-    <w:bookmarkEnd w:id="91"/>
-    <w:bookmarkStart w:id="105" w:name="species-advantages"/>
+    <w:bookmarkEnd w:id="92"/>
+    <w:bookmarkStart w:id="106" w:name="species-advantages"/>
     <w:p>
       <w:pPr>
         <w:pStyle w:val="Heading1"/>
@@ -21867,7 +21901,7 @@
         <w:t xml:space="preserve">A custom species advantage follows the same pattern: a narrow +2 or an ability with agreed limits, paired with a companion complication that has a clear trigger and a real consequence.</w:t>
       </w:r>
     </w:p>
-    <w:bookmarkStart w:id="92" w:name="human"/>
+    <w:bookmarkStart w:id="93" w:name="human"/>
     <w:p>
       <w:pPr>
         <w:pStyle w:val="Heading2"/>
@@ -22080,8 +22114,8 @@
         </w:tc>
       </w:tr>
     </w:tbl>
-    <w:bookmarkEnd w:id="92"/>
-    <w:bookmarkStart w:id="93" w:name="vulcan"/>
+    <w:bookmarkEnd w:id="93"/>
+    <w:bookmarkStart w:id="94" w:name="vulcan"/>
     <w:p>
       <w:pPr>
         <w:pStyle w:val="Heading2"/>
@@ -22356,8 +22390,8 @@
         </w:tc>
       </w:tr>
     </w:tbl>
-    <w:bookmarkEnd w:id="93"/>
-    <w:bookmarkStart w:id="94" w:name="andorian"/>
+    <w:bookmarkEnd w:id="94"/>
+    <w:bookmarkStart w:id="95" w:name="andorian"/>
     <w:p>
       <w:pPr>
         <w:pStyle w:val="Heading2"/>
@@ -22570,8 +22604,8 @@
         </w:tc>
       </w:tr>
     </w:tbl>
-    <w:bookmarkEnd w:id="94"/>
-    <w:bookmarkStart w:id="95" w:name="tellarite"/>
+    <w:bookmarkEnd w:id="95"/>
+    <w:bookmarkStart w:id="96" w:name="tellarite"/>
     <w:p>
       <w:pPr>
         <w:pStyle w:val="Heading2"/>
@@ -22784,8 +22818,8 @@
         </w:tc>
       </w:tr>
     </w:tbl>
-    <w:bookmarkEnd w:id="95"/>
-    <w:bookmarkStart w:id="96" w:name="aenar"/>
+    <w:bookmarkEnd w:id="96"/>
+    <w:bookmarkStart w:id="97" w:name="aenar"/>
     <w:p>
       <w:pPr>
         <w:pStyle w:val="Heading2"/>
@@ -22998,8 +23032,8 @@
         </w:tc>
       </w:tr>
     </w:tbl>
-    <w:bookmarkEnd w:id="96"/>
-    <w:bookmarkStart w:id="97" w:name="illyrian"/>
+    <w:bookmarkEnd w:id="97"/>
+    <w:bookmarkStart w:id="98" w:name="illyrian"/>
     <w:p>
       <w:pPr>
         <w:pStyle w:val="Heading2"/>
@@ -23212,8 +23246,8 @@
         </w:tc>
       </w:tr>
     </w:tbl>
-    <w:bookmarkEnd w:id="97"/>
-    <w:bookmarkStart w:id="98" w:name="lanthanite"/>
+    <w:bookmarkEnd w:id="98"/>
+    <w:bookmarkStart w:id="99" w:name="lanthanite"/>
     <w:p>
       <w:pPr>
         <w:pStyle w:val="Heading2"/>
@@ -23426,8 +23460,8 @@
         </w:tc>
       </w:tr>
     </w:tbl>
-    <w:bookmarkEnd w:id="98"/>
-    <w:bookmarkStart w:id="99" w:name="caitian"/>
+    <w:bookmarkEnd w:id="99"/>
+    <w:bookmarkStart w:id="100" w:name="caitian"/>
     <w:p>
       <w:pPr>
         <w:pStyle w:val="Heading2"/>
@@ -23640,8 +23674,8 @@
         </w:tc>
       </w:tr>
     </w:tbl>
-    <w:bookmarkEnd w:id="99"/>
-    <w:bookmarkStart w:id="100" w:name="aurelian"/>
+    <w:bookmarkEnd w:id="100"/>
+    <w:bookmarkStart w:id="101" w:name="aurelian"/>
     <w:p>
       <w:pPr>
         <w:pStyle w:val="Heading2"/>
@@ -23854,8 +23888,8 @@
         </w:tc>
       </w:tr>
     </w:tbl>
-    <w:bookmarkEnd w:id="100"/>
-    <w:bookmarkStart w:id="101" w:name="orion"/>
+    <w:bookmarkEnd w:id="101"/>
+    <w:bookmarkStart w:id="102" w:name="orion"/>
     <w:p>
       <w:pPr>
         <w:pStyle w:val="Heading2"/>
@@ -24068,8 +24102,8 @@
         </w:tc>
       </w:tr>
     </w:tbl>
-    <w:bookmarkEnd w:id="101"/>
-    <w:bookmarkStart w:id="102" w:name="denobulan"/>
+    <w:bookmarkEnd w:id="102"/>
+    <w:bookmarkStart w:id="103" w:name="denobulan"/>
     <w:p>
       <w:pPr>
         <w:pStyle w:val="Heading2"/>
@@ -24282,8 +24316,8 @@
         </w:tc>
       </w:tr>
     </w:tbl>
-    <w:bookmarkEnd w:id="102"/>
-    <w:bookmarkStart w:id="103" w:name="trill"/>
+    <w:bookmarkEnd w:id="103"/>
+    <w:bookmarkStart w:id="104" w:name="trill"/>
     <w:p>
       <w:pPr>
         <w:pStyle w:val="Heading2"/>
@@ -24504,8 +24538,8 @@
         </w:tc>
       </w:tr>
     </w:tbl>
-    <w:bookmarkEnd w:id="103"/>
-    <w:bookmarkStart w:id="104" w:name="saurian"/>
+    <w:bookmarkEnd w:id="104"/>
+    <w:bookmarkStart w:id="105" w:name="saurian"/>
     <w:p>
       <w:pPr>
         <w:pStyle w:val="Heading2"/>
@@ -24718,9 +24752,9 @@
         </w:tc>
       </w:tr>
     </w:tbl>
-    <w:bookmarkEnd w:id="104"/>
     <w:bookmarkEnd w:id="105"/>
-    <w:bookmarkStart w:id="114" w:name="making-your-own"/>
+    <w:bookmarkEnd w:id="106"/>
+    <w:bookmarkStart w:id="115" w:name="making-your-own"/>
     <w:p>
       <w:pPr>
         <w:pStyle w:val="Heading1"/>
@@ -24753,7 +24787,7 @@
         <w:t xml:space="preserve">option at the end of each list, and its checklist holds a custom choice to the same rules as everything else.</w:t>
       </w:r>
     </w:p>
-    <w:bookmarkStart w:id="106" w:name="a-custom-department"/>
+    <w:bookmarkStart w:id="107" w:name="a-custom-department"/>
     <w:p>
       <w:pPr>
         <w:pStyle w:val="Heading2"/>
@@ -24929,8 +24963,8 @@
         <w:t xml:space="preserve">.</w:t>
       </w:r>
     </w:p>
-    <w:bookmarkEnd w:id="106"/>
-    <w:bookmarkStart w:id="113" w:name="a-custom-species"/>
+    <w:bookmarkEnd w:id="107"/>
+    <w:bookmarkStart w:id="114" w:name="a-custom-species"/>
     <w:p>
       <w:pPr>
         <w:pStyle w:val="Heading2"/>
@@ -24947,7 +24981,7 @@
         <w:t xml:space="preserve">Build it with the GM, one step at a time.</w:t>
       </w:r>
     </w:p>
-    <w:bookmarkStart w:id="107" w:name="the-concept"/>
+    <w:bookmarkStart w:id="108" w:name="the-concept"/>
     <w:p>
       <w:pPr>
         <w:pStyle w:val="Heading3"/>
@@ -24964,8 +24998,8 @@
         <w:t xml:space="preserve">Two or three sentences: where they come from, what sets them apart, and how others see them. It should be something the species in this book don’t already cover.</w:t>
       </w:r>
     </w:p>
-    <w:bookmarkEnd w:id="107"/>
-    <w:bookmarkStart w:id="108" w:name="attribute-adjustments"/>
+    <w:bookmarkEnd w:id="108"/>
+    <w:bookmarkStart w:id="109" w:name="attribute-adjustments"/>
     <w:p>
       <w:pPr>
         <w:pStyle w:val="Heading3"/>
@@ -25011,8 +25045,8 @@
         <w:t xml:space="preserve">: a +2 needs a −2 or two −1s. The adjustments move the attribute’s base (+1 starts it at 11) and raise its starting maximum (13 plus the bonus). Most species change two to four attributes.</w:t>
       </w:r>
     </w:p>
-    <w:bookmarkEnd w:id="108"/>
-    <w:bookmarkStart w:id="109" w:name="core-rules"/>
+    <w:bookmarkEnd w:id="109"/>
+    <w:bookmarkStart w:id="110" w:name="core-rules"/>
     <w:p>
       <w:pPr>
         <w:pStyle w:val="Heading3"/>
@@ -25029,8 +25063,8 @@
         <w:t xml:space="preserve">One to three short rules that always apply: what they can do (see in the dark, resist cold, a free Trained skill) and what it costs (a weakness, a people’s distrust, a hazard they can’t abide). A strength with no drawback is worth more than it looks.</w:t>
       </w:r>
     </w:p>
-    <w:bookmarkEnd w:id="109"/>
-    <w:bookmarkStart w:id="110" w:name="species-advantages-1"/>
+    <w:bookmarkEnd w:id="110"/>
+    <w:bookmarkStart w:id="111" w:name="species-advantages-1"/>
     <w:p>
       <w:pPr>
         <w:pStyle w:val="Heading3"/>
@@ -25085,8 +25119,8 @@
         <w:t xml:space="preserve">: a problem the trait causes, with a clear trigger and a real consequence, which earns a Duty point when it bites, like any complication. A character takes one advantage, general or species, so make them distinct choices.</w:t>
       </w:r>
     </w:p>
-    <w:bookmarkEnd w:id="110"/>
-    <w:bookmarkStart w:id="111" w:name="in-the-creator"/>
+    <w:bookmarkEnd w:id="111"/>
+    <w:bookmarkStart w:id="112" w:name="in-the-creator"/>
     <w:p>
       <w:pPr>
         <w:pStyle w:val="Heading3"/>
@@ -25191,8 +25225,8 @@
         <w:t xml:space="preserve">and enter the advantage and its companion complication.</w:t>
       </w:r>
     </w:p>
-    <w:bookmarkEnd w:id="111"/>
-    <w:bookmarkStart w:id="112" w:name="example"/>
+    <w:bookmarkEnd w:id="112"/>
+    <w:bookmarkStart w:id="113" w:name="example"/>
     <w:p>
       <w:pPr>
         <w:pStyle w:val="Heading3"/>
@@ -25297,10 +25331,10 @@
         <w:t xml:space="preserve">: dry, cramped ships wear on you; when it matters, accept the short temper or the mistake.</w:t>
       </w:r>
     </w:p>
-    <w:bookmarkEnd w:id="112"/>
     <w:bookmarkEnd w:id="113"/>
     <w:bookmarkEnd w:id="114"/>
-    <w:bookmarkStart w:id="116" w:name="complications"/>
+    <w:bookmarkEnd w:id="115"/>
+    <w:bookmarkStart w:id="117" w:name="complications"/>
     <w:p>
       <w:pPr>
         <w:pStyle w:val="Heading1"/>
@@ -25914,7 +25948,7 @@
         </w:tc>
       </w:tr>
     </w:tbl>
-    <w:bookmarkStart w:id="115" w:name="using-and-revising-traits"/>
+    <w:bookmarkStart w:id="116" w:name="using-and-revising-traits"/>
     <w:p>
       <w:pPr>
         <w:pStyle w:val="Heading2"/>
@@ -25931,9 +25965,9 @@
         <w:t xml:space="preserve">General advantages and complications describe individual crew members and can suit any species when appropriate. A Vulcan might choose Mental Discipline as a general advantage; species advantages are the only traits tied to a species. At a mission milestone, revise a trait when events change the character. Custom advantages follow the same narrow +2 benefit; custom complications need a clear trigger and a meaningful, accepted consequence.</w:t>
       </w:r>
     </w:p>
-    <w:bookmarkEnd w:id="115"/>
     <w:bookmarkEnd w:id="116"/>
-    <w:bookmarkStart w:id="120" w:name="quick-reference"/>
+    <w:bookmarkEnd w:id="117"/>
+    <w:bookmarkStart w:id="121" w:name="quick-reference"/>
     <w:p>
       <w:pPr>
         <w:pStyle w:val="Heading1"/>
@@ -25942,7 +25976,7 @@
         <w:t xml:space="preserve">Quick reference</w:t>
       </w:r>
     </w:p>
-    <w:bookmarkStart w:id="117" w:name="will-and-mental-resistance"/>
+    <w:bookmarkStart w:id="118" w:name="will-and-mental-resistance"/>
     <w:p>
       <w:pPr>
         <w:pStyle w:val="Heading2"/>
@@ -25975,8 +26009,8 @@
         <w:t xml:space="preserve">Will protects your resolve; Presence influences others. Leadership and Diplomacy still use Presence. Species adjustments may change your starting Will, but mental advantages apply only to their agreed, narrow circumstances.</w:t>
       </w:r>
     </w:p>
-    <w:bookmarkEnd w:id="117"/>
-    <w:bookmarkStart w:id="118" w:name="at-the-table"/>
+    <w:bookmarkEnd w:id="118"/>
+    <w:bookmarkStart w:id="119" w:name="at-the-table"/>
     <w:p>
       <w:pPr>
         <w:pStyle w:val="Heading2"/>
@@ -26045,8 +26079,8 @@
         <w:t xml:space="preserve">Apply the result and describe what changes.</w:t>
       </w:r>
     </w:p>
-    <w:bookmarkEnd w:id="118"/>
-    <w:bookmarkStart w:id="119" w:name="summary"/>
+    <w:bookmarkEnd w:id="119"/>
+    <w:bookmarkStart w:id="120" w:name="summary"/>
     <w:p>
       <w:pPr>
         <w:pStyle w:val="Heading2"/>
@@ -26289,8 +26323,8 @@
         <w:t xml:space="preserve">start each session with two. Spend one to reroll, reduce an injury by one box, or establish a plausible preparation. Earn one when an accepted complication, including a companion complication, creates a meaningful problem.</w:t>
       </w:r>
     </w:p>
-    <w:bookmarkEnd w:id="119"/>
     <w:bookmarkEnd w:id="120"/>
+    <w:bookmarkEnd w:id="121"/>
     <w:sectPr/>
   </w:body>
 </w:document>

--- a/uss-pelion/USS_Pelion_Players_Guide.docx
+++ b/uss-pelion/USS_Pelion_Players_Guide.docx
@@ -130,7 +130,20 @@
         <w:pStyle w:val="BodyText"/>
       </w:pPr>
       <w:r>
-        <w:t xml:space="preserve">This guide presents the Pelion rules in a form you can use at the table. It combines concrete skills and 3d6 roll-under resolution with a small pool of Duty points.</w:t>
+        <w:t xml:space="preserve">This guide presents the Pelion rules in a form you can use at the table. The material for running the game (mission seeds, the threats and enemy ships, and the GM’s tools) is in a companion book, the</w:t>
+      </w:r>
+      <w:r>
+        <w:t xml:space="preserve"> </w:t>
+      </w:r>
+      <w:r>
+        <w:rPr>
+          <w:bCs/>
+          <w:b/>
+        </w:rPr>
+        <w:t xml:space="preserve">GM’s Guide</w:t>
+      </w:r>
+      <w:r>
+        <w:t xml:space="preserve">. It combines concrete skills and 3d6 roll-under resolution with a small pool of Duty points.</w:t>
       </w:r>
     </w:p>
     <w:bookmarkStart w:id="20" w:name="the-rule-to-remember"/>
@@ -5322,7 +5335,7 @@
     </w:p>
     <w:bookmarkEnd w:id="48"/>
     <w:bookmarkEnd w:id="49"/>
-    <w:bookmarkStart w:id="62" w:name="personal-combat"/>
+    <w:bookmarkStart w:id="60" w:name="personal-combat"/>
     <w:p>
       <w:pPr>
         <w:pStyle w:val="Heading1"/>
@@ -9107,13 +9120,31 @@
       </w:r>
     </w:p>
     <w:bookmarkEnd w:id="59"/>
-    <w:bookmarkStart w:id="60" w:name="the-battle-map"/>
+    <w:bookmarkEnd w:id="60"/>
+    <w:bookmarkStart w:id="68" w:name="medical-care"/>
+    <w:p>
+      <w:pPr>
+        <w:pStyle w:val="Heading1"/>
+      </w:pPr>
+      <w:r>
+        <w:t xml:space="preserve">Medical care</w:t>
+      </w:r>
+    </w:p>
+    <w:p>
+      <w:pPr>
+        <w:pStyle w:val="FirstParagraph"/>
+      </w:pPr>
+      <w:r>
+        <w:t xml:space="preserve">Starfleet physicians in 2268 have advanced diagnostic scanners, potent pharmaceuticals, portable emergency equipment, and sophisticated sickbay facilities. Familiar injuries often respond quickly to treatment. Severe trauma, incompatible biology, missing supplies, and unidentified conditions still challenge an experienced doctor. The treatment values below are campaign rules inspired by the series, rather than numerical rules stated in canon.</w:t>
+      </w:r>
+    </w:p>
+    <w:bookmarkStart w:id="61" w:name="diagnosis-and-stabilization"/>
     <w:p>
       <w:pPr>
         <w:pStyle w:val="Heading2"/>
       </w:pPr>
       <w:r>
-        <w:t xml:space="preserve">The battle map</w:t>
+        <w:t xml:space="preserve">Diagnosis and stabilization</w:t>
       </w:r>
     </w:p>
     <w:p>
@@ -9121,39 +9152,7 @@
         <w:pStyle w:val="FirstParagraph"/>
       </w:pPr>
       <w:r>
-        <w:t xml:space="preserve">The GM view of the creator has a</w:t>
-      </w:r>
-      <w:r>
-        <w:t xml:space="preserve"> </w:t>
-      </w:r>
-      <w:r>
-        <w:rPr>
-          <w:bCs/>
-          <w:b/>
-        </w:rPr>
-        <w:t xml:space="preserve">battle map</w:t>
-      </w:r>
-      <w:r>
-        <w:t xml:space="preserve"> </w:t>
-      </w:r>
-      <w:r>
-        <w:t xml:space="preserve">for fights where it helps to see who is where. It is a tool, not a rule: everything on it follows the rules in this guide, and a fight without it works the same way. Open</w:t>
-      </w:r>
-      <w:r>
-        <w:t xml:space="preserve"> </w:t>
-      </w:r>
-      <w:r>
-        <w:rPr>
-          <w:bCs/>
-          <w:b/>
-        </w:rPr>
-        <w:t xml:space="preserve">How to use the map</w:t>
-      </w:r>
-      <w:r>
-        <w:t xml:space="preserve"> </w:t>
-      </w:r>
-      <w:r>
-        <w:t xml:space="preserve">on the map itself for the buttons, step by step.</w:t>
+        <w:t xml:space="preserve">A medical scanner identifies ordinary injuries automatically. Roll Medicine when the diagnosis is uncertain, physiology is unfamiliar, or an urgent treatment decision has meaningful consequences. Routine established treatments also succeed automatically when qualified staff have sufficient time and facilities.</w:t>
       </w:r>
     </w:p>
     <w:p>
@@ -9161,122 +9160,17 @@
         <w:pStyle w:val="BodyText"/>
       </w:pPr>
       <w:r>
-        <w:rPr>
-          <w:bCs/>
-          <w:b/>
-        </w:rPr>
-        <w:t xml:space="preserve">Three kinds of map.</w:t>
-      </w:r>
-    </w:p>
-    <w:p>
-      <w:pPr>
-        <w:numPr>
-          <w:ilvl w:val="0"/>
-          <w:numId w:val="1014"/>
-        </w:numPr>
-        <w:pStyle w:val="Compact"/>
-      </w:pPr>
-      <w:r>
-        <w:rPr>
-          <w:bCs/>
-          <w:b/>
-        </w:rPr>
-        <w:t xml:space="preserve">A hex map</w:t>
-      </w:r>
-      <w:r>
-        <w:t xml:space="preserve"> </w:t>
-      </w:r>
-      <w:r>
-        <w:t xml:space="preserve">for an away team’s fight where position matters: cover, doorways, who can reach whom. The GM chooses what one hex is: 1 yard inside a ship, 5 or 10 yards on a city street, 50 on open ground, or a number of kilometres for ships in space. Dragging a token or measuring shows the distance and its</w:t>
-      </w:r>
-      <w:r>
-        <w:t xml:space="preserve"> </w:t>
-      </w:r>
-      <w:r>
-        <w:rPr>
-          <w:bCs/>
-          <w:b/>
-        </w:rPr>
-        <w:t xml:space="preserve">range band</w:t>
-      </w:r>
-      <w:r>
-        <w:t xml:space="preserve">, so the GM can read the penalty from the Range tables.</w:t>
-      </w:r>
-    </w:p>
-    <w:p>
-      <w:pPr>
-        <w:numPr>
-          <w:ilvl w:val="0"/>
-          <w:numId w:val="1014"/>
-        </w:numPr>
-        <w:pStyle w:val="Compact"/>
-      </w:pPr>
-      <w:r>
-        <w:rPr>
-          <w:bCs/>
-          <w:b/>
-        </w:rPr>
-        <w:t xml:space="preserve">A ship fight</w:t>
-      </w:r>
-      <w:r>
-        <w:t xml:space="preserve"> </w:t>
-      </w:r>
-      <w:r>
-        <w:t xml:space="preserve">on a range track: a lane for the Pelion and one for each space range band, from under 10 km to a light-second. When the helms make their contest, the GM moves the enemy a lane in or out.</w:t>
-      </w:r>
-      <w:r>
-        <w:t xml:space="preserve"> </w:t>
-      </w:r>
-      <w:r>
-        <w:rPr>
-          <w:bCs/>
-          <w:b/>
-        </w:rPr>
-        <w:t xml:space="preserve">Add the Pelion</w:t>
-      </w:r>
-      <w:r>
-        <w:t xml:space="preserve"> </w:t>
-      </w:r>
-      <w:r>
-        <w:t xml:space="preserve">places the ship, linked to its Shields, Hull and systems: marking a box on the map marks it on the ship’s tracks, and the other way round. Enemy ships come from the</w:t>
-      </w:r>
-      <w:r>
-        <w:t xml:space="preserve"> </w:t>
-      </w:r>
-      <w:r>
-        <w:rPr>
-          <w:iCs/>
-          <w:i/>
-        </w:rPr>
-        <w:t xml:space="preserve">Enemy ships</w:t>
-      </w:r>
-      <w:r>
-        <w:t xml:space="preserve"> </w:t>
-      </w:r>
-      <w:r>
-        <w:t xml:space="preserve">table with their Hull boxes.</w:t>
-      </w:r>
-    </w:p>
-    <w:p>
-      <w:pPr>
-        <w:numPr>
-          <w:ilvl w:val="0"/>
-          <w:numId w:val="1014"/>
-        </w:numPr>
-        <w:pStyle w:val="Compact"/>
-      </w:pPr>
-      <w:r>
-        <w:rPr>
-          <w:bCs/>
-          <w:b/>
-        </w:rPr>
-        <w:t xml:space="preserve">A range track</w:t>
-      </w:r>
-      <w:r>
-        <w:t xml:space="preserve"> </w:t>
-      </w:r>
-      <w:r>
-        <w:t xml:space="preserve">for an away team’s chase or a running fight where only distance matters.</w:t>
+        <w:t xml:space="preserve">Emergency stabilization takes one action and a successful Medicine roll with a medical kit. It prevents deterioration from the treated injury while the patient is protected from further harm, and it ends Dying. Stabilization alone removes no injury boxes. A patient at three boxes remains incapacitated until treatment clears a box.</w:t>
+      </w:r>
+    </w:p>
+    <w:bookmarkEnd w:id="61"/>
+    <w:bookmarkStart w:id="62" w:name="field-treatment"/>
+    <w:p>
+      <w:pPr>
+        <w:pStyle w:val="Heading2"/>
+      </w:pPr>
+      <w:r>
+        <w:t xml:space="preserve">Field treatment</w:t>
       </w:r>
     </w:p>
     <w:p>
@@ -9284,17 +9178,25 @@
         <w:pStyle w:val="FirstParagraph"/>
       </w:pPr>
       <w:r>
-        <w:rPr>
-          <w:bCs/>
-          <w:b/>
-        </w:rPr>
-        <w:t xml:space="preserve">Tokens.</w:t>
-      </w:r>
-      <w:r>
-        <w:t xml:space="preserve"> </w:t>
-      </w:r>
-      <w:r>
-        <w:t xml:space="preserve">The GM places the crew with one button. Their tokens stay linked to the officers in the GM view: marking Injury, Dying, Stunned or a Duty point on a token marks it on the officer, and the other way round. Opponents come from the Threats table with their boxes filled in. Their pips fill as they are hurt, and a token whose boxes are all marked is taken out.</w:t>
+        <w:t xml:space="preserve">With a medical kit and several uninterrupted minutes, successful Medicine removes one injury box. Success by 5 or more removes two. Each injury receives one field-treatment attempt, even if that attempt fails; further attempts require changed circumstances such as better equipment, new diagnostic information, or access to sickbay. New injuries can receive their own treatment, but cannot justify treating an old injury repeatedly.</w:t>
+      </w:r>
+    </w:p>
+    <w:bookmarkEnd w:id="62"/>
+    <w:bookmarkStart w:id="63" w:name="sickbay-treatment"/>
+    <w:p>
+      <w:pPr>
+        <w:pStyle w:val="Heading2"/>
+      </w:pPr>
+      <w:r>
+        <w:t xml:space="preserve">Sickbay treatment</w:t>
+      </w:r>
+    </w:p>
+    <w:p>
+      <w:pPr>
+        <w:pStyle w:val="FirstParagraph"/>
+      </w:pPr>
+      <w:r>
+        <w:t xml:space="preserve">A functioning, equipped sickbay grants +2 to Medicine for diagnosis and treatment. A successful treatment removes two injury boxes; success by 5 or more removes three. Allow the time the procedure requires rather than completing surgery in one combat action. Sickbay care can follow field treatment. Do not repeat an unsuccessful procedure without a meaningful change in the situation.</w:t>
       </w:r>
     </w:p>
     <w:p>
@@ -9302,159 +9204,11 @@
         <w:pStyle w:val="BodyText"/>
       </w:pPr>
       <w:r>
-        <w:rPr>
-          <w:bCs/>
-          <w:b/>
-        </w:rPr>
-        <w:t xml:space="preserve">Keeping a map.</w:t>
-      </w:r>
-      <w:r>
-        <w:t xml:space="preserve"> </w:t>
-      </w:r>
-      <w:r>
-        <w:t xml:space="preserve">The map stays in the GM’s browser.</w:t>
-      </w:r>
-      <w:r>
-        <w:t xml:space="preserve"> </w:t>
-      </w:r>
-      <w:r>
-        <w:rPr>
-          <w:bCs/>
-          <w:b/>
-        </w:rPr>
-        <w:t xml:space="preserve">Save map to file</w:t>
-      </w:r>
-      <w:r>
-        <w:t xml:space="preserve"> </w:t>
-      </w:r>
-      <w:r>
-        <w:t xml:space="preserve">keeps every map, its picture and tokens in one file, to prepare a fight ahead of time or share it with another GM.</w:t>
-      </w:r>
-    </w:p>
-    <w:bookmarkEnd w:id="60"/>
-    <w:bookmarkStart w:id="61" w:name="the-encounter-panel"/>
-    <w:p>
-      <w:pPr>
-        <w:pStyle w:val="Heading2"/>
-      </w:pPr>
-      <w:r>
-        <w:t xml:space="preserve">The Encounter panel</w:t>
-      </w:r>
-    </w:p>
-    <w:p>
-      <w:pPr>
-        <w:pStyle w:val="FirstParagraph"/>
-      </w:pPr>
-      <w:r>
-        <w:t xml:space="preserve">The GM view also has an</w:t>
-      </w:r>
-      <w:r>
-        <w:t xml:space="preserve"> </w:t>
-      </w:r>
-      <w:r>
-        <w:rPr>
-          <w:bCs/>
-          <w:b/>
-        </w:rPr>
-        <w:t xml:space="preserve">Encounter</w:t>
-      </w:r>
-      <w:r>
-        <w:t xml:space="preserve"> </w:t>
-      </w:r>
-      <w:r>
-        <w:t xml:space="preserve">panel that runs a fight by these rules and shows every roll. Add characters from the GM view and opponents from the Threats table (or make one up on the spot), then start: it keeps the turn order by Agility, and for each attack works out the range, the defense (Dodge, Parry or Block, one a round), the boxes marked and any telling hit, offering a Duty point choices at the moment they apply. Hits land on the character cards and the battle map, and with gritty combat on, grievous wounds are rolled and kept. The panel keeps a log and a summary of the fight, which can be saved to a file. It’s a helper, not a rule: the GM can rule any result differently, and the log says so.</w:t>
-      </w:r>
-    </w:p>
-    <w:bookmarkEnd w:id="61"/>
-    <w:bookmarkEnd w:id="62"/>
-    <w:bookmarkStart w:id="70" w:name="medical-care"/>
-    <w:p>
-      <w:pPr>
-        <w:pStyle w:val="Heading1"/>
-      </w:pPr>
-      <w:r>
-        <w:t xml:space="preserve">Medical care</w:t>
-      </w:r>
-    </w:p>
-    <w:p>
-      <w:pPr>
-        <w:pStyle w:val="FirstParagraph"/>
-      </w:pPr>
-      <w:r>
-        <w:t xml:space="preserve">Starfleet physicians in 2268 have advanced diagnostic scanners, potent pharmaceuticals, portable emergency equipment, and sophisticated sickbay facilities. Familiar injuries often respond quickly to treatment. Severe trauma, incompatible biology, missing supplies, and unidentified conditions still challenge an experienced doctor. The treatment values below are campaign rules inspired by the series, rather than numerical rules stated in canon.</w:t>
-      </w:r>
-    </w:p>
-    <w:bookmarkStart w:id="63" w:name="diagnosis-and-stabilization"/>
-    <w:p>
-      <w:pPr>
-        <w:pStyle w:val="Heading2"/>
-      </w:pPr>
-      <w:r>
-        <w:t xml:space="preserve">Diagnosis and stabilization</w:t>
-      </w:r>
-    </w:p>
-    <w:p>
-      <w:pPr>
-        <w:pStyle w:val="FirstParagraph"/>
-      </w:pPr>
-      <w:r>
-        <w:t xml:space="preserve">A medical scanner identifies ordinary injuries automatically. Roll Medicine when the diagnosis is uncertain, physiology is unfamiliar, or an urgent treatment decision has meaningful consequences. Routine established treatments also succeed automatically when qualified staff have sufficient time and facilities.</w:t>
-      </w:r>
-    </w:p>
-    <w:p>
-      <w:pPr>
-        <w:pStyle w:val="BodyText"/>
-      </w:pPr>
-      <w:r>
-        <w:t xml:space="preserve">Emergency stabilization takes one action and a successful Medicine roll with a medical kit. It prevents deterioration from the treated injury while the patient is protected from further harm, and it ends Dying. Stabilization alone removes no injury boxes. A patient at three boxes remains incapacitated until treatment clears a box.</w:t>
+        <w:t xml:space="preserve">Removing injury boxes removes their associated penalties, but major organ damage, severe burns, and complex internal trauma can still require a procedure and recovery period set by the GM. The physician determines whether the patient is fit for duty. Pain suppression does not itself heal an injury. Stun normally wears off at the end of the scene; prolonged unconsciousness requires assessment.</w:t>
       </w:r>
     </w:p>
     <w:bookmarkEnd w:id="63"/>
-    <w:bookmarkStart w:id="64" w:name="field-treatment"/>
-    <w:p>
-      <w:pPr>
-        <w:pStyle w:val="Heading2"/>
-      </w:pPr>
-      <w:r>
-        <w:t xml:space="preserve">Field treatment</w:t>
-      </w:r>
-    </w:p>
-    <w:p>
-      <w:pPr>
-        <w:pStyle w:val="FirstParagraph"/>
-      </w:pPr>
-      <w:r>
-        <w:t xml:space="preserve">With a medical kit and several uninterrupted minutes, successful Medicine removes one injury box. Success by 5 or more removes two. Each injury receives one field-treatment attempt, even if that attempt fails; further attempts require changed circumstances such as better equipment, new diagnostic information, or access to sickbay. New injuries can receive their own treatment, but cannot justify treating an old injury repeatedly.</w:t>
-      </w:r>
-    </w:p>
-    <w:bookmarkEnd w:id="64"/>
-    <w:bookmarkStart w:id="65" w:name="sickbay-treatment"/>
-    <w:p>
-      <w:pPr>
-        <w:pStyle w:val="Heading2"/>
-      </w:pPr>
-      <w:r>
-        <w:t xml:space="preserve">Sickbay treatment</w:t>
-      </w:r>
-    </w:p>
-    <w:p>
-      <w:pPr>
-        <w:pStyle w:val="FirstParagraph"/>
-      </w:pPr>
-      <w:r>
-        <w:t xml:space="preserve">A functioning, equipped sickbay grants +2 to Medicine for diagnosis and treatment. A successful treatment removes two injury boxes; success by 5 or more removes three. Allow the time the procedure requires rather than completing surgery in one combat action. Sickbay care can follow field treatment. Do not repeat an unsuccessful procedure without a meaningful change in the situation.</w:t>
-      </w:r>
-    </w:p>
-    <w:p>
-      <w:pPr>
-        <w:pStyle w:val="BodyText"/>
-      </w:pPr>
-      <w:r>
-        <w:t xml:space="preserve">Removing injury boxes removes their associated penalties, but major organ damage, severe burns, and complex internal trauma can still require a procedure and recovery period set by the GM. The physician determines whether the patient is fit for duty. Pain suppression does not itself heal an injury. Stun normally wears off at the end of the scene; prolonged unconsciousness requires assessment.</w:t>
-      </w:r>
-    </w:p>
-    <w:bookmarkEnd w:id="65"/>
-    <w:bookmarkStart w:id="66" w:name="natural-recovery"/>
+    <w:bookmarkStart w:id="64" w:name="natural-recovery"/>
     <w:p>
       <w:pPr>
         <w:pStyle w:val="Heading2"/>
@@ -9635,7 +9389,7 @@
       <w:pPr>
         <w:numPr>
           <w:ilvl w:val="0"/>
-          <w:numId w:val="1015"/>
+          <w:numId w:val="1014"/>
         </w:numPr>
         <w:pStyle w:val="Compact"/>
       </w:pPr>
@@ -9657,7 +9411,7 @@
       <w:pPr>
         <w:numPr>
           <w:ilvl w:val="0"/>
-          <w:numId w:val="1015"/>
+          <w:numId w:val="1014"/>
         </w:numPr>
         <w:pStyle w:val="Compact"/>
       </w:pPr>
@@ -9679,7 +9433,7 @@
       <w:pPr>
         <w:numPr>
           <w:ilvl w:val="0"/>
-          <w:numId w:val="1015"/>
+          <w:numId w:val="1014"/>
         </w:numPr>
         <w:pStyle w:val="Compact"/>
       </w:pPr>
@@ -9701,7 +9455,7 @@
       <w:pPr>
         <w:numPr>
           <w:ilvl w:val="0"/>
-          <w:numId w:val="1015"/>
+          <w:numId w:val="1014"/>
         </w:numPr>
         <w:pStyle w:val="Compact"/>
       </w:pPr>
@@ -9737,8 +9491,8 @@
         <w:t xml:space="preserve">Ensign Reyes ends a mission Seriously wounded (two boxes). Sickbay is busy with worse cases, so Reyes rests in quarters: three days clear the first box and one more day the second, and Reyes is back on duty on the fifth day.</w:t>
       </w:r>
     </w:p>
-    <w:bookmarkEnd w:id="66"/>
-    <w:bookmarkStart w:id="67" w:name="alien-medicine-and-limits"/>
+    <w:bookmarkEnd w:id="64"/>
+    <w:bookmarkStart w:id="65" w:name="alien-medicine-and-limits"/>
     <w:p>
       <w:pPr>
         <w:pStyle w:val="Heading2"/>
@@ -9763,8 +9517,8 @@
         <w:t xml:space="preserve">Crew of other species may need care suited to their biology. An Alien Physiology Specialist, or a physician with access to the right species data, keeps that care from becoming guesswork.</w:t>
       </w:r>
     </w:p>
-    <w:bookmarkEnd w:id="67"/>
-    <w:bookmarkStart w:id="69" w:name="examples-from-the-original-series"/>
+    <w:bookmarkEnd w:id="65"/>
+    <w:bookmarkStart w:id="67" w:name="examples-from-the-original-series"/>
     <w:p>
       <w:pPr>
         <w:pStyle w:val="Heading2"/>
@@ -9863,7 +9617,7 @@
       <w:r>
         <w:t xml:space="preserve"> </w:t>
       </w:r>
-      <w:hyperlink r:id="rId68">
+      <w:hyperlink r:id="rId66">
         <w:r>
           <w:rPr>
             <w:rStyle w:val="Hyperlink"/>
@@ -9872,9 +9626,9 @@
         </w:r>
       </w:hyperlink>
     </w:p>
-    <w:bookmarkEnd w:id="69"/>
-    <w:bookmarkEnd w:id="70"/>
-    <w:bookmarkStart w:id="80" w:name="duty-points-and-bridge-duty"/>
+    <w:bookmarkEnd w:id="67"/>
+    <w:bookmarkEnd w:id="68"/>
+    <w:bookmarkStart w:id="77" w:name="duty-points-and-bridge-duty"/>
     <w:p>
       <w:pPr>
         <w:pStyle w:val="Heading1"/>
@@ -9883,7 +9637,7 @@
         <w:t xml:space="preserve">Duty points and bridge duty</w:t>
       </w:r>
     </w:p>
-    <w:bookmarkStart w:id="71" w:name="using-duty-points"/>
+    <w:bookmarkStart w:id="69" w:name="using-duty-points"/>
     <w:p>
       <w:pPr>
         <w:pStyle w:val="Heading2"/>
@@ -10119,8 +9873,8 @@
         <w:t xml:space="preserve">your curiosity tempts you to remain beside an anomaly while the team withdraws. If you accept the resulting separation and danger, the GM awards one Duty point. The point does not remove that danger.</w:t>
       </w:r>
     </w:p>
-    <w:bookmarkEnd w:id="71"/>
-    <w:bookmarkStart w:id="73" w:name="working-on-the-bridge"/>
+    <w:bookmarkEnd w:id="69"/>
+    <w:bookmarkStart w:id="71" w:name="working-on-the-bridge"/>
     <w:p>
       <w:pPr>
         <w:pStyle w:val="Heading2"/>
@@ -10429,7 +10183,7 @@
         </w:tc>
       </w:tr>
     </w:tbl>
-    <w:bookmarkStart w:id="72" w:name="the-captains-orders"/>
+    <w:bookmarkStart w:id="70" w:name="the-captains-orders"/>
     <w:p>
       <w:pPr>
         <w:pStyle w:val="Heading3"/>
@@ -10726,9 +10480,9 @@
         <w:t xml:space="preserve">A captain who takes an order doesn’t also work a station that exchange. Commanding well is the job.</w:t>
       </w:r>
     </w:p>
-    <w:bookmarkEnd w:id="72"/>
-    <w:bookmarkEnd w:id="73"/>
-    <w:bookmarkStart w:id="78" w:name="the-uss-pelion"/>
+    <w:bookmarkEnd w:id="70"/>
+    <w:bookmarkEnd w:id="71"/>
+    <w:bookmarkStart w:id="75" w:name="the-uss-pelion"/>
     <w:p>
       <w:pPr>
         <w:pStyle w:val="Heading2"/>
@@ -11288,7 +11042,7 @@
         <w:t xml:space="preserve">for ship weapons, against the enemy ship’s own tracks, which the GM keeps the same way.</w:t>
       </w:r>
     </w:p>
-    <w:bookmarkStart w:id="74" w:name="ship-registry"/>
+    <w:bookmarkStart w:id="72" w:name="ship-registry"/>
     <w:p>
       <w:pPr>
         <w:pStyle w:val="Heading3"/>
@@ -13068,7 +12822,7 @@
       <w:pPr>
         <w:numPr>
           <w:ilvl w:val="0"/>
-          <w:numId w:val="1016"/>
+          <w:numId w:val="1015"/>
         </w:numPr>
         <w:pStyle w:val="Compact"/>
       </w:pPr>
@@ -13090,7 +12844,7 @@
       <w:pPr>
         <w:numPr>
           <w:ilvl w:val="0"/>
-          <w:numId w:val="1016"/>
+          <w:numId w:val="1015"/>
         </w:numPr>
         <w:pStyle w:val="Compact"/>
       </w:pPr>
@@ -13112,7 +12866,7 @@
       <w:pPr>
         <w:numPr>
           <w:ilvl w:val="0"/>
-          <w:numId w:val="1016"/>
+          <w:numId w:val="1015"/>
         </w:numPr>
         <w:pStyle w:val="Compact"/>
       </w:pPr>
@@ -13134,7 +12888,7 @@
       <w:pPr>
         <w:numPr>
           <w:ilvl w:val="0"/>
-          <w:numId w:val="1016"/>
+          <w:numId w:val="1015"/>
         </w:numPr>
         <w:pStyle w:val="Compact"/>
       </w:pPr>
@@ -13156,7 +12910,7 @@
       <w:pPr>
         <w:numPr>
           <w:ilvl w:val="0"/>
-          <w:numId w:val="1016"/>
+          <w:numId w:val="1015"/>
         </w:numPr>
         <w:pStyle w:val="Compact"/>
       </w:pPr>
@@ -13433,8 +13187,8 @@
         </w:tc>
       </w:tr>
     </w:tbl>
-    <w:bookmarkEnd w:id="74"/>
-    <w:bookmarkStart w:id="75" w:name="concussive-system-damage"/>
+    <w:bookmarkEnd w:id="72"/>
+    <w:bookmarkStart w:id="73" w:name="concussive-system-damage"/>
     <w:p>
       <w:pPr>
         <w:pStyle w:val="Heading3"/>
@@ -14133,8 +13887,8 @@
         </w:tc>
       </w:tr>
     </w:tbl>
-    <w:bookmarkEnd w:id="75"/>
-    <w:bookmarkStart w:id="76" w:name="range-in-space"/>
+    <w:bookmarkEnd w:id="73"/>
+    <w:bookmarkStart w:id="74" w:name="range-in-space"/>
     <w:p>
       <w:pPr>
         <w:pStyle w:val="Heading3"/>
@@ -15038,901 +14792,9 @@
         </w:tc>
       </w:tr>
     </w:tbl>
-    <w:bookmarkEnd w:id="76"/>
-    <w:bookmarkStart w:id="77" w:name="enemy-ships"/>
-    <w:p>
-      <w:pPr>
-        <w:pStyle w:val="Heading3"/>
-      </w:pPr>
-      <w:r>
-        <w:t xml:space="preserve">Enemy ships</w:t>
-      </w:r>
-    </w:p>
-    <w:p>
-      <w:pPr>
-        <w:pStyle w:val="FirstParagraph"/>
-      </w:pPr>
-      <w:r>
-        <w:t xml:space="preserve">The ships the Pelion meets most, built on the registry’s classes. The GM keeps their tracks the same way as the Pelion’s.</w:t>
-      </w:r>
-    </w:p>
-    <w:tbl>
-      <w:tblPr>
-        <w:tblStyle w:val="Table"/>
-        <w:tblW w:type="pct" w:w="5000"/>
-        <w:tblLook w:firstRow="1" w:lastRow="0" w:firstColumn="0" w:lastColumn="0" w:noHBand="0" w:noVBand="0" w:val="0020"/>
-        <w:jc w:val="start"/>
-        <w:tblBorders>
-          <w:top w:val="single" w:sz="4" w:color="B8C2D3"/>
-          <w:left w:val="single" w:sz="4" w:color="B8C2D3"/>
-          <w:bottom w:val="single" w:sz="4" w:color="B8C2D3"/>
-          <w:right w:val="single" w:sz="4" w:color="B8C2D3"/>
-          <w:insideH w:val="single" w:sz="4" w:color="B8C2D3"/>
-          <w:insideV w:val="single" w:sz="4" w:color="B8C2D3"/>
-        </w:tblBorders>
-      </w:tblPr>
-      <w:tblGrid>
-        <w:gridCol w:w="990"/>
-        <w:gridCol w:w="990"/>
-        <w:gridCol w:w="990"/>
-        <w:gridCol w:w="990"/>
-        <w:gridCol w:w="990"/>
-        <w:gridCol w:w="990"/>
-        <w:gridCol w:w="990"/>
-        <w:gridCol w:w="990"/>
-      </w:tblGrid>
-      <w:tr>
-        <w:trPr>
-          <w:tblHeader w:val="true"/>
-        </w:trPr>
-        <w:tc>
-          <w:tcPr>
-            <w:shd w:val="clear" w:fill="E9EEF6"/>
-          </w:tcPr>
-          <w:p>
-            <w:pPr>
-              <w:pStyle w:val="Compact"/>
-              <w:jc w:val="left"/>
-            </w:pPr>
-            <w:r>
-              <w:rPr>
-                <w:b/>
-                <w:sz w:val="19"/>
-              </w:rPr>
-              <w:t xml:space="preserve">Ship</w:t>
-            </w:r>
-          </w:p>
-        </w:tc>
-        <w:tc>
-          <w:tcPr>
-            <w:shd w:val="clear" w:fill="E9EEF6"/>
-          </w:tcPr>
-          <w:p>
-            <w:pPr>
-              <w:pStyle w:val="Compact"/>
-              <w:jc w:val="left"/>
-            </w:pPr>
-            <w:r>
-              <w:rPr>
-                <w:b/>
-                <w:sz w:val="19"/>
-              </w:rPr>
-              <w:t xml:space="preserve">Class</w:t>
-            </w:r>
-          </w:p>
-        </w:tc>
-        <w:tc>
-          <w:tcPr>
-            <w:shd w:val="clear" w:fill="E9EEF6"/>
-          </w:tcPr>
-          <w:p>
-            <w:pPr>
-              <w:pStyle w:val="Compact"/>
-              <w:jc w:val="left"/>
-            </w:pPr>
-            <w:r>
-              <w:rPr>
-                <w:b/>
-                <w:sz w:val="19"/>
-              </w:rPr>
-              <w:t xml:space="preserve">Helm / Gunner</w:t>
-            </w:r>
-          </w:p>
-        </w:tc>
-        <w:tc>
-          <w:tcPr>
-            <w:shd w:val="clear" w:fill="E9EEF6"/>
-          </w:tcPr>
-          <w:p>
-            <w:pPr>
-              <w:pStyle w:val="Compact"/>
-              <w:jc w:val="left"/>
-            </w:pPr>
-            <w:r>
-              <w:rPr>
-                <w:b/>
-                <w:sz w:val="19"/>
-              </w:rPr>
-              <w:t xml:space="preserve">Maneuver</w:t>
-            </w:r>
-          </w:p>
-        </w:tc>
-        <w:tc>
-          <w:tcPr>
-            <w:shd w:val="clear" w:fill="E9EEF6"/>
-          </w:tcPr>
-          <w:p>
-            <w:pPr>
-              <w:pStyle w:val="Compact"/>
-              <w:jc w:val="left"/>
-            </w:pPr>
-            <w:r>
-              <w:rPr>
-                <w:b/>
-                <w:sz w:val="19"/>
-              </w:rPr>
-              <w:t xml:space="preserve">Shields</w:t>
-            </w:r>
-          </w:p>
-        </w:tc>
-        <w:tc>
-          <w:tcPr>
-            <w:shd w:val="clear" w:fill="E9EEF6"/>
-          </w:tcPr>
-          <w:p>
-            <w:pPr>
-              <w:pStyle w:val="Compact"/>
-              <w:jc w:val="left"/>
-            </w:pPr>
-            <w:r>
-              <w:rPr>
-                <w:b/>
-                <w:sz w:val="19"/>
-              </w:rPr>
-              <w:t xml:space="preserve">Hull</w:t>
-            </w:r>
-          </w:p>
-        </w:tc>
-        <w:tc>
-          <w:tcPr>
-            <w:shd w:val="clear" w:fill="E9EEF6"/>
-          </w:tcPr>
-          <w:p>
-            <w:pPr>
-              <w:pStyle w:val="Compact"/>
-              <w:jc w:val="left"/>
-            </w:pPr>
-            <w:r>
-              <w:rPr>
-                <w:b/>
-                <w:sz w:val="19"/>
-              </w:rPr>
-              <w:t xml:space="preserve">Weapons</w:t>
-            </w:r>
-          </w:p>
-        </w:tc>
-        <w:tc>
-          <w:tcPr>
-            <w:shd w:val="clear" w:fill="E9EEF6"/>
-          </w:tcPr>
-          <w:p>
-            <w:pPr>
-              <w:pStyle w:val="Compact"/>
-              <w:jc w:val="left"/>
-            </w:pPr>
-            <w:r>
-              <w:rPr>
-                <w:b/>
-                <w:sz w:val="19"/>
-              </w:rPr>
-              <w:t xml:space="preserve">Trait</w:t>
-            </w:r>
-          </w:p>
-        </w:tc>
-      </w:tr>
-      <w:tr>
-        <w:tc>
-          <w:tcPr/>
-          <w:p>
-            <w:pPr>
-              <w:pStyle w:val="Compact"/>
-              <w:jc w:val="left"/>
-            </w:pPr>
-            <w:r>
-              <w:rPr>
-                <w:b/>
-                <w:sz w:val="19"/>
-              </w:rPr>
-              <w:t xml:space="preserve">Klingon battle cruiser</w:t>
-            </w:r>
-          </w:p>
-        </w:tc>
-        <w:tc>
-          <w:tcPr/>
-          <w:p>
-            <w:pPr>
-              <w:pStyle w:val="Compact"/>
-              <w:jc w:val="left"/>
-            </w:pPr>
-            <w:r>
-              <w:rPr>
-                <w:sz w:val="19"/>
-              </w:rPr>
-              <w:t xml:space="preserve">Heavy Cruiser</w:t>
-            </w:r>
-          </w:p>
-        </w:tc>
-        <w:tc>
-          <w:tcPr/>
-          <w:p>
-            <w:pPr>
-              <w:pStyle w:val="Compact"/>
-              <w:jc w:val="left"/>
-            </w:pPr>
-            <w:r>
-              <w:rPr>
-                <w:sz w:val="19"/>
-              </w:rPr>
-              <w:t xml:space="preserve">12 / 12</w:t>
-            </w:r>
-          </w:p>
-        </w:tc>
-        <w:tc>
-          <w:tcPr/>
-          <w:p>
-            <w:pPr>
-              <w:pStyle w:val="Compact"/>
-              <w:jc w:val="left"/>
-            </w:pPr>
-            <w:r>
-              <w:rPr>
-                <w:sz w:val="19"/>
-              </w:rPr>
-              <w:t xml:space="preserve">3</w:t>
-            </w:r>
-          </w:p>
-        </w:tc>
-        <w:tc>
-          <w:tcPr/>
-          <w:p>
-            <w:pPr>
-              <w:pStyle w:val="Compact"/>
-              <w:jc w:val="left"/>
-            </w:pPr>
-            <w:r>
-              <w:rPr>
-                <w:sz w:val="19"/>
-              </w:rPr>
-              <w:t xml:space="preserve">5</w:t>
-            </w:r>
-          </w:p>
-        </w:tc>
-        <w:tc>
-          <w:tcPr/>
-          <w:p>
-            <w:pPr>
-              <w:pStyle w:val="Compact"/>
-              <w:jc w:val="left"/>
-            </w:pPr>
-            <w:r>
-              <w:rPr>
-                <w:sz w:val="19"/>
-              </w:rPr>
-              <w:t xml:space="preserve">5</w:t>
-            </w:r>
-          </w:p>
-        </w:tc>
-        <w:tc>
-          <w:tcPr/>
-          <w:p>
-            <w:pPr>
-              <w:pStyle w:val="Compact"/>
-              <w:jc w:val="left"/>
-            </w:pPr>
-            <w:r>
-              <w:rPr>
-                <w:sz w:val="19"/>
-              </w:rPr>
-              <w:t xml:space="preserve">Disruptors (heavy), photon torpedoes</w:t>
-            </w:r>
-          </w:p>
-        </w:tc>
-        <w:tc>
-          <w:tcPr/>
-          <w:p>
-            <w:pPr>
-              <w:pStyle w:val="Compact"/>
-              <w:jc w:val="left"/>
-            </w:pPr>
-            <w:r>
-              <w:rPr>
-                <w:bCs/>
-                <w:b/>
-                <w:sz w:val="19"/>
-              </w:rPr>
-              <w:t xml:space="preserve">Cloak.</w:t>
-            </w:r>
-            <w:r>
-              <w:rPr>
-                <w:sz w:val="19"/>
-              </w:rPr>
-              <w:t xml:space="preserve"> </w:t>
-            </w:r>
-            <w:r>
-              <w:rPr>
-                <w:bCs/>
-                <w:b/>
-                <w:sz w:val="19"/>
-              </w:rPr>
-              <w:t xml:space="preserve">Relentless:</w:t>
-            </w:r>
-            <w:r>
-              <w:rPr>
-                <w:sz w:val="19"/>
-              </w:rPr>
-              <w:t xml:space="preserve"> </w:t>
-            </w:r>
-            <w:r>
-              <w:rPr>
-                <w:sz w:val="19"/>
-              </w:rPr>
-              <w:t xml:space="preserve">doesn’t break off until its Hull has 3 boxes.</w:t>
-            </w:r>
-          </w:p>
-        </w:tc>
-      </w:tr>
-      <w:tr>
-        <w:tc>
-          <w:tcPr/>
-          <w:p>
-            <w:pPr>
-              <w:pStyle w:val="Compact"/>
-              <w:jc w:val="left"/>
-            </w:pPr>
-            <w:r>
-              <w:rPr>
-                <w:b/>
-                <w:sz w:val="19"/>
-              </w:rPr>
-              <w:t xml:space="preserve">Klingon bird-of-prey</w:t>
-            </w:r>
-          </w:p>
-        </w:tc>
-        <w:tc>
-          <w:tcPr/>
-          <w:p>
-            <w:pPr>
-              <w:pStyle w:val="Compact"/>
-              <w:jc w:val="left"/>
-            </w:pPr>
-            <w:r>
-              <w:rPr>
-                <w:sz w:val="19"/>
-              </w:rPr>
-              <w:t xml:space="preserve">Escort</w:t>
-            </w:r>
-          </w:p>
-        </w:tc>
-        <w:tc>
-          <w:tcPr/>
-          <w:p>
-            <w:pPr>
-              <w:pStyle w:val="Compact"/>
-              <w:jc w:val="left"/>
-            </w:pPr>
-            <w:r>
-              <w:rPr>
-                <w:sz w:val="19"/>
-              </w:rPr>
-              <w:t xml:space="preserve">13 / 12</w:t>
-            </w:r>
-          </w:p>
-        </w:tc>
-        <w:tc>
-          <w:tcPr/>
-          <w:p>
-            <w:pPr>
-              <w:pStyle w:val="Compact"/>
-              <w:jc w:val="left"/>
-            </w:pPr>
-            <w:r>
-              <w:rPr>
-                <w:sz w:val="19"/>
-              </w:rPr>
-              <w:t xml:space="preserve">5</w:t>
-            </w:r>
-          </w:p>
-        </w:tc>
-        <w:tc>
-          <w:tcPr/>
-          <w:p>
-            <w:pPr>
-              <w:pStyle w:val="Compact"/>
-              <w:jc w:val="left"/>
-            </w:pPr>
-            <w:r>
-              <w:rPr>
-                <w:sz w:val="19"/>
-              </w:rPr>
-              <w:t xml:space="preserve">2</w:t>
-            </w:r>
-          </w:p>
-        </w:tc>
-        <w:tc>
-          <w:tcPr/>
-          <w:p>
-            <w:pPr>
-              <w:pStyle w:val="Compact"/>
-              <w:jc w:val="left"/>
-            </w:pPr>
-            <w:r>
-              <w:rPr>
-                <w:sz w:val="19"/>
-              </w:rPr>
-              <w:t xml:space="preserve">3</w:t>
-            </w:r>
-          </w:p>
-        </w:tc>
-        <w:tc>
-          <w:tcPr/>
-          <w:p>
-            <w:pPr>
-              <w:pStyle w:val="Compact"/>
-              <w:jc w:val="left"/>
-            </w:pPr>
-            <w:r>
-              <w:rPr>
-                <w:sz w:val="19"/>
-              </w:rPr>
-              <w:t xml:space="preserve">Disruptors</w:t>
-            </w:r>
-          </w:p>
-        </w:tc>
-        <w:tc>
-          <w:tcPr/>
-          <w:p>
-            <w:pPr>
-              <w:pStyle w:val="Compact"/>
-              <w:jc w:val="left"/>
-            </w:pPr>
-            <w:r>
-              <w:rPr>
-                <w:bCs/>
-                <w:b/>
-                <w:sz w:val="19"/>
-              </w:rPr>
-              <w:t xml:space="preserve">Cloak.</w:t>
-            </w:r>
-            <w:r>
-              <w:rPr>
-                <w:sz w:val="19"/>
-              </w:rPr>
-              <w:t xml:space="preserve"> </w:t>
-            </w:r>
-            <w:r>
-              <w:rPr>
-                <w:sz w:val="19"/>
-              </w:rPr>
-              <w:t xml:space="preserve">Its first volley from the cloak is at +2.</w:t>
-            </w:r>
-          </w:p>
-        </w:tc>
-      </w:tr>
-      <w:tr>
-        <w:tc>
-          <w:tcPr/>
-          <w:p>
-            <w:pPr>
-              <w:pStyle w:val="Compact"/>
-              <w:jc w:val="left"/>
-            </w:pPr>
-            <w:r>
-              <w:rPr>
-                <w:b/>
-                <w:sz w:val="19"/>
-              </w:rPr>
-              <w:t xml:space="preserve">Romulan bird-of-prey</w:t>
-            </w:r>
-          </w:p>
-        </w:tc>
-        <w:tc>
-          <w:tcPr/>
-          <w:p>
-            <w:pPr>
-              <w:pStyle w:val="Compact"/>
-              <w:jc w:val="left"/>
-            </w:pPr>
-            <w:r>
-              <w:rPr>
-                <w:sz w:val="19"/>
-              </w:rPr>
-              <w:t xml:space="preserve">Light Cruiser</w:t>
-            </w:r>
-          </w:p>
-        </w:tc>
-        <w:tc>
-          <w:tcPr/>
-          <w:p>
-            <w:pPr>
-              <w:pStyle w:val="Compact"/>
-              <w:jc w:val="left"/>
-            </w:pPr>
-            <w:r>
-              <w:rPr>
-                <w:sz w:val="19"/>
-              </w:rPr>
-              <w:t xml:space="preserve">11 / 12</w:t>
-            </w:r>
-          </w:p>
-        </w:tc>
-        <w:tc>
-          <w:tcPr/>
-          <w:p>
-            <w:pPr>
-              <w:pStyle w:val="Compact"/>
-              <w:jc w:val="left"/>
-            </w:pPr>
-            <w:r>
-              <w:rPr>
-                <w:sz w:val="19"/>
-              </w:rPr>
-              <w:t xml:space="preserve">5</w:t>
-            </w:r>
-          </w:p>
-        </w:tc>
-        <w:tc>
-          <w:tcPr/>
-          <w:p>
-            <w:pPr>
-              <w:pStyle w:val="Compact"/>
-              <w:jc w:val="left"/>
-            </w:pPr>
-            <w:r>
-              <w:rPr>
-                <w:sz w:val="19"/>
-              </w:rPr>
-              <w:t xml:space="preserve">3</w:t>
-            </w:r>
-          </w:p>
-        </w:tc>
-        <w:tc>
-          <w:tcPr/>
-          <w:p>
-            <w:pPr>
-              <w:pStyle w:val="Compact"/>
-              <w:jc w:val="left"/>
-            </w:pPr>
-            <w:r>
-              <w:rPr>
-                <w:sz w:val="19"/>
-              </w:rPr>
-              <w:t xml:space="preserve">3</w:t>
-            </w:r>
-          </w:p>
-        </w:tc>
-        <w:tc>
-          <w:tcPr/>
-          <w:p>
-            <w:pPr>
-              <w:pStyle w:val="Compact"/>
-              <w:jc w:val="left"/>
-            </w:pPr>
-            <w:r>
-              <w:rPr>
-                <w:sz w:val="19"/>
-              </w:rPr>
-              <w:t xml:space="preserve">Plasma torpedo</w:t>
-            </w:r>
-          </w:p>
-        </w:tc>
-        <w:tc>
-          <w:tcPr/>
-          <w:p>
-            <w:pPr>
-              <w:pStyle w:val="Compact"/>
-              <w:jc w:val="left"/>
-            </w:pPr>
-            <w:r>
-              <w:rPr>
-                <w:bCs/>
-                <w:b/>
-                <w:sz w:val="19"/>
-              </w:rPr>
-              <w:t xml:space="preserve">Cloak.</w:t>
-            </w:r>
-            <w:r>
-              <w:rPr>
-                <w:sz w:val="19"/>
-              </w:rPr>
-              <w:t xml:space="preserve"> </w:t>
-            </w:r>
-            <w:r>
-              <w:rPr>
-                <w:sz w:val="19"/>
-              </w:rPr>
-              <w:t xml:space="preserve">Would rather self-destruct than be captured.</w:t>
-            </w:r>
-          </w:p>
-        </w:tc>
-      </w:tr>
-      <w:tr>
-        <w:tc>
-          <w:tcPr/>
-          <w:p>
-            <w:pPr>
-              <w:pStyle w:val="Compact"/>
-              <w:jc w:val="left"/>
-            </w:pPr>
-            <w:r>
-              <w:rPr>
-                <w:b/>
-                <w:sz w:val="19"/>
-              </w:rPr>
-              <w:t xml:space="preserve">Orion raider</w:t>
-            </w:r>
-          </w:p>
-        </w:tc>
-        <w:tc>
-          <w:tcPr/>
-          <w:p>
-            <w:pPr>
-              <w:pStyle w:val="Compact"/>
-              <w:jc w:val="left"/>
-            </w:pPr>
-            <w:r>
-              <w:rPr>
-                <w:sz w:val="19"/>
-              </w:rPr>
-              <w:t xml:space="preserve">Escort</w:t>
-            </w:r>
-          </w:p>
-        </w:tc>
-        <w:tc>
-          <w:tcPr/>
-          <w:p>
-            <w:pPr>
-              <w:pStyle w:val="Compact"/>
-              <w:jc w:val="left"/>
-            </w:pPr>
-            <w:r>
-              <w:rPr>
-                <w:sz w:val="19"/>
-              </w:rPr>
-              <w:t xml:space="preserve">13 / 11</w:t>
-            </w:r>
-          </w:p>
-        </w:tc>
-        <w:tc>
-          <w:tcPr/>
-          <w:p>
-            <w:pPr>
-              <w:pStyle w:val="Compact"/>
-              <w:jc w:val="left"/>
-            </w:pPr>
-            <w:r>
-              <w:rPr>
-                <w:sz w:val="19"/>
-              </w:rPr>
-              <w:t xml:space="preserve">6</w:t>
-            </w:r>
-          </w:p>
-        </w:tc>
-        <w:tc>
-          <w:tcPr/>
-          <w:p>
-            <w:pPr>
-              <w:pStyle w:val="Compact"/>
-              <w:jc w:val="left"/>
-            </w:pPr>
-            <w:r>
-              <w:rPr>
-                <w:sz w:val="19"/>
-              </w:rPr>
-              <w:t xml:space="preserve">2</w:t>
-            </w:r>
-          </w:p>
-        </w:tc>
-        <w:tc>
-          <w:tcPr/>
-          <w:p>
-            <w:pPr>
-              <w:pStyle w:val="Compact"/>
-              <w:jc w:val="left"/>
-            </w:pPr>
-            <w:r>
-              <w:rPr>
-                <w:sz w:val="19"/>
-              </w:rPr>
-              <w:t xml:space="preserve">3</w:t>
-            </w:r>
-          </w:p>
-        </w:tc>
-        <w:tc>
-          <w:tcPr/>
-          <w:p>
-            <w:pPr>
-              <w:pStyle w:val="Compact"/>
-              <w:jc w:val="left"/>
-            </w:pPr>
-            <w:r>
-              <w:rPr>
-                <w:sz w:val="19"/>
-              </w:rPr>
-              <w:t xml:space="preserve">Disruptors, tractor beam</w:t>
-            </w:r>
-          </w:p>
-        </w:tc>
-        <w:tc>
-          <w:tcPr/>
-          <w:p>
-            <w:pPr>
-              <w:pStyle w:val="Compact"/>
-              <w:jc w:val="left"/>
-            </w:pPr>
-            <w:r>
-              <w:rPr>
-                <w:bCs/>
-                <w:b/>
-                <w:sz w:val="19"/>
-              </w:rPr>
-              <w:t xml:space="preserve">Fast.</w:t>
-            </w:r>
-            <w:r>
-              <w:rPr>
-                <w:sz w:val="19"/>
-              </w:rPr>
-              <w:t xml:space="preserve"> </w:t>
-            </w:r>
-            <w:r>
-              <w:rPr>
-                <w:sz w:val="19"/>
-              </w:rPr>
-              <w:t xml:space="preserve">Runs once its Shields are down.</w:t>
-            </w:r>
-          </w:p>
-        </w:tc>
-      </w:tr>
-      <w:tr>
-        <w:tc>
-          <w:tcPr/>
-          <w:p>
-            <w:pPr>
-              <w:pStyle w:val="Compact"/>
-              <w:jc w:val="left"/>
-            </w:pPr>
-            <w:r>
-              <w:rPr>
-                <w:b/>
-                <w:sz w:val="19"/>
-              </w:rPr>
-              <w:t xml:space="preserve">Gorn cruiser</w:t>
-            </w:r>
-          </w:p>
-        </w:tc>
-        <w:tc>
-          <w:tcPr/>
-          <w:p>
-            <w:pPr>
-              <w:pStyle w:val="Compact"/>
-              <w:jc w:val="left"/>
-            </w:pPr>
-            <w:r>
-              <w:rPr>
-                <w:sz w:val="19"/>
-              </w:rPr>
-              <w:t xml:space="preserve">Cruiser</w:t>
-            </w:r>
-          </w:p>
-        </w:tc>
-        <w:tc>
-          <w:tcPr/>
-          <w:p>
-            <w:pPr>
-              <w:pStyle w:val="Compact"/>
-              <w:jc w:val="left"/>
-            </w:pPr>
-            <w:r>
-              <w:rPr>
-                <w:sz w:val="19"/>
-              </w:rPr>
-              <w:t xml:space="preserve">10 / 13</w:t>
-            </w:r>
-          </w:p>
-        </w:tc>
-        <w:tc>
-          <w:tcPr/>
-          <w:p>
-            <w:pPr>
-              <w:pStyle w:val="Compact"/>
-              <w:jc w:val="left"/>
-            </w:pPr>
-            <w:r>
-              <w:rPr>
-                <w:sz w:val="19"/>
-              </w:rPr>
-              <w:t xml:space="preserve">3</w:t>
-            </w:r>
-          </w:p>
-        </w:tc>
-        <w:tc>
-          <w:tcPr/>
-          <w:p>
-            <w:pPr>
-              <w:pStyle w:val="Compact"/>
-              <w:jc w:val="left"/>
-            </w:pPr>
-            <w:r>
-              <w:rPr>
-                <w:sz w:val="19"/>
-              </w:rPr>
-              <w:t xml:space="preserve">4</w:t>
-            </w:r>
-          </w:p>
-        </w:tc>
-        <w:tc>
-          <w:tcPr/>
-          <w:p>
-            <w:pPr>
-              <w:pStyle w:val="Compact"/>
-              <w:jc w:val="left"/>
-            </w:pPr>
-            <w:r>
-              <w:rPr>
-                <w:sz w:val="19"/>
-              </w:rPr>
-              <w:t xml:space="preserve">4</w:t>
-            </w:r>
-          </w:p>
-        </w:tc>
-        <w:tc>
-          <w:tcPr/>
-          <w:p>
-            <w:pPr>
-              <w:pStyle w:val="Compact"/>
-              <w:jc w:val="left"/>
-            </w:pPr>
-            <w:r>
-              <w:rPr>
-                <w:sz w:val="19"/>
-              </w:rPr>
-              <w:t xml:space="preserve">Disruptors, photon torpedoes</w:t>
-            </w:r>
-          </w:p>
-        </w:tc>
-        <w:tc>
-          <w:tcPr/>
-          <w:p>
-            <w:pPr>
-              <w:pStyle w:val="Compact"/>
-              <w:jc w:val="left"/>
-            </w:pPr>
-            <w:r>
-              <w:rPr>
-                <w:bCs/>
-                <w:b/>
-                <w:sz w:val="19"/>
-              </w:rPr>
-              <w:t xml:space="preserve">Ablative armor</w:t>
-            </w:r>
-            <w:r>
-              <w:rPr>
-                <w:sz w:val="19"/>
-              </w:rPr>
-              <w:t xml:space="preserve"> </w:t>
-            </w:r>
-            <w:r>
-              <w:rPr>
-                <w:sz w:val="19"/>
-              </w:rPr>
-              <w:t xml:space="preserve">(2).</w:t>
-            </w:r>
-          </w:p>
-        </w:tc>
-      </w:tr>
-    </w:tbl>
-    <w:bookmarkEnd w:id="77"/>
-    <w:bookmarkEnd w:id="78"/>
-    <w:bookmarkStart w:id="79" w:name="advancement"/>
+    <w:bookmarkEnd w:id="74"/>
+    <w:bookmarkEnd w:id="75"/>
+    <w:bookmarkStart w:id="76" w:name="advancement"/>
     <w:p>
       <w:pPr>
         <w:pStyle w:val="Heading2"/>
@@ -15969,7 +14831,7 @@
       <w:pPr>
         <w:numPr>
           <w:ilvl w:val="0"/>
-          <w:numId w:val="1017"/>
+          <w:numId w:val="1016"/>
         </w:numPr>
         <w:pStyle w:val="Compact"/>
       </w:pPr>
@@ -16030,7 +14892,7 @@
       <w:pPr>
         <w:numPr>
           <w:ilvl w:val="0"/>
-          <w:numId w:val="1017"/>
+          <w:numId w:val="1016"/>
         </w:numPr>
         <w:pStyle w:val="Compact"/>
       </w:pPr>
@@ -16376,2532 +15238,212 @@
         <w:t xml:space="preserve">Species changes still need a separate agreement with the GM. The creator keeps the ledger: award points in the advancement box under the skills (or from the Captain’s log), then spend them there.</w:t>
       </w:r>
     </w:p>
+    <w:bookmarkEnd w:id="76"/>
+    <w:bookmarkEnd w:id="77"/>
+    <w:bookmarkStart w:id="79" w:name="running-missions"/>
+    <w:p>
+      <w:pPr>
+        <w:pStyle w:val="Heading1"/>
+      </w:pPr>
+      <w:r>
+        <w:t xml:space="preserve">Running missions</w:t>
+      </w:r>
+    </w:p>
+    <w:bookmarkStart w:id="78" w:name="captains-log"/>
+    <w:p>
+      <w:pPr>
+        <w:pStyle w:val="Heading2"/>
+      </w:pPr>
+      <w:r>
+        <w:t xml:space="preserve">Captain’s log</w:t>
+      </w:r>
+    </w:p>
+    <w:p>
+      <w:pPr>
+        <w:pStyle w:val="FirstParagraph"/>
+      </w:pPr>
+      <w:r>
+        <w:t xml:space="preserve">End each mission with a short log, written together:</w:t>
+      </w:r>
+    </w:p>
+    <w:p>
+      <w:pPr>
+        <w:numPr>
+          <w:ilvl w:val="0"/>
+          <w:numId w:val="1017"/>
+        </w:numPr>
+        <w:pStyle w:val="Compact"/>
+      </w:pPr>
+      <w:r>
+        <w:rPr>
+          <w:bCs/>
+          <w:b/>
+        </w:rPr>
+        <w:t xml:space="preserve">The mission.</w:t>
+      </w:r>
+      <w:r>
+        <w:t xml:space="preserve"> </w:t>
+      </w:r>
+      <w:r>
+        <w:t xml:space="preserve">What were we sent to do, and did we do it: completed, partly, or failed?</w:t>
+      </w:r>
+    </w:p>
+    <w:p>
+      <w:pPr>
+        <w:numPr>
+          <w:ilvl w:val="0"/>
+          <w:numId w:val="1017"/>
+        </w:numPr>
+        <w:pStyle w:val="Compact"/>
+      </w:pPr>
+      <w:r>
+        <w:rPr>
+          <w:bCs/>
+          <w:b/>
+        </w:rPr>
+        <w:t xml:space="preserve">Who stood out?</w:t>
+      </w:r>
+      <w:r>
+        <w:t xml:space="preserve"> </w:t>
+      </w:r>
+      <w:r>
+        <w:t xml:space="preserve">Name a commendation, or a moment worth remembering.</w:t>
+      </w:r>
+    </w:p>
+    <w:p>
+      <w:pPr>
+        <w:numPr>
+          <w:ilvl w:val="0"/>
+          <w:numId w:val="1017"/>
+        </w:numPr>
+        <w:pStyle w:val="Compact"/>
+      </w:pPr>
+      <w:r>
+        <w:rPr>
+          <w:bCs/>
+          <w:b/>
+        </w:rPr>
+        <w:t xml:space="preserve">Complications.</w:t>
+      </w:r>
+      <w:r>
+        <w:t xml:space="preserve"> </w:t>
+      </w:r>
+      <w:r>
+        <w:t xml:space="preserve">Which ones came into play, and what did they cost?</w:t>
+      </w:r>
+    </w:p>
+    <w:p>
+      <w:pPr>
+        <w:numPr>
+          <w:ilvl w:val="0"/>
+          <w:numId w:val="1017"/>
+        </w:numPr>
+        <w:pStyle w:val="Compact"/>
+      </w:pPr>
+      <w:r>
+        <w:rPr>
+          <w:bCs/>
+          <w:b/>
+        </w:rPr>
+        <w:t xml:space="preserve">What changed?</w:t>
+      </w:r>
+      <w:r>
+        <w:t xml:space="preserve"> </w:t>
+      </w:r>
+      <w:r>
+        <w:t xml:space="preserve">Damage to the ship, new allies or enemies, open threads for next time.</w:t>
+      </w:r>
+    </w:p>
+    <w:p>
+      <w:pPr>
+        <w:numPr>
+          <w:ilvl w:val="0"/>
+          <w:numId w:val="1017"/>
+        </w:numPr>
+        <w:pStyle w:val="Compact"/>
+      </w:pPr>
+      <w:r>
+        <w:rPr>
+          <w:bCs/>
+          <w:b/>
+        </w:rPr>
+        <w:t xml:space="preserve">Advancement.</w:t>
+      </w:r>
+      <w:r>
+        <w:t xml:space="preserve"> </w:t>
+      </w:r>
+      <w:r>
+        <w:t xml:space="preserve">After a significant mission, the GM may authorize one skill step for each crew member (Untrained to Trained, or Trained to Specialty), or a revision of an advantage or complication.</w:t>
+      </w:r>
+    </w:p>
+    <w:p>
+      <w:pPr>
+        <w:pStyle w:val="FirstParagraph"/>
+      </w:pPr>
+      <w:r>
+        <w:t xml:space="preserve">The creator’s GM view keeps the log, applies each crew member’s advancement to the GM’s copy, and saves both with the crew file. Players record an approved advancement on their own sheet under Step 3, so their character still passes the checklist.</w:t>
+      </w:r>
+    </w:p>
+    <w:bookmarkEnd w:id="78"/>
     <w:bookmarkEnd w:id="79"/>
-    <w:bookmarkEnd w:id="80"/>
-    <w:bookmarkStart w:id="83" w:name="running-missions"/>
+    <w:bookmarkStart w:id="86" w:name="ready-made-crew"/>
     <w:p>
       <w:pPr>
         <w:pStyle w:val="Heading1"/>
       </w:pPr>
       <w:r>
-        <w:t xml:space="preserve">Running missions</w:t>
-      </w:r>
-    </w:p>
-    <w:bookmarkStart w:id="81" w:name="mission-seeds"/>
+        <w:t xml:space="preserve">Ready-made crew</w:t>
+      </w:r>
+    </w:p>
+    <w:p>
+      <w:pPr>
+        <w:pStyle w:val="FirstParagraph"/>
+      </w:pPr>
+      <w:r>
+        <w:t xml:space="preserve">Six crew members ready to play, for one-shots, new players, or a crew in a hurry. Each follows the creation rules exactly, and their connections tie them to one another. In the creator, choose</w:t>
+      </w:r>
+      <w:r>
+        <w:t xml:space="preserve"> </w:t>
+      </w:r>
+      <w:r>
+        <w:rPr>
+          <w:bCs/>
+          <w:b/>
+        </w:rPr>
+        <w:t xml:space="preserve">Load a ready-made crew member</w:t>
+      </w:r>
+      <w:r>
+        <w:t xml:space="preserve"> </w:t>
+      </w:r>
+      <w:r>
+        <w:t xml:space="preserve">to open one and make it your own.</w:t>
+      </w:r>
+    </w:p>
+    <w:bookmarkStart w:id="80" w:name="thelan-shvari"/>
     <w:p>
       <w:pPr>
         <w:pStyle w:val="Heading2"/>
       </w:pPr>
       <w:r>
-        <w:t xml:space="preserve">Mission seeds</w:t>
+        <w:t xml:space="preserve">Thelan sh’Vari</w:t>
       </w:r>
     </w:p>
     <w:p>
       <w:pPr>
         <w:pStyle w:val="FirstParagraph"/>
       </w:pPr>
-      <w:r>
-        <w:t xml:space="preserve">Short of a plot? Roll 3d6 on each table and read the total; middle results come up most often, the strangest sit at 3, 4, 17 and 18, or pick what you like. Read the results together: a</w:t>
-      </w:r>
-      <w:r>
-        <w:t xml:space="preserve"> </w:t>
-      </w:r>
       <w:r>
         <w:rPr>
           <w:iCs/>
           <w:i/>
         </w:rPr>
-        <w:t xml:space="preserve">mission</w:t>
-      </w:r>
-      <w:r>
-        <w:t xml:space="preserve"> </w:t>
-      </w:r>
-      <w:r>
-        <w:t xml:space="preserve">in a</w:t>
-      </w:r>
-      <w:r>
-        <w:t xml:space="preserve"> </w:t>
-      </w:r>
-      <w:r>
-        <w:rPr>
-          <w:iCs/>
-          <w:i/>
-        </w:rPr>
-        <w:t xml:space="preserve">place</w:t>
-      </w:r>
-      <w:r>
-        <w:t xml:space="preserve">, made strange by</w:t>
-      </w:r>
-      <w:r>
-        <w:t xml:space="preserve"> </w:t>
-      </w:r>
-      <w:r>
-        <w:rPr>
-          <w:iCs/>
-          <w:i/>
-        </w:rPr>
-        <w:t xml:space="preserve">something strange</w:t>
-      </w:r>
-      <w:r>
-        <w:t xml:space="preserve">, turned by a</w:t>
-      </w:r>
-      <w:r>
-        <w:t xml:space="preserve"> </w:t>
-      </w:r>
-      <w:r>
-        <w:rPr>
-          <w:iCs/>
-          <w:i/>
-        </w:rPr>
-        <w:t xml:space="preserve">twist</w:t>
-      </w:r>
-      <w:r>
-        <w:t xml:space="preserve">, against a</w:t>
-      </w:r>
-      <w:r>
-        <w:t xml:space="preserve"> </w:t>
-      </w:r>
-      <w:r>
-        <w:rPr>
-          <w:iCs/>
-          <w:i/>
-        </w:rPr>
-        <w:t xml:space="preserve">ticking clock</w:t>
-      </w:r>
-      <w:r>
-        <w:t xml:space="preserve">, with a</w:t>
-      </w:r>
-      <w:r>
-        <w:t xml:space="preserve"> </w:t>
-      </w:r>
-      <w:r>
-        <w:rPr>
-          <w:iCs/>
-          <w:i/>
-        </w:rPr>
-        <w:t xml:space="preserve">key character</w:t>
-      </w:r>
-      <w:r>
-        <w:t xml:space="preserve"> </w:t>
-      </w:r>
-      <w:r>
-        <w:t xml:space="preserve">at its heart. The GM view in the creator rolls these for you and can start the clock.</w:t>
-      </w:r>
-    </w:p>
-    <w:tbl>
-      <w:tblPr>
-        <w:tblStyle w:val="Table"/>
-        <w:tblW w:type="pct" w:w="5000"/>
-        <w:tblLook w:firstRow="1" w:lastRow="0" w:firstColumn="0" w:lastColumn="0" w:noHBand="0" w:noVBand="0" w:val="0020"/>
-        <w:jc w:val="start"/>
-        <w:tblBorders>
-          <w:top w:val="single" w:sz="4" w:color="B8C2D3"/>
-          <w:left w:val="single" w:sz="4" w:color="B8C2D3"/>
-          <w:bottom w:val="single" w:sz="4" w:color="B8C2D3"/>
-          <w:right w:val="single" w:sz="4" w:color="B8C2D3"/>
-          <w:insideH w:val="single" w:sz="4" w:color="B8C2D3"/>
-          <w:insideV w:val="single" w:sz="4" w:color="B8C2D3"/>
-        </w:tblBorders>
-      </w:tblPr>
-      <w:tblGrid>
-        <w:gridCol w:w="1980"/>
-        <w:gridCol w:w="1980"/>
-        <w:gridCol w:w="1980"/>
-        <w:gridCol w:w="1980"/>
-      </w:tblGrid>
-      <w:tr>
-        <w:trPr>
-          <w:tblHeader w:val="true"/>
-        </w:trPr>
-        <w:tc>
-          <w:tcPr>
-            <w:shd w:val="clear" w:fill="E9EEF6"/>
-          </w:tcPr>
-          <w:p>
-            <w:pPr>
-              <w:pStyle w:val="Compact"/>
-              <w:jc w:val="left"/>
-            </w:pPr>
-            <w:r>
-              <w:rPr>
-                <w:b/>
-                <w:sz w:val="19"/>
-              </w:rPr>
-              <w:t xml:space="preserve">3d6</w:t>
-            </w:r>
-          </w:p>
-        </w:tc>
-        <w:tc>
-          <w:tcPr>
-            <w:shd w:val="clear" w:fill="E9EEF6"/>
-          </w:tcPr>
-          <w:p>
-            <w:pPr>
-              <w:pStyle w:val="Compact"/>
-              <w:jc w:val="left"/>
-            </w:pPr>
-            <w:r>
-              <w:rPr>
-                <w:b/>
-                <w:sz w:val="19"/>
-              </w:rPr>
-              <w:t xml:space="preserve">Mission</w:t>
-            </w:r>
-          </w:p>
-        </w:tc>
-        <w:tc>
-          <w:tcPr>
-            <w:shd w:val="clear" w:fill="E9EEF6"/>
-          </w:tcPr>
-          <w:p>
-            <w:pPr>
-              <w:pStyle w:val="Compact"/>
-              <w:jc w:val="left"/>
-            </w:pPr>
-            <w:r>
-              <w:rPr>
-                <w:b/>
-                <w:sz w:val="19"/>
-              </w:rPr>
-              <w:t xml:space="preserve">Place</w:t>
-            </w:r>
-          </w:p>
-        </w:tc>
-        <w:tc>
-          <w:tcPr>
-            <w:shd w:val="clear" w:fill="E9EEF6"/>
-          </w:tcPr>
-          <w:p>
-            <w:pPr>
-              <w:pStyle w:val="Compact"/>
-              <w:jc w:val="left"/>
-            </w:pPr>
-            <w:r>
-              <w:rPr>
-                <w:b/>
-                <w:sz w:val="19"/>
-              </w:rPr>
-              <w:t xml:space="preserve">Something strange</w:t>
-            </w:r>
-          </w:p>
-        </w:tc>
-      </w:tr>
-      <w:tr>
-        <w:tc>
-          <w:tcPr/>
-          <w:p>
-            <w:pPr>
-              <w:pStyle w:val="Compact"/>
-              <w:jc w:val="left"/>
-            </w:pPr>
-            <w:r>
-              <w:rPr>
-                <w:b/>
-                <w:sz w:val="19"/>
-              </w:rPr>
-              <w:t xml:space="preserve">3</w:t>
-            </w:r>
-          </w:p>
-        </w:tc>
-        <w:tc>
-          <w:tcPr/>
-          <w:p>
-            <w:pPr>
-              <w:pStyle w:val="Compact"/>
-              <w:jc w:val="left"/>
-            </w:pPr>
-            <w:r>
-              <w:rPr>
-                <w:sz w:val="19"/>
-              </w:rPr>
-              <w:t xml:space="preserve">Answer a call from a ship lost a century ago</w:t>
-            </w:r>
-          </w:p>
-        </w:tc>
-        <w:tc>
-          <w:tcPr/>
-          <w:p>
-            <w:pPr>
-              <w:pStyle w:val="Compact"/>
-              <w:jc w:val="left"/>
-            </w:pPr>
-            <w:r>
-              <w:rPr>
-                <w:sz w:val="19"/>
-              </w:rPr>
-              <w:t xml:space="preserve">The edge of the galaxy</w:t>
-            </w:r>
-          </w:p>
-        </w:tc>
-        <w:tc>
-          <w:tcPr/>
-          <w:p>
-            <w:pPr>
-              <w:pStyle w:val="Compact"/>
-              <w:jc w:val="left"/>
-            </w:pPr>
-            <w:r>
-              <w:rPr>
-                <w:sz w:val="19"/>
-              </w:rPr>
-              <w:t xml:space="preserve">The crew’s past selves</w:t>
-            </w:r>
-          </w:p>
-        </w:tc>
-      </w:tr>
-      <w:tr>
-        <w:tc>
-          <w:tcPr/>
-          <w:p>
-            <w:pPr>
-              <w:pStyle w:val="Compact"/>
-              <w:jc w:val="left"/>
-            </w:pPr>
-            <w:r>
-              <w:rPr>
-                <w:b/>
-                <w:sz w:val="19"/>
-              </w:rPr>
-              <w:t xml:space="preserve">4</w:t>
-            </w:r>
-          </w:p>
-        </w:tc>
-        <w:tc>
-          <w:tcPr/>
-          <w:p>
-            <w:pPr>
-              <w:pStyle w:val="Compact"/>
-              <w:jc w:val="left"/>
-            </w:pPr>
-            <w:r>
-              <w:rPr>
-                <w:sz w:val="19"/>
-              </w:rPr>
-              <w:t xml:space="preserve">Ferry a delegation to a world that left the Federation</w:t>
-            </w:r>
-          </w:p>
-        </w:tc>
-        <w:tc>
-          <w:tcPr/>
-          <w:p>
-            <w:pPr>
-              <w:pStyle w:val="Compact"/>
-              <w:jc w:val="left"/>
-            </w:pPr>
-            <w:r>
-              <w:rPr>
-                <w:sz w:val="19"/>
-              </w:rPr>
-              <w:t xml:space="preserve">Inside a living starship</w:t>
-            </w:r>
-          </w:p>
-        </w:tc>
-        <w:tc>
-          <w:tcPr/>
-          <w:p>
-            <w:pPr>
-              <w:pStyle w:val="Compact"/>
-              <w:jc w:val="left"/>
-            </w:pPr>
-            <w:r>
-              <w:rPr>
-                <w:sz w:val="19"/>
-              </w:rPr>
-              <w:t xml:space="preserve">A dead star that sings</w:t>
-            </w:r>
-          </w:p>
-        </w:tc>
-      </w:tr>
-      <w:tr>
-        <w:tc>
-          <w:tcPr/>
-          <w:p>
-            <w:pPr>
-              <w:pStyle w:val="Compact"/>
-              <w:jc w:val="left"/>
-            </w:pPr>
-            <w:r>
-              <w:rPr>
-                <w:b/>
-                <w:sz w:val="19"/>
-              </w:rPr>
-              <w:t xml:space="preserve">5</w:t>
-            </w:r>
-          </w:p>
-        </w:tc>
-        <w:tc>
-          <w:tcPr/>
-          <w:p>
-            <w:pPr>
-              <w:pStyle w:val="Compact"/>
-              <w:jc w:val="left"/>
-            </w:pPr>
-            <w:r>
-              <w:rPr>
-                <w:sz w:val="19"/>
-              </w:rPr>
-              <w:t xml:space="preserve">Answer a distress call</w:t>
-            </w:r>
-          </w:p>
-        </w:tc>
-        <w:tc>
-          <w:tcPr/>
-          <w:p>
-            <w:pPr>
-              <w:pStyle w:val="Compact"/>
-              <w:jc w:val="left"/>
-            </w:pPr>
-            <w:r>
-              <w:rPr>
-                <w:sz w:val="19"/>
-              </w:rPr>
-              <w:t xml:space="preserve">A storm-wracked ocean world</w:t>
-            </w:r>
-          </w:p>
-        </w:tc>
-        <w:tc>
-          <w:tcPr/>
-          <w:p>
-            <w:pPr>
-              <w:pStyle w:val="Compact"/>
-              <w:jc w:val="left"/>
-            </w:pPr>
-            <w:r>
-              <w:rPr>
-                <w:sz w:val="19"/>
-              </w:rPr>
-              <w:t xml:space="preserve">A subspace anomaly that distorts time</w:t>
-            </w:r>
-          </w:p>
-        </w:tc>
-      </w:tr>
-      <w:tr>
-        <w:tc>
-          <w:tcPr/>
-          <w:p>
-            <w:pPr>
-              <w:pStyle w:val="Compact"/>
-              <w:jc w:val="left"/>
-            </w:pPr>
-            <w:r>
-              <w:rPr>
-                <w:b/>
-                <w:sz w:val="19"/>
-              </w:rPr>
-              <w:t xml:space="preserve">6</w:t>
-            </w:r>
-          </w:p>
-        </w:tc>
-        <w:tc>
-          <w:tcPr/>
-          <w:p>
-            <w:pPr>
-              <w:pStyle w:val="Compact"/>
-              <w:jc w:val="left"/>
-            </w:pPr>
-            <w:r>
-              <w:rPr>
-                <w:sz w:val="19"/>
-              </w:rPr>
-              <w:t xml:space="preserve">Survey an uncharted system</w:t>
-            </w:r>
-          </w:p>
-        </w:tc>
-        <w:tc>
-          <w:tcPr/>
-          <w:p>
-            <w:pPr>
-              <w:pStyle w:val="Compact"/>
-              <w:jc w:val="left"/>
-            </w:pPr>
-            <w:r>
-              <w:rPr>
-                <w:sz w:val="19"/>
-              </w:rPr>
-              <w:t xml:space="preserve">A dead world with ancient ruins</w:t>
-            </w:r>
-          </w:p>
-        </w:tc>
-        <w:tc>
-          <w:tcPr/>
-          <w:p>
-            <w:pPr>
-              <w:pStyle w:val="Compact"/>
-              <w:jc w:val="left"/>
-            </w:pPr>
-            <w:r>
-              <w:rPr>
-                <w:sz w:val="19"/>
-              </w:rPr>
-              <w:t xml:space="preserve">A non-corporeal life form</w:t>
-            </w:r>
-          </w:p>
-        </w:tc>
-      </w:tr>
-      <w:tr>
-        <w:tc>
-          <w:tcPr/>
-          <w:p>
-            <w:pPr>
-              <w:pStyle w:val="Compact"/>
-              <w:jc w:val="left"/>
-            </w:pPr>
-            <w:r>
-              <w:rPr>
-                <w:b/>
-                <w:sz w:val="19"/>
-              </w:rPr>
-              <w:t xml:space="preserve">7</w:t>
-            </w:r>
-          </w:p>
-        </w:tc>
-        <w:tc>
-          <w:tcPr/>
-          <w:p>
-            <w:pPr>
-              <w:pStyle w:val="Compact"/>
-              <w:jc w:val="left"/>
-            </w:pPr>
-            <w:r>
-              <w:rPr>
-                <w:sz w:val="19"/>
-              </w:rPr>
-              <w:t xml:space="preserve">Make first contact</w:t>
-            </w:r>
-          </w:p>
-        </w:tc>
-        <w:tc>
-          <w:tcPr/>
-          <w:p>
-            <w:pPr>
-              <w:pStyle w:val="Compact"/>
-              <w:jc w:val="left"/>
-            </w:pPr>
-            <w:r>
-              <w:rPr>
-                <w:sz w:val="19"/>
-              </w:rPr>
-              <w:t xml:space="preserve">A struggling frontier colony</w:t>
-            </w:r>
-          </w:p>
-        </w:tc>
-        <w:tc>
-          <w:tcPr/>
-          <w:p>
-            <w:pPr>
-              <w:pStyle w:val="Compact"/>
-              <w:jc w:val="left"/>
-            </w:pPr>
-            <w:r>
-              <w:rPr>
-                <w:sz w:val="19"/>
-              </w:rPr>
-              <w:t xml:space="preserve">An ancient machine that still works</w:t>
-            </w:r>
-          </w:p>
-        </w:tc>
-      </w:tr>
-      <w:tr>
-        <w:tc>
-          <w:tcPr/>
-          <w:p>
-            <w:pPr>
-              <w:pStyle w:val="Compact"/>
-              <w:jc w:val="left"/>
-            </w:pPr>
-            <w:r>
-              <w:rPr>
-                <w:b/>
-                <w:sz w:val="19"/>
-              </w:rPr>
-              <w:t xml:space="preserve">8</w:t>
-            </w:r>
-          </w:p>
-        </w:tc>
-        <w:tc>
-          <w:tcPr/>
-          <w:p>
-            <w:pPr>
-              <w:pStyle w:val="Compact"/>
-              <w:jc w:val="left"/>
-            </w:pPr>
-            <w:r>
-              <w:rPr>
-                <w:sz w:val="19"/>
-              </w:rPr>
-              <w:t xml:space="preserve">Escort a diplomatic delegation</w:t>
-            </w:r>
-          </w:p>
-        </w:tc>
-        <w:tc>
-          <w:tcPr/>
-          <w:p>
-            <w:pPr>
-              <w:pStyle w:val="Compact"/>
-              <w:jc w:val="left"/>
-            </w:pPr>
-            <w:r>
-              <w:rPr>
-                <w:sz w:val="19"/>
-              </w:rPr>
-              <w:t xml:space="preserve">An asteroid mining station</w:t>
-            </w:r>
-          </w:p>
-        </w:tc>
-        <w:tc>
-          <w:tcPr/>
-          <w:p>
-            <w:pPr>
-              <w:pStyle w:val="Compact"/>
-              <w:jc w:val="left"/>
-            </w:pPr>
-            <w:r>
-              <w:rPr>
-                <w:sz w:val="19"/>
-              </w:rPr>
-              <w:t xml:space="preserve">Duplicates of the crew</w:t>
-            </w:r>
-          </w:p>
-        </w:tc>
-      </w:tr>
-      <w:tr>
-        <w:tc>
-          <w:tcPr/>
-          <w:p>
-            <w:pPr>
-              <w:pStyle w:val="Compact"/>
-              <w:jc w:val="left"/>
-            </w:pPr>
-            <w:r>
-              <w:rPr>
-                <w:b/>
-                <w:sz w:val="19"/>
-              </w:rPr>
-              <w:t xml:space="preserve">9</w:t>
-            </w:r>
-          </w:p>
-        </w:tc>
-        <w:tc>
-          <w:tcPr/>
-          <w:p>
-            <w:pPr>
-              <w:pStyle w:val="Compact"/>
-              <w:jc w:val="left"/>
-            </w:pPr>
-            <w:r>
-              <w:rPr>
-                <w:sz w:val="19"/>
-              </w:rPr>
-              <w:t xml:space="preserve">Find a missing ship or outpost</w:t>
-            </w:r>
-          </w:p>
-        </w:tc>
-        <w:tc>
-          <w:tcPr/>
-          <w:p>
-            <w:pPr>
-              <w:pStyle w:val="Compact"/>
-              <w:jc w:val="left"/>
-            </w:pPr>
-            <w:r>
-              <w:rPr>
-                <w:sz w:val="19"/>
-              </w:rPr>
-              <w:t xml:space="preserve">A drifting derelict starship</w:t>
-            </w:r>
-          </w:p>
-        </w:tc>
-        <w:tc>
-          <w:tcPr/>
-          <w:p>
-            <w:pPr>
-              <w:pStyle w:val="Compact"/>
-              <w:jc w:val="left"/>
-            </w:pPr>
-            <w:r>
-              <w:rPr>
-                <w:sz w:val="19"/>
-              </w:rPr>
-              <w:t xml:space="preserve">A signal repeating a crew member’s name</w:t>
-            </w:r>
-          </w:p>
-        </w:tc>
-      </w:tr>
-      <w:tr>
-        <w:tc>
-          <w:tcPr/>
-          <w:p>
-            <w:pPr>
-              <w:pStyle w:val="Compact"/>
-              <w:jc w:val="left"/>
-            </w:pPr>
-            <w:r>
-              <w:rPr>
-                <w:b/>
-                <w:sz w:val="19"/>
-              </w:rPr>
-              <w:t xml:space="preserve">10</w:t>
-            </w:r>
-          </w:p>
-        </w:tc>
-        <w:tc>
-          <w:tcPr/>
-          <w:p>
-            <w:pPr>
-              <w:pStyle w:val="Compact"/>
-              <w:jc w:val="left"/>
-            </w:pPr>
-            <w:r>
-              <w:rPr>
-                <w:sz w:val="19"/>
-              </w:rPr>
-              <w:t xml:space="preserve">Deliver urgent medical supplies</w:t>
-            </w:r>
-          </w:p>
-        </w:tc>
-        <w:tc>
-          <w:tcPr/>
-          <w:p>
-            <w:pPr>
-              <w:pStyle w:val="Compact"/>
-              <w:jc w:val="left"/>
-            </w:pPr>
-            <w:r>
-              <w:rPr>
-                <w:sz w:val="19"/>
-              </w:rPr>
-              <w:t xml:space="preserve">An ice-covered moon of a gas giant</w:t>
-            </w:r>
-          </w:p>
-        </w:tc>
-        <w:tc>
-          <w:tcPr/>
-          <w:p>
-            <w:pPr>
-              <w:pStyle w:val="Compact"/>
-              <w:jc w:val="left"/>
-            </w:pPr>
-            <w:r>
-              <w:rPr>
-                <w:sz w:val="19"/>
-              </w:rPr>
-              <w:t xml:space="preserve">A planet-wide illusion</w:t>
-            </w:r>
-          </w:p>
-        </w:tc>
-      </w:tr>
-      <w:tr>
-        <w:tc>
-          <w:tcPr/>
-          <w:p>
-            <w:pPr>
-              <w:pStyle w:val="Compact"/>
-              <w:jc w:val="left"/>
-            </w:pPr>
-            <w:r>
-              <w:rPr>
-                <w:b/>
-                <w:sz w:val="19"/>
-              </w:rPr>
-              <w:t xml:space="preserve">11</w:t>
-            </w:r>
-          </w:p>
-        </w:tc>
-        <w:tc>
-          <w:tcPr/>
-          <w:p>
-            <w:pPr>
-              <w:pStyle w:val="Compact"/>
-              <w:jc w:val="left"/>
-            </w:pPr>
-            <w:r>
-              <w:rPr>
-                <w:sz w:val="19"/>
-              </w:rPr>
-              <w:t xml:space="preserve">Evacuate a colony</w:t>
-            </w:r>
-          </w:p>
-        </w:tc>
-        <w:tc>
-          <w:tcPr/>
-          <w:p>
-            <w:pPr>
-              <w:pStyle w:val="Compact"/>
-              <w:jc w:val="left"/>
-            </w:pPr>
-            <w:r>
-              <w:rPr>
-                <w:sz w:val="19"/>
-              </w:rPr>
-              <w:t xml:space="preserve">A pre-warp civilization’s world</w:t>
-            </w:r>
-          </w:p>
-        </w:tc>
-        <w:tc>
-          <w:tcPr/>
-          <w:p>
-            <w:pPr>
-              <w:pStyle w:val="Compact"/>
-              <w:jc w:val="left"/>
-            </w:pPr>
-            <w:r>
-              <w:rPr>
-                <w:sz w:val="19"/>
-              </w:rPr>
-              <w:t xml:space="preserve">A rift into another universe</w:t>
-            </w:r>
-          </w:p>
-        </w:tc>
-      </w:tr>
-      <w:tr>
-        <w:tc>
-          <w:tcPr/>
-          <w:p>
-            <w:pPr>
-              <w:pStyle w:val="Compact"/>
-              <w:jc w:val="left"/>
-            </w:pPr>
-            <w:r>
-              <w:rPr>
-                <w:b/>
-                <w:sz w:val="19"/>
-              </w:rPr>
-              <w:t xml:space="preserve">12</w:t>
-            </w:r>
-          </w:p>
-        </w:tc>
-        <w:tc>
-          <w:tcPr/>
-          <w:p>
-            <w:pPr>
-              <w:pStyle w:val="Compact"/>
-              <w:jc w:val="left"/>
-            </w:pPr>
-            <w:r>
-              <w:rPr>
-                <w:sz w:val="19"/>
-              </w:rPr>
-              <w:t xml:space="preserve">Patrol the Neutral Zone border</w:t>
-            </w:r>
-          </w:p>
-        </w:tc>
-        <w:tc>
-          <w:tcPr/>
-          <w:p>
-            <w:pPr>
-              <w:pStyle w:val="Compact"/>
-              <w:jc w:val="left"/>
-            </w:pPr>
-            <w:r>
-              <w:rPr>
-                <w:sz w:val="19"/>
-              </w:rPr>
-              <w:t xml:space="preserve">A nebula that blinds the sensors</w:t>
-            </w:r>
-          </w:p>
-        </w:tc>
-        <w:tc>
-          <w:tcPr/>
-          <w:p>
-            <w:pPr>
-              <w:pStyle w:val="Compact"/>
-              <w:jc w:val="left"/>
-            </w:pPr>
-            <w:r>
-              <w:rPr>
-                <w:sz w:val="19"/>
-              </w:rPr>
-              <w:t xml:space="preserve">A disease no one recognizes</w:t>
-            </w:r>
-          </w:p>
-        </w:tc>
-      </w:tr>
-      <w:tr>
-        <w:tc>
-          <w:tcPr/>
-          <w:p>
-            <w:pPr>
-              <w:pStyle w:val="Compact"/>
-              <w:jc w:val="left"/>
-            </w:pPr>
-            <w:r>
-              <w:rPr>
-                <w:b/>
-                <w:sz w:val="19"/>
-              </w:rPr>
-              <w:t xml:space="preserve">13</w:t>
-            </w:r>
-          </w:p>
-        </w:tc>
-        <w:tc>
-          <w:tcPr/>
-          <w:p>
-            <w:pPr>
-              <w:pStyle w:val="Compact"/>
-              <w:jc w:val="left"/>
-            </w:pPr>
-            <w:r>
-              <w:rPr>
-                <w:sz w:val="19"/>
-              </w:rPr>
-              <w:t xml:space="preserve">Recover a lost probe or artifact</w:t>
-            </w:r>
-          </w:p>
-        </w:tc>
-        <w:tc>
-          <w:tcPr/>
-          <w:p>
-            <w:pPr>
-              <w:pStyle w:val="Compact"/>
-              <w:jc w:val="left"/>
-            </w:pPr>
-            <w:r>
-              <w:rPr>
-                <w:sz w:val="19"/>
-              </w:rPr>
-              <w:t xml:space="preserve">A starbase in crisis</w:t>
-            </w:r>
-          </w:p>
-        </w:tc>
-        <w:tc>
-          <w:tcPr/>
-          <w:p>
-            <w:pPr>
-              <w:pStyle w:val="Compact"/>
-              <w:jc w:val="left"/>
-            </w:pPr>
-            <w:r>
-              <w:rPr>
-                <w:sz w:val="19"/>
-              </w:rPr>
-              <w:t xml:space="preserve">A gravity well that traps ships</w:t>
-            </w:r>
-          </w:p>
-        </w:tc>
-      </w:tr>
-      <w:tr>
-        <w:tc>
-          <w:tcPr/>
-          <w:p>
-            <w:pPr>
-              <w:pStyle w:val="Compact"/>
-              <w:jc w:val="left"/>
-            </w:pPr>
-            <w:r>
-              <w:rPr>
-                <w:b/>
-                <w:sz w:val="19"/>
-              </w:rPr>
-              <w:t xml:space="preserve">14</w:t>
-            </w:r>
-          </w:p>
-        </w:tc>
-        <w:tc>
-          <w:tcPr/>
-          <w:p>
-            <w:pPr>
-              <w:pStyle w:val="Compact"/>
-              <w:jc w:val="left"/>
-            </w:pPr>
-            <w:r>
-              <w:rPr>
-                <w:sz w:val="19"/>
-              </w:rPr>
-              <w:t xml:space="preserve">Mediate a dispute between two worlds</w:t>
-            </w:r>
-          </w:p>
-        </w:tc>
-        <w:tc>
-          <w:tcPr/>
-          <w:p>
-            <w:pPr>
-              <w:pStyle w:val="Compact"/>
-              <w:jc w:val="left"/>
-            </w:pPr>
-            <w:r>
-              <w:rPr>
-                <w:sz w:val="19"/>
-              </w:rPr>
-              <w:t xml:space="preserve">A world that seems too perfect</w:t>
-            </w:r>
-          </w:p>
-        </w:tc>
-        <w:tc>
-          <w:tcPr/>
-          <w:p>
-            <w:pPr>
-              <w:pStyle w:val="Compact"/>
-              <w:jc w:val="left"/>
-            </w:pPr>
-            <w:r>
-              <w:rPr>
-                <w:sz w:val="19"/>
-              </w:rPr>
-              <w:t xml:space="preserve">A godlike being testing the crew</w:t>
-            </w:r>
-          </w:p>
-        </w:tc>
-      </w:tr>
-      <w:tr>
-        <w:tc>
-          <w:tcPr/>
-          <w:p>
-            <w:pPr>
-              <w:pStyle w:val="Compact"/>
-              <w:jc w:val="left"/>
-            </w:pPr>
-            <w:r>
-              <w:rPr>
-                <w:b/>
-                <w:sz w:val="19"/>
-              </w:rPr>
-              <w:t xml:space="preserve">15</w:t>
-            </w:r>
-          </w:p>
-        </w:tc>
-        <w:tc>
-          <w:tcPr/>
-          <w:p>
-            <w:pPr>
-              <w:pStyle w:val="Compact"/>
-              <w:jc w:val="left"/>
-            </w:pPr>
-            <w:r>
-              <w:rPr>
-                <w:sz w:val="19"/>
-              </w:rPr>
-              <w:t xml:space="preserve">Test experimental technology</w:t>
-            </w:r>
-          </w:p>
-        </w:tc>
-        <w:tc>
-          <w:tcPr/>
-          <w:p>
-            <w:pPr>
-              <w:pStyle w:val="Compact"/>
-              <w:jc w:val="left"/>
-            </w:pPr>
-            <w:r>
-              <w:rPr>
-                <w:sz w:val="19"/>
-              </w:rPr>
-              <w:t xml:space="preserve">A jungle planet thick with life</w:t>
-            </w:r>
-          </w:p>
-        </w:tc>
-        <w:tc>
-          <w:tcPr/>
-          <w:p>
-            <w:pPr>
-              <w:pStyle w:val="Compact"/>
-              <w:jc w:val="left"/>
-            </w:pPr>
-            <w:r>
-              <w:rPr>
-                <w:sz w:val="19"/>
-              </w:rPr>
-              <w:t xml:space="preserve">An alien probe draining power</w:t>
-            </w:r>
-          </w:p>
-        </w:tc>
-      </w:tr>
-      <w:tr>
-        <w:tc>
-          <w:tcPr/>
-          <w:p>
-            <w:pPr>
-              <w:pStyle w:val="Compact"/>
-              <w:jc w:val="left"/>
-            </w:pPr>
-            <w:r>
-              <w:rPr>
-                <w:b/>
-                <w:sz w:val="19"/>
-              </w:rPr>
-              <w:t xml:space="preserve">16</w:t>
-            </w:r>
-          </w:p>
-        </w:tc>
-        <w:tc>
-          <w:tcPr/>
-          <w:p>
-            <w:pPr>
-              <w:pStyle w:val="Compact"/>
-              <w:jc w:val="left"/>
-            </w:pPr>
-            <w:r>
-              <w:rPr>
-                <w:sz w:val="19"/>
-              </w:rPr>
-              <w:t xml:space="preserve">Shore leave that goes wrong</w:t>
-            </w:r>
-          </w:p>
-        </w:tc>
-        <w:tc>
-          <w:tcPr/>
-          <w:p>
-            <w:pPr>
-              <w:pStyle w:val="Compact"/>
-              <w:jc w:val="left"/>
-            </w:pPr>
-            <w:r>
-              <w:rPr>
-                <w:sz w:val="19"/>
-              </w:rPr>
-              <w:t xml:space="preserve">Deep space between the stars</w:t>
-            </w:r>
-          </w:p>
-        </w:tc>
-        <w:tc>
-          <w:tcPr/>
-          <w:p>
-            <w:pPr>
-              <w:pStyle w:val="Compact"/>
-              <w:jc w:val="left"/>
-            </w:pPr>
-            <w:r>
-              <w:rPr>
-                <w:sz w:val="19"/>
-              </w:rPr>
-              <w:t xml:space="preserve">Memories that aren’t the crew’s own</w:t>
-            </w:r>
-          </w:p>
-        </w:tc>
-      </w:tr>
-      <w:tr>
-        <w:tc>
-          <w:tcPr/>
-          <w:p>
-            <w:pPr>
-              <w:pStyle w:val="Compact"/>
-              <w:jc w:val="left"/>
-            </w:pPr>
-            <w:r>
-              <w:rPr>
-                <w:b/>
-                <w:sz w:val="19"/>
-              </w:rPr>
-              <w:t xml:space="preserve">17</w:t>
-            </w:r>
-          </w:p>
-        </w:tc>
-        <w:tc>
-          <w:tcPr/>
-          <w:p>
-            <w:pPr>
-              <w:pStyle w:val="Compact"/>
-              <w:jc w:val="left"/>
-            </w:pPr>
-            <w:r>
-              <w:rPr>
-                <w:sz w:val="19"/>
-              </w:rPr>
-              <w:t xml:space="preserve">Carry a message across the Neutral Zone</w:t>
-            </w:r>
-          </w:p>
-        </w:tc>
-        <w:tc>
-          <w:tcPr/>
-          <w:p>
-            <w:pPr>
-              <w:pStyle w:val="Compact"/>
-              <w:jc w:val="left"/>
-            </w:pPr>
-            <w:r>
-              <w:rPr>
-                <w:sz w:val="19"/>
-              </w:rPr>
-              <w:t xml:space="preserve">A Klingon prison world</w:t>
-            </w:r>
-          </w:p>
-        </w:tc>
-        <w:tc>
-          <w:tcPr/>
-          <w:p>
-            <w:pPr>
-              <w:pStyle w:val="Compact"/>
-              <w:jc w:val="left"/>
-            </w:pPr>
-            <w:r>
-              <w:rPr>
-                <w:sz w:val="19"/>
-              </w:rPr>
-              <w:t xml:space="preserve">A crossing into a mirror universe</w:t>
-            </w:r>
-          </w:p>
-        </w:tc>
-      </w:tr>
-      <w:tr>
-        <w:tc>
-          <w:tcPr/>
-          <w:p>
-            <w:pPr>
-              <w:pStyle w:val="Compact"/>
-              <w:jc w:val="left"/>
-            </w:pPr>
-            <w:r>
-              <w:rPr>
-                <w:b/>
-                <w:sz w:val="19"/>
-              </w:rPr>
-              <w:t xml:space="preserve">18</w:t>
-            </w:r>
-          </w:p>
-        </w:tc>
-        <w:tc>
-          <w:tcPr/>
-          <w:p>
-            <w:pPr>
-              <w:pStyle w:val="Compact"/>
-              <w:jc w:val="left"/>
-            </w:pPr>
-            <w:r>
-              <w:rPr>
-                <w:sz w:val="19"/>
-              </w:rPr>
-              <w:t xml:space="preserve">Host a first contact aboard the Pelion</w:t>
-            </w:r>
-          </w:p>
-        </w:tc>
-        <w:tc>
-          <w:tcPr/>
-          <w:p>
-            <w:pPr>
-              <w:pStyle w:val="Compact"/>
-              <w:jc w:val="left"/>
-            </w:pPr>
-            <w:r>
-              <w:rPr>
-                <w:sz w:val="19"/>
-              </w:rPr>
-              <w:t xml:space="preserve">A Romulan listening post</w:t>
-            </w:r>
-          </w:p>
-        </w:tc>
-        <w:tc>
-          <w:tcPr/>
-          <w:p>
-            <w:pPr>
-              <w:pStyle w:val="Compact"/>
-              <w:jc w:val="left"/>
-            </w:pPr>
-            <w:r>
-              <w:rPr>
-                <w:sz w:val="19"/>
-              </w:rPr>
-              <w:t xml:space="preserve">A machine that remembers the Pelion</w:t>
-            </w:r>
-          </w:p>
-        </w:tc>
-      </w:tr>
-    </w:tbl>
-    <w:p/>
-    <w:tbl>
-      <w:tblPr>
-        <w:tblStyle w:val="Table"/>
-        <w:tblW w:type="pct" w:w="5000"/>
-        <w:tblLook w:firstRow="1" w:lastRow="0" w:firstColumn="0" w:lastColumn="0" w:noHBand="0" w:noVBand="0" w:val="0020"/>
-        <w:jc w:val="start"/>
-        <w:tblBorders>
-          <w:top w:val="single" w:sz="4" w:color="B8C2D3"/>
-          <w:left w:val="single" w:sz="4" w:color="B8C2D3"/>
-          <w:bottom w:val="single" w:sz="4" w:color="B8C2D3"/>
-          <w:right w:val="single" w:sz="4" w:color="B8C2D3"/>
-          <w:insideH w:val="single" w:sz="4" w:color="B8C2D3"/>
-          <w:insideV w:val="single" w:sz="4" w:color="B8C2D3"/>
-        </w:tblBorders>
-      </w:tblPr>
-      <w:tblGrid>
-        <w:gridCol w:w="1980"/>
-        <w:gridCol w:w="1980"/>
-        <w:gridCol w:w="1980"/>
-        <w:gridCol w:w="1980"/>
-      </w:tblGrid>
-      <w:tr>
-        <w:trPr>
-          <w:tblHeader w:val="true"/>
-        </w:trPr>
-        <w:tc>
-          <w:tcPr>
-            <w:shd w:val="clear" w:fill="E9EEF6"/>
-          </w:tcPr>
-          <w:p>
-            <w:pPr>
-              <w:pStyle w:val="Compact"/>
-              <w:jc w:val="left"/>
-            </w:pPr>
-            <w:r>
-              <w:rPr>
-                <w:b/>
-                <w:sz w:val="19"/>
-              </w:rPr>
-              <w:t xml:space="preserve">3d6</w:t>
-            </w:r>
-          </w:p>
-        </w:tc>
-        <w:tc>
-          <w:tcPr>
-            <w:shd w:val="clear" w:fill="E9EEF6"/>
-          </w:tcPr>
-          <w:p>
-            <w:pPr>
-              <w:pStyle w:val="Compact"/>
-              <w:jc w:val="left"/>
-            </w:pPr>
-            <w:r>
-              <w:rPr>
-                <w:b/>
-                <w:sz w:val="19"/>
-              </w:rPr>
-              <w:t xml:space="preserve">Twist</w:t>
-            </w:r>
-          </w:p>
-        </w:tc>
-        <w:tc>
-          <w:tcPr>
-            <w:shd w:val="clear" w:fill="E9EEF6"/>
-          </w:tcPr>
-          <w:p>
-            <w:pPr>
-              <w:pStyle w:val="Compact"/>
-              <w:jc w:val="left"/>
-            </w:pPr>
-            <w:r>
-              <w:rPr>
-                <w:b/>
-                <w:sz w:val="19"/>
-              </w:rPr>
-              <w:t xml:space="preserve">Ticking clock (segments)</w:t>
-            </w:r>
-          </w:p>
-        </w:tc>
-        <w:tc>
-          <w:tcPr>
-            <w:shd w:val="clear" w:fill="E9EEF6"/>
-          </w:tcPr>
-          <w:p>
-            <w:pPr>
-              <w:pStyle w:val="Compact"/>
-              <w:jc w:val="left"/>
-            </w:pPr>
-            <w:r>
-              <w:rPr>
-                <w:b/>
-                <w:sz w:val="19"/>
-              </w:rPr>
-              <w:t xml:space="preserve">Key character</w:t>
-            </w:r>
-          </w:p>
-        </w:tc>
-      </w:tr>
-      <w:tr>
-        <w:tc>
-          <w:tcPr/>
-          <w:p>
-            <w:pPr>
-              <w:pStyle w:val="Compact"/>
-              <w:jc w:val="left"/>
-            </w:pPr>
-            <w:r>
-              <w:rPr>
-                <w:b/>
-                <w:sz w:val="19"/>
-              </w:rPr>
-              <w:t xml:space="preserve">3</w:t>
-            </w:r>
-          </w:p>
-        </w:tc>
-        <w:tc>
-          <w:tcPr/>
-          <w:p>
-            <w:pPr>
-              <w:pStyle w:val="Compact"/>
-              <w:jc w:val="left"/>
-            </w:pPr>
-            <w:r>
-              <w:rPr>
-                <w:sz w:val="19"/>
-              </w:rPr>
-              <w:t xml:space="preserve">The captain has been replaced</w:t>
-            </w:r>
-          </w:p>
-        </w:tc>
-        <w:tc>
-          <w:tcPr/>
-          <w:p>
-            <w:pPr>
-              <w:pStyle w:val="Compact"/>
-              <w:jc w:val="left"/>
-            </w:pPr>
-            <w:r>
-              <w:rPr>
-                <w:sz w:val="19"/>
-              </w:rPr>
-              <w:t xml:space="preserve">The time loop resets (4)</w:t>
-            </w:r>
-          </w:p>
-        </w:tc>
-        <w:tc>
-          <w:tcPr/>
-          <w:p>
-            <w:pPr>
-              <w:pStyle w:val="Compact"/>
-              <w:jc w:val="left"/>
-            </w:pPr>
-            <w:r>
-              <w:rPr>
-                <w:sz w:val="19"/>
-              </w:rPr>
-              <w:t xml:space="preserve">A crew member’s future self</w:t>
-            </w:r>
-          </w:p>
-        </w:tc>
-      </w:tr>
-      <w:tr>
-        <w:tc>
-          <w:tcPr/>
-          <w:p>
-            <w:pPr>
-              <w:pStyle w:val="Compact"/>
-              <w:jc w:val="left"/>
-            </w:pPr>
-            <w:r>
-              <w:rPr>
-                <w:b/>
-                <w:sz w:val="19"/>
-              </w:rPr>
-              <w:t xml:space="preserve">4</w:t>
-            </w:r>
-          </w:p>
-        </w:tc>
-        <w:tc>
-          <w:tcPr/>
-          <w:p>
-            <w:pPr>
-              <w:pStyle w:val="Compact"/>
-              <w:jc w:val="left"/>
-            </w:pPr>
-            <w:r>
-              <w:rPr>
-                <w:sz w:val="19"/>
-              </w:rPr>
-              <w:t xml:space="preserve">The enemy is a Federation colony</w:t>
-            </w:r>
-          </w:p>
-        </w:tc>
-        <w:tc>
-          <w:tcPr/>
-          <w:p>
-            <w:pPr>
-              <w:pStyle w:val="Compact"/>
-              <w:jc w:val="left"/>
-            </w:pPr>
-            <w:r>
-              <w:rPr>
-                <w:sz w:val="19"/>
-              </w:rPr>
-              <w:t xml:space="preserve">The ship’s power drains (6)</w:t>
-            </w:r>
-          </w:p>
-        </w:tc>
-        <w:tc>
-          <w:tcPr/>
-          <w:p>
-            <w:pPr>
-              <w:pStyle w:val="Compact"/>
-              <w:jc w:val="left"/>
-            </w:pPr>
-            <w:r>
-              <w:rPr>
-                <w:sz w:val="19"/>
-              </w:rPr>
-              <w:t xml:space="preserve">A legend thought dead</w:t>
-            </w:r>
-          </w:p>
-        </w:tc>
-      </w:tr>
-      <w:tr>
-        <w:tc>
-          <w:tcPr/>
-          <w:p>
-            <w:pPr>
-              <w:pStyle w:val="Compact"/>
-              <w:jc w:val="left"/>
-            </w:pPr>
-            <w:r>
-              <w:rPr>
-                <w:b/>
-                <w:sz w:val="19"/>
-              </w:rPr>
-              <w:t xml:space="preserve">5</w:t>
-            </w:r>
-          </w:p>
-        </w:tc>
-        <w:tc>
-          <w:tcPr/>
-          <w:p>
-            <w:pPr>
-              <w:pStyle w:val="Compact"/>
-              <w:jc w:val="left"/>
-            </w:pPr>
-            <w:r>
-              <w:rPr>
-                <w:sz w:val="19"/>
-              </w:rPr>
-              <w:t xml:space="preserve">Klingons arrive with their own claim</w:t>
-            </w:r>
-          </w:p>
-        </w:tc>
-        <w:tc>
-          <w:tcPr/>
-          <w:p>
-            <w:pPr>
-              <w:pStyle w:val="Compact"/>
-              <w:jc w:val="left"/>
-            </w:pPr>
-            <w:r>
-              <w:rPr>
-                <w:sz w:val="19"/>
-              </w:rPr>
-              <w:t xml:space="preserve">Orbit decays (6)</w:t>
-            </w:r>
-          </w:p>
-        </w:tc>
-        <w:tc>
-          <w:tcPr/>
-          <w:p>
-            <w:pPr>
-              <w:pStyle w:val="Compact"/>
-              <w:jc w:val="left"/>
-            </w:pPr>
-            <w:r>
-              <w:rPr>
-                <w:sz w:val="19"/>
-              </w:rPr>
-              <w:t xml:space="preserve">An idealistic Federation ambassador</w:t>
-            </w:r>
-          </w:p>
-        </w:tc>
-      </w:tr>
-      <w:tr>
-        <w:tc>
-          <w:tcPr/>
-          <w:p>
-            <w:pPr>
-              <w:pStyle w:val="Compact"/>
-              <w:jc w:val="left"/>
-            </w:pPr>
-            <w:r>
-              <w:rPr>
-                <w:b/>
-                <w:sz w:val="19"/>
-              </w:rPr>
-              <w:t xml:space="preserve">6</w:t>
-            </w:r>
-          </w:p>
-        </w:tc>
-        <w:tc>
-          <w:tcPr/>
-          <w:p>
-            <w:pPr>
-              <w:pStyle w:val="Compact"/>
-              <w:jc w:val="left"/>
-            </w:pPr>
-            <w:r>
-              <w:rPr>
-                <w:sz w:val="19"/>
-              </w:rPr>
-              <w:t xml:space="preserve">The people asking for help are lying</w:t>
-            </w:r>
-          </w:p>
-        </w:tc>
-        <w:tc>
-          <w:tcPr/>
-          <w:p>
-            <w:pPr>
-              <w:pStyle w:val="Compact"/>
-              <w:jc w:val="left"/>
-            </w:pPr>
-            <w:r>
-              <w:rPr>
-                <w:sz w:val="19"/>
-              </w:rPr>
-              <w:t xml:space="preserve">Warp core breach (4)</w:t>
-            </w:r>
-          </w:p>
-        </w:tc>
-        <w:tc>
-          <w:tcPr/>
-          <w:p>
-            <w:pPr>
-              <w:pStyle w:val="Compact"/>
-              <w:jc w:val="left"/>
-            </w:pPr>
-            <w:r>
-              <w:rPr>
-                <w:sz w:val="19"/>
-              </w:rPr>
-              <w:t xml:space="preserve">A Klingon captain with a grudge</w:t>
-            </w:r>
-          </w:p>
-        </w:tc>
-      </w:tr>
-      <w:tr>
-        <w:tc>
-          <w:tcPr/>
-          <w:p>
-            <w:pPr>
-              <w:pStyle w:val="Compact"/>
-              <w:jc w:val="left"/>
-            </w:pPr>
-            <w:r>
-              <w:rPr>
-                <w:b/>
-                <w:sz w:val="19"/>
-              </w:rPr>
-              <w:t xml:space="preserve">7</w:t>
-            </w:r>
-          </w:p>
-        </w:tc>
-        <w:tc>
-          <w:tcPr/>
-          <w:p>
-            <w:pPr>
-              <w:pStyle w:val="Compact"/>
-              <w:jc w:val="left"/>
-            </w:pPr>
-            <w:r>
-              <w:rPr>
-                <w:sz w:val="19"/>
-              </w:rPr>
-              <w:t xml:space="preserve">A crew member’s complication comes into play</w:t>
-            </w:r>
-          </w:p>
-        </w:tc>
-        <w:tc>
-          <w:tcPr/>
-          <w:p>
-            <w:pPr>
-              <w:pStyle w:val="Compact"/>
-              <w:jc w:val="left"/>
-            </w:pPr>
-            <w:r>
-              <w:rPr>
-                <w:sz w:val="19"/>
-              </w:rPr>
-              <w:t xml:space="preserve">Klingon battle cruiser arrives (6)</w:t>
-            </w:r>
-          </w:p>
-        </w:tc>
-        <w:tc>
-          <w:tcPr/>
-          <w:p>
-            <w:pPr>
-              <w:pStyle w:val="Compact"/>
-              <w:jc w:val="left"/>
-            </w:pPr>
-            <w:r>
-              <w:rPr>
-                <w:sz w:val="19"/>
-              </w:rPr>
-              <w:t xml:space="preserve">A stranded Orion trader</w:t>
-            </w:r>
-          </w:p>
-        </w:tc>
-      </w:tr>
-      <w:tr>
-        <w:tc>
-          <w:tcPr/>
-          <w:p>
-            <w:pPr>
-              <w:pStyle w:val="Compact"/>
-              <w:jc w:val="left"/>
-            </w:pPr>
-            <w:r>
-              <w:rPr>
-                <w:b/>
-                <w:sz w:val="19"/>
-              </w:rPr>
-              <w:t xml:space="preserve">8</w:t>
-            </w:r>
-          </w:p>
-        </w:tc>
-        <w:tc>
-          <w:tcPr/>
-          <w:p>
-            <w:pPr>
-              <w:pStyle w:val="Compact"/>
-              <w:jc w:val="left"/>
-            </w:pPr>
-            <w:r>
-              <w:rPr>
-                <w:sz w:val="19"/>
-              </w:rPr>
-              <w:t xml:space="preserve">Orders conflict with doing the right thing</w:t>
-            </w:r>
-          </w:p>
-        </w:tc>
-        <w:tc>
-          <w:tcPr/>
-          <w:p>
-            <w:pPr>
-              <w:pStyle w:val="Compact"/>
-              <w:jc w:val="left"/>
-            </w:pPr>
-            <w:r>
-              <w:rPr>
-                <w:sz w:val="19"/>
-              </w:rPr>
-              <w:t xml:space="preserve">The disease reaches the ship (8)</w:t>
-            </w:r>
-          </w:p>
-        </w:tc>
-        <w:tc>
-          <w:tcPr/>
-          <w:p>
-            <w:pPr>
-              <w:pStyle w:val="Compact"/>
-              <w:jc w:val="left"/>
-            </w:pPr>
-            <w:r>
-              <w:rPr>
-                <w:sz w:val="19"/>
-              </w:rPr>
-              <w:t xml:space="preserve">A brilliant, reckless scientist</w:t>
-            </w:r>
-          </w:p>
-        </w:tc>
-      </w:tr>
-      <w:tr>
-        <w:tc>
-          <w:tcPr/>
-          <w:p>
-            <w:pPr>
-              <w:pStyle w:val="Compact"/>
-              <w:jc w:val="left"/>
-            </w:pPr>
-            <w:r>
-              <w:rPr>
-                <w:b/>
-                <w:sz w:val="19"/>
-              </w:rPr>
-              <w:t xml:space="preserve">9</w:t>
-            </w:r>
-          </w:p>
-        </w:tc>
-        <w:tc>
-          <w:tcPr/>
-          <w:p>
-            <w:pPr>
-              <w:pStyle w:val="Compact"/>
-              <w:jc w:val="left"/>
-            </w:pPr>
-            <w:r>
-              <w:rPr>
-                <w:sz w:val="19"/>
-              </w:rPr>
-              <w:t xml:space="preserve">The Prime Directive forbids interfering</w:t>
-            </w:r>
-          </w:p>
-        </w:tc>
-        <w:tc>
-          <w:tcPr/>
-          <w:p>
-            <w:pPr>
-              <w:pStyle w:val="Compact"/>
-              <w:jc w:val="left"/>
-            </w:pPr>
-            <w:r>
-              <w:rPr>
-                <w:sz w:val="19"/>
-              </w:rPr>
-              <w:t xml:space="preserve">The storm closes the beam-out window (4)</w:t>
-            </w:r>
-          </w:p>
-        </w:tc>
-        <w:tc>
-          <w:tcPr/>
-          <w:p>
-            <w:pPr>
-              <w:pStyle w:val="Compact"/>
-              <w:jc w:val="left"/>
-            </w:pPr>
-            <w:r>
-              <w:rPr>
-                <w:sz w:val="19"/>
-              </w:rPr>
-              <w:t xml:space="preserve">A colony leader hiding a secret</w:t>
-            </w:r>
-          </w:p>
-        </w:tc>
-      </w:tr>
-      <w:tr>
-        <w:tc>
-          <w:tcPr/>
-          <w:p>
-            <w:pPr>
-              <w:pStyle w:val="Compact"/>
-              <w:jc w:val="left"/>
-            </w:pPr>
-            <w:r>
-              <w:rPr>
-                <w:b/>
-                <w:sz w:val="19"/>
-              </w:rPr>
-              <w:t xml:space="preserve">10</w:t>
-            </w:r>
-          </w:p>
-        </w:tc>
-        <w:tc>
-          <w:tcPr/>
-          <w:p>
-            <w:pPr>
-              <w:pStyle w:val="Compact"/>
-              <w:jc w:val="left"/>
-            </w:pPr>
-            <w:r>
-              <w:rPr>
-                <w:sz w:val="19"/>
-              </w:rPr>
-              <w:t xml:space="preserve">A cloaked Romulan ship is watching</w:t>
-            </w:r>
-          </w:p>
-        </w:tc>
-        <w:tc>
-          <w:tcPr/>
-          <w:p>
-            <w:pPr>
-              <w:pStyle w:val="Compact"/>
-              <w:jc w:val="left"/>
-            </w:pPr>
-            <w:r>
-              <w:rPr>
-                <w:sz w:val="19"/>
-              </w:rPr>
-              <w:t xml:space="preserve">Life support fails on the station (6)</w:t>
-            </w:r>
-          </w:p>
-        </w:tc>
-        <w:tc>
-          <w:tcPr/>
-          <w:p>
-            <w:pPr>
-              <w:pStyle w:val="Compact"/>
-              <w:jc w:val="left"/>
-            </w:pPr>
-            <w:r>
-              <w:rPr>
-                <w:sz w:val="19"/>
-              </w:rPr>
-              <w:t xml:space="preserve">A former Starfleet officer gone rogue</w:t>
-            </w:r>
-          </w:p>
-        </w:tc>
-      </w:tr>
-      <w:tr>
-        <w:tc>
-          <w:tcPr/>
-          <w:p>
-            <w:pPr>
-              <w:pStyle w:val="Compact"/>
-              <w:jc w:val="left"/>
-            </w:pPr>
-            <w:r>
-              <w:rPr>
-                <w:b/>
-                <w:sz w:val="19"/>
-              </w:rPr>
-              <w:t xml:space="preserve">11</w:t>
-            </w:r>
-          </w:p>
-        </w:tc>
-        <w:tc>
-          <w:tcPr/>
-          <w:p>
-            <w:pPr>
-              <w:pStyle w:val="Compact"/>
-              <w:jc w:val="left"/>
-            </w:pPr>
-            <w:r>
-              <w:rPr>
-                <w:sz w:val="19"/>
-              </w:rPr>
-              <w:t xml:space="preserve">Orion pirates want the same prize</w:t>
-            </w:r>
-          </w:p>
-        </w:tc>
-        <w:tc>
-          <w:tcPr/>
-          <w:p>
-            <w:pPr>
-              <w:pStyle w:val="Compact"/>
-              <w:jc w:val="left"/>
-            </w:pPr>
-            <w:r>
-              <w:rPr>
-                <w:sz w:val="19"/>
-              </w:rPr>
-              <w:t xml:space="preserve">The anomaly collapses (6)</w:t>
-            </w:r>
-          </w:p>
-        </w:tc>
-        <w:tc>
-          <w:tcPr/>
-          <w:p>
-            <w:pPr>
-              <w:pStyle w:val="Compact"/>
-              <w:jc w:val="left"/>
-            </w:pPr>
-            <w:r>
-              <w:rPr>
-                <w:sz w:val="19"/>
-              </w:rPr>
-              <w:t xml:space="preserve">A local child who has seen too much</w:t>
-            </w:r>
-          </w:p>
-        </w:tc>
-      </w:tr>
-      <w:tr>
-        <w:tc>
-          <w:tcPr/>
-          <w:p>
-            <w:pPr>
-              <w:pStyle w:val="Compact"/>
-              <w:jc w:val="left"/>
-            </w:pPr>
-            <w:r>
-              <w:rPr>
-                <w:b/>
-                <w:sz w:val="19"/>
-              </w:rPr>
-              <w:t xml:space="preserve">12</w:t>
-            </w:r>
-          </w:p>
-        </w:tc>
-        <w:tc>
-          <w:tcPr/>
-          <w:p>
-            <w:pPr>
-              <w:pStyle w:val="Compact"/>
-              <w:jc w:val="left"/>
-            </w:pPr>
-            <w:r>
-              <w:rPr>
-                <w:sz w:val="19"/>
-              </w:rPr>
-              <w:t xml:space="preserve">The Pelion’s systems start failing</w:t>
-            </w:r>
-          </w:p>
-        </w:tc>
-        <w:tc>
-          <w:tcPr/>
-          <w:p>
-            <w:pPr>
-              <w:pStyle w:val="Compact"/>
-              <w:jc w:val="left"/>
-            </w:pPr>
-            <w:r>
-              <w:rPr>
-                <w:sz w:val="19"/>
-              </w:rPr>
-              <w:t xml:space="preserve">Peace talks break down (8)</w:t>
-            </w:r>
-          </w:p>
-        </w:tc>
-        <w:tc>
-          <w:tcPr/>
-          <w:p>
-            <w:pPr>
-              <w:pStyle w:val="Compact"/>
-              <w:jc w:val="left"/>
-            </w:pPr>
-            <w:r>
-              <w:rPr>
-                <w:sz w:val="19"/>
-              </w:rPr>
-              <w:t xml:space="preserve">A disapproving Vulcan observer</w:t>
-            </w:r>
-          </w:p>
-        </w:tc>
-      </w:tr>
-      <w:tr>
-        <w:tc>
-          <w:tcPr/>
-          <w:p>
-            <w:pPr>
-              <w:pStyle w:val="Compact"/>
-              <w:jc w:val="left"/>
-            </w:pPr>
-            <w:r>
-              <w:rPr>
-                <w:b/>
-                <w:sz w:val="19"/>
-              </w:rPr>
-              <w:t xml:space="preserve">13</w:t>
-            </w:r>
-          </w:p>
-        </w:tc>
-        <w:tc>
-          <w:tcPr/>
-          <w:p>
-            <w:pPr>
-              <w:pStyle w:val="Compact"/>
-              <w:jc w:val="left"/>
-            </w:pPr>
-            <w:r>
-              <w:rPr>
-                <w:sz w:val="19"/>
-              </w:rPr>
-              <w:t xml:space="preserve">A respected visitor has a hidden agenda</w:t>
-            </w:r>
-          </w:p>
-        </w:tc>
-        <w:tc>
-          <w:tcPr/>
-          <w:p>
-            <w:pPr>
-              <w:pStyle w:val="Compact"/>
-              <w:jc w:val="left"/>
-            </w:pPr>
-            <w:r>
-              <w:rPr>
-                <w:sz w:val="19"/>
-              </w:rPr>
-              <w:t xml:space="preserve">The hostages’ air runs out (4)</w:t>
-            </w:r>
-          </w:p>
-        </w:tc>
-        <w:tc>
-          <w:tcPr/>
-          <w:p>
-            <w:pPr>
-              <w:pStyle w:val="Compact"/>
-              <w:jc w:val="left"/>
-            </w:pPr>
-            <w:r>
-              <w:rPr>
-                <w:sz w:val="19"/>
-              </w:rPr>
-              <w:t xml:space="preserve">An old friend of one of the crew</w:t>
-            </w:r>
-          </w:p>
-        </w:tc>
-      </w:tr>
-      <w:tr>
-        <w:tc>
-          <w:tcPr/>
-          <w:p>
-            <w:pPr>
-              <w:pStyle w:val="Compact"/>
-              <w:jc w:val="left"/>
-            </w:pPr>
-            <w:r>
-              <w:rPr>
-                <w:b/>
-                <w:sz w:val="19"/>
-              </w:rPr>
-              <w:t xml:space="preserve">14</w:t>
-            </w:r>
-          </w:p>
-        </w:tc>
-        <w:tc>
-          <w:tcPr/>
-          <w:p>
-            <w:pPr>
-              <w:pStyle w:val="Compact"/>
-              <w:jc w:val="left"/>
-            </w:pPr>
-            <w:r>
-              <w:rPr>
-                <w:sz w:val="19"/>
-              </w:rPr>
-              <w:t xml:space="preserve">The</w:t>
-            </w:r>
-            <w:r>
-              <w:rPr>
-                <w:sz w:val="19"/>
-              </w:rPr>
-              <w:t xml:space="preserve"> </w:t>
-            </w:r>
-            <w:r>
-              <w:rPr>
-                <w:sz w:val="19"/>
-              </w:rPr>
-              <w:t xml:space="preserve">‘</w:t>
-            </w:r>
-            <w:r>
-              <w:rPr>
-                <w:sz w:val="19"/>
-              </w:rPr>
-              <w:t xml:space="preserve">threat</w:t>
-            </w:r>
-            <w:r>
-              <w:rPr>
-                <w:sz w:val="19"/>
-              </w:rPr>
-              <w:t xml:space="preserve">’</w:t>
-            </w:r>
-            <w:r>
-              <w:rPr>
-                <w:sz w:val="19"/>
-              </w:rPr>
-              <w:t xml:space="preserve"> </w:t>
-            </w:r>
-            <w:r>
-              <w:rPr>
-                <w:sz w:val="19"/>
-              </w:rPr>
-              <w:t xml:space="preserve">is only defending itself</w:t>
-            </w:r>
-          </w:p>
-        </w:tc>
-        <w:tc>
-          <w:tcPr/>
-          <w:p>
-            <w:pPr>
-              <w:pStyle w:val="Compact"/>
-              <w:jc w:val="left"/>
-            </w:pPr>
-            <w:r>
-              <w:rPr>
-                <w:sz w:val="19"/>
-              </w:rPr>
-              <w:t xml:space="preserve">The star goes nova (8)</w:t>
-            </w:r>
-          </w:p>
-        </w:tc>
-        <w:tc>
-          <w:tcPr/>
-          <w:p>
-            <w:pPr>
-              <w:pStyle w:val="Compact"/>
-              <w:jc w:val="left"/>
-            </w:pPr>
-            <w:r>
-              <w:rPr>
-                <w:sz w:val="19"/>
-              </w:rPr>
-              <w:t xml:space="preserve">A Romulan who wants to defect</w:t>
-            </w:r>
-          </w:p>
-        </w:tc>
-      </w:tr>
-      <w:tr>
-        <w:tc>
-          <w:tcPr/>
-          <w:p>
-            <w:pPr>
-              <w:pStyle w:val="Compact"/>
-              <w:jc w:val="left"/>
-            </w:pPr>
-            <w:r>
-              <w:rPr>
-                <w:b/>
-                <w:sz w:val="19"/>
-              </w:rPr>
-              <w:t xml:space="preserve">15</w:t>
-            </w:r>
-          </w:p>
-        </w:tc>
-        <w:tc>
-          <w:tcPr/>
-          <w:p>
-            <w:pPr>
-              <w:pStyle w:val="Compact"/>
-              <w:jc w:val="left"/>
-            </w:pPr>
-            <w:r>
-              <w:rPr>
-                <w:sz w:val="19"/>
-              </w:rPr>
-              <w:t xml:space="preserve">Contact with Starfleet is cut off</w:t>
-            </w:r>
-          </w:p>
-        </w:tc>
-        <w:tc>
-          <w:tcPr/>
-          <w:p>
-            <w:pPr>
-              <w:pStyle w:val="Compact"/>
-              <w:jc w:val="left"/>
-            </w:pPr>
-            <w:r>
-              <w:rPr>
-                <w:sz w:val="19"/>
-              </w:rPr>
-              <w:t xml:space="preserve">Shields fail under bombardment (4)</w:t>
-            </w:r>
-          </w:p>
-        </w:tc>
-        <w:tc>
-          <w:tcPr/>
-          <w:p>
-            <w:pPr>
-              <w:pStyle w:val="Compact"/>
-              <w:jc w:val="left"/>
-            </w:pPr>
-            <w:r>
-              <w:rPr>
-                <w:sz w:val="19"/>
-              </w:rPr>
-              <w:t xml:space="preserve">A Starfleet admiral with sealed orders</w:t>
-            </w:r>
-          </w:p>
-        </w:tc>
-      </w:tr>
-      <w:tr>
-        <w:tc>
-          <w:tcPr/>
-          <w:p>
-            <w:pPr>
-              <w:pStyle w:val="Compact"/>
-              <w:jc w:val="left"/>
-            </w:pPr>
-            <w:r>
-              <w:rPr>
-                <w:b/>
-                <w:sz w:val="19"/>
-              </w:rPr>
-              <w:t xml:space="preserve">16</w:t>
-            </w:r>
-          </w:p>
-        </w:tc>
-        <w:tc>
-          <w:tcPr/>
-          <w:p>
-            <w:pPr>
-              <w:pStyle w:val="Compact"/>
-              <w:jc w:val="left"/>
-            </w:pPr>
-            <w:r>
-              <w:rPr>
-                <w:sz w:val="19"/>
-              </w:rPr>
-              <w:t xml:space="preserve">A civilian is trapped out of reach</w:t>
-            </w:r>
-          </w:p>
-        </w:tc>
-        <w:tc>
-          <w:tcPr/>
-          <w:p>
-            <w:pPr>
-              <w:pStyle w:val="Compact"/>
-              <w:jc w:val="left"/>
-            </w:pPr>
-            <w:r>
-              <w:rPr>
-                <w:sz w:val="19"/>
-              </w:rPr>
-              <w:t xml:space="preserve">The away team is discovered (6)</w:t>
-            </w:r>
-          </w:p>
-        </w:tc>
-        <w:tc>
-          <w:tcPr/>
-          <w:p>
-            <w:pPr>
-              <w:pStyle w:val="Compact"/>
-              <w:jc w:val="left"/>
-            </w:pPr>
-            <w:r>
-              <w:rPr>
-                <w:sz w:val="19"/>
-              </w:rPr>
-              <w:t xml:space="preserve">An android that wants to be free</w:t>
-            </w:r>
-          </w:p>
-        </w:tc>
-      </w:tr>
-      <w:tr>
-        <w:tc>
-          <w:tcPr/>
-          <w:p>
-            <w:pPr>
-              <w:pStyle w:val="Compact"/>
-              <w:jc w:val="left"/>
-            </w:pPr>
-            <w:r>
-              <w:rPr>
-                <w:b/>
-                <w:sz w:val="19"/>
-              </w:rPr>
-              <w:t xml:space="preserve">17</w:t>
-            </w:r>
-          </w:p>
-        </w:tc>
-        <w:tc>
-          <w:tcPr/>
-          <w:p>
-            <w:pPr>
-              <w:pStyle w:val="Compact"/>
-              <w:jc w:val="left"/>
-            </w:pPr>
-            <w:r>
-              <w:rPr>
-                <w:sz w:val="19"/>
-              </w:rPr>
-              <w:t xml:space="preserve">The mission was a test</w:t>
-            </w:r>
-          </w:p>
-        </w:tc>
-        <w:tc>
-          <w:tcPr/>
-          <w:p>
-            <w:pPr>
-              <w:pStyle w:val="Compact"/>
-              <w:jc w:val="left"/>
-            </w:pPr>
-            <w:r>
-              <w:rPr>
-                <w:sz w:val="19"/>
-              </w:rPr>
-              <w:t xml:space="preserve">The duel at dawn (4)</w:t>
-            </w:r>
-          </w:p>
-        </w:tc>
-        <w:tc>
-          <w:tcPr/>
-          <w:p>
-            <w:pPr>
-              <w:pStyle w:val="Compact"/>
-              <w:jc w:val="left"/>
-            </w:pPr>
-            <w:r>
-              <w:rPr>
-                <w:sz w:val="19"/>
-              </w:rPr>
-              <w:t xml:space="preserve">A godlike child</w:t>
-            </w:r>
-          </w:p>
-        </w:tc>
-      </w:tr>
-      <w:tr>
-        <w:tc>
-          <w:tcPr/>
-          <w:p>
-            <w:pPr>
-              <w:pStyle w:val="Compact"/>
-              <w:jc w:val="left"/>
-            </w:pPr>
-            <w:r>
-              <w:rPr>
-                <w:b/>
-                <w:sz w:val="19"/>
-              </w:rPr>
-              <w:t xml:space="preserve">18</w:t>
-            </w:r>
-          </w:p>
-        </w:tc>
-        <w:tc>
-          <w:tcPr/>
-          <w:p>
-            <w:pPr>
-              <w:pStyle w:val="Compact"/>
-              <w:jc w:val="left"/>
-            </w:pPr>
-            <w:r>
-              <w:rPr>
-                <w:sz w:val="19"/>
-              </w:rPr>
-              <w:t xml:space="preserve">History must not change</w:t>
-            </w:r>
-          </w:p>
-        </w:tc>
-        <w:tc>
-          <w:tcPr/>
-          <w:p>
-            <w:pPr>
-              <w:pStyle w:val="Compact"/>
-              <w:jc w:val="left"/>
-            </w:pPr>
-            <w:r>
-              <w:rPr>
-                <w:sz w:val="19"/>
-              </w:rPr>
-              <w:t xml:space="preserve">The Klingon ultimatum (6)</w:t>
-            </w:r>
-          </w:p>
-        </w:tc>
-        <w:tc>
-          <w:tcPr/>
-          <w:p>
-            <w:pPr>
-              <w:pStyle w:val="Compact"/>
-              <w:jc w:val="left"/>
-            </w:pPr>
-            <w:r>
-              <w:rPr>
-                <w:sz w:val="19"/>
-              </w:rPr>
-              <w:t xml:space="preserve">An admiral’s spy aboard</w:t>
-            </w:r>
-          </w:p>
-        </w:tc>
-      </w:tr>
-    </w:tbl>
-    <w:p>
-      <w:pPr>
-        <w:pStyle w:val="BodyText"/>
-      </w:pPr>
-      <w:r>
-        <w:rPr>
-          <w:iCs/>
-          <w:i/>
-        </w:rPr>
-        <w:t xml:space="preserve">Example:</w:t>
-      </w:r>
-      <w:r>
-        <w:t xml:space="preserve"> </w:t>
-      </w:r>
-      <w:r>
-        <w:t xml:space="preserve">3, 9, 5, 10, 2, 4 gives</w:t>
-      </w:r>
-      <w:r>
-        <w:t xml:space="preserve"> </w:t>
-      </w:r>
-      <w:r>
-        <w:rPr>
-          <w:bCs/>
-          <w:b/>
-        </w:rPr>
-        <w:t xml:space="preserve">first contact</w:t>
-      </w:r>
-      <w:r>
-        <w:t xml:space="preserve"> </w:t>
-      </w:r>
-      <w:r>
-        <w:t xml:space="preserve">at</w:t>
-      </w:r>
-      <w:r>
-        <w:t xml:space="preserve"> </w:t>
-      </w:r>
-      <w:r>
-        <w:rPr>
-          <w:bCs/>
-          <w:b/>
-        </w:rPr>
-        <w:t xml:space="preserve">a starbase in crisis</w:t>
-      </w:r>
-      <w:r>
-        <w:t xml:space="preserve">, where</w:t>
-      </w:r>
-      <w:r>
-        <w:t xml:space="preserve"> </w:t>
-      </w:r>
-      <w:r>
-        <w:rPr>
-          <w:bCs/>
-          <w:b/>
-        </w:rPr>
-        <w:t xml:space="preserve">a signal repeats a crew member’s name</w:t>
-      </w:r>
-      <w:r>
-        <w:t xml:space="preserve">;</w:t>
-      </w:r>
-      <w:r>
-        <w:t xml:space="preserve"> </w:t>
-      </w:r>
-      <w:r>
-        <w:rPr>
-          <w:bCs/>
-          <w:b/>
-        </w:rPr>
-        <w:t xml:space="preserve">the</w:t>
-      </w:r>
-      <w:r>
-        <w:rPr>
-          <w:bCs/>
-          <w:b/>
-        </w:rPr>
-        <w:t xml:space="preserve"> </w:t>
-      </w:r>
-      <w:r>
-        <w:rPr>
-          <w:bCs/>
-          <w:b/>
-        </w:rPr>
-        <w:t xml:space="preserve">“</w:t>
-      </w:r>
-      <w:r>
-        <w:rPr>
-          <w:bCs/>
-          <w:b/>
-        </w:rPr>
-        <w:t xml:space="preserve">threat</w:t>
-      </w:r>
-      <w:r>
-        <w:rPr>
-          <w:bCs/>
-          <w:b/>
-        </w:rPr>
-        <w:t xml:space="preserve">”</w:t>
-      </w:r>
-      <w:r>
-        <w:rPr>
-          <w:bCs/>
-          <w:b/>
-        </w:rPr>
-        <w:t xml:space="preserve"> </w:t>
-      </w:r>
-      <w:r>
-        <w:rPr>
-          <w:bCs/>
-          <w:b/>
-        </w:rPr>
-        <w:t xml:space="preserve">is only defending itself</w:t>
-      </w:r>
-      <w:r>
-        <w:t xml:space="preserve">, a</w:t>
-      </w:r>
-      <w:r>
-        <w:t xml:space="preserve"> </w:t>
-      </w:r>
-      <w:r>
-        <w:rPr>
-          <w:bCs/>
-          <w:b/>
-        </w:rPr>
-        <w:t xml:space="preserve">warp core breach</w:t>
-      </w:r>
-      <w:r>
-        <w:t xml:space="preserve"> </w:t>
-      </w:r>
-      <w:r>
-        <w:t xml:space="preserve">clock (4) is ticking, and</w:t>
-      </w:r>
-      <w:r>
-        <w:t xml:space="preserve"> </w:t>
-      </w:r>
-      <w:r>
-        <w:rPr>
-          <w:bCs/>
-          <w:b/>
-        </w:rPr>
-        <w:t xml:space="preserve">a brilliant, reckless scientist</w:t>
-      </w:r>
-      <w:r>
-        <w:t xml:space="preserve"> </w:t>
-      </w:r>
-      <w:r>
-        <w:t xml:space="preserve">is in the middle of it.</w:t>
-      </w:r>
-    </w:p>
-    <w:bookmarkEnd w:id="81"/>
-    <w:bookmarkStart w:id="82" w:name="captains-log"/>
-    <w:p>
-      <w:pPr>
-        <w:pStyle w:val="Heading2"/>
-      </w:pPr>
-      <w:r>
-        <w:t xml:space="preserve">Captain’s log</w:t>
-      </w:r>
-    </w:p>
-    <w:p>
-      <w:pPr>
-        <w:pStyle w:val="FirstParagraph"/>
-      </w:pPr>
-      <w:r>
-        <w:t xml:space="preserve">End each mission with a short log, written together:</w:t>
+        <w:t xml:space="preserve">Lieutenant Commander, Command. Andorian.</w:t>
+      </w:r>
+      <w:r>
+        <w:t xml:space="preserve"> </w:t>
+      </w:r>
+      <w:r>
+        <w:t xml:space="preserve">First officer: keeps the crew moving when the captain’s plan meets reality, and keeps the captain honest.</w:t>
       </w:r>
     </w:p>
     <w:p>
@@ -18917,13 +15459,29 @@
           <w:bCs/>
           <w:b/>
         </w:rPr>
-        <w:t xml:space="preserve">The mission.</w:t>
-      </w:r>
-      <w:r>
-        <w:t xml:space="preserve"> </w:t>
-      </w:r>
-      <w:r>
-        <w:t xml:space="preserve">What were we sent to do, and did we do it: completed, partly, or failed?</w:t>
+        <w:t xml:space="preserve">Attributes:</w:t>
+      </w:r>
+      <w:r>
+        <w:t xml:space="preserve"> </w:t>
+      </w:r>
+      <w:r>
+        <w:t xml:space="preserve">Body 10, Agility 12, Intellect 10, Presence 13, Will 10.</w:t>
+      </w:r>
+      <w:r>
+        <w:t xml:space="preserve"> </w:t>
+      </w:r>
+      <w:r>
+        <w:rPr>
+          <w:bCs/>
+          <w:b/>
+        </w:rPr>
+        <w:t xml:space="preserve">Dodge</w:t>
+      </w:r>
+      <w:r>
+        <w:t xml:space="preserve"> </w:t>
+      </w:r>
+      <w:r>
+        <w:t xml:space="preserve">11.</w:t>
       </w:r>
     </w:p>
     <w:p>
@@ -18939,13 +15497,13 @@
           <w:bCs/>
           <w:b/>
         </w:rPr>
-        <w:t xml:space="preserve">Who stood out?</w:t>
-      </w:r>
-      <w:r>
-        <w:t xml:space="preserve"> </w:t>
-      </w:r>
-      <w:r>
-        <w:t xml:space="preserve">Name a commendation, or a moment worth remembering.</w:t>
+        <w:t xml:space="preserve">Skills:</w:t>
+      </w:r>
+      <w:r>
+        <w:t xml:space="preserve"> </w:t>
+      </w:r>
+      <w:r>
+        <w:t xml:space="preserve">Leadership 16 (Specialty). Trained: Diplomacy 14, Helm 13, Phasers 13, Unarmed Combat 13, Navigation 11, Psychology 11, Athletics 11, Sensors 11, Communications 11.</w:t>
       </w:r>
     </w:p>
     <w:p>
@@ -18961,13 +15519,29 @@
           <w:bCs/>
           <w:b/>
         </w:rPr>
-        <w:t xml:space="preserve">Complications.</w:t>
-      </w:r>
-      <w:r>
-        <w:t xml:space="preserve"> </w:t>
-      </w:r>
-      <w:r>
-        <w:t xml:space="preserve">Which ones came into play, and what did they cost?</w:t>
+        <w:t xml:space="preserve">Advantage:</w:t>
+      </w:r>
+      <w:r>
+        <w:t xml:space="preserve"> </w:t>
+      </w:r>
+      <w:r>
+        <w:t xml:space="preserve">Crisis Leader.</w:t>
+      </w:r>
+      <w:r>
+        <w:t xml:space="preserve"> </w:t>
+      </w:r>
+      <w:r>
+        <w:rPr>
+          <w:bCs/>
+          <w:b/>
+        </w:rPr>
+        <w:t xml:space="preserve">Complication:</w:t>
+      </w:r>
+      <w:r>
+        <w:t xml:space="preserve"> </w:t>
+      </w:r>
+      <w:r>
+        <w:t xml:space="preserve">Reputation to Uphold; trigger: someone questions your competence in front of others.</w:t>
       </w:r>
     </w:p>
     <w:p>
@@ -18983,87 +15557,39 @@
           <w:bCs/>
           <w:b/>
         </w:rPr>
-        <w:t xml:space="preserve">What changed?</w:t>
-      </w:r>
-      <w:r>
-        <w:t xml:space="preserve"> </w:t>
-      </w:r>
-      <w:r>
-        <w:t xml:space="preserve">Damage to the ship, new allies or enemies, open threads for next time.</w:t>
-      </w:r>
-    </w:p>
-    <w:p>
-      <w:pPr>
-        <w:numPr>
-          <w:ilvl w:val="0"/>
-          <w:numId w:val="1018"/>
-        </w:numPr>
-        <w:pStyle w:val="Compact"/>
-      </w:pPr>
+        <w:t xml:space="preserve">Why I serve:</w:t>
+      </w:r>
+      <w:r>
+        <w:t xml:space="preserve"> </w:t>
+      </w:r>
+      <w:r>
+        <w:t xml:space="preserve">Starfleet runs in my family, and I mean to live up to the name.</w:t>
+      </w:r>
+      <w:r>
+        <w:t xml:space="preserve"> </w:t>
+      </w:r>
       <w:r>
         <w:rPr>
           <w:bCs/>
           <w:b/>
         </w:rPr>
-        <w:t xml:space="preserve">Advancement.</w:t>
-      </w:r>
-      <w:r>
-        <w:t xml:space="preserve"> </w:t>
-      </w:r>
-      <w:r>
-        <w:t xml:space="preserve">After a significant mission, the GM may authorize one skill step for each crew member (Untrained to Trained, or Trained to Specialty), or a revision of an advantage or complication.</w:t>
-      </w:r>
-    </w:p>
-    <w:p>
-      <w:pPr>
-        <w:pStyle w:val="FirstParagraph"/>
-      </w:pPr>
-      <w:r>
-        <w:t xml:space="preserve">The creator’s GM view keeps the log, applies each crew member’s advancement to the GM’s copy, and saves both with the crew file. Players record an approved advancement on their own sheet under Step 3, so their character still passes the checklist.</w:t>
-      </w:r>
-    </w:p>
-    <w:bookmarkEnd w:id="82"/>
-    <w:bookmarkEnd w:id="83"/>
-    <w:bookmarkStart w:id="90" w:name="ready-made-crew"/>
-    <w:p>
-      <w:pPr>
-        <w:pStyle w:val="Heading1"/>
-      </w:pPr>
-      <w:r>
-        <w:t xml:space="preserve">Ready-made crew</w:t>
-      </w:r>
-    </w:p>
-    <w:p>
-      <w:pPr>
-        <w:pStyle w:val="FirstParagraph"/>
-      </w:pPr>
-      <w:r>
-        <w:t xml:space="preserve">Six crew members ready to play, for one-shots, new players, or a crew in a hurry. Each follows the creation rules exactly, and their connections tie them to one another. In the creator, choose</w:t>
-      </w:r>
-      <w:r>
-        <w:t xml:space="preserve"> </w:t>
-      </w:r>
-      <w:r>
-        <w:rPr>
-          <w:bCs/>
-          <w:b/>
-        </w:rPr>
-        <w:t xml:space="preserve">Load a ready-made crew member</w:t>
-      </w:r>
-      <w:r>
-        <w:t xml:space="preserve"> </w:t>
-      </w:r>
-      <w:r>
-        <w:t xml:space="preserve">to open one and make it your own.</w:t>
-      </w:r>
-    </w:p>
-    <w:bookmarkStart w:id="84" w:name="thelan-shvari"/>
+        <w:t xml:space="preserve">Connection:</w:t>
+      </w:r>
+      <w:r>
+        <w:t xml:space="preserve"> </w:t>
+      </w:r>
+      <w:r>
+        <w:t xml:space="preserve">Took Yeoman Rrinn under their wing when Rrinn first came aboard.</w:t>
+      </w:r>
+    </w:p>
+    <w:bookmarkEnd w:id="80"/>
+    <w:bookmarkStart w:id="81" w:name="sevek"/>
     <w:p>
       <w:pPr>
         <w:pStyle w:val="Heading2"/>
       </w:pPr>
       <w:r>
-        <w:t xml:space="preserve">Thelan sh’Vari</w:t>
+        <w:t xml:space="preserve">Sevek</w:t>
       </w:r>
     </w:p>
     <w:p>
@@ -19075,13 +15601,13 @@
           <w:iCs/>
           <w:i/>
         </w:rPr>
-        <w:t xml:space="preserve">Lieutenant Commander, Command. Andorian.</w:t>
-      </w:r>
-      <w:r>
-        <w:t xml:space="preserve"> </w:t>
-      </w:r>
-      <w:r>
-        <w:t xml:space="preserve">First officer: keeps the crew moving when the captain’s plan meets reality, and keeps the captain honest.</w:t>
+        <w:t xml:space="preserve">Lieutenant, Science. Vulcan.</w:t>
+      </w:r>
+      <w:r>
+        <w:t xml:space="preserve"> </w:t>
+      </w:r>
+      <w:r>
+        <w:t xml:space="preserve">Ship’s sciences officer: reads the anomaly, names the risk, and calculates the odds no one asked for.</w:t>
       </w:r>
     </w:p>
     <w:p>
@@ -19103,7 +15629,7 @@
         <w:t xml:space="preserve"> </w:t>
       </w:r>
       <w:r>
-        <w:t xml:space="preserve">Body 10, Agility 12, Intellect 10, Presence 13, Will 10.</w:t>
+        <w:t xml:space="preserve">Body 11, Agility 11, Intellect 13, Presence 8, Will 12.</w:t>
       </w:r>
       <w:r>
         <w:t xml:space="preserve"> </w:t>
@@ -19119,7 +15645,7 @@
         <w:t xml:space="preserve"> </w:t>
       </w:r>
       <w:r>
-        <w:t xml:space="preserve">11.</w:t>
+        <w:t xml:space="preserve">10.</w:t>
       </w:r>
     </w:p>
     <w:p>
@@ -19141,7 +15667,7 @@
         <w:t xml:space="preserve"> </w:t>
       </w:r>
       <w:r>
-        <w:t xml:space="preserve">Leadership 16 (Specialty). Trained: Diplomacy 14, Helm 13, Phasers 13, Unarmed Combat 13, Navigation 11, Psychology 11, Athletics 11, Sensors 11, Communications 11.</w:t>
+        <w:t xml:space="preserve">Physical Sciences 16 (Specialty). Trained: Sensors 14, Computers 14, Life Sciences 14, Navigation 14, Engineering 14, Electronics 14, Psychology 14, Unarmed Combat 12, Athletics 12.</w:t>
       </w:r>
     </w:p>
     <w:p>
@@ -19163,7 +15689,7 @@
         <w:t xml:space="preserve"> </w:t>
       </w:r>
       <w:r>
-        <w:t xml:space="preserve">Crisis Leader.</w:t>
+        <w:t xml:space="preserve">Eidetic Recall (species; companion: Suppressed Emotion).</w:t>
       </w:r>
       <w:r>
         <w:t xml:space="preserve"> </w:t>
@@ -19179,7 +15705,7 @@
         <w:t xml:space="preserve"> </w:t>
       </w:r>
       <w:r>
-        <w:t xml:space="preserve">Reputation to Uphold; trigger: someone questions your competence in front of others.</w:t>
+        <w:t xml:space="preserve">Cannot Leave a Mystery Alone; trigger: sensor data that contradicts known science.</w:t>
       </w:r>
     </w:p>
     <w:p>
@@ -19201,7 +15727,7 @@
         <w:t xml:space="preserve"> </w:t>
       </w:r>
       <w:r>
-        <w:t xml:space="preserve">Starfleet runs in my family, and I mean to live up to the name.</w:t>
+        <w:t xml:space="preserve">The best laboratory in the galaxy is a starship on the frontier.</w:t>
       </w:r>
       <w:r>
         <w:t xml:space="preserve"> </w:t>
@@ -19217,17 +15743,17 @@
         <w:t xml:space="preserve"> </w:t>
       </w:r>
       <w:r>
-        <w:t xml:space="preserve">Took Yeoman Rrinn under their wing when Rrinn first came aboard.</w:t>
-      </w:r>
-    </w:p>
-    <w:bookmarkEnd w:id="84"/>
-    <w:bookmarkStart w:id="85" w:name="sevek"/>
+        <w:t xml:space="preserve">Friendly rivals with Lt. Grath: they argue every engineering theory, and both enjoy it.</w:t>
+      </w:r>
+    </w:p>
+    <w:bookmarkEnd w:id="81"/>
+    <w:bookmarkStart w:id="82" w:name="dr.-vessik"/>
     <w:p>
       <w:pPr>
         <w:pStyle w:val="Heading2"/>
       </w:pPr>
       <w:r>
-        <w:t xml:space="preserve">Sevek</w:t>
+        <w:t xml:space="preserve">Dr. Vessik</w:t>
       </w:r>
     </w:p>
     <w:p>
@@ -19239,13 +15765,13 @@
           <w:iCs/>
           <w:i/>
         </w:rPr>
-        <w:t xml:space="preserve">Lieutenant, Science. Vulcan.</w:t>
-      </w:r>
-      <w:r>
-        <w:t xml:space="preserve"> </w:t>
-      </w:r>
-      <w:r>
-        <w:t xml:space="preserve">Ship’s sciences officer: reads the anomaly, names the risk, and calculates the odds no one asked for.</w:t>
+        <w:t xml:space="preserve">Lieutenant Commander, Medical. Denobulan.</w:t>
+      </w:r>
+      <w:r>
+        <w:t xml:space="preserve"> </w:t>
+      </w:r>
+      <w:r>
+        <w:t xml:space="preserve">Chief medical officer: patches up the crew, argues with the captain, and keeps an alarming menagerie of medicinal creatures in sickbay.</w:t>
       </w:r>
     </w:p>
     <w:p>
@@ -19267,7 +15793,7 @@
         <w:t xml:space="preserve"> </w:t>
       </w:r>
       <w:r>
-        <w:t xml:space="preserve">Body 11, Agility 11, Intellect 13, Presence 8, Will 12.</w:t>
+        <w:t xml:space="preserve">Body 9, Agility 9, Intellect 13, Presence 12, Will 12.</w:t>
       </w:r>
       <w:r>
         <w:t xml:space="preserve"> </w:t>
@@ -19283,7 +15809,7 @@
         <w:t xml:space="preserve"> </w:t>
       </w:r>
       <w:r>
-        <w:t xml:space="preserve">10.</w:t>
+        <w:t xml:space="preserve">7.</w:t>
       </w:r>
     </w:p>
     <w:p>
@@ -19305,7 +15831,7 @@
         <w:t xml:space="preserve"> </w:t>
       </w:r>
       <w:r>
-        <w:t xml:space="preserve">Physical Sciences 16 (Specialty). Trained: Sensors 14, Computers 14, Life Sciences 14, Navigation 14, Engineering 14, Electronics 14, Psychology 14, Unarmed Combat 12, Athletics 12.</w:t>
+        <w:t xml:space="preserve">Medicine 16 (Specialty). Trained: Life Sciences 14, Psychology 14, Sensors 14, Computers 14, Electronics 14, Survival 14, Communications 14, Diplomacy 13, Leadership 13.</w:t>
       </w:r>
     </w:p>
     <w:p>
@@ -19327,7 +15853,7 @@
         <w:t xml:space="preserve"> </w:t>
       </w:r>
       <w:r>
-        <w:t xml:space="preserve">Eidetic Recall (species; companion: Suppressed Emotion).</w:t>
+        <w:t xml:space="preserve">Denobulan Pharmacopoeia (species; companion: Unorthodox Methods).</w:t>
       </w:r>
       <w:r>
         <w:t xml:space="preserve"> </w:t>
@@ -19343,7 +15869,7 @@
         <w:t xml:space="preserve"> </w:t>
       </w:r>
       <w:r>
-        <w:t xml:space="preserve">Cannot Leave a Mystery Alone; trigger: sensor data that contradicts known science.</w:t>
+        <w:t xml:space="preserve">Protects Others at Personal Risk; trigger: civilians are caught in the danger.</w:t>
       </w:r>
     </w:p>
     <w:p>
@@ -19365,7 +15891,7 @@
         <w:t xml:space="preserve"> </w:t>
       </w:r>
       <w:r>
-        <w:t xml:space="preserve">The best laboratory in the galaxy is a starship on the frontier.</w:t>
+        <w:t xml:space="preserve">To protect the Federation and the people who can’t protect themselves.</w:t>
       </w:r>
       <w:r>
         <w:t xml:space="preserve"> </w:t>
@@ -19381,17 +15907,17 @@
         <w:t xml:space="preserve"> </w:t>
       </w:r>
       <w:r>
-        <w:t xml:space="preserve">Friendly rivals with Lt. Grath: they argue every engineering theory, and both enjoy it.</w:t>
-      </w:r>
-    </w:p>
-    <w:bookmarkEnd w:id="85"/>
-    <w:bookmarkStart w:id="86" w:name="dr.-vessik"/>
+        <w:t xml:space="preserve">Pulled Lt. Reyes out of a burning shuttle on a survey mission; Reyes has never let the doctor pay for a drink since.</w:t>
+      </w:r>
+    </w:p>
+    <w:bookmarkEnd w:id="82"/>
+    <w:bookmarkStart w:id="83" w:name="grath"/>
     <w:p>
       <w:pPr>
         <w:pStyle w:val="Heading2"/>
       </w:pPr>
       <w:r>
-        <w:t xml:space="preserve">Dr. Vessik</w:t>
+        <w:t xml:space="preserve">Grath</w:t>
       </w:r>
     </w:p>
     <w:p>
@@ -19403,13 +15929,13 @@
           <w:iCs/>
           <w:i/>
         </w:rPr>
-        <w:t xml:space="preserve">Lieutenant Commander, Medical. Denobulan.</w:t>
-      </w:r>
-      <w:r>
-        <w:t xml:space="preserve"> </w:t>
-      </w:r>
-      <w:r>
-        <w:t xml:space="preserve">Chief medical officer: patches up the crew, argues with the captain, and keeps an alarming menagerie of medicinal creatures in sickbay.</w:t>
+        <w:t xml:space="preserve">Lieutenant, Engineering. Tellarite.</w:t>
+      </w:r>
+      <w:r>
+        <w:t xml:space="preserve"> </w:t>
+      </w:r>
+      <w:r>
+        <w:t xml:space="preserve">Engineer: keeps the Pelion’s power flowing and will tell you, at length, exactly why your idea won’t work.</w:t>
       </w:r>
     </w:p>
     <w:p>
@@ -19431,7 +15957,7 @@
         <w:t xml:space="preserve"> </w:t>
       </w:r>
       <w:r>
-        <w:t xml:space="preserve">Body 9, Agility 9, Intellect 13, Presence 12, Will 12.</w:t>
+        <w:t xml:space="preserve">Body 12, Agility 10, Intellect 13, Presence 9, Will 11.</w:t>
       </w:r>
       <w:r>
         <w:t xml:space="preserve"> </w:t>
@@ -19447,7 +15973,7 @@
         <w:t xml:space="preserve"> </w:t>
       </w:r>
       <w:r>
-        <w:t xml:space="preserve">7.</w:t>
+        <w:t xml:space="preserve">9.</w:t>
       </w:r>
     </w:p>
     <w:p>
@@ -19469,7 +15995,7 @@
         <w:t xml:space="preserve"> </w:t>
       </w:r>
       <w:r>
-        <w:t xml:space="preserve">Medicine 16 (Specialty). Trained: Life Sciences 14, Psychology 14, Sensors 14, Computers 14, Electronics 14, Survival 14, Communications 14, Diplomacy 13, Leadership 13.</w:t>
+        <w:t xml:space="preserve">Engineering 16 (Specialty). Trained: Electronics 14, Computers 14, Physical Sciences 14, Sensors 14, Communications 14, Survival 14, Athletics 13, Helm 11, Unarmed Combat 11.</w:t>
       </w:r>
     </w:p>
     <w:p>
@@ -19491,7 +16017,7 @@
         <w:t xml:space="preserve"> </w:t>
       </w:r>
       <w:r>
-        <w:t xml:space="preserve">Denobulan Pharmacopoeia (species; companion: Unorthodox Methods).</w:t>
+        <w:t xml:space="preserve">Improvisational Engineer.</w:t>
       </w:r>
       <w:r>
         <w:t xml:space="preserve"> </w:t>
@@ -19507,7 +16033,7 @@
         <w:t xml:space="preserve"> </w:t>
       </w:r>
       <w:r>
-        <w:t xml:space="preserve">Protects Others at Personal Risk; trigger: civilians are caught in the danger.</w:t>
+        <w:t xml:space="preserve">Experimental Enthusiasm; trigger: an untested device or technique could solve the problem.</w:t>
       </w:r>
     </w:p>
     <w:p>
@@ -19529,7 +16055,7 @@
         <w:t xml:space="preserve"> </w:t>
       </w:r>
       <w:r>
-        <w:t xml:space="preserve">To protect the Federation and the people who can’t protect themselves.</w:t>
+        <w:t xml:space="preserve">To prove I’m good enough, to everyone who doubted me and to myself.</w:t>
       </w:r>
       <w:r>
         <w:t xml:space="preserve"> </w:t>
@@ -19545,17 +16071,17 @@
         <w:t xml:space="preserve"> </w:t>
       </w:r>
       <w:r>
-        <w:t xml:space="preserve">Pulled Lt. Reyes out of a burning shuttle on a survey mission; Reyes has never let the doctor pay for a drink since.</w:t>
-      </w:r>
-    </w:p>
-    <w:bookmarkEnd w:id="86"/>
-    <w:bookmarkStart w:id="87" w:name="grath"/>
+        <w:t xml:space="preserve">Off-duty friends with Commander sh’Vari: a weekly game of Andorian chess in which both of them cheat.</w:t>
+      </w:r>
+    </w:p>
+    <w:bookmarkEnd w:id="83"/>
+    <w:bookmarkStart w:id="84" w:name="marisol-reyes"/>
     <w:p>
       <w:pPr>
         <w:pStyle w:val="Heading2"/>
       </w:pPr>
       <w:r>
-        <w:t xml:space="preserve">Grath</w:t>
+        <w:t xml:space="preserve">Marisol Reyes</w:t>
       </w:r>
     </w:p>
     <w:p>
@@ -19567,13 +16093,13 @@
           <w:iCs/>
           <w:i/>
         </w:rPr>
-        <w:t xml:space="preserve">Lieutenant, Engineering. Tellarite.</w:t>
-      </w:r>
-      <w:r>
-        <w:t xml:space="preserve"> </w:t>
-      </w:r>
-      <w:r>
-        <w:t xml:space="preserve">Engineer: keeps the Pelion’s power flowing and will tell you, at length, exactly why your idea won’t work.</w:t>
+        <w:t xml:space="preserve">Lieutenant (j.g.), Security. Human.</w:t>
+      </w:r>
+      <w:r>
+        <w:t xml:space="preserve"> </w:t>
+      </w:r>
+      <w:r>
+        <w:t xml:space="preserve">Security officer: first through the door on every away mission, and the last to set a phaser to kill.</w:t>
       </w:r>
     </w:p>
     <w:p>
@@ -19595,7 +16121,7 @@
         <w:t xml:space="preserve"> </w:t>
       </w:r>
       <w:r>
-        <w:t xml:space="preserve">Body 12, Agility 10, Intellect 13, Presence 9, Will 11.</w:t>
+        <w:t xml:space="preserve">Body 12, Agility 13, Intellect 10, Presence 10, Will 10.</w:t>
       </w:r>
       <w:r>
         <w:t xml:space="preserve"> </w:t>
@@ -19611,7 +16137,7 @@
         <w:t xml:space="preserve"> </w:t>
       </w:r>
       <w:r>
-        <w:t xml:space="preserve">9.</w:t>
+        <w:t xml:space="preserve">12.</w:t>
       </w:r>
     </w:p>
     <w:p>
@@ -19633,7 +16159,7 @@
         <w:t xml:space="preserve"> </w:t>
       </w:r>
       <w:r>
-        <w:t xml:space="preserve">Engineering 16 (Specialty). Trained: Electronics 14, Computers 14, Physical Sciences 14, Sensors 14, Communications 14, Survival 14, Athletics 13, Helm 11, Unarmed Combat 11.</w:t>
+        <w:t xml:space="preserve">Phasers 16 (Specialty). Trained: Unarmed Combat 14, Stealth 14, Helm 14, Athletics 13, Survival 11, Sensors 11, Medicine 11, Leadership 11, Communications 11.</w:t>
       </w:r>
     </w:p>
     <w:p>
@@ -19655,7 +16181,7 @@
         <w:t xml:space="preserve"> </w:t>
       </w:r>
       <w:r>
-        <w:t xml:space="preserve">Improvisational Engineer.</w:t>
+        <w:t xml:space="preserve">Careful Marksman.</w:t>
       </w:r>
       <w:r>
         <w:t xml:space="preserve"> </w:t>
@@ -19671,7 +16197,7 @@
         <w:t xml:space="preserve"> </w:t>
       </w:r>
       <w:r>
-        <w:t xml:space="preserve">Experimental Enthusiasm; trigger: an untested device or technique could solve the problem.</w:t>
+        <w:t xml:space="preserve">Reluctant to Use Lethal Force; trigger: a hostile refuses to surrender.</w:t>
       </w:r>
     </w:p>
     <w:p>
@@ -19693,7 +16219,7 @@
         <w:t xml:space="preserve"> </w:t>
       </w:r>
       <w:r>
-        <w:t xml:space="preserve">To prove I’m good enough, to everyone who doubted me and to myself.</w:t>
+        <w:t xml:space="preserve">A Starfleet officer once saved my home, and I want to be that person for someone else.</w:t>
       </w:r>
       <w:r>
         <w:t xml:space="preserve"> </w:t>
@@ -19709,17 +16235,17 @@
         <w:t xml:space="preserve"> </w:t>
       </w:r>
       <w:r>
-        <w:t xml:space="preserve">Off-duty friends with Commander sh’Vari: a weekly game of Andorian chess in which both of them cheat.</w:t>
-      </w:r>
-    </w:p>
-    <w:bookmarkEnd w:id="87"/>
-    <w:bookmarkStart w:id="88" w:name="marisol-reyes"/>
+        <w:t xml:space="preserve">Owes Dr. Vessik their life after a shuttle crash, and never lets the doctor forget it.</w:t>
+      </w:r>
+    </w:p>
+    <w:bookmarkEnd w:id="84"/>
+    <w:bookmarkStart w:id="85" w:name="rrinn"/>
     <w:p>
       <w:pPr>
         <w:pStyle w:val="Heading2"/>
       </w:pPr>
       <w:r>
-        <w:t xml:space="preserve">Marisol Reyes</w:t>
+        <w:t xml:space="preserve">Rrinn</w:t>
       </w:r>
     </w:p>
     <w:p>
@@ -19731,13 +16257,13 @@
           <w:iCs/>
           <w:i/>
         </w:rPr>
-        <w:t xml:space="preserve">Lieutenant (j.g.), Security. Human.</w:t>
-      </w:r>
-      <w:r>
-        <w:t xml:space="preserve"> </w:t>
-      </w:r>
-      <w:r>
-        <w:t xml:space="preserve">Security officer: first through the door on every away mission, and the last to set a phaser to kill.</w:t>
+        <w:t xml:space="preserve">Yeoman 2nd Class, General Services. Caitian.</w:t>
+      </w:r>
+      <w:r>
+        <w:t xml:space="preserve"> </w:t>
+      </w:r>
+      <w:r>
+        <w:t xml:space="preserve">Captain’s yeoman: keeps the records, carries the orders, and hears everything said on the bridge.</w:t>
       </w:r>
     </w:p>
     <w:p>
@@ -19759,7 +16285,7 @@
         <w:t xml:space="preserve"> </w:t>
       </w:r>
       <w:r>
-        <w:t xml:space="preserve">Body 12, Agility 13, Intellect 10, Presence 10, Will 10.</w:t>
+        <w:t xml:space="preserve">Body 9, Agility 12, Intellect 13, Presence 11, Will 10.</w:t>
       </w:r>
       <w:r>
         <w:t xml:space="preserve"> </w:t>
@@ -19775,7 +16301,7 @@
         <w:t xml:space="preserve"> </w:t>
       </w:r>
       <w:r>
-        <w:t xml:space="preserve">12.</w:t>
+        <w:t xml:space="preserve">11.</w:t>
       </w:r>
     </w:p>
     <w:p>
@@ -19797,7 +16323,7 @@
         <w:t xml:space="preserve"> </w:t>
       </w:r>
       <w:r>
-        <w:t xml:space="preserve">Phasers 16 (Specialty). Trained: Unarmed Combat 14, Stealth 14, Helm 14, Athletics 13, Survival 11, Sensors 11, Medicine 11, Leadership 11, Communications 11.</w:t>
+        <w:t xml:space="preserve">Computers 18 (Expert). Trained: Communications 14, Psychology 14, Sensors 14, Electronics 14, Stealth 13, Diplomacy 12, Athletics 10.</w:t>
       </w:r>
     </w:p>
     <w:p>
@@ -19819,7 +16345,7 @@
         <w:t xml:space="preserve"> </w:t>
       </w:r>
       <w:r>
-        <w:t xml:space="preserve">Careful Marksman.</w:t>
+        <w:t xml:space="preserve">Keen Hearing (species; companion: Sensitive Ears).</w:t>
       </w:r>
       <w:r>
         <w:t xml:space="preserve"> </w:t>
@@ -19835,7 +16361,7 @@
         <w:t xml:space="preserve"> </w:t>
       </w:r>
       <w:r>
-        <w:t xml:space="preserve">Reluctant to Use Lethal Force; trigger: a hostile refuses to surrender.</w:t>
+        <w:t xml:space="preserve">Someone Back Home; trigger: a message from home arrives.</w:t>
       </w:r>
     </w:p>
     <w:p>
@@ -19857,7 +16383,7 @@
         <w:t xml:space="preserve"> </w:t>
       </w:r>
       <w:r>
-        <w:t xml:space="preserve">A Starfleet officer once saved my home, and I want to be that person for someone else.</w:t>
+        <w:t xml:space="preserve">To leave behind a past, a world, or a life that was too small for me.</w:t>
       </w:r>
       <w:r>
         <w:t xml:space="preserve"> </w:t>
@@ -19873,1265 +16399,12 @@
         <w:t xml:space="preserve"> </w:t>
       </w:r>
       <w:r>
-        <w:t xml:space="preserve">Owes Dr. Vessik their life after a shuttle crash, and never lets the doctor forget it.</w:t>
-      </w:r>
-    </w:p>
-    <w:bookmarkEnd w:id="88"/>
-    <w:bookmarkStart w:id="89" w:name="rrinn"/>
-    <w:p>
-      <w:pPr>
-        <w:pStyle w:val="Heading2"/>
-      </w:pPr>
-      <w:r>
-        <w:t xml:space="preserve">Rrinn</w:t>
-      </w:r>
-    </w:p>
-    <w:p>
-      <w:pPr>
-        <w:pStyle w:val="FirstParagraph"/>
-      </w:pPr>
-      <w:r>
-        <w:rPr>
-          <w:iCs/>
-          <w:i/>
-        </w:rPr>
-        <w:t xml:space="preserve">Yeoman 2nd Class, General Services. Caitian.</w:t>
-      </w:r>
-      <w:r>
-        <w:t xml:space="preserve"> </w:t>
-      </w:r>
-      <w:r>
-        <w:t xml:space="preserve">Captain’s yeoman: keeps the records, carries the orders, and hears everything said on the bridge.</w:t>
-      </w:r>
-    </w:p>
-    <w:p>
-      <w:pPr>
-        <w:numPr>
-          <w:ilvl w:val="0"/>
-          <w:numId w:val="1024"/>
-        </w:numPr>
-        <w:pStyle w:val="Compact"/>
-      </w:pPr>
-      <w:r>
-        <w:rPr>
-          <w:bCs/>
-          <w:b/>
-        </w:rPr>
-        <w:t xml:space="preserve">Attributes:</w:t>
-      </w:r>
-      <w:r>
-        <w:t xml:space="preserve"> </w:t>
-      </w:r>
-      <w:r>
-        <w:t xml:space="preserve">Body 9, Agility 12, Intellect 13, Presence 11, Will 10.</w:t>
-      </w:r>
-      <w:r>
-        <w:t xml:space="preserve"> </w:t>
-      </w:r>
-      <w:r>
-        <w:rPr>
-          <w:bCs/>
-          <w:b/>
-        </w:rPr>
-        <w:t xml:space="preserve">Dodge</w:t>
-      </w:r>
-      <w:r>
-        <w:t xml:space="preserve"> </w:t>
-      </w:r>
-      <w:r>
-        <w:t xml:space="preserve">11.</w:t>
-      </w:r>
-    </w:p>
-    <w:p>
-      <w:pPr>
-        <w:numPr>
-          <w:ilvl w:val="0"/>
-          <w:numId w:val="1024"/>
-        </w:numPr>
-        <w:pStyle w:val="Compact"/>
-      </w:pPr>
-      <w:r>
-        <w:rPr>
-          <w:bCs/>
-          <w:b/>
-        </w:rPr>
-        <w:t xml:space="preserve">Skills:</w:t>
-      </w:r>
-      <w:r>
-        <w:t xml:space="preserve"> </w:t>
-      </w:r>
-      <w:r>
-        <w:t xml:space="preserve">Computers 18 (Expert). Trained: Communications 14, Psychology 14, Sensors 14, Electronics 14, Stealth 13, Diplomacy 12, Athletics 10.</w:t>
-      </w:r>
-    </w:p>
-    <w:p>
-      <w:pPr>
-        <w:numPr>
-          <w:ilvl w:val="0"/>
-          <w:numId w:val="1024"/>
-        </w:numPr>
-        <w:pStyle w:val="Compact"/>
-      </w:pPr>
-      <w:r>
-        <w:rPr>
-          <w:bCs/>
-          <w:b/>
-        </w:rPr>
-        <w:t xml:space="preserve">Advantage:</w:t>
-      </w:r>
-      <w:r>
-        <w:t xml:space="preserve"> </w:t>
-      </w:r>
-      <w:r>
-        <w:t xml:space="preserve">Keen Hearing (species; companion: Sensitive Ears).</w:t>
-      </w:r>
-      <w:r>
-        <w:t xml:space="preserve"> </w:t>
-      </w:r>
-      <w:r>
-        <w:rPr>
-          <w:bCs/>
-          <w:b/>
-        </w:rPr>
-        <w:t xml:space="preserve">Complication:</w:t>
-      </w:r>
-      <w:r>
-        <w:t xml:space="preserve"> </w:t>
-      </w:r>
-      <w:r>
-        <w:t xml:space="preserve">Someone Back Home; trigger: a message from home arrives.</w:t>
-      </w:r>
-    </w:p>
-    <w:p>
-      <w:pPr>
-        <w:numPr>
-          <w:ilvl w:val="0"/>
-          <w:numId w:val="1024"/>
-        </w:numPr>
-        <w:pStyle w:val="Compact"/>
-      </w:pPr>
-      <w:r>
-        <w:rPr>
-          <w:bCs/>
-          <w:b/>
-        </w:rPr>
-        <w:t xml:space="preserve">Why I serve:</w:t>
-      </w:r>
-      <w:r>
-        <w:t xml:space="preserve"> </w:t>
-      </w:r>
-      <w:r>
-        <w:t xml:space="preserve">To leave behind a past, a world, or a life that was too small for me.</w:t>
-      </w:r>
-      <w:r>
-        <w:t xml:space="preserve"> </w:t>
-      </w:r>
-      <w:r>
-        <w:rPr>
-          <w:bCs/>
-          <w:b/>
-        </w:rPr>
-        <w:t xml:space="preserve">Connection:</w:t>
-      </w:r>
-      <w:r>
-        <w:t xml:space="preserve"> </w:t>
-      </w:r>
-      <w:r>
         <w:t xml:space="preserve">Shares a secret with Lt. Sevek from a mission neither of them talks about.</w:t>
       </w:r>
     </w:p>
-    <w:bookmarkEnd w:id="89"/>
-    <w:bookmarkEnd w:id="90"/>
-    <w:bookmarkStart w:id="91" w:name="threats"/>
-    <w:p>
-      <w:pPr>
-        <w:pStyle w:val="Heading1"/>
-      </w:pPr>
-      <w:r>
-        <w:t xml:space="preserve">Threats</w:t>
-      </w:r>
-    </w:p>
-    <w:p>
-      <w:pPr>
-        <w:pStyle w:val="FirstParagraph"/>
-      </w:pPr>
-      <w:r>
-        <w:t xml:space="preserve">Opponents use the same rules as the crew: they roll 3d6 under their skill, Dodge once per round, and mark injury boxes. Each threat below is one line of numbers and one special trait.</w:t>
-      </w:r>
-    </w:p>
-    <w:p>
-      <w:pPr>
-        <w:pStyle w:val="BodyText"/>
-      </w:pPr>
-      <w:r>
-        <w:rPr>
-          <w:bCs/>
-          <w:b/>
-        </w:rPr>
-        <w:t xml:space="preserve">Minor opponents</w:t>
-      </w:r>
-      <w:r>
-        <w:t xml:space="preserve"> </w:t>
-      </w:r>
-      <w:r>
-        <w:t xml:space="preserve">(guards, crewmen, a mob) have</w:t>
-      </w:r>
-      <w:r>
-        <w:t xml:space="preserve"> </w:t>
-      </w:r>
-      <w:r>
-        <w:rPr>
-          <w:bCs/>
-          <w:b/>
-        </w:rPr>
-        <w:t xml:space="preserve">one box</w:t>
-      </w:r>
-      <w:r>
-        <w:t xml:space="preserve">: any hit that gets through takes them out of the fight. Save full injury tracks for threats that matter.</w:t>
-      </w:r>
-    </w:p>
-    <w:tbl>
-      <w:tblPr>
-        <w:tblStyle w:val="Table"/>
-        <w:tblW w:type="pct" w:w="5000"/>
-        <w:tblLook w:firstRow="1" w:lastRow="0" w:firstColumn="0" w:lastColumn="0" w:noHBand="0" w:noVBand="0" w:val="0020"/>
-        <w:jc w:val="start"/>
-        <w:tblBorders>
-          <w:top w:val="single" w:sz="4" w:color="B8C2D3"/>
-          <w:left w:val="single" w:sz="4" w:color="B8C2D3"/>
-          <w:bottom w:val="single" w:sz="4" w:color="B8C2D3"/>
-          <w:right w:val="single" w:sz="4" w:color="B8C2D3"/>
-          <w:insideH w:val="single" w:sz="4" w:color="B8C2D3"/>
-          <w:insideV w:val="single" w:sz="4" w:color="B8C2D3"/>
-        </w:tblBorders>
-      </w:tblPr>
-      <w:tblGrid>
-        <w:gridCol w:w="1320"/>
-        <w:gridCol w:w="1320"/>
-        <w:gridCol w:w="1320"/>
-        <w:gridCol w:w="1320"/>
-        <w:gridCol w:w="1320"/>
-        <w:gridCol w:w="1320"/>
-      </w:tblGrid>
-      <w:tr>
-        <w:trPr>
-          <w:tblHeader w:val="true"/>
-        </w:trPr>
-        <w:tc>
-          <w:tcPr>
-            <w:shd w:val="clear" w:fill="E9EEF6"/>
-          </w:tcPr>
-          <w:p>
-            <w:pPr>
-              <w:pStyle w:val="Compact"/>
-              <w:jc w:val="left"/>
-            </w:pPr>
-            <w:r>
-              <w:rPr>
-                <w:b/>
-                <w:sz w:val="19"/>
-              </w:rPr>
-              <w:t xml:space="preserve">Threat</w:t>
-            </w:r>
-          </w:p>
-        </w:tc>
-        <w:tc>
-          <w:tcPr>
-            <w:shd w:val="clear" w:fill="E9EEF6"/>
-          </w:tcPr>
-          <w:p>
-            <w:pPr>
-              <w:pStyle w:val="Compact"/>
-              <w:jc w:val="left"/>
-            </w:pPr>
-            <w:r>
-              <w:rPr>
-                <w:b/>
-                <w:sz w:val="19"/>
-              </w:rPr>
-              <w:t xml:space="preserve">Attack (target)</w:t>
-            </w:r>
-          </w:p>
-        </w:tc>
-        <w:tc>
-          <w:tcPr>
-            <w:shd w:val="clear" w:fill="E9EEF6"/>
-          </w:tcPr>
-          <w:p>
-            <w:pPr>
-              <w:pStyle w:val="Compact"/>
-              <w:jc w:val="left"/>
-            </w:pPr>
-            <w:r>
-              <w:rPr>
-                <w:b/>
-                <w:sz w:val="19"/>
-              </w:rPr>
-              <w:t xml:space="preserve">Dodge</w:t>
-            </w:r>
-          </w:p>
-        </w:tc>
-        <w:tc>
-          <w:tcPr>
-            <w:shd w:val="clear" w:fill="E9EEF6"/>
-          </w:tcPr>
-          <w:p>
-            <w:pPr>
-              <w:pStyle w:val="Compact"/>
-              <w:jc w:val="left"/>
-            </w:pPr>
-            <w:r>
-              <w:rPr>
-                <w:b/>
-                <w:sz w:val="19"/>
-              </w:rPr>
-              <w:t xml:space="preserve">Boxes</w:t>
-            </w:r>
-          </w:p>
-        </w:tc>
-        <w:tc>
-          <w:tcPr>
-            <w:shd w:val="clear" w:fill="E9EEF6"/>
-          </w:tcPr>
-          <w:p>
-            <w:pPr>
-              <w:pStyle w:val="Compact"/>
-              <w:jc w:val="left"/>
-            </w:pPr>
-            <w:r>
-              <w:rPr>
-                <w:b/>
-                <w:sz w:val="19"/>
-              </w:rPr>
-              <w:t xml:space="preserve">Weapon</w:t>
-            </w:r>
-          </w:p>
-        </w:tc>
-        <w:tc>
-          <w:tcPr>
-            <w:shd w:val="clear" w:fill="E9EEF6"/>
-          </w:tcPr>
-          <w:p>
-            <w:pPr>
-              <w:pStyle w:val="Compact"/>
-              <w:jc w:val="left"/>
-            </w:pPr>
-            <w:r>
-              <w:rPr>
-                <w:b/>
-                <w:sz w:val="19"/>
-              </w:rPr>
-              <w:t xml:space="preserve">Trait</w:t>
-            </w:r>
-          </w:p>
-        </w:tc>
-      </w:tr>
-      <w:tr>
-        <w:tc>
-          <w:tcPr/>
-          <w:p>
-            <w:pPr>
-              <w:pStyle w:val="Compact"/>
-              <w:jc w:val="left"/>
-            </w:pPr>
-            <w:r>
-              <w:rPr>
-                <w:b/>
-                <w:sz w:val="19"/>
-              </w:rPr>
-              <w:t xml:space="preserve">Security guard (minor)</w:t>
-            </w:r>
-          </w:p>
-        </w:tc>
-        <w:tc>
-          <w:tcPr/>
-          <w:p>
-            <w:pPr>
-              <w:pStyle w:val="Compact"/>
-              <w:jc w:val="left"/>
-            </w:pPr>
-            <w:r>
-              <w:rPr>
-                <w:sz w:val="19"/>
-              </w:rPr>
-              <w:t xml:space="preserve">Phasers or disruptor 11</w:t>
-            </w:r>
-          </w:p>
-        </w:tc>
-        <w:tc>
-          <w:tcPr/>
-          <w:p>
-            <w:pPr>
-              <w:pStyle w:val="Compact"/>
-              <w:jc w:val="left"/>
-            </w:pPr>
-            <w:r>
-              <w:rPr>
-                <w:sz w:val="19"/>
-              </w:rPr>
-              <w:t xml:space="preserve">7</w:t>
-            </w:r>
-          </w:p>
-        </w:tc>
-        <w:tc>
-          <w:tcPr/>
-          <w:p>
-            <w:pPr>
-              <w:pStyle w:val="Compact"/>
-              <w:jc w:val="left"/>
-            </w:pPr>
-            <w:r>
-              <w:rPr>
-                <w:sz w:val="19"/>
-              </w:rPr>
-              <w:t xml:space="preserve">1</w:t>
-            </w:r>
-          </w:p>
-        </w:tc>
-        <w:tc>
-          <w:tcPr/>
-          <w:p>
-            <w:pPr>
-              <w:pStyle w:val="Compact"/>
-              <w:jc w:val="left"/>
-            </w:pPr>
-            <w:r>
-              <w:rPr>
-                <w:sz w:val="19"/>
-              </w:rPr>
-              <w:t xml:space="preserve">Hand weapon</w:t>
-            </w:r>
-          </w:p>
-        </w:tc>
-        <w:tc>
-          <w:tcPr/>
-          <w:p>
-            <w:pPr>
-              <w:pStyle w:val="Compact"/>
-              <w:jc w:val="left"/>
-            </w:pPr>
-            <w:r>
-              <w:rPr>
-                <w:bCs/>
-                <w:b/>
-                <w:sz w:val="19"/>
-              </w:rPr>
-              <w:t xml:space="preserve">Numbers.</w:t>
-            </w:r>
-            <w:r>
-              <w:rPr>
-                <w:sz w:val="19"/>
-              </w:rPr>
-              <w:t xml:space="preserve"> </w:t>
-            </w:r>
-            <w:r>
-              <w:rPr>
-                <w:sz w:val="19"/>
-              </w:rPr>
-              <w:t xml:space="preserve">Usually two or three; they surrender or flee when half are down.</w:t>
-            </w:r>
-          </w:p>
-        </w:tc>
-      </w:tr>
-      <w:tr>
-        <w:tc>
-          <w:tcPr/>
-          <w:p>
-            <w:pPr>
-              <w:pStyle w:val="Compact"/>
-              <w:jc w:val="left"/>
-            </w:pPr>
-            <w:r>
-              <w:rPr>
-                <w:b/>
-                <w:sz w:val="19"/>
-              </w:rPr>
-              <w:t xml:space="preserve">Klingon warrior</w:t>
-            </w:r>
-          </w:p>
-        </w:tc>
-        <w:tc>
-          <w:tcPr/>
-          <w:p>
-            <w:pPr>
-              <w:pStyle w:val="Compact"/>
-              <w:jc w:val="left"/>
-            </w:pPr>
-            <w:r>
-              <w:rPr>
-                <w:sz w:val="19"/>
-              </w:rPr>
-              <w:t xml:space="preserve">Disruptor 12, Blade 13, Unarmed 12</w:t>
-            </w:r>
-          </w:p>
-        </w:tc>
-        <w:tc>
-          <w:tcPr/>
-          <w:p>
-            <w:pPr>
-              <w:pStyle w:val="Compact"/>
-              <w:jc w:val="left"/>
-            </w:pPr>
-            <w:r>
-              <w:rPr>
-                <w:sz w:val="19"/>
-              </w:rPr>
-              <w:t xml:space="preserve">9</w:t>
-            </w:r>
-          </w:p>
-        </w:tc>
-        <w:tc>
-          <w:tcPr/>
-          <w:p>
-            <w:pPr>
-              <w:pStyle w:val="Compact"/>
-              <w:jc w:val="left"/>
-            </w:pPr>
-            <w:r>
-              <w:rPr>
-                <w:sz w:val="19"/>
-              </w:rPr>
-              <w:t xml:space="preserve">3</w:t>
-            </w:r>
-          </w:p>
-        </w:tc>
-        <w:tc>
-          <w:tcPr/>
-          <w:p>
-            <w:pPr>
-              <w:pStyle w:val="Compact"/>
-              <w:jc w:val="left"/>
-            </w:pPr>
-            <w:r>
-              <w:rPr>
-                <w:sz w:val="19"/>
-              </w:rPr>
-              <w:t xml:space="preserve">Disruptor (kill), d’k tahg</w:t>
-            </w:r>
-          </w:p>
-        </w:tc>
-        <w:tc>
-          <w:tcPr/>
-          <w:p>
-            <w:pPr>
-              <w:pStyle w:val="Compact"/>
-              <w:jc w:val="left"/>
-            </w:pPr>
-            <w:r>
-              <w:rPr>
-                <w:bCs/>
-                <w:b/>
-                <w:sz w:val="19"/>
-              </w:rPr>
-              <w:t xml:space="preserve">Relentless.</w:t>
-            </w:r>
-            <w:r>
-              <w:rPr>
-                <w:sz w:val="19"/>
-              </w:rPr>
-              <w:t xml:space="preserve"> </w:t>
-            </w:r>
-            <w:r>
-              <w:rPr>
-                <w:sz w:val="19"/>
-              </w:rPr>
-              <w:t xml:space="preserve">Ignores the Wounded penalty; only Seriously wounded slows them.</w:t>
-            </w:r>
-          </w:p>
-        </w:tc>
-      </w:tr>
-      <w:tr>
-        <w:tc>
-          <w:tcPr/>
-          <w:p>
-            <w:pPr>
-              <w:pStyle w:val="Compact"/>
-              <w:jc w:val="left"/>
-            </w:pPr>
-            <w:r>
-              <w:rPr>
-                <w:b/>
-                <w:sz w:val="19"/>
-              </w:rPr>
-              <w:t xml:space="preserve">Klingon officer</w:t>
-            </w:r>
-          </w:p>
-        </w:tc>
-        <w:tc>
-          <w:tcPr/>
-          <w:p>
-            <w:pPr>
-              <w:pStyle w:val="Compact"/>
-              <w:jc w:val="left"/>
-            </w:pPr>
-            <w:r>
-              <w:rPr>
-                <w:sz w:val="19"/>
-              </w:rPr>
-              <w:t xml:space="preserve">Disruptor 12, Leadership 13</w:t>
-            </w:r>
-          </w:p>
-        </w:tc>
-        <w:tc>
-          <w:tcPr/>
-          <w:p>
-            <w:pPr>
-              <w:pStyle w:val="Compact"/>
-              <w:jc w:val="left"/>
-            </w:pPr>
-            <w:r>
-              <w:rPr>
-                <w:sz w:val="19"/>
-              </w:rPr>
-              <w:t xml:space="preserve">9</w:t>
-            </w:r>
-          </w:p>
-        </w:tc>
-        <w:tc>
-          <w:tcPr/>
-          <w:p>
-            <w:pPr>
-              <w:pStyle w:val="Compact"/>
-              <w:jc w:val="left"/>
-            </w:pPr>
-            <w:r>
-              <w:rPr>
-                <w:sz w:val="19"/>
-              </w:rPr>
-              <w:t xml:space="preserve">3</w:t>
-            </w:r>
-          </w:p>
-        </w:tc>
-        <w:tc>
-          <w:tcPr/>
-          <w:p>
-            <w:pPr>
-              <w:pStyle w:val="Compact"/>
-              <w:jc w:val="left"/>
-            </w:pPr>
-            <w:r>
-              <w:rPr>
-                <w:sz w:val="19"/>
-              </w:rPr>
-              <w:t xml:space="preserve">Disruptor (kill)</w:t>
-            </w:r>
-          </w:p>
-        </w:tc>
-        <w:tc>
-          <w:tcPr/>
-          <w:p>
-            <w:pPr>
-              <w:pStyle w:val="Compact"/>
-              <w:jc w:val="left"/>
-            </w:pPr>
-            <w:r>
-              <w:rPr>
-                <w:bCs/>
-                <w:b/>
-                <w:sz w:val="19"/>
-              </w:rPr>
-              <w:t xml:space="preserve">Battle commander.</w:t>
-            </w:r>
-            <w:r>
-              <w:rPr>
-                <w:sz w:val="19"/>
-              </w:rPr>
-              <w:t xml:space="preserve"> </w:t>
-            </w:r>
-            <w:r>
-              <w:rPr>
-                <w:sz w:val="19"/>
-              </w:rPr>
-              <w:t xml:space="preserve">Once per round, gives one ally +1 on an attack.</w:t>
-            </w:r>
-          </w:p>
-        </w:tc>
-      </w:tr>
-      <w:tr>
-        <w:tc>
-          <w:tcPr/>
-          <w:p>
-            <w:pPr>
-              <w:pStyle w:val="Compact"/>
-              <w:jc w:val="left"/>
-            </w:pPr>
-            <w:r>
-              <w:rPr>
-                <w:b/>
-                <w:sz w:val="19"/>
-              </w:rPr>
-              <w:t xml:space="preserve">Romulan centurion</w:t>
-            </w:r>
-          </w:p>
-        </w:tc>
-        <w:tc>
-          <w:tcPr/>
-          <w:p>
-            <w:pPr>
-              <w:pStyle w:val="Compact"/>
-              <w:jc w:val="left"/>
-            </w:pPr>
-            <w:r>
-              <w:rPr>
-                <w:sz w:val="19"/>
-              </w:rPr>
-              <w:t xml:space="preserve">Disruptor 12, Stealth 13</w:t>
-            </w:r>
-          </w:p>
-        </w:tc>
-        <w:tc>
-          <w:tcPr/>
-          <w:p>
-            <w:pPr>
-              <w:pStyle w:val="Compact"/>
-              <w:jc w:val="left"/>
-            </w:pPr>
-            <w:r>
-              <w:rPr>
-                <w:sz w:val="19"/>
-              </w:rPr>
-              <w:t xml:space="preserve">9</w:t>
-            </w:r>
-          </w:p>
-        </w:tc>
-        <w:tc>
-          <w:tcPr/>
-          <w:p>
-            <w:pPr>
-              <w:pStyle w:val="Compact"/>
-              <w:jc w:val="left"/>
-            </w:pPr>
-            <w:r>
-              <w:rPr>
-                <w:sz w:val="19"/>
-              </w:rPr>
-              <w:t xml:space="preserve">3</w:t>
-            </w:r>
-          </w:p>
-        </w:tc>
-        <w:tc>
-          <w:tcPr/>
-          <w:p>
-            <w:pPr>
-              <w:pStyle w:val="Compact"/>
-              <w:jc w:val="left"/>
-            </w:pPr>
-            <w:r>
-              <w:rPr>
-                <w:sz w:val="19"/>
-              </w:rPr>
-              <w:t xml:space="preserve">Disruptor (kill)</w:t>
-            </w:r>
-          </w:p>
-        </w:tc>
-        <w:tc>
-          <w:tcPr/>
-          <w:p>
-            <w:pPr>
-              <w:pStyle w:val="Compact"/>
-              <w:jc w:val="left"/>
-            </w:pPr>
-            <w:r>
-              <w:rPr>
-                <w:bCs/>
-                <w:b/>
-                <w:sz w:val="19"/>
-              </w:rPr>
-              <w:t xml:space="preserve">Ambush.</w:t>
-            </w:r>
-            <w:r>
-              <w:rPr>
-                <w:sz w:val="19"/>
-              </w:rPr>
-              <w:t xml:space="preserve"> </w:t>
-            </w:r>
-            <w:r>
-              <w:rPr>
-                <w:sz w:val="19"/>
-              </w:rPr>
-              <w:t xml:space="preserve">+2 on the first attack from hiding; prefers to withdraw rather than be captured.</w:t>
-            </w:r>
-          </w:p>
-        </w:tc>
-      </w:tr>
-      <w:tr>
-        <w:tc>
-          <w:tcPr/>
-          <w:p>
-            <w:pPr>
-              <w:pStyle w:val="Compact"/>
-              <w:jc w:val="left"/>
-            </w:pPr>
-            <w:r>
-              <w:rPr>
-                <w:b/>
-                <w:sz w:val="19"/>
-              </w:rPr>
-              <w:t xml:space="preserve">Orion pirate</w:t>
-            </w:r>
-          </w:p>
-        </w:tc>
-        <w:tc>
-          <w:tcPr/>
-          <w:p>
-            <w:pPr>
-              <w:pStyle w:val="Compact"/>
-              <w:jc w:val="left"/>
-            </w:pPr>
-            <w:r>
-              <w:rPr>
-                <w:sz w:val="19"/>
-              </w:rPr>
-              <w:t xml:space="preserve">Disruptor 11, Blade 12, Stealth 12</w:t>
-            </w:r>
-          </w:p>
-        </w:tc>
-        <w:tc>
-          <w:tcPr/>
-          <w:p>
-            <w:pPr>
-              <w:pStyle w:val="Compact"/>
-              <w:jc w:val="left"/>
-            </w:pPr>
-            <w:r>
-              <w:rPr>
-                <w:sz w:val="19"/>
-              </w:rPr>
-              <w:t xml:space="preserve">9</w:t>
-            </w:r>
-          </w:p>
-        </w:tc>
-        <w:tc>
-          <w:tcPr/>
-          <w:p>
-            <w:pPr>
-              <w:pStyle w:val="Compact"/>
-              <w:jc w:val="left"/>
-            </w:pPr>
-            <w:r>
-              <w:rPr>
-                <w:sz w:val="19"/>
-              </w:rPr>
-              <w:t xml:space="preserve">3</w:t>
-            </w:r>
-          </w:p>
-        </w:tc>
-        <w:tc>
-          <w:tcPr/>
-          <w:p>
-            <w:pPr>
-              <w:pStyle w:val="Compact"/>
-              <w:jc w:val="left"/>
-            </w:pPr>
-            <w:r>
-              <w:rPr>
-                <w:sz w:val="19"/>
-              </w:rPr>
-              <w:t xml:space="preserve">Disruptor, knife</w:t>
-            </w:r>
-          </w:p>
-        </w:tc>
-        <w:tc>
-          <w:tcPr/>
-          <w:p>
-            <w:pPr>
-              <w:pStyle w:val="Compact"/>
-              <w:jc w:val="left"/>
-            </w:pPr>
-            <w:r>
-              <w:rPr>
-                <w:bCs/>
-                <w:b/>
-                <w:sz w:val="19"/>
-              </w:rPr>
-              <w:t xml:space="preserve">Dirty fighter.</w:t>
-            </w:r>
-            <w:r>
-              <w:rPr>
-                <w:sz w:val="19"/>
-              </w:rPr>
-              <w:t xml:space="preserve"> </w:t>
-            </w:r>
-            <w:r>
-              <w:rPr>
-                <w:sz w:val="19"/>
-              </w:rPr>
-              <w:t xml:space="preserve">Winning a grapple also disarms the target.</w:t>
-            </w:r>
-          </w:p>
-        </w:tc>
-      </w:tr>
-      <w:tr>
-        <w:tc>
-          <w:tcPr/>
-          <w:p>
-            <w:pPr>
-              <w:pStyle w:val="Compact"/>
-              <w:jc w:val="left"/>
-            </w:pPr>
-            <w:r>
-              <w:rPr>
-                <w:b/>
-                <w:sz w:val="19"/>
-              </w:rPr>
-              <w:t xml:space="preserve">Gorn warrior</w:t>
-            </w:r>
-          </w:p>
-        </w:tc>
-        <w:tc>
-          <w:tcPr/>
-          <w:p>
-            <w:pPr>
-              <w:pStyle w:val="Compact"/>
-              <w:jc w:val="left"/>
-            </w:pPr>
-            <w:r>
-              <w:rPr>
-                <w:sz w:val="19"/>
-              </w:rPr>
-              <w:t xml:space="preserve">Unarmed 14</w:t>
-            </w:r>
-          </w:p>
-        </w:tc>
-        <w:tc>
-          <w:tcPr/>
-          <w:p>
-            <w:pPr>
-              <w:pStyle w:val="Compact"/>
-              <w:jc w:val="left"/>
-            </w:pPr>
-            <w:r>
-              <w:rPr>
-                <w:sz w:val="19"/>
-              </w:rPr>
-              <w:t xml:space="preserve">6</w:t>
-            </w:r>
-          </w:p>
-        </w:tc>
-        <w:tc>
-          <w:tcPr/>
-          <w:p>
-            <w:pPr>
-              <w:pStyle w:val="Compact"/>
-              <w:jc w:val="left"/>
-            </w:pPr>
-            <w:r>
-              <w:rPr>
-                <w:sz w:val="19"/>
-              </w:rPr>
-              <w:t xml:space="preserve">4</w:t>
-            </w:r>
-          </w:p>
-        </w:tc>
-        <w:tc>
-          <w:tcPr/>
-          <w:p>
-            <w:pPr>
-              <w:pStyle w:val="Compact"/>
-              <w:jc w:val="left"/>
-            </w:pPr>
-            <w:r>
-              <w:rPr>
-                <w:sz w:val="19"/>
-              </w:rPr>
-              <w:t xml:space="preserve">Claws, thrown rocks</w:t>
-            </w:r>
-          </w:p>
-        </w:tc>
-        <w:tc>
-          <w:tcPr/>
-          <w:p>
-            <w:pPr>
-              <w:pStyle w:val="Compact"/>
-              <w:jc w:val="left"/>
-            </w:pPr>
-            <w:r>
-              <w:rPr>
-                <w:bCs/>
-                <w:b/>
-                <w:sz w:val="19"/>
-              </w:rPr>
-              <w:t xml:space="preserve">Immense strength.</w:t>
-            </w:r>
-            <w:r>
-              <w:rPr>
-                <w:sz w:val="19"/>
-              </w:rPr>
-              <w:t xml:space="preserve"> </w:t>
-            </w:r>
-            <w:r>
-              <w:rPr>
-                <w:sz w:val="19"/>
-              </w:rPr>
-              <w:t xml:space="preserve">Unarmed hits mark 2 boxes; slow, so it acts last in a round.</w:t>
-            </w:r>
-          </w:p>
-        </w:tc>
-      </w:tr>
-      <w:tr>
-        <w:tc>
-          <w:tcPr/>
-          <w:p>
-            <w:pPr>
-              <w:pStyle w:val="Compact"/>
-              <w:jc w:val="left"/>
-            </w:pPr>
-            <w:r>
-              <w:rPr>
-                <w:b/>
-                <w:sz w:val="19"/>
-              </w:rPr>
-              <w:t xml:space="preserve">Mugato</w:t>
-            </w:r>
-          </w:p>
-        </w:tc>
-        <w:tc>
-          <w:tcPr/>
-          <w:p>
-            <w:pPr>
-              <w:pStyle w:val="Compact"/>
-              <w:jc w:val="left"/>
-            </w:pPr>
-            <w:r>
-              <w:rPr>
-                <w:sz w:val="19"/>
-              </w:rPr>
-              <w:t xml:space="preserve">Unarmed (bite and horn) 13</w:t>
-            </w:r>
-          </w:p>
-        </w:tc>
-        <w:tc>
-          <w:tcPr/>
-          <w:p>
-            <w:pPr>
-              <w:pStyle w:val="Compact"/>
-              <w:jc w:val="left"/>
-            </w:pPr>
-            <w:r>
-              <w:rPr>
-                <w:sz w:val="19"/>
-              </w:rPr>
-              <w:t xml:space="preserve">8</w:t>
-            </w:r>
-          </w:p>
-        </w:tc>
-        <w:tc>
-          <w:tcPr/>
-          <w:p>
-            <w:pPr>
-              <w:pStyle w:val="Compact"/>
-              <w:jc w:val="left"/>
-            </w:pPr>
-            <w:r>
-              <w:rPr>
-                <w:sz w:val="19"/>
-              </w:rPr>
-              <w:t xml:space="preserve">3</w:t>
-            </w:r>
-          </w:p>
-        </w:tc>
-        <w:tc>
-          <w:tcPr/>
-          <w:p>
-            <w:pPr>
-              <w:pStyle w:val="Compact"/>
-              <w:jc w:val="left"/>
-            </w:pPr>
-            <w:r>
-              <w:rPr>
-                <w:sz w:val="19"/>
-              </w:rPr>
-              <w:t xml:space="preserve">Venomous bite</w:t>
-            </w:r>
-          </w:p>
-        </w:tc>
-        <w:tc>
-          <w:tcPr/>
-          <w:p>
-            <w:pPr>
-              <w:pStyle w:val="Compact"/>
-              <w:jc w:val="left"/>
-            </w:pPr>
-            <w:r>
-              <w:rPr>
-                <w:bCs/>
-                <w:b/>
-                <w:sz w:val="19"/>
-              </w:rPr>
-              <w:t xml:space="preserve">Venom.</w:t>
-            </w:r>
-            <w:r>
-              <w:rPr>
-                <w:sz w:val="19"/>
-              </w:rPr>
-              <w:t xml:space="preserve"> </w:t>
-            </w:r>
-            <w:r>
-              <w:rPr>
-                <w:sz w:val="19"/>
-              </w:rPr>
-              <w:t xml:space="preserve">A bite that marks a box also poisons: without Medicine before the scene ends, mark another box.</w:t>
-            </w:r>
-          </w:p>
-        </w:tc>
-      </w:tr>
-      <w:tr>
-        <w:tc>
-          <w:tcPr/>
-          <w:p>
-            <w:pPr>
-              <w:pStyle w:val="Compact"/>
-              <w:jc w:val="left"/>
-            </w:pPr>
-            <w:r>
-              <w:rPr>
-                <w:b/>
-                <w:sz w:val="19"/>
-              </w:rPr>
-              <w:t xml:space="preserve">Rogue android</w:t>
-            </w:r>
-          </w:p>
-        </w:tc>
-        <w:tc>
-          <w:tcPr/>
-          <w:p>
-            <w:pPr>
-              <w:pStyle w:val="Compact"/>
-              <w:jc w:val="left"/>
-            </w:pPr>
-            <w:r>
-              <w:rPr>
-                <w:sz w:val="19"/>
-              </w:rPr>
-              <w:t xml:space="preserve">Unarmed 13, Computers 15</w:t>
-            </w:r>
-          </w:p>
-        </w:tc>
-        <w:tc>
-          <w:tcPr/>
-          <w:p>
-            <w:pPr>
-              <w:pStyle w:val="Compact"/>
-              <w:jc w:val="left"/>
-            </w:pPr>
-            <w:r>
-              <w:rPr>
-                <w:sz w:val="19"/>
-              </w:rPr>
-              <w:t xml:space="preserve">7</w:t>
-            </w:r>
-          </w:p>
-        </w:tc>
-        <w:tc>
-          <w:tcPr/>
-          <w:p>
-            <w:pPr>
-              <w:pStyle w:val="Compact"/>
-              <w:jc w:val="left"/>
-            </w:pPr>
-            <w:r>
-              <w:rPr>
-                <w:sz w:val="19"/>
-              </w:rPr>
-              <w:t xml:space="preserve">4</w:t>
-            </w:r>
-          </w:p>
-        </w:tc>
-        <w:tc>
-          <w:tcPr/>
-          <w:p>
-            <w:pPr>
-              <w:pStyle w:val="Compact"/>
-              <w:jc w:val="left"/>
-            </w:pPr>
-            <w:r>
-              <w:rPr>
-                <w:sz w:val="19"/>
-              </w:rPr>
-              <w:t xml:space="preserve">Crushing grip</w:t>
-            </w:r>
-          </w:p>
-        </w:tc>
-        <w:tc>
-          <w:tcPr/>
-          <w:p>
-            <w:pPr>
-              <w:pStyle w:val="Compact"/>
-              <w:jc w:val="left"/>
-            </w:pPr>
-            <w:r>
-              <w:rPr>
-                <w:bCs/>
-                <w:b/>
-                <w:sz w:val="19"/>
-              </w:rPr>
-              <w:t xml:space="preserve">Logic trap.</w:t>
-            </w:r>
-            <w:r>
-              <w:rPr>
-                <w:sz w:val="19"/>
-              </w:rPr>
-              <w:t xml:space="preserve"> </w:t>
-            </w:r>
-            <w:r>
-              <w:rPr>
-                <w:sz w:val="19"/>
-              </w:rPr>
-              <w:t xml:space="preserve">A Diplomacy or Psychology contest that presents a paradox stuns it for the scene.</w:t>
-            </w:r>
-          </w:p>
-        </w:tc>
-      </w:tr>
-    </w:tbl>
-    <w:p>
-      <w:pPr>
-        <w:pStyle w:val="BodyText"/>
-      </w:pPr>
-      <w:r>
-        <w:rPr>
-          <w:bCs/>
-          <w:b/>
-        </w:rPr>
-        <w:t xml:space="preserve">Adjusting difficulty.</w:t>
-      </w:r>
-      <w:r>
-        <w:t xml:space="preserve"> </w:t>
-      </w:r>
-      <w:r>
-        <w:t xml:space="preserve">For a tougher version, add +1 to its targets and one box; for a weaker one, subtract. Starships use the ship registry in</w:t>
-      </w:r>
-      <w:r>
-        <w:t xml:space="preserve"> </w:t>
-      </w:r>
-      <w:r>
-        <w:rPr>
-          <w:iCs/>
-          <w:i/>
-        </w:rPr>
-        <w:t xml:space="preserve">The USS Pelion</w:t>
-      </w:r>
-      <w:r>
-        <w:t xml:space="preserve">; its</w:t>
-      </w:r>
-      <w:r>
-        <w:t xml:space="preserve"> </w:t>
-      </w:r>
-      <w:r>
-        <w:rPr>
-          <w:iCs/>
-          <w:i/>
-        </w:rPr>
-        <w:t xml:space="preserve">Enemy ships</w:t>
-      </w:r>
-      <w:r>
-        <w:t xml:space="preserve"> </w:t>
-      </w:r>
-      <w:r>
-        <w:t xml:space="preserve">table gives the common ones.</w:t>
-      </w:r>
-    </w:p>
-    <w:bookmarkEnd w:id="91"/>
-    <w:bookmarkStart w:id="92" w:name="advantages"/>
+    <w:bookmarkEnd w:id="85"/>
+    <w:bookmarkEnd w:id="86"/>
+    <w:bookmarkStart w:id="87" w:name="advantages"/>
     <w:p>
       <w:pPr>
         <w:pStyle w:val="Heading1"/>
@@ -21835,8 +17108,8 @@
         </w:tc>
       </w:tr>
     </w:tbl>
-    <w:bookmarkEnd w:id="92"/>
-    <w:bookmarkStart w:id="106" w:name="species-advantages"/>
+    <w:bookmarkEnd w:id="87"/>
+    <w:bookmarkStart w:id="101" w:name="species-advantages"/>
     <w:p>
       <w:pPr>
         <w:pStyle w:val="Heading1"/>
@@ -21901,7 +17174,7 @@
         <w:t xml:space="preserve">A custom species advantage follows the same pattern: a narrow +2 or an ability with agreed limits, paired with a companion complication that has a clear trigger and a real consequence.</w:t>
       </w:r>
     </w:p>
-    <w:bookmarkStart w:id="93" w:name="human"/>
+    <w:bookmarkStart w:id="88" w:name="human"/>
     <w:p>
       <w:pPr>
         <w:pStyle w:val="Heading2"/>
@@ -22114,8 +17387,8 @@
         </w:tc>
       </w:tr>
     </w:tbl>
-    <w:bookmarkEnd w:id="93"/>
-    <w:bookmarkStart w:id="94" w:name="vulcan"/>
+    <w:bookmarkEnd w:id="88"/>
+    <w:bookmarkStart w:id="89" w:name="vulcan"/>
     <w:p>
       <w:pPr>
         <w:pStyle w:val="Heading2"/>
@@ -22390,8 +17663,8 @@
         </w:tc>
       </w:tr>
     </w:tbl>
-    <w:bookmarkEnd w:id="94"/>
-    <w:bookmarkStart w:id="95" w:name="andorian"/>
+    <w:bookmarkEnd w:id="89"/>
+    <w:bookmarkStart w:id="90" w:name="andorian"/>
     <w:p>
       <w:pPr>
         <w:pStyle w:val="Heading2"/>
@@ -22604,8 +17877,8 @@
         </w:tc>
       </w:tr>
     </w:tbl>
-    <w:bookmarkEnd w:id="95"/>
-    <w:bookmarkStart w:id="96" w:name="tellarite"/>
+    <w:bookmarkEnd w:id="90"/>
+    <w:bookmarkStart w:id="91" w:name="tellarite"/>
     <w:p>
       <w:pPr>
         <w:pStyle w:val="Heading2"/>
@@ -22818,8 +18091,8 @@
         </w:tc>
       </w:tr>
     </w:tbl>
-    <w:bookmarkEnd w:id="96"/>
-    <w:bookmarkStart w:id="97" w:name="aenar"/>
+    <w:bookmarkEnd w:id="91"/>
+    <w:bookmarkStart w:id="92" w:name="aenar"/>
     <w:p>
       <w:pPr>
         <w:pStyle w:val="Heading2"/>
@@ -23032,8 +18305,8 @@
         </w:tc>
       </w:tr>
     </w:tbl>
-    <w:bookmarkEnd w:id="97"/>
-    <w:bookmarkStart w:id="98" w:name="illyrian"/>
+    <w:bookmarkEnd w:id="92"/>
+    <w:bookmarkStart w:id="93" w:name="illyrian"/>
     <w:p>
       <w:pPr>
         <w:pStyle w:val="Heading2"/>
@@ -23246,8 +18519,8 @@
         </w:tc>
       </w:tr>
     </w:tbl>
-    <w:bookmarkEnd w:id="98"/>
-    <w:bookmarkStart w:id="99" w:name="lanthanite"/>
+    <w:bookmarkEnd w:id="93"/>
+    <w:bookmarkStart w:id="94" w:name="lanthanite"/>
     <w:p>
       <w:pPr>
         <w:pStyle w:val="Heading2"/>
@@ -23460,8 +18733,8 @@
         </w:tc>
       </w:tr>
     </w:tbl>
-    <w:bookmarkEnd w:id="99"/>
-    <w:bookmarkStart w:id="100" w:name="caitian"/>
+    <w:bookmarkEnd w:id="94"/>
+    <w:bookmarkStart w:id="95" w:name="caitian"/>
     <w:p>
       <w:pPr>
         <w:pStyle w:val="Heading2"/>
@@ -23674,8 +18947,8 @@
         </w:tc>
       </w:tr>
     </w:tbl>
-    <w:bookmarkEnd w:id="100"/>
-    <w:bookmarkStart w:id="101" w:name="aurelian"/>
+    <w:bookmarkEnd w:id="95"/>
+    <w:bookmarkStart w:id="96" w:name="aurelian"/>
     <w:p>
       <w:pPr>
         <w:pStyle w:val="Heading2"/>
@@ -23888,8 +19161,8 @@
         </w:tc>
       </w:tr>
     </w:tbl>
-    <w:bookmarkEnd w:id="101"/>
-    <w:bookmarkStart w:id="102" w:name="orion"/>
+    <w:bookmarkEnd w:id="96"/>
+    <w:bookmarkStart w:id="97" w:name="orion"/>
     <w:p>
       <w:pPr>
         <w:pStyle w:val="Heading2"/>
@@ -24102,8 +19375,8 @@
         </w:tc>
       </w:tr>
     </w:tbl>
-    <w:bookmarkEnd w:id="102"/>
-    <w:bookmarkStart w:id="103" w:name="denobulan"/>
+    <w:bookmarkEnd w:id="97"/>
+    <w:bookmarkStart w:id="98" w:name="denobulan"/>
     <w:p>
       <w:pPr>
         <w:pStyle w:val="Heading2"/>
@@ -24316,8 +19589,8 @@
         </w:tc>
       </w:tr>
     </w:tbl>
-    <w:bookmarkEnd w:id="103"/>
-    <w:bookmarkStart w:id="104" w:name="trill"/>
+    <w:bookmarkEnd w:id="98"/>
+    <w:bookmarkStart w:id="99" w:name="trill"/>
     <w:p>
       <w:pPr>
         <w:pStyle w:val="Heading2"/>
@@ -24538,8 +19811,8 @@
         </w:tc>
       </w:tr>
     </w:tbl>
-    <w:bookmarkEnd w:id="104"/>
-    <w:bookmarkStart w:id="105" w:name="saurian"/>
+    <w:bookmarkEnd w:id="99"/>
+    <w:bookmarkStart w:id="100" w:name="saurian"/>
     <w:p>
       <w:pPr>
         <w:pStyle w:val="Heading2"/>
@@ -24752,9 +20025,9 @@
         </w:tc>
       </w:tr>
     </w:tbl>
-    <w:bookmarkEnd w:id="105"/>
-    <w:bookmarkEnd w:id="106"/>
-    <w:bookmarkStart w:id="115" w:name="making-your-own"/>
+    <w:bookmarkEnd w:id="100"/>
+    <w:bookmarkEnd w:id="101"/>
+    <w:bookmarkStart w:id="110" w:name="making-your-own"/>
     <w:p>
       <w:pPr>
         <w:pStyle w:val="Heading1"/>
@@ -24787,7 +20060,7 @@
         <w:t xml:space="preserve">option at the end of each list, and its checklist holds a custom choice to the same rules as everything else.</w:t>
       </w:r>
     </w:p>
-    <w:bookmarkStart w:id="107" w:name="a-custom-department"/>
+    <w:bookmarkStart w:id="102" w:name="a-custom-department"/>
     <w:p>
       <w:pPr>
         <w:pStyle w:val="Heading2"/>
@@ -24802,6 +20075,331 @@
       </w:pPr>
       <w:r>
         <w:t xml:space="preserve">A department is a concept, not a package of powers: it gives no bonus of its own. A custom one only needs a clear place in the group.</w:t>
+      </w:r>
+    </w:p>
+    <w:p>
+      <w:pPr>
+        <w:numPr>
+          <w:ilvl w:val="0"/>
+          <w:numId w:val="1024"/>
+        </w:numPr>
+        <w:pStyle w:val="Compact"/>
+      </w:pPr>
+      <w:r>
+        <w:rPr>
+          <w:bCs/>
+          <w:b/>
+        </w:rPr>
+        <w:t xml:space="preserve">Name it and describe it.</w:t>
+      </w:r>
+      <w:r>
+        <w:t xml:space="preserve"> </w:t>
+      </w:r>
+      <w:r>
+        <w:t xml:space="preserve">One sentence for what your character does that no one else does, in the style of the departments above:</w:t>
+      </w:r>
+      <w:r>
+        <w:t xml:space="preserve"> </w:t>
+      </w:r>
+      <w:r>
+        <w:rPr>
+          <w:iCs/>
+          <w:i/>
+        </w:rPr>
+        <w:t xml:space="preserve">“</w:t>
+      </w:r>
+      <w:r>
+        <w:rPr>
+          <w:iCs/>
+          <w:i/>
+        </w:rPr>
+        <w:t xml:space="preserve">Stellar Cartography: maps the unmapped, and knows which charts are lies.</w:t>
+      </w:r>
+      <w:r>
+        <w:rPr>
+          <w:iCs/>
+          <w:i/>
+        </w:rPr>
+        <w:t xml:space="preserve">”</w:t>
+      </w:r>
+    </w:p>
+    <w:p>
+      <w:pPr>
+        <w:numPr>
+          <w:ilvl w:val="0"/>
+          <w:numId w:val="1024"/>
+        </w:numPr>
+        <w:pStyle w:val="Compact"/>
+      </w:pPr>
+      <w:r>
+        <w:rPr>
+          <w:bCs/>
+          <w:b/>
+        </w:rPr>
+        <w:t xml:space="preserve">Choose a group.</w:t>
+      </w:r>
+      <w:r>
+        <w:t xml:space="preserve"> </w:t>
+      </w:r>
+      <w:r>
+        <w:t xml:space="preserve">Pick the one it belongs with: Command (gold), Sciences (blue) or Operations (red). The group only sets your sheet’s colors and emblem.</w:t>
+      </w:r>
+    </w:p>
+    <w:p>
+      <w:pPr>
+        <w:numPr>
+          <w:ilvl w:val="0"/>
+          <w:numId w:val="1024"/>
+        </w:numPr>
+        <w:pStyle w:val="Compact"/>
+      </w:pPr>
+      <w:r>
+        <w:rPr>
+          <w:bCs/>
+          <w:b/>
+        </w:rPr>
+        <w:t xml:space="preserve">Pick four core skills.</w:t>
+      </w:r>
+      <w:r>
+        <w:t xml:space="preserve"> </w:t>
+      </w:r>
+      <w:r>
+        <w:t xml:space="preserve">The skills it can’t do without. Mark them Trained yourself in step 3 (the built-in departments do this for you); they count toward your normal Trained skills.</w:t>
+      </w:r>
+    </w:p>
+    <w:p>
+      <w:pPr>
+        <w:numPr>
+          <w:ilvl w:val="0"/>
+          <w:numId w:val="1024"/>
+        </w:numPr>
+        <w:pStyle w:val="Compact"/>
+      </w:pPr>
+      <w:r>
+        <w:rPr>
+          <w:bCs/>
+          <w:b/>
+        </w:rPr>
+        <w:t xml:space="preserve">Check it with the GM.</w:t>
+      </w:r>
+      <w:r>
+        <w:t xml:space="preserve"> </w:t>
+      </w:r>
+      <w:r>
+        <w:t xml:space="preserve">It should fit the setting and overlap the existing departments as little as possible. A custom department uses the officer training (a Specialty and nine Trained); enlisted crew belong to General Services.</w:t>
+      </w:r>
+    </w:p>
+    <w:p>
+      <w:pPr>
+        <w:pStyle w:val="FirstParagraph"/>
+      </w:pPr>
+      <w:r>
+        <w:rPr>
+          <w:bCs/>
+          <w:b/>
+        </w:rPr>
+        <w:t xml:space="preserve">In the creator:</w:t>
+      </w:r>
+      <w:r>
+        <w:t xml:space="preserve"> </w:t>
+      </w:r>
+      <w:r>
+        <w:t xml:space="preserve">in step 1, choose</w:t>
+      </w:r>
+      <w:r>
+        <w:t xml:space="preserve"> </w:t>
+      </w:r>
+      <w:r>
+        <w:rPr>
+          <w:bCs/>
+          <w:b/>
+        </w:rPr>
+        <w:t xml:space="preserve">Custom department…</w:t>
+      </w:r>
+      <w:r>
+        <w:t xml:space="preserve"> </w:t>
+      </w:r>
+      <w:r>
+        <w:t xml:space="preserve">at the end of the Department list, then enter its name and group. Write the description in</w:t>
+      </w:r>
+      <w:r>
+        <w:t xml:space="preserve"> </w:t>
+      </w:r>
+      <w:r>
+        <w:rPr>
+          <w:iCs/>
+          <w:i/>
+        </w:rPr>
+        <w:t xml:space="preserve">What you bring</w:t>
+      </w:r>
+      <w:r>
+        <w:t xml:space="preserve">.</w:t>
+      </w:r>
+    </w:p>
+    <w:bookmarkEnd w:id="102"/>
+    <w:bookmarkStart w:id="109" w:name="a-custom-species"/>
+    <w:p>
+      <w:pPr>
+        <w:pStyle w:val="Heading2"/>
+      </w:pPr>
+      <w:r>
+        <w:t xml:space="preserve">A custom species</w:t>
+      </w:r>
+    </w:p>
+    <w:p>
+      <w:pPr>
+        <w:pStyle w:val="FirstParagraph"/>
+      </w:pPr>
+      <w:r>
+        <w:t xml:space="preserve">Build it with the GM, one step at a time.</w:t>
+      </w:r>
+    </w:p>
+    <w:bookmarkStart w:id="103" w:name="the-concept"/>
+    <w:p>
+      <w:pPr>
+        <w:pStyle w:val="Heading3"/>
+      </w:pPr>
+      <w:r>
+        <w:t xml:space="preserve">1. The concept</w:t>
+      </w:r>
+    </w:p>
+    <w:p>
+      <w:pPr>
+        <w:pStyle w:val="FirstParagraph"/>
+      </w:pPr>
+      <w:r>
+        <w:t xml:space="preserve">Two or three sentences: where they come from, what sets them apart, and how others see them. It should be something the species in this book don’t already cover.</w:t>
+      </w:r>
+    </w:p>
+    <w:bookmarkEnd w:id="103"/>
+    <w:bookmarkStart w:id="104" w:name="attribute-adjustments"/>
+    <w:p>
+      <w:pPr>
+        <w:pStyle w:val="Heading3"/>
+      </w:pPr>
+      <w:r>
+        <w:t xml:space="preserve">2. Attribute adjustments</w:t>
+      </w:r>
+    </w:p>
+    <w:p>
+      <w:pPr>
+        <w:pStyle w:val="FirstParagraph"/>
+      </w:pPr>
+      <w:r>
+        <w:t xml:space="preserve">Give adjustments from</w:t>
+      </w:r>
+      <w:r>
+        <w:t xml:space="preserve"> </w:t>
+      </w:r>
+      <w:r>
+        <w:rPr>
+          <w:bCs/>
+          <w:b/>
+        </w:rPr>
+        <w:t xml:space="preserve">−2 to +2</w:t>
+      </w:r>
+      <w:r>
+        <w:t xml:space="preserve"> </w:t>
+      </w:r>
+      <w:r>
+        <w:t xml:space="preserve">per attribute that</w:t>
+      </w:r>
+      <w:r>
+        <w:t xml:space="preserve"> </w:t>
+      </w:r>
+      <w:r>
+        <w:rPr>
+          <w:bCs/>
+          <w:b/>
+        </w:rPr>
+        <w:t xml:space="preserve">total zero</w:t>
+      </w:r>
+      <w:r>
+        <w:t xml:space="preserve">: a +2 needs a −2 or two −1s. The adjustments move the attribute’s base (+1 starts it at 11) and raise its starting maximum (13 plus the bonus). Most species change two to four attributes.</w:t>
+      </w:r>
+    </w:p>
+    <w:bookmarkEnd w:id="104"/>
+    <w:bookmarkStart w:id="105" w:name="core-rules"/>
+    <w:p>
+      <w:pPr>
+        <w:pStyle w:val="Heading3"/>
+      </w:pPr>
+      <w:r>
+        <w:t xml:space="preserve">3. Core rules</w:t>
+      </w:r>
+    </w:p>
+    <w:p>
+      <w:pPr>
+        <w:pStyle w:val="FirstParagraph"/>
+      </w:pPr>
+      <w:r>
+        <w:t xml:space="preserve">One to three short rules that always apply: what they can do (see in the dark, resist cold, a free Trained skill) and what it costs (a weakness, a people’s distrust, a hazard they can’t abide). A strength with no drawback is worth more than it looks.</w:t>
+      </w:r>
+    </w:p>
+    <w:bookmarkEnd w:id="105"/>
+    <w:bookmarkStart w:id="106" w:name="species-advantages-1"/>
+    <w:p>
+      <w:pPr>
+        <w:pStyle w:val="Heading3"/>
+      </w:pPr>
+      <w:r>
+        <w:t xml:space="preserve">4. Species advantages</w:t>
+      </w:r>
+    </w:p>
+    <w:p>
+      <w:pPr>
+        <w:pStyle w:val="FirstParagraph"/>
+      </w:pPr>
+      <w:r>
+        <w:t xml:space="preserve">Write one to three. Each works like a general advantage:</w:t>
+      </w:r>
+      <w:r>
+        <w:t xml:space="preserve"> </w:t>
+      </w:r>
+      <w:r>
+        <w:rPr>
+          <w:bCs/>
+          <w:b/>
+        </w:rPr>
+        <w:t xml:space="preserve">+2 to one skill in a narrow situation</w:t>
+      </w:r>
+      <w:r>
+        <w:t xml:space="preserve">, or a small, limited permission (</w:t>
+      </w:r>
+      <w:r>
+        <w:t xml:space="preserve">“</w:t>
+      </w:r>
+      <w:r>
+        <w:t xml:space="preserve">once per scene…</w:t>
+      </w:r>
+      <w:r>
+        <w:t xml:space="preserve">”</w:t>
+      </w:r>
+      <w:r>
+        <w:t xml:space="preserve">). Each comes with a</w:t>
+      </w:r>
+      <w:r>
+        <w:t xml:space="preserve"> </w:t>
+      </w:r>
+      <w:r>
+        <w:rPr>
+          <w:bCs/>
+          <w:b/>
+        </w:rPr>
+        <w:t xml:space="preserve">companion complication</w:t>
+      </w:r>
+      <w:r>
+        <w:t xml:space="preserve">: a problem the trait causes, with a clear trigger and a real consequence, which earns a Duty point when it bites, like any complication. A character takes one advantage, general or species, so make them distinct choices.</w:t>
+      </w:r>
+    </w:p>
+    <w:bookmarkEnd w:id="106"/>
+    <w:bookmarkStart w:id="107" w:name="in-the-creator"/>
+    <w:p>
+      <w:pPr>
+        <w:pStyle w:val="Heading3"/>
+      </w:pPr>
+      <w:r>
+        <w:t xml:space="preserve">In the creator</w:t>
       </w:r>
     </w:p>
     <w:p>
@@ -24813,41 +20411,23 @@
         <w:pStyle w:val="Compact"/>
       </w:pPr>
       <w:r>
+        <w:t xml:space="preserve">In step 2, choose</w:t>
+      </w:r>
+      <w:r>
+        <w:t xml:space="preserve"> </w:t>
+      </w:r>
+      <w:r>
         <w:rPr>
           <w:bCs/>
           <w:b/>
         </w:rPr>
-        <w:t xml:space="preserve">Name it and describe it.</w:t>
-      </w:r>
-      <w:r>
-        <w:t xml:space="preserve"> </w:t>
-      </w:r>
-      <w:r>
-        <w:t xml:space="preserve">One sentence for what your character does that no one else does, in the style of the departments above:</w:t>
-      </w:r>
-      <w:r>
-        <w:t xml:space="preserve"> </w:t>
-      </w:r>
-      <w:r>
-        <w:rPr>
-          <w:iCs/>
-          <w:i/>
-        </w:rPr>
-        <w:t xml:space="preserve">“</w:t>
-      </w:r>
-      <w:r>
-        <w:rPr>
-          <w:iCs/>
-          <w:i/>
-        </w:rPr>
-        <w:t xml:space="preserve">Stellar Cartography: maps the unmapped, and knows which charts are lies.</w:t>
-      </w:r>
-      <w:r>
-        <w:rPr>
-          <w:iCs/>
-          <w:i/>
-        </w:rPr>
-        <w:t xml:space="preserve">”</w:t>
+        <w:t xml:space="preserve">Custom species…</w:t>
+      </w:r>
+      <w:r>
+        <w:t xml:space="preserve"> </w:t>
+      </w:r>
+      <w:r>
+        <w:t xml:space="preserve">at the end of the Species list.</w:t>
       </w:r>
     </w:p>
     <w:p>
@@ -24859,17 +20439,7 @@
         <w:pStyle w:val="Compact"/>
       </w:pPr>
       <w:r>
-        <w:rPr>
-          <w:bCs/>
-          <w:b/>
-        </w:rPr>
-        <w:t xml:space="preserve">Choose a group.</w:t>
-      </w:r>
-      <w:r>
-        <w:t xml:space="preserve"> </w:t>
-      </w:r>
-      <w:r>
-        <w:t xml:space="preserve">Pick the one it belongs with: Command (gold), Sciences (blue) or Operations (red). The group only sets your sheet’s colors and emblem.</w:t>
+        <w:t xml:space="preserve">Name it and set its adjustments. The checklist confirms they total zero.</w:t>
       </w:r>
     </w:p>
     <w:p>
@@ -24881,17 +20451,23 @@
         <w:pStyle w:val="Compact"/>
       </w:pPr>
       <w:r>
+        <w:t xml:space="preserve">Write its core rules in</w:t>
+      </w:r>
+      <w:r>
+        <w:t xml:space="preserve"> </w:t>
+      </w:r>
+      <w:r>
         <w:rPr>
           <w:bCs/>
           <w:b/>
         </w:rPr>
-        <w:t xml:space="preserve">Pick four core skills.</w:t>
-      </w:r>
-      <w:r>
-        <w:t xml:space="preserve"> </w:t>
-      </w:r>
-      <w:r>
-        <w:t xml:space="preserve">The skills it can’t do without. Mark them Trained yourself in step 3 (the built-in departments do this for you); they count toward your normal Trained skills.</w:t>
+        <w:t xml:space="preserve">Species ability (GM approval required)</w:t>
+      </w:r>
+      <w:r>
+        <w:t xml:space="preserve"> </w:t>
+      </w:r>
+      <w:r>
+        <w:t xml:space="preserve">in step 4.</w:t>
       </w:r>
     </w:p>
     <w:p>
@@ -24903,17 +20479,33 @@
         <w:pStyle w:val="Compact"/>
       </w:pPr>
       <w:r>
+        <w:t xml:space="preserve">In step 4, choose</w:t>
+      </w:r>
+      <w:r>
+        <w:t xml:space="preserve"> </w:t>
+      </w:r>
+      <w:r>
         <w:rPr>
           <w:bCs/>
           <w:b/>
         </w:rPr>
-        <w:t xml:space="preserve">Check it with the GM.</w:t>
-      </w:r>
-      <w:r>
-        <w:t xml:space="preserve"> </w:t>
-      </w:r>
-      <w:r>
-        <w:t xml:space="preserve">It should fit the setting and overlap the existing departments as little as possible. A custom department uses the officer training (a Specialty and nine Trained); enlisted crew belong to General Services.</w:t>
+        <w:t xml:space="preserve">Custom species advantage…</w:t>
+      </w:r>
+      <w:r>
+        <w:t xml:space="preserve"> </w:t>
+      </w:r>
+      <w:r>
+        <w:t xml:space="preserve">and enter the advantage and its companion complication.</w:t>
+      </w:r>
+    </w:p>
+    <w:bookmarkEnd w:id="107"/>
+    <w:bookmarkStart w:id="108" w:name="example"/>
+    <w:p>
+      <w:pPr>
+        <w:pStyle w:val="Heading3"/>
+      </w:pPr>
+      <w:r>
+        <w:t xml:space="preserve">Example</w:t>
       </w:r>
     </w:p>
     <w:p>
@@ -24925,13 +20517,55 @@
           <w:bCs/>
           <w:b/>
         </w:rPr>
-        <w:t xml:space="preserve">In the creator:</w:t>
-      </w:r>
-      <w:r>
-        <w:t xml:space="preserve"> </w:t>
-      </w:r>
-      <w:r>
-        <w:t xml:space="preserve">in step 1, choose</w:t>
+        <w:t xml:space="preserve">Kethari.</w:t>
+      </w:r>
+      <w:r>
+        <w:t xml:space="preserve"> </w:t>
+      </w:r>
+      <w:r>
+        <w:t xml:space="preserve">Tall, silver-scaled people from a high-gravity ocean world, newly allied with the Federation.</w:t>
+      </w:r>
+      <w:r>
+        <w:t xml:space="preserve"> </w:t>
+      </w:r>
+      <w:r>
+        <w:rPr>
+          <w:iCs/>
+          <w:i/>
+        </w:rPr>
+        <w:t xml:space="preserve">Adjustments:</w:t>
+      </w:r>
+      <w:r>
+        <w:t xml:space="preserve"> </w:t>
+      </w:r>
+      <w:r>
+        <w:t xml:space="preserve">Body +1, Agility −1.</w:t>
+      </w:r>
+      <w:r>
+        <w:t xml:space="preserve"> </w:t>
+      </w:r>
+      <w:r>
+        <w:rPr>
+          <w:iCs/>
+          <w:i/>
+        </w:rPr>
+        <w:t xml:space="preserve">Core rule:</w:t>
+      </w:r>
+      <w:r>
+        <w:t xml:space="preserve"> </w:t>
+      </w:r>
+      <w:r>
+        <w:t xml:space="preserve">high-gravity muscles: +1 to Athletics in normal gravity, but cold slows them (−1 to all rolls in freezing conditions).</w:t>
+      </w:r>
+      <w:r>
+        <w:t xml:space="preserve"> </w:t>
+      </w:r>
+      <w:r>
+        <w:rPr>
+          <w:iCs/>
+          <w:i/>
+        </w:rPr>
+        <w:t xml:space="preserve">Species advantage:</w:t>
       </w:r>
       <w:r>
         <w:t xml:space="preserve"> </w:t>
@@ -24941,13 +20575,10 @@
           <w:bCs/>
           <w:b/>
         </w:rPr>
-        <w:t xml:space="preserve">Custom department…</w:t>
-      </w:r>
-      <w:r>
-        <w:t xml:space="preserve"> </w:t>
-      </w:r>
-      <w:r>
-        <w:t xml:space="preserve">at the end of the Department list, then enter its name and group. Write the description in</w:t>
+        <w:t xml:space="preserve">Deep-Diver</w:t>
+      </w:r>
+      <w:r>
+        <w:t xml:space="preserve">: +2 to Athletics to swim and hold your breath.</w:t>
       </w:r>
       <w:r>
         <w:t xml:space="preserve"> </w:t>
@@ -24957,63 +20588,7 @@
           <w:iCs/>
           <w:i/>
         </w:rPr>
-        <w:t xml:space="preserve">What you bring</w:t>
-      </w:r>
-      <w:r>
-        <w:t xml:space="preserve">.</w:t>
-      </w:r>
-    </w:p>
-    <w:bookmarkEnd w:id="107"/>
-    <w:bookmarkStart w:id="114" w:name="a-custom-species"/>
-    <w:p>
-      <w:pPr>
-        <w:pStyle w:val="Heading2"/>
-      </w:pPr>
-      <w:r>
-        <w:t xml:space="preserve">A custom species</w:t>
-      </w:r>
-    </w:p>
-    <w:p>
-      <w:pPr>
-        <w:pStyle w:val="FirstParagraph"/>
-      </w:pPr>
-      <w:r>
-        <w:t xml:space="preserve">Build it with the GM, one step at a time.</w:t>
-      </w:r>
-    </w:p>
-    <w:bookmarkStart w:id="108" w:name="the-concept"/>
-    <w:p>
-      <w:pPr>
-        <w:pStyle w:val="Heading3"/>
-      </w:pPr>
-      <w:r>
-        <w:t xml:space="preserve">1. The concept</w:t>
-      </w:r>
-    </w:p>
-    <w:p>
-      <w:pPr>
-        <w:pStyle w:val="FirstParagraph"/>
-      </w:pPr>
-      <w:r>
-        <w:t xml:space="preserve">Two or three sentences: where they come from, what sets them apart, and how others see them. It should be something the species in this book don’t already cover.</w:t>
-      </w:r>
-    </w:p>
-    <w:bookmarkEnd w:id="108"/>
-    <w:bookmarkStart w:id="109" w:name="attribute-adjustments"/>
-    <w:p>
-      <w:pPr>
-        <w:pStyle w:val="Heading3"/>
-      </w:pPr>
-      <w:r>
-        <w:t xml:space="preserve">2. Attribute adjustments</w:t>
-      </w:r>
-    </w:p>
-    <w:p>
-      <w:pPr>
-        <w:pStyle w:val="FirstParagraph"/>
-      </w:pPr>
-      <w:r>
-        <w:t xml:space="preserve">Give adjustments from</w:t>
+        <w:t xml:space="preserve">Companion:</w:t>
       </w:r>
       <w:r>
         <w:t xml:space="preserve"> </w:t>
@@ -25023,318 +20598,16 @@
           <w:bCs/>
           <w:b/>
         </w:rPr>
-        <w:t xml:space="preserve">−2 to +2</w:t>
-      </w:r>
-      <w:r>
-        <w:t xml:space="preserve"> </w:t>
-      </w:r>
-      <w:r>
-        <w:t xml:space="preserve">per attribute that</w:t>
-      </w:r>
-      <w:r>
-        <w:t xml:space="preserve"> </w:t>
-      </w:r>
-      <w:r>
-        <w:rPr>
-          <w:bCs/>
-          <w:b/>
-        </w:rPr>
-        <w:t xml:space="preserve">total zero</w:t>
-      </w:r>
-      <w:r>
-        <w:t xml:space="preserve">: a +2 needs a −2 or two −1s. The adjustments move the attribute’s base (+1 starts it at 11) and raise its starting maximum (13 plus the bonus). Most species change two to four attributes.</w:t>
-      </w:r>
-    </w:p>
+        <w:t xml:space="preserve">Homesick for the Sea</w:t>
+      </w:r>
+      <w:r>
+        <w:t xml:space="preserve">: dry, cramped ships wear on you; when it matters, accept the short temper or the mistake.</w:t>
+      </w:r>
+    </w:p>
+    <w:bookmarkEnd w:id="108"/>
     <w:bookmarkEnd w:id="109"/>
-    <w:bookmarkStart w:id="110" w:name="core-rules"/>
-    <w:p>
-      <w:pPr>
-        <w:pStyle w:val="Heading3"/>
-      </w:pPr>
-      <w:r>
-        <w:t xml:space="preserve">3. Core rules</w:t>
-      </w:r>
-    </w:p>
-    <w:p>
-      <w:pPr>
-        <w:pStyle w:val="FirstParagraph"/>
-      </w:pPr>
-      <w:r>
-        <w:t xml:space="preserve">One to three short rules that always apply: what they can do (see in the dark, resist cold, a free Trained skill) and what it costs (a weakness, a people’s distrust, a hazard they can’t abide). A strength with no drawback is worth more than it looks.</w:t>
-      </w:r>
-    </w:p>
     <w:bookmarkEnd w:id="110"/>
-    <w:bookmarkStart w:id="111" w:name="species-advantages-1"/>
-    <w:p>
-      <w:pPr>
-        <w:pStyle w:val="Heading3"/>
-      </w:pPr>
-      <w:r>
-        <w:t xml:space="preserve">4. Species advantages</w:t>
-      </w:r>
-    </w:p>
-    <w:p>
-      <w:pPr>
-        <w:pStyle w:val="FirstParagraph"/>
-      </w:pPr>
-      <w:r>
-        <w:t xml:space="preserve">Write one to three. Each works like a general advantage:</w:t>
-      </w:r>
-      <w:r>
-        <w:t xml:space="preserve"> </w:t>
-      </w:r>
-      <w:r>
-        <w:rPr>
-          <w:bCs/>
-          <w:b/>
-        </w:rPr>
-        <w:t xml:space="preserve">+2 to one skill in a narrow situation</w:t>
-      </w:r>
-      <w:r>
-        <w:t xml:space="preserve">, or a small, limited permission (</w:t>
-      </w:r>
-      <w:r>
-        <w:t xml:space="preserve">“</w:t>
-      </w:r>
-      <w:r>
-        <w:t xml:space="preserve">once per scene…</w:t>
-      </w:r>
-      <w:r>
-        <w:t xml:space="preserve">”</w:t>
-      </w:r>
-      <w:r>
-        <w:t xml:space="preserve">). Each comes with a</w:t>
-      </w:r>
-      <w:r>
-        <w:t xml:space="preserve"> </w:t>
-      </w:r>
-      <w:r>
-        <w:rPr>
-          <w:bCs/>
-          <w:b/>
-        </w:rPr>
-        <w:t xml:space="preserve">companion complication</w:t>
-      </w:r>
-      <w:r>
-        <w:t xml:space="preserve">: a problem the trait causes, with a clear trigger and a real consequence, which earns a Duty point when it bites, like any complication. A character takes one advantage, general or species, so make them distinct choices.</w:t>
-      </w:r>
-    </w:p>
-    <w:bookmarkEnd w:id="111"/>
-    <w:bookmarkStart w:id="112" w:name="in-the-creator"/>
-    <w:p>
-      <w:pPr>
-        <w:pStyle w:val="Heading3"/>
-      </w:pPr>
-      <w:r>
-        <w:t xml:space="preserve">In the creator</w:t>
-      </w:r>
-    </w:p>
-    <w:p>
-      <w:pPr>
-        <w:numPr>
-          <w:ilvl w:val="0"/>
-          <w:numId w:val="1026"/>
-        </w:numPr>
-        <w:pStyle w:val="Compact"/>
-      </w:pPr>
-      <w:r>
-        <w:t xml:space="preserve">In step 2, choose</w:t>
-      </w:r>
-      <w:r>
-        <w:t xml:space="preserve"> </w:t>
-      </w:r>
-      <w:r>
-        <w:rPr>
-          <w:bCs/>
-          <w:b/>
-        </w:rPr>
-        <w:t xml:space="preserve">Custom species…</w:t>
-      </w:r>
-      <w:r>
-        <w:t xml:space="preserve"> </w:t>
-      </w:r>
-      <w:r>
-        <w:t xml:space="preserve">at the end of the Species list.</w:t>
-      </w:r>
-    </w:p>
-    <w:p>
-      <w:pPr>
-        <w:numPr>
-          <w:ilvl w:val="0"/>
-          <w:numId w:val="1026"/>
-        </w:numPr>
-        <w:pStyle w:val="Compact"/>
-      </w:pPr>
-      <w:r>
-        <w:t xml:space="preserve">Name it and set its adjustments. The checklist confirms they total zero.</w:t>
-      </w:r>
-    </w:p>
-    <w:p>
-      <w:pPr>
-        <w:numPr>
-          <w:ilvl w:val="0"/>
-          <w:numId w:val="1026"/>
-        </w:numPr>
-        <w:pStyle w:val="Compact"/>
-      </w:pPr>
-      <w:r>
-        <w:t xml:space="preserve">Write its core rules in</w:t>
-      </w:r>
-      <w:r>
-        <w:t xml:space="preserve"> </w:t>
-      </w:r>
-      <w:r>
-        <w:rPr>
-          <w:bCs/>
-          <w:b/>
-        </w:rPr>
-        <w:t xml:space="preserve">Species ability (GM approval required)</w:t>
-      </w:r>
-      <w:r>
-        <w:t xml:space="preserve"> </w:t>
-      </w:r>
-      <w:r>
-        <w:t xml:space="preserve">in step 4.</w:t>
-      </w:r>
-    </w:p>
-    <w:p>
-      <w:pPr>
-        <w:numPr>
-          <w:ilvl w:val="0"/>
-          <w:numId w:val="1026"/>
-        </w:numPr>
-        <w:pStyle w:val="Compact"/>
-      </w:pPr>
-      <w:r>
-        <w:t xml:space="preserve">In step 4, choose</w:t>
-      </w:r>
-      <w:r>
-        <w:t xml:space="preserve"> </w:t>
-      </w:r>
-      <w:r>
-        <w:rPr>
-          <w:bCs/>
-          <w:b/>
-        </w:rPr>
-        <w:t xml:space="preserve">Custom species advantage…</w:t>
-      </w:r>
-      <w:r>
-        <w:t xml:space="preserve"> </w:t>
-      </w:r>
-      <w:r>
-        <w:t xml:space="preserve">and enter the advantage and its companion complication.</w:t>
-      </w:r>
-    </w:p>
-    <w:bookmarkEnd w:id="112"/>
-    <w:bookmarkStart w:id="113" w:name="example"/>
-    <w:p>
-      <w:pPr>
-        <w:pStyle w:val="Heading3"/>
-      </w:pPr>
-      <w:r>
-        <w:t xml:space="preserve">Example</w:t>
-      </w:r>
-    </w:p>
-    <w:p>
-      <w:pPr>
-        <w:pStyle w:val="FirstParagraph"/>
-      </w:pPr>
-      <w:r>
-        <w:rPr>
-          <w:bCs/>
-          <w:b/>
-        </w:rPr>
-        <w:t xml:space="preserve">Kethari.</w:t>
-      </w:r>
-      <w:r>
-        <w:t xml:space="preserve"> </w:t>
-      </w:r>
-      <w:r>
-        <w:t xml:space="preserve">Tall, silver-scaled people from a high-gravity ocean world, newly allied with the Federation.</w:t>
-      </w:r>
-      <w:r>
-        <w:t xml:space="preserve"> </w:t>
-      </w:r>
-      <w:r>
-        <w:rPr>
-          <w:iCs/>
-          <w:i/>
-        </w:rPr>
-        <w:t xml:space="preserve">Adjustments:</w:t>
-      </w:r>
-      <w:r>
-        <w:t xml:space="preserve"> </w:t>
-      </w:r>
-      <w:r>
-        <w:t xml:space="preserve">Body +1, Agility −1.</w:t>
-      </w:r>
-      <w:r>
-        <w:t xml:space="preserve"> </w:t>
-      </w:r>
-      <w:r>
-        <w:rPr>
-          <w:iCs/>
-          <w:i/>
-        </w:rPr>
-        <w:t xml:space="preserve">Core rule:</w:t>
-      </w:r>
-      <w:r>
-        <w:t xml:space="preserve"> </w:t>
-      </w:r>
-      <w:r>
-        <w:t xml:space="preserve">high-gravity muscles: +1 to Athletics in normal gravity, but cold slows them (−1 to all rolls in freezing conditions).</w:t>
-      </w:r>
-      <w:r>
-        <w:t xml:space="preserve"> </w:t>
-      </w:r>
-      <w:r>
-        <w:rPr>
-          <w:iCs/>
-          <w:i/>
-        </w:rPr>
-        <w:t xml:space="preserve">Species advantage:</w:t>
-      </w:r>
-      <w:r>
-        <w:t xml:space="preserve"> </w:t>
-      </w:r>
-      <w:r>
-        <w:rPr>
-          <w:bCs/>
-          <w:b/>
-        </w:rPr>
-        <w:t xml:space="preserve">Deep-Diver</w:t>
-      </w:r>
-      <w:r>
-        <w:t xml:space="preserve">: +2 to Athletics to swim and hold your breath.</w:t>
-      </w:r>
-      <w:r>
-        <w:t xml:space="preserve"> </w:t>
-      </w:r>
-      <w:r>
-        <w:rPr>
-          <w:iCs/>
-          <w:i/>
-        </w:rPr>
-        <w:t xml:space="preserve">Companion:</w:t>
-      </w:r>
-      <w:r>
-        <w:t xml:space="preserve"> </w:t>
-      </w:r>
-      <w:r>
-        <w:rPr>
-          <w:bCs/>
-          <w:b/>
-        </w:rPr>
-        <w:t xml:space="preserve">Homesick for the Sea</w:t>
-      </w:r>
-      <w:r>
-        <w:t xml:space="preserve">: dry, cramped ships wear on you; when it matters, accept the short temper or the mistake.</w:t>
-      </w:r>
-    </w:p>
-    <w:bookmarkEnd w:id="113"/>
-    <w:bookmarkEnd w:id="114"/>
-    <w:bookmarkEnd w:id="115"/>
-    <w:bookmarkStart w:id="117" w:name="complications"/>
+    <w:bookmarkStart w:id="112" w:name="complications"/>
     <w:p>
       <w:pPr>
         <w:pStyle w:val="Heading1"/>
@@ -25948,7 +21221,7 @@
         </w:tc>
       </w:tr>
     </w:tbl>
-    <w:bookmarkStart w:id="116" w:name="using-and-revising-traits"/>
+    <w:bookmarkStart w:id="111" w:name="using-and-revising-traits"/>
     <w:p>
       <w:pPr>
         <w:pStyle w:val="Heading2"/>
@@ -25965,9 +21238,9 @@
         <w:t xml:space="preserve">General advantages and complications describe individual crew members and can suit any species when appropriate. A Vulcan might choose Mental Discipline as a general advantage; species advantages are the only traits tied to a species. At a mission milestone, revise a trait when events change the character. Custom advantages follow the same narrow +2 benefit; custom complications need a clear trigger and a meaningful, accepted consequence.</w:t>
       </w:r>
     </w:p>
-    <w:bookmarkEnd w:id="116"/>
-    <w:bookmarkEnd w:id="117"/>
-    <w:bookmarkStart w:id="121" w:name="quick-reference"/>
+    <w:bookmarkEnd w:id="111"/>
+    <w:bookmarkEnd w:id="112"/>
+    <w:bookmarkStart w:id="116" w:name="quick-reference"/>
     <w:p>
       <w:pPr>
         <w:pStyle w:val="Heading1"/>
@@ -25976,7 +21249,7 @@
         <w:t xml:space="preserve">Quick reference</w:t>
       </w:r>
     </w:p>
-    <w:bookmarkStart w:id="118" w:name="will-and-mental-resistance"/>
+    <w:bookmarkStart w:id="113" w:name="will-and-mental-resistance"/>
     <w:p>
       <w:pPr>
         <w:pStyle w:val="Heading2"/>
@@ -26009,8 +21282,8 @@
         <w:t xml:space="preserve">Will protects your resolve; Presence influences others. Leadership and Diplomacy still use Presence. Species adjustments may change your starting Will, but mental advantages apply only to their agreed, narrow circumstances.</w:t>
       </w:r>
     </w:p>
-    <w:bookmarkEnd w:id="118"/>
-    <w:bookmarkStart w:id="119" w:name="at-the-table"/>
+    <w:bookmarkEnd w:id="113"/>
+    <w:bookmarkStart w:id="114" w:name="at-the-table"/>
     <w:p>
       <w:pPr>
         <w:pStyle w:val="Heading2"/>
@@ -26023,7 +21296,7 @@
       <w:pPr>
         <w:numPr>
           <w:ilvl w:val="0"/>
-          <w:numId w:val="1027"/>
+          <w:numId w:val="1026"/>
         </w:numPr>
         <w:pStyle w:val="Compact"/>
       </w:pPr>
@@ -26035,7 +21308,7 @@
       <w:pPr>
         <w:numPr>
           <w:ilvl w:val="0"/>
-          <w:numId w:val="1027"/>
+          <w:numId w:val="1026"/>
         </w:numPr>
         <w:pStyle w:val="Compact"/>
       </w:pPr>
@@ -26047,7 +21320,7 @@
       <w:pPr>
         <w:numPr>
           <w:ilvl w:val="0"/>
-          <w:numId w:val="1027"/>
+          <w:numId w:val="1026"/>
         </w:numPr>
         <w:pStyle w:val="Compact"/>
       </w:pPr>
@@ -26059,7 +21332,7 @@
       <w:pPr>
         <w:numPr>
           <w:ilvl w:val="0"/>
-          <w:numId w:val="1027"/>
+          <w:numId w:val="1026"/>
         </w:numPr>
         <w:pStyle w:val="Compact"/>
       </w:pPr>
@@ -26071,7 +21344,7 @@
       <w:pPr>
         <w:numPr>
           <w:ilvl w:val="0"/>
-          <w:numId w:val="1027"/>
+          <w:numId w:val="1026"/>
         </w:numPr>
         <w:pStyle w:val="Compact"/>
       </w:pPr>
@@ -26079,8 +21352,8 @@
         <w:t xml:space="preserve">Apply the result and describe what changes.</w:t>
       </w:r>
     </w:p>
-    <w:bookmarkEnd w:id="119"/>
-    <w:bookmarkStart w:id="120" w:name="summary"/>
+    <w:bookmarkEnd w:id="114"/>
+    <w:bookmarkStart w:id="115" w:name="summary"/>
     <w:p>
       <w:pPr>
         <w:pStyle w:val="Heading2"/>
@@ -26323,8 +21596,8 @@
         <w:t xml:space="preserve">start each session with two. Spend one to reroll, reduce an injury by one box, or establish a plausible preparation. Earn one when an accepted complication, including a companion complication, creates a meaningful problem.</w:t>
       </w:r>
     </w:p>
-    <w:bookmarkEnd w:id="120"/>
-    <w:bookmarkEnd w:id="121"/>
+    <w:bookmarkEnd w:id="115"/>
+    <w:bookmarkEnd w:id="116"/>
     <w:sectPr/>
   </w:body>
 </w:document>
@@ -26698,9 +21971,6 @@
     <w:abstractNumId w:val="991"/>
   </w:num>
   <w:num w:numId="1017">
-    <w:abstractNumId w:val="991"/>
-  </w:num>
-  <w:num w:numId="1018">
     <w:abstractNumId w:val="99411"/>
     <w:lvlOverride w:ilvl="0">
       <w:startOverride w:val="1"/>
@@ -26730,6 +22000,9 @@
       <w:startOverride w:val="1"/>
     </w:lvlOverride>
   </w:num>
+  <w:num w:numId="1018">
+    <w:abstractNumId w:val="991"/>
+  </w:num>
   <w:num w:numId="1019">
     <w:abstractNumId w:val="991"/>
   </w:num>
@@ -26746,7 +22019,34 @@
     <w:abstractNumId w:val="991"/>
   </w:num>
   <w:num w:numId="1024">
-    <w:abstractNumId w:val="991"/>
+    <w:abstractNumId w:val="99411"/>
+    <w:lvlOverride w:ilvl="0">
+      <w:startOverride w:val="1"/>
+    </w:lvlOverride>
+    <w:lvlOverride w:ilvl="1">
+      <w:startOverride w:val="1"/>
+    </w:lvlOverride>
+    <w:lvlOverride w:ilvl="2">
+      <w:startOverride w:val="1"/>
+    </w:lvlOverride>
+    <w:lvlOverride w:ilvl="3">
+      <w:startOverride w:val="1"/>
+    </w:lvlOverride>
+    <w:lvlOverride w:ilvl="4">
+      <w:startOverride w:val="1"/>
+    </w:lvlOverride>
+    <w:lvlOverride w:ilvl="5">
+      <w:startOverride w:val="1"/>
+    </w:lvlOverride>
+    <w:lvlOverride w:ilvl="6">
+      <w:startOverride w:val="1"/>
+    </w:lvlOverride>
+    <w:lvlOverride w:ilvl="7">
+      <w:startOverride w:val="1"/>
+    </w:lvlOverride>
+    <w:lvlOverride w:ilvl="8">
+      <w:startOverride w:val="1"/>
+    </w:lvlOverride>
   </w:num>
   <w:num w:numId="1025">
     <w:abstractNumId w:val="99411"/>
@@ -26779,36 +22079,6 @@
     </w:lvlOverride>
   </w:num>
   <w:num w:numId="1026">
-    <w:abstractNumId w:val="99411"/>
-    <w:lvlOverride w:ilvl="0">
-      <w:startOverride w:val="1"/>
-    </w:lvlOverride>
-    <w:lvlOverride w:ilvl="1">
-      <w:startOverride w:val="1"/>
-    </w:lvlOverride>
-    <w:lvlOverride w:ilvl="2">
-      <w:startOverride w:val="1"/>
-    </w:lvlOverride>
-    <w:lvlOverride w:ilvl="3">
-      <w:startOverride w:val="1"/>
-    </w:lvlOverride>
-    <w:lvlOverride w:ilvl="4">
-      <w:startOverride w:val="1"/>
-    </w:lvlOverride>
-    <w:lvlOverride w:ilvl="5">
-      <w:startOverride w:val="1"/>
-    </w:lvlOverride>
-    <w:lvlOverride w:ilvl="6">
-      <w:startOverride w:val="1"/>
-    </w:lvlOverride>
-    <w:lvlOverride w:ilvl="7">
-      <w:startOverride w:val="1"/>
-    </w:lvlOverride>
-    <w:lvlOverride w:ilvl="8">
-      <w:startOverride w:val="1"/>
-    </w:lvlOverride>
-  </w:num>
-  <w:num w:numId="1027">
     <w:abstractNumId w:val="99411"/>
     <w:lvlOverride w:ilvl="0">
       <w:startOverride w:val="1"/>

--- a/uss-pelion/USS_Pelion_Players_Guide.docx
+++ b/uss-pelion/USS_Pelion_Players_Guide.docx
@@ -333,6 +333,28 @@
       </w:r>
       <w:r>
         <w:t xml:space="preserve">, an optional rule for grievous wounds.</w:t>
+      </w:r>
+    </w:p>
+    <w:p>
+      <w:pPr>
+        <w:numPr>
+          <w:ilvl w:val="0"/>
+          <w:numId w:val="1001"/>
+        </w:numPr>
+        <w:pStyle w:val="Compact"/>
+      </w:pPr>
+      <w:r>
+        <w:rPr>
+          <w:bCs/>
+          <w:b/>
+        </w:rPr>
+        <w:t xml:space="preserve">Move and reach:</w:t>
+      </w:r>
+      <w:r>
+        <w:t xml:space="preserve"> </w:t>
+      </w:r>
+      <w:r>
+        <w:t xml:space="preserve">how far you move in a turn, how injury and hard going slow you, and how far a weapon in hand reaches.</w:t>
       </w:r>
     </w:p>
     <w:p>
@@ -2138,6 +2160,27 @@
         <w:t xml:space="preserve">You cannot lower an attribute below its species base to gain points.</w:t>
       </w:r>
     </w:p>
+    <w:p>
+      <w:pPr>
+        <w:pStyle w:val="FirstParagraph"/>
+      </w:pPr>
+      <w:r>
+        <w:t xml:space="preserve">Your species can also change how fast you move. Only the Lanthanite does, at Move −1; see</w:t>
+      </w:r>
+      <w:r>
+        <w:t xml:space="preserve"> </w:t>
+      </w:r>
+      <w:r>
+        <w:rPr>
+          <w:iCs/>
+          <w:i/>
+        </w:rPr>
+        <w:t xml:space="preserve">Move and reach</w:t>
+      </w:r>
+      <w:r>
+        <w:t xml:space="preserve">.</w:t>
+      </w:r>
+    </w:p>
     <w:bookmarkEnd w:id="27"/>
     <w:bookmarkStart w:id="28" w:name="species-descriptions"/>
     <w:p>
@@ -2271,7 +2314,7 @@
         <w:t xml:space="preserve"> </w:t>
       </w:r>
       <w:r>
-        <w:t xml:space="preserve">Extremely long-lived people who look human and have quietly lived on Earth for millennia, like Pelia. Centuries of experience; a body that dislikes hurrying.</w:t>
+        <w:t xml:space="preserve">Extremely long-lived people who look human and have quietly lived on Earth for millennia, like Pelia. Centuries of experience; a body that dislikes hurrying: Move −1.</w:t>
       </w:r>
     </w:p>
     <w:p>
@@ -2944,7 +2987,36 @@
         <w:pStyle w:val="FirstParagraph"/>
       </w:pPr>
       <w:r>
-        <w:t xml:space="preserve">Your Dodge is Agility −2, plus your Athletics training bonus: +0 if Untrained, +1 if Trained, or +2 if a Specialty. Your Parry is Unarmed Combat −3, and your Block Unarmed Combat −2. Begin uninjured, with two Duty points and your assigned equipment. Describe one connection to another crew member.</w:t>
+        <w:t xml:space="preserve">Your Dodge is Agility −2, plus your Athletics training bonus: +0 if Untrained, +1 if Trained, or +2 if a Specialty. Your Parry is Unarmed Combat −3, and your Block Unarmed Combat −2. Your</w:t>
+      </w:r>
+      <w:r>
+        <w:t xml:space="preserve"> </w:t>
+      </w:r>
+      <w:r>
+        <w:rPr>
+          <w:bCs/>
+          <w:b/>
+        </w:rPr>
+        <w:t xml:space="preserve">Move</w:t>
+      </w:r>
+      <w:r>
+        <w:t xml:space="preserve"> </w:t>
+      </w:r>
+      <w:r>
+        <w:t xml:space="preserve">is 5 yards, +1 for every 2 points of Agility + Body above 20, plus the same Athletics bonus and your species’ speed, if it has one (see</w:t>
+      </w:r>
+      <w:r>
+        <w:t xml:space="preserve"> </w:t>
+      </w:r>
+      <w:r>
+        <w:rPr>
+          <w:iCs/>
+          <w:i/>
+        </w:rPr>
+        <w:t xml:space="preserve">Move and reach</w:t>
+      </w:r>
+      <w:r>
+        <w:t xml:space="preserve">). Begin uninjured, with two Duty points and your assigned equipment. Describe one connection to another crew member.</w:t>
       </w:r>
     </w:p>
     <w:bookmarkStart w:id="35" w:name="top-10-connections-to-a-crewmate"/>
@@ -3267,6 +3339,22 @@
       </w:r>
       <w:r>
         <w:t xml:space="preserve">Athletics is Untrained, so Dodge is 8.</w:t>
+      </w:r>
+      <w:r>
+        <w:t xml:space="preserve"> </w:t>
+      </w:r>
+      <w:r>
+        <w:rPr>
+          <w:bCs/>
+          <w:b/>
+        </w:rPr>
+        <w:t xml:space="preserve">Move:</w:t>
+      </w:r>
+      <w:r>
+        <w:t xml:space="preserve"> </w:t>
+      </w:r>
+      <w:r>
+        <w:t xml:space="preserve">Agility + Body is 20, so Move is 5 yards.</w:t>
       </w:r>
     </w:p>
     <w:p>
@@ -4302,7 +4390,23 @@
         <w:pStyle w:val="FirstParagraph"/>
       </w:pPr>
       <w:r>
-        <w:t xml:space="preserve">Equipment makes tasks possible rather than easier. Ordinary equipment grants no blanket bonus; exceptional tools or preparation may justify +2. Missing essential tools can make a task impossible, or very difficult (−4) when the GM finds an attempt plausible. Every crew member carries a communicator; the rest is issued for the mission.</w:t>
+        <w:t xml:space="preserve">Equipment makes tasks possible rather than easier. Ordinary equipment grants no blanket bonus. A</w:t>
+      </w:r>
+      <w:r>
+        <w:t xml:space="preserve"> </w:t>
+      </w:r>
+      <w:r>
+        <w:rPr>
+          <w:bCs/>
+          <w:b/>
+        </w:rPr>
+        <w:t xml:space="preserve">fine weapon or tool</w:t>
+      </w:r>
+      <w:r>
+        <w:t xml:space="preserve"> </w:t>
+      </w:r>
+      <w:r>
+        <w:t xml:space="preserve">grants +2 to one narrowly defined use of a named skill, agreed when chosen. It does not stack with an advantage bonus on the same roll and never improves Dodge, Parry, or Block. A Vulcan resonator kit might give +2 to Electronics for tuning a sensor array, but not to every repair; a surgeon’s own laser scalpel set +2 to Medicine for field surgery, but not to diagnosis. Missing essential tools can make a task impossible, or very difficult (−4) when the GM finds an attempt plausible. Every crew member carries a communicator; the rest is issued for the mission.</w:t>
       </w:r>
     </w:p>
     <w:tbl>
@@ -5335,7 +5439,7 @@
     </w:p>
     <w:bookmarkEnd w:id="48"/>
     <w:bookmarkEnd w:id="49"/>
-    <w:bookmarkStart w:id="60" w:name="personal-combat"/>
+    <w:bookmarkStart w:id="61" w:name="personal-combat"/>
     <w:p>
       <w:pPr>
         <w:pStyle w:val="Heading1"/>
@@ -5358,7 +5462,36 @@
         <w:pStyle w:val="FirstParagraph"/>
       </w:pPr>
       <w:r>
-        <w:t xml:space="preserve">Act in descending Agility order. Players choose the order of tied crew members; the GM resolves other ties. A round lasts a few seconds. On your turn, move a short distance and take one meaningful action, such as attacking, using equipment, helping, or attempting a task. The GM judges movement by the scene; there is no fixed grid scale.</w:t>
+        <w:t xml:space="preserve">Act in descending Agility order. Players choose the order of tied crew members; the GM resolves other ties. A round lasts a few seconds. On your turn, move up to your</w:t>
+      </w:r>
+      <w:r>
+        <w:t xml:space="preserve"> </w:t>
+      </w:r>
+      <w:r>
+        <w:rPr>
+          <w:bCs/>
+          <w:b/>
+        </w:rPr>
+        <w:t xml:space="preserve">Move</w:t>
+      </w:r>
+      <w:r>
+        <w:t xml:space="preserve"> </w:t>
+      </w:r>
+      <w:r>
+        <w:t xml:space="preserve">(see</w:t>
+      </w:r>
+      <w:r>
+        <w:t xml:space="preserve"> </w:t>
+      </w:r>
+      <w:r>
+        <w:rPr>
+          <w:iCs/>
+          <w:i/>
+        </w:rPr>
+        <w:t xml:space="preserve">Move and reach</w:t>
+      </w:r>
+      <w:r>
+        <w:t xml:space="preserve">) and take one meaningful action, such as attacking, using equipment, helping, or attempting a task.</w:t>
       </w:r>
     </w:p>
     <w:bookmarkEnd w:id="50"/>
@@ -5411,23 +5544,7 @@
         <w:t xml:space="preserve"> </w:t>
       </w:r>
       <w:r>
-        <w:t xml:space="preserve">A target gets one defense a round, between its turns, and chooses which when an attack hits. The</w:t>
-      </w:r>
-      <w:r>
-        <w:t xml:space="preserve"> </w:t>
-      </w:r>
-      <w:r>
-        <w:rPr>
-          <w:bCs/>
-          <w:b/>
-        </w:rPr>
-        <w:t xml:space="preserve">Additional Defense</w:t>
-      </w:r>
-      <w:r>
-        <w:t xml:space="preserve"> </w:t>
-      </w:r>
-      <w:r>
-        <w:t xml:space="preserve">advantage gives a second.</w:t>
+        <w:t xml:space="preserve">A target gets one defense a round, between its turns, and chooses which when an attack hits.</w:t>
       </w:r>
     </w:p>
     <w:p>
@@ -5443,13 +5560,13 @@
           <w:bCs/>
           <w:b/>
         </w:rPr>
-        <w:t xml:space="preserve">Dodge</w:t>
-      </w:r>
-      <w:r>
-        <w:t xml:space="preserve"> </w:t>
-      </w:r>
-      <w:r>
-        <w:t xml:space="preserve">is Agility −2, with +1 for Trained Athletics or +2 for Athletics as a Specialty or Expert. Untrained Athletics adds nothing; use the training level, not the final Athletics score.</w:t>
+        <w:t xml:space="preserve">Additional Defense.</w:t>
+      </w:r>
+      <w:r>
+        <w:t xml:space="preserve"> </w:t>
+      </w:r>
+      <w:r>
+        <w:t xml:space="preserve">With this advantage you may attempt a second defense each round at −2, in addition to attack-quality and injury penalties. You cannot defend twice against the same attack.</w:t>
       </w:r>
     </w:p>
     <w:p>
@@ -5465,13 +5582,13 @@
           <w:bCs/>
           <w:b/>
         </w:rPr>
-        <w:t xml:space="preserve">Parry.</w:t>
-      </w:r>
-      <w:r>
-        <w:t xml:space="preserve"> </w:t>
-      </w:r>
-      <w:r>
-        <w:t xml:space="preserve">Against a weapon in hand or fists, roll Unarmed Combat −3 with a weapon in hand: a d’k tahg, a lirpa, a length of pipe. Bare-handed, Unarmed Combat −3 parries fists only. A second parry in the same round (with Additional Defense) is a further −2. Nobody parries a phaser beam or a disruptor bolt.</w:t>
+        <w:t xml:space="preserve">Dodge</w:t>
+      </w:r>
+      <w:r>
+        <w:t xml:space="preserve"> </w:t>
+      </w:r>
+      <w:r>
+        <w:t xml:space="preserve">is Agility −2, with +1 for Trained Athletics or +2 for Athletics as a Specialty or Expert. Untrained Athletics adds nothing; use the training level, not the final Athletics score.</w:t>
       </w:r>
     </w:p>
     <w:p>
@@ -5487,13 +5604,13 @@
           <w:bCs/>
           <w:b/>
         </w:rPr>
-        <w:t xml:space="preserve">Block.</w:t>
-      </w:r>
-      <w:r>
-        <w:t xml:space="preserve"> </w:t>
-      </w:r>
-      <w:r>
-        <w:t xml:space="preserve">With anything that can stand in for a shield (a chair, a crate lid, a torn-off panel), you can block a weapon in hand, fists or a thrown weapon: roll Unarmed Combat −2. Nothing you can lift blocks an energy weapon. An improvised shield breaks the first time it blocks a hit of 2 or more boxes.</w:t>
+        <w:t xml:space="preserve">Parry.</w:t>
+      </w:r>
+      <w:r>
+        <w:t xml:space="preserve"> </w:t>
+      </w:r>
+      <w:r>
+        <w:t xml:space="preserve">Against a weapon in hand or fists, roll Unarmed Combat −3 with a weapon in hand: a d’k tahg, a lirpa, a length of pipe. Bare-handed, Unarmed Combat −3 parries fists only. Nobody parries a phaser beam or a disruptor bolt.</w:t>
       </w:r>
     </w:p>
     <w:p>
@@ -5509,13 +5626,13 @@
           <w:bCs/>
           <w:b/>
         </w:rPr>
-        <w:t xml:space="preserve">Attack quality.</w:t>
-      </w:r>
-      <w:r>
-        <w:t xml:space="preserve"> </w:t>
-      </w:r>
-      <w:r>
-        <w:t xml:space="preserve">A clean hit is harder to escape. When an attack succeeds by 3 or 4, the defense is at −1; by 5 or 6, −2; by 7 or more, −3.</w:t>
+        <w:t xml:space="preserve">Block.</w:t>
+      </w:r>
+      <w:r>
+        <w:t xml:space="preserve"> </w:t>
+      </w:r>
+      <w:r>
+        <w:t xml:space="preserve">With anything that can stand in for a shield (a chair, a crate lid, a torn-off panel), you can block a weapon in hand, fists or a thrown weapon: roll Unarmed Combat −2. Nothing you can lift blocks an energy weapon. An improvised shield breaks the first time it blocks a hit of 2 or more boxes.</w:t>
       </w:r>
     </w:p>
     <w:p>
@@ -5531,6 +5648,28 @@
           <w:bCs/>
           <w:b/>
         </w:rPr>
+        <w:t xml:space="preserve">Attack quality.</w:t>
+      </w:r>
+      <w:r>
+        <w:t xml:space="preserve"> </w:t>
+      </w:r>
+      <w:r>
+        <w:t xml:space="preserve">A clean hit is harder to escape. When an attack succeeds by 3 or 4, the defense is at −1; by 5 or 6, −2; by 7 or more, −3.</w:t>
+      </w:r>
+    </w:p>
+    <w:p>
+      <w:pPr>
+        <w:numPr>
+          <w:ilvl w:val="0"/>
+          <w:numId w:val="1008"/>
+        </w:numPr>
+        <w:pStyle w:val="Compact"/>
+      </w:pPr>
+      <w:r>
+        <w:rPr>
+          <w:bCs/>
+          <w:b/>
+        </w:rPr>
         <w:t xml:space="preserve">Aim.</w:t>
       </w:r>
       <w:r>
@@ -5668,7 +5807,7 @@
         <w:t xml:space="preserve"> </w:t>
       </w:r>
       <w:r>
-        <w:t xml:space="preserve">Before rolling, name the effect you want and take −2 on the attack, or −4 for a small target (a hand, a phaser, a control panel, a power cell). If the attack hits at all, the effect happens, whatever the margin.</w:t>
+        <w:t xml:space="preserve">Before rolling, name an effect your weapon can deliver and take −2 on the attack, or −4 for a small target (a hand, a phaser, a control panel, a power cell). If the attack hits at all, the effect happens, whatever the margin.</w:t>
       </w:r>
       <w:r>
         <w:t xml:space="preserve"> </w:t>
@@ -5729,386 +5868,6 @@
       </w:r>
       <w:r>
         <w:t xml:space="preserve">Klingons, pirates and stranger things land telling hits on the crew too.</w:t>
-      </w:r>
-    </w:p>
-    <w:tbl>
-      <w:tblPr>
-        <w:tblStyle w:val="Table"/>
-        <w:tblW w:type="pct" w:w="5000"/>
-        <w:tblLook w:firstRow="1" w:lastRow="0" w:firstColumn="0" w:lastColumn="0" w:noHBand="0" w:noVBand="0" w:val="0020"/>
-        <w:jc w:val="start"/>
-        <w:tblBorders>
-          <w:top w:val="single" w:sz="4" w:color="B8C2D3"/>
-          <w:left w:val="single" w:sz="4" w:color="B8C2D3"/>
-          <w:bottom w:val="single" w:sz="4" w:color="B8C2D3"/>
-          <w:right w:val="single" w:sz="4" w:color="B8C2D3"/>
-          <w:insideH w:val="single" w:sz="4" w:color="B8C2D3"/>
-          <w:insideV w:val="single" w:sz="4" w:color="B8C2D3"/>
-        </w:tblBorders>
-      </w:tblPr>
-      <w:tblGrid>
-        <w:gridCol w:w="3960"/>
-        <w:gridCol w:w="3960"/>
-      </w:tblGrid>
-      <w:tr>
-        <w:trPr>
-          <w:tblHeader w:val="true"/>
-        </w:trPr>
-        <w:tc>
-          <w:tcPr>
-            <w:shd w:val="clear" w:fill="E9EEF6"/>
-          </w:tcPr>
-          <w:p>
-            <w:pPr>
-              <w:pStyle w:val="Compact"/>
-              <w:jc w:val="left"/>
-            </w:pPr>
-            <w:r>
-              <w:rPr>
-                <w:b/>
-                <w:sz w:val="19"/>
-              </w:rPr>
-              <w:t xml:space="preserve">Effect</w:t>
-            </w:r>
-          </w:p>
-        </w:tc>
-        <w:tc>
-          <w:tcPr>
-            <w:shd w:val="clear" w:fill="E9EEF6"/>
-          </w:tcPr>
-          <w:p>
-            <w:pPr>
-              <w:pStyle w:val="Compact"/>
-              <w:jc w:val="left"/>
-            </w:pPr>
-            <w:r>
-              <w:rPr>
-                <w:b/>
-                <w:sz w:val="19"/>
-              </w:rPr>
-              <w:t xml:space="preserve">What happens</w:t>
-            </w:r>
-          </w:p>
-        </w:tc>
-      </w:tr>
-      <w:tr>
-        <w:tc>
-          <w:tcPr/>
-          <w:p>
-            <w:pPr>
-              <w:pStyle w:val="Compact"/>
-              <w:jc w:val="left"/>
-            </w:pPr>
-            <w:r>
-              <w:rPr>
-                <w:b/>
-                <w:sz w:val="19"/>
-              </w:rPr>
-              <w:t xml:space="preserve">Disarm</w:t>
-            </w:r>
-          </w:p>
-        </w:tc>
-        <w:tc>
-          <w:tcPr/>
-          <w:p>
-            <w:pPr>
-              <w:pStyle w:val="Compact"/>
-              <w:jc w:val="left"/>
-            </w:pPr>
-            <w:r>
-              <w:rPr>
-                <w:sz w:val="19"/>
-              </w:rPr>
-              <w:t xml:space="preserve">The weapon or held item drops, or flies a few yards away</w:t>
-            </w:r>
-          </w:p>
-        </w:tc>
-      </w:tr>
-      <w:tr>
-        <w:tc>
-          <w:tcPr/>
-          <w:p>
-            <w:pPr>
-              <w:pStyle w:val="Compact"/>
-              <w:jc w:val="left"/>
-            </w:pPr>
-            <w:r>
-              <w:rPr>
-                <w:b/>
-                <w:sz w:val="19"/>
-              </w:rPr>
-              <w:t xml:space="preserve">Knock down</w:t>
-            </w:r>
-          </w:p>
-        </w:tc>
-        <w:tc>
-          <w:tcPr/>
-          <w:p>
-            <w:pPr>
-              <w:pStyle w:val="Compact"/>
-              <w:jc w:val="left"/>
-            </w:pPr>
-            <w:r>
-              <w:rPr>
-                <w:sz w:val="19"/>
-              </w:rPr>
-              <w:t xml:space="preserve">The target falls prone, or is driven back a few steps</w:t>
-            </w:r>
-          </w:p>
-        </w:tc>
-      </w:tr>
-      <w:tr>
-        <w:tc>
-          <w:tcPr/>
-          <w:p>
-            <w:pPr>
-              <w:pStyle w:val="Compact"/>
-              <w:jc w:val="left"/>
-            </w:pPr>
-            <w:r>
-              <w:rPr>
-                <w:b/>
-                <w:sz w:val="19"/>
-              </w:rPr>
-              <w:t xml:space="preserve">Pin</w:t>
-            </w:r>
-          </w:p>
-        </w:tc>
-        <w:tc>
-          <w:tcPr/>
-          <w:p>
-            <w:pPr>
-              <w:pStyle w:val="Compact"/>
-              <w:jc w:val="left"/>
-            </w:pPr>
-            <w:r>
-              <w:rPr>
-                <w:sz w:val="19"/>
-              </w:rPr>
-              <w:t xml:space="preserve">The target is held, tangled or pinned down: their next action goes to getting free</w:t>
-            </w:r>
-          </w:p>
-        </w:tc>
-      </w:tr>
-      <w:tr>
-        <w:tc>
-          <w:tcPr/>
-          <w:p>
-            <w:pPr>
-              <w:pStyle w:val="Compact"/>
-              <w:jc w:val="left"/>
-            </w:pPr>
-            <w:r>
-              <w:rPr>
-                <w:b/>
-                <w:sz w:val="19"/>
-              </w:rPr>
-              <w:t xml:space="preserve">Rattle</w:t>
-            </w:r>
-          </w:p>
-        </w:tc>
-        <w:tc>
-          <w:tcPr/>
-          <w:p>
-            <w:pPr>
-              <w:pStyle w:val="Compact"/>
-              <w:jc w:val="left"/>
-            </w:pPr>
-            <w:r>
-              <w:rPr>
-                <w:sz w:val="19"/>
-              </w:rPr>
-              <w:t xml:space="preserve">−2 to the target’s next roll</w:t>
-            </w:r>
-          </w:p>
-        </w:tc>
-      </w:tr>
-      <w:tr>
-        <w:tc>
-          <w:tcPr/>
-          <w:p>
-            <w:pPr>
-              <w:pStyle w:val="Compact"/>
-              <w:jc w:val="left"/>
-            </w:pPr>
-            <w:r>
-              <w:rPr>
-                <w:b/>
-                <w:sz w:val="19"/>
-              </w:rPr>
-              <w:t xml:space="preserve">Break gear</w:t>
-            </w:r>
-          </w:p>
-        </w:tc>
-        <w:tc>
-          <w:tcPr/>
-          <w:p>
-            <w:pPr>
-              <w:pStyle w:val="Compact"/>
-              <w:jc w:val="left"/>
-            </w:pPr>
-            <w:r>
-              <w:rPr>
-                <w:sz w:val="19"/>
-              </w:rPr>
-              <w:t xml:space="preserve">A phaser, tricorder, communicator or improvised shield breaks</w:t>
-            </w:r>
-          </w:p>
-        </w:tc>
-      </w:tr>
-      <w:tr>
-        <w:tc>
-          <w:tcPr/>
-          <w:p>
-            <w:pPr>
-              <w:pStyle w:val="Compact"/>
-              <w:jc w:val="left"/>
-            </w:pPr>
-            <w:r>
-              <w:rPr>
-                <w:b/>
-                <w:sz w:val="19"/>
-              </w:rPr>
-              <w:t xml:space="preserve">Open them up</w:t>
-            </w:r>
-          </w:p>
-        </w:tc>
-        <w:tc>
-          <w:tcPr/>
-          <w:p>
-            <w:pPr>
-              <w:pStyle w:val="Compact"/>
-              <w:jc w:val="left"/>
-            </w:pPr>
-            <w:r>
-              <w:rPr>
-                <w:sz w:val="19"/>
-              </w:rPr>
-              <w:t xml:space="preserve">The next attack on this target this round gets +2</w:t>
-            </w:r>
-          </w:p>
-        </w:tc>
-      </w:tr>
-      <w:tr>
-        <w:tc>
-          <w:tcPr/>
-          <w:p>
-            <w:pPr>
-              <w:pStyle w:val="Compact"/>
-              <w:jc w:val="left"/>
-            </w:pPr>
-            <w:r>
-              <w:rPr>
-                <w:b/>
-                <w:sz w:val="19"/>
-              </w:rPr>
-              <w:t xml:space="preserve">Precise</w:t>
-            </w:r>
-          </w:p>
-        </w:tc>
-        <w:tc>
-          <w:tcPr/>
-          <w:p>
-            <w:pPr>
-              <w:pStyle w:val="Compact"/>
-              <w:jc w:val="left"/>
-            </w:pPr>
-            <w:r>
-              <w:rPr>
-                <w:sz w:val="19"/>
-              </w:rPr>
-              <w:t xml:space="preserve">You hit exactly what you aimed at: the control panel, the power coupling, the hand on the trigger</w:t>
-            </w:r>
-          </w:p>
-        </w:tc>
-      </w:tr>
-    </w:tbl>
-    <w:p>
-      <w:pPr>
-        <w:pStyle w:val="BodyText"/>
-      </w:pPr>
-      <w:r>
-        <w:rPr>
-          <w:bCs/>
-          <w:b/>
-        </w:rPr>
-        <w:t xml:space="preserve">Limits.</w:t>
-      </w:r>
-      <w:r>
-        <w:t xml:space="preserve"> </w:t>
-      </w:r>
-      <w:r>
-        <w:t xml:space="preserve">A telling hit never adds boxes and never gets past a defense. The effect has to make sense: nobody disarms a Gorn of its claws, and the GM can rule an effect out. Opponents who drop from one hit are already down, so a telling hit against them sets up what comes next.</w:t>
-      </w:r>
-    </w:p>
-    <w:p>
-      <w:pPr>
-        <w:pStyle w:val="BodyText"/>
-      </w:pPr>
-      <w:r>
-        <w:rPr>
-          <w:bCs/>
-          <w:b/>
-        </w:rPr>
-        <w:t xml:space="preserve">Staying alive.</w:t>
-      </w:r>
-      <w:r>
-        <w:t xml:space="preserve"> </w:t>
-      </w:r>
-      <w:r>
-        <w:t xml:space="preserve">A crew member on the receiving end can shrug off a telling hit’s effect with</w:t>
-      </w:r>
-      <w:r>
-        <w:t xml:space="preserve"> </w:t>
-      </w:r>
-      <w:r>
-        <w:rPr>
-          <w:bCs/>
-          <w:b/>
-        </w:rPr>
-        <w:t xml:space="preserve">Hard to put down</w:t>
-      </w:r>
-      <w:r>
-        <w:t xml:space="preserve"> </w:t>
-      </w:r>
-      <w:r>
-        <w:t xml:space="preserve">(once per fight) or by spending a Duty point. Either way, they still take the boxes.</w:t>
-      </w:r>
-    </w:p>
-    <w:p>
-      <w:pPr>
-        <w:pStyle w:val="BodyText"/>
-      </w:pPr>
-      <w:r>
-        <w:rPr>
-          <w:iCs/>
-          <w:i/>
-        </w:rPr>
-        <w:t xml:space="preserve">Example:</w:t>
-      </w:r>
-      <w:r>
-        <w:t xml:space="preserve"> </w:t>
-      </w:r>
-      <w:r>
-        <w:t xml:space="preserve">a Klingon warrior slashes at Lt. Reyes with a d’k tahg and succeeds by 5. Reyes hasn’t defended yet this round: Dodge 12, −2 for the clean hit, needs a 10 or less. Bare-handed, Reyes can’t parry a blade, so Reyes dodges. When the second Klingon swings before Reyes’s next turn, there’s no defense left, unless Reyes has Additional Defense.</w:t>
-      </w:r>
-    </w:p>
-    <w:bookmarkEnd w:id="52"/>
-    <w:bookmarkStart w:id="53" w:name="range"/>
-    <w:p>
-      <w:pPr>
-        <w:pStyle w:val="Heading2"/>
-      </w:pPr>
-      <w:r>
-        <w:t xml:space="preserve">Range</w:t>
-      </w:r>
-    </w:p>
-    <w:p>
-      <w:pPr>
-        <w:pStyle w:val="FirstParagraph"/>
-      </w:pPr>
-      <w:r>
-        <w:t xml:space="preserve">Distances fall into five bands:</w:t>
       </w:r>
     </w:p>
     <w:tbl>
@@ -6149,7 +5908,7 @@
                 <w:b/>
                 <w:sz w:val="19"/>
               </w:rPr>
-              <w:t xml:space="preserve">Band</w:t>
+              <w:t xml:space="preserve">Effect</w:t>
             </w:r>
           </w:p>
         </w:tc>
@@ -6167,7 +5926,7 @@
                 <w:b/>
                 <w:sz w:val="19"/>
               </w:rPr>
-              <w:t xml:space="preserve">Distance</w:t>
+              <w:t xml:space="preserve">With</w:t>
             </w:r>
           </w:p>
         </w:tc>
@@ -6185,247 +5944,343 @@
                 <w:b/>
                 <w:sz w:val="19"/>
               </w:rPr>
-              <w:t xml:space="preserve">For example</w:t>
-            </w:r>
-          </w:p>
-        </w:tc>
-      </w:tr>
-      <w:tr>
-        <w:tc>
-          <w:tcPr/>
-          <w:p>
-            <w:pPr>
-              <w:pStyle w:val="Compact"/>
-              <w:jc w:val="left"/>
-            </w:pPr>
-            <w:r>
-              <w:rPr>
-                <w:b/>
-                <w:sz w:val="19"/>
-              </w:rPr>
-              <w:t xml:space="preserve">Close</w:t>
-            </w:r>
-          </w:p>
-        </w:tc>
-        <w:tc>
-          <w:tcPr/>
-          <w:p>
-            <w:pPr>
-              <w:pStyle w:val="Compact"/>
-              <w:jc w:val="left"/>
-            </w:pPr>
-            <w:r>
-              <w:rPr>
-                <w:sz w:val="19"/>
-              </w:rPr>
-              <w:t xml:space="preserve">Up to 10 yards</w:t>
-            </w:r>
-          </w:p>
-        </w:tc>
-        <w:tc>
-          <w:tcPr/>
-          <w:p>
-            <w:pPr>
-              <w:pStyle w:val="Compact"/>
-              <w:jc w:val="left"/>
-            </w:pPr>
-            <w:r>
-              <w:rPr>
-                <w:sz w:val="19"/>
-              </w:rPr>
-              <w:t xml:space="preserve">Across a room or a corridor junction; one move covers it</w:t>
-            </w:r>
-          </w:p>
-        </w:tc>
-      </w:tr>
-      <w:tr>
-        <w:tc>
-          <w:tcPr/>
-          <w:p>
-            <w:pPr>
-              <w:pStyle w:val="Compact"/>
-              <w:jc w:val="left"/>
-            </w:pPr>
-            <w:r>
-              <w:rPr>
-                <w:b/>
-                <w:sz w:val="19"/>
-              </w:rPr>
-              <w:t xml:space="preserve">Short</w:t>
-            </w:r>
-          </w:p>
-        </w:tc>
-        <w:tc>
-          <w:tcPr/>
-          <w:p>
-            <w:pPr>
-              <w:pStyle w:val="Compact"/>
-              <w:jc w:val="left"/>
-            </w:pPr>
-            <w:r>
-              <w:rPr>
-                <w:sz w:val="19"/>
-              </w:rPr>
-              <w:t xml:space="preserve">Up to 50 yards</w:t>
-            </w:r>
-          </w:p>
-        </w:tc>
-        <w:tc>
-          <w:tcPr/>
-          <w:p>
-            <w:pPr>
-              <w:pStyle w:val="Compact"/>
-              <w:jc w:val="left"/>
-            </w:pPr>
-            <w:r>
-              <w:rPr>
-                <w:sz w:val="19"/>
-              </w:rPr>
-              <w:t xml:space="preserve">Across a shuttle bay or a village square</w:t>
-            </w:r>
-          </w:p>
-        </w:tc>
-      </w:tr>
-      <w:tr>
-        <w:tc>
-          <w:tcPr/>
-          <w:p>
-            <w:pPr>
-              <w:pStyle w:val="Compact"/>
-              <w:jc w:val="left"/>
-            </w:pPr>
-            <w:r>
-              <w:rPr>
-                <w:b/>
-                <w:sz w:val="19"/>
-              </w:rPr>
-              <w:t xml:space="preserve">Medium</w:t>
-            </w:r>
-          </w:p>
-        </w:tc>
-        <w:tc>
-          <w:tcPr/>
-          <w:p>
-            <w:pPr>
-              <w:pStyle w:val="Compact"/>
-              <w:jc w:val="left"/>
-            </w:pPr>
-            <w:r>
-              <w:rPr>
-                <w:sz w:val="19"/>
-              </w:rPr>
-              <w:t xml:space="preserve">Up to 150 yards</w:t>
-            </w:r>
-          </w:p>
-        </w:tc>
-        <w:tc>
-          <w:tcPr/>
-          <w:p>
-            <w:pPr>
-              <w:pStyle w:val="Compact"/>
-              <w:jc w:val="left"/>
-            </w:pPr>
-            <w:r>
-              <w:rPr>
-                <w:sz w:val="19"/>
-              </w:rPr>
-              <w:t xml:space="preserve">Across a cargo hold or a city block</w:t>
-            </w:r>
-          </w:p>
-        </w:tc>
-      </w:tr>
-      <w:tr>
-        <w:tc>
-          <w:tcPr/>
-          <w:p>
-            <w:pPr>
-              <w:pStyle w:val="Compact"/>
-              <w:jc w:val="left"/>
-            </w:pPr>
-            <w:r>
-              <w:rPr>
-                <w:b/>
-                <w:sz w:val="19"/>
-              </w:rPr>
-              <w:t xml:space="preserve">Long</w:t>
-            </w:r>
-          </w:p>
-        </w:tc>
-        <w:tc>
-          <w:tcPr/>
-          <w:p>
-            <w:pPr>
-              <w:pStyle w:val="Compact"/>
-              <w:jc w:val="left"/>
-            </w:pPr>
-            <w:r>
-              <w:rPr>
-                <w:sz w:val="19"/>
-              </w:rPr>
-              <w:t xml:space="preserve">Up to 500 yards</w:t>
-            </w:r>
-          </w:p>
-        </w:tc>
-        <w:tc>
-          <w:tcPr/>
-          <w:p>
-            <w:pPr>
-              <w:pStyle w:val="Compact"/>
-              <w:jc w:val="left"/>
-            </w:pPr>
-            <w:r>
-              <w:rPr>
-                <w:sz w:val="19"/>
-              </w:rPr>
-              <w:t xml:space="preserve">Across a canyon or a landing field</w:t>
-            </w:r>
-          </w:p>
-        </w:tc>
-      </w:tr>
-      <w:tr>
-        <w:tc>
-          <w:tcPr/>
-          <w:p>
-            <w:pPr>
-              <w:pStyle w:val="Compact"/>
-              <w:jc w:val="left"/>
-            </w:pPr>
-            <w:r>
-              <w:rPr>
-                <w:b/>
-                <w:sz w:val="19"/>
-              </w:rPr>
-              <w:t xml:space="preserve">Extreme</w:t>
-            </w:r>
-          </w:p>
-        </w:tc>
-        <w:tc>
-          <w:tcPr/>
-          <w:p>
-            <w:pPr>
-              <w:pStyle w:val="Compact"/>
-              <w:jc w:val="left"/>
-            </w:pPr>
-            <w:r>
-              <w:rPr>
-                <w:sz w:val="19"/>
-              </w:rPr>
-              <w:t xml:space="preserve">Up to a mile, in line of sight</w:t>
-            </w:r>
-          </w:p>
-        </w:tc>
-        <w:tc>
-          <w:tcPr/>
-          <w:p>
-            <w:pPr>
-              <w:pStyle w:val="Compact"/>
-              <w:jc w:val="left"/>
-            </w:pPr>
-            <w:r>
-              <w:rPr>
-                <w:sz w:val="19"/>
-              </w:rPr>
-              <w:t xml:space="preserve">Ridge to ridge</w:t>
+              <w:t xml:space="preserve">What happens</w:t>
+            </w:r>
+          </w:p>
+        </w:tc>
+      </w:tr>
+      <w:tr>
+        <w:tc>
+          <w:tcPr/>
+          <w:p>
+            <w:pPr>
+              <w:pStyle w:val="Compact"/>
+              <w:jc w:val="left"/>
+            </w:pPr>
+            <w:r>
+              <w:rPr>
+                <w:b/>
+                <w:sz w:val="19"/>
+              </w:rPr>
+              <w:t xml:space="preserve">Disarm</w:t>
+            </w:r>
+          </w:p>
+        </w:tc>
+        <w:tc>
+          <w:tcPr/>
+          <w:p>
+            <w:pPr>
+              <w:pStyle w:val="Compact"/>
+              <w:jc w:val="left"/>
+            </w:pPr>
+            <w:r>
+              <w:rPr>
+                <w:sz w:val="19"/>
+              </w:rPr>
+              <w:t xml:space="preserve">Any attack</w:t>
+            </w:r>
+          </w:p>
+        </w:tc>
+        <w:tc>
+          <w:tcPr/>
+          <w:p>
+            <w:pPr>
+              <w:pStyle w:val="Compact"/>
+              <w:jc w:val="left"/>
+            </w:pPr>
+            <w:r>
+              <w:rPr>
+                <w:sz w:val="19"/>
+              </w:rPr>
+              <w:t xml:space="preserve">The weapon or held item drops, or flies a few yards away</w:t>
+            </w:r>
+          </w:p>
+        </w:tc>
+      </w:tr>
+      <w:tr>
+        <w:tc>
+          <w:tcPr/>
+          <w:p>
+            <w:pPr>
+              <w:pStyle w:val="Compact"/>
+              <w:jc w:val="left"/>
+            </w:pPr>
+            <w:r>
+              <w:rPr>
+                <w:b/>
+                <w:sz w:val="19"/>
+              </w:rPr>
+              <w:t xml:space="preserve">Knock down</w:t>
+            </w:r>
+          </w:p>
+        </w:tc>
+        <w:tc>
+          <w:tcPr/>
+          <w:p>
+            <w:pPr>
+              <w:pStyle w:val="Compact"/>
+              <w:jc w:val="left"/>
+            </w:pPr>
+            <w:r>
+              <w:rPr>
+                <w:sz w:val="19"/>
+              </w:rPr>
+              <w:t xml:space="preserve">A weapon in hand or fists, a phaser on stun, or a shot that marks 2 or more boxes</w:t>
+            </w:r>
+          </w:p>
+        </w:tc>
+        <w:tc>
+          <w:tcPr/>
+          <w:p>
+            <w:pPr>
+              <w:pStyle w:val="Compact"/>
+              <w:jc w:val="left"/>
+            </w:pPr>
+            <w:r>
+              <w:rPr>
+                <w:sz w:val="19"/>
+              </w:rPr>
+              <w:t xml:space="preserve">The target falls prone, or is driven back a few steps. Standing up uses the target’s move on their next turn; they still take their action</w:t>
+            </w:r>
+          </w:p>
+        </w:tc>
+      </w:tr>
+      <w:tr>
+        <w:tc>
+          <w:tcPr/>
+          <w:p>
+            <w:pPr>
+              <w:pStyle w:val="Compact"/>
+              <w:jc w:val="left"/>
+            </w:pPr>
+            <w:r>
+              <w:rPr>
+                <w:b/>
+                <w:sz w:val="19"/>
+              </w:rPr>
+              <w:t xml:space="preserve">Pin</w:t>
+            </w:r>
+          </w:p>
+        </w:tc>
+        <w:tc>
+          <w:tcPr/>
+          <w:p>
+            <w:pPr>
+              <w:pStyle w:val="Compact"/>
+              <w:jc w:val="left"/>
+            </w:pPr>
+            <w:r>
+              <w:rPr>
+                <w:sz w:val="19"/>
+              </w:rPr>
+              <w:t xml:space="preserve">A weapon in hand, fists or a grapple</w:t>
+            </w:r>
+          </w:p>
+        </w:tc>
+        <w:tc>
+          <w:tcPr/>
+          <w:p>
+            <w:pPr>
+              <w:pStyle w:val="Compact"/>
+              <w:jc w:val="left"/>
+            </w:pPr>
+            <w:r>
+              <w:rPr>
+                <w:sz w:val="19"/>
+              </w:rPr>
+              <w:t xml:space="preserve">The target is grabbed, held, or pinned against a bulkhead or the ground. Their next action goes to getting free, and then they are free: no roll needed. Keeping them pinned takes another successful attack</w:t>
+            </w:r>
+          </w:p>
+        </w:tc>
+      </w:tr>
+      <w:tr>
+        <w:tc>
+          <w:tcPr/>
+          <w:p>
+            <w:pPr>
+              <w:pStyle w:val="Compact"/>
+              <w:jc w:val="left"/>
+            </w:pPr>
+            <w:r>
+              <w:rPr>
+                <w:b/>
+                <w:sz w:val="19"/>
+              </w:rPr>
+              <w:t xml:space="preserve">Rattle</w:t>
+            </w:r>
+          </w:p>
+        </w:tc>
+        <w:tc>
+          <w:tcPr/>
+          <w:p>
+            <w:pPr>
+              <w:pStyle w:val="Compact"/>
+              <w:jc w:val="left"/>
+            </w:pPr>
+            <w:r>
+              <w:rPr>
+                <w:sz w:val="19"/>
+              </w:rPr>
+              <w:t xml:space="preserve">Any attack</w:t>
+            </w:r>
+          </w:p>
+        </w:tc>
+        <w:tc>
+          <w:tcPr/>
+          <w:p>
+            <w:pPr>
+              <w:pStyle w:val="Compact"/>
+              <w:jc w:val="left"/>
+            </w:pPr>
+            <w:r>
+              <w:rPr>
+                <w:sz w:val="19"/>
+              </w:rPr>
+              <w:t xml:space="preserve">−2 to the target’s next roll</w:t>
+            </w:r>
+          </w:p>
+        </w:tc>
+      </w:tr>
+      <w:tr>
+        <w:tc>
+          <w:tcPr/>
+          <w:p>
+            <w:pPr>
+              <w:pStyle w:val="Compact"/>
+              <w:jc w:val="left"/>
+            </w:pPr>
+            <w:r>
+              <w:rPr>
+                <w:b/>
+                <w:sz w:val="19"/>
+              </w:rPr>
+              <w:t xml:space="preserve">Break gear</w:t>
+            </w:r>
+          </w:p>
+        </w:tc>
+        <w:tc>
+          <w:tcPr/>
+          <w:p>
+            <w:pPr>
+              <w:pStyle w:val="Compact"/>
+              <w:jc w:val="left"/>
+            </w:pPr>
+            <w:r>
+              <w:rPr>
+                <w:sz w:val="19"/>
+              </w:rPr>
+              <w:t xml:space="preserve">Any attack but bare hands and natural weapons</w:t>
+            </w:r>
+          </w:p>
+        </w:tc>
+        <w:tc>
+          <w:tcPr/>
+          <w:p>
+            <w:pPr>
+              <w:pStyle w:val="Compact"/>
+              <w:jc w:val="left"/>
+            </w:pPr>
+            <w:r>
+              <w:rPr>
+                <w:sz w:val="19"/>
+              </w:rPr>
+              <w:t xml:space="preserve">A phaser, tricorder, communicator or shield is knocked out of use (jammed, cracked, shorted out) until its owner spends an action putting it right. It’s destroyed for good only if it was already vulnerable (a drained phaser, an improvised shield) or the attacker has a weakness to exploit</w:t>
+            </w:r>
+          </w:p>
+        </w:tc>
+      </w:tr>
+      <w:tr>
+        <w:tc>
+          <w:tcPr/>
+          <w:p>
+            <w:pPr>
+              <w:pStyle w:val="Compact"/>
+              <w:jc w:val="left"/>
+            </w:pPr>
+            <w:r>
+              <w:rPr>
+                <w:b/>
+                <w:sz w:val="19"/>
+              </w:rPr>
+              <w:t xml:space="preserve">Open them up</w:t>
+            </w:r>
+          </w:p>
+        </w:tc>
+        <w:tc>
+          <w:tcPr/>
+          <w:p>
+            <w:pPr>
+              <w:pStyle w:val="Compact"/>
+              <w:jc w:val="left"/>
+            </w:pPr>
+            <w:r>
+              <w:rPr>
+                <w:sz w:val="19"/>
+              </w:rPr>
+              <w:t xml:space="preserve">Any attack</w:t>
+            </w:r>
+          </w:p>
+        </w:tc>
+        <w:tc>
+          <w:tcPr/>
+          <w:p>
+            <w:pPr>
+              <w:pStyle w:val="Compact"/>
+              <w:jc w:val="left"/>
+            </w:pPr>
+            <w:r>
+              <w:rPr>
+                <w:sz w:val="19"/>
+              </w:rPr>
+              <w:t xml:space="preserve">The next attack on this target this round gets +2</w:t>
+            </w:r>
+          </w:p>
+        </w:tc>
+      </w:tr>
+      <w:tr>
+        <w:tc>
+          <w:tcPr/>
+          <w:p>
+            <w:pPr>
+              <w:pStyle w:val="Compact"/>
+              <w:jc w:val="left"/>
+            </w:pPr>
+            <w:r>
+              <w:rPr>
+                <w:b/>
+                <w:sz w:val="19"/>
+              </w:rPr>
+              <w:t xml:space="preserve">Precise</w:t>
+            </w:r>
+          </w:p>
+        </w:tc>
+        <w:tc>
+          <w:tcPr/>
+          <w:p>
+            <w:pPr>
+              <w:pStyle w:val="Compact"/>
+              <w:jc w:val="left"/>
+            </w:pPr>
+            <w:r>
+              <w:rPr>
+                <w:sz w:val="19"/>
+              </w:rPr>
+              <w:t xml:space="preserve">Any attack</w:t>
+            </w:r>
+          </w:p>
+        </w:tc>
+        <w:tc>
+          <w:tcPr/>
+          <w:p>
+            <w:pPr>
+              <w:pStyle w:val="Compact"/>
+              <w:jc w:val="left"/>
+            </w:pPr>
+            <w:r>
+              <w:rPr>
+                <w:sz w:val="19"/>
+              </w:rPr>
+              <w:t xml:space="preserve">You hit exactly what you aimed at: the control panel, the power coupling, the hand on the trigger. It changes the situation, never the rules: no extra boxes, no getting past a defense, no instant death</w:t>
             </w:r>
           </w:p>
         </w:tc>
@@ -6436,30 +6291,116 @@
         <w:pStyle w:val="BodyText"/>
       </w:pPr>
       <w:r>
-        <w:t xml:space="preserve">Every ranged weapon has an</w:t>
-      </w:r>
-      <w:r>
-        <w:t xml:space="preserve"> </w:t>
-      </w:r>
-      <w:r>
-        <w:rPr>
-          <w:bCs/>
-          <w:b/>
-        </w:rPr>
-        <w:t xml:space="preserve">effective band</w:t>
-      </w:r>
-      <w:r>
-        <w:t xml:space="preserve">, shown in the weapons table. Attacks within it take no penalty. One band beyond it is −2, two bands beyond is −4, and anything farther is out of range. Melee weapons and fists reach only someone next to you. Your move each turn covers the Close band; give up your action to run and you cover Short.</w:t>
-      </w:r>
-    </w:p>
-    <w:bookmarkEnd w:id="53"/>
-    <w:bookmarkStart w:id="56" w:name="injury"/>
+        <w:rPr>
+          <w:bCs/>
+          <w:b/>
+        </w:rPr>
+        <w:t xml:space="preserve">Limits.</w:t>
+      </w:r>
+      <w:r>
+        <w:t xml:space="preserve"> </w:t>
+      </w:r>
+      <w:r>
+        <w:t xml:space="preserve">A telling hit never adds boxes and never gets past a defense. It never kills outright, disables a crew member for good, or destroys exceptional equipment: those come only from injury, from</w:t>
+      </w:r>
+      <w:r>
+        <w:t xml:space="preserve"> </w:t>
+      </w:r>
+      <w:r>
+        <w:rPr>
+          <w:iCs/>
+          <w:i/>
+        </w:rPr>
+        <w:t xml:space="preserve">Dying and death</w:t>
+      </w:r>
+      <w:r>
+        <w:t xml:space="preserve">, or from an established weakness. Only the effects a weapon can deliver are open to it (the</w:t>
+      </w:r>
+      <w:r>
+        <w:t xml:space="preserve"> </w:t>
+      </w:r>
+      <w:r>
+        <w:rPr>
+          <w:iCs/>
+          <w:i/>
+        </w:rPr>
+        <w:t xml:space="preserve">With</w:t>
+      </w:r>
+      <w:r>
+        <w:t xml:space="preserve"> </w:t>
+      </w:r>
+      <w:r>
+        <w:t xml:space="preserve">column). Keeping someone’s head down with phaser fire isn’t a pin: that’s cover and a threat. The effect still has to make sense: nobody disarms a Gorn of its claws, and the GM can rule an effect out. Opponents who drop from one hit are already down, so a telling hit against them sets up what comes next.</w:t>
+      </w:r>
+    </w:p>
+    <w:p>
+      <w:pPr>
+        <w:pStyle w:val="BodyText"/>
+      </w:pPr>
+      <w:r>
+        <w:rPr>
+          <w:bCs/>
+          <w:b/>
+        </w:rPr>
+        <w:t xml:space="preserve">Staying alive.</w:t>
+      </w:r>
+      <w:r>
+        <w:t xml:space="preserve"> </w:t>
+      </w:r>
+      <w:r>
+        <w:t xml:space="preserve">A crew member on the receiving end can shrug off a telling hit’s effect with</w:t>
+      </w:r>
+      <w:r>
+        <w:t xml:space="preserve"> </w:t>
+      </w:r>
+      <w:r>
+        <w:rPr>
+          <w:bCs/>
+          <w:b/>
+        </w:rPr>
+        <w:t xml:space="preserve">Hard to put down</w:t>
+      </w:r>
+      <w:r>
+        <w:t xml:space="preserve"> </w:t>
+      </w:r>
+      <w:r>
+        <w:t xml:space="preserve">(once per fight) or by spending a Duty point. Either way, they still take the boxes.</w:t>
+      </w:r>
+    </w:p>
+    <w:p>
+      <w:pPr>
+        <w:pStyle w:val="BodyText"/>
+      </w:pPr>
+      <w:r>
+        <w:rPr>
+          <w:iCs/>
+          <w:i/>
+        </w:rPr>
+        <w:t xml:space="preserve">Example:</w:t>
+      </w:r>
+      <w:r>
+        <w:t xml:space="preserve"> </w:t>
+      </w:r>
+      <w:r>
+        <w:t xml:space="preserve">a Klingon warrior slashes at Lt. Reyes with a d’k tahg and succeeds by 5. Reyes hasn’t defended yet this round: Dodge 12, −2 for the clean hit, needs a 10 or less. Bare-handed, Reyes can’t parry a blade, so Reyes dodges. When the second Klingon swings before Reyes’s next turn, there’s no defense left, unless Reyes has Additional Defense, which allows a second at −2.</w:t>
+      </w:r>
+    </w:p>
+    <w:bookmarkEnd w:id="52"/>
+    <w:bookmarkStart w:id="53" w:name="range"/>
     <w:p>
       <w:pPr>
         <w:pStyle w:val="Heading2"/>
       </w:pPr>
       <w:r>
-        <w:t xml:space="preserve">Injury</w:t>
+        <w:t xml:space="preserve">Range</w:t>
+      </w:r>
+    </w:p>
+    <w:p>
+      <w:pPr>
+        <w:pStyle w:val="FirstParagraph"/>
+      </w:pPr>
+      <w:r>
+        <w:t xml:space="preserve">Distances fall into five bands:</w:t>
       </w:r>
     </w:p>
     <w:tbl>
@@ -6500,7 +6441,7 @@
                 <w:b/>
                 <w:sz w:val="19"/>
               </w:rPr>
-              <w:t xml:space="preserve">Boxes marked</w:t>
+              <w:t xml:space="preserve">Band</w:t>
             </w:r>
           </w:p>
         </w:tc>
@@ -6518,7 +6459,7 @@
                 <w:b/>
                 <w:sz w:val="19"/>
               </w:rPr>
-              <w:t xml:space="preserve">Condition</w:t>
+              <w:t xml:space="preserve">Distance</w:t>
             </w:r>
           </w:p>
         </w:tc>
@@ -6536,199 +6477,247 @@
                 <w:b/>
                 <w:sz w:val="19"/>
               </w:rPr>
-              <w:t xml:space="preserve">Effect</w:t>
-            </w:r>
-          </w:p>
-        </w:tc>
-      </w:tr>
-      <w:tr>
-        <w:tc>
-          <w:tcPr/>
-          <w:p>
-            <w:pPr>
-              <w:pStyle w:val="Compact"/>
-              <w:jc w:val="left"/>
-            </w:pPr>
-            <w:r>
-              <w:rPr>
-                <w:b/>
-                <w:sz w:val="19"/>
-              </w:rPr>
-              <w:t xml:space="preserve">0</w:t>
-            </w:r>
-          </w:p>
-        </w:tc>
-        <w:tc>
-          <w:tcPr/>
-          <w:p>
-            <w:pPr>
-              <w:pStyle w:val="Compact"/>
-              <w:jc w:val="left"/>
-            </w:pPr>
-            <w:r>
-              <w:rPr>
-                <w:sz w:val="19"/>
-              </w:rPr>
-              <w:t xml:space="preserve">Uninjured</w:t>
-            </w:r>
-          </w:p>
-        </w:tc>
-        <w:tc>
-          <w:tcPr/>
-          <w:p>
-            <w:pPr>
-              <w:pStyle w:val="Compact"/>
-              <w:jc w:val="left"/>
-            </w:pPr>
-            <w:r>
-              <w:rPr>
-                <w:sz w:val="19"/>
-              </w:rPr>
-              <w:t xml:space="preserve">No injury penalty</w:t>
-            </w:r>
-          </w:p>
-        </w:tc>
-      </w:tr>
-      <w:tr>
-        <w:tc>
-          <w:tcPr/>
-          <w:p>
-            <w:pPr>
-              <w:pStyle w:val="Compact"/>
-              <w:jc w:val="left"/>
-            </w:pPr>
-            <w:r>
-              <w:rPr>
-                <w:b/>
-                <w:sz w:val="19"/>
-              </w:rPr>
-              <w:t xml:space="preserve">1</w:t>
-            </w:r>
-          </w:p>
-        </w:tc>
-        <w:tc>
-          <w:tcPr/>
-          <w:p>
-            <w:pPr>
-              <w:pStyle w:val="Compact"/>
-              <w:jc w:val="left"/>
-            </w:pPr>
-            <w:r>
-              <w:rPr>
-                <w:sz w:val="19"/>
-              </w:rPr>
-              <w:t xml:space="preserve">Wounded</w:t>
-            </w:r>
-          </w:p>
-        </w:tc>
-        <w:tc>
-          <w:tcPr/>
-          <w:p>
-            <w:pPr>
-              <w:pStyle w:val="Compact"/>
-              <w:jc w:val="left"/>
-            </w:pPr>
-            <w:r>
-              <w:rPr>
-                <w:sz w:val="19"/>
-              </w:rPr>
-              <w:t xml:space="preserve">−1 to physical actions</w:t>
-            </w:r>
-          </w:p>
-        </w:tc>
-      </w:tr>
-      <w:tr>
-        <w:tc>
-          <w:tcPr/>
-          <w:p>
-            <w:pPr>
-              <w:pStyle w:val="Compact"/>
-              <w:jc w:val="left"/>
-            </w:pPr>
-            <w:r>
-              <w:rPr>
-                <w:b/>
-                <w:sz w:val="19"/>
-              </w:rPr>
-              <w:t xml:space="preserve">2</w:t>
-            </w:r>
-          </w:p>
-        </w:tc>
-        <w:tc>
-          <w:tcPr/>
-          <w:p>
-            <w:pPr>
-              <w:pStyle w:val="Compact"/>
-              <w:jc w:val="left"/>
-            </w:pPr>
-            <w:r>
-              <w:rPr>
-                <w:sz w:val="19"/>
-              </w:rPr>
-              <w:t xml:space="preserve">Seriously wounded</w:t>
-            </w:r>
-          </w:p>
-        </w:tc>
-        <w:tc>
-          <w:tcPr/>
-          <w:p>
-            <w:pPr>
-              <w:pStyle w:val="Compact"/>
-              <w:jc w:val="left"/>
-            </w:pPr>
-            <w:r>
-              <w:rPr>
-                <w:sz w:val="19"/>
-              </w:rPr>
-              <w:t xml:space="preserve">−2 to physical actions</w:t>
-            </w:r>
-          </w:p>
-        </w:tc>
-      </w:tr>
-      <w:tr>
-        <w:tc>
-          <w:tcPr/>
-          <w:p>
-            <w:pPr>
-              <w:pStyle w:val="Compact"/>
-              <w:jc w:val="left"/>
-            </w:pPr>
-            <w:r>
-              <w:rPr>
-                <w:b/>
-                <w:sz w:val="19"/>
-              </w:rPr>
-              <w:t xml:space="preserve">3</w:t>
-            </w:r>
-          </w:p>
-        </w:tc>
-        <w:tc>
-          <w:tcPr/>
-          <w:p>
-            <w:pPr>
-              <w:pStyle w:val="Compact"/>
-              <w:jc w:val="left"/>
-            </w:pPr>
-            <w:r>
-              <w:rPr>
-                <w:sz w:val="19"/>
-              </w:rPr>
-              <w:t xml:space="preserve">Incapacitated</w:t>
-            </w:r>
-          </w:p>
-        </w:tc>
-        <w:tc>
-          <w:tcPr/>
-          <w:p>
-            <w:pPr>
-              <w:pStyle w:val="Compact"/>
-              <w:jc w:val="left"/>
-            </w:pPr>
-            <w:r>
-              <w:rPr>
-                <w:sz w:val="19"/>
-              </w:rPr>
-              <w:t xml:space="preserve">Unable to act; medical aid needed</w:t>
+              <w:t xml:space="preserve">For example</w:t>
+            </w:r>
+          </w:p>
+        </w:tc>
+      </w:tr>
+      <w:tr>
+        <w:tc>
+          <w:tcPr/>
+          <w:p>
+            <w:pPr>
+              <w:pStyle w:val="Compact"/>
+              <w:jc w:val="left"/>
+            </w:pPr>
+            <w:r>
+              <w:rPr>
+                <w:b/>
+                <w:sz w:val="19"/>
+              </w:rPr>
+              <w:t xml:space="preserve">Close</w:t>
+            </w:r>
+          </w:p>
+        </w:tc>
+        <w:tc>
+          <w:tcPr/>
+          <w:p>
+            <w:pPr>
+              <w:pStyle w:val="Compact"/>
+              <w:jc w:val="left"/>
+            </w:pPr>
+            <w:r>
+              <w:rPr>
+                <w:sz w:val="19"/>
+              </w:rPr>
+              <w:t xml:space="preserve">Up to 10 yards</w:t>
+            </w:r>
+          </w:p>
+        </w:tc>
+        <w:tc>
+          <w:tcPr/>
+          <w:p>
+            <w:pPr>
+              <w:pStyle w:val="Compact"/>
+              <w:jc w:val="left"/>
+            </w:pPr>
+            <w:r>
+              <w:rPr>
+                <w:sz w:val="19"/>
+              </w:rPr>
+              <w:t xml:space="preserve">Across a room or a corridor junction</w:t>
+            </w:r>
+          </w:p>
+        </w:tc>
+      </w:tr>
+      <w:tr>
+        <w:tc>
+          <w:tcPr/>
+          <w:p>
+            <w:pPr>
+              <w:pStyle w:val="Compact"/>
+              <w:jc w:val="left"/>
+            </w:pPr>
+            <w:r>
+              <w:rPr>
+                <w:b/>
+                <w:sz w:val="19"/>
+              </w:rPr>
+              <w:t xml:space="preserve">Short</w:t>
+            </w:r>
+          </w:p>
+        </w:tc>
+        <w:tc>
+          <w:tcPr/>
+          <w:p>
+            <w:pPr>
+              <w:pStyle w:val="Compact"/>
+              <w:jc w:val="left"/>
+            </w:pPr>
+            <w:r>
+              <w:rPr>
+                <w:sz w:val="19"/>
+              </w:rPr>
+              <w:t xml:space="preserve">Up to 25 yards</w:t>
+            </w:r>
+          </w:p>
+        </w:tc>
+        <w:tc>
+          <w:tcPr/>
+          <w:p>
+            <w:pPr>
+              <w:pStyle w:val="Compact"/>
+              <w:jc w:val="left"/>
+            </w:pPr>
+            <w:r>
+              <w:rPr>
+                <w:sz w:val="19"/>
+              </w:rPr>
+              <w:t xml:space="preserve">Across a shuttle bay or a village square</w:t>
+            </w:r>
+          </w:p>
+        </w:tc>
+      </w:tr>
+      <w:tr>
+        <w:tc>
+          <w:tcPr/>
+          <w:p>
+            <w:pPr>
+              <w:pStyle w:val="Compact"/>
+              <w:jc w:val="left"/>
+            </w:pPr>
+            <w:r>
+              <w:rPr>
+                <w:b/>
+                <w:sz w:val="19"/>
+              </w:rPr>
+              <w:t xml:space="preserve">Medium</w:t>
+            </w:r>
+          </w:p>
+        </w:tc>
+        <w:tc>
+          <w:tcPr/>
+          <w:p>
+            <w:pPr>
+              <w:pStyle w:val="Compact"/>
+              <w:jc w:val="left"/>
+            </w:pPr>
+            <w:r>
+              <w:rPr>
+                <w:sz w:val="19"/>
+              </w:rPr>
+              <w:t xml:space="preserve">Up to 100 yards</w:t>
+            </w:r>
+          </w:p>
+        </w:tc>
+        <w:tc>
+          <w:tcPr/>
+          <w:p>
+            <w:pPr>
+              <w:pStyle w:val="Compact"/>
+              <w:jc w:val="left"/>
+            </w:pPr>
+            <w:r>
+              <w:rPr>
+                <w:sz w:val="19"/>
+              </w:rPr>
+              <w:t xml:space="preserve">Across a cargo hold or a city block</w:t>
+            </w:r>
+          </w:p>
+        </w:tc>
+      </w:tr>
+      <w:tr>
+        <w:tc>
+          <w:tcPr/>
+          <w:p>
+            <w:pPr>
+              <w:pStyle w:val="Compact"/>
+              <w:jc w:val="left"/>
+            </w:pPr>
+            <w:r>
+              <w:rPr>
+                <w:b/>
+                <w:sz w:val="19"/>
+              </w:rPr>
+              <w:t xml:space="preserve">Long</w:t>
+            </w:r>
+          </w:p>
+        </w:tc>
+        <w:tc>
+          <w:tcPr/>
+          <w:p>
+            <w:pPr>
+              <w:pStyle w:val="Compact"/>
+              <w:jc w:val="left"/>
+            </w:pPr>
+            <w:r>
+              <w:rPr>
+                <w:sz w:val="19"/>
+              </w:rPr>
+              <w:t xml:space="preserve">Up to 300 yards</w:t>
+            </w:r>
+          </w:p>
+        </w:tc>
+        <w:tc>
+          <w:tcPr/>
+          <w:p>
+            <w:pPr>
+              <w:pStyle w:val="Compact"/>
+              <w:jc w:val="left"/>
+            </w:pPr>
+            <w:r>
+              <w:rPr>
+                <w:sz w:val="19"/>
+              </w:rPr>
+              <w:t xml:space="preserve">Across a canyon or a landing field</w:t>
+            </w:r>
+          </w:p>
+        </w:tc>
+      </w:tr>
+      <w:tr>
+        <w:tc>
+          <w:tcPr/>
+          <w:p>
+            <w:pPr>
+              <w:pStyle w:val="Compact"/>
+              <w:jc w:val="left"/>
+            </w:pPr>
+            <w:r>
+              <w:rPr>
+                <w:b/>
+                <w:sz w:val="19"/>
+              </w:rPr>
+              <w:t xml:space="preserve">Extreme</w:t>
+            </w:r>
+          </w:p>
+        </w:tc>
+        <w:tc>
+          <w:tcPr/>
+          <w:p>
+            <w:pPr>
+              <w:pStyle w:val="Compact"/>
+              <w:jc w:val="left"/>
+            </w:pPr>
+            <w:r>
+              <w:rPr>
+                <w:sz w:val="19"/>
+              </w:rPr>
+              <w:t xml:space="preserve">Up to 1,000 yards, in line of sight</w:t>
+            </w:r>
+          </w:p>
+        </w:tc>
+        <w:tc>
+          <w:tcPr/>
+          <w:p>
+            <w:pPr>
+              <w:pStyle w:val="Compact"/>
+              <w:jc w:val="left"/>
+            </w:pPr>
+            <w:r>
+              <w:rPr>
+                <w:sz w:val="19"/>
+              </w:rPr>
+              <w:t xml:space="preserve">Ridge to ridge</w:t>
             </w:r>
           </w:p>
         </w:tc>
@@ -6739,16 +6728,30 @@
         <w:pStyle w:val="BodyText"/>
       </w:pPr>
       <w:r>
-        <w:t xml:space="preserve">A normal damaging hit marks one box. A powerful attack can mark two, and a killing weapon marks three (see Weapons and damage). Injury penalties replace each other rather than stacking. They apply to movement, attacks, Dodge, and other tasks the injury physically hinders. The GM announces especially lethal hazards before resolution where possible.</w:t>
-      </w:r>
-    </w:p>
-    <w:bookmarkStart w:id="54" w:name="dying-and-death"/>
-    <w:p>
-      <w:pPr>
-        <w:pStyle w:val="Heading3"/>
-      </w:pPr>
-      <w:r>
-        <w:t xml:space="preserve">Dying and death</w:t>
+        <w:t xml:space="preserve">Every ranged weapon has an</w:t>
+      </w:r>
+      <w:r>
+        <w:t xml:space="preserve"> </w:t>
+      </w:r>
+      <w:r>
+        <w:rPr>
+          <w:bCs/>
+          <w:b/>
+        </w:rPr>
+        <w:t xml:space="preserve">effective band</w:t>
+      </w:r>
+      <w:r>
+        <w:t xml:space="preserve">, shown in the weapons table. Attacks within it take no penalty. One band beyond it is −2, two bands beyond is −4, and anything farther is out of range. A thrown weapon’s effective band is Close.</w:t>
+      </w:r>
+    </w:p>
+    <w:bookmarkEnd w:id="53"/>
+    <w:bookmarkStart w:id="54" w:name="move-and-reach"/>
+    <w:p>
+      <w:pPr>
+        <w:pStyle w:val="Heading2"/>
+      </w:pPr>
+      <w:r>
+        <w:t xml:space="preserve">Move and reach</w:t>
       </w:r>
     </w:p>
     <w:p>
@@ -6756,9 +6759,328 @@
         <w:pStyle w:val="FirstParagraph"/>
       </w:pPr>
       <w:r>
-        <w:t xml:space="preserve">Two boxes hurt; they don’t kill. Death comes from three things:</w:t>
-      </w:r>
-    </w:p>
+        <w:rPr>
+          <w:bCs/>
+          <w:b/>
+        </w:rPr>
+        <w:t xml:space="preserve">Move</w:t>
+      </w:r>
+      <w:r>
+        <w:t xml:space="preserve"> </w:t>
+      </w:r>
+      <w:r>
+        <w:t xml:space="preserve">is how far you go in a turn:</w:t>
+      </w:r>
+      <w:r>
+        <w:t xml:space="preserve"> </w:t>
+      </w:r>
+      <w:r>
+        <w:rPr>
+          <w:bCs/>
+          <w:b/>
+        </w:rPr>
+        <w:t xml:space="preserve">5 yards, +1 for every 2 points of Agility + Body above 20</w:t>
+      </w:r>
+      <w:r>
+        <w:t xml:space="preserve"> </w:t>
+      </w:r>
+      <w:r>
+        <w:t xml:space="preserve">(rounded down; nothing is taken off below 20),</w:t>
+      </w:r>
+      <w:r>
+        <w:t xml:space="preserve"> </w:t>
+      </w:r>
+      <w:r>
+        <w:rPr>
+          <w:bCs/>
+          <w:b/>
+        </w:rPr>
+        <w:t xml:space="preserve">+1 for Trained Athletics or +2 for Athletics as a Specialty or Expert</w:t>
+      </w:r>
+      <w:r>
+        <w:t xml:space="preserve">, plus your species’ speed adjustment, if it has one (the Lanthanite’s −1). Most crew move 6 to 9 yards. Give up your action to</w:t>
+      </w:r>
+      <w:r>
+        <w:t xml:space="preserve"> </w:t>
+      </w:r>
+      <w:r>
+        <w:rPr>
+          <w:bCs/>
+          <w:b/>
+        </w:rPr>
+        <w:t xml:space="preserve">run</w:t>
+      </w:r>
+      <w:r>
+        <w:t xml:space="preserve"> </w:t>
+      </w:r>
+      <w:r>
+        <w:t xml:space="preserve">and you cover twice your Move. Opponents move 8 yards unless their entry says otherwise.</w:t>
+      </w:r>
+    </w:p>
+    <w:tbl>
+      <w:tblPr>
+        <w:tblStyle w:val="Table"/>
+        <w:tblW w:type="auto" w:w="0"/>
+        <w:tblLook w:firstRow="1" w:lastRow="0" w:firstColumn="0" w:lastColumn="0" w:noHBand="0" w:noVBand="0" w:val="0020"/>
+        <w:jc w:val="start"/>
+        <w:tblBorders>
+          <w:top w:val="single" w:sz="4" w:color="B8C2D3"/>
+          <w:left w:val="single" w:sz="4" w:color="B8C2D3"/>
+          <w:bottom w:val="single" w:sz="4" w:color="B8C2D3"/>
+          <w:right w:val="single" w:sz="4" w:color="B8C2D3"/>
+          <w:insideH w:val="single" w:sz="4" w:color="B8C2D3"/>
+          <w:insideV w:val="single" w:sz="4" w:color="B8C2D3"/>
+        </w:tblBorders>
+      </w:tblPr>
+      <w:tblGrid>
+        <w:gridCol w:w="1131"/>
+        <w:gridCol w:w="1131"/>
+        <w:gridCol w:w="1131"/>
+        <w:gridCol w:w="1131"/>
+        <w:gridCol w:w="1131"/>
+        <w:gridCol w:w="1131"/>
+        <w:gridCol w:w="1131"/>
+      </w:tblGrid>
+      <w:tr>
+        <w:trPr>
+          <w:tblHeader w:val="true"/>
+        </w:trPr>
+        <w:tc>
+          <w:tcPr>
+            <w:shd w:val="clear" w:fill="E9EEF6"/>
+          </w:tcPr>
+          <w:p>
+            <w:pPr>
+              <w:pStyle w:val="Compact"/>
+              <w:jc w:val="left"/>
+            </w:pPr>
+            <w:r>
+              <w:rPr>
+                <w:b/>
+                <w:sz w:val="19"/>
+              </w:rPr>
+              <w:t xml:space="preserve">Agility + Body</w:t>
+            </w:r>
+          </w:p>
+        </w:tc>
+        <w:tc>
+          <w:tcPr>
+            <w:shd w:val="clear" w:fill="E9EEF6"/>
+          </w:tcPr>
+          <w:p>
+            <w:pPr>
+              <w:pStyle w:val="Compact"/>
+              <w:jc w:val="left"/>
+            </w:pPr>
+            <w:r>
+              <w:rPr>
+                <w:b/>
+                <w:sz w:val="19"/>
+              </w:rPr>
+              <w:t xml:space="preserve">20 or less</w:t>
+            </w:r>
+          </w:p>
+        </w:tc>
+        <w:tc>
+          <w:tcPr>
+            <w:shd w:val="clear" w:fill="E9EEF6"/>
+          </w:tcPr>
+          <w:p>
+            <w:pPr>
+              <w:pStyle w:val="Compact"/>
+              <w:jc w:val="left"/>
+            </w:pPr>
+            <w:r>
+              <w:rPr>
+                <w:b/>
+                <w:sz w:val="19"/>
+              </w:rPr>
+              <w:t xml:space="preserve">21–22</w:t>
+            </w:r>
+          </w:p>
+        </w:tc>
+        <w:tc>
+          <w:tcPr>
+            <w:shd w:val="clear" w:fill="E9EEF6"/>
+          </w:tcPr>
+          <w:p>
+            <w:pPr>
+              <w:pStyle w:val="Compact"/>
+              <w:jc w:val="left"/>
+            </w:pPr>
+            <w:r>
+              <w:rPr>
+                <w:b/>
+                <w:sz w:val="19"/>
+              </w:rPr>
+              <w:t xml:space="preserve">23–24</w:t>
+            </w:r>
+          </w:p>
+        </w:tc>
+        <w:tc>
+          <w:tcPr>
+            <w:shd w:val="clear" w:fill="E9EEF6"/>
+          </w:tcPr>
+          <w:p>
+            <w:pPr>
+              <w:pStyle w:val="Compact"/>
+              <w:jc w:val="left"/>
+            </w:pPr>
+            <w:r>
+              <w:rPr>
+                <w:b/>
+                <w:sz w:val="19"/>
+              </w:rPr>
+              <w:t xml:space="preserve">25–26</w:t>
+            </w:r>
+          </w:p>
+        </w:tc>
+        <w:tc>
+          <w:tcPr>
+            <w:shd w:val="clear" w:fill="E9EEF6"/>
+          </w:tcPr>
+          <w:p>
+            <w:pPr>
+              <w:pStyle w:val="Compact"/>
+              <w:jc w:val="left"/>
+            </w:pPr>
+            <w:r>
+              <w:rPr>
+                <w:b/>
+                <w:sz w:val="19"/>
+              </w:rPr>
+              <w:t xml:space="preserve">27–28</w:t>
+            </w:r>
+          </w:p>
+        </w:tc>
+        <w:tc>
+          <w:tcPr>
+            <w:shd w:val="clear" w:fill="E9EEF6"/>
+          </w:tcPr>
+          <w:p>
+            <w:pPr>
+              <w:pStyle w:val="Compact"/>
+              <w:jc w:val="left"/>
+            </w:pPr>
+            <w:r>
+              <w:rPr>
+                <w:b/>
+                <w:sz w:val="19"/>
+              </w:rPr>
+              <w:t xml:space="preserve">29–30</w:t>
+            </w:r>
+          </w:p>
+        </w:tc>
+      </w:tr>
+      <w:tr>
+        <w:tc>
+          <w:tcPr/>
+          <w:p>
+            <w:pPr>
+              <w:pStyle w:val="Compact"/>
+              <w:jc w:val="left"/>
+            </w:pPr>
+            <w:r>
+              <w:rPr>
+                <w:b/>
+                <w:sz w:val="19"/>
+              </w:rPr>
+              <w:t xml:space="preserve">Move before Athletics</w:t>
+            </w:r>
+          </w:p>
+        </w:tc>
+        <w:tc>
+          <w:tcPr/>
+          <w:p>
+            <w:pPr>
+              <w:pStyle w:val="Compact"/>
+              <w:jc w:val="left"/>
+            </w:pPr>
+            <w:r>
+              <w:rPr>
+                <w:sz w:val="19"/>
+              </w:rPr>
+              <w:t xml:space="preserve">5</w:t>
+            </w:r>
+          </w:p>
+        </w:tc>
+        <w:tc>
+          <w:tcPr/>
+          <w:p>
+            <w:pPr>
+              <w:pStyle w:val="Compact"/>
+              <w:jc w:val="left"/>
+            </w:pPr>
+            <w:r>
+              <w:rPr>
+                <w:sz w:val="19"/>
+              </w:rPr>
+              <w:t xml:space="preserve">6</w:t>
+            </w:r>
+          </w:p>
+        </w:tc>
+        <w:tc>
+          <w:tcPr/>
+          <w:p>
+            <w:pPr>
+              <w:pStyle w:val="Compact"/>
+              <w:jc w:val="left"/>
+            </w:pPr>
+            <w:r>
+              <w:rPr>
+                <w:sz w:val="19"/>
+              </w:rPr>
+              <w:t xml:space="preserve">7</w:t>
+            </w:r>
+          </w:p>
+        </w:tc>
+        <w:tc>
+          <w:tcPr/>
+          <w:p>
+            <w:pPr>
+              <w:pStyle w:val="Compact"/>
+              <w:jc w:val="left"/>
+            </w:pPr>
+            <w:r>
+              <w:rPr>
+                <w:sz w:val="19"/>
+              </w:rPr>
+              <w:t xml:space="preserve">8</w:t>
+            </w:r>
+          </w:p>
+        </w:tc>
+        <w:tc>
+          <w:tcPr/>
+          <w:p>
+            <w:pPr>
+              <w:pStyle w:val="Compact"/>
+              <w:jc w:val="left"/>
+            </w:pPr>
+            <w:r>
+              <w:rPr>
+                <w:sz w:val="19"/>
+              </w:rPr>
+              <w:t xml:space="preserve">9</w:t>
+            </w:r>
+          </w:p>
+        </w:tc>
+        <w:tc>
+          <w:tcPr/>
+          <w:p>
+            <w:pPr>
+              <w:pStyle w:val="Compact"/>
+              <w:jc w:val="left"/>
+            </w:pPr>
+            <w:r>
+              <w:rPr>
+                <w:sz w:val="19"/>
+              </w:rPr>
+              <w:t xml:space="preserve">10</w:t>
+            </w:r>
+          </w:p>
+        </w:tc>
+      </w:tr>
+    </w:tbl>
     <w:p>
       <w:pPr>
         <w:numPr>
@@ -6772,26 +7094,13 @@
           <w:bCs/>
           <w:b/>
         </w:rPr>
-        <w:t xml:space="preserve">Dying.</w:t>
-      </w:r>
-      <w:r>
-        <w:t xml:space="preserve"> </w:t>
-      </w:r>
-      <w:r>
-        <w:t xml:space="preserve">A hit from a killing weapon (a phaser or disruptor on kill) that takes you to three boxes leaves you Incapacitated and</w:t>
-      </w:r>
-      <w:r>
-        <w:t xml:space="preserve"> </w:t>
-      </w:r>
-      <w:r>
-        <w:rPr>
-          <w:bCs/>
-          <w:b/>
-        </w:rPr>
-        <w:t xml:space="preserve">Dying</w:t>
-      </w:r>
-      <w:r>
-        <w:t xml:space="preserve">. A Dying character dies at the end of the scene unless someone stabilizes them: one action and a successful Medicine roll with a medical kit. Once stabilized, you are still Incapacitated but no longer Dying.</w:t>
+        <w:t xml:space="preserve">Injury slows you.</w:t>
+      </w:r>
+      <w:r>
+        <w:t xml:space="preserve"> </w:t>
+      </w:r>
+      <w:r>
+        <w:t xml:space="preserve">Wounded (1 box): Move −2 yards. Seriously wounded (2 boxes): half your Move, rounded down, and you can’t run. Incapacitated: you don’t move. Never less than 1 yard while you can act.</w:t>
       </w:r>
     </w:p>
     <w:p>
@@ -6807,13 +7116,13 @@
           <w:bCs/>
           <w:b/>
         </w:rPr>
-        <w:t xml:space="preserve">A further lethal hit.</w:t>
-      </w:r>
-      <w:r>
-        <w:t xml:space="preserve"> </w:t>
-      </w:r>
-      <w:r>
-        <w:t xml:space="preserve">While you are at three boxes, any hit from a weapon that marks two or more boxes (a heavy blade, a phaser or disruptor on kill, an explosion’s centre) kills you. Fists, clubs and knives just keep you down.</w:t>
+        <w:t xml:space="preserve">Hard going halves it.</w:t>
+      </w:r>
+      <w:r>
+        <w:t xml:space="preserve"> </w:t>
+      </w:r>
+      <w:r>
+        <w:t xml:space="preserve">Climbing, swimming, wading, crawling through a Jefferies tube, deep snow or sand, rubble or a crowd: half your Move (and half a run), rounded down. Injury and hard going both apply, injury first.</w:t>
       </w:r>
     </w:p>
     <w:p>
@@ -6829,13 +7138,13 @@
           <w:bCs/>
           <w:b/>
         </w:rPr>
-        <w:t xml:space="preserve">Disintegration</w:t>
-      </w:r>
-      <w:r>
-        <w:t xml:space="preserve"> </w:t>
-      </w:r>
-      <w:r>
-        <w:t xml:space="preserve">and comparable hazards bypass the track entirely.</w:t>
+        <w:t xml:space="preserve">Stepping away.</w:t>
+      </w:r>
+      <w:r>
+        <w:t xml:space="preserve"> </w:t>
+      </w:r>
+      <w:r>
+        <w:t xml:space="preserve">You can move away from someone in reach freely; leaving a fight doesn’t give them a free attack.</w:t>
       </w:r>
     </w:p>
     <w:p>
@@ -6843,17 +7152,521 @@
         <w:pStyle w:val="FirstParagraph"/>
       </w:pPr>
       <w:r>
-        <w:t xml:space="preserve">Your protection is avoiding the hit: Dodge, cover, and a Duty point, which reduces a kill shot from three boxes to two, leaving you Seriously wounded but on your feet.</w:t>
+        <w:t xml:space="preserve">A weapon in hand strikes anyone within its</w:t>
+      </w:r>
+      <w:r>
+        <w:t xml:space="preserve"> </w:t>
+      </w:r>
+      <w:r>
+        <w:rPr>
+          <w:bCs/>
+          <w:b/>
+        </w:rPr>
+        <w:t xml:space="preserve">reach</w:t>
+      </w:r>
+      <w:r>
+        <w:t xml:space="preserve">, shown in the weapons table. Move into reach as part of your turn and attack in the same turn.</w:t>
+      </w:r>
+    </w:p>
+    <w:tbl>
+      <w:tblPr>
+        <w:tblStyle w:val="Table"/>
+        <w:tblW w:type="pct" w:w="5000"/>
+        <w:tblLook w:firstRow="1" w:lastRow="0" w:firstColumn="0" w:lastColumn="0" w:noHBand="0" w:noVBand="0" w:val="0020"/>
+        <w:jc w:val="start"/>
+        <w:tblBorders>
+          <w:top w:val="single" w:sz="4" w:color="B8C2D3"/>
+          <w:left w:val="single" w:sz="4" w:color="B8C2D3"/>
+          <w:bottom w:val="single" w:sz="4" w:color="B8C2D3"/>
+          <w:right w:val="single" w:sz="4" w:color="B8C2D3"/>
+          <w:insideH w:val="single" w:sz="4" w:color="B8C2D3"/>
+          <w:insideV w:val="single" w:sz="4" w:color="B8C2D3"/>
+        </w:tblBorders>
+      </w:tblPr>
+      <w:tblGrid>
+        <w:gridCol w:w="3960"/>
+        <w:gridCol w:w="3960"/>
+      </w:tblGrid>
+      <w:tr>
+        <w:trPr>
+          <w:tblHeader w:val="true"/>
+        </w:trPr>
+        <w:tc>
+          <w:tcPr>
+            <w:shd w:val="clear" w:fill="E9EEF6"/>
+          </w:tcPr>
+          <w:p>
+            <w:pPr>
+              <w:pStyle w:val="Compact"/>
+              <w:jc w:val="left"/>
+            </w:pPr>
+            <w:r>
+              <w:rPr>
+                <w:b/>
+                <w:sz w:val="19"/>
+              </w:rPr>
+              <w:t xml:space="preserve">Reach</w:t>
+            </w:r>
+          </w:p>
+        </w:tc>
+        <w:tc>
+          <w:tcPr>
+            <w:shd w:val="clear" w:fill="E9EEF6"/>
+          </w:tcPr>
+          <w:p>
+            <w:pPr>
+              <w:pStyle w:val="Compact"/>
+              <w:jc w:val="left"/>
+            </w:pPr>
+            <w:r>
+              <w:rPr>
+                <w:b/>
+                <w:sz w:val="19"/>
+              </w:rPr>
+              <w:t xml:space="preserve">Weapons</w:t>
+            </w:r>
+          </w:p>
+        </w:tc>
+      </w:tr>
+      <w:tr>
+        <w:tc>
+          <w:tcPr/>
+          <w:p>
+            <w:pPr>
+              <w:pStyle w:val="Compact"/>
+              <w:jc w:val="left"/>
+            </w:pPr>
+            <w:r>
+              <w:rPr>
+                <w:b/>
+                <w:sz w:val="19"/>
+              </w:rPr>
+              <w:t xml:space="preserve">1 yard</w:t>
+            </w:r>
+          </w:p>
+        </w:tc>
+        <w:tc>
+          <w:tcPr/>
+          <w:p>
+            <w:pPr>
+              <w:pStyle w:val="Compact"/>
+              <w:jc w:val="left"/>
+            </w:pPr>
+            <w:r>
+              <w:rPr>
+                <w:sz w:val="19"/>
+              </w:rPr>
+              <w:t xml:space="preserve">Fists, kicks and grappling; knives and d’k tahgs; clubs; claws, bites and crushing grips</w:t>
+            </w:r>
+          </w:p>
+        </w:tc>
+      </w:tr>
+      <w:tr>
+        <w:tc>
+          <w:tcPr/>
+          <w:p>
+            <w:pPr>
+              <w:pStyle w:val="Compact"/>
+              <w:jc w:val="left"/>
+            </w:pPr>
+            <w:r>
+              <w:rPr>
+                <w:b/>
+                <w:sz w:val="19"/>
+              </w:rPr>
+              <w:t xml:space="preserve">2 yards</w:t>
+            </w:r>
+          </w:p>
+        </w:tc>
+        <w:tc>
+          <w:tcPr/>
+          <w:p>
+            <w:pPr>
+              <w:pStyle w:val="Compact"/>
+              <w:jc w:val="left"/>
+            </w:pPr>
+            <w:r>
+              <w:rPr>
+                <w:sz w:val="19"/>
+              </w:rPr>
+              <w:t xml:space="preserve">Swords, axes and other heavy blades; a rifle butt</w:t>
+            </w:r>
+          </w:p>
+        </w:tc>
+      </w:tr>
+      <w:tr>
+        <w:tc>
+          <w:tcPr/>
+          <w:p>
+            <w:pPr>
+              <w:pStyle w:val="Compact"/>
+              <w:jc w:val="left"/>
+            </w:pPr>
+            <w:r>
+              <w:rPr>
+                <w:b/>
+                <w:sz w:val="19"/>
+              </w:rPr>
+              <w:t xml:space="preserve">3 yards</w:t>
+            </w:r>
+          </w:p>
+        </w:tc>
+        <w:tc>
+          <w:tcPr/>
+          <w:p>
+            <w:pPr>
+              <w:pStyle w:val="Compact"/>
+              <w:jc w:val="left"/>
+            </w:pPr>
+            <w:r>
+              <w:rPr>
+                <w:sz w:val="19"/>
+              </w:rPr>
+              <w:t xml:space="preserve">A lirpa, a spear or another polearm</w:t>
+            </w:r>
+          </w:p>
+        </w:tc>
+      </w:tr>
+    </w:tbl>
+    <w:p>
+      <w:pPr>
+        <w:pStyle w:val="BodyText"/>
+      </w:pPr>
+      <w:r>
+        <w:t xml:space="preserve">A weapon in hand can’t reach past 3 yards; anything farther is a ranged attack.</w:t>
+      </w:r>
+    </w:p>
+    <w:p>
+      <w:pPr>
+        <w:pStyle w:val="BodyText"/>
+      </w:pPr>
+      <w:r>
+        <w:rPr>
+          <w:bCs/>
+          <w:b/>
+        </w:rPr>
+        <w:t xml:space="preserve">Vehicles.</w:t>
+      </w:r>
+      <w:r>
+        <w:t xml:space="preserve"> </w:t>
+      </w:r>
+      <w:r>
+        <w:t xml:space="preserve">A driver or pilot moves at the vehicle’s speed, not their own, and running it flat out takes their action; firing from a moving vehicle is −2. Shuttles and starships are too fast for yards: they use</w:t>
+      </w:r>
+      <w:r>
+        <w:t xml:space="preserve"> </w:t>
+      </w:r>
+      <w:r>
+        <w:rPr>
+          <w:iCs/>
+          <w:i/>
+        </w:rPr>
+        <w:t xml:space="preserve">Range in space</w:t>
+      </w:r>
+      <w:r>
+        <w:t xml:space="preserve"> </w:t>
+      </w:r>
+      <w:r>
+        <w:t xml:space="preserve">and the ship rules.</w:t>
       </w:r>
     </w:p>
     <w:bookmarkEnd w:id="54"/>
-    <w:bookmarkStart w:id="55" w:name="optional-rule-gritty-combat"/>
+    <w:bookmarkStart w:id="57" w:name="injury"/>
+    <w:p>
+      <w:pPr>
+        <w:pStyle w:val="Heading2"/>
+      </w:pPr>
+      <w:r>
+        <w:t xml:space="preserve">Injury</w:t>
+      </w:r>
+    </w:p>
+    <w:tbl>
+      <w:tblPr>
+        <w:tblStyle w:val="Table"/>
+        <w:tblW w:type="pct" w:w="5000"/>
+        <w:tblLook w:firstRow="1" w:lastRow="0" w:firstColumn="0" w:lastColumn="0" w:noHBand="0" w:noVBand="0" w:val="0020"/>
+        <w:jc w:val="start"/>
+        <w:tblBorders>
+          <w:top w:val="single" w:sz="4" w:color="B8C2D3"/>
+          <w:left w:val="single" w:sz="4" w:color="B8C2D3"/>
+          <w:bottom w:val="single" w:sz="4" w:color="B8C2D3"/>
+          <w:right w:val="single" w:sz="4" w:color="B8C2D3"/>
+          <w:insideH w:val="single" w:sz="4" w:color="B8C2D3"/>
+          <w:insideV w:val="single" w:sz="4" w:color="B8C2D3"/>
+        </w:tblBorders>
+      </w:tblPr>
+      <w:tblGrid>
+        <w:gridCol w:w="2640"/>
+        <w:gridCol w:w="2640"/>
+        <w:gridCol w:w="2640"/>
+      </w:tblGrid>
+      <w:tr>
+        <w:trPr>
+          <w:tblHeader w:val="true"/>
+        </w:trPr>
+        <w:tc>
+          <w:tcPr>
+            <w:shd w:val="clear" w:fill="E9EEF6"/>
+          </w:tcPr>
+          <w:p>
+            <w:pPr>
+              <w:pStyle w:val="Compact"/>
+              <w:jc w:val="left"/>
+            </w:pPr>
+            <w:r>
+              <w:rPr>
+                <w:b/>
+                <w:sz w:val="19"/>
+              </w:rPr>
+              <w:t xml:space="preserve">Boxes marked</w:t>
+            </w:r>
+          </w:p>
+        </w:tc>
+        <w:tc>
+          <w:tcPr>
+            <w:shd w:val="clear" w:fill="E9EEF6"/>
+          </w:tcPr>
+          <w:p>
+            <w:pPr>
+              <w:pStyle w:val="Compact"/>
+              <w:jc w:val="left"/>
+            </w:pPr>
+            <w:r>
+              <w:rPr>
+                <w:b/>
+                <w:sz w:val="19"/>
+              </w:rPr>
+              <w:t xml:space="preserve">Condition</w:t>
+            </w:r>
+          </w:p>
+        </w:tc>
+        <w:tc>
+          <w:tcPr>
+            <w:shd w:val="clear" w:fill="E9EEF6"/>
+          </w:tcPr>
+          <w:p>
+            <w:pPr>
+              <w:pStyle w:val="Compact"/>
+              <w:jc w:val="left"/>
+            </w:pPr>
+            <w:r>
+              <w:rPr>
+                <w:b/>
+                <w:sz w:val="19"/>
+              </w:rPr>
+              <w:t xml:space="preserve">Effect</w:t>
+            </w:r>
+          </w:p>
+        </w:tc>
+      </w:tr>
+      <w:tr>
+        <w:tc>
+          <w:tcPr/>
+          <w:p>
+            <w:pPr>
+              <w:pStyle w:val="Compact"/>
+              <w:jc w:val="left"/>
+            </w:pPr>
+            <w:r>
+              <w:rPr>
+                <w:b/>
+                <w:sz w:val="19"/>
+              </w:rPr>
+              <w:t xml:space="preserve">0</w:t>
+            </w:r>
+          </w:p>
+        </w:tc>
+        <w:tc>
+          <w:tcPr/>
+          <w:p>
+            <w:pPr>
+              <w:pStyle w:val="Compact"/>
+              <w:jc w:val="left"/>
+            </w:pPr>
+            <w:r>
+              <w:rPr>
+                <w:sz w:val="19"/>
+              </w:rPr>
+              <w:t xml:space="preserve">Uninjured</w:t>
+            </w:r>
+          </w:p>
+        </w:tc>
+        <w:tc>
+          <w:tcPr/>
+          <w:p>
+            <w:pPr>
+              <w:pStyle w:val="Compact"/>
+              <w:jc w:val="left"/>
+            </w:pPr>
+            <w:r>
+              <w:rPr>
+                <w:sz w:val="19"/>
+              </w:rPr>
+              <w:t xml:space="preserve">No injury penalty</w:t>
+            </w:r>
+          </w:p>
+        </w:tc>
+      </w:tr>
+      <w:tr>
+        <w:tc>
+          <w:tcPr/>
+          <w:p>
+            <w:pPr>
+              <w:pStyle w:val="Compact"/>
+              <w:jc w:val="left"/>
+            </w:pPr>
+            <w:r>
+              <w:rPr>
+                <w:b/>
+                <w:sz w:val="19"/>
+              </w:rPr>
+              <w:t xml:space="preserve">1</w:t>
+            </w:r>
+          </w:p>
+        </w:tc>
+        <w:tc>
+          <w:tcPr/>
+          <w:p>
+            <w:pPr>
+              <w:pStyle w:val="Compact"/>
+              <w:jc w:val="left"/>
+            </w:pPr>
+            <w:r>
+              <w:rPr>
+                <w:sz w:val="19"/>
+              </w:rPr>
+              <w:t xml:space="preserve">Wounded</w:t>
+            </w:r>
+          </w:p>
+        </w:tc>
+        <w:tc>
+          <w:tcPr/>
+          <w:p>
+            <w:pPr>
+              <w:pStyle w:val="Compact"/>
+              <w:jc w:val="left"/>
+            </w:pPr>
+            <w:r>
+              <w:rPr>
+                <w:sz w:val="19"/>
+              </w:rPr>
+              <w:t xml:space="preserve">−1 to physical actions; Move −2 yards</w:t>
+            </w:r>
+          </w:p>
+        </w:tc>
+      </w:tr>
+      <w:tr>
+        <w:tc>
+          <w:tcPr/>
+          <w:p>
+            <w:pPr>
+              <w:pStyle w:val="Compact"/>
+              <w:jc w:val="left"/>
+            </w:pPr>
+            <w:r>
+              <w:rPr>
+                <w:b/>
+                <w:sz w:val="19"/>
+              </w:rPr>
+              <w:t xml:space="preserve">2</w:t>
+            </w:r>
+          </w:p>
+        </w:tc>
+        <w:tc>
+          <w:tcPr/>
+          <w:p>
+            <w:pPr>
+              <w:pStyle w:val="Compact"/>
+              <w:jc w:val="left"/>
+            </w:pPr>
+            <w:r>
+              <w:rPr>
+                <w:sz w:val="19"/>
+              </w:rPr>
+              <w:t xml:space="preserve">Seriously wounded</w:t>
+            </w:r>
+          </w:p>
+        </w:tc>
+        <w:tc>
+          <w:tcPr/>
+          <w:p>
+            <w:pPr>
+              <w:pStyle w:val="Compact"/>
+              <w:jc w:val="left"/>
+            </w:pPr>
+            <w:r>
+              <w:rPr>
+                <w:sz w:val="19"/>
+              </w:rPr>
+              <w:t xml:space="preserve">−2 to physical actions; half Move, no running</w:t>
+            </w:r>
+          </w:p>
+        </w:tc>
+      </w:tr>
+      <w:tr>
+        <w:tc>
+          <w:tcPr/>
+          <w:p>
+            <w:pPr>
+              <w:pStyle w:val="Compact"/>
+              <w:jc w:val="left"/>
+            </w:pPr>
+            <w:r>
+              <w:rPr>
+                <w:b/>
+                <w:sz w:val="19"/>
+              </w:rPr>
+              <w:t xml:space="preserve">3</w:t>
+            </w:r>
+          </w:p>
+        </w:tc>
+        <w:tc>
+          <w:tcPr/>
+          <w:p>
+            <w:pPr>
+              <w:pStyle w:val="Compact"/>
+              <w:jc w:val="left"/>
+            </w:pPr>
+            <w:r>
+              <w:rPr>
+                <w:sz w:val="19"/>
+              </w:rPr>
+              <w:t xml:space="preserve">Incapacitated</w:t>
+            </w:r>
+          </w:p>
+        </w:tc>
+        <w:tc>
+          <w:tcPr/>
+          <w:p>
+            <w:pPr>
+              <w:pStyle w:val="Compact"/>
+              <w:jc w:val="left"/>
+            </w:pPr>
+            <w:r>
+              <w:rPr>
+                <w:sz w:val="19"/>
+              </w:rPr>
+              <w:t xml:space="preserve">Unable to act; medical aid needed</w:t>
+            </w:r>
+          </w:p>
+        </w:tc>
+      </w:tr>
+    </w:tbl>
+    <w:p>
+      <w:pPr>
+        <w:pStyle w:val="BodyText"/>
+      </w:pPr>
+      <w:r>
+        <w:t xml:space="preserve">A normal damaging hit marks one box. A powerful attack can mark two, and a killing weapon marks three (see Weapons and damage). Injury penalties replace each other rather than stacking. They apply to movement, attacks, Dodge, and other tasks the injury physically hinders. The GM announces especially lethal hazards before resolution where possible.</w:t>
+      </w:r>
+    </w:p>
+    <w:bookmarkStart w:id="55" w:name="dying-and-death"/>
     <w:p>
       <w:pPr>
         <w:pStyle w:val="Heading3"/>
       </w:pPr>
       <w:r>
-        <w:t xml:space="preserve">Optional rule: gritty combat</w:t>
+        <w:t xml:space="preserve">Dying and death</w:t>
       </w:r>
     </w:p>
     <w:p>
@@ -6861,112 +7674,7 @@
         <w:pStyle w:val="FirstParagraph"/>
       </w:pPr>
       <w:r>
-        <w:t xml:space="preserve">For a harder, bloodier game, the GM can turn on</w:t>
-      </w:r>
-      <w:r>
-        <w:t xml:space="preserve"> </w:t>
-      </w:r>
-      <w:r>
-        <w:rPr>
-          <w:bCs/>
-          <w:b/>
-        </w:rPr>
-        <w:t xml:space="preserve">gritty combat</w:t>
-      </w:r>
-      <w:r>
-        <w:t xml:space="preserve"> </w:t>
-      </w:r>
-      <w:r>
-        <w:t xml:space="preserve">for the campaign (the creator has a switch on the Condition card and in the GM view). The rest of the rules stay the same.</w:t>
-      </w:r>
-    </w:p>
-    <w:p>
-      <w:pPr>
-        <w:pStyle w:val="BodyText"/>
-      </w:pPr>
-      <w:r>
-        <w:rPr>
-          <w:bCs/>
-          <w:b/>
-        </w:rPr>
-        <w:t xml:space="preserve">Grievous hits.</w:t>
-      </w:r>
-      <w:r>
-        <w:t xml:space="preserve"> </w:t>
-      </w:r>
-      <w:r>
-        <w:t xml:space="preserve">A hit that marks</w:t>
-      </w:r>
-      <w:r>
-        <w:t xml:space="preserve"> </w:t>
-      </w:r>
-      <w:r>
-        <w:rPr>
-          <w:bCs/>
-          <w:b/>
-        </w:rPr>
-        <w:t xml:space="preserve">2 or more boxes</w:t>
-      </w:r>
-      <w:r>
-        <w:t xml:space="preserve"> </w:t>
-      </w:r>
-      <w:r>
-        <w:t xml:space="preserve">is</w:t>
-      </w:r>
-      <w:r>
-        <w:t xml:space="preserve"> </w:t>
-      </w:r>
-      <w:r>
-        <w:rPr>
-          <w:bCs/>
-          <w:b/>
-        </w:rPr>
-        <w:t xml:space="preserve">grievous</w:t>
-      </w:r>
-      <w:r>
-        <w:t xml:space="preserve"> </w:t>
-      </w:r>
-      <w:r>
-        <w:t xml:space="preserve">when the attack succeeded by</w:t>
-      </w:r>
-      <w:r>
-        <w:t xml:space="preserve"> </w:t>
-      </w:r>
-      <w:r>
-        <w:rPr>
-          <w:bCs/>
-          <w:b/>
-        </w:rPr>
-        <w:t xml:space="preserve">7 or more</w:t>
-      </w:r>
-      <w:r>
-        <w:t xml:space="preserve">, rolled a</w:t>
-      </w:r>
-      <w:r>
-        <w:t xml:space="preserve"> </w:t>
-      </w:r>
-      <w:r>
-        <w:rPr>
-          <w:bCs/>
-          <w:b/>
-        </w:rPr>
-        <w:t xml:space="preserve">natural 3 or 4</w:t>
-      </w:r>
-      <w:r>
-        <w:t xml:space="preserve">, or left the target</w:t>
-      </w:r>
-      <w:r>
-        <w:t xml:space="preserve"> </w:t>
-      </w:r>
-      <w:r>
-        <w:rPr>
-          <w:bCs/>
-          <w:b/>
-        </w:rPr>
-        <w:t xml:space="preserve">Dying</w:t>
-      </w:r>
-      <w:r>
-        <w:t xml:space="preserve">.</w:t>
+        <w:t xml:space="preserve">Two boxes hurt; they don’t kill. Death comes from three things:</w:t>
       </w:r>
     </w:p>
     <w:p>
@@ -6982,13 +7690,26 @@
           <w:bCs/>
           <w:b/>
         </w:rPr>
-        <w:t xml:space="preserve">A crew member</w:t>
-      </w:r>
-      <w:r>
-        <w:t xml:space="preserve"> </w:t>
-      </w:r>
-      <w:r>
-        <w:t xml:space="preserve">rolls 3d6 on the table below and suffers the result on top of the boxes.</w:t>
+        <w:t xml:space="preserve">Dying.</w:t>
+      </w:r>
+      <w:r>
+        <w:t xml:space="preserve"> </w:t>
+      </w:r>
+      <w:r>
+        <w:t xml:space="preserve">A hit from a killing weapon (a phaser or disruptor on kill) that takes you to three boxes leaves you Incapacitated and</w:t>
+      </w:r>
+      <w:r>
+        <w:t xml:space="preserve"> </w:t>
+      </w:r>
+      <w:r>
+        <w:rPr>
+          <w:bCs/>
+          <w:b/>
+        </w:rPr>
+        <w:t xml:space="preserve">Dying</w:t>
+      </w:r>
+      <w:r>
+        <w:t xml:space="preserve">. A Dying character dies at the end of the scene unless someone stabilizes them: one action and a successful Medicine roll with a medical kit. Once stabilized, you are still Incapacitated but no longer Dying.</w:t>
       </w:r>
     </w:p>
     <w:p>
@@ -7004,13 +7725,13 @@
           <w:bCs/>
           <w:b/>
         </w:rPr>
-        <w:t xml:space="preserve">An opponent</w:t>
-      </w:r>
-      <w:r>
-        <w:t xml:space="preserve"> </w:t>
-      </w:r>
-      <w:r>
-        <w:t xml:space="preserve">is simply taken out: no roll, no boxes to count. Describe how, or let the GM view roll a description.</w:t>
+        <w:t xml:space="preserve">A further lethal hit.</w:t>
+      </w:r>
+      <w:r>
+        <w:t xml:space="preserve"> </w:t>
+      </w:r>
+      <w:r>
+        <w:t xml:space="preserve">While you are at three boxes, any hit from a weapon that marks two or more boxes (a heavy blade, a phaser or disruptor on kill, an explosion’s centre) kills you. Fists, clubs and knives just keep you down.</w:t>
       </w:r>
     </w:p>
     <w:p>
@@ -7018,6 +7739,203 @@
         <w:numPr>
           <w:ilvl w:val="0"/>
           <w:numId w:val="1011"/>
+        </w:numPr>
+        <w:pStyle w:val="Compact"/>
+      </w:pPr>
+      <w:r>
+        <w:rPr>
+          <w:bCs/>
+          <w:b/>
+        </w:rPr>
+        <w:t xml:space="preserve">Disintegration</w:t>
+      </w:r>
+      <w:r>
+        <w:t xml:space="preserve"> </w:t>
+      </w:r>
+      <w:r>
+        <w:t xml:space="preserve">and comparable hazards bypass the track entirely.</w:t>
+      </w:r>
+    </w:p>
+    <w:p>
+      <w:pPr>
+        <w:pStyle w:val="FirstParagraph"/>
+      </w:pPr>
+      <w:r>
+        <w:t xml:space="preserve">Your protection is avoiding the hit: Dodge, cover, and a Duty point, which reduces a kill shot from three boxes to two, leaving you Seriously wounded but on your feet.</w:t>
+      </w:r>
+    </w:p>
+    <w:bookmarkEnd w:id="55"/>
+    <w:bookmarkStart w:id="56" w:name="optional-rule-gritty-combat"/>
+    <w:p>
+      <w:pPr>
+        <w:pStyle w:val="Heading3"/>
+      </w:pPr>
+      <w:r>
+        <w:t xml:space="preserve">Optional rule: gritty combat</w:t>
+      </w:r>
+    </w:p>
+    <w:p>
+      <w:pPr>
+        <w:pStyle w:val="FirstParagraph"/>
+      </w:pPr>
+      <w:r>
+        <w:t xml:space="preserve">For a harder, bloodier game, the GM can turn on</w:t>
+      </w:r>
+      <w:r>
+        <w:t xml:space="preserve"> </w:t>
+      </w:r>
+      <w:r>
+        <w:rPr>
+          <w:bCs/>
+          <w:b/>
+        </w:rPr>
+        <w:t xml:space="preserve">gritty combat</w:t>
+      </w:r>
+      <w:r>
+        <w:t xml:space="preserve"> </w:t>
+      </w:r>
+      <w:r>
+        <w:t xml:space="preserve">for the campaign (the creator has a switch on the Condition card and in the GM view). The rest of the rules stay the same.</w:t>
+      </w:r>
+    </w:p>
+    <w:p>
+      <w:pPr>
+        <w:pStyle w:val="BodyText"/>
+      </w:pPr>
+      <w:r>
+        <w:rPr>
+          <w:bCs/>
+          <w:b/>
+        </w:rPr>
+        <w:t xml:space="preserve">Grievous hits.</w:t>
+      </w:r>
+      <w:r>
+        <w:t xml:space="preserve"> </w:t>
+      </w:r>
+      <w:r>
+        <w:t xml:space="preserve">A hit that marks</w:t>
+      </w:r>
+      <w:r>
+        <w:t xml:space="preserve"> </w:t>
+      </w:r>
+      <w:r>
+        <w:rPr>
+          <w:bCs/>
+          <w:b/>
+        </w:rPr>
+        <w:t xml:space="preserve">2 or more boxes</w:t>
+      </w:r>
+      <w:r>
+        <w:t xml:space="preserve"> </w:t>
+      </w:r>
+      <w:r>
+        <w:t xml:space="preserve">is</w:t>
+      </w:r>
+      <w:r>
+        <w:t xml:space="preserve"> </w:t>
+      </w:r>
+      <w:r>
+        <w:rPr>
+          <w:bCs/>
+          <w:b/>
+        </w:rPr>
+        <w:t xml:space="preserve">grievous</w:t>
+      </w:r>
+      <w:r>
+        <w:t xml:space="preserve"> </w:t>
+      </w:r>
+      <w:r>
+        <w:t xml:space="preserve">when the attack succeeded by</w:t>
+      </w:r>
+      <w:r>
+        <w:t xml:space="preserve"> </w:t>
+      </w:r>
+      <w:r>
+        <w:rPr>
+          <w:bCs/>
+          <w:b/>
+        </w:rPr>
+        <w:t xml:space="preserve">7 or more</w:t>
+      </w:r>
+      <w:r>
+        <w:t xml:space="preserve">, rolled a</w:t>
+      </w:r>
+      <w:r>
+        <w:t xml:space="preserve"> </w:t>
+      </w:r>
+      <w:r>
+        <w:rPr>
+          <w:bCs/>
+          <w:b/>
+        </w:rPr>
+        <w:t xml:space="preserve">natural 3 or 4</w:t>
+      </w:r>
+      <w:r>
+        <w:t xml:space="preserve">, or left the target</w:t>
+      </w:r>
+      <w:r>
+        <w:t xml:space="preserve"> </w:t>
+      </w:r>
+      <w:r>
+        <w:rPr>
+          <w:bCs/>
+          <w:b/>
+        </w:rPr>
+        <w:t xml:space="preserve">Dying</w:t>
+      </w:r>
+      <w:r>
+        <w:t xml:space="preserve">.</w:t>
+      </w:r>
+    </w:p>
+    <w:p>
+      <w:pPr>
+        <w:numPr>
+          <w:ilvl w:val="0"/>
+          <w:numId w:val="1012"/>
+        </w:numPr>
+        <w:pStyle w:val="Compact"/>
+      </w:pPr>
+      <w:r>
+        <w:rPr>
+          <w:bCs/>
+          <w:b/>
+        </w:rPr>
+        <w:t xml:space="preserve">A crew member</w:t>
+      </w:r>
+      <w:r>
+        <w:t xml:space="preserve"> </w:t>
+      </w:r>
+      <w:r>
+        <w:t xml:space="preserve">rolls 3d6 on the table below and suffers the result on top of the boxes.</w:t>
+      </w:r>
+    </w:p>
+    <w:p>
+      <w:pPr>
+        <w:numPr>
+          <w:ilvl w:val="0"/>
+          <w:numId w:val="1012"/>
+        </w:numPr>
+        <w:pStyle w:val="Compact"/>
+      </w:pPr>
+      <w:r>
+        <w:rPr>
+          <w:bCs/>
+          <w:b/>
+        </w:rPr>
+        <w:t xml:space="preserve">An opponent</w:t>
+      </w:r>
+      <w:r>
+        <w:t xml:space="preserve"> </w:t>
+      </w:r>
+      <w:r>
+        <w:t xml:space="preserve">is simply taken out: no roll, no boxes to count. Describe how, or let the GM view roll a description.</w:t>
+      </w:r>
+    </w:p>
+    <w:p>
+      <w:pPr>
+        <w:numPr>
+          <w:ilvl w:val="0"/>
+          <w:numId w:val="1012"/>
         </w:numPr>
         <w:pStyle w:val="Compact"/>
       </w:pPr>
@@ -7516,7 +8434,7 @@
       <w:pPr>
         <w:numPr>
           <w:ilvl w:val="0"/>
-          <w:numId w:val="1012"/>
+          <w:numId w:val="1013"/>
         </w:numPr>
         <w:pStyle w:val="Compact"/>
       </w:pPr>
@@ -7554,7 +8472,7 @@
       <w:pPr>
         <w:numPr>
           <w:ilvl w:val="0"/>
-          <w:numId w:val="1012"/>
+          <w:numId w:val="1013"/>
         </w:numPr>
         <w:pStyle w:val="Compact"/>
       </w:pPr>
@@ -7589,7 +8507,7 @@
       <w:pPr>
         <w:numPr>
           <w:ilvl w:val="0"/>
-          <w:numId w:val="1012"/>
+          <w:numId w:val="1013"/>
         </w:numPr>
         <w:pStyle w:val="Compact"/>
       </w:pPr>
@@ -7607,9 +8525,9 @@
         <w:t xml:space="preserve">Grievous wounds heal on their own clock, whatever the boxes say. A lost limb or a lost eye never heals on its own.</w:t>
       </w:r>
     </w:p>
-    <w:bookmarkEnd w:id="55"/>
     <w:bookmarkEnd w:id="56"/>
-    <w:bookmarkStart w:id="57" w:name="weapons-and-damage"/>
+    <w:bookmarkEnd w:id="57"/>
+    <w:bookmarkStart w:id="58" w:name="weapons-and-damage"/>
     <w:p>
       <w:pPr>
         <w:pStyle w:val="Heading2"/>
@@ -7765,7 +8683,7 @@
               <w:rPr>
                 <w:sz w:val="19"/>
               </w:rPr>
-              <w:t xml:space="preserve">Melee</w:t>
+              <w:t xml:space="preserve">Melee, reach 1 yd</w:t>
             </w:r>
           </w:p>
         </w:tc>
@@ -7828,7 +8746,7 @@
               <w:rPr>
                 <w:sz w:val="19"/>
               </w:rPr>
-              <w:t xml:space="preserve">Melee; rock Close thrown</w:t>
+              <w:t xml:space="preserve">Melee, reach 1 yd (rifle butt 2); rock Close thrown</w:t>
             </w:r>
           </w:p>
         </w:tc>
@@ -7891,7 +8809,7 @@
               <w:rPr>
                 <w:sz w:val="19"/>
               </w:rPr>
-              <w:t xml:space="preserve">Melee; Close thrown</w:t>
+              <w:t xml:space="preserve">Melee, reach 1 yd; Close thrown</w:t>
             </w:r>
           </w:p>
         </w:tc>
@@ -8017,7 +8935,7 @@
               <w:rPr>
                 <w:sz w:val="19"/>
               </w:rPr>
-              <w:t xml:space="preserve">Melee</w:t>
+              <w:t xml:space="preserve">Melee, reach 2 yd (lirpa 3)</w:t>
             </w:r>
           </w:p>
         </w:tc>
@@ -8457,8 +9375,8 @@
         <w:t xml:space="preserve">To take someone down without hurting them, use a phaser on stun, a grapple, or the Vulcan nerve pinch rather than a weapon from this list.</w:t>
       </w:r>
     </w:p>
-    <w:bookmarkEnd w:id="57"/>
-    <w:bookmarkStart w:id="58" w:name="phaser-settings"/>
+    <w:bookmarkEnd w:id="58"/>
+    <w:bookmarkStart w:id="59" w:name="phaser-settings"/>
     <w:p>
       <w:pPr>
         <w:pStyle w:val="Heading2"/>
@@ -8635,8 +9553,8 @@
         <w:t xml:space="preserve">Declare the setting before firing. Stun effects do not stack; a later failed resistance roll still incapacitates the target. Unarmed strikes normally mark one box. A grapple uses an opposed Unarmed Combat contest; winning restrains the target while the hold is maintained. Escape uses an action and a new contest.</w:t>
       </w:r>
     </w:p>
-    <w:bookmarkEnd w:id="58"/>
-    <w:bookmarkStart w:id="59" w:name="phaser-power"/>
+    <w:bookmarkEnd w:id="59"/>
+    <w:bookmarkStart w:id="60" w:name="phaser-power"/>
     <w:p>
       <w:pPr>
         <w:pStyle w:val="Heading2"/>
@@ -9044,7 +9962,7 @@
       <w:pPr>
         <w:numPr>
           <w:ilvl w:val="0"/>
-          <w:numId w:val="1013"/>
+          <w:numId w:val="1014"/>
         </w:numPr>
         <w:pStyle w:val="Compact"/>
       </w:pPr>
@@ -9066,7 +9984,7 @@
       <w:pPr>
         <w:numPr>
           <w:ilvl w:val="0"/>
-          <w:numId w:val="1013"/>
+          <w:numId w:val="1014"/>
         </w:numPr>
         <w:pStyle w:val="Compact"/>
       </w:pPr>
@@ -9101,7 +10019,7 @@
       <w:pPr>
         <w:numPr>
           <w:ilvl w:val="0"/>
-          <w:numId w:val="1013"/>
+          <w:numId w:val="1014"/>
         </w:numPr>
         <w:pStyle w:val="Compact"/>
       </w:pPr>
@@ -9119,9 +10037,9 @@
         <w:t xml:space="preserve">A phaser with at least 4 power left can be set to overload: it whines for a round and explodes at the end of the next round, as an explosion (1 box to everyone nearby, 2 at the centre). The phaser is destroyed.</w:t>
       </w:r>
     </w:p>
-    <w:bookmarkEnd w:id="59"/>
     <w:bookmarkEnd w:id="60"/>
-    <w:bookmarkStart w:id="68" w:name="medical-care"/>
+    <w:bookmarkEnd w:id="61"/>
+    <w:bookmarkStart w:id="70" w:name="medical-care"/>
     <w:p>
       <w:pPr>
         <w:pStyle w:val="Heading1"/>
@@ -9138,7 +10056,7 @@
         <w:t xml:space="preserve">Starfleet physicians in 2268 have advanced diagnostic scanners, potent pharmaceuticals, portable emergency equipment, and sophisticated sickbay facilities. Familiar injuries often respond quickly to treatment. Severe trauma, incompatible biology, missing supplies, and unidentified conditions still challenge an experienced doctor. The treatment values below are campaign rules inspired by the series, rather than numerical rules stated in canon.</w:t>
       </w:r>
     </w:p>
-    <w:bookmarkStart w:id="61" w:name="diagnosis-and-stabilization"/>
+    <w:bookmarkStart w:id="62" w:name="diagnosis-and-stabilization"/>
     <w:p>
       <w:pPr>
         <w:pStyle w:val="Heading2"/>
@@ -9163,8 +10081,8 @@
         <w:t xml:space="preserve">Emergency stabilization takes one action and a successful Medicine roll with a medical kit. It prevents deterioration from the treated injury while the patient is protected from further harm, and it ends Dying. Stabilization alone removes no injury boxes. A patient at three boxes remains incapacitated until treatment clears a box.</w:t>
       </w:r>
     </w:p>
-    <w:bookmarkEnd w:id="61"/>
-    <w:bookmarkStart w:id="62" w:name="field-treatment"/>
+    <w:bookmarkEnd w:id="62"/>
+    <w:bookmarkStart w:id="63" w:name="field-treatment"/>
     <w:p>
       <w:pPr>
         <w:pStyle w:val="Heading2"/>
@@ -9178,11 +10096,11 @@
         <w:pStyle w:val="FirstParagraph"/>
       </w:pPr>
       <w:r>
-        <w:t xml:space="preserve">With a medical kit and several uninterrupted minutes, successful Medicine removes one injury box. Success by 5 or more removes two. Each injury receives one field-treatment attempt, even if that attempt fails; further attempts require changed circumstances such as better equipment, new diagnostic information, or access to sickbay. New injuries can receive their own treatment, but cannot justify treating an old injury repeatedly.</w:t>
-      </w:r>
-    </w:p>
-    <w:bookmarkEnd w:id="62"/>
-    <w:bookmarkStart w:id="63" w:name="sickbay-treatment"/>
+        <w:t xml:space="preserve">With a medical kit and several uninterrupted minutes, successful Medicine removes one injury box. Success by 5 or more removes two.</w:t>
+      </w:r>
+    </w:p>
+    <w:bookmarkEnd w:id="63"/>
+    <w:bookmarkStart w:id="64" w:name="sickbay-treatment"/>
     <w:p>
       <w:pPr>
         <w:pStyle w:val="Heading2"/>
@@ -9196,7 +10114,7 @@
         <w:pStyle w:val="FirstParagraph"/>
       </w:pPr>
       <w:r>
-        <w:t xml:space="preserve">A functioning, equipped sickbay grants +2 to Medicine for diagnosis and treatment. A successful treatment removes two injury boxes; success by 5 or more removes three. Allow the time the procedure requires rather than completing surgery in one combat action. Sickbay care can follow field treatment. Do not repeat an unsuccessful procedure without a meaningful change in the situation.</w:t>
+        <w:t xml:space="preserve">A functioning, equipped sickbay grants +2 to Medicine for diagnosis and treatment. A successful treatment removes two injury boxes; success by 5 or more removes three. Allow the time the procedure requires rather than completing surgery in one combat action. Sickbay care can follow field treatment.</w:t>
       </w:r>
     </w:p>
     <w:p>
@@ -9207,8 +10125,114 @@
         <w:t xml:space="preserve">Removing injury boxes removes their associated penalties, but major organ damage, severe burns, and complex internal trauma can still require a procedure and recovery period set by the GM. The physician determines whether the patient is fit for duty. Pain suppression does not itself heal an injury. Stun normally wears off at the end of the scene; prolonged unconsciousness requires assessment.</w:t>
       </w:r>
     </w:p>
-    <w:bookmarkEnd w:id="63"/>
-    <w:bookmarkStart w:id="64" w:name="natural-recovery"/>
+    <w:bookmarkEnd w:id="64"/>
+    <w:bookmarkStart w:id="65" w:name="treatment-attempts"/>
+    <w:p>
+      <w:pPr>
+        <w:pStyle w:val="Heading2"/>
+      </w:pPr>
+      <w:r>
+        <w:t xml:space="preserve">Treatment attempts</w:t>
+      </w:r>
+    </w:p>
+    <w:p>
+      <w:pPr>
+        <w:pStyle w:val="FirstParagraph"/>
+      </w:pPr>
+      <w:r>
+        <w:t xml:space="preserve">Each set of injuries permits one field-treatment attempt and one proper-care attempt. Further rolls require a meaningful improvement in care, a new treatment, or recovery time. Simply waiting and trying again is insufficient.</w:t>
+      </w:r>
+    </w:p>
+    <w:p>
+      <w:pPr>
+        <w:numPr>
+          <w:ilvl w:val="0"/>
+          <w:numId w:val="1015"/>
+        </w:numPr>
+        <w:pStyle w:val="Compact"/>
+      </w:pPr>
+      <w:r>
+        <w:rPr>
+          <w:bCs/>
+          <w:b/>
+        </w:rPr>
+        <w:t xml:space="preserve">A set of injuries</w:t>
+      </w:r>
+      <w:r>
+        <w:t xml:space="preserve"> </w:t>
+      </w:r>
+      <w:r>
+        <w:t xml:space="preserve">is the boxes from one encounter or harmful incident: one fight, one fall, one console explosion. Sickbay treatment is the proper care.</w:t>
+      </w:r>
+    </w:p>
+    <w:p>
+      <w:pPr>
+        <w:numPr>
+          <w:ilvl w:val="0"/>
+          <w:numId w:val="1015"/>
+        </w:numPr>
+        <w:pStyle w:val="Compact"/>
+      </w:pPr>
+      <w:r>
+        <w:rPr>
+          <w:bCs/>
+          <w:b/>
+        </w:rPr>
+        <w:t xml:space="preserve">Later injuries are a new set.</w:t>
+      </w:r>
+      <w:r>
+        <w:t xml:space="preserve"> </w:t>
+      </w:r>
+      <w:r>
+        <w:t xml:space="preserve">Its attempts remove only its own boxes; they don’t reopen injuries already treated.</w:t>
+      </w:r>
+    </w:p>
+    <w:p>
+      <w:pPr>
+        <w:numPr>
+          <w:ilvl w:val="0"/>
+          <w:numId w:val="1015"/>
+        </w:numPr>
+        <w:pStyle w:val="Compact"/>
+      </w:pPr>
+      <w:r>
+        <w:rPr>
+          <w:bCs/>
+          <w:b/>
+        </w:rPr>
+        <w:t xml:space="preserve">What allows another roll:</w:t>
+      </w:r>
+      <w:r>
+        <w:t xml:space="preserve"> </w:t>
+      </w:r>
+      <w:r>
+        <w:t xml:space="preserve">sickbay after field care, a new diagnosis or a treatment that wasn’t tried, a specialist or the right species data, or recovery time (the next day’s rest).</w:t>
+      </w:r>
+    </w:p>
+    <w:p>
+      <w:pPr>
+        <w:numPr>
+          <w:ilvl w:val="0"/>
+          <w:numId w:val="1015"/>
+        </w:numPr>
+        <w:pStyle w:val="Compact"/>
+      </w:pPr>
+      <w:r>
+        <w:rPr>
+          <w:bCs/>
+          <w:b/>
+        </w:rPr>
+        <w:t xml:space="preserve">Stabilization is separate.</w:t>
+      </w:r>
+      <w:r>
+        <w:t xml:space="preserve"> </w:t>
+      </w:r>
+      <w:r>
+        <w:t xml:space="preserve">Stabilizing a Dying patient is never limited by these attempts and never removes boxes.</w:t>
+      </w:r>
+    </w:p>
+    <w:bookmarkEnd w:id="65"/>
+    <w:bookmarkStart w:id="66" w:name="natural-recovery"/>
     <w:p>
       <w:pPr>
         <w:pStyle w:val="Heading2"/>
@@ -9389,7 +10413,7 @@
       <w:pPr>
         <w:numPr>
           <w:ilvl w:val="0"/>
-          <w:numId w:val="1014"/>
+          <w:numId w:val="1016"/>
         </w:numPr>
         <w:pStyle w:val="Compact"/>
       </w:pPr>
@@ -9411,7 +10435,7 @@
       <w:pPr>
         <w:numPr>
           <w:ilvl w:val="0"/>
-          <w:numId w:val="1014"/>
+          <w:numId w:val="1016"/>
         </w:numPr>
         <w:pStyle w:val="Compact"/>
       </w:pPr>
@@ -9433,7 +10457,7 @@
       <w:pPr>
         <w:numPr>
           <w:ilvl w:val="0"/>
-          <w:numId w:val="1014"/>
+          <w:numId w:val="1016"/>
         </w:numPr>
         <w:pStyle w:val="Compact"/>
       </w:pPr>
@@ -9455,7 +10479,7 @@
       <w:pPr>
         <w:numPr>
           <w:ilvl w:val="0"/>
-          <w:numId w:val="1014"/>
+          <w:numId w:val="1016"/>
         </w:numPr>
         <w:pStyle w:val="Compact"/>
       </w:pPr>
@@ -9491,8 +10515,8 @@
         <w:t xml:space="preserve">Ensign Reyes ends a mission Seriously wounded (two boxes). Sickbay is busy with worse cases, so Reyes rests in quarters: three days clear the first box and one more day the second, and Reyes is back on duty on the fifth day.</w:t>
       </w:r>
     </w:p>
-    <w:bookmarkEnd w:id="64"/>
-    <w:bookmarkStart w:id="65" w:name="alien-medicine-and-limits"/>
+    <w:bookmarkEnd w:id="66"/>
+    <w:bookmarkStart w:id="67" w:name="alien-medicine-and-limits"/>
     <w:p>
       <w:pPr>
         <w:pStyle w:val="Heading2"/>
@@ -9517,8 +10541,8 @@
         <w:t xml:space="preserve">Crew of other species may need care suited to their biology. An Alien Physiology Specialist, or a physician with access to the right species data, keeps that care from becoming guesswork.</w:t>
       </w:r>
     </w:p>
-    <w:bookmarkEnd w:id="65"/>
-    <w:bookmarkStart w:id="67" w:name="examples-from-the-original-series"/>
+    <w:bookmarkEnd w:id="67"/>
+    <w:bookmarkStart w:id="69" w:name="examples-from-the-original-series"/>
     <w:p>
       <w:pPr>
         <w:pStyle w:val="Heading2"/>
@@ -9617,7 +10641,7 @@
       <w:r>
         <w:t xml:space="preserve"> </w:t>
       </w:r>
-      <w:hyperlink r:id="rId66">
+      <w:hyperlink r:id="rId68">
         <w:r>
           <w:rPr>
             <w:rStyle w:val="Hyperlink"/>
@@ -9626,9 +10650,9 @@
         </w:r>
       </w:hyperlink>
     </w:p>
-    <w:bookmarkEnd w:id="67"/>
-    <w:bookmarkEnd w:id="68"/>
-    <w:bookmarkStart w:id="77" w:name="duty-points-and-bridge-duty"/>
+    <w:bookmarkEnd w:id="69"/>
+    <w:bookmarkEnd w:id="70"/>
+    <w:bookmarkStart w:id="79" w:name="duty-points-and-bridge-duty"/>
     <w:p>
       <w:pPr>
         <w:pStyle w:val="Heading1"/>
@@ -9637,7 +10661,7 @@
         <w:t xml:space="preserve">Duty points and bridge duty</w:t>
       </w:r>
     </w:p>
-    <w:bookmarkStart w:id="69" w:name="using-duty-points"/>
+    <w:bookmarkStart w:id="71" w:name="using-duty-points"/>
     <w:p>
       <w:pPr>
         <w:pStyle w:val="Heading2"/>
@@ -9873,8 +10897,8 @@
         <w:t xml:space="preserve">your curiosity tempts you to remain beside an anomaly while the team withdraws. If you accept the resulting separation and danger, the GM awards one Duty point. The point does not remove that danger.</w:t>
       </w:r>
     </w:p>
-    <w:bookmarkEnd w:id="69"/>
-    <w:bookmarkStart w:id="71" w:name="working-on-the-bridge"/>
+    <w:bookmarkEnd w:id="71"/>
+    <w:bookmarkStart w:id="73" w:name="working-on-the-bridge"/>
     <w:p>
       <w:pPr>
         <w:pStyle w:val="Heading2"/>
@@ -10183,7 +11207,7 @@
         </w:tc>
       </w:tr>
     </w:tbl>
-    <w:bookmarkStart w:id="70" w:name="the-captains-orders"/>
+    <w:bookmarkStart w:id="72" w:name="the-captains-orders"/>
     <w:p>
       <w:pPr>
         <w:pStyle w:val="Heading3"/>
@@ -10480,9 +11504,9 @@
         <w:t xml:space="preserve">A captain who takes an order doesn’t also work a station that exchange. Commanding well is the job.</w:t>
       </w:r>
     </w:p>
-    <w:bookmarkEnd w:id="70"/>
-    <w:bookmarkEnd w:id="71"/>
-    <w:bookmarkStart w:id="75" w:name="the-uss-pelion"/>
+    <w:bookmarkEnd w:id="72"/>
+    <w:bookmarkEnd w:id="73"/>
+    <w:bookmarkStart w:id="77" w:name="the-uss-pelion"/>
     <w:p>
       <w:pPr>
         <w:pStyle w:val="Heading2"/>
@@ -11042,7 +12066,7 @@
         <w:t xml:space="preserve">for ship weapons, against the enemy ship’s own tracks, which the GM keeps the same way.</w:t>
       </w:r>
     </w:p>
-    <w:bookmarkStart w:id="72" w:name="ship-registry"/>
+    <w:bookmarkStart w:id="74" w:name="ship-registry"/>
     <w:p>
       <w:pPr>
         <w:pStyle w:val="Heading3"/>
@@ -12822,7 +13846,7 @@
       <w:pPr>
         <w:numPr>
           <w:ilvl w:val="0"/>
-          <w:numId w:val="1015"/>
+          <w:numId w:val="1017"/>
         </w:numPr>
         <w:pStyle w:val="Compact"/>
       </w:pPr>
@@ -12844,7 +13868,7 @@
       <w:pPr>
         <w:numPr>
           <w:ilvl w:val="0"/>
-          <w:numId w:val="1015"/>
+          <w:numId w:val="1017"/>
         </w:numPr>
         <w:pStyle w:val="Compact"/>
       </w:pPr>
@@ -12866,7 +13890,7 @@
       <w:pPr>
         <w:numPr>
           <w:ilvl w:val="0"/>
-          <w:numId w:val="1015"/>
+          <w:numId w:val="1017"/>
         </w:numPr>
         <w:pStyle w:val="Compact"/>
       </w:pPr>
@@ -12888,7 +13912,7 @@
       <w:pPr>
         <w:numPr>
           <w:ilvl w:val="0"/>
-          <w:numId w:val="1015"/>
+          <w:numId w:val="1017"/>
         </w:numPr>
         <w:pStyle w:val="Compact"/>
       </w:pPr>
@@ -12910,7 +13934,7 @@
       <w:pPr>
         <w:numPr>
           <w:ilvl w:val="0"/>
-          <w:numId w:val="1015"/>
+          <w:numId w:val="1017"/>
         </w:numPr>
         <w:pStyle w:val="Compact"/>
       </w:pPr>
@@ -13187,8 +14211,8 @@
         </w:tc>
       </w:tr>
     </w:tbl>
-    <w:bookmarkEnd w:id="72"/>
-    <w:bookmarkStart w:id="73" w:name="concussive-system-damage"/>
+    <w:bookmarkEnd w:id="74"/>
+    <w:bookmarkStart w:id="75" w:name="concussive-system-damage"/>
     <w:p>
       <w:pPr>
         <w:pStyle w:val="Heading3"/>
@@ -13887,8 +14911,8 @@
         </w:tc>
       </w:tr>
     </w:tbl>
-    <w:bookmarkEnd w:id="73"/>
-    <w:bookmarkStart w:id="74" w:name="range-in-space"/>
+    <w:bookmarkEnd w:id="75"/>
+    <w:bookmarkStart w:id="76" w:name="range-in-space"/>
     <w:p>
       <w:pPr>
         <w:pStyle w:val="Heading3"/>
@@ -14792,9 +15816,9 @@
         </w:tc>
       </w:tr>
     </w:tbl>
-    <w:bookmarkEnd w:id="74"/>
-    <w:bookmarkEnd w:id="75"/>
-    <w:bookmarkStart w:id="76" w:name="advancement"/>
+    <w:bookmarkEnd w:id="76"/>
+    <w:bookmarkEnd w:id="77"/>
+    <w:bookmarkStart w:id="78" w:name="advancement"/>
     <w:p>
       <w:pPr>
         <w:pStyle w:val="Heading2"/>
@@ -14831,7 +15855,7 @@
       <w:pPr>
         <w:numPr>
           <w:ilvl w:val="0"/>
-          <w:numId w:val="1016"/>
+          <w:numId w:val="1018"/>
         </w:numPr>
         <w:pStyle w:val="Compact"/>
       </w:pPr>
@@ -14892,7 +15916,7 @@
       <w:pPr>
         <w:numPr>
           <w:ilvl w:val="0"/>
-          <w:numId w:val="1016"/>
+          <w:numId w:val="1018"/>
         </w:numPr>
         <w:pStyle w:val="Compact"/>
       </w:pPr>
@@ -15238,161 +16262,24 @@
         <w:t xml:space="preserve">Species changes still need a separate agreement with the GM. The creator keeps the ledger: award points in the advancement box under the skills (or from the Captain’s log), then spend them there.</w:t>
       </w:r>
     </w:p>
-    <w:bookmarkEnd w:id="76"/>
-    <w:bookmarkEnd w:id="77"/>
-    <w:bookmarkStart w:id="79" w:name="running-missions"/>
-    <w:p>
-      <w:pPr>
-        <w:pStyle w:val="Heading1"/>
-      </w:pPr>
-      <w:r>
-        <w:t xml:space="preserve">Running missions</w:t>
-      </w:r>
-    </w:p>
-    <w:bookmarkStart w:id="78" w:name="captains-log"/>
-    <w:p>
-      <w:pPr>
-        <w:pStyle w:val="Heading2"/>
-      </w:pPr>
-      <w:r>
-        <w:t xml:space="preserve">Captain’s log</w:t>
-      </w:r>
-    </w:p>
-    <w:p>
-      <w:pPr>
-        <w:pStyle w:val="FirstParagraph"/>
-      </w:pPr>
-      <w:r>
-        <w:t xml:space="preserve">End each mission with a short log, written together:</w:t>
-      </w:r>
-    </w:p>
-    <w:p>
-      <w:pPr>
-        <w:numPr>
-          <w:ilvl w:val="0"/>
-          <w:numId w:val="1017"/>
-        </w:numPr>
-        <w:pStyle w:val="Compact"/>
-      </w:pPr>
-      <w:r>
-        <w:rPr>
-          <w:bCs/>
-          <w:b/>
-        </w:rPr>
-        <w:t xml:space="preserve">The mission.</w:t>
-      </w:r>
-      <w:r>
-        <w:t xml:space="preserve"> </w:t>
-      </w:r>
-      <w:r>
-        <w:t xml:space="preserve">What were we sent to do, and did we do it: completed, partly, or failed?</w:t>
-      </w:r>
-    </w:p>
-    <w:p>
-      <w:pPr>
-        <w:numPr>
-          <w:ilvl w:val="0"/>
-          <w:numId w:val="1017"/>
-        </w:numPr>
-        <w:pStyle w:val="Compact"/>
-      </w:pPr>
-      <w:r>
-        <w:rPr>
-          <w:bCs/>
-          <w:b/>
-        </w:rPr>
-        <w:t xml:space="preserve">Who stood out?</w:t>
-      </w:r>
-      <w:r>
-        <w:t xml:space="preserve"> </w:t>
-      </w:r>
-      <w:r>
-        <w:t xml:space="preserve">Name a commendation, or a moment worth remembering.</w:t>
-      </w:r>
-    </w:p>
-    <w:p>
-      <w:pPr>
-        <w:numPr>
-          <w:ilvl w:val="0"/>
-          <w:numId w:val="1017"/>
-        </w:numPr>
-        <w:pStyle w:val="Compact"/>
-      </w:pPr>
-      <w:r>
-        <w:rPr>
-          <w:bCs/>
-          <w:b/>
-        </w:rPr>
-        <w:t xml:space="preserve">Complications.</w:t>
-      </w:r>
-      <w:r>
-        <w:t xml:space="preserve"> </w:t>
-      </w:r>
-      <w:r>
-        <w:t xml:space="preserve">Which ones came into play, and what did they cost?</w:t>
-      </w:r>
-    </w:p>
-    <w:p>
-      <w:pPr>
-        <w:numPr>
-          <w:ilvl w:val="0"/>
-          <w:numId w:val="1017"/>
-        </w:numPr>
-        <w:pStyle w:val="Compact"/>
-      </w:pPr>
-      <w:r>
-        <w:rPr>
-          <w:bCs/>
-          <w:b/>
-        </w:rPr>
-        <w:t xml:space="preserve">What changed?</w:t>
-      </w:r>
-      <w:r>
-        <w:t xml:space="preserve"> </w:t>
-      </w:r>
-      <w:r>
-        <w:t xml:space="preserve">Damage to the ship, new allies or enemies, open threads for next time.</w:t>
-      </w:r>
-    </w:p>
-    <w:p>
-      <w:pPr>
-        <w:numPr>
-          <w:ilvl w:val="0"/>
-          <w:numId w:val="1017"/>
-        </w:numPr>
-        <w:pStyle w:val="Compact"/>
-      </w:pPr>
-      <w:r>
-        <w:rPr>
-          <w:bCs/>
-          <w:b/>
-        </w:rPr>
-        <w:t xml:space="preserve">Advancement.</w:t>
-      </w:r>
-      <w:r>
-        <w:t xml:space="preserve"> </w:t>
-      </w:r>
-      <w:r>
-        <w:t xml:space="preserve">After a significant mission, the GM may authorize one skill step for each crew member (Untrained to Trained, or Trained to Specialty), or a revision of an advantage or complication.</w:t>
-      </w:r>
-    </w:p>
-    <w:p>
-      <w:pPr>
-        <w:pStyle w:val="FirstParagraph"/>
-      </w:pPr>
-      <w:r>
-        <w:t xml:space="preserve">The creator’s GM view keeps the log, applies each crew member’s advancement to the GM’s copy, and saves both with the crew file. Players record an approved advancement on their own sheet under Step 3, so their character still passes the checklist.</w:t>
-      </w:r>
-    </w:p>
     <w:bookmarkEnd w:id="78"/>
     <w:bookmarkEnd w:id="79"/>
-    <w:bookmarkStart w:id="86" w:name="ready-made-crew"/>
+    <w:bookmarkStart w:id="81" w:name="running-missions"/>
     <w:p>
       <w:pPr>
         <w:pStyle w:val="Heading1"/>
       </w:pPr>
       <w:r>
-        <w:t xml:space="preserve">Ready-made crew</w:t>
+        <w:t xml:space="preserve">Running missions</w:t>
+      </w:r>
+    </w:p>
+    <w:bookmarkStart w:id="80" w:name="captains-log"/>
+    <w:p>
+      <w:pPr>
+        <w:pStyle w:val="Heading2"/>
+      </w:pPr>
+      <w:r>
+        <w:t xml:space="preserve">Captain’s log</w:t>
       </w:r>
     </w:p>
     <w:p>
@@ -15400,214 +16287,7 @@
         <w:pStyle w:val="FirstParagraph"/>
       </w:pPr>
       <w:r>
-        <w:t xml:space="preserve">Six crew members ready to play, for one-shots, new players, or a crew in a hurry. Each follows the creation rules exactly, and their connections tie them to one another. In the creator, choose</w:t>
-      </w:r>
-      <w:r>
-        <w:t xml:space="preserve"> </w:t>
-      </w:r>
-      <w:r>
-        <w:rPr>
-          <w:bCs/>
-          <w:b/>
-        </w:rPr>
-        <w:t xml:space="preserve">Load a ready-made crew member</w:t>
-      </w:r>
-      <w:r>
-        <w:t xml:space="preserve"> </w:t>
-      </w:r>
-      <w:r>
-        <w:t xml:space="preserve">to open one and make it your own.</w:t>
-      </w:r>
-    </w:p>
-    <w:bookmarkStart w:id="80" w:name="thelan-shvari"/>
-    <w:p>
-      <w:pPr>
-        <w:pStyle w:val="Heading2"/>
-      </w:pPr>
-      <w:r>
-        <w:t xml:space="preserve">Thelan sh’Vari</w:t>
-      </w:r>
-    </w:p>
-    <w:p>
-      <w:pPr>
-        <w:pStyle w:val="FirstParagraph"/>
-      </w:pPr>
-      <w:r>
-        <w:rPr>
-          <w:iCs/>
-          <w:i/>
-        </w:rPr>
-        <w:t xml:space="preserve">Lieutenant Commander, Command. Andorian.</w:t>
-      </w:r>
-      <w:r>
-        <w:t xml:space="preserve"> </w:t>
-      </w:r>
-      <w:r>
-        <w:t xml:space="preserve">First officer: keeps the crew moving when the captain’s plan meets reality, and keeps the captain honest.</w:t>
-      </w:r>
-    </w:p>
-    <w:p>
-      <w:pPr>
-        <w:numPr>
-          <w:ilvl w:val="0"/>
-          <w:numId w:val="1018"/>
-        </w:numPr>
-        <w:pStyle w:val="Compact"/>
-      </w:pPr>
-      <w:r>
-        <w:rPr>
-          <w:bCs/>
-          <w:b/>
-        </w:rPr>
-        <w:t xml:space="preserve">Attributes:</w:t>
-      </w:r>
-      <w:r>
-        <w:t xml:space="preserve"> </w:t>
-      </w:r>
-      <w:r>
-        <w:t xml:space="preserve">Body 10, Agility 12, Intellect 10, Presence 13, Will 10.</w:t>
-      </w:r>
-      <w:r>
-        <w:t xml:space="preserve"> </w:t>
-      </w:r>
-      <w:r>
-        <w:rPr>
-          <w:bCs/>
-          <w:b/>
-        </w:rPr>
-        <w:t xml:space="preserve">Dodge</w:t>
-      </w:r>
-      <w:r>
-        <w:t xml:space="preserve"> </w:t>
-      </w:r>
-      <w:r>
-        <w:t xml:space="preserve">11.</w:t>
-      </w:r>
-    </w:p>
-    <w:p>
-      <w:pPr>
-        <w:numPr>
-          <w:ilvl w:val="0"/>
-          <w:numId w:val="1018"/>
-        </w:numPr>
-        <w:pStyle w:val="Compact"/>
-      </w:pPr>
-      <w:r>
-        <w:rPr>
-          <w:bCs/>
-          <w:b/>
-        </w:rPr>
-        <w:t xml:space="preserve">Skills:</w:t>
-      </w:r>
-      <w:r>
-        <w:t xml:space="preserve"> </w:t>
-      </w:r>
-      <w:r>
-        <w:t xml:space="preserve">Leadership 16 (Specialty). Trained: Diplomacy 14, Helm 13, Phasers 13, Unarmed Combat 13, Navigation 11, Psychology 11, Athletics 11, Sensors 11, Communications 11.</w:t>
-      </w:r>
-    </w:p>
-    <w:p>
-      <w:pPr>
-        <w:numPr>
-          <w:ilvl w:val="0"/>
-          <w:numId w:val="1018"/>
-        </w:numPr>
-        <w:pStyle w:val="Compact"/>
-      </w:pPr>
-      <w:r>
-        <w:rPr>
-          <w:bCs/>
-          <w:b/>
-        </w:rPr>
-        <w:t xml:space="preserve">Advantage:</w:t>
-      </w:r>
-      <w:r>
-        <w:t xml:space="preserve"> </w:t>
-      </w:r>
-      <w:r>
-        <w:t xml:space="preserve">Crisis Leader.</w:t>
-      </w:r>
-      <w:r>
-        <w:t xml:space="preserve"> </w:t>
-      </w:r>
-      <w:r>
-        <w:rPr>
-          <w:bCs/>
-          <w:b/>
-        </w:rPr>
-        <w:t xml:space="preserve">Complication:</w:t>
-      </w:r>
-      <w:r>
-        <w:t xml:space="preserve"> </w:t>
-      </w:r>
-      <w:r>
-        <w:t xml:space="preserve">Reputation to Uphold; trigger: someone questions your competence in front of others.</w:t>
-      </w:r>
-    </w:p>
-    <w:p>
-      <w:pPr>
-        <w:numPr>
-          <w:ilvl w:val="0"/>
-          <w:numId w:val="1018"/>
-        </w:numPr>
-        <w:pStyle w:val="Compact"/>
-      </w:pPr>
-      <w:r>
-        <w:rPr>
-          <w:bCs/>
-          <w:b/>
-        </w:rPr>
-        <w:t xml:space="preserve">Why I serve:</w:t>
-      </w:r>
-      <w:r>
-        <w:t xml:space="preserve"> </w:t>
-      </w:r>
-      <w:r>
-        <w:t xml:space="preserve">Starfleet runs in my family, and I mean to live up to the name.</w:t>
-      </w:r>
-      <w:r>
-        <w:t xml:space="preserve"> </w:t>
-      </w:r>
-      <w:r>
-        <w:rPr>
-          <w:bCs/>
-          <w:b/>
-        </w:rPr>
-        <w:t xml:space="preserve">Connection:</w:t>
-      </w:r>
-      <w:r>
-        <w:t xml:space="preserve"> </w:t>
-      </w:r>
-      <w:r>
-        <w:t xml:space="preserve">Took Yeoman Rrinn under their wing when Rrinn first came aboard.</w:t>
-      </w:r>
-    </w:p>
-    <w:bookmarkEnd w:id="80"/>
-    <w:bookmarkStart w:id="81" w:name="sevek"/>
-    <w:p>
-      <w:pPr>
-        <w:pStyle w:val="Heading2"/>
-      </w:pPr>
-      <w:r>
-        <w:t xml:space="preserve">Sevek</w:t>
-      </w:r>
-    </w:p>
-    <w:p>
-      <w:pPr>
-        <w:pStyle w:val="FirstParagraph"/>
-      </w:pPr>
-      <w:r>
-        <w:rPr>
-          <w:iCs/>
-          <w:i/>
-        </w:rPr>
-        <w:t xml:space="preserve">Lieutenant, Science. Vulcan.</w:t>
-      </w:r>
-      <w:r>
-        <w:t xml:space="preserve"> </w:t>
-      </w:r>
-      <w:r>
-        <w:t xml:space="preserve">Ship’s sciences officer: reads the anomaly, names the risk, and calculates the odds no one asked for.</w:t>
+        <w:t xml:space="preserve">End each mission with a short log, written together:</w:t>
       </w:r>
     </w:p>
     <w:p>
@@ -15623,29 +16303,13 @@
           <w:bCs/>
           <w:b/>
         </w:rPr>
-        <w:t xml:space="preserve">Attributes:</w:t>
-      </w:r>
-      <w:r>
-        <w:t xml:space="preserve"> </w:t>
-      </w:r>
-      <w:r>
-        <w:t xml:space="preserve">Body 11, Agility 11, Intellect 13, Presence 8, Will 12.</w:t>
-      </w:r>
-      <w:r>
-        <w:t xml:space="preserve"> </w:t>
-      </w:r>
-      <w:r>
-        <w:rPr>
-          <w:bCs/>
-          <w:b/>
-        </w:rPr>
-        <w:t xml:space="preserve">Dodge</w:t>
-      </w:r>
-      <w:r>
-        <w:t xml:space="preserve"> </w:t>
-      </w:r>
-      <w:r>
-        <w:t xml:space="preserve">10.</w:t>
+        <w:t xml:space="preserve">The mission.</w:t>
+      </w:r>
+      <w:r>
+        <w:t xml:space="preserve"> </w:t>
+      </w:r>
+      <w:r>
+        <w:t xml:space="preserve">What were we sent to do, and did we do it: completed, partly, or failed?</w:t>
       </w:r>
     </w:p>
     <w:p>
@@ -15661,13 +16325,13 @@
           <w:bCs/>
           <w:b/>
         </w:rPr>
-        <w:t xml:space="preserve">Skills:</w:t>
-      </w:r>
-      <w:r>
-        <w:t xml:space="preserve"> </w:t>
-      </w:r>
-      <w:r>
-        <w:t xml:space="preserve">Physical Sciences 16 (Specialty). Trained: Sensors 14, Computers 14, Life Sciences 14, Navigation 14, Engineering 14, Electronics 14, Psychology 14, Unarmed Combat 12, Athletics 12.</w:t>
+        <w:t xml:space="preserve">Who stood out?</w:t>
+      </w:r>
+      <w:r>
+        <w:t xml:space="preserve"> </w:t>
+      </w:r>
+      <w:r>
+        <w:t xml:space="preserve">Name a commendation, or a moment worth remembering.</w:t>
       </w:r>
     </w:p>
     <w:p>
@@ -15683,29 +16347,13 @@
           <w:bCs/>
           <w:b/>
         </w:rPr>
-        <w:t xml:space="preserve">Advantage:</w:t>
-      </w:r>
-      <w:r>
-        <w:t xml:space="preserve"> </w:t>
-      </w:r>
-      <w:r>
-        <w:t xml:space="preserve">Eidetic Recall (species; companion: Suppressed Emotion).</w:t>
-      </w:r>
-      <w:r>
-        <w:t xml:space="preserve"> </w:t>
-      </w:r>
-      <w:r>
-        <w:rPr>
-          <w:bCs/>
-          <w:b/>
-        </w:rPr>
-        <w:t xml:space="preserve">Complication:</w:t>
-      </w:r>
-      <w:r>
-        <w:t xml:space="preserve"> </w:t>
-      </w:r>
-      <w:r>
-        <w:t xml:space="preserve">Cannot Leave a Mystery Alone; trigger: sensor data that contradicts known science.</w:t>
+        <w:t xml:space="preserve">Complications.</w:t>
+      </w:r>
+      <w:r>
+        <w:t xml:space="preserve"> </w:t>
+      </w:r>
+      <w:r>
+        <w:t xml:space="preserve">Which ones came into play, and what did they cost?</w:t>
       </w:r>
     </w:p>
     <w:p>
@@ -15721,39 +16369,87 @@
           <w:bCs/>
           <w:b/>
         </w:rPr>
-        <w:t xml:space="preserve">Why I serve:</w:t>
-      </w:r>
-      <w:r>
-        <w:t xml:space="preserve"> </w:t>
-      </w:r>
-      <w:r>
-        <w:t xml:space="preserve">The best laboratory in the galaxy is a starship on the frontier.</w:t>
-      </w:r>
-      <w:r>
-        <w:t xml:space="preserve"> </w:t>
-      </w:r>
-      <w:r>
-        <w:rPr>
-          <w:bCs/>
-          <w:b/>
-        </w:rPr>
-        <w:t xml:space="preserve">Connection:</w:t>
-      </w:r>
-      <w:r>
-        <w:t xml:space="preserve"> </w:t>
-      </w:r>
-      <w:r>
-        <w:t xml:space="preserve">Friendly rivals with Lt. Grath: they argue every engineering theory, and both enjoy it.</w:t>
-      </w:r>
-    </w:p>
+        <w:t xml:space="preserve">What changed?</w:t>
+      </w:r>
+      <w:r>
+        <w:t xml:space="preserve"> </w:t>
+      </w:r>
+      <w:r>
+        <w:t xml:space="preserve">Damage to the ship, new allies or enemies, open threads for next time.</w:t>
+      </w:r>
+    </w:p>
+    <w:p>
+      <w:pPr>
+        <w:numPr>
+          <w:ilvl w:val="0"/>
+          <w:numId w:val="1019"/>
+        </w:numPr>
+        <w:pStyle w:val="Compact"/>
+      </w:pPr>
+      <w:r>
+        <w:rPr>
+          <w:bCs/>
+          <w:b/>
+        </w:rPr>
+        <w:t xml:space="preserve">Advancement.</w:t>
+      </w:r>
+      <w:r>
+        <w:t xml:space="preserve"> </w:t>
+      </w:r>
+      <w:r>
+        <w:t xml:space="preserve">After a significant mission, the GM may authorize one skill step for each crew member (Untrained to Trained, or Trained to Specialty), or a revision of an advantage or complication.</w:t>
+      </w:r>
+    </w:p>
+    <w:p>
+      <w:pPr>
+        <w:pStyle w:val="FirstParagraph"/>
+      </w:pPr>
+      <w:r>
+        <w:t xml:space="preserve">The creator’s GM view keeps the log, applies each crew member’s advancement to the GM’s copy, and saves both with the crew file. Players record an approved advancement on their own sheet under Step 3, so their character still passes the checklist.</w:t>
+      </w:r>
+    </w:p>
+    <w:bookmarkEnd w:id="80"/>
     <w:bookmarkEnd w:id="81"/>
-    <w:bookmarkStart w:id="82" w:name="dr.-vessik"/>
+    <w:bookmarkStart w:id="88" w:name="ready-made-crew"/>
+    <w:p>
+      <w:pPr>
+        <w:pStyle w:val="Heading1"/>
+      </w:pPr>
+      <w:r>
+        <w:t xml:space="preserve">Ready-made crew</w:t>
+      </w:r>
+    </w:p>
+    <w:p>
+      <w:pPr>
+        <w:pStyle w:val="FirstParagraph"/>
+      </w:pPr>
+      <w:r>
+        <w:t xml:space="preserve">Six crew members ready to play, for one-shots, new players, or a crew in a hurry. Each follows the creation rules exactly, and their connections tie them to one another. In the creator, choose</w:t>
+      </w:r>
+      <w:r>
+        <w:t xml:space="preserve"> </w:t>
+      </w:r>
+      <w:r>
+        <w:rPr>
+          <w:bCs/>
+          <w:b/>
+        </w:rPr>
+        <w:t xml:space="preserve">Load a ready-made crew member</w:t>
+      </w:r>
+      <w:r>
+        <w:t xml:space="preserve"> </w:t>
+      </w:r>
+      <w:r>
+        <w:t xml:space="preserve">to open one and make it your own.</w:t>
+      </w:r>
+    </w:p>
+    <w:bookmarkStart w:id="82" w:name="thelan-shvari"/>
     <w:p>
       <w:pPr>
         <w:pStyle w:val="Heading2"/>
       </w:pPr>
       <w:r>
-        <w:t xml:space="preserve">Dr. Vessik</w:t>
+        <w:t xml:space="preserve">Thelan sh’Vari</w:t>
       </w:r>
     </w:p>
     <w:p>
@@ -15765,13 +16461,13 @@
           <w:iCs/>
           <w:i/>
         </w:rPr>
-        <w:t xml:space="preserve">Lieutenant Commander, Medical. Denobulan.</w:t>
-      </w:r>
-      <w:r>
-        <w:t xml:space="preserve"> </w:t>
-      </w:r>
-      <w:r>
-        <w:t xml:space="preserve">Chief medical officer: patches up the crew, argues with the captain, and keeps an alarming menagerie of medicinal creatures in sickbay.</w:t>
+        <w:t xml:space="preserve">Lieutenant Commander, Command. Andorian.</w:t>
+      </w:r>
+      <w:r>
+        <w:t xml:space="preserve"> </w:t>
+      </w:r>
+      <w:r>
+        <w:t xml:space="preserve">First officer: keeps the crew moving when the captain’s plan meets reality, and keeps the captain honest.</w:t>
       </w:r>
     </w:p>
     <w:p>
@@ -15793,7 +16489,7 @@
         <w:t xml:space="preserve"> </w:t>
       </w:r>
       <w:r>
-        <w:t xml:space="preserve">Body 9, Agility 9, Intellect 13, Presence 12, Will 12.</w:t>
+        <w:t xml:space="preserve">Body 10, Agility 12, Intellect 10, Presence 13, Will 10.</w:t>
       </w:r>
       <w:r>
         <w:t xml:space="preserve"> </w:t>
@@ -15809,7 +16505,23 @@
         <w:t xml:space="preserve"> </w:t>
       </w:r>
       <w:r>
-        <w:t xml:space="preserve">7.</w:t>
+        <w:t xml:space="preserve">11,</w:t>
+      </w:r>
+      <w:r>
+        <w:t xml:space="preserve"> </w:t>
+      </w:r>
+      <w:r>
+        <w:rPr>
+          <w:bCs/>
+          <w:b/>
+        </w:rPr>
+        <w:t xml:space="preserve">Move</w:t>
+      </w:r>
+      <w:r>
+        <w:t xml:space="preserve"> </w:t>
+      </w:r>
+      <w:r>
+        <w:t xml:space="preserve">7 yd.</w:t>
       </w:r>
     </w:p>
     <w:p>
@@ -15831,7 +16543,7 @@
         <w:t xml:space="preserve"> </w:t>
       </w:r>
       <w:r>
-        <w:t xml:space="preserve">Medicine 16 (Specialty). Trained: Life Sciences 14, Psychology 14, Sensors 14, Computers 14, Electronics 14, Survival 14, Communications 14, Diplomacy 13, Leadership 13.</w:t>
+        <w:t xml:space="preserve">Leadership 16 (Specialty). Trained: Diplomacy 14, Helm 13, Phasers 13, Unarmed Combat 13, Navigation 11, Psychology 11, Athletics 11, Sensors 11, Communications 11.</w:t>
       </w:r>
     </w:p>
     <w:p>
@@ -15853,7 +16565,7 @@
         <w:t xml:space="preserve"> </w:t>
       </w:r>
       <w:r>
-        <w:t xml:space="preserve">Denobulan Pharmacopoeia (species; companion: Unorthodox Methods).</w:t>
+        <w:t xml:space="preserve">Crisis Leader.</w:t>
       </w:r>
       <w:r>
         <w:t xml:space="preserve"> </w:t>
@@ -15869,7 +16581,7 @@
         <w:t xml:space="preserve"> </w:t>
       </w:r>
       <w:r>
-        <w:t xml:space="preserve">Protects Others at Personal Risk; trigger: civilians are caught in the danger.</w:t>
+        <w:t xml:space="preserve">Reputation to Uphold; trigger: someone questions your competence in front of others.</w:t>
       </w:r>
     </w:p>
     <w:p>
@@ -15891,7 +16603,7 @@
         <w:t xml:space="preserve"> </w:t>
       </w:r>
       <w:r>
-        <w:t xml:space="preserve">To protect the Federation and the people who can’t protect themselves.</w:t>
+        <w:t xml:space="preserve">Starfleet runs in my family, and I mean to live up to the name.</w:t>
       </w:r>
       <w:r>
         <w:t xml:space="preserve"> </w:t>
@@ -15907,17 +16619,17 @@
         <w:t xml:space="preserve"> </w:t>
       </w:r>
       <w:r>
-        <w:t xml:space="preserve">Pulled Lt. Reyes out of a burning shuttle on a survey mission; Reyes has never let the doctor pay for a drink since.</w:t>
+        <w:t xml:space="preserve">Took Yeoman Rrinn under their wing when Rrinn first came aboard.</w:t>
       </w:r>
     </w:p>
     <w:bookmarkEnd w:id="82"/>
-    <w:bookmarkStart w:id="83" w:name="grath"/>
+    <w:bookmarkStart w:id="83" w:name="sevek"/>
     <w:p>
       <w:pPr>
         <w:pStyle w:val="Heading2"/>
       </w:pPr>
       <w:r>
-        <w:t xml:space="preserve">Grath</w:t>
+        <w:t xml:space="preserve">Sevek</w:t>
       </w:r>
     </w:p>
     <w:p>
@@ -15929,13 +16641,13 @@
           <w:iCs/>
           <w:i/>
         </w:rPr>
-        <w:t xml:space="preserve">Lieutenant, Engineering. Tellarite.</w:t>
-      </w:r>
-      <w:r>
-        <w:t xml:space="preserve"> </w:t>
-      </w:r>
-      <w:r>
-        <w:t xml:space="preserve">Engineer: keeps the Pelion’s power flowing and will tell you, at length, exactly why your idea won’t work.</w:t>
+        <w:t xml:space="preserve">Lieutenant, Science. Vulcan.</w:t>
+      </w:r>
+      <w:r>
+        <w:t xml:space="preserve"> </w:t>
+      </w:r>
+      <w:r>
+        <w:t xml:space="preserve">Ship’s sciences officer: reads the anomaly, names the risk, and calculates the odds no one asked for.</w:t>
       </w:r>
     </w:p>
     <w:p>
@@ -15957,7 +16669,7 @@
         <w:t xml:space="preserve"> </w:t>
       </w:r>
       <w:r>
-        <w:t xml:space="preserve">Body 12, Agility 10, Intellect 13, Presence 9, Will 11.</w:t>
+        <w:t xml:space="preserve">Body 11, Agility 11, Intellect 13, Presence 8, Will 12.</w:t>
       </w:r>
       <w:r>
         <w:t xml:space="preserve"> </w:t>
@@ -15973,7 +16685,23 @@
         <w:t xml:space="preserve"> </w:t>
       </w:r>
       <w:r>
-        <w:t xml:space="preserve">9.</w:t>
+        <w:t xml:space="preserve">10,</w:t>
+      </w:r>
+      <w:r>
+        <w:t xml:space="preserve"> </w:t>
+      </w:r>
+      <w:r>
+        <w:rPr>
+          <w:bCs/>
+          <w:b/>
+        </w:rPr>
+        <w:t xml:space="preserve">Move</w:t>
+      </w:r>
+      <w:r>
+        <w:t xml:space="preserve"> </w:t>
+      </w:r>
+      <w:r>
+        <w:t xml:space="preserve">7 yd.</w:t>
       </w:r>
     </w:p>
     <w:p>
@@ -15995,7 +16723,7 @@
         <w:t xml:space="preserve"> </w:t>
       </w:r>
       <w:r>
-        <w:t xml:space="preserve">Engineering 16 (Specialty). Trained: Electronics 14, Computers 14, Physical Sciences 14, Sensors 14, Communications 14, Survival 14, Athletics 13, Helm 11, Unarmed Combat 11.</w:t>
+        <w:t xml:space="preserve">Physical Sciences 16 (Specialty). Trained: Sensors 14, Computers 14, Life Sciences 14, Navigation 14, Engineering 14, Electronics 14, Psychology 14, Unarmed Combat 12, Athletics 12.</w:t>
       </w:r>
     </w:p>
     <w:p>
@@ -16017,7 +16745,7 @@
         <w:t xml:space="preserve"> </w:t>
       </w:r>
       <w:r>
-        <w:t xml:space="preserve">Improvisational Engineer.</w:t>
+        <w:t xml:space="preserve">Eidetic Recall (species; companion: Suppressed Emotion).</w:t>
       </w:r>
       <w:r>
         <w:t xml:space="preserve"> </w:t>
@@ -16033,7 +16761,7 @@
         <w:t xml:space="preserve"> </w:t>
       </w:r>
       <w:r>
-        <w:t xml:space="preserve">Experimental Enthusiasm; trigger: an untested device or technique could solve the problem.</w:t>
+        <w:t xml:space="preserve">Cannot Leave a Mystery Alone; trigger: sensor data that contradicts known science.</w:t>
       </w:r>
     </w:p>
     <w:p>
@@ -16055,7 +16783,7 @@
         <w:t xml:space="preserve"> </w:t>
       </w:r>
       <w:r>
-        <w:t xml:space="preserve">To prove I’m good enough, to everyone who doubted me and to myself.</w:t>
+        <w:t xml:space="preserve">The best laboratory in the galaxy is a starship on the frontier.</w:t>
       </w:r>
       <w:r>
         <w:t xml:space="preserve"> </w:t>
@@ -16071,17 +16799,17 @@
         <w:t xml:space="preserve"> </w:t>
       </w:r>
       <w:r>
-        <w:t xml:space="preserve">Off-duty friends with Commander sh’Vari: a weekly game of Andorian chess in which both of them cheat.</w:t>
+        <w:t xml:space="preserve">Friendly rivals with Lt. Grath: they argue every engineering theory, and both enjoy it.</w:t>
       </w:r>
     </w:p>
     <w:bookmarkEnd w:id="83"/>
-    <w:bookmarkStart w:id="84" w:name="marisol-reyes"/>
+    <w:bookmarkStart w:id="84" w:name="dr.-vessik"/>
     <w:p>
       <w:pPr>
         <w:pStyle w:val="Heading2"/>
       </w:pPr>
       <w:r>
-        <w:t xml:space="preserve">Marisol Reyes</w:t>
+        <w:t xml:space="preserve">Dr. Vessik</w:t>
       </w:r>
     </w:p>
     <w:p>
@@ -16093,13 +16821,13 @@
           <w:iCs/>
           <w:i/>
         </w:rPr>
-        <w:t xml:space="preserve">Lieutenant (j.g.), Security. Human.</w:t>
-      </w:r>
-      <w:r>
-        <w:t xml:space="preserve"> </w:t>
-      </w:r>
-      <w:r>
-        <w:t xml:space="preserve">Security officer: first through the door on every away mission, and the last to set a phaser to kill.</w:t>
+        <w:t xml:space="preserve">Lieutenant Commander, Medical. Denobulan.</w:t>
+      </w:r>
+      <w:r>
+        <w:t xml:space="preserve"> </w:t>
+      </w:r>
+      <w:r>
+        <w:t xml:space="preserve">Chief medical officer: patches up the crew, argues with the captain, and keeps an alarming menagerie of medicinal creatures in sickbay.</w:t>
       </w:r>
     </w:p>
     <w:p>
@@ -16121,7 +16849,7 @@
         <w:t xml:space="preserve"> </w:t>
       </w:r>
       <w:r>
-        <w:t xml:space="preserve">Body 12, Agility 13, Intellect 10, Presence 10, Will 10.</w:t>
+        <w:t xml:space="preserve">Body 9, Agility 9, Intellect 13, Presence 12, Will 12.</w:t>
       </w:r>
       <w:r>
         <w:t xml:space="preserve"> </w:t>
@@ -16137,7 +16865,23 @@
         <w:t xml:space="preserve"> </w:t>
       </w:r>
       <w:r>
-        <w:t xml:space="preserve">12.</w:t>
+        <w:t xml:space="preserve">7,</w:t>
+      </w:r>
+      <w:r>
+        <w:t xml:space="preserve"> </w:t>
+      </w:r>
+      <w:r>
+        <w:rPr>
+          <w:bCs/>
+          <w:b/>
+        </w:rPr>
+        <w:t xml:space="preserve">Move</w:t>
+      </w:r>
+      <w:r>
+        <w:t xml:space="preserve"> </w:t>
+      </w:r>
+      <w:r>
+        <w:t xml:space="preserve">5 yd.</w:t>
       </w:r>
     </w:p>
     <w:p>
@@ -16159,7 +16903,7 @@
         <w:t xml:space="preserve"> </w:t>
       </w:r>
       <w:r>
-        <w:t xml:space="preserve">Phasers 16 (Specialty). Trained: Unarmed Combat 14, Stealth 14, Helm 14, Athletics 13, Survival 11, Sensors 11, Medicine 11, Leadership 11, Communications 11.</w:t>
+        <w:t xml:space="preserve">Medicine 16 (Specialty). Trained: Life Sciences 14, Psychology 14, Sensors 14, Computers 14, Electronics 14, Survival 14, Communications 14, Diplomacy 13, Leadership 13.</w:t>
       </w:r>
     </w:p>
     <w:p>
@@ -16181,7 +16925,7 @@
         <w:t xml:space="preserve"> </w:t>
       </w:r>
       <w:r>
-        <w:t xml:space="preserve">Careful Marksman.</w:t>
+        <w:t xml:space="preserve">Denobulan Pharmacopoeia (species; companion: Unorthodox Methods).</w:t>
       </w:r>
       <w:r>
         <w:t xml:space="preserve"> </w:t>
@@ -16197,7 +16941,7 @@
         <w:t xml:space="preserve"> </w:t>
       </w:r>
       <w:r>
-        <w:t xml:space="preserve">Reluctant to Use Lethal Force; trigger: a hostile refuses to surrender.</w:t>
+        <w:t xml:space="preserve">Protects Others at Personal Risk; trigger: civilians are caught in the danger.</w:t>
       </w:r>
     </w:p>
     <w:p>
@@ -16219,7 +16963,7 @@
         <w:t xml:space="preserve"> </w:t>
       </w:r>
       <w:r>
-        <w:t xml:space="preserve">A Starfleet officer once saved my home, and I want to be that person for someone else.</w:t>
+        <w:t xml:space="preserve">To protect the Federation and the people who can’t protect themselves.</w:t>
       </w:r>
       <w:r>
         <w:t xml:space="preserve"> </w:t>
@@ -16235,17 +16979,17 @@
         <w:t xml:space="preserve"> </w:t>
       </w:r>
       <w:r>
-        <w:t xml:space="preserve">Owes Dr. Vessik their life after a shuttle crash, and never lets the doctor forget it.</w:t>
+        <w:t xml:space="preserve">Pulled Lt. Reyes out of a burning shuttle on a survey mission; Reyes has never let the doctor pay for a drink since.</w:t>
       </w:r>
     </w:p>
     <w:bookmarkEnd w:id="84"/>
-    <w:bookmarkStart w:id="85" w:name="rrinn"/>
+    <w:bookmarkStart w:id="85" w:name="grath"/>
     <w:p>
       <w:pPr>
         <w:pStyle w:val="Heading2"/>
       </w:pPr>
       <w:r>
-        <w:t xml:space="preserve">Rrinn</w:t>
+        <w:t xml:space="preserve">Grath</w:t>
       </w:r>
     </w:p>
     <w:p>
@@ -16257,13 +17001,13 @@
           <w:iCs/>
           <w:i/>
         </w:rPr>
-        <w:t xml:space="preserve">Yeoman 2nd Class, General Services. Caitian.</w:t>
-      </w:r>
-      <w:r>
-        <w:t xml:space="preserve"> </w:t>
-      </w:r>
-      <w:r>
-        <w:t xml:space="preserve">Captain’s yeoman: keeps the records, carries the orders, and hears everything said on the bridge.</w:t>
+        <w:t xml:space="preserve">Lieutenant, Engineering. Tellarite.</w:t>
+      </w:r>
+      <w:r>
+        <w:t xml:space="preserve"> </w:t>
+      </w:r>
+      <w:r>
+        <w:t xml:space="preserve">Engineer: keeps the Pelion’s power flowing and will tell you, at length, exactly why your idea won’t work.</w:t>
       </w:r>
     </w:p>
     <w:p>
@@ -16285,7 +17029,7 @@
         <w:t xml:space="preserve"> </w:t>
       </w:r>
       <w:r>
-        <w:t xml:space="preserve">Body 9, Agility 12, Intellect 13, Presence 11, Will 10.</w:t>
+        <w:t xml:space="preserve">Body 12, Agility 10, Intellect 13, Presence 9, Will 11.</w:t>
       </w:r>
       <w:r>
         <w:t xml:space="preserve"> </w:t>
@@ -16301,7 +17045,23 @@
         <w:t xml:space="preserve"> </w:t>
       </w:r>
       <w:r>
-        <w:t xml:space="preserve">11.</w:t>
+        <w:t xml:space="preserve">9,</w:t>
+      </w:r>
+      <w:r>
+        <w:t xml:space="preserve"> </w:t>
+      </w:r>
+      <w:r>
+        <w:rPr>
+          <w:bCs/>
+          <w:b/>
+        </w:rPr>
+        <w:t xml:space="preserve">Move</w:t>
+      </w:r>
+      <w:r>
+        <w:t xml:space="preserve"> </w:t>
+      </w:r>
+      <w:r>
+        <w:t xml:space="preserve">7 yd.</w:t>
       </w:r>
     </w:p>
     <w:p>
@@ -16323,7 +17083,7 @@
         <w:t xml:space="preserve"> </w:t>
       </w:r>
       <w:r>
-        <w:t xml:space="preserve">Computers 18 (Expert). Trained: Communications 14, Psychology 14, Sensors 14, Electronics 14, Stealth 13, Diplomacy 12, Athletics 10.</w:t>
+        <w:t xml:space="preserve">Engineering 16 (Specialty). Trained: Electronics 14, Computers 14, Physical Sciences 14, Sensors 14, Communications 14, Survival 14, Athletics 13, Helm 11, Unarmed Combat 11.</w:t>
       </w:r>
     </w:p>
     <w:p>
@@ -16345,7 +17105,7 @@
         <w:t xml:space="preserve"> </w:t>
       </w:r>
       <w:r>
-        <w:t xml:space="preserve">Keen Hearing (species; companion: Sensitive Ears).</w:t>
+        <w:t xml:space="preserve">Improvisational Engineer.</w:t>
       </w:r>
       <w:r>
         <w:t xml:space="preserve"> </w:t>
@@ -16361,7 +17121,7 @@
         <w:t xml:space="preserve"> </w:t>
       </w:r>
       <w:r>
-        <w:t xml:space="preserve">Someone Back Home; trigger: a message from home arrives.</w:t>
+        <w:t xml:space="preserve">Experimental Enthusiasm; trigger: an untested device or technique could solve the problem.</w:t>
       </w:r>
     </w:p>
     <w:p>
@@ -16383,6 +17143,366 @@
         <w:t xml:space="preserve"> </w:t>
       </w:r>
       <w:r>
+        <w:t xml:space="preserve">To prove I’m good enough, to everyone who doubted me and to myself.</w:t>
+      </w:r>
+      <w:r>
+        <w:t xml:space="preserve"> </w:t>
+      </w:r>
+      <w:r>
+        <w:rPr>
+          <w:bCs/>
+          <w:b/>
+        </w:rPr>
+        <w:t xml:space="preserve">Connection:</w:t>
+      </w:r>
+      <w:r>
+        <w:t xml:space="preserve"> </w:t>
+      </w:r>
+      <w:r>
+        <w:t xml:space="preserve">Off-duty friends with Commander sh’Vari: a weekly game of Andorian chess in which both of them cheat.</w:t>
+      </w:r>
+    </w:p>
+    <w:bookmarkEnd w:id="85"/>
+    <w:bookmarkStart w:id="86" w:name="marisol-reyes"/>
+    <w:p>
+      <w:pPr>
+        <w:pStyle w:val="Heading2"/>
+      </w:pPr>
+      <w:r>
+        <w:t xml:space="preserve">Marisol Reyes</w:t>
+      </w:r>
+    </w:p>
+    <w:p>
+      <w:pPr>
+        <w:pStyle w:val="FirstParagraph"/>
+      </w:pPr>
+      <w:r>
+        <w:rPr>
+          <w:iCs/>
+          <w:i/>
+        </w:rPr>
+        <w:t xml:space="preserve">Lieutenant (j.g.), Security. Human.</w:t>
+      </w:r>
+      <w:r>
+        <w:t xml:space="preserve"> </w:t>
+      </w:r>
+      <w:r>
+        <w:t xml:space="preserve">Security officer: first through the door on every away mission, and the last to set a phaser to kill.</w:t>
+      </w:r>
+    </w:p>
+    <w:p>
+      <w:pPr>
+        <w:numPr>
+          <w:ilvl w:val="0"/>
+          <w:numId w:val="1024"/>
+        </w:numPr>
+        <w:pStyle w:val="Compact"/>
+      </w:pPr>
+      <w:r>
+        <w:rPr>
+          <w:bCs/>
+          <w:b/>
+        </w:rPr>
+        <w:t xml:space="preserve">Attributes:</w:t>
+      </w:r>
+      <w:r>
+        <w:t xml:space="preserve"> </w:t>
+      </w:r>
+      <w:r>
+        <w:t xml:space="preserve">Body 12, Agility 13, Intellect 10, Presence 10, Will 10.</w:t>
+      </w:r>
+      <w:r>
+        <w:t xml:space="preserve"> </w:t>
+      </w:r>
+      <w:r>
+        <w:rPr>
+          <w:bCs/>
+          <w:b/>
+        </w:rPr>
+        <w:t xml:space="preserve">Dodge</w:t>
+      </w:r>
+      <w:r>
+        <w:t xml:space="preserve"> </w:t>
+      </w:r>
+      <w:r>
+        <w:t xml:space="preserve">12,</w:t>
+      </w:r>
+      <w:r>
+        <w:t xml:space="preserve"> </w:t>
+      </w:r>
+      <w:r>
+        <w:rPr>
+          <w:bCs/>
+          <w:b/>
+        </w:rPr>
+        <w:t xml:space="preserve">Move</w:t>
+      </w:r>
+      <w:r>
+        <w:t xml:space="preserve"> </w:t>
+      </w:r>
+      <w:r>
+        <w:t xml:space="preserve">8 yd.</w:t>
+      </w:r>
+    </w:p>
+    <w:p>
+      <w:pPr>
+        <w:numPr>
+          <w:ilvl w:val="0"/>
+          <w:numId w:val="1024"/>
+        </w:numPr>
+        <w:pStyle w:val="Compact"/>
+      </w:pPr>
+      <w:r>
+        <w:rPr>
+          <w:bCs/>
+          <w:b/>
+        </w:rPr>
+        <w:t xml:space="preserve">Skills:</w:t>
+      </w:r>
+      <w:r>
+        <w:t xml:space="preserve"> </w:t>
+      </w:r>
+      <w:r>
+        <w:t xml:space="preserve">Phasers 16 (Specialty). Trained: Unarmed Combat 14, Stealth 14, Helm 14, Athletics 13, Survival 11, Sensors 11, Medicine 11, Leadership 11, Communications 11.</w:t>
+      </w:r>
+    </w:p>
+    <w:p>
+      <w:pPr>
+        <w:numPr>
+          <w:ilvl w:val="0"/>
+          <w:numId w:val="1024"/>
+        </w:numPr>
+        <w:pStyle w:val="Compact"/>
+      </w:pPr>
+      <w:r>
+        <w:rPr>
+          <w:bCs/>
+          <w:b/>
+        </w:rPr>
+        <w:t xml:space="preserve">Advantage:</w:t>
+      </w:r>
+      <w:r>
+        <w:t xml:space="preserve"> </w:t>
+      </w:r>
+      <w:r>
+        <w:t xml:space="preserve">Careful Marksman.</w:t>
+      </w:r>
+      <w:r>
+        <w:t xml:space="preserve"> </w:t>
+      </w:r>
+      <w:r>
+        <w:rPr>
+          <w:bCs/>
+          <w:b/>
+        </w:rPr>
+        <w:t xml:space="preserve">Complication:</w:t>
+      </w:r>
+      <w:r>
+        <w:t xml:space="preserve"> </w:t>
+      </w:r>
+      <w:r>
+        <w:t xml:space="preserve">Reluctant to Use Lethal Force; trigger: a hostile refuses to surrender.</w:t>
+      </w:r>
+    </w:p>
+    <w:p>
+      <w:pPr>
+        <w:numPr>
+          <w:ilvl w:val="0"/>
+          <w:numId w:val="1024"/>
+        </w:numPr>
+        <w:pStyle w:val="Compact"/>
+      </w:pPr>
+      <w:r>
+        <w:rPr>
+          <w:bCs/>
+          <w:b/>
+        </w:rPr>
+        <w:t xml:space="preserve">Why I serve:</w:t>
+      </w:r>
+      <w:r>
+        <w:t xml:space="preserve"> </w:t>
+      </w:r>
+      <w:r>
+        <w:t xml:space="preserve">A Starfleet officer once saved my home, and I want to be that person for someone else.</w:t>
+      </w:r>
+      <w:r>
+        <w:t xml:space="preserve"> </w:t>
+      </w:r>
+      <w:r>
+        <w:rPr>
+          <w:bCs/>
+          <w:b/>
+        </w:rPr>
+        <w:t xml:space="preserve">Connection:</w:t>
+      </w:r>
+      <w:r>
+        <w:t xml:space="preserve"> </w:t>
+      </w:r>
+      <w:r>
+        <w:t xml:space="preserve">Owes Dr. Vessik their life after a shuttle crash, and never lets the doctor forget it.</w:t>
+      </w:r>
+    </w:p>
+    <w:bookmarkEnd w:id="86"/>
+    <w:bookmarkStart w:id="87" w:name="rrinn"/>
+    <w:p>
+      <w:pPr>
+        <w:pStyle w:val="Heading2"/>
+      </w:pPr>
+      <w:r>
+        <w:t xml:space="preserve">Rrinn</w:t>
+      </w:r>
+    </w:p>
+    <w:p>
+      <w:pPr>
+        <w:pStyle w:val="FirstParagraph"/>
+      </w:pPr>
+      <w:r>
+        <w:rPr>
+          <w:iCs/>
+          <w:i/>
+        </w:rPr>
+        <w:t xml:space="preserve">Yeoman 2nd Class, General Services. Caitian.</w:t>
+      </w:r>
+      <w:r>
+        <w:t xml:space="preserve"> </w:t>
+      </w:r>
+      <w:r>
+        <w:t xml:space="preserve">Captain’s yeoman: keeps the records, carries the orders, and hears everything said on the bridge.</w:t>
+      </w:r>
+    </w:p>
+    <w:p>
+      <w:pPr>
+        <w:numPr>
+          <w:ilvl w:val="0"/>
+          <w:numId w:val="1025"/>
+        </w:numPr>
+        <w:pStyle w:val="Compact"/>
+      </w:pPr>
+      <w:r>
+        <w:rPr>
+          <w:bCs/>
+          <w:b/>
+        </w:rPr>
+        <w:t xml:space="preserve">Attributes:</w:t>
+      </w:r>
+      <w:r>
+        <w:t xml:space="preserve"> </w:t>
+      </w:r>
+      <w:r>
+        <w:t xml:space="preserve">Body 9, Agility 12, Intellect 13, Presence 11, Will 10.</w:t>
+      </w:r>
+      <w:r>
+        <w:t xml:space="preserve"> </w:t>
+      </w:r>
+      <w:r>
+        <w:rPr>
+          <w:bCs/>
+          <w:b/>
+        </w:rPr>
+        <w:t xml:space="preserve">Dodge</w:t>
+      </w:r>
+      <w:r>
+        <w:t xml:space="preserve"> </w:t>
+      </w:r>
+      <w:r>
+        <w:t xml:space="preserve">11,</w:t>
+      </w:r>
+      <w:r>
+        <w:t xml:space="preserve"> </w:t>
+      </w:r>
+      <w:r>
+        <w:rPr>
+          <w:bCs/>
+          <w:b/>
+        </w:rPr>
+        <w:t xml:space="preserve">Move</w:t>
+      </w:r>
+      <w:r>
+        <w:t xml:space="preserve"> </w:t>
+      </w:r>
+      <w:r>
+        <w:t xml:space="preserve">6 yd.</w:t>
+      </w:r>
+    </w:p>
+    <w:p>
+      <w:pPr>
+        <w:numPr>
+          <w:ilvl w:val="0"/>
+          <w:numId w:val="1025"/>
+        </w:numPr>
+        <w:pStyle w:val="Compact"/>
+      </w:pPr>
+      <w:r>
+        <w:rPr>
+          <w:bCs/>
+          <w:b/>
+        </w:rPr>
+        <w:t xml:space="preserve">Skills:</w:t>
+      </w:r>
+      <w:r>
+        <w:t xml:space="preserve"> </w:t>
+      </w:r>
+      <w:r>
+        <w:t xml:space="preserve">Computers 18 (Expert). Trained: Communications 14, Psychology 14, Sensors 14, Electronics 14, Stealth 13, Diplomacy 12, Athletics 10.</w:t>
+      </w:r>
+    </w:p>
+    <w:p>
+      <w:pPr>
+        <w:numPr>
+          <w:ilvl w:val="0"/>
+          <w:numId w:val="1025"/>
+        </w:numPr>
+        <w:pStyle w:val="Compact"/>
+      </w:pPr>
+      <w:r>
+        <w:rPr>
+          <w:bCs/>
+          <w:b/>
+        </w:rPr>
+        <w:t xml:space="preserve">Advantage:</w:t>
+      </w:r>
+      <w:r>
+        <w:t xml:space="preserve"> </w:t>
+      </w:r>
+      <w:r>
+        <w:t xml:space="preserve">Keen Hearing (species; companion: Sensitive Ears).</w:t>
+      </w:r>
+      <w:r>
+        <w:t xml:space="preserve"> </w:t>
+      </w:r>
+      <w:r>
+        <w:rPr>
+          <w:bCs/>
+          <w:b/>
+        </w:rPr>
+        <w:t xml:space="preserve">Complication:</w:t>
+      </w:r>
+      <w:r>
+        <w:t xml:space="preserve"> </w:t>
+      </w:r>
+      <w:r>
+        <w:t xml:space="preserve">Someone Back Home; trigger: a message from home arrives.</w:t>
+      </w:r>
+    </w:p>
+    <w:p>
+      <w:pPr>
+        <w:numPr>
+          <w:ilvl w:val="0"/>
+          <w:numId w:val="1025"/>
+        </w:numPr>
+        <w:pStyle w:val="Compact"/>
+      </w:pPr>
+      <w:r>
+        <w:rPr>
+          <w:bCs/>
+          <w:b/>
+        </w:rPr>
+        <w:t xml:space="preserve">Why I serve:</w:t>
+      </w:r>
+      <w:r>
+        <w:t xml:space="preserve"> </w:t>
+      </w:r>
+      <w:r>
         <w:t xml:space="preserve">To leave behind a past, a world, or a life that was too small for me.</w:t>
       </w:r>
       <w:r>
@@ -16402,9 +17522,9 @@
         <w:t xml:space="preserve">Shares a secret with Lt. Sevek from a mission neither of them talks about.</w:t>
       </w:r>
     </w:p>
-    <w:bookmarkEnd w:id="85"/>
-    <w:bookmarkEnd w:id="86"/>
-    <w:bookmarkStart w:id="87" w:name="advantages"/>
+    <w:bookmarkEnd w:id="87"/>
+    <w:bookmarkEnd w:id="88"/>
+    <w:bookmarkStart w:id="89" w:name="advantages"/>
     <w:p>
       <w:pPr>
         <w:pStyle w:val="Heading1"/>
@@ -17069,7 +18189,7 @@
               <w:rPr>
                 <w:sz w:val="19"/>
               </w:rPr>
-              <w:t xml:space="preserve">A second defense each round: Dodge, Parry or Block, in any mix. A second parry is still −2. No +2 to rolls.</w:t>
+              <w:t xml:space="preserve">A second defense each round at −2 (Dodge, Parry or Block, in any mix), on top of attack-quality and injury penalties. Never twice against the same attack. No +2 to rolls.</w:t>
             </w:r>
           </w:p>
         </w:tc>
@@ -17108,8 +18228,8 @@
         </w:tc>
       </w:tr>
     </w:tbl>
-    <w:bookmarkEnd w:id="87"/>
-    <w:bookmarkStart w:id="101" w:name="species-advantages"/>
+    <w:bookmarkEnd w:id="89"/>
+    <w:bookmarkStart w:id="103" w:name="species-advantages"/>
     <w:p>
       <w:pPr>
         <w:pStyle w:val="Heading1"/>
@@ -17174,7 +18294,7 @@
         <w:t xml:space="preserve">A custom species advantage follows the same pattern: a narrow +2 or an ability with agreed limits, paired with a companion complication that has a clear trigger and a real consequence.</w:t>
       </w:r>
     </w:p>
-    <w:bookmarkStart w:id="88" w:name="human"/>
+    <w:bookmarkStart w:id="90" w:name="human"/>
     <w:p>
       <w:pPr>
         <w:pStyle w:val="Heading2"/>
@@ -17387,8 +18507,8 @@
         </w:tc>
       </w:tr>
     </w:tbl>
-    <w:bookmarkEnd w:id="88"/>
-    <w:bookmarkStart w:id="89" w:name="vulcan"/>
+    <w:bookmarkEnd w:id="90"/>
+    <w:bookmarkStart w:id="91" w:name="vulcan"/>
     <w:p>
       <w:pPr>
         <w:pStyle w:val="Heading2"/>
@@ -17663,8 +18783,8 @@
         </w:tc>
       </w:tr>
     </w:tbl>
-    <w:bookmarkEnd w:id="89"/>
-    <w:bookmarkStart w:id="90" w:name="andorian"/>
+    <w:bookmarkEnd w:id="91"/>
+    <w:bookmarkStart w:id="92" w:name="andorian"/>
     <w:p>
       <w:pPr>
         <w:pStyle w:val="Heading2"/>
@@ -17877,8 +18997,8 @@
         </w:tc>
       </w:tr>
     </w:tbl>
-    <w:bookmarkEnd w:id="90"/>
-    <w:bookmarkStart w:id="91" w:name="tellarite"/>
+    <w:bookmarkEnd w:id="92"/>
+    <w:bookmarkStart w:id="93" w:name="tellarite"/>
     <w:p>
       <w:pPr>
         <w:pStyle w:val="Heading2"/>
@@ -18091,8 +19211,8 @@
         </w:tc>
       </w:tr>
     </w:tbl>
-    <w:bookmarkEnd w:id="91"/>
-    <w:bookmarkStart w:id="92" w:name="aenar"/>
+    <w:bookmarkEnd w:id="93"/>
+    <w:bookmarkStart w:id="94" w:name="aenar"/>
     <w:p>
       <w:pPr>
         <w:pStyle w:val="Heading2"/>
@@ -18305,8 +19425,8 @@
         </w:tc>
       </w:tr>
     </w:tbl>
-    <w:bookmarkEnd w:id="92"/>
-    <w:bookmarkStart w:id="93" w:name="illyrian"/>
+    <w:bookmarkEnd w:id="94"/>
+    <w:bookmarkStart w:id="95" w:name="illyrian"/>
     <w:p>
       <w:pPr>
         <w:pStyle w:val="Heading2"/>
@@ -18519,8 +19639,8 @@
         </w:tc>
       </w:tr>
     </w:tbl>
-    <w:bookmarkEnd w:id="93"/>
-    <w:bookmarkStart w:id="94" w:name="lanthanite"/>
+    <w:bookmarkEnd w:id="95"/>
+    <w:bookmarkStart w:id="96" w:name="lanthanite"/>
     <w:p>
       <w:pPr>
         <w:pStyle w:val="Heading2"/>
@@ -18733,8 +19853,8 @@
         </w:tc>
       </w:tr>
     </w:tbl>
-    <w:bookmarkEnd w:id="94"/>
-    <w:bookmarkStart w:id="95" w:name="caitian"/>
+    <w:bookmarkEnd w:id="96"/>
+    <w:bookmarkStart w:id="97" w:name="caitian"/>
     <w:p>
       <w:pPr>
         <w:pStyle w:val="Heading2"/>
@@ -18947,8 +20067,8 @@
         </w:tc>
       </w:tr>
     </w:tbl>
-    <w:bookmarkEnd w:id="95"/>
-    <w:bookmarkStart w:id="96" w:name="aurelian"/>
+    <w:bookmarkEnd w:id="97"/>
+    <w:bookmarkStart w:id="98" w:name="aurelian"/>
     <w:p>
       <w:pPr>
         <w:pStyle w:val="Heading2"/>
@@ -19161,8 +20281,8 @@
         </w:tc>
       </w:tr>
     </w:tbl>
-    <w:bookmarkEnd w:id="96"/>
-    <w:bookmarkStart w:id="97" w:name="orion"/>
+    <w:bookmarkEnd w:id="98"/>
+    <w:bookmarkStart w:id="99" w:name="orion"/>
     <w:p>
       <w:pPr>
         <w:pStyle w:val="Heading2"/>
@@ -19375,8 +20495,8 @@
         </w:tc>
       </w:tr>
     </w:tbl>
-    <w:bookmarkEnd w:id="97"/>
-    <w:bookmarkStart w:id="98" w:name="denobulan"/>
+    <w:bookmarkEnd w:id="99"/>
+    <w:bookmarkStart w:id="100" w:name="denobulan"/>
     <w:p>
       <w:pPr>
         <w:pStyle w:val="Heading2"/>
@@ -19589,8 +20709,8 @@
         </w:tc>
       </w:tr>
     </w:tbl>
-    <w:bookmarkEnd w:id="98"/>
-    <w:bookmarkStart w:id="99" w:name="trill"/>
+    <w:bookmarkEnd w:id="100"/>
+    <w:bookmarkStart w:id="101" w:name="trill"/>
     <w:p>
       <w:pPr>
         <w:pStyle w:val="Heading2"/>
@@ -19811,8 +20931,8 @@
         </w:tc>
       </w:tr>
     </w:tbl>
-    <w:bookmarkEnd w:id="99"/>
-    <w:bookmarkStart w:id="100" w:name="saurian"/>
+    <w:bookmarkEnd w:id="101"/>
+    <w:bookmarkStart w:id="102" w:name="saurian"/>
     <w:p>
       <w:pPr>
         <w:pStyle w:val="Heading2"/>
@@ -20025,9 +21145,9 @@
         </w:tc>
       </w:tr>
     </w:tbl>
-    <w:bookmarkEnd w:id="100"/>
-    <w:bookmarkEnd w:id="101"/>
-    <w:bookmarkStart w:id="110" w:name="making-your-own"/>
+    <w:bookmarkEnd w:id="102"/>
+    <w:bookmarkEnd w:id="103"/>
+    <w:bookmarkStart w:id="112" w:name="making-your-own"/>
     <w:p>
       <w:pPr>
         <w:pStyle w:val="Heading1"/>
@@ -20060,7 +21180,7 @@
         <w:t xml:space="preserve">option at the end of each list, and its checklist holds a custom choice to the same rules as everything else.</w:t>
       </w:r>
     </w:p>
-    <w:bookmarkStart w:id="102" w:name="a-custom-department"/>
+    <w:bookmarkStart w:id="104" w:name="a-custom-department"/>
     <w:p>
       <w:pPr>
         <w:pStyle w:val="Heading2"/>
@@ -20081,7 +21201,7 @@
       <w:pPr>
         <w:numPr>
           <w:ilvl w:val="0"/>
-          <w:numId w:val="1024"/>
+          <w:numId w:val="1026"/>
         </w:numPr>
         <w:pStyle w:val="Compact"/>
       </w:pPr>
@@ -20127,7 +21247,7 @@
       <w:pPr>
         <w:numPr>
           <w:ilvl w:val="0"/>
-          <w:numId w:val="1024"/>
+          <w:numId w:val="1026"/>
         </w:numPr>
         <w:pStyle w:val="Compact"/>
       </w:pPr>
@@ -20149,7 +21269,7 @@
       <w:pPr>
         <w:numPr>
           <w:ilvl w:val="0"/>
-          <w:numId w:val="1024"/>
+          <w:numId w:val="1026"/>
         </w:numPr>
         <w:pStyle w:val="Compact"/>
       </w:pPr>
@@ -20171,7 +21291,7 @@
       <w:pPr>
         <w:numPr>
           <w:ilvl w:val="0"/>
-          <w:numId w:val="1024"/>
+          <w:numId w:val="1026"/>
         </w:numPr>
         <w:pStyle w:val="Compact"/>
       </w:pPr>
@@ -20236,8 +21356,8 @@
         <w:t xml:space="preserve">.</w:t>
       </w:r>
     </w:p>
-    <w:bookmarkEnd w:id="102"/>
-    <w:bookmarkStart w:id="109" w:name="a-custom-species"/>
+    <w:bookmarkEnd w:id="104"/>
+    <w:bookmarkStart w:id="111" w:name="a-custom-species"/>
     <w:p>
       <w:pPr>
         <w:pStyle w:val="Heading2"/>
@@ -20254,7 +21374,7 @@
         <w:t xml:space="preserve">Build it with the GM, one step at a time.</w:t>
       </w:r>
     </w:p>
-    <w:bookmarkStart w:id="103" w:name="the-concept"/>
+    <w:bookmarkStart w:id="105" w:name="the-concept"/>
     <w:p>
       <w:pPr>
         <w:pStyle w:val="Heading3"/>
@@ -20271,8 +21391,8 @@
         <w:t xml:space="preserve">Two or three sentences: where they come from, what sets them apart, and how others see them. It should be something the species in this book don’t already cover.</w:t>
       </w:r>
     </w:p>
-    <w:bookmarkEnd w:id="103"/>
-    <w:bookmarkStart w:id="104" w:name="attribute-adjustments"/>
+    <w:bookmarkEnd w:id="105"/>
+    <w:bookmarkStart w:id="106" w:name="attribute-adjustments"/>
     <w:p>
       <w:pPr>
         <w:pStyle w:val="Heading3"/>
@@ -20318,8 +21438,32 @@
         <w:t xml:space="preserve">: a +2 needs a −2 or two −1s. The adjustments move the attribute’s base (+1 starts it at 11) and raise its starting maximum (13 plus the bonus). Most species change two to four attributes.</w:t>
       </w:r>
     </w:p>
-    <w:bookmarkEnd w:id="104"/>
-    <w:bookmarkStart w:id="105" w:name="core-rules"/>
+    <w:p>
+      <w:pPr>
+        <w:pStyle w:val="BodyText"/>
+      </w:pPr>
+      <w:r>
+        <w:t xml:space="preserve">A species that is plainly faster or slower on its feet than a human may also take a</w:t>
+      </w:r>
+      <w:r>
+        <w:t xml:space="preserve"> </w:t>
+      </w:r>
+      <w:r>
+        <w:rPr>
+          <w:bCs/>
+          <w:b/>
+        </w:rPr>
+        <w:t xml:space="preserve">speed adjustment</w:t>
+      </w:r>
+      <w:r>
+        <w:t xml:space="preserve"> </w:t>
+      </w:r>
+      <w:r>
+        <w:t xml:space="preserve">of +1 or −1 to Move. Most have none. It isn’t an attribute adjustment and needn’t balance.</w:t>
+      </w:r>
+    </w:p>
+    <w:bookmarkEnd w:id="106"/>
+    <w:bookmarkStart w:id="107" w:name="core-rules"/>
     <w:p>
       <w:pPr>
         <w:pStyle w:val="Heading3"/>
@@ -20336,8 +21480,8 @@
         <w:t xml:space="preserve">One to three short rules that always apply: what they can do (see in the dark, resist cold, a free Trained skill) and what it costs (a weakness, a people’s distrust, a hazard they can’t abide). A strength with no drawback is worth more than it looks.</w:t>
       </w:r>
     </w:p>
-    <w:bookmarkEnd w:id="105"/>
-    <w:bookmarkStart w:id="106" w:name="species-advantages-1"/>
+    <w:bookmarkEnd w:id="107"/>
+    <w:bookmarkStart w:id="108" w:name="species-advantages-1"/>
     <w:p>
       <w:pPr>
         <w:pStyle w:val="Heading3"/>
@@ -20392,8 +21536,8 @@
         <w:t xml:space="preserve">: a problem the trait causes, with a clear trigger and a real consequence, which earns a Duty point when it bites, like any complication. A character takes one advantage, general or species, so make them distinct choices.</w:t>
       </w:r>
     </w:p>
-    <w:bookmarkEnd w:id="106"/>
-    <w:bookmarkStart w:id="107" w:name="in-the-creator"/>
+    <w:bookmarkEnd w:id="108"/>
+    <w:bookmarkStart w:id="109" w:name="in-the-creator"/>
     <w:p>
       <w:pPr>
         <w:pStyle w:val="Heading3"/>
@@ -20406,7 +21550,7 @@
       <w:pPr>
         <w:numPr>
           <w:ilvl w:val="0"/>
-          <w:numId w:val="1025"/>
+          <w:numId w:val="1027"/>
         </w:numPr>
         <w:pStyle w:val="Compact"/>
       </w:pPr>
@@ -20434,7 +21578,7 @@
       <w:pPr>
         <w:numPr>
           <w:ilvl w:val="0"/>
-          <w:numId w:val="1025"/>
+          <w:numId w:val="1027"/>
         </w:numPr>
         <w:pStyle w:val="Compact"/>
       </w:pPr>
@@ -20446,7 +21590,7 @@
       <w:pPr>
         <w:numPr>
           <w:ilvl w:val="0"/>
-          <w:numId w:val="1025"/>
+          <w:numId w:val="1027"/>
         </w:numPr>
         <w:pStyle w:val="Compact"/>
       </w:pPr>
@@ -20474,7 +21618,7 @@
       <w:pPr>
         <w:numPr>
           <w:ilvl w:val="0"/>
-          <w:numId w:val="1025"/>
+          <w:numId w:val="1027"/>
         </w:numPr>
         <w:pStyle w:val="Compact"/>
       </w:pPr>
@@ -20498,8 +21642,8 @@
         <w:t xml:space="preserve">and enter the advantage and its companion complication.</w:t>
       </w:r>
     </w:p>
-    <w:bookmarkEnd w:id="107"/>
-    <w:bookmarkStart w:id="108" w:name="example"/>
+    <w:bookmarkEnd w:id="109"/>
+    <w:bookmarkStart w:id="110" w:name="example"/>
     <w:p>
       <w:pPr>
         <w:pStyle w:val="Heading3"/>
@@ -20604,10 +21748,10 @@
         <w:t xml:space="preserve">: dry, cramped ships wear on you; when it matters, accept the short temper or the mistake.</w:t>
       </w:r>
     </w:p>
-    <w:bookmarkEnd w:id="108"/>
-    <w:bookmarkEnd w:id="109"/>
     <w:bookmarkEnd w:id="110"/>
-    <w:bookmarkStart w:id="112" w:name="complications"/>
+    <w:bookmarkEnd w:id="111"/>
+    <w:bookmarkEnd w:id="112"/>
+    <w:bookmarkStart w:id="114" w:name="complications"/>
     <w:p>
       <w:pPr>
         <w:pStyle w:val="Heading1"/>
@@ -21221,7 +22365,7 @@
         </w:tc>
       </w:tr>
     </w:tbl>
-    <w:bookmarkStart w:id="111" w:name="using-and-revising-traits"/>
+    <w:bookmarkStart w:id="113" w:name="using-and-revising-traits"/>
     <w:p>
       <w:pPr>
         <w:pStyle w:val="Heading2"/>
@@ -21238,9 +22382,9 @@
         <w:t xml:space="preserve">General advantages and complications describe individual crew members and can suit any species when appropriate. A Vulcan might choose Mental Discipline as a general advantage; species advantages are the only traits tied to a species. At a mission milestone, revise a trait when events change the character. Custom advantages follow the same narrow +2 benefit; custom complications need a clear trigger and a meaningful, accepted consequence.</w:t>
       </w:r>
     </w:p>
-    <w:bookmarkEnd w:id="111"/>
-    <w:bookmarkEnd w:id="112"/>
-    <w:bookmarkStart w:id="116" w:name="quick-reference"/>
+    <w:bookmarkEnd w:id="113"/>
+    <w:bookmarkEnd w:id="114"/>
+    <w:bookmarkStart w:id="118" w:name="quick-reference"/>
     <w:p>
       <w:pPr>
         <w:pStyle w:val="Heading1"/>
@@ -21249,7 +22393,7 @@
         <w:t xml:space="preserve">Quick reference</w:t>
       </w:r>
     </w:p>
-    <w:bookmarkStart w:id="113" w:name="will-and-mental-resistance"/>
+    <w:bookmarkStart w:id="115" w:name="will-and-mental-resistance"/>
     <w:p>
       <w:pPr>
         <w:pStyle w:val="Heading2"/>
@@ -21282,8 +22426,8 @@
         <w:t xml:space="preserve">Will protects your resolve; Presence influences others. Leadership and Diplomacy still use Presence. Species adjustments may change your starting Will, but mental advantages apply only to their agreed, narrow circumstances.</w:t>
       </w:r>
     </w:p>
-    <w:bookmarkEnd w:id="113"/>
-    <w:bookmarkStart w:id="114" w:name="at-the-table"/>
+    <w:bookmarkEnd w:id="115"/>
+    <w:bookmarkStart w:id="116" w:name="at-the-table"/>
     <w:p>
       <w:pPr>
         <w:pStyle w:val="Heading2"/>
@@ -21296,7 +22440,7 @@
       <w:pPr>
         <w:numPr>
           <w:ilvl w:val="0"/>
-          <w:numId w:val="1026"/>
+          <w:numId w:val="1028"/>
         </w:numPr>
         <w:pStyle w:val="Compact"/>
       </w:pPr>
@@ -21308,7 +22452,7 @@
       <w:pPr>
         <w:numPr>
           <w:ilvl w:val="0"/>
-          <w:numId w:val="1026"/>
+          <w:numId w:val="1028"/>
         </w:numPr>
         <w:pStyle w:val="Compact"/>
       </w:pPr>
@@ -21320,7 +22464,7 @@
       <w:pPr>
         <w:numPr>
           <w:ilvl w:val="0"/>
-          <w:numId w:val="1026"/>
+          <w:numId w:val="1028"/>
         </w:numPr>
         <w:pStyle w:val="Compact"/>
       </w:pPr>
@@ -21332,7 +22476,7 @@
       <w:pPr>
         <w:numPr>
           <w:ilvl w:val="0"/>
-          <w:numId w:val="1026"/>
+          <w:numId w:val="1028"/>
         </w:numPr>
         <w:pStyle w:val="Compact"/>
       </w:pPr>
@@ -21344,7 +22488,7 @@
       <w:pPr>
         <w:numPr>
           <w:ilvl w:val="0"/>
-          <w:numId w:val="1026"/>
+          <w:numId w:val="1028"/>
         </w:numPr>
         <w:pStyle w:val="Compact"/>
       </w:pPr>
@@ -21352,8 +22496,8 @@
         <w:t xml:space="preserve">Apply the result and describe what changes.</w:t>
       </w:r>
     </w:p>
-    <w:bookmarkEnd w:id="114"/>
-    <w:bookmarkStart w:id="115" w:name="summary"/>
+    <w:bookmarkEnd w:id="116"/>
+    <w:bookmarkStart w:id="117" w:name="summary"/>
     <w:p>
       <w:pPr>
         <w:pStyle w:val="Heading2"/>
@@ -21449,7 +22593,7 @@
         <w:t xml:space="preserve"> </w:t>
       </w:r>
       <w:r>
-        <w:t xml:space="preserve">short movement plus one action. Successful attack → optional Dodge → weapon effect. Dodge = Agility −2, plus Athletics training (+0 Untrained, +1 Trained, +2 Specialty), once per round. One injury box gives −1 to physical actions; two give −2; three incapacitate.</w:t>
+        <w:t xml:space="preserve">Move plus one action. Successful attack → one defense a round (Dodge, Parry or Block; Additional Defense: a second, at −2) → weapon effect. Dodge = Agility −2, plus Athletics training (+0 Untrained, +1 Trained, +2 Specialty). Telling hit (by 5+ or a natural 3–4): an effect the weapon can deliver (pin: weapon in hand or grapple only), never extra boxes or an outright kill. One injury box gives −1 to physical actions; two give −2; three incapacitate.</w:t>
       </w:r>
     </w:p>
     <w:p>
@@ -21461,6 +22605,42 @@
           <w:bCs/>
           <w:b/>
         </w:rPr>
+        <w:t xml:space="preserve">Move:</w:t>
+      </w:r>
+      <w:r>
+        <w:t xml:space="preserve"> </w:t>
+      </w:r>
+      <w:r>
+        <w:t xml:space="preserve">5 yd, +1 per 2 points of Agility + Body above 20, +1 Trained Athletics or +2 Specialty/Expert, ± species speed; run (no action) twice that. Opponents 8 yd. Wounded −2 yd; seriously wounded half, no run. Hard going: half. Stepping away is free. Reach: 1 yd fists, knives, clubs; 2 yd heavy blades; 3 yd lirpa or spear.</w:t>
+      </w:r>
+    </w:p>
+    <w:p>
+      <w:pPr>
+        <w:pStyle w:val="BodyText"/>
+      </w:pPr>
+      <w:r>
+        <w:rPr>
+          <w:bCs/>
+          <w:b/>
+        </w:rPr>
+        <w:t xml:space="preserve">Range:</w:t>
+      </w:r>
+      <w:r>
+        <w:t xml:space="preserve"> </w:t>
+      </w:r>
+      <w:r>
+        <w:t xml:space="preserve">Close 10 yd, Short 25 yd, Medium 100 yd, Long 300 yd, Extreme 1,000 yd. One band beyond a weapon’s −2, two −4.</w:t>
+      </w:r>
+    </w:p>
+    <w:p>
+      <w:pPr>
+        <w:pStyle w:val="BodyText"/>
+      </w:pPr>
+      <w:r>
+        <w:rPr>
+          <w:bCs/>
+          <w:b/>
+        </w:rPr>
         <w:t xml:space="preserve">Damage:</w:t>
       </w:r>
       <w:r>
@@ -21557,7 +22737,7 @@
         <w:t xml:space="preserve"> </w:t>
       </w:r>
       <w:r>
-        <w:t xml:space="preserve">one action to stabilize. Field care takes several minutes and clears one box, or two on success by 5. Sickbay grants +2 and clears two boxes, or three on success by 5. Major trauma may require further recovery. Rest clears one box per full day, but not from three boxes: treatment must clear the first one.</w:t>
+        <w:t xml:space="preserve">one action to stabilize. Field care takes several minutes and clears one box, or two on success by 5. Sickbay grants +2 and clears two boxes, or three on success by 5. Major trauma may require further recovery. Each set of injuries (one fight or incident) gets one field and one sickbay attempt. Rest clears one box per full day, but not from three boxes: treatment must clear the first one.</w:t>
       </w:r>
     </w:p>
     <w:p>
@@ -21596,8 +22776,8 @@
         <w:t xml:space="preserve">start each session with two. Spend one to reroll, reduce an injury by one box, or establish a plausible preparation. Earn one when an accepted complication, including a companion complication, creates a meaningful problem.</w:t>
       </w:r>
     </w:p>
-    <w:bookmarkEnd w:id="115"/>
-    <w:bookmarkEnd w:id="116"/>
+    <w:bookmarkEnd w:id="117"/>
+    <w:bookmarkEnd w:id="118"/>
     <w:sectPr/>
   </w:body>
 </w:document>
@@ -21971,6 +23151,12 @@
     <w:abstractNumId w:val="991"/>
   </w:num>
   <w:num w:numId="1017">
+    <w:abstractNumId w:val="991"/>
+  </w:num>
+  <w:num w:numId="1018">
+    <w:abstractNumId w:val="991"/>
+  </w:num>
+  <w:num w:numId="1019">
     <w:abstractNumId w:val="99411"/>
     <w:lvlOverride w:ilvl="0">
       <w:startOverride w:val="1"/>
@@ -22000,12 +23186,6 @@
       <w:startOverride w:val="1"/>
     </w:lvlOverride>
   </w:num>
-  <w:num w:numId="1018">
-    <w:abstractNumId w:val="991"/>
-  </w:num>
-  <w:num w:numId="1019">
-    <w:abstractNumId w:val="991"/>
-  </w:num>
   <w:num w:numId="1020">
     <w:abstractNumId w:val="991"/>
   </w:num>
@@ -22019,6 +23199,12 @@
     <w:abstractNumId w:val="991"/>
   </w:num>
   <w:num w:numId="1024">
+    <w:abstractNumId w:val="991"/>
+  </w:num>
+  <w:num w:numId="1025">
+    <w:abstractNumId w:val="991"/>
+  </w:num>
+  <w:num w:numId="1026">
     <w:abstractNumId w:val="99411"/>
     <w:lvlOverride w:ilvl="0">
       <w:startOverride w:val="1"/>
@@ -22048,7 +23234,7 @@
       <w:startOverride w:val="1"/>
     </w:lvlOverride>
   </w:num>
-  <w:num w:numId="1025">
+  <w:num w:numId="1027">
     <w:abstractNumId w:val="99411"/>
     <w:lvlOverride w:ilvl="0">
       <w:startOverride w:val="1"/>
@@ -22078,7 +23264,7 @@
       <w:startOverride w:val="1"/>
     </w:lvlOverride>
   </w:num>
-  <w:num w:numId="1026">
+  <w:num w:numId="1028">
     <w:abstractNumId w:val="99411"/>
     <w:lvlOverride w:ilvl="0">
       <w:startOverride w:val="1"/>

--- a/uss-pelion/USS_Pelion_Players_Guide.docx
+++ b/uss-pelion/USS_Pelion_Players_Guide.docx
@@ -377,6 +377,28 @@
       </w:r>
       <w:r>
         <w:t xml:space="preserve">in the GM view, for away teams and ship fights.</w:t>
+      </w:r>
+    </w:p>
+    <w:p>
+      <w:pPr>
+        <w:numPr>
+          <w:ilvl w:val="0"/>
+          <w:numId w:val="1001"/>
+        </w:numPr>
+        <w:pStyle w:val="Compact"/>
+      </w:pPr>
+      <w:r>
+        <w:rPr>
+          <w:bCs/>
+          <w:b/>
+        </w:rPr>
+        <w:t xml:space="preserve">Library records:</w:t>
+      </w:r>
+      <w:r>
+        <w:t xml:space="preserve"> </w:t>
+      </w:r>
+      <w:r>
+        <w:t xml:space="preserve">what the crew has established about the unknown, one finding at a time, and what that information costs.</w:t>
       </w:r>
     </w:p>
     <w:bookmarkEnd w:id="21"/>
@@ -5439,90 +5461,30 @@
     </w:p>
     <w:bookmarkEnd w:id="48"/>
     <w:bookmarkEnd w:id="49"/>
-    <w:bookmarkStart w:id="61" w:name="personal-combat"/>
+    <w:bookmarkStart w:id="56" w:name="library-records"/>
     <w:p>
       <w:pPr>
         <w:pStyle w:val="Heading1"/>
       </w:pPr>
       <w:r>
-        <w:t xml:space="preserve">Personal combat</w:t>
-      </w:r>
-    </w:p>
-    <w:bookmarkStart w:id="50" w:name="turn-order-and-actions"/>
+        <w:t xml:space="preserve">Library records</w:t>
+      </w:r>
+    </w:p>
+    <w:p>
+      <w:pPr>
+        <w:pStyle w:val="FirstParagraph"/>
+      </w:pPr>
+      <w:r>
+        <w:t xml:space="preserve">What your character knows about the unknown, and how they came to know it: an alien species, a lifeform, a piece of technology, a phenomenon, or what a power intends.</w:t>
+      </w:r>
+    </w:p>
+    <w:bookmarkStart w:id="50" w:name="rumor-truth-and-records"/>
     <w:p>
       <w:pPr>
         <w:pStyle w:val="Heading2"/>
       </w:pPr>
       <w:r>
-        <w:t xml:space="preserve">Turn order and actions</w:t>
-      </w:r>
-    </w:p>
-    <w:p>
-      <w:pPr>
-        <w:pStyle w:val="FirstParagraph"/>
-      </w:pPr>
-      <w:r>
-        <w:t xml:space="preserve">Act in descending Agility order. Players choose the order of tied crew members; the GM resolves other ties. A round lasts a few seconds. On your turn, move up to your</w:t>
-      </w:r>
-      <w:r>
-        <w:t xml:space="preserve"> </w:t>
-      </w:r>
-      <w:r>
-        <w:rPr>
-          <w:bCs/>
-          <w:b/>
-        </w:rPr>
-        <w:t xml:space="preserve">Move</w:t>
-      </w:r>
-      <w:r>
-        <w:t xml:space="preserve"> </w:t>
-      </w:r>
-      <w:r>
-        <w:t xml:space="preserve">(see</w:t>
-      </w:r>
-      <w:r>
-        <w:t xml:space="preserve"> </w:t>
-      </w:r>
-      <w:r>
-        <w:rPr>
-          <w:iCs/>
-          <w:i/>
-        </w:rPr>
-        <w:t xml:space="preserve">Move and reach</w:t>
-      </w:r>
-      <w:r>
-        <w:t xml:space="preserve">) and take one meaningful action, such as attacking, using equipment, helping, or attempting a task.</w:t>
-      </w:r>
-    </w:p>
-    <w:bookmarkEnd w:id="50"/>
-    <w:bookmarkStart w:id="51" w:name="attacking-and-defending"/>
-    <w:p>
-      <w:pPr>
-        <w:pStyle w:val="Heading2"/>
-      </w:pPr>
-      <w:r>
-        <w:t xml:space="preserve">Attacking and defending</w:t>
-      </w:r>
-    </w:p>
-    <w:p>
-      <w:pPr>
-        <w:pStyle w:val="FirstParagraph"/>
-      </w:pPr>
-      <w:r>
-        <w:t xml:space="preserve">Roll Phasers for a ranged attack, or Unarmed Combat for fists, grappling and a weapon in hand. If the attack succeeds, an aware target able to move may</w:t>
-      </w:r>
-      <w:r>
-        <w:t xml:space="preserve"> </w:t>
-      </w:r>
-      <w:r>
-        <w:rPr>
-          <w:bCs/>
-          <w:b/>
-        </w:rPr>
-        <w:t xml:space="preserve">defend</w:t>
-      </w:r>
-      <w:r>
-        <w:t xml:space="preserve">: Dodge, Parry or Block. A successful defense cancels the hit. Apply injury penalties to every defense.</w:t>
+        <w:t xml:space="preserve">Rumor, truth and records</w:t>
       </w:r>
     </w:p>
     <w:p>
@@ -5538,13 +5500,13 @@
           <w:bCs/>
           <w:b/>
         </w:rPr>
-        <w:t xml:space="preserve">One defense a round.</w:t>
-      </w:r>
-      <w:r>
-        <w:t xml:space="preserve"> </w:t>
-      </w:r>
-      <w:r>
-        <w:t xml:space="preserve">A target gets one defense a round, between its turns, and chooses which when an attack hits.</w:t>
+        <w:t xml:space="preserve">What people say.</w:t>
+      </w:r>
+      <w:r>
+        <w:t xml:space="preserve"> </w:t>
+      </w:r>
+      <w:r>
+        <w:t xml:space="preserve">Rumor on a starbase, an old survey report, a story from another ship’s crew. Some of it is right, some half right, some wrong. It’s where an investigation starts.</w:t>
       </w:r>
     </w:p>
     <w:p>
@@ -5560,13 +5522,13 @@
           <w:bCs/>
           <w:b/>
         </w:rPr>
-        <w:t xml:space="preserve">Additional Defense.</w:t>
-      </w:r>
-      <w:r>
-        <w:t xml:space="preserve"> </w:t>
-      </w:r>
-      <w:r>
-        <w:t xml:space="preserve">With this advantage you may attempt a second defense each round at −2, in addition to attack-quality and injury penalties. You cannot defend twice against the same attack.</w:t>
+        <w:t xml:space="preserve">The truth.</w:t>
+      </w:r>
+      <w:r>
+        <w:t xml:space="preserve"> </w:t>
+      </w:r>
+      <w:r>
+        <w:t xml:space="preserve">What the thing really is and what really stops it or makes it work. The GM knows it; the crew finds it out.</w:t>
       </w:r>
     </w:p>
     <w:p>
@@ -5582,117 +5544,26 @@
           <w:bCs/>
           <w:b/>
         </w:rPr>
-        <w:t xml:space="preserve">Dodge</w:t>
-      </w:r>
-      <w:r>
-        <w:t xml:space="preserve"> </w:t>
-      </w:r>
-      <w:r>
-        <w:t xml:space="preserve">is Agility −2, with +1 for Trained Athletics or +2 for Athletics as a Specialty or Expert. Untrained Athletics adds nothing; use the training level, not the final Athletics score.</w:t>
-      </w:r>
-    </w:p>
-    <w:p>
-      <w:pPr>
-        <w:numPr>
-          <w:ilvl w:val="0"/>
-          <w:numId w:val="1008"/>
-        </w:numPr>
-        <w:pStyle w:val="Compact"/>
-      </w:pPr>
-      <w:r>
-        <w:rPr>
-          <w:bCs/>
-          <w:b/>
-        </w:rPr>
-        <w:t xml:space="preserve">Parry.</w:t>
-      </w:r>
-      <w:r>
-        <w:t xml:space="preserve"> </w:t>
-      </w:r>
-      <w:r>
-        <w:t xml:space="preserve">Against a weapon in hand or fists, roll Unarmed Combat −3 with a weapon in hand: a d’k tahg, a lirpa, a length of pipe. Bare-handed, Unarmed Combat −3 parries fists only. Nobody parries a phaser beam or a disruptor bolt.</w:t>
-      </w:r>
-    </w:p>
-    <w:p>
-      <w:pPr>
-        <w:numPr>
-          <w:ilvl w:val="0"/>
-          <w:numId w:val="1008"/>
-        </w:numPr>
-        <w:pStyle w:val="Compact"/>
-      </w:pPr>
-      <w:r>
-        <w:rPr>
-          <w:bCs/>
-          <w:b/>
-        </w:rPr>
-        <w:t xml:space="preserve">Block.</w:t>
-      </w:r>
-      <w:r>
-        <w:t xml:space="preserve"> </w:t>
-      </w:r>
-      <w:r>
-        <w:t xml:space="preserve">With anything that can stand in for a shield (a chair, a crate lid, a torn-off panel), you can block a weapon in hand, fists or a thrown weapon: roll Unarmed Combat −2. Nothing you can lift blocks an energy weapon. An improvised shield breaks the first time it blocks a hit of 2 or more boxes.</w:t>
-      </w:r>
-    </w:p>
-    <w:p>
-      <w:pPr>
-        <w:numPr>
-          <w:ilvl w:val="0"/>
-          <w:numId w:val="1008"/>
-        </w:numPr>
-        <w:pStyle w:val="Compact"/>
-      </w:pPr>
-      <w:r>
-        <w:rPr>
-          <w:bCs/>
-          <w:b/>
-        </w:rPr>
-        <w:t xml:space="preserve">Attack quality.</w:t>
-      </w:r>
-      <w:r>
-        <w:t xml:space="preserve"> </w:t>
-      </w:r>
-      <w:r>
-        <w:t xml:space="preserve">A clean hit is harder to escape. When an attack succeeds by 3 or 4, the defense is at −1; by 5 or 6, −2; by 7 or more, −3.</w:t>
-      </w:r>
-    </w:p>
-    <w:p>
-      <w:pPr>
-        <w:numPr>
-          <w:ilvl w:val="0"/>
-          <w:numId w:val="1008"/>
-        </w:numPr>
-        <w:pStyle w:val="Compact"/>
-      </w:pPr>
-      <w:r>
-        <w:rPr>
-          <w:bCs/>
-          <w:b/>
-        </w:rPr>
-        <w:t xml:space="preserve">Aim.</w:t>
-      </w:r>
-      <w:r>
-        <w:t xml:space="preserve"> </w:t>
-      </w:r>
-      <w:r>
-        <w:t xml:space="preserve">Spend your action aiming at a target you can see: +1 to your next attack against it.</w:t>
-      </w:r>
-      <w:r>
-        <w:t xml:space="preserve"> </w:t>
-      </w:r>
-      <w:r>
-        <w:rPr>
-          <w:bCs/>
-          <w:b/>
-        </w:rPr>
-        <w:t xml:space="preserve">Careful Marksman</w:t>
-      </w:r>
-      <w:r>
-        <w:t xml:space="preserve"> </w:t>
-      </w:r>
-      <w:r>
-        <w:t xml:space="preserve">adds its +2 to this.</w:t>
+        <w:t xml:space="preserve">Library records.</w:t>
+      </w:r>
+      <w:r>
+        <w:t xml:space="preserve"> </w:t>
+      </w:r>
+      <w:r>
+        <w:t xml:space="preserve">What your character has established for themselves, one finding at a time, filed in their</w:t>
+      </w:r>
+      <w:r>
+        <w:t xml:space="preserve"> </w:t>
+      </w:r>
+      <w:r>
+        <w:rPr>
+          <w:bCs/>
+          <w:b/>
+        </w:rPr>
+        <w:t xml:space="preserve">library file</w:t>
+      </w:r>
+      <w:r>
+        <w:t xml:space="preserve">: what they found, how far it goes, how they know it, what it cost, and the stardate.</w:t>
       </w:r>
     </w:p>
     <w:p>
@@ -5700,33 +5571,33 @@
         <w:pStyle w:val="FirstParagraph"/>
       </w:pPr>
       <w:r>
-        <w:t xml:space="preserve">Solid cover blocks a shot. Partial cover imposes −2 on the attack. Other difficult conditions use the normal modifier scale. Weapon effects apply after a hit survives any defense. Success margin does not increase damage: a great hit decides</w:t>
-      </w:r>
-      <w:r>
-        <w:t xml:space="preserve"> </w:t>
-      </w:r>
-      <w:r>
-        <w:rPr>
-          <w:iCs/>
-          <w:i/>
-        </w:rPr>
-        <w:t xml:space="preserve">what</w:t>
-      </w:r>
-      <w:r>
-        <w:t xml:space="preserve"> </w:t>
-      </w:r>
-      <w:r>
-        <w:t xml:space="preserve">happens instead.</w:t>
-      </w:r>
-    </w:p>
-    <w:bookmarkEnd w:id="51"/>
-    <w:bookmarkStart w:id="52" w:name="telling-hits"/>
+        <w:t xml:space="preserve">A library record grants</w:t>
+      </w:r>
+      <w:r>
+        <w:t xml:space="preserve"> </w:t>
+      </w:r>
+      <w:r>
+        <w:rPr>
+          <w:bCs/>
+          <w:b/>
+        </w:rPr>
+        <w:t xml:space="preserve">no bonus</w:t>
+      </w:r>
+      <w:r>
+        <w:t xml:space="preserve"> </w:t>
+      </w:r>
+      <w:r>
+        <w:t xml:space="preserve">to any roll. It records what you established and what it lets you attempt. Whatever is actually true works whether or not anyone holds a record for it: a frequency that disrupts a lifeform disrupts it for whoever finds it. Operating unfamiliar technology, or dealing with a people by their own customs, still needs the right procedure, the knowledge and the skill.</w:t>
+      </w:r>
+    </w:p>
+    <w:bookmarkEnd w:id="50"/>
+    <w:bookmarkStart w:id="51" w:name="discovery-clocks"/>
     <w:p>
       <w:pPr>
         <w:pStyle w:val="Heading2"/>
       </w:pPr>
       <w:r>
-        <w:t xml:space="preserve">Telling hits</w:t>
+        <w:t xml:space="preserve">Discovery clocks</w:t>
       </w:r>
     </w:p>
     <w:p>
@@ -5734,7 +5605,23 @@
         <w:pStyle w:val="FirstParagraph"/>
       </w:pPr>
       <w:r>
-        <w:t xml:space="preserve">A really good shot, or a blow that lands exactly where it was meant to, lets the attacker say what it does.</w:t>
+        <w:t xml:space="preserve">When a mission turns on something unknown, the GM starts a</w:t>
+      </w:r>
+      <w:r>
+        <w:t xml:space="preserve"> </w:t>
+      </w:r>
+      <w:r>
+        <w:rPr>
+          <w:bCs/>
+          <w:b/>
+        </w:rPr>
+        <w:t xml:space="preserve">discovery clock</w:t>
+      </w:r>
+      <w:r>
+        <w:t xml:space="preserve"> </w:t>
+      </w:r>
+      <w:r>
+        <w:t xml:space="preserve">in three phases:</w:t>
       </w:r>
     </w:p>
     <w:p>
@@ -5750,42 +5637,13 @@
           <w:bCs/>
           <w:b/>
         </w:rPr>
-        <w:t xml:space="preserve">A telling hit</w:t>
-      </w:r>
-      <w:r>
-        <w:t xml:space="preserve"> </w:t>
-      </w:r>
-      <w:r>
-        <w:t xml:space="preserve">is an attack that succeeds by</w:t>
-      </w:r>
-      <w:r>
-        <w:t xml:space="preserve"> </w:t>
-      </w:r>
-      <w:r>
-        <w:rPr>
-          <w:bCs/>
-          <w:b/>
-        </w:rPr>
-        <w:t xml:space="preserve">5 or more</w:t>
-      </w:r>
-      <w:r>
-        <w:t xml:space="preserve">, or on a natural 3 or 4, and isn’t stopped by a defense. The attacker picks</w:t>
-      </w:r>
-      <w:r>
-        <w:t xml:space="preserve"> </w:t>
-      </w:r>
-      <w:r>
-        <w:rPr>
-          <w:bCs/>
-          <w:b/>
-        </w:rPr>
-        <w:t xml:space="preserve">one effect</w:t>
-      </w:r>
-      <w:r>
-        <w:t xml:space="preserve"> </w:t>
-      </w:r>
-      <w:r>
-        <w:t xml:space="preserve">below and describes it. The weapon still marks its usual boxes.</w:t>
+        <w:t xml:space="preserve">Confront the unknown.</w:t>
+      </w:r>
+      <w:r>
+        <w:t xml:space="preserve"> </w:t>
+      </w:r>
+      <w:r>
+        <w:t xml:space="preserve">Effects without a cause: a signal no one can read, a dead world with power readings, a crew that won’t answer. You may suspect, but nothing is confirmed.</w:t>
       </w:r>
     </w:p>
     <w:p>
@@ -5801,29 +5659,26 @@
           <w:bCs/>
           <w:b/>
         </w:rPr>
-        <w:t xml:space="preserve">A called shot.</w:t>
-      </w:r>
-      <w:r>
-        <w:t xml:space="preserve"> </w:t>
-      </w:r>
-      <w:r>
-        <w:t xml:space="preserve">Before rolling, name an effect your weapon can deliver and take −2 on the attack, or −4 for a small target (a hand, a phaser, a control panel, a power cell). If the attack hits at all, the effect happens, whatever the margin.</w:t>
-      </w:r>
-      <w:r>
-        <w:t xml:space="preserve"> </w:t>
-      </w:r>
-      <w:r>
-        <w:rPr>
-          <w:bCs/>
-          <w:b/>
-        </w:rPr>
-        <w:t xml:space="preserve">Careful Marksman</w:t>
-      </w:r>
-      <w:r>
-        <w:t xml:space="preserve"> </w:t>
-      </w:r>
-      <w:r>
-        <w:t xml:space="preserve">cuts this penalty by 1.</w:t>
+        <w:t xml:space="preserve">Identify.</w:t>
+      </w:r>
+      <w:r>
+        <w:t xml:space="preserve"> </w:t>
+      </w:r>
+      <w:r>
+        <w:t xml:space="preserve">Name it: the species, the lifeform, the technology, the phenomenon, the power’s aim. This is</w:t>
+      </w:r>
+      <w:r>
+        <w:t xml:space="preserve"> </w:t>
+      </w:r>
+      <w:r>
+        <w:rPr>
+          <w:bCs/>
+          <w:b/>
+        </w:rPr>
+        <w:t xml:space="preserve">the gate</w:t>
+      </w:r>
+      <w:r>
+        <w:t xml:space="preserve">. Until it’s confirmed, what you know about a kind of thing doesn’t yet apply to this one, and your theories stay suspicions. You can still form hypotheses, test them and take ordinary precautions, and whatever is actually true of it works.</w:t>
       </w:r>
     </w:p>
     <w:p>
@@ -5839,20 +5694,1044 @@
           <w:bCs/>
           <w:b/>
         </w:rPr>
-        <w:t xml:space="preserve">Phasers on stun</w:t>
-      </w:r>
-      <w:r>
-        <w:t xml:space="preserve"> </w:t>
-      </w:r>
-      <w:r>
-        <w:t xml:space="preserve">land telling hits too. The effect happens whether or not the target resists the stun.</w:t>
+        <w:t xml:space="preserve">Uncover.</w:t>
+      </w:r>
+      <w:r>
+        <w:t xml:space="preserve"> </w:t>
+      </w:r>
+      <w:r>
+        <w:t xml:space="preserve">Learn how it is stopped, or how it is used. Filling this phase fills the clock.</w:t>
+      </w:r>
+    </w:p>
+    <w:p>
+      <w:pPr>
+        <w:pStyle w:val="FirstParagraph"/>
+      </w:pPr>
+      <w:r>
+        <w:t xml:space="preserve">Each successful investigation roll fills one segment, two on a success by 5 or more. The GM sets the segments per phase (2, 2, 2 is usual; 1, 2, 2 for something quick; 2, 3, 3 for something substantial). The crew member who led the investigation is the</w:t>
+      </w:r>
+      <w:r>
+        <w:t xml:space="preserve"> </w:t>
+      </w:r>
+      <w:r>
+        <w:rPr>
+          <w:bCs/>
+          <w:b/>
+        </w:rPr>
+        <w:t xml:space="preserve">primary investigator</w:t>
+      </w:r>
+      <w:r>
+        <w:t xml:space="preserve">. When the clock fills, they own the library record, and everyone present gets a</w:t>
+      </w:r>
+      <w:r>
+        <w:t xml:space="preserve"> </w:t>
+      </w:r>
+      <w:r>
+        <w:rPr>
+          <w:bCs/>
+          <w:b/>
+        </w:rPr>
+        <w:t xml:space="preserve">shared copy</w:t>
+      </w:r>
+      <w:r>
+        <w:t xml:space="preserve">.</w:t>
+      </w:r>
+    </w:p>
+    <w:p>
+      <w:pPr>
+        <w:pStyle w:val="BodyText"/>
+      </w:pPr>
+      <w:r>
+        <w:t xml:space="preserve">A library record never confirms its own subject: holding one about a kind of thing doesn’t prove that the thing in front of you is that kind. Only the Identify phase does.</w:t>
+      </w:r>
+    </w:p>
+    <w:bookmarkEnd w:id="51"/>
+    <w:bookmarkStart w:id="52" w:name="the-countdown"/>
+    <w:p>
+      <w:pPr>
+        <w:pStyle w:val="Heading2"/>
+      </w:pPr>
+      <w:r>
+        <w:t xml:space="preserve">The Countdown</w:t>
+      </w:r>
+    </w:p>
+    <w:p>
+      <w:pPr>
+        <w:pStyle w:val="FirstParagraph"/>
+      </w:pPr>
+      <w:r>
+        <w:t xml:space="preserve">Routine discovery has no clock racing it. When a failed investigation roll, or a success at a cost, puts real stakes in play (a reactor going critical, a first-contact window closing, a ship hunting you), the GM may start a</w:t>
+      </w:r>
+      <w:r>
+        <w:t xml:space="preserve"> </w:t>
+      </w:r>
+      <w:r>
+        <w:rPr>
+          <w:bCs/>
+          <w:b/>
+        </w:rPr>
+        <w:t xml:space="preserve">Countdown</w:t>
+      </w:r>
+      <w:r>
+        <w:t xml:space="preserve"> </w:t>
+      </w:r>
+      <w:r>
+        <w:t xml:space="preserve">of 4, 6 or 8 segments. From then on it’s a hard timer: it ticks with time (each scene, or each hour the GM sets), whatever the crew does. When it fills, the situation hits. Several clocks can race the same Countdown: one to understand the alien and one to repair the ship, all needed before it ends.</w:t>
+      </w:r>
+    </w:p>
+    <w:bookmarkEnd w:id="52"/>
+    <w:bookmarkStart w:id="53" w:name="learning-without-a-clock"/>
+    <w:p>
+      <w:pPr>
+        <w:pStyle w:val="Heading2"/>
+      </w:pPr>
+      <w:r>
+        <w:t xml:space="preserve">Learning without a clock</w:t>
+      </w:r>
+    </w:p>
+    <w:p>
+      <w:pPr>
+        <w:pStyle w:val="FirstParagraph"/>
+      </w:pPr>
+      <w:r>
+        <w:t xml:space="preserve">A library record can also come directly, without a clock:</w:t>
       </w:r>
     </w:p>
     <w:p>
       <w:pPr>
         <w:numPr>
           <w:ilvl w:val="0"/>
-          <w:numId w:val="1009"/>
+          <w:numId w:val="1010"/>
+        </w:numPr>
+        <w:pStyle w:val="Compact"/>
+      </w:pPr>
+      <w:r>
+        <w:rPr>
+          <w:bCs/>
+          <w:b/>
+        </w:rPr>
+        <w:t xml:space="preserve">Scanned or tested firsthand:</w:t>
+      </w:r>
+      <w:r>
+        <w:t xml:space="preserve"> </w:t>
+      </w:r>
+      <w:r>
+        <w:t xml:space="preserve">your own tricorder readings and samples, or a careful field test.</w:t>
+      </w:r>
+    </w:p>
+    <w:p>
+      <w:pPr>
+        <w:numPr>
+          <w:ilvl w:val="0"/>
+          <w:numId w:val="1010"/>
+        </w:numPr>
+        <w:pStyle w:val="Compact"/>
+      </w:pPr>
+      <w:r>
+        <w:rPr>
+          <w:bCs/>
+          <w:b/>
+        </w:rPr>
+        <w:t xml:space="preserve">A reliable record:</w:t>
+      </w:r>
+      <w:r>
+        <w:t xml:space="preserve"> </w:t>
+      </w:r>
+      <w:r>
+        <w:t xml:space="preserve">Starfleet’s library computer, another ship’s logs, a species’ own historians. A source’s reputation alone doesn’t make it right, but a reliable record can establish a fact without anyone repeating a dangerous test.</w:t>
+      </w:r>
+    </w:p>
+    <w:p>
+      <w:pPr>
+        <w:numPr>
+          <w:ilvl w:val="0"/>
+          <w:numId w:val="1010"/>
+        </w:numPr>
+        <w:pStyle w:val="Compact"/>
+      </w:pPr>
+      <w:r>
+        <w:rPr>
+          <w:bCs/>
+          <w:b/>
+        </w:rPr>
+        <w:t xml:space="preserve">Its own word, backed up:</w:t>
+      </w:r>
+      <w:r>
+        <w:t xml:space="preserve"> </w:t>
+      </w:r>
+      <w:r>
+        <w:t xml:space="preserve">what an alien, a computer or a being tells you, supported by evidence.</w:t>
+      </w:r>
+    </w:p>
+    <w:p>
+      <w:pPr>
+        <w:pStyle w:val="FirstParagraph"/>
+      </w:pPr>
+      <w:r>
+        <w:rPr>
+          <w:bCs/>
+          <w:b/>
+        </w:rPr>
+        <w:t xml:space="preserve">Information is never free.</w:t>
+      </w:r>
+      <w:r>
+        <w:t xml:space="preserve"> </w:t>
+      </w:r>
+      <w:r>
+        <w:t xml:space="preserve">Each direct finding costs the crew one of these, chosen by the GM from how they went about it:</w:t>
+      </w:r>
+    </w:p>
+    <w:p>
+      <w:pPr>
+        <w:numPr>
+          <w:ilvl w:val="0"/>
+          <w:numId w:val="1011"/>
+        </w:numPr>
+        <w:pStyle w:val="Compact"/>
+      </w:pPr>
+      <w:r>
+        <w:rPr>
+          <w:bCs/>
+          <w:b/>
+        </w:rPr>
+        <w:t xml:space="preserve">Starfleet Command’s attention:</w:t>
+      </w:r>
+      <w:r>
+        <w:t xml:space="preserve"> </w:t>
+      </w:r>
+      <w:r>
+        <w:t xml:space="preserve">one box on the Starfleet Command track (below).</w:t>
+      </w:r>
+    </w:p>
+    <w:p>
+      <w:pPr>
+        <w:numPr>
+          <w:ilvl w:val="0"/>
+          <w:numId w:val="1011"/>
+        </w:numPr>
+        <w:pStyle w:val="Compact"/>
+      </w:pPr>
+      <w:r>
+        <w:rPr>
+          <w:bCs/>
+          <w:b/>
+        </w:rPr>
+        <w:t xml:space="preserve">A Duty point,</w:t>
+      </w:r>
+      <w:r>
+        <w:t xml:space="preserve"> </w:t>
+      </w:r>
+      <w:r>
+        <w:t xml:space="preserve">spent by the record’s owner.</w:t>
+      </w:r>
+    </w:p>
+    <w:p>
+      <w:pPr>
+        <w:numPr>
+          <w:ilvl w:val="0"/>
+          <w:numId w:val="1011"/>
+        </w:numPr>
+        <w:pStyle w:val="Compact"/>
+      </w:pPr>
+      <w:r>
+        <w:rPr>
+          <w:bCs/>
+          <w:b/>
+        </w:rPr>
+        <w:t xml:space="preserve">Strain on the ship:</w:t>
+      </w:r>
+      <w:r>
+        <w:t xml:space="preserve"> </w:t>
+      </w:r>
+      <w:r>
+        <w:t xml:space="preserve">one box on a ship’s system (Sensors pushed past their limits, a transporter used on something unknown).</w:t>
+      </w:r>
+    </w:p>
+    <w:p>
+      <w:pPr>
+        <w:numPr>
+          <w:ilvl w:val="0"/>
+          <w:numId w:val="1011"/>
+        </w:numPr>
+        <w:pStyle w:val="Compact"/>
+      </w:pPr>
+      <w:r>
+        <w:rPr>
+          <w:bCs/>
+          <w:b/>
+        </w:rPr>
+        <w:t xml:space="preserve">Time:</w:t>
+      </w:r>
+      <w:r>
+        <w:t xml:space="preserve"> </w:t>
+      </w:r>
+      <w:r>
+        <w:t xml:space="preserve">one segment on a danger clock that’s running, or on the Countdown.</w:t>
+      </w:r>
+    </w:p>
+    <w:p>
+      <w:pPr>
+        <w:pStyle w:val="FirstParagraph"/>
+      </w:pPr>
+      <w:r>
+        <w:t xml:space="preserve">A failed investigation roll or a success at a cost can carry the same price, or start the Countdown.</w:t>
+      </w:r>
+    </w:p>
+    <w:bookmarkEnd w:id="53"/>
+    <w:bookmarkStart w:id="54" w:name="the-starfleet-command-track"/>
+    <w:p>
+      <w:pPr>
+        <w:pStyle w:val="Heading2"/>
+      </w:pPr>
+      <w:r>
+        <w:t xml:space="preserve">The Starfleet Command track</w:t>
+      </w:r>
+    </w:p>
+    <w:p>
+      <w:pPr>
+        <w:pStyle w:val="FirstParagraph"/>
+      </w:pPr>
+      <w:r>
+        <w:t xml:space="preserve">How much attention the crew is drawing from Starfleet Command: questions about the Prime Directive, risky contacts, orders bent. It sits on the USS Pelion’s status card. A starbase repairs the ship, but not Command’s opinion of the crew; boxes clear only when the GM says the matter is settled.</w:t>
+      </w:r>
+    </w:p>
+    <w:tbl>
+      <w:tblPr>
+        <w:tblStyle w:val="Table"/>
+        <w:tblW w:type="pct" w:w="5000"/>
+        <w:tblLook w:firstRow="1" w:lastRow="0" w:firstColumn="0" w:lastColumn="0" w:noHBand="0" w:noVBand="0" w:val="0020"/>
+        <w:jc w:val="start"/>
+        <w:tblBorders>
+          <w:top w:val="single" w:sz="4" w:color="B8C2D3"/>
+          <w:left w:val="single" w:sz="4" w:color="B8C2D3"/>
+          <w:bottom w:val="single" w:sz="4" w:color="B8C2D3"/>
+          <w:right w:val="single" w:sz="4" w:color="B8C2D3"/>
+          <w:insideH w:val="single" w:sz="4" w:color="B8C2D3"/>
+          <w:insideV w:val="single" w:sz="4" w:color="B8C2D3"/>
+        </w:tblBorders>
+      </w:tblPr>
+      <w:tblGrid>
+        <w:gridCol w:w="3960"/>
+        <w:gridCol w:w="3960"/>
+      </w:tblGrid>
+      <w:tr>
+        <w:trPr>
+          <w:tblHeader w:val="true"/>
+        </w:trPr>
+        <w:tc>
+          <w:tcPr>
+            <w:shd w:val="clear" w:fill="E9EEF6"/>
+          </w:tcPr>
+          <w:p>
+            <w:pPr>
+              <w:pStyle w:val="Compact"/>
+              <w:jc w:val="left"/>
+            </w:pPr>
+            <w:r>
+              <w:rPr>
+                <w:b/>
+                <w:sz w:val="19"/>
+              </w:rPr>
+              <w:t xml:space="preserve">Boxes</w:t>
+            </w:r>
+          </w:p>
+        </w:tc>
+        <w:tc>
+          <w:tcPr>
+            <w:shd w:val="clear" w:fill="E9EEF6"/>
+          </w:tcPr>
+          <w:p>
+            <w:pPr>
+              <w:pStyle w:val="Compact"/>
+              <w:jc w:val="left"/>
+            </w:pPr>
+            <w:r>
+              <w:rPr>
+                <w:b/>
+                <w:sz w:val="19"/>
+              </w:rPr>
+              <w:t xml:space="preserve">Effect</w:t>
+            </w:r>
+          </w:p>
+        </w:tc>
+      </w:tr>
+      <w:tr>
+        <w:tc>
+          <w:tcPr/>
+          <w:p>
+            <w:pPr>
+              <w:pStyle w:val="Compact"/>
+              <w:jc w:val="left"/>
+            </w:pPr>
+            <w:r>
+              <w:rPr>
+                <w:b/>
+                <w:sz w:val="19"/>
+              </w:rPr>
+              <w:t xml:space="preserve">0</w:t>
+            </w:r>
+          </w:p>
+        </w:tc>
+        <w:tc>
+          <w:tcPr/>
+          <w:p>
+            <w:pPr>
+              <w:pStyle w:val="Compact"/>
+              <w:jc w:val="left"/>
+            </w:pPr>
+            <w:r>
+              <w:rPr>
+                <w:sz w:val="19"/>
+              </w:rPr>
+              <w:t xml:space="preserve">Command isn’t asking.</w:t>
+            </w:r>
+          </w:p>
+        </w:tc>
+      </w:tr>
+      <w:tr>
+        <w:tc>
+          <w:tcPr/>
+          <w:p>
+            <w:pPr>
+              <w:pStyle w:val="Compact"/>
+              <w:jc w:val="left"/>
+            </w:pPr>
+            <w:r>
+              <w:rPr>
+                <w:b/>
+                <w:sz w:val="19"/>
+              </w:rPr>
+              <w:t xml:space="preserve">1</w:t>
+            </w:r>
+          </w:p>
+        </w:tc>
+        <w:tc>
+          <w:tcPr/>
+          <w:p>
+            <w:pPr>
+              <w:pStyle w:val="Compact"/>
+              <w:jc w:val="left"/>
+            </w:pPr>
+            <w:r>
+              <w:rPr>
+                <w:sz w:val="19"/>
+              </w:rPr>
+              <w:t xml:space="preserve">Questions in the next report.</w:t>
+            </w:r>
+          </w:p>
+        </w:tc>
+      </w:tr>
+      <w:tr>
+        <w:tc>
+          <w:tcPr/>
+          <w:p>
+            <w:pPr>
+              <w:pStyle w:val="Compact"/>
+              <w:jc w:val="left"/>
+            </w:pPr>
+            <w:r>
+              <w:rPr>
+                <w:b/>
+                <w:sz w:val="19"/>
+              </w:rPr>
+              <w:t xml:space="preserve">2</w:t>
+            </w:r>
+          </w:p>
+        </w:tc>
+        <w:tc>
+          <w:tcPr/>
+          <w:p>
+            <w:pPr>
+              <w:pStyle w:val="Compact"/>
+              <w:jc w:val="left"/>
+            </w:pPr>
+            <w:r>
+              <w:rPr>
+                <w:sz w:val="19"/>
+              </w:rPr>
+              <w:t xml:space="preserve">A formal inquiry: an admiral wants a full account.</w:t>
+            </w:r>
+          </w:p>
+        </w:tc>
+      </w:tr>
+      <w:tr>
+        <w:tc>
+          <w:tcPr/>
+          <w:p>
+            <w:pPr>
+              <w:pStyle w:val="Compact"/>
+              <w:jc w:val="left"/>
+            </w:pPr>
+            <w:r>
+              <w:rPr>
+                <w:b/>
+                <w:sz w:val="19"/>
+              </w:rPr>
+              <w:t xml:space="preserve">3</w:t>
+            </w:r>
+          </w:p>
+        </w:tc>
+        <w:tc>
+          <w:tcPr/>
+          <w:p>
+            <w:pPr>
+              <w:pStyle w:val="Compact"/>
+              <w:jc w:val="left"/>
+            </w:pPr>
+            <w:r>
+              <w:rPr>
+                <w:sz w:val="19"/>
+              </w:rPr>
+              <w:t xml:space="preserve">Orders to stand down: −2 to Diplomacy and Leadership with Starfleet officials.</w:t>
+            </w:r>
+          </w:p>
+        </w:tc>
+      </w:tr>
+      <w:tr>
+        <w:tc>
+          <w:tcPr/>
+          <w:p>
+            <w:pPr>
+              <w:pStyle w:val="Compact"/>
+              <w:jc w:val="left"/>
+            </w:pPr>
+            <w:r>
+              <w:rPr>
+                <w:b/>
+                <w:sz w:val="19"/>
+              </w:rPr>
+              <w:t xml:space="preserve">4</w:t>
+            </w:r>
+          </w:p>
+        </w:tc>
+        <w:tc>
+          <w:tcPr/>
+          <w:p>
+            <w:pPr>
+              <w:pStyle w:val="Compact"/>
+              <w:jc w:val="left"/>
+            </w:pPr>
+            <w:r>
+              <w:rPr>
+                <w:sz w:val="19"/>
+              </w:rPr>
+              <w:t xml:space="preserve">A board of inquiry: start a Hearing clock.</w:t>
+            </w:r>
+          </w:p>
+        </w:tc>
+      </w:tr>
+    </w:tbl>
+    <w:bookmarkEnd w:id="54"/>
+    <w:bookmarkStart w:id="55" w:name="starting-records-restricted-files"/>
+    <w:p>
+      <w:pPr>
+        <w:pStyle w:val="Heading2"/>
+      </w:pPr>
+      <w:r>
+        <w:t xml:space="preserve">Starting records: Restricted Files</w:t>
+      </w:r>
+    </w:p>
+    <w:p>
+      <w:pPr>
+        <w:pStyle w:val="FirstParagraph"/>
+      </w:pPr>
+      <w:r>
+        <w:t xml:space="preserve">The</w:t>
+      </w:r>
+      <w:r>
+        <w:t xml:space="preserve"> </w:t>
+      </w:r>
+      <w:r>
+        <w:rPr>
+          <w:bCs/>
+          <w:b/>
+        </w:rPr>
+        <w:t xml:space="preserve">Restricted Files</w:t>
+      </w:r>
+      <w:r>
+        <w:t xml:space="preserve"> </w:t>
+      </w:r>
+      <w:r>
+        <w:t xml:space="preserve">advantage gives you</w:t>
+      </w:r>
+      <w:r>
+        <w:t xml:space="preserve"> </w:t>
+      </w:r>
+      <w:r>
+        <w:rPr>
+          <w:bCs/>
+          <w:b/>
+        </w:rPr>
+        <w:t xml:space="preserve">three library records</w:t>
+      </w:r>
+      <w:r>
+        <w:t xml:space="preserve"> </w:t>
+      </w:r>
+      <w:r>
+        <w:t xml:space="preserve">at the start. Each is a secret that comes from your</w:t>
+      </w:r>
+      <w:r>
+        <w:t xml:space="preserve"> </w:t>
+      </w:r>
+      <w:r>
+        <w:rPr>
+          <w:bCs/>
+          <w:b/>
+        </w:rPr>
+        <w:t xml:space="preserve">department</w:t>
+      </w:r>
+      <w:r>
+        <w:t xml:space="preserve"> </w:t>
+      </w:r>
+      <w:r>
+        <w:t xml:space="preserve">(something you were trained in or saw on duty) or your</w:t>
+      </w:r>
+      <w:r>
+        <w:t xml:space="preserve"> </w:t>
+      </w:r>
+      <w:r>
+        <w:rPr>
+          <w:bCs/>
+          <w:b/>
+        </w:rPr>
+        <w:t xml:space="preserve">species</w:t>
+      </w:r>
+      <w:r>
+        <w:t xml:space="preserve"> </w:t>
+      </w:r>
+      <w:r>
+        <w:t xml:space="preserve">(something your people know), and that</w:t>
+      </w:r>
+      <w:r>
+        <w:t xml:space="preserve"> </w:t>
+      </w:r>
+      <w:r>
+        <w:rPr>
+          <w:bCs/>
+          <w:b/>
+        </w:rPr>
+        <w:t xml:space="preserve">isn’t in Starfleet’s open databases or published reports</w:t>
+      </w:r>
+      <w:r>
+        <w:t xml:space="preserve">. Write each one in the creator: its subject, the secret, and why it isn’t common knowledge. The GM approves each one. The records come with the advantage and go if you change it.</w:t>
+      </w:r>
+    </w:p>
+    <w:bookmarkEnd w:id="55"/>
+    <w:bookmarkEnd w:id="56"/>
+    <w:bookmarkStart w:id="68" w:name="personal-combat"/>
+    <w:p>
+      <w:pPr>
+        <w:pStyle w:val="Heading1"/>
+      </w:pPr>
+      <w:r>
+        <w:t xml:space="preserve">Personal combat</w:t>
+      </w:r>
+    </w:p>
+    <w:bookmarkStart w:id="57" w:name="turn-order-and-actions"/>
+    <w:p>
+      <w:pPr>
+        <w:pStyle w:val="Heading2"/>
+      </w:pPr>
+      <w:r>
+        <w:t xml:space="preserve">Turn order and actions</w:t>
+      </w:r>
+    </w:p>
+    <w:p>
+      <w:pPr>
+        <w:pStyle w:val="FirstParagraph"/>
+      </w:pPr>
+      <w:r>
+        <w:t xml:space="preserve">Act in descending Agility order. Players choose the order of tied crew members; the GM resolves other ties. A round lasts a few seconds. On your turn, move up to your</w:t>
+      </w:r>
+      <w:r>
+        <w:t xml:space="preserve"> </w:t>
+      </w:r>
+      <w:r>
+        <w:rPr>
+          <w:bCs/>
+          <w:b/>
+        </w:rPr>
+        <w:t xml:space="preserve">Move</w:t>
+      </w:r>
+      <w:r>
+        <w:t xml:space="preserve"> </w:t>
+      </w:r>
+      <w:r>
+        <w:t xml:space="preserve">(see</w:t>
+      </w:r>
+      <w:r>
+        <w:t xml:space="preserve"> </w:t>
+      </w:r>
+      <w:r>
+        <w:rPr>
+          <w:iCs/>
+          <w:i/>
+        </w:rPr>
+        <w:t xml:space="preserve">Move and reach</w:t>
+      </w:r>
+      <w:r>
+        <w:t xml:space="preserve">) and take one meaningful action, such as attacking, using equipment, helping, or attempting a task.</w:t>
+      </w:r>
+    </w:p>
+    <w:bookmarkEnd w:id="57"/>
+    <w:bookmarkStart w:id="58" w:name="attacking-and-defending"/>
+    <w:p>
+      <w:pPr>
+        <w:pStyle w:val="Heading2"/>
+      </w:pPr>
+      <w:r>
+        <w:t xml:space="preserve">Attacking and defending</w:t>
+      </w:r>
+    </w:p>
+    <w:p>
+      <w:pPr>
+        <w:pStyle w:val="FirstParagraph"/>
+      </w:pPr>
+      <w:r>
+        <w:t xml:space="preserve">Roll Phasers for a ranged attack, or Unarmed Combat for fists, grappling and a weapon in hand. If the attack succeeds, an aware target able to move may</w:t>
+      </w:r>
+      <w:r>
+        <w:t xml:space="preserve"> </w:t>
+      </w:r>
+      <w:r>
+        <w:rPr>
+          <w:bCs/>
+          <w:b/>
+        </w:rPr>
+        <w:t xml:space="preserve">defend</w:t>
+      </w:r>
+      <w:r>
+        <w:t xml:space="preserve">: Dodge, Parry or Block. A successful defense cancels the hit. Apply injury penalties to every defense.</w:t>
+      </w:r>
+    </w:p>
+    <w:p>
+      <w:pPr>
+        <w:numPr>
+          <w:ilvl w:val="0"/>
+          <w:numId w:val="1012"/>
+        </w:numPr>
+        <w:pStyle w:val="Compact"/>
+      </w:pPr>
+      <w:r>
+        <w:rPr>
+          <w:bCs/>
+          <w:b/>
+        </w:rPr>
+        <w:t xml:space="preserve">One defense a round.</w:t>
+      </w:r>
+      <w:r>
+        <w:t xml:space="preserve"> </w:t>
+      </w:r>
+      <w:r>
+        <w:t xml:space="preserve">A target gets one defense a round, between its turns, and chooses which when an attack hits.</w:t>
+      </w:r>
+    </w:p>
+    <w:p>
+      <w:pPr>
+        <w:numPr>
+          <w:ilvl w:val="0"/>
+          <w:numId w:val="1012"/>
+        </w:numPr>
+        <w:pStyle w:val="Compact"/>
+      </w:pPr>
+      <w:r>
+        <w:rPr>
+          <w:bCs/>
+          <w:b/>
+        </w:rPr>
+        <w:t xml:space="preserve">Additional Defense.</w:t>
+      </w:r>
+      <w:r>
+        <w:t xml:space="preserve"> </w:t>
+      </w:r>
+      <w:r>
+        <w:t xml:space="preserve">With this advantage you may attempt a second defense each round at −2, in addition to attack-quality and injury penalties. You cannot defend twice against the same attack.</w:t>
+      </w:r>
+    </w:p>
+    <w:p>
+      <w:pPr>
+        <w:numPr>
+          <w:ilvl w:val="0"/>
+          <w:numId w:val="1012"/>
+        </w:numPr>
+        <w:pStyle w:val="Compact"/>
+      </w:pPr>
+      <w:r>
+        <w:rPr>
+          <w:bCs/>
+          <w:b/>
+        </w:rPr>
+        <w:t xml:space="preserve">Dodge</w:t>
+      </w:r>
+      <w:r>
+        <w:t xml:space="preserve"> </w:t>
+      </w:r>
+      <w:r>
+        <w:t xml:space="preserve">is Agility −2, with +1 for Trained Athletics or +2 for Athletics as a Specialty or Expert. Untrained Athletics adds nothing; use the training level, not the final Athletics score.</w:t>
+      </w:r>
+    </w:p>
+    <w:p>
+      <w:pPr>
+        <w:numPr>
+          <w:ilvl w:val="0"/>
+          <w:numId w:val="1012"/>
+        </w:numPr>
+        <w:pStyle w:val="Compact"/>
+      </w:pPr>
+      <w:r>
+        <w:rPr>
+          <w:bCs/>
+          <w:b/>
+        </w:rPr>
+        <w:t xml:space="preserve">Parry.</w:t>
+      </w:r>
+      <w:r>
+        <w:t xml:space="preserve"> </w:t>
+      </w:r>
+      <w:r>
+        <w:t xml:space="preserve">Against a weapon in hand or fists, roll Unarmed Combat −3 with a weapon in hand: a d’k tahg, a lirpa, a length of pipe. Bare-handed, Unarmed Combat −3 parries fists only. Nobody parries a phaser beam or a disruptor bolt.</w:t>
+      </w:r>
+    </w:p>
+    <w:p>
+      <w:pPr>
+        <w:numPr>
+          <w:ilvl w:val="0"/>
+          <w:numId w:val="1012"/>
+        </w:numPr>
+        <w:pStyle w:val="Compact"/>
+      </w:pPr>
+      <w:r>
+        <w:rPr>
+          <w:bCs/>
+          <w:b/>
+        </w:rPr>
+        <w:t xml:space="preserve">Block.</w:t>
+      </w:r>
+      <w:r>
+        <w:t xml:space="preserve"> </w:t>
+      </w:r>
+      <w:r>
+        <w:t xml:space="preserve">With anything that can stand in for a shield (a chair, a crate lid, a torn-off panel), you can block a weapon in hand, fists or a thrown weapon: roll Unarmed Combat −2. Nothing you can lift blocks an energy weapon. An improvised shield breaks the first time it blocks a hit of 2 or more boxes.</w:t>
+      </w:r>
+    </w:p>
+    <w:p>
+      <w:pPr>
+        <w:numPr>
+          <w:ilvl w:val="0"/>
+          <w:numId w:val="1012"/>
+        </w:numPr>
+        <w:pStyle w:val="Compact"/>
+      </w:pPr>
+      <w:r>
+        <w:rPr>
+          <w:bCs/>
+          <w:b/>
+        </w:rPr>
+        <w:t xml:space="preserve">Attack quality.</w:t>
+      </w:r>
+      <w:r>
+        <w:t xml:space="preserve"> </w:t>
+      </w:r>
+      <w:r>
+        <w:t xml:space="preserve">A clean hit is harder to escape. When an attack succeeds by 3 or 4, the defense is at −1; by 5 or 6, −2; by 7 or more, −3.</w:t>
+      </w:r>
+    </w:p>
+    <w:p>
+      <w:pPr>
+        <w:numPr>
+          <w:ilvl w:val="0"/>
+          <w:numId w:val="1012"/>
+        </w:numPr>
+        <w:pStyle w:val="Compact"/>
+      </w:pPr>
+      <w:r>
+        <w:rPr>
+          <w:bCs/>
+          <w:b/>
+        </w:rPr>
+        <w:t xml:space="preserve">Aim.</w:t>
+      </w:r>
+      <w:r>
+        <w:t xml:space="preserve"> </w:t>
+      </w:r>
+      <w:r>
+        <w:t xml:space="preserve">Spend your action aiming at a target you can see: +1 to your next attack against it.</w:t>
+      </w:r>
+      <w:r>
+        <w:t xml:space="preserve"> </w:t>
+      </w:r>
+      <w:r>
+        <w:rPr>
+          <w:bCs/>
+          <w:b/>
+        </w:rPr>
+        <w:t xml:space="preserve">Careful Marksman</w:t>
+      </w:r>
+      <w:r>
+        <w:t xml:space="preserve"> </w:t>
+      </w:r>
+      <w:r>
+        <w:t xml:space="preserve">adds its +2 to this.</w:t>
+      </w:r>
+    </w:p>
+    <w:p>
+      <w:pPr>
+        <w:pStyle w:val="FirstParagraph"/>
+      </w:pPr>
+      <w:r>
+        <w:t xml:space="preserve">Solid cover blocks a shot. Partial cover imposes −2 on the attack. Other difficult conditions use the normal modifier scale. Weapon effects apply after a hit survives any defense. Success margin does not increase damage: a great hit decides</w:t>
+      </w:r>
+      <w:r>
+        <w:t xml:space="preserve"> </w:t>
+      </w:r>
+      <w:r>
+        <w:rPr>
+          <w:iCs/>
+          <w:i/>
+        </w:rPr>
+        <w:t xml:space="preserve">what</w:t>
+      </w:r>
+      <w:r>
+        <w:t xml:space="preserve"> </w:t>
+      </w:r>
+      <w:r>
+        <w:t xml:space="preserve">happens instead.</w:t>
+      </w:r>
+    </w:p>
+    <w:bookmarkEnd w:id="58"/>
+    <w:bookmarkStart w:id="59" w:name="telling-hits"/>
+    <w:p>
+      <w:pPr>
+        <w:pStyle w:val="Heading2"/>
+      </w:pPr>
+      <w:r>
+        <w:t xml:space="preserve">Telling hits</w:t>
+      </w:r>
+    </w:p>
+    <w:p>
+      <w:pPr>
+        <w:pStyle w:val="FirstParagraph"/>
+      </w:pPr>
+      <w:r>
+        <w:t xml:space="preserve">A really good shot, or a blow that lands exactly where it was meant to, lets the attacker say what it does.</w:t>
+      </w:r>
+    </w:p>
+    <w:p>
+      <w:pPr>
+        <w:numPr>
+          <w:ilvl w:val="0"/>
+          <w:numId w:val="1013"/>
+        </w:numPr>
+        <w:pStyle w:val="Compact"/>
+      </w:pPr>
+      <w:r>
+        <w:rPr>
+          <w:bCs/>
+          <w:b/>
+        </w:rPr>
+        <w:t xml:space="preserve">A telling hit</w:t>
+      </w:r>
+      <w:r>
+        <w:t xml:space="preserve"> </w:t>
+      </w:r>
+      <w:r>
+        <w:t xml:space="preserve">is an attack that succeeds by</w:t>
+      </w:r>
+      <w:r>
+        <w:t xml:space="preserve"> </w:t>
+      </w:r>
+      <w:r>
+        <w:rPr>
+          <w:bCs/>
+          <w:b/>
+        </w:rPr>
+        <w:t xml:space="preserve">5 or more</w:t>
+      </w:r>
+      <w:r>
+        <w:t xml:space="preserve">, or on a natural 3 or 4, and isn’t stopped by a defense. The attacker picks</w:t>
+      </w:r>
+      <w:r>
+        <w:t xml:space="preserve"> </w:t>
+      </w:r>
+      <w:r>
+        <w:rPr>
+          <w:bCs/>
+          <w:b/>
+        </w:rPr>
+        <w:t xml:space="preserve">one effect</w:t>
+      </w:r>
+      <w:r>
+        <w:t xml:space="preserve"> </w:t>
+      </w:r>
+      <w:r>
+        <w:t xml:space="preserve">below and describes it. The weapon still marks its usual boxes.</w:t>
+      </w:r>
+    </w:p>
+    <w:p>
+      <w:pPr>
+        <w:numPr>
+          <w:ilvl w:val="0"/>
+          <w:numId w:val="1013"/>
+        </w:numPr>
+        <w:pStyle w:val="Compact"/>
+      </w:pPr>
+      <w:r>
+        <w:rPr>
+          <w:bCs/>
+          <w:b/>
+        </w:rPr>
+        <w:t xml:space="preserve">A called shot.</w:t>
+      </w:r>
+      <w:r>
+        <w:t xml:space="preserve"> </w:t>
+      </w:r>
+      <w:r>
+        <w:t xml:space="preserve">Before rolling, name an effect your weapon can deliver and take −2 on the attack, or −4 for a small target (a hand, a phaser, a control panel, a power cell). If the attack hits at all, the effect happens, whatever the margin.</w:t>
+      </w:r>
+      <w:r>
+        <w:t xml:space="preserve"> </w:t>
+      </w:r>
+      <w:r>
+        <w:rPr>
+          <w:bCs/>
+          <w:b/>
+        </w:rPr>
+        <w:t xml:space="preserve">Careful Marksman</w:t>
+      </w:r>
+      <w:r>
+        <w:t xml:space="preserve"> </w:t>
+      </w:r>
+      <w:r>
+        <w:t xml:space="preserve">cuts this penalty by 1.</w:t>
+      </w:r>
+    </w:p>
+    <w:p>
+      <w:pPr>
+        <w:numPr>
+          <w:ilvl w:val="0"/>
+          <w:numId w:val="1013"/>
+        </w:numPr>
+        <w:pStyle w:val="Compact"/>
+      </w:pPr>
+      <w:r>
+        <w:rPr>
+          <w:bCs/>
+          <w:b/>
+        </w:rPr>
+        <w:t xml:space="preserve">Phasers on stun</w:t>
+      </w:r>
+      <w:r>
+        <w:t xml:space="preserve"> </w:t>
+      </w:r>
+      <w:r>
+        <w:t xml:space="preserve">land telling hits too. The effect happens whether or not the target resists the stun.</w:t>
+      </w:r>
+    </w:p>
+    <w:p>
+      <w:pPr>
+        <w:numPr>
+          <w:ilvl w:val="0"/>
+          <w:numId w:val="1013"/>
         </w:numPr>
         <w:pStyle w:val="Compact"/>
       </w:pPr>
@@ -6385,8 +7264,8 @@
         <w:t xml:space="preserve">a Klingon warrior slashes at Lt. Reyes with a d’k tahg and succeeds by 5. Reyes hasn’t defended yet this round: Dodge 12, −2 for the clean hit, needs a 10 or less. Bare-handed, Reyes can’t parry a blade, so Reyes dodges. When the second Klingon swings before Reyes’s next turn, there’s no defense left, unless Reyes has Additional Defense, which allows a second at −2.</w:t>
       </w:r>
     </w:p>
-    <w:bookmarkEnd w:id="52"/>
-    <w:bookmarkStart w:id="53" w:name="range"/>
+    <w:bookmarkEnd w:id="59"/>
+    <w:bookmarkStart w:id="60" w:name="range"/>
     <w:p>
       <w:pPr>
         <w:pStyle w:val="Heading2"/>
@@ -6744,8 +7623,8 @@
         <w:t xml:space="preserve">, shown in the weapons table. Attacks within it take no penalty. One band beyond it is −2, two bands beyond is −4, and anything farther is out of range. A thrown weapon’s effective band is Close.</w:t>
       </w:r>
     </w:p>
-    <w:bookmarkEnd w:id="53"/>
-    <w:bookmarkStart w:id="54" w:name="move-and-reach"/>
+    <w:bookmarkEnd w:id="60"/>
+    <w:bookmarkStart w:id="61" w:name="move-and-reach"/>
     <w:p>
       <w:pPr>
         <w:pStyle w:val="Heading2"/>
@@ -7085,7 +7964,7 @@
       <w:pPr>
         <w:numPr>
           <w:ilvl w:val="0"/>
-          <w:numId w:val="1010"/>
+          <w:numId w:val="1014"/>
         </w:numPr>
         <w:pStyle w:val="Compact"/>
       </w:pPr>
@@ -7107,7 +7986,7 @@
       <w:pPr>
         <w:numPr>
           <w:ilvl w:val="0"/>
-          <w:numId w:val="1010"/>
+          <w:numId w:val="1014"/>
         </w:numPr>
         <w:pStyle w:val="Compact"/>
       </w:pPr>
@@ -7129,7 +8008,7 @@
       <w:pPr>
         <w:numPr>
           <w:ilvl w:val="0"/>
-          <w:numId w:val="1010"/>
+          <w:numId w:val="1014"/>
         </w:numPr>
         <w:pStyle w:val="Compact"/>
       </w:pPr>
@@ -7370,8 +8249,8 @@
         <w:t xml:space="preserve">and the ship rules.</w:t>
       </w:r>
     </w:p>
-    <w:bookmarkEnd w:id="54"/>
-    <w:bookmarkStart w:id="57" w:name="injury"/>
+    <w:bookmarkEnd w:id="61"/>
+    <w:bookmarkStart w:id="64" w:name="injury"/>
     <w:p>
       <w:pPr>
         <w:pStyle w:val="Heading2"/>
@@ -7660,7 +8539,7 @@
         <w:t xml:space="preserve">A normal damaging hit marks one box. A powerful attack can mark two, and a killing weapon marks three (see Weapons and damage). Injury penalties replace each other rather than stacking. They apply to movement, attacks, Dodge, and other tasks the injury physically hinders. The GM announces especially lethal hazards before resolution where possible.</w:t>
       </w:r>
     </w:p>
-    <w:bookmarkStart w:id="55" w:name="dying-and-death"/>
+    <w:bookmarkStart w:id="62" w:name="dying-and-death"/>
     <w:p>
       <w:pPr>
         <w:pStyle w:val="Heading3"/>
@@ -7681,7 +8560,7 @@
       <w:pPr>
         <w:numPr>
           <w:ilvl w:val="0"/>
-          <w:numId w:val="1011"/>
+          <w:numId w:val="1015"/>
         </w:numPr>
         <w:pStyle w:val="Compact"/>
       </w:pPr>
@@ -7716,7 +8595,7 @@
       <w:pPr>
         <w:numPr>
           <w:ilvl w:val="0"/>
-          <w:numId w:val="1011"/>
+          <w:numId w:val="1015"/>
         </w:numPr>
         <w:pStyle w:val="Compact"/>
       </w:pPr>
@@ -7738,7 +8617,7 @@
       <w:pPr>
         <w:numPr>
           <w:ilvl w:val="0"/>
-          <w:numId w:val="1011"/>
+          <w:numId w:val="1015"/>
         </w:numPr>
         <w:pStyle w:val="Compact"/>
       </w:pPr>
@@ -7764,8 +8643,8 @@
         <w:t xml:space="preserve">Your protection is avoiding the hit: Dodge, cover, and a Duty point, which reduces a kill shot from three boxes to two, leaving you Seriously wounded but on your feet.</w:t>
       </w:r>
     </w:p>
-    <w:bookmarkEnd w:id="55"/>
-    <w:bookmarkStart w:id="56" w:name="optional-rule-gritty-combat"/>
+    <w:bookmarkEnd w:id="62"/>
+    <w:bookmarkStart w:id="63" w:name="optional-rule-gritty-combat"/>
     <w:p>
       <w:pPr>
         <w:pStyle w:val="Heading3"/>
@@ -7891,7 +8770,7 @@
       <w:pPr>
         <w:numPr>
           <w:ilvl w:val="0"/>
-          <w:numId w:val="1012"/>
+          <w:numId w:val="1016"/>
         </w:numPr>
         <w:pStyle w:val="Compact"/>
       </w:pPr>
@@ -7913,7 +8792,7 @@
       <w:pPr>
         <w:numPr>
           <w:ilvl w:val="0"/>
-          <w:numId w:val="1012"/>
+          <w:numId w:val="1016"/>
         </w:numPr>
         <w:pStyle w:val="Compact"/>
       </w:pPr>
@@ -7935,7 +8814,7 @@
       <w:pPr>
         <w:numPr>
           <w:ilvl w:val="0"/>
-          <w:numId w:val="1012"/>
+          <w:numId w:val="1016"/>
         </w:numPr>
         <w:pStyle w:val="Compact"/>
       </w:pPr>
@@ -8434,7 +9313,7 @@
       <w:pPr>
         <w:numPr>
           <w:ilvl w:val="0"/>
-          <w:numId w:val="1013"/>
+          <w:numId w:val="1017"/>
         </w:numPr>
         <w:pStyle w:val="Compact"/>
       </w:pPr>
@@ -8472,7 +9351,7 @@
       <w:pPr>
         <w:numPr>
           <w:ilvl w:val="0"/>
-          <w:numId w:val="1013"/>
+          <w:numId w:val="1017"/>
         </w:numPr>
         <w:pStyle w:val="Compact"/>
       </w:pPr>
@@ -8507,7 +9386,7 @@
       <w:pPr>
         <w:numPr>
           <w:ilvl w:val="0"/>
-          <w:numId w:val="1013"/>
+          <w:numId w:val="1017"/>
         </w:numPr>
         <w:pStyle w:val="Compact"/>
       </w:pPr>
@@ -8525,9 +9404,9 @@
         <w:t xml:space="preserve">Grievous wounds heal on their own clock, whatever the boxes say. A lost limb or a lost eye never heals on its own.</w:t>
       </w:r>
     </w:p>
-    <w:bookmarkEnd w:id="56"/>
-    <w:bookmarkEnd w:id="57"/>
-    <w:bookmarkStart w:id="58" w:name="weapons-and-damage"/>
+    <w:bookmarkEnd w:id="63"/>
+    <w:bookmarkEnd w:id="64"/>
+    <w:bookmarkStart w:id="65" w:name="weapons-and-damage"/>
     <w:p>
       <w:pPr>
         <w:pStyle w:val="Heading2"/>
@@ -9375,8 +10254,8 @@
         <w:t xml:space="preserve">To take someone down without hurting them, use a phaser on stun, a grapple, or the Vulcan nerve pinch rather than a weapon from this list.</w:t>
       </w:r>
     </w:p>
-    <w:bookmarkEnd w:id="58"/>
-    <w:bookmarkStart w:id="59" w:name="phaser-settings"/>
+    <w:bookmarkEnd w:id="65"/>
+    <w:bookmarkStart w:id="66" w:name="phaser-settings"/>
     <w:p>
       <w:pPr>
         <w:pStyle w:val="Heading2"/>
@@ -9553,8 +10432,8 @@
         <w:t xml:space="preserve">Declare the setting before firing. Stun effects do not stack; a later failed resistance roll still incapacitates the target. Unarmed strikes normally mark one box. A grapple uses an opposed Unarmed Combat contest; winning restrains the target while the hold is maintained. Escape uses an action and a new contest.</w:t>
       </w:r>
     </w:p>
-    <w:bookmarkEnd w:id="59"/>
-    <w:bookmarkStart w:id="60" w:name="phaser-power"/>
+    <w:bookmarkEnd w:id="66"/>
+    <w:bookmarkStart w:id="67" w:name="phaser-power"/>
     <w:p>
       <w:pPr>
         <w:pStyle w:val="Heading2"/>
@@ -9962,7 +10841,7 @@
       <w:pPr>
         <w:numPr>
           <w:ilvl w:val="0"/>
-          <w:numId w:val="1014"/>
+          <w:numId w:val="1018"/>
         </w:numPr>
         <w:pStyle w:val="Compact"/>
       </w:pPr>
@@ -9984,7 +10863,7 @@
       <w:pPr>
         <w:numPr>
           <w:ilvl w:val="0"/>
-          <w:numId w:val="1014"/>
+          <w:numId w:val="1018"/>
         </w:numPr>
         <w:pStyle w:val="Compact"/>
       </w:pPr>
@@ -10019,7 +10898,7 @@
       <w:pPr>
         <w:numPr>
           <w:ilvl w:val="0"/>
-          <w:numId w:val="1014"/>
+          <w:numId w:val="1018"/>
         </w:numPr>
         <w:pStyle w:val="Compact"/>
       </w:pPr>
@@ -10037,9 +10916,9 @@
         <w:t xml:space="preserve">A phaser with at least 4 power left can be set to overload: it whines for a round and explodes at the end of the next round, as an explosion (1 box to everyone nearby, 2 at the centre). The phaser is destroyed.</w:t>
       </w:r>
     </w:p>
-    <w:bookmarkEnd w:id="60"/>
-    <w:bookmarkEnd w:id="61"/>
-    <w:bookmarkStart w:id="70" w:name="medical-care"/>
+    <w:bookmarkEnd w:id="67"/>
+    <w:bookmarkEnd w:id="68"/>
+    <w:bookmarkStart w:id="77" w:name="medical-care"/>
     <w:p>
       <w:pPr>
         <w:pStyle w:val="Heading1"/>
@@ -10056,7 +10935,7 @@
         <w:t xml:space="preserve">Starfleet physicians in 2268 have advanced diagnostic scanners, potent pharmaceuticals, portable emergency equipment, and sophisticated sickbay facilities. Familiar injuries often respond quickly to treatment. Severe trauma, incompatible biology, missing supplies, and unidentified conditions still challenge an experienced doctor. The treatment values below are campaign rules inspired by the series, rather than numerical rules stated in canon.</w:t>
       </w:r>
     </w:p>
-    <w:bookmarkStart w:id="62" w:name="diagnosis-and-stabilization"/>
+    <w:bookmarkStart w:id="69" w:name="diagnosis-and-stabilization"/>
     <w:p>
       <w:pPr>
         <w:pStyle w:val="Heading2"/>
@@ -10081,8 +10960,8 @@
         <w:t xml:space="preserve">Emergency stabilization takes one action and a successful Medicine roll with a medical kit. It prevents deterioration from the treated injury while the patient is protected from further harm, and it ends Dying. Stabilization alone removes no injury boxes. A patient at three boxes remains incapacitated until treatment clears a box.</w:t>
       </w:r>
     </w:p>
-    <w:bookmarkEnd w:id="62"/>
-    <w:bookmarkStart w:id="63" w:name="field-treatment"/>
+    <w:bookmarkEnd w:id="69"/>
+    <w:bookmarkStart w:id="70" w:name="field-treatment"/>
     <w:p>
       <w:pPr>
         <w:pStyle w:val="Heading2"/>
@@ -10099,8 +10978,8 @@
         <w:t xml:space="preserve">With a medical kit and several uninterrupted minutes, successful Medicine removes one injury box. Success by 5 or more removes two.</w:t>
       </w:r>
     </w:p>
-    <w:bookmarkEnd w:id="63"/>
-    <w:bookmarkStart w:id="64" w:name="sickbay-treatment"/>
+    <w:bookmarkEnd w:id="70"/>
+    <w:bookmarkStart w:id="71" w:name="sickbay-treatment"/>
     <w:p>
       <w:pPr>
         <w:pStyle w:val="Heading2"/>
@@ -10125,8 +11004,8 @@
         <w:t xml:space="preserve">Removing injury boxes removes their associated penalties, but major organ damage, severe burns, and complex internal trauma can still require a procedure and recovery period set by the GM. The physician determines whether the patient is fit for duty. Pain suppression does not itself heal an injury. Stun normally wears off at the end of the scene; prolonged unconsciousness requires assessment.</w:t>
       </w:r>
     </w:p>
-    <w:bookmarkEnd w:id="64"/>
-    <w:bookmarkStart w:id="65" w:name="treatment-attempts"/>
+    <w:bookmarkEnd w:id="71"/>
+    <w:bookmarkStart w:id="72" w:name="treatment-attempts"/>
     <w:p>
       <w:pPr>
         <w:pStyle w:val="Heading2"/>
@@ -10147,7 +11026,7 @@
       <w:pPr>
         <w:numPr>
           <w:ilvl w:val="0"/>
-          <w:numId w:val="1015"/>
+          <w:numId w:val="1019"/>
         </w:numPr>
         <w:pStyle w:val="Compact"/>
       </w:pPr>
@@ -10169,7 +11048,7 @@
       <w:pPr>
         <w:numPr>
           <w:ilvl w:val="0"/>
-          <w:numId w:val="1015"/>
+          <w:numId w:val="1019"/>
         </w:numPr>
         <w:pStyle w:val="Compact"/>
       </w:pPr>
@@ -10191,7 +11070,7 @@
       <w:pPr>
         <w:numPr>
           <w:ilvl w:val="0"/>
-          <w:numId w:val="1015"/>
+          <w:numId w:val="1019"/>
         </w:numPr>
         <w:pStyle w:val="Compact"/>
       </w:pPr>
@@ -10213,7 +11092,7 @@
       <w:pPr>
         <w:numPr>
           <w:ilvl w:val="0"/>
-          <w:numId w:val="1015"/>
+          <w:numId w:val="1019"/>
         </w:numPr>
         <w:pStyle w:val="Compact"/>
       </w:pPr>
@@ -10231,8 +11110,8 @@
         <w:t xml:space="preserve">Stabilizing a Dying patient is never limited by these attempts and never removes boxes.</w:t>
       </w:r>
     </w:p>
-    <w:bookmarkEnd w:id="65"/>
-    <w:bookmarkStart w:id="66" w:name="natural-recovery"/>
+    <w:bookmarkEnd w:id="72"/>
+    <w:bookmarkStart w:id="73" w:name="natural-recovery"/>
     <w:p>
       <w:pPr>
         <w:pStyle w:val="Heading2"/>
@@ -10413,7 +11292,7 @@
       <w:pPr>
         <w:numPr>
           <w:ilvl w:val="0"/>
-          <w:numId w:val="1016"/>
+          <w:numId w:val="1020"/>
         </w:numPr>
         <w:pStyle w:val="Compact"/>
       </w:pPr>
@@ -10435,7 +11314,7 @@
       <w:pPr>
         <w:numPr>
           <w:ilvl w:val="0"/>
-          <w:numId w:val="1016"/>
+          <w:numId w:val="1020"/>
         </w:numPr>
         <w:pStyle w:val="Compact"/>
       </w:pPr>
@@ -10457,7 +11336,7 @@
       <w:pPr>
         <w:numPr>
           <w:ilvl w:val="0"/>
-          <w:numId w:val="1016"/>
+          <w:numId w:val="1020"/>
         </w:numPr>
         <w:pStyle w:val="Compact"/>
       </w:pPr>
@@ -10479,7 +11358,7 @@
       <w:pPr>
         <w:numPr>
           <w:ilvl w:val="0"/>
-          <w:numId w:val="1016"/>
+          <w:numId w:val="1020"/>
         </w:numPr>
         <w:pStyle w:val="Compact"/>
       </w:pPr>
@@ -10515,8 +11394,8 @@
         <w:t xml:space="preserve">Ensign Reyes ends a mission Seriously wounded (two boxes). Sickbay is busy with worse cases, so Reyes rests in quarters: three days clear the first box and one more day the second, and Reyes is back on duty on the fifth day.</w:t>
       </w:r>
     </w:p>
-    <w:bookmarkEnd w:id="66"/>
-    <w:bookmarkStart w:id="67" w:name="alien-medicine-and-limits"/>
+    <w:bookmarkEnd w:id="73"/>
+    <w:bookmarkStart w:id="74" w:name="alien-medicine-and-limits"/>
     <w:p>
       <w:pPr>
         <w:pStyle w:val="Heading2"/>
@@ -10541,8 +11420,8 @@
         <w:t xml:space="preserve">Crew of other species may need care suited to their biology. An Alien Physiology Specialist, or a physician with access to the right species data, keeps that care from becoming guesswork.</w:t>
       </w:r>
     </w:p>
-    <w:bookmarkEnd w:id="67"/>
-    <w:bookmarkStart w:id="69" w:name="examples-from-the-original-series"/>
+    <w:bookmarkEnd w:id="74"/>
+    <w:bookmarkStart w:id="76" w:name="examples-from-the-original-series"/>
     <w:p>
       <w:pPr>
         <w:pStyle w:val="Heading2"/>
@@ -10641,7 +11520,7 @@
       <w:r>
         <w:t xml:space="preserve"> </w:t>
       </w:r>
-      <w:hyperlink r:id="rId68">
+      <w:hyperlink r:id="rId75">
         <w:r>
           <w:rPr>
             <w:rStyle w:val="Hyperlink"/>
@@ -10650,9 +11529,9 @@
         </w:r>
       </w:hyperlink>
     </w:p>
-    <w:bookmarkEnd w:id="69"/>
-    <w:bookmarkEnd w:id="70"/>
-    <w:bookmarkStart w:id="79" w:name="duty-points-and-bridge-duty"/>
+    <w:bookmarkEnd w:id="76"/>
+    <w:bookmarkEnd w:id="77"/>
+    <w:bookmarkStart w:id="86" w:name="duty-points-and-bridge-duty"/>
     <w:p>
       <w:pPr>
         <w:pStyle w:val="Heading1"/>
@@ -10661,7 +11540,7 @@
         <w:t xml:space="preserve">Duty points and bridge duty</w:t>
       </w:r>
     </w:p>
-    <w:bookmarkStart w:id="71" w:name="using-duty-points"/>
+    <w:bookmarkStart w:id="78" w:name="using-duty-points"/>
     <w:p>
       <w:pPr>
         <w:pStyle w:val="Heading2"/>
@@ -10897,8 +11776,8 @@
         <w:t xml:space="preserve">your curiosity tempts you to remain beside an anomaly while the team withdraws. If you accept the resulting separation and danger, the GM awards one Duty point. The point does not remove that danger.</w:t>
       </w:r>
     </w:p>
-    <w:bookmarkEnd w:id="71"/>
-    <w:bookmarkStart w:id="73" w:name="working-on-the-bridge"/>
+    <w:bookmarkEnd w:id="78"/>
+    <w:bookmarkStart w:id="80" w:name="working-on-the-bridge"/>
     <w:p>
       <w:pPr>
         <w:pStyle w:val="Heading2"/>
@@ -11207,7 +12086,7 @@
         </w:tc>
       </w:tr>
     </w:tbl>
-    <w:bookmarkStart w:id="72" w:name="the-captains-orders"/>
+    <w:bookmarkStart w:id="79" w:name="the-captains-orders"/>
     <w:p>
       <w:pPr>
         <w:pStyle w:val="Heading3"/>
@@ -11504,9 +12383,9 @@
         <w:t xml:space="preserve">A captain who takes an order doesn’t also work a station that exchange. Commanding well is the job.</w:t>
       </w:r>
     </w:p>
-    <w:bookmarkEnd w:id="72"/>
-    <w:bookmarkEnd w:id="73"/>
-    <w:bookmarkStart w:id="77" w:name="the-uss-pelion"/>
+    <w:bookmarkEnd w:id="79"/>
+    <w:bookmarkEnd w:id="80"/>
+    <w:bookmarkStart w:id="84" w:name="the-uss-pelion"/>
     <w:p>
       <w:pPr>
         <w:pStyle w:val="Heading2"/>
@@ -12066,7 +12945,7 @@
         <w:t xml:space="preserve">for ship weapons, against the enemy ship’s own tracks, which the GM keeps the same way.</w:t>
       </w:r>
     </w:p>
-    <w:bookmarkStart w:id="74" w:name="ship-registry"/>
+    <w:bookmarkStart w:id="81" w:name="ship-registry"/>
     <w:p>
       <w:pPr>
         <w:pStyle w:val="Heading3"/>
@@ -13846,7 +14725,7 @@
       <w:pPr>
         <w:numPr>
           <w:ilvl w:val="0"/>
-          <w:numId w:val="1017"/>
+          <w:numId w:val="1021"/>
         </w:numPr>
         <w:pStyle w:val="Compact"/>
       </w:pPr>
@@ -13868,7 +14747,7 @@
       <w:pPr>
         <w:numPr>
           <w:ilvl w:val="0"/>
-          <w:numId w:val="1017"/>
+          <w:numId w:val="1021"/>
         </w:numPr>
         <w:pStyle w:val="Compact"/>
       </w:pPr>
@@ -13890,7 +14769,7 @@
       <w:pPr>
         <w:numPr>
           <w:ilvl w:val="0"/>
-          <w:numId w:val="1017"/>
+          <w:numId w:val="1021"/>
         </w:numPr>
         <w:pStyle w:val="Compact"/>
       </w:pPr>
@@ -13912,7 +14791,7 @@
       <w:pPr>
         <w:numPr>
           <w:ilvl w:val="0"/>
-          <w:numId w:val="1017"/>
+          <w:numId w:val="1021"/>
         </w:numPr>
         <w:pStyle w:val="Compact"/>
       </w:pPr>
@@ -13934,7 +14813,7 @@
       <w:pPr>
         <w:numPr>
           <w:ilvl w:val="0"/>
-          <w:numId w:val="1017"/>
+          <w:numId w:val="1021"/>
         </w:numPr>
         <w:pStyle w:val="Compact"/>
       </w:pPr>
@@ -14211,8 +15090,8 @@
         </w:tc>
       </w:tr>
     </w:tbl>
-    <w:bookmarkEnd w:id="74"/>
-    <w:bookmarkStart w:id="75" w:name="concussive-system-damage"/>
+    <w:bookmarkEnd w:id="81"/>
+    <w:bookmarkStart w:id="82" w:name="concussive-system-damage"/>
     <w:p>
       <w:pPr>
         <w:pStyle w:val="Heading3"/>
@@ -14911,8 +15790,8 @@
         </w:tc>
       </w:tr>
     </w:tbl>
-    <w:bookmarkEnd w:id="75"/>
-    <w:bookmarkStart w:id="76" w:name="range-in-space"/>
+    <w:bookmarkEnd w:id="82"/>
+    <w:bookmarkStart w:id="83" w:name="range-in-space"/>
     <w:p>
       <w:pPr>
         <w:pStyle w:val="Heading3"/>
@@ -15816,9 +16695,9 @@
         </w:tc>
       </w:tr>
     </w:tbl>
-    <w:bookmarkEnd w:id="76"/>
-    <w:bookmarkEnd w:id="77"/>
-    <w:bookmarkStart w:id="78" w:name="advancement"/>
+    <w:bookmarkEnd w:id="83"/>
+    <w:bookmarkEnd w:id="84"/>
+    <w:bookmarkStart w:id="85" w:name="advancement"/>
     <w:p>
       <w:pPr>
         <w:pStyle w:val="Heading2"/>
@@ -15855,7 +16734,7 @@
       <w:pPr>
         <w:numPr>
           <w:ilvl w:val="0"/>
-          <w:numId w:val="1018"/>
+          <w:numId w:val="1022"/>
         </w:numPr>
         <w:pStyle w:val="Compact"/>
       </w:pPr>
@@ -15916,7 +16795,7 @@
       <w:pPr>
         <w:numPr>
           <w:ilvl w:val="0"/>
-          <w:numId w:val="1018"/>
+          <w:numId w:val="1022"/>
         </w:numPr>
         <w:pStyle w:val="Compact"/>
       </w:pPr>
@@ -16262,9 +17141,9 @@
         <w:t xml:space="preserve">Species changes still need a separate agreement with the GM. The creator keeps the ledger: award points in the advancement box under the skills (or from the Captain’s log), then spend them there.</w:t>
       </w:r>
     </w:p>
-    <w:bookmarkEnd w:id="78"/>
-    <w:bookmarkEnd w:id="79"/>
-    <w:bookmarkStart w:id="81" w:name="running-missions"/>
+    <w:bookmarkEnd w:id="85"/>
+    <w:bookmarkEnd w:id="86"/>
+    <w:bookmarkStart w:id="88" w:name="running-missions"/>
     <w:p>
       <w:pPr>
         <w:pStyle w:val="Heading1"/>
@@ -16273,7 +17152,7 @@
         <w:t xml:space="preserve">Running missions</w:t>
       </w:r>
     </w:p>
-    <w:bookmarkStart w:id="80" w:name="captains-log"/>
+    <w:bookmarkStart w:id="87" w:name="captains-log"/>
     <w:p>
       <w:pPr>
         <w:pStyle w:val="Heading2"/>
@@ -16288,726 +17167,6 @@
       </w:pPr>
       <w:r>
         <w:t xml:space="preserve">End each mission with a short log, written together:</w:t>
-      </w:r>
-    </w:p>
-    <w:p>
-      <w:pPr>
-        <w:numPr>
-          <w:ilvl w:val="0"/>
-          <w:numId w:val="1019"/>
-        </w:numPr>
-        <w:pStyle w:val="Compact"/>
-      </w:pPr>
-      <w:r>
-        <w:rPr>
-          <w:bCs/>
-          <w:b/>
-        </w:rPr>
-        <w:t xml:space="preserve">The mission.</w:t>
-      </w:r>
-      <w:r>
-        <w:t xml:space="preserve"> </w:t>
-      </w:r>
-      <w:r>
-        <w:t xml:space="preserve">What were we sent to do, and did we do it: completed, partly, or failed?</w:t>
-      </w:r>
-    </w:p>
-    <w:p>
-      <w:pPr>
-        <w:numPr>
-          <w:ilvl w:val="0"/>
-          <w:numId w:val="1019"/>
-        </w:numPr>
-        <w:pStyle w:val="Compact"/>
-      </w:pPr>
-      <w:r>
-        <w:rPr>
-          <w:bCs/>
-          <w:b/>
-        </w:rPr>
-        <w:t xml:space="preserve">Who stood out?</w:t>
-      </w:r>
-      <w:r>
-        <w:t xml:space="preserve"> </w:t>
-      </w:r>
-      <w:r>
-        <w:t xml:space="preserve">Name a commendation, or a moment worth remembering.</w:t>
-      </w:r>
-    </w:p>
-    <w:p>
-      <w:pPr>
-        <w:numPr>
-          <w:ilvl w:val="0"/>
-          <w:numId w:val="1019"/>
-        </w:numPr>
-        <w:pStyle w:val="Compact"/>
-      </w:pPr>
-      <w:r>
-        <w:rPr>
-          <w:bCs/>
-          <w:b/>
-        </w:rPr>
-        <w:t xml:space="preserve">Complications.</w:t>
-      </w:r>
-      <w:r>
-        <w:t xml:space="preserve"> </w:t>
-      </w:r>
-      <w:r>
-        <w:t xml:space="preserve">Which ones came into play, and what did they cost?</w:t>
-      </w:r>
-    </w:p>
-    <w:p>
-      <w:pPr>
-        <w:numPr>
-          <w:ilvl w:val="0"/>
-          <w:numId w:val="1019"/>
-        </w:numPr>
-        <w:pStyle w:val="Compact"/>
-      </w:pPr>
-      <w:r>
-        <w:rPr>
-          <w:bCs/>
-          <w:b/>
-        </w:rPr>
-        <w:t xml:space="preserve">What changed?</w:t>
-      </w:r>
-      <w:r>
-        <w:t xml:space="preserve"> </w:t>
-      </w:r>
-      <w:r>
-        <w:t xml:space="preserve">Damage to the ship, new allies or enemies, open threads for next time.</w:t>
-      </w:r>
-    </w:p>
-    <w:p>
-      <w:pPr>
-        <w:numPr>
-          <w:ilvl w:val="0"/>
-          <w:numId w:val="1019"/>
-        </w:numPr>
-        <w:pStyle w:val="Compact"/>
-      </w:pPr>
-      <w:r>
-        <w:rPr>
-          <w:bCs/>
-          <w:b/>
-        </w:rPr>
-        <w:t xml:space="preserve">Advancement.</w:t>
-      </w:r>
-      <w:r>
-        <w:t xml:space="preserve"> </w:t>
-      </w:r>
-      <w:r>
-        <w:t xml:space="preserve">After a significant mission, the GM may authorize one skill step for each crew member (Untrained to Trained, or Trained to Specialty), or a revision of an advantage or complication.</w:t>
-      </w:r>
-    </w:p>
-    <w:p>
-      <w:pPr>
-        <w:pStyle w:val="FirstParagraph"/>
-      </w:pPr>
-      <w:r>
-        <w:t xml:space="preserve">The creator’s GM view keeps the log, applies each crew member’s advancement to the GM’s copy, and saves both with the crew file. Players record an approved advancement on their own sheet under Step 3, so their character still passes the checklist.</w:t>
-      </w:r>
-    </w:p>
-    <w:bookmarkEnd w:id="80"/>
-    <w:bookmarkEnd w:id="81"/>
-    <w:bookmarkStart w:id="88" w:name="ready-made-crew"/>
-    <w:p>
-      <w:pPr>
-        <w:pStyle w:val="Heading1"/>
-      </w:pPr>
-      <w:r>
-        <w:t xml:space="preserve">Ready-made crew</w:t>
-      </w:r>
-    </w:p>
-    <w:p>
-      <w:pPr>
-        <w:pStyle w:val="FirstParagraph"/>
-      </w:pPr>
-      <w:r>
-        <w:t xml:space="preserve">Six crew members ready to play, for one-shots, new players, or a crew in a hurry. Each follows the creation rules exactly, and their connections tie them to one another. In the creator, choose</w:t>
-      </w:r>
-      <w:r>
-        <w:t xml:space="preserve"> </w:t>
-      </w:r>
-      <w:r>
-        <w:rPr>
-          <w:bCs/>
-          <w:b/>
-        </w:rPr>
-        <w:t xml:space="preserve">Load a ready-made crew member</w:t>
-      </w:r>
-      <w:r>
-        <w:t xml:space="preserve"> </w:t>
-      </w:r>
-      <w:r>
-        <w:t xml:space="preserve">to open one and make it your own.</w:t>
-      </w:r>
-    </w:p>
-    <w:bookmarkStart w:id="82" w:name="thelan-shvari"/>
-    <w:p>
-      <w:pPr>
-        <w:pStyle w:val="Heading2"/>
-      </w:pPr>
-      <w:r>
-        <w:t xml:space="preserve">Thelan sh’Vari</w:t>
-      </w:r>
-    </w:p>
-    <w:p>
-      <w:pPr>
-        <w:pStyle w:val="FirstParagraph"/>
-      </w:pPr>
-      <w:r>
-        <w:rPr>
-          <w:iCs/>
-          <w:i/>
-        </w:rPr>
-        <w:t xml:space="preserve">Lieutenant Commander, Command. Andorian.</w:t>
-      </w:r>
-      <w:r>
-        <w:t xml:space="preserve"> </w:t>
-      </w:r>
-      <w:r>
-        <w:t xml:space="preserve">First officer: keeps the crew moving when the captain’s plan meets reality, and keeps the captain honest.</w:t>
-      </w:r>
-    </w:p>
-    <w:p>
-      <w:pPr>
-        <w:numPr>
-          <w:ilvl w:val="0"/>
-          <w:numId w:val="1020"/>
-        </w:numPr>
-        <w:pStyle w:val="Compact"/>
-      </w:pPr>
-      <w:r>
-        <w:rPr>
-          <w:bCs/>
-          <w:b/>
-        </w:rPr>
-        <w:t xml:space="preserve">Attributes:</w:t>
-      </w:r>
-      <w:r>
-        <w:t xml:space="preserve"> </w:t>
-      </w:r>
-      <w:r>
-        <w:t xml:space="preserve">Body 10, Agility 12, Intellect 10, Presence 13, Will 10.</w:t>
-      </w:r>
-      <w:r>
-        <w:t xml:space="preserve"> </w:t>
-      </w:r>
-      <w:r>
-        <w:rPr>
-          <w:bCs/>
-          <w:b/>
-        </w:rPr>
-        <w:t xml:space="preserve">Dodge</w:t>
-      </w:r>
-      <w:r>
-        <w:t xml:space="preserve"> </w:t>
-      </w:r>
-      <w:r>
-        <w:t xml:space="preserve">11,</w:t>
-      </w:r>
-      <w:r>
-        <w:t xml:space="preserve"> </w:t>
-      </w:r>
-      <w:r>
-        <w:rPr>
-          <w:bCs/>
-          <w:b/>
-        </w:rPr>
-        <w:t xml:space="preserve">Move</w:t>
-      </w:r>
-      <w:r>
-        <w:t xml:space="preserve"> </w:t>
-      </w:r>
-      <w:r>
-        <w:t xml:space="preserve">7 yd.</w:t>
-      </w:r>
-    </w:p>
-    <w:p>
-      <w:pPr>
-        <w:numPr>
-          <w:ilvl w:val="0"/>
-          <w:numId w:val="1020"/>
-        </w:numPr>
-        <w:pStyle w:val="Compact"/>
-      </w:pPr>
-      <w:r>
-        <w:rPr>
-          <w:bCs/>
-          <w:b/>
-        </w:rPr>
-        <w:t xml:space="preserve">Skills:</w:t>
-      </w:r>
-      <w:r>
-        <w:t xml:space="preserve"> </w:t>
-      </w:r>
-      <w:r>
-        <w:t xml:space="preserve">Leadership 16 (Specialty). Trained: Diplomacy 14, Helm 13, Phasers 13, Unarmed Combat 13, Navigation 11, Psychology 11, Athletics 11, Sensors 11, Communications 11.</w:t>
-      </w:r>
-    </w:p>
-    <w:p>
-      <w:pPr>
-        <w:numPr>
-          <w:ilvl w:val="0"/>
-          <w:numId w:val="1020"/>
-        </w:numPr>
-        <w:pStyle w:val="Compact"/>
-      </w:pPr>
-      <w:r>
-        <w:rPr>
-          <w:bCs/>
-          <w:b/>
-        </w:rPr>
-        <w:t xml:space="preserve">Advantage:</w:t>
-      </w:r>
-      <w:r>
-        <w:t xml:space="preserve"> </w:t>
-      </w:r>
-      <w:r>
-        <w:t xml:space="preserve">Crisis Leader.</w:t>
-      </w:r>
-      <w:r>
-        <w:t xml:space="preserve"> </w:t>
-      </w:r>
-      <w:r>
-        <w:rPr>
-          <w:bCs/>
-          <w:b/>
-        </w:rPr>
-        <w:t xml:space="preserve">Complication:</w:t>
-      </w:r>
-      <w:r>
-        <w:t xml:space="preserve"> </w:t>
-      </w:r>
-      <w:r>
-        <w:t xml:space="preserve">Reputation to Uphold; trigger: someone questions your competence in front of others.</w:t>
-      </w:r>
-    </w:p>
-    <w:p>
-      <w:pPr>
-        <w:numPr>
-          <w:ilvl w:val="0"/>
-          <w:numId w:val="1020"/>
-        </w:numPr>
-        <w:pStyle w:val="Compact"/>
-      </w:pPr>
-      <w:r>
-        <w:rPr>
-          <w:bCs/>
-          <w:b/>
-        </w:rPr>
-        <w:t xml:space="preserve">Why I serve:</w:t>
-      </w:r>
-      <w:r>
-        <w:t xml:space="preserve"> </w:t>
-      </w:r>
-      <w:r>
-        <w:t xml:space="preserve">Starfleet runs in my family, and I mean to live up to the name.</w:t>
-      </w:r>
-      <w:r>
-        <w:t xml:space="preserve"> </w:t>
-      </w:r>
-      <w:r>
-        <w:rPr>
-          <w:bCs/>
-          <w:b/>
-        </w:rPr>
-        <w:t xml:space="preserve">Connection:</w:t>
-      </w:r>
-      <w:r>
-        <w:t xml:space="preserve"> </w:t>
-      </w:r>
-      <w:r>
-        <w:t xml:space="preserve">Took Yeoman Rrinn under their wing when Rrinn first came aboard.</w:t>
-      </w:r>
-    </w:p>
-    <w:bookmarkEnd w:id="82"/>
-    <w:bookmarkStart w:id="83" w:name="sevek"/>
-    <w:p>
-      <w:pPr>
-        <w:pStyle w:val="Heading2"/>
-      </w:pPr>
-      <w:r>
-        <w:t xml:space="preserve">Sevek</w:t>
-      </w:r>
-    </w:p>
-    <w:p>
-      <w:pPr>
-        <w:pStyle w:val="FirstParagraph"/>
-      </w:pPr>
-      <w:r>
-        <w:rPr>
-          <w:iCs/>
-          <w:i/>
-        </w:rPr>
-        <w:t xml:space="preserve">Lieutenant, Science. Vulcan.</w:t>
-      </w:r>
-      <w:r>
-        <w:t xml:space="preserve"> </w:t>
-      </w:r>
-      <w:r>
-        <w:t xml:space="preserve">Ship’s sciences officer: reads the anomaly, names the risk, and calculates the odds no one asked for.</w:t>
-      </w:r>
-    </w:p>
-    <w:p>
-      <w:pPr>
-        <w:numPr>
-          <w:ilvl w:val="0"/>
-          <w:numId w:val="1021"/>
-        </w:numPr>
-        <w:pStyle w:val="Compact"/>
-      </w:pPr>
-      <w:r>
-        <w:rPr>
-          <w:bCs/>
-          <w:b/>
-        </w:rPr>
-        <w:t xml:space="preserve">Attributes:</w:t>
-      </w:r>
-      <w:r>
-        <w:t xml:space="preserve"> </w:t>
-      </w:r>
-      <w:r>
-        <w:t xml:space="preserve">Body 11, Agility 11, Intellect 13, Presence 8, Will 12.</w:t>
-      </w:r>
-      <w:r>
-        <w:t xml:space="preserve"> </w:t>
-      </w:r>
-      <w:r>
-        <w:rPr>
-          <w:bCs/>
-          <w:b/>
-        </w:rPr>
-        <w:t xml:space="preserve">Dodge</w:t>
-      </w:r>
-      <w:r>
-        <w:t xml:space="preserve"> </w:t>
-      </w:r>
-      <w:r>
-        <w:t xml:space="preserve">10,</w:t>
-      </w:r>
-      <w:r>
-        <w:t xml:space="preserve"> </w:t>
-      </w:r>
-      <w:r>
-        <w:rPr>
-          <w:bCs/>
-          <w:b/>
-        </w:rPr>
-        <w:t xml:space="preserve">Move</w:t>
-      </w:r>
-      <w:r>
-        <w:t xml:space="preserve"> </w:t>
-      </w:r>
-      <w:r>
-        <w:t xml:space="preserve">7 yd.</w:t>
-      </w:r>
-    </w:p>
-    <w:p>
-      <w:pPr>
-        <w:numPr>
-          <w:ilvl w:val="0"/>
-          <w:numId w:val="1021"/>
-        </w:numPr>
-        <w:pStyle w:val="Compact"/>
-      </w:pPr>
-      <w:r>
-        <w:rPr>
-          <w:bCs/>
-          <w:b/>
-        </w:rPr>
-        <w:t xml:space="preserve">Skills:</w:t>
-      </w:r>
-      <w:r>
-        <w:t xml:space="preserve"> </w:t>
-      </w:r>
-      <w:r>
-        <w:t xml:space="preserve">Physical Sciences 16 (Specialty). Trained: Sensors 14, Computers 14, Life Sciences 14, Navigation 14, Engineering 14, Electronics 14, Psychology 14, Unarmed Combat 12, Athletics 12.</w:t>
-      </w:r>
-    </w:p>
-    <w:p>
-      <w:pPr>
-        <w:numPr>
-          <w:ilvl w:val="0"/>
-          <w:numId w:val="1021"/>
-        </w:numPr>
-        <w:pStyle w:val="Compact"/>
-      </w:pPr>
-      <w:r>
-        <w:rPr>
-          <w:bCs/>
-          <w:b/>
-        </w:rPr>
-        <w:t xml:space="preserve">Advantage:</w:t>
-      </w:r>
-      <w:r>
-        <w:t xml:space="preserve"> </w:t>
-      </w:r>
-      <w:r>
-        <w:t xml:space="preserve">Eidetic Recall (species; companion: Suppressed Emotion).</w:t>
-      </w:r>
-      <w:r>
-        <w:t xml:space="preserve"> </w:t>
-      </w:r>
-      <w:r>
-        <w:rPr>
-          <w:bCs/>
-          <w:b/>
-        </w:rPr>
-        <w:t xml:space="preserve">Complication:</w:t>
-      </w:r>
-      <w:r>
-        <w:t xml:space="preserve"> </w:t>
-      </w:r>
-      <w:r>
-        <w:t xml:space="preserve">Cannot Leave a Mystery Alone; trigger: sensor data that contradicts known science.</w:t>
-      </w:r>
-    </w:p>
-    <w:p>
-      <w:pPr>
-        <w:numPr>
-          <w:ilvl w:val="0"/>
-          <w:numId w:val="1021"/>
-        </w:numPr>
-        <w:pStyle w:val="Compact"/>
-      </w:pPr>
-      <w:r>
-        <w:rPr>
-          <w:bCs/>
-          <w:b/>
-        </w:rPr>
-        <w:t xml:space="preserve">Why I serve:</w:t>
-      </w:r>
-      <w:r>
-        <w:t xml:space="preserve"> </w:t>
-      </w:r>
-      <w:r>
-        <w:t xml:space="preserve">The best laboratory in the galaxy is a starship on the frontier.</w:t>
-      </w:r>
-      <w:r>
-        <w:t xml:space="preserve"> </w:t>
-      </w:r>
-      <w:r>
-        <w:rPr>
-          <w:bCs/>
-          <w:b/>
-        </w:rPr>
-        <w:t xml:space="preserve">Connection:</w:t>
-      </w:r>
-      <w:r>
-        <w:t xml:space="preserve"> </w:t>
-      </w:r>
-      <w:r>
-        <w:t xml:space="preserve">Friendly rivals with Lt. Grath: they argue every engineering theory, and both enjoy it.</w:t>
-      </w:r>
-    </w:p>
-    <w:bookmarkEnd w:id="83"/>
-    <w:bookmarkStart w:id="84" w:name="dr.-vessik"/>
-    <w:p>
-      <w:pPr>
-        <w:pStyle w:val="Heading2"/>
-      </w:pPr>
-      <w:r>
-        <w:t xml:space="preserve">Dr. Vessik</w:t>
-      </w:r>
-    </w:p>
-    <w:p>
-      <w:pPr>
-        <w:pStyle w:val="FirstParagraph"/>
-      </w:pPr>
-      <w:r>
-        <w:rPr>
-          <w:iCs/>
-          <w:i/>
-        </w:rPr>
-        <w:t xml:space="preserve">Lieutenant Commander, Medical. Denobulan.</w:t>
-      </w:r>
-      <w:r>
-        <w:t xml:space="preserve"> </w:t>
-      </w:r>
-      <w:r>
-        <w:t xml:space="preserve">Chief medical officer: patches up the crew, argues with the captain, and keeps an alarming menagerie of medicinal creatures in sickbay.</w:t>
-      </w:r>
-    </w:p>
-    <w:p>
-      <w:pPr>
-        <w:numPr>
-          <w:ilvl w:val="0"/>
-          <w:numId w:val="1022"/>
-        </w:numPr>
-        <w:pStyle w:val="Compact"/>
-      </w:pPr>
-      <w:r>
-        <w:rPr>
-          <w:bCs/>
-          <w:b/>
-        </w:rPr>
-        <w:t xml:space="preserve">Attributes:</w:t>
-      </w:r>
-      <w:r>
-        <w:t xml:space="preserve"> </w:t>
-      </w:r>
-      <w:r>
-        <w:t xml:space="preserve">Body 9, Agility 9, Intellect 13, Presence 12, Will 12.</w:t>
-      </w:r>
-      <w:r>
-        <w:t xml:space="preserve"> </w:t>
-      </w:r>
-      <w:r>
-        <w:rPr>
-          <w:bCs/>
-          <w:b/>
-        </w:rPr>
-        <w:t xml:space="preserve">Dodge</w:t>
-      </w:r>
-      <w:r>
-        <w:t xml:space="preserve"> </w:t>
-      </w:r>
-      <w:r>
-        <w:t xml:space="preserve">7,</w:t>
-      </w:r>
-      <w:r>
-        <w:t xml:space="preserve"> </w:t>
-      </w:r>
-      <w:r>
-        <w:rPr>
-          <w:bCs/>
-          <w:b/>
-        </w:rPr>
-        <w:t xml:space="preserve">Move</w:t>
-      </w:r>
-      <w:r>
-        <w:t xml:space="preserve"> </w:t>
-      </w:r>
-      <w:r>
-        <w:t xml:space="preserve">5 yd.</w:t>
-      </w:r>
-    </w:p>
-    <w:p>
-      <w:pPr>
-        <w:numPr>
-          <w:ilvl w:val="0"/>
-          <w:numId w:val="1022"/>
-        </w:numPr>
-        <w:pStyle w:val="Compact"/>
-      </w:pPr>
-      <w:r>
-        <w:rPr>
-          <w:bCs/>
-          <w:b/>
-        </w:rPr>
-        <w:t xml:space="preserve">Skills:</w:t>
-      </w:r>
-      <w:r>
-        <w:t xml:space="preserve"> </w:t>
-      </w:r>
-      <w:r>
-        <w:t xml:space="preserve">Medicine 16 (Specialty). Trained: Life Sciences 14, Psychology 14, Sensors 14, Computers 14, Electronics 14, Survival 14, Communications 14, Diplomacy 13, Leadership 13.</w:t>
-      </w:r>
-    </w:p>
-    <w:p>
-      <w:pPr>
-        <w:numPr>
-          <w:ilvl w:val="0"/>
-          <w:numId w:val="1022"/>
-        </w:numPr>
-        <w:pStyle w:val="Compact"/>
-      </w:pPr>
-      <w:r>
-        <w:rPr>
-          <w:bCs/>
-          <w:b/>
-        </w:rPr>
-        <w:t xml:space="preserve">Advantage:</w:t>
-      </w:r>
-      <w:r>
-        <w:t xml:space="preserve"> </w:t>
-      </w:r>
-      <w:r>
-        <w:t xml:space="preserve">Denobulan Pharmacopoeia (species; companion: Unorthodox Methods).</w:t>
-      </w:r>
-      <w:r>
-        <w:t xml:space="preserve"> </w:t>
-      </w:r>
-      <w:r>
-        <w:rPr>
-          <w:bCs/>
-          <w:b/>
-        </w:rPr>
-        <w:t xml:space="preserve">Complication:</w:t>
-      </w:r>
-      <w:r>
-        <w:t xml:space="preserve"> </w:t>
-      </w:r>
-      <w:r>
-        <w:t xml:space="preserve">Protects Others at Personal Risk; trigger: civilians are caught in the danger.</w:t>
-      </w:r>
-    </w:p>
-    <w:p>
-      <w:pPr>
-        <w:numPr>
-          <w:ilvl w:val="0"/>
-          <w:numId w:val="1022"/>
-        </w:numPr>
-        <w:pStyle w:val="Compact"/>
-      </w:pPr>
-      <w:r>
-        <w:rPr>
-          <w:bCs/>
-          <w:b/>
-        </w:rPr>
-        <w:t xml:space="preserve">Why I serve:</w:t>
-      </w:r>
-      <w:r>
-        <w:t xml:space="preserve"> </w:t>
-      </w:r>
-      <w:r>
-        <w:t xml:space="preserve">To protect the Federation and the people who can’t protect themselves.</w:t>
-      </w:r>
-      <w:r>
-        <w:t xml:space="preserve"> </w:t>
-      </w:r>
-      <w:r>
-        <w:rPr>
-          <w:bCs/>
-          <w:b/>
-        </w:rPr>
-        <w:t xml:space="preserve">Connection:</w:t>
-      </w:r>
-      <w:r>
-        <w:t xml:space="preserve"> </w:t>
-      </w:r>
-      <w:r>
-        <w:t xml:space="preserve">Pulled Lt. Reyes out of a burning shuttle on a survey mission; Reyes has never let the doctor pay for a drink since.</w:t>
-      </w:r>
-    </w:p>
-    <w:bookmarkEnd w:id="84"/>
-    <w:bookmarkStart w:id="85" w:name="grath"/>
-    <w:p>
-      <w:pPr>
-        <w:pStyle w:val="Heading2"/>
-      </w:pPr>
-      <w:r>
-        <w:t xml:space="preserve">Grath</w:t>
-      </w:r>
-    </w:p>
-    <w:p>
-      <w:pPr>
-        <w:pStyle w:val="FirstParagraph"/>
-      </w:pPr>
-      <w:r>
-        <w:rPr>
-          <w:iCs/>
-          <w:i/>
-        </w:rPr>
-        <w:t xml:space="preserve">Lieutenant, Engineering. Tellarite.</w:t>
-      </w:r>
-      <w:r>
-        <w:t xml:space="preserve"> </w:t>
-      </w:r>
-      <w:r>
-        <w:t xml:space="preserve">Engineer: keeps the Pelion’s power flowing and will tell you, at length, exactly why your idea won’t work.</w:t>
       </w:r>
     </w:p>
     <w:p>
@@ -17023,45 +17182,13 @@
           <w:bCs/>
           <w:b/>
         </w:rPr>
-        <w:t xml:space="preserve">Attributes:</w:t>
-      </w:r>
-      <w:r>
-        <w:t xml:space="preserve"> </w:t>
-      </w:r>
-      <w:r>
-        <w:t xml:space="preserve">Body 12, Agility 10, Intellect 13, Presence 9, Will 11.</w:t>
-      </w:r>
-      <w:r>
-        <w:t xml:space="preserve"> </w:t>
-      </w:r>
-      <w:r>
-        <w:rPr>
-          <w:bCs/>
-          <w:b/>
-        </w:rPr>
-        <w:t xml:space="preserve">Dodge</w:t>
-      </w:r>
-      <w:r>
-        <w:t xml:space="preserve"> </w:t>
-      </w:r>
-      <w:r>
-        <w:t xml:space="preserve">9,</w:t>
-      </w:r>
-      <w:r>
-        <w:t xml:space="preserve"> </w:t>
-      </w:r>
-      <w:r>
-        <w:rPr>
-          <w:bCs/>
-          <w:b/>
-        </w:rPr>
-        <w:t xml:space="preserve">Move</w:t>
-      </w:r>
-      <w:r>
-        <w:t xml:space="preserve"> </w:t>
-      </w:r>
-      <w:r>
-        <w:t xml:space="preserve">7 yd.</w:t>
+        <w:t xml:space="preserve">The mission.</w:t>
+      </w:r>
+      <w:r>
+        <w:t xml:space="preserve"> </w:t>
+      </w:r>
+      <w:r>
+        <w:t xml:space="preserve">What were we sent to do, and did we do it: completed, partly, or failed?</w:t>
       </w:r>
     </w:p>
     <w:p>
@@ -17077,13 +17204,13 @@
           <w:bCs/>
           <w:b/>
         </w:rPr>
-        <w:t xml:space="preserve">Skills:</w:t>
-      </w:r>
-      <w:r>
-        <w:t xml:space="preserve"> </w:t>
-      </w:r>
-      <w:r>
-        <w:t xml:space="preserve">Engineering 16 (Specialty). Trained: Electronics 14, Computers 14, Physical Sciences 14, Sensors 14, Communications 14, Survival 14, Athletics 13, Helm 11, Unarmed Combat 11.</w:t>
+        <w:t xml:space="preserve">Who stood out?</w:t>
+      </w:r>
+      <w:r>
+        <w:t xml:space="preserve"> </w:t>
+      </w:r>
+      <w:r>
+        <w:t xml:space="preserve">Name a commendation, or a moment worth remembering.</w:t>
       </w:r>
     </w:p>
     <w:p>
@@ -17099,29 +17226,13 @@
           <w:bCs/>
           <w:b/>
         </w:rPr>
-        <w:t xml:space="preserve">Advantage:</w:t>
-      </w:r>
-      <w:r>
-        <w:t xml:space="preserve"> </w:t>
-      </w:r>
-      <w:r>
-        <w:t xml:space="preserve">Improvisational Engineer.</w:t>
-      </w:r>
-      <w:r>
-        <w:t xml:space="preserve"> </w:t>
-      </w:r>
-      <w:r>
-        <w:rPr>
-          <w:bCs/>
-          <w:b/>
-        </w:rPr>
-        <w:t xml:space="preserve">Complication:</w:t>
-      </w:r>
-      <w:r>
-        <w:t xml:space="preserve"> </w:t>
-      </w:r>
-      <w:r>
-        <w:t xml:space="preserve">Experimental Enthusiasm; trigger: an untested device or technique could solve the problem.</w:t>
+        <w:t xml:space="preserve">Complications.</w:t>
+      </w:r>
+      <w:r>
+        <w:t xml:space="preserve"> </w:t>
+      </w:r>
+      <w:r>
+        <w:t xml:space="preserve">Which ones came into play, and what did they cost?</w:t>
       </w:r>
     </w:p>
     <w:p>
@@ -17137,39 +17248,87 @@
           <w:bCs/>
           <w:b/>
         </w:rPr>
-        <w:t xml:space="preserve">Why I serve:</w:t>
-      </w:r>
-      <w:r>
-        <w:t xml:space="preserve"> </w:t>
-      </w:r>
-      <w:r>
-        <w:t xml:space="preserve">To prove I’m good enough, to everyone who doubted me and to myself.</w:t>
-      </w:r>
-      <w:r>
-        <w:t xml:space="preserve"> </w:t>
-      </w:r>
-      <w:r>
-        <w:rPr>
-          <w:bCs/>
-          <w:b/>
-        </w:rPr>
-        <w:t xml:space="preserve">Connection:</w:t>
-      </w:r>
-      <w:r>
-        <w:t xml:space="preserve"> </w:t>
-      </w:r>
-      <w:r>
-        <w:t xml:space="preserve">Off-duty friends with Commander sh’Vari: a weekly game of Andorian chess in which both of them cheat.</w:t>
-      </w:r>
-    </w:p>
-    <w:bookmarkEnd w:id="85"/>
-    <w:bookmarkStart w:id="86" w:name="marisol-reyes"/>
+        <w:t xml:space="preserve">What changed?</w:t>
+      </w:r>
+      <w:r>
+        <w:t xml:space="preserve"> </w:t>
+      </w:r>
+      <w:r>
+        <w:t xml:space="preserve">Damage to the ship, new allies or enemies, open threads for next time.</w:t>
+      </w:r>
+    </w:p>
+    <w:p>
+      <w:pPr>
+        <w:numPr>
+          <w:ilvl w:val="0"/>
+          <w:numId w:val="1023"/>
+        </w:numPr>
+        <w:pStyle w:val="Compact"/>
+      </w:pPr>
+      <w:r>
+        <w:rPr>
+          <w:bCs/>
+          <w:b/>
+        </w:rPr>
+        <w:t xml:space="preserve">Advancement.</w:t>
+      </w:r>
+      <w:r>
+        <w:t xml:space="preserve"> </w:t>
+      </w:r>
+      <w:r>
+        <w:t xml:space="preserve">After a significant mission, the GM may authorize one skill step for each crew member (Untrained to Trained, or Trained to Specialty), or a revision of an advantage or complication.</w:t>
+      </w:r>
+    </w:p>
+    <w:p>
+      <w:pPr>
+        <w:pStyle w:val="FirstParagraph"/>
+      </w:pPr>
+      <w:r>
+        <w:t xml:space="preserve">The creator’s GM view keeps the log, applies each crew member’s advancement to the GM’s copy, and saves both with the crew file. Players record an approved advancement on their own sheet under Step 3, so their character still passes the checklist.</w:t>
+      </w:r>
+    </w:p>
+    <w:bookmarkEnd w:id="87"/>
+    <w:bookmarkEnd w:id="88"/>
+    <w:bookmarkStart w:id="95" w:name="ready-made-crew"/>
+    <w:p>
+      <w:pPr>
+        <w:pStyle w:val="Heading1"/>
+      </w:pPr>
+      <w:r>
+        <w:t xml:space="preserve">Ready-made crew</w:t>
+      </w:r>
+    </w:p>
+    <w:p>
+      <w:pPr>
+        <w:pStyle w:val="FirstParagraph"/>
+      </w:pPr>
+      <w:r>
+        <w:t xml:space="preserve">Six crew members ready to play, for one-shots, new players, or a crew in a hurry. Each follows the creation rules exactly, and their connections tie them to one another. In the creator, choose</w:t>
+      </w:r>
+      <w:r>
+        <w:t xml:space="preserve"> </w:t>
+      </w:r>
+      <w:r>
+        <w:rPr>
+          <w:bCs/>
+          <w:b/>
+        </w:rPr>
+        <w:t xml:space="preserve">Load a ready-made crew member</w:t>
+      </w:r>
+      <w:r>
+        <w:t xml:space="preserve"> </w:t>
+      </w:r>
+      <w:r>
+        <w:t xml:space="preserve">to open one and make it your own.</w:t>
+      </w:r>
+    </w:p>
+    <w:bookmarkStart w:id="89" w:name="thelan-shvari"/>
     <w:p>
       <w:pPr>
         <w:pStyle w:val="Heading2"/>
       </w:pPr>
       <w:r>
-        <w:t xml:space="preserve">Marisol Reyes</w:t>
+        <w:t xml:space="preserve">Thelan sh’Vari</w:t>
       </w:r>
     </w:p>
     <w:p>
@@ -17181,13 +17340,13 @@
           <w:iCs/>
           <w:i/>
         </w:rPr>
-        <w:t xml:space="preserve">Lieutenant (j.g.), Security. Human.</w:t>
-      </w:r>
-      <w:r>
-        <w:t xml:space="preserve"> </w:t>
-      </w:r>
-      <w:r>
-        <w:t xml:space="preserve">Security officer: first through the door on every away mission, and the last to set a phaser to kill.</w:t>
+        <w:t xml:space="preserve">Lieutenant Commander, Command. Andorian.</w:t>
+      </w:r>
+      <w:r>
+        <w:t xml:space="preserve"> </w:t>
+      </w:r>
+      <w:r>
+        <w:t xml:space="preserve">First officer: keeps the crew moving when the captain’s plan meets reality, and keeps the captain honest.</w:t>
       </w:r>
     </w:p>
     <w:p>
@@ -17209,7 +17368,7 @@
         <w:t xml:space="preserve"> </w:t>
       </w:r>
       <w:r>
-        <w:t xml:space="preserve">Body 12, Agility 13, Intellect 10, Presence 10, Will 10.</w:t>
+        <w:t xml:space="preserve">Body 10, Agility 12, Intellect 10, Presence 13, Will 10.</w:t>
       </w:r>
       <w:r>
         <w:t xml:space="preserve"> </w:t>
@@ -17225,7 +17384,7 @@
         <w:t xml:space="preserve"> </w:t>
       </w:r>
       <w:r>
-        <w:t xml:space="preserve">12,</w:t>
+        <w:t xml:space="preserve">11,</w:t>
       </w:r>
       <w:r>
         <w:t xml:space="preserve"> </w:t>
@@ -17241,7 +17400,7 @@
         <w:t xml:space="preserve"> </w:t>
       </w:r>
       <w:r>
-        <w:t xml:space="preserve">8 yd.</w:t>
+        <w:t xml:space="preserve">7 yd.</w:t>
       </w:r>
     </w:p>
     <w:p>
@@ -17263,7 +17422,7 @@
         <w:t xml:space="preserve"> </w:t>
       </w:r>
       <w:r>
-        <w:t xml:space="preserve">Phasers 16 (Specialty). Trained: Unarmed Combat 14, Stealth 14, Helm 14, Athletics 13, Survival 11, Sensors 11, Medicine 11, Leadership 11, Communications 11.</w:t>
+        <w:t xml:space="preserve">Leadership 16 (Specialty). Trained: Diplomacy 14, Helm 13, Phasers 13, Unarmed Combat 13, Navigation 11, Psychology 11, Athletics 11, Sensors 11, Communications 11.</w:t>
       </w:r>
     </w:p>
     <w:p>
@@ -17285,7 +17444,7 @@
         <w:t xml:space="preserve"> </w:t>
       </w:r>
       <w:r>
-        <w:t xml:space="preserve">Careful Marksman.</w:t>
+        <w:t xml:space="preserve">Crisis Leader.</w:t>
       </w:r>
       <w:r>
         <w:t xml:space="preserve"> </w:t>
@@ -17301,7 +17460,7 @@
         <w:t xml:space="preserve"> </w:t>
       </w:r>
       <w:r>
-        <w:t xml:space="preserve">Reluctant to Use Lethal Force; trigger: a hostile refuses to surrender.</w:t>
+        <w:t xml:space="preserve">Reputation to Uphold; trigger: someone questions your competence in front of others.</w:t>
       </w:r>
     </w:p>
     <w:p>
@@ -17323,7 +17482,7 @@
         <w:t xml:space="preserve"> </w:t>
       </w:r>
       <w:r>
-        <w:t xml:space="preserve">A Starfleet officer once saved my home, and I want to be that person for someone else.</w:t>
+        <w:t xml:space="preserve">Starfleet runs in my family, and I mean to live up to the name.</w:t>
       </w:r>
       <w:r>
         <w:t xml:space="preserve"> </w:t>
@@ -17339,17 +17498,17 @@
         <w:t xml:space="preserve"> </w:t>
       </w:r>
       <w:r>
-        <w:t xml:space="preserve">Owes Dr. Vessik their life after a shuttle crash, and never lets the doctor forget it.</w:t>
-      </w:r>
-    </w:p>
-    <w:bookmarkEnd w:id="86"/>
-    <w:bookmarkStart w:id="87" w:name="rrinn"/>
+        <w:t xml:space="preserve">Took Yeoman Rrinn under their wing when Rrinn first came aboard.</w:t>
+      </w:r>
+    </w:p>
+    <w:bookmarkEnd w:id="89"/>
+    <w:bookmarkStart w:id="90" w:name="sevek"/>
     <w:p>
       <w:pPr>
         <w:pStyle w:val="Heading2"/>
       </w:pPr>
       <w:r>
-        <w:t xml:space="preserve">Rrinn</w:t>
+        <w:t xml:space="preserve">Sevek</w:t>
       </w:r>
     </w:p>
     <w:p>
@@ -17361,13 +17520,13 @@
           <w:iCs/>
           <w:i/>
         </w:rPr>
-        <w:t xml:space="preserve">Yeoman 2nd Class, General Services. Caitian.</w:t>
-      </w:r>
-      <w:r>
-        <w:t xml:space="preserve"> </w:t>
-      </w:r>
-      <w:r>
-        <w:t xml:space="preserve">Captain’s yeoman: keeps the records, carries the orders, and hears everything said on the bridge.</w:t>
+        <w:t xml:space="preserve">Lieutenant, Science. Vulcan.</w:t>
+      </w:r>
+      <w:r>
+        <w:t xml:space="preserve"> </w:t>
+      </w:r>
+      <w:r>
+        <w:t xml:space="preserve">Ship’s sciences officer: reads the anomaly, names the risk, and calculates the odds no one asked for.</w:t>
       </w:r>
     </w:p>
     <w:p>
@@ -17389,7 +17548,7 @@
         <w:t xml:space="preserve"> </w:t>
       </w:r>
       <w:r>
-        <w:t xml:space="preserve">Body 9, Agility 12, Intellect 13, Presence 11, Will 10.</w:t>
+        <w:t xml:space="preserve">Body 11, Agility 11, Intellect 13, Presence 8, Will 12.</w:t>
       </w:r>
       <w:r>
         <w:t xml:space="preserve"> </w:t>
@@ -17405,7 +17564,7 @@
         <w:t xml:space="preserve"> </w:t>
       </w:r>
       <w:r>
-        <w:t xml:space="preserve">11,</w:t>
+        <w:t xml:space="preserve">10,</w:t>
       </w:r>
       <w:r>
         <w:t xml:space="preserve"> </w:t>
@@ -17421,7 +17580,7 @@
         <w:t xml:space="preserve"> </w:t>
       </w:r>
       <w:r>
-        <w:t xml:space="preserve">6 yd.</w:t>
+        <w:t xml:space="preserve">7 yd.</w:t>
       </w:r>
     </w:p>
     <w:p>
@@ -17443,7 +17602,7 @@
         <w:t xml:space="preserve"> </w:t>
       </w:r>
       <w:r>
-        <w:t xml:space="preserve">Computers 18 (Expert). Trained: Communications 14, Psychology 14, Sensors 14, Electronics 14, Stealth 13, Diplomacy 12, Athletics 10.</w:t>
+        <w:t xml:space="preserve">Physical Sciences 16 (Specialty). Trained: Sensors 14, Computers 14, Life Sciences 14, Navigation 14, Engineering 14, Electronics 14, Psychology 14, Unarmed Combat 12, Athletics 12.</w:t>
       </w:r>
     </w:p>
     <w:p>
@@ -17465,7 +17624,7 @@
         <w:t xml:space="preserve"> </w:t>
       </w:r>
       <w:r>
-        <w:t xml:space="preserve">Keen Hearing (species; companion: Sensitive Ears).</w:t>
+        <w:t xml:space="preserve">Eidetic Recall (species; companion: Suppressed Emotion).</w:t>
       </w:r>
       <w:r>
         <w:t xml:space="preserve"> </w:t>
@@ -17481,7 +17640,7 @@
         <w:t xml:space="preserve"> </w:t>
       </w:r>
       <w:r>
-        <w:t xml:space="preserve">Someone Back Home; trigger: a message from home arrives.</w:t>
+        <w:t xml:space="preserve">Cannot Leave a Mystery Alone; trigger: sensor data that contradicts known science.</w:t>
       </w:r>
     </w:p>
     <w:p>
@@ -17503,6 +17662,726 @@
         <w:t xml:space="preserve"> </w:t>
       </w:r>
       <w:r>
+        <w:t xml:space="preserve">The best laboratory in the galaxy is a starship on the frontier.</w:t>
+      </w:r>
+      <w:r>
+        <w:t xml:space="preserve"> </w:t>
+      </w:r>
+      <w:r>
+        <w:rPr>
+          <w:bCs/>
+          <w:b/>
+        </w:rPr>
+        <w:t xml:space="preserve">Connection:</w:t>
+      </w:r>
+      <w:r>
+        <w:t xml:space="preserve"> </w:t>
+      </w:r>
+      <w:r>
+        <w:t xml:space="preserve">Friendly rivals with Lt. Grath: they argue every engineering theory, and both enjoy it.</w:t>
+      </w:r>
+    </w:p>
+    <w:bookmarkEnd w:id="90"/>
+    <w:bookmarkStart w:id="91" w:name="dr.-vessik"/>
+    <w:p>
+      <w:pPr>
+        <w:pStyle w:val="Heading2"/>
+      </w:pPr>
+      <w:r>
+        <w:t xml:space="preserve">Dr. Vessik</w:t>
+      </w:r>
+    </w:p>
+    <w:p>
+      <w:pPr>
+        <w:pStyle w:val="FirstParagraph"/>
+      </w:pPr>
+      <w:r>
+        <w:rPr>
+          <w:iCs/>
+          <w:i/>
+        </w:rPr>
+        <w:t xml:space="preserve">Lieutenant Commander, Medical. Denobulan.</w:t>
+      </w:r>
+      <w:r>
+        <w:t xml:space="preserve"> </w:t>
+      </w:r>
+      <w:r>
+        <w:t xml:space="preserve">Chief medical officer: patches up the crew, argues with the captain, and keeps an alarming menagerie of medicinal creatures in sickbay.</w:t>
+      </w:r>
+    </w:p>
+    <w:p>
+      <w:pPr>
+        <w:numPr>
+          <w:ilvl w:val="0"/>
+          <w:numId w:val="1026"/>
+        </w:numPr>
+        <w:pStyle w:val="Compact"/>
+      </w:pPr>
+      <w:r>
+        <w:rPr>
+          <w:bCs/>
+          <w:b/>
+        </w:rPr>
+        <w:t xml:space="preserve">Attributes:</w:t>
+      </w:r>
+      <w:r>
+        <w:t xml:space="preserve"> </w:t>
+      </w:r>
+      <w:r>
+        <w:t xml:space="preserve">Body 9, Agility 9, Intellect 13, Presence 12, Will 12.</w:t>
+      </w:r>
+      <w:r>
+        <w:t xml:space="preserve"> </w:t>
+      </w:r>
+      <w:r>
+        <w:rPr>
+          <w:bCs/>
+          <w:b/>
+        </w:rPr>
+        <w:t xml:space="preserve">Dodge</w:t>
+      </w:r>
+      <w:r>
+        <w:t xml:space="preserve"> </w:t>
+      </w:r>
+      <w:r>
+        <w:t xml:space="preserve">7,</w:t>
+      </w:r>
+      <w:r>
+        <w:t xml:space="preserve"> </w:t>
+      </w:r>
+      <w:r>
+        <w:rPr>
+          <w:bCs/>
+          <w:b/>
+        </w:rPr>
+        <w:t xml:space="preserve">Move</w:t>
+      </w:r>
+      <w:r>
+        <w:t xml:space="preserve"> </w:t>
+      </w:r>
+      <w:r>
+        <w:t xml:space="preserve">5 yd.</w:t>
+      </w:r>
+    </w:p>
+    <w:p>
+      <w:pPr>
+        <w:numPr>
+          <w:ilvl w:val="0"/>
+          <w:numId w:val="1026"/>
+        </w:numPr>
+        <w:pStyle w:val="Compact"/>
+      </w:pPr>
+      <w:r>
+        <w:rPr>
+          <w:bCs/>
+          <w:b/>
+        </w:rPr>
+        <w:t xml:space="preserve">Skills:</w:t>
+      </w:r>
+      <w:r>
+        <w:t xml:space="preserve"> </w:t>
+      </w:r>
+      <w:r>
+        <w:t xml:space="preserve">Medicine 16 (Specialty). Trained: Life Sciences 14, Psychology 14, Sensors 14, Computers 14, Electronics 14, Survival 14, Communications 14, Diplomacy 13, Leadership 13.</w:t>
+      </w:r>
+    </w:p>
+    <w:p>
+      <w:pPr>
+        <w:numPr>
+          <w:ilvl w:val="0"/>
+          <w:numId w:val="1026"/>
+        </w:numPr>
+        <w:pStyle w:val="Compact"/>
+      </w:pPr>
+      <w:r>
+        <w:rPr>
+          <w:bCs/>
+          <w:b/>
+        </w:rPr>
+        <w:t xml:space="preserve">Advantage:</w:t>
+      </w:r>
+      <w:r>
+        <w:t xml:space="preserve"> </w:t>
+      </w:r>
+      <w:r>
+        <w:t xml:space="preserve">Denobulan Pharmacopoeia (species; companion: Unorthodox Methods).</w:t>
+      </w:r>
+      <w:r>
+        <w:t xml:space="preserve"> </w:t>
+      </w:r>
+      <w:r>
+        <w:rPr>
+          <w:bCs/>
+          <w:b/>
+        </w:rPr>
+        <w:t xml:space="preserve">Complication:</w:t>
+      </w:r>
+      <w:r>
+        <w:t xml:space="preserve"> </w:t>
+      </w:r>
+      <w:r>
+        <w:t xml:space="preserve">Protects Others at Personal Risk; trigger: civilians are caught in the danger.</w:t>
+      </w:r>
+    </w:p>
+    <w:p>
+      <w:pPr>
+        <w:numPr>
+          <w:ilvl w:val="0"/>
+          <w:numId w:val="1026"/>
+        </w:numPr>
+        <w:pStyle w:val="Compact"/>
+      </w:pPr>
+      <w:r>
+        <w:rPr>
+          <w:bCs/>
+          <w:b/>
+        </w:rPr>
+        <w:t xml:space="preserve">Why I serve:</w:t>
+      </w:r>
+      <w:r>
+        <w:t xml:space="preserve"> </w:t>
+      </w:r>
+      <w:r>
+        <w:t xml:space="preserve">To protect the Federation and the people who can’t protect themselves.</w:t>
+      </w:r>
+      <w:r>
+        <w:t xml:space="preserve"> </w:t>
+      </w:r>
+      <w:r>
+        <w:rPr>
+          <w:bCs/>
+          <w:b/>
+        </w:rPr>
+        <w:t xml:space="preserve">Connection:</w:t>
+      </w:r>
+      <w:r>
+        <w:t xml:space="preserve"> </w:t>
+      </w:r>
+      <w:r>
+        <w:t xml:space="preserve">Pulled Lt. Reyes out of a burning shuttle on a survey mission; Reyes has never let the doctor pay for a drink since.</w:t>
+      </w:r>
+    </w:p>
+    <w:bookmarkEnd w:id="91"/>
+    <w:bookmarkStart w:id="92" w:name="grath"/>
+    <w:p>
+      <w:pPr>
+        <w:pStyle w:val="Heading2"/>
+      </w:pPr>
+      <w:r>
+        <w:t xml:space="preserve">Grath</w:t>
+      </w:r>
+    </w:p>
+    <w:p>
+      <w:pPr>
+        <w:pStyle w:val="FirstParagraph"/>
+      </w:pPr>
+      <w:r>
+        <w:rPr>
+          <w:iCs/>
+          <w:i/>
+        </w:rPr>
+        <w:t xml:space="preserve">Lieutenant, Engineering. Tellarite.</w:t>
+      </w:r>
+      <w:r>
+        <w:t xml:space="preserve"> </w:t>
+      </w:r>
+      <w:r>
+        <w:t xml:space="preserve">Engineer: keeps the Pelion’s power flowing and will tell you, at length, exactly why your idea won’t work.</w:t>
+      </w:r>
+    </w:p>
+    <w:p>
+      <w:pPr>
+        <w:numPr>
+          <w:ilvl w:val="0"/>
+          <w:numId w:val="1027"/>
+        </w:numPr>
+        <w:pStyle w:val="Compact"/>
+      </w:pPr>
+      <w:r>
+        <w:rPr>
+          <w:bCs/>
+          <w:b/>
+        </w:rPr>
+        <w:t xml:space="preserve">Attributes:</w:t>
+      </w:r>
+      <w:r>
+        <w:t xml:space="preserve"> </w:t>
+      </w:r>
+      <w:r>
+        <w:t xml:space="preserve">Body 12, Agility 10, Intellect 13, Presence 9, Will 11.</w:t>
+      </w:r>
+      <w:r>
+        <w:t xml:space="preserve"> </w:t>
+      </w:r>
+      <w:r>
+        <w:rPr>
+          <w:bCs/>
+          <w:b/>
+        </w:rPr>
+        <w:t xml:space="preserve">Dodge</w:t>
+      </w:r>
+      <w:r>
+        <w:t xml:space="preserve"> </w:t>
+      </w:r>
+      <w:r>
+        <w:t xml:space="preserve">9,</w:t>
+      </w:r>
+      <w:r>
+        <w:t xml:space="preserve"> </w:t>
+      </w:r>
+      <w:r>
+        <w:rPr>
+          <w:bCs/>
+          <w:b/>
+        </w:rPr>
+        <w:t xml:space="preserve">Move</w:t>
+      </w:r>
+      <w:r>
+        <w:t xml:space="preserve"> </w:t>
+      </w:r>
+      <w:r>
+        <w:t xml:space="preserve">7 yd.</w:t>
+      </w:r>
+    </w:p>
+    <w:p>
+      <w:pPr>
+        <w:numPr>
+          <w:ilvl w:val="0"/>
+          <w:numId w:val="1027"/>
+        </w:numPr>
+        <w:pStyle w:val="Compact"/>
+      </w:pPr>
+      <w:r>
+        <w:rPr>
+          <w:bCs/>
+          <w:b/>
+        </w:rPr>
+        <w:t xml:space="preserve">Skills:</w:t>
+      </w:r>
+      <w:r>
+        <w:t xml:space="preserve"> </w:t>
+      </w:r>
+      <w:r>
+        <w:t xml:space="preserve">Engineering 16 (Specialty). Trained: Electronics 14, Computers 14, Physical Sciences 14, Sensors 14, Communications 14, Survival 14, Athletics 13, Helm 11, Unarmed Combat 11.</w:t>
+      </w:r>
+    </w:p>
+    <w:p>
+      <w:pPr>
+        <w:numPr>
+          <w:ilvl w:val="0"/>
+          <w:numId w:val="1027"/>
+        </w:numPr>
+        <w:pStyle w:val="Compact"/>
+      </w:pPr>
+      <w:r>
+        <w:rPr>
+          <w:bCs/>
+          <w:b/>
+        </w:rPr>
+        <w:t xml:space="preserve">Advantage:</w:t>
+      </w:r>
+      <w:r>
+        <w:t xml:space="preserve"> </w:t>
+      </w:r>
+      <w:r>
+        <w:t xml:space="preserve">Improvisational Engineer.</w:t>
+      </w:r>
+      <w:r>
+        <w:t xml:space="preserve"> </w:t>
+      </w:r>
+      <w:r>
+        <w:rPr>
+          <w:bCs/>
+          <w:b/>
+        </w:rPr>
+        <w:t xml:space="preserve">Complication:</w:t>
+      </w:r>
+      <w:r>
+        <w:t xml:space="preserve"> </w:t>
+      </w:r>
+      <w:r>
+        <w:t xml:space="preserve">Experimental Enthusiasm; trigger: an untested device or technique could solve the problem.</w:t>
+      </w:r>
+    </w:p>
+    <w:p>
+      <w:pPr>
+        <w:numPr>
+          <w:ilvl w:val="0"/>
+          <w:numId w:val="1027"/>
+        </w:numPr>
+        <w:pStyle w:val="Compact"/>
+      </w:pPr>
+      <w:r>
+        <w:rPr>
+          <w:bCs/>
+          <w:b/>
+        </w:rPr>
+        <w:t xml:space="preserve">Why I serve:</w:t>
+      </w:r>
+      <w:r>
+        <w:t xml:space="preserve"> </w:t>
+      </w:r>
+      <w:r>
+        <w:t xml:space="preserve">To prove I’m good enough, to everyone who doubted me and to myself.</w:t>
+      </w:r>
+      <w:r>
+        <w:t xml:space="preserve"> </w:t>
+      </w:r>
+      <w:r>
+        <w:rPr>
+          <w:bCs/>
+          <w:b/>
+        </w:rPr>
+        <w:t xml:space="preserve">Connection:</w:t>
+      </w:r>
+      <w:r>
+        <w:t xml:space="preserve"> </w:t>
+      </w:r>
+      <w:r>
+        <w:t xml:space="preserve">Off-duty friends with Commander sh’Vari: a weekly game of Andorian chess in which both of them cheat.</w:t>
+      </w:r>
+    </w:p>
+    <w:bookmarkEnd w:id="92"/>
+    <w:bookmarkStart w:id="93" w:name="marisol-reyes"/>
+    <w:p>
+      <w:pPr>
+        <w:pStyle w:val="Heading2"/>
+      </w:pPr>
+      <w:r>
+        <w:t xml:space="preserve">Marisol Reyes</w:t>
+      </w:r>
+    </w:p>
+    <w:p>
+      <w:pPr>
+        <w:pStyle w:val="FirstParagraph"/>
+      </w:pPr>
+      <w:r>
+        <w:rPr>
+          <w:iCs/>
+          <w:i/>
+        </w:rPr>
+        <w:t xml:space="preserve">Lieutenant (j.g.), Security. Human.</w:t>
+      </w:r>
+      <w:r>
+        <w:t xml:space="preserve"> </w:t>
+      </w:r>
+      <w:r>
+        <w:t xml:space="preserve">Security officer: first through the door on every away mission, and the last to set a phaser to kill.</w:t>
+      </w:r>
+    </w:p>
+    <w:p>
+      <w:pPr>
+        <w:numPr>
+          <w:ilvl w:val="0"/>
+          <w:numId w:val="1028"/>
+        </w:numPr>
+        <w:pStyle w:val="Compact"/>
+      </w:pPr>
+      <w:r>
+        <w:rPr>
+          <w:bCs/>
+          <w:b/>
+        </w:rPr>
+        <w:t xml:space="preserve">Attributes:</w:t>
+      </w:r>
+      <w:r>
+        <w:t xml:space="preserve"> </w:t>
+      </w:r>
+      <w:r>
+        <w:t xml:space="preserve">Body 12, Agility 13, Intellect 10, Presence 10, Will 10.</w:t>
+      </w:r>
+      <w:r>
+        <w:t xml:space="preserve"> </w:t>
+      </w:r>
+      <w:r>
+        <w:rPr>
+          <w:bCs/>
+          <w:b/>
+        </w:rPr>
+        <w:t xml:space="preserve">Dodge</w:t>
+      </w:r>
+      <w:r>
+        <w:t xml:space="preserve"> </w:t>
+      </w:r>
+      <w:r>
+        <w:t xml:space="preserve">12,</w:t>
+      </w:r>
+      <w:r>
+        <w:t xml:space="preserve"> </w:t>
+      </w:r>
+      <w:r>
+        <w:rPr>
+          <w:bCs/>
+          <w:b/>
+        </w:rPr>
+        <w:t xml:space="preserve">Move</w:t>
+      </w:r>
+      <w:r>
+        <w:t xml:space="preserve"> </w:t>
+      </w:r>
+      <w:r>
+        <w:t xml:space="preserve">8 yd.</w:t>
+      </w:r>
+    </w:p>
+    <w:p>
+      <w:pPr>
+        <w:numPr>
+          <w:ilvl w:val="0"/>
+          <w:numId w:val="1028"/>
+        </w:numPr>
+        <w:pStyle w:val="Compact"/>
+      </w:pPr>
+      <w:r>
+        <w:rPr>
+          <w:bCs/>
+          <w:b/>
+        </w:rPr>
+        <w:t xml:space="preserve">Skills:</w:t>
+      </w:r>
+      <w:r>
+        <w:t xml:space="preserve"> </w:t>
+      </w:r>
+      <w:r>
+        <w:t xml:space="preserve">Phasers 16 (Specialty). Trained: Unarmed Combat 14, Stealth 14, Helm 14, Athletics 13, Survival 11, Sensors 11, Medicine 11, Leadership 11, Communications 11.</w:t>
+      </w:r>
+    </w:p>
+    <w:p>
+      <w:pPr>
+        <w:numPr>
+          <w:ilvl w:val="0"/>
+          <w:numId w:val="1028"/>
+        </w:numPr>
+        <w:pStyle w:val="Compact"/>
+      </w:pPr>
+      <w:r>
+        <w:rPr>
+          <w:bCs/>
+          <w:b/>
+        </w:rPr>
+        <w:t xml:space="preserve">Advantage:</w:t>
+      </w:r>
+      <w:r>
+        <w:t xml:space="preserve"> </w:t>
+      </w:r>
+      <w:r>
+        <w:t xml:space="preserve">Careful Marksman.</w:t>
+      </w:r>
+      <w:r>
+        <w:t xml:space="preserve"> </w:t>
+      </w:r>
+      <w:r>
+        <w:rPr>
+          <w:bCs/>
+          <w:b/>
+        </w:rPr>
+        <w:t xml:space="preserve">Complication:</w:t>
+      </w:r>
+      <w:r>
+        <w:t xml:space="preserve"> </w:t>
+      </w:r>
+      <w:r>
+        <w:t xml:space="preserve">Reluctant to Use Lethal Force; trigger: a hostile refuses to surrender.</w:t>
+      </w:r>
+    </w:p>
+    <w:p>
+      <w:pPr>
+        <w:numPr>
+          <w:ilvl w:val="0"/>
+          <w:numId w:val="1028"/>
+        </w:numPr>
+        <w:pStyle w:val="Compact"/>
+      </w:pPr>
+      <w:r>
+        <w:rPr>
+          <w:bCs/>
+          <w:b/>
+        </w:rPr>
+        <w:t xml:space="preserve">Why I serve:</w:t>
+      </w:r>
+      <w:r>
+        <w:t xml:space="preserve"> </w:t>
+      </w:r>
+      <w:r>
+        <w:t xml:space="preserve">A Starfleet officer once saved my home, and I want to be that person for someone else.</w:t>
+      </w:r>
+      <w:r>
+        <w:t xml:space="preserve"> </w:t>
+      </w:r>
+      <w:r>
+        <w:rPr>
+          <w:bCs/>
+          <w:b/>
+        </w:rPr>
+        <w:t xml:space="preserve">Connection:</w:t>
+      </w:r>
+      <w:r>
+        <w:t xml:space="preserve"> </w:t>
+      </w:r>
+      <w:r>
+        <w:t xml:space="preserve">Owes Dr. Vessik their life after a shuttle crash, and never lets the doctor forget it.</w:t>
+      </w:r>
+    </w:p>
+    <w:bookmarkEnd w:id="93"/>
+    <w:bookmarkStart w:id="94" w:name="rrinn"/>
+    <w:p>
+      <w:pPr>
+        <w:pStyle w:val="Heading2"/>
+      </w:pPr>
+      <w:r>
+        <w:t xml:space="preserve">Rrinn</w:t>
+      </w:r>
+    </w:p>
+    <w:p>
+      <w:pPr>
+        <w:pStyle w:val="FirstParagraph"/>
+      </w:pPr>
+      <w:r>
+        <w:rPr>
+          <w:iCs/>
+          <w:i/>
+        </w:rPr>
+        <w:t xml:space="preserve">Yeoman 2nd Class, General Services. Caitian.</w:t>
+      </w:r>
+      <w:r>
+        <w:t xml:space="preserve"> </w:t>
+      </w:r>
+      <w:r>
+        <w:t xml:space="preserve">Captain’s yeoman: keeps the records, carries the orders, and hears everything said on the bridge.</w:t>
+      </w:r>
+    </w:p>
+    <w:p>
+      <w:pPr>
+        <w:numPr>
+          <w:ilvl w:val="0"/>
+          <w:numId w:val="1029"/>
+        </w:numPr>
+        <w:pStyle w:val="Compact"/>
+      </w:pPr>
+      <w:r>
+        <w:rPr>
+          <w:bCs/>
+          <w:b/>
+        </w:rPr>
+        <w:t xml:space="preserve">Attributes:</w:t>
+      </w:r>
+      <w:r>
+        <w:t xml:space="preserve"> </w:t>
+      </w:r>
+      <w:r>
+        <w:t xml:space="preserve">Body 9, Agility 12, Intellect 13, Presence 11, Will 10.</w:t>
+      </w:r>
+      <w:r>
+        <w:t xml:space="preserve"> </w:t>
+      </w:r>
+      <w:r>
+        <w:rPr>
+          <w:bCs/>
+          <w:b/>
+        </w:rPr>
+        <w:t xml:space="preserve">Dodge</w:t>
+      </w:r>
+      <w:r>
+        <w:t xml:space="preserve"> </w:t>
+      </w:r>
+      <w:r>
+        <w:t xml:space="preserve">11,</w:t>
+      </w:r>
+      <w:r>
+        <w:t xml:space="preserve"> </w:t>
+      </w:r>
+      <w:r>
+        <w:rPr>
+          <w:bCs/>
+          <w:b/>
+        </w:rPr>
+        <w:t xml:space="preserve">Move</w:t>
+      </w:r>
+      <w:r>
+        <w:t xml:space="preserve"> </w:t>
+      </w:r>
+      <w:r>
+        <w:t xml:space="preserve">6 yd.</w:t>
+      </w:r>
+    </w:p>
+    <w:p>
+      <w:pPr>
+        <w:numPr>
+          <w:ilvl w:val="0"/>
+          <w:numId w:val="1029"/>
+        </w:numPr>
+        <w:pStyle w:val="Compact"/>
+      </w:pPr>
+      <w:r>
+        <w:rPr>
+          <w:bCs/>
+          <w:b/>
+        </w:rPr>
+        <w:t xml:space="preserve">Skills:</w:t>
+      </w:r>
+      <w:r>
+        <w:t xml:space="preserve"> </w:t>
+      </w:r>
+      <w:r>
+        <w:t xml:space="preserve">Computers 18 (Expert). Trained: Communications 14, Psychology 14, Sensors 14, Electronics 14, Stealth 13, Diplomacy 12, Athletics 10.</w:t>
+      </w:r>
+    </w:p>
+    <w:p>
+      <w:pPr>
+        <w:numPr>
+          <w:ilvl w:val="0"/>
+          <w:numId w:val="1029"/>
+        </w:numPr>
+        <w:pStyle w:val="Compact"/>
+      </w:pPr>
+      <w:r>
+        <w:rPr>
+          <w:bCs/>
+          <w:b/>
+        </w:rPr>
+        <w:t xml:space="preserve">Advantage:</w:t>
+      </w:r>
+      <w:r>
+        <w:t xml:space="preserve"> </w:t>
+      </w:r>
+      <w:r>
+        <w:t xml:space="preserve">Keen Hearing (species; companion: Sensitive Ears).</w:t>
+      </w:r>
+      <w:r>
+        <w:t xml:space="preserve"> </w:t>
+      </w:r>
+      <w:r>
+        <w:rPr>
+          <w:bCs/>
+          <w:b/>
+        </w:rPr>
+        <w:t xml:space="preserve">Complication:</w:t>
+      </w:r>
+      <w:r>
+        <w:t xml:space="preserve"> </w:t>
+      </w:r>
+      <w:r>
+        <w:t xml:space="preserve">Someone Back Home; trigger: a message from home arrives.</w:t>
+      </w:r>
+    </w:p>
+    <w:p>
+      <w:pPr>
+        <w:numPr>
+          <w:ilvl w:val="0"/>
+          <w:numId w:val="1029"/>
+        </w:numPr>
+        <w:pStyle w:val="Compact"/>
+      </w:pPr>
+      <w:r>
+        <w:rPr>
+          <w:bCs/>
+          <w:b/>
+        </w:rPr>
+        <w:t xml:space="preserve">Why I serve:</w:t>
+      </w:r>
+      <w:r>
+        <w:t xml:space="preserve"> </w:t>
+      </w:r>
+      <w:r>
         <w:t xml:space="preserve">To leave behind a past, a world, or a life that was too small for me.</w:t>
       </w:r>
       <w:r>
@@ -17522,9 +18401,9 @@
         <w:t xml:space="preserve">Shares a secret with Lt. Sevek from a mission neither of them talks about.</w:t>
       </w:r>
     </w:p>
-    <w:bookmarkEnd w:id="87"/>
-    <w:bookmarkEnd w:id="88"/>
-    <w:bookmarkStart w:id="89" w:name="advantages"/>
+    <w:bookmarkEnd w:id="94"/>
+    <w:bookmarkEnd w:id="95"/>
+    <w:bookmarkStart w:id="96" w:name="advantages"/>
     <w:p>
       <w:pPr>
         <w:pStyle w:val="Heading1"/>
@@ -18227,9 +19106,62 @@
           </w:p>
         </w:tc>
       </w:tr>
+      <w:tr>
+        <w:tc>
+          <w:tcPr/>
+          <w:p>
+            <w:pPr>
+              <w:pStyle w:val="Compact"/>
+              <w:jc w:val="left"/>
+            </w:pPr>
+            <w:r>
+              <w:rPr>
+                <w:b/>
+                <w:sz w:val="19"/>
+              </w:rPr>
+              <w:t xml:space="preserve">Restricted Files</w:t>
+            </w:r>
+          </w:p>
+        </w:tc>
+        <w:tc>
+          <w:tcPr/>
+          <w:p>
+            <w:pPr>
+              <w:pStyle w:val="Compact"/>
+              <w:jc w:val="left"/>
+            </w:pPr>
+            <w:r>
+              <w:rPr>
+                <w:sz w:val="19"/>
+              </w:rPr>
+              <w:t xml:space="preserve">Three library records to start, each a secret from your department or your species that isn’t in Starfleet’s open databases or published reports (see</w:t>
+            </w:r>
+            <w:r>
+              <w:rPr>
+                <w:sz w:val="19"/>
+              </w:rPr>
+              <w:t xml:space="preserve"> </w:t>
+            </w:r>
+            <w:r>
+              <w:rPr>
+                <w:iCs/>
+                <w:i/>
+                <w:sz w:val="19"/>
+              </w:rPr>
+              <w:t xml:space="preserve">Library records</w:t>
+            </w:r>
+            <w:r>
+              <w:rPr>
+                <w:sz w:val="19"/>
+              </w:rPr>
+              <w:t xml:space="preserve">). No +2 to rolls.</w:t>
+            </w:r>
+          </w:p>
+        </w:tc>
+      </w:tr>
     </w:tbl>
-    <w:bookmarkEnd w:id="89"/>
-    <w:bookmarkStart w:id="103" w:name="species-advantages"/>
+    <w:bookmarkEnd w:id="96"/>
+    <w:bookmarkStart w:id="110" w:name="species-advantages"/>
     <w:p>
       <w:pPr>
         <w:pStyle w:val="Heading1"/>
@@ -18294,7 +19226,7 @@
         <w:t xml:space="preserve">A custom species advantage follows the same pattern: a narrow +2 or an ability with agreed limits, paired with a companion complication that has a clear trigger and a real consequence.</w:t>
       </w:r>
     </w:p>
-    <w:bookmarkStart w:id="90" w:name="human"/>
+    <w:bookmarkStart w:id="97" w:name="human"/>
     <w:p>
       <w:pPr>
         <w:pStyle w:val="Heading2"/>
@@ -18507,8 +19439,8 @@
         </w:tc>
       </w:tr>
     </w:tbl>
-    <w:bookmarkEnd w:id="90"/>
-    <w:bookmarkStart w:id="91" w:name="vulcan"/>
+    <w:bookmarkEnd w:id="97"/>
+    <w:bookmarkStart w:id="98" w:name="vulcan"/>
     <w:p>
       <w:pPr>
         <w:pStyle w:val="Heading2"/>
@@ -18783,8 +19715,8 @@
         </w:tc>
       </w:tr>
     </w:tbl>
-    <w:bookmarkEnd w:id="91"/>
-    <w:bookmarkStart w:id="92" w:name="andorian"/>
+    <w:bookmarkEnd w:id="98"/>
+    <w:bookmarkStart w:id="99" w:name="andorian"/>
     <w:p>
       <w:pPr>
         <w:pStyle w:val="Heading2"/>
@@ -18997,8 +19929,8 @@
         </w:tc>
       </w:tr>
     </w:tbl>
-    <w:bookmarkEnd w:id="92"/>
-    <w:bookmarkStart w:id="93" w:name="tellarite"/>
+    <w:bookmarkEnd w:id="99"/>
+    <w:bookmarkStart w:id="100" w:name="tellarite"/>
     <w:p>
       <w:pPr>
         <w:pStyle w:val="Heading2"/>
@@ -19211,8 +20143,8 @@
         </w:tc>
       </w:tr>
     </w:tbl>
-    <w:bookmarkEnd w:id="93"/>
-    <w:bookmarkStart w:id="94" w:name="aenar"/>
+    <w:bookmarkEnd w:id="100"/>
+    <w:bookmarkStart w:id="101" w:name="aenar"/>
     <w:p>
       <w:pPr>
         <w:pStyle w:val="Heading2"/>
@@ -19425,8 +20357,8 @@
         </w:tc>
       </w:tr>
     </w:tbl>
-    <w:bookmarkEnd w:id="94"/>
-    <w:bookmarkStart w:id="95" w:name="illyrian"/>
+    <w:bookmarkEnd w:id="101"/>
+    <w:bookmarkStart w:id="102" w:name="illyrian"/>
     <w:p>
       <w:pPr>
         <w:pStyle w:val="Heading2"/>
@@ -19639,8 +20571,8 @@
         </w:tc>
       </w:tr>
     </w:tbl>
-    <w:bookmarkEnd w:id="95"/>
-    <w:bookmarkStart w:id="96" w:name="lanthanite"/>
+    <w:bookmarkEnd w:id="102"/>
+    <w:bookmarkStart w:id="103" w:name="lanthanite"/>
     <w:p>
       <w:pPr>
         <w:pStyle w:val="Heading2"/>
@@ -19853,8 +20785,8 @@
         </w:tc>
       </w:tr>
     </w:tbl>
-    <w:bookmarkEnd w:id="96"/>
-    <w:bookmarkStart w:id="97" w:name="caitian"/>
+    <w:bookmarkEnd w:id="103"/>
+    <w:bookmarkStart w:id="104" w:name="caitian"/>
     <w:p>
       <w:pPr>
         <w:pStyle w:val="Heading2"/>
@@ -20067,8 +20999,8 @@
         </w:tc>
       </w:tr>
     </w:tbl>
-    <w:bookmarkEnd w:id="97"/>
-    <w:bookmarkStart w:id="98" w:name="aurelian"/>
+    <w:bookmarkEnd w:id="104"/>
+    <w:bookmarkStart w:id="105" w:name="aurelian"/>
     <w:p>
       <w:pPr>
         <w:pStyle w:val="Heading2"/>
@@ -20281,8 +21213,8 @@
         </w:tc>
       </w:tr>
     </w:tbl>
-    <w:bookmarkEnd w:id="98"/>
-    <w:bookmarkStart w:id="99" w:name="orion"/>
+    <w:bookmarkEnd w:id="105"/>
+    <w:bookmarkStart w:id="106" w:name="orion"/>
     <w:p>
       <w:pPr>
         <w:pStyle w:val="Heading2"/>
@@ -20495,8 +21427,8 @@
         </w:tc>
       </w:tr>
     </w:tbl>
-    <w:bookmarkEnd w:id="99"/>
-    <w:bookmarkStart w:id="100" w:name="denobulan"/>
+    <w:bookmarkEnd w:id="106"/>
+    <w:bookmarkStart w:id="107" w:name="denobulan"/>
     <w:p>
       <w:pPr>
         <w:pStyle w:val="Heading2"/>
@@ -20709,8 +21641,8 @@
         </w:tc>
       </w:tr>
     </w:tbl>
-    <w:bookmarkEnd w:id="100"/>
-    <w:bookmarkStart w:id="101" w:name="trill"/>
+    <w:bookmarkEnd w:id="107"/>
+    <w:bookmarkStart w:id="108" w:name="trill"/>
     <w:p>
       <w:pPr>
         <w:pStyle w:val="Heading2"/>
@@ -20931,8 +21863,8 @@
         </w:tc>
       </w:tr>
     </w:tbl>
-    <w:bookmarkEnd w:id="101"/>
-    <w:bookmarkStart w:id="102" w:name="saurian"/>
+    <w:bookmarkEnd w:id="108"/>
+    <w:bookmarkStart w:id="109" w:name="saurian"/>
     <w:p>
       <w:pPr>
         <w:pStyle w:val="Heading2"/>
@@ -21145,9 +22077,9 @@
         </w:tc>
       </w:tr>
     </w:tbl>
-    <w:bookmarkEnd w:id="102"/>
-    <w:bookmarkEnd w:id="103"/>
-    <w:bookmarkStart w:id="112" w:name="making-your-own"/>
+    <w:bookmarkEnd w:id="109"/>
+    <w:bookmarkEnd w:id="110"/>
+    <w:bookmarkStart w:id="119" w:name="making-your-own"/>
     <w:p>
       <w:pPr>
         <w:pStyle w:val="Heading1"/>
@@ -21180,7 +22112,7 @@
         <w:t xml:space="preserve">option at the end of each list, and its checklist holds a custom choice to the same rules as everything else.</w:t>
       </w:r>
     </w:p>
-    <w:bookmarkStart w:id="104" w:name="a-custom-department"/>
+    <w:bookmarkStart w:id="111" w:name="a-custom-department"/>
     <w:p>
       <w:pPr>
         <w:pStyle w:val="Heading2"/>
@@ -21201,7 +22133,7 @@
       <w:pPr>
         <w:numPr>
           <w:ilvl w:val="0"/>
-          <w:numId w:val="1026"/>
+          <w:numId w:val="1030"/>
         </w:numPr>
         <w:pStyle w:val="Compact"/>
       </w:pPr>
@@ -21247,7 +22179,7 @@
       <w:pPr>
         <w:numPr>
           <w:ilvl w:val="0"/>
-          <w:numId w:val="1026"/>
+          <w:numId w:val="1030"/>
         </w:numPr>
         <w:pStyle w:val="Compact"/>
       </w:pPr>
@@ -21269,7 +22201,7 @@
       <w:pPr>
         <w:numPr>
           <w:ilvl w:val="0"/>
-          <w:numId w:val="1026"/>
+          <w:numId w:val="1030"/>
         </w:numPr>
         <w:pStyle w:val="Compact"/>
       </w:pPr>
@@ -21291,7 +22223,7 @@
       <w:pPr>
         <w:numPr>
           <w:ilvl w:val="0"/>
-          <w:numId w:val="1026"/>
+          <w:numId w:val="1030"/>
         </w:numPr>
         <w:pStyle w:val="Compact"/>
       </w:pPr>
@@ -21356,8 +22288,8 @@
         <w:t xml:space="preserve">.</w:t>
       </w:r>
     </w:p>
-    <w:bookmarkEnd w:id="104"/>
-    <w:bookmarkStart w:id="111" w:name="a-custom-species"/>
+    <w:bookmarkEnd w:id="111"/>
+    <w:bookmarkStart w:id="118" w:name="a-custom-species"/>
     <w:p>
       <w:pPr>
         <w:pStyle w:val="Heading2"/>
@@ -21374,7 +22306,7 @@
         <w:t xml:space="preserve">Build it with the GM, one step at a time.</w:t>
       </w:r>
     </w:p>
-    <w:bookmarkStart w:id="105" w:name="the-concept"/>
+    <w:bookmarkStart w:id="112" w:name="the-concept"/>
     <w:p>
       <w:pPr>
         <w:pStyle w:val="Heading3"/>
@@ -21391,8 +22323,8 @@
         <w:t xml:space="preserve">Two or three sentences: where they come from, what sets them apart, and how others see them. It should be something the species in this book don’t already cover.</w:t>
       </w:r>
     </w:p>
-    <w:bookmarkEnd w:id="105"/>
-    <w:bookmarkStart w:id="106" w:name="attribute-adjustments"/>
+    <w:bookmarkEnd w:id="112"/>
+    <w:bookmarkStart w:id="113" w:name="attribute-adjustments"/>
     <w:p>
       <w:pPr>
         <w:pStyle w:val="Heading3"/>
@@ -21462,8 +22394,8 @@
         <w:t xml:space="preserve">of +1 or −1 to Move. Most have none. It isn’t an attribute adjustment and needn’t balance.</w:t>
       </w:r>
     </w:p>
-    <w:bookmarkEnd w:id="106"/>
-    <w:bookmarkStart w:id="107" w:name="core-rules"/>
+    <w:bookmarkEnd w:id="113"/>
+    <w:bookmarkStart w:id="114" w:name="core-rules"/>
     <w:p>
       <w:pPr>
         <w:pStyle w:val="Heading3"/>
@@ -21480,8 +22412,8 @@
         <w:t xml:space="preserve">One to three short rules that always apply: what they can do (see in the dark, resist cold, a free Trained skill) and what it costs (a weakness, a people’s distrust, a hazard they can’t abide). A strength with no drawback is worth more than it looks.</w:t>
       </w:r>
     </w:p>
-    <w:bookmarkEnd w:id="107"/>
-    <w:bookmarkStart w:id="108" w:name="species-advantages-1"/>
+    <w:bookmarkEnd w:id="114"/>
+    <w:bookmarkStart w:id="115" w:name="species-advantages-1"/>
     <w:p>
       <w:pPr>
         <w:pStyle w:val="Heading3"/>
@@ -21536,8 +22468,8 @@
         <w:t xml:space="preserve">: a problem the trait causes, with a clear trigger and a real consequence, which earns a Duty point when it bites, like any complication. A character takes one advantage, general or species, so make them distinct choices.</w:t>
       </w:r>
     </w:p>
-    <w:bookmarkEnd w:id="108"/>
-    <w:bookmarkStart w:id="109" w:name="in-the-creator"/>
+    <w:bookmarkEnd w:id="115"/>
+    <w:bookmarkStart w:id="116" w:name="in-the-creator"/>
     <w:p>
       <w:pPr>
         <w:pStyle w:val="Heading3"/>
@@ -21550,7 +22482,7 @@
       <w:pPr>
         <w:numPr>
           <w:ilvl w:val="0"/>
-          <w:numId w:val="1027"/>
+          <w:numId w:val="1031"/>
         </w:numPr>
         <w:pStyle w:val="Compact"/>
       </w:pPr>
@@ -21578,7 +22510,7 @@
       <w:pPr>
         <w:numPr>
           <w:ilvl w:val="0"/>
-          <w:numId w:val="1027"/>
+          <w:numId w:val="1031"/>
         </w:numPr>
         <w:pStyle w:val="Compact"/>
       </w:pPr>
@@ -21590,7 +22522,7 @@
       <w:pPr>
         <w:numPr>
           <w:ilvl w:val="0"/>
-          <w:numId w:val="1027"/>
+          <w:numId w:val="1031"/>
         </w:numPr>
         <w:pStyle w:val="Compact"/>
       </w:pPr>
@@ -21618,7 +22550,7 @@
       <w:pPr>
         <w:numPr>
           <w:ilvl w:val="0"/>
-          <w:numId w:val="1027"/>
+          <w:numId w:val="1031"/>
         </w:numPr>
         <w:pStyle w:val="Compact"/>
       </w:pPr>
@@ -21642,8 +22574,8 @@
         <w:t xml:space="preserve">and enter the advantage and its companion complication.</w:t>
       </w:r>
     </w:p>
-    <w:bookmarkEnd w:id="109"/>
-    <w:bookmarkStart w:id="110" w:name="example"/>
+    <w:bookmarkEnd w:id="116"/>
+    <w:bookmarkStart w:id="117" w:name="example"/>
     <w:p>
       <w:pPr>
         <w:pStyle w:val="Heading3"/>
@@ -21748,10 +22680,10 @@
         <w:t xml:space="preserve">: dry, cramped ships wear on you; when it matters, accept the short temper or the mistake.</w:t>
       </w:r>
     </w:p>
-    <w:bookmarkEnd w:id="110"/>
-    <w:bookmarkEnd w:id="111"/>
-    <w:bookmarkEnd w:id="112"/>
-    <w:bookmarkStart w:id="114" w:name="complications"/>
+    <w:bookmarkEnd w:id="117"/>
+    <w:bookmarkEnd w:id="118"/>
+    <w:bookmarkEnd w:id="119"/>
+    <w:bookmarkStart w:id="121" w:name="complications"/>
     <w:p>
       <w:pPr>
         <w:pStyle w:val="Heading1"/>
@@ -22365,7 +23297,7 @@
         </w:tc>
       </w:tr>
     </w:tbl>
-    <w:bookmarkStart w:id="113" w:name="using-and-revising-traits"/>
+    <w:bookmarkStart w:id="120" w:name="using-and-revising-traits"/>
     <w:p>
       <w:pPr>
         <w:pStyle w:val="Heading2"/>
@@ -22382,9 +23314,9 @@
         <w:t xml:space="preserve">General advantages and complications describe individual crew members and can suit any species when appropriate. A Vulcan might choose Mental Discipline as a general advantage; species advantages are the only traits tied to a species. At a mission milestone, revise a trait when events change the character. Custom advantages follow the same narrow +2 benefit; custom complications need a clear trigger and a meaningful, accepted consequence.</w:t>
       </w:r>
     </w:p>
-    <w:bookmarkEnd w:id="113"/>
-    <w:bookmarkEnd w:id="114"/>
-    <w:bookmarkStart w:id="118" w:name="quick-reference"/>
+    <w:bookmarkEnd w:id="120"/>
+    <w:bookmarkEnd w:id="121"/>
+    <w:bookmarkStart w:id="125" w:name="quick-reference"/>
     <w:p>
       <w:pPr>
         <w:pStyle w:val="Heading1"/>
@@ -22393,7 +23325,7 @@
         <w:t xml:space="preserve">Quick reference</w:t>
       </w:r>
     </w:p>
-    <w:bookmarkStart w:id="115" w:name="will-and-mental-resistance"/>
+    <w:bookmarkStart w:id="122" w:name="will-and-mental-resistance"/>
     <w:p>
       <w:pPr>
         <w:pStyle w:val="Heading2"/>
@@ -22426,8 +23358,8 @@
         <w:t xml:space="preserve">Will protects your resolve; Presence influences others. Leadership and Diplomacy still use Presence. Species adjustments may change your starting Will, but mental advantages apply only to their agreed, narrow circumstances.</w:t>
       </w:r>
     </w:p>
-    <w:bookmarkEnd w:id="115"/>
-    <w:bookmarkStart w:id="116" w:name="at-the-table"/>
+    <w:bookmarkEnd w:id="122"/>
+    <w:bookmarkStart w:id="123" w:name="at-the-table"/>
     <w:p>
       <w:pPr>
         <w:pStyle w:val="Heading2"/>
@@ -22440,7 +23372,7 @@
       <w:pPr>
         <w:numPr>
           <w:ilvl w:val="0"/>
-          <w:numId w:val="1028"/>
+          <w:numId w:val="1032"/>
         </w:numPr>
         <w:pStyle w:val="Compact"/>
       </w:pPr>
@@ -22452,7 +23384,7 @@
       <w:pPr>
         <w:numPr>
           <w:ilvl w:val="0"/>
-          <w:numId w:val="1028"/>
+          <w:numId w:val="1032"/>
         </w:numPr>
         <w:pStyle w:val="Compact"/>
       </w:pPr>
@@ -22464,7 +23396,7 @@
       <w:pPr>
         <w:numPr>
           <w:ilvl w:val="0"/>
-          <w:numId w:val="1028"/>
+          <w:numId w:val="1032"/>
         </w:numPr>
         <w:pStyle w:val="Compact"/>
       </w:pPr>
@@ -22476,7 +23408,7 @@
       <w:pPr>
         <w:numPr>
           <w:ilvl w:val="0"/>
-          <w:numId w:val="1028"/>
+          <w:numId w:val="1032"/>
         </w:numPr>
         <w:pStyle w:val="Compact"/>
       </w:pPr>
@@ -22488,7 +23420,7 @@
       <w:pPr>
         <w:numPr>
           <w:ilvl w:val="0"/>
-          <w:numId w:val="1028"/>
+          <w:numId w:val="1032"/>
         </w:numPr>
         <w:pStyle w:val="Compact"/>
       </w:pPr>
@@ -22496,8 +23428,8 @@
         <w:t xml:space="preserve">Apply the result and describe what changes.</w:t>
       </w:r>
     </w:p>
-    <w:bookmarkEnd w:id="116"/>
-    <w:bookmarkStart w:id="117" w:name="summary"/>
+    <w:bookmarkEnd w:id="123"/>
+    <w:bookmarkStart w:id="124" w:name="summary"/>
     <w:p>
       <w:pPr>
         <w:pStyle w:val="Heading2"/>
@@ -22695,6 +23627,24 @@
           <w:bCs/>
           <w:b/>
         </w:rPr>
+        <w:t xml:space="preserve">Library records:</w:t>
+      </w:r>
+      <w:r>
+        <w:t xml:space="preserve"> </w:t>
+      </w:r>
+      <w:r>
+        <w:t xml:space="preserve">no bonus; they record what you established and what it permits. Discovery clocks in three phases (Confront the unknown, Identify, Uncover); identity confirmed at the gate. Direct findings cost Starfleet Command +1, a Duty point, a ship system box or a danger clock segment. The Countdown starts only on a failed roll or a success at a cost.</w:t>
+      </w:r>
+    </w:p>
+    <w:p>
+      <w:pPr>
+        <w:pStyle w:val="BodyText"/>
+      </w:pPr>
+      <w:r>
+        <w:rPr>
+          <w:bCs/>
+          <w:b/>
+        </w:rPr>
         <w:t xml:space="preserve">Phaser power:</w:t>
       </w:r>
       <w:r>
@@ -22776,8 +23726,8 @@
         <w:t xml:space="preserve">start each session with two. Spend one to reroll, reduce an injury by one box, or establish a plausible preparation. Earn one when an accepted complication, including a companion complication, creates a meaningful problem.</w:t>
       </w:r>
     </w:p>
-    <w:bookmarkEnd w:id="117"/>
-    <w:bookmarkEnd w:id="118"/>
+    <w:bookmarkEnd w:id="124"/>
+    <w:bookmarkEnd w:id="125"/>
     <w:sectPr/>
   </w:body>
 </w:document>
@@ -23127,7 +24077,34 @@
     <w:abstractNumId w:val="991"/>
   </w:num>
   <w:num w:numId="1009">
-    <w:abstractNumId w:val="991"/>
+    <w:abstractNumId w:val="99411"/>
+    <w:lvlOverride w:ilvl="0">
+      <w:startOverride w:val="1"/>
+    </w:lvlOverride>
+    <w:lvlOverride w:ilvl="1">
+      <w:startOverride w:val="1"/>
+    </w:lvlOverride>
+    <w:lvlOverride w:ilvl="2">
+      <w:startOverride w:val="1"/>
+    </w:lvlOverride>
+    <w:lvlOverride w:ilvl="3">
+      <w:startOverride w:val="1"/>
+    </w:lvlOverride>
+    <w:lvlOverride w:ilvl="4">
+      <w:startOverride w:val="1"/>
+    </w:lvlOverride>
+    <w:lvlOverride w:ilvl="5">
+      <w:startOverride w:val="1"/>
+    </w:lvlOverride>
+    <w:lvlOverride w:ilvl="6">
+      <w:startOverride w:val="1"/>
+    </w:lvlOverride>
+    <w:lvlOverride w:ilvl="7">
+      <w:startOverride w:val="1"/>
+    </w:lvlOverride>
+    <w:lvlOverride w:ilvl="8">
+      <w:startOverride w:val="1"/>
+    </w:lvlOverride>
   </w:num>
   <w:num w:numId="1010">
     <w:abstractNumId w:val="991"/>
@@ -23157,6 +24134,18 @@
     <w:abstractNumId w:val="991"/>
   </w:num>
   <w:num w:numId="1019">
+    <w:abstractNumId w:val="991"/>
+  </w:num>
+  <w:num w:numId="1020">
+    <w:abstractNumId w:val="991"/>
+  </w:num>
+  <w:num w:numId="1021">
+    <w:abstractNumId w:val="991"/>
+  </w:num>
+  <w:num w:numId="1022">
+    <w:abstractNumId w:val="991"/>
+  </w:num>
+  <w:num w:numId="1023">
     <w:abstractNumId w:val="99411"/>
     <w:lvlOverride w:ilvl="0">
       <w:startOverride w:val="1"/>
@@ -23186,18 +24175,6 @@
       <w:startOverride w:val="1"/>
     </w:lvlOverride>
   </w:num>
-  <w:num w:numId="1020">
-    <w:abstractNumId w:val="991"/>
-  </w:num>
-  <w:num w:numId="1021">
-    <w:abstractNumId w:val="991"/>
-  </w:num>
-  <w:num w:numId="1022">
-    <w:abstractNumId w:val="991"/>
-  </w:num>
-  <w:num w:numId="1023">
-    <w:abstractNumId w:val="991"/>
-  </w:num>
   <w:num w:numId="1024">
     <w:abstractNumId w:val="991"/>
   </w:num>
@@ -23205,6 +24182,18 @@
     <w:abstractNumId w:val="991"/>
   </w:num>
   <w:num w:numId="1026">
+    <w:abstractNumId w:val="991"/>
+  </w:num>
+  <w:num w:numId="1027">
+    <w:abstractNumId w:val="991"/>
+  </w:num>
+  <w:num w:numId="1028">
+    <w:abstractNumId w:val="991"/>
+  </w:num>
+  <w:num w:numId="1029">
+    <w:abstractNumId w:val="991"/>
+  </w:num>
+  <w:num w:numId="1030">
     <w:abstractNumId w:val="99411"/>
     <w:lvlOverride w:ilvl="0">
       <w:startOverride w:val="1"/>
@@ -23234,7 +24223,7 @@
       <w:startOverride w:val="1"/>
     </w:lvlOverride>
   </w:num>
-  <w:num w:numId="1027">
+  <w:num w:numId="1031">
     <w:abstractNumId w:val="99411"/>
     <w:lvlOverride w:ilvl="0">
       <w:startOverride w:val="1"/>
@@ -23264,7 +24253,7 @@
       <w:startOverride w:val="1"/>
     </w:lvlOverride>
   </w:num>
-  <w:num w:numId="1028">
+  <w:num w:numId="1032">
     <w:abstractNumId w:val="99411"/>
     <w:lvlOverride w:ilvl="0">
       <w:startOverride w:val="1"/>

--- a/uss-pelion/USS_Pelion_Players_Guide.docx
+++ b/uss-pelion/USS_Pelion_Players_Guide.docx
@@ -4873,7 +4873,7 @@
     </w:p>
     <w:bookmarkEnd w:id="40"/>
     <w:bookmarkEnd w:id="41"/>
-    <w:bookmarkStart w:id="49" w:name="actions-and-teamwork"/>
+    <w:bookmarkStart w:id="50" w:name="actions-and-teamwork"/>
     <w:p>
       <w:pPr>
         <w:pStyle w:val="Heading1"/>
@@ -5322,7 +5322,7 @@
         <w:t xml:space="preserve"> </w:t>
       </w:r>
       <w:r>
-        <w:t xml:space="preserve">is a circle cut into 4, 6 or 8 segments that tracks something that takes time or builds toward disaster:</w:t>
+        <w:t xml:space="preserve">is a circle cut into 2, 4, 6 or 8 segments that tracks something that takes time or builds toward disaster:</w:t>
       </w:r>
       <w:r>
         <w:t xml:space="preserve"> </w:t>
@@ -5430,7 +5430,7 @@
         <w:pStyle w:val="Compact"/>
       </w:pPr>
       <w:r>
-        <w:t xml:space="preserve">The GM sizes the clock (4 = urgent or simple, 6 = substantial, 8 = long or complex) and shows it to the players, so everyone can see the pressure building.</w:t>
+        <w:t xml:space="preserve">The GM sizes the clock (2 = quick, 4 = urgent or simple, 6 = substantial, 8 = long or complex) and shows it to the players, so everyone can see the pressure building.</w:t>
       </w:r>
     </w:p>
     <w:p>
@@ -5460,14 +5460,13 @@
       </w:r>
     </w:p>
     <w:bookmarkEnd w:id="48"/>
-    <w:bookmarkEnd w:id="49"/>
-    <w:bookmarkStart w:id="56" w:name="library-records"/>
-    <w:p>
-      <w:pPr>
-        <w:pStyle w:val="Heading1"/>
-      </w:pPr>
-      <w:r>
-        <w:t xml:space="preserve">Library records</w:t>
+    <w:bookmarkStart w:id="49" w:name="chases"/>
+    <w:p>
+      <w:pPr>
+        <w:pStyle w:val="Heading2"/>
+      </w:pPr>
+      <w:r>
+        <w:t xml:space="preserve">Chases</w:t>
       </w:r>
     </w:p>
     <w:p>
@@ -5475,16 +5474,7 @@
         <w:pStyle w:val="FirstParagraph"/>
       </w:pPr>
       <w:r>
-        <w:t xml:space="preserve">What your character knows about the unknown, and how they came to know it: an alien species, a lifeform, a piece of technology, a phenomenon, or what a power intends.</w:t>
-      </w:r>
-    </w:p>
-    <w:bookmarkStart w:id="50" w:name="rumor-truth-and-records"/>
-    <w:p>
-      <w:pPr>
-        <w:pStyle w:val="Heading2"/>
-      </w:pPr>
-      <w:r>
-        <w:t xml:space="preserve">Rumor, truth and records</w:t>
+        <w:t xml:space="preserve">Run a chase as a progress clock for the pursuers against a danger clock for the quarry’s escape. Each exchange, the characters roll the skill that moves them (Helm or Piloting in a vehicle, Athletics on foot): success ticks the pursuers’ clock, failure ticks the escape. Terrain, a damaged engine, and attacks made on the move (at −2) adjust the rolls.</w:t>
       </w:r>
     </w:p>
     <w:p>
@@ -5500,13 +5490,13 @@
           <w:bCs/>
           <w:b/>
         </w:rPr>
-        <w:t xml:space="preserve">What people say.</w:t>
-      </w:r>
-      <w:r>
-        <w:t xml:space="preserve"> </w:t>
-      </w:r>
-      <w:r>
-        <w:t xml:space="preserve">Rumor on a starbase, an old survey report, a story from another ship’s crew. Some of it is right, some half right, some wrong. It’s where an investigation starts.</w:t>
+        <w:t xml:space="preserve">Clearly faster.</w:t>
+      </w:r>
+      <w:r>
+        <w:t xml:space="preserve"> </w:t>
+      </w:r>
+      <w:r>
+        <w:t xml:space="preserve">A side that is a whole class faster (a shuttle against a ground car, a starship at warp against one at impulse) catches up, or gets away, without a roll. Roll the chase between equals, or when terrain or a trick evens things out.</w:t>
       </w:r>
     </w:p>
     <w:p>
@@ -5522,13 +5512,26 @@
           <w:bCs/>
           <w:b/>
         </w:rPr>
-        <w:t xml:space="preserve">The truth.</w:t>
-      </w:r>
-      <w:r>
-        <w:t xml:space="preserve"> </w:t>
-      </w:r>
-      <w:r>
-        <w:t xml:space="preserve">What the thing really is and what really stops it or makes it work. The GM knows it; the crew finds it out.</w:t>
+        <w:t xml:space="preserve">Chases by range.</w:t>
+      </w:r>
+      <w:r>
+        <w:t xml:space="preserve"> </w:t>
+      </w:r>
+      <w:r>
+        <w:t xml:space="preserve">When the distance itself is the fight, run the chase on the battle map’s range track instead of clocks: each exchange, the two sides roll an opposed contest of the skill that moves them, and the winner shifts the range one band, in or out; a tie leaves it. Anyone pushed past Extreme drops out of the chase, and a quarry that wins at Extreme by 5 or more breaks away. Ship fights work this way (see</w:t>
+      </w:r>
+      <w:r>
+        <w:t xml:space="preserve"> </w:t>
+      </w:r>
+      <w:r>
+        <w:rPr>
+          <w:iCs/>
+          <w:i/>
+        </w:rPr>
+        <w:t xml:space="preserve">Range in space</w:t>
+      </w:r>
+      <w:r>
+        <w:t xml:space="preserve">).</w:t>
       </w:r>
     </w:p>
     <w:p>
@@ -5544,26 +5547,37 @@
           <w:bCs/>
           <w:b/>
         </w:rPr>
-        <w:t xml:space="preserve">Library records.</w:t>
-      </w:r>
-      <w:r>
-        <w:t xml:space="preserve"> </w:t>
-      </w:r>
-      <w:r>
-        <w:t xml:space="preserve">What your character has established for themselves, one finding at a time, filed in their</w:t>
-      </w:r>
-      <w:r>
-        <w:t xml:space="preserve"> </w:t>
-      </w:r>
-      <w:r>
-        <w:rPr>
-          <w:bCs/>
-          <w:b/>
-        </w:rPr>
-        <w:t xml:space="preserve">library file</w:t>
-      </w:r>
-      <w:r>
-        <w:t xml:space="preserve">: what they found, how far it goes, how they know it, what it cost, and the stardate.</w:t>
+        <w:t xml:space="preserve">Vehicles take damage on a track.</w:t>
+      </w:r>
+      <w:r>
+        <w:t xml:space="preserve"> </w:t>
+      </w:r>
+      <w:r>
+        <w:t xml:space="preserve">A vehicle has a track of boxes, and each costs something: a system hit gives −2 to rolls that use it, then it’s crippled, then wrecked. The Pelion’s Shields, Hull and systems are its track (see</w:t>
+      </w:r>
+      <w:r>
+        <w:t xml:space="preserve"> </w:t>
+      </w:r>
+      <w:r>
+        <w:rPr>
+          <w:iCs/>
+          <w:i/>
+        </w:rPr>
+        <w:t xml:space="preserve">The USS Pelion</w:t>
+      </w:r>
+      <w:r>
+        <w:t xml:space="preserve">).</w:t>
+      </w:r>
+    </w:p>
+    <w:bookmarkEnd w:id="49"/>
+    <w:bookmarkEnd w:id="50"/>
+    <w:bookmarkStart w:id="58" w:name="library-records"/>
+    <w:p>
+      <w:pPr>
+        <w:pStyle w:val="Heading1"/>
+      </w:pPr>
+      <w:r>
+        <w:t xml:space="preserve">Library records</w:t>
       </w:r>
     </w:p>
     <w:p>
@@ -5571,57 +5585,16 @@
         <w:pStyle w:val="FirstParagraph"/>
       </w:pPr>
       <w:r>
-        <w:t xml:space="preserve">A library record grants</w:t>
-      </w:r>
-      <w:r>
-        <w:t xml:space="preserve"> </w:t>
-      </w:r>
-      <w:r>
-        <w:rPr>
-          <w:bCs/>
-          <w:b/>
-        </w:rPr>
-        <w:t xml:space="preserve">no bonus</w:t>
-      </w:r>
-      <w:r>
-        <w:t xml:space="preserve"> </w:t>
-      </w:r>
-      <w:r>
-        <w:t xml:space="preserve">to any roll. It records what you established and what it lets you attempt. Whatever is actually true works whether or not anyone holds a record for it: a frequency that disrupts a lifeform disrupts it for whoever finds it. Operating unfamiliar technology, or dealing with a people by their own customs, still needs the right procedure, the knowledge and the skill.</w:t>
-      </w:r>
-    </w:p>
-    <w:bookmarkEnd w:id="50"/>
-    <w:bookmarkStart w:id="51" w:name="discovery-clocks"/>
+        <w:t xml:space="preserve">What your character knows about the unknown, and how they came to know it: an alien species, a lifeform, a piece of technology, a phenomenon, or what a power intends.</w:t>
+      </w:r>
+    </w:p>
+    <w:bookmarkStart w:id="51" w:name="rumor-truth-and-records"/>
     <w:p>
       <w:pPr>
         <w:pStyle w:val="Heading2"/>
       </w:pPr>
       <w:r>
-        <w:t xml:space="preserve">Discovery clocks</w:t>
-      </w:r>
-    </w:p>
-    <w:p>
-      <w:pPr>
-        <w:pStyle w:val="FirstParagraph"/>
-      </w:pPr>
-      <w:r>
-        <w:t xml:space="preserve">When a mission turns on something unknown, the GM starts a</w:t>
-      </w:r>
-      <w:r>
-        <w:t xml:space="preserve"> </w:t>
-      </w:r>
-      <w:r>
-        <w:rPr>
-          <w:bCs/>
-          <w:b/>
-        </w:rPr>
-        <w:t xml:space="preserve">discovery clock</w:t>
-      </w:r>
-      <w:r>
-        <w:t xml:space="preserve"> </w:t>
-      </w:r>
-      <w:r>
-        <w:t xml:space="preserve">in three phases:</w:t>
+        <w:t xml:space="preserve">Rumor, truth and records</w:t>
       </w:r>
     </w:p>
     <w:p>
@@ -5637,13 +5610,13 @@
           <w:bCs/>
           <w:b/>
         </w:rPr>
-        <w:t xml:space="preserve">Confront the unknown.</w:t>
-      </w:r>
-      <w:r>
-        <w:t xml:space="preserve"> </w:t>
-      </w:r>
-      <w:r>
-        <w:t xml:space="preserve">Effects without a cause: a signal no one can read, a dead world with power readings, a crew that won’t answer. You may suspect, but nothing is confirmed.</w:t>
+        <w:t xml:space="preserve">What people say.</w:t>
+      </w:r>
+      <w:r>
+        <w:t xml:space="preserve"> </w:t>
+      </w:r>
+      <w:r>
+        <w:t xml:space="preserve">Rumor on a starbase, an old survey report, a story from another ship’s crew. Some of it is right, some half right, some wrong. It’s where an investigation starts.</w:t>
       </w:r>
     </w:p>
     <w:p>
@@ -5659,26 +5632,13 @@
           <w:bCs/>
           <w:b/>
         </w:rPr>
-        <w:t xml:space="preserve">Identify.</w:t>
-      </w:r>
-      <w:r>
-        <w:t xml:space="preserve"> </w:t>
-      </w:r>
-      <w:r>
-        <w:t xml:space="preserve">Name it: the species, the lifeform, the technology, the phenomenon, the power’s aim. This is</w:t>
-      </w:r>
-      <w:r>
-        <w:t xml:space="preserve"> </w:t>
-      </w:r>
-      <w:r>
-        <w:rPr>
-          <w:bCs/>
-          <w:b/>
-        </w:rPr>
-        <w:t xml:space="preserve">the gate</w:t>
-      </w:r>
-      <w:r>
-        <w:t xml:space="preserve">. Until it’s confirmed, what you know about a kind of thing doesn’t yet apply to this one, and your theories stay suspicions. You can still form hypotheses, test them and take ordinary precautions, and whatever is actually true of it works.</w:t>
+        <w:t xml:space="preserve">The truth.</w:t>
+      </w:r>
+      <w:r>
+        <w:t xml:space="preserve"> </w:t>
+      </w:r>
+      <w:r>
+        <w:t xml:space="preserve">What the thing really is and what really stops it or makes it work. The GM knows it; the crew finds it out.</w:t>
       </w:r>
     </w:p>
     <w:p>
@@ -5694,13 +5654,26 @@
           <w:bCs/>
           <w:b/>
         </w:rPr>
-        <w:t xml:space="preserve">Uncover.</w:t>
-      </w:r>
-      <w:r>
-        <w:t xml:space="preserve"> </w:t>
-      </w:r>
-      <w:r>
-        <w:t xml:space="preserve">Learn how it is stopped, or how it is used. Filling this phase fills the clock.</w:t>
+        <w:t xml:space="preserve">Library records.</w:t>
+      </w:r>
+      <w:r>
+        <w:t xml:space="preserve"> </w:t>
+      </w:r>
+      <w:r>
+        <w:t xml:space="preserve">What your character has established for themselves, one finding at a time, filed in their</w:t>
+      </w:r>
+      <w:r>
+        <w:t xml:space="preserve"> </w:t>
+      </w:r>
+      <w:r>
+        <w:rPr>
+          <w:bCs/>
+          <w:b/>
+        </w:rPr>
+        <w:t xml:space="preserve">library file</w:t>
+      </w:r>
+      <w:r>
+        <w:t xml:space="preserve">: what they found, how far it goes, how they know it, what it cost, and the stardate.</w:t>
       </w:r>
     </w:p>
     <w:p>
@@ -5708,51 +5681,33 @@
         <w:pStyle w:val="FirstParagraph"/>
       </w:pPr>
       <w:r>
-        <w:t xml:space="preserve">Each successful investigation roll fills one segment, two on a success by 5 or more. The GM sets the segments per phase (2, 2, 2 is usual; 1, 2, 2 for something quick; 2, 3, 3 for something substantial). The crew member who led the investigation is the</w:t>
-      </w:r>
-      <w:r>
-        <w:t xml:space="preserve"> </w:t>
-      </w:r>
-      <w:r>
-        <w:rPr>
-          <w:bCs/>
-          <w:b/>
-        </w:rPr>
-        <w:t xml:space="preserve">primary investigator</w:t>
-      </w:r>
-      <w:r>
-        <w:t xml:space="preserve">. When the clock fills, they own the library record, and everyone present gets a</w:t>
-      </w:r>
-      <w:r>
-        <w:t xml:space="preserve"> </w:t>
-      </w:r>
-      <w:r>
-        <w:rPr>
-          <w:bCs/>
-          <w:b/>
-        </w:rPr>
-        <w:t xml:space="preserve">shared copy</w:t>
-      </w:r>
-      <w:r>
-        <w:t xml:space="preserve">.</w:t>
-      </w:r>
-    </w:p>
-    <w:p>
-      <w:pPr>
-        <w:pStyle w:val="BodyText"/>
-      </w:pPr>
-      <w:r>
-        <w:t xml:space="preserve">A library record never confirms its own subject: holding one about a kind of thing doesn’t prove that the thing in front of you is that kind. Only the Identify phase does.</w:t>
+        <w:t xml:space="preserve">A library record grants</w:t>
+      </w:r>
+      <w:r>
+        <w:t xml:space="preserve"> </w:t>
+      </w:r>
+      <w:r>
+        <w:rPr>
+          <w:bCs/>
+          <w:b/>
+        </w:rPr>
+        <w:t xml:space="preserve">no bonus</w:t>
+      </w:r>
+      <w:r>
+        <w:t xml:space="preserve"> </w:t>
+      </w:r>
+      <w:r>
+        <w:t xml:space="preserve">to any roll. It records what you established and what it lets you attempt. Whatever is actually true works whether or not anyone holds a record for it: a frequency that disrupts a lifeform disrupts it for whoever finds it. Operating unfamiliar technology, or dealing with a people by their own customs, still needs the right procedure, the knowledge and the skill.</w:t>
       </w:r>
     </w:p>
     <w:bookmarkEnd w:id="51"/>
-    <w:bookmarkStart w:id="52" w:name="the-countdown"/>
+    <w:bookmarkStart w:id="52" w:name="discovery-clocks"/>
     <w:p>
       <w:pPr>
         <w:pStyle w:val="Heading2"/>
       </w:pPr>
       <w:r>
-        <w:t xml:space="preserve">The Countdown</w:t>
+        <w:t xml:space="preserve">Discovery clocks</w:t>
       </w:r>
     </w:p>
     <w:p>
@@ -5760,41 +5715,23 @@
         <w:pStyle w:val="FirstParagraph"/>
       </w:pPr>
       <w:r>
-        <w:t xml:space="preserve">Routine discovery has no clock racing it. When a failed investigation roll, or a success at a cost, puts real stakes in play (a reactor going critical, a first-contact window closing, a ship hunting you), the GM may start a</w:t>
-      </w:r>
-      <w:r>
-        <w:t xml:space="preserve"> </w:t>
-      </w:r>
-      <w:r>
-        <w:rPr>
-          <w:bCs/>
-          <w:b/>
-        </w:rPr>
-        <w:t xml:space="preserve">Countdown</w:t>
-      </w:r>
-      <w:r>
-        <w:t xml:space="preserve"> </w:t>
-      </w:r>
-      <w:r>
-        <w:t xml:space="preserve">of 4, 6 or 8 segments. From then on it’s a hard timer: it ticks with time (each scene, or each hour the GM sets), whatever the crew does. When it fills, the situation hits. Several clocks can race the same Countdown: one to understand the alien and one to repair the ship, all needed before it ends.</w:t>
-      </w:r>
-    </w:p>
-    <w:bookmarkEnd w:id="52"/>
-    <w:bookmarkStart w:id="53" w:name="learning-without-a-clock"/>
-    <w:p>
-      <w:pPr>
-        <w:pStyle w:val="Heading2"/>
-      </w:pPr>
-      <w:r>
-        <w:t xml:space="preserve">Learning without a clock</w:t>
-      </w:r>
-    </w:p>
-    <w:p>
-      <w:pPr>
-        <w:pStyle w:val="FirstParagraph"/>
-      </w:pPr>
-      <w:r>
-        <w:t xml:space="preserve">A library record can also come directly, without a clock:</w:t>
+        <w:t xml:space="preserve">When a mission turns on something unknown, the GM starts a</w:t>
+      </w:r>
+      <w:r>
+        <w:t xml:space="preserve"> </w:t>
+      </w:r>
+      <w:r>
+        <w:rPr>
+          <w:bCs/>
+          <w:b/>
+        </w:rPr>
+        <w:t xml:space="preserve">discovery clock</w:t>
+      </w:r>
+      <w:r>
+        <w:t xml:space="preserve"> </w:t>
+      </w:r>
+      <w:r>
+        <w:t xml:space="preserve">in three phases:</w:t>
       </w:r>
     </w:p>
     <w:p>
@@ -5810,13 +5747,13 @@
           <w:bCs/>
           <w:b/>
         </w:rPr>
-        <w:t xml:space="preserve">Scanned or tested firsthand:</w:t>
-      </w:r>
-      <w:r>
-        <w:t xml:space="preserve"> </w:t>
-      </w:r>
-      <w:r>
-        <w:t xml:space="preserve">your own tricorder readings and samples, or a careful field test.</w:t>
+        <w:t xml:space="preserve">Confront the unknown.</w:t>
+      </w:r>
+      <w:r>
+        <w:t xml:space="preserve"> </w:t>
+      </w:r>
+      <w:r>
+        <w:t xml:space="preserve">Effects without a cause: a signal no one can read, a dead world with power readings, a crew that won’t answer. You may suspect, but nothing is confirmed.</w:t>
       </w:r>
     </w:p>
     <w:p>
@@ -5832,13 +5769,26 @@
           <w:bCs/>
           <w:b/>
         </w:rPr>
-        <w:t xml:space="preserve">A reliable record:</w:t>
-      </w:r>
-      <w:r>
-        <w:t xml:space="preserve"> </w:t>
-      </w:r>
-      <w:r>
-        <w:t xml:space="preserve">Starfleet’s library computer, another ship’s logs, a species’ own historians. A source’s reputation alone doesn’t make it right, but a reliable record can establish a fact without anyone repeating a dangerous test.</w:t>
+        <w:t xml:space="preserve">Identify.</w:t>
+      </w:r>
+      <w:r>
+        <w:t xml:space="preserve"> </w:t>
+      </w:r>
+      <w:r>
+        <w:t xml:space="preserve">Name it: the species, the lifeform, the technology, the phenomenon, the power’s aim. This is</w:t>
+      </w:r>
+      <w:r>
+        <w:t xml:space="preserve"> </w:t>
+      </w:r>
+      <w:r>
+        <w:rPr>
+          <w:bCs/>
+          <w:b/>
+        </w:rPr>
+        <w:t xml:space="preserve">the gate</w:t>
+      </w:r>
+      <w:r>
+        <w:t xml:space="preserve">. Until it’s confirmed, what you know about a kind of thing doesn’t yet apply to this one, and your theories stay suspicions. You can still form hypotheses, test them and take ordinary precautions, and whatever is actually true of it works.</w:t>
       </w:r>
     </w:p>
     <w:p>
@@ -5854,13 +5804,13 @@
           <w:bCs/>
           <w:b/>
         </w:rPr>
-        <w:t xml:space="preserve">Its own word, backed up:</w:t>
-      </w:r>
-      <w:r>
-        <w:t xml:space="preserve"> </w:t>
-      </w:r>
-      <w:r>
-        <w:t xml:space="preserve">what an alien, a computer or a being tells you, supported by evidence.</w:t>
+        <w:t xml:space="preserve">Uncover.</w:t>
+      </w:r>
+      <w:r>
+        <w:t xml:space="preserve"> </w:t>
+      </w:r>
+      <w:r>
+        <w:t xml:space="preserve">Learn how it is stopped, or how it is used. Filling this phase fills the clock.</w:t>
       </w:r>
     </w:p>
     <w:p>
@@ -5868,17 +5818,33 @@
         <w:pStyle w:val="FirstParagraph"/>
       </w:pPr>
       <w:r>
-        <w:rPr>
-          <w:bCs/>
-          <w:b/>
-        </w:rPr>
-        <w:t xml:space="preserve">Information is never free.</w:t>
-      </w:r>
-      <w:r>
-        <w:t xml:space="preserve"> </w:t>
-      </w:r>
-      <w:r>
-        <w:t xml:space="preserve">Each direct finding costs the crew one of these, chosen by the GM from how they went about it:</w:t>
+        <w:t xml:space="preserve">Each successful investigation roll fills one segment, two on a success by 5 or more. The GM sets the segments per phase (2, 2, 2 is usual; 1, 2, 2 for something quick; 2, 3, 3 for something substantial). The crew member who led the investigation is the</w:t>
+      </w:r>
+      <w:r>
+        <w:t xml:space="preserve"> </w:t>
+      </w:r>
+      <w:r>
+        <w:rPr>
+          <w:bCs/>
+          <w:b/>
+        </w:rPr>
+        <w:t xml:space="preserve">primary investigator</w:t>
+      </w:r>
+      <w:r>
+        <w:t xml:space="preserve">. When the clock fills, they own the library record, and everyone present gets a</w:t>
+      </w:r>
+      <w:r>
+        <w:t xml:space="preserve"> </w:t>
+      </w:r>
+      <w:r>
+        <w:rPr>
+          <w:bCs/>
+          <w:b/>
+        </w:rPr>
+        <w:t xml:space="preserve">shared copy</w:t>
+      </w:r>
+      <w:r>
+        <w:t xml:space="preserve">.</w:t>
       </w:r>
     </w:p>
     <w:p>
@@ -5894,13 +5860,29 @@
           <w:bCs/>
           <w:b/>
         </w:rPr>
-        <w:t xml:space="preserve">Starfleet Command’s attention:</w:t>
-      </w:r>
-      <w:r>
-        <w:t xml:space="preserve"> </w:t>
-      </w:r>
-      <w:r>
-        <w:t xml:space="preserve">one box on the Starfleet Command track (below).</w:t>
+        <w:t xml:space="preserve">Assisting.</w:t>
+      </w:r>
+      <w:r>
+        <w:t xml:space="preserve"> </w:t>
+      </w:r>
+      <w:r>
+        <w:t xml:space="preserve">Others</w:t>
+      </w:r>
+      <w:r>
+        <w:t xml:space="preserve"> </w:t>
+      </w:r>
+      <w:r>
+        <w:rPr>
+          <w:bCs/>
+          <w:b/>
+        </w:rPr>
+        <w:t xml:space="preserve">assist</w:t>
+      </w:r>
+      <w:r>
+        <w:t xml:space="preserve"> </w:t>
+      </w:r>
+      <w:r>
+        <w:t xml:space="preserve">under the usual assistance rules, rolling a relevant skill. A crew member who holds a relevant record can assist with a method they couldn’t otherwise bring; it adds nothing beyond the normal assistance.</w:t>
       </w:r>
     </w:p>
     <w:p>
@@ -5916,13 +5898,13 @@
           <w:bCs/>
           <w:b/>
         </w:rPr>
-        <w:t xml:space="preserve">A Duty point,</w:t>
-      </w:r>
-      <w:r>
-        <w:t xml:space="preserve"> </w:t>
-      </w:r>
-      <w:r>
-        <w:t xml:space="preserve">spent by the record’s owner.</w:t>
+        <w:t xml:space="preserve">Pushing.</w:t>
+      </w:r>
+      <w:r>
+        <w:t xml:space="preserve"> </w:t>
+      </w:r>
+      <w:r>
+        <w:t xml:space="preserve">A player can push to dig faster or harder: a success advances one extra segment, but the investigation’s price (below) is paid whatever the roll.</w:t>
       </w:r>
     </w:p>
     <w:p>
@@ -5938,20 +5920,98 @@
           <w:bCs/>
           <w:b/>
         </w:rPr>
-        <w:t xml:space="preserve">Strain on the ship:</w:t>
-      </w:r>
-      <w:r>
-        <w:t xml:space="preserve"> </w:t>
-      </w:r>
-      <w:r>
-        <w:t xml:space="preserve">one box on a ship’s system (Sensors pushed past their limits, a transporter used on something unknown).</w:t>
+        <w:t xml:space="preserve">A head start.</w:t>
+      </w:r>
+      <w:r>
+        <w:t xml:space="preserve"> </w:t>
+      </w:r>
+      <w:r>
+        <w:t xml:space="preserve">A crew member trained in the skill whose field squarely covers the subject (an engineer before an alien power core, a doctor before a new disease) recognizes at once that it’s something new: the clock starts at Identify, skipping Confront. The GM says whether a skill fits.</w:t>
+      </w:r>
+    </w:p>
+    <w:p>
+      <w:pPr>
+        <w:pStyle w:val="FirstParagraph"/>
+      </w:pPr>
+      <w:r>
+        <w:t xml:space="preserve">A library record never confirms its own subject: holding one about a kind of thing doesn’t prove that the thing in front of you is that kind. Only the Identify phase does.</w:t>
+      </w:r>
+    </w:p>
+    <w:bookmarkEnd w:id="52"/>
+    <w:bookmarkStart w:id="53" w:name="the-countdown"/>
+    <w:p>
+      <w:pPr>
+        <w:pStyle w:val="Heading2"/>
+      </w:pPr>
+      <w:r>
+        <w:t xml:space="preserve">The Countdown</w:t>
+      </w:r>
+    </w:p>
+    <w:p>
+      <w:pPr>
+        <w:pStyle w:val="FirstParagraph"/>
+      </w:pPr>
+      <w:r>
+        <w:t xml:space="preserve">Routine discovery has no clock racing it. When a failed investigation roll, or a success at a cost, puts real stakes in play (a reactor going critical, a first-contact window closing, a ship hunting you), the GM may start a</w:t>
+      </w:r>
+      <w:r>
+        <w:t xml:space="preserve"> </w:t>
+      </w:r>
+      <w:r>
+        <w:rPr>
+          <w:bCs/>
+          <w:b/>
+        </w:rPr>
+        <w:t xml:space="preserve">Countdown</w:t>
+      </w:r>
+      <w:r>
+        <w:t xml:space="preserve"> </w:t>
+      </w:r>
+      <w:r>
+        <w:t xml:space="preserve">of 4, 6 or 8 segments. From then on it’s a hard timer: it ticks with time (each scene, or each hour the GM sets), whatever the crew does. When it fills, the situation hits. Several clocks can race the same Countdown: one to understand the alien and one to repair the ship, all needed before it ends.</w:t>
+      </w:r>
+    </w:p>
+    <w:p>
+      <w:pPr>
+        <w:pStyle w:val="BodyText"/>
+      </w:pPr>
+      <w:r>
+        <w:rPr>
+          <w:bCs/>
+          <w:b/>
+        </w:rPr>
+        <w:t xml:space="preserve">A rival.</w:t>
+      </w:r>
+      <w:r>
+        <w:t xml:space="preserve"> </w:t>
+      </w:r>
+      <w:r>
+        <w:t xml:space="preserve">When nothing threatens yet, give the discovery a rival instead: an ordinary danger clock named for someone racing the crew to the same find (a Klingon science vessel, an Orion salvager, a Federation survey team with other orders). It ticks on delays, noisy methods and open digging; when it fills, the rival gets there first.</w:t>
+      </w:r>
+    </w:p>
+    <w:bookmarkEnd w:id="53"/>
+    <w:bookmarkStart w:id="54" w:name="learning-without-a-clock"/>
+    <w:p>
+      <w:pPr>
+        <w:pStyle w:val="Heading2"/>
+      </w:pPr>
+      <w:r>
+        <w:t xml:space="preserve">Learning without a clock</w:t>
+      </w:r>
+    </w:p>
+    <w:p>
+      <w:pPr>
+        <w:pStyle w:val="FirstParagraph"/>
+      </w:pPr>
+      <w:r>
+        <w:t xml:space="preserve">A library record can also come directly, without a clock:</w:t>
       </w:r>
     </w:p>
     <w:p>
       <w:pPr>
         <w:numPr>
           <w:ilvl w:val="0"/>
-          <w:numId w:val="1011"/>
+          <w:numId w:val="1012"/>
         </w:numPr>
         <w:pStyle w:val="Compact"/>
       </w:pPr>
@@ -5960,6 +6020,156 @@
           <w:bCs/>
           <w:b/>
         </w:rPr>
+        <w:t xml:space="preserve">Scanned or tested firsthand:</w:t>
+      </w:r>
+      <w:r>
+        <w:t xml:space="preserve"> </w:t>
+      </w:r>
+      <w:r>
+        <w:t xml:space="preserve">your own tricorder readings and samples, or a careful field test.</w:t>
+      </w:r>
+    </w:p>
+    <w:p>
+      <w:pPr>
+        <w:numPr>
+          <w:ilvl w:val="0"/>
+          <w:numId w:val="1012"/>
+        </w:numPr>
+        <w:pStyle w:val="Compact"/>
+      </w:pPr>
+      <w:r>
+        <w:rPr>
+          <w:bCs/>
+          <w:b/>
+        </w:rPr>
+        <w:t xml:space="preserve">A reliable record:</w:t>
+      </w:r>
+      <w:r>
+        <w:t xml:space="preserve"> </w:t>
+      </w:r>
+      <w:r>
+        <w:t xml:space="preserve">Starfleet’s library computer, another ship’s logs, a species’ own historians. A source’s reputation alone doesn’t make it right, but a reliable record can establish a fact without anyone repeating a dangerous test.</w:t>
+      </w:r>
+    </w:p>
+    <w:p>
+      <w:pPr>
+        <w:numPr>
+          <w:ilvl w:val="0"/>
+          <w:numId w:val="1012"/>
+        </w:numPr>
+        <w:pStyle w:val="Compact"/>
+      </w:pPr>
+      <w:r>
+        <w:rPr>
+          <w:bCs/>
+          <w:b/>
+        </w:rPr>
+        <w:t xml:space="preserve">Its own word, backed up:</w:t>
+      </w:r>
+      <w:r>
+        <w:t xml:space="preserve"> </w:t>
+      </w:r>
+      <w:r>
+        <w:t xml:space="preserve">what an alien, a computer or a being tells you, supported by evidence.</w:t>
+      </w:r>
+    </w:p>
+    <w:p>
+      <w:pPr>
+        <w:pStyle w:val="FirstParagraph"/>
+      </w:pPr>
+      <w:r>
+        <w:rPr>
+          <w:bCs/>
+          <w:b/>
+        </w:rPr>
+        <w:t xml:space="preserve">Information is never free.</w:t>
+      </w:r>
+      <w:r>
+        <w:t xml:space="preserve"> </w:t>
+      </w:r>
+      <w:r>
+        <w:t xml:space="preserve">Each direct finding costs the crew one of these, chosen by the GM from how they went about it:</w:t>
+      </w:r>
+    </w:p>
+    <w:p>
+      <w:pPr>
+        <w:numPr>
+          <w:ilvl w:val="0"/>
+          <w:numId w:val="1013"/>
+        </w:numPr>
+        <w:pStyle w:val="Compact"/>
+      </w:pPr>
+      <w:r>
+        <w:rPr>
+          <w:bCs/>
+          <w:b/>
+        </w:rPr>
+        <w:t xml:space="preserve">Starfleet Command’s attention:</w:t>
+      </w:r>
+      <w:r>
+        <w:t xml:space="preserve"> </w:t>
+      </w:r>
+      <w:r>
+        <w:t xml:space="preserve">one box on the Starfleet Command track (below).</w:t>
+      </w:r>
+    </w:p>
+    <w:p>
+      <w:pPr>
+        <w:numPr>
+          <w:ilvl w:val="0"/>
+          <w:numId w:val="1013"/>
+        </w:numPr>
+        <w:pStyle w:val="Compact"/>
+      </w:pPr>
+      <w:r>
+        <w:rPr>
+          <w:bCs/>
+          <w:b/>
+        </w:rPr>
+        <w:t xml:space="preserve">A Duty point,</w:t>
+      </w:r>
+      <w:r>
+        <w:t xml:space="preserve"> </w:t>
+      </w:r>
+      <w:r>
+        <w:t xml:space="preserve">spent by the record’s owner.</w:t>
+      </w:r>
+    </w:p>
+    <w:p>
+      <w:pPr>
+        <w:numPr>
+          <w:ilvl w:val="0"/>
+          <w:numId w:val="1013"/>
+        </w:numPr>
+        <w:pStyle w:val="Compact"/>
+      </w:pPr>
+      <w:r>
+        <w:rPr>
+          <w:bCs/>
+          <w:b/>
+        </w:rPr>
+        <w:t xml:space="preserve">Strain on the ship:</w:t>
+      </w:r>
+      <w:r>
+        <w:t xml:space="preserve"> </w:t>
+      </w:r>
+      <w:r>
+        <w:t xml:space="preserve">one box on a ship’s system (Sensors pushed past their limits, a transporter used on something unknown).</w:t>
+      </w:r>
+    </w:p>
+    <w:p>
+      <w:pPr>
+        <w:numPr>
+          <w:ilvl w:val="0"/>
+          <w:numId w:val="1013"/>
+        </w:numPr>
+        <w:pStyle w:val="Compact"/>
+      </w:pPr>
+      <w:r>
+        <w:rPr>
+          <w:bCs/>
+          <w:b/>
+        </w:rPr>
         <w:t xml:space="preserve">Time:</w:t>
       </w:r>
       <w:r>
@@ -5977,8 +6187,55 @@
         <w:t xml:space="preserve">A failed investigation roll or a success at a cost can carry the same price, or start the Countdown.</w:t>
       </w:r>
     </w:p>
-    <w:bookmarkEnd w:id="53"/>
-    <w:bookmarkStart w:id="54" w:name="the-starfleet-command-track"/>
+    <w:bookmarkEnd w:id="54"/>
+    <w:bookmarkStart w:id="55" w:name="when-the-other-side-investigates-you"/>
+    <w:p>
+      <w:pPr>
+        <w:pStyle w:val="Heading2"/>
+      </w:pPr>
+      <w:r>
+        <w:t xml:space="preserve">When the other side investigates you</w:t>
+      </w:r>
+    </w:p>
+    <w:p>
+      <w:pPr>
+        <w:pStyle w:val="FirstParagraph"/>
+      </w:pPr>
+      <w:r>
+        <w:t xml:space="preserve">Enemies keep files too. What a power, a rival captain or an alien intelligence has learned about a crew member (a weakness, a habit, a family on Earth, the people they love) gives it</w:t>
+      </w:r>
+      <w:r>
+        <w:t xml:space="preserve"> </w:t>
+      </w:r>
+      <w:r>
+        <w:rPr>
+          <w:bCs/>
+          <w:b/>
+        </w:rPr>
+        <w:t xml:space="preserve">+2 against them when it applies</w:t>
+      </w:r>
+      <w:r>
+        <w:t xml:space="preserve">: an ambush on a predictable shore leave, a trap built for a weakness, a hostage who matters. The GM keeps these files in the GM view and decides when one applies. A crew member who finds out a file exists (a captured agent, a decrypted transmission, a defector) sees it on their sheet, and can</w:t>
+      </w:r>
+      <w:r>
+        <w:t xml:space="preserve"> </w:t>
+      </w:r>
+      <w:r>
+        <w:rPr>
+          <w:bCs/>
+          <w:b/>
+        </w:rPr>
+        <w:t xml:space="preserve">destroy</w:t>
+      </w:r>
+      <w:r>
+        <w:t xml:space="preserve"> </w:t>
+      </w:r>
+      <w:r>
+        <w:t xml:space="preserve">it: wipe the data core, discredit the source, turn the spy. A destroyed file gives nothing.</w:t>
+      </w:r>
+    </w:p>
+    <w:bookmarkEnd w:id="55"/>
+    <w:bookmarkStart w:id="56" w:name="the-starfleet-command-track"/>
     <w:p>
       <w:pPr>
         <w:pStyle w:val="Heading2"/>
@@ -6221,8 +6478,8 @@
         </w:tc>
       </w:tr>
     </w:tbl>
-    <w:bookmarkEnd w:id="54"/>
-    <w:bookmarkStart w:id="55" w:name="starting-records-restricted-files"/>
+    <w:bookmarkEnd w:id="56"/>
+    <w:bookmarkStart w:id="57" w:name="starting-records-restricted-files"/>
     <w:p>
       <w:pPr>
         <w:pStyle w:val="Heading2"/>
@@ -6316,9 +6573,9 @@
         <w:t xml:space="preserve">. Write each one in the creator: its subject, the secret, and why it isn’t common knowledge. The GM approves each one. The records come with the advantage and go if you change it.</w:t>
       </w:r>
     </w:p>
-    <w:bookmarkEnd w:id="55"/>
-    <w:bookmarkEnd w:id="56"/>
-    <w:bookmarkStart w:id="68" w:name="personal-combat"/>
+    <w:bookmarkEnd w:id="57"/>
+    <w:bookmarkEnd w:id="58"/>
+    <w:bookmarkStart w:id="74" w:name="personal-combat"/>
     <w:p>
       <w:pPr>
         <w:pStyle w:val="Heading1"/>
@@ -6327,7 +6584,7 @@
         <w:t xml:space="preserve">Personal combat</w:t>
       </w:r>
     </w:p>
-    <w:bookmarkStart w:id="57" w:name="turn-order-and-actions"/>
+    <w:bookmarkStart w:id="59" w:name="turn-order-and-actions"/>
     <w:p>
       <w:pPr>
         <w:pStyle w:val="Heading2"/>
@@ -6373,42 +6630,11 @@
         <w:t xml:space="preserve">) and take one meaningful action, such as attacking, using equipment, helping, or attempting a task.</w:t>
       </w:r>
     </w:p>
-    <w:bookmarkEnd w:id="57"/>
-    <w:bookmarkStart w:id="58" w:name="attacking-and-defending"/>
-    <w:p>
-      <w:pPr>
-        <w:pStyle w:val="Heading2"/>
-      </w:pPr>
-      <w:r>
-        <w:t xml:space="preserve">Attacking and defending</w:t>
-      </w:r>
-    </w:p>
-    <w:p>
-      <w:pPr>
-        <w:pStyle w:val="FirstParagraph"/>
-      </w:pPr>
-      <w:r>
-        <w:t xml:space="preserve">Roll Phasers for a ranged attack, or Unarmed Combat for fists, grappling and a weapon in hand. If the attack succeeds, an aware target able to move may</w:t>
-      </w:r>
-      <w:r>
-        <w:t xml:space="preserve"> </w:t>
-      </w:r>
-      <w:r>
-        <w:rPr>
-          <w:bCs/>
-          <w:b/>
-        </w:rPr>
-        <w:t xml:space="preserve">defend</w:t>
-      </w:r>
-      <w:r>
-        <w:t xml:space="preserve">: Dodge, Parry or Block. A successful defense cancels the hit. Apply injury penalties to every defense.</w:t>
-      </w:r>
-    </w:p>
     <w:p>
       <w:pPr>
         <w:numPr>
           <w:ilvl w:val="0"/>
-          <w:numId w:val="1012"/>
+          <w:numId w:val="1014"/>
         </w:numPr>
         <w:pStyle w:val="Compact"/>
       </w:pPr>
@@ -6417,20 +6643,20 @@
           <w:bCs/>
           <w:b/>
         </w:rPr>
-        <w:t xml:space="preserve">One defense a round.</w:t>
-      </w:r>
-      <w:r>
-        <w:t xml:space="preserve"> </w:t>
-      </w:r>
-      <w:r>
-        <w:t xml:space="preserve">A target gets one defense a round, between its turns, and chooses which when an attack hits.</w:t>
+        <w:t xml:space="preserve">Acting first and acting twice.</w:t>
+      </w:r>
+      <w:r>
+        <w:t xml:space="preserve"> </w:t>
+      </w:r>
+      <w:r>
+        <w:t xml:space="preserve">An ability can let a crew member act first in a round: they go before everyone else, in Agility order among themselves. An ability that gives more than one action a round gives each one in turn, before the next character acts.</w:t>
       </w:r>
     </w:p>
     <w:p>
       <w:pPr>
         <w:numPr>
           <w:ilvl w:val="0"/>
-          <w:numId w:val="1012"/>
+          <w:numId w:val="1014"/>
         </w:numPr>
         <w:pStyle w:val="Compact"/>
       </w:pPr>
@@ -6439,20 +6665,51 @@
           <w:bCs/>
           <w:b/>
         </w:rPr>
-        <w:t xml:space="preserve">Additional Defense.</w:t>
-      </w:r>
-      <w:r>
-        <w:t xml:space="preserve"> </w:t>
-      </w:r>
-      <w:r>
-        <w:t xml:space="preserve">With this advantage you may attempt a second defense each round at −2, in addition to attack-quality and injury penalties. You cannot defend twice against the same attack.</w:t>
+        <w:t xml:space="preserve">Helping in a fight.</w:t>
+      </w:r>
+      <w:r>
+        <w:t xml:space="preserve"> </w:t>
+      </w:r>
+      <w:r>
+        <w:t xml:space="preserve">Helping a crewmate’s attack (drawing a guard’s eye, steadying a shot, a sensor sweep that marks the target) is your action: you assist under the usual rules (+1, or +2 by 5 or more) before they roll.</w:t>
+      </w:r>
+    </w:p>
+    <w:bookmarkEnd w:id="59"/>
+    <w:bookmarkStart w:id="60" w:name="attacking-and-defending"/>
+    <w:p>
+      <w:pPr>
+        <w:pStyle w:val="Heading2"/>
+      </w:pPr>
+      <w:r>
+        <w:t xml:space="preserve">Attacking and defending</w:t>
+      </w:r>
+    </w:p>
+    <w:p>
+      <w:pPr>
+        <w:pStyle w:val="FirstParagraph"/>
+      </w:pPr>
+      <w:r>
+        <w:t xml:space="preserve">Roll Phasers for a ranged attack, or Unarmed Combat for fists, grappling and a weapon in hand. If the attack succeeds, an aware target able to move may</w:t>
+      </w:r>
+      <w:r>
+        <w:t xml:space="preserve"> </w:t>
+      </w:r>
+      <w:r>
+        <w:rPr>
+          <w:bCs/>
+          <w:b/>
+        </w:rPr>
+        <w:t xml:space="preserve">defend</w:t>
+      </w:r>
+      <w:r>
+        <w:t xml:space="preserve">: Dodge, Parry or Block. A successful defense cancels the hit. Apply injury penalties to every defense.</w:t>
       </w:r>
     </w:p>
     <w:p>
       <w:pPr>
         <w:numPr>
           <w:ilvl w:val="0"/>
-          <w:numId w:val="1012"/>
+          <w:numId w:val="1015"/>
         </w:numPr>
         <w:pStyle w:val="Compact"/>
       </w:pPr>
@@ -6461,20 +6718,20 @@
           <w:bCs/>
           <w:b/>
         </w:rPr>
-        <w:t xml:space="preserve">Dodge</w:t>
-      </w:r>
-      <w:r>
-        <w:t xml:space="preserve"> </w:t>
-      </w:r>
-      <w:r>
-        <w:t xml:space="preserve">is Agility −2, with +1 for Trained Athletics or +2 for Athletics as a Specialty or Expert. Untrained Athletics adds nothing; use the training level, not the final Athletics score.</w:t>
+        <w:t xml:space="preserve">One defense a round.</w:t>
+      </w:r>
+      <w:r>
+        <w:t xml:space="preserve"> </w:t>
+      </w:r>
+      <w:r>
+        <w:t xml:space="preserve">A target gets one defense a round, between its turns, and chooses which when an attack hits.</w:t>
       </w:r>
     </w:p>
     <w:p>
       <w:pPr>
         <w:numPr>
           <w:ilvl w:val="0"/>
-          <w:numId w:val="1012"/>
+          <w:numId w:val="1015"/>
         </w:numPr>
         <w:pStyle w:val="Compact"/>
       </w:pPr>
@@ -6483,20 +6740,20 @@
           <w:bCs/>
           <w:b/>
         </w:rPr>
-        <w:t xml:space="preserve">Parry.</w:t>
-      </w:r>
-      <w:r>
-        <w:t xml:space="preserve"> </w:t>
-      </w:r>
-      <w:r>
-        <w:t xml:space="preserve">Against a weapon in hand or fists, roll Unarmed Combat −3 with a weapon in hand: a d’k tahg, a lirpa, a length of pipe. Bare-handed, Unarmed Combat −3 parries fists only. Nobody parries a phaser beam or a disruptor bolt.</w:t>
+        <w:t xml:space="preserve">Additional Defense.</w:t>
+      </w:r>
+      <w:r>
+        <w:t xml:space="preserve"> </w:t>
+      </w:r>
+      <w:r>
+        <w:t xml:space="preserve">With this advantage you may attempt a second defense each round at −2, in addition to attack-quality and injury penalties. You cannot defend twice against the same attack.</w:t>
       </w:r>
     </w:p>
     <w:p>
       <w:pPr>
         <w:numPr>
           <w:ilvl w:val="0"/>
-          <w:numId w:val="1012"/>
+          <w:numId w:val="1015"/>
         </w:numPr>
         <w:pStyle w:val="Compact"/>
       </w:pPr>
@@ -6505,20 +6762,20 @@
           <w:bCs/>
           <w:b/>
         </w:rPr>
-        <w:t xml:space="preserve">Block.</w:t>
-      </w:r>
-      <w:r>
-        <w:t xml:space="preserve"> </w:t>
-      </w:r>
-      <w:r>
-        <w:t xml:space="preserve">With anything that can stand in for a shield (a chair, a crate lid, a torn-off panel), you can block a weapon in hand, fists or a thrown weapon: roll Unarmed Combat −2. Nothing you can lift blocks an energy weapon. An improvised shield breaks the first time it blocks a hit of 2 or more boxes.</w:t>
+        <w:t xml:space="preserve">Dodge</w:t>
+      </w:r>
+      <w:r>
+        <w:t xml:space="preserve"> </w:t>
+      </w:r>
+      <w:r>
+        <w:t xml:space="preserve">is Agility −2, with +1 for Trained Athletics or +2 for Athletics as a Specialty or Expert. Untrained Athletics adds nothing; use the training level, not the final Athletics score.</w:t>
       </w:r>
     </w:p>
     <w:p>
       <w:pPr>
         <w:numPr>
           <w:ilvl w:val="0"/>
-          <w:numId w:val="1012"/>
+          <w:numId w:val="1015"/>
         </w:numPr>
         <w:pStyle w:val="Compact"/>
       </w:pPr>
@@ -6527,20 +6784,20 @@
           <w:bCs/>
           <w:b/>
         </w:rPr>
-        <w:t xml:space="preserve">Attack quality.</w:t>
-      </w:r>
-      <w:r>
-        <w:t xml:space="preserve"> </w:t>
-      </w:r>
-      <w:r>
-        <w:t xml:space="preserve">A clean hit is harder to escape. When an attack succeeds by 3 or 4, the defense is at −1; by 5 or 6, −2; by 7 or more, −3.</w:t>
+        <w:t xml:space="preserve">Parry.</w:t>
+      </w:r>
+      <w:r>
+        <w:t xml:space="preserve"> </w:t>
+      </w:r>
+      <w:r>
+        <w:t xml:space="preserve">Against a weapon in hand or fists, roll Unarmed Combat −3 with a weapon in hand: a d’k tahg, a lirpa, a length of pipe. Bare-handed, Unarmed Combat −3 parries fists only. Nobody parries a phaser beam or a disruptor bolt.</w:t>
       </w:r>
     </w:p>
     <w:p>
       <w:pPr>
         <w:numPr>
           <w:ilvl w:val="0"/>
-          <w:numId w:val="1012"/>
+          <w:numId w:val="1015"/>
         </w:numPr>
         <w:pStyle w:val="Compact"/>
       </w:pPr>
@@ -6549,6 +6806,50 @@
           <w:bCs/>
           <w:b/>
         </w:rPr>
+        <w:t xml:space="preserve">Block.</w:t>
+      </w:r>
+      <w:r>
+        <w:t xml:space="preserve"> </w:t>
+      </w:r>
+      <w:r>
+        <w:t xml:space="preserve">With anything that can stand in for a shield (a chair, a crate lid, a torn-off panel), you can block a weapon in hand, fists or a thrown weapon: roll Unarmed Combat −2. Nothing you can lift blocks an energy weapon. An improvised shield breaks the first time it blocks a hit of 2 or more boxes.</w:t>
+      </w:r>
+    </w:p>
+    <w:p>
+      <w:pPr>
+        <w:numPr>
+          <w:ilvl w:val="0"/>
+          <w:numId w:val="1015"/>
+        </w:numPr>
+        <w:pStyle w:val="Compact"/>
+      </w:pPr>
+      <w:r>
+        <w:rPr>
+          <w:bCs/>
+          <w:b/>
+        </w:rPr>
+        <w:t xml:space="preserve">Attack quality.</w:t>
+      </w:r>
+      <w:r>
+        <w:t xml:space="preserve"> </w:t>
+      </w:r>
+      <w:r>
+        <w:t xml:space="preserve">A clean hit is harder to escape. When an attack succeeds by 3 or 4, the defense is at −1; by 5 or 6, −2; by 7 or more, −3.</w:t>
+      </w:r>
+    </w:p>
+    <w:p>
+      <w:pPr>
+        <w:numPr>
+          <w:ilvl w:val="0"/>
+          <w:numId w:val="1015"/>
+        </w:numPr>
+        <w:pStyle w:val="Compact"/>
+      </w:pPr>
+      <w:r>
+        <w:rPr>
+          <w:bCs/>
+          <w:b/>
+        </w:rPr>
         <w:t xml:space="preserve">Aim.</w:t>
       </w:r>
       <w:r>
@@ -6598,8 +6899,8 @@
         <w:t xml:space="preserve">happens instead.</w:t>
       </w:r>
     </w:p>
-    <w:bookmarkEnd w:id="58"/>
-    <w:bookmarkStart w:id="59" w:name="telling-hits"/>
+    <w:bookmarkEnd w:id="60"/>
+    <w:bookmarkStart w:id="61" w:name="telling-hits"/>
     <w:p>
       <w:pPr>
         <w:pStyle w:val="Heading2"/>
@@ -6620,7 +6921,7 @@
       <w:pPr>
         <w:numPr>
           <w:ilvl w:val="0"/>
-          <w:numId w:val="1013"/>
+          <w:numId w:val="1016"/>
         </w:numPr>
         <w:pStyle w:val="Compact"/>
       </w:pPr>
@@ -6671,7 +6972,7 @@
       <w:pPr>
         <w:numPr>
           <w:ilvl w:val="0"/>
-          <w:numId w:val="1013"/>
+          <w:numId w:val="1016"/>
         </w:numPr>
         <w:pStyle w:val="Compact"/>
       </w:pPr>
@@ -6709,7 +7010,7 @@
       <w:pPr>
         <w:numPr>
           <w:ilvl w:val="0"/>
-          <w:numId w:val="1013"/>
+          <w:numId w:val="1016"/>
         </w:numPr>
         <w:pStyle w:val="Compact"/>
       </w:pPr>
@@ -6731,7 +7032,7 @@
       <w:pPr>
         <w:numPr>
           <w:ilvl w:val="0"/>
-          <w:numId w:val="1013"/>
+          <w:numId w:val="1016"/>
         </w:numPr>
         <w:pStyle w:val="Compact"/>
       </w:pPr>
@@ -6967,7 +7268,7 @@
               <w:rPr>
                 <w:sz w:val="19"/>
               </w:rPr>
-              <w:t xml:space="preserve">The target is grabbed, held, or pinned against a bulkhead or the ground. Their next action goes to getting free, and then they are free: no roll needed. Keeping them pinned takes another successful attack</w:t>
+              <w:t xml:space="preserve">The target is grabbed, held, or pinned against a bulkhead or the ground. Their next action goes to getting free, and then they are free: no roll needed. Keeping them pinned takes another successful attack. Against someone much stronger (a Gorn, a Vulcan’s grip, a Mugato), getting free takes a Body roll, −2 or −4 against something huge; on a failure they’re still held</w:t>
             </w:r>
           </w:p>
         </w:tc>
@@ -7264,8 +7565,8 @@
         <w:t xml:space="preserve">a Klingon warrior slashes at Lt. Reyes with a d’k tahg and succeeds by 5. Reyes hasn’t defended yet this round: Dodge 12, −2 for the clean hit, needs a 10 or less. Bare-handed, Reyes can’t parry a blade, so Reyes dodges. When the second Klingon swings before Reyes’s next turn, there’s no defense left, unless Reyes has Additional Defense, which allows a second at −2.</w:t>
       </w:r>
     </w:p>
-    <w:bookmarkEnd w:id="59"/>
-    <w:bookmarkStart w:id="60" w:name="range"/>
+    <w:bookmarkEnd w:id="61"/>
+    <w:bookmarkStart w:id="62" w:name="range"/>
     <w:p>
       <w:pPr>
         <w:pStyle w:val="Heading2"/>
@@ -7623,8 +7924,8 @@
         <w:t xml:space="preserve">, shown in the weapons table. Attacks within it take no penalty. One band beyond it is −2, two bands beyond is −4, and anything farther is out of range. A thrown weapon’s effective band is Close.</w:t>
       </w:r>
     </w:p>
-    <w:bookmarkEnd w:id="60"/>
-    <w:bookmarkStart w:id="61" w:name="move-and-reach"/>
+    <w:bookmarkEnd w:id="62"/>
+    <w:bookmarkStart w:id="63" w:name="move-and-reach"/>
     <w:p>
       <w:pPr>
         <w:pStyle w:val="Heading2"/>
@@ -7964,7 +8265,7 @@
       <w:pPr>
         <w:numPr>
           <w:ilvl w:val="0"/>
-          <w:numId w:val="1014"/>
+          <w:numId w:val="1017"/>
         </w:numPr>
         <w:pStyle w:val="Compact"/>
       </w:pPr>
@@ -7986,7 +8287,7 @@
       <w:pPr>
         <w:numPr>
           <w:ilvl w:val="0"/>
-          <w:numId w:val="1014"/>
+          <w:numId w:val="1017"/>
         </w:numPr>
         <w:pStyle w:val="Compact"/>
       </w:pPr>
@@ -8008,7 +8309,7 @@
       <w:pPr>
         <w:numPr>
           <w:ilvl w:val="0"/>
-          <w:numId w:val="1014"/>
+          <w:numId w:val="1017"/>
         </w:numPr>
         <w:pStyle w:val="Compact"/>
       </w:pPr>
@@ -8249,8 +8550,8 @@
         <w:t xml:space="preserve">and the ship rules.</w:t>
       </w:r>
     </w:p>
-    <w:bookmarkEnd w:id="61"/>
-    <w:bookmarkStart w:id="64" w:name="injury"/>
+    <w:bookmarkEnd w:id="63"/>
+    <w:bookmarkStart w:id="69" w:name="injury"/>
     <w:p>
       <w:pPr>
         <w:pStyle w:val="Heading2"/>
@@ -8539,7 +8840,7 @@
         <w:t xml:space="preserve">A normal damaging hit marks one box. A powerful attack can mark two, and a killing weapon marks three (see Weapons and damage). Injury penalties replace each other rather than stacking. They apply to movement, attacks, Dodge, and other tasks the injury physically hinders. The GM announces especially lethal hazards before resolution where possible.</w:t>
       </w:r>
     </w:p>
-    <w:bookmarkStart w:id="62" w:name="dying-and-death"/>
+    <w:bookmarkStart w:id="64" w:name="dying-and-death"/>
     <w:p>
       <w:pPr>
         <w:pStyle w:val="Heading3"/>
@@ -8553,14 +8854,14 @@
         <w:pStyle w:val="FirstParagraph"/>
       </w:pPr>
       <w:r>
-        <w:t xml:space="preserve">Two boxes hurt; they don’t kill. Death comes from three things:</w:t>
+        <w:t xml:space="preserve">Death comes from three things:</w:t>
       </w:r>
     </w:p>
     <w:p>
       <w:pPr>
         <w:numPr>
           <w:ilvl w:val="0"/>
-          <w:numId w:val="1015"/>
+          <w:numId w:val="1018"/>
         </w:numPr>
         <w:pStyle w:val="Compact"/>
       </w:pPr>
@@ -8575,7 +8876,23 @@
         <w:t xml:space="preserve"> </w:t>
       </w:r>
       <w:r>
-        <w:t xml:space="preserve">A hit from a killing weapon (a phaser or disruptor on kill) that takes you to three boxes leaves you Incapacitated and</w:t>
+        <w:t xml:space="preserve">A hit from a weapon that marks</w:t>
+      </w:r>
+      <w:r>
+        <w:t xml:space="preserve"> </w:t>
+      </w:r>
+      <w:r>
+        <w:rPr>
+          <w:bCs/>
+          <w:b/>
+        </w:rPr>
+        <w:t xml:space="preserve">2 or more boxes</w:t>
+      </w:r>
+      <w:r>
+        <w:t xml:space="preserve"> </w:t>
+      </w:r>
+      <w:r>
+        <w:t xml:space="preserve">and brings you to three boxes leaves you Incapacitated and</w:t>
       </w:r>
       <w:r>
         <w:t xml:space="preserve"> </w:t>
@@ -8588,14 +8905,14 @@
         <w:t xml:space="preserve">Dying</w:t>
       </w:r>
       <w:r>
-        <w:t xml:space="preserve">. A Dying character dies at the end of the scene unless someone stabilizes them: one action and a successful Medicine roll with a medical kit. Once stabilized, you are still Incapacitated but no longer Dying.</w:t>
+        <w:t xml:space="preserve">: a phaser or disruptor on kill, or a lirpa that finishes what a punch started. A Dying character dies at the end of the scene unless someone stabilizes them: one action and a successful Medicine roll with a medical kit. Once stabilized, you are still Incapacitated but no longer Dying.</w:t>
       </w:r>
     </w:p>
     <w:p>
       <w:pPr>
         <w:numPr>
           <w:ilvl w:val="0"/>
-          <w:numId w:val="1015"/>
+          <w:numId w:val="1018"/>
         </w:numPr>
         <w:pStyle w:val="Compact"/>
       </w:pPr>
@@ -8617,7 +8934,7 @@
       <w:pPr>
         <w:numPr>
           <w:ilvl w:val="0"/>
-          <w:numId w:val="1015"/>
+          <w:numId w:val="1018"/>
         </w:numPr>
         <w:pStyle w:val="Compact"/>
       </w:pPr>
@@ -8643,14 +8960,14 @@
         <w:t xml:space="preserve">Your protection is avoiding the hit: Dodge, cover, and a Duty point, which reduces a kill shot from three boxes to two, leaving you Seriously wounded but on your feet.</w:t>
       </w:r>
     </w:p>
-    <w:bookmarkEnd w:id="62"/>
-    <w:bookmarkStart w:id="63" w:name="optional-rule-gritty-combat"/>
+    <w:bookmarkEnd w:id="64"/>
+    <w:bookmarkStart w:id="65" w:name="falls-fire-and-foul-air"/>
     <w:p>
       <w:pPr>
         <w:pStyle w:val="Heading3"/>
       </w:pPr>
       <w:r>
-        <w:t xml:space="preserve">Optional rule: gritty combat</w:t>
+        <w:t xml:space="preserve">Falls, fire and foul air</w:t>
       </w:r>
     </w:p>
     <w:p>
@@ -8658,25 +8975,202 @@
         <w:pStyle w:val="FirstParagraph"/>
       </w:pPr>
       <w:r>
-        <w:t xml:space="preserve">For a harder, bloodier game, the GM can turn on</w:t>
-      </w:r>
-      <w:r>
-        <w:t xml:space="preserve"> </w:t>
-      </w:r>
-      <w:r>
-        <w:rPr>
-          <w:bCs/>
-          <w:b/>
-        </w:rPr>
-        <w:t xml:space="preserve">gritty combat</w:t>
-      </w:r>
-      <w:r>
-        <w:t xml:space="preserve"> </w:t>
-      </w:r>
-      <w:r>
-        <w:t xml:space="preserve">for the campaign (the creator has a switch on the Condition card and in the GM view). The rest of the rules stay the same.</w:t>
-      </w:r>
-    </w:p>
+        <w:t xml:space="preserve">A fall marks boxes by its height. Deep water, a snowbank or an antigravity field makes it one step better.</w:t>
+      </w:r>
+    </w:p>
+    <w:tbl>
+      <w:tblPr>
+        <w:tblStyle w:val="Table"/>
+        <w:tblW w:type="auto" w:w="0"/>
+        <w:tblLook w:firstRow="1" w:lastRow="0" w:firstColumn="0" w:lastColumn="0" w:noHBand="0" w:noVBand="0" w:val="0020"/>
+        <w:jc w:val="start"/>
+        <w:tblBorders>
+          <w:top w:val="single" w:sz="4" w:color="B8C2D3"/>
+          <w:left w:val="single" w:sz="4" w:color="B8C2D3"/>
+          <w:bottom w:val="single" w:sz="4" w:color="B8C2D3"/>
+          <w:right w:val="single" w:sz="4" w:color="B8C2D3"/>
+          <w:insideH w:val="single" w:sz="4" w:color="B8C2D3"/>
+          <w:insideV w:val="single" w:sz="4" w:color="B8C2D3"/>
+        </w:tblBorders>
+      </w:tblPr>
+      <w:tblGrid>
+        <w:gridCol w:w="3960"/>
+        <w:gridCol w:w="3960"/>
+      </w:tblGrid>
+      <w:tr>
+        <w:trPr>
+          <w:tblHeader w:val="true"/>
+        </w:trPr>
+        <w:tc>
+          <w:tcPr>
+            <w:shd w:val="clear" w:fill="E9EEF6"/>
+          </w:tcPr>
+          <w:p>
+            <w:pPr>
+              <w:pStyle w:val="Compact"/>
+              <w:jc w:val="left"/>
+            </w:pPr>
+            <w:r>
+              <w:rPr>
+                <w:b/>
+                <w:sz w:val="19"/>
+              </w:rPr>
+              <w:t xml:space="preserve">Height</w:t>
+            </w:r>
+          </w:p>
+        </w:tc>
+        <w:tc>
+          <w:tcPr>
+            <w:shd w:val="clear" w:fill="E9EEF6"/>
+          </w:tcPr>
+          <w:p>
+            <w:pPr>
+              <w:pStyle w:val="Compact"/>
+              <w:jc w:val="left"/>
+            </w:pPr>
+            <w:r>
+              <w:rPr>
+                <w:b/>
+                <w:sz w:val="19"/>
+              </w:rPr>
+              <w:t xml:space="preserve">Boxes</w:t>
+            </w:r>
+          </w:p>
+        </w:tc>
+      </w:tr>
+      <w:tr>
+        <w:tc>
+          <w:tcPr/>
+          <w:p>
+            <w:pPr>
+              <w:pStyle w:val="Compact"/>
+              <w:jc w:val="left"/>
+            </w:pPr>
+            <w:r>
+              <w:rPr>
+                <w:b/>
+                <w:sz w:val="19"/>
+              </w:rPr>
+              <w:t xml:space="preserve">A story or two (up to 10 yards)</w:t>
+            </w:r>
+          </w:p>
+        </w:tc>
+        <w:tc>
+          <w:tcPr/>
+          <w:p>
+            <w:pPr>
+              <w:pStyle w:val="Compact"/>
+              <w:jc w:val="left"/>
+            </w:pPr>
+            <w:r>
+              <w:rPr>
+                <w:sz w:val="19"/>
+              </w:rPr>
+              <w:t xml:space="preserve">1</w:t>
+            </w:r>
+          </w:p>
+        </w:tc>
+      </w:tr>
+      <w:tr>
+        <w:tc>
+          <w:tcPr/>
+          <w:p>
+            <w:pPr>
+              <w:pStyle w:val="Compact"/>
+              <w:jc w:val="left"/>
+            </w:pPr>
+            <w:r>
+              <w:rPr>
+                <w:b/>
+                <w:sz w:val="19"/>
+              </w:rPr>
+              <w:t xml:space="preserve">A rooftop (up to 25 yards)</w:t>
+            </w:r>
+          </w:p>
+        </w:tc>
+        <w:tc>
+          <w:tcPr/>
+          <w:p>
+            <w:pPr>
+              <w:pStyle w:val="Compact"/>
+              <w:jc w:val="left"/>
+            </w:pPr>
+            <w:r>
+              <w:rPr>
+                <w:sz w:val="19"/>
+              </w:rPr>
+              <w:t xml:space="preserve">2</w:t>
+            </w:r>
+          </w:p>
+        </w:tc>
+      </w:tr>
+      <w:tr>
+        <w:tc>
+          <w:tcPr/>
+          <w:p>
+            <w:pPr>
+              <w:pStyle w:val="Compact"/>
+              <w:jc w:val="left"/>
+            </w:pPr>
+            <w:r>
+              <w:rPr>
+                <w:b/>
+                <w:sz w:val="19"/>
+              </w:rPr>
+              <w:t xml:space="preserve">A tower or a cliff (up to 100 yards)</w:t>
+            </w:r>
+          </w:p>
+        </w:tc>
+        <w:tc>
+          <w:tcPr/>
+          <w:p>
+            <w:pPr>
+              <w:pStyle w:val="Compact"/>
+              <w:jc w:val="left"/>
+            </w:pPr>
+            <w:r>
+              <w:rPr>
+                <w:sz w:val="19"/>
+              </w:rPr>
+              <w:t xml:space="preserve">3, and Dying</w:t>
+            </w:r>
+          </w:p>
+        </w:tc>
+      </w:tr>
+      <w:tr>
+        <w:tc>
+          <w:tcPr/>
+          <w:p>
+            <w:pPr>
+              <w:pStyle w:val="Compact"/>
+              <w:jc w:val="left"/>
+            </w:pPr>
+            <w:r>
+              <w:rPr>
+                <w:b/>
+                <w:sz w:val="19"/>
+              </w:rPr>
+              <w:t xml:space="preserve">Higher</w:t>
+            </w:r>
+          </w:p>
+        </w:tc>
+        <w:tc>
+          <w:tcPr/>
+          <w:p>
+            <w:pPr>
+              <w:pStyle w:val="Compact"/>
+              <w:jc w:val="left"/>
+            </w:pPr>
+            <w:r>
+              <w:rPr>
+                <w:sz w:val="19"/>
+              </w:rPr>
+              <w:t xml:space="preserve">Certain death, unless something breaks the fall</w:t>
+            </w:r>
+          </w:p>
+        </w:tc>
+      </w:tr>
+    </w:tbl>
     <w:p>
       <w:pPr>
         <w:pStyle w:val="BodyText"/>
@@ -8686,91 +9180,46 @@
           <w:bCs/>
           <w:b/>
         </w:rPr>
-        <w:t xml:space="preserve">Grievous hits.</w:t>
-      </w:r>
-      <w:r>
-        <w:t xml:space="preserve"> </w:t>
-      </w:r>
-      <w:r>
-        <w:t xml:space="preserve">A hit that marks</w:t>
-      </w:r>
-      <w:r>
-        <w:t xml:space="preserve"> </w:t>
-      </w:r>
-      <w:r>
-        <w:rPr>
-          <w:bCs/>
-          <w:b/>
-        </w:rPr>
-        <w:t xml:space="preserve">2 or more boxes</w:t>
-      </w:r>
-      <w:r>
-        <w:t xml:space="preserve"> </w:t>
-      </w:r>
-      <w:r>
-        <w:t xml:space="preserve">is</w:t>
-      </w:r>
-      <w:r>
-        <w:t xml:space="preserve"> </w:t>
-      </w:r>
-      <w:r>
-        <w:rPr>
-          <w:bCs/>
-          <w:b/>
-        </w:rPr>
-        <w:t xml:space="preserve">grievous</w:t>
-      </w:r>
-      <w:r>
-        <w:t xml:space="preserve"> </w:t>
-      </w:r>
-      <w:r>
-        <w:t xml:space="preserve">when the attack succeeded by</w:t>
-      </w:r>
-      <w:r>
-        <w:t xml:space="preserve"> </w:t>
-      </w:r>
-      <w:r>
-        <w:rPr>
-          <w:bCs/>
-          <w:b/>
-        </w:rPr>
-        <w:t xml:space="preserve">7 or more</w:t>
-      </w:r>
-      <w:r>
-        <w:t xml:space="preserve">, rolled a</w:t>
-      </w:r>
-      <w:r>
-        <w:t xml:space="preserve"> </w:t>
-      </w:r>
-      <w:r>
-        <w:rPr>
-          <w:bCs/>
-          <w:b/>
-        </w:rPr>
-        <w:t xml:space="preserve">natural 3 or 4</w:t>
-      </w:r>
-      <w:r>
-        <w:t xml:space="preserve">, or left the target</w:t>
-      </w:r>
-      <w:r>
-        <w:t xml:space="preserve"> </w:t>
-      </w:r>
-      <w:r>
-        <w:rPr>
-          <w:bCs/>
-          <w:b/>
-        </w:rPr>
-        <w:t xml:space="preserve">Dying</w:t>
-      </w:r>
-      <w:r>
-        <w:t xml:space="preserve">.</w:t>
+        <w:t xml:space="preserve">Fire</w:t>
+      </w:r>
+      <w:r>
+        <w:t xml:space="preserve"> </w:t>
+      </w:r>
+      <w:r>
+        <w:t xml:space="preserve">marks 1 box each round in the flames.</w:t>
+      </w:r>
+      <w:r>
+        <w:t xml:space="preserve"> </w:t>
+      </w:r>
+      <w:r>
+        <w:rPr>
+          <w:bCs/>
+          <w:b/>
+        </w:rPr>
+        <w:t xml:space="preserve">Smoke, poison air or vacuum</w:t>
+      </w:r>
+      <w:r>
+        <w:t xml:space="preserve"> </w:t>
+      </w:r>
+      <w:r>
+        <w:t xml:space="preserve">marks 1 box each round you breathe it, unless you have a mask, an environment suit, or the transporter gets you out first.</w:t>
+      </w:r>
+    </w:p>
+    <w:bookmarkEnd w:id="65"/>
+    <w:bookmarkStart w:id="66" w:name="fear-and-other-conditions"/>
+    <w:p>
+      <w:pPr>
+        <w:pStyle w:val="Heading3"/>
+      </w:pPr>
+      <w:r>
+        <w:t xml:space="preserve">Fear and other conditions</w:t>
       </w:r>
     </w:p>
     <w:p>
       <w:pPr>
         <w:numPr>
           <w:ilvl w:val="0"/>
-          <w:numId w:val="1016"/>
+          <w:numId w:val="1019"/>
         </w:numPr>
         <w:pStyle w:val="Compact"/>
       </w:pPr>
@@ -8779,20 +9228,20 @@
           <w:bCs/>
           <w:b/>
         </w:rPr>
-        <w:t xml:space="preserve">A crew member</w:t>
-      </w:r>
-      <w:r>
-        <w:t xml:space="preserve"> </w:t>
-      </w:r>
-      <w:r>
-        <w:t xml:space="preserve">rolls 3d6 on the table below and suffers the result on top of the boxes.</w:t>
+        <w:t xml:space="preserve">Stunned.</w:t>
+      </w:r>
+      <w:r>
+        <w:t xml:space="preserve"> </w:t>
+      </w:r>
+      <w:r>
+        <w:t xml:space="preserve">−2 on your next action roll; then it’s over.</w:t>
       </w:r>
     </w:p>
     <w:p>
       <w:pPr>
         <w:numPr>
           <w:ilvl w:val="0"/>
-          <w:numId w:val="1016"/>
+          <w:numId w:val="1019"/>
         </w:numPr>
         <w:pStyle w:val="Compact"/>
       </w:pPr>
@@ -8801,20 +9250,259 @@
           <w:bCs/>
           <w:b/>
         </w:rPr>
-        <w:t xml:space="preserve">An opponent</w:t>
-      </w:r>
-      <w:r>
-        <w:t xml:space="preserve"> </w:t>
-      </w:r>
-      <w:r>
-        <w:t xml:space="preserve">is simply taken out: no roll, no boxes to count. Describe how, or let the GM view roll a description.</w:t>
+        <w:t xml:space="preserve">Frightened.</w:t>
+      </w:r>
+      <w:r>
+        <w:t xml:space="preserve"> </w:t>
+      </w:r>
+      <w:r>
+        <w:t xml:space="preserve">Fear, an alien compulsion, a horror: you must keep away from its source, and you’re −2 to act against it. At the end of each of your turns, roll Will to shake it off (+2 if you’ve been hurt since). An effect that makes its target</w:t>
+      </w:r>
+      <w:r>
+        <w:t xml:space="preserve"> </w:t>
+      </w:r>
+      <w:r>
+        <w:rPr>
+          <w:iCs/>
+          <w:i/>
+        </w:rPr>
+        <w:t xml:space="preserve">flee or freeze</w:t>
+      </w:r>
+      <w:r>
+        <w:t xml:space="preserve"> </w:t>
+      </w:r>
+      <w:r>
+        <w:t xml:space="preserve">makes them Frightened.</w:t>
       </w:r>
     </w:p>
     <w:p>
       <w:pPr>
         <w:numPr>
           <w:ilvl w:val="0"/>
-          <w:numId w:val="1016"/>
+          <w:numId w:val="1019"/>
+        </w:numPr>
+        <w:pStyle w:val="Compact"/>
+      </w:pPr>
+      <w:r>
+        <w:rPr>
+          <w:bCs/>
+          <w:b/>
+        </w:rPr>
+        <w:t xml:space="preserve">Charmed.</w:t>
+      </w:r>
+      <w:r>
+        <w:t xml:space="preserve"> </w:t>
+      </w:r>
+      <w:r>
+        <w:t xml:space="preserve">You treat the one who charmed you as a friend for the scene. Harming you or your friends ends it at once.</w:t>
+      </w:r>
+    </w:p>
+    <w:bookmarkEnd w:id="66"/>
+    <w:bookmarkStart w:id="67" w:name="mental-harm-an-option"/>
+    <w:p>
+      <w:pPr>
+        <w:pStyle w:val="Heading3"/>
+      </w:pPr>
+      <w:r>
+        <w:t xml:space="preserve">Mental harm (an option)</w:t>
+      </w:r>
+    </w:p>
+    <w:p>
+      <w:pPr>
+        <w:pStyle w:val="FirstParagraph"/>
+      </w:pPr>
+      <w:r>
+        <w:t xml:space="preserve">A GM whose missions turn on telepaths and mind-bending aliens (the Talosians, a Melkot) can give every crew member a</w:t>
+      </w:r>
+      <w:r>
+        <w:t xml:space="preserve"> </w:t>
+      </w:r>
+      <w:r>
+        <w:rPr>
+          <w:bCs/>
+          <w:b/>
+        </w:rPr>
+        <w:t xml:space="preserve">Mind</w:t>
+      </w:r>
+      <w:r>
+        <w:t xml:space="preserve"> </w:t>
+      </w:r>
+      <w:r>
+        <w:t xml:space="preserve">track beside the injury track. Attacks on the mind mark it: the attacker’s ability against Will, never Dodge, and armor doesn’t help. One box is Shaken (−1 to mental actions: Will, and skills of Intellect and Presence), two Overwhelmed (−2), three Broken: unconscious or catatonic until they rest. It never leaves anyone Dying; a scene’s rest clears one box, a night’s sleep all of them.</w:t>
+      </w:r>
+    </w:p>
+    <w:bookmarkEnd w:id="67"/>
+    <w:bookmarkStart w:id="68" w:name="optional-rule-gritty-combat"/>
+    <w:p>
+      <w:pPr>
+        <w:pStyle w:val="Heading3"/>
+      </w:pPr>
+      <w:r>
+        <w:t xml:space="preserve">Optional rule: gritty combat</w:t>
+      </w:r>
+    </w:p>
+    <w:p>
+      <w:pPr>
+        <w:pStyle w:val="FirstParagraph"/>
+      </w:pPr>
+      <w:r>
+        <w:t xml:space="preserve">For a harder, bloodier game, the GM can turn on</w:t>
+      </w:r>
+      <w:r>
+        <w:t xml:space="preserve"> </w:t>
+      </w:r>
+      <w:r>
+        <w:rPr>
+          <w:bCs/>
+          <w:b/>
+        </w:rPr>
+        <w:t xml:space="preserve">gritty combat</w:t>
+      </w:r>
+      <w:r>
+        <w:t xml:space="preserve"> </w:t>
+      </w:r>
+      <w:r>
+        <w:t xml:space="preserve">for the campaign (the creator has a switch on the Condition card and in the GM view). The rest of the rules stay the same.</w:t>
+      </w:r>
+    </w:p>
+    <w:p>
+      <w:pPr>
+        <w:pStyle w:val="BodyText"/>
+      </w:pPr>
+      <w:r>
+        <w:rPr>
+          <w:bCs/>
+          <w:b/>
+        </w:rPr>
+        <w:t xml:space="preserve">Grievous hits.</w:t>
+      </w:r>
+      <w:r>
+        <w:t xml:space="preserve"> </w:t>
+      </w:r>
+      <w:r>
+        <w:t xml:space="preserve">A hit that marks</w:t>
+      </w:r>
+      <w:r>
+        <w:t xml:space="preserve"> </w:t>
+      </w:r>
+      <w:r>
+        <w:rPr>
+          <w:bCs/>
+          <w:b/>
+        </w:rPr>
+        <w:t xml:space="preserve">2 or more boxes</w:t>
+      </w:r>
+      <w:r>
+        <w:t xml:space="preserve"> </w:t>
+      </w:r>
+      <w:r>
+        <w:t xml:space="preserve">is</w:t>
+      </w:r>
+      <w:r>
+        <w:t xml:space="preserve"> </w:t>
+      </w:r>
+      <w:r>
+        <w:rPr>
+          <w:bCs/>
+          <w:b/>
+        </w:rPr>
+        <w:t xml:space="preserve">grievous</w:t>
+      </w:r>
+      <w:r>
+        <w:t xml:space="preserve"> </w:t>
+      </w:r>
+      <w:r>
+        <w:t xml:space="preserve">when the attack succeeded by</w:t>
+      </w:r>
+      <w:r>
+        <w:t xml:space="preserve"> </w:t>
+      </w:r>
+      <w:r>
+        <w:rPr>
+          <w:bCs/>
+          <w:b/>
+        </w:rPr>
+        <w:t xml:space="preserve">7 or more</w:t>
+      </w:r>
+      <w:r>
+        <w:t xml:space="preserve">, rolled a</w:t>
+      </w:r>
+      <w:r>
+        <w:t xml:space="preserve"> </w:t>
+      </w:r>
+      <w:r>
+        <w:rPr>
+          <w:bCs/>
+          <w:b/>
+        </w:rPr>
+        <w:t xml:space="preserve">natural 3 or 4</w:t>
+      </w:r>
+      <w:r>
+        <w:t xml:space="preserve">, or left the target</w:t>
+      </w:r>
+      <w:r>
+        <w:t xml:space="preserve"> </w:t>
+      </w:r>
+      <w:r>
+        <w:rPr>
+          <w:bCs/>
+          <w:b/>
+        </w:rPr>
+        <w:t xml:space="preserve">Dying</w:t>
+      </w:r>
+      <w:r>
+        <w:t xml:space="preserve">.</w:t>
+      </w:r>
+    </w:p>
+    <w:p>
+      <w:pPr>
+        <w:numPr>
+          <w:ilvl w:val="0"/>
+          <w:numId w:val="1020"/>
+        </w:numPr>
+        <w:pStyle w:val="Compact"/>
+      </w:pPr>
+      <w:r>
+        <w:rPr>
+          <w:bCs/>
+          <w:b/>
+        </w:rPr>
+        <w:t xml:space="preserve">A crew member</w:t>
+      </w:r>
+      <w:r>
+        <w:t xml:space="preserve"> </w:t>
+      </w:r>
+      <w:r>
+        <w:t xml:space="preserve">rolls 3d6 on the table below and suffers the result on top of the boxes.</w:t>
+      </w:r>
+    </w:p>
+    <w:p>
+      <w:pPr>
+        <w:numPr>
+          <w:ilvl w:val="0"/>
+          <w:numId w:val="1020"/>
+        </w:numPr>
+        <w:pStyle w:val="Compact"/>
+      </w:pPr>
+      <w:r>
+        <w:rPr>
+          <w:bCs/>
+          <w:b/>
+        </w:rPr>
+        <w:t xml:space="preserve">An opponent</w:t>
+      </w:r>
+      <w:r>
+        <w:t xml:space="preserve"> </w:t>
+      </w:r>
+      <w:r>
+        <w:t xml:space="preserve">is simply taken out: no roll, no boxes to count. Describe how, or let the GM view roll a description.</w:t>
+      </w:r>
+    </w:p>
+    <w:p>
+      <w:pPr>
+        <w:numPr>
+          <w:ilvl w:val="0"/>
+          <w:numId w:val="1020"/>
         </w:numPr>
         <w:pStyle w:val="Compact"/>
       </w:pPr>
@@ -9313,7 +10001,7 @@
       <w:pPr>
         <w:numPr>
           <w:ilvl w:val="0"/>
-          <w:numId w:val="1017"/>
+          <w:numId w:val="1021"/>
         </w:numPr>
         <w:pStyle w:val="Compact"/>
       </w:pPr>
@@ -9351,7 +10039,7 @@
       <w:pPr>
         <w:numPr>
           <w:ilvl w:val="0"/>
-          <w:numId w:val="1017"/>
+          <w:numId w:val="1021"/>
         </w:numPr>
         <w:pStyle w:val="Compact"/>
       </w:pPr>
@@ -9386,7 +10074,7 @@
       <w:pPr>
         <w:numPr>
           <w:ilvl w:val="0"/>
-          <w:numId w:val="1017"/>
+          <w:numId w:val="1021"/>
         </w:numPr>
         <w:pStyle w:val="Compact"/>
       </w:pPr>
@@ -9404,9 +10092,9 @@
         <w:t xml:space="preserve">Grievous wounds heal on their own clock, whatever the boxes say. A lost limb or a lost eye never heals on its own.</w:t>
       </w:r>
     </w:p>
-    <w:bookmarkEnd w:id="63"/>
-    <w:bookmarkEnd w:id="64"/>
-    <w:bookmarkStart w:id="65" w:name="weapons-and-damage"/>
+    <w:bookmarkEnd w:id="68"/>
+    <w:bookmarkEnd w:id="69"/>
+    <w:bookmarkStart w:id="71" w:name="weapons-and-damage"/>
     <w:p>
       <w:pPr>
         <w:pStyle w:val="Heading2"/>
@@ -9434,6 +10122,241 @@
       </w:r>
       <w:r>
         <w:t xml:space="preserve">, not on how well the attack roll succeeded. Apply it only after the hit survives any defense. This list sorts common weapons into one-box, two-box and killing (three-box) categories; the GM places anything else by comparison.</w:t>
+      </w:r>
+    </w:p>
+    <w:p>
+      <w:pPr>
+        <w:numPr>
+          <w:ilvl w:val="0"/>
+          <w:numId w:val="1022"/>
+        </w:numPr>
+        <w:pStyle w:val="Compact"/>
+      </w:pPr>
+      <w:r>
+        <w:rPr>
+          <w:bCs/>
+          <w:b/>
+        </w:rPr>
+        <w:t xml:space="preserve">“</w:t>
+      </w:r>
+      <w:r>
+        <w:rPr>
+          <w:bCs/>
+          <w:b/>
+        </w:rPr>
+        <w:t xml:space="preserve">3, and Dying.</w:t>
+      </w:r>
+      <w:r>
+        <w:rPr>
+          <w:bCs/>
+          <w:b/>
+        </w:rPr>
+        <w:t xml:space="preserve">”</w:t>
+      </w:r>
+      <w:r>
+        <w:t xml:space="preserve"> </w:t>
+      </w:r>
+      <w:r>
+        <w:t xml:space="preserve">A killing weapon marks 3 boxes: enough to take an unhurt crew member straight to Incapacitated and Dying.</w:t>
+      </w:r>
+    </w:p>
+    <w:p>
+      <w:pPr>
+        <w:numPr>
+          <w:ilvl w:val="0"/>
+          <w:numId w:val="1022"/>
+        </w:numPr>
+        <w:pStyle w:val="Compact"/>
+      </w:pPr>
+      <w:r>
+        <w:rPr>
+          <w:bCs/>
+          <w:b/>
+        </w:rPr>
+        <w:t xml:space="preserve">Explosions</w:t>
+      </w:r>
+      <w:r>
+        <w:t xml:space="preserve"> </w:t>
+      </w:r>
+      <w:r>
+        <w:t xml:space="preserve">mark 1 box on everyone nearby and their full boxes at the centre; Dodge means diving clear.</w:t>
+      </w:r>
+    </w:p>
+    <w:p>
+      <w:pPr>
+        <w:numPr>
+          <w:ilvl w:val="0"/>
+          <w:numId w:val="1022"/>
+        </w:numPr>
+        <w:pStyle w:val="Compact"/>
+      </w:pPr>
+      <w:r>
+        <w:rPr>
+          <w:bCs/>
+          <w:b/>
+        </w:rPr>
+        <w:t xml:space="preserve">Stun weapons</w:t>
+      </w:r>
+      <w:r>
+        <w:t xml:space="preserve"> </w:t>
+      </w:r>
+      <w:r>
+        <w:t xml:space="preserve">(a phaser on stun) mark no box: the target rolls Body −2. On a failure they’re out for the scene; on a success, −2 on their next action (see</w:t>
+      </w:r>
+      <w:r>
+        <w:t xml:space="preserve"> </w:t>
+      </w:r>
+      <w:r>
+        <w:rPr>
+          <w:iCs/>
+          <w:i/>
+        </w:rPr>
+        <w:t xml:space="preserve">Phaser settings</w:t>
+      </w:r>
+      <w:r>
+        <w:t xml:space="preserve">).</w:t>
+      </w:r>
+    </w:p>
+    <w:p>
+      <w:pPr>
+        <w:numPr>
+          <w:ilvl w:val="0"/>
+          <w:numId w:val="1022"/>
+        </w:numPr>
+        <w:pStyle w:val="Compact"/>
+      </w:pPr>
+      <w:r>
+        <w:rPr>
+          <w:bCs/>
+          <w:b/>
+        </w:rPr>
+        <w:t xml:space="preserve">Jams.</w:t>
+      </w:r>
+      <w:r>
+        <w:t xml:space="preserve"> </w:t>
+      </w:r>
+      <w:r>
+        <w:t xml:space="preserve">Phasers and disruptors don’t jam; a primitive firearm jams on a natural 18, and clearing it takes an action.</w:t>
+      </w:r>
+    </w:p>
+    <w:bookmarkStart w:id="70" w:name="armor-toughness-and-weaknesses"/>
+    <w:p>
+      <w:pPr>
+        <w:pStyle w:val="Heading3"/>
+      </w:pPr>
+      <w:r>
+        <w:t xml:space="preserve">Armor, toughness and weaknesses</w:t>
+      </w:r>
+    </w:p>
+    <w:p>
+      <w:pPr>
+        <w:numPr>
+          <w:ilvl w:val="0"/>
+          <w:numId w:val="1023"/>
+        </w:numPr>
+        <w:pStyle w:val="Compact"/>
+      </w:pPr>
+      <w:r>
+        <w:rPr>
+          <w:bCs/>
+          <w:b/>
+        </w:rPr>
+        <w:t xml:space="preserve">Armor</w:t>
+      </w:r>
+      <w:r>
+        <w:t xml:space="preserve"> </w:t>
+      </w:r>
+      <w:r>
+        <w:t xml:space="preserve">turns some hits. A typical piece makes a hit of 2 or more boxes mark one fewer, once per fight, and says what it works against. Starfleet issues none; Klingon and Gorn soldiers sometimes wear it.</w:t>
+      </w:r>
+    </w:p>
+    <w:p>
+      <w:pPr>
+        <w:numPr>
+          <w:ilvl w:val="0"/>
+          <w:numId w:val="1023"/>
+        </w:numPr>
+        <w:pStyle w:val="Compact"/>
+      </w:pPr>
+      <w:r>
+        <w:rPr>
+          <w:bCs/>
+          <w:b/>
+        </w:rPr>
+        <w:t xml:space="preserve">Toughness.</w:t>
+      </w:r>
+      <w:r>
+        <w:t xml:space="preserve"> </w:t>
+      </w:r>
+      <w:r>
+        <w:t xml:space="preserve">A creature’s trait can say</w:t>
+      </w:r>
+      <w:r>
+        <w:t xml:space="preserve"> </w:t>
+      </w:r>
+      <w:r>
+        <w:rPr>
+          <w:iCs/>
+          <w:i/>
+        </w:rPr>
+        <w:t xml:space="preserve">hits of 1 box mark nothing</w:t>
+      </w:r>
+      <w:r>
+        <w:t xml:space="preserve"> </w:t>
+      </w:r>
+      <w:r>
+        <w:t xml:space="preserve">(a Horta, a Gorn’s hide) or</w:t>
+      </w:r>
+      <w:r>
+        <w:t xml:space="preserve"> </w:t>
+      </w:r>
+      <w:r>
+        <w:rPr>
+          <w:iCs/>
+          <w:i/>
+        </w:rPr>
+        <w:t xml:space="preserve">hits of 2 or more boxes mark one fewer</w:t>
+      </w:r>
+      <w:r>
+        <w:t xml:space="preserve">.</w:t>
+      </w:r>
+    </w:p>
+    <w:p>
+      <w:pPr>
+        <w:numPr>
+          <w:ilvl w:val="0"/>
+          <w:numId w:val="1023"/>
+        </w:numPr>
+        <w:pStyle w:val="Compact"/>
+      </w:pPr>
+      <w:r>
+        <w:rPr>
+          <w:bCs/>
+          <w:b/>
+        </w:rPr>
+        <w:t xml:space="preserve">Weaknesses.</w:t>
+      </w:r>
+      <w:r>
+        <w:t xml:space="preserve"> </w:t>
+      </w:r>
+      <w:r>
+        <w:t xml:space="preserve">What a creature is weak to marks one box more, and its toughness and armor don’t help against it.</w:t>
+      </w:r>
+      <w:r>
+        <w:t xml:space="preserve"> </w:t>
+      </w:r>
+      <w:r>
+        <w:rPr>
+          <w:iCs/>
+          <w:i/>
+        </w:rPr>
+        <w:t xml:space="preserve">Only a certain frequency marks more than 1 box</w:t>
+      </w:r>
+      <w:r>
+        <w:t xml:space="preserve"> </w:t>
+      </w:r>
+      <w:r>
+        <w:t xml:space="preserve">means everything else marks at most 1. A weakness works whoever uses it, whether or not anyone knows of it.</w:t>
       </w:r>
     </w:p>
     <w:tbl>
@@ -10207,22 +11130,42 @@
               <w:rPr>
                 <w:sz w:val="19"/>
               </w:rPr>
-              <w:t xml:space="preserve">1 for a bad fall, 2 for a long one</w:t>
-            </w:r>
-          </w:p>
-        </w:tc>
-        <w:tc>
-          <w:tcPr/>
-          <w:p>
-            <w:pPr>
-              <w:pStyle w:val="Compact"/>
-              <w:jc w:val="left"/>
-            </w:pPr>
-            <w:r>
-              <w:rPr>
-                <w:sz w:val="19"/>
-              </w:rPr>
-              <w:t xml:space="preserve">A sprain or a fracture</w:t>
+              <w:t xml:space="preserve">By height: 1 to 3, and worse (see</w:t>
+            </w:r>
+            <w:r>
+              <w:rPr>
+                <w:sz w:val="19"/>
+              </w:rPr>
+              <w:t xml:space="preserve"> </w:t>
+            </w:r>
+            <w:r>
+              <w:rPr>
+                <w:iCs/>
+                <w:i/>
+                <w:sz w:val="19"/>
+              </w:rPr>
+              <w:t xml:space="preserve">Falls, fire and foul air</w:t>
+            </w:r>
+            <w:r>
+              <w:rPr>
+                <w:sz w:val="19"/>
+              </w:rPr>
+              <w:t xml:space="preserve">)</w:t>
+            </w:r>
+          </w:p>
+        </w:tc>
+        <w:tc>
+          <w:tcPr/>
+          <w:p>
+            <w:pPr>
+              <w:pStyle w:val="Compact"/>
+              <w:jc w:val="left"/>
+            </w:pPr>
+            <w:r>
+              <w:rPr>
+                <w:sz w:val="19"/>
+              </w:rPr>
+              <w:t xml:space="preserve">A sprain, a fracture, or worse</w:t>
             </w:r>
           </w:p>
         </w:tc>
@@ -10254,8 +11197,9 @@
         <w:t xml:space="preserve">To take someone down without hurting them, use a phaser on stun, a grapple, or the Vulcan nerve pinch rather than a weapon from this list.</w:t>
       </w:r>
     </w:p>
-    <w:bookmarkEnd w:id="65"/>
-    <w:bookmarkStart w:id="66" w:name="phaser-settings"/>
+    <w:bookmarkEnd w:id="70"/>
+    <w:bookmarkEnd w:id="71"/>
+    <w:bookmarkStart w:id="72" w:name="phaser-settings"/>
     <w:p>
       <w:pPr>
         <w:pStyle w:val="Heading2"/>
@@ -10429,11 +11373,27 @@
         <w:pStyle w:val="BodyText"/>
       </w:pPr>
       <w:r>
-        <w:t xml:space="preserve">Declare the setting before firing. Stun effects do not stack; a later failed resistance roll still incapacitates the target. Unarmed strikes normally mark one box. A grapple uses an opposed Unarmed Combat contest; winning restrains the target while the hold is maintained. Escape uses an action and a new contest.</w:t>
-      </w:r>
-    </w:p>
-    <w:bookmarkEnd w:id="66"/>
-    <w:bookmarkStart w:id="67" w:name="phaser-power"/>
+        <w:t xml:space="preserve">Declare the setting before firing. Stun effects do not stack; a later failed resistance roll still incapacitates the target. Unarmed strikes normally mark one box. A grapple is an Unarmed Combat attack: a hit that pins (a telling hit, or a called shot for one) holds the target as the</w:t>
+      </w:r>
+      <w:r>
+        <w:t xml:space="preserve"> </w:t>
+      </w:r>
+      <w:r>
+        <w:rPr>
+          <w:iCs/>
+          <w:i/>
+        </w:rPr>
+        <w:t xml:space="preserve">Pin</w:t>
+      </w:r>
+      <w:r>
+        <w:t xml:space="preserve"> </w:t>
+      </w:r>
+      <w:r>
+        <w:t xml:space="preserve">effect says, and their next action goes to getting free.</w:t>
+      </w:r>
+    </w:p>
+    <w:bookmarkEnd w:id="72"/>
+    <w:bookmarkStart w:id="73" w:name="phaser-power"/>
     <w:p>
       <w:pPr>
         <w:pStyle w:val="Heading2"/>
@@ -10841,7 +11801,7 @@
       <w:pPr>
         <w:numPr>
           <w:ilvl w:val="0"/>
-          <w:numId w:val="1018"/>
+          <w:numId w:val="1024"/>
         </w:numPr>
         <w:pStyle w:val="Compact"/>
       </w:pPr>
@@ -10863,7 +11823,7 @@
       <w:pPr>
         <w:numPr>
           <w:ilvl w:val="0"/>
-          <w:numId w:val="1018"/>
+          <w:numId w:val="1024"/>
         </w:numPr>
         <w:pStyle w:val="Compact"/>
       </w:pPr>
@@ -10898,7 +11858,7 @@
       <w:pPr>
         <w:numPr>
           <w:ilvl w:val="0"/>
-          <w:numId w:val="1018"/>
+          <w:numId w:val="1024"/>
         </w:numPr>
         <w:pStyle w:val="Compact"/>
       </w:pPr>
@@ -10916,9 +11876,9 @@
         <w:t xml:space="preserve">A phaser with at least 4 power left can be set to overload: it whines for a round and explodes at the end of the next round, as an explosion (1 box to everyone nearby, 2 at the centre). The phaser is destroyed.</w:t>
       </w:r>
     </w:p>
-    <w:bookmarkEnd w:id="67"/>
-    <w:bookmarkEnd w:id="68"/>
-    <w:bookmarkStart w:id="77" w:name="medical-care"/>
+    <w:bookmarkEnd w:id="73"/>
+    <w:bookmarkEnd w:id="74"/>
+    <w:bookmarkStart w:id="83" w:name="medical-care"/>
     <w:p>
       <w:pPr>
         <w:pStyle w:val="Heading1"/>
@@ -10935,7 +11895,7 @@
         <w:t xml:space="preserve">Starfleet physicians in 2268 have advanced diagnostic scanners, potent pharmaceuticals, portable emergency equipment, and sophisticated sickbay facilities. Familiar injuries often respond quickly to treatment. Severe trauma, incompatible biology, missing supplies, and unidentified conditions still challenge an experienced doctor. The treatment values below are campaign rules inspired by the series, rather than numerical rules stated in canon.</w:t>
       </w:r>
     </w:p>
-    <w:bookmarkStart w:id="69" w:name="diagnosis-and-stabilization"/>
+    <w:bookmarkStart w:id="75" w:name="diagnosis-and-stabilization"/>
     <w:p>
       <w:pPr>
         <w:pStyle w:val="Heading2"/>
@@ -10960,8 +11920,8 @@
         <w:t xml:space="preserve">Emergency stabilization takes one action and a successful Medicine roll with a medical kit. It prevents deterioration from the treated injury while the patient is protected from further harm, and it ends Dying. Stabilization alone removes no injury boxes. A patient at three boxes remains incapacitated until treatment clears a box.</w:t>
       </w:r>
     </w:p>
-    <w:bookmarkEnd w:id="69"/>
-    <w:bookmarkStart w:id="70" w:name="field-treatment"/>
+    <w:bookmarkEnd w:id="75"/>
+    <w:bookmarkStart w:id="76" w:name="field-treatment"/>
     <w:p>
       <w:pPr>
         <w:pStyle w:val="Heading2"/>
@@ -10978,8 +11938,8 @@
         <w:t xml:space="preserve">With a medical kit and several uninterrupted minutes, successful Medicine removes one injury box. Success by 5 or more removes two.</w:t>
       </w:r>
     </w:p>
-    <w:bookmarkEnd w:id="70"/>
-    <w:bookmarkStart w:id="71" w:name="sickbay-treatment"/>
+    <w:bookmarkEnd w:id="76"/>
+    <w:bookmarkStart w:id="77" w:name="sickbay-treatment"/>
     <w:p>
       <w:pPr>
         <w:pStyle w:val="Heading2"/>
@@ -11004,8 +11964,8 @@
         <w:t xml:space="preserve">Removing injury boxes removes their associated penalties, but major organ damage, severe burns, and complex internal trauma can still require a procedure and recovery period set by the GM. The physician determines whether the patient is fit for duty. Pain suppression does not itself heal an injury. Stun normally wears off at the end of the scene; prolonged unconsciousness requires assessment.</w:t>
       </w:r>
     </w:p>
-    <w:bookmarkEnd w:id="71"/>
-    <w:bookmarkStart w:id="72" w:name="treatment-attempts"/>
+    <w:bookmarkEnd w:id="77"/>
+    <w:bookmarkStart w:id="78" w:name="treatment-attempts"/>
     <w:p>
       <w:pPr>
         <w:pStyle w:val="Heading2"/>
@@ -11026,7 +11986,7 @@
       <w:pPr>
         <w:numPr>
           <w:ilvl w:val="0"/>
-          <w:numId w:val="1019"/>
+          <w:numId w:val="1025"/>
         </w:numPr>
         <w:pStyle w:val="Compact"/>
       </w:pPr>
@@ -11048,7 +12008,7 @@
       <w:pPr>
         <w:numPr>
           <w:ilvl w:val="0"/>
-          <w:numId w:val="1019"/>
+          <w:numId w:val="1025"/>
         </w:numPr>
         <w:pStyle w:val="Compact"/>
       </w:pPr>
@@ -11070,7 +12030,7 @@
       <w:pPr>
         <w:numPr>
           <w:ilvl w:val="0"/>
-          <w:numId w:val="1019"/>
+          <w:numId w:val="1025"/>
         </w:numPr>
         <w:pStyle w:val="Compact"/>
       </w:pPr>
@@ -11092,7 +12052,7 @@
       <w:pPr>
         <w:numPr>
           <w:ilvl w:val="0"/>
-          <w:numId w:val="1019"/>
+          <w:numId w:val="1025"/>
         </w:numPr>
         <w:pStyle w:val="Compact"/>
       </w:pPr>
@@ -11110,8 +12070,8 @@
         <w:t xml:space="preserve">Stabilizing a Dying patient is never limited by these attempts and never removes boxes.</w:t>
       </w:r>
     </w:p>
-    <w:bookmarkEnd w:id="72"/>
-    <w:bookmarkStart w:id="73" w:name="natural-recovery"/>
+    <w:bookmarkEnd w:id="78"/>
+    <w:bookmarkStart w:id="79" w:name="natural-recovery"/>
     <w:p>
       <w:pPr>
         <w:pStyle w:val="Heading2"/>
@@ -11292,7 +12252,7 @@
       <w:pPr>
         <w:numPr>
           <w:ilvl w:val="0"/>
-          <w:numId w:val="1020"/>
+          <w:numId w:val="1026"/>
         </w:numPr>
         <w:pStyle w:val="Compact"/>
       </w:pPr>
@@ -11314,7 +12274,7 @@
       <w:pPr>
         <w:numPr>
           <w:ilvl w:val="0"/>
-          <w:numId w:val="1020"/>
+          <w:numId w:val="1026"/>
         </w:numPr>
         <w:pStyle w:val="Compact"/>
       </w:pPr>
@@ -11336,7 +12296,7 @@
       <w:pPr>
         <w:numPr>
           <w:ilvl w:val="0"/>
-          <w:numId w:val="1020"/>
+          <w:numId w:val="1026"/>
         </w:numPr>
         <w:pStyle w:val="Compact"/>
       </w:pPr>
@@ -11358,7 +12318,7 @@
       <w:pPr>
         <w:numPr>
           <w:ilvl w:val="0"/>
-          <w:numId w:val="1020"/>
+          <w:numId w:val="1026"/>
         </w:numPr>
         <w:pStyle w:val="Compact"/>
       </w:pPr>
@@ -11394,8 +12354,8 @@
         <w:t xml:space="preserve">Ensign Reyes ends a mission Seriously wounded (two boxes). Sickbay is busy with worse cases, so Reyes rests in quarters: three days clear the first box and one more day the second, and Reyes is back on duty on the fifth day.</w:t>
       </w:r>
     </w:p>
-    <w:bookmarkEnd w:id="73"/>
-    <w:bookmarkStart w:id="74" w:name="alien-medicine-and-limits"/>
+    <w:bookmarkEnd w:id="79"/>
+    <w:bookmarkStart w:id="80" w:name="alien-medicine-and-limits"/>
     <w:p>
       <w:pPr>
         <w:pStyle w:val="Heading2"/>
@@ -11420,8 +12380,8 @@
         <w:t xml:space="preserve">Crew of other species may need care suited to their biology. An Alien Physiology Specialist, or a physician with access to the right species data, keeps that care from becoming guesswork.</w:t>
       </w:r>
     </w:p>
-    <w:bookmarkEnd w:id="74"/>
-    <w:bookmarkStart w:id="76" w:name="examples-from-the-original-series"/>
+    <w:bookmarkEnd w:id="80"/>
+    <w:bookmarkStart w:id="82" w:name="examples-from-the-original-series"/>
     <w:p>
       <w:pPr>
         <w:pStyle w:val="Heading2"/>
@@ -11520,7 +12480,7 @@
       <w:r>
         <w:t xml:space="preserve"> </w:t>
       </w:r>
-      <w:hyperlink r:id="rId75">
+      <w:hyperlink r:id="rId81">
         <w:r>
           <w:rPr>
             <w:rStyle w:val="Hyperlink"/>
@@ -11529,9 +12489,9 @@
         </w:r>
       </w:hyperlink>
     </w:p>
-    <w:bookmarkEnd w:id="76"/>
-    <w:bookmarkEnd w:id="77"/>
-    <w:bookmarkStart w:id="86" w:name="duty-points-and-bridge-duty"/>
+    <w:bookmarkEnd w:id="82"/>
+    <w:bookmarkEnd w:id="83"/>
+    <w:bookmarkStart w:id="93" w:name="duty-points-and-bridge-duty"/>
     <w:p>
       <w:pPr>
         <w:pStyle w:val="Heading1"/>
@@ -11540,7 +12500,7 @@
         <w:t xml:space="preserve">Duty points and bridge duty</w:t>
       </w:r>
     </w:p>
-    <w:bookmarkStart w:id="78" w:name="using-duty-points"/>
+    <w:bookmarkStart w:id="84" w:name="using-duty-points"/>
     <w:p>
       <w:pPr>
         <w:pStyle w:val="Heading2"/>
@@ -11776,8 +12736,97 @@
         <w:t xml:space="preserve">your curiosity tempts you to remain beside an anomaly while the team withdraws. If you accept the resulting separation and danger, the GM awards one Duty point. The point does not remove that danger.</w:t>
       </w:r>
     </w:p>
-    <w:bookmarkEnd w:id="78"/>
-    <w:bookmarkStart w:id="80" w:name="working-on-the-bridge"/>
+    <w:bookmarkEnd w:id="84"/>
+    <w:bookmarkStart w:id="85" w:name="tracks"/>
+    <w:p>
+      <w:pPr>
+        <w:pStyle w:val="Heading2"/>
+      </w:pPr>
+      <w:r>
+        <w:t xml:space="preserve">Tracks</w:t>
+      </w:r>
+    </w:p>
+    <w:p>
+      <w:pPr>
+        <w:pStyle w:val="FirstParagraph"/>
+      </w:pPr>
+      <w:r>
+        <w:t xml:space="preserve">A track is a row of boxes that fills as consequences catch up with you, and each box means something. The crew shares the</w:t>
+      </w:r>
+      <w:r>
+        <w:t xml:space="preserve"> </w:t>
+      </w:r>
+      <w:r>
+        <w:rPr>
+          <w:bCs/>
+          <w:b/>
+        </w:rPr>
+        <w:t xml:space="preserve">Starfleet Command</w:t>
+      </w:r>
+      <w:r>
+        <w:t xml:space="preserve"> </w:t>
+      </w:r>
+      <w:r>
+        <w:t xml:space="preserve">track (see</w:t>
+      </w:r>
+      <w:r>
+        <w:t xml:space="preserve"> </w:t>
+      </w:r>
+      <w:r>
+        <w:rPr>
+          <w:iCs/>
+          <w:i/>
+        </w:rPr>
+        <w:t xml:space="preserve">Library records</w:t>
+      </w:r>
+      <w:r>
+        <w:t xml:space="preserve">), and the ship has its own:</w:t>
+      </w:r>
+      <w:r>
+        <w:t xml:space="preserve"> </w:t>
+      </w:r>
+      <w:r>
+        <w:rPr>
+          <w:bCs/>
+          <w:b/>
+        </w:rPr>
+        <w:t xml:space="preserve">Shields</w:t>
+      </w:r>
+      <w:r>
+        <w:t xml:space="preserve">,</w:t>
+      </w:r>
+      <w:r>
+        <w:t xml:space="preserve"> </w:t>
+      </w:r>
+      <w:r>
+        <w:rPr>
+          <w:bCs/>
+          <w:b/>
+        </w:rPr>
+        <w:t xml:space="preserve">Hull</w:t>
+      </w:r>
+      <w:r>
+        <w:t xml:space="preserve"> </w:t>
+      </w:r>
+      <w:r>
+        <w:t xml:space="preserve">and its systems (see</w:t>
+      </w:r>
+      <w:r>
+        <w:t xml:space="preserve"> </w:t>
+      </w:r>
+      <w:r>
+        <w:rPr>
+          <w:iCs/>
+          <w:i/>
+        </w:rPr>
+        <w:t xml:space="preserve">The USS Pelion</w:t>
+      </w:r>
+      <w:r>
+        <w:t xml:space="preserve">). Deeds, a success at a cost or a failed investigation mark them; a settled inquiry or a starbase’s repairs clear them.</w:t>
+      </w:r>
+    </w:p>
+    <w:bookmarkEnd w:id="85"/>
+    <w:bookmarkStart w:id="87" w:name="working-on-the-bridge"/>
     <w:p>
       <w:pPr>
         <w:pStyle w:val="Heading2"/>
@@ -12086,7 +13135,7 @@
         </w:tc>
       </w:tr>
     </w:tbl>
-    <w:bookmarkStart w:id="79" w:name="the-captains-orders"/>
+    <w:bookmarkStart w:id="86" w:name="the-captains-orders"/>
     <w:p>
       <w:pPr>
         <w:pStyle w:val="Heading3"/>
@@ -12383,9 +13432,9 @@
         <w:t xml:space="preserve">A captain who takes an order doesn’t also work a station that exchange. Commanding well is the job.</w:t>
       </w:r>
     </w:p>
-    <w:bookmarkEnd w:id="79"/>
-    <w:bookmarkEnd w:id="80"/>
-    <w:bookmarkStart w:id="84" w:name="the-uss-pelion"/>
+    <w:bookmarkEnd w:id="86"/>
+    <w:bookmarkEnd w:id="87"/>
+    <w:bookmarkStart w:id="91" w:name="the-uss-pelion"/>
     <w:p>
       <w:pPr>
         <w:pStyle w:val="Heading2"/>
@@ -12945,7 +13994,7 @@
         <w:t xml:space="preserve">for ship weapons, against the enemy ship’s own tracks, which the GM keeps the same way.</w:t>
       </w:r>
     </w:p>
-    <w:bookmarkStart w:id="81" w:name="ship-registry"/>
+    <w:bookmarkStart w:id="88" w:name="ship-registry"/>
     <w:p>
       <w:pPr>
         <w:pStyle w:val="Heading3"/>
@@ -14725,7 +15774,7 @@
       <w:pPr>
         <w:numPr>
           <w:ilvl w:val="0"/>
-          <w:numId w:val="1021"/>
+          <w:numId w:val="1027"/>
         </w:numPr>
         <w:pStyle w:val="Compact"/>
       </w:pPr>
@@ -14747,7 +15796,7 @@
       <w:pPr>
         <w:numPr>
           <w:ilvl w:val="0"/>
-          <w:numId w:val="1021"/>
+          <w:numId w:val="1027"/>
         </w:numPr>
         <w:pStyle w:val="Compact"/>
       </w:pPr>
@@ -14769,7 +15818,7 @@
       <w:pPr>
         <w:numPr>
           <w:ilvl w:val="0"/>
-          <w:numId w:val="1021"/>
+          <w:numId w:val="1027"/>
         </w:numPr>
         <w:pStyle w:val="Compact"/>
       </w:pPr>
@@ -14791,7 +15840,7 @@
       <w:pPr>
         <w:numPr>
           <w:ilvl w:val="0"/>
-          <w:numId w:val="1021"/>
+          <w:numId w:val="1027"/>
         </w:numPr>
         <w:pStyle w:val="Compact"/>
       </w:pPr>
@@ -14813,7 +15862,7 @@
       <w:pPr>
         <w:numPr>
           <w:ilvl w:val="0"/>
-          <w:numId w:val="1021"/>
+          <w:numId w:val="1027"/>
         </w:numPr>
         <w:pStyle w:val="Compact"/>
       </w:pPr>
@@ -15090,8 +16139,8 @@
         </w:tc>
       </w:tr>
     </w:tbl>
-    <w:bookmarkEnd w:id="81"/>
-    <w:bookmarkStart w:id="82" w:name="concussive-system-damage"/>
+    <w:bookmarkEnd w:id="88"/>
+    <w:bookmarkStart w:id="89" w:name="concussive-system-damage"/>
     <w:p>
       <w:pPr>
         <w:pStyle w:val="Heading3"/>
@@ -15790,8 +16839,8 @@
         </w:tc>
       </w:tr>
     </w:tbl>
-    <w:bookmarkEnd w:id="82"/>
-    <w:bookmarkStart w:id="83" w:name="range-in-space"/>
+    <w:bookmarkEnd w:id="89"/>
+    <w:bookmarkStart w:id="90" w:name="range-in-space"/>
     <w:p>
       <w:pPr>
         <w:pStyle w:val="Heading3"/>
@@ -16695,9 +17744,9 @@
         </w:tc>
       </w:tr>
     </w:tbl>
-    <w:bookmarkEnd w:id="83"/>
-    <w:bookmarkEnd w:id="84"/>
-    <w:bookmarkStart w:id="85" w:name="advancement"/>
+    <w:bookmarkEnd w:id="90"/>
+    <w:bookmarkEnd w:id="91"/>
+    <w:bookmarkStart w:id="92" w:name="advancement"/>
     <w:p>
       <w:pPr>
         <w:pStyle w:val="Heading2"/>
@@ -16734,7 +17783,7 @@
       <w:pPr>
         <w:numPr>
           <w:ilvl w:val="0"/>
-          <w:numId w:val="1022"/>
+          <w:numId w:val="1028"/>
         </w:numPr>
         <w:pStyle w:val="Compact"/>
       </w:pPr>
@@ -16795,7 +17844,7 @@
       <w:pPr>
         <w:numPr>
           <w:ilvl w:val="0"/>
-          <w:numId w:val="1022"/>
+          <w:numId w:val="1028"/>
         </w:numPr>
         <w:pStyle w:val="Compact"/>
       </w:pPr>
@@ -17141,9 +18190,9 @@
         <w:t xml:space="preserve">Species changes still need a separate agreement with the GM. The creator keeps the ledger: award points in the advancement box under the skills (or from the Captain’s log), then spend them there.</w:t>
       </w:r>
     </w:p>
-    <w:bookmarkEnd w:id="85"/>
-    <w:bookmarkEnd w:id="86"/>
-    <w:bookmarkStart w:id="88" w:name="running-missions"/>
+    <w:bookmarkEnd w:id="92"/>
+    <w:bookmarkEnd w:id="93"/>
+    <w:bookmarkStart w:id="95" w:name="running-missions"/>
     <w:p>
       <w:pPr>
         <w:pStyle w:val="Heading1"/>
@@ -17152,7 +18201,7 @@
         <w:t xml:space="preserve">Running missions</w:t>
       </w:r>
     </w:p>
-    <w:bookmarkStart w:id="87" w:name="captains-log"/>
+    <w:bookmarkStart w:id="94" w:name="captains-log"/>
     <w:p>
       <w:pPr>
         <w:pStyle w:val="Heading2"/>
@@ -17167,1086 +18216,6 @@
       </w:pPr>
       <w:r>
         <w:t xml:space="preserve">End each mission with a short log, written together:</w:t>
-      </w:r>
-    </w:p>
-    <w:p>
-      <w:pPr>
-        <w:numPr>
-          <w:ilvl w:val="0"/>
-          <w:numId w:val="1023"/>
-        </w:numPr>
-        <w:pStyle w:val="Compact"/>
-      </w:pPr>
-      <w:r>
-        <w:rPr>
-          <w:bCs/>
-          <w:b/>
-        </w:rPr>
-        <w:t xml:space="preserve">The mission.</w:t>
-      </w:r>
-      <w:r>
-        <w:t xml:space="preserve"> </w:t>
-      </w:r>
-      <w:r>
-        <w:t xml:space="preserve">What were we sent to do, and did we do it: completed, partly, or failed?</w:t>
-      </w:r>
-    </w:p>
-    <w:p>
-      <w:pPr>
-        <w:numPr>
-          <w:ilvl w:val="0"/>
-          <w:numId w:val="1023"/>
-        </w:numPr>
-        <w:pStyle w:val="Compact"/>
-      </w:pPr>
-      <w:r>
-        <w:rPr>
-          <w:bCs/>
-          <w:b/>
-        </w:rPr>
-        <w:t xml:space="preserve">Who stood out?</w:t>
-      </w:r>
-      <w:r>
-        <w:t xml:space="preserve"> </w:t>
-      </w:r>
-      <w:r>
-        <w:t xml:space="preserve">Name a commendation, or a moment worth remembering.</w:t>
-      </w:r>
-    </w:p>
-    <w:p>
-      <w:pPr>
-        <w:numPr>
-          <w:ilvl w:val="0"/>
-          <w:numId w:val="1023"/>
-        </w:numPr>
-        <w:pStyle w:val="Compact"/>
-      </w:pPr>
-      <w:r>
-        <w:rPr>
-          <w:bCs/>
-          <w:b/>
-        </w:rPr>
-        <w:t xml:space="preserve">Complications.</w:t>
-      </w:r>
-      <w:r>
-        <w:t xml:space="preserve"> </w:t>
-      </w:r>
-      <w:r>
-        <w:t xml:space="preserve">Which ones came into play, and what did they cost?</w:t>
-      </w:r>
-    </w:p>
-    <w:p>
-      <w:pPr>
-        <w:numPr>
-          <w:ilvl w:val="0"/>
-          <w:numId w:val="1023"/>
-        </w:numPr>
-        <w:pStyle w:val="Compact"/>
-      </w:pPr>
-      <w:r>
-        <w:rPr>
-          <w:bCs/>
-          <w:b/>
-        </w:rPr>
-        <w:t xml:space="preserve">What changed?</w:t>
-      </w:r>
-      <w:r>
-        <w:t xml:space="preserve"> </w:t>
-      </w:r>
-      <w:r>
-        <w:t xml:space="preserve">Damage to the ship, new allies or enemies, open threads for next time.</w:t>
-      </w:r>
-    </w:p>
-    <w:p>
-      <w:pPr>
-        <w:numPr>
-          <w:ilvl w:val="0"/>
-          <w:numId w:val="1023"/>
-        </w:numPr>
-        <w:pStyle w:val="Compact"/>
-      </w:pPr>
-      <w:r>
-        <w:rPr>
-          <w:bCs/>
-          <w:b/>
-        </w:rPr>
-        <w:t xml:space="preserve">Advancement.</w:t>
-      </w:r>
-      <w:r>
-        <w:t xml:space="preserve"> </w:t>
-      </w:r>
-      <w:r>
-        <w:t xml:space="preserve">After a significant mission, the GM may authorize one skill step for each crew member (Untrained to Trained, or Trained to Specialty), or a revision of an advantage or complication.</w:t>
-      </w:r>
-    </w:p>
-    <w:p>
-      <w:pPr>
-        <w:pStyle w:val="FirstParagraph"/>
-      </w:pPr>
-      <w:r>
-        <w:t xml:space="preserve">The creator’s GM view keeps the log, applies each crew member’s advancement to the GM’s copy, and saves both with the crew file. Players record an approved advancement on their own sheet under Step 3, so their character still passes the checklist.</w:t>
-      </w:r>
-    </w:p>
-    <w:bookmarkEnd w:id="87"/>
-    <w:bookmarkEnd w:id="88"/>
-    <w:bookmarkStart w:id="95" w:name="ready-made-crew"/>
-    <w:p>
-      <w:pPr>
-        <w:pStyle w:val="Heading1"/>
-      </w:pPr>
-      <w:r>
-        <w:t xml:space="preserve">Ready-made crew</w:t>
-      </w:r>
-    </w:p>
-    <w:p>
-      <w:pPr>
-        <w:pStyle w:val="FirstParagraph"/>
-      </w:pPr>
-      <w:r>
-        <w:t xml:space="preserve">Six crew members ready to play, for one-shots, new players, or a crew in a hurry. Each follows the creation rules exactly, and their connections tie them to one another. In the creator, choose</w:t>
-      </w:r>
-      <w:r>
-        <w:t xml:space="preserve"> </w:t>
-      </w:r>
-      <w:r>
-        <w:rPr>
-          <w:bCs/>
-          <w:b/>
-        </w:rPr>
-        <w:t xml:space="preserve">Load a ready-made crew member</w:t>
-      </w:r>
-      <w:r>
-        <w:t xml:space="preserve"> </w:t>
-      </w:r>
-      <w:r>
-        <w:t xml:space="preserve">to open one and make it your own.</w:t>
-      </w:r>
-    </w:p>
-    <w:bookmarkStart w:id="89" w:name="thelan-shvari"/>
-    <w:p>
-      <w:pPr>
-        <w:pStyle w:val="Heading2"/>
-      </w:pPr>
-      <w:r>
-        <w:t xml:space="preserve">Thelan sh’Vari</w:t>
-      </w:r>
-    </w:p>
-    <w:p>
-      <w:pPr>
-        <w:pStyle w:val="FirstParagraph"/>
-      </w:pPr>
-      <w:r>
-        <w:rPr>
-          <w:iCs/>
-          <w:i/>
-        </w:rPr>
-        <w:t xml:space="preserve">Lieutenant Commander, Command. Andorian.</w:t>
-      </w:r>
-      <w:r>
-        <w:t xml:space="preserve"> </w:t>
-      </w:r>
-      <w:r>
-        <w:t xml:space="preserve">First officer: keeps the crew moving when the captain’s plan meets reality, and keeps the captain honest.</w:t>
-      </w:r>
-    </w:p>
-    <w:p>
-      <w:pPr>
-        <w:numPr>
-          <w:ilvl w:val="0"/>
-          <w:numId w:val="1024"/>
-        </w:numPr>
-        <w:pStyle w:val="Compact"/>
-      </w:pPr>
-      <w:r>
-        <w:rPr>
-          <w:bCs/>
-          <w:b/>
-        </w:rPr>
-        <w:t xml:space="preserve">Attributes:</w:t>
-      </w:r>
-      <w:r>
-        <w:t xml:space="preserve"> </w:t>
-      </w:r>
-      <w:r>
-        <w:t xml:space="preserve">Body 10, Agility 12, Intellect 10, Presence 13, Will 10.</w:t>
-      </w:r>
-      <w:r>
-        <w:t xml:space="preserve"> </w:t>
-      </w:r>
-      <w:r>
-        <w:rPr>
-          <w:bCs/>
-          <w:b/>
-        </w:rPr>
-        <w:t xml:space="preserve">Dodge</w:t>
-      </w:r>
-      <w:r>
-        <w:t xml:space="preserve"> </w:t>
-      </w:r>
-      <w:r>
-        <w:t xml:space="preserve">11,</w:t>
-      </w:r>
-      <w:r>
-        <w:t xml:space="preserve"> </w:t>
-      </w:r>
-      <w:r>
-        <w:rPr>
-          <w:bCs/>
-          <w:b/>
-        </w:rPr>
-        <w:t xml:space="preserve">Move</w:t>
-      </w:r>
-      <w:r>
-        <w:t xml:space="preserve"> </w:t>
-      </w:r>
-      <w:r>
-        <w:t xml:space="preserve">7 yd.</w:t>
-      </w:r>
-    </w:p>
-    <w:p>
-      <w:pPr>
-        <w:numPr>
-          <w:ilvl w:val="0"/>
-          <w:numId w:val="1024"/>
-        </w:numPr>
-        <w:pStyle w:val="Compact"/>
-      </w:pPr>
-      <w:r>
-        <w:rPr>
-          <w:bCs/>
-          <w:b/>
-        </w:rPr>
-        <w:t xml:space="preserve">Skills:</w:t>
-      </w:r>
-      <w:r>
-        <w:t xml:space="preserve"> </w:t>
-      </w:r>
-      <w:r>
-        <w:t xml:space="preserve">Leadership 16 (Specialty). Trained: Diplomacy 14, Helm 13, Phasers 13, Unarmed Combat 13, Navigation 11, Psychology 11, Athletics 11, Sensors 11, Communications 11.</w:t>
-      </w:r>
-    </w:p>
-    <w:p>
-      <w:pPr>
-        <w:numPr>
-          <w:ilvl w:val="0"/>
-          <w:numId w:val="1024"/>
-        </w:numPr>
-        <w:pStyle w:val="Compact"/>
-      </w:pPr>
-      <w:r>
-        <w:rPr>
-          <w:bCs/>
-          <w:b/>
-        </w:rPr>
-        <w:t xml:space="preserve">Advantage:</w:t>
-      </w:r>
-      <w:r>
-        <w:t xml:space="preserve"> </w:t>
-      </w:r>
-      <w:r>
-        <w:t xml:space="preserve">Crisis Leader.</w:t>
-      </w:r>
-      <w:r>
-        <w:t xml:space="preserve"> </w:t>
-      </w:r>
-      <w:r>
-        <w:rPr>
-          <w:bCs/>
-          <w:b/>
-        </w:rPr>
-        <w:t xml:space="preserve">Complication:</w:t>
-      </w:r>
-      <w:r>
-        <w:t xml:space="preserve"> </w:t>
-      </w:r>
-      <w:r>
-        <w:t xml:space="preserve">Reputation to Uphold; trigger: someone questions your competence in front of others.</w:t>
-      </w:r>
-    </w:p>
-    <w:p>
-      <w:pPr>
-        <w:numPr>
-          <w:ilvl w:val="0"/>
-          <w:numId w:val="1024"/>
-        </w:numPr>
-        <w:pStyle w:val="Compact"/>
-      </w:pPr>
-      <w:r>
-        <w:rPr>
-          <w:bCs/>
-          <w:b/>
-        </w:rPr>
-        <w:t xml:space="preserve">Why I serve:</w:t>
-      </w:r>
-      <w:r>
-        <w:t xml:space="preserve"> </w:t>
-      </w:r>
-      <w:r>
-        <w:t xml:space="preserve">Starfleet runs in my family, and I mean to live up to the name.</w:t>
-      </w:r>
-      <w:r>
-        <w:t xml:space="preserve"> </w:t>
-      </w:r>
-      <w:r>
-        <w:rPr>
-          <w:bCs/>
-          <w:b/>
-        </w:rPr>
-        <w:t xml:space="preserve">Connection:</w:t>
-      </w:r>
-      <w:r>
-        <w:t xml:space="preserve"> </w:t>
-      </w:r>
-      <w:r>
-        <w:t xml:space="preserve">Took Yeoman Rrinn under their wing when Rrinn first came aboard.</w:t>
-      </w:r>
-    </w:p>
-    <w:bookmarkEnd w:id="89"/>
-    <w:bookmarkStart w:id="90" w:name="sevek"/>
-    <w:p>
-      <w:pPr>
-        <w:pStyle w:val="Heading2"/>
-      </w:pPr>
-      <w:r>
-        <w:t xml:space="preserve">Sevek</w:t>
-      </w:r>
-    </w:p>
-    <w:p>
-      <w:pPr>
-        <w:pStyle w:val="FirstParagraph"/>
-      </w:pPr>
-      <w:r>
-        <w:rPr>
-          <w:iCs/>
-          <w:i/>
-        </w:rPr>
-        <w:t xml:space="preserve">Lieutenant, Science. Vulcan.</w:t>
-      </w:r>
-      <w:r>
-        <w:t xml:space="preserve"> </w:t>
-      </w:r>
-      <w:r>
-        <w:t xml:space="preserve">Ship’s sciences officer: reads the anomaly, names the risk, and calculates the odds no one asked for.</w:t>
-      </w:r>
-    </w:p>
-    <w:p>
-      <w:pPr>
-        <w:numPr>
-          <w:ilvl w:val="0"/>
-          <w:numId w:val="1025"/>
-        </w:numPr>
-        <w:pStyle w:val="Compact"/>
-      </w:pPr>
-      <w:r>
-        <w:rPr>
-          <w:bCs/>
-          <w:b/>
-        </w:rPr>
-        <w:t xml:space="preserve">Attributes:</w:t>
-      </w:r>
-      <w:r>
-        <w:t xml:space="preserve"> </w:t>
-      </w:r>
-      <w:r>
-        <w:t xml:space="preserve">Body 11, Agility 11, Intellect 13, Presence 8, Will 12.</w:t>
-      </w:r>
-      <w:r>
-        <w:t xml:space="preserve"> </w:t>
-      </w:r>
-      <w:r>
-        <w:rPr>
-          <w:bCs/>
-          <w:b/>
-        </w:rPr>
-        <w:t xml:space="preserve">Dodge</w:t>
-      </w:r>
-      <w:r>
-        <w:t xml:space="preserve"> </w:t>
-      </w:r>
-      <w:r>
-        <w:t xml:space="preserve">10,</w:t>
-      </w:r>
-      <w:r>
-        <w:t xml:space="preserve"> </w:t>
-      </w:r>
-      <w:r>
-        <w:rPr>
-          <w:bCs/>
-          <w:b/>
-        </w:rPr>
-        <w:t xml:space="preserve">Move</w:t>
-      </w:r>
-      <w:r>
-        <w:t xml:space="preserve"> </w:t>
-      </w:r>
-      <w:r>
-        <w:t xml:space="preserve">7 yd.</w:t>
-      </w:r>
-    </w:p>
-    <w:p>
-      <w:pPr>
-        <w:numPr>
-          <w:ilvl w:val="0"/>
-          <w:numId w:val="1025"/>
-        </w:numPr>
-        <w:pStyle w:val="Compact"/>
-      </w:pPr>
-      <w:r>
-        <w:rPr>
-          <w:bCs/>
-          <w:b/>
-        </w:rPr>
-        <w:t xml:space="preserve">Skills:</w:t>
-      </w:r>
-      <w:r>
-        <w:t xml:space="preserve"> </w:t>
-      </w:r>
-      <w:r>
-        <w:t xml:space="preserve">Physical Sciences 16 (Specialty). Trained: Sensors 14, Computers 14, Life Sciences 14, Navigation 14, Engineering 14, Electronics 14, Psychology 14, Unarmed Combat 12, Athletics 12.</w:t>
-      </w:r>
-    </w:p>
-    <w:p>
-      <w:pPr>
-        <w:numPr>
-          <w:ilvl w:val="0"/>
-          <w:numId w:val="1025"/>
-        </w:numPr>
-        <w:pStyle w:val="Compact"/>
-      </w:pPr>
-      <w:r>
-        <w:rPr>
-          <w:bCs/>
-          <w:b/>
-        </w:rPr>
-        <w:t xml:space="preserve">Advantage:</w:t>
-      </w:r>
-      <w:r>
-        <w:t xml:space="preserve"> </w:t>
-      </w:r>
-      <w:r>
-        <w:t xml:space="preserve">Eidetic Recall (species; companion: Suppressed Emotion).</w:t>
-      </w:r>
-      <w:r>
-        <w:t xml:space="preserve"> </w:t>
-      </w:r>
-      <w:r>
-        <w:rPr>
-          <w:bCs/>
-          <w:b/>
-        </w:rPr>
-        <w:t xml:space="preserve">Complication:</w:t>
-      </w:r>
-      <w:r>
-        <w:t xml:space="preserve"> </w:t>
-      </w:r>
-      <w:r>
-        <w:t xml:space="preserve">Cannot Leave a Mystery Alone; trigger: sensor data that contradicts known science.</w:t>
-      </w:r>
-    </w:p>
-    <w:p>
-      <w:pPr>
-        <w:numPr>
-          <w:ilvl w:val="0"/>
-          <w:numId w:val="1025"/>
-        </w:numPr>
-        <w:pStyle w:val="Compact"/>
-      </w:pPr>
-      <w:r>
-        <w:rPr>
-          <w:bCs/>
-          <w:b/>
-        </w:rPr>
-        <w:t xml:space="preserve">Why I serve:</w:t>
-      </w:r>
-      <w:r>
-        <w:t xml:space="preserve"> </w:t>
-      </w:r>
-      <w:r>
-        <w:t xml:space="preserve">The best laboratory in the galaxy is a starship on the frontier.</w:t>
-      </w:r>
-      <w:r>
-        <w:t xml:space="preserve"> </w:t>
-      </w:r>
-      <w:r>
-        <w:rPr>
-          <w:bCs/>
-          <w:b/>
-        </w:rPr>
-        <w:t xml:space="preserve">Connection:</w:t>
-      </w:r>
-      <w:r>
-        <w:t xml:space="preserve"> </w:t>
-      </w:r>
-      <w:r>
-        <w:t xml:space="preserve">Friendly rivals with Lt. Grath: they argue every engineering theory, and both enjoy it.</w:t>
-      </w:r>
-    </w:p>
-    <w:bookmarkEnd w:id="90"/>
-    <w:bookmarkStart w:id="91" w:name="dr.-vessik"/>
-    <w:p>
-      <w:pPr>
-        <w:pStyle w:val="Heading2"/>
-      </w:pPr>
-      <w:r>
-        <w:t xml:space="preserve">Dr. Vessik</w:t>
-      </w:r>
-    </w:p>
-    <w:p>
-      <w:pPr>
-        <w:pStyle w:val="FirstParagraph"/>
-      </w:pPr>
-      <w:r>
-        <w:rPr>
-          <w:iCs/>
-          <w:i/>
-        </w:rPr>
-        <w:t xml:space="preserve">Lieutenant Commander, Medical. Denobulan.</w:t>
-      </w:r>
-      <w:r>
-        <w:t xml:space="preserve"> </w:t>
-      </w:r>
-      <w:r>
-        <w:t xml:space="preserve">Chief medical officer: patches up the crew, argues with the captain, and keeps an alarming menagerie of medicinal creatures in sickbay.</w:t>
-      </w:r>
-    </w:p>
-    <w:p>
-      <w:pPr>
-        <w:numPr>
-          <w:ilvl w:val="0"/>
-          <w:numId w:val="1026"/>
-        </w:numPr>
-        <w:pStyle w:val="Compact"/>
-      </w:pPr>
-      <w:r>
-        <w:rPr>
-          <w:bCs/>
-          <w:b/>
-        </w:rPr>
-        <w:t xml:space="preserve">Attributes:</w:t>
-      </w:r>
-      <w:r>
-        <w:t xml:space="preserve"> </w:t>
-      </w:r>
-      <w:r>
-        <w:t xml:space="preserve">Body 9, Agility 9, Intellect 13, Presence 12, Will 12.</w:t>
-      </w:r>
-      <w:r>
-        <w:t xml:space="preserve"> </w:t>
-      </w:r>
-      <w:r>
-        <w:rPr>
-          <w:bCs/>
-          <w:b/>
-        </w:rPr>
-        <w:t xml:space="preserve">Dodge</w:t>
-      </w:r>
-      <w:r>
-        <w:t xml:space="preserve"> </w:t>
-      </w:r>
-      <w:r>
-        <w:t xml:space="preserve">7,</w:t>
-      </w:r>
-      <w:r>
-        <w:t xml:space="preserve"> </w:t>
-      </w:r>
-      <w:r>
-        <w:rPr>
-          <w:bCs/>
-          <w:b/>
-        </w:rPr>
-        <w:t xml:space="preserve">Move</w:t>
-      </w:r>
-      <w:r>
-        <w:t xml:space="preserve"> </w:t>
-      </w:r>
-      <w:r>
-        <w:t xml:space="preserve">5 yd.</w:t>
-      </w:r>
-    </w:p>
-    <w:p>
-      <w:pPr>
-        <w:numPr>
-          <w:ilvl w:val="0"/>
-          <w:numId w:val="1026"/>
-        </w:numPr>
-        <w:pStyle w:val="Compact"/>
-      </w:pPr>
-      <w:r>
-        <w:rPr>
-          <w:bCs/>
-          <w:b/>
-        </w:rPr>
-        <w:t xml:space="preserve">Skills:</w:t>
-      </w:r>
-      <w:r>
-        <w:t xml:space="preserve"> </w:t>
-      </w:r>
-      <w:r>
-        <w:t xml:space="preserve">Medicine 16 (Specialty). Trained: Life Sciences 14, Psychology 14, Sensors 14, Computers 14, Electronics 14, Survival 14, Communications 14, Diplomacy 13, Leadership 13.</w:t>
-      </w:r>
-    </w:p>
-    <w:p>
-      <w:pPr>
-        <w:numPr>
-          <w:ilvl w:val="0"/>
-          <w:numId w:val="1026"/>
-        </w:numPr>
-        <w:pStyle w:val="Compact"/>
-      </w:pPr>
-      <w:r>
-        <w:rPr>
-          <w:bCs/>
-          <w:b/>
-        </w:rPr>
-        <w:t xml:space="preserve">Advantage:</w:t>
-      </w:r>
-      <w:r>
-        <w:t xml:space="preserve"> </w:t>
-      </w:r>
-      <w:r>
-        <w:t xml:space="preserve">Denobulan Pharmacopoeia (species; companion: Unorthodox Methods).</w:t>
-      </w:r>
-      <w:r>
-        <w:t xml:space="preserve"> </w:t>
-      </w:r>
-      <w:r>
-        <w:rPr>
-          <w:bCs/>
-          <w:b/>
-        </w:rPr>
-        <w:t xml:space="preserve">Complication:</w:t>
-      </w:r>
-      <w:r>
-        <w:t xml:space="preserve"> </w:t>
-      </w:r>
-      <w:r>
-        <w:t xml:space="preserve">Protects Others at Personal Risk; trigger: civilians are caught in the danger.</w:t>
-      </w:r>
-    </w:p>
-    <w:p>
-      <w:pPr>
-        <w:numPr>
-          <w:ilvl w:val="0"/>
-          <w:numId w:val="1026"/>
-        </w:numPr>
-        <w:pStyle w:val="Compact"/>
-      </w:pPr>
-      <w:r>
-        <w:rPr>
-          <w:bCs/>
-          <w:b/>
-        </w:rPr>
-        <w:t xml:space="preserve">Why I serve:</w:t>
-      </w:r>
-      <w:r>
-        <w:t xml:space="preserve"> </w:t>
-      </w:r>
-      <w:r>
-        <w:t xml:space="preserve">To protect the Federation and the people who can’t protect themselves.</w:t>
-      </w:r>
-      <w:r>
-        <w:t xml:space="preserve"> </w:t>
-      </w:r>
-      <w:r>
-        <w:rPr>
-          <w:bCs/>
-          <w:b/>
-        </w:rPr>
-        <w:t xml:space="preserve">Connection:</w:t>
-      </w:r>
-      <w:r>
-        <w:t xml:space="preserve"> </w:t>
-      </w:r>
-      <w:r>
-        <w:t xml:space="preserve">Pulled Lt. Reyes out of a burning shuttle on a survey mission; Reyes has never let the doctor pay for a drink since.</w:t>
-      </w:r>
-    </w:p>
-    <w:bookmarkEnd w:id="91"/>
-    <w:bookmarkStart w:id="92" w:name="grath"/>
-    <w:p>
-      <w:pPr>
-        <w:pStyle w:val="Heading2"/>
-      </w:pPr>
-      <w:r>
-        <w:t xml:space="preserve">Grath</w:t>
-      </w:r>
-    </w:p>
-    <w:p>
-      <w:pPr>
-        <w:pStyle w:val="FirstParagraph"/>
-      </w:pPr>
-      <w:r>
-        <w:rPr>
-          <w:iCs/>
-          <w:i/>
-        </w:rPr>
-        <w:t xml:space="preserve">Lieutenant, Engineering. Tellarite.</w:t>
-      </w:r>
-      <w:r>
-        <w:t xml:space="preserve"> </w:t>
-      </w:r>
-      <w:r>
-        <w:t xml:space="preserve">Engineer: keeps the Pelion’s power flowing and will tell you, at length, exactly why your idea won’t work.</w:t>
-      </w:r>
-    </w:p>
-    <w:p>
-      <w:pPr>
-        <w:numPr>
-          <w:ilvl w:val="0"/>
-          <w:numId w:val="1027"/>
-        </w:numPr>
-        <w:pStyle w:val="Compact"/>
-      </w:pPr>
-      <w:r>
-        <w:rPr>
-          <w:bCs/>
-          <w:b/>
-        </w:rPr>
-        <w:t xml:space="preserve">Attributes:</w:t>
-      </w:r>
-      <w:r>
-        <w:t xml:space="preserve"> </w:t>
-      </w:r>
-      <w:r>
-        <w:t xml:space="preserve">Body 12, Agility 10, Intellect 13, Presence 9, Will 11.</w:t>
-      </w:r>
-      <w:r>
-        <w:t xml:space="preserve"> </w:t>
-      </w:r>
-      <w:r>
-        <w:rPr>
-          <w:bCs/>
-          <w:b/>
-        </w:rPr>
-        <w:t xml:space="preserve">Dodge</w:t>
-      </w:r>
-      <w:r>
-        <w:t xml:space="preserve"> </w:t>
-      </w:r>
-      <w:r>
-        <w:t xml:space="preserve">9,</w:t>
-      </w:r>
-      <w:r>
-        <w:t xml:space="preserve"> </w:t>
-      </w:r>
-      <w:r>
-        <w:rPr>
-          <w:bCs/>
-          <w:b/>
-        </w:rPr>
-        <w:t xml:space="preserve">Move</w:t>
-      </w:r>
-      <w:r>
-        <w:t xml:space="preserve"> </w:t>
-      </w:r>
-      <w:r>
-        <w:t xml:space="preserve">7 yd.</w:t>
-      </w:r>
-    </w:p>
-    <w:p>
-      <w:pPr>
-        <w:numPr>
-          <w:ilvl w:val="0"/>
-          <w:numId w:val="1027"/>
-        </w:numPr>
-        <w:pStyle w:val="Compact"/>
-      </w:pPr>
-      <w:r>
-        <w:rPr>
-          <w:bCs/>
-          <w:b/>
-        </w:rPr>
-        <w:t xml:space="preserve">Skills:</w:t>
-      </w:r>
-      <w:r>
-        <w:t xml:space="preserve"> </w:t>
-      </w:r>
-      <w:r>
-        <w:t xml:space="preserve">Engineering 16 (Specialty). Trained: Electronics 14, Computers 14, Physical Sciences 14, Sensors 14, Communications 14, Survival 14, Athletics 13, Helm 11, Unarmed Combat 11.</w:t>
-      </w:r>
-    </w:p>
-    <w:p>
-      <w:pPr>
-        <w:numPr>
-          <w:ilvl w:val="0"/>
-          <w:numId w:val="1027"/>
-        </w:numPr>
-        <w:pStyle w:val="Compact"/>
-      </w:pPr>
-      <w:r>
-        <w:rPr>
-          <w:bCs/>
-          <w:b/>
-        </w:rPr>
-        <w:t xml:space="preserve">Advantage:</w:t>
-      </w:r>
-      <w:r>
-        <w:t xml:space="preserve"> </w:t>
-      </w:r>
-      <w:r>
-        <w:t xml:space="preserve">Improvisational Engineer.</w:t>
-      </w:r>
-      <w:r>
-        <w:t xml:space="preserve"> </w:t>
-      </w:r>
-      <w:r>
-        <w:rPr>
-          <w:bCs/>
-          <w:b/>
-        </w:rPr>
-        <w:t xml:space="preserve">Complication:</w:t>
-      </w:r>
-      <w:r>
-        <w:t xml:space="preserve"> </w:t>
-      </w:r>
-      <w:r>
-        <w:t xml:space="preserve">Experimental Enthusiasm; trigger: an untested device or technique could solve the problem.</w:t>
-      </w:r>
-    </w:p>
-    <w:p>
-      <w:pPr>
-        <w:numPr>
-          <w:ilvl w:val="0"/>
-          <w:numId w:val="1027"/>
-        </w:numPr>
-        <w:pStyle w:val="Compact"/>
-      </w:pPr>
-      <w:r>
-        <w:rPr>
-          <w:bCs/>
-          <w:b/>
-        </w:rPr>
-        <w:t xml:space="preserve">Why I serve:</w:t>
-      </w:r>
-      <w:r>
-        <w:t xml:space="preserve"> </w:t>
-      </w:r>
-      <w:r>
-        <w:t xml:space="preserve">To prove I’m good enough, to everyone who doubted me and to myself.</w:t>
-      </w:r>
-      <w:r>
-        <w:t xml:space="preserve"> </w:t>
-      </w:r>
-      <w:r>
-        <w:rPr>
-          <w:bCs/>
-          <w:b/>
-        </w:rPr>
-        <w:t xml:space="preserve">Connection:</w:t>
-      </w:r>
-      <w:r>
-        <w:t xml:space="preserve"> </w:t>
-      </w:r>
-      <w:r>
-        <w:t xml:space="preserve">Off-duty friends with Commander sh’Vari: a weekly game of Andorian chess in which both of them cheat.</w:t>
-      </w:r>
-    </w:p>
-    <w:bookmarkEnd w:id="92"/>
-    <w:bookmarkStart w:id="93" w:name="marisol-reyes"/>
-    <w:p>
-      <w:pPr>
-        <w:pStyle w:val="Heading2"/>
-      </w:pPr>
-      <w:r>
-        <w:t xml:space="preserve">Marisol Reyes</w:t>
-      </w:r>
-    </w:p>
-    <w:p>
-      <w:pPr>
-        <w:pStyle w:val="FirstParagraph"/>
-      </w:pPr>
-      <w:r>
-        <w:rPr>
-          <w:iCs/>
-          <w:i/>
-        </w:rPr>
-        <w:t xml:space="preserve">Lieutenant (j.g.), Security. Human.</w:t>
-      </w:r>
-      <w:r>
-        <w:t xml:space="preserve"> </w:t>
-      </w:r>
-      <w:r>
-        <w:t xml:space="preserve">Security officer: first through the door on every away mission, and the last to set a phaser to kill.</w:t>
-      </w:r>
-    </w:p>
-    <w:p>
-      <w:pPr>
-        <w:numPr>
-          <w:ilvl w:val="0"/>
-          <w:numId w:val="1028"/>
-        </w:numPr>
-        <w:pStyle w:val="Compact"/>
-      </w:pPr>
-      <w:r>
-        <w:rPr>
-          <w:bCs/>
-          <w:b/>
-        </w:rPr>
-        <w:t xml:space="preserve">Attributes:</w:t>
-      </w:r>
-      <w:r>
-        <w:t xml:space="preserve"> </w:t>
-      </w:r>
-      <w:r>
-        <w:t xml:space="preserve">Body 12, Agility 13, Intellect 10, Presence 10, Will 10.</w:t>
-      </w:r>
-      <w:r>
-        <w:t xml:space="preserve"> </w:t>
-      </w:r>
-      <w:r>
-        <w:rPr>
-          <w:bCs/>
-          <w:b/>
-        </w:rPr>
-        <w:t xml:space="preserve">Dodge</w:t>
-      </w:r>
-      <w:r>
-        <w:t xml:space="preserve"> </w:t>
-      </w:r>
-      <w:r>
-        <w:t xml:space="preserve">12,</w:t>
-      </w:r>
-      <w:r>
-        <w:t xml:space="preserve"> </w:t>
-      </w:r>
-      <w:r>
-        <w:rPr>
-          <w:bCs/>
-          <w:b/>
-        </w:rPr>
-        <w:t xml:space="preserve">Move</w:t>
-      </w:r>
-      <w:r>
-        <w:t xml:space="preserve"> </w:t>
-      </w:r>
-      <w:r>
-        <w:t xml:space="preserve">8 yd.</w:t>
-      </w:r>
-    </w:p>
-    <w:p>
-      <w:pPr>
-        <w:numPr>
-          <w:ilvl w:val="0"/>
-          <w:numId w:val="1028"/>
-        </w:numPr>
-        <w:pStyle w:val="Compact"/>
-      </w:pPr>
-      <w:r>
-        <w:rPr>
-          <w:bCs/>
-          <w:b/>
-        </w:rPr>
-        <w:t xml:space="preserve">Skills:</w:t>
-      </w:r>
-      <w:r>
-        <w:t xml:space="preserve"> </w:t>
-      </w:r>
-      <w:r>
-        <w:t xml:space="preserve">Phasers 16 (Specialty). Trained: Unarmed Combat 14, Stealth 14, Helm 14, Athletics 13, Survival 11, Sensors 11, Medicine 11, Leadership 11, Communications 11.</w:t>
-      </w:r>
-    </w:p>
-    <w:p>
-      <w:pPr>
-        <w:numPr>
-          <w:ilvl w:val="0"/>
-          <w:numId w:val="1028"/>
-        </w:numPr>
-        <w:pStyle w:val="Compact"/>
-      </w:pPr>
-      <w:r>
-        <w:rPr>
-          <w:bCs/>
-          <w:b/>
-        </w:rPr>
-        <w:t xml:space="preserve">Advantage:</w:t>
-      </w:r>
-      <w:r>
-        <w:t xml:space="preserve"> </w:t>
-      </w:r>
-      <w:r>
-        <w:t xml:space="preserve">Careful Marksman.</w:t>
-      </w:r>
-      <w:r>
-        <w:t xml:space="preserve"> </w:t>
-      </w:r>
-      <w:r>
-        <w:rPr>
-          <w:bCs/>
-          <w:b/>
-        </w:rPr>
-        <w:t xml:space="preserve">Complication:</w:t>
-      </w:r>
-      <w:r>
-        <w:t xml:space="preserve"> </w:t>
-      </w:r>
-      <w:r>
-        <w:t xml:space="preserve">Reluctant to Use Lethal Force; trigger: a hostile refuses to surrender.</w:t>
-      </w:r>
-    </w:p>
-    <w:p>
-      <w:pPr>
-        <w:numPr>
-          <w:ilvl w:val="0"/>
-          <w:numId w:val="1028"/>
-        </w:numPr>
-        <w:pStyle w:val="Compact"/>
-      </w:pPr>
-      <w:r>
-        <w:rPr>
-          <w:bCs/>
-          <w:b/>
-        </w:rPr>
-        <w:t xml:space="preserve">Why I serve:</w:t>
-      </w:r>
-      <w:r>
-        <w:t xml:space="preserve"> </w:t>
-      </w:r>
-      <w:r>
-        <w:t xml:space="preserve">A Starfleet officer once saved my home, and I want to be that person for someone else.</w:t>
-      </w:r>
-      <w:r>
-        <w:t xml:space="preserve"> </w:t>
-      </w:r>
-      <w:r>
-        <w:rPr>
-          <w:bCs/>
-          <w:b/>
-        </w:rPr>
-        <w:t xml:space="preserve">Connection:</w:t>
-      </w:r>
-      <w:r>
-        <w:t xml:space="preserve"> </w:t>
-      </w:r>
-      <w:r>
-        <w:t xml:space="preserve">Owes Dr. Vessik their life after a shuttle crash, and never lets the doctor forget it.</w:t>
-      </w:r>
-    </w:p>
-    <w:bookmarkEnd w:id="93"/>
-    <w:bookmarkStart w:id="94" w:name="rrinn"/>
-    <w:p>
-      <w:pPr>
-        <w:pStyle w:val="Heading2"/>
-      </w:pPr>
-      <w:r>
-        <w:t xml:space="preserve">Rrinn</w:t>
-      </w:r>
-    </w:p>
-    <w:p>
-      <w:pPr>
-        <w:pStyle w:val="FirstParagraph"/>
-      </w:pPr>
-      <w:r>
-        <w:rPr>
-          <w:iCs/>
-          <w:i/>
-        </w:rPr>
-        <w:t xml:space="preserve">Yeoman 2nd Class, General Services. Caitian.</w:t>
-      </w:r>
-      <w:r>
-        <w:t xml:space="preserve"> </w:t>
-      </w:r>
-      <w:r>
-        <w:t xml:space="preserve">Captain’s yeoman: keeps the records, carries the orders, and hears everything said on the bridge.</w:t>
       </w:r>
     </w:p>
     <w:p>
@@ -18262,45 +18231,13 @@
           <w:bCs/>
           <w:b/>
         </w:rPr>
-        <w:t xml:space="preserve">Attributes:</w:t>
-      </w:r>
-      <w:r>
-        <w:t xml:space="preserve"> </w:t>
-      </w:r>
-      <w:r>
-        <w:t xml:space="preserve">Body 9, Agility 12, Intellect 13, Presence 11, Will 10.</w:t>
-      </w:r>
-      <w:r>
-        <w:t xml:space="preserve"> </w:t>
-      </w:r>
-      <w:r>
-        <w:rPr>
-          <w:bCs/>
-          <w:b/>
-        </w:rPr>
-        <w:t xml:space="preserve">Dodge</w:t>
-      </w:r>
-      <w:r>
-        <w:t xml:space="preserve"> </w:t>
-      </w:r>
-      <w:r>
-        <w:t xml:space="preserve">11,</w:t>
-      </w:r>
-      <w:r>
-        <w:t xml:space="preserve"> </w:t>
-      </w:r>
-      <w:r>
-        <w:rPr>
-          <w:bCs/>
-          <w:b/>
-        </w:rPr>
-        <w:t xml:space="preserve">Move</w:t>
-      </w:r>
-      <w:r>
-        <w:t xml:space="preserve"> </w:t>
-      </w:r>
-      <w:r>
-        <w:t xml:space="preserve">6 yd.</w:t>
+        <w:t xml:space="preserve">The mission.</w:t>
+      </w:r>
+      <w:r>
+        <w:t xml:space="preserve"> </w:t>
+      </w:r>
+      <w:r>
+        <w:t xml:space="preserve">What were we sent to do, and did we do it: completed, partly, or failed?</w:t>
       </w:r>
     </w:p>
     <w:p>
@@ -18316,13 +18253,13 @@
           <w:bCs/>
           <w:b/>
         </w:rPr>
-        <w:t xml:space="preserve">Skills:</w:t>
-      </w:r>
-      <w:r>
-        <w:t xml:space="preserve"> </w:t>
-      </w:r>
-      <w:r>
-        <w:t xml:space="preserve">Computers 18 (Expert). Trained: Communications 14, Psychology 14, Sensors 14, Electronics 14, Stealth 13, Diplomacy 12, Athletics 10.</w:t>
+        <w:t xml:space="preserve">Who stood out?</w:t>
+      </w:r>
+      <w:r>
+        <w:t xml:space="preserve"> </w:t>
+      </w:r>
+      <w:r>
+        <w:t xml:space="preserve">Name a commendation, or a moment worth remembering.</w:t>
       </w:r>
     </w:p>
     <w:p>
@@ -18338,29 +18275,13 @@
           <w:bCs/>
           <w:b/>
         </w:rPr>
-        <w:t xml:space="preserve">Advantage:</w:t>
-      </w:r>
-      <w:r>
-        <w:t xml:space="preserve"> </w:t>
-      </w:r>
-      <w:r>
-        <w:t xml:space="preserve">Keen Hearing (species; companion: Sensitive Ears).</w:t>
-      </w:r>
-      <w:r>
-        <w:t xml:space="preserve"> </w:t>
-      </w:r>
-      <w:r>
-        <w:rPr>
-          <w:bCs/>
-          <w:b/>
-        </w:rPr>
-        <w:t xml:space="preserve">Complication:</w:t>
-      </w:r>
-      <w:r>
-        <w:t xml:space="preserve"> </w:t>
-      </w:r>
-      <w:r>
-        <w:t xml:space="preserve">Someone Back Home; trigger: a message from home arrives.</w:t>
+        <w:t xml:space="preserve">Complications.</w:t>
+      </w:r>
+      <w:r>
+        <w:t xml:space="preserve"> </w:t>
+      </w:r>
+      <w:r>
+        <w:t xml:space="preserve">Which ones came into play, and what did they cost?</w:t>
       </w:r>
     </w:p>
     <w:p>
@@ -18376,34 +18297,1162 @@
           <w:bCs/>
           <w:b/>
         </w:rPr>
-        <w:t xml:space="preserve">Why I serve:</w:t>
-      </w:r>
-      <w:r>
-        <w:t xml:space="preserve"> </w:t>
-      </w:r>
-      <w:r>
-        <w:t xml:space="preserve">To leave behind a past, a world, or a life that was too small for me.</w:t>
-      </w:r>
-      <w:r>
-        <w:t xml:space="preserve"> </w:t>
-      </w:r>
-      <w:r>
-        <w:rPr>
-          <w:bCs/>
-          <w:b/>
-        </w:rPr>
-        <w:t xml:space="preserve">Connection:</w:t>
-      </w:r>
-      <w:r>
-        <w:t xml:space="preserve"> </w:t>
-      </w:r>
-      <w:r>
-        <w:t xml:space="preserve">Shares a secret with Lt. Sevek from a mission neither of them talks about.</w:t>
+        <w:t xml:space="preserve">What changed?</w:t>
+      </w:r>
+      <w:r>
+        <w:t xml:space="preserve"> </w:t>
+      </w:r>
+      <w:r>
+        <w:t xml:space="preserve">Damage to the ship, new allies or enemies, open threads for next time.</w:t>
+      </w:r>
+    </w:p>
+    <w:p>
+      <w:pPr>
+        <w:numPr>
+          <w:ilvl w:val="0"/>
+          <w:numId w:val="1029"/>
+        </w:numPr>
+        <w:pStyle w:val="Compact"/>
+      </w:pPr>
+      <w:r>
+        <w:rPr>
+          <w:bCs/>
+          <w:b/>
+        </w:rPr>
+        <w:t xml:space="preserve">Advancement.</w:t>
+      </w:r>
+      <w:r>
+        <w:t xml:space="preserve"> </w:t>
+      </w:r>
+      <w:r>
+        <w:t xml:space="preserve">After a significant mission, the GM may authorize one skill step for each crew member (Untrained to Trained, or Trained to Specialty), or a revision of an advantage or complication.</w:t>
+      </w:r>
+    </w:p>
+    <w:p>
+      <w:pPr>
+        <w:pStyle w:val="FirstParagraph"/>
+      </w:pPr>
+      <w:r>
+        <w:t xml:space="preserve">The creator’s GM view keeps the log, applies each crew member’s advancement to the GM’s copy, and saves both with the crew file. Players record an approved advancement on their own sheet under Step 3, so their character still passes the checklist.</w:t>
       </w:r>
     </w:p>
     <w:bookmarkEnd w:id="94"/>
     <w:bookmarkEnd w:id="95"/>
-    <w:bookmarkStart w:id="96" w:name="advantages"/>
+    <w:bookmarkStart w:id="102" w:name="ready-made-crew"/>
+    <w:p>
+      <w:pPr>
+        <w:pStyle w:val="Heading1"/>
+      </w:pPr>
+      <w:r>
+        <w:t xml:space="preserve">Ready-made crew</w:t>
+      </w:r>
+    </w:p>
+    <w:p>
+      <w:pPr>
+        <w:pStyle w:val="FirstParagraph"/>
+      </w:pPr>
+      <w:r>
+        <w:t xml:space="preserve">Six crew members ready to play, for one-shots, new players, or a crew in a hurry. Each follows the creation rules exactly, and their connections tie them to one another. In the creator, choose</w:t>
+      </w:r>
+      <w:r>
+        <w:t xml:space="preserve"> </w:t>
+      </w:r>
+      <w:r>
+        <w:rPr>
+          <w:bCs/>
+          <w:b/>
+        </w:rPr>
+        <w:t xml:space="preserve">Load a ready-made crew member</w:t>
+      </w:r>
+      <w:r>
+        <w:t xml:space="preserve"> </w:t>
+      </w:r>
+      <w:r>
+        <w:t xml:space="preserve">to open one and make it your own.</w:t>
+      </w:r>
+    </w:p>
+    <w:bookmarkStart w:id="96" w:name="thelan-shvari"/>
+    <w:p>
+      <w:pPr>
+        <w:pStyle w:val="Heading2"/>
+      </w:pPr>
+      <w:r>
+        <w:t xml:space="preserve">Thelan sh’Vari</w:t>
+      </w:r>
+    </w:p>
+    <w:p>
+      <w:pPr>
+        <w:pStyle w:val="FirstParagraph"/>
+      </w:pPr>
+      <w:r>
+        <w:rPr>
+          <w:iCs/>
+          <w:i/>
+        </w:rPr>
+        <w:t xml:space="preserve">Lieutenant Commander, Command. Andorian.</w:t>
+      </w:r>
+      <w:r>
+        <w:t xml:space="preserve"> </w:t>
+      </w:r>
+      <w:r>
+        <w:t xml:space="preserve">First officer: keeps the crew moving when the captain’s plan meets reality, and keeps the captain honest.</w:t>
+      </w:r>
+    </w:p>
+    <w:p>
+      <w:pPr>
+        <w:numPr>
+          <w:ilvl w:val="0"/>
+          <w:numId w:val="1030"/>
+        </w:numPr>
+        <w:pStyle w:val="Compact"/>
+      </w:pPr>
+      <w:r>
+        <w:rPr>
+          <w:bCs/>
+          <w:b/>
+        </w:rPr>
+        <w:t xml:space="preserve">Attributes:</w:t>
+      </w:r>
+      <w:r>
+        <w:t xml:space="preserve"> </w:t>
+      </w:r>
+      <w:r>
+        <w:t xml:space="preserve">Body 10, Agility 12, Intellect 10, Presence 13, Will 10.</w:t>
+      </w:r>
+      <w:r>
+        <w:t xml:space="preserve"> </w:t>
+      </w:r>
+      <w:r>
+        <w:rPr>
+          <w:bCs/>
+          <w:b/>
+        </w:rPr>
+        <w:t xml:space="preserve">Dodge</w:t>
+      </w:r>
+      <w:r>
+        <w:t xml:space="preserve"> </w:t>
+      </w:r>
+      <w:r>
+        <w:t xml:space="preserve">11,</w:t>
+      </w:r>
+      <w:r>
+        <w:t xml:space="preserve"> </w:t>
+      </w:r>
+      <w:r>
+        <w:rPr>
+          <w:bCs/>
+          <w:b/>
+        </w:rPr>
+        <w:t xml:space="preserve">Move</w:t>
+      </w:r>
+      <w:r>
+        <w:t xml:space="preserve"> </w:t>
+      </w:r>
+      <w:r>
+        <w:t xml:space="preserve">7 yd.</w:t>
+      </w:r>
+    </w:p>
+    <w:p>
+      <w:pPr>
+        <w:numPr>
+          <w:ilvl w:val="0"/>
+          <w:numId w:val="1030"/>
+        </w:numPr>
+        <w:pStyle w:val="Compact"/>
+      </w:pPr>
+      <w:r>
+        <w:rPr>
+          <w:bCs/>
+          <w:b/>
+        </w:rPr>
+        <w:t xml:space="preserve">Skills:</w:t>
+      </w:r>
+      <w:r>
+        <w:t xml:space="preserve"> </w:t>
+      </w:r>
+      <w:r>
+        <w:t xml:space="preserve">Leadership 16 (Specialty). Trained: Diplomacy 14, Helm 13, Phasers 13, Unarmed Combat 13, Navigation 11, Psychology 11, Athletics 11, Sensors 11, Communications 11.</w:t>
+      </w:r>
+    </w:p>
+    <w:p>
+      <w:pPr>
+        <w:numPr>
+          <w:ilvl w:val="0"/>
+          <w:numId w:val="1030"/>
+        </w:numPr>
+        <w:pStyle w:val="Compact"/>
+      </w:pPr>
+      <w:r>
+        <w:rPr>
+          <w:bCs/>
+          <w:b/>
+        </w:rPr>
+        <w:t xml:space="preserve">Advantage:</w:t>
+      </w:r>
+      <w:r>
+        <w:t xml:space="preserve"> </w:t>
+      </w:r>
+      <w:r>
+        <w:t xml:space="preserve">Crisis Leader.</w:t>
+      </w:r>
+      <w:r>
+        <w:t xml:space="preserve"> </w:t>
+      </w:r>
+      <w:r>
+        <w:rPr>
+          <w:bCs/>
+          <w:b/>
+        </w:rPr>
+        <w:t xml:space="preserve">Complication:</w:t>
+      </w:r>
+      <w:r>
+        <w:t xml:space="preserve"> </w:t>
+      </w:r>
+      <w:r>
+        <w:t xml:space="preserve">Reputation to Uphold; trigger: someone questions your competence in front of others.</w:t>
+      </w:r>
+    </w:p>
+    <w:p>
+      <w:pPr>
+        <w:numPr>
+          <w:ilvl w:val="0"/>
+          <w:numId w:val="1030"/>
+        </w:numPr>
+        <w:pStyle w:val="Compact"/>
+      </w:pPr>
+      <w:r>
+        <w:rPr>
+          <w:bCs/>
+          <w:b/>
+        </w:rPr>
+        <w:t xml:space="preserve">Why I serve:</w:t>
+      </w:r>
+      <w:r>
+        <w:t xml:space="preserve"> </w:t>
+      </w:r>
+      <w:r>
+        <w:t xml:space="preserve">Starfleet runs in my family, and I mean to live up to the name.</w:t>
+      </w:r>
+      <w:r>
+        <w:t xml:space="preserve"> </w:t>
+      </w:r>
+      <w:r>
+        <w:rPr>
+          <w:bCs/>
+          <w:b/>
+        </w:rPr>
+        <w:t xml:space="preserve">Connection:</w:t>
+      </w:r>
+      <w:r>
+        <w:t xml:space="preserve"> </w:t>
+      </w:r>
+      <w:r>
+        <w:t xml:space="preserve">Took Yeoman Rrinn under their wing when Rrinn first came aboard.</w:t>
+      </w:r>
+    </w:p>
+    <w:bookmarkEnd w:id="96"/>
+    <w:bookmarkStart w:id="97" w:name="sevek"/>
+    <w:p>
+      <w:pPr>
+        <w:pStyle w:val="Heading2"/>
+      </w:pPr>
+      <w:r>
+        <w:t xml:space="preserve">Sevek</w:t>
+      </w:r>
+    </w:p>
+    <w:p>
+      <w:pPr>
+        <w:pStyle w:val="FirstParagraph"/>
+      </w:pPr>
+      <w:r>
+        <w:rPr>
+          <w:iCs/>
+          <w:i/>
+        </w:rPr>
+        <w:t xml:space="preserve">Lieutenant, Science. Vulcan.</w:t>
+      </w:r>
+      <w:r>
+        <w:t xml:space="preserve"> </w:t>
+      </w:r>
+      <w:r>
+        <w:t xml:space="preserve">Ship’s sciences officer: reads the anomaly, names the risk, and calculates the odds no one asked for.</w:t>
+      </w:r>
+    </w:p>
+    <w:p>
+      <w:pPr>
+        <w:numPr>
+          <w:ilvl w:val="0"/>
+          <w:numId w:val="1031"/>
+        </w:numPr>
+        <w:pStyle w:val="Compact"/>
+      </w:pPr>
+      <w:r>
+        <w:rPr>
+          <w:bCs/>
+          <w:b/>
+        </w:rPr>
+        <w:t xml:space="preserve">Attributes:</w:t>
+      </w:r>
+      <w:r>
+        <w:t xml:space="preserve"> </w:t>
+      </w:r>
+      <w:r>
+        <w:t xml:space="preserve">Body 11, Agility 11, Intellect 13, Presence 8, Will 12.</w:t>
+      </w:r>
+      <w:r>
+        <w:t xml:space="preserve"> </w:t>
+      </w:r>
+      <w:r>
+        <w:rPr>
+          <w:bCs/>
+          <w:b/>
+        </w:rPr>
+        <w:t xml:space="preserve">Dodge</w:t>
+      </w:r>
+      <w:r>
+        <w:t xml:space="preserve"> </w:t>
+      </w:r>
+      <w:r>
+        <w:t xml:space="preserve">10,</w:t>
+      </w:r>
+      <w:r>
+        <w:t xml:space="preserve"> </w:t>
+      </w:r>
+      <w:r>
+        <w:rPr>
+          <w:bCs/>
+          <w:b/>
+        </w:rPr>
+        <w:t xml:space="preserve">Move</w:t>
+      </w:r>
+      <w:r>
+        <w:t xml:space="preserve"> </w:t>
+      </w:r>
+      <w:r>
+        <w:t xml:space="preserve">7 yd.</w:t>
+      </w:r>
+    </w:p>
+    <w:p>
+      <w:pPr>
+        <w:numPr>
+          <w:ilvl w:val="0"/>
+          <w:numId w:val="1031"/>
+        </w:numPr>
+        <w:pStyle w:val="Compact"/>
+      </w:pPr>
+      <w:r>
+        <w:rPr>
+          <w:bCs/>
+          <w:b/>
+        </w:rPr>
+        <w:t xml:space="preserve">Skills:</w:t>
+      </w:r>
+      <w:r>
+        <w:t xml:space="preserve"> </w:t>
+      </w:r>
+      <w:r>
+        <w:t xml:space="preserve">Physical Sciences 16 (Specialty). Trained: Sensors 14, Computers 14, Life Sciences 14, Navigation 14, Engineering 14, Electronics 14, Psychology 14, Unarmed Combat 12, Athletics 12.</w:t>
+      </w:r>
+    </w:p>
+    <w:p>
+      <w:pPr>
+        <w:numPr>
+          <w:ilvl w:val="0"/>
+          <w:numId w:val="1031"/>
+        </w:numPr>
+        <w:pStyle w:val="Compact"/>
+      </w:pPr>
+      <w:r>
+        <w:rPr>
+          <w:bCs/>
+          <w:b/>
+        </w:rPr>
+        <w:t xml:space="preserve">Advantage:</w:t>
+      </w:r>
+      <w:r>
+        <w:t xml:space="preserve"> </w:t>
+      </w:r>
+      <w:r>
+        <w:t xml:space="preserve">Eidetic Recall (species; companion: Suppressed Emotion).</w:t>
+      </w:r>
+      <w:r>
+        <w:t xml:space="preserve"> </w:t>
+      </w:r>
+      <w:r>
+        <w:rPr>
+          <w:bCs/>
+          <w:b/>
+        </w:rPr>
+        <w:t xml:space="preserve">Complication:</w:t>
+      </w:r>
+      <w:r>
+        <w:t xml:space="preserve"> </w:t>
+      </w:r>
+      <w:r>
+        <w:t xml:space="preserve">Cannot Leave a Mystery Alone; trigger: sensor data that contradicts known science.</w:t>
+      </w:r>
+    </w:p>
+    <w:p>
+      <w:pPr>
+        <w:numPr>
+          <w:ilvl w:val="0"/>
+          <w:numId w:val="1031"/>
+        </w:numPr>
+        <w:pStyle w:val="Compact"/>
+      </w:pPr>
+      <w:r>
+        <w:rPr>
+          <w:bCs/>
+          <w:b/>
+        </w:rPr>
+        <w:t xml:space="preserve">Why I serve:</w:t>
+      </w:r>
+      <w:r>
+        <w:t xml:space="preserve"> </w:t>
+      </w:r>
+      <w:r>
+        <w:t xml:space="preserve">The best laboratory in the galaxy is a starship on the frontier.</w:t>
+      </w:r>
+      <w:r>
+        <w:t xml:space="preserve"> </w:t>
+      </w:r>
+      <w:r>
+        <w:rPr>
+          <w:bCs/>
+          <w:b/>
+        </w:rPr>
+        <w:t xml:space="preserve">Connection:</w:t>
+      </w:r>
+      <w:r>
+        <w:t xml:space="preserve"> </w:t>
+      </w:r>
+      <w:r>
+        <w:t xml:space="preserve">Friendly rivals with Lt. Grath: they argue every engineering theory, and both enjoy it.</w:t>
+      </w:r>
+    </w:p>
+    <w:bookmarkEnd w:id="97"/>
+    <w:bookmarkStart w:id="98" w:name="dr.-vessik"/>
+    <w:p>
+      <w:pPr>
+        <w:pStyle w:val="Heading2"/>
+      </w:pPr>
+      <w:r>
+        <w:t xml:space="preserve">Dr. Vessik</w:t>
+      </w:r>
+    </w:p>
+    <w:p>
+      <w:pPr>
+        <w:pStyle w:val="FirstParagraph"/>
+      </w:pPr>
+      <w:r>
+        <w:rPr>
+          <w:iCs/>
+          <w:i/>
+        </w:rPr>
+        <w:t xml:space="preserve">Lieutenant Commander, Medical. Denobulan.</w:t>
+      </w:r>
+      <w:r>
+        <w:t xml:space="preserve"> </w:t>
+      </w:r>
+      <w:r>
+        <w:t xml:space="preserve">Chief medical officer: patches up the crew, argues with the captain, and keeps an alarming menagerie of medicinal creatures in sickbay.</w:t>
+      </w:r>
+    </w:p>
+    <w:p>
+      <w:pPr>
+        <w:numPr>
+          <w:ilvl w:val="0"/>
+          <w:numId w:val="1032"/>
+        </w:numPr>
+        <w:pStyle w:val="Compact"/>
+      </w:pPr>
+      <w:r>
+        <w:rPr>
+          <w:bCs/>
+          <w:b/>
+        </w:rPr>
+        <w:t xml:space="preserve">Attributes:</w:t>
+      </w:r>
+      <w:r>
+        <w:t xml:space="preserve"> </w:t>
+      </w:r>
+      <w:r>
+        <w:t xml:space="preserve">Body 9, Agility 9, Intellect 13, Presence 12, Will 12.</w:t>
+      </w:r>
+      <w:r>
+        <w:t xml:space="preserve"> </w:t>
+      </w:r>
+      <w:r>
+        <w:rPr>
+          <w:bCs/>
+          <w:b/>
+        </w:rPr>
+        <w:t xml:space="preserve">Dodge</w:t>
+      </w:r>
+      <w:r>
+        <w:t xml:space="preserve"> </w:t>
+      </w:r>
+      <w:r>
+        <w:t xml:space="preserve">7,</w:t>
+      </w:r>
+      <w:r>
+        <w:t xml:space="preserve"> </w:t>
+      </w:r>
+      <w:r>
+        <w:rPr>
+          <w:bCs/>
+          <w:b/>
+        </w:rPr>
+        <w:t xml:space="preserve">Move</w:t>
+      </w:r>
+      <w:r>
+        <w:t xml:space="preserve"> </w:t>
+      </w:r>
+      <w:r>
+        <w:t xml:space="preserve">5 yd.</w:t>
+      </w:r>
+    </w:p>
+    <w:p>
+      <w:pPr>
+        <w:numPr>
+          <w:ilvl w:val="0"/>
+          <w:numId w:val="1032"/>
+        </w:numPr>
+        <w:pStyle w:val="Compact"/>
+      </w:pPr>
+      <w:r>
+        <w:rPr>
+          <w:bCs/>
+          <w:b/>
+        </w:rPr>
+        <w:t xml:space="preserve">Skills:</w:t>
+      </w:r>
+      <w:r>
+        <w:t xml:space="preserve"> </w:t>
+      </w:r>
+      <w:r>
+        <w:t xml:space="preserve">Medicine 16 (Specialty). Trained: Life Sciences 14, Psychology 14, Sensors 14, Computers 14, Electronics 14, Survival 14, Communications 14, Diplomacy 13, Leadership 13.</w:t>
+      </w:r>
+    </w:p>
+    <w:p>
+      <w:pPr>
+        <w:numPr>
+          <w:ilvl w:val="0"/>
+          <w:numId w:val="1032"/>
+        </w:numPr>
+        <w:pStyle w:val="Compact"/>
+      </w:pPr>
+      <w:r>
+        <w:rPr>
+          <w:bCs/>
+          <w:b/>
+        </w:rPr>
+        <w:t xml:space="preserve">Advantage:</w:t>
+      </w:r>
+      <w:r>
+        <w:t xml:space="preserve"> </w:t>
+      </w:r>
+      <w:r>
+        <w:t xml:space="preserve">Denobulan Pharmacopoeia (species; companion: Unorthodox Methods).</w:t>
+      </w:r>
+      <w:r>
+        <w:t xml:space="preserve"> </w:t>
+      </w:r>
+      <w:r>
+        <w:rPr>
+          <w:bCs/>
+          <w:b/>
+        </w:rPr>
+        <w:t xml:space="preserve">Complication:</w:t>
+      </w:r>
+      <w:r>
+        <w:t xml:space="preserve"> </w:t>
+      </w:r>
+      <w:r>
+        <w:t xml:space="preserve">Protects Others at Personal Risk; trigger: civilians are caught in the danger.</w:t>
+      </w:r>
+    </w:p>
+    <w:p>
+      <w:pPr>
+        <w:numPr>
+          <w:ilvl w:val="0"/>
+          <w:numId w:val="1032"/>
+        </w:numPr>
+        <w:pStyle w:val="Compact"/>
+      </w:pPr>
+      <w:r>
+        <w:rPr>
+          <w:bCs/>
+          <w:b/>
+        </w:rPr>
+        <w:t xml:space="preserve">Why I serve:</w:t>
+      </w:r>
+      <w:r>
+        <w:t xml:space="preserve"> </w:t>
+      </w:r>
+      <w:r>
+        <w:t xml:space="preserve">To protect the Federation and the people who can’t protect themselves.</w:t>
+      </w:r>
+      <w:r>
+        <w:t xml:space="preserve"> </w:t>
+      </w:r>
+      <w:r>
+        <w:rPr>
+          <w:bCs/>
+          <w:b/>
+        </w:rPr>
+        <w:t xml:space="preserve">Connection:</w:t>
+      </w:r>
+      <w:r>
+        <w:t xml:space="preserve"> </w:t>
+      </w:r>
+      <w:r>
+        <w:t xml:space="preserve">Pulled Lt. Reyes out of a burning shuttle on a survey mission; Reyes has never let the doctor pay for a drink since.</w:t>
+      </w:r>
+    </w:p>
+    <w:bookmarkEnd w:id="98"/>
+    <w:bookmarkStart w:id="99" w:name="grath"/>
+    <w:p>
+      <w:pPr>
+        <w:pStyle w:val="Heading2"/>
+      </w:pPr>
+      <w:r>
+        <w:t xml:space="preserve">Grath</w:t>
+      </w:r>
+    </w:p>
+    <w:p>
+      <w:pPr>
+        <w:pStyle w:val="FirstParagraph"/>
+      </w:pPr>
+      <w:r>
+        <w:rPr>
+          <w:iCs/>
+          <w:i/>
+        </w:rPr>
+        <w:t xml:space="preserve">Lieutenant, Engineering. Tellarite.</w:t>
+      </w:r>
+      <w:r>
+        <w:t xml:space="preserve"> </w:t>
+      </w:r>
+      <w:r>
+        <w:t xml:space="preserve">Engineer: keeps the Pelion’s power flowing and will tell you, at length, exactly why your idea won’t work.</w:t>
+      </w:r>
+    </w:p>
+    <w:p>
+      <w:pPr>
+        <w:numPr>
+          <w:ilvl w:val="0"/>
+          <w:numId w:val="1033"/>
+        </w:numPr>
+        <w:pStyle w:val="Compact"/>
+      </w:pPr>
+      <w:r>
+        <w:rPr>
+          <w:bCs/>
+          <w:b/>
+        </w:rPr>
+        <w:t xml:space="preserve">Attributes:</w:t>
+      </w:r>
+      <w:r>
+        <w:t xml:space="preserve"> </w:t>
+      </w:r>
+      <w:r>
+        <w:t xml:space="preserve">Body 12, Agility 10, Intellect 13, Presence 9, Will 11.</w:t>
+      </w:r>
+      <w:r>
+        <w:t xml:space="preserve"> </w:t>
+      </w:r>
+      <w:r>
+        <w:rPr>
+          <w:bCs/>
+          <w:b/>
+        </w:rPr>
+        <w:t xml:space="preserve">Dodge</w:t>
+      </w:r>
+      <w:r>
+        <w:t xml:space="preserve"> </w:t>
+      </w:r>
+      <w:r>
+        <w:t xml:space="preserve">9,</w:t>
+      </w:r>
+      <w:r>
+        <w:t xml:space="preserve"> </w:t>
+      </w:r>
+      <w:r>
+        <w:rPr>
+          <w:bCs/>
+          <w:b/>
+        </w:rPr>
+        <w:t xml:space="preserve">Move</w:t>
+      </w:r>
+      <w:r>
+        <w:t xml:space="preserve"> </w:t>
+      </w:r>
+      <w:r>
+        <w:t xml:space="preserve">7 yd.</w:t>
+      </w:r>
+    </w:p>
+    <w:p>
+      <w:pPr>
+        <w:numPr>
+          <w:ilvl w:val="0"/>
+          <w:numId w:val="1033"/>
+        </w:numPr>
+        <w:pStyle w:val="Compact"/>
+      </w:pPr>
+      <w:r>
+        <w:rPr>
+          <w:bCs/>
+          <w:b/>
+        </w:rPr>
+        <w:t xml:space="preserve">Skills:</w:t>
+      </w:r>
+      <w:r>
+        <w:t xml:space="preserve"> </w:t>
+      </w:r>
+      <w:r>
+        <w:t xml:space="preserve">Engineering 16 (Specialty). Trained: Electronics 14, Computers 14, Physical Sciences 14, Sensors 14, Communications 14, Survival 14, Athletics 13, Helm 11, Unarmed Combat 11.</w:t>
+      </w:r>
+    </w:p>
+    <w:p>
+      <w:pPr>
+        <w:numPr>
+          <w:ilvl w:val="0"/>
+          <w:numId w:val="1033"/>
+        </w:numPr>
+        <w:pStyle w:val="Compact"/>
+      </w:pPr>
+      <w:r>
+        <w:rPr>
+          <w:bCs/>
+          <w:b/>
+        </w:rPr>
+        <w:t xml:space="preserve">Advantage:</w:t>
+      </w:r>
+      <w:r>
+        <w:t xml:space="preserve"> </w:t>
+      </w:r>
+      <w:r>
+        <w:t xml:space="preserve">Improvisational Engineer.</w:t>
+      </w:r>
+      <w:r>
+        <w:t xml:space="preserve"> </w:t>
+      </w:r>
+      <w:r>
+        <w:rPr>
+          <w:bCs/>
+          <w:b/>
+        </w:rPr>
+        <w:t xml:space="preserve">Complication:</w:t>
+      </w:r>
+      <w:r>
+        <w:t xml:space="preserve"> </w:t>
+      </w:r>
+      <w:r>
+        <w:t xml:space="preserve">Experimental Enthusiasm; trigger: an untested device or technique could solve the problem.</w:t>
+      </w:r>
+    </w:p>
+    <w:p>
+      <w:pPr>
+        <w:numPr>
+          <w:ilvl w:val="0"/>
+          <w:numId w:val="1033"/>
+        </w:numPr>
+        <w:pStyle w:val="Compact"/>
+      </w:pPr>
+      <w:r>
+        <w:rPr>
+          <w:bCs/>
+          <w:b/>
+        </w:rPr>
+        <w:t xml:space="preserve">Why I serve:</w:t>
+      </w:r>
+      <w:r>
+        <w:t xml:space="preserve"> </w:t>
+      </w:r>
+      <w:r>
+        <w:t xml:space="preserve">To prove I’m good enough, to everyone who doubted me and to myself.</w:t>
+      </w:r>
+      <w:r>
+        <w:t xml:space="preserve"> </w:t>
+      </w:r>
+      <w:r>
+        <w:rPr>
+          <w:bCs/>
+          <w:b/>
+        </w:rPr>
+        <w:t xml:space="preserve">Connection:</w:t>
+      </w:r>
+      <w:r>
+        <w:t xml:space="preserve"> </w:t>
+      </w:r>
+      <w:r>
+        <w:t xml:space="preserve">Off-duty friends with Commander sh’Vari: a weekly game of Andorian chess in which both of them cheat.</w:t>
+      </w:r>
+    </w:p>
+    <w:bookmarkEnd w:id="99"/>
+    <w:bookmarkStart w:id="100" w:name="marisol-reyes"/>
+    <w:p>
+      <w:pPr>
+        <w:pStyle w:val="Heading2"/>
+      </w:pPr>
+      <w:r>
+        <w:t xml:space="preserve">Marisol Reyes</w:t>
+      </w:r>
+    </w:p>
+    <w:p>
+      <w:pPr>
+        <w:pStyle w:val="FirstParagraph"/>
+      </w:pPr>
+      <w:r>
+        <w:rPr>
+          <w:iCs/>
+          <w:i/>
+        </w:rPr>
+        <w:t xml:space="preserve">Lieutenant (j.g.), Security. Human.</w:t>
+      </w:r>
+      <w:r>
+        <w:t xml:space="preserve"> </w:t>
+      </w:r>
+      <w:r>
+        <w:t xml:space="preserve">Security officer: first through the door on every away mission, and the last to set a phaser to kill.</w:t>
+      </w:r>
+    </w:p>
+    <w:p>
+      <w:pPr>
+        <w:numPr>
+          <w:ilvl w:val="0"/>
+          <w:numId w:val="1034"/>
+        </w:numPr>
+        <w:pStyle w:val="Compact"/>
+      </w:pPr>
+      <w:r>
+        <w:rPr>
+          <w:bCs/>
+          <w:b/>
+        </w:rPr>
+        <w:t xml:space="preserve">Attributes:</w:t>
+      </w:r>
+      <w:r>
+        <w:t xml:space="preserve"> </w:t>
+      </w:r>
+      <w:r>
+        <w:t xml:space="preserve">Body 12, Agility 13, Intellect 10, Presence 10, Will 10.</w:t>
+      </w:r>
+      <w:r>
+        <w:t xml:space="preserve"> </w:t>
+      </w:r>
+      <w:r>
+        <w:rPr>
+          <w:bCs/>
+          <w:b/>
+        </w:rPr>
+        <w:t xml:space="preserve">Dodge</w:t>
+      </w:r>
+      <w:r>
+        <w:t xml:space="preserve"> </w:t>
+      </w:r>
+      <w:r>
+        <w:t xml:space="preserve">12,</w:t>
+      </w:r>
+      <w:r>
+        <w:t xml:space="preserve"> </w:t>
+      </w:r>
+      <w:r>
+        <w:rPr>
+          <w:bCs/>
+          <w:b/>
+        </w:rPr>
+        <w:t xml:space="preserve">Move</w:t>
+      </w:r>
+      <w:r>
+        <w:t xml:space="preserve"> </w:t>
+      </w:r>
+      <w:r>
+        <w:t xml:space="preserve">8 yd.</w:t>
+      </w:r>
+    </w:p>
+    <w:p>
+      <w:pPr>
+        <w:numPr>
+          <w:ilvl w:val="0"/>
+          <w:numId w:val="1034"/>
+        </w:numPr>
+        <w:pStyle w:val="Compact"/>
+      </w:pPr>
+      <w:r>
+        <w:rPr>
+          <w:bCs/>
+          <w:b/>
+        </w:rPr>
+        <w:t xml:space="preserve">Skills:</w:t>
+      </w:r>
+      <w:r>
+        <w:t xml:space="preserve"> </w:t>
+      </w:r>
+      <w:r>
+        <w:t xml:space="preserve">Phasers 16 (Specialty). Trained: Unarmed Combat 14, Stealth 14, Helm 14, Athletics 13, Survival 11, Sensors 11, Medicine 11, Leadership 11, Communications 11.</w:t>
+      </w:r>
+    </w:p>
+    <w:p>
+      <w:pPr>
+        <w:numPr>
+          <w:ilvl w:val="0"/>
+          <w:numId w:val="1034"/>
+        </w:numPr>
+        <w:pStyle w:val="Compact"/>
+      </w:pPr>
+      <w:r>
+        <w:rPr>
+          <w:bCs/>
+          <w:b/>
+        </w:rPr>
+        <w:t xml:space="preserve">Advantage:</w:t>
+      </w:r>
+      <w:r>
+        <w:t xml:space="preserve"> </w:t>
+      </w:r>
+      <w:r>
+        <w:t xml:space="preserve">Careful Marksman.</w:t>
+      </w:r>
+      <w:r>
+        <w:t xml:space="preserve"> </w:t>
+      </w:r>
+      <w:r>
+        <w:rPr>
+          <w:bCs/>
+          <w:b/>
+        </w:rPr>
+        <w:t xml:space="preserve">Complication:</w:t>
+      </w:r>
+      <w:r>
+        <w:t xml:space="preserve"> </w:t>
+      </w:r>
+      <w:r>
+        <w:t xml:space="preserve">Reluctant to Use Lethal Force; trigger: a hostile refuses to surrender.</w:t>
+      </w:r>
+    </w:p>
+    <w:p>
+      <w:pPr>
+        <w:numPr>
+          <w:ilvl w:val="0"/>
+          <w:numId w:val="1034"/>
+        </w:numPr>
+        <w:pStyle w:val="Compact"/>
+      </w:pPr>
+      <w:r>
+        <w:rPr>
+          <w:bCs/>
+          <w:b/>
+        </w:rPr>
+        <w:t xml:space="preserve">Why I serve:</w:t>
+      </w:r>
+      <w:r>
+        <w:t xml:space="preserve"> </w:t>
+      </w:r>
+      <w:r>
+        <w:t xml:space="preserve">A Starfleet officer once saved my home, and I want to be that person for someone else.</w:t>
+      </w:r>
+      <w:r>
+        <w:t xml:space="preserve"> </w:t>
+      </w:r>
+      <w:r>
+        <w:rPr>
+          <w:bCs/>
+          <w:b/>
+        </w:rPr>
+        <w:t xml:space="preserve">Connection:</w:t>
+      </w:r>
+      <w:r>
+        <w:t xml:space="preserve"> </w:t>
+      </w:r>
+      <w:r>
+        <w:t xml:space="preserve">Owes Dr. Vessik their life after a shuttle crash, and never lets the doctor forget it.</w:t>
+      </w:r>
+    </w:p>
+    <w:bookmarkEnd w:id="100"/>
+    <w:bookmarkStart w:id="101" w:name="rrinn"/>
+    <w:p>
+      <w:pPr>
+        <w:pStyle w:val="Heading2"/>
+      </w:pPr>
+      <w:r>
+        <w:t xml:space="preserve">Rrinn</w:t>
+      </w:r>
+    </w:p>
+    <w:p>
+      <w:pPr>
+        <w:pStyle w:val="FirstParagraph"/>
+      </w:pPr>
+      <w:r>
+        <w:rPr>
+          <w:iCs/>
+          <w:i/>
+        </w:rPr>
+        <w:t xml:space="preserve">Yeoman 2nd Class, General Services. Caitian.</w:t>
+      </w:r>
+      <w:r>
+        <w:t xml:space="preserve"> </w:t>
+      </w:r>
+      <w:r>
+        <w:t xml:space="preserve">Captain’s yeoman: keeps the records, carries the orders, and hears everything said on the bridge.</w:t>
+      </w:r>
+    </w:p>
+    <w:p>
+      <w:pPr>
+        <w:numPr>
+          <w:ilvl w:val="0"/>
+          <w:numId w:val="1035"/>
+        </w:numPr>
+        <w:pStyle w:val="Compact"/>
+      </w:pPr>
+      <w:r>
+        <w:rPr>
+          <w:bCs/>
+          <w:b/>
+        </w:rPr>
+        <w:t xml:space="preserve">Attributes:</w:t>
+      </w:r>
+      <w:r>
+        <w:t xml:space="preserve"> </w:t>
+      </w:r>
+      <w:r>
+        <w:t xml:space="preserve">Body 9, Agility 12, Intellect 13, Presence 11, Will 10.</w:t>
+      </w:r>
+      <w:r>
+        <w:t xml:space="preserve"> </w:t>
+      </w:r>
+      <w:r>
+        <w:rPr>
+          <w:bCs/>
+          <w:b/>
+        </w:rPr>
+        <w:t xml:space="preserve">Dodge</w:t>
+      </w:r>
+      <w:r>
+        <w:t xml:space="preserve"> </w:t>
+      </w:r>
+      <w:r>
+        <w:t xml:space="preserve">11,</w:t>
+      </w:r>
+      <w:r>
+        <w:t xml:space="preserve"> </w:t>
+      </w:r>
+      <w:r>
+        <w:rPr>
+          <w:bCs/>
+          <w:b/>
+        </w:rPr>
+        <w:t xml:space="preserve">Move</w:t>
+      </w:r>
+      <w:r>
+        <w:t xml:space="preserve"> </w:t>
+      </w:r>
+      <w:r>
+        <w:t xml:space="preserve">6 yd.</w:t>
+      </w:r>
+    </w:p>
+    <w:p>
+      <w:pPr>
+        <w:numPr>
+          <w:ilvl w:val="0"/>
+          <w:numId w:val="1035"/>
+        </w:numPr>
+        <w:pStyle w:val="Compact"/>
+      </w:pPr>
+      <w:r>
+        <w:rPr>
+          <w:bCs/>
+          <w:b/>
+        </w:rPr>
+        <w:t xml:space="preserve">Skills:</w:t>
+      </w:r>
+      <w:r>
+        <w:t xml:space="preserve"> </w:t>
+      </w:r>
+      <w:r>
+        <w:t xml:space="preserve">Computers 18 (Expert). Trained: Communications 14, Psychology 14, Sensors 14, Electronics 14, Stealth 13, Diplomacy 12, Athletics 10.</w:t>
+      </w:r>
+    </w:p>
+    <w:p>
+      <w:pPr>
+        <w:numPr>
+          <w:ilvl w:val="0"/>
+          <w:numId w:val="1035"/>
+        </w:numPr>
+        <w:pStyle w:val="Compact"/>
+      </w:pPr>
+      <w:r>
+        <w:rPr>
+          <w:bCs/>
+          <w:b/>
+        </w:rPr>
+        <w:t xml:space="preserve">Advantage:</w:t>
+      </w:r>
+      <w:r>
+        <w:t xml:space="preserve"> </w:t>
+      </w:r>
+      <w:r>
+        <w:t xml:space="preserve">Keen Hearing (species; companion: Sensitive Ears).</w:t>
+      </w:r>
+      <w:r>
+        <w:t xml:space="preserve"> </w:t>
+      </w:r>
+      <w:r>
+        <w:rPr>
+          <w:bCs/>
+          <w:b/>
+        </w:rPr>
+        <w:t xml:space="preserve">Complication:</w:t>
+      </w:r>
+      <w:r>
+        <w:t xml:space="preserve"> </w:t>
+      </w:r>
+      <w:r>
+        <w:t xml:space="preserve">Someone Back Home; trigger: a message from home arrives.</w:t>
+      </w:r>
+    </w:p>
+    <w:p>
+      <w:pPr>
+        <w:numPr>
+          <w:ilvl w:val="0"/>
+          <w:numId w:val="1035"/>
+        </w:numPr>
+        <w:pStyle w:val="Compact"/>
+      </w:pPr>
+      <w:r>
+        <w:rPr>
+          <w:bCs/>
+          <w:b/>
+        </w:rPr>
+        <w:t xml:space="preserve">Why I serve:</w:t>
+      </w:r>
+      <w:r>
+        <w:t xml:space="preserve"> </w:t>
+      </w:r>
+      <w:r>
+        <w:t xml:space="preserve">To leave behind a past, a world, or a life that was too small for me.</w:t>
+      </w:r>
+      <w:r>
+        <w:t xml:space="preserve"> </w:t>
+      </w:r>
+      <w:r>
+        <w:rPr>
+          <w:bCs/>
+          <w:b/>
+        </w:rPr>
+        <w:t xml:space="preserve">Connection:</w:t>
+      </w:r>
+      <w:r>
+        <w:t xml:space="preserve"> </w:t>
+      </w:r>
+      <w:r>
+        <w:t xml:space="preserve">Shares a secret with Lt. Sevek from a mission neither of them talks about.</w:t>
+      </w:r>
+    </w:p>
+    <w:bookmarkEnd w:id="101"/>
+    <w:bookmarkEnd w:id="102"/>
+    <w:bookmarkStart w:id="103" w:name="advantages"/>
     <w:p>
       <w:pPr>
         <w:pStyle w:val="Heading1"/>
@@ -19160,8 +20209,8 @@
         </w:tc>
       </w:tr>
     </w:tbl>
-    <w:bookmarkEnd w:id="96"/>
-    <w:bookmarkStart w:id="110" w:name="species-advantages"/>
+    <w:bookmarkEnd w:id="103"/>
+    <w:bookmarkStart w:id="117" w:name="species-advantages"/>
     <w:p>
       <w:pPr>
         <w:pStyle w:val="Heading1"/>
@@ -19226,7 +20275,7 @@
         <w:t xml:space="preserve">A custom species advantage follows the same pattern: a narrow +2 or an ability with agreed limits, paired with a companion complication that has a clear trigger and a real consequence.</w:t>
       </w:r>
     </w:p>
-    <w:bookmarkStart w:id="97" w:name="human"/>
+    <w:bookmarkStart w:id="104" w:name="human"/>
     <w:p>
       <w:pPr>
         <w:pStyle w:val="Heading2"/>
@@ -19439,8 +20488,8 @@
         </w:tc>
       </w:tr>
     </w:tbl>
-    <w:bookmarkEnd w:id="97"/>
-    <w:bookmarkStart w:id="98" w:name="vulcan"/>
+    <w:bookmarkEnd w:id="104"/>
+    <w:bookmarkStart w:id="105" w:name="vulcan"/>
     <w:p>
       <w:pPr>
         <w:pStyle w:val="Heading2"/>
@@ -19715,8 +20764,8 @@
         </w:tc>
       </w:tr>
     </w:tbl>
-    <w:bookmarkEnd w:id="98"/>
-    <w:bookmarkStart w:id="99" w:name="andorian"/>
+    <w:bookmarkEnd w:id="105"/>
+    <w:bookmarkStart w:id="106" w:name="andorian"/>
     <w:p>
       <w:pPr>
         <w:pStyle w:val="Heading2"/>
@@ -19929,8 +20978,8 @@
         </w:tc>
       </w:tr>
     </w:tbl>
-    <w:bookmarkEnd w:id="99"/>
-    <w:bookmarkStart w:id="100" w:name="tellarite"/>
+    <w:bookmarkEnd w:id="106"/>
+    <w:bookmarkStart w:id="107" w:name="tellarite"/>
     <w:p>
       <w:pPr>
         <w:pStyle w:val="Heading2"/>
@@ -20143,8 +21192,8 @@
         </w:tc>
       </w:tr>
     </w:tbl>
-    <w:bookmarkEnd w:id="100"/>
-    <w:bookmarkStart w:id="101" w:name="aenar"/>
+    <w:bookmarkEnd w:id="107"/>
+    <w:bookmarkStart w:id="108" w:name="aenar"/>
     <w:p>
       <w:pPr>
         <w:pStyle w:val="Heading2"/>
@@ -20357,8 +21406,8 @@
         </w:tc>
       </w:tr>
     </w:tbl>
-    <w:bookmarkEnd w:id="101"/>
-    <w:bookmarkStart w:id="102" w:name="illyrian"/>
+    <w:bookmarkEnd w:id="108"/>
+    <w:bookmarkStart w:id="109" w:name="illyrian"/>
     <w:p>
       <w:pPr>
         <w:pStyle w:val="Heading2"/>
@@ -20571,8 +21620,8 @@
         </w:tc>
       </w:tr>
     </w:tbl>
-    <w:bookmarkEnd w:id="102"/>
-    <w:bookmarkStart w:id="103" w:name="lanthanite"/>
+    <w:bookmarkEnd w:id="109"/>
+    <w:bookmarkStart w:id="110" w:name="lanthanite"/>
     <w:p>
       <w:pPr>
         <w:pStyle w:val="Heading2"/>
@@ -20785,8 +21834,8 @@
         </w:tc>
       </w:tr>
     </w:tbl>
-    <w:bookmarkEnd w:id="103"/>
-    <w:bookmarkStart w:id="104" w:name="caitian"/>
+    <w:bookmarkEnd w:id="110"/>
+    <w:bookmarkStart w:id="111" w:name="caitian"/>
     <w:p>
       <w:pPr>
         <w:pStyle w:val="Heading2"/>
@@ -20999,8 +22048,8 @@
         </w:tc>
       </w:tr>
     </w:tbl>
-    <w:bookmarkEnd w:id="104"/>
-    <w:bookmarkStart w:id="105" w:name="aurelian"/>
+    <w:bookmarkEnd w:id="111"/>
+    <w:bookmarkStart w:id="112" w:name="aurelian"/>
     <w:p>
       <w:pPr>
         <w:pStyle w:val="Heading2"/>
@@ -21213,8 +22262,8 @@
         </w:tc>
       </w:tr>
     </w:tbl>
-    <w:bookmarkEnd w:id="105"/>
-    <w:bookmarkStart w:id="106" w:name="orion"/>
+    <w:bookmarkEnd w:id="112"/>
+    <w:bookmarkStart w:id="113" w:name="orion"/>
     <w:p>
       <w:pPr>
         <w:pStyle w:val="Heading2"/>
@@ -21427,8 +22476,8 @@
         </w:tc>
       </w:tr>
     </w:tbl>
-    <w:bookmarkEnd w:id="106"/>
-    <w:bookmarkStart w:id="107" w:name="denobulan"/>
+    <w:bookmarkEnd w:id="113"/>
+    <w:bookmarkStart w:id="114" w:name="denobulan"/>
     <w:p>
       <w:pPr>
         <w:pStyle w:val="Heading2"/>
@@ -21641,8 +22690,8 @@
         </w:tc>
       </w:tr>
     </w:tbl>
-    <w:bookmarkEnd w:id="107"/>
-    <w:bookmarkStart w:id="108" w:name="trill"/>
+    <w:bookmarkEnd w:id="114"/>
+    <w:bookmarkStart w:id="115" w:name="trill"/>
     <w:p>
       <w:pPr>
         <w:pStyle w:val="Heading2"/>
@@ -21863,8 +22912,8 @@
         </w:tc>
       </w:tr>
     </w:tbl>
-    <w:bookmarkEnd w:id="108"/>
-    <w:bookmarkStart w:id="109" w:name="saurian"/>
+    <w:bookmarkEnd w:id="115"/>
+    <w:bookmarkStart w:id="116" w:name="saurian"/>
     <w:p>
       <w:pPr>
         <w:pStyle w:val="Heading2"/>
@@ -22077,9 +23126,9 @@
         </w:tc>
       </w:tr>
     </w:tbl>
-    <w:bookmarkEnd w:id="109"/>
-    <w:bookmarkEnd w:id="110"/>
-    <w:bookmarkStart w:id="119" w:name="making-your-own"/>
+    <w:bookmarkEnd w:id="116"/>
+    <w:bookmarkEnd w:id="117"/>
+    <w:bookmarkStart w:id="126" w:name="making-your-own"/>
     <w:p>
       <w:pPr>
         <w:pStyle w:val="Heading1"/>
@@ -22112,7 +23161,7 @@
         <w:t xml:space="preserve">option at the end of each list, and its checklist holds a custom choice to the same rules as everything else.</w:t>
       </w:r>
     </w:p>
-    <w:bookmarkStart w:id="111" w:name="a-custom-department"/>
+    <w:bookmarkStart w:id="118" w:name="a-custom-department"/>
     <w:p>
       <w:pPr>
         <w:pStyle w:val="Heading2"/>
@@ -22133,7 +23182,7 @@
       <w:pPr>
         <w:numPr>
           <w:ilvl w:val="0"/>
-          <w:numId w:val="1030"/>
+          <w:numId w:val="1036"/>
         </w:numPr>
         <w:pStyle w:val="Compact"/>
       </w:pPr>
@@ -22179,7 +23228,7 @@
       <w:pPr>
         <w:numPr>
           <w:ilvl w:val="0"/>
-          <w:numId w:val="1030"/>
+          <w:numId w:val="1036"/>
         </w:numPr>
         <w:pStyle w:val="Compact"/>
       </w:pPr>
@@ -22201,7 +23250,7 @@
       <w:pPr>
         <w:numPr>
           <w:ilvl w:val="0"/>
-          <w:numId w:val="1030"/>
+          <w:numId w:val="1036"/>
         </w:numPr>
         <w:pStyle w:val="Compact"/>
       </w:pPr>
@@ -22223,7 +23272,7 @@
       <w:pPr>
         <w:numPr>
           <w:ilvl w:val="0"/>
-          <w:numId w:val="1030"/>
+          <w:numId w:val="1036"/>
         </w:numPr>
         <w:pStyle w:val="Compact"/>
       </w:pPr>
@@ -22288,8 +23337,8 @@
         <w:t xml:space="preserve">.</w:t>
       </w:r>
     </w:p>
-    <w:bookmarkEnd w:id="111"/>
-    <w:bookmarkStart w:id="118" w:name="a-custom-species"/>
+    <w:bookmarkEnd w:id="118"/>
+    <w:bookmarkStart w:id="125" w:name="a-custom-species"/>
     <w:p>
       <w:pPr>
         <w:pStyle w:val="Heading2"/>
@@ -22306,7 +23355,7 @@
         <w:t xml:space="preserve">Build it with the GM, one step at a time.</w:t>
       </w:r>
     </w:p>
-    <w:bookmarkStart w:id="112" w:name="the-concept"/>
+    <w:bookmarkStart w:id="119" w:name="the-concept"/>
     <w:p>
       <w:pPr>
         <w:pStyle w:val="Heading3"/>
@@ -22323,8 +23372,8 @@
         <w:t xml:space="preserve">Two or three sentences: where they come from, what sets them apart, and how others see them. It should be something the species in this book don’t already cover.</w:t>
       </w:r>
     </w:p>
-    <w:bookmarkEnd w:id="112"/>
-    <w:bookmarkStart w:id="113" w:name="attribute-adjustments"/>
+    <w:bookmarkEnd w:id="119"/>
+    <w:bookmarkStart w:id="120" w:name="attribute-adjustments"/>
     <w:p>
       <w:pPr>
         <w:pStyle w:val="Heading3"/>
@@ -22394,8 +23443,8 @@
         <w:t xml:space="preserve">of +1 or −1 to Move. Most have none. It isn’t an attribute adjustment and needn’t balance.</w:t>
       </w:r>
     </w:p>
-    <w:bookmarkEnd w:id="113"/>
-    <w:bookmarkStart w:id="114" w:name="core-rules"/>
+    <w:bookmarkEnd w:id="120"/>
+    <w:bookmarkStart w:id="121" w:name="core-rules"/>
     <w:p>
       <w:pPr>
         <w:pStyle w:val="Heading3"/>
@@ -22412,8 +23461,8 @@
         <w:t xml:space="preserve">One to three short rules that always apply: what they can do (see in the dark, resist cold, a free Trained skill) and what it costs (a weakness, a people’s distrust, a hazard they can’t abide). A strength with no drawback is worth more than it looks.</w:t>
       </w:r>
     </w:p>
-    <w:bookmarkEnd w:id="114"/>
-    <w:bookmarkStart w:id="115" w:name="species-advantages-1"/>
+    <w:bookmarkEnd w:id="121"/>
+    <w:bookmarkStart w:id="122" w:name="species-advantages-1"/>
     <w:p>
       <w:pPr>
         <w:pStyle w:val="Heading3"/>
@@ -22468,8 +23517,8 @@
         <w:t xml:space="preserve">: a problem the trait causes, with a clear trigger and a real consequence, which earns a Duty point when it bites, like any complication. A character takes one advantage, general or species, so make them distinct choices.</w:t>
       </w:r>
     </w:p>
-    <w:bookmarkEnd w:id="115"/>
-    <w:bookmarkStart w:id="116" w:name="in-the-creator"/>
+    <w:bookmarkEnd w:id="122"/>
+    <w:bookmarkStart w:id="123" w:name="in-the-creator"/>
     <w:p>
       <w:pPr>
         <w:pStyle w:val="Heading3"/>
@@ -22482,7 +23531,7 @@
       <w:pPr>
         <w:numPr>
           <w:ilvl w:val="0"/>
-          <w:numId w:val="1031"/>
+          <w:numId w:val="1037"/>
         </w:numPr>
         <w:pStyle w:val="Compact"/>
       </w:pPr>
@@ -22510,7 +23559,7 @@
       <w:pPr>
         <w:numPr>
           <w:ilvl w:val="0"/>
-          <w:numId w:val="1031"/>
+          <w:numId w:val="1037"/>
         </w:numPr>
         <w:pStyle w:val="Compact"/>
       </w:pPr>
@@ -22522,7 +23571,7 @@
       <w:pPr>
         <w:numPr>
           <w:ilvl w:val="0"/>
-          <w:numId w:val="1031"/>
+          <w:numId w:val="1037"/>
         </w:numPr>
         <w:pStyle w:val="Compact"/>
       </w:pPr>
@@ -22550,7 +23599,7 @@
       <w:pPr>
         <w:numPr>
           <w:ilvl w:val="0"/>
-          <w:numId w:val="1031"/>
+          <w:numId w:val="1037"/>
         </w:numPr>
         <w:pStyle w:val="Compact"/>
       </w:pPr>
@@ -22574,8 +23623,8 @@
         <w:t xml:space="preserve">and enter the advantage and its companion complication.</w:t>
       </w:r>
     </w:p>
-    <w:bookmarkEnd w:id="116"/>
-    <w:bookmarkStart w:id="117" w:name="example"/>
+    <w:bookmarkEnd w:id="123"/>
+    <w:bookmarkStart w:id="124" w:name="example"/>
     <w:p>
       <w:pPr>
         <w:pStyle w:val="Heading3"/>
@@ -22680,10 +23729,10 @@
         <w:t xml:space="preserve">: dry, cramped ships wear on you; when it matters, accept the short temper or the mistake.</w:t>
       </w:r>
     </w:p>
-    <w:bookmarkEnd w:id="117"/>
-    <w:bookmarkEnd w:id="118"/>
-    <w:bookmarkEnd w:id="119"/>
-    <w:bookmarkStart w:id="121" w:name="complications"/>
+    <w:bookmarkEnd w:id="124"/>
+    <w:bookmarkEnd w:id="125"/>
+    <w:bookmarkEnd w:id="126"/>
+    <w:bookmarkStart w:id="128" w:name="complications"/>
     <w:p>
       <w:pPr>
         <w:pStyle w:val="Heading1"/>
@@ -23297,7 +24346,7 @@
         </w:tc>
       </w:tr>
     </w:tbl>
-    <w:bookmarkStart w:id="120" w:name="using-and-revising-traits"/>
+    <w:bookmarkStart w:id="127" w:name="using-and-revising-traits"/>
     <w:p>
       <w:pPr>
         <w:pStyle w:val="Heading2"/>
@@ -23314,9 +24363,9 @@
         <w:t xml:space="preserve">General advantages and complications describe individual crew members and can suit any species when appropriate. A Vulcan might choose Mental Discipline as a general advantage; species advantages are the only traits tied to a species. At a mission milestone, revise a trait when events change the character. Custom advantages follow the same narrow +2 benefit; custom complications need a clear trigger and a meaningful, accepted consequence.</w:t>
       </w:r>
     </w:p>
-    <w:bookmarkEnd w:id="120"/>
-    <w:bookmarkEnd w:id="121"/>
-    <w:bookmarkStart w:id="125" w:name="quick-reference"/>
+    <w:bookmarkEnd w:id="127"/>
+    <w:bookmarkEnd w:id="128"/>
+    <w:bookmarkStart w:id="132" w:name="quick-reference"/>
     <w:p>
       <w:pPr>
         <w:pStyle w:val="Heading1"/>
@@ -23325,7 +24374,7 @@
         <w:t xml:space="preserve">Quick reference</w:t>
       </w:r>
     </w:p>
-    <w:bookmarkStart w:id="122" w:name="will-and-mental-resistance"/>
+    <w:bookmarkStart w:id="129" w:name="will-and-mental-resistance"/>
     <w:p>
       <w:pPr>
         <w:pStyle w:val="Heading2"/>
@@ -23347,7 +24396,20 @@
         <w:pStyle w:val="BodyText"/>
       </w:pPr>
       <w:r>
-        <w:t xml:space="preserve">Before the roll, the GM states the possible effect and its duration. Failed fear or concentration rolls normally cause brief hesitation or −2 on your next action, rather than forcing a belief or personal decision. Mental intrusion can impose a specific effect established before the roll; resisting that effect does not reveal the intruder’s identity or intentions.</w:t>
+        <w:t xml:space="preserve">Before the roll, the GM states the possible effect and its duration. A failed fear roll leaves you Frightened (see</w:t>
+      </w:r>
+      <w:r>
+        <w:t xml:space="preserve"> </w:t>
+      </w:r>
+      <w:r>
+        <w:rPr>
+          <w:iCs/>
+          <w:i/>
+        </w:rPr>
+        <w:t xml:space="preserve">Fear and other conditions</w:t>
+      </w:r>
+      <w:r>
+        <w:t xml:space="preserve">); a failed concentration roll gives −2 on your next action. Neither forces a belief or personal decision. Mental intrusion can impose a specific effect established before the roll; resisting that effect does not reveal the intruder’s identity or intentions.</w:t>
       </w:r>
     </w:p>
     <w:p>
@@ -23358,8 +24420,8 @@
         <w:t xml:space="preserve">Will protects your resolve; Presence influences others. Leadership and Diplomacy still use Presence. Species adjustments may change your starting Will, but mental advantages apply only to their agreed, narrow circumstances.</w:t>
       </w:r>
     </w:p>
-    <w:bookmarkEnd w:id="122"/>
-    <w:bookmarkStart w:id="123" w:name="at-the-table"/>
+    <w:bookmarkEnd w:id="129"/>
+    <w:bookmarkStart w:id="130" w:name="at-the-table"/>
     <w:p>
       <w:pPr>
         <w:pStyle w:val="Heading2"/>
@@ -23372,7 +24434,7 @@
       <w:pPr>
         <w:numPr>
           <w:ilvl w:val="0"/>
-          <w:numId w:val="1032"/>
+          <w:numId w:val="1038"/>
         </w:numPr>
         <w:pStyle w:val="Compact"/>
       </w:pPr>
@@ -23384,7 +24446,7 @@
       <w:pPr>
         <w:numPr>
           <w:ilvl w:val="0"/>
-          <w:numId w:val="1032"/>
+          <w:numId w:val="1038"/>
         </w:numPr>
         <w:pStyle w:val="Compact"/>
       </w:pPr>
@@ -23396,7 +24458,7 @@
       <w:pPr>
         <w:numPr>
           <w:ilvl w:val="0"/>
-          <w:numId w:val="1032"/>
+          <w:numId w:val="1038"/>
         </w:numPr>
         <w:pStyle w:val="Compact"/>
       </w:pPr>
@@ -23408,7 +24470,7 @@
       <w:pPr>
         <w:numPr>
           <w:ilvl w:val="0"/>
-          <w:numId w:val="1032"/>
+          <w:numId w:val="1038"/>
         </w:numPr>
         <w:pStyle w:val="Compact"/>
       </w:pPr>
@@ -23420,7 +24482,7 @@
       <w:pPr>
         <w:numPr>
           <w:ilvl w:val="0"/>
-          <w:numId w:val="1032"/>
+          <w:numId w:val="1038"/>
         </w:numPr>
         <w:pStyle w:val="Compact"/>
       </w:pPr>
@@ -23428,8 +24490,8 @@
         <w:t xml:space="preserve">Apply the result and describe what changes.</w:t>
       </w:r>
     </w:p>
-    <w:bookmarkEnd w:id="123"/>
-    <w:bookmarkStart w:id="124" w:name="summary"/>
+    <w:bookmarkEnd w:id="130"/>
+    <w:bookmarkStart w:id="131" w:name="summary"/>
     <w:p>
       <w:pPr>
         <w:pStyle w:val="Heading2"/>
@@ -23726,8 +24788,8 @@
         <w:t xml:space="preserve">start each session with two. Spend one to reroll, reduce an injury by one box, or establish a plausible preparation. Earn one when an accepted complication, including a companion complication, creates a meaningful problem.</w:t>
       </w:r>
     </w:p>
-    <w:bookmarkEnd w:id="124"/>
-    <w:bookmarkEnd w:id="125"/>
+    <w:bookmarkEnd w:id="131"/>
+    <w:bookmarkEnd w:id="132"/>
     <w:sectPr/>
   </w:body>
 </w:document>
@@ -24077,6 +25139,9 @@
     <w:abstractNumId w:val="991"/>
   </w:num>
   <w:num w:numId="1009">
+    <w:abstractNumId w:val="991"/>
+  </w:num>
+  <w:num w:numId="1010">
     <w:abstractNumId w:val="99411"/>
     <w:lvlOverride w:ilvl="0">
       <w:startOverride w:val="1"/>
@@ -24105,9 +25170,6 @@
     <w:lvlOverride w:ilvl="8">
       <w:startOverride w:val="1"/>
     </w:lvlOverride>
-  </w:num>
-  <w:num w:numId="1010">
-    <w:abstractNumId w:val="991"/>
   </w:num>
   <w:num w:numId="1011">
     <w:abstractNumId w:val="991"/>
@@ -24146,6 +25208,24 @@
     <w:abstractNumId w:val="991"/>
   </w:num>
   <w:num w:numId="1023">
+    <w:abstractNumId w:val="991"/>
+  </w:num>
+  <w:num w:numId="1024">
+    <w:abstractNumId w:val="991"/>
+  </w:num>
+  <w:num w:numId="1025">
+    <w:abstractNumId w:val="991"/>
+  </w:num>
+  <w:num w:numId="1026">
+    <w:abstractNumId w:val="991"/>
+  </w:num>
+  <w:num w:numId="1027">
+    <w:abstractNumId w:val="991"/>
+  </w:num>
+  <w:num w:numId="1028">
+    <w:abstractNumId w:val="991"/>
+  </w:num>
+  <w:num w:numId="1029">
     <w:abstractNumId w:val="99411"/>
     <w:lvlOverride w:ilvl="0">
       <w:startOverride w:val="1"/>
@@ -24175,25 +25255,25 @@
       <w:startOverride w:val="1"/>
     </w:lvlOverride>
   </w:num>
-  <w:num w:numId="1024">
+  <w:num w:numId="1030">
     <w:abstractNumId w:val="991"/>
   </w:num>
-  <w:num w:numId="1025">
+  <w:num w:numId="1031">
     <w:abstractNumId w:val="991"/>
   </w:num>
-  <w:num w:numId="1026">
+  <w:num w:numId="1032">
     <w:abstractNumId w:val="991"/>
   </w:num>
-  <w:num w:numId="1027">
+  <w:num w:numId="1033">
     <w:abstractNumId w:val="991"/>
   </w:num>
-  <w:num w:numId="1028">
+  <w:num w:numId="1034">
     <w:abstractNumId w:val="991"/>
   </w:num>
-  <w:num w:numId="1029">
+  <w:num w:numId="1035">
     <w:abstractNumId w:val="991"/>
   </w:num>
-  <w:num w:numId="1030">
+  <w:num w:numId="1036">
     <w:abstractNumId w:val="99411"/>
     <w:lvlOverride w:ilvl="0">
       <w:startOverride w:val="1"/>
@@ -24223,7 +25303,7 @@
       <w:startOverride w:val="1"/>
     </w:lvlOverride>
   </w:num>
-  <w:num w:numId="1031">
+  <w:num w:numId="1037">
     <w:abstractNumId w:val="99411"/>
     <w:lvlOverride w:ilvl="0">
       <w:startOverride w:val="1"/>
@@ -24253,7 +25333,7 @@
       <w:startOverride w:val="1"/>
     </w:lvlOverride>
   </w:num>
-  <w:num w:numId="1032">
+  <w:num w:numId="1038">
     <w:abstractNumId w:val="99411"/>
     <w:lvlOverride w:ilvl="0">
       <w:startOverride w:val="1"/>
